--- a/nearkart_backend/docs/NearKart_Master_API_Testing_Guide.docx
+++ b/nearkart_backend/docs/NearKart_Master_API_Testing_Guide.docx
@@ -157,6 +157,20 @@
     </w:p>
     <w:p>
       <w:pPr>
+        <w:ind w:left="288"/>
+        <w:shd w:val="clear" w:color="auto" w:fill="FFF3CD"/>
+      </w:pPr>
+      <w:r>
+        <w:rPr>
+          <w:i/>
+          <w:color w:val="7D4E00"/>
+          <w:sz w:val="20"/>
+        </w:rPr>
+        <w:t xml:space="preserve">  ⚠️  If db or redis shows "error" → run: docker compose up -d</w:t>
+      </w:r>
+    </w:p>
+    <w:p>
+      <w:pPr>
         <w:pStyle w:val="Heading2"/>
       </w:pPr>
       <w:r>
@@ -224,6 +238,19 @@
         <w:t xml:space="preserve">  💡  Use Swagger to READ what endpoints exist and what fields they need.</w:t>
         <w:br/>
         <w:t>Use Postman or curl for actual testing — Swagger has display bugs with expired tokens.</w:t>
+        <w:br/>
+        <w:br/>
+        <w:t>How to use Swagger:</w:t>
+        <w:br/>
+        <w:t xml:space="preserve">  1. Open http://localhost:8000/api/docs/ in browser</w:t>
+        <w:br/>
+        <w:t xml:space="preserve">  2. Each endpoint has pre-filled example request bodies — click the endpoint, then "Try it out"</w:t>
+        <w:br/>
+        <w:t xml:space="preserve">  3. For protected endpoints: first run OTP send + verify → copy "access" token</w:t>
+        <w:br/>
+        <w:t xml:space="preserve">  4. Click the "Authorize" button (top of page) → paste:  Bearer eyJhbGci...</w:t>
+        <w:br/>
+        <w:t xml:space="preserve">  5. Now all protected endpoints will use your token automatically</w:t>
       </w:r>
     </w:p>
     <w:p>
@@ -231,25 +258,237 @@
         <w:pStyle w:val="Heading2"/>
       </w:pPr>
       <w:r>
-        <w:t>1.4  Setup Postman Environment (Do Once)</w:t>
+        <w:t>1.4  Phone Number Format Rules  (IMPORTANT)</w:t>
       </w:r>
     </w:p>
     <w:p>
+      <w:pPr>
+        <w:ind w:left="288"/>
+        <w:shd w:val="clear" w:color="auto" w:fill="FFF3CD"/>
+      </w:pPr>
       <w:r>
         <w:rPr>
-          <w:b w:val="0"/>
-          <w:sz w:val="22"/>
+          <w:i/>
+          <w:color w:val="7D4E00"/>
+          <w:sz w:val="20"/>
         </w:rPr>
-        <w:t>1.  Open Postman → Environments → + → Name: NearKart Local</w:t>
+        <w:t xml:space="preserve">  ⚠️  Every phone number in NearKart must follow the exact Indian mobile format.</w:t>
+        <w:br/>
+        <w:t>A single wrong character causes a 400 validation error.</w:t>
       </w:r>
     </w:p>
     <w:p>
       <w:r>
         <w:rPr>
-          <w:b w:val="0"/>
-          <w:sz w:val="22"/>
+          <w:b/>
+          <w:sz w:val="20"/>
         </w:rPr>
-        <w:t>2.  Add these variables:</w:t>
+        <w:t>Format pattern:</w:t>
+      </w:r>
+    </w:p>
+    <w:p>
+      <w:pPr>
+        <w:spacing w:before="40" w:after="40"/>
+        <w:ind w:left="288"/>
+        <w:shd w:val="clear" w:color="auto" w:fill="F0F0F0"/>
+      </w:pPr>
+      <w:r>
+        <w:rPr>
+          <w:rFonts w:ascii="Courier New" w:hAnsi="Courier New"/>
+          <w:color w:val="1A1A8C"/>
+          <w:sz w:val="18"/>
+        </w:rPr>
+        <w:t>+91XXXXXXXXXX</w:t>
+        <w:br/>
+        <w:br/>
+        <w:t>Where:</w:t>
+        <w:br/>
+        <w:t xml:space="preserve">  +91    = India country code (required, with the + sign)</w:t>
+        <w:br/>
+        <w:t xml:space="preserve">  X      = 10 digits</w:t>
+        <w:br/>
+        <w:t xml:space="preserve">  First digit must be 6, 7, 8, or 9 (Indian mobile range)</w:t>
+      </w:r>
+    </w:p>
+    <w:p>
+      <w:r>
+        <w:rPr>
+          <w:b/>
+          <w:sz w:val="20"/>
+        </w:rPr>
+        <w:t>Valid examples:</w:t>
+      </w:r>
+    </w:p>
+    <w:tbl>
+      <w:tblPr>
+        <w:tblStyle w:val="TableGrid"/>
+        <w:tblW w:type="auto" w:w="0"/>
+        <w:jc w:val="left"/>
+        <w:tblLook w:firstColumn="1" w:firstRow="1" w:lastColumn="0" w:lastRow="0" w:noHBand="0" w:noVBand="1" w:val="04A0"/>
+      </w:tblPr>
+      <w:tblGrid>
+        <w:gridCol w:w="4824"/>
+        <w:gridCol w:w="4824"/>
+      </w:tblGrid>
+      <w:tr>
+        <w:tc>
+          <w:tcPr>
+            <w:tcW w:type="dxa" w:w="2880"/>
+            <w:shd w:val="clear" w:color="auto" w:fill="155724"/>
+          </w:tcPr>
+          <w:p>
+            <w:r>
+              <w:rPr>
+                <w:b/>
+                <w:color w:val="FFFFFF"/>
+                <w:sz w:val="20"/>
+              </w:rPr>
+              <w:t>Phone Number</w:t>
+            </w:r>
+          </w:p>
+        </w:tc>
+        <w:tc>
+          <w:tcPr>
+            <w:tcW w:type="dxa" w:w="6480"/>
+            <w:shd w:val="clear" w:color="auto" w:fill="155724"/>
+          </w:tcPr>
+          <w:p>
+            <w:r>
+              <w:rPr>
+                <w:b/>
+                <w:color w:val="FFFFFF"/>
+                <w:sz w:val="20"/>
+              </w:rPr>
+              <w:t>Why It Is Valid</w:t>
+            </w:r>
+          </w:p>
+        </w:tc>
+      </w:tr>
+      <w:tr>
+        <w:tc>
+          <w:tcPr>
+            <w:tcW w:type="dxa" w:w="2880"/>
+            <w:shd w:val="clear" w:color="auto" w:fill="D4EDDA"/>
+          </w:tcPr>
+          <w:p>
+            <w:r>
+              <w:rPr>
+                <w:sz w:val="19"/>
+              </w:rPr>
+              <w:t>+919999999999</w:t>
+            </w:r>
+          </w:p>
+        </w:tc>
+        <w:tc>
+          <w:tcPr>
+            <w:tcW w:type="dxa" w:w="6480"/>
+            <w:shd w:val="clear" w:color="auto" w:fill="D4EDDA"/>
+          </w:tcPr>
+          <w:p>
+            <w:r>
+              <w:rPr>
+                <w:sz w:val="19"/>
+              </w:rPr>
+              <w:t>Starts with +91, 10 digits, first digit is 9</w:t>
+            </w:r>
+          </w:p>
+        </w:tc>
+      </w:tr>
+      <w:tr>
+        <w:tc>
+          <w:tcPr>
+            <w:tcW w:type="dxa" w:w="2880"/>
+          </w:tcPr>
+          <w:p>
+            <w:r>
+              <w:rPr>
+                <w:sz w:val="19"/>
+              </w:rPr>
+              <w:t>+916000000001</w:t>
+            </w:r>
+          </w:p>
+        </w:tc>
+        <w:tc>
+          <w:tcPr>
+            <w:tcW w:type="dxa" w:w="6480"/>
+          </w:tcPr>
+          <w:p>
+            <w:r>
+              <w:rPr>
+                <w:sz w:val="19"/>
+              </w:rPr>
+              <w:t>Starts with +91, 10 digits, first digit is 6</w:t>
+            </w:r>
+          </w:p>
+        </w:tc>
+      </w:tr>
+      <w:tr>
+        <w:tc>
+          <w:tcPr>
+            <w:tcW w:type="dxa" w:w="2880"/>
+            <w:shd w:val="clear" w:color="auto" w:fill="D4EDDA"/>
+          </w:tcPr>
+          <w:p>
+            <w:r>
+              <w:rPr>
+                <w:sz w:val="19"/>
+              </w:rPr>
+              <w:t>+917500000000</w:t>
+            </w:r>
+          </w:p>
+        </w:tc>
+        <w:tc>
+          <w:tcPr>
+            <w:tcW w:type="dxa" w:w="6480"/>
+            <w:shd w:val="clear" w:color="auto" w:fill="D4EDDA"/>
+          </w:tcPr>
+          <w:p>
+            <w:r>
+              <w:rPr>
+                <w:sz w:val="19"/>
+              </w:rPr>
+              <w:t>Starts with +91, 10 digits, first digit is 7</w:t>
+            </w:r>
+          </w:p>
+        </w:tc>
+      </w:tr>
+      <w:tr>
+        <w:tc>
+          <w:tcPr>
+            <w:tcW w:type="dxa" w:w="2880"/>
+          </w:tcPr>
+          <w:p>
+            <w:r>
+              <w:rPr>
+                <w:sz w:val="19"/>
+              </w:rPr>
+              <w:t>+918123456789</w:t>
+            </w:r>
+          </w:p>
+        </w:tc>
+        <w:tc>
+          <w:tcPr>
+            <w:tcW w:type="dxa" w:w="6480"/>
+          </w:tcPr>
+          <w:p>
+            <w:r>
+              <w:rPr>
+                <w:sz w:val="19"/>
+              </w:rPr>
+              <w:t>Starts with +91, 10 digits, first digit is 8</w:t>
+            </w:r>
+          </w:p>
+        </w:tc>
+      </w:tr>
+    </w:tbl>
+    <w:p/>
+    <w:p>
+      <w:r>
+        <w:rPr>
+          <w:b/>
+          <w:sz w:val="20"/>
+        </w:rPr>
+        <w:t>Invalid examples — these will return 400 error:</w:t>
       </w:r>
     </w:p>
     <w:tbl>
@@ -267,8 +506,8 @@
       <w:tr>
         <w:tc>
           <w:tcPr>
-            <w:tcW w:type="dxa" w:w="2160"/>
-            <w:shd w:val="clear" w:color="auto" w:fill="1F4E79"/>
+            <w:tcW w:type="dxa" w:w="2592"/>
+            <w:shd w:val="clear" w:color="auto" w:fill="721C24"/>
           </w:tcPr>
           <w:p>
             <w:r>
@@ -277,14 +516,14 @@
                 <w:color w:val="FFFFFF"/>
                 <w:sz w:val="20"/>
               </w:rPr>
-              <w:t>Variable</w:t>
+              <w:t>Wrong Input</w:t>
             </w:r>
           </w:p>
         </w:tc>
         <w:tc>
           <w:tcPr>
             <w:tcW w:type="dxa" w:w="3168"/>
-            <w:shd w:val="clear" w:color="auto" w:fill="1F4E79"/>
+            <w:shd w:val="clear" w:color="auto" w:fill="721C24"/>
           </w:tcPr>
           <w:p>
             <w:r>
@@ -293,14 +532,14 @@
                 <w:color w:val="FFFFFF"/>
                 <w:sz w:val="20"/>
               </w:rPr>
-              <w:t>Initial Value</w:t>
-            </w:r>
-          </w:p>
-        </w:tc>
-        <w:tc>
-          <w:tcPr>
-            <w:tcW w:type="dxa" w:w="4032"/>
-            <w:shd w:val="clear" w:color="auto" w:fill="1F4E79"/>
+              <w:t>Error Reason</w:t>
+            </w:r>
+          </w:p>
+        </w:tc>
+        <w:tc>
+          <w:tcPr>
+            <w:tcW w:type="dxa" w:w="2592"/>
+            <w:shd w:val="clear" w:color="auto" w:fill="721C24"/>
           </w:tcPr>
           <w:p>
             <w:r>
@@ -309,7 +548,7 @@
                 <w:color w:val="FFFFFF"/>
                 <w:sz w:val="20"/>
               </w:rPr>
-              <w:t>How It Gets Set</w:t>
+              <w:t>Correct Version</w:t>
             </w:r>
           </w:p>
         </w:tc>
@@ -317,43 +556,43 @@
       <w:tr>
         <w:tc>
           <w:tcPr>
-            <w:tcW w:type="dxa" w:w="2160"/>
-            <w:shd w:val="clear" w:color="auto" w:fill="DEEAF1"/>
-          </w:tcPr>
-          <w:p>
-            <w:r>
-              <w:rPr>
-                <w:sz w:val="19"/>
-              </w:rPr>
-              <w:t>base_url</w:t>
+            <w:tcW w:type="dxa" w:w="2592"/>
+            <w:shd w:val="clear" w:color="auto" w:fill="F8D7DA"/>
+          </w:tcPr>
+          <w:p>
+            <w:r>
+              <w:rPr>
+                <w:sz w:val="19"/>
+              </w:rPr>
+              <w:t>9999999999</w:t>
             </w:r>
           </w:p>
         </w:tc>
         <w:tc>
           <w:tcPr>
             <w:tcW w:type="dxa" w:w="3168"/>
-            <w:shd w:val="clear" w:color="auto" w:fill="DEEAF1"/>
-          </w:tcPr>
-          <w:p>
-            <w:r>
-              <w:rPr>
-                <w:sz w:val="19"/>
-              </w:rPr>
-              <w:t>http://localhost:8000/api/v1</w:t>
-            </w:r>
-          </w:p>
-        </w:tc>
-        <w:tc>
-          <w:tcPr>
-            <w:tcW w:type="dxa" w:w="4032"/>
-            <w:shd w:val="clear" w:color="auto" w:fill="DEEAF1"/>
-          </w:tcPr>
-          <w:p>
-            <w:r>
-              <w:rPr>
-                <w:sz w:val="19"/>
-              </w:rPr>
-              <w:t>Set manually once</w:t>
+            <w:shd w:val="clear" w:color="auto" w:fill="F8D7DA"/>
+          </w:tcPr>
+          <w:p>
+            <w:r>
+              <w:rPr>
+                <w:sz w:val="19"/>
+              </w:rPr>
+              <w:t>Missing +91 prefix</w:t>
+            </w:r>
+          </w:p>
+        </w:tc>
+        <w:tc>
+          <w:tcPr>
+            <w:tcW w:type="dxa" w:w="2592"/>
+            <w:shd w:val="clear" w:color="auto" w:fill="F8D7DA"/>
+          </w:tcPr>
+          <w:p>
+            <w:r>
+              <w:rPr>
+                <w:sz w:val="19"/>
+              </w:rPr>
+              <w:t>+919999999999</w:t>
             </w:r>
           </w:p>
         </w:tc>
@@ -361,14 +600,14 @@
       <w:tr>
         <w:tc>
           <w:tcPr>
-            <w:tcW w:type="dxa" w:w="2160"/>
-          </w:tcPr>
-          <w:p>
-            <w:r>
-              <w:rPr>
-                <w:sz w:val="19"/>
-              </w:rPr>
-              <w:t>vendor_token</w:t>
+            <w:tcW w:type="dxa" w:w="2592"/>
+          </w:tcPr>
+          <w:p>
+            <w:r>
+              <w:rPr>
+                <w:sz w:val="19"/>
+              </w:rPr>
+              <w:t>919999999999</w:t>
             </w:r>
           </w:p>
         </w:tc>
@@ -381,20 +620,20 @@
               <w:rPr>
                 <w:sz w:val="19"/>
               </w:rPr>
-              <w:t>(empty)</w:t>
-            </w:r>
-          </w:p>
-        </w:tc>
-        <w:tc>
-          <w:tcPr>
-            <w:tcW w:type="dxa" w:w="4032"/>
-          </w:tcPr>
-          <w:p>
-            <w:r>
-              <w:rPr>
-                <w:sz w:val="19"/>
-              </w:rPr>
-              <w:t>Auto-filled by OTP verify request</w:t>
+              <w:t>Missing + sign (has 91 but no +)</w:t>
+            </w:r>
+          </w:p>
+        </w:tc>
+        <w:tc>
+          <w:tcPr>
+            <w:tcW w:type="dxa" w:w="2592"/>
+          </w:tcPr>
+          <w:p>
+            <w:r>
+              <w:rPr>
+                <w:sz w:val="19"/>
+              </w:rPr>
+              <w:t>+919999999999</w:t>
             </w:r>
           </w:p>
         </w:tc>
@@ -402,43 +641,43 @@
       <w:tr>
         <w:tc>
           <w:tcPr>
-            <w:tcW w:type="dxa" w:w="2160"/>
-            <w:shd w:val="clear" w:color="auto" w:fill="DEEAF1"/>
-          </w:tcPr>
-          <w:p>
-            <w:r>
-              <w:rPr>
-                <w:sz w:val="19"/>
-              </w:rPr>
-              <w:t>customer_token</w:t>
+            <w:tcW w:type="dxa" w:w="2592"/>
+            <w:shd w:val="clear" w:color="auto" w:fill="F8D7DA"/>
+          </w:tcPr>
+          <w:p>
+            <w:r>
+              <w:rPr>
+                <w:sz w:val="19"/>
+              </w:rPr>
+              <w:t>+91 9999999999</w:t>
             </w:r>
           </w:p>
         </w:tc>
         <w:tc>
           <w:tcPr>
             <w:tcW w:type="dxa" w:w="3168"/>
-            <w:shd w:val="clear" w:color="auto" w:fill="DEEAF1"/>
-          </w:tcPr>
-          <w:p>
-            <w:r>
-              <w:rPr>
-                <w:sz w:val="19"/>
-              </w:rPr>
-              <w:t>(empty)</w:t>
-            </w:r>
-          </w:p>
-        </w:tc>
-        <w:tc>
-          <w:tcPr>
-            <w:tcW w:type="dxa" w:w="4032"/>
-            <w:shd w:val="clear" w:color="auto" w:fill="DEEAF1"/>
-          </w:tcPr>
-          <w:p>
-            <w:r>
-              <w:rPr>
-                <w:sz w:val="19"/>
-              </w:rPr>
-              <w:t>Auto-filled by OTP verify request</w:t>
+            <w:shd w:val="clear" w:color="auto" w:fill="F8D7DA"/>
+          </w:tcPr>
+          <w:p>
+            <w:r>
+              <w:rPr>
+                <w:sz w:val="19"/>
+              </w:rPr>
+              <w:t>Space between +91 and digits</w:t>
+            </w:r>
+          </w:p>
+        </w:tc>
+        <w:tc>
+          <w:tcPr>
+            <w:tcW w:type="dxa" w:w="2592"/>
+            <w:shd w:val="clear" w:color="auto" w:fill="F8D7DA"/>
+          </w:tcPr>
+          <w:p>
+            <w:r>
+              <w:rPr>
+                <w:sz w:val="19"/>
+              </w:rPr>
+              <w:t>+919999999999</w:t>
             </w:r>
           </w:p>
         </w:tc>
@@ -446,14 +685,14 @@
       <w:tr>
         <w:tc>
           <w:tcPr>
-            <w:tcW w:type="dxa" w:w="2160"/>
-          </w:tcPr>
-          <w:p>
-            <w:r>
-              <w:rPr>
-                <w:sz w:val="19"/>
-              </w:rPr>
-              <w:t>store_id</w:t>
+            <w:tcW w:type="dxa" w:w="2592"/>
+          </w:tcPr>
+          <w:p>
+            <w:r>
+              <w:rPr>
+                <w:sz w:val="19"/>
+              </w:rPr>
+              <w:t>+91-9999999999</w:t>
             </w:r>
           </w:p>
         </w:tc>
@@ -466,20 +705,20 @@
               <w:rPr>
                 <w:sz w:val="19"/>
               </w:rPr>
-              <w:t>(empty)</w:t>
-            </w:r>
-          </w:p>
-        </w:tc>
-        <w:tc>
-          <w:tcPr>
-            <w:tcW w:type="dxa" w:w="4032"/>
-          </w:tcPr>
-          <w:p>
-            <w:r>
-              <w:rPr>
-                <w:sz w:val="19"/>
-              </w:rPr>
-              <w:t>Copy from store create response</w:t>
+              <w:t>Hyphen between +91 and digits</w:t>
+            </w:r>
+          </w:p>
+        </w:tc>
+        <w:tc>
+          <w:tcPr>
+            <w:tcW w:type="dxa" w:w="2592"/>
+          </w:tcPr>
+          <w:p>
+            <w:r>
+              <w:rPr>
+                <w:sz w:val="19"/>
+              </w:rPr>
+              <w:t>+919999999999</w:t>
             </w:r>
           </w:p>
         </w:tc>
@@ -487,43 +726,169 @@
       <w:tr>
         <w:tc>
           <w:tcPr>
-            <w:tcW w:type="dxa" w:w="2160"/>
-            <w:shd w:val="clear" w:color="auto" w:fill="DEEAF1"/>
-          </w:tcPr>
-          <w:p>
-            <w:r>
-              <w:rPr>
-                <w:sz w:val="19"/>
-              </w:rPr>
-              <w:t>product_id</w:t>
+            <w:tcW w:type="dxa" w:w="2592"/>
+            <w:shd w:val="clear" w:color="auto" w:fill="F8D7DA"/>
+          </w:tcPr>
+          <w:p>
+            <w:r>
+              <w:rPr>
+                <w:sz w:val="19"/>
+              </w:rPr>
+              <w:t>+915000000000</w:t>
             </w:r>
           </w:p>
         </w:tc>
         <w:tc>
           <w:tcPr>
             <w:tcW w:type="dxa" w:w="3168"/>
-            <w:shd w:val="clear" w:color="auto" w:fill="DEEAF1"/>
-          </w:tcPr>
-          <w:p>
-            <w:r>
-              <w:rPr>
-                <w:sz w:val="19"/>
-              </w:rPr>
-              <w:t>(empty)</w:t>
-            </w:r>
-          </w:p>
-        </w:tc>
-        <w:tc>
-          <w:tcPr>
-            <w:tcW w:type="dxa" w:w="4032"/>
-            <w:shd w:val="clear" w:color="auto" w:fill="DEEAF1"/>
-          </w:tcPr>
-          <w:p>
-            <w:r>
-              <w:rPr>
-                <w:sz w:val="19"/>
-              </w:rPr>
-              <w:t>Copy from product create response</w:t>
+            <w:shd w:val="clear" w:color="auto" w:fill="F8D7DA"/>
+          </w:tcPr>
+          <w:p>
+            <w:r>
+              <w:rPr>
+                <w:sz w:val="19"/>
+              </w:rPr>
+              <w:t>First digit is 5 — must be 6, 7, 8, 9</w:t>
+            </w:r>
+          </w:p>
+        </w:tc>
+        <w:tc>
+          <w:tcPr>
+            <w:tcW w:type="dxa" w:w="2592"/>
+            <w:shd w:val="clear" w:color="auto" w:fill="F8D7DA"/>
+          </w:tcPr>
+          <w:p>
+            <w:r>
+              <w:rPr>
+                <w:sz w:val="19"/>
+              </w:rPr>
+              <w:t>+916000000000</w:t>
+            </w:r>
+          </w:p>
+        </w:tc>
+      </w:tr>
+      <w:tr>
+        <w:tc>
+          <w:tcPr>
+            <w:tcW w:type="dxa" w:w="2592"/>
+          </w:tcPr>
+          <w:p>
+            <w:r>
+              <w:rPr>
+                <w:sz w:val="19"/>
+              </w:rPr>
+              <w:t>+911234567890</w:t>
+            </w:r>
+          </w:p>
+        </w:tc>
+        <w:tc>
+          <w:tcPr>
+            <w:tcW w:type="dxa" w:w="3168"/>
+          </w:tcPr>
+          <w:p>
+            <w:r>
+              <w:rPr>
+                <w:sz w:val="19"/>
+              </w:rPr>
+              <w:t>First digit is 1 — must be 6, 7, 8, 9</w:t>
+            </w:r>
+          </w:p>
+        </w:tc>
+        <w:tc>
+          <w:tcPr>
+            <w:tcW w:type="dxa" w:w="2592"/>
+          </w:tcPr>
+          <w:p>
+            <w:r>
+              <w:rPr>
+                <w:sz w:val="19"/>
+              </w:rPr>
+              <w:t>+919234567890</w:t>
+            </w:r>
+          </w:p>
+        </w:tc>
+      </w:tr>
+      <w:tr>
+        <w:tc>
+          <w:tcPr>
+            <w:tcW w:type="dxa" w:w="2592"/>
+            <w:shd w:val="clear" w:color="auto" w:fill="F8D7DA"/>
+          </w:tcPr>
+          <w:p>
+            <w:r>
+              <w:rPr>
+                <w:sz w:val="19"/>
+              </w:rPr>
+              <w:t>+9199999999</w:t>
+            </w:r>
+          </w:p>
+        </w:tc>
+        <w:tc>
+          <w:tcPr>
+            <w:tcW w:type="dxa" w:w="3168"/>
+            <w:shd w:val="clear" w:color="auto" w:fill="F8D7DA"/>
+          </w:tcPr>
+          <w:p>
+            <w:r>
+              <w:rPr>
+                <w:sz w:val="19"/>
+              </w:rPr>
+              <w:t>Only 8 digits after +91 — need 10</w:t>
+            </w:r>
+          </w:p>
+        </w:tc>
+        <w:tc>
+          <w:tcPr>
+            <w:tcW w:type="dxa" w:w="2592"/>
+            <w:shd w:val="clear" w:color="auto" w:fill="F8D7DA"/>
+          </w:tcPr>
+          <w:p>
+            <w:r>
+              <w:rPr>
+                <w:sz w:val="19"/>
+              </w:rPr>
+              <w:t>+919999999999</w:t>
+            </w:r>
+          </w:p>
+        </w:tc>
+      </w:tr>
+      <w:tr>
+        <w:tc>
+          <w:tcPr>
+            <w:tcW w:type="dxa" w:w="2592"/>
+          </w:tcPr>
+          <w:p>
+            <w:r>
+              <w:rPr>
+                <w:sz w:val="19"/>
+              </w:rPr>
+              <w:t xml:space="preserve">+919999999999 </w:t>
+            </w:r>
+          </w:p>
+        </w:tc>
+        <w:tc>
+          <w:tcPr>
+            <w:tcW w:type="dxa" w:w="3168"/>
+          </w:tcPr>
+          <w:p>
+            <w:r>
+              <w:rPr>
+                <w:sz w:val="19"/>
+              </w:rPr>
+              <w:t>Trailing space at end</w:t>
+            </w:r>
+          </w:p>
+        </w:tc>
+        <w:tc>
+          <w:tcPr>
+            <w:tcW w:type="dxa" w:w="2592"/>
+          </w:tcPr>
+          <w:p>
+            <w:r>
+              <w:rPr>
+                <w:sz w:val="19"/>
+              </w:rPr>
+              <w:t>+919999999999</w:t>
             </w:r>
           </w:p>
         </w:tc>
@@ -531,68 +896,27 @@
     </w:tbl>
     <w:p/>
     <w:p>
+      <w:pPr>
+        <w:ind w:left="288"/>
+        <w:shd w:val="clear" w:color="auto" w:fill="F8D7DA"/>
+      </w:pPr>
       <w:r>
         <w:rPr>
-          <w:b w:val="0"/>
-          <w:sz w:val="22"/>
+          <w:i/>
+          <w:color w:val="7B1D1D"/>
+          <w:sz w:val="20"/>
         </w:rPr>
-        <w:t>3.  Select NearKart Local from the environment dropdown (top-right in Postman)</w:t>
+        <w:t xml:space="preserve">  🚫  Copy-paste phone numbers carefully. A space, missing +, or wrong first digit = 400 error.</w:t>
+        <w:br/>
+        <w:t xml:space="preserve">     The API returns: {"error": "validation_error", "message": "Enter a valid Indian mobile number in +91XXXXXXXXXX format."}</w:t>
       </w:r>
     </w:p>
     <w:p>
-      <w:r>
-        <w:rPr>
-          <w:b w:val="0"/>
-          <w:sz w:val="22"/>
-        </w:rPr>
-        <w:t>4.  In the OTP Verify request → Tests tab → paste this script:</w:t>
-      </w:r>
-    </w:p>
-    <w:p>
-      <w:pPr>
-        <w:spacing w:before="40" w:after="40"/>
-        <w:ind w:left="288"/>
-        <w:shd w:val="clear" w:color="auto" w:fill="F0F0F0"/>
-      </w:pPr>
-      <w:r>
-        <w:rPr>
-          <w:rFonts w:ascii="Courier New" w:hAnsi="Courier New"/>
-          <w:color w:val="1A1A8C"/>
-          <w:sz w:val="18"/>
-        </w:rPr>
-        <w:t>// Auto-save tokens after login</w:t>
-        <w:br/>
-        <w:t>const r = pm.response.json();</w:t>
-        <w:br/>
-        <w:t>if (r.access) {</w:t>
-        <w:br/>
-        <w:t xml:space="preserve">    pm.environment.set("vendor_token", r.access);   // or customer_token</w:t>
-        <w:br/>
-        <w:t xml:space="preserve">    pm.environment.set("refresh_token", r.refresh);</w:t>
-        <w:br/>
-        <w:t>}</w:t>
-      </w:r>
-    </w:p>
-    <w:p>
       <w:pPr>
         <w:pStyle w:val="Heading2"/>
       </w:pPr>
       <w:r>
-        <w:t>1.5  Auth Header Format</w:t>
-      </w:r>
-    </w:p>
-    <w:p>
-      <w:pPr>
-        <w:ind w:left="288"/>
-        <w:shd w:val="clear" w:color="auto" w:fill="FFF3CD"/>
-      </w:pPr>
-      <w:r>
-        <w:rPr>
-          <w:i/>
-          <w:color w:val="7D4E00"/>
-          <w:sz w:val="20"/>
-        </w:rPr>
-        <w:t xml:space="preserve">  ⚠️  Token expires in 1 hour. If you get 401, run OTP send + verify again to get a fresh token.</w:t>
+        <w:t>1.5  OTP Rules (Dev Mode)</w:t>
       </w:r>
     </w:p>
     <w:tbl>
@@ -609,7 +933,7 @@
       <w:tr>
         <w:tc>
           <w:tcPr>
-            <w:tcW w:type="dxa" w:w="3600"/>
+            <w:tcW w:type="dxa" w:w="3168"/>
             <w:shd w:val="clear" w:color="auto" w:fill="1F4E79"/>
           </w:tcPr>
           <w:p>
@@ -619,13 +943,13 @@
                 <w:color w:val="FFFFFF"/>
                 <w:sz w:val="20"/>
               </w:rPr>
-              <w:t>Situation</w:t>
-            </w:r>
-          </w:p>
-        </w:tc>
-        <w:tc>
-          <w:tcPr>
-            <w:tcW w:type="dxa" w:w="5760"/>
+              <w:t>Rule</w:t>
+            </w:r>
+          </w:p>
+        </w:tc>
+        <w:tc>
+          <w:tcPr>
+            <w:tcW w:type="dxa" w:w="6192"/>
             <w:shd w:val="clear" w:color="auto" w:fill="1F4E79"/>
           </w:tcPr>
           <w:p>
@@ -635,7 +959,7 @@
                 <w:color w:val="FFFFFF"/>
                 <w:sz w:val="20"/>
               </w:rPr>
-              <w:t>Authorization Header Value</w:t>
+              <w:t>Value / Behaviour</w:t>
             </w:r>
           </w:p>
         </w:tc>
@@ -643,7 +967,7 @@
       <w:tr>
         <w:tc>
           <w:tcPr>
-            <w:tcW w:type="dxa" w:w="3600"/>
+            <w:tcW w:type="dxa" w:w="3168"/>
             <w:shd w:val="clear" w:color="auto" w:fill="DEEAF1"/>
           </w:tcPr>
           <w:p>
@@ -651,13 +975,13 @@
               <w:rPr>
                 <w:sz w:val="19"/>
               </w:rPr>
-              <w:t>Public endpoint (no auth needed)</w:t>
-            </w:r>
-          </w:p>
-        </w:tc>
-        <w:tc>
-          <w:tcPr>
-            <w:tcW w:type="dxa" w:w="5760"/>
+              <w:t>Dev OTP (always)</w:t>
+            </w:r>
+          </w:p>
+        </w:tc>
+        <w:tc>
+          <w:tcPr>
+            <w:tcW w:type="dxa" w:w="6192"/>
             <w:shd w:val="clear" w:color="auto" w:fill="DEEAF1"/>
           </w:tcPr>
           <w:p>
@@ -665,7 +989,7 @@
               <w:rPr>
                 <w:sz w:val="19"/>
               </w:rPr>
-              <w:t>(leave empty — do not add Authorization header)</w:t>
+              <w:t>123456  — hardcoded in .env as DEV_FIXED_OTP</w:t>
             </w:r>
           </w:p>
         </w:tc>
@@ -673,27 +997,27 @@
       <w:tr>
         <w:tc>
           <w:tcPr>
-            <w:tcW w:type="dxa" w:w="3600"/>
-          </w:tcPr>
-          <w:p>
-            <w:r>
-              <w:rPr>
-                <w:sz w:val="19"/>
-              </w:rPr>
-              <w:t>Any logged-in user</w:t>
-            </w:r>
-          </w:p>
-        </w:tc>
-        <w:tc>
-          <w:tcPr>
-            <w:tcW w:type="dxa" w:w="5760"/>
-          </w:tcPr>
-          <w:p>
-            <w:r>
-              <w:rPr>
-                <w:sz w:val="19"/>
-              </w:rPr>
-              <w:t>Bearer {{vendor_token}}  or  Bearer {{customer_token}}</w:t>
+            <w:tcW w:type="dxa" w:w="3168"/>
+          </w:tcPr>
+          <w:p>
+            <w:r>
+              <w:rPr>
+                <w:sz w:val="19"/>
+              </w:rPr>
+              <w:t>OTP expiry</w:t>
+            </w:r>
+          </w:p>
+        </w:tc>
+        <w:tc>
+          <w:tcPr>
+            <w:tcW w:type="dxa" w:w="6192"/>
+          </w:tcPr>
+          <w:p>
+            <w:r>
+              <w:rPr>
+                <w:sz w:val="19"/>
+              </w:rPr>
+              <w:t>10 minutes after calling /otp/send/</w:t>
             </w:r>
           </w:p>
         </w:tc>
@@ -701,7 +1025,7 @@
       <w:tr>
         <w:tc>
           <w:tcPr>
-            <w:tcW w:type="dxa" w:w="3600"/>
+            <w:tcW w:type="dxa" w:w="3168"/>
             <w:shd w:val="clear" w:color="auto" w:fill="DEEAF1"/>
           </w:tcPr>
           <w:p>
@@ -709,13 +1033,13 @@
               <w:rPr>
                 <w:sz w:val="19"/>
               </w:rPr>
-              <w:t>Vendor-only endpoint</w:t>
-            </w:r>
-          </w:p>
-        </w:tc>
-        <w:tc>
-          <w:tcPr>
-            <w:tcW w:type="dxa" w:w="5760"/>
+              <w:t>Max wrong attempts</w:t>
+            </w:r>
+          </w:p>
+        </w:tc>
+        <w:tc>
+          <w:tcPr>
+            <w:tcW w:type="dxa" w:w="6192"/>
             <w:shd w:val="clear" w:color="auto" w:fill="DEEAF1"/>
           </w:tcPr>
           <w:p>
@@ -723,7 +1047,7 @@
               <w:rPr>
                 <w:sz w:val="19"/>
               </w:rPr>
-              <w:t>Bearer {{vendor_token}}</w:t>
+              <w:t>5 attempts — after 5 wrong OTPs the session is locked</w:t>
             </w:r>
           </w:p>
         </w:tc>
@@ -731,27 +1055,85 @@
       <w:tr>
         <w:tc>
           <w:tcPr>
-            <w:tcW w:type="dxa" w:w="3600"/>
-          </w:tcPr>
-          <w:p>
-            <w:r>
-              <w:rPr>
-                <w:sz w:val="19"/>
-              </w:rPr>
-              <w:t>Store owner endpoint</w:t>
-            </w:r>
-          </w:p>
-        </w:tc>
-        <w:tc>
-          <w:tcPr>
-            <w:tcW w:type="dxa" w:w="5760"/>
-          </w:tcPr>
-          <w:p>
-            <w:r>
-              <w:rPr>
-                <w:sz w:val="19"/>
-              </w:rPr>
-              <w:t>Bearer {{vendor_token}}  (must be the owner of that store)</w:t>
+            <w:tcW w:type="dxa" w:w="3168"/>
+          </w:tcPr>
+          <w:p>
+            <w:r>
+              <w:rPr>
+                <w:sz w:val="19"/>
+              </w:rPr>
+              <w:t>Rate limit on /otp/send/</w:t>
+            </w:r>
+          </w:p>
+        </w:tc>
+        <w:tc>
+          <w:tcPr>
+            <w:tcW w:type="dxa" w:w="6192"/>
+          </w:tcPr>
+          <w:p>
+            <w:r>
+              <w:rPr>
+                <w:sz w:val="19"/>
+              </w:rPr>
+              <w:t>5 requests per 5 minutes per IP</w:t>
+            </w:r>
+          </w:p>
+        </w:tc>
+      </w:tr>
+      <w:tr>
+        <w:tc>
+          <w:tcPr>
+            <w:tcW w:type="dxa" w:w="3168"/>
+            <w:shd w:val="clear" w:color="auto" w:fill="DEEAF1"/>
+          </w:tcPr>
+          <w:p>
+            <w:r>
+              <w:rPr>
+                <w:sz w:val="19"/>
+              </w:rPr>
+              <w:t>New user on first login</w:t>
+            </w:r>
+          </w:p>
+        </w:tc>
+        <w:tc>
+          <w:tcPr>
+            <w:tcW w:type="dxa" w:w="6192"/>
+            <w:shd w:val="clear" w:color="auto" w:fill="DEEAF1"/>
+          </w:tcPr>
+          <w:p>
+            <w:r>
+              <w:rPr>
+                <w:sz w:val="19"/>
+              </w:rPr>
+              <w:t>Yes — user is auto-created with role based on phone number</w:t>
+            </w:r>
+          </w:p>
+        </w:tc>
+      </w:tr>
+      <w:tr>
+        <w:tc>
+          <w:tcPr>
+            <w:tcW w:type="dxa" w:w="3168"/>
+          </w:tcPr>
+          <w:p>
+            <w:r>
+              <w:rPr>
+                <w:sz w:val="19"/>
+              </w:rPr>
+              <w:t>OTP in production</w:t>
+            </w:r>
+          </w:p>
+        </w:tc>
+        <w:tc>
+          <w:tcPr>
+            <w:tcW w:type="dxa" w:w="6192"/>
+          </w:tcPr>
+          <w:p>
+            <w:r>
+              <w:rPr>
+                <w:sz w:val="19"/>
+              </w:rPr>
+              <w:t>Real SMS via Twilio (Sprint 12) — not active yet</w:t>
             </w:r>
           </w:p>
         </w:tc>
@@ -760,10 +1142,38 @@
     <w:p/>
     <w:p>
       <w:pPr>
+        <w:ind w:left="288"/>
+        <w:shd w:val="clear" w:color="auto" w:fill="D1ECF1"/>
+      </w:pPr>
+      <w:r>
+        <w:rPr>
+          <w:i/>
+          <w:color w:val="0C5460"/>
+          <w:sz w:val="20"/>
+        </w:rPr>
+        <w:t xml:space="preserve">  💡  In Dev mode: always use OTP 123456. No SMS is sent, no Twilio needed.</w:t>
+      </w:r>
+    </w:p>
+    <w:p>
+      <w:pPr>
+        <w:ind w:left="288"/>
+        <w:shd w:val="clear" w:color="auto" w:fill="FFF3CD"/>
+      </w:pPr>
+      <w:r>
+        <w:rPr>
+          <w:i/>
+          <w:color w:val="7D4E00"/>
+          <w:sz w:val="20"/>
+        </w:rPr>
+        <w:t xml:space="preserve">  ⚠️  Call /otp/send/ BEFORE /otp/verify/ — if no OTP was sent, verify returns "Invalid OTP".</w:t>
+      </w:r>
+    </w:p>
+    <w:p>
+      <w:pPr>
         <w:pStyle w:val="Heading2"/>
       </w:pPr>
       <w:r>
-        <w:t>1.6  Common Error Codes Quick Reference</w:t>
+        <w:t>1.6  Token Rules</w:t>
       </w:r>
     </w:p>
     <w:tbl>
@@ -782,7 +1192,7 @@
       <w:tr>
         <w:tc>
           <w:tcPr>
-            <w:tcW w:type="dxa" w:w="1152"/>
+            <w:tcW w:type="dxa" w:w="1296"/>
             <w:shd w:val="clear" w:color="auto" w:fill="1F4E79"/>
           </w:tcPr>
           <w:p>
@@ -792,13 +1202,13 @@
                 <w:color w:val="FFFFFF"/>
                 <w:sz w:val="20"/>
               </w:rPr>
-              <w:t>HTTP Code</w:t>
-            </w:r>
-          </w:p>
-        </w:tc>
-        <w:tc>
-          <w:tcPr>
-            <w:tcW w:type="dxa" w:w="2160"/>
+              <w:t>Token Type</w:t>
+            </w:r>
+          </w:p>
+        </w:tc>
+        <w:tc>
+          <w:tcPr>
+            <w:tcW w:type="dxa" w:w="1152"/>
             <w:shd w:val="clear" w:color="auto" w:fill="1F4E79"/>
           </w:tcPr>
           <w:p>
@@ -808,13 +1218,13 @@
                 <w:color w:val="FFFFFF"/>
                 <w:sz w:val="20"/>
               </w:rPr>
-              <w:t>Error</w:t>
-            </w:r>
-          </w:p>
-        </w:tc>
-        <w:tc>
-          <w:tcPr>
-            <w:tcW w:type="dxa" w:w="2880"/>
+              <w:t>Lifetime</w:t>
+            </w:r>
+          </w:p>
+        </w:tc>
+        <w:tc>
+          <w:tcPr>
+            <w:tcW w:type="dxa" w:w="3744"/>
             <w:shd w:val="clear" w:color="auto" w:fill="1F4E79"/>
           </w:tcPr>
           <w:p>
@@ -824,7 +1234,7 @@
                 <w:color w:val="FFFFFF"/>
                 <w:sz w:val="20"/>
               </w:rPr>
-              <w:t>Cause</w:t>
+              <w:t>Where to Get It</w:t>
             </w:r>
           </w:p>
         </w:tc>
@@ -840,7 +1250,7 @@
                 <w:color w:val="FFFFFF"/>
                 <w:sz w:val="20"/>
               </w:rPr>
-              <w:t>Fix</w:t>
+              <w:t>How to Use It</w:t>
             </w:r>
           </w:p>
         </w:tc>
@@ -848,6 +1258,20 @@
       <w:tr>
         <w:tc>
           <w:tcPr>
+            <w:tcW w:type="dxa" w:w="1296"/>
+            <w:shd w:val="clear" w:color="auto" w:fill="DEEAF1"/>
+          </w:tcPr>
+          <w:p>
+            <w:r>
+              <w:rPr>
+                <w:sz w:val="19"/>
+              </w:rPr>
+              <w:t>access</w:t>
+            </w:r>
+          </w:p>
+        </w:tc>
+        <w:tc>
+          <w:tcPr>
             <w:tcW w:type="dxa" w:w="1152"/>
             <w:shd w:val="clear" w:color="auto" w:fill="DEEAF1"/>
           </w:tcPr>
@@ -856,10 +1280,218 @@
               <w:rPr>
                 <w:sz w:val="19"/>
               </w:rPr>
-              <w:t>200</w:t>
-            </w:r>
-          </w:p>
-        </w:tc>
+              <w:t>1 hour</w:t>
+            </w:r>
+          </w:p>
+        </w:tc>
+        <w:tc>
+          <w:tcPr>
+            <w:tcW w:type="dxa" w:w="3744"/>
+            <w:shd w:val="clear" w:color="auto" w:fill="DEEAF1"/>
+          </w:tcPr>
+          <w:p>
+            <w:r>
+              <w:rPr>
+                <w:sz w:val="19"/>
+              </w:rPr>
+              <w:t>POST /auth/otp/verify/ → "access" field</w:t>
+            </w:r>
+          </w:p>
+        </w:tc>
+        <w:tc>
+          <w:tcPr>
+            <w:tcW w:type="dxa" w:w="3168"/>
+            <w:shd w:val="clear" w:color="auto" w:fill="DEEAF1"/>
+          </w:tcPr>
+          <w:p>
+            <w:r>
+              <w:rPr>
+                <w:sz w:val="19"/>
+              </w:rPr>
+              <w:t>Authorization: Bearer &lt;access_token&gt;</w:t>
+            </w:r>
+          </w:p>
+        </w:tc>
+      </w:tr>
+      <w:tr>
+        <w:tc>
+          <w:tcPr>
+            <w:tcW w:type="dxa" w:w="1296"/>
+          </w:tcPr>
+          <w:p>
+            <w:r>
+              <w:rPr>
+                <w:sz w:val="19"/>
+              </w:rPr>
+              <w:t>refresh</w:t>
+            </w:r>
+          </w:p>
+        </w:tc>
+        <w:tc>
+          <w:tcPr>
+            <w:tcW w:type="dxa" w:w="1152"/>
+          </w:tcPr>
+          <w:p>
+            <w:r>
+              <w:rPr>
+                <w:sz w:val="19"/>
+              </w:rPr>
+              <w:t>30 days</w:t>
+            </w:r>
+          </w:p>
+        </w:tc>
+        <w:tc>
+          <w:tcPr>
+            <w:tcW w:type="dxa" w:w="3744"/>
+          </w:tcPr>
+          <w:p>
+            <w:r>
+              <w:rPr>
+                <w:sz w:val="19"/>
+              </w:rPr>
+              <w:t>POST /auth/otp/verify/ → "refresh" field</w:t>
+            </w:r>
+          </w:p>
+        </w:tc>
+        <w:tc>
+          <w:tcPr>
+            <w:tcW w:type="dxa" w:w="3168"/>
+          </w:tcPr>
+          <w:p>
+            <w:r>
+              <w:rPr>
+                <w:sz w:val="19"/>
+              </w:rPr>
+              <w:t>Body of POST /auth/token/refresh/</w:t>
+            </w:r>
+          </w:p>
+        </w:tc>
+      </w:tr>
+    </w:tbl>
+    <w:p/>
+    <w:p>
+      <w:pPr>
+        <w:ind w:left="288"/>
+        <w:shd w:val="clear" w:color="auto" w:fill="FFF3CD"/>
+      </w:pPr>
+      <w:r>
+        <w:rPr>
+          <w:i/>
+          <w:color w:val="7D4E00"/>
+          <w:sz w:val="20"/>
+        </w:rPr>
+        <w:t xml:space="preserve">  ⚠️  When access token expires (after 1 hour): call POST /auth/token/refresh/ with your refresh token.</w:t>
+        <w:br/>
+        <w:t>You get a new access token without re-entering OTP.</w:t>
+        <w:br/>
+        <w:t>When refresh token expires (after 30 days): must do OTP send + verify again.</w:t>
+      </w:r>
+    </w:p>
+    <w:p>
+      <w:pPr>
+        <w:ind w:left="288"/>
+        <w:shd w:val="clear" w:color="auto" w:fill="F8D7DA"/>
+      </w:pPr>
+      <w:r>
+        <w:rPr>
+          <w:i/>
+          <w:color w:val="7B1D1D"/>
+          <w:sz w:val="20"/>
+        </w:rPr>
+        <w:t xml:space="preserve">  🚫  401 token_invalid  = your access token expired → call /auth/token/refresh/</w:t>
+        <w:br/>
+        <w:t xml:space="preserve">     401 authentication_failed  = Authorization header missing or malformed → add "Bearer " before token</w:t>
+      </w:r>
+    </w:p>
+    <w:p>
+      <w:pPr>
+        <w:pStyle w:val="Heading2"/>
+      </w:pPr>
+      <w:r>
+        <w:t>1.7  Setup Postman Environment (Do Once)</w:t>
+      </w:r>
+    </w:p>
+    <w:p>
+      <w:r>
+        <w:rPr>
+          <w:b w:val="0"/>
+          <w:sz w:val="22"/>
+        </w:rPr>
+        <w:t>1.  Open Postman → Environments → + → Name: NearKart Local</w:t>
+      </w:r>
+    </w:p>
+    <w:p>
+      <w:r>
+        <w:rPr>
+          <w:b w:val="0"/>
+          <w:sz w:val="22"/>
+        </w:rPr>
+        <w:t>2.  Add these variables:</w:t>
+      </w:r>
+    </w:p>
+    <w:tbl>
+      <w:tblPr>
+        <w:tblStyle w:val="TableGrid"/>
+        <w:tblW w:type="auto" w:w="0"/>
+        <w:jc w:val="left"/>
+        <w:tblLook w:firstColumn="1" w:firstRow="1" w:lastColumn="0" w:lastRow="0" w:noHBand="0" w:noVBand="1" w:val="04A0"/>
+      </w:tblPr>
+      <w:tblGrid>
+        <w:gridCol w:w="3216"/>
+        <w:gridCol w:w="3216"/>
+        <w:gridCol w:w="3216"/>
+      </w:tblGrid>
+      <w:tr>
+        <w:tc>
+          <w:tcPr>
+            <w:tcW w:type="dxa" w:w="2160"/>
+            <w:shd w:val="clear" w:color="auto" w:fill="1F4E79"/>
+          </w:tcPr>
+          <w:p>
+            <w:r>
+              <w:rPr>
+                <w:b/>
+                <w:color w:val="FFFFFF"/>
+                <w:sz w:val="20"/>
+              </w:rPr>
+              <w:t>Variable</w:t>
+            </w:r>
+          </w:p>
+        </w:tc>
+        <w:tc>
+          <w:tcPr>
+            <w:tcW w:type="dxa" w:w="3168"/>
+            <w:shd w:val="clear" w:color="auto" w:fill="1F4E79"/>
+          </w:tcPr>
+          <w:p>
+            <w:r>
+              <w:rPr>
+                <w:b/>
+                <w:color w:val="FFFFFF"/>
+                <w:sz w:val="20"/>
+              </w:rPr>
+              <w:t>Initial Value</w:t>
+            </w:r>
+          </w:p>
+        </w:tc>
+        <w:tc>
+          <w:tcPr>
+            <w:tcW w:type="dxa" w:w="4032"/>
+            <w:shd w:val="clear" w:color="auto" w:fill="1F4E79"/>
+          </w:tcPr>
+          <w:p>
+            <w:r>
+              <w:rPr>
+                <w:b/>
+                <w:color w:val="FFFFFF"/>
+                <w:sz w:val="20"/>
+              </w:rPr>
+              <w:t>How It Gets Set</w:t>
+            </w:r>
+          </w:p>
+        </w:tc>
+      </w:tr>
+      <w:tr>
         <w:tc>
           <w:tcPr>
             <w:tcW w:type="dxa" w:w="2160"/>
@@ -870,7 +1502,675 @@
               <w:rPr>
                 <w:sz w:val="19"/>
               </w:rPr>
+              <w:t>base_url</w:t>
+            </w:r>
+          </w:p>
+        </w:tc>
+        <w:tc>
+          <w:tcPr>
+            <w:tcW w:type="dxa" w:w="3168"/>
+            <w:shd w:val="clear" w:color="auto" w:fill="DEEAF1"/>
+          </w:tcPr>
+          <w:p>
+            <w:r>
+              <w:rPr>
+                <w:sz w:val="19"/>
+              </w:rPr>
+              <w:t>http://localhost:8000/api/v1</w:t>
+            </w:r>
+          </w:p>
+        </w:tc>
+        <w:tc>
+          <w:tcPr>
+            <w:tcW w:type="dxa" w:w="4032"/>
+            <w:shd w:val="clear" w:color="auto" w:fill="DEEAF1"/>
+          </w:tcPr>
+          <w:p>
+            <w:r>
+              <w:rPr>
+                <w:sz w:val="19"/>
+              </w:rPr>
+              <w:t>Set manually once</w:t>
+            </w:r>
+          </w:p>
+        </w:tc>
+      </w:tr>
+      <w:tr>
+        <w:tc>
+          <w:tcPr>
+            <w:tcW w:type="dxa" w:w="2160"/>
+          </w:tcPr>
+          <w:p>
+            <w:r>
+              <w:rPr>
+                <w:sz w:val="19"/>
+              </w:rPr>
+              <w:t>vendor_token</w:t>
+            </w:r>
+          </w:p>
+        </w:tc>
+        <w:tc>
+          <w:tcPr>
+            <w:tcW w:type="dxa" w:w="3168"/>
+          </w:tcPr>
+          <w:p>
+            <w:r>
+              <w:rPr>
+                <w:sz w:val="19"/>
+              </w:rPr>
+              <w:t>(empty)</w:t>
+            </w:r>
+          </w:p>
+        </w:tc>
+        <w:tc>
+          <w:tcPr>
+            <w:tcW w:type="dxa" w:w="4032"/>
+          </w:tcPr>
+          <w:p>
+            <w:r>
+              <w:rPr>
+                <w:sz w:val="19"/>
+              </w:rPr>
+              <w:t>Auto-filled by OTP verify request</w:t>
+            </w:r>
+          </w:p>
+        </w:tc>
+      </w:tr>
+      <w:tr>
+        <w:tc>
+          <w:tcPr>
+            <w:tcW w:type="dxa" w:w="2160"/>
+            <w:shd w:val="clear" w:color="auto" w:fill="DEEAF1"/>
+          </w:tcPr>
+          <w:p>
+            <w:r>
+              <w:rPr>
+                <w:sz w:val="19"/>
+              </w:rPr>
+              <w:t>vendor_refresh</w:t>
+            </w:r>
+          </w:p>
+        </w:tc>
+        <w:tc>
+          <w:tcPr>
+            <w:tcW w:type="dxa" w:w="3168"/>
+            <w:shd w:val="clear" w:color="auto" w:fill="DEEAF1"/>
+          </w:tcPr>
+          <w:p>
+            <w:r>
+              <w:rPr>
+                <w:sz w:val="19"/>
+              </w:rPr>
+              <w:t>(empty)</w:t>
+            </w:r>
+          </w:p>
+        </w:tc>
+        <w:tc>
+          <w:tcPr>
+            <w:tcW w:type="dxa" w:w="4032"/>
+            <w:shd w:val="clear" w:color="auto" w:fill="DEEAF1"/>
+          </w:tcPr>
+          <w:p>
+            <w:r>
+              <w:rPr>
+                <w:sz w:val="19"/>
+              </w:rPr>
+              <w:t>Auto-filled by OTP verify request</w:t>
+            </w:r>
+          </w:p>
+        </w:tc>
+      </w:tr>
+      <w:tr>
+        <w:tc>
+          <w:tcPr>
+            <w:tcW w:type="dxa" w:w="2160"/>
+          </w:tcPr>
+          <w:p>
+            <w:r>
+              <w:rPr>
+                <w:sz w:val="19"/>
+              </w:rPr>
+              <w:t>customer_token</w:t>
+            </w:r>
+          </w:p>
+        </w:tc>
+        <w:tc>
+          <w:tcPr>
+            <w:tcW w:type="dxa" w:w="3168"/>
+          </w:tcPr>
+          <w:p>
+            <w:r>
+              <w:rPr>
+                <w:sz w:val="19"/>
+              </w:rPr>
+              <w:t>(empty)</w:t>
+            </w:r>
+          </w:p>
+        </w:tc>
+        <w:tc>
+          <w:tcPr>
+            <w:tcW w:type="dxa" w:w="4032"/>
+          </w:tcPr>
+          <w:p>
+            <w:r>
+              <w:rPr>
+                <w:sz w:val="19"/>
+              </w:rPr>
+              <w:t>Auto-filled by OTP verify request</w:t>
+            </w:r>
+          </w:p>
+        </w:tc>
+      </w:tr>
+      <w:tr>
+        <w:tc>
+          <w:tcPr>
+            <w:tcW w:type="dxa" w:w="2160"/>
+            <w:shd w:val="clear" w:color="auto" w:fill="DEEAF1"/>
+          </w:tcPr>
+          <w:p>
+            <w:r>
+              <w:rPr>
+                <w:sz w:val="19"/>
+              </w:rPr>
+              <w:t>refresh_token</w:t>
+            </w:r>
+          </w:p>
+        </w:tc>
+        <w:tc>
+          <w:tcPr>
+            <w:tcW w:type="dxa" w:w="3168"/>
+            <w:shd w:val="clear" w:color="auto" w:fill="DEEAF1"/>
+          </w:tcPr>
+          <w:p>
+            <w:r>
+              <w:rPr>
+                <w:sz w:val="19"/>
+              </w:rPr>
+              <w:t>(empty)</w:t>
+            </w:r>
+          </w:p>
+        </w:tc>
+        <w:tc>
+          <w:tcPr>
+            <w:tcW w:type="dxa" w:w="4032"/>
+            <w:shd w:val="clear" w:color="auto" w:fill="DEEAF1"/>
+          </w:tcPr>
+          <w:p>
+            <w:r>
+              <w:rPr>
+                <w:sz w:val="19"/>
+              </w:rPr>
+              <w:t>Auto-filled by OTP verify request</w:t>
+            </w:r>
+          </w:p>
+        </w:tc>
+      </w:tr>
+      <w:tr>
+        <w:tc>
+          <w:tcPr>
+            <w:tcW w:type="dxa" w:w="2160"/>
+          </w:tcPr>
+          <w:p>
+            <w:r>
+              <w:rPr>
+                <w:sz w:val="19"/>
+              </w:rPr>
+              <w:t>store_id</w:t>
+            </w:r>
+          </w:p>
+        </w:tc>
+        <w:tc>
+          <w:tcPr>
+            <w:tcW w:type="dxa" w:w="3168"/>
+          </w:tcPr>
+          <w:p>
+            <w:r>
+              <w:rPr>
+                <w:sz w:val="19"/>
+              </w:rPr>
+              <w:t>(empty)</w:t>
+            </w:r>
+          </w:p>
+        </w:tc>
+        <w:tc>
+          <w:tcPr>
+            <w:tcW w:type="dxa" w:w="4032"/>
+          </w:tcPr>
+          <w:p>
+            <w:r>
+              <w:rPr>
+                <w:sz w:val="19"/>
+              </w:rPr>
+              <w:t>Copy from store create response</w:t>
+            </w:r>
+          </w:p>
+        </w:tc>
+      </w:tr>
+      <w:tr>
+        <w:tc>
+          <w:tcPr>
+            <w:tcW w:type="dxa" w:w="2160"/>
+            <w:shd w:val="clear" w:color="auto" w:fill="DEEAF1"/>
+          </w:tcPr>
+          <w:p>
+            <w:r>
+              <w:rPr>
+                <w:sz w:val="19"/>
+              </w:rPr>
+              <w:t>product_id</w:t>
+            </w:r>
+          </w:p>
+        </w:tc>
+        <w:tc>
+          <w:tcPr>
+            <w:tcW w:type="dxa" w:w="3168"/>
+            <w:shd w:val="clear" w:color="auto" w:fill="DEEAF1"/>
+          </w:tcPr>
+          <w:p>
+            <w:r>
+              <w:rPr>
+                <w:sz w:val="19"/>
+              </w:rPr>
+              <w:t>(empty)</w:t>
+            </w:r>
+          </w:p>
+        </w:tc>
+        <w:tc>
+          <w:tcPr>
+            <w:tcW w:type="dxa" w:w="4032"/>
+            <w:shd w:val="clear" w:color="auto" w:fill="DEEAF1"/>
+          </w:tcPr>
+          <w:p>
+            <w:r>
+              <w:rPr>
+                <w:sz w:val="19"/>
+              </w:rPr>
+              <w:t>Copy from product create response</w:t>
+            </w:r>
+          </w:p>
+        </w:tc>
+      </w:tr>
+    </w:tbl>
+    <w:p/>
+    <w:p>
+      <w:r>
+        <w:rPr>
+          <w:b w:val="0"/>
+          <w:sz w:val="22"/>
+        </w:rPr>
+        <w:t>3.  Select NearKart Local from the environment dropdown (top-right in Postman)</w:t>
+      </w:r>
+    </w:p>
+    <w:p>
+      <w:r>
+        <w:rPr>
+          <w:b w:val="0"/>
+          <w:sz w:val="22"/>
+        </w:rPr>
+        <w:t>4.  In the OTP Verify request → Tests tab → paste this script:</w:t>
+      </w:r>
+    </w:p>
+    <w:p>
+      <w:pPr>
+        <w:spacing w:before="40" w:after="40"/>
+        <w:ind w:left="288"/>
+        <w:shd w:val="clear" w:color="auto" w:fill="F0F0F0"/>
+      </w:pPr>
+      <w:r>
+        <w:rPr>
+          <w:rFonts w:ascii="Courier New" w:hAnsi="Courier New"/>
+          <w:color w:val="1A1A8C"/>
+          <w:sz w:val="18"/>
+        </w:rPr>
+        <w:t>// Auto-save tokens after login</w:t>
+        <w:br/>
+        <w:t>const r = pm.response.json();</w:t>
+        <w:br/>
+        <w:t>if (r.access) {</w:t>
+        <w:br/>
+        <w:t xml:space="preserve">    pm.environment.set("vendor_token", r.access);   // change to customer_token for customer</w:t>
+        <w:br/>
+        <w:t xml:space="preserve">    pm.environment.set("vendor_refresh", r.refresh);</w:t>
+        <w:br/>
+        <w:t xml:space="preserve">    console.log("Token saved:", r.access.substring(0, 30) + "...");</w:t>
+        <w:br/>
+        <w:t>}</w:t>
+      </w:r>
+    </w:p>
+    <w:p>
+      <w:pPr>
+        <w:pStyle w:val="Heading2"/>
+      </w:pPr>
+      <w:r>
+        <w:t>1.8  Auth Header Format</w:t>
+      </w:r>
+    </w:p>
+    <w:p>
+      <w:pPr>
+        <w:ind w:left="288"/>
+        <w:shd w:val="clear" w:color="auto" w:fill="FFF3CD"/>
+      </w:pPr>
+      <w:r>
+        <w:rPr>
+          <w:i/>
+          <w:color w:val="7D4E00"/>
+          <w:sz w:val="20"/>
+        </w:rPr>
+        <w:t xml:space="preserve">  ⚠️  Token expires in 1 hour. If you get 401, run OTP send + verify again to get a fresh token.</w:t>
+      </w:r>
+    </w:p>
+    <w:tbl>
+      <w:tblPr>
+        <w:tblStyle w:val="TableGrid"/>
+        <w:tblW w:type="auto" w:w="0"/>
+        <w:jc w:val="left"/>
+        <w:tblLook w:firstColumn="1" w:firstRow="1" w:lastColumn="0" w:lastRow="0" w:noHBand="0" w:noVBand="1" w:val="04A0"/>
+      </w:tblPr>
+      <w:tblGrid>
+        <w:gridCol w:w="4824"/>
+        <w:gridCol w:w="4824"/>
+      </w:tblGrid>
+      <w:tr>
+        <w:tc>
+          <w:tcPr>
+            <w:tcW w:type="dxa" w:w="3600"/>
+            <w:shd w:val="clear" w:color="auto" w:fill="1F4E79"/>
+          </w:tcPr>
+          <w:p>
+            <w:r>
+              <w:rPr>
+                <w:b/>
+                <w:color w:val="FFFFFF"/>
+                <w:sz w:val="20"/>
+              </w:rPr>
+              <w:t>Situation</w:t>
+            </w:r>
+          </w:p>
+        </w:tc>
+        <w:tc>
+          <w:tcPr>
+            <w:tcW w:type="dxa" w:w="5760"/>
+            <w:shd w:val="clear" w:color="auto" w:fill="1F4E79"/>
+          </w:tcPr>
+          <w:p>
+            <w:r>
+              <w:rPr>
+                <w:b/>
+                <w:color w:val="FFFFFF"/>
+                <w:sz w:val="20"/>
+              </w:rPr>
+              <w:t>Authorization Header Value</w:t>
+            </w:r>
+          </w:p>
+        </w:tc>
+      </w:tr>
+      <w:tr>
+        <w:tc>
+          <w:tcPr>
+            <w:tcW w:type="dxa" w:w="3600"/>
+            <w:shd w:val="clear" w:color="auto" w:fill="DEEAF1"/>
+          </w:tcPr>
+          <w:p>
+            <w:r>
+              <w:rPr>
+                <w:sz w:val="19"/>
+              </w:rPr>
+              <w:t>Public endpoint (no auth needed)</w:t>
+            </w:r>
+          </w:p>
+        </w:tc>
+        <w:tc>
+          <w:tcPr>
+            <w:tcW w:type="dxa" w:w="5760"/>
+            <w:shd w:val="clear" w:color="auto" w:fill="DEEAF1"/>
+          </w:tcPr>
+          <w:p>
+            <w:r>
+              <w:rPr>
+                <w:sz w:val="19"/>
+              </w:rPr>
+              <w:t>(leave empty — do not add Authorization header)</w:t>
+            </w:r>
+          </w:p>
+        </w:tc>
+      </w:tr>
+      <w:tr>
+        <w:tc>
+          <w:tcPr>
+            <w:tcW w:type="dxa" w:w="3600"/>
+          </w:tcPr>
+          <w:p>
+            <w:r>
+              <w:rPr>
+                <w:sz w:val="19"/>
+              </w:rPr>
+              <w:t>Any logged-in user</w:t>
+            </w:r>
+          </w:p>
+        </w:tc>
+        <w:tc>
+          <w:tcPr>
+            <w:tcW w:type="dxa" w:w="5760"/>
+          </w:tcPr>
+          <w:p>
+            <w:r>
+              <w:rPr>
+                <w:sz w:val="19"/>
+              </w:rPr>
+              <w:t>Bearer {{vendor_token}}  or  Bearer {{customer_token}}</w:t>
+            </w:r>
+          </w:p>
+        </w:tc>
+      </w:tr>
+      <w:tr>
+        <w:tc>
+          <w:tcPr>
+            <w:tcW w:type="dxa" w:w="3600"/>
+            <w:shd w:val="clear" w:color="auto" w:fill="DEEAF1"/>
+          </w:tcPr>
+          <w:p>
+            <w:r>
+              <w:rPr>
+                <w:sz w:val="19"/>
+              </w:rPr>
+              <w:t>Vendor-only endpoint</w:t>
+            </w:r>
+          </w:p>
+        </w:tc>
+        <w:tc>
+          <w:tcPr>
+            <w:tcW w:type="dxa" w:w="5760"/>
+            <w:shd w:val="clear" w:color="auto" w:fill="DEEAF1"/>
+          </w:tcPr>
+          <w:p>
+            <w:r>
+              <w:rPr>
+                <w:sz w:val="19"/>
+              </w:rPr>
+              <w:t>Bearer {{vendor_token}}</w:t>
+            </w:r>
+          </w:p>
+        </w:tc>
+      </w:tr>
+      <w:tr>
+        <w:tc>
+          <w:tcPr>
+            <w:tcW w:type="dxa" w:w="3600"/>
+          </w:tcPr>
+          <w:p>
+            <w:r>
+              <w:rPr>
+                <w:sz w:val="19"/>
+              </w:rPr>
+              <w:t>Store owner endpoint</w:t>
+            </w:r>
+          </w:p>
+        </w:tc>
+        <w:tc>
+          <w:tcPr>
+            <w:tcW w:type="dxa" w:w="5760"/>
+          </w:tcPr>
+          <w:p>
+            <w:r>
+              <w:rPr>
+                <w:sz w:val="19"/>
+              </w:rPr>
+              <w:t>Bearer {{vendor_token}}  (must be the owner of that store)</w:t>
+            </w:r>
+          </w:p>
+        </w:tc>
+      </w:tr>
+    </w:tbl>
+    <w:p/>
+    <w:p>
+      <w:pPr>
+        <w:ind w:left="288"/>
+        <w:shd w:val="clear" w:color="auto" w:fill="F8D7DA"/>
+      </w:pPr>
+      <w:r>
+        <w:rPr>
+          <w:i/>
+          <w:color w:val="7B1D1D"/>
+          <w:sz w:val="20"/>
+        </w:rPr>
+        <w:t xml:space="preserve">  🚫  Common mistakes:</w:t>
+        <w:br/>
+        <w:t xml:space="preserve">     ✗  "bearer eyJhbGci..."  (lowercase b)   — must be capital B: Bearer</w:t>
+        <w:br/>
+        <w:t xml:space="preserve">     ✗  "eyJhbGci..."  (no "Bearer " prefix)  — must have "Bearer " before the token</w:t>
+        <w:br/>
+        <w:t xml:space="preserve">     ✗  "Bearer  eyJhbGci..."  (two spaces)    — must be exactly one space</w:t>
+        <w:br/>
+        <w:t xml:space="preserve">     ✓  "Bearer eyJhbGciOiJIUzI1NiIsInR5cCI6IkpXVCJ9..."  (correct)</w:t>
+      </w:r>
+    </w:p>
+    <w:p>
+      <w:pPr>
+        <w:pStyle w:val="Heading2"/>
+      </w:pPr>
+      <w:r>
+        <w:t>1.9  Common Error Codes Quick Reference</w:t>
+      </w:r>
+    </w:p>
+    <w:tbl>
+      <w:tblPr>
+        <w:tblStyle w:val="TableGrid"/>
+        <w:tblW w:type="auto" w:w="0"/>
+        <w:jc w:val="left"/>
+        <w:tblLook w:firstColumn="1" w:firstRow="1" w:lastColumn="0" w:lastRow="0" w:noHBand="0" w:noVBand="1" w:val="04A0"/>
+      </w:tblPr>
+      <w:tblGrid>
+        <w:gridCol w:w="2412"/>
+        <w:gridCol w:w="2412"/>
+        <w:gridCol w:w="2412"/>
+        <w:gridCol w:w="2412"/>
+      </w:tblGrid>
+      <w:tr>
+        <w:tc>
+          <w:tcPr>
+            <w:tcW w:type="dxa" w:w="1152"/>
+            <w:shd w:val="clear" w:color="auto" w:fill="1F4E79"/>
+          </w:tcPr>
+          <w:p>
+            <w:r>
+              <w:rPr>
+                <w:b/>
+                <w:color w:val="FFFFFF"/>
+                <w:sz w:val="20"/>
+              </w:rPr>
+              <w:t>HTTP Code</w:t>
+            </w:r>
+          </w:p>
+        </w:tc>
+        <w:tc>
+          <w:tcPr>
+            <w:tcW w:type="dxa" w:w="2304"/>
+            <w:shd w:val="clear" w:color="auto" w:fill="1F4E79"/>
+          </w:tcPr>
+          <w:p>
+            <w:r>
+              <w:rPr>
+                <w:b/>
+                <w:color w:val="FFFFFF"/>
+                <w:sz w:val="20"/>
+              </w:rPr>
+              <w:t>Error Key</w:t>
+            </w:r>
+          </w:p>
+        </w:tc>
+        <w:tc>
+          <w:tcPr>
+            <w:tcW w:type="dxa" w:w="3168"/>
+            <w:shd w:val="clear" w:color="auto" w:fill="1F4E79"/>
+          </w:tcPr>
+          <w:p>
+            <w:r>
+              <w:rPr>
+                <w:b/>
+                <w:color w:val="FFFFFF"/>
+                <w:sz w:val="20"/>
+              </w:rPr>
+              <w:t>Cause</w:t>
+            </w:r>
+          </w:p>
+        </w:tc>
+        <w:tc>
+          <w:tcPr>
+            <w:tcW w:type="dxa" w:w="2880"/>
+            <w:shd w:val="clear" w:color="auto" w:fill="1F4E79"/>
+          </w:tcPr>
+          <w:p>
+            <w:r>
+              <w:rPr>
+                <w:b/>
+                <w:color w:val="FFFFFF"/>
+                <w:sz w:val="20"/>
+              </w:rPr>
+              <w:t>Fix</w:t>
+            </w:r>
+          </w:p>
+        </w:tc>
+      </w:tr>
+      <w:tr>
+        <w:tc>
+          <w:tcPr>
+            <w:tcW w:type="dxa" w:w="1152"/>
+            <w:shd w:val="clear" w:color="auto" w:fill="DEEAF1"/>
+          </w:tcPr>
+          <w:p>
+            <w:r>
+              <w:rPr>
+                <w:sz w:val="19"/>
+              </w:rPr>
+              <w:t>200</w:t>
+            </w:r>
+          </w:p>
+        </w:tc>
+        <w:tc>
+          <w:tcPr>
+            <w:tcW w:type="dxa" w:w="2304"/>
+            <w:shd w:val="clear" w:color="auto" w:fill="DEEAF1"/>
+          </w:tcPr>
+          <w:p>
+            <w:r>
+              <w:rPr>
+                <w:sz w:val="19"/>
+              </w:rPr>
               <w:t>OK</w:t>
+            </w:r>
+          </w:p>
+        </w:tc>
+        <w:tc>
+          <w:tcPr>
+            <w:tcW w:type="dxa" w:w="3168"/>
+            <w:shd w:val="clear" w:color="auto" w:fill="DEEAF1"/>
+          </w:tcPr>
+          <w:p>
+            <w:r>
+              <w:rPr>
+                <w:sz w:val="19"/>
+              </w:rPr>
+              <w:t>—</w:t>
             </w:r>
           </w:p>
         </w:tc>
@@ -884,7 +2184,91 @@
               <w:rPr>
                 <w:sz w:val="19"/>
               </w:rPr>
+              <w:t>Success</w:t>
+            </w:r>
+          </w:p>
+        </w:tc>
+      </w:tr>
+      <w:tr>
+        <w:tc>
+          <w:tcPr>
+            <w:tcW w:type="dxa" w:w="1152"/>
+          </w:tcPr>
+          <w:p>
+            <w:r>
+              <w:rPr>
+                <w:sz w:val="19"/>
+              </w:rPr>
+              <w:t>201</w:t>
+            </w:r>
+          </w:p>
+        </w:tc>
+        <w:tc>
+          <w:tcPr>
+            <w:tcW w:type="dxa" w:w="2304"/>
+          </w:tcPr>
+          <w:p>
+            <w:r>
+              <w:rPr>
+                <w:sz w:val="19"/>
+              </w:rPr>
+              <w:t>Created</w:t>
+            </w:r>
+          </w:p>
+        </w:tc>
+        <w:tc>
+          <w:tcPr>
+            <w:tcW w:type="dxa" w:w="3168"/>
+          </w:tcPr>
+          <w:p>
+            <w:r>
+              <w:rPr>
+                <w:sz w:val="19"/>
+              </w:rPr>
               <w:t>—</w:t>
+            </w:r>
+          </w:p>
+        </w:tc>
+        <w:tc>
+          <w:tcPr>
+            <w:tcW w:type="dxa" w:w="2880"/>
+          </w:tcPr>
+          <w:p>
+            <w:r>
+              <w:rPr>
+                <w:sz w:val="19"/>
+              </w:rPr>
+              <w:t>Resource created successfully</w:t>
+            </w:r>
+          </w:p>
+        </w:tc>
+      </w:tr>
+      <w:tr>
+        <w:tc>
+          <w:tcPr>
+            <w:tcW w:type="dxa" w:w="1152"/>
+            <w:shd w:val="clear" w:color="auto" w:fill="DEEAF1"/>
+          </w:tcPr>
+          <w:p>
+            <w:r>
+              <w:rPr>
+                <w:sz w:val="19"/>
+              </w:rPr>
+              <w:t>204</w:t>
+            </w:r>
+          </w:p>
+        </w:tc>
+        <w:tc>
+          <w:tcPr>
+            <w:tcW w:type="dxa" w:w="2304"/>
+            <w:shd w:val="clear" w:color="auto" w:fill="DEEAF1"/>
+          </w:tcPr>
+          <w:p>
+            <w:r>
+              <w:rPr>
+                <w:sz w:val="19"/>
+              </w:rPr>
+              <w:t>No Content</w:t>
             </w:r>
           </w:p>
         </w:tc>
@@ -898,7 +2282,21 @@
               <w:rPr>
                 <w:sz w:val="19"/>
               </w:rPr>
-              <w:t>Success</w:t>
+              <w:t>—</w:t>
+            </w:r>
+          </w:p>
+        </w:tc>
+        <w:tc>
+          <w:tcPr>
+            <w:tcW w:type="dxa" w:w="2880"/>
+            <w:shd w:val="clear" w:color="auto" w:fill="DEEAF1"/>
+          </w:tcPr>
+          <w:p>
+            <w:r>
+              <w:rPr>
+                <w:sz w:val="19"/>
+              </w:rPr>
+              <w:t>Deleted successfully (empty body)</w:t>
             </w:r>
           </w:p>
         </w:tc>
@@ -913,20 +2311,33 @@
               <w:rPr>
                 <w:sz w:val="19"/>
               </w:rPr>
-              <w:t>201</w:t>
-            </w:r>
-          </w:p>
-        </w:tc>
-        <w:tc>
-          <w:tcPr>
-            <w:tcW w:type="dxa" w:w="2160"/>
-          </w:tcPr>
-          <w:p>
-            <w:r>
-              <w:rPr>
-                <w:sz w:val="19"/>
-              </w:rPr>
-              <w:t>Created</w:t>
+              <w:t>400</w:t>
+            </w:r>
+          </w:p>
+        </w:tc>
+        <w:tc>
+          <w:tcPr>
+            <w:tcW w:type="dxa" w:w="2304"/>
+          </w:tcPr>
+          <w:p>
+            <w:r>
+              <w:rPr>
+                <w:sz w:val="19"/>
+              </w:rPr>
+              <w:t>validation_error</w:t>
+            </w:r>
+          </w:p>
+        </w:tc>
+        <w:tc>
+          <w:tcPr>
+            <w:tcW w:type="dxa" w:w="3168"/>
+          </w:tcPr>
+          <w:p>
+            <w:r>
+              <w:rPr>
+                <w:sz w:val="19"/>
+              </w:rPr>
+              <w:t>Missing or invalid field in request body</w:t>
             </w:r>
           </w:p>
         </w:tc>
@@ -939,20 +2350,7 @@
               <w:rPr>
                 <w:sz w:val="19"/>
               </w:rPr>
-              <w:t>—</w:t>
-            </w:r>
-          </w:p>
-        </w:tc>
-        <w:tc>
-          <w:tcPr>
-            <w:tcW w:type="dxa" w:w="3168"/>
-          </w:tcPr>
-          <w:p>
-            <w:r>
-              <w:rPr>
-                <w:sz w:val="19"/>
-              </w:rPr>
-              <w:t>Resource created successfully</w:t>
+              <w:t>Check the "details" key in response — it names the exact field that failed</w:t>
             </w:r>
           </w:p>
         </w:tc>
@@ -968,13 +2366,13 @@
               <w:rPr>
                 <w:sz w:val="19"/>
               </w:rPr>
-              <w:t>204</w:t>
-            </w:r>
-          </w:p>
-        </w:tc>
-        <w:tc>
-          <w:tcPr>
-            <w:tcW w:type="dxa" w:w="2160"/>
+              <w:t>400</w:t>
+            </w:r>
+          </w:p>
+        </w:tc>
+        <w:tc>
+          <w:tcPr>
+            <w:tcW w:type="dxa" w:w="2304"/>
             <w:shd w:val="clear" w:color="auto" w:fill="DEEAF1"/>
           </w:tcPr>
           <w:p>
@@ -982,7 +2380,21 @@
               <w:rPr>
                 <w:sz w:val="19"/>
               </w:rPr>
-              <w:t>No Content</w:t>
+              <w:t>otp_invalid</w:t>
+            </w:r>
+          </w:p>
+        </w:tc>
+        <w:tc>
+          <w:tcPr>
+            <w:tcW w:type="dxa" w:w="3168"/>
+            <w:shd w:val="clear" w:color="auto" w:fill="DEEAF1"/>
+          </w:tcPr>
+          <w:p>
+            <w:r>
+              <w:rPr>
+                <w:sz w:val="19"/>
+              </w:rPr>
+              <w:t>Wrong OTP, expired OTP, or OTP not sent yet</w:t>
             </w:r>
           </w:p>
         </w:tc>
@@ -996,7 +2408,91 @@
               <w:rPr>
                 <w:sz w:val="19"/>
               </w:rPr>
-              <w:t>—</w:t>
+              <w:t>Call /otp/send/ first, then verify with OTP 123456 in dev</w:t>
+            </w:r>
+          </w:p>
+        </w:tc>
+      </w:tr>
+      <w:tr>
+        <w:tc>
+          <w:tcPr>
+            <w:tcW w:type="dxa" w:w="1152"/>
+          </w:tcPr>
+          <w:p>
+            <w:r>
+              <w:rPr>
+                <w:sz w:val="19"/>
+              </w:rPr>
+              <w:t>400</w:t>
+            </w:r>
+          </w:p>
+        </w:tc>
+        <w:tc>
+          <w:tcPr>
+            <w:tcW w:type="dxa" w:w="2304"/>
+          </w:tcPr>
+          <w:p>
+            <w:r>
+              <w:rPr>
+                <w:sz w:val="19"/>
+              </w:rPr>
+              <w:t>validation_error (phone)</w:t>
+            </w:r>
+          </w:p>
+        </w:tc>
+        <w:tc>
+          <w:tcPr>
+            <w:tcW w:type="dxa" w:w="3168"/>
+          </w:tcPr>
+          <w:p>
+            <w:r>
+              <w:rPr>
+                <w:sz w:val="19"/>
+              </w:rPr>
+              <w:t>Phone not in +91XXXXXXXXXX format</w:t>
+            </w:r>
+          </w:p>
+        </w:tc>
+        <w:tc>
+          <w:tcPr>
+            <w:tcW w:type="dxa" w:w="2880"/>
+          </w:tcPr>
+          <w:p>
+            <w:r>
+              <w:rPr>
+                <w:sz w:val="19"/>
+              </w:rPr>
+              <w:t>See Section 1.4 — Phone Number Format Rules</w:t>
+            </w:r>
+          </w:p>
+        </w:tc>
+      </w:tr>
+      <w:tr>
+        <w:tc>
+          <w:tcPr>
+            <w:tcW w:type="dxa" w:w="1152"/>
+            <w:shd w:val="clear" w:color="auto" w:fill="DEEAF1"/>
+          </w:tcPr>
+          <w:p>
+            <w:r>
+              <w:rPr>
+                <w:sz w:val="19"/>
+              </w:rPr>
+              <w:t>401</w:t>
+            </w:r>
+          </w:p>
+        </w:tc>
+        <w:tc>
+          <w:tcPr>
+            <w:tcW w:type="dxa" w:w="2304"/>
+            <w:shd w:val="clear" w:color="auto" w:fill="DEEAF1"/>
+          </w:tcPr>
+          <w:p>
+            <w:r>
+              <w:rPr>
+                <w:sz w:val="19"/>
+              </w:rPr>
+              <w:t>authentication_failed</w:t>
             </w:r>
           </w:p>
         </w:tc>
@@ -1010,7 +2506,21 @@
               <w:rPr>
                 <w:sz w:val="19"/>
               </w:rPr>
-              <w:t>Deleted successfully</w:t>
+              <w:t>No Authorization header, or "Bearer " prefix missing</w:t>
+            </w:r>
+          </w:p>
+        </w:tc>
+        <w:tc>
+          <w:tcPr>
+            <w:tcW w:type="dxa" w:w="2880"/>
+            <w:shd w:val="clear" w:color="auto" w:fill="DEEAF1"/>
+          </w:tcPr>
+          <w:p>
+            <w:r>
+              <w:rPr>
+                <w:sz w:val="19"/>
+              </w:rPr>
+              <w:t>Add header: Authorization: Bearer &lt;your_token&gt;</w:t>
             </w:r>
           </w:p>
         </w:tc>
@@ -1025,20 +2535,33 @@
               <w:rPr>
                 <w:sz w:val="19"/>
               </w:rPr>
-              <w:t>400</w:t>
-            </w:r>
-          </w:p>
-        </w:tc>
-        <w:tc>
-          <w:tcPr>
-            <w:tcW w:type="dxa" w:w="2160"/>
-          </w:tcPr>
-          <w:p>
-            <w:r>
-              <w:rPr>
-                <w:sz w:val="19"/>
-              </w:rPr>
-              <w:t>validation_error</w:t>
+              <w:t>401</w:t>
+            </w:r>
+          </w:p>
+        </w:tc>
+        <w:tc>
+          <w:tcPr>
+            <w:tcW w:type="dxa" w:w="2304"/>
+          </w:tcPr>
+          <w:p>
+            <w:r>
+              <w:rPr>
+                <w:sz w:val="19"/>
+              </w:rPr>
+              <w:t>token_invalid</w:t>
+            </w:r>
+          </w:p>
+        </w:tc>
+        <w:tc>
+          <w:tcPr>
+            <w:tcW w:type="dxa" w:w="3168"/>
+          </w:tcPr>
+          <w:p>
+            <w:r>
+              <w:rPr>
+                <w:sz w:val="19"/>
+              </w:rPr>
+              <w:t>Access token expired or refresh token blacklisted</w:t>
             </w:r>
           </w:p>
         </w:tc>
@@ -1051,20 +2574,7 @@
               <w:rPr>
                 <w:sz w:val="19"/>
               </w:rPr>
-              <w:t>Missing or invalid field</w:t>
-            </w:r>
-          </w:p>
-        </w:tc>
-        <w:tc>
-          <w:tcPr>
-            <w:tcW w:type="dxa" w:w="3168"/>
-          </w:tcPr>
-          <w:p>
-            <w:r>
-              <w:rPr>
-                <w:sz w:val="19"/>
-              </w:rPr>
-              <w:t>Check the "details" field in response for which field failed</w:t>
+              <w:t>Call /auth/token/refresh/ for new access token, or re-login</w:t>
             </w:r>
           </w:p>
         </w:tc>
@@ -1080,13 +2590,13 @@
               <w:rPr>
                 <w:sz w:val="19"/>
               </w:rPr>
-              <w:t>400</w:t>
-            </w:r>
-          </w:p>
-        </w:tc>
-        <w:tc>
-          <w:tcPr>
-            <w:tcW w:type="dxa" w:w="2160"/>
+              <w:t>403</w:t>
+            </w:r>
+          </w:p>
+        </w:tc>
+        <w:tc>
+          <w:tcPr>
+            <w:tcW w:type="dxa" w:w="2304"/>
             <w:shd w:val="clear" w:color="auto" w:fill="DEEAF1"/>
           </w:tcPr>
           <w:p>
@@ -1094,7 +2604,21 @@
               <w:rPr>
                 <w:sz w:val="19"/>
               </w:rPr>
-              <w:t>otp_invalid</w:t>
+              <w:t>permission_denied</w:t>
+            </w:r>
+          </w:p>
+        </w:tc>
+        <w:tc>
+          <w:tcPr>
+            <w:tcW w:type="dxa" w:w="3168"/>
+            <w:shd w:val="clear" w:color="auto" w:fill="DEEAF1"/>
+          </w:tcPr>
+          <w:p>
+            <w:r>
+              <w:rPr>
+                <w:sz w:val="19"/>
+              </w:rPr>
+              <w:t>Wrong role (e.g. customer on vendor endpoint) or not store owner</w:t>
             </w:r>
           </w:p>
         </w:tc>
@@ -1108,7 +2632,91 @@
               <w:rPr>
                 <w:sz w:val="19"/>
               </w:rPr>
-              <w:t>Wrong OTP / expired / no active OTP</w:t>
+              <w:t>Use correct role token</w:t>
+            </w:r>
+          </w:p>
+        </w:tc>
+      </w:tr>
+      <w:tr>
+        <w:tc>
+          <w:tcPr>
+            <w:tcW w:type="dxa" w:w="1152"/>
+          </w:tcPr>
+          <w:p>
+            <w:r>
+              <w:rPr>
+                <w:sz w:val="19"/>
+              </w:rPr>
+              <w:t>404</w:t>
+            </w:r>
+          </w:p>
+        </w:tc>
+        <w:tc>
+          <w:tcPr>
+            <w:tcW w:type="dxa" w:w="2304"/>
+          </w:tcPr>
+          <w:p>
+            <w:r>
+              <w:rPr>
+                <w:sz w:val="19"/>
+              </w:rPr>
+              <w:t>not_found</w:t>
+            </w:r>
+          </w:p>
+        </w:tc>
+        <w:tc>
+          <w:tcPr>
+            <w:tcW w:type="dxa" w:w="3168"/>
+          </w:tcPr>
+          <w:p>
+            <w:r>
+              <w:rPr>
+                <w:sz w:val="19"/>
+              </w:rPr>
+              <w:t>UUID does not exist, resource is inactive, or wrong URL</w:t>
+            </w:r>
+          </w:p>
+        </w:tc>
+        <w:tc>
+          <w:tcPr>
+            <w:tcW w:type="dxa" w:w="2880"/>
+          </w:tcPr>
+          <w:p>
+            <w:r>
+              <w:rPr>
+                <w:sz w:val="19"/>
+              </w:rPr>
+              <w:t>Check UUID and that resource is active/visible</w:t>
+            </w:r>
+          </w:p>
+        </w:tc>
+      </w:tr>
+      <w:tr>
+        <w:tc>
+          <w:tcPr>
+            <w:tcW w:type="dxa" w:w="1152"/>
+            <w:shd w:val="clear" w:color="auto" w:fill="DEEAF1"/>
+          </w:tcPr>
+          <w:p>
+            <w:r>
+              <w:rPr>
+                <w:sz w:val="19"/>
+              </w:rPr>
+              <w:t>429</w:t>
+            </w:r>
+          </w:p>
+        </w:tc>
+        <w:tc>
+          <w:tcPr>
+            <w:tcW w:type="dxa" w:w="2304"/>
+            <w:shd w:val="clear" w:color="auto" w:fill="DEEAF1"/>
+          </w:tcPr>
+          <w:p>
+            <w:r>
+              <w:rPr>
+                <w:sz w:val="19"/>
+              </w:rPr>
+              <w:t>throttled</w:t>
             </w:r>
           </w:p>
         </w:tc>
@@ -1122,91 +2730,7 @@
               <w:rPr>
                 <w:sz w:val="19"/>
               </w:rPr>
-              <w:t>Call otp/send/ first, then verify with OTP 123456</w:t>
-            </w:r>
-          </w:p>
-        </w:tc>
-      </w:tr>
-      <w:tr>
-        <w:tc>
-          <w:tcPr>
-            <w:tcW w:type="dxa" w:w="1152"/>
-          </w:tcPr>
-          <w:p>
-            <w:r>
-              <w:rPr>
-                <w:sz w:val="19"/>
-              </w:rPr>
-              <w:t>401</w:t>
-            </w:r>
-          </w:p>
-        </w:tc>
-        <w:tc>
-          <w:tcPr>
-            <w:tcW w:type="dxa" w:w="2160"/>
-          </w:tcPr>
-          <w:p>
-            <w:r>
-              <w:rPr>
-                <w:sz w:val="19"/>
-              </w:rPr>
-              <w:t>authentication_failed</w:t>
-            </w:r>
-          </w:p>
-        </w:tc>
-        <w:tc>
-          <w:tcPr>
-            <w:tcW w:type="dxa" w:w="2880"/>
-          </w:tcPr>
-          <w:p>
-            <w:r>
-              <w:rPr>
-                <w:sz w:val="19"/>
-              </w:rPr>
-              <w:t>No token or malformed header</w:t>
-            </w:r>
-          </w:p>
-        </w:tc>
-        <w:tc>
-          <w:tcPr>
-            <w:tcW w:type="dxa" w:w="3168"/>
-          </w:tcPr>
-          <w:p>
-            <w:r>
-              <w:rPr>
-                <w:sz w:val="19"/>
-              </w:rPr>
-              <w:t>Add: Authorization: Bearer &lt;token&gt;</w:t>
-            </w:r>
-          </w:p>
-        </w:tc>
-      </w:tr>
-      <w:tr>
-        <w:tc>
-          <w:tcPr>
-            <w:tcW w:type="dxa" w:w="1152"/>
-            <w:shd w:val="clear" w:color="auto" w:fill="DEEAF1"/>
-          </w:tcPr>
-          <w:p>
-            <w:r>
-              <w:rPr>
-                <w:sz w:val="19"/>
-              </w:rPr>
-              <w:t>401</w:t>
-            </w:r>
-          </w:p>
-        </w:tc>
-        <w:tc>
-          <w:tcPr>
-            <w:tcW w:type="dxa" w:w="2160"/>
-            <w:shd w:val="clear" w:color="auto" w:fill="DEEAF1"/>
-          </w:tcPr>
-          <w:p>
-            <w:r>
-              <w:rPr>
-                <w:sz w:val="19"/>
-              </w:rPr>
-              <w:t>token_invalid</w:t>
+              <w:t>Too many OTP requests (5 per 5 min)</w:t>
             </w:r>
           </w:p>
         </w:tc>
@@ -1214,186 +2738,6 @@
           <w:tcPr>
             <w:tcW w:type="dxa" w:w="2880"/>
             <w:shd w:val="clear" w:color="auto" w:fill="DEEAF1"/>
-          </w:tcPr>
-          <w:p>
-            <w:r>
-              <w:rPr>
-                <w:sz w:val="19"/>
-              </w:rPr>
-              <w:t>Token expired or blacklisted</w:t>
-            </w:r>
-          </w:p>
-        </w:tc>
-        <w:tc>
-          <w:tcPr>
-            <w:tcW w:type="dxa" w:w="3168"/>
-            <w:shd w:val="clear" w:color="auto" w:fill="DEEAF1"/>
-          </w:tcPr>
-          <w:p>
-            <w:r>
-              <w:rPr>
-                <w:sz w:val="19"/>
-              </w:rPr>
-              <w:t>Call otp/send/ + otp/verify/ again</w:t>
-            </w:r>
-          </w:p>
-        </w:tc>
-      </w:tr>
-      <w:tr>
-        <w:tc>
-          <w:tcPr>
-            <w:tcW w:type="dxa" w:w="1152"/>
-          </w:tcPr>
-          <w:p>
-            <w:r>
-              <w:rPr>
-                <w:sz w:val="19"/>
-              </w:rPr>
-              <w:t>403</w:t>
-            </w:r>
-          </w:p>
-        </w:tc>
-        <w:tc>
-          <w:tcPr>
-            <w:tcW w:type="dxa" w:w="2160"/>
-          </w:tcPr>
-          <w:p>
-            <w:r>
-              <w:rPr>
-                <w:sz w:val="19"/>
-              </w:rPr>
-              <w:t>permission_denied</w:t>
-            </w:r>
-          </w:p>
-        </w:tc>
-        <w:tc>
-          <w:tcPr>
-            <w:tcW w:type="dxa" w:w="2880"/>
-          </w:tcPr>
-          <w:p>
-            <w:r>
-              <w:rPr>
-                <w:sz w:val="19"/>
-              </w:rPr>
-              <w:t>Wrong role or not store owner</w:t>
-            </w:r>
-          </w:p>
-        </w:tc>
-        <w:tc>
-          <w:tcPr>
-            <w:tcW w:type="dxa" w:w="3168"/>
-          </w:tcPr>
-          <w:p>
-            <w:r>
-              <w:rPr>
-                <w:sz w:val="19"/>
-              </w:rPr>
-              <w:t>Use correct role token</w:t>
-            </w:r>
-          </w:p>
-        </w:tc>
-      </w:tr>
-      <w:tr>
-        <w:tc>
-          <w:tcPr>
-            <w:tcW w:type="dxa" w:w="1152"/>
-            <w:shd w:val="clear" w:color="auto" w:fill="DEEAF1"/>
-          </w:tcPr>
-          <w:p>
-            <w:r>
-              <w:rPr>
-                <w:sz w:val="19"/>
-              </w:rPr>
-              <w:t>404</w:t>
-            </w:r>
-          </w:p>
-        </w:tc>
-        <w:tc>
-          <w:tcPr>
-            <w:tcW w:type="dxa" w:w="2160"/>
-            <w:shd w:val="clear" w:color="auto" w:fill="DEEAF1"/>
-          </w:tcPr>
-          <w:p>
-            <w:r>
-              <w:rPr>
-                <w:sz w:val="19"/>
-              </w:rPr>
-              <w:t>not_found</w:t>
-            </w:r>
-          </w:p>
-        </w:tc>
-        <w:tc>
-          <w:tcPr>
-            <w:tcW w:type="dxa" w:w="2880"/>
-            <w:shd w:val="clear" w:color="auto" w:fill="DEEAF1"/>
-          </w:tcPr>
-          <w:p>
-            <w:r>
-              <w:rPr>
-                <w:sz w:val="19"/>
-              </w:rPr>
-              <w:t>Record does not exist or inactive</w:t>
-            </w:r>
-          </w:p>
-        </w:tc>
-        <w:tc>
-          <w:tcPr>
-            <w:tcW w:type="dxa" w:w="3168"/>
-            <w:shd w:val="clear" w:color="auto" w:fill="DEEAF1"/>
-          </w:tcPr>
-          <w:p>
-            <w:r>
-              <w:rPr>
-                <w:sz w:val="19"/>
-              </w:rPr>
-              <w:t>Check UUID is correct</w:t>
-            </w:r>
-          </w:p>
-        </w:tc>
-      </w:tr>
-      <w:tr>
-        <w:tc>
-          <w:tcPr>
-            <w:tcW w:type="dxa" w:w="1152"/>
-          </w:tcPr>
-          <w:p>
-            <w:r>
-              <w:rPr>
-                <w:sz w:val="19"/>
-              </w:rPr>
-              <w:t>429</w:t>
-            </w:r>
-          </w:p>
-        </w:tc>
-        <w:tc>
-          <w:tcPr>
-            <w:tcW w:type="dxa" w:w="2160"/>
-          </w:tcPr>
-          <w:p>
-            <w:r>
-              <w:rPr>
-                <w:sz w:val="19"/>
-              </w:rPr>
-              <w:t>throttled</w:t>
-            </w:r>
-          </w:p>
-        </w:tc>
-        <w:tc>
-          <w:tcPr>
-            <w:tcW w:type="dxa" w:w="2880"/>
-          </w:tcPr>
-          <w:p>
-            <w:r>
-              <w:rPr>
-                <w:sz w:val="19"/>
-              </w:rPr>
-              <w:t>Too many OTP requests</w:t>
-            </w:r>
-          </w:p>
-        </w:tc>
-        <w:tc>
-          <w:tcPr>
-            <w:tcW w:type="dxa" w:w="3168"/>
           </w:tcPr>
           <w:p>
             <w:r>
@@ -1485,7 +2829,7 @@
         </w:tc>
         <w:tc>
           <w:tcPr>
-            <w:tcW w:type="dxa" w:w="1728"/>
+            <w:tcW w:type="dxa" w:w="2016"/>
             <w:shd w:val="clear" w:color="auto" w:fill="1F4E79"/>
           </w:tcPr>
           <w:p>
@@ -1495,13 +2839,13 @@
                 <w:color w:val="FFFFFF"/>
                 <w:sz w:val="20"/>
               </w:rPr>
-              <w:t>Auth</w:t>
-            </w:r>
-          </w:p>
-        </w:tc>
-        <w:tc>
-          <w:tcPr>
-            <w:tcW w:type="dxa" w:w="720"/>
+              <w:t>Auth Required</w:t>
+            </w:r>
+          </w:p>
+        </w:tc>
+        <w:tc>
+          <w:tcPr>
+            <w:tcW w:type="dxa" w:w="576"/>
             <w:shd w:val="clear" w:color="auto" w:fill="1F4E79"/>
           </w:tcPr>
           <w:p>
@@ -1561,7 +2905,7 @@
         </w:tc>
         <w:tc>
           <w:tcPr>
-            <w:tcW w:type="dxa" w:w="1728"/>
+            <w:tcW w:type="dxa" w:w="2016"/>
             <w:shd w:val="clear" w:color="auto" w:fill="DEEAF1"/>
           </w:tcPr>
           <w:p>
@@ -1569,13 +2913,13 @@
               <w:rPr>
                 <w:sz w:val="19"/>
               </w:rPr>
-              <w:t>None</w:t>
-            </w:r>
-          </w:p>
-        </w:tc>
-        <w:tc>
-          <w:tcPr>
-            <w:tcW w:type="dxa" w:w="720"/>
+              <w:t>None (public)</w:t>
+            </w:r>
+          </w:p>
+        </w:tc>
+        <w:tc>
+          <w:tcPr>
+            <w:tcW w:type="dxa" w:w="576"/>
             <w:shd w:val="clear" w:color="auto" w:fill="DEEAF1"/>
           </w:tcPr>
           <w:p>
@@ -1630,20 +2974,20 @@
         </w:tc>
         <w:tc>
           <w:tcPr>
-            <w:tcW w:type="dxa" w:w="1728"/>
-          </w:tcPr>
-          <w:p>
-            <w:r>
-              <w:rPr>
-                <w:sz w:val="19"/>
-              </w:rPr>
-              <w:t>None</w:t>
-            </w:r>
-          </w:p>
-        </w:tc>
-        <w:tc>
-          <w:tcPr>
-            <w:tcW w:type="dxa" w:w="720"/>
+            <w:tcW w:type="dxa" w:w="2016"/>
+          </w:tcPr>
+          <w:p>
+            <w:r>
+              <w:rPr>
+                <w:sz w:val="19"/>
+              </w:rPr>
+              <w:t>None (public)</w:t>
+            </w:r>
+          </w:p>
+        </w:tc>
+        <w:tc>
+          <w:tcPr>
+            <w:tcW w:type="dxa" w:w="576"/>
           </w:tcPr>
           <w:p>
             <w:r>
@@ -1700,7 +3044,7 @@
         </w:tc>
         <w:tc>
           <w:tcPr>
-            <w:tcW w:type="dxa" w:w="1728"/>
+            <w:tcW w:type="dxa" w:w="2016"/>
             <w:shd w:val="clear" w:color="auto" w:fill="DEEAF1"/>
           </w:tcPr>
           <w:p>
@@ -1708,13 +3052,13 @@
               <w:rPr>
                 <w:sz w:val="19"/>
               </w:rPr>
-              <w:t>None</w:t>
-            </w:r>
-          </w:p>
-        </w:tc>
-        <w:tc>
-          <w:tcPr>
-            <w:tcW w:type="dxa" w:w="720"/>
+              <w:t>None (public)</w:t>
+            </w:r>
+          </w:p>
+        </w:tc>
+        <w:tc>
+          <w:tcPr>
+            <w:tcW w:type="dxa" w:w="576"/>
             <w:shd w:val="clear" w:color="auto" w:fill="DEEAF1"/>
           </w:tcPr>
           <w:p>
@@ -1769,20 +3113,20 @@
         </w:tc>
         <w:tc>
           <w:tcPr>
-            <w:tcW w:type="dxa" w:w="1728"/>
-          </w:tcPr>
-          <w:p>
-            <w:r>
-              <w:rPr>
-                <w:sz w:val="19"/>
-              </w:rPr>
-              <w:t>None</w:t>
-            </w:r>
-          </w:p>
-        </w:tc>
-        <w:tc>
-          <w:tcPr>
-            <w:tcW w:type="dxa" w:w="720"/>
+            <w:tcW w:type="dxa" w:w="2016"/>
+          </w:tcPr>
+          <w:p>
+            <w:r>
+              <w:rPr>
+                <w:sz w:val="19"/>
+              </w:rPr>
+              <w:t>None (public)</w:t>
+            </w:r>
+          </w:p>
+        </w:tc>
+        <w:tc>
+          <w:tcPr>
+            <w:tcW w:type="dxa" w:w="576"/>
           </w:tcPr>
           <w:p>
             <w:r>
@@ -1839,7 +3183,7 @@
         </w:tc>
         <w:tc>
           <w:tcPr>
-            <w:tcW w:type="dxa" w:w="1728"/>
+            <w:tcW w:type="dxa" w:w="2016"/>
             <w:shd w:val="clear" w:color="auto" w:fill="DEEAF1"/>
           </w:tcPr>
           <w:p>
@@ -1853,7 +3197,7 @@
         </w:tc>
         <w:tc>
           <w:tcPr>
-            <w:tcW w:type="dxa" w:w="720"/>
+            <w:tcW w:type="dxa" w:w="576"/>
             <w:shd w:val="clear" w:color="auto" w:fill="DEEAF1"/>
           </w:tcPr>
           <w:p>
@@ -1908,7 +3252,7 @@
         </w:tc>
         <w:tc>
           <w:tcPr>
-            <w:tcW w:type="dxa" w:w="1728"/>
+            <w:tcW w:type="dxa" w:w="2016"/>
           </w:tcPr>
           <w:p>
             <w:r>
@@ -1921,7 +3265,7 @@
         </w:tc>
         <w:tc>
           <w:tcPr>
-            <w:tcW w:type="dxa" w:w="720"/>
+            <w:tcW w:type="dxa" w:w="576"/>
           </w:tcPr>
           <w:p>
             <w:r>
@@ -1978,7 +3322,7 @@
         </w:tc>
         <w:tc>
           <w:tcPr>
-            <w:tcW w:type="dxa" w:w="1728"/>
+            <w:tcW w:type="dxa" w:w="2016"/>
             <w:shd w:val="clear" w:color="auto" w:fill="DEEAF1"/>
           </w:tcPr>
           <w:p>
@@ -1992,7 +3336,7 @@
         </w:tc>
         <w:tc>
           <w:tcPr>
-            <w:tcW w:type="dxa" w:w="720"/>
+            <w:tcW w:type="dxa" w:w="576"/>
             <w:shd w:val="clear" w:color="auto" w:fill="DEEAF1"/>
           </w:tcPr>
           <w:p>
@@ -2047,7 +3391,7 @@
         </w:tc>
         <w:tc>
           <w:tcPr>
-            <w:tcW w:type="dxa" w:w="1728"/>
+            <w:tcW w:type="dxa" w:w="2016"/>
           </w:tcPr>
           <w:p>
             <w:r>
@@ -2060,7 +3404,7 @@
         </w:tc>
         <w:tc>
           <w:tcPr>
-            <w:tcW w:type="dxa" w:w="720"/>
+            <w:tcW w:type="dxa" w:w="576"/>
           </w:tcPr>
           <w:p>
             <w:r>
@@ -2117,7 +3461,7 @@
         </w:tc>
         <w:tc>
           <w:tcPr>
-            <w:tcW w:type="dxa" w:w="1728"/>
+            <w:tcW w:type="dxa" w:w="2016"/>
             <w:shd w:val="clear" w:color="auto" w:fill="DEEAF1"/>
           </w:tcPr>
           <w:p>
@@ -2125,13 +3469,13 @@
               <w:rPr>
                 <w:sz w:val="19"/>
               </w:rPr>
-              <w:t>None</w:t>
-            </w:r>
-          </w:p>
-        </w:tc>
-        <w:tc>
-          <w:tcPr>
-            <w:tcW w:type="dxa" w:w="720"/>
+              <w:t>None (public)</w:t>
+            </w:r>
+          </w:p>
+        </w:tc>
+        <w:tc>
+          <w:tcPr>
+            <w:tcW w:type="dxa" w:w="576"/>
             <w:shd w:val="clear" w:color="auto" w:fill="DEEAF1"/>
           </w:tcPr>
           <w:p>
@@ -2186,20 +3530,20 @@
         </w:tc>
         <w:tc>
           <w:tcPr>
-            <w:tcW w:type="dxa" w:w="1728"/>
-          </w:tcPr>
-          <w:p>
-            <w:r>
-              <w:rPr>
-                <w:sz w:val="19"/>
-              </w:rPr>
-              <w:t>None</w:t>
-            </w:r>
-          </w:p>
-        </w:tc>
-        <w:tc>
-          <w:tcPr>
-            <w:tcW w:type="dxa" w:w="720"/>
+            <w:tcW w:type="dxa" w:w="2016"/>
+          </w:tcPr>
+          <w:p>
+            <w:r>
+              <w:rPr>
+                <w:sz w:val="19"/>
+              </w:rPr>
+              <w:t>None (public)</w:t>
+            </w:r>
+          </w:p>
+        </w:tc>
+        <w:tc>
+          <w:tcPr>
+            <w:tcW w:type="dxa" w:w="576"/>
           </w:tcPr>
           <w:p>
             <w:r>
@@ -2256,7 +3600,7 @@
         </w:tc>
         <w:tc>
           <w:tcPr>
-            <w:tcW w:type="dxa" w:w="1728"/>
+            <w:tcW w:type="dxa" w:w="2016"/>
             <w:shd w:val="clear" w:color="auto" w:fill="DEEAF1"/>
           </w:tcPr>
           <w:p>
@@ -2264,13 +3608,13 @@
               <w:rPr>
                 <w:sz w:val="19"/>
               </w:rPr>
-              <w:t>Vendor JWT</w:t>
-            </w:r>
-          </w:p>
-        </w:tc>
-        <w:tc>
-          <w:tcPr>
-            <w:tcW w:type="dxa" w:w="720"/>
+              <w:t>Vendor JWT only</w:t>
+            </w:r>
+          </w:p>
+        </w:tc>
+        <w:tc>
+          <w:tcPr>
+            <w:tcW w:type="dxa" w:w="576"/>
             <w:shd w:val="clear" w:color="auto" w:fill="DEEAF1"/>
           </w:tcPr>
           <w:p>
@@ -2325,20 +3669,20 @@
         </w:tc>
         <w:tc>
           <w:tcPr>
-            <w:tcW w:type="dxa" w:w="1728"/>
-          </w:tcPr>
-          <w:p>
-            <w:r>
-              <w:rPr>
-                <w:sz w:val="19"/>
-              </w:rPr>
-              <w:t>Owner JWT</w:t>
-            </w:r>
-          </w:p>
-        </w:tc>
-        <w:tc>
-          <w:tcPr>
-            <w:tcW w:type="dxa" w:w="720"/>
+            <w:tcW w:type="dxa" w:w="2016"/>
+          </w:tcPr>
+          <w:p>
+            <w:r>
+              <w:rPr>
+                <w:sz w:val="19"/>
+              </w:rPr>
+              <w:t>Store Owner JWT</w:t>
+            </w:r>
+          </w:p>
+        </w:tc>
+        <w:tc>
+          <w:tcPr>
+            <w:tcW w:type="dxa" w:w="576"/>
           </w:tcPr>
           <w:p>
             <w:r>
@@ -2395,7 +3739,7 @@
         </w:tc>
         <w:tc>
           <w:tcPr>
-            <w:tcW w:type="dxa" w:w="1728"/>
+            <w:tcW w:type="dxa" w:w="2016"/>
             <w:shd w:val="clear" w:color="auto" w:fill="DEEAF1"/>
           </w:tcPr>
           <w:p>
@@ -2409,7 +3753,7 @@
         </w:tc>
         <w:tc>
           <w:tcPr>
-            <w:tcW w:type="dxa" w:w="720"/>
+            <w:tcW w:type="dxa" w:w="576"/>
             <w:shd w:val="clear" w:color="auto" w:fill="DEEAF1"/>
           </w:tcPr>
           <w:p>
@@ -2464,7 +3808,7 @@
         </w:tc>
         <w:tc>
           <w:tcPr>
-            <w:tcW w:type="dxa" w:w="1728"/>
+            <w:tcW w:type="dxa" w:w="2016"/>
           </w:tcPr>
           <w:p>
             <w:r>
@@ -2477,7 +3821,7 @@
         </w:tc>
         <w:tc>
           <w:tcPr>
-            <w:tcW w:type="dxa" w:w="720"/>
+            <w:tcW w:type="dxa" w:w="576"/>
           </w:tcPr>
           <w:p>
             <w:r>
@@ -2534,7 +3878,7 @@
         </w:tc>
         <w:tc>
           <w:tcPr>
-            <w:tcW w:type="dxa" w:w="1728"/>
+            <w:tcW w:type="dxa" w:w="2016"/>
             <w:shd w:val="clear" w:color="auto" w:fill="DEEAF1"/>
           </w:tcPr>
           <w:p>
@@ -2542,13 +3886,13 @@
               <w:rPr>
                 <w:sz w:val="19"/>
               </w:rPr>
-              <w:t>Owner JWT</w:t>
-            </w:r>
-          </w:p>
-        </w:tc>
-        <w:tc>
-          <w:tcPr>
-            <w:tcW w:type="dxa" w:w="720"/>
+              <w:t>Store Owner JWT</w:t>
+            </w:r>
+          </w:p>
+        </w:tc>
+        <w:tc>
+          <w:tcPr>
+            <w:tcW w:type="dxa" w:w="576"/>
             <w:shd w:val="clear" w:color="auto" w:fill="DEEAF1"/>
           </w:tcPr>
           <w:p>
@@ -2603,20 +3947,20 @@
         </w:tc>
         <w:tc>
           <w:tcPr>
-            <w:tcW w:type="dxa" w:w="1728"/>
-          </w:tcPr>
-          <w:p>
-            <w:r>
-              <w:rPr>
-                <w:sz w:val="19"/>
-              </w:rPr>
-              <w:t>None</w:t>
-            </w:r>
-          </w:p>
-        </w:tc>
-        <w:tc>
-          <w:tcPr>
-            <w:tcW w:type="dxa" w:w="720"/>
+            <w:tcW w:type="dxa" w:w="2016"/>
+          </w:tcPr>
+          <w:p>
+            <w:r>
+              <w:rPr>
+                <w:sz w:val="19"/>
+              </w:rPr>
+              <w:t>None (public)</w:t>
+            </w:r>
+          </w:p>
+        </w:tc>
+        <w:tc>
+          <w:tcPr>
+            <w:tcW w:type="dxa" w:w="576"/>
           </w:tcPr>
           <w:p>
             <w:r>
@@ -2673,7 +4017,7 @@
         </w:tc>
         <w:tc>
           <w:tcPr>
-            <w:tcW w:type="dxa" w:w="1728"/>
+            <w:tcW w:type="dxa" w:w="2016"/>
             <w:shd w:val="clear" w:color="auto" w:fill="DEEAF1"/>
           </w:tcPr>
           <w:p>
@@ -2681,13 +4025,13 @@
               <w:rPr>
                 <w:sz w:val="19"/>
               </w:rPr>
-              <w:t>None</w:t>
-            </w:r>
-          </w:p>
-        </w:tc>
-        <w:tc>
-          <w:tcPr>
-            <w:tcW w:type="dxa" w:w="720"/>
+              <w:t>None (public)</w:t>
+            </w:r>
+          </w:p>
+        </w:tc>
+        <w:tc>
+          <w:tcPr>
+            <w:tcW w:type="dxa" w:w="576"/>
             <w:shd w:val="clear" w:color="auto" w:fill="DEEAF1"/>
           </w:tcPr>
           <w:p>
@@ -2742,20 +4086,20 @@
         </w:tc>
         <w:tc>
           <w:tcPr>
-            <w:tcW w:type="dxa" w:w="1728"/>
-          </w:tcPr>
-          <w:p>
-            <w:r>
-              <w:rPr>
-                <w:sz w:val="19"/>
-              </w:rPr>
-              <w:t>None</w:t>
-            </w:r>
-          </w:p>
-        </w:tc>
-        <w:tc>
-          <w:tcPr>
-            <w:tcW w:type="dxa" w:w="720"/>
+            <w:tcW w:type="dxa" w:w="2016"/>
+          </w:tcPr>
+          <w:p>
+            <w:r>
+              <w:rPr>
+                <w:sz w:val="19"/>
+              </w:rPr>
+              <w:t>None (public)</w:t>
+            </w:r>
+          </w:p>
+        </w:tc>
+        <w:tc>
+          <w:tcPr>
+            <w:tcW w:type="dxa" w:w="576"/>
           </w:tcPr>
           <w:p>
             <w:r>
@@ -2812,7 +4156,7 @@
         </w:tc>
         <w:tc>
           <w:tcPr>
-            <w:tcW w:type="dxa" w:w="1728"/>
+            <w:tcW w:type="dxa" w:w="2016"/>
             <w:shd w:val="clear" w:color="auto" w:fill="DEEAF1"/>
           </w:tcPr>
           <w:p>
@@ -2820,13 +4164,13 @@
               <w:rPr>
                 <w:sz w:val="19"/>
               </w:rPr>
-              <w:t>Vendor JWT</w:t>
-            </w:r>
-          </w:p>
-        </w:tc>
-        <w:tc>
-          <w:tcPr>
-            <w:tcW w:type="dxa" w:w="720"/>
+              <w:t>Vendor JWT only</w:t>
+            </w:r>
+          </w:p>
+        </w:tc>
+        <w:tc>
+          <w:tcPr>
+            <w:tcW w:type="dxa" w:w="576"/>
             <w:shd w:val="clear" w:color="auto" w:fill="DEEAF1"/>
           </w:tcPr>
           <w:p>
@@ -2881,20 +4225,20 @@
         </w:tc>
         <w:tc>
           <w:tcPr>
-            <w:tcW w:type="dxa" w:w="1728"/>
-          </w:tcPr>
-          <w:p>
-            <w:r>
-              <w:rPr>
-                <w:sz w:val="19"/>
-              </w:rPr>
-              <w:t>Owner JWT</w:t>
-            </w:r>
-          </w:p>
-        </w:tc>
-        <w:tc>
-          <w:tcPr>
-            <w:tcW w:type="dxa" w:w="720"/>
+            <w:tcW w:type="dxa" w:w="2016"/>
+          </w:tcPr>
+          <w:p>
+            <w:r>
+              <w:rPr>
+                <w:sz w:val="19"/>
+              </w:rPr>
+              <w:t>Store Owner JWT</w:t>
+            </w:r>
+          </w:p>
+        </w:tc>
+        <w:tc>
+          <w:tcPr>
+            <w:tcW w:type="dxa" w:w="576"/>
           </w:tcPr>
           <w:p>
             <w:r>
@@ -2951,7 +4295,7 @@
         </w:tc>
         <w:tc>
           <w:tcPr>
-            <w:tcW w:type="dxa" w:w="1728"/>
+            <w:tcW w:type="dxa" w:w="2016"/>
             <w:shd w:val="clear" w:color="auto" w:fill="DEEAF1"/>
           </w:tcPr>
           <w:p>
@@ -2959,13 +4303,13 @@
               <w:rPr>
                 <w:sz w:val="19"/>
               </w:rPr>
-              <w:t>Owner JWT</w:t>
-            </w:r>
-          </w:p>
-        </w:tc>
-        <w:tc>
-          <w:tcPr>
-            <w:tcW w:type="dxa" w:w="720"/>
+              <w:t>Store Owner JWT</w:t>
+            </w:r>
+          </w:p>
+        </w:tc>
+        <w:tc>
+          <w:tcPr>
+            <w:tcW w:type="dxa" w:w="576"/>
             <w:shd w:val="clear" w:color="auto" w:fill="DEEAF1"/>
           </w:tcPr>
           <w:p>
@@ -3020,7 +4364,7 @@
         </w:tc>
         <w:tc>
           <w:tcPr>
-            <w:tcW w:type="dxa" w:w="1728"/>
+            <w:tcW w:type="dxa" w:w="2016"/>
           </w:tcPr>
           <w:p>
             <w:r>
@@ -3033,7 +4377,7 @@
         </w:tc>
         <w:tc>
           <w:tcPr>
-            <w:tcW w:type="dxa" w:w="720"/>
+            <w:tcW w:type="dxa" w:w="576"/>
           </w:tcPr>
           <w:p>
             <w:r>
@@ -3081,6 +4425,8 @@
           <w:sz w:val="20"/>
         </w:rPr>
         <w:t xml:space="preserve">  📌  Dev OTP is always 123456 — no real SMS needed.</w:t>
+        <w:br/>
+        <w:t xml:space="preserve">     Phone must be +91 followed by 10 digits, first digit 6–9. See Section 1.4 for full rules.</w:t>
       </w:r>
     </w:p>
     <w:p>
@@ -3335,21 +4681,41 @@
           <w:color w:val="0C5460"/>
           <w:sz w:val="20"/>
         </w:rPr>
-        <w:t xml:space="preserve">  💡  Phone must be +91 followed by 10 digits starting with 6-9.</w:t>
+        <w:t xml:space="preserve">  💡  Phone number rules (see full table in Section 1.4):</w:t>
+        <w:br/>
+        <w:t xml:space="preserve">  ✓  +919999999999  (correct — +91, first digit 9)</w:t>
+        <w:br/>
+        <w:t xml:space="preserve">  ✓  +916000000001  (correct — +91, first digit 6)</w:t>
+        <w:br/>
+        <w:t xml:space="preserve">  ✗  9999999999     (wrong — missing +91)</w:t>
+        <w:br/>
+        <w:t xml:space="preserve">  ✗  919999999999   (wrong — missing + sign)</w:t>
+        <w:br/>
+        <w:t xml:space="preserve">  ✗  +91 9999999999 (wrong — space not allowed)</w:t>
+        <w:br/>
+        <w:t xml:space="preserve">  ✗  +915000000000  (wrong — first digit must be 6, 7, 8, or 9)</w:t>
       </w:r>
     </w:p>
     <w:p>
       <w:pPr>
         <w:ind w:left="288"/>
-        <w:shd w:val="clear" w:color="auto" w:fill="FFF3CD"/>
+        <w:shd w:val="clear" w:color="auto" w:fill="F8D7DA"/>
       </w:pPr>
       <w:r>
         <w:rPr>
           <w:i/>
-          <w:color w:val="7D4E00"/>
+          <w:color w:val="7B1D1D"/>
           <w:sz w:val="20"/>
         </w:rPr>
-        <w:t xml:space="preserve">  ⚠️  Wrong format example: "9999999999" (no +91) → 400 error</w:t>
+        <w:t xml:space="preserve">  🚫  400 Error if format wrong:</w:t>
+        <w:br/>
+        <w:t xml:space="preserve">     {"error": "validation_error",</w:t>
+        <w:br/>
+        <w:t xml:space="preserve">      "message": "Enter a valid Indian mobile number in +91XXXXXXXXXX format.",</w:t>
+        <w:br/>
+        <w:t xml:space="preserve">      "code": "ERROR",</w:t>
+        <w:br/>
+        <w:t xml:space="preserve">      "details": {"phone_number": ["Enter a valid Indian mobile number in +91XXXXXXXXXX format."]}}</w:t>
       </w:r>
     </w:p>
     <w:p>
@@ -3442,6 +4808,24 @@
         <w:t xml:space="preserve">  "otp": "123456"</w:t>
         <w:br/>
         <w:t>}</w:t>
+      </w:r>
+    </w:p>
+    <w:p>
+      <w:pPr>
+        <w:ind w:left="288"/>
+        <w:shd w:val="clear" w:color="auto" w:fill="D1ECF1"/>
+      </w:pPr>
+      <w:r>
+        <w:rPr>
+          <w:i/>
+          <w:color w:val="0C5460"/>
+          <w:sz w:val="20"/>
+        </w:rPr>
+        <w:t xml:space="preserve">  💡  In dev mode OTP is always 123456.</w:t>
+        <w:br/>
+        <w:t>Must call /otp/send/ first — if no OTP was sent, verify returns "Invalid OTP".</w:t>
+        <w:br/>
+        <w:t>After 5 wrong OTP attempts the session is locked — call /otp/send/ again.</w:t>
       </w:r>
     </w:p>
     <w:p>
@@ -3504,6 +4888,8 @@
           <w:sz w:val="20"/>
         </w:rPr>
         <w:t xml:space="preserve">  ✅  Copy the "access" value → this is your vendor_token.</w:t>
+        <w:br/>
+        <w:t>Copy the "refresh" value → save as vendor_refresh (use for token refresh later).</w:t>
       </w:r>
     </w:p>
     <w:p>
@@ -3519,7 +4905,36 @@
         </w:rPr>
         <w:t xml:space="preserve">  💡  In Postman Tests tab paste:</w:t>
         <w:br/>
-        <w:t xml:space="preserve">  pm.environment.set("vendor_token", pm.response.json().access);</w:t>
+        <w:t xml:space="preserve">  const r = pm.response.json();</w:t>
+        <w:br/>
+        <w:t xml:space="preserve">  pm.environment.set("vendor_token", r.access);</w:t>
+        <w:br/>
+        <w:t xml:space="preserve">  pm.environment.set("vendor_refresh", r.refresh);</w:t>
+        <w:br/>
+        <w:br/>
+        <w:t>In Swagger UI: copy the "access" value → click Authorize (top of page)</w:t>
+        <w:br/>
+        <w:t xml:space="preserve">  → paste:  Bearer eyJhbGci...</w:t>
+        <w:br/>
+        <w:t xml:space="preserve">  → now protected endpoints will work for 1 hour.</w:t>
+      </w:r>
+    </w:p>
+    <w:p>
+      <w:pPr>
+        <w:ind w:left="288"/>
+        <w:shd w:val="clear" w:color="auto" w:fill="FFF3CD"/>
+      </w:pPr>
+      <w:r>
+        <w:rPr>
+          <w:i/>
+          <w:color w:val="7D4E00"/>
+          <w:sz w:val="20"/>
+        </w:rPr>
+        <w:t xml:space="preserve">  ⚠️  Role is determined by phone number used on FIRST login:</w:t>
+        <w:br/>
+        <w:t xml:space="preserve">  +919999999999 = vendor  |  +916000000001 = customer</w:t>
+        <w:br/>
+        <w:t>Roles are assigned in Django admin — check user.role if unexpected.</w:t>
       </w:r>
     </w:p>
     <w:p>
@@ -3595,7 +5010,7 @@
         </w:rPr>
         <w:t>{</w:t>
         <w:br/>
-        <w:t xml:space="preserve">  "phone_number": "+919000000001"</w:t>
+        <w:t xml:space="preserve">  "phone_number": "+916000000001"</w:t>
         <w:br/>
         <w:t>}</w:t>
       </w:r>
@@ -3653,7 +5068,7 @@
         </w:rPr>
         <w:t>{</w:t>
         <w:br/>
-        <w:t xml:space="preserve">  "phone_number": "+919000000001",</w:t>
+        <w:t xml:space="preserve">  "phone_number": "+916000000001",</w:t>
         <w:br/>
         <w:t xml:space="preserve">  "otp": "123456"</w:t>
         <w:br/>
@@ -3677,15 +5092,19 @@
     <w:p>
       <w:pPr>
         <w:ind w:left="288"/>
-        <w:shd w:val="clear" w:color="auto" w:fill="D1ECF1"/>
+        <w:shd w:val="clear" w:color="auto" w:fill="FFF3CD"/>
       </w:pPr>
       <w:r>
         <w:rPr>
           <w:i/>
-          <w:color w:val="0C5460"/>
+          <w:color w:val="7D4E00"/>
           <w:sz w:val="20"/>
         </w:rPr>
-        <w:t xml:space="preserve">  💡  Use a DIFFERENT phone number from the vendor. A user can only have one role.</w:t>
+        <w:t xml:space="preserve">  ⚠️  Use a DIFFERENT phone number from the vendor.</w:t>
+        <w:br/>
+        <w:t>Each phone number belongs to one user with one role.</w:t>
+        <w:br/>
+        <w:t>A vendor cannot act as a customer with the same phone.</w:t>
       </w:r>
     </w:p>
     <w:p>
@@ -3800,17 +5219,17 @@
     <w:p>
       <w:pPr>
         <w:ind w:left="288"/>
-        <w:shd w:val="clear" w:color="auto" w:fill="FFF3CD"/>
+        <w:shd w:val="clear" w:color="auto" w:fill="F8D7DA"/>
       </w:pPr>
       <w:r>
         <w:rPr>
           <w:i/>
-          <w:color w:val="7D4E00"/>
+          <w:color w:val="7B1D1D"/>
           <w:sz w:val="20"/>
         </w:rPr>
-        <w:t xml:space="preserve">  ⚠️  No Authorization header → 401 authentication_failed</w:t>
+        <w:t xml:space="preserve">  🚫  No Authorization header → 401 authentication_failed</w:t>
         <w:br/>
-        <w:t>Expired token → 401 token_invalid → re-run Steps 2 + 3</w:t>
+        <w:t xml:space="preserve">     Expired token → 401 token_invalid → call /auth/token/refresh/ or re-login</w:t>
       </w:r>
     </w:p>
     <w:p>
@@ -3966,7 +5385,9 @@
           <w:color w:val="0C5460"/>
           <w:sz w:val="20"/>
         </w:rPr>
-        <w:t xml:space="preserve">  💡  Only full_name and email can be updated. phone_number and role are read-only.</w:t>
+        <w:t xml:space="preserve">  💡  Only full_name and email can be updated.</w:t>
+        <w:br/>
+        <w:t>phone_number and role are read-only — they cannot be changed via this endpoint.</w:t>
       </w:r>
     </w:p>
     <w:p>
@@ -4112,7 +5533,25 @@
           <w:color w:val="0C5460"/>
           <w:sz w:val="20"/>
         </w:rPr>
-        <w:t xml:space="preserve">  💡  latitude: -90 to 90  |  longitude: -180 to 180</w:t>
+        <w:t xml:space="preserve">  💡  latitude range: -90.0 to 90.0   |   longitude range: -180.0 to 180.0</w:t>
+        <w:br/>
+        <w:t>Chennai example: latitude 13.0827, longitude 80.2707</w:t>
+      </w:r>
+    </w:p>
+    <w:p>
+      <w:pPr>
+        <w:ind w:left="288"/>
+        <w:shd w:val="clear" w:color="auto" w:fill="F8D7DA"/>
+      </w:pPr>
+      <w:r>
+        <w:rPr>
+          <w:i/>
+          <w:color w:val="7B1D1D"/>
+          <w:sz w:val="20"/>
+        </w:rPr>
+        <w:t xml:space="preserve">  🚫  latitude &gt; 90 or &lt; -90  → 400 validation_error</w:t>
+        <w:br/>
+        <w:t xml:space="preserve">     longitude &gt; 180 or &lt; -180  → 400 validation_error</w:t>
       </w:r>
     </w:p>
     <w:p>
@@ -4132,7 +5571,7 @@
         <w:pStyle w:val="Heading2"/>
       </w:pPr>
       <w:r>
-        <w:t>STEP 8 — Refresh Token</w:t>
+        <w:t>STEP 8 — Refresh Access Token</w:t>
       </w:r>
     </w:p>
     <w:p>
@@ -4200,7 +5639,7 @@
         </w:rPr>
         <w:t>{</w:t>
         <w:br/>
-        <w:t xml:space="preserve">  "refresh": "{{refresh_token}}"</w:t>
+        <w:t xml:space="preserve">  "refresh": "{{vendor_refresh}}"</w:t>
         <w:br/>
         <w:t>}</w:t>
       </w:r>
@@ -4244,9 +5683,29 @@
           <w:color w:val="0C5460"/>
           <w:sz w:val="20"/>
         </w:rPr>
-        <w:t xml:space="preserve">  💡  Access token expires in 1 hour. Use this to get a new one without re-entering OTP.</w:t>
+        <w:t xml:space="preserve">  💡  When to use: access token expires after 1 hour.</w:t>
+        <w:br/>
+        <w:t>Use this endpoint to get a new access token without re-entering OTP.</w:t>
+        <w:br/>
+        <w:t>Get your refresh token from the /otp/verify/ response → "refresh" field.</w:t>
         <w:br/>
         <w:t>Refresh token is valid for 30 days.</w:t>
+      </w:r>
+    </w:p>
+    <w:p>
+      <w:pPr>
+        <w:ind w:left="288"/>
+        <w:shd w:val="clear" w:color="auto" w:fill="F8D7DA"/>
+      </w:pPr>
+      <w:r>
+        <w:rPr>
+          <w:i/>
+          <w:color w:val="7B1D1D"/>
+          <w:sz w:val="20"/>
+        </w:rPr>
+        <w:t xml:space="preserve">  🚫  Refresh token already used after logout → 401 token_invalid</w:t>
+        <w:br/>
+        <w:t xml:space="preserve">     Refresh token expired (30 days) → 401 token_invalid → re-do full OTP login</w:t>
       </w:r>
     </w:p>
     <w:p>
@@ -4346,7 +5805,7 @@
         </w:rPr>
         <w:t>{</w:t>
         <w:br/>
-        <w:t xml:space="preserve">  "refresh": "{{refresh_token}}"</w:t>
+        <w:t xml:space="preserve">  "refresh": "{{vendor_refresh}}"</w:t>
         <w:br/>
         <w:t>}</w:t>
       </w:r>
@@ -4390,7 +5849,11 @@
           <w:color w:val="155724"/>
           <w:sz w:val="20"/>
         </w:rPr>
-        <w:t xml:space="preserve">  ✅  After logout: the refresh token is blacklisted. Using it again returns 401.</w:t>
+        <w:t xml:space="preserve">  ✅  After logout: the refresh token is blacklisted permanently.</w:t>
+        <w:br/>
+        <w:t>Using it again in /token/refresh/ returns 401 token_invalid.</w:t>
+        <w:br/>
+        <w:t>The access token still works until it naturally expires (up to 1 hour).</w:t>
       </w:r>
     </w:p>
     <w:p>
@@ -4537,7 +6000,7 @@
           <w:b w:val="0"/>
           <w:sz w:val="20"/>
         </w:rPr>
-        <w:t>Valid categories:</w:t>
+        <w:t>Valid category values:</w:t>
       </w:r>
     </w:p>
     <w:p>
@@ -4553,6 +6016,18 @@
           <w:sz w:val="18"/>
         </w:rPr>
         <w:t>fashion | jewellery | footwear | decor | furniture | gifts | beauty | food | electronics | other</w:t>
+      </w:r>
+    </w:p>
+    <w:p>
+      <w:pPr>
+        <w:ind w:left="288"/>
+      </w:pPr>
+      <w:r>
+        <w:rPr>
+          <w:b w:val="0"/>
+          <w:sz w:val="20"/>
+        </w:rPr>
+        <w:t>Phone field in store body: same +91XXXXXXXXXX format rule applies (see Section 1.4)</w:t>
       </w:r>
     </w:p>
     <w:p>
@@ -4634,13 +6109,15 @@
         </w:rPr>
         <w:t xml:space="preserve">  ⚠️  is_verified is false by default → store will NOT appear in nearby results yet.</w:t>
         <w:br/>
-        <w:t>To enable for testing: Django Admin → Stores → tick is_verified → Save</w:t>
+        <w:t>To enable for testing:</w:t>
         <w:br/>
-        <w:t>OR run:</w:t>
+        <w:t xml:space="preserve">  Option A: Django Admin → http://localhost:8000/admin/ → Stores → tick is_verified → Save</w:t>
         <w:br/>
-        <w:t>docker compose exec django /venv/bin/python manage.py shell -c \</w:t>
+        <w:t xml:space="preserve">  Option B: Run in terminal:</w:t>
         <w:br/>
-        <w:t xml:space="preserve">  "from apps.stores.models import Store; Store.objects.filter(name='Fashion Hub').update(is_verified=True)"</w:t>
+        <w:t xml:space="preserve">    docker compose exec django /venv/bin/python manage.py shell -c \</w:t>
+        <w:br/>
+        <w:t xml:space="preserve">    "from apps.stores.models import Store; Store.objects.filter(name='Fashion Hub').update(is_verified=True)"</w:t>
       </w:r>
     </w:p>
     <w:p>
@@ -4834,7 +6311,7 @@
               <w:rPr>
                 <w:sz w:val="19"/>
               </w:rPr>
-              <w:t>User latitude (e.g. 13.0418)</w:t>
+              <w:t>User latitude (e.g. 13.0418 for Chennai)</w:t>
             </w:r>
           </w:p>
         </w:tc>
@@ -4888,7 +6365,7 @@
               <w:rPr>
                 <w:sz w:val="19"/>
               </w:rPr>
-              <w:t>User longitude (e.g. 80.2341)</w:t>
+              <w:t>User longitude (e.g. 80.2341 for Chennai)</w:t>
             </w:r>
           </w:p>
         </w:tc>
@@ -4946,7 +6423,7 @@
               <w:rPr>
                 <w:sz w:val="19"/>
               </w:rPr>
-              <w:t>Search radius in km. Allowed: 1, 2, 3, 5</w:t>
+              <w:t>Search radius in km. Allowed values: 1, 2, 3, 5</w:t>
             </w:r>
           </w:p>
         </w:tc>
@@ -5000,7 +6477,7 @@
               <w:rPr>
                 <w:sz w:val="19"/>
               </w:rPr>
-              <w:t>Filter by category (e.g. fashion)</w:t>
+              <w:t>Filter by category slug (e.g. fashion)</w:t>
             </w:r>
           </w:p>
         </w:tc>
@@ -5013,7 +6490,7 @@
           <w:b w:val="0"/>
           <w:sz w:val="20"/>
         </w:rPr>
-        <w:t>Full URL example:</w:t>
+        <w:t>Full URL examples:</w:t>
       </w:r>
     </w:p>
     <w:p>
@@ -5029,20 +6506,7 @@
           <w:sz w:val="18"/>
         </w:rPr>
         <w:t>GET {{base_url}}/stores/nearby/?lat=13.0418&amp;lng=80.2341&amp;radius=2</w:t>
-      </w:r>
-    </w:p>
-    <w:p>
-      <w:pPr>
-        <w:spacing w:before="40" w:after="40"/>
-        <w:ind w:left="288"/>
-        <w:shd w:val="clear" w:color="auto" w:fill="F0F0F0"/>
-      </w:pPr>
-      <w:r>
-        <w:rPr>
-          <w:rFonts w:ascii="Courier New" w:hAnsi="Courier New"/>
-          <w:color w:val="1A1A8C"/>
-          <w:sz w:val="18"/>
-        </w:rPr>
+        <w:br/>
         <w:t>GET {{base_url}}/stores/nearby/?lat=13.0418&amp;lng=80.2341&amp;radius=2&amp;category=fashion</w:t>
       </w:r>
     </w:p>
@@ -5111,7 +6575,9 @@
         </w:rPr>
         <w:t xml:space="preserve">  ⚠️  Returns [] if no verified stores found in radius.</w:t>
         <w:br/>
-        <w:t>Make sure store is_verified=true (Step 10 note).</w:t>
+        <w:t>Make sure store is_verified=true (see Step 10 note).</w:t>
+        <w:br/>
+        <w:t>Missing lat or lng → 400 validation_error</w:t>
       </w:r>
     </w:p>
     <w:p>
@@ -5237,6 +6703,22 @@
     </w:p>
     <w:p>
       <w:pPr>
+        <w:ind w:left="288"/>
+        <w:shd w:val="clear" w:color="auto" w:fill="D1ECF1"/>
+      </w:pPr>
+      <w:r>
+        <w:rPr>
+          <w:i/>
+          <w:color w:val="0C5460"/>
+          <w:sz w:val="20"/>
+        </w:rPr>
+        <w:t xml:space="preserve">  💡  Response is cached in Redis for 5 minutes.</w:t>
+        <w:br/>
+        <w:t>After updating a store, wait up to 5 minutes for the detail endpoint to reflect changes.</w:t>
+      </w:r>
+    </w:p>
+    <w:p>
+      <w:pPr>
         <w:spacing w:before="40" w:after="40"/>
       </w:pPr>
       <w:r>
@@ -5315,7 +6797,7 @@
           <w:b/>
           <w:sz w:val="20"/>
         </w:rPr>
-        <w:t>Request Body (send only fields you want to change — partial update):</w:t>
+        <w:t>Request Body (partial — send only fields you want to change):</w:t>
       </w:r>
     </w:p>
     <w:p>
@@ -5389,21 +6871,23 @@
           <w:color w:val="1A1A8C"/>
           <w:sz w:val="18"/>
         </w:rPr>
-        <w:t>{ full updated store object }</w:t>
+        <w:t>{ ... full updated store object ... }</w:t>
       </w:r>
     </w:p>
     <w:p>
       <w:pPr>
         <w:ind w:left="288"/>
-        <w:shd w:val="clear" w:color="auto" w:fill="FFF3CD"/>
+        <w:shd w:val="clear" w:color="auto" w:fill="F8D7DA"/>
       </w:pPr>
       <w:r>
         <w:rPr>
           <w:i/>
-          <w:color w:val="7D4E00"/>
+          <w:color w:val="7B1D1D"/>
           <w:sz w:val="20"/>
         </w:rPr>
-        <w:t xml:space="preserve">  ⚠️  Using a different vendor's token → 403 permission_denied</w:t>
+        <w:t xml:space="preserve">  🚫  Using a different vendor's token → 403 permission_denied</w:t>
+        <w:br/>
+        <w:t xml:space="preserve">     Using a customer token → 403 permission_denied</w:t>
       </w:r>
     </w:p>
     <w:p>
@@ -5474,7 +6958,7 @@
           <w:b w:val="0"/>
           <w:sz w:val="22"/>
         </w:rPr>
-        <w:t>No request body needed.</w:t>
+        <w:t>No request body needed — do not send any JSON.</w:t>
       </w:r>
     </w:p>
     <w:p>
@@ -5483,7 +6967,7 @@
           <w:b/>
           <w:sz w:val="20"/>
         </w:rPr>
-        <w:t>Expected Response  200 OK:</w:t>
+        <w:t>Expected Response  200 OK (first call — follows):</w:t>
       </w:r>
     </w:p>
     <w:p>
@@ -5510,10 +6994,10 @@
     <w:p>
       <w:r>
         <w:rPr>
-          <w:b w:val="0"/>
-          <w:sz w:val="22"/>
+          <w:b/>
+          <w:sz w:val="20"/>
         </w:rPr>
-        <w:t>Call again (same endpoint, same user):</w:t>
+        <w:t>Expected Response  200 OK (second call — unfollows):</w:t>
       </w:r>
     </w:p>
     <w:p>
@@ -5548,7 +7032,7 @@
           <w:color w:val="155724"/>
           <w:sz w:val="20"/>
         </w:rPr>
-        <w:t xml:space="preserve">  ✅  This is a toggle — first call follows, second call unfollows.</w:t>
+        <w:t xml:space="preserve">  ✅  This is a toggle. First call follows, second call unfollows. No separate unfollow endpoint.</w:t>
       </w:r>
     </w:p>
     <w:p>
@@ -5664,7 +7148,7 @@
           <w:b w:val="0"/>
           <w:sz w:val="20"/>
         </w:rPr>
-        <w:t>rating: required, integer 1 to 5</w:t>
+        <w:t>rating: required integer 1 to 5</w:t>
       </w:r>
     </w:p>
     <w:p>
@@ -5676,7 +7160,7 @@
           <w:b w:val="0"/>
           <w:sz w:val="20"/>
         </w:rPr>
-        <w:t>comment: optional</w:t>
+        <w:t>comment: optional string</w:t>
       </w:r>
     </w:p>
     <w:p>
@@ -5704,7 +7188,7 @@
         <w:br/>
         <w:t xml:space="preserve">  "id": "4117a307-...",</w:t>
         <w:br/>
-        <w:t xml:space="preserve">  "user_phone": "+919000000001",</w:t>
+        <w:t xml:space="preserve">  "user_phone": "+916000000001",</w:t>
         <w:br/>
         <w:t xml:space="preserve">  "rating": 5,</w:t>
         <w:br/>
@@ -5726,7 +7210,7 @@
           <w:color w:val="155724"/>
           <w:sz w:val="20"/>
         </w:rPr>
-        <w:t xml:space="preserve">  ✅  Calling again with same user + store UPDATES the existing review (not duplicate).</w:t>
+        <w:t xml:space="preserve">  ✅  Calling again with the same user + store UPDATES the existing review — no duplicate created.</w:t>
         <w:br/>
         <w:t>Store's performance_score auto-recalculates after every review.</w:t>
       </w:r>
@@ -5734,15 +7218,15 @@
     <w:p>
       <w:pPr>
         <w:ind w:left="288"/>
-        <w:shd w:val="clear" w:color="auto" w:fill="FFF3CD"/>
+        <w:shd w:val="clear" w:color="auto" w:fill="F8D7DA"/>
       </w:pPr>
       <w:r>
         <w:rPr>
           <w:i/>
-          <w:color w:val="7D4E00"/>
+          <w:color w:val="7B1D1D"/>
           <w:sz w:val="20"/>
         </w:rPr>
-        <w:t xml:space="preserve">  ⚠️  rating 0 or 6 → 400 validation_error</w:t>
+        <w:t xml:space="preserve">  🚫  rating 0 or 6 → 400 validation_error — rating must be 1 to 5</w:t>
       </w:r>
     </w:p>
     <w:p>
@@ -6072,27 +7556,13 @@
         <w:br/>
         <w:t xml:space="preserve">  "name": "Cotton Kurta",</w:t>
         <w:br/>
-        <w:t xml:space="preserve">  "description": "...",</w:t>
-        <w:br/>
-        <w:t xml:space="preserve">  "category": "fashion",</w:t>
-        <w:br/>
         <w:t xml:space="preserve">  "status": "active",</w:t>
-        <w:br/>
-        <w:t xml:space="preserve">  "is_visible": true,</w:t>
         <w:br/>
         <w:t xml:space="preserve">  "base_price": "499.00",</w:t>
         <w:br/>
-        <w:t xml:space="preserve">  "variants": [</w:t>
-        <w:br/>
-        <w:t xml:space="preserve">    {"id": "...", "name": "Small", "sku": "KT-S-001", "price": "499.00", "stock_quantity": 10},</w:t>
-        <w:br/>
-        <w:t xml:space="preserve">    ...</w:t>
-        <w:br/>
-        <w:t xml:space="preserve">  ],</w:t>
+        <w:t xml:space="preserve">  "variants": [ ... ],</w:t>
         <w:br/>
         <w:t xml:space="preserve">  "images": [],</w:t>
-        <w:br/>
-        <w:t xml:space="preserve">  "distance_km": null,</w:t>
         <w:br/>
         <w:t xml:space="preserve">  "is_wishlisted": false,</w:t>
         <w:br/>
@@ -6131,6 +7601,8 @@
         <w:t xml:space="preserve">  ⚠️  Vendor must have a store first (Step 10). If not: 400 "Create a store first".</w:t>
         <w:br/>
         <w:t>Product with status=draft will NOT appear in nearby/search results.</w:t>
+        <w:br/>
+        <w:t>SKU must be globally unique — duplicate SKU → 400 validation_error.</w:t>
       </w:r>
     </w:p>
     <w:p>
@@ -6490,7 +7962,7 @@
               <w:rPr>
                 <w:sz w:val="19"/>
               </w:rPr>
-              <w:t>Filter by category</w:t>
+              <w:t>Filter by product category</w:t>
             </w:r>
           </w:p>
         </w:tc>
@@ -6571,9 +8043,15 @@
           <w:color w:val="7D4E00"/>
           <w:sz w:val="20"/>
         </w:rPr>
-        <w:t xml:space="preserve">  ⚠️  Product must be status=active AND is_visible=true AND store is_verified=true</w:t>
+        <w:t xml:space="preserve">  ⚠️  ALL of these must be true for a product to appear:</w:t>
         <w:br/>
-        <w:t>AND at least one variant with stock_quantity &gt; 0</w:t>
+        <w:t xml:space="preserve">  • Product status = active</w:t>
+        <w:br/>
+        <w:t xml:space="preserve">  • Product is_visible = true</w:t>
+        <w:br/>
+        <w:t xml:space="preserve">  • Store is_verified = true</w:t>
+        <w:br/>
+        <w:t xml:space="preserve">  • At least one variant with stock_quantity &gt; 0</w:t>
       </w:r>
     </w:p>
     <w:p>
@@ -6736,7 +8214,7 @@
               <w:rPr>
                 <w:sz w:val="19"/>
               </w:rPr>
-              <w:t>Search term — partial name matches work (min 20% similarity)</w:t>
+              <w:t>Search term — partial name matches work (min 20% trigram similarity)</w:t>
             </w:r>
           </w:p>
         </w:tc>
@@ -6777,7 +8255,7 @@
               <w:rPr>
                 <w:sz w:val="19"/>
               </w:rPr>
-              <w:t>Filter results to this location</w:t>
+              <w:t>Latitude — filters results to this location when combined with lng</w:t>
             </w:r>
           </w:p>
         </w:tc>
@@ -6821,7 +8299,7 @@
               <w:rPr>
                 <w:sz w:val="19"/>
               </w:rPr>
-              <w:t>Filter results to this location</w:t>
+              <w:t>Longitude — filters results to this location when combined with lat</w:t>
             </w:r>
           </w:p>
         </w:tc>
@@ -6862,7 +8340,7 @@
               <w:rPr>
                 <w:sz w:val="19"/>
               </w:rPr>
-              <w:t>Search radius in km when lat/lng provided (default 5)</w:t>
+              <w:t>Search radius in km when lat/lng provided (default: 5)</w:t>
             </w:r>
           </w:p>
         </w:tc>
@@ -6897,7 +8375,23 @@
           <w:color w:val="155724"/>
           <w:sz w:val="20"/>
         </w:rPr>
-        <w:t xml:space="preserve">  ✅  Results sorted by similarity — closest match first. Returns max 30 results.</w:t>
+        <w:t xml:space="preserve">  ✅  Results sorted by similarity — closest match first.</w:t>
+        <w:br/>
+        <w:t>Partial matches work: "kurt" matches "Cotton Kurta". Returns max 30 results.</w:t>
+      </w:r>
+    </w:p>
+    <w:p>
+      <w:pPr>
+        <w:ind w:left="288"/>
+        <w:shd w:val="clear" w:color="auto" w:fill="F8D7DA"/>
+      </w:pPr>
+      <w:r>
+        <w:rPr>
+          <w:i/>
+          <w:color w:val="7B1D1D"/>
+          <w:sz w:val="20"/>
+        </w:rPr>
+        <w:t xml:space="preserve">  🚫  Missing ?q= → 400 validation_error: "Search query q is required."</w:t>
       </w:r>
     </w:p>
     <w:p>
@@ -6956,7 +8450,7 @@
           <w:b w:val="0"/>
           <w:sz w:val="22"/>
         </w:rPr>
-        <w:t>No body.</w:t>
+        <w:t>No body. Replace {{product_id}} with UUID from Step 17.</w:t>
       </w:r>
     </w:p>
     <w:p>
@@ -7018,7 +8512,7 @@
           <w:color w:val="0C5460"/>
           <w:sz w:val="20"/>
         </w:rPr>
-        <w:t xml:space="preserve">  💡  Add Authorization: Bearer {{customer_token}} → is_wishlisted will reflect actual wishlist state.</w:t>
+        <w:t xml:space="preserve">  💡  Add Authorization: Bearer {{customer_token}} header → is_wishlisted field reflects actual wishlist state.</w:t>
       </w:r>
     </w:p>
     <w:p>
@@ -7032,7 +8526,9 @@
           <w:color w:val="7D4E00"/>
           <w:sz w:val="20"/>
         </w:rPr>
-        <w:t xml:space="preserve">  ⚠️  Only products with status=active AND is_visible=true are returned. Others → 404.</w:t>
+        <w:t xml:space="preserve">  ⚠️  Only products with status=active AND is_visible=true are returned.</w:t>
+        <w:br/>
+        <w:t>All others (draft, inactive, hidden) → 404 not_found.</w:t>
       </w:r>
     </w:p>
     <w:p>
@@ -7172,7 +8668,23 @@
           <w:b w:val="0"/>
           <w:sz w:val="22"/>
         </w:rPr>
-        <w:t>Expected Response  200 OK  — updated product object.</w:t>
+        <w:t>Expected Response  200 OK — full updated product object.</w:t>
+      </w:r>
+    </w:p>
+    <w:p>
+      <w:pPr>
+        <w:ind w:left="288"/>
+        <w:shd w:val="clear" w:color="auto" w:fill="F8D7DA"/>
+      </w:pPr>
+      <w:r>
+        <w:rPr>
+          <w:i/>
+          <w:color w:val="7B1D1D"/>
+          <w:sz w:val="20"/>
+        </w:rPr>
+        <w:t xml:space="preserve">  🚫  Note: variants cannot be updated via this endpoint after creation.</w:t>
+        <w:br/>
+        <w:t xml:space="preserve">     To change variants: delete and re-create the product (Sprint 4 will add variant-level update).</w:t>
       </w:r>
     </w:p>
     <w:p>
@@ -7252,7 +8764,7 @@
           <w:b w:val="0"/>
           <w:sz w:val="22"/>
         </w:rPr>
-        <w:t>Expected Response  204 No Content  (empty body)</w:t>
+        <w:t>Expected Response  204 No Content  (empty body — no JSON returned)</w:t>
       </w:r>
     </w:p>
     <w:p>
@@ -7337,7 +8849,7 @@
           <w:b w:val="0"/>
           <w:sz w:val="22"/>
         </w:rPr>
-        <w:t>No request body needed.</w:t>
+        <w:t>No request body needed — do not send any JSON.</w:t>
       </w:r>
     </w:p>
     <w:p>
@@ -7346,7 +8858,7 @@
           <w:b/>
           <w:sz w:val="20"/>
         </w:rPr>
-        <w:t>Expected Response  200 OK:</w:t>
+        <w:t>Expected Response  200 OK (first call — adds):</w:t>
       </w:r>
     </w:p>
     <w:p>
@@ -7367,10 +8879,10 @@
     <w:p>
       <w:r>
         <w:rPr>
-          <w:b w:val="0"/>
-          <w:sz w:val="22"/>
+          <w:b/>
+          <w:sz w:val="20"/>
         </w:rPr>
-        <w:t>Call again:</w:t>
+        <w:t>Expected Response  200 OK (second call — removes):</w:t>
       </w:r>
     </w:p>
     <w:p>
@@ -7399,7 +8911,7 @@
           <w:color w:val="155724"/>
           <w:sz w:val="20"/>
         </w:rPr>
-        <w:t xml:space="preserve">  ✅  Toggle — first call adds, second call removes.</w:t>
+        <w:t xml:space="preserve">  ✅  Toggle — first call adds, second call removes. No separate remove endpoint.</w:t>
       </w:r>
     </w:p>
     <w:p>
@@ -7420,7 +8932,7 @@
         <w:pStyle w:val="Heading2"/>
       </w:pPr>
       <w:r>
-        <w:t>Auth Error Cases</w:t>
+        <w:t>Phone Number Error Cases (Auth)</w:t>
       </w:r>
     </w:p>
     <w:tbl>
@@ -7438,7 +8950,7 @@
       <w:tr>
         <w:tc>
           <w:tcPr>
-            <w:tcW w:type="dxa" w:w="2592"/>
+            <w:tcW w:type="dxa" w:w="3312"/>
             <w:shd w:val="clear" w:color="auto" w:fill="1F4E79"/>
           </w:tcPr>
           <w:p>
@@ -7448,13 +8960,13 @@
                 <w:color w:val="FFFFFF"/>
                 <w:sz w:val="20"/>
               </w:rPr>
-              <w:t>Test</w:t>
-            </w:r>
-          </w:p>
-        </w:tc>
-        <w:tc>
-          <w:tcPr>
-            <w:tcW w:type="dxa" w:w="4032"/>
+              <w:t>Wrong Input</w:t>
+            </w:r>
+          </w:p>
+        </w:tc>
+        <w:tc>
+          <w:tcPr>
+            <w:tcW w:type="dxa" w:w="3168"/>
             <w:shd w:val="clear" w:color="auto" w:fill="1F4E79"/>
           </w:tcPr>
           <w:p>
@@ -7464,13 +8976,13 @@
                 <w:color w:val="FFFFFF"/>
                 <w:sz w:val="20"/>
               </w:rPr>
-              <w:t>Request</w:t>
-            </w:r>
-          </w:p>
-        </w:tc>
-        <w:tc>
-          <w:tcPr>
-            <w:tcW w:type="dxa" w:w="2880"/>
+              <w:t>Error Response</w:t>
+            </w:r>
+          </w:p>
+        </w:tc>
+        <w:tc>
+          <w:tcPr>
+            <w:tcW w:type="dxa" w:w="3024"/>
             <w:shd w:val="clear" w:color="auto" w:fill="1F4E79"/>
           </w:tcPr>
           <w:p>
@@ -7480,7 +8992,7 @@
                 <w:color w:val="FFFFFF"/>
                 <w:sz w:val="20"/>
               </w:rPr>
-              <w:t>Expected Response</w:t>
+              <w:t>Fix</w:t>
             </w:r>
           </w:p>
         </w:tc>
@@ -7488,7 +9000,7 @@
       <w:tr>
         <w:tc>
           <w:tcPr>
-            <w:tcW w:type="dxa" w:w="2592"/>
+            <w:tcW w:type="dxa" w:w="3312"/>
             <w:shd w:val="clear" w:color="auto" w:fill="DEEAF1"/>
           </w:tcPr>
           <w:p>
@@ -7496,13 +9008,13 @@
               <w:rPr>
                 <w:sz w:val="19"/>
               </w:rPr>
-              <w:t>Wrong phone format</w:t>
-            </w:r>
-          </w:p>
-        </w:tc>
-        <w:tc>
-          <w:tcPr>
-            <w:tcW w:type="dxa" w:w="4032"/>
+              <w:t>{"phone_number": "9999999999"}</w:t>
+            </w:r>
+          </w:p>
+        </w:tc>
+        <w:tc>
+          <w:tcPr>
+            <w:tcW w:type="dxa" w:w="3168"/>
             <w:shd w:val="clear" w:color="auto" w:fill="DEEAF1"/>
           </w:tcPr>
           <w:p>
@@ -7510,13 +9022,13 @@
               <w:rPr>
                 <w:sz w:val="19"/>
               </w:rPr>
-              <w:t>POST /auth/otp/send/ → {"phone_number": "9876543210"}</w:t>
-            </w:r>
-          </w:p>
-        </w:tc>
-        <w:tc>
-          <w:tcPr>
-            <w:tcW w:type="dxa" w:w="2880"/>
+              <w:t>400 — Enter a valid Indian mobile number in +91XXXXXXXXXX format.</w:t>
+            </w:r>
+          </w:p>
+        </w:tc>
+        <w:tc>
+          <w:tcPr>
+            <w:tcW w:type="dxa" w:w="3024"/>
             <w:shd w:val="clear" w:color="auto" w:fill="DEEAF1"/>
           </w:tcPr>
           <w:p>
@@ -7524,7 +9036,7 @@
               <w:rPr>
                 <w:sz w:val="19"/>
               </w:rPr>
-              <w:t>400 — "Enter a valid Indian mobile number"</w:t>
+              <w:t>Add +91 prefix: +919999999999</w:t>
             </w:r>
           </w:p>
         </w:tc>
@@ -7532,40 +9044,40 @@
       <w:tr>
         <w:tc>
           <w:tcPr>
-            <w:tcW w:type="dxa" w:w="2592"/>
-          </w:tcPr>
-          <w:p>
-            <w:r>
-              <w:rPr>
-                <w:sz w:val="19"/>
-              </w:rPr>
-              <w:t>Wrong OTP</w:t>
-            </w:r>
-          </w:p>
-        </w:tc>
-        <w:tc>
-          <w:tcPr>
-            <w:tcW w:type="dxa" w:w="4032"/>
-          </w:tcPr>
-          <w:p>
-            <w:r>
-              <w:rPr>
-                <w:sz w:val="19"/>
-              </w:rPr>
-              <w:t>POST /auth/otp/verify/ → {"phone_number": "+91...", "otp": "000000"}</w:t>
-            </w:r>
-          </w:p>
-        </w:tc>
-        <w:tc>
-          <w:tcPr>
-            <w:tcW w:type="dxa" w:w="2880"/>
-          </w:tcPr>
-          <w:p>
-            <w:r>
-              <w:rPr>
-                <w:sz w:val="19"/>
-              </w:rPr>
-              <w:t>400 — "Invalid OTP. 4 attempt(s) remaining."</w:t>
+            <w:tcW w:type="dxa" w:w="3312"/>
+          </w:tcPr>
+          <w:p>
+            <w:r>
+              <w:rPr>
+                <w:sz w:val="19"/>
+              </w:rPr>
+              <w:t>{"phone_number": "919999999999"}</w:t>
+            </w:r>
+          </w:p>
+        </w:tc>
+        <w:tc>
+          <w:tcPr>
+            <w:tcW w:type="dxa" w:w="3168"/>
+          </w:tcPr>
+          <w:p>
+            <w:r>
+              <w:rPr>
+                <w:sz w:val="19"/>
+              </w:rPr>
+              <w:t>400 — Enter a valid Indian mobile number in +91XXXXXXXXXX format.</w:t>
+            </w:r>
+          </w:p>
+        </w:tc>
+        <w:tc>
+          <w:tcPr>
+            <w:tcW w:type="dxa" w:w="3024"/>
+          </w:tcPr>
+          <w:p>
+            <w:r>
+              <w:rPr>
+                <w:sz w:val="19"/>
+              </w:rPr>
+              <w:t>Add + sign: +919999999999</w:t>
             </w:r>
           </w:p>
         </w:tc>
@@ -7573,7 +9085,7 @@
       <w:tr>
         <w:tc>
           <w:tcPr>
-            <w:tcW w:type="dxa" w:w="2592"/>
+            <w:tcW w:type="dxa" w:w="3312"/>
             <w:shd w:val="clear" w:color="auto" w:fill="DEEAF1"/>
           </w:tcPr>
           <w:p>
@@ -7581,13 +9093,13 @@
               <w:rPr>
                 <w:sz w:val="19"/>
               </w:rPr>
-              <w:t>No Authorization header</w:t>
-            </w:r>
-          </w:p>
-        </w:tc>
-        <w:tc>
-          <w:tcPr>
-            <w:tcW w:type="dxa" w:w="4032"/>
+              <w:t>{"phone_number": "+91 9999999999"}</w:t>
+            </w:r>
+          </w:p>
+        </w:tc>
+        <w:tc>
+          <w:tcPr>
+            <w:tcW w:type="dxa" w:w="3168"/>
             <w:shd w:val="clear" w:color="auto" w:fill="DEEAF1"/>
           </w:tcPr>
           <w:p>
@@ -7595,13 +9107,13 @@
               <w:rPr>
                 <w:sz w:val="19"/>
               </w:rPr>
-              <w:t>GET /auth/me/ → no header</w:t>
-            </w:r>
-          </w:p>
-        </w:tc>
-        <w:tc>
-          <w:tcPr>
-            <w:tcW w:type="dxa" w:w="2880"/>
+              <w:t>400 — Enter a valid Indian mobile number in +91XXXXXXXXXX format.</w:t>
+            </w:r>
+          </w:p>
+        </w:tc>
+        <w:tc>
+          <w:tcPr>
+            <w:tcW w:type="dxa" w:w="3024"/>
             <w:shd w:val="clear" w:color="auto" w:fill="DEEAF1"/>
           </w:tcPr>
           <w:p>
@@ -7609,7 +9121,7 @@
               <w:rPr>
                 <w:sz w:val="19"/>
               </w:rPr>
-              <w:t>401 — authentication_failed</w:t>
+              <w:t>Remove space: +919999999999</w:t>
             </w:r>
           </w:p>
         </w:tc>
@@ -7617,40 +9129,40 @@
       <w:tr>
         <w:tc>
           <w:tcPr>
-            <w:tcW w:type="dxa" w:w="2592"/>
-          </w:tcPr>
-          <w:p>
-            <w:r>
-              <w:rPr>
-                <w:sz w:val="19"/>
-              </w:rPr>
-              <w:t>Expired token</w:t>
-            </w:r>
-          </w:p>
-        </w:tc>
-        <w:tc>
-          <w:tcPr>
-            <w:tcW w:type="dxa" w:w="4032"/>
-          </w:tcPr>
-          <w:p>
-            <w:r>
-              <w:rPr>
-                <w:sz w:val="19"/>
-              </w:rPr>
-              <w:t>GET /auth/me/ → old token</w:t>
-            </w:r>
-          </w:p>
-        </w:tc>
-        <w:tc>
-          <w:tcPr>
-            <w:tcW w:type="dxa" w:w="2880"/>
-          </w:tcPr>
-          <w:p>
-            <w:r>
-              <w:rPr>
-                <w:sz w:val="19"/>
-              </w:rPr>
-              <w:t>401 — token_invalid</w:t>
+            <w:tcW w:type="dxa" w:w="3312"/>
+          </w:tcPr>
+          <w:p>
+            <w:r>
+              <w:rPr>
+                <w:sz w:val="19"/>
+              </w:rPr>
+              <w:t>{"phone_number": "+915000000000"}</w:t>
+            </w:r>
+          </w:p>
+        </w:tc>
+        <w:tc>
+          <w:tcPr>
+            <w:tcW w:type="dxa" w:w="3168"/>
+          </w:tcPr>
+          <w:p>
+            <w:r>
+              <w:rPr>
+                <w:sz w:val="19"/>
+              </w:rPr>
+              <w:t>400 — Enter a valid Indian mobile number in +91XXXXXXXXXX format.</w:t>
+            </w:r>
+          </w:p>
+        </w:tc>
+        <w:tc>
+          <w:tcPr>
+            <w:tcW w:type="dxa" w:w="3024"/>
+          </w:tcPr>
+          <w:p>
+            <w:r>
+              <w:rPr>
+                <w:sz w:val="19"/>
+              </w:rPr>
+              <w:t>First digit must be 6–9: +916000000000</w:t>
             </w:r>
           </w:p>
         </w:tc>
@@ -7658,7 +9170,7 @@
       <w:tr>
         <w:tc>
           <w:tcPr>
-            <w:tcW w:type="dxa" w:w="2592"/>
+            <w:tcW w:type="dxa" w:w="3312"/>
             <w:shd w:val="clear" w:color="auto" w:fill="DEEAF1"/>
           </w:tcPr>
           <w:p>
@@ -7666,13 +9178,13 @@
               <w:rPr>
                 <w:sz w:val="19"/>
               </w:rPr>
-              <w:t>Invalid coordinates</w:t>
-            </w:r>
-          </w:p>
-        </w:tc>
-        <w:tc>
-          <w:tcPr>
-            <w:tcW w:type="dxa" w:w="4032"/>
+              <w:t>{"phone_number": ""}</w:t>
+            </w:r>
+          </w:p>
+        </w:tc>
+        <w:tc>
+          <w:tcPr>
+            <w:tcW w:type="dxa" w:w="3168"/>
             <w:shd w:val="clear" w:color="auto" w:fill="DEEAF1"/>
           </w:tcPr>
           <w:p>
@@ -7680,13 +9192,13 @@
               <w:rPr>
                 <w:sz w:val="19"/>
               </w:rPr>
-              <w:t>PUT /auth/me/location/ → {"latitude": 200, "longitude": 80}</w:t>
-            </w:r>
-          </w:p>
-        </w:tc>
-        <w:tc>
-          <w:tcPr>
-            <w:tcW w:type="dxa" w:w="2880"/>
+              <w:t>400 — This field may not be blank.</w:t>
+            </w:r>
+          </w:p>
+        </w:tc>
+        <w:tc>
+          <w:tcPr>
+            <w:tcW w:type="dxa" w:w="3024"/>
             <w:shd w:val="clear" w:color="auto" w:fill="DEEAF1"/>
           </w:tcPr>
           <w:p>
@@ -7694,7 +9206,7 @@
               <w:rPr>
                 <w:sz w:val="19"/>
               </w:rPr>
-              <w:t>400 — validation_error</w:t>
+              <w:t>Provide a phone number</w:t>
             </w:r>
           </w:p>
         </w:tc>
@@ -7702,40 +9214,40 @@
       <w:tr>
         <w:tc>
           <w:tcPr>
-            <w:tcW w:type="dxa" w:w="2592"/>
-          </w:tcPr>
-          <w:p>
-            <w:r>
-              <w:rPr>
-                <w:sz w:val="19"/>
-              </w:rPr>
-              <w:t>Refresh after logout</w:t>
-            </w:r>
-          </w:p>
-        </w:tc>
-        <w:tc>
-          <w:tcPr>
-            <w:tcW w:type="dxa" w:w="4032"/>
-          </w:tcPr>
-          <w:p>
-            <w:r>
-              <w:rPr>
-                <w:sz w:val="19"/>
-              </w:rPr>
-              <w:t>POST /auth/token/refresh/ → blacklisted refresh token</w:t>
-            </w:r>
-          </w:p>
-        </w:tc>
-        <w:tc>
-          <w:tcPr>
-            <w:tcW w:type="dxa" w:w="2880"/>
-          </w:tcPr>
-          <w:p>
-            <w:r>
-              <w:rPr>
-                <w:sz w:val="19"/>
-              </w:rPr>
-              <w:t>401 — token_invalid</w:t>
+            <w:tcW w:type="dxa" w:w="3312"/>
+          </w:tcPr>
+          <w:p>
+            <w:r>
+              <w:rPr>
+                <w:sz w:val="19"/>
+              </w:rPr>
+              <w:t>{}  (no phone_number key)</w:t>
+            </w:r>
+          </w:p>
+        </w:tc>
+        <w:tc>
+          <w:tcPr>
+            <w:tcW w:type="dxa" w:w="3168"/>
+          </w:tcPr>
+          <w:p>
+            <w:r>
+              <w:rPr>
+                <w:sz w:val="19"/>
+              </w:rPr>
+              <w:t>400 — This field is required.</w:t>
+            </w:r>
+          </w:p>
+        </w:tc>
+        <w:tc>
+          <w:tcPr>
+            <w:tcW w:type="dxa" w:w="3024"/>
+          </w:tcPr>
+          <w:p>
+            <w:r>
+              <w:rPr>
+                <w:sz w:val="19"/>
+              </w:rPr>
+              <w:t>Add phone_number field to request body</w:t>
             </w:r>
           </w:p>
         </w:tc>
@@ -7747,7 +9259,7 @@
         <w:pStyle w:val="Heading2"/>
       </w:pPr>
       <w:r>
-        <w:t>Store Error Cases</w:t>
+        <w:t>OTP Error Cases</w:t>
       </w:r>
     </w:p>
     <w:tbl>
@@ -7765,7 +9277,7 @@
       <w:tr>
         <w:tc>
           <w:tcPr>
-            <w:tcW w:type="dxa" w:w="2592"/>
+            <w:tcW w:type="dxa" w:w="2304"/>
             <w:shd w:val="clear" w:color="auto" w:fill="1F4E79"/>
           </w:tcPr>
           <w:p>
@@ -7781,7 +9293,7 @@
         </w:tc>
         <w:tc>
           <w:tcPr>
-            <w:tcW w:type="dxa" w:w="4032"/>
+            <w:tcW w:type="dxa" w:w="3744"/>
             <w:shd w:val="clear" w:color="auto" w:fill="1F4E79"/>
           </w:tcPr>
           <w:p>
@@ -7791,13 +9303,13 @@
                 <w:color w:val="FFFFFF"/>
                 <w:sz w:val="20"/>
               </w:rPr>
-              <w:t>Request</w:t>
-            </w:r>
-          </w:p>
-        </w:tc>
-        <w:tc>
-          <w:tcPr>
-            <w:tcW w:type="dxa" w:w="2880"/>
+              <w:t>Request / Situation</w:t>
+            </w:r>
+          </w:p>
+        </w:tc>
+        <w:tc>
+          <w:tcPr>
+            <w:tcW w:type="dxa" w:w="3456"/>
             <w:shd w:val="clear" w:color="auto" w:fill="1F4E79"/>
           </w:tcPr>
           <w:p>
@@ -7815,7 +9327,7 @@
       <w:tr>
         <w:tc>
           <w:tcPr>
-            <w:tcW w:type="dxa" w:w="2592"/>
+            <w:tcW w:type="dxa" w:w="2304"/>
             <w:shd w:val="clear" w:color="auto" w:fill="DEEAF1"/>
           </w:tcPr>
           <w:p>
@@ -7823,13 +9335,13 @@
               <w:rPr>
                 <w:sz w:val="19"/>
               </w:rPr>
-              <w:t>Customer creates store</w:t>
-            </w:r>
-          </w:p>
-        </w:tc>
-        <w:tc>
-          <w:tcPr>
-            <w:tcW w:type="dxa" w:w="4032"/>
+              <w:t>Wrong OTP (1st attempt)</w:t>
+            </w:r>
+          </w:p>
+        </w:tc>
+        <w:tc>
+          <w:tcPr>
+            <w:tcW w:type="dxa" w:w="3744"/>
             <w:shd w:val="clear" w:color="auto" w:fill="DEEAF1"/>
           </w:tcPr>
           <w:p>
@@ -7837,13 +9349,13 @@
               <w:rPr>
                 <w:sz w:val="19"/>
               </w:rPr>
-              <w:t>POST /stores/ with customer token</w:t>
-            </w:r>
-          </w:p>
-        </w:tc>
-        <w:tc>
-          <w:tcPr>
-            <w:tcW w:type="dxa" w:w="2880"/>
+              <w:t>/otp/verify/ with otp: "000000"</w:t>
+            </w:r>
+          </w:p>
+        </w:tc>
+        <w:tc>
+          <w:tcPr>
+            <w:tcW w:type="dxa" w:w="3456"/>
             <w:shd w:val="clear" w:color="auto" w:fill="DEEAF1"/>
           </w:tcPr>
           <w:p>
@@ -7851,7 +9363,7 @@
               <w:rPr>
                 <w:sz w:val="19"/>
               </w:rPr>
-              <w:t>403 — Vendor access only</w:t>
+              <w:t>400 — Invalid OTP. 4 attempt(s) remaining.</w:t>
             </w:r>
           </w:p>
         </w:tc>
@@ -7859,40 +9371,40 @@
       <w:tr>
         <w:tc>
           <w:tcPr>
-            <w:tcW w:type="dxa" w:w="2592"/>
-          </w:tcPr>
-          <w:p>
-            <w:r>
-              <w:rPr>
-                <w:sz w:val="19"/>
-              </w:rPr>
-              <w:t>Vendor creates 2nd store</w:t>
-            </w:r>
-          </w:p>
-        </w:tc>
-        <w:tc>
-          <w:tcPr>
-            <w:tcW w:type="dxa" w:w="4032"/>
-          </w:tcPr>
-          <w:p>
-            <w:r>
-              <w:rPr>
-                <w:sz w:val="19"/>
-              </w:rPr>
-              <w:t>POST /stores/ again with same vendor</w:t>
-            </w:r>
-          </w:p>
-        </w:tc>
-        <w:tc>
-          <w:tcPr>
-            <w:tcW w:type="dxa" w:w="2880"/>
-          </w:tcPr>
-          <w:p>
-            <w:r>
-              <w:rPr>
-                <w:sz w:val="19"/>
-              </w:rPr>
-              <w:t>400 — You already have a store</w:t>
+            <w:tcW w:type="dxa" w:w="2304"/>
+          </w:tcPr>
+          <w:p>
+            <w:r>
+              <w:rPr>
+                <w:sz w:val="19"/>
+              </w:rPr>
+              <w:t>Wrong OTP (5th attempt)</w:t>
+            </w:r>
+          </w:p>
+        </w:tc>
+        <w:tc>
+          <w:tcPr>
+            <w:tcW w:type="dxa" w:w="3744"/>
+          </w:tcPr>
+          <w:p>
+            <w:r>
+              <w:rPr>
+                <w:sz w:val="19"/>
+              </w:rPr>
+              <w:t>/otp/verify/ with wrong OTP 5 times</w:t>
+            </w:r>
+          </w:p>
+        </w:tc>
+        <w:tc>
+          <w:tcPr>
+            <w:tcW w:type="dxa" w:w="3456"/>
+          </w:tcPr>
+          <w:p>
+            <w:r>
+              <w:rPr>
+                <w:sz w:val="19"/>
+              </w:rPr>
+              <w:t>400 — OTP session locked. Request a new OTP.</w:t>
             </w:r>
           </w:p>
         </w:tc>
@@ -7900,7 +9412,7 @@
       <w:tr>
         <w:tc>
           <w:tcPr>
-            <w:tcW w:type="dxa" w:w="2592"/>
+            <w:tcW w:type="dxa" w:w="2304"/>
             <w:shd w:val="clear" w:color="auto" w:fill="DEEAF1"/>
           </w:tcPr>
           <w:p>
@@ -7908,13 +9420,13 @@
               <w:rPr>
                 <w:sz w:val="19"/>
               </w:rPr>
-              <w:t>Wrong owner updates store</w:t>
-            </w:r>
-          </w:p>
-        </w:tc>
-        <w:tc>
-          <w:tcPr>
-            <w:tcW w:type="dxa" w:w="4032"/>
+              <w:t>Expired OTP (10 min old)</w:t>
+            </w:r>
+          </w:p>
+        </w:tc>
+        <w:tc>
+          <w:tcPr>
+            <w:tcW w:type="dxa" w:w="3744"/>
             <w:shd w:val="clear" w:color="auto" w:fill="DEEAF1"/>
           </w:tcPr>
           <w:p>
@@ -7922,13 +9434,13 @@
               <w:rPr>
                 <w:sz w:val="19"/>
               </w:rPr>
-              <w:t>PUT /stores/&lt;id&gt;/update/ with different vendor</w:t>
-            </w:r>
-          </w:p>
-        </w:tc>
-        <w:tc>
-          <w:tcPr>
-            <w:tcW w:type="dxa" w:w="2880"/>
+              <w:t>/otp/verify/ after 10 minutes</w:t>
+            </w:r>
+          </w:p>
+        </w:tc>
+        <w:tc>
+          <w:tcPr>
+            <w:tcW w:type="dxa" w:w="3456"/>
             <w:shd w:val="clear" w:color="auto" w:fill="DEEAF1"/>
           </w:tcPr>
           <w:p>
@@ -7936,7 +9448,7 @@
               <w:rPr>
                 <w:sz w:val="19"/>
               </w:rPr>
-              <w:t>403 — permission_denied</w:t>
+              <w:t>400 — OTP expired. Request a new one.</w:t>
             </w:r>
           </w:p>
         </w:tc>
@@ -7944,40 +9456,40 @@
       <w:tr>
         <w:tc>
           <w:tcPr>
-            <w:tcW w:type="dxa" w:w="2592"/>
-          </w:tcPr>
-          <w:p>
-            <w:r>
-              <w:rPr>
-                <w:sz w:val="19"/>
-              </w:rPr>
-              <w:t>Missing lat/lng</w:t>
-            </w:r>
-          </w:p>
-        </w:tc>
-        <w:tc>
-          <w:tcPr>
-            <w:tcW w:type="dxa" w:w="4032"/>
-          </w:tcPr>
-          <w:p>
-            <w:r>
-              <w:rPr>
-                <w:sz w:val="19"/>
-              </w:rPr>
-              <w:t>GET /stores/nearby/ without ?lat=&amp;lng=</w:t>
-            </w:r>
-          </w:p>
-        </w:tc>
-        <w:tc>
-          <w:tcPr>
-            <w:tcW w:type="dxa" w:w="2880"/>
-          </w:tcPr>
-          <w:p>
-            <w:r>
-              <w:rPr>
-                <w:sz w:val="19"/>
-              </w:rPr>
-              <w:t>400 — lat and lng are required</w:t>
+            <w:tcW w:type="dxa" w:w="2304"/>
+          </w:tcPr>
+          <w:p>
+            <w:r>
+              <w:rPr>
+                <w:sz w:val="19"/>
+              </w:rPr>
+              <w:t>OTP not sent yet</w:t>
+            </w:r>
+          </w:p>
+        </w:tc>
+        <w:tc>
+          <w:tcPr>
+            <w:tcW w:type="dxa" w:w="3744"/>
+          </w:tcPr>
+          <w:p>
+            <w:r>
+              <w:rPr>
+                <w:sz w:val="19"/>
+              </w:rPr>
+              <w:t>/otp/verify/ without calling /otp/send/ first</w:t>
+            </w:r>
+          </w:p>
+        </w:tc>
+        <w:tc>
+          <w:tcPr>
+            <w:tcW w:type="dxa" w:w="3456"/>
+          </w:tcPr>
+          <w:p>
+            <w:r>
+              <w:rPr>
+                <w:sz w:val="19"/>
+              </w:rPr>
+              <w:t>400 — No active OTP found for this number.</w:t>
             </w:r>
           </w:p>
         </w:tc>
@@ -7985,7 +9497,7 @@
       <w:tr>
         <w:tc>
           <w:tcPr>
-            <w:tcW w:type="dxa" w:w="2592"/>
+            <w:tcW w:type="dxa" w:w="2304"/>
             <w:shd w:val="clear" w:color="auto" w:fill="DEEAF1"/>
           </w:tcPr>
           <w:p>
@@ -7993,13 +9505,13 @@
               <w:rPr>
                 <w:sz w:val="19"/>
               </w:rPr>
-              <w:t>Invalid store UUID</w:t>
-            </w:r>
-          </w:p>
-        </w:tc>
-        <w:tc>
-          <w:tcPr>
-            <w:tcW w:type="dxa" w:w="4032"/>
+              <w:t>Too many OTP sends</w:t>
+            </w:r>
+          </w:p>
+        </w:tc>
+        <w:tc>
+          <w:tcPr>
+            <w:tcW w:type="dxa" w:w="3744"/>
             <w:shd w:val="clear" w:color="auto" w:fill="DEEAF1"/>
           </w:tcPr>
           <w:p>
@@ -8007,13 +9519,13 @@
               <w:rPr>
                 <w:sz w:val="19"/>
               </w:rPr>
-              <w:t>GET /stores/00000000-0000-0000-0000-000000000000/</w:t>
-            </w:r>
-          </w:p>
-        </w:tc>
-        <w:tc>
-          <w:tcPr>
-            <w:tcW w:type="dxa" w:w="2880"/>
+              <w:t>POST /otp/send/ more than 5 times / 5 min</w:t>
+            </w:r>
+          </w:p>
+        </w:tc>
+        <w:tc>
+          <w:tcPr>
+            <w:tcW w:type="dxa" w:w="3456"/>
             <w:shd w:val="clear" w:color="auto" w:fill="DEEAF1"/>
           </w:tcPr>
           <w:p>
@@ -8021,7 +9533,7 @@
               <w:rPr>
                 <w:sz w:val="19"/>
               </w:rPr>
-              <w:t>404 — not_found</w:t>
+              <w:t>429 — Request was throttled. Try again later.</w:t>
             </w:r>
           </w:p>
         </w:tc>
@@ -8033,7 +9545,7 @@
         <w:pStyle w:val="Heading2"/>
       </w:pPr>
       <w:r>
-        <w:t>Product Error Cases</w:t>
+        <w:t>Token / Auth Error Cases</w:t>
       </w:r>
     </w:p>
     <w:tbl>
@@ -8067,7 +9579,7 @@
         </w:tc>
         <w:tc>
           <w:tcPr>
-            <w:tcW w:type="dxa" w:w="4032"/>
+            <w:tcW w:type="dxa" w:w="3744"/>
             <w:shd w:val="clear" w:color="auto" w:fill="1F4E79"/>
           </w:tcPr>
           <w:p>
@@ -8083,7 +9595,7 @@
         </w:tc>
         <w:tc>
           <w:tcPr>
-            <w:tcW w:type="dxa" w:w="2880"/>
+            <w:tcW w:type="dxa" w:w="3168"/>
             <w:shd w:val="clear" w:color="auto" w:fill="1F4E79"/>
           </w:tcPr>
           <w:p>
@@ -8109,13 +9621,13 @@
               <w:rPr>
                 <w:sz w:val="19"/>
               </w:rPr>
-              <w:t>Vendor has no store yet</w:t>
-            </w:r>
-          </w:p>
-        </w:tc>
-        <w:tc>
-          <w:tcPr>
-            <w:tcW w:type="dxa" w:w="4032"/>
+              <w:t>No Authorization header</w:t>
+            </w:r>
+          </w:p>
+        </w:tc>
+        <w:tc>
+          <w:tcPr>
+            <w:tcW w:type="dxa" w:w="3744"/>
             <w:shd w:val="clear" w:color="auto" w:fill="DEEAF1"/>
           </w:tcPr>
           <w:p>
@@ -8123,13 +9635,13 @@
               <w:rPr>
                 <w:sz w:val="19"/>
               </w:rPr>
-              <w:t>POST /products/ before creating store</w:t>
-            </w:r>
-          </w:p>
-        </w:tc>
-        <w:tc>
-          <w:tcPr>
-            <w:tcW w:type="dxa" w:w="2880"/>
+              <w:t>GET /auth/me/ with no header</w:t>
+            </w:r>
+          </w:p>
+        </w:tc>
+        <w:tc>
+          <w:tcPr>
+            <w:tcW w:type="dxa" w:w="3168"/>
             <w:shd w:val="clear" w:color="auto" w:fill="DEEAF1"/>
           </w:tcPr>
           <w:p>
@@ -8137,7 +9649,7 @@
               <w:rPr>
                 <w:sz w:val="19"/>
               </w:rPr>
-              <w:t>400 — Create a store first</w:t>
+              <w:t>401 — authentication_failed</w:t>
             </w:r>
           </w:p>
         </w:tc>
@@ -8152,33 +9664,33 @@
               <w:rPr>
                 <w:sz w:val="19"/>
               </w:rPr>
-              <w:t>Duplicate SKU</w:t>
-            </w:r>
-          </w:p>
-        </w:tc>
-        <w:tc>
-          <w:tcPr>
-            <w:tcW w:type="dxa" w:w="4032"/>
-          </w:tcPr>
-          <w:p>
-            <w:r>
-              <w:rPr>
-                <w:sz w:val="19"/>
-              </w:rPr>
-              <w:t>POST /products/ with sku already used</w:t>
-            </w:r>
-          </w:p>
-        </w:tc>
-        <w:tc>
-          <w:tcPr>
-            <w:tcW w:type="dxa" w:w="2880"/>
-          </w:tcPr>
-          <w:p>
-            <w:r>
-              <w:rPr>
-                <w:sz w:val="19"/>
-              </w:rPr>
-              <w:t>400 — validation_error on sku</w:t>
+              <w:t>Wrong format (no Bearer)</w:t>
+            </w:r>
+          </w:p>
+        </w:tc>
+        <w:tc>
+          <w:tcPr>
+            <w:tcW w:type="dxa" w:w="3744"/>
+          </w:tcPr>
+          <w:p>
+            <w:r>
+              <w:rPr>
+                <w:sz w:val="19"/>
+              </w:rPr>
+              <w:t>Authorization: eyJhbGci... (missing Bearer)</w:t>
+            </w:r>
+          </w:p>
+        </w:tc>
+        <w:tc>
+          <w:tcPr>
+            <w:tcW w:type="dxa" w:w="3168"/>
+          </w:tcPr>
+          <w:p>
+            <w:r>
+              <w:rPr>
+                <w:sz w:val="19"/>
+              </w:rPr>
+              <w:t>401 — authentication_failed</w:t>
             </w:r>
           </w:p>
         </w:tc>
@@ -8194,13 +9706,13 @@
               <w:rPr>
                 <w:sz w:val="19"/>
               </w:rPr>
-              <w:t>Get draft product</w:t>
-            </w:r>
-          </w:p>
-        </w:tc>
-        <w:tc>
-          <w:tcPr>
-            <w:tcW w:type="dxa" w:w="4032"/>
+              <w:t>Expired access token</w:t>
+            </w:r>
+          </w:p>
+        </w:tc>
+        <w:tc>
+          <w:tcPr>
+            <w:tcW w:type="dxa" w:w="3744"/>
             <w:shd w:val="clear" w:color="auto" w:fill="DEEAF1"/>
           </w:tcPr>
           <w:p>
@@ -8208,13 +9720,13 @@
               <w:rPr>
                 <w:sz w:val="19"/>
               </w:rPr>
-              <w:t>GET /products/&lt;id&gt;/ where status=draft</w:t>
-            </w:r>
-          </w:p>
-        </w:tc>
-        <w:tc>
-          <w:tcPr>
-            <w:tcW w:type="dxa" w:w="2880"/>
+              <w:t>GET /auth/me/ with token older than 1 hour</w:t>
+            </w:r>
+          </w:p>
+        </w:tc>
+        <w:tc>
+          <w:tcPr>
+            <w:tcW w:type="dxa" w:w="3168"/>
             <w:shd w:val="clear" w:color="auto" w:fill="DEEAF1"/>
           </w:tcPr>
           <w:p>
@@ -8222,7 +9734,7 @@
               <w:rPr>
                 <w:sz w:val="19"/>
               </w:rPr>
-              <w:t>404 — not_found</w:t>
+              <w:t>401 — token_invalid</w:t>
             </w:r>
           </w:p>
         </w:tc>
@@ -8237,33 +9749,33 @@
               <w:rPr>
                 <w:sz w:val="19"/>
               </w:rPr>
-              <w:t>Get invisible product</w:t>
-            </w:r>
-          </w:p>
-        </w:tc>
-        <w:tc>
-          <w:tcPr>
-            <w:tcW w:type="dxa" w:w="4032"/>
-          </w:tcPr>
-          <w:p>
-            <w:r>
-              <w:rPr>
-                <w:sz w:val="19"/>
-              </w:rPr>
-              <w:t>GET /products/&lt;id&gt;/ where is_visible=false</w:t>
-            </w:r>
-          </w:p>
-        </w:tc>
-        <w:tc>
-          <w:tcPr>
-            <w:tcW w:type="dxa" w:w="2880"/>
-          </w:tcPr>
-          <w:p>
-            <w:r>
-              <w:rPr>
-                <w:sz w:val="19"/>
-              </w:rPr>
-              <w:t>404 — not_found</w:t>
+              <w:t>Blacklisted refresh token</w:t>
+            </w:r>
+          </w:p>
+        </w:tc>
+        <w:tc>
+          <w:tcPr>
+            <w:tcW w:type="dxa" w:w="3744"/>
+          </w:tcPr>
+          <w:p>
+            <w:r>
+              <w:rPr>
+                <w:sz w:val="19"/>
+              </w:rPr>
+              <w:t>POST /token/refresh/ after calling /logout/</w:t>
+            </w:r>
+          </w:p>
+        </w:tc>
+        <w:tc>
+          <w:tcPr>
+            <w:tcW w:type="dxa" w:w="3168"/>
+          </w:tcPr>
+          <w:p>
+            <w:r>
+              <w:rPr>
+                <w:sz w:val="19"/>
+              </w:rPr>
+              <w:t>401 — token_invalid</w:t>
             </w:r>
           </w:p>
         </w:tc>
@@ -8279,13 +9791,670 @@
               <w:rPr>
                 <w:sz w:val="19"/>
               </w:rPr>
+              <w:t>Invalid coordinates</w:t>
+            </w:r>
+          </w:p>
+        </w:tc>
+        <w:tc>
+          <w:tcPr>
+            <w:tcW w:type="dxa" w:w="3744"/>
+            <w:shd w:val="clear" w:color="auto" w:fill="DEEAF1"/>
+          </w:tcPr>
+          <w:p>
+            <w:r>
+              <w:rPr>
+                <w:sz w:val="19"/>
+              </w:rPr>
+              <w:t>PUT /auth/me/location/ → latitude: 200</w:t>
+            </w:r>
+          </w:p>
+        </w:tc>
+        <w:tc>
+          <w:tcPr>
+            <w:tcW w:type="dxa" w:w="3168"/>
+            <w:shd w:val="clear" w:color="auto" w:fill="DEEAF1"/>
+          </w:tcPr>
+          <w:p>
+            <w:r>
+              <w:rPr>
+                <w:sz w:val="19"/>
+              </w:rPr>
+              <w:t>400 — validation_error</w:t>
+            </w:r>
+          </w:p>
+        </w:tc>
+      </w:tr>
+    </w:tbl>
+    <w:p/>
+    <w:p>
+      <w:pPr>
+        <w:pStyle w:val="Heading2"/>
+      </w:pPr>
+      <w:r>
+        <w:t>Store Error Cases</w:t>
+      </w:r>
+    </w:p>
+    <w:tbl>
+      <w:tblPr>
+        <w:tblStyle w:val="TableGrid"/>
+        <w:tblW w:type="auto" w:w="0"/>
+        <w:jc w:val="left"/>
+        <w:tblLook w:firstColumn="1" w:firstRow="1" w:lastColumn="0" w:lastRow="0" w:noHBand="0" w:noVBand="1" w:val="04A0"/>
+      </w:tblPr>
+      <w:tblGrid>
+        <w:gridCol w:w="3216"/>
+        <w:gridCol w:w="3216"/>
+        <w:gridCol w:w="3216"/>
+      </w:tblGrid>
+      <w:tr>
+        <w:tc>
+          <w:tcPr>
+            <w:tcW w:type="dxa" w:w="2592"/>
+            <w:shd w:val="clear" w:color="auto" w:fill="1F4E79"/>
+          </w:tcPr>
+          <w:p>
+            <w:r>
+              <w:rPr>
+                <w:b/>
+                <w:color w:val="FFFFFF"/>
+                <w:sz w:val="20"/>
+              </w:rPr>
+              <w:t>Test</w:t>
+            </w:r>
+          </w:p>
+        </w:tc>
+        <w:tc>
+          <w:tcPr>
+            <w:tcW w:type="dxa" w:w="3744"/>
+            <w:shd w:val="clear" w:color="auto" w:fill="1F4E79"/>
+          </w:tcPr>
+          <w:p>
+            <w:r>
+              <w:rPr>
+                <w:b/>
+                <w:color w:val="FFFFFF"/>
+                <w:sz w:val="20"/>
+              </w:rPr>
+              <w:t>Request</w:t>
+            </w:r>
+          </w:p>
+        </w:tc>
+        <w:tc>
+          <w:tcPr>
+            <w:tcW w:type="dxa" w:w="3168"/>
+            <w:shd w:val="clear" w:color="auto" w:fill="1F4E79"/>
+          </w:tcPr>
+          <w:p>
+            <w:r>
+              <w:rPr>
+                <w:b/>
+                <w:color w:val="FFFFFF"/>
+                <w:sz w:val="20"/>
+              </w:rPr>
+              <w:t>Expected Response</w:t>
+            </w:r>
+          </w:p>
+        </w:tc>
+      </w:tr>
+      <w:tr>
+        <w:tc>
+          <w:tcPr>
+            <w:tcW w:type="dxa" w:w="2592"/>
+            <w:shd w:val="clear" w:color="auto" w:fill="DEEAF1"/>
+          </w:tcPr>
+          <w:p>
+            <w:r>
+              <w:rPr>
+                <w:sz w:val="19"/>
+              </w:rPr>
+              <w:t>Customer creates store</w:t>
+            </w:r>
+          </w:p>
+        </w:tc>
+        <w:tc>
+          <w:tcPr>
+            <w:tcW w:type="dxa" w:w="3744"/>
+            <w:shd w:val="clear" w:color="auto" w:fill="DEEAF1"/>
+          </w:tcPr>
+          <w:p>
+            <w:r>
+              <w:rPr>
+                <w:sz w:val="19"/>
+              </w:rPr>
+              <w:t>POST /stores/ with customer token</w:t>
+            </w:r>
+          </w:p>
+        </w:tc>
+        <w:tc>
+          <w:tcPr>
+            <w:tcW w:type="dxa" w:w="3168"/>
+            <w:shd w:val="clear" w:color="auto" w:fill="DEEAF1"/>
+          </w:tcPr>
+          <w:p>
+            <w:r>
+              <w:rPr>
+                <w:sz w:val="19"/>
+              </w:rPr>
+              <w:t>403 — Vendor access only</w:t>
+            </w:r>
+          </w:p>
+        </w:tc>
+      </w:tr>
+      <w:tr>
+        <w:tc>
+          <w:tcPr>
+            <w:tcW w:type="dxa" w:w="2592"/>
+          </w:tcPr>
+          <w:p>
+            <w:r>
+              <w:rPr>
+                <w:sz w:val="19"/>
+              </w:rPr>
+              <w:t>Vendor creates 2nd store</w:t>
+            </w:r>
+          </w:p>
+        </w:tc>
+        <w:tc>
+          <w:tcPr>
+            <w:tcW w:type="dxa" w:w="3744"/>
+          </w:tcPr>
+          <w:p>
+            <w:r>
+              <w:rPr>
+                <w:sz w:val="19"/>
+              </w:rPr>
+              <w:t>POST /stores/ again with same vendor</w:t>
+            </w:r>
+          </w:p>
+        </w:tc>
+        <w:tc>
+          <w:tcPr>
+            <w:tcW w:type="dxa" w:w="3168"/>
+          </w:tcPr>
+          <w:p>
+            <w:r>
+              <w:rPr>
+                <w:sz w:val="19"/>
+              </w:rPr>
+              <w:t>400 — You already have a store</w:t>
+            </w:r>
+          </w:p>
+        </w:tc>
+      </w:tr>
+      <w:tr>
+        <w:tc>
+          <w:tcPr>
+            <w:tcW w:type="dxa" w:w="2592"/>
+            <w:shd w:val="clear" w:color="auto" w:fill="DEEAF1"/>
+          </w:tcPr>
+          <w:p>
+            <w:r>
+              <w:rPr>
+                <w:sz w:val="19"/>
+              </w:rPr>
+              <w:t>Wrong owner updates store</w:t>
+            </w:r>
+          </w:p>
+        </w:tc>
+        <w:tc>
+          <w:tcPr>
+            <w:tcW w:type="dxa" w:w="3744"/>
+            <w:shd w:val="clear" w:color="auto" w:fill="DEEAF1"/>
+          </w:tcPr>
+          <w:p>
+            <w:r>
+              <w:rPr>
+                <w:sz w:val="19"/>
+              </w:rPr>
+              <w:t>PUT /stores/&lt;id&gt;/update/ with different vendor</w:t>
+            </w:r>
+          </w:p>
+        </w:tc>
+        <w:tc>
+          <w:tcPr>
+            <w:tcW w:type="dxa" w:w="3168"/>
+            <w:shd w:val="clear" w:color="auto" w:fill="DEEAF1"/>
+          </w:tcPr>
+          <w:p>
+            <w:r>
+              <w:rPr>
+                <w:sz w:val="19"/>
+              </w:rPr>
+              <w:t>403 — permission_denied</w:t>
+            </w:r>
+          </w:p>
+        </w:tc>
+      </w:tr>
+      <w:tr>
+        <w:tc>
+          <w:tcPr>
+            <w:tcW w:type="dxa" w:w="2592"/>
+          </w:tcPr>
+          <w:p>
+            <w:r>
+              <w:rPr>
+                <w:sz w:val="19"/>
+              </w:rPr>
+              <w:t>Missing lat/lng</w:t>
+            </w:r>
+          </w:p>
+        </w:tc>
+        <w:tc>
+          <w:tcPr>
+            <w:tcW w:type="dxa" w:w="3744"/>
+          </w:tcPr>
+          <w:p>
+            <w:r>
+              <w:rPr>
+                <w:sz w:val="19"/>
+              </w:rPr>
+              <w:t>GET /stores/nearby/ without ?lat=&amp;lng=</w:t>
+            </w:r>
+          </w:p>
+        </w:tc>
+        <w:tc>
+          <w:tcPr>
+            <w:tcW w:type="dxa" w:w="3168"/>
+          </w:tcPr>
+          <w:p>
+            <w:r>
+              <w:rPr>
+                <w:sz w:val="19"/>
+              </w:rPr>
+              <w:t>400 — lat and lng are required numbers</w:t>
+            </w:r>
+          </w:p>
+        </w:tc>
+      </w:tr>
+      <w:tr>
+        <w:tc>
+          <w:tcPr>
+            <w:tcW w:type="dxa" w:w="2592"/>
+            <w:shd w:val="clear" w:color="auto" w:fill="DEEAF1"/>
+          </w:tcPr>
+          <w:p>
+            <w:r>
+              <w:rPr>
+                <w:sz w:val="19"/>
+              </w:rPr>
+              <w:t>Invalid store UUID</w:t>
+            </w:r>
+          </w:p>
+        </w:tc>
+        <w:tc>
+          <w:tcPr>
+            <w:tcW w:type="dxa" w:w="3744"/>
+            <w:shd w:val="clear" w:color="auto" w:fill="DEEAF1"/>
+          </w:tcPr>
+          <w:p>
+            <w:r>
+              <w:rPr>
+                <w:sz w:val="19"/>
+              </w:rPr>
+              <w:t>GET /stores/00000000-0000-0000-0000-000000000000/</w:t>
+            </w:r>
+          </w:p>
+        </w:tc>
+        <w:tc>
+          <w:tcPr>
+            <w:tcW w:type="dxa" w:w="3168"/>
+            <w:shd w:val="clear" w:color="auto" w:fill="DEEAF1"/>
+          </w:tcPr>
+          <w:p>
+            <w:r>
+              <w:rPr>
+                <w:sz w:val="19"/>
+              </w:rPr>
+              <w:t>404 — not_found</w:t>
+            </w:r>
+          </w:p>
+        </w:tc>
+      </w:tr>
+      <w:tr>
+        <w:tc>
+          <w:tcPr>
+            <w:tcW w:type="dxa" w:w="2592"/>
+          </w:tcPr>
+          <w:p>
+            <w:r>
+              <w:rPr>
+                <w:sz w:val="19"/>
+              </w:rPr>
+              <w:t>Store is_active=false</w:t>
+            </w:r>
+          </w:p>
+        </w:tc>
+        <w:tc>
+          <w:tcPr>
+            <w:tcW w:type="dxa" w:w="3744"/>
+          </w:tcPr>
+          <w:p>
+            <w:r>
+              <w:rPr>
+                <w:sz w:val="19"/>
+              </w:rPr>
+              <w:t>GET /stores/&lt;id&gt;/ after deactivating store</w:t>
+            </w:r>
+          </w:p>
+        </w:tc>
+        <w:tc>
+          <w:tcPr>
+            <w:tcW w:type="dxa" w:w="3168"/>
+          </w:tcPr>
+          <w:p>
+            <w:r>
+              <w:rPr>
+                <w:sz w:val="19"/>
+              </w:rPr>
+              <w:t>404 — not_found</w:t>
+            </w:r>
+          </w:p>
+        </w:tc>
+      </w:tr>
+      <w:tr>
+        <w:tc>
+          <w:tcPr>
+            <w:tcW w:type="dxa" w:w="2592"/>
+            <w:shd w:val="clear" w:color="auto" w:fill="DEEAF1"/>
+          </w:tcPr>
+          <w:p>
+            <w:r>
+              <w:rPr>
+                <w:sz w:val="19"/>
+              </w:rPr>
+              <w:t>Wrong phone in body</w:t>
+            </w:r>
+          </w:p>
+        </w:tc>
+        <w:tc>
+          <w:tcPr>
+            <w:tcW w:type="dxa" w:w="3744"/>
+            <w:shd w:val="clear" w:color="auto" w:fill="DEEAF1"/>
+          </w:tcPr>
+          <w:p>
+            <w:r>
+              <w:rPr>
+                <w:sz w:val="19"/>
+              </w:rPr>
+              <w:t>POST /stores/ with phone: "9876543210"</w:t>
+            </w:r>
+          </w:p>
+        </w:tc>
+        <w:tc>
+          <w:tcPr>
+            <w:tcW w:type="dxa" w:w="3168"/>
+            <w:shd w:val="clear" w:color="auto" w:fill="DEEAF1"/>
+          </w:tcPr>
+          <w:p>
+            <w:r>
+              <w:rPr>
+                <w:sz w:val="19"/>
+              </w:rPr>
+              <w:t>400 — validation_error (phone format)</w:t>
+            </w:r>
+          </w:p>
+        </w:tc>
+      </w:tr>
+    </w:tbl>
+    <w:p/>
+    <w:p>
+      <w:pPr>
+        <w:pStyle w:val="Heading2"/>
+      </w:pPr>
+      <w:r>
+        <w:t>Product Error Cases</w:t>
+      </w:r>
+    </w:p>
+    <w:tbl>
+      <w:tblPr>
+        <w:tblStyle w:val="TableGrid"/>
+        <w:tblW w:type="auto" w:w="0"/>
+        <w:jc w:val="left"/>
+        <w:tblLook w:firstColumn="1" w:firstRow="1" w:lastColumn="0" w:lastRow="0" w:noHBand="0" w:noVBand="1" w:val="04A0"/>
+      </w:tblPr>
+      <w:tblGrid>
+        <w:gridCol w:w="3216"/>
+        <w:gridCol w:w="3216"/>
+        <w:gridCol w:w="3216"/>
+      </w:tblGrid>
+      <w:tr>
+        <w:tc>
+          <w:tcPr>
+            <w:tcW w:type="dxa" w:w="2592"/>
+            <w:shd w:val="clear" w:color="auto" w:fill="1F4E79"/>
+          </w:tcPr>
+          <w:p>
+            <w:r>
+              <w:rPr>
+                <w:b/>
+                <w:color w:val="FFFFFF"/>
+                <w:sz w:val="20"/>
+              </w:rPr>
+              <w:t>Test</w:t>
+            </w:r>
+          </w:p>
+        </w:tc>
+        <w:tc>
+          <w:tcPr>
+            <w:tcW w:type="dxa" w:w="3744"/>
+            <w:shd w:val="clear" w:color="auto" w:fill="1F4E79"/>
+          </w:tcPr>
+          <w:p>
+            <w:r>
+              <w:rPr>
+                <w:b/>
+                <w:color w:val="FFFFFF"/>
+                <w:sz w:val="20"/>
+              </w:rPr>
+              <w:t>Request</w:t>
+            </w:r>
+          </w:p>
+        </w:tc>
+        <w:tc>
+          <w:tcPr>
+            <w:tcW w:type="dxa" w:w="3168"/>
+            <w:shd w:val="clear" w:color="auto" w:fill="1F4E79"/>
+          </w:tcPr>
+          <w:p>
+            <w:r>
+              <w:rPr>
+                <w:b/>
+                <w:color w:val="FFFFFF"/>
+                <w:sz w:val="20"/>
+              </w:rPr>
+              <w:t>Expected Response</w:t>
+            </w:r>
+          </w:p>
+        </w:tc>
+      </w:tr>
+      <w:tr>
+        <w:tc>
+          <w:tcPr>
+            <w:tcW w:type="dxa" w:w="2592"/>
+            <w:shd w:val="clear" w:color="auto" w:fill="DEEAF1"/>
+          </w:tcPr>
+          <w:p>
+            <w:r>
+              <w:rPr>
+                <w:sz w:val="19"/>
+              </w:rPr>
+              <w:t>Vendor has no store yet</w:t>
+            </w:r>
+          </w:p>
+        </w:tc>
+        <w:tc>
+          <w:tcPr>
+            <w:tcW w:type="dxa" w:w="3744"/>
+            <w:shd w:val="clear" w:color="auto" w:fill="DEEAF1"/>
+          </w:tcPr>
+          <w:p>
+            <w:r>
+              <w:rPr>
+                <w:sz w:val="19"/>
+              </w:rPr>
+              <w:t>POST /products/ before creating store</w:t>
+            </w:r>
+          </w:p>
+        </w:tc>
+        <w:tc>
+          <w:tcPr>
+            <w:tcW w:type="dxa" w:w="3168"/>
+            <w:shd w:val="clear" w:color="auto" w:fill="DEEAF1"/>
+          </w:tcPr>
+          <w:p>
+            <w:r>
+              <w:rPr>
+                <w:sz w:val="19"/>
+              </w:rPr>
+              <w:t>400 — Create a store first</w:t>
+            </w:r>
+          </w:p>
+        </w:tc>
+      </w:tr>
+      <w:tr>
+        <w:tc>
+          <w:tcPr>
+            <w:tcW w:type="dxa" w:w="2592"/>
+          </w:tcPr>
+          <w:p>
+            <w:r>
+              <w:rPr>
+                <w:sz w:val="19"/>
+              </w:rPr>
+              <w:t>Duplicate SKU</w:t>
+            </w:r>
+          </w:p>
+        </w:tc>
+        <w:tc>
+          <w:tcPr>
+            <w:tcW w:type="dxa" w:w="3744"/>
+          </w:tcPr>
+          <w:p>
+            <w:r>
+              <w:rPr>
+                <w:sz w:val="19"/>
+              </w:rPr>
+              <w:t>POST /products/ with sku already used by any store</w:t>
+            </w:r>
+          </w:p>
+        </w:tc>
+        <w:tc>
+          <w:tcPr>
+            <w:tcW w:type="dxa" w:w="3168"/>
+          </w:tcPr>
+          <w:p>
+            <w:r>
+              <w:rPr>
+                <w:sz w:val="19"/>
+              </w:rPr>
+              <w:t>400 — validation_error on sku</w:t>
+            </w:r>
+          </w:p>
+        </w:tc>
+      </w:tr>
+      <w:tr>
+        <w:tc>
+          <w:tcPr>
+            <w:tcW w:type="dxa" w:w="2592"/>
+            <w:shd w:val="clear" w:color="auto" w:fill="DEEAF1"/>
+          </w:tcPr>
+          <w:p>
+            <w:r>
+              <w:rPr>
+                <w:sz w:val="19"/>
+              </w:rPr>
+              <w:t>Get draft product</w:t>
+            </w:r>
+          </w:p>
+        </w:tc>
+        <w:tc>
+          <w:tcPr>
+            <w:tcW w:type="dxa" w:w="3744"/>
+            <w:shd w:val="clear" w:color="auto" w:fill="DEEAF1"/>
+          </w:tcPr>
+          <w:p>
+            <w:r>
+              <w:rPr>
+                <w:sz w:val="19"/>
+              </w:rPr>
+              <w:t>GET /products/&lt;id&gt;/ where status=draft</w:t>
+            </w:r>
+          </w:p>
+        </w:tc>
+        <w:tc>
+          <w:tcPr>
+            <w:tcW w:type="dxa" w:w="3168"/>
+            <w:shd w:val="clear" w:color="auto" w:fill="DEEAF1"/>
+          </w:tcPr>
+          <w:p>
+            <w:r>
+              <w:rPr>
+                <w:sz w:val="19"/>
+              </w:rPr>
+              <w:t>404 — not_found</w:t>
+            </w:r>
+          </w:p>
+        </w:tc>
+      </w:tr>
+      <w:tr>
+        <w:tc>
+          <w:tcPr>
+            <w:tcW w:type="dxa" w:w="2592"/>
+          </w:tcPr>
+          <w:p>
+            <w:r>
+              <w:rPr>
+                <w:sz w:val="19"/>
+              </w:rPr>
+              <w:t>Get invisible product</w:t>
+            </w:r>
+          </w:p>
+        </w:tc>
+        <w:tc>
+          <w:tcPr>
+            <w:tcW w:type="dxa" w:w="3744"/>
+          </w:tcPr>
+          <w:p>
+            <w:r>
+              <w:rPr>
+                <w:sz w:val="19"/>
+              </w:rPr>
+              <w:t>GET /products/&lt;id&gt;/ where is_visible=false</w:t>
+            </w:r>
+          </w:p>
+        </w:tc>
+        <w:tc>
+          <w:tcPr>
+            <w:tcW w:type="dxa" w:w="3168"/>
+          </w:tcPr>
+          <w:p>
+            <w:r>
+              <w:rPr>
+                <w:sz w:val="19"/>
+              </w:rPr>
+              <w:t>404 — not_found</w:t>
+            </w:r>
+          </w:p>
+        </w:tc>
+      </w:tr>
+      <w:tr>
+        <w:tc>
+          <w:tcPr>
+            <w:tcW w:type="dxa" w:w="2592"/>
+            <w:shd w:val="clear" w:color="auto" w:fill="DEEAF1"/>
+          </w:tcPr>
+          <w:p>
+            <w:r>
+              <w:rPr>
+                <w:sz w:val="19"/>
+              </w:rPr>
               <w:t>Missing q param</w:t>
             </w:r>
           </w:p>
         </w:tc>
         <w:tc>
           <w:tcPr>
-            <w:tcW w:type="dxa" w:w="4032"/>
+            <w:tcW w:type="dxa" w:w="3744"/>
             <w:shd w:val="clear" w:color="auto" w:fill="DEEAF1"/>
           </w:tcPr>
           <w:p>
@@ -8299,7 +10468,7 @@
         </w:tc>
         <w:tc>
           <w:tcPr>
-            <w:tcW w:type="dxa" w:w="2880"/>
+            <w:tcW w:type="dxa" w:w="3168"/>
             <w:shd w:val="clear" w:color="auto" w:fill="DEEAF1"/>
           </w:tcPr>
           <w:p>
@@ -8307,7 +10476,48 @@
               <w:rPr>
                 <w:sz w:val="19"/>
               </w:rPr>
-              <w:t>400 — validation_error</w:t>
+              <w:t>400 — Search query q is required</w:t>
+            </w:r>
+          </w:p>
+        </w:tc>
+      </w:tr>
+      <w:tr>
+        <w:tc>
+          <w:tcPr>
+            <w:tcW w:type="dxa" w:w="2592"/>
+          </w:tcPr>
+          <w:p>
+            <w:r>
+              <w:rPr>
+                <w:sz w:val="19"/>
+              </w:rPr>
+              <w:t>Customer deletes product</w:t>
+            </w:r>
+          </w:p>
+        </w:tc>
+        <w:tc>
+          <w:tcPr>
+            <w:tcW w:type="dxa" w:w="3744"/>
+          </w:tcPr>
+          <w:p>
+            <w:r>
+              <w:rPr>
+                <w:sz w:val="19"/>
+              </w:rPr>
+              <w:t>DELETE /products/&lt;id&gt;/update/ with customer token</w:t>
+            </w:r>
+          </w:p>
+        </w:tc>
+        <w:tc>
+          <w:tcPr>
+            <w:tcW w:type="dxa" w:w="3168"/>
+          </w:tcPr>
+          <w:p>
+            <w:r>
+              <w:rPr>
+                <w:sz w:val="19"/>
+              </w:rPr>
+              <w:t>403 — permission_denied</w:t>
             </w:r>
           </w:p>
         </w:tc>
@@ -8357,11 +10567,11 @@
         <w:br/>
         <w:t>│   ├── Send OTP (Vendor)</w:t>
         <w:br/>
-        <w:t>│   ├── Verify OTP (Vendor) ← has Tests script to save token</w:t>
+        <w:t>│   ├── Verify OTP (Vendor) ← Tests script saves vendor_token</w:t>
         <w:br/>
         <w:t>│   ├── Send OTP (Customer)</w:t>
         <w:br/>
-        <w:t>│   ├── Verify OTP (Customer) ← has Tests script to save token</w:t>
+        <w:t>│   ├── Verify OTP (Customer) ← Tests script saves customer_token</w:t>
         <w:br/>
         <w:t>│   ├── Get Profile</w:t>
         <w:br/>
@@ -8375,7 +10585,7 @@
         <w:br/>
         <w:t>├── 2. Stores</w:t>
         <w:br/>
-        <w:t>│   ├── Create Store</w:t>
+        <w:t>│   ├── Create Store ← Tests script saves store_id</w:t>
         <w:br/>
         <w:t>│   ├── Nearby Stores</w:t>
         <w:br/>
@@ -8391,7 +10601,7 @@
         <w:br/>
         <w:t>└── 3. Products</w:t>
         <w:br/>
-        <w:t xml:space="preserve">    ├── Create Product</w:t>
+        <w:t xml:space="preserve">    ├── Create Product ← Tests script saves product_id</w:t>
         <w:br/>
         <w:t xml:space="preserve">    ├── Nearby Products</w:t>
         <w:br/>
@@ -8426,7 +10636,7 @@
           <w:color w:val="1A1A8C"/>
           <w:sz w:val="18"/>
         </w:rPr>
-        <w:t>// For vendor verify OTP request:</w:t>
+        <w:t>// For VENDOR verify OTP request:</w:t>
         <w:br/>
         <w:t>const r = pm.response.json();</w:t>
         <w:br/>
@@ -8436,14 +10646,16 @@
         <w:br/>
         <w:t xml:space="preserve">    pm.environment.set("vendor_refresh", r.refresh);</w:t>
         <w:br/>
-        <w:t xml:space="preserve">    console.log("Vendor token saved");</w:t>
+        <w:t xml:space="preserve">    console.log("Vendor token saved:", r.access.substring(0, 30) + "...");</w:t>
         <w:br/>
         <w:t>}</w:t>
         <w:br/>
         <w:br/>
-        <w:t>// For customer verify OTP request — change to:</w:t>
+        <w:t>// For CUSTOMER verify OTP request — use this instead:</w:t>
         <w:br/>
         <w:t>// pm.environment.set("customer_token", r.access);</w:t>
+        <w:br/>
+        <w:t>// pm.environment.set("customer_refresh", r.refresh);</w:t>
       </w:r>
     </w:p>
     <w:p>
@@ -8509,6 +10721,65 @@
       </w:r>
     </w:p>
     <w:p>
+      <w:pPr>
+        <w:pStyle w:val="Heading2"/>
+      </w:pPr>
+      <w:r>
+        <w:t>Quick Test — All Public Endpoints via curl</w:t>
+      </w:r>
+    </w:p>
+    <w:p>
+      <w:r>
+        <w:rPr>
+          <w:b w:val="0"/>
+          <w:sz w:val="22"/>
+        </w:rPr>
+        <w:t>Copy-paste these into terminal to test without Postman:</w:t>
+      </w:r>
+    </w:p>
+    <w:p>
+      <w:pPr>
+        <w:spacing w:before="40" w:after="40"/>
+        <w:ind w:left="288"/>
+        <w:shd w:val="clear" w:color="auto" w:fill="F0F0F0"/>
+      </w:pPr>
+      <w:r>
+        <w:rPr>
+          <w:rFonts w:ascii="Courier New" w:hAnsi="Courier New"/>
+          <w:color w:val="1A1A8C"/>
+          <w:sz w:val="18"/>
+        </w:rPr>
+        <w:t># Health check</w:t>
+        <w:br/>
+        <w:t>curl -s http://localhost:8000/api/v1/health/ | python3 -m json.tool</w:t>
+        <w:br/>
+        <w:br/>
+        <w:t># Send OTP</w:t>
+        <w:br/>
+        <w:t>curl -s -X POST http://localhost:8000/api/v1/auth/otp/send/ \</w:t>
+        <w:br/>
+        <w:t xml:space="preserve">  -H "Content-Type: application/json" \</w:t>
+        <w:br/>
+        <w:t xml:space="preserve">  -d '{"phone_number": "+919999999999"}'</w:t>
+        <w:br/>
+        <w:br/>
+        <w:t># Verify OTP (copy access token from response)</w:t>
+        <w:br/>
+        <w:t>curl -s -X POST http://localhost:8000/api/v1/auth/otp/verify/ \</w:t>
+        <w:br/>
+        <w:t xml:space="preserve">  -H "Content-Type: application/json" \</w:t>
+        <w:br/>
+        <w:t xml:space="preserve">  -d '{"phone_number": "+919999999999", "otp": "123456"}'</w:t>
+        <w:br/>
+        <w:br/>
+        <w:t># Get profile (replace TOKEN with your access token)</w:t>
+        <w:br/>
+        <w:t>curl -s http://localhost:8000/api/v1/auth/me/ \</w:t>
+        <w:br/>
+        <w:t xml:space="preserve">  -H "Authorization: Bearer TOKEN"</w:t>
+      </w:r>
+    </w:p>
+    <w:p>
       <w:r>
         <w:br w:type="page"/>
       </w:r>
@@ -8604,6 +10875,18 @@
           <w:sz w:val="21"/>
         </w:rPr>
         <w:t>Update the cover page "Last updated" date and sprint range</w:t>
+      </w:r>
+    </w:p>
+    <w:p>
+      <w:pPr>
+        <w:pStyle w:val="ListBullet"/>
+        <w:ind w:left="432"/>
+      </w:pPr>
+      <w:r>
+        <w:rPr>
+          <w:sz w:val="21"/>
+        </w:rPr>
+        <w:t>If new field types are introduced (e.g. file uploads), add a format rules subsection in Section 1</w:t>
       </w:r>
     </w:p>
     <w:p>
@@ -8715,7 +10998,7 @@
               <w:rPr>
                 <w:sz w:val="19"/>
               </w:rPr>
-              <w:t>POST /videos/ (presigned S3 URL), GET /videos/feed/, GET /videos/&lt;id&gt;/, DELETE /videos/&lt;id&gt;/</w:t>
+              <w:t>POST /videos/ (presigned S3 URL upload), GET /videos/feed/, GET /videos/&lt;id&gt;/, DELETE /videos/&lt;id&gt;/</w:t>
             </w:r>
           </w:p>
         </w:tc>

--- a/nearkart_backend/docs/NearKart_Master_API_Testing_Guide.docx
+++ b/nearkart_backend/docs/NearKart_Master_API_Testing_Guide.docx
@@ -50,7 +50,7 @@
           <w:color w:val="888888"/>
           <w:sz w:val="20"/>
         </w:rPr>
-        <w:t>Sprint 1 → Sprint 3   |   Last updated: May 2026</w:t>
+        <w:t>Sprint 1 → Sprint 4   |   Last updated: May 2026</w:t>
       </w:r>
     </w:p>
     <w:p/>
@@ -1786,6 +1786,47 @@
                 <w:sz w:val="19"/>
               </w:rPr>
               <w:t>Copy from product create response</w:t>
+            </w:r>
+          </w:p>
+        </w:tc>
+      </w:tr>
+      <w:tr>
+        <w:tc>
+          <w:tcPr>
+            <w:tcW w:type="dxa" w:w="2160"/>
+          </w:tcPr>
+          <w:p>
+            <w:r>
+              <w:rPr>
+                <w:sz w:val="19"/>
+              </w:rPr>
+              <w:t>video_id</w:t>
+            </w:r>
+          </w:p>
+        </w:tc>
+        <w:tc>
+          <w:tcPr>
+            <w:tcW w:type="dxa" w:w="3168"/>
+          </w:tcPr>
+          <w:p>
+            <w:r>
+              <w:rPr>
+                <w:sz w:val="19"/>
+              </w:rPr>
+              <w:t>(empty)</w:t>
+            </w:r>
+          </w:p>
+        </w:tc>
+        <w:tc>
+          <w:tcPr>
+            <w:tcW w:type="dxa" w:w="4032"/>
+          </w:tcPr>
+          <w:p>
+            <w:r>
+              <w:rPr>
+                <w:sz w:val="19"/>
+              </w:rPr>
+              <w:t>Auto-filled by request-upload request</w:t>
             </w:r>
           </w:p>
         </w:tc>
@@ -4389,6 +4430,423 @@
           </w:p>
         </w:tc>
       </w:tr>
+      <w:tr>
+        <w:tc>
+          <w:tcPr>
+            <w:tcW w:type="dxa" w:w="432"/>
+            <w:shd w:val="clear" w:color="auto" w:fill="DEEAF1"/>
+          </w:tcPr>
+          <w:p>
+            <w:r>
+              <w:rPr>
+                <w:sz w:val="19"/>
+              </w:rPr>
+              <w:t>23</w:t>
+            </w:r>
+          </w:p>
+        </w:tc>
+        <w:tc>
+          <w:tcPr>
+            <w:tcW w:type="dxa" w:w="1008"/>
+            <w:shd w:val="clear" w:color="auto" w:fill="DEEAF1"/>
+          </w:tcPr>
+          <w:p>
+            <w:r>
+              <w:rPr>
+                <w:sz w:val="19"/>
+              </w:rPr>
+              <w:t>POST</w:t>
+            </w:r>
+          </w:p>
+        </w:tc>
+        <w:tc>
+          <w:tcPr>
+            <w:tcW w:type="dxa" w:w="4032"/>
+            <w:shd w:val="clear" w:color="auto" w:fill="DEEAF1"/>
+          </w:tcPr>
+          <w:p>
+            <w:r>
+              <w:rPr>
+                <w:sz w:val="19"/>
+              </w:rPr>
+              <w:t>/videos/request-upload/</w:t>
+            </w:r>
+          </w:p>
+        </w:tc>
+        <w:tc>
+          <w:tcPr>
+            <w:tcW w:type="dxa" w:w="2016"/>
+            <w:shd w:val="clear" w:color="auto" w:fill="DEEAF1"/>
+          </w:tcPr>
+          <w:p>
+            <w:r>
+              <w:rPr>
+                <w:sz w:val="19"/>
+              </w:rPr>
+              <w:t>Vendor JWT only</w:t>
+            </w:r>
+          </w:p>
+        </w:tc>
+        <w:tc>
+          <w:tcPr>
+            <w:tcW w:type="dxa" w:w="576"/>
+            <w:shd w:val="clear" w:color="auto" w:fill="DEEAF1"/>
+          </w:tcPr>
+          <w:p>
+            <w:r>
+              <w:rPr>
+                <w:sz w:val="19"/>
+              </w:rPr>
+              <w:t>S4</w:t>
+            </w:r>
+          </w:p>
+        </w:tc>
+      </w:tr>
+      <w:tr>
+        <w:tc>
+          <w:tcPr>
+            <w:tcW w:type="dxa" w:w="432"/>
+          </w:tcPr>
+          <w:p>
+            <w:r>
+              <w:rPr>
+                <w:sz w:val="19"/>
+              </w:rPr>
+              <w:t>24</w:t>
+            </w:r>
+          </w:p>
+        </w:tc>
+        <w:tc>
+          <w:tcPr>
+            <w:tcW w:type="dxa" w:w="1008"/>
+          </w:tcPr>
+          <w:p>
+            <w:r>
+              <w:rPr>
+                <w:sz w:val="19"/>
+              </w:rPr>
+              <w:t>POST</w:t>
+            </w:r>
+          </w:p>
+        </w:tc>
+        <w:tc>
+          <w:tcPr>
+            <w:tcW w:type="dxa" w:w="4032"/>
+          </w:tcPr>
+          <w:p>
+            <w:r>
+              <w:rPr>
+                <w:sz w:val="19"/>
+              </w:rPr>
+              <w:t>/videos/&lt;uuid&gt;/confirm-upload/</w:t>
+            </w:r>
+          </w:p>
+        </w:tc>
+        <w:tc>
+          <w:tcPr>
+            <w:tcW w:type="dxa" w:w="2016"/>
+          </w:tcPr>
+          <w:p>
+            <w:r>
+              <w:rPr>
+                <w:sz w:val="19"/>
+              </w:rPr>
+              <w:t>Vendor JWT only</w:t>
+            </w:r>
+          </w:p>
+        </w:tc>
+        <w:tc>
+          <w:tcPr>
+            <w:tcW w:type="dxa" w:w="576"/>
+          </w:tcPr>
+          <w:p>
+            <w:r>
+              <w:rPr>
+                <w:sz w:val="19"/>
+              </w:rPr>
+              <w:t>S4</w:t>
+            </w:r>
+          </w:p>
+        </w:tc>
+      </w:tr>
+      <w:tr>
+        <w:tc>
+          <w:tcPr>
+            <w:tcW w:type="dxa" w:w="432"/>
+            <w:shd w:val="clear" w:color="auto" w:fill="DEEAF1"/>
+          </w:tcPr>
+          <w:p>
+            <w:r>
+              <w:rPr>
+                <w:sz w:val="19"/>
+              </w:rPr>
+              <w:t>25</w:t>
+            </w:r>
+          </w:p>
+        </w:tc>
+        <w:tc>
+          <w:tcPr>
+            <w:tcW w:type="dxa" w:w="1008"/>
+            <w:shd w:val="clear" w:color="auto" w:fill="DEEAF1"/>
+          </w:tcPr>
+          <w:p>
+            <w:r>
+              <w:rPr>
+                <w:sz w:val="19"/>
+              </w:rPr>
+              <w:t>GET</w:t>
+            </w:r>
+          </w:p>
+        </w:tc>
+        <w:tc>
+          <w:tcPr>
+            <w:tcW w:type="dxa" w:w="4032"/>
+            <w:shd w:val="clear" w:color="auto" w:fill="DEEAF1"/>
+          </w:tcPr>
+          <w:p>
+            <w:r>
+              <w:rPr>
+                <w:sz w:val="19"/>
+              </w:rPr>
+              <w:t>/videos/feed/</w:t>
+            </w:r>
+          </w:p>
+        </w:tc>
+        <w:tc>
+          <w:tcPr>
+            <w:tcW w:type="dxa" w:w="2016"/>
+            <w:shd w:val="clear" w:color="auto" w:fill="DEEAF1"/>
+          </w:tcPr>
+          <w:p>
+            <w:r>
+              <w:rPr>
+                <w:sz w:val="19"/>
+              </w:rPr>
+              <w:t>None (public)</w:t>
+            </w:r>
+          </w:p>
+        </w:tc>
+        <w:tc>
+          <w:tcPr>
+            <w:tcW w:type="dxa" w:w="576"/>
+            <w:shd w:val="clear" w:color="auto" w:fill="DEEAF1"/>
+          </w:tcPr>
+          <w:p>
+            <w:r>
+              <w:rPr>
+                <w:sz w:val="19"/>
+              </w:rPr>
+              <w:t>S4</w:t>
+            </w:r>
+          </w:p>
+        </w:tc>
+      </w:tr>
+      <w:tr>
+        <w:tc>
+          <w:tcPr>
+            <w:tcW w:type="dxa" w:w="432"/>
+          </w:tcPr>
+          <w:p>
+            <w:r>
+              <w:rPr>
+                <w:sz w:val="19"/>
+              </w:rPr>
+              <w:t>26</w:t>
+            </w:r>
+          </w:p>
+        </w:tc>
+        <w:tc>
+          <w:tcPr>
+            <w:tcW w:type="dxa" w:w="1008"/>
+          </w:tcPr>
+          <w:p>
+            <w:r>
+              <w:rPr>
+                <w:sz w:val="19"/>
+              </w:rPr>
+              <w:t>GET</w:t>
+            </w:r>
+          </w:p>
+        </w:tc>
+        <w:tc>
+          <w:tcPr>
+            <w:tcW w:type="dxa" w:w="4032"/>
+          </w:tcPr>
+          <w:p>
+            <w:r>
+              <w:rPr>
+                <w:sz w:val="19"/>
+              </w:rPr>
+              <w:t>/videos/&lt;uuid&gt;/</w:t>
+            </w:r>
+          </w:p>
+        </w:tc>
+        <w:tc>
+          <w:tcPr>
+            <w:tcW w:type="dxa" w:w="2016"/>
+          </w:tcPr>
+          <w:p>
+            <w:r>
+              <w:rPr>
+                <w:sz w:val="19"/>
+              </w:rPr>
+              <w:t>None (public)</w:t>
+            </w:r>
+          </w:p>
+        </w:tc>
+        <w:tc>
+          <w:tcPr>
+            <w:tcW w:type="dxa" w:w="576"/>
+          </w:tcPr>
+          <w:p>
+            <w:r>
+              <w:rPr>
+                <w:sz w:val="19"/>
+              </w:rPr>
+              <w:t>S4</w:t>
+            </w:r>
+          </w:p>
+        </w:tc>
+      </w:tr>
+      <w:tr>
+        <w:tc>
+          <w:tcPr>
+            <w:tcW w:type="dxa" w:w="432"/>
+            <w:shd w:val="clear" w:color="auto" w:fill="DEEAF1"/>
+          </w:tcPr>
+          <w:p>
+            <w:r>
+              <w:rPr>
+                <w:sz w:val="19"/>
+              </w:rPr>
+              <w:t>27</w:t>
+            </w:r>
+          </w:p>
+        </w:tc>
+        <w:tc>
+          <w:tcPr>
+            <w:tcW w:type="dxa" w:w="1008"/>
+            <w:shd w:val="clear" w:color="auto" w:fill="DEEAF1"/>
+          </w:tcPr>
+          <w:p>
+            <w:r>
+              <w:rPr>
+                <w:sz w:val="19"/>
+              </w:rPr>
+              <w:t>DELETE</w:t>
+            </w:r>
+          </w:p>
+        </w:tc>
+        <w:tc>
+          <w:tcPr>
+            <w:tcW w:type="dxa" w:w="4032"/>
+            <w:shd w:val="clear" w:color="auto" w:fill="DEEAF1"/>
+          </w:tcPr>
+          <w:p>
+            <w:r>
+              <w:rPr>
+                <w:sz w:val="19"/>
+              </w:rPr>
+              <w:t>/videos/&lt;uuid&gt;/delete/</w:t>
+            </w:r>
+          </w:p>
+        </w:tc>
+        <w:tc>
+          <w:tcPr>
+            <w:tcW w:type="dxa" w:w="2016"/>
+            <w:shd w:val="clear" w:color="auto" w:fill="DEEAF1"/>
+          </w:tcPr>
+          <w:p>
+            <w:r>
+              <w:rPr>
+                <w:sz w:val="19"/>
+              </w:rPr>
+              <w:t>Vendor JWT only</w:t>
+            </w:r>
+          </w:p>
+        </w:tc>
+        <w:tc>
+          <w:tcPr>
+            <w:tcW w:type="dxa" w:w="576"/>
+            <w:shd w:val="clear" w:color="auto" w:fill="DEEAF1"/>
+          </w:tcPr>
+          <w:p>
+            <w:r>
+              <w:rPr>
+                <w:sz w:val="19"/>
+              </w:rPr>
+              <w:t>S4</w:t>
+            </w:r>
+          </w:p>
+        </w:tc>
+      </w:tr>
+      <w:tr>
+        <w:tc>
+          <w:tcPr>
+            <w:tcW w:type="dxa" w:w="432"/>
+          </w:tcPr>
+          <w:p>
+            <w:r>
+              <w:rPr>
+                <w:sz w:val="19"/>
+              </w:rPr>
+              <w:t>28</w:t>
+            </w:r>
+          </w:p>
+        </w:tc>
+        <w:tc>
+          <w:tcPr>
+            <w:tcW w:type="dxa" w:w="1008"/>
+          </w:tcPr>
+          <w:p>
+            <w:r>
+              <w:rPr>
+                <w:sz w:val="19"/>
+              </w:rPr>
+              <w:t>POST</w:t>
+            </w:r>
+          </w:p>
+        </w:tc>
+        <w:tc>
+          <w:tcPr>
+            <w:tcW w:type="dxa" w:w="4032"/>
+          </w:tcPr>
+          <w:p>
+            <w:r>
+              <w:rPr>
+                <w:sz w:val="19"/>
+              </w:rPr>
+              <w:t>/videos/&lt;uuid&gt;/like/</w:t>
+            </w:r>
+          </w:p>
+        </w:tc>
+        <w:tc>
+          <w:tcPr>
+            <w:tcW w:type="dxa" w:w="2016"/>
+          </w:tcPr>
+          <w:p>
+            <w:r>
+              <w:rPr>
+                <w:sz w:val="19"/>
+              </w:rPr>
+              <w:t>Bearer JWT</w:t>
+            </w:r>
+          </w:p>
+        </w:tc>
+        <w:tc>
+          <w:tcPr>
+            <w:tcW w:type="dxa" w:w="576"/>
+          </w:tcPr>
+          <w:p>
+            <w:r>
+              <w:rPr>
+                <w:sz w:val="19"/>
+              </w:rPr>
+              <w:t>S4</w:t>
+            </w:r>
+          </w:p>
+        </w:tc>
+      </w:tr>
     </w:tbl>
     <w:p/>
     <w:p>
@@ -8924,6 +9382,1315 @@
         <w:pStyle w:val="Heading1"/>
       </w:pPr>
       <w:r>
+        <w:t>Sprint 4 — Video Module</w:t>
+      </w:r>
+    </w:p>
+    <w:p>
+      <w:r>
+        <w:rPr>
+          <w:b w:val="0"/>
+          <w:sz w:val="22"/>
+        </w:rPr>
+        <w:t>Follow Steps 24–29 after completing Step 23. Vendor must have a store (Step 10).</w:t>
+      </w:r>
+    </w:p>
+    <w:p>
+      <w:pPr>
+        <w:ind w:left="288"/>
+        <w:shd w:val="clear" w:color="auto" w:fill="FFF3CD"/>
+      </w:pPr>
+      <w:r>
+        <w:rPr>
+          <w:i/>
+          <w:color w:val="7D4E00"/>
+          <w:sz w:val="20"/>
+        </w:rPr>
+        <w:t xml:space="preserve">  📌  Dev mode: No real AWS S3 needed. Mock upload URLs are returned. Celery transcoding is instant — video goes ready in ~2 seconds.</w:t>
+      </w:r>
+    </w:p>
+    <w:p>
+      <w:pPr>
+        <w:spacing w:before="40" w:after="40"/>
+      </w:pPr>
+      <w:r>
+        <w:rPr>
+          <w:color w:val="CCCCCC"/>
+          <w:sz w:val="14"/>
+        </w:rPr>
+        <w:t>──────────────────────────────────────────────────────────────────────────────────────────</w:t>
+      </w:r>
+    </w:p>
+    <w:p>
+      <w:pPr>
+        <w:pStyle w:val="Heading2"/>
+      </w:pPr>
+      <w:r>
+        <w:t>STEP 24 — Request Presigned Upload URL  (Vendor only)</w:t>
+      </w:r>
+    </w:p>
+    <w:p>
+      <w:pPr>
+        <w:spacing w:before="120"/>
+        <w:shd w:val="clear" w:color="auto" w:fill="CCE5FF"/>
+      </w:pPr>
+      <w:r>
+        <w:rPr>
+          <w:b/>
+          <w:color w:val="004DAA"/>
+          <w:sz w:val="20"/>
+        </w:rPr>
+        <w:t xml:space="preserve">  POST  </w:t>
+      </w:r>
+      <w:r>
+        <w:rPr>
+          <w:b/>
+          <w:color w:val="1F4E79"/>
+          <w:sz w:val="20"/>
+        </w:rPr>
+        <w:t xml:space="preserve">  {{base_url}}/videos/request-upload/</w:t>
+      </w:r>
+      <w:r>
+        <w:rPr>
+          <w:i/>
+          <w:color w:val="777777"/>
+          <w:sz w:val="18"/>
+        </w:rPr>
+        <w:t xml:space="preserve">   [Vendor JWT]   [Sprint 4]</w:t>
+      </w:r>
+    </w:p>
+    <w:p>
+      <w:pPr>
+        <w:ind w:left="288"/>
+      </w:pPr>
+      <w:r>
+        <w:rPr>
+          <w:b w:val="0"/>
+          <w:sz w:val="20"/>
+        </w:rPr>
+        <w:t>Authorization: Bearer {{vendor_token}}</w:t>
+      </w:r>
+    </w:p>
+    <w:p>
+      <w:pPr>
+        <w:ind w:left="288"/>
+      </w:pPr>
+      <w:r>
+        <w:rPr>
+          <w:b w:val="0"/>
+          <w:sz w:val="20"/>
+        </w:rPr>
+        <w:t>Content-Type: application/json</w:t>
+      </w:r>
+    </w:p>
+    <w:p>
+      <w:r>
+        <w:rPr>
+          <w:b/>
+          <w:sz w:val="20"/>
+        </w:rPr>
+        <w:t>Request Body:</w:t>
+      </w:r>
+    </w:p>
+    <w:p>
+      <w:pPr>
+        <w:spacing w:before="40" w:after="40"/>
+        <w:ind w:left="288"/>
+        <w:shd w:val="clear" w:color="auto" w:fill="F0F0F0"/>
+      </w:pPr>
+      <w:r>
+        <w:rPr>
+          <w:rFonts w:ascii="Courier New" w:hAnsi="Courier New"/>
+          <w:color w:val="1A1A8C"/>
+          <w:sz w:val="18"/>
+        </w:rPr>
+        <w:t>{</w:t>
+        <w:br/>
+        <w:t xml:space="preserve">  "title": "Summer Kurta Collection",</w:t>
+        <w:br/>
+        <w:t xml:space="preserve">  "description": "Handwoven cotton kurtas for the season"</w:t>
+        <w:br/>
+        <w:t>}</w:t>
+      </w:r>
+    </w:p>
+    <w:p>
+      <w:pPr>
+        <w:ind w:left="288"/>
+      </w:pPr>
+      <w:r>
+        <w:rPr>
+          <w:b w:val="0"/>
+          <w:sz w:val="20"/>
+        </w:rPr>
+        <w:t>Required: title (max 200 chars)</w:t>
+      </w:r>
+    </w:p>
+    <w:p>
+      <w:pPr>
+        <w:ind w:left="288"/>
+      </w:pPr>
+      <w:r>
+        <w:rPr>
+          <w:b w:val="0"/>
+          <w:sz w:val="20"/>
+        </w:rPr>
+        <w:t>Optional: description</w:t>
+      </w:r>
+    </w:p>
+    <w:p>
+      <w:r>
+        <w:rPr>
+          <w:b/>
+          <w:sz w:val="20"/>
+        </w:rPr>
+        <w:t>Expected Response  201 Created:</w:t>
+      </w:r>
+    </w:p>
+    <w:p>
+      <w:pPr>
+        <w:spacing w:before="40" w:after="40"/>
+        <w:ind w:left="288"/>
+        <w:shd w:val="clear" w:color="auto" w:fill="F0F0F0"/>
+      </w:pPr>
+      <w:r>
+        <w:rPr>
+          <w:rFonts w:ascii="Courier New" w:hAnsi="Courier New"/>
+          <w:color w:val="1A1A8C"/>
+          <w:sz w:val="18"/>
+        </w:rPr>
+        <w:t>{</w:t>
+        <w:br/>
+        <w:t xml:space="preserve">  "video_id": "82d5ede8-d051-4ad9-9054-c922a87a3773",</w:t>
+        <w:br/>
+        <w:t xml:space="preserve">  "upload_url": "https://mock-s3.dev/videos/raw/.../original.mp4?dev=true",</w:t>
+        <w:br/>
+        <w:t xml:space="preserve">  "expires_in_seconds": 900,</w:t>
+        <w:br/>
+        <w:t xml:space="preserve">  "message": "Upload URL ready. PUT your video file to upload_url..."</w:t>
+        <w:br/>
+        <w:t>}</w:t>
+      </w:r>
+    </w:p>
+    <w:p>
+      <w:pPr>
+        <w:ind w:left="288"/>
+        <w:shd w:val="clear" w:color="auto" w:fill="D4EDDA"/>
+      </w:pPr>
+      <w:r>
+        <w:rPr>
+          <w:i/>
+          <w:color w:val="155724"/>
+          <w:sz w:val="20"/>
+        </w:rPr>
+        <w:t xml:space="preserve">  ✅  Copy "video_id" → save as video_id.</w:t>
+        <w:br/>
+        <w:t>In production: PUT the video file to upload_url using Content-Type: video/mp4.</w:t>
+        <w:br/>
+        <w:t>In dev: skip the PUT — just call confirm-upload directly.</w:t>
+      </w:r>
+    </w:p>
+    <w:p>
+      <w:pPr>
+        <w:ind w:left="288"/>
+        <w:shd w:val="clear" w:color="auto" w:fill="D1ECF1"/>
+      </w:pPr>
+      <w:r>
+        <w:rPr>
+          <w:i/>
+          <w:color w:val="0C5460"/>
+          <w:sz w:val="20"/>
+        </w:rPr>
+        <w:t xml:space="preserve">  💡  The presigned URL expires in 900 seconds (15 minutes).</w:t>
+        <w:br/>
+        <w:t>If it expires, call request-upload again to get a new URL.</w:t>
+      </w:r>
+    </w:p>
+    <w:p>
+      <w:pPr>
+        <w:ind w:left="288"/>
+        <w:shd w:val="clear" w:color="auto" w:fill="F8D7DA"/>
+      </w:pPr>
+      <w:r>
+        <w:rPr>
+          <w:i/>
+          <w:color w:val="7B1D1D"/>
+          <w:sz w:val="20"/>
+        </w:rPr>
+        <w:t xml:space="preserve">  🚫  No store created yet → 400: "Create a store first before uploading videos."</w:t>
+        <w:br/>
+        <w:t xml:space="preserve">     Customer token → 403: Vendor access only.</w:t>
+        <w:br/>
+        <w:t xml:space="preserve">     Missing title → 400: This field is required.</w:t>
+      </w:r>
+    </w:p>
+    <w:p>
+      <w:pPr>
+        <w:spacing w:before="40" w:after="40"/>
+      </w:pPr>
+      <w:r>
+        <w:rPr>
+          <w:color w:val="CCCCCC"/>
+          <w:sz w:val="14"/>
+        </w:rPr>
+        <w:t>──────────────────────────────────────────────────────────────────────────────────────────</w:t>
+      </w:r>
+    </w:p>
+    <w:p>
+      <w:pPr>
+        <w:pStyle w:val="Heading2"/>
+      </w:pPr>
+      <w:r>
+        <w:t>STEP 25 — Confirm Upload → Trigger Transcoding  (Vendor only)</w:t>
+      </w:r>
+    </w:p>
+    <w:p>
+      <w:pPr>
+        <w:spacing w:before="120"/>
+        <w:shd w:val="clear" w:color="auto" w:fill="CCE5FF"/>
+      </w:pPr>
+      <w:r>
+        <w:rPr>
+          <w:b/>
+          <w:color w:val="004DAA"/>
+          <w:sz w:val="20"/>
+        </w:rPr>
+        <w:t xml:space="preserve">  POST  </w:t>
+      </w:r>
+      <w:r>
+        <w:rPr>
+          <w:b/>
+          <w:color w:val="1F4E79"/>
+          <w:sz w:val="20"/>
+        </w:rPr>
+        <w:t xml:space="preserve">  {{base_url}}/videos/{{video_id}}/confirm-upload/</w:t>
+      </w:r>
+      <w:r>
+        <w:rPr>
+          <w:i/>
+          <w:color w:val="777777"/>
+          <w:sz w:val="18"/>
+        </w:rPr>
+        <w:t xml:space="preserve">   [Vendor JWT]   [Sprint 4]</w:t>
+      </w:r>
+    </w:p>
+    <w:p>
+      <w:pPr>
+        <w:ind w:left="288"/>
+      </w:pPr>
+      <w:r>
+        <w:rPr>
+          <w:b w:val="0"/>
+          <w:sz w:val="20"/>
+        </w:rPr>
+        <w:t>Authorization: Bearer {{vendor_token}}</w:t>
+      </w:r>
+    </w:p>
+    <w:p>
+      <w:pPr>
+        <w:ind w:left="288"/>
+      </w:pPr>
+      <w:r>
+        <w:rPr>
+          <w:b w:val="0"/>
+          <w:sz w:val="20"/>
+        </w:rPr>
+        <w:t>Content-Type: application/json</w:t>
+      </w:r>
+    </w:p>
+    <w:p>
+      <w:r>
+        <w:rPr>
+          <w:b/>
+          <w:sz w:val="20"/>
+        </w:rPr>
+        <w:t>Request Body:</w:t>
+      </w:r>
+    </w:p>
+    <w:p>
+      <w:pPr>
+        <w:spacing w:before="40" w:after="40"/>
+        <w:ind w:left="288"/>
+        <w:shd w:val="clear" w:color="auto" w:fill="F0F0F0"/>
+      </w:pPr>
+      <w:r>
+        <w:rPr>
+          <w:rFonts w:ascii="Courier New" w:hAnsi="Courier New"/>
+          <w:color w:val="1A1A8C"/>
+          <w:sz w:val="18"/>
+        </w:rPr>
+        <w:t>{</w:t>
+        <w:br/>
+        <w:t xml:space="preserve">  "duration_seconds": 45</w:t>
+        <w:br/>
+        <w:t>}</w:t>
+      </w:r>
+    </w:p>
+    <w:p>
+      <w:pPr>
+        <w:ind w:left="288"/>
+      </w:pPr>
+      <w:r>
+        <w:rPr>
+          <w:b w:val="0"/>
+          <w:sz w:val="20"/>
+        </w:rPr>
+        <w:t>duration_seconds: optional (0–60). Set to the actual video length.</w:t>
+      </w:r>
+    </w:p>
+    <w:p>
+      <w:r>
+        <w:rPr>
+          <w:b/>
+          <w:sz w:val="20"/>
+        </w:rPr>
+        <w:t>Expected Response  200 OK:</w:t>
+      </w:r>
+    </w:p>
+    <w:p>
+      <w:pPr>
+        <w:spacing w:before="40" w:after="40"/>
+        <w:ind w:left="288"/>
+        <w:shd w:val="clear" w:color="auto" w:fill="F0F0F0"/>
+      </w:pPr>
+      <w:r>
+        <w:rPr>
+          <w:rFonts w:ascii="Courier New" w:hAnsi="Courier New"/>
+          <w:color w:val="1A1A8C"/>
+          <w:sz w:val="18"/>
+        </w:rPr>
+        <w:t>{</w:t>
+        <w:br/>
+        <w:t xml:space="preserve">  "video_id": "82d5ede8-...",</w:t>
+        <w:br/>
+        <w:t xml:space="preserve">  "status": "processing",</w:t>
+        <w:br/>
+        <w:t xml:space="preserve">  "message": "Transcoding queued. Check GET /videos/&lt;id&gt;/ for status updates."</w:t>
+        <w:br/>
+        <w:t>}</w:t>
+      </w:r>
+    </w:p>
+    <w:p>
+      <w:pPr>
+        <w:ind w:left="288"/>
+        <w:shd w:val="clear" w:color="auto" w:fill="D1ECF1"/>
+      </w:pPr>
+      <w:r>
+        <w:rPr>
+          <w:i/>
+          <w:color w:val="0C5460"/>
+          <w:sz w:val="20"/>
+        </w:rPr>
+        <w:t xml:space="preserve">  💡  Dev mode: Celery immediately marks the video ready with mock URLs.</w:t>
+        <w:br/>
+        <w:t>Wait 2–3 seconds, then GET /videos/&lt;id&gt;/ to verify status = ready.</w:t>
+      </w:r>
+    </w:p>
+    <w:p>
+      <w:pPr>
+        <w:ind w:left="288"/>
+        <w:shd w:val="clear" w:color="auto" w:fill="F8D7DA"/>
+      </w:pPr>
+      <w:r>
+        <w:rPr>
+          <w:i/>
+          <w:color w:val="7B1D1D"/>
+          <w:sz w:val="20"/>
+        </w:rPr>
+        <w:t xml:space="preserve">  🚫  Call confirm-upload again on a ready video → 400: "Video is already in ready state."</w:t>
+        <w:br/>
+        <w:t xml:space="preserve">     Using another vendor's video_id → 404 not_found.</w:t>
+      </w:r>
+    </w:p>
+    <w:p>
+      <w:pPr>
+        <w:spacing w:before="40" w:after="40"/>
+      </w:pPr>
+      <w:r>
+        <w:rPr>
+          <w:color w:val="CCCCCC"/>
+          <w:sz w:val="14"/>
+        </w:rPr>
+        <w:t>──────────────────────────────────────────────────────────────────────────────────────────</w:t>
+      </w:r>
+    </w:p>
+    <w:p>
+      <w:pPr>
+        <w:pStyle w:val="Heading2"/>
+      </w:pPr>
+      <w:r>
+        <w:t>STEP 26 — Video Detail  (Public)</w:t>
+      </w:r>
+    </w:p>
+    <w:p>
+      <w:pPr>
+        <w:spacing w:before="120"/>
+        <w:shd w:val="clear" w:color="auto" w:fill="D4EDDA"/>
+      </w:pPr>
+      <w:r>
+        <w:rPr>
+          <w:b/>
+          <w:color w:val="155524"/>
+          <w:sz w:val="20"/>
+        </w:rPr>
+        <w:t xml:space="preserve">  GET  </w:t>
+      </w:r>
+      <w:r>
+        <w:rPr>
+          <w:b/>
+          <w:color w:val="1F4E79"/>
+          <w:sz w:val="20"/>
+        </w:rPr>
+        <w:t xml:space="preserve">  {{base_url}}/videos/{{video_id}}/</w:t>
+      </w:r>
+      <w:r>
+        <w:rPr>
+          <w:i/>
+          <w:color w:val="777777"/>
+          <w:sz w:val="18"/>
+        </w:rPr>
+        <w:t xml:space="preserve">   [No Auth]   [Sprint 4]</w:t>
+      </w:r>
+    </w:p>
+    <w:p>
+      <w:r>
+        <w:rPr>
+          <w:b w:val="0"/>
+          <w:sz w:val="22"/>
+        </w:rPr>
+        <w:t>No body. Replace {{video_id}} with UUID from Step 24.</w:t>
+      </w:r>
+    </w:p>
+    <w:p>
+      <w:r>
+        <w:rPr>
+          <w:b/>
+          <w:sz w:val="20"/>
+        </w:rPr>
+        <w:t>Expected Response  200 OK:</w:t>
+      </w:r>
+    </w:p>
+    <w:p>
+      <w:pPr>
+        <w:spacing w:before="40" w:after="40"/>
+        <w:ind w:left="288"/>
+        <w:shd w:val="clear" w:color="auto" w:fill="F0F0F0"/>
+      </w:pPr>
+      <w:r>
+        <w:rPr>
+          <w:rFonts w:ascii="Courier New" w:hAnsi="Courier New"/>
+          <w:color w:val="1A1A8C"/>
+          <w:sz w:val="18"/>
+        </w:rPr>
+        <w:t>{</w:t>
+        <w:br/>
+        <w:t xml:space="preserve">  "id": "82d5ede8-...",</w:t>
+        <w:br/>
+        <w:t xml:space="preserve">  "store_id": "6c8adfdd-...",</w:t>
+        <w:br/>
+        <w:t xml:space="preserve">  "store_name": "Fashion Hub",</w:t>
+        <w:br/>
+        <w:t xml:space="preserve">  "title": "Summer Kurta Collection",</w:t>
+        <w:br/>
+        <w:t xml:space="preserve">  "description": "Handwoven cotton kurtas for the season",</w:t>
+        <w:br/>
+        <w:t xml:space="preserve">  "video_url": "https://mock-s3.dev/videos/hls/.../master.m3u8?dev=true",</w:t>
+        <w:br/>
+        <w:t xml:space="preserve">  "thumbnail_url": "https://mock-s3.dev/videos/thumbnails/.../thumb.jpg?dev=true",</w:t>
+        <w:br/>
+        <w:t xml:space="preserve">  "status": "ready",</w:t>
+        <w:br/>
+        <w:t xml:space="preserve">  "duration_seconds": 45,</w:t>
+        <w:br/>
+        <w:t xml:space="preserve">  "view_count": 1,</w:t>
+        <w:br/>
+        <w:t xml:space="preserve">  "like_count": 0,</w:t>
+        <w:br/>
+        <w:t xml:space="preserve">  "is_liked": false,</w:t>
+        <w:br/>
+        <w:t xml:space="preserve">  "locality": "Anna Salai",</w:t>
+        <w:br/>
+        <w:t xml:space="preserve">  "distance_km": null,</w:t>
+        <w:br/>
+        <w:t xml:space="preserve">  "is_visible": true,</w:t>
+        <w:br/>
+        <w:t xml:space="preserve">  "expires_at": "2026-06-14T...",</w:t>
+        <w:br/>
+        <w:t xml:space="preserve">  "created_at": "2026-05-15T..."</w:t>
+        <w:br/>
+        <w:t>}</w:t>
+      </w:r>
+    </w:p>
+    <w:p>
+      <w:pPr>
+        <w:ind w:left="288"/>
+        <w:shd w:val="clear" w:color="auto" w:fill="D1ECF1"/>
+      </w:pPr>
+      <w:r>
+        <w:rPr>
+          <w:i/>
+          <w:color w:val="0C5460"/>
+          <w:sz w:val="20"/>
+        </w:rPr>
+        <w:t xml:space="preserve">  💡  view_count increments by 1 on every GET call.</w:t>
+        <w:br/>
+        <w:t>Add Authorization header to see is_liked = true/false for the current user.</w:t>
+      </w:r>
+    </w:p>
+    <w:p>
+      <w:pPr>
+        <w:ind w:left="288"/>
+        <w:shd w:val="clear" w:color="auto" w:fill="FFF3CD"/>
+      </w:pPr>
+      <w:r>
+        <w:rPr>
+          <w:i/>
+          <w:color w:val="7D4E00"/>
+          <w:sz w:val="20"/>
+        </w:rPr>
+        <w:t xml:space="preserve">  ⚠️  Only videos with status=ready AND is_visible=true are returned.</w:t>
+        <w:br/>
+        <w:t>Videos still processing → 404 not_found (check back after transcoding).</w:t>
+      </w:r>
+    </w:p>
+    <w:p>
+      <w:pPr>
+        <w:spacing w:before="40" w:after="40"/>
+      </w:pPr>
+      <w:r>
+        <w:rPr>
+          <w:color w:val="CCCCCC"/>
+          <w:sz w:val="14"/>
+        </w:rPr>
+        <w:t>──────────────────────────────────────────────────────────────────────────────────────────</w:t>
+      </w:r>
+    </w:p>
+    <w:p>
+      <w:pPr>
+        <w:pStyle w:val="Heading2"/>
+      </w:pPr>
+      <w:r>
+        <w:t>STEP 27 — Video Feed  (Public — Location-based)</w:t>
+      </w:r>
+    </w:p>
+    <w:p>
+      <w:pPr>
+        <w:spacing w:before="120"/>
+        <w:shd w:val="clear" w:color="auto" w:fill="D4EDDA"/>
+      </w:pPr>
+      <w:r>
+        <w:rPr>
+          <w:b/>
+          <w:color w:val="155524"/>
+          <w:sz w:val="20"/>
+        </w:rPr>
+        <w:t xml:space="preserve">  GET  </w:t>
+      </w:r>
+      <w:r>
+        <w:rPr>
+          <w:b/>
+          <w:color w:val="1F4E79"/>
+          <w:sz w:val="20"/>
+        </w:rPr>
+        <w:t xml:space="preserve">  {{base_url}}/videos/feed/</w:t>
+      </w:r>
+      <w:r>
+        <w:rPr>
+          <w:i/>
+          <w:color w:val="777777"/>
+          <w:sz w:val="18"/>
+        </w:rPr>
+        <w:t xml:space="preserve">   [No Auth]   [Sprint 4]</w:t>
+      </w:r>
+    </w:p>
+    <w:p>
+      <w:r>
+        <w:rPr>
+          <w:b/>
+          <w:sz w:val="20"/>
+        </w:rPr>
+        <w:t>No body. Query parameters:</w:t>
+      </w:r>
+    </w:p>
+    <w:tbl>
+      <w:tblPr>
+        <w:tblStyle w:val="TableGrid"/>
+        <w:tblW w:type="auto" w:w="0"/>
+        <w:jc w:val="left"/>
+        <w:tblLook w:firstColumn="1" w:firstRow="1" w:lastColumn="0" w:lastRow="0" w:noHBand="0" w:noVBand="1" w:val="04A0"/>
+      </w:tblPr>
+      <w:tblGrid>
+        <w:gridCol w:w="2412"/>
+        <w:gridCol w:w="2412"/>
+        <w:gridCol w:w="2412"/>
+        <w:gridCol w:w="2412"/>
+      </w:tblGrid>
+      <w:tr>
+        <w:tc>
+          <w:tcPr>
+            <w:tcW w:type="dxa" w:w="1728"/>
+            <w:shd w:val="clear" w:color="auto" w:fill="1F4E79"/>
+          </w:tcPr>
+          <w:p>
+            <w:r>
+              <w:rPr>
+                <w:b/>
+                <w:color w:val="FFFFFF"/>
+                <w:sz w:val="20"/>
+              </w:rPr>
+              <w:t>Parameter</w:t>
+            </w:r>
+          </w:p>
+        </w:tc>
+        <w:tc>
+          <w:tcPr>
+            <w:tcW w:type="dxa" w:w="1152"/>
+            <w:shd w:val="clear" w:color="auto" w:fill="1F4E79"/>
+          </w:tcPr>
+          <w:p>
+            <w:r>
+              <w:rPr>
+                <w:b/>
+                <w:color w:val="FFFFFF"/>
+                <w:sz w:val="20"/>
+              </w:rPr>
+              <w:t>Required</w:t>
+            </w:r>
+          </w:p>
+        </w:tc>
+        <w:tc>
+          <w:tcPr>
+            <w:tcW w:type="dxa" w:w="864"/>
+            <w:shd w:val="clear" w:color="auto" w:fill="1F4E79"/>
+          </w:tcPr>
+          <w:p>
+            <w:r>
+              <w:rPr>
+                <w:b/>
+                <w:color w:val="FFFFFF"/>
+                <w:sz w:val="20"/>
+              </w:rPr>
+              <w:t>Default</w:t>
+            </w:r>
+          </w:p>
+        </w:tc>
+        <w:tc>
+          <w:tcPr>
+            <w:tcW w:type="dxa" w:w="5616"/>
+            <w:shd w:val="clear" w:color="auto" w:fill="1F4E79"/>
+          </w:tcPr>
+          <w:p>
+            <w:r>
+              <w:rPr>
+                <w:b/>
+                <w:color w:val="FFFFFF"/>
+                <w:sz w:val="20"/>
+              </w:rPr>
+              <w:t>Description</w:t>
+            </w:r>
+          </w:p>
+        </w:tc>
+      </w:tr>
+      <w:tr>
+        <w:tc>
+          <w:tcPr>
+            <w:tcW w:type="dxa" w:w="1728"/>
+            <w:shd w:val="clear" w:color="auto" w:fill="DEEAF1"/>
+          </w:tcPr>
+          <w:p>
+            <w:r>
+              <w:rPr>
+                <w:sz w:val="19"/>
+              </w:rPr>
+              <w:t>lat</w:t>
+            </w:r>
+          </w:p>
+        </w:tc>
+        <w:tc>
+          <w:tcPr>
+            <w:tcW w:type="dxa" w:w="1152"/>
+            <w:shd w:val="clear" w:color="auto" w:fill="DEEAF1"/>
+          </w:tcPr>
+          <w:p>
+            <w:r>
+              <w:rPr>
+                <w:sz w:val="19"/>
+              </w:rPr>
+              <w:t>Yes</w:t>
+            </w:r>
+          </w:p>
+        </w:tc>
+        <w:tc>
+          <w:tcPr>
+            <w:tcW w:type="dxa" w:w="864"/>
+            <w:shd w:val="clear" w:color="auto" w:fill="DEEAF1"/>
+          </w:tcPr>
+          <w:p>
+            <w:r>
+              <w:rPr>
+                <w:sz w:val="19"/>
+              </w:rPr>
+              <w:t>—</w:t>
+            </w:r>
+          </w:p>
+        </w:tc>
+        <w:tc>
+          <w:tcPr>
+            <w:tcW w:type="dxa" w:w="5616"/>
+            <w:shd w:val="clear" w:color="auto" w:fill="DEEAF1"/>
+          </w:tcPr>
+          <w:p>
+            <w:r>
+              <w:rPr>
+                <w:sz w:val="19"/>
+              </w:rPr>
+              <w:t>User latitude (e.g. 13.0418 for Chennai)</w:t>
+            </w:r>
+          </w:p>
+        </w:tc>
+      </w:tr>
+      <w:tr>
+        <w:tc>
+          <w:tcPr>
+            <w:tcW w:type="dxa" w:w="1728"/>
+          </w:tcPr>
+          <w:p>
+            <w:r>
+              <w:rPr>
+                <w:sz w:val="19"/>
+              </w:rPr>
+              <w:t>lng</w:t>
+            </w:r>
+          </w:p>
+        </w:tc>
+        <w:tc>
+          <w:tcPr>
+            <w:tcW w:type="dxa" w:w="1152"/>
+          </w:tcPr>
+          <w:p>
+            <w:r>
+              <w:rPr>
+                <w:sz w:val="19"/>
+              </w:rPr>
+              <w:t>Yes</w:t>
+            </w:r>
+          </w:p>
+        </w:tc>
+        <w:tc>
+          <w:tcPr>
+            <w:tcW w:type="dxa" w:w="864"/>
+          </w:tcPr>
+          <w:p>
+            <w:r>
+              <w:rPr>
+                <w:sz w:val="19"/>
+              </w:rPr>
+              <w:t>—</w:t>
+            </w:r>
+          </w:p>
+        </w:tc>
+        <w:tc>
+          <w:tcPr>
+            <w:tcW w:type="dxa" w:w="5616"/>
+          </w:tcPr>
+          <w:p>
+            <w:r>
+              <w:rPr>
+                <w:sz w:val="19"/>
+              </w:rPr>
+              <w:t>User longitude (e.g. 80.2341 for Chennai)</w:t>
+            </w:r>
+          </w:p>
+        </w:tc>
+      </w:tr>
+      <w:tr>
+        <w:tc>
+          <w:tcPr>
+            <w:tcW w:type="dxa" w:w="1728"/>
+            <w:shd w:val="clear" w:color="auto" w:fill="DEEAF1"/>
+          </w:tcPr>
+          <w:p>
+            <w:r>
+              <w:rPr>
+                <w:sz w:val="19"/>
+              </w:rPr>
+              <w:t>radius</w:t>
+            </w:r>
+          </w:p>
+        </w:tc>
+        <w:tc>
+          <w:tcPr>
+            <w:tcW w:type="dxa" w:w="1152"/>
+            <w:shd w:val="clear" w:color="auto" w:fill="DEEAF1"/>
+          </w:tcPr>
+          <w:p>
+            <w:r>
+              <w:rPr>
+                <w:sz w:val="19"/>
+              </w:rPr>
+              <w:t>No</w:t>
+            </w:r>
+          </w:p>
+        </w:tc>
+        <w:tc>
+          <w:tcPr>
+            <w:tcW w:type="dxa" w:w="864"/>
+            <w:shd w:val="clear" w:color="auto" w:fill="DEEAF1"/>
+          </w:tcPr>
+          <w:p>
+            <w:r>
+              <w:rPr>
+                <w:sz w:val="19"/>
+              </w:rPr>
+              <w:t>5</w:t>
+            </w:r>
+          </w:p>
+        </w:tc>
+        <w:tc>
+          <w:tcPr>
+            <w:tcW w:type="dxa" w:w="5616"/>
+            <w:shd w:val="clear" w:color="auto" w:fill="DEEAF1"/>
+          </w:tcPr>
+          <w:p>
+            <w:r>
+              <w:rPr>
+                <w:sz w:val="19"/>
+              </w:rPr>
+              <w:t>Search radius in km (default 5, no max limit)</w:t>
+            </w:r>
+          </w:p>
+        </w:tc>
+      </w:tr>
+      <w:tr>
+        <w:tc>
+          <w:tcPr>
+            <w:tcW w:type="dxa" w:w="1728"/>
+          </w:tcPr>
+          <w:p>
+            <w:r>
+              <w:rPr>
+                <w:sz w:val="19"/>
+              </w:rPr>
+              <w:t>store_id</w:t>
+            </w:r>
+          </w:p>
+        </w:tc>
+        <w:tc>
+          <w:tcPr>
+            <w:tcW w:type="dxa" w:w="1152"/>
+          </w:tcPr>
+          <w:p>
+            <w:r>
+              <w:rPr>
+                <w:sz w:val="19"/>
+              </w:rPr>
+              <w:t>No</w:t>
+            </w:r>
+          </w:p>
+        </w:tc>
+        <w:tc>
+          <w:tcPr>
+            <w:tcW w:type="dxa" w:w="864"/>
+          </w:tcPr>
+          <w:p>
+            <w:r>
+              <w:rPr>
+                <w:sz w:val="19"/>
+              </w:rPr>
+              <w:t>all</w:t>
+            </w:r>
+          </w:p>
+        </w:tc>
+        <w:tc>
+          <w:tcPr>
+            <w:tcW w:type="dxa" w:w="5616"/>
+          </w:tcPr>
+          <w:p>
+            <w:r>
+              <w:rPr>
+                <w:sz w:val="19"/>
+              </w:rPr>
+              <w:t>Filter to a specific store UUID</w:t>
+            </w:r>
+          </w:p>
+        </w:tc>
+      </w:tr>
+    </w:tbl>
+    <w:p/>
+    <w:p>
+      <w:pPr>
+        <w:spacing w:before="40" w:after="40"/>
+        <w:ind w:left="288"/>
+        <w:shd w:val="clear" w:color="auto" w:fill="F0F0F0"/>
+      </w:pPr>
+      <w:r>
+        <w:rPr>
+          <w:rFonts w:ascii="Courier New" w:hAnsi="Courier New"/>
+          <w:color w:val="1A1A8C"/>
+          <w:sz w:val="18"/>
+        </w:rPr>
+        <w:t>GET {{base_url}}/videos/feed/?lat=13.0418&amp;lng=80.2341&amp;radius=10</w:t>
+        <w:br/>
+        <w:t>GET {{base_url}}/videos/feed/?lat=13.0418&amp;lng=80.2341&amp;store_id={{store_id}}</w:t>
+      </w:r>
+    </w:p>
+    <w:p>
+      <w:r>
+        <w:rPr>
+          <w:b/>
+          <w:sz w:val="20"/>
+        </w:rPr>
+        <w:t>Expected Response  200 OK:</w:t>
+      </w:r>
+    </w:p>
+    <w:p>
+      <w:pPr>
+        <w:spacing w:before="40" w:after="40"/>
+        <w:ind w:left="288"/>
+        <w:shd w:val="clear" w:color="auto" w:fill="F0F0F0"/>
+      </w:pPr>
+      <w:r>
+        <w:rPr>
+          <w:rFonts w:ascii="Courier New" w:hAnsi="Courier New"/>
+          <w:color w:val="1A1A8C"/>
+          <w:sz w:val="18"/>
+        </w:rPr>
+        <w:t>[</w:t>
+        <w:br/>
+        <w:t xml:space="preserve">  {</w:t>
+        <w:br/>
+        <w:t xml:space="preserve">    "id": "82d5ede8-...",</w:t>
+        <w:br/>
+        <w:t xml:space="preserve">    "store_name": "Fashion Hub",</w:t>
+        <w:br/>
+        <w:t xml:space="preserve">    "title": "Summer Kurta Collection",</w:t>
+        <w:br/>
+        <w:t xml:space="preserve">    "video_url": "https://mock-s3.dev/...",</w:t>
+        <w:br/>
+        <w:t xml:space="preserve">    "thumbnail_url": "https://mock-s3.dev/...",</w:t>
+        <w:br/>
+        <w:t xml:space="preserve">    "status": "ready",</w:t>
+        <w:br/>
+        <w:t xml:space="preserve">    "duration_seconds": 45,</w:t>
+        <w:br/>
+        <w:t xml:space="preserve">    "view_count": 2,</w:t>
+        <w:br/>
+        <w:t xml:space="preserve">    "like_count": 0,</w:t>
+        <w:br/>
+        <w:t xml:space="preserve">    "distance_km": 0.45</w:t>
+        <w:br/>
+        <w:t xml:space="preserve">  }</w:t>
+        <w:br/>
+        <w:t>]</w:t>
+      </w:r>
+    </w:p>
+    <w:p>
+      <w:pPr>
+        <w:ind w:left="288"/>
+        <w:shd w:val="clear" w:color="auto" w:fill="D4EDDA"/>
+      </w:pPr>
+      <w:r>
+        <w:rPr>
+          <w:i/>
+          <w:color w:val="155724"/>
+          <w:sz w:val="20"/>
+        </w:rPr>
+        <w:t xml:space="preserve">  ✅  Results sorted by distance first, then newest. Max 50 videos per call.</w:t>
+      </w:r>
+    </w:p>
+    <w:p>
+      <w:pPr>
+        <w:ind w:left="288"/>
+        <w:shd w:val="clear" w:color="auto" w:fill="FFF3CD"/>
+      </w:pPr>
+      <w:r>
+        <w:rPr>
+          <w:i/>
+          <w:color w:val="7D4E00"/>
+          <w:sz w:val="20"/>
+        </w:rPr>
+        <w:t xml:space="preserve">  ⚠️  Only ready + visible + non-expired videos appear.</w:t>
+        <w:br/>
+        <w:t>Missing lat or lng → 400 validation_error.</w:t>
+      </w:r>
+    </w:p>
+    <w:p>
+      <w:pPr>
+        <w:spacing w:before="40" w:after="40"/>
+      </w:pPr>
+      <w:r>
+        <w:rPr>
+          <w:color w:val="CCCCCC"/>
+          <w:sz w:val="14"/>
+        </w:rPr>
+        <w:t>──────────────────────────────────────────────────────────────────────────────────────────</w:t>
+      </w:r>
+    </w:p>
+    <w:p>
+      <w:pPr>
+        <w:pStyle w:val="Heading2"/>
+      </w:pPr>
+      <w:r>
+        <w:t>STEP 28 — Like / Unlike Video  (Toggle)</w:t>
+      </w:r>
+    </w:p>
+    <w:p>
+      <w:pPr>
+        <w:spacing w:before="120"/>
+        <w:shd w:val="clear" w:color="auto" w:fill="CCE5FF"/>
+      </w:pPr>
+      <w:r>
+        <w:rPr>
+          <w:b/>
+          <w:color w:val="004DAA"/>
+          <w:sz w:val="20"/>
+        </w:rPr>
+        <w:t xml:space="preserve">  POST  </w:t>
+      </w:r>
+      <w:r>
+        <w:rPr>
+          <w:b/>
+          <w:color w:val="1F4E79"/>
+          <w:sz w:val="20"/>
+        </w:rPr>
+        <w:t xml:space="preserve">  {{base_url}}/videos/{{video_id}}/like/</w:t>
+      </w:r>
+      <w:r>
+        <w:rPr>
+          <w:i/>
+          <w:color w:val="777777"/>
+          <w:sz w:val="18"/>
+        </w:rPr>
+        <w:t xml:space="preserve">   [Bearer JWT]   [Sprint 4]</w:t>
+      </w:r>
+    </w:p>
+    <w:p>
+      <w:pPr>
+        <w:ind w:left="288"/>
+      </w:pPr>
+      <w:r>
+        <w:rPr>
+          <w:b w:val="0"/>
+          <w:sz w:val="20"/>
+        </w:rPr>
+        <w:t>Authorization: Bearer {{customer_token}}</w:t>
+      </w:r>
+    </w:p>
+    <w:p>
+      <w:r>
+        <w:rPr>
+          <w:b w:val="0"/>
+          <w:sz w:val="22"/>
+        </w:rPr>
+        <w:t>No request body needed — do not send any JSON.</w:t>
+      </w:r>
+    </w:p>
+    <w:p>
+      <w:r>
+        <w:rPr>
+          <w:b/>
+          <w:sz w:val="20"/>
+        </w:rPr>
+        <w:t>Expected Response  200 OK (first call — like):</w:t>
+      </w:r>
+    </w:p>
+    <w:p>
+      <w:pPr>
+        <w:spacing w:before="40" w:after="40"/>
+        <w:ind w:left="288"/>
+        <w:shd w:val="clear" w:color="auto" w:fill="F0F0F0"/>
+      </w:pPr>
+      <w:r>
+        <w:rPr>
+          <w:rFonts w:ascii="Courier New" w:hAnsi="Courier New"/>
+          <w:color w:val="1A1A8C"/>
+          <w:sz w:val="18"/>
+        </w:rPr>
+        <w:t>{</w:t>
+        <w:br/>
+        <w:t xml:space="preserve">  "liked": true,</w:t>
+        <w:br/>
+        <w:t xml:space="preserve">  "message": "Liked."</w:t>
+        <w:br/>
+        <w:t>}</w:t>
+      </w:r>
+    </w:p>
+    <w:p>
+      <w:r>
+        <w:rPr>
+          <w:b/>
+          <w:sz w:val="20"/>
+        </w:rPr>
+        <w:t>Expected Response  200 OK (second call — unlike):</w:t>
+      </w:r>
+    </w:p>
+    <w:p>
+      <w:pPr>
+        <w:spacing w:before="40" w:after="40"/>
+        <w:ind w:left="288"/>
+        <w:shd w:val="clear" w:color="auto" w:fill="F0F0F0"/>
+      </w:pPr>
+      <w:r>
+        <w:rPr>
+          <w:rFonts w:ascii="Courier New" w:hAnsi="Courier New"/>
+          <w:color w:val="1A1A8C"/>
+          <w:sz w:val="18"/>
+        </w:rPr>
+        <w:t>{</w:t>
+        <w:br/>
+        <w:t xml:space="preserve">  "liked": false,</w:t>
+        <w:br/>
+        <w:t xml:space="preserve">  "message": "Unliked."</w:t>
+        <w:br/>
+        <w:t>}</w:t>
+      </w:r>
+    </w:p>
+    <w:p>
+      <w:pPr>
+        <w:ind w:left="288"/>
+        <w:shd w:val="clear" w:color="auto" w:fill="D4EDDA"/>
+      </w:pPr>
+      <w:r>
+        <w:rPr>
+          <w:i/>
+          <w:color w:val="155724"/>
+          <w:sz w:val="20"/>
+        </w:rPr>
+        <w:t xml:space="preserve">  ✅  Toggle — first call likes, second call unlikes. No separate unlike endpoint.</w:t>
+      </w:r>
+    </w:p>
+    <w:p>
+      <w:pPr>
+        <w:ind w:left="288"/>
+        <w:shd w:val="clear" w:color="auto" w:fill="D1ECF1"/>
+      </w:pPr>
+      <w:r>
+        <w:rPr>
+          <w:i/>
+          <w:color w:val="0C5460"/>
+          <w:sz w:val="20"/>
+        </w:rPr>
+        <w:t xml:space="preserve">  💡  The video's like_count updates atomically using SQL F() expressions — safe under concurrent requests.</w:t>
+      </w:r>
+    </w:p>
+    <w:p>
+      <w:pPr>
+        <w:spacing w:before="40" w:after="40"/>
+      </w:pPr>
+      <w:r>
+        <w:rPr>
+          <w:color w:val="CCCCCC"/>
+          <w:sz w:val="14"/>
+        </w:rPr>
+        <w:t>──────────────────────────────────────────────────────────────────────────────────────────</w:t>
+      </w:r>
+    </w:p>
+    <w:p>
+      <w:pPr>
+        <w:pStyle w:val="Heading2"/>
+      </w:pPr>
+      <w:r>
+        <w:t>STEP 29 — Delete Video  (Store Owner Only)</w:t>
+      </w:r>
+    </w:p>
+    <w:p>
+      <w:pPr>
+        <w:spacing w:before="120"/>
+        <w:shd w:val="clear" w:color="auto" w:fill="F8D7DA"/>
+      </w:pPr>
+      <w:r>
+        <w:rPr>
+          <w:b/>
+          <w:color w:val="7B1D1D"/>
+          <w:sz w:val="20"/>
+        </w:rPr>
+        <w:t xml:space="preserve">  DELETE  </w:t>
+      </w:r>
+      <w:r>
+        <w:rPr>
+          <w:b/>
+          <w:color w:val="1F4E79"/>
+          <w:sz w:val="20"/>
+        </w:rPr>
+        <w:t xml:space="preserve">  {{base_url}}/videos/{{video_id}}/delete/</w:t>
+      </w:r>
+      <w:r>
+        <w:rPr>
+          <w:i/>
+          <w:color w:val="777777"/>
+          <w:sz w:val="18"/>
+        </w:rPr>
+        <w:t xml:space="preserve">   [Vendor JWT]   [Sprint 4]</w:t>
+      </w:r>
+    </w:p>
+    <w:p>
+      <w:pPr>
+        <w:ind w:left="288"/>
+      </w:pPr>
+      <w:r>
+        <w:rPr>
+          <w:b w:val="0"/>
+          <w:sz w:val="20"/>
+        </w:rPr>
+        <w:t>Authorization: Bearer {{vendor_token}}</w:t>
+      </w:r>
+    </w:p>
+    <w:p>
+      <w:r>
+        <w:rPr>
+          <w:b w:val="0"/>
+          <w:sz w:val="22"/>
+        </w:rPr>
+        <w:t>No request body needed.</w:t>
+      </w:r>
+    </w:p>
+    <w:p>
+      <w:r>
+        <w:rPr>
+          <w:b w:val="0"/>
+          <w:sz w:val="22"/>
+        </w:rPr>
+        <w:t>Expected Response  204 No Content  (empty body)</w:t>
+      </w:r>
+    </w:p>
+    <w:p>
+      <w:pPr>
+        <w:ind w:left="288"/>
+        <w:shd w:val="clear" w:color="auto" w:fill="D4EDDA"/>
+      </w:pPr>
+      <w:r>
+        <w:rPr>
+          <w:i/>
+          <w:color w:val="155724"/>
+          <w:sz w:val="20"/>
+        </w:rPr>
+        <w:t xml:space="preserve">  ✅  Video permanently deleted. GET on the same UUID returns 404 after this.</w:t>
+      </w:r>
+    </w:p>
+    <w:p>
+      <w:pPr>
+        <w:ind w:left="288"/>
+        <w:shd w:val="clear" w:color="auto" w:fill="F8D7DA"/>
+      </w:pPr>
+      <w:r>
+        <w:rPr>
+          <w:i/>
+          <w:color w:val="7B1D1D"/>
+          <w:sz w:val="20"/>
+        </w:rPr>
+        <w:t xml:space="preserve">  🚫  Customer token → 403 Vendor access only.</w:t>
+        <w:br/>
+        <w:t xml:space="preserve">     Different vendor's video_id → 404 (filtered to own store, not 403).</w:t>
+      </w:r>
+    </w:p>
+    <w:p>
+      <w:r>
+        <w:br w:type="page"/>
+      </w:r>
+    </w:p>
+    <w:p>
+      <w:pPr>
+        <w:pStyle w:val="Heading1"/>
+      </w:pPr>
+      <w:r>
         <w:t>4. Error Cases to Test</w:t>
       </w:r>
     </w:p>
@@ -10525,376 +12292,11 @@
     </w:tbl>
     <w:p/>
     <w:p>
-      <w:r>
-        <w:br w:type="page"/>
-      </w:r>
-    </w:p>
-    <w:p>
-      <w:pPr>
-        <w:pStyle w:val="Heading1"/>
-      </w:pPr>
-      <w:r>
-        <w:t>5. Postman Quick Setup</w:t>
-      </w:r>
-    </w:p>
-    <w:p>
       <w:pPr>
         <w:pStyle w:val="Heading2"/>
       </w:pPr>
       <w:r>
-        <w:t>Collection Folder Structure (recommended)</w:t>
-      </w:r>
-    </w:p>
-    <w:p>
-      <w:pPr>
-        <w:spacing w:before="40" w:after="40"/>
-        <w:ind w:left="288"/>
-        <w:shd w:val="clear" w:color="auto" w:fill="F0F0F0"/>
-      </w:pPr>
-      <w:r>
-        <w:rPr>
-          <w:rFonts w:ascii="Courier New" w:hAnsi="Courier New"/>
-          <w:color w:val="1A1A8C"/>
-          <w:sz w:val="18"/>
-        </w:rPr>
-        <w:t>NearKart Local</w:t>
-        <w:br/>
-        <w:t>├── 0. Setup</w:t>
-        <w:br/>
-        <w:t>│   └── Health Check</w:t>
-        <w:br/>
-        <w:t>├── 1. Auth</w:t>
-        <w:br/>
-        <w:t>│   ├── Send OTP (Vendor)</w:t>
-        <w:br/>
-        <w:t>│   ├── Verify OTP (Vendor) ← Tests script saves vendor_token</w:t>
-        <w:br/>
-        <w:t>│   ├── Send OTP (Customer)</w:t>
-        <w:br/>
-        <w:t>│   ├── Verify OTP (Customer) ← Tests script saves customer_token</w:t>
-        <w:br/>
-        <w:t>│   ├── Get Profile</w:t>
-        <w:br/>
-        <w:t>│   ├── Update Profile</w:t>
-        <w:br/>
-        <w:t>│   ├── Update Location</w:t>
-        <w:br/>
-        <w:t>│   ├── Refresh Token</w:t>
-        <w:br/>
-        <w:t>│   └── Logout</w:t>
-        <w:br/>
-        <w:t>├── 2. Stores</w:t>
-        <w:br/>
-        <w:t>│   ├── Create Store ← Tests script saves store_id</w:t>
-        <w:br/>
-        <w:t>│   ├── Nearby Stores</w:t>
-        <w:br/>
-        <w:t>│   ├── Store Detail</w:t>
-        <w:br/>
-        <w:t>│   ├── Update Store</w:t>
-        <w:br/>
-        <w:t>│   ├── Follow Store</w:t>
-        <w:br/>
-        <w:t>│   ├── Review Store</w:t>
-        <w:br/>
-        <w:t>│   └── QR Code</w:t>
-        <w:br/>
-        <w:t>└── 3. Products</w:t>
-        <w:br/>
-        <w:t xml:space="preserve">    ├── Create Product ← Tests script saves product_id</w:t>
-        <w:br/>
-        <w:t xml:space="preserve">    ├── Nearby Products</w:t>
-        <w:br/>
-        <w:t xml:space="preserve">    ├── Search Products</w:t>
-        <w:br/>
-        <w:t xml:space="preserve">    ├── Product Detail</w:t>
-        <w:br/>
-        <w:t xml:space="preserve">    ├── Update Product</w:t>
-        <w:br/>
-        <w:t xml:space="preserve">    ├── Delete Product</w:t>
-        <w:br/>
-        <w:t xml:space="preserve">    └── Wishlist Toggle</w:t>
-      </w:r>
-    </w:p>
-    <w:p>
-      <w:pPr>
-        <w:pStyle w:val="Heading2"/>
-      </w:pPr>
-      <w:r>
-        <w:t>Auto-Save Token Script  (paste in Tests tab of Verify OTP request)</w:t>
-      </w:r>
-    </w:p>
-    <w:p>
-      <w:pPr>
-        <w:spacing w:before="40" w:after="40"/>
-        <w:ind w:left="288"/>
-        <w:shd w:val="clear" w:color="auto" w:fill="F0F0F0"/>
-      </w:pPr>
-      <w:r>
-        <w:rPr>
-          <w:rFonts w:ascii="Courier New" w:hAnsi="Courier New"/>
-          <w:color w:val="1A1A8C"/>
-          <w:sz w:val="18"/>
-        </w:rPr>
-        <w:t>// For VENDOR verify OTP request:</w:t>
-        <w:br/>
-        <w:t>const r = pm.response.json();</w:t>
-        <w:br/>
-        <w:t>if (r.access) {</w:t>
-        <w:br/>
-        <w:t xml:space="preserve">    pm.environment.set("vendor_token", r.access);</w:t>
-        <w:br/>
-        <w:t xml:space="preserve">    pm.environment.set("vendor_refresh", r.refresh);</w:t>
-        <w:br/>
-        <w:t xml:space="preserve">    console.log("Vendor token saved:", r.access.substring(0, 30) + "...");</w:t>
-        <w:br/>
-        <w:t>}</w:t>
-        <w:br/>
-        <w:br/>
-        <w:t>// For CUSTOMER verify OTP request — use this instead:</w:t>
-        <w:br/>
-        <w:t>// pm.environment.set("customer_token", r.access);</w:t>
-        <w:br/>
-        <w:t>// pm.environment.set("customer_refresh", r.refresh);</w:t>
-      </w:r>
-    </w:p>
-    <w:p>
-      <w:pPr>
-        <w:pStyle w:val="Heading2"/>
-      </w:pPr>
-      <w:r>
-        <w:t>Auto-Save Store ID  (paste in Tests tab of Create Store request)</w:t>
-      </w:r>
-    </w:p>
-    <w:p>
-      <w:pPr>
-        <w:spacing w:before="40" w:after="40"/>
-        <w:ind w:left="288"/>
-        <w:shd w:val="clear" w:color="auto" w:fill="F0F0F0"/>
-      </w:pPr>
-      <w:r>
-        <w:rPr>
-          <w:rFonts w:ascii="Courier New" w:hAnsi="Courier New"/>
-          <w:color w:val="1A1A8C"/>
-          <w:sz w:val="18"/>
-        </w:rPr>
-        <w:t>const r = pm.response.json();</w:t>
-        <w:br/>
-        <w:t>if (r.id) {</w:t>
-        <w:br/>
-        <w:t xml:space="preserve">    pm.environment.set("store_id", r.id);</w:t>
-        <w:br/>
-        <w:t xml:space="preserve">    console.log("store_id saved:", r.id);</w:t>
-        <w:br/>
-        <w:t>}</w:t>
-      </w:r>
-    </w:p>
-    <w:p>
-      <w:pPr>
-        <w:pStyle w:val="Heading2"/>
-      </w:pPr>
-      <w:r>
-        <w:t>Auto-Save Product ID  (paste in Tests tab of Create Product request)</w:t>
-      </w:r>
-    </w:p>
-    <w:p>
-      <w:pPr>
-        <w:spacing w:before="40" w:after="40"/>
-        <w:ind w:left="288"/>
-        <w:shd w:val="clear" w:color="auto" w:fill="F0F0F0"/>
-      </w:pPr>
-      <w:r>
-        <w:rPr>
-          <w:rFonts w:ascii="Courier New" w:hAnsi="Courier New"/>
-          <w:color w:val="1A1A8C"/>
-          <w:sz w:val="18"/>
-        </w:rPr>
-        <w:t>const r = pm.response.json();</w:t>
-        <w:br/>
-        <w:t>if (r.id) {</w:t>
-        <w:br/>
-        <w:t xml:space="preserve">    pm.environment.set("product_id", r.id);</w:t>
-        <w:br/>
-        <w:t xml:space="preserve">    console.log("product_id saved:", r.id);</w:t>
-        <w:br/>
-        <w:t>}</w:t>
-      </w:r>
-    </w:p>
-    <w:p>
-      <w:pPr>
-        <w:pStyle w:val="Heading2"/>
-      </w:pPr>
-      <w:r>
-        <w:t>Quick Test — All Public Endpoints via curl</w:t>
-      </w:r>
-    </w:p>
-    <w:p>
-      <w:r>
-        <w:rPr>
-          <w:b w:val="0"/>
-          <w:sz w:val="22"/>
-        </w:rPr>
-        <w:t>Copy-paste these into terminal to test without Postman:</w:t>
-      </w:r>
-    </w:p>
-    <w:p>
-      <w:pPr>
-        <w:spacing w:before="40" w:after="40"/>
-        <w:ind w:left="288"/>
-        <w:shd w:val="clear" w:color="auto" w:fill="F0F0F0"/>
-      </w:pPr>
-      <w:r>
-        <w:rPr>
-          <w:rFonts w:ascii="Courier New" w:hAnsi="Courier New"/>
-          <w:color w:val="1A1A8C"/>
-          <w:sz w:val="18"/>
-        </w:rPr>
-        <w:t># Health check</w:t>
-        <w:br/>
-        <w:t>curl -s http://localhost:8000/api/v1/health/ | python3 -m json.tool</w:t>
-        <w:br/>
-        <w:br/>
-        <w:t># Send OTP</w:t>
-        <w:br/>
-        <w:t>curl -s -X POST http://localhost:8000/api/v1/auth/otp/send/ \</w:t>
-        <w:br/>
-        <w:t xml:space="preserve">  -H "Content-Type: application/json" \</w:t>
-        <w:br/>
-        <w:t xml:space="preserve">  -d '{"phone_number": "+919999999999"}'</w:t>
-        <w:br/>
-        <w:br/>
-        <w:t># Verify OTP (copy access token from response)</w:t>
-        <w:br/>
-        <w:t>curl -s -X POST http://localhost:8000/api/v1/auth/otp/verify/ \</w:t>
-        <w:br/>
-        <w:t xml:space="preserve">  -H "Content-Type: application/json" \</w:t>
-        <w:br/>
-        <w:t xml:space="preserve">  -d '{"phone_number": "+919999999999", "otp": "123456"}'</w:t>
-        <w:br/>
-        <w:br/>
-        <w:t># Get profile (replace TOKEN with your access token)</w:t>
-        <w:br/>
-        <w:t>curl -s http://localhost:8000/api/v1/auth/me/ \</w:t>
-        <w:br/>
-        <w:t xml:space="preserve">  -H "Authorization: Bearer TOKEN"</w:t>
-      </w:r>
-    </w:p>
-    <w:p>
-      <w:r>
-        <w:br w:type="page"/>
-      </w:r>
-    </w:p>
-    <w:p>
-      <w:pPr>
-        <w:pStyle w:val="Heading1"/>
-      </w:pPr>
-      <w:r>
-        <w:t>6. How to Update This Document (Future Sprints)</w:t>
-      </w:r>
-    </w:p>
-    <w:p>
-      <w:pPr>
-        <w:ind w:left="288"/>
-        <w:shd w:val="clear" w:color="auto" w:fill="D1ECF1"/>
-      </w:pPr>
-      <w:r>
-        <w:rPr>
-          <w:i/>
-          <w:color w:val="0C5460"/>
-          <w:sz w:val="20"/>
-        </w:rPr>
-        <w:t xml:space="preserve">  📌  IMPORTANT: When a new sprint adds new API endpoints, update this document.</w:t>
-        <w:br/>
-        <w:t xml:space="preserve">     Do NOT create a separate doc — keep everything in this single file.</w:t>
-      </w:r>
-    </w:p>
-    <w:p/>
-    <w:p>
-      <w:pPr>
-        <w:pStyle w:val="Heading2"/>
-      </w:pPr>
-      <w:r>
-        <w:t>Checklist for each new sprint:</w:t>
-      </w:r>
-    </w:p>
-    <w:p>
-      <w:pPr>
-        <w:pStyle w:val="ListBullet"/>
-        <w:ind w:left="432"/>
-      </w:pPr>
-      <w:r>
-        <w:rPr>
-          <w:sz w:val="21"/>
-        </w:rPr>
-        <w:t>Add new endpoint rows to Section 2 — Complete API Reference table</w:t>
-      </w:r>
-    </w:p>
-    <w:p>
-      <w:pPr>
-        <w:pStyle w:val="ListBullet"/>
-        <w:ind w:left="432"/>
-      </w:pPr>
-      <w:r>
-        <w:rPr>
-          <w:sz w:val="21"/>
-        </w:rPr>
-        <w:t>Add new STEP sections in Section 3 — Step-by-Step Test Flow</w:t>
-      </w:r>
-    </w:p>
-    <w:p>
-      <w:pPr>
-        <w:pStyle w:val="ListBullet"/>
-        <w:ind w:left="432"/>
-      </w:pPr>
-      <w:r>
-        <w:rPr>
-          <w:sz w:val="21"/>
-        </w:rPr>
-        <w:t>Add new error cases in Section 4 — Error Cases to Test</w:t>
-      </w:r>
-    </w:p>
-    <w:p>
-      <w:pPr>
-        <w:pStyle w:val="ListBullet"/>
-        <w:ind w:left="432"/>
-      </w:pPr>
-      <w:r>
-        <w:rPr>
-          <w:sz w:val="21"/>
-        </w:rPr>
-        <w:t>Add new Postman folder in Section 5 — Postman Quick Setup</w:t>
-      </w:r>
-    </w:p>
-    <w:p>
-      <w:pPr>
-        <w:pStyle w:val="ListBullet"/>
-        <w:ind w:left="432"/>
-      </w:pPr>
-      <w:r>
-        <w:rPr>
-          <w:sz w:val="21"/>
-        </w:rPr>
-        <w:t>Update the cover page "Last updated" date and sprint range</w:t>
-      </w:r>
-    </w:p>
-    <w:p>
-      <w:pPr>
-        <w:pStyle w:val="ListBullet"/>
-        <w:ind w:left="432"/>
-      </w:pPr>
-      <w:r>
-        <w:rPr>
-          <w:sz w:val="21"/>
-        </w:rPr>
-        <w:t>If new field types are introduced (e.g. file uploads), add a format rules subsection in Section 1</w:t>
-      </w:r>
-    </w:p>
-    <w:p>
-      <w:pPr>
-        <w:pStyle w:val="Heading2"/>
-      </w:pPr>
-      <w:r>
-        <w:t>Upcoming Sprints to Add Here</w:t>
+        <w:t>Video Error Cases  (Sprint 4)</w:t>
       </w:r>
     </w:p>
     <w:tbl>
@@ -10912,7 +12314,7 @@
       <w:tr>
         <w:tc>
           <w:tcPr>
-            <w:tcW w:type="dxa" w:w="1152"/>
+            <w:tcW w:type="dxa" w:w="2880"/>
             <w:shd w:val="clear" w:color="auto" w:fill="1F4E79"/>
           </w:tcPr>
           <w:p>
@@ -10922,13 +12324,13 @@
                 <w:color w:val="FFFFFF"/>
                 <w:sz w:val="20"/>
               </w:rPr>
-              <w:t>Sprint</w:t>
-            </w:r>
-          </w:p>
-        </w:tc>
-        <w:tc>
-          <w:tcPr>
-            <w:tcW w:type="dxa" w:w="2160"/>
+              <w:t>Test</w:t>
+            </w:r>
+          </w:p>
+        </w:tc>
+        <w:tc>
+          <w:tcPr>
+            <w:tcW w:type="dxa" w:w="3456"/>
             <w:shd w:val="clear" w:color="auto" w:fill="1F4E79"/>
           </w:tcPr>
           <w:p>
@@ -10938,13 +12340,13 @@
                 <w:color w:val="FFFFFF"/>
                 <w:sz w:val="20"/>
               </w:rPr>
-              <w:t>Module</w:t>
-            </w:r>
-          </w:p>
-        </w:tc>
-        <w:tc>
-          <w:tcPr>
-            <w:tcW w:type="dxa" w:w="6048"/>
+              <w:t>Request</w:t>
+            </w:r>
+          </w:p>
+        </w:tc>
+        <w:tc>
+          <w:tcPr>
+            <w:tcW w:type="dxa" w:w="3168"/>
             <w:shd w:val="clear" w:color="auto" w:fill="1F4E79"/>
           </w:tcPr>
           <w:p>
@@ -10954,7 +12356,7 @@
                 <w:color w:val="FFFFFF"/>
                 <w:sz w:val="20"/>
               </w:rPr>
-              <w:t>APIs to Add</w:t>
+              <w:t>Expected Response</w:t>
             </w:r>
           </w:p>
         </w:tc>
@@ -10962,6 +12364,915 @@
       <w:tr>
         <w:tc>
           <w:tcPr>
+            <w:tcW w:type="dxa" w:w="2880"/>
+            <w:shd w:val="clear" w:color="auto" w:fill="DEEAF1"/>
+          </w:tcPr>
+          <w:p>
+            <w:r>
+              <w:rPr>
+                <w:sz w:val="19"/>
+              </w:rPr>
+              <w:t>No store — request upload</w:t>
+            </w:r>
+          </w:p>
+        </w:tc>
+        <w:tc>
+          <w:tcPr>
+            <w:tcW w:type="dxa" w:w="3456"/>
+            <w:shd w:val="clear" w:color="auto" w:fill="DEEAF1"/>
+          </w:tcPr>
+          <w:p>
+            <w:r>
+              <w:rPr>
+                <w:sz w:val="19"/>
+              </w:rPr>
+              <w:t>POST /videos/request-upload/ before store created</w:t>
+            </w:r>
+          </w:p>
+        </w:tc>
+        <w:tc>
+          <w:tcPr>
+            <w:tcW w:type="dxa" w:w="3168"/>
+            <w:shd w:val="clear" w:color="auto" w:fill="DEEAF1"/>
+          </w:tcPr>
+          <w:p>
+            <w:r>
+              <w:rPr>
+                <w:sz w:val="19"/>
+              </w:rPr>
+              <w:t>400 — Create a store first</w:t>
+            </w:r>
+          </w:p>
+        </w:tc>
+      </w:tr>
+      <w:tr>
+        <w:tc>
+          <w:tcPr>
+            <w:tcW w:type="dxa" w:w="2880"/>
+          </w:tcPr>
+          <w:p>
+            <w:r>
+              <w:rPr>
+                <w:sz w:val="19"/>
+              </w:rPr>
+              <w:t>Missing title</w:t>
+            </w:r>
+          </w:p>
+        </w:tc>
+        <w:tc>
+          <w:tcPr>
+            <w:tcW w:type="dxa" w:w="3456"/>
+          </w:tcPr>
+          <w:p>
+            <w:r>
+              <w:rPr>
+                <w:sz w:val="19"/>
+              </w:rPr>
+              <w:t>POST /videos/request-upload/ with no title field</w:t>
+            </w:r>
+          </w:p>
+        </w:tc>
+        <w:tc>
+          <w:tcPr>
+            <w:tcW w:type="dxa" w:w="3168"/>
+          </w:tcPr>
+          <w:p>
+            <w:r>
+              <w:rPr>
+                <w:sz w:val="19"/>
+              </w:rPr>
+              <w:t>400 — This field is required</w:t>
+            </w:r>
+          </w:p>
+        </w:tc>
+      </w:tr>
+      <w:tr>
+        <w:tc>
+          <w:tcPr>
+            <w:tcW w:type="dxa" w:w="2880"/>
+            <w:shd w:val="clear" w:color="auto" w:fill="DEEAF1"/>
+          </w:tcPr>
+          <w:p>
+            <w:r>
+              <w:rPr>
+                <w:sz w:val="19"/>
+              </w:rPr>
+              <w:t>Customer calls request-upload</w:t>
+            </w:r>
+          </w:p>
+        </w:tc>
+        <w:tc>
+          <w:tcPr>
+            <w:tcW w:type="dxa" w:w="3456"/>
+            <w:shd w:val="clear" w:color="auto" w:fill="DEEAF1"/>
+          </w:tcPr>
+          <w:p>
+            <w:r>
+              <w:rPr>
+                <w:sz w:val="19"/>
+              </w:rPr>
+              <w:t>POST /videos/request-upload/ with customer token</w:t>
+            </w:r>
+          </w:p>
+        </w:tc>
+        <w:tc>
+          <w:tcPr>
+            <w:tcW w:type="dxa" w:w="3168"/>
+            <w:shd w:val="clear" w:color="auto" w:fill="DEEAF1"/>
+          </w:tcPr>
+          <w:p>
+            <w:r>
+              <w:rPr>
+                <w:sz w:val="19"/>
+              </w:rPr>
+              <w:t>403 — Vendor access only</w:t>
+            </w:r>
+          </w:p>
+        </w:tc>
+      </w:tr>
+      <w:tr>
+        <w:tc>
+          <w:tcPr>
+            <w:tcW w:type="dxa" w:w="2880"/>
+          </w:tcPr>
+          <w:p>
+            <w:r>
+              <w:rPr>
+                <w:sz w:val="19"/>
+              </w:rPr>
+              <w:t>Confirm already-ready video</w:t>
+            </w:r>
+          </w:p>
+        </w:tc>
+        <w:tc>
+          <w:tcPr>
+            <w:tcW w:type="dxa" w:w="3456"/>
+          </w:tcPr>
+          <w:p>
+            <w:r>
+              <w:rPr>
+                <w:sz w:val="19"/>
+              </w:rPr>
+              <w:t>POST /videos/&lt;id&gt;/confirm-upload/ on ready video</w:t>
+            </w:r>
+          </w:p>
+        </w:tc>
+        <w:tc>
+          <w:tcPr>
+            <w:tcW w:type="dxa" w:w="3168"/>
+          </w:tcPr>
+          <w:p>
+            <w:r>
+              <w:rPr>
+                <w:sz w:val="19"/>
+              </w:rPr>
+              <w:t>400 — Video already in "ready" state</w:t>
+            </w:r>
+          </w:p>
+        </w:tc>
+      </w:tr>
+      <w:tr>
+        <w:tc>
+          <w:tcPr>
+            <w:tcW w:type="dxa" w:w="2880"/>
+            <w:shd w:val="clear" w:color="auto" w:fill="DEEAF1"/>
+          </w:tcPr>
+          <w:p>
+            <w:r>
+              <w:rPr>
+                <w:sz w:val="19"/>
+              </w:rPr>
+              <w:t>Confirm another vendor video</w:t>
+            </w:r>
+          </w:p>
+        </w:tc>
+        <w:tc>
+          <w:tcPr>
+            <w:tcW w:type="dxa" w:w="3456"/>
+            <w:shd w:val="clear" w:color="auto" w:fill="DEEAF1"/>
+          </w:tcPr>
+          <w:p>
+            <w:r>
+              <w:rPr>
+                <w:sz w:val="19"/>
+              </w:rPr>
+              <w:t>POST /videos/&lt;id&gt;/confirm-upload/ — wrong vendor</w:t>
+            </w:r>
+          </w:p>
+        </w:tc>
+        <w:tc>
+          <w:tcPr>
+            <w:tcW w:type="dxa" w:w="3168"/>
+            <w:shd w:val="clear" w:color="auto" w:fill="DEEAF1"/>
+          </w:tcPr>
+          <w:p>
+            <w:r>
+              <w:rPr>
+                <w:sz w:val="19"/>
+              </w:rPr>
+              <w:t>404 — not_found</w:t>
+            </w:r>
+          </w:p>
+        </w:tc>
+      </w:tr>
+      <w:tr>
+        <w:tc>
+          <w:tcPr>
+            <w:tcW w:type="dxa" w:w="2880"/>
+          </w:tcPr>
+          <w:p>
+            <w:r>
+              <w:rPr>
+                <w:sz w:val="19"/>
+              </w:rPr>
+              <w:t>Feed without lat/lng</w:t>
+            </w:r>
+          </w:p>
+        </w:tc>
+        <w:tc>
+          <w:tcPr>
+            <w:tcW w:type="dxa" w:w="3456"/>
+          </w:tcPr>
+          <w:p>
+            <w:r>
+              <w:rPr>
+                <w:sz w:val="19"/>
+              </w:rPr>
+              <w:t>GET /videos/feed/ — no ?lat=&amp;lng= params</w:t>
+            </w:r>
+          </w:p>
+        </w:tc>
+        <w:tc>
+          <w:tcPr>
+            <w:tcW w:type="dxa" w:w="3168"/>
+          </w:tcPr>
+          <w:p>
+            <w:r>
+              <w:rPr>
+                <w:sz w:val="19"/>
+              </w:rPr>
+              <w:t>400 — lat and lng are required numbers</w:t>
+            </w:r>
+          </w:p>
+        </w:tc>
+      </w:tr>
+      <w:tr>
+        <w:tc>
+          <w:tcPr>
+            <w:tcW w:type="dxa" w:w="2880"/>
+            <w:shd w:val="clear" w:color="auto" w:fill="DEEAF1"/>
+          </w:tcPr>
+          <w:p>
+            <w:r>
+              <w:rPr>
+                <w:sz w:val="19"/>
+              </w:rPr>
+              <w:t>Detail on processing video</w:t>
+            </w:r>
+          </w:p>
+        </w:tc>
+        <w:tc>
+          <w:tcPr>
+            <w:tcW w:type="dxa" w:w="3456"/>
+            <w:shd w:val="clear" w:color="auto" w:fill="DEEAF1"/>
+          </w:tcPr>
+          <w:p>
+            <w:r>
+              <w:rPr>
+                <w:sz w:val="19"/>
+              </w:rPr>
+              <w:t>GET /videos/&lt;id&gt;/ while status=processing</w:t>
+            </w:r>
+          </w:p>
+        </w:tc>
+        <w:tc>
+          <w:tcPr>
+            <w:tcW w:type="dxa" w:w="3168"/>
+            <w:shd w:val="clear" w:color="auto" w:fill="DEEAF1"/>
+          </w:tcPr>
+          <w:p>
+            <w:r>
+              <w:rPr>
+                <w:sz w:val="19"/>
+              </w:rPr>
+              <w:t>404 — not_found (only ready shown)</w:t>
+            </w:r>
+          </w:p>
+        </w:tc>
+      </w:tr>
+      <w:tr>
+        <w:tc>
+          <w:tcPr>
+            <w:tcW w:type="dxa" w:w="2880"/>
+          </w:tcPr>
+          <w:p>
+            <w:r>
+              <w:rPr>
+                <w:sz w:val="19"/>
+              </w:rPr>
+              <w:t>Like without auth</w:t>
+            </w:r>
+          </w:p>
+        </w:tc>
+        <w:tc>
+          <w:tcPr>
+            <w:tcW w:type="dxa" w:w="3456"/>
+          </w:tcPr>
+          <w:p>
+            <w:r>
+              <w:rPr>
+                <w:sz w:val="19"/>
+              </w:rPr>
+              <w:t>POST /videos/&lt;id&gt;/like/ — no auth header</w:t>
+            </w:r>
+          </w:p>
+        </w:tc>
+        <w:tc>
+          <w:tcPr>
+            <w:tcW w:type="dxa" w:w="3168"/>
+          </w:tcPr>
+          <w:p>
+            <w:r>
+              <w:rPr>
+                <w:sz w:val="19"/>
+              </w:rPr>
+              <w:t>401 — authentication_failed</w:t>
+            </w:r>
+          </w:p>
+        </w:tc>
+      </w:tr>
+      <w:tr>
+        <w:tc>
+          <w:tcPr>
+            <w:tcW w:type="dxa" w:w="2880"/>
+            <w:shd w:val="clear" w:color="auto" w:fill="DEEAF1"/>
+          </w:tcPr>
+          <w:p>
+            <w:r>
+              <w:rPr>
+                <w:sz w:val="19"/>
+              </w:rPr>
+              <w:t>Delete another vendor video</w:t>
+            </w:r>
+          </w:p>
+        </w:tc>
+        <w:tc>
+          <w:tcPr>
+            <w:tcW w:type="dxa" w:w="3456"/>
+            <w:shd w:val="clear" w:color="auto" w:fill="DEEAF1"/>
+          </w:tcPr>
+          <w:p>
+            <w:r>
+              <w:rPr>
+                <w:sz w:val="19"/>
+              </w:rPr>
+              <w:t>DELETE /videos/&lt;id&gt;/delete/ — different vendor</w:t>
+            </w:r>
+          </w:p>
+        </w:tc>
+        <w:tc>
+          <w:tcPr>
+            <w:tcW w:type="dxa" w:w="3168"/>
+            <w:shd w:val="clear" w:color="auto" w:fill="DEEAF1"/>
+          </w:tcPr>
+          <w:p>
+            <w:r>
+              <w:rPr>
+                <w:sz w:val="19"/>
+              </w:rPr>
+              <w:t>404 — not_found</w:t>
+            </w:r>
+          </w:p>
+        </w:tc>
+      </w:tr>
+      <w:tr>
+        <w:tc>
+          <w:tcPr>
+            <w:tcW w:type="dxa" w:w="2880"/>
+          </w:tcPr>
+          <w:p>
+            <w:r>
+              <w:rPr>
+                <w:sz w:val="19"/>
+              </w:rPr>
+              <w:t>Delete with customer token</w:t>
+            </w:r>
+          </w:p>
+        </w:tc>
+        <w:tc>
+          <w:tcPr>
+            <w:tcW w:type="dxa" w:w="3456"/>
+          </w:tcPr>
+          <w:p>
+            <w:r>
+              <w:rPr>
+                <w:sz w:val="19"/>
+              </w:rPr>
+              <w:t>DELETE /videos/&lt;id&gt;/delete/ — customer token</w:t>
+            </w:r>
+          </w:p>
+        </w:tc>
+        <w:tc>
+          <w:tcPr>
+            <w:tcW w:type="dxa" w:w="3168"/>
+          </w:tcPr>
+          <w:p>
+            <w:r>
+              <w:rPr>
+                <w:sz w:val="19"/>
+              </w:rPr>
+              <w:t>403 — Vendor access only</w:t>
+            </w:r>
+          </w:p>
+        </w:tc>
+      </w:tr>
+    </w:tbl>
+    <w:p/>
+    <w:p>
+      <w:r>
+        <w:br w:type="page"/>
+      </w:r>
+    </w:p>
+    <w:p>
+      <w:pPr>
+        <w:pStyle w:val="Heading1"/>
+      </w:pPr>
+      <w:r>
+        <w:t>5. Postman Quick Setup</w:t>
+      </w:r>
+    </w:p>
+    <w:p>
+      <w:pPr>
+        <w:pStyle w:val="Heading2"/>
+      </w:pPr>
+      <w:r>
+        <w:t>Collection Folder Structure (recommended)</w:t>
+      </w:r>
+    </w:p>
+    <w:p>
+      <w:pPr>
+        <w:spacing w:before="40" w:after="40"/>
+        <w:ind w:left="288"/>
+        <w:shd w:val="clear" w:color="auto" w:fill="F0F0F0"/>
+      </w:pPr>
+      <w:r>
+        <w:rPr>
+          <w:rFonts w:ascii="Courier New" w:hAnsi="Courier New"/>
+          <w:color w:val="1A1A8C"/>
+          <w:sz w:val="18"/>
+        </w:rPr>
+        <w:t>NearKart Local</w:t>
+        <w:br/>
+        <w:t>├── 0. Setup</w:t>
+        <w:br/>
+        <w:t>│   └── Health Check</w:t>
+        <w:br/>
+        <w:t>├── 1. Auth</w:t>
+        <w:br/>
+        <w:t>│   ├── Send OTP (Vendor)</w:t>
+        <w:br/>
+        <w:t>│   ├── Verify OTP (Vendor) ← Tests script saves vendor_token</w:t>
+        <w:br/>
+        <w:t>│   ├── Send OTP (Customer)</w:t>
+        <w:br/>
+        <w:t>│   ├── Verify OTP (Customer) ← Tests script saves customer_token</w:t>
+        <w:br/>
+        <w:t>│   ├── Get Profile</w:t>
+        <w:br/>
+        <w:t>│   ├── Update Profile</w:t>
+        <w:br/>
+        <w:t>│   ├── Update Location</w:t>
+        <w:br/>
+        <w:t>│   ├── Refresh Token</w:t>
+        <w:br/>
+        <w:t>│   └── Logout</w:t>
+        <w:br/>
+        <w:t>├── 2. Stores</w:t>
+        <w:br/>
+        <w:t>│   ├── Create Store ← Tests script saves store_id</w:t>
+        <w:br/>
+        <w:t>│   ├── Nearby Stores</w:t>
+        <w:br/>
+        <w:t>│   ├── Store Detail</w:t>
+        <w:br/>
+        <w:t>│   ├── Update Store</w:t>
+        <w:br/>
+        <w:t>│   ├── Follow Store</w:t>
+        <w:br/>
+        <w:t>│   ├── Review Store</w:t>
+        <w:br/>
+        <w:t>│   └── QR Code</w:t>
+        <w:br/>
+        <w:t>├── 3. Products</w:t>
+        <w:br/>
+        <w:t>│   ├── Create Product ← Tests script saves product_id</w:t>
+        <w:br/>
+        <w:t>│   ├── Nearby Products</w:t>
+        <w:br/>
+        <w:t>│   ├── Search Products</w:t>
+        <w:br/>
+        <w:t>│   ├── Product Detail</w:t>
+        <w:br/>
+        <w:t>│   ├── Update Product</w:t>
+        <w:br/>
+        <w:t>│   ├── Delete Product</w:t>
+        <w:br/>
+        <w:t>│   └── Wishlist Toggle</w:t>
+        <w:br/>
+        <w:t>└── 4. Videos</w:t>
+        <w:br/>
+        <w:t xml:space="preserve">    ├── Request Upload URL ← Tests script saves video_id</w:t>
+        <w:br/>
+        <w:t xml:space="preserve">    ├── Confirm Upload</w:t>
+        <w:br/>
+        <w:t xml:space="preserve">    ├── Video Feed</w:t>
+        <w:br/>
+        <w:t xml:space="preserve">    ├── Video Detail</w:t>
+        <w:br/>
+        <w:t xml:space="preserve">    ├── Like / Unlike Video</w:t>
+        <w:br/>
+        <w:t xml:space="preserve">    └── Delete Video</w:t>
+      </w:r>
+    </w:p>
+    <w:p>
+      <w:pPr>
+        <w:pStyle w:val="Heading2"/>
+      </w:pPr>
+      <w:r>
+        <w:t>Auto-Save Token Script  (paste in Tests tab of Verify OTP request)</w:t>
+      </w:r>
+    </w:p>
+    <w:p>
+      <w:pPr>
+        <w:spacing w:before="40" w:after="40"/>
+        <w:ind w:left="288"/>
+        <w:shd w:val="clear" w:color="auto" w:fill="F0F0F0"/>
+      </w:pPr>
+      <w:r>
+        <w:rPr>
+          <w:rFonts w:ascii="Courier New" w:hAnsi="Courier New"/>
+          <w:color w:val="1A1A8C"/>
+          <w:sz w:val="18"/>
+        </w:rPr>
+        <w:t>// For VENDOR verify OTP request:</w:t>
+        <w:br/>
+        <w:t>const r = pm.response.json();</w:t>
+        <w:br/>
+        <w:t>if (r.access) {</w:t>
+        <w:br/>
+        <w:t xml:space="preserve">    pm.environment.set("vendor_token", r.access);</w:t>
+        <w:br/>
+        <w:t xml:space="preserve">    pm.environment.set("vendor_refresh", r.refresh);</w:t>
+        <w:br/>
+        <w:t xml:space="preserve">    console.log("Vendor token saved:", r.access.substring(0, 30) + "...");</w:t>
+        <w:br/>
+        <w:t>}</w:t>
+        <w:br/>
+        <w:br/>
+        <w:t>// For CUSTOMER verify OTP request — use this instead:</w:t>
+        <w:br/>
+        <w:t>// pm.environment.set("customer_token", r.access);</w:t>
+        <w:br/>
+        <w:t>// pm.environment.set("customer_refresh", r.refresh);</w:t>
+      </w:r>
+    </w:p>
+    <w:p>
+      <w:pPr>
+        <w:pStyle w:val="Heading2"/>
+      </w:pPr>
+      <w:r>
+        <w:t>Auto-Save Store ID  (paste in Tests tab of Create Store request)</w:t>
+      </w:r>
+    </w:p>
+    <w:p>
+      <w:pPr>
+        <w:spacing w:before="40" w:after="40"/>
+        <w:ind w:left="288"/>
+        <w:shd w:val="clear" w:color="auto" w:fill="F0F0F0"/>
+      </w:pPr>
+      <w:r>
+        <w:rPr>
+          <w:rFonts w:ascii="Courier New" w:hAnsi="Courier New"/>
+          <w:color w:val="1A1A8C"/>
+          <w:sz w:val="18"/>
+        </w:rPr>
+        <w:t>const r = pm.response.json();</w:t>
+        <w:br/>
+        <w:t>if (r.id) {</w:t>
+        <w:br/>
+        <w:t xml:space="preserve">    pm.environment.set("store_id", r.id);</w:t>
+        <w:br/>
+        <w:t xml:space="preserve">    console.log("store_id saved:", r.id);</w:t>
+        <w:br/>
+        <w:t>}</w:t>
+      </w:r>
+    </w:p>
+    <w:p>
+      <w:pPr>
+        <w:pStyle w:val="Heading2"/>
+      </w:pPr>
+      <w:r>
+        <w:t>Auto-Save Product ID  (paste in Tests tab of Create Product request)</w:t>
+      </w:r>
+    </w:p>
+    <w:p>
+      <w:pPr>
+        <w:spacing w:before="40" w:after="40"/>
+        <w:ind w:left="288"/>
+        <w:shd w:val="clear" w:color="auto" w:fill="F0F0F0"/>
+      </w:pPr>
+      <w:r>
+        <w:rPr>
+          <w:rFonts w:ascii="Courier New" w:hAnsi="Courier New"/>
+          <w:color w:val="1A1A8C"/>
+          <w:sz w:val="18"/>
+        </w:rPr>
+        <w:t>const r = pm.response.json();</w:t>
+        <w:br/>
+        <w:t>if (r.id) {</w:t>
+        <w:br/>
+        <w:t xml:space="preserve">    pm.environment.set("product_id", r.id);</w:t>
+        <w:br/>
+        <w:t xml:space="preserve">    console.log("product_id saved:", r.id);</w:t>
+        <w:br/>
+        <w:t>}</w:t>
+      </w:r>
+    </w:p>
+    <w:p>
+      <w:pPr>
+        <w:pStyle w:val="Heading2"/>
+      </w:pPr>
+      <w:r>
+        <w:t>Auto-Save Video ID  (paste in Tests tab of Request Upload URL request)</w:t>
+      </w:r>
+    </w:p>
+    <w:p>
+      <w:pPr>
+        <w:spacing w:before="40" w:after="40"/>
+        <w:ind w:left="288"/>
+        <w:shd w:val="clear" w:color="auto" w:fill="F0F0F0"/>
+      </w:pPr>
+      <w:r>
+        <w:rPr>
+          <w:rFonts w:ascii="Courier New" w:hAnsi="Courier New"/>
+          <w:color w:val="1A1A8C"/>
+          <w:sz w:val="18"/>
+        </w:rPr>
+        <w:t>const r = pm.response.json();</w:t>
+        <w:br/>
+        <w:t>if (r.video_id) {</w:t>
+        <w:br/>
+        <w:t xml:space="preserve">    pm.environment.set("video_id", r.video_id);</w:t>
+        <w:br/>
+        <w:t xml:space="preserve">    pm.environment.set("upload_url", r.upload_url);</w:t>
+        <w:br/>
+        <w:t xml:space="preserve">    console.log("video_id saved:", r.video_id);</w:t>
+        <w:br/>
+        <w:t>}</w:t>
+      </w:r>
+    </w:p>
+    <w:p>
+      <w:pPr>
+        <w:pStyle w:val="Heading2"/>
+      </w:pPr>
+      <w:r>
+        <w:t>Quick Test — All Public Endpoints via curl</w:t>
+      </w:r>
+    </w:p>
+    <w:p>
+      <w:r>
+        <w:rPr>
+          <w:b w:val="0"/>
+          <w:sz w:val="22"/>
+        </w:rPr>
+        <w:t>Copy-paste these into terminal to test without Postman:</w:t>
+      </w:r>
+    </w:p>
+    <w:p>
+      <w:pPr>
+        <w:spacing w:before="40" w:after="40"/>
+        <w:ind w:left="288"/>
+        <w:shd w:val="clear" w:color="auto" w:fill="F0F0F0"/>
+      </w:pPr>
+      <w:r>
+        <w:rPr>
+          <w:rFonts w:ascii="Courier New" w:hAnsi="Courier New"/>
+          <w:color w:val="1A1A8C"/>
+          <w:sz w:val="18"/>
+        </w:rPr>
+        <w:t># Health check</w:t>
+        <w:br/>
+        <w:t>curl -s http://localhost:8000/api/v1/health/ | python3 -m json.tool</w:t>
+        <w:br/>
+        <w:br/>
+        <w:t># Send OTP</w:t>
+        <w:br/>
+        <w:t>curl -s -X POST http://localhost:8000/api/v1/auth/otp/send/ \</w:t>
+        <w:br/>
+        <w:t xml:space="preserve">  -H "Content-Type: application/json" \</w:t>
+        <w:br/>
+        <w:t xml:space="preserve">  -d '{"phone_number": "+919999999999"}'</w:t>
+        <w:br/>
+        <w:br/>
+        <w:t># Verify OTP (copy access token from response)</w:t>
+        <w:br/>
+        <w:t>curl -s -X POST http://localhost:8000/api/v1/auth/otp/verify/ \</w:t>
+        <w:br/>
+        <w:t xml:space="preserve">  -H "Content-Type: application/json" \</w:t>
+        <w:br/>
+        <w:t xml:space="preserve">  -d '{"phone_number": "+919999999999", "otp": "123456"}'</w:t>
+        <w:br/>
+        <w:br/>
+        <w:t># Get profile (replace TOKEN with your access token)</w:t>
+        <w:br/>
+        <w:t>curl -s http://localhost:8000/api/v1/auth/me/ \</w:t>
+        <w:br/>
+        <w:t xml:space="preserve">  -H "Authorization: Bearer TOKEN"</w:t>
+      </w:r>
+    </w:p>
+    <w:p>
+      <w:r>
+        <w:br w:type="page"/>
+      </w:r>
+    </w:p>
+    <w:p>
+      <w:pPr>
+        <w:pStyle w:val="Heading1"/>
+      </w:pPr>
+      <w:r>
+        <w:t>6. How to Update This Document (Future Sprints)</w:t>
+      </w:r>
+    </w:p>
+    <w:p>
+      <w:pPr>
+        <w:ind w:left="288"/>
+        <w:shd w:val="clear" w:color="auto" w:fill="D1ECF1"/>
+      </w:pPr>
+      <w:r>
+        <w:rPr>
+          <w:i/>
+          <w:color w:val="0C5460"/>
+          <w:sz w:val="20"/>
+        </w:rPr>
+        <w:t xml:space="preserve">  📌  IMPORTANT: When a new sprint adds new API endpoints, update this document.</w:t>
+        <w:br/>
+        <w:t xml:space="preserve">     Do NOT create a separate doc — keep everything in this single file.</w:t>
+      </w:r>
+    </w:p>
+    <w:p/>
+    <w:p>
+      <w:pPr>
+        <w:pStyle w:val="Heading2"/>
+      </w:pPr>
+      <w:r>
+        <w:t>Checklist for each new sprint:</w:t>
+      </w:r>
+    </w:p>
+    <w:p>
+      <w:pPr>
+        <w:pStyle w:val="ListBullet"/>
+        <w:ind w:left="432"/>
+      </w:pPr>
+      <w:r>
+        <w:rPr>
+          <w:sz w:val="21"/>
+        </w:rPr>
+        <w:t>Add new endpoint rows to Section 2 — Complete API Reference table</w:t>
+      </w:r>
+    </w:p>
+    <w:p>
+      <w:pPr>
+        <w:pStyle w:val="ListBullet"/>
+        <w:ind w:left="432"/>
+      </w:pPr>
+      <w:r>
+        <w:rPr>
+          <w:sz w:val="21"/>
+        </w:rPr>
+        <w:t>Add new STEP sections in Section 3 — Step-by-Step Test Flow</w:t>
+      </w:r>
+    </w:p>
+    <w:p>
+      <w:pPr>
+        <w:pStyle w:val="ListBullet"/>
+        <w:ind w:left="432"/>
+      </w:pPr>
+      <w:r>
+        <w:rPr>
+          <w:sz w:val="21"/>
+        </w:rPr>
+        <w:t>Add new error cases in Section 4 — Error Cases to Test</w:t>
+      </w:r>
+    </w:p>
+    <w:p>
+      <w:pPr>
+        <w:pStyle w:val="ListBullet"/>
+        <w:ind w:left="432"/>
+      </w:pPr>
+      <w:r>
+        <w:rPr>
+          <w:sz w:val="21"/>
+        </w:rPr>
+        <w:t>Add new Postman folder in Section 5 — Postman Quick Setup</w:t>
+      </w:r>
+    </w:p>
+    <w:p>
+      <w:pPr>
+        <w:pStyle w:val="ListBullet"/>
+        <w:ind w:left="432"/>
+      </w:pPr>
+      <w:r>
+        <w:rPr>
+          <w:sz w:val="21"/>
+        </w:rPr>
+        <w:t>Update the cover page "Last updated" date and sprint range</w:t>
+      </w:r>
+    </w:p>
+    <w:p>
+      <w:pPr>
+        <w:pStyle w:val="ListBullet"/>
+        <w:ind w:left="432"/>
+      </w:pPr>
+      <w:r>
+        <w:rPr>
+          <w:sz w:val="21"/>
+        </w:rPr>
+        <w:t>If new field types are introduced (e.g. file uploads), add a format rules subsection in Section 1</w:t>
+      </w:r>
+    </w:p>
+    <w:p>
+      <w:pPr>
+        <w:pStyle w:val="Heading2"/>
+      </w:pPr>
+      <w:r>
+        <w:t>Upcoming Sprints to Add Here</w:t>
+      </w:r>
+    </w:p>
+    <w:tbl>
+      <w:tblPr>
+        <w:tblStyle w:val="TableGrid"/>
+        <w:tblW w:type="auto" w:w="0"/>
+        <w:jc w:val="left"/>
+        <w:tblLook w:firstColumn="1" w:firstRow="1" w:lastColumn="0" w:lastRow="0" w:noHBand="0" w:noVBand="1" w:val="04A0"/>
+      </w:tblPr>
+      <w:tblGrid>
+        <w:gridCol w:w="3216"/>
+        <w:gridCol w:w="3216"/>
+        <w:gridCol w:w="3216"/>
+      </w:tblGrid>
+      <w:tr>
+        <w:tc>
+          <w:tcPr>
+            <w:tcW w:type="dxa" w:w="1152"/>
+            <w:shd w:val="clear" w:color="auto" w:fill="1F4E79"/>
+          </w:tcPr>
+          <w:p>
+            <w:r>
+              <w:rPr>
+                <w:b/>
+                <w:color w:val="FFFFFF"/>
+                <w:sz w:val="20"/>
+              </w:rPr>
+              <w:t>Sprint</w:t>
+            </w:r>
+          </w:p>
+        </w:tc>
+        <w:tc>
+          <w:tcPr>
+            <w:tcW w:type="dxa" w:w="2160"/>
+            <w:shd w:val="clear" w:color="auto" w:fill="1F4E79"/>
+          </w:tcPr>
+          <w:p>
+            <w:r>
+              <w:rPr>
+                <w:b/>
+                <w:color w:val="FFFFFF"/>
+                <w:sz w:val="20"/>
+              </w:rPr>
+              <w:t>Module</w:t>
+            </w:r>
+          </w:p>
+        </w:tc>
+        <w:tc>
+          <w:tcPr>
+            <w:tcW w:type="dxa" w:w="6048"/>
+            <w:shd w:val="clear" w:color="auto" w:fill="1F4E79"/>
+          </w:tcPr>
+          <w:p>
+            <w:r>
+              <w:rPr>
+                <w:b/>
+                <w:color w:val="FFFFFF"/>
+                <w:sz w:val="20"/>
+              </w:rPr>
+              <w:t>APIs to Add</w:t>
+            </w:r>
+          </w:p>
+        </w:tc>
+      </w:tr>
+      <w:tr>
+        <w:tc>
+          <w:tcPr>
             <w:tcW w:type="dxa" w:w="1152"/>
             <w:shd w:val="clear" w:color="auto" w:fill="DEEAF1"/>
           </w:tcPr>
@@ -10998,7 +13309,7 @@
               <w:rPr>
                 <w:sz w:val="19"/>
               </w:rPr>
-              <w:t>POST /videos/ (presigned S3 URL upload), GET /videos/feed/, GET /videos/&lt;id&gt;/, DELETE /videos/&lt;id&gt;/</w:t>
+              <w:t>✅ DONE — Steps 24–29 in this document</w:t>
             </w:r>
           </w:p>
         </w:tc>
@@ -11356,7 +13667,7 @@
           <w:color w:val="999999"/>
           <w:sz w:val="18"/>
         </w:rPr>
-        <w:t>NearKart Backend — Master API Testing Guide   |   Sprint 1–3   |   Use Postman or curl for testing</w:t>
+        <w:t>NearKart Backend — Master API Testing Guide   |   Sprint 1–4   |   Use Postman or curl for testing</w:t>
       </w:r>
     </w:p>
     <w:sectPr>

--- a/nearkart_backend/docs/NearKart_Master_API_Testing_Guide.docx
+++ b/nearkart_backend/docs/NearKart_Master_API_Testing_Guide.docx
@@ -4608,7 +4608,7 @@
               <w:rPr>
                 <w:sz w:val="19"/>
               </w:rPr>
-              <w:t>/videos/feed/</w:t>
+              <w:t>/videos/my-videos/</w:t>
             </w:r>
           </w:p>
         </w:tc>
@@ -4622,7 +4622,7 @@
               <w:rPr>
                 <w:sz w:val="19"/>
               </w:rPr>
-              <w:t>None (public)</w:t>
+              <w:t>Vendor JWT only</w:t>
             </w:r>
           </w:p>
         </w:tc>
@@ -4664,7 +4664,7 @@
               <w:rPr>
                 <w:sz w:val="19"/>
               </w:rPr>
-              <w:t>GET</w:t>
+              <w:t>PATCH</w:t>
             </w:r>
           </w:p>
         </w:tc>
@@ -4677,7 +4677,7 @@
               <w:rPr>
                 <w:sz w:val="19"/>
               </w:rPr>
-              <w:t>/videos/&lt;uuid&gt;/</w:t>
+              <w:t>/videos/&lt;uuid&gt;/update/</w:t>
             </w:r>
           </w:p>
         </w:tc>
@@ -4690,7 +4690,7 @@
               <w:rPr>
                 <w:sz w:val="19"/>
               </w:rPr>
-              <w:t>None (public)</w:t>
+              <w:t>Vendor JWT only</w:t>
             </w:r>
           </w:p>
         </w:tc>
@@ -4733,7 +4733,7 @@
               <w:rPr>
                 <w:sz w:val="19"/>
               </w:rPr>
-              <w:t>DELETE</w:t>
+              <w:t>GET</w:t>
             </w:r>
           </w:p>
         </w:tc>
@@ -4747,7 +4747,7 @@
               <w:rPr>
                 <w:sz w:val="19"/>
               </w:rPr>
-              <w:t>/videos/&lt;uuid&gt;/delete/</w:t>
+              <w:t>/videos/feed/</w:t>
             </w:r>
           </w:p>
         </w:tc>
@@ -4761,7 +4761,7 @@
               <w:rPr>
                 <w:sz w:val="19"/>
               </w:rPr>
-              <w:t>Vendor JWT only</w:t>
+              <w:t>None (public)</w:t>
             </w:r>
           </w:p>
         </w:tc>
@@ -4791,6 +4791,145 @@
                 <w:sz w:val="19"/>
               </w:rPr>
               <w:t>28</w:t>
+            </w:r>
+          </w:p>
+        </w:tc>
+        <w:tc>
+          <w:tcPr>
+            <w:tcW w:type="dxa" w:w="1008"/>
+          </w:tcPr>
+          <w:p>
+            <w:r>
+              <w:rPr>
+                <w:sz w:val="19"/>
+              </w:rPr>
+              <w:t>GET</w:t>
+            </w:r>
+          </w:p>
+        </w:tc>
+        <w:tc>
+          <w:tcPr>
+            <w:tcW w:type="dxa" w:w="4032"/>
+          </w:tcPr>
+          <w:p>
+            <w:r>
+              <w:rPr>
+                <w:sz w:val="19"/>
+              </w:rPr>
+              <w:t>/videos/&lt;uuid&gt;/</w:t>
+            </w:r>
+          </w:p>
+        </w:tc>
+        <w:tc>
+          <w:tcPr>
+            <w:tcW w:type="dxa" w:w="2016"/>
+          </w:tcPr>
+          <w:p>
+            <w:r>
+              <w:rPr>
+                <w:sz w:val="19"/>
+              </w:rPr>
+              <w:t>None (public)</w:t>
+            </w:r>
+          </w:p>
+        </w:tc>
+        <w:tc>
+          <w:tcPr>
+            <w:tcW w:type="dxa" w:w="576"/>
+          </w:tcPr>
+          <w:p>
+            <w:r>
+              <w:rPr>
+                <w:sz w:val="19"/>
+              </w:rPr>
+              <w:t>S4</w:t>
+            </w:r>
+          </w:p>
+        </w:tc>
+      </w:tr>
+      <w:tr>
+        <w:tc>
+          <w:tcPr>
+            <w:tcW w:type="dxa" w:w="432"/>
+            <w:shd w:val="clear" w:color="auto" w:fill="DEEAF1"/>
+          </w:tcPr>
+          <w:p>
+            <w:r>
+              <w:rPr>
+                <w:sz w:val="19"/>
+              </w:rPr>
+              <w:t>29</w:t>
+            </w:r>
+          </w:p>
+        </w:tc>
+        <w:tc>
+          <w:tcPr>
+            <w:tcW w:type="dxa" w:w="1008"/>
+            <w:shd w:val="clear" w:color="auto" w:fill="DEEAF1"/>
+          </w:tcPr>
+          <w:p>
+            <w:r>
+              <w:rPr>
+                <w:sz w:val="19"/>
+              </w:rPr>
+              <w:t>DELETE</w:t>
+            </w:r>
+          </w:p>
+        </w:tc>
+        <w:tc>
+          <w:tcPr>
+            <w:tcW w:type="dxa" w:w="4032"/>
+            <w:shd w:val="clear" w:color="auto" w:fill="DEEAF1"/>
+          </w:tcPr>
+          <w:p>
+            <w:r>
+              <w:rPr>
+                <w:sz w:val="19"/>
+              </w:rPr>
+              <w:t>/videos/&lt;uuid&gt;/delete/</w:t>
+            </w:r>
+          </w:p>
+        </w:tc>
+        <w:tc>
+          <w:tcPr>
+            <w:tcW w:type="dxa" w:w="2016"/>
+            <w:shd w:val="clear" w:color="auto" w:fill="DEEAF1"/>
+          </w:tcPr>
+          <w:p>
+            <w:r>
+              <w:rPr>
+                <w:sz w:val="19"/>
+              </w:rPr>
+              <w:t>Vendor JWT only</w:t>
+            </w:r>
+          </w:p>
+        </w:tc>
+        <w:tc>
+          <w:tcPr>
+            <w:tcW w:type="dxa" w:w="576"/>
+            <w:shd w:val="clear" w:color="auto" w:fill="DEEAF1"/>
+          </w:tcPr>
+          <w:p>
+            <w:r>
+              <w:rPr>
+                <w:sz w:val="19"/>
+              </w:rPr>
+              <w:t>S4</w:t>
+            </w:r>
+          </w:p>
+        </w:tc>
+      </w:tr>
+      <w:tr>
+        <w:tc>
+          <w:tcPr>
+            <w:tcW w:type="dxa" w:w="432"/>
+          </w:tcPr>
+          <w:p>
+            <w:r>
+              <w:rPr>
+                <w:sz w:val="19"/>
+              </w:rPr>
+              <w:t>30</w:t>
             </w:r>
           </w:p>
         </w:tc>
@@ -9391,7 +9530,7 @@
           <w:b w:val="0"/>
           <w:sz w:val="22"/>
         </w:rPr>
-        <w:t>Follow Steps 24–29 after completing Step 23. Vendor must have a store (Step 10).</w:t>
+        <w:t>Follow Steps 24–31 after completing Step 23. Vendor must have a store (Step 10).</w:t>
       </w:r>
     </w:p>
     <w:p>
@@ -9817,7 +9956,7 @@
         <w:pStyle w:val="Heading2"/>
       </w:pPr>
       <w:r>
-        <w:t>STEP 26 — Video Detail  (Public)</w:t>
+        <w:t>STEP 26 — My Videos  (Vendor Library)</w:t>
       </w:r>
     </w:p>
     <w:p>
@@ -9839,7 +9978,7 @@
           <w:color w:val="1F4E79"/>
           <w:sz w:val="20"/>
         </w:rPr>
-        <w:t xml:space="preserve">  {{base_url}}/videos/{{video_id}}/</w:t>
+        <w:t xml:space="preserve">  {{base_url}}/videos/my-videos/</w:t>
       </w:r>
       <w:r>
         <w:rPr>
@@ -9847,16 +9986,19 @@
           <w:color w:val="777777"/>
           <w:sz w:val="18"/>
         </w:rPr>
-        <w:t xml:space="preserve">   [No Auth]   [Sprint 4]</w:t>
-      </w:r>
-    </w:p>
-    <w:p>
+        <w:t xml:space="preserve">   [Vendor JWT]   [Sprint 4]</w:t>
+      </w:r>
+    </w:p>
+    <w:p>
+      <w:pPr>
+        <w:ind w:left="288"/>
+      </w:pPr>
       <w:r>
         <w:rPr>
           <w:b w:val="0"/>
-          <w:sz w:val="22"/>
-        </w:rPr>
-        <w:t>No body. Replace {{video_id}} with UUID from Step 24.</w:t>
+          <w:sz w:val="20"/>
+        </w:rPr>
+        <w:t>Authorization: Bearer {{vendor_token}}</w:t>
       </w:r>
     </w:p>
     <w:p>
@@ -9865,149 +10007,7 @@
           <w:b/>
           <w:sz w:val="20"/>
         </w:rPr>
-        <w:t>Expected Response  200 OK:</w:t>
-      </w:r>
-    </w:p>
-    <w:p>
-      <w:pPr>
-        <w:spacing w:before="40" w:after="40"/>
-        <w:ind w:left="288"/>
-        <w:shd w:val="clear" w:color="auto" w:fill="F0F0F0"/>
-      </w:pPr>
-      <w:r>
-        <w:rPr>
-          <w:rFonts w:ascii="Courier New" w:hAnsi="Courier New"/>
-          <w:color w:val="1A1A8C"/>
-          <w:sz w:val="18"/>
-        </w:rPr>
-        <w:t>{</w:t>
-        <w:br/>
-        <w:t xml:space="preserve">  "id": "82d5ede8-...",</w:t>
-        <w:br/>
-        <w:t xml:space="preserve">  "store_id": "6c8adfdd-...",</w:t>
-        <w:br/>
-        <w:t xml:space="preserve">  "store_name": "Fashion Hub",</w:t>
-        <w:br/>
-        <w:t xml:space="preserve">  "title": "Summer Kurta Collection",</w:t>
-        <w:br/>
-        <w:t xml:space="preserve">  "description": "Handwoven cotton kurtas for the season",</w:t>
-        <w:br/>
-        <w:t xml:space="preserve">  "video_url": "https://mock-s3.dev/videos/hls/.../master.m3u8?dev=true",</w:t>
-        <w:br/>
-        <w:t xml:space="preserve">  "thumbnail_url": "https://mock-s3.dev/videos/thumbnails/.../thumb.jpg?dev=true",</w:t>
-        <w:br/>
-        <w:t xml:space="preserve">  "status": "ready",</w:t>
-        <w:br/>
-        <w:t xml:space="preserve">  "duration_seconds": 45,</w:t>
-        <w:br/>
-        <w:t xml:space="preserve">  "view_count": 1,</w:t>
-        <w:br/>
-        <w:t xml:space="preserve">  "like_count": 0,</w:t>
-        <w:br/>
-        <w:t xml:space="preserve">  "is_liked": false,</w:t>
-        <w:br/>
-        <w:t xml:space="preserve">  "locality": "Anna Salai",</w:t>
-        <w:br/>
-        <w:t xml:space="preserve">  "distance_km": null,</w:t>
-        <w:br/>
-        <w:t xml:space="preserve">  "is_visible": true,</w:t>
-        <w:br/>
-        <w:t xml:space="preserve">  "expires_at": "2026-06-14T...",</w:t>
-        <w:br/>
-        <w:t xml:space="preserve">  "created_at": "2026-05-15T..."</w:t>
-        <w:br/>
-        <w:t>}</w:t>
-      </w:r>
-    </w:p>
-    <w:p>
-      <w:pPr>
-        <w:ind w:left="288"/>
-        <w:shd w:val="clear" w:color="auto" w:fill="D1ECF1"/>
-      </w:pPr>
-      <w:r>
-        <w:rPr>
-          <w:i/>
-          <w:color w:val="0C5460"/>
-          <w:sz w:val="20"/>
-        </w:rPr>
-        <w:t xml:space="preserve">  💡  view_count increments by 1 on every GET call.</w:t>
-        <w:br/>
-        <w:t>Add Authorization header to see is_liked = true/false for the current user.</w:t>
-      </w:r>
-    </w:p>
-    <w:p>
-      <w:pPr>
-        <w:ind w:left="288"/>
-        <w:shd w:val="clear" w:color="auto" w:fill="FFF3CD"/>
-      </w:pPr>
-      <w:r>
-        <w:rPr>
-          <w:i/>
-          <w:color w:val="7D4E00"/>
-          <w:sz w:val="20"/>
-        </w:rPr>
-        <w:t xml:space="preserve">  ⚠️  Only videos with status=ready AND is_visible=true are returned.</w:t>
-        <w:br/>
-        <w:t>Videos still processing → 404 not_found (check back after transcoding).</w:t>
-      </w:r>
-    </w:p>
-    <w:p>
-      <w:pPr>
-        <w:spacing w:before="40" w:after="40"/>
-      </w:pPr>
-      <w:r>
-        <w:rPr>
-          <w:color w:val="CCCCCC"/>
-          <w:sz w:val="14"/>
-        </w:rPr>
-        <w:t>──────────────────────────────────────────────────────────────────────────────────────────</w:t>
-      </w:r>
-    </w:p>
-    <w:p>
-      <w:pPr>
-        <w:pStyle w:val="Heading2"/>
-      </w:pPr>
-      <w:r>
-        <w:t>STEP 27 — Video Feed  (Public — Location-based)</w:t>
-      </w:r>
-    </w:p>
-    <w:p>
-      <w:pPr>
-        <w:spacing w:before="120"/>
-        <w:shd w:val="clear" w:color="auto" w:fill="D4EDDA"/>
-      </w:pPr>
-      <w:r>
-        <w:rPr>
-          <w:b/>
-          <w:color w:val="155524"/>
-          <w:sz w:val="20"/>
-        </w:rPr>
-        <w:t xml:space="preserve">  GET  </w:t>
-      </w:r>
-      <w:r>
-        <w:rPr>
-          <w:b/>
-          <w:color w:val="1F4E79"/>
-          <w:sz w:val="20"/>
-        </w:rPr>
-        <w:t xml:space="preserve">  {{base_url}}/videos/feed/</w:t>
-      </w:r>
-      <w:r>
-        <w:rPr>
-          <w:i/>
-          <w:color w:val="777777"/>
-          <w:sz w:val="18"/>
-        </w:rPr>
-        <w:t xml:space="preserve">   [No Auth]   [Sprint 4]</w:t>
-      </w:r>
-    </w:p>
-    <w:p>
-      <w:r>
-        <w:rPr>
-          <w:b/>
-          <w:sz w:val="20"/>
-        </w:rPr>
-        <w:t>No body. Query parameters:</w:t>
+        <w:t>No request body. Optional query parameter:</w:t>
       </w:r>
     </w:p>
     <w:tbl>
@@ -10026,7 +10026,7 @@
       <w:tr>
         <w:tc>
           <w:tcPr>
-            <w:tcW w:type="dxa" w:w="1728"/>
+            <w:tcW w:type="dxa" w:w="1440"/>
             <w:shd w:val="clear" w:color="auto" w:fill="1F4E79"/>
           </w:tcPr>
           <w:p>
@@ -10058,7 +10058,7 @@
         </w:tc>
         <w:tc>
           <w:tcPr>
-            <w:tcW w:type="dxa" w:w="864"/>
+            <w:tcW w:type="dxa" w:w="3744"/>
             <w:shd w:val="clear" w:color="auto" w:fill="1F4E79"/>
           </w:tcPr>
           <w:p>
@@ -10068,13 +10068,13 @@
                 <w:color w:val="FFFFFF"/>
                 <w:sz w:val="20"/>
               </w:rPr>
-              <w:t>Default</w:t>
-            </w:r>
-          </w:p>
-        </w:tc>
-        <w:tc>
-          <w:tcPr>
-            <w:tcW w:type="dxa" w:w="5616"/>
+              <w:t>Values</w:t>
+            </w:r>
+          </w:p>
+        </w:tc>
+        <w:tc>
+          <w:tcPr>
+            <w:tcW w:type="dxa" w:w="3024"/>
             <w:shd w:val="clear" w:color="auto" w:fill="1F4E79"/>
           </w:tcPr>
           <w:p>
@@ -10092,7 +10092,7 @@
       <w:tr>
         <w:tc>
           <w:tcPr>
-            <w:tcW w:type="dxa" w:w="1728"/>
+            <w:tcW w:type="dxa" w:w="1440"/>
             <w:shd w:val="clear" w:color="auto" w:fill="DEEAF1"/>
           </w:tcPr>
           <w:p>
@@ -10100,7 +10100,7 @@
               <w:rPr>
                 <w:sz w:val="19"/>
               </w:rPr>
-              <w:t>lat</w:t>
+              <w:t>status</w:t>
             </w:r>
           </w:p>
         </w:tc>
@@ -10114,13 +10114,13 @@
               <w:rPr>
                 <w:sz w:val="19"/>
               </w:rPr>
-              <w:t>Yes</w:t>
-            </w:r>
-          </w:p>
-        </w:tc>
-        <w:tc>
-          <w:tcPr>
-            <w:tcW w:type="dxa" w:w="864"/>
+              <w:t>No</w:t>
+            </w:r>
+          </w:p>
+        </w:tc>
+        <w:tc>
+          <w:tcPr>
+            <w:tcW w:type="dxa" w:w="3744"/>
             <w:shd w:val="clear" w:color="auto" w:fill="DEEAF1"/>
           </w:tcPr>
           <w:p>
@@ -10128,13 +10128,13 @@
               <w:rPr>
                 <w:sz w:val="19"/>
               </w:rPr>
-              <w:t>—</w:t>
-            </w:r>
-          </w:p>
-        </w:tc>
-        <w:tc>
-          <w:tcPr>
-            <w:tcW w:type="dxa" w:w="5616"/>
+              <w:t>pending_upload | processing | ready | failed | expired</w:t>
+            </w:r>
+          </w:p>
+        </w:tc>
+        <w:tc>
+          <w:tcPr>
+            <w:tcW w:type="dxa" w:w="3024"/>
             <w:shd w:val="clear" w:color="auto" w:fill="DEEAF1"/>
           </w:tcPr>
           <w:p>
@@ -10142,173 +10142,7 @@
               <w:rPr>
                 <w:sz w:val="19"/>
               </w:rPr>
-              <w:t>User latitude (e.g. 13.0418 for Chennai)</w:t>
-            </w:r>
-          </w:p>
-        </w:tc>
-      </w:tr>
-      <w:tr>
-        <w:tc>
-          <w:tcPr>
-            <w:tcW w:type="dxa" w:w="1728"/>
-          </w:tcPr>
-          <w:p>
-            <w:r>
-              <w:rPr>
-                <w:sz w:val="19"/>
-              </w:rPr>
-              <w:t>lng</w:t>
-            </w:r>
-          </w:p>
-        </w:tc>
-        <w:tc>
-          <w:tcPr>
-            <w:tcW w:type="dxa" w:w="1152"/>
-          </w:tcPr>
-          <w:p>
-            <w:r>
-              <w:rPr>
-                <w:sz w:val="19"/>
-              </w:rPr>
-              <w:t>Yes</w:t>
-            </w:r>
-          </w:p>
-        </w:tc>
-        <w:tc>
-          <w:tcPr>
-            <w:tcW w:type="dxa" w:w="864"/>
-          </w:tcPr>
-          <w:p>
-            <w:r>
-              <w:rPr>
-                <w:sz w:val="19"/>
-              </w:rPr>
-              <w:t>—</w:t>
-            </w:r>
-          </w:p>
-        </w:tc>
-        <w:tc>
-          <w:tcPr>
-            <w:tcW w:type="dxa" w:w="5616"/>
-          </w:tcPr>
-          <w:p>
-            <w:r>
-              <w:rPr>
-                <w:sz w:val="19"/>
-              </w:rPr>
-              <w:t>User longitude (e.g. 80.2341 for Chennai)</w:t>
-            </w:r>
-          </w:p>
-        </w:tc>
-      </w:tr>
-      <w:tr>
-        <w:tc>
-          <w:tcPr>
-            <w:tcW w:type="dxa" w:w="1728"/>
-            <w:shd w:val="clear" w:color="auto" w:fill="DEEAF1"/>
-          </w:tcPr>
-          <w:p>
-            <w:r>
-              <w:rPr>
-                <w:sz w:val="19"/>
-              </w:rPr>
-              <w:t>radius</w:t>
-            </w:r>
-          </w:p>
-        </w:tc>
-        <w:tc>
-          <w:tcPr>
-            <w:tcW w:type="dxa" w:w="1152"/>
-            <w:shd w:val="clear" w:color="auto" w:fill="DEEAF1"/>
-          </w:tcPr>
-          <w:p>
-            <w:r>
-              <w:rPr>
-                <w:sz w:val="19"/>
-              </w:rPr>
-              <w:t>No</w:t>
-            </w:r>
-          </w:p>
-        </w:tc>
-        <w:tc>
-          <w:tcPr>
-            <w:tcW w:type="dxa" w:w="864"/>
-            <w:shd w:val="clear" w:color="auto" w:fill="DEEAF1"/>
-          </w:tcPr>
-          <w:p>
-            <w:r>
-              <w:rPr>
-                <w:sz w:val="19"/>
-              </w:rPr>
-              <w:t>5</w:t>
-            </w:r>
-          </w:p>
-        </w:tc>
-        <w:tc>
-          <w:tcPr>
-            <w:tcW w:type="dxa" w:w="5616"/>
-            <w:shd w:val="clear" w:color="auto" w:fill="DEEAF1"/>
-          </w:tcPr>
-          <w:p>
-            <w:r>
-              <w:rPr>
-                <w:sz w:val="19"/>
-              </w:rPr>
-              <w:t>Search radius in km (default 5, no max limit)</w:t>
-            </w:r>
-          </w:p>
-        </w:tc>
-      </w:tr>
-      <w:tr>
-        <w:tc>
-          <w:tcPr>
-            <w:tcW w:type="dxa" w:w="1728"/>
-          </w:tcPr>
-          <w:p>
-            <w:r>
-              <w:rPr>
-                <w:sz w:val="19"/>
-              </w:rPr>
-              <w:t>store_id</w:t>
-            </w:r>
-          </w:p>
-        </w:tc>
-        <w:tc>
-          <w:tcPr>
-            <w:tcW w:type="dxa" w:w="1152"/>
-          </w:tcPr>
-          <w:p>
-            <w:r>
-              <w:rPr>
-                <w:sz w:val="19"/>
-              </w:rPr>
-              <w:t>No</w:t>
-            </w:r>
-          </w:p>
-        </w:tc>
-        <w:tc>
-          <w:tcPr>
-            <w:tcW w:type="dxa" w:w="864"/>
-          </w:tcPr>
-          <w:p>
-            <w:r>
-              <w:rPr>
-                <w:sz w:val="19"/>
-              </w:rPr>
-              <w:t>all</w:t>
-            </w:r>
-          </w:p>
-        </w:tc>
-        <w:tc>
-          <w:tcPr>
-            <w:tcW w:type="dxa" w:w="5616"/>
-          </w:tcPr>
-          <w:p>
-            <w:r>
-              <w:rPr>
-                <w:sz w:val="19"/>
-              </w:rPr>
-              <w:t>Filter to a specific store UUID</w:t>
+              <w:t>Filter to a specific status</w:t>
             </w:r>
           </w:p>
         </w:tc>
@@ -10327,9 +10161,9 @@
           <w:color w:val="1A1A8C"/>
           <w:sz w:val="18"/>
         </w:rPr>
-        <w:t>GET {{base_url}}/videos/feed/?lat=13.0418&amp;lng=80.2341&amp;radius=10</w:t>
-        <w:br/>
-        <w:t>GET {{base_url}}/videos/feed/?lat=13.0418&amp;lng=80.2341&amp;store_id={{store_id}}</w:t>
+        <w:t>GET {{base_url}}/videos/my-videos/</w:t>
+        <w:br/>
+        <w:t>GET {{base_url}}/videos/my-videos/?status=ready</w:t>
       </w:r>
     </w:p>
     <w:p>
@@ -10359,6 +10193,800 @@
         <w:br/>
         <w:t xml:space="preserve">    "id": "82d5ede8-...",</w:t>
         <w:br/>
+        <w:t xml:space="preserve">    "title": "Summer Kurta Collection",</w:t>
+        <w:br/>
+        <w:t xml:space="preserve">    "status": "ready",</w:t>
+        <w:br/>
+        <w:t xml:space="preserve">    "video_url": "https://mock-s3.dev/...",</w:t>
+        <w:br/>
+        <w:t xml:space="preserve">    "duration_seconds": 45,</w:t>
+        <w:br/>
+        <w:t xml:space="preserve">    "view_count": 1,</w:t>
+        <w:br/>
+        <w:t xml:space="preserve">    "like_count": 0,</w:t>
+        <w:br/>
+        <w:t xml:space="preserve">    "is_visible": true,</w:t>
+        <w:br/>
+        <w:t xml:space="preserve">    "expires_at": "2026-06-14T...",</w:t>
+        <w:br/>
+        <w:t xml:space="preserve">    "created_at": "2026-05-15T..."</w:t>
+        <w:br/>
+        <w:t xml:space="preserve">  }</w:t>
+        <w:br/>
+        <w:t>]</w:t>
+      </w:r>
+    </w:p>
+    <w:p>
+      <w:pPr>
+        <w:ind w:left="288"/>
+        <w:shd w:val="clear" w:color="auto" w:fill="D1ECF1"/>
+      </w:pPr>
+      <w:r>
+        <w:rPr>
+          <w:i/>
+          <w:color w:val="0C5460"/>
+          <w:sz w:val="20"/>
+        </w:rPr>
+        <w:t xml:space="preserve">  💡  Use ?status=processing after confirm-upload to monitor transcoding progress.</w:t>
+        <w:br/>
+        <w:t>Returns [] (empty array) if vendor has no store yet — no error.</w:t>
+      </w:r>
+    </w:p>
+    <w:p>
+      <w:pPr>
+        <w:ind w:left="288"/>
+        <w:shd w:val="clear" w:color="auto" w:fill="F8D7DA"/>
+      </w:pPr>
+      <w:r>
+        <w:rPr>
+          <w:i/>
+          <w:color w:val="7B1D1D"/>
+          <w:sz w:val="20"/>
+        </w:rPr>
+        <w:t xml:space="preserve">  🚫  Customer token → 403 Vendor access only.</w:t>
+      </w:r>
+    </w:p>
+    <w:p>
+      <w:pPr>
+        <w:spacing w:before="40" w:after="40"/>
+      </w:pPr>
+      <w:r>
+        <w:rPr>
+          <w:color w:val="CCCCCC"/>
+          <w:sz w:val="14"/>
+        </w:rPr>
+        <w:t>──────────────────────────────────────────────────────────────────────────────────────────</w:t>
+      </w:r>
+    </w:p>
+    <w:p>
+      <w:pPr>
+        <w:pStyle w:val="Heading2"/>
+      </w:pPr>
+      <w:r>
+        <w:t>STEP 27 — Update Video  (Vendor Only)</w:t>
+      </w:r>
+    </w:p>
+    <w:p>
+      <w:pPr>
+        <w:spacing w:before="120"/>
+        <w:shd w:val="clear" w:color="auto" w:fill="FFF3CD"/>
+      </w:pPr>
+      <w:r>
+        <w:rPr>
+          <w:b/>
+          <w:color w:val="7D4E00"/>
+          <w:sz w:val="20"/>
+        </w:rPr>
+        <w:t xml:space="preserve">  PATCH  </w:t>
+      </w:r>
+      <w:r>
+        <w:rPr>
+          <w:b/>
+          <w:color w:val="1F4E79"/>
+          <w:sz w:val="20"/>
+        </w:rPr>
+        <w:t xml:space="preserve">  {{base_url}}/videos/{{video_id}}/update/</w:t>
+      </w:r>
+      <w:r>
+        <w:rPr>
+          <w:i/>
+          <w:color w:val="777777"/>
+          <w:sz w:val="18"/>
+        </w:rPr>
+        <w:t xml:space="preserve">   [Vendor JWT]   [Sprint 4]</w:t>
+      </w:r>
+    </w:p>
+    <w:p>
+      <w:pPr>
+        <w:ind w:left="288"/>
+      </w:pPr>
+      <w:r>
+        <w:rPr>
+          <w:b w:val="0"/>
+          <w:sz w:val="20"/>
+        </w:rPr>
+        <w:t>Authorization: Bearer {{vendor_token}}</w:t>
+      </w:r>
+    </w:p>
+    <w:p>
+      <w:pPr>
+        <w:ind w:left="288"/>
+      </w:pPr>
+      <w:r>
+        <w:rPr>
+          <w:b w:val="0"/>
+          <w:sz w:val="20"/>
+        </w:rPr>
+        <w:t>Content-Type: application/json</w:t>
+      </w:r>
+    </w:p>
+    <w:p>
+      <w:r>
+        <w:rPr>
+          <w:b/>
+          <w:sz w:val="20"/>
+        </w:rPr>
+        <w:t>Request Body (send only the fields you want to change):</w:t>
+      </w:r>
+    </w:p>
+    <w:p>
+      <w:pPr>
+        <w:spacing w:before="40" w:after="40"/>
+        <w:ind w:left="288"/>
+        <w:shd w:val="clear" w:color="auto" w:fill="F0F0F0"/>
+      </w:pPr>
+      <w:r>
+        <w:rPr>
+          <w:rFonts w:ascii="Courier New" w:hAnsi="Courier New"/>
+          <w:color w:val="1A1A8C"/>
+          <w:sz w:val="18"/>
+        </w:rPr>
+        <w:t>{</w:t>
+        <w:br/>
+        <w:t xml:space="preserve">  "title": "Revised Summer Collection",</w:t>
+        <w:br/>
+        <w:t xml:space="preserve">  "is_visible": false</w:t>
+        <w:br/>
+        <w:t>}</w:t>
+      </w:r>
+    </w:p>
+    <w:p>
+      <w:pPr>
+        <w:ind w:left="288"/>
+      </w:pPr>
+      <w:r>
+        <w:rPr>
+          <w:b w:val="0"/>
+          <w:sz w:val="20"/>
+        </w:rPr>
+        <w:t>Patchable fields: title, description, is_visible</w:t>
+      </w:r>
+    </w:p>
+    <w:p>
+      <w:r>
+        <w:rPr>
+          <w:b/>
+          <w:sz w:val="20"/>
+        </w:rPr>
+        <w:t>Expected Response  200 OK:</w:t>
+      </w:r>
+    </w:p>
+    <w:p>
+      <w:pPr>
+        <w:spacing w:before="40" w:after="40"/>
+        <w:ind w:left="288"/>
+        <w:shd w:val="clear" w:color="auto" w:fill="F0F0F0"/>
+      </w:pPr>
+      <w:r>
+        <w:rPr>
+          <w:rFonts w:ascii="Courier New" w:hAnsi="Courier New"/>
+          <w:color w:val="1A1A8C"/>
+          <w:sz w:val="18"/>
+        </w:rPr>
+        <w:t>{</w:t>
+        <w:br/>
+        <w:t xml:space="preserve">  "id": "82d5ede8-...",</w:t>
+        <w:br/>
+        <w:t xml:space="preserve">  "title": "Revised Summer Collection",</w:t>
+        <w:br/>
+        <w:t xml:space="preserve">  "is_visible": false,</w:t>
+        <w:br/>
+        <w:t xml:space="preserve">  ...</w:t>
+        <w:br/>
+        <w:t>}</w:t>
+      </w:r>
+    </w:p>
+    <w:p>
+      <w:pPr>
+        <w:ind w:left="288"/>
+        <w:shd w:val="clear" w:color="auto" w:fill="D1ECF1"/>
+      </w:pPr>
+      <w:r>
+        <w:rPr>
+          <w:i/>
+          <w:color w:val="0C5460"/>
+          <w:sz w:val="20"/>
+        </w:rPr>
+        <w:t xml:space="preserve">  💡  Set is_visible: false to hide a video from the public feed without deleting it.</w:t>
+        <w:br/>
+        <w:t>Set is_visible: true to re-publish it.</w:t>
+      </w:r>
+    </w:p>
+    <w:p>
+      <w:pPr>
+        <w:ind w:left="288"/>
+        <w:shd w:val="clear" w:color="auto" w:fill="F8D7DA"/>
+      </w:pPr>
+      <w:r>
+        <w:rPr>
+          <w:i/>
+          <w:color w:val="7B1D1D"/>
+          <w:sz w:val="20"/>
+        </w:rPr>
+        <w:t xml:space="preserve">  🚫  Another vendor's video_id → 404 not_found (filtered to own store).</w:t>
+        <w:br/>
+        <w:t xml:space="preserve">     Customer token → 403 Vendor access only.</w:t>
+      </w:r>
+    </w:p>
+    <w:p>
+      <w:pPr>
+        <w:spacing w:before="40" w:after="40"/>
+      </w:pPr>
+      <w:r>
+        <w:rPr>
+          <w:color w:val="CCCCCC"/>
+          <w:sz w:val="14"/>
+        </w:rPr>
+        <w:t>──────────────────────────────────────────────────────────────────────────────────────────</w:t>
+      </w:r>
+    </w:p>
+    <w:p>
+      <w:pPr>
+        <w:pStyle w:val="Heading2"/>
+      </w:pPr>
+      <w:r>
+        <w:t>STEP 28 — Video Detail  (Public)</w:t>
+      </w:r>
+    </w:p>
+    <w:p>
+      <w:pPr>
+        <w:spacing w:before="120"/>
+        <w:shd w:val="clear" w:color="auto" w:fill="D4EDDA"/>
+      </w:pPr>
+      <w:r>
+        <w:rPr>
+          <w:b/>
+          <w:color w:val="155524"/>
+          <w:sz w:val="20"/>
+        </w:rPr>
+        <w:t xml:space="preserve">  GET  </w:t>
+      </w:r>
+      <w:r>
+        <w:rPr>
+          <w:b/>
+          <w:color w:val="1F4E79"/>
+          <w:sz w:val="20"/>
+        </w:rPr>
+        <w:t xml:space="preserve">  {{base_url}}/videos/{{video_id}}/</w:t>
+      </w:r>
+      <w:r>
+        <w:rPr>
+          <w:i/>
+          <w:color w:val="777777"/>
+          <w:sz w:val="18"/>
+        </w:rPr>
+        <w:t xml:space="preserve">   [No Auth]   [Sprint 4]</w:t>
+      </w:r>
+    </w:p>
+    <w:p>
+      <w:r>
+        <w:rPr>
+          <w:b w:val="0"/>
+          <w:sz w:val="22"/>
+        </w:rPr>
+        <w:t>No body. Replace {{video_id}} with UUID from Step 24.</w:t>
+      </w:r>
+    </w:p>
+    <w:p>
+      <w:r>
+        <w:rPr>
+          <w:b/>
+          <w:sz w:val="20"/>
+        </w:rPr>
+        <w:t>Expected Response  200 OK:</w:t>
+      </w:r>
+    </w:p>
+    <w:p>
+      <w:pPr>
+        <w:spacing w:before="40" w:after="40"/>
+        <w:ind w:left="288"/>
+        <w:shd w:val="clear" w:color="auto" w:fill="F0F0F0"/>
+      </w:pPr>
+      <w:r>
+        <w:rPr>
+          <w:rFonts w:ascii="Courier New" w:hAnsi="Courier New"/>
+          <w:color w:val="1A1A8C"/>
+          <w:sz w:val="18"/>
+        </w:rPr>
+        <w:t>{</w:t>
+        <w:br/>
+        <w:t xml:space="preserve">  "id": "82d5ede8-...",</w:t>
+        <w:br/>
+        <w:t xml:space="preserve">  "store_id": "6c8adfdd-...",</w:t>
+        <w:br/>
+        <w:t xml:space="preserve">  "store_name": "Fashion Hub",</w:t>
+        <w:br/>
+        <w:t xml:space="preserve">  "title": "Summer Kurta Collection",</w:t>
+        <w:br/>
+        <w:t xml:space="preserve">  "description": "Handwoven cotton kurtas for the season",</w:t>
+        <w:br/>
+        <w:t xml:space="preserve">  "video_url": "https://mock-s3.dev/videos/hls/.../master.m3u8?dev=true",</w:t>
+        <w:br/>
+        <w:t xml:space="preserve">  "thumbnail_url": "https://mock-s3.dev/videos/thumbnails/.../thumb.jpg?dev=true",</w:t>
+        <w:br/>
+        <w:t xml:space="preserve">  "status": "ready",</w:t>
+        <w:br/>
+        <w:t xml:space="preserve">  "duration_seconds": 45,</w:t>
+        <w:br/>
+        <w:t xml:space="preserve">  "view_count": 1,</w:t>
+        <w:br/>
+        <w:t xml:space="preserve">  "like_count": 0,</w:t>
+        <w:br/>
+        <w:t xml:space="preserve">  "is_liked": false,</w:t>
+        <w:br/>
+        <w:t xml:space="preserve">  "locality": "Anna Salai",</w:t>
+        <w:br/>
+        <w:t xml:space="preserve">  "distance_km": null,</w:t>
+        <w:br/>
+        <w:t xml:space="preserve">  "is_visible": true,</w:t>
+        <w:br/>
+        <w:t xml:space="preserve">  "expires_at": "2026-06-14T...",</w:t>
+        <w:br/>
+        <w:t xml:space="preserve">  "created_at": "2026-05-15T..."</w:t>
+        <w:br/>
+        <w:t>}</w:t>
+      </w:r>
+    </w:p>
+    <w:p>
+      <w:pPr>
+        <w:ind w:left="288"/>
+        <w:shd w:val="clear" w:color="auto" w:fill="D1ECF1"/>
+      </w:pPr>
+      <w:r>
+        <w:rPr>
+          <w:i/>
+          <w:color w:val="0C5460"/>
+          <w:sz w:val="20"/>
+        </w:rPr>
+        <w:t xml:space="preserve">  💡  view_count increments by 1 on every GET call.</w:t>
+        <w:br/>
+        <w:t>Add Authorization header to see is_liked = true/false for the current user.</w:t>
+      </w:r>
+    </w:p>
+    <w:p>
+      <w:pPr>
+        <w:ind w:left="288"/>
+        <w:shd w:val="clear" w:color="auto" w:fill="FFF3CD"/>
+      </w:pPr>
+      <w:r>
+        <w:rPr>
+          <w:i/>
+          <w:color w:val="7D4E00"/>
+          <w:sz w:val="20"/>
+        </w:rPr>
+        <w:t xml:space="preserve">  ⚠️  Only videos with status=ready AND is_visible=true are returned.</w:t>
+        <w:br/>
+        <w:t>Videos still processing → 404 not_found (check back after transcoding).</w:t>
+      </w:r>
+    </w:p>
+    <w:p>
+      <w:pPr>
+        <w:spacing w:before="40" w:after="40"/>
+      </w:pPr>
+      <w:r>
+        <w:rPr>
+          <w:color w:val="CCCCCC"/>
+          <w:sz w:val="14"/>
+        </w:rPr>
+        <w:t>──────────────────────────────────────────────────────────────────────────────────────────</w:t>
+      </w:r>
+    </w:p>
+    <w:p>
+      <w:pPr>
+        <w:pStyle w:val="Heading2"/>
+      </w:pPr>
+      <w:r>
+        <w:t>STEP 29 — Video Feed  (Public — Location-based)</w:t>
+      </w:r>
+    </w:p>
+    <w:p>
+      <w:pPr>
+        <w:spacing w:before="120"/>
+        <w:shd w:val="clear" w:color="auto" w:fill="D4EDDA"/>
+      </w:pPr>
+      <w:r>
+        <w:rPr>
+          <w:b/>
+          <w:color w:val="155524"/>
+          <w:sz w:val="20"/>
+        </w:rPr>
+        <w:t xml:space="preserve">  GET  </w:t>
+      </w:r>
+      <w:r>
+        <w:rPr>
+          <w:b/>
+          <w:color w:val="1F4E79"/>
+          <w:sz w:val="20"/>
+        </w:rPr>
+        <w:t xml:space="preserve">  {{base_url}}/videos/feed/</w:t>
+      </w:r>
+      <w:r>
+        <w:rPr>
+          <w:i/>
+          <w:color w:val="777777"/>
+          <w:sz w:val="18"/>
+        </w:rPr>
+        <w:t xml:space="preserve">   [No Auth]   [Sprint 4]</w:t>
+      </w:r>
+    </w:p>
+    <w:p>
+      <w:r>
+        <w:rPr>
+          <w:b/>
+          <w:sz w:val="20"/>
+        </w:rPr>
+        <w:t>No body. Query parameters:</w:t>
+      </w:r>
+    </w:p>
+    <w:tbl>
+      <w:tblPr>
+        <w:tblStyle w:val="TableGrid"/>
+        <w:tblW w:type="auto" w:w="0"/>
+        <w:jc w:val="left"/>
+        <w:tblLook w:firstColumn="1" w:firstRow="1" w:lastColumn="0" w:lastRow="0" w:noHBand="0" w:noVBand="1" w:val="04A0"/>
+      </w:tblPr>
+      <w:tblGrid>
+        <w:gridCol w:w="2412"/>
+        <w:gridCol w:w="2412"/>
+        <w:gridCol w:w="2412"/>
+        <w:gridCol w:w="2412"/>
+      </w:tblGrid>
+      <w:tr>
+        <w:tc>
+          <w:tcPr>
+            <w:tcW w:type="dxa" w:w="1728"/>
+            <w:shd w:val="clear" w:color="auto" w:fill="1F4E79"/>
+          </w:tcPr>
+          <w:p>
+            <w:r>
+              <w:rPr>
+                <w:b/>
+                <w:color w:val="FFFFFF"/>
+                <w:sz w:val="20"/>
+              </w:rPr>
+              <w:t>Parameter</w:t>
+            </w:r>
+          </w:p>
+        </w:tc>
+        <w:tc>
+          <w:tcPr>
+            <w:tcW w:type="dxa" w:w="1152"/>
+            <w:shd w:val="clear" w:color="auto" w:fill="1F4E79"/>
+          </w:tcPr>
+          <w:p>
+            <w:r>
+              <w:rPr>
+                <w:b/>
+                <w:color w:val="FFFFFF"/>
+                <w:sz w:val="20"/>
+              </w:rPr>
+              <w:t>Required</w:t>
+            </w:r>
+          </w:p>
+        </w:tc>
+        <w:tc>
+          <w:tcPr>
+            <w:tcW w:type="dxa" w:w="864"/>
+            <w:shd w:val="clear" w:color="auto" w:fill="1F4E79"/>
+          </w:tcPr>
+          <w:p>
+            <w:r>
+              <w:rPr>
+                <w:b/>
+                <w:color w:val="FFFFFF"/>
+                <w:sz w:val="20"/>
+              </w:rPr>
+              <w:t>Default</w:t>
+            </w:r>
+          </w:p>
+        </w:tc>
+        <w:tc>
+          <w:tcPr>
+            <w:tcW w:type="dxa" w:w="5616"/>
+            <w:shd w:val="clear" w:color="auto" w:fill="1F4E79"/>
+          </w:tcPr>
+          <w:p>
+            <w:r>
+              <w:rPr>
+                <w:b/>
+                <w:color w:val="FFFFFF"/>
+                <w:sz w:val="20"/>
+              </w:rPr>
+              <w:t>Description</w:t>
+            </w:r>
+          </w:p>
+        </w:tc>
+      </w:tr>
+      <w:tr>
+        <w:tc>
+          <w:tcPr>
+            <w:tcW w:type="dxa" w:w="1728"/>
+            <w:shd w:val="clear" w:color="auto" w:fill="DEEAF1"/>
+          </w:tcPr>
+          <w:p>
+            <w:r>
+              <w:rPr>
+                <w:sz w:val="19"/>
+              </w:rPr>
+              <w:t>lat</w:t>
+            </w:r>
+          </w:p>
+        </w:tc>
+        <w:tc>
+          <w:tcPr>
+            <w:tcW w:type="dxa" w:w="1152"/>
+            <w:shd w:val="clear" w:color="auto" w:fill="DEEAF1"/>
+          </w:tcPr>
+          <w:p>
+            <w:r>
+              <w:rPr>
+                <w:sz w:val="19"/>
+              </w:rPr>
+              <w:t>Yes</w:t>
+            </w:r>
+          </w:p>
+        </w:tc>
+        <w:tc>
+          <w:tcPr>
+            <w:tcW w:type="dxa" w:w="864"/>
+            <w:shd w:val="clear" w:color="auto" w:fill="DEEAF1"/>
+          </w:tcPr>
+          <w:p>
+            <w:r>
+              <w:rPr>
+                <w:sz w:val="19"/>
+              </w:rPr>
+              <w:t>—</w:t>
+            </w:r>
+          </w:p>
+        </w:tc>
+        <w:tc>
+          <w:tcPr>
+            <w:tcW w:type="dxa" w:w="5616"/>
+            <w:shd w:val="clear" w:color="auto" w:fill="DEEAF1"/>
+          </w:tcPr>
+          <w:p>
+            <w:r>
+              <w:rPr>
+                <w:sz w:val="19"/>
+              </w:rPr>
+              <w:t>User latitude (e.g. 13.0418 for Chennai)</w:t>
+            </w:r>
+          </w:p>
+        </w:tc>
+      </w:tr>
+      <w:tr>
+        <w:tc>
+          <w:tcPr>
+            <w:tcW w:type="dxa" w:w="1728"/>
+          </w:tcPr>
+          <w:p>
+            <w:r>
+              <w:rPr>
+                <w:sz w:val="19"/>
+              </w:rPr>
+              <w:t>lng</w:t>
+            </w:r>
+          </w:p>
+        </w:tc>
+        <w:tc>
+          <w:tcPr>
+            <w:tcW w:type="dxa" w:w="1152"/>
+          </w:tcPr>
+          <w:p>
+            <w:r>
+              <w:rPr>
+                <w:sz w:val="19"/>
+              </w:rPr>
+              <w:t>Yes</w:t>
+            </w:r>
+          </w:p>
+        </w:tc>
+        <w:tc>
+          <w:tcPr>
+            <w:tcW w:type="dxa" w:w="864"/>
+          </w:tcPr>
+          <w:p>
+            <w:r>
+              <w:rPr>
+                <w:sz w:val="19"/>
+              </w:rPr>
+              <w:t>—</w:t>
+            </w:r>
+          </w:p>
+        </w:tc>
+        <w:tc>
+          <w:tcPr>
+            <w:tcW w:type="dxa" w:w="5616"/>
+          </w:tcPr>
+          <w:p>
+            <w:r>
+              <w:rPr>
+                <w:sz w:val="19"/>
+              </w:rPr>
+              <w:t>User longitude (e.g. 80.2341 for Chennai)</w:t>
+            </w:r>
+          </w:p>
+        </w:tc>
+      </w:tr>
+      <w:tr>
+        <w:tc>
+          <w:tcPr>
+            <w:tcW w:type="dxa" w:w="1728"/>
+            <w:shd w:val="clear" w:color="auto" w:fill="DEEAF1"/>
+          </w:tcPr>
+          <w:p>
+            <w:r>
+              <w:rPr>
+                <w:sz w:val="19"/>
+              </w:rPr>
+              <w:t>radius</w:t>
+            </w:r>
+          </w:p>
+        </w:tc>
+        <w:tc>
+          <w:tcPr>
+            <w:tcW w:type="dxa" w:w="1152"/>
+            <w:shd w:val="clear" w:color="auto" w:fill="DEEAF1"/>
+          </w:tcPr>
+          <w:p>
+            <w:r>
+              <w:rPr>
+                <w:sz w:val="19"/>
+              </w:rPr>
+              <w:t>No</w:t>
+            </w:r>
+          </w:p>
+        </w:tc>
+        <w:tc>
+          <w:tcPr>
+            <w:tcW w:type="dxa" w:w="864"/>
+            <w:shd w:val="clear" w:color="auto" w:fill="DEEAF1"/>
+          </w:tcPr>
+          <w:p>
+            <w:r>
+              <w:rPr>
+                <w:sz w:val="19"/>
+              </w:rPr>
+              <w:t>5</w:t>
+            </w:r>
+          </w:p>
+        </w:tc>
+        <w:tc>
+          <w:tcPr>
+            <w:tcW w:type="dxa" w:w="5616"/>
+            <w:shd w:val="clear" w:color="auto" w:fill="DEEAF1"/>
+          </w:tcPr>
+          <w:p>
+            <w:r>
+              <w:rPr>
+                <w:sz w:val="19"/>
+              </w:rPr>
+              <w:t>Search radius in km (default 5, no max limit)</w:t>
+            </w:r>
+          </w:p>
+        </w:tc>
+      </w:tr>
+      <w:tr>
+        <w:tc>
+          <w:tcPr>
+            <w:tcW w:type="dxa" w:w="1728"/>
+          </w:tcPr>
+          <w:p>
+            <w:r>
+              <w:rPr>
+                <w:sz w:val="19"/>
+              </w:rPr>
+              <w:t>store_id</w:t>
+            </w:r>
+          </w:p>
+        </w:tc>
+        <w:tc>
+          <w:tcPr>
+            <w:tcW w:type="dxa" w:w="1152"/>
+          </w:tcPr>
+          <w:p>
+            <w:r>
+              <w:rPr>
+                <w:sz w:val="19"/>
+              </w:rPr>
+              <w:t>No</w:t>
+            </w:r>
+          </w:p>
+        </w:tc>
+        <w:tc>
+          <w:tcPr>
+            <w:tcW w:type="dxa" w:w="864"/>
+          </w:tcPr>
+          <w:p>
+            <w:r>
+              <w:rPr>
+                <w:sz w:val="19"/>
+              </w:rPr>
+              <w:t>all</w:t>
+            </w:r>
+          </w:p>
+        </w:tc>
+        <w:tc>
+          <w:tcPr>
+            <w:tcW w:type="dxa" w:w="5616"/>
+          </w:tcPr>
+          <w:p>
+            <w:r>
+              <w:rPr>
+                <w:sz w:val="19"/>
+              </w:rPr>
+              <w:t>Filter to a specific store UUID</w:t>
+            </w:r>
+          </w:p>
+        </w:tc>
+      </w:tr>
+    </w:tbl>
+    <w:p/>
+    <w:p>
+      <w:pPr>
+        <w:spacing w:before="40" w:after="40"/>
+        <w:ind w:left="288"/>
+        <w:shd w:val="clear" w:color="auto" w:fill="F0F0F0"/>
+      </w:pPr>
+      <w:r>
+        <w:rPr>
+          <w:rFonts w:ascii="Courier New" w:hAnsi="Courier New"/>
+          <w:color w:val="1A1A8C"/>
+          <w:sz w:val="18"/>
+        </w:rPr>
+        <w:t>GET {{base_url}}/videos/feed/?lat=13.0418&amp;lng=80.2341&amp;radius=10</w:t>
+        <w:br/>
+        <w:t>GET {{base_url}}/videos/feed/?lat=13.0418&amp;lng=80.2341&amp;store_id={{store_id}}</w:t>
+      </w:r>
+    </w:p>
+    <w:p>
+      <w:r>
+        <w:rPr>
+          <w:b/>
+          <w:sz w:val="20"/>
+        </w:rPr>
+        <w:t>Expected Response  200 OK:</w:t>
+      </w:r>
+    </w:p>
+    <w:p>
+      <w:pPr>
+        <w:spacing w:before="40" w:after="40"/>
+        <w:ind w:left="288"/>
+        <w:shd w:val="clear" w:color="auto" w:fill="F0F0F0"/>
+      </w:pPr>
+      <w:r>
+        <w:rPr>
+          <w:rFonts w:ascii="Courier New" w:hAnsi="Courier New"/>
+          <w:color w:val="1A1A8C"/>
+          <w:sz w:val="18"/>
+        </w:rPr>
+        <w:t>[</w:t>
+        <w:br/>
+        <w:t xml:space="preserve">  {</w:t>
+        <w:br/>
+        <w:t xml:space="preserve">    "id": "82d5ede8-...",</w:t>
+        <w:br/>
         <w:t xml:space="preserve">    "store_name": "Fashion Hub",</w:t>
         <w:br/>
         <w:t xml:space="preserve">    "title": "Summer Kurta Collection",</w:t>
@@ -10429,7 +11057,7 @@
         <w:pStyle w:val="Heading2"/>
       </w:pPr>
       <w:r>
-        <w:t>STEP 28 — Like / Unlike Video  (Toggle)</w:t>
+        <w:t>STEP 30 — Like / Unlike Video  (Toggle)</w:t>
       </w:r>
     </w:p>
     <w:p>
@@ -10588,7 +11216,7 @@
         <w:pStyle w:val="Heading2"/>
       </w:pPr>
       <w:r>
-        <w:t>STEP 29 — Delete Video  (Store Owner Only)</w:t>
+        <w:t>STEP 31 — Delete Video  (Store Owner Only)</w:t>
       </w:r>
     </w:p>
     <w:p>
@@ -12542,7 +13170,7 @@
               <w:rPr>
                 <w:sz w:val="19"/>
               </w:rPr>
-              <w:t>Confirm another vendor video</w:t>
+              <w:t>Duration too long</w:t>
             </w:r>
           </w:p>
         </w:tc>
@@ -12556,7 +13184,7 @@
               <w:rPr>
                 <w:sz w:val="19"/>
               </w:rPr>
-              <w:t>POST /videos/&lt;id&gt;/confirm-upload/ — wrong vendor</w:t>
+              <w:t>POST /videos/&lt;id&gt;/confirm-upload/ — duration_seconds=120</w:t>
             </w:r>
           </w:p>
         </w:tc>
@@ -12570,7 +13198,7 @@
               <w:rPr>
                 <w:sz w:val="19"/>
               </w:rPr>
-              <w:t>404 — not_found</w:t>
+              <w:t>400 — cannot exceed 60 seconds</w:t>
             </w:r>
           </w:p>
         </w:tc>
@@ -12585,7 +13213,7 @@
               <w:rPr>
                 <w:sz w:val="19"/>
               </w:rPr>
-              <w:t>Feed without lat/lng</w:t>
+              <w:t>Confirm another vendor video</w:t>
             </w:r>
           </w:p>
         </w:tc>
@@ -12598,7 +13226,7 @@
               <w:rPr>
                 <w:sz w:val="19"/>
               </w:rPr>
-              <w:t>GET /videos/feed/ — no ?lat=&amp;lng= params</w:t>
+              <w:t>POST /videos/&lt;id&gt;/confirm-upload/ — wrong vendor</w:t>
             </w:r>
           </w:p>
         </w:tc>
@@ -12611,7 +13239,7 @@
               <w:rPr>
                 <w:sz w:val="19"/>
               </w:rPr>
-              <w:t>400 — lat and lng are required numbers</w:t>
+              <w:t>404 — not_found</w:t>
             </w:r>
           </w:p>
         </w:tc>
@@ -12627,7 +13255,7 @@
               <w:rPr>
                 <w:sz w:val="19"/>
               </w:rPr>
-              <w:t>Detail on processing video</w:t>
+              <w:t>Feed without lat/lng</w:t>
             </w:r>
           </w:p>
         </w:tc>
@@ -12641,7 +13269,7 @@
               <w:rPr>
                 <w:sz w:val="19"/>
               </w:rPr>
-              <w:t>GET /videos/&lt;id&gt;/ while status=processing</w:t>
+              <w:t>GET /videos/feed/ — no ?lat=&amp;lng= params</w:t>
             </w:r>
           </w:p>
         </w:tc>
@@ -12655,7 +13283,7 @@
               <w:rPr>
                 <w:sz w:val="19"/>
               </w:rPr>
-              <w:t>404 — not_found (only ready shown)</w:t>
+              <w:t>400 — lat and lng are required numbers</w:t>
             </w:r>
           </w:p>
         </w:tc>
@@ -12670,6 +13298,48 @@
               <w:rPr>
                 <w:sz w:val="19"/>
               </w:rPr>
+              <w:t>Detail on processing video</w:t>
+            </w:r>
+          </w:p>
+        </w:tc>
+        <w:tc>
+          <w:tcPr>
+            <w:tcW w:type="dxa" w:w="3456"/>
+          </w:tcPr>
+          <w:p>
+            <w:r>
+              <w:rPr>
+                <w:sz w:val="19"/>
+              </w:rPr>
+              <w:t>GET /videos/&lt;id&gt;/ while status=processing</w:t>
+            </w:r>
+          </w:p>
+        </w:tc>
+        <w:tc>
+          <w:tcPr>
+            <w:tcW w:type="dxa" w:w="3168"/>
+          </w:tcPr>
+          <w:p>
+            <w:r>
+              <w:rPr>
+                <w:sz w:val="19"/>
+              </w:rPr>
+              <w:t>404 — not_found (only ready shown)</w:t>
+            </w:r>
+          </w:p>
+        </w:tc>
+      </w:tr>
+      <w:tr>
+        <w:tc>
+          <w:tcPr>
+            <w:tcW w:type="dxa" w:w="2880"/>
+            <w:shd w:val="clear" w:color="auto" w:fill="DEEAF1"/>
+          </w:tcPr>
+          <w:p>
+            <w:r>
+              <w:rPr>
+                <w:sz w:val="19"/>
+              </w:rPr>
               <w:t>Like without auth</w:t>
             </w:r>
           </w:p>
@@ -12677,6 +13347,7 @@
         <w:tc>
           <w:tcPr>
             <w:tcW w:type="dxa" w:w="3456"/>
+            <w:shd w:val="clear" w:color="auto" w:fill="DEEAF1"/>
           </w:tcPr>
           <w:p>
             <w:r>
@@ -12690,6 +13361,7 @@
         <w:tc>
           <w:tcPr>
             <w:tcW w:type="dxa" w:w="3168"/>
+            <w:shd w:val="clear" w:color="auto" w:fill="DEEAF1"/>
           </w:tcPr>
           <w:p>
             <w:r>
@@ -12697,6 +13369,47 @@
                 <w:sz w:val="19"/>
               </w:rPr>
               <w:t>401 — authentication_failed</w:t>
+            </w:r>
+          </w:p>
+        </w:tc>
+      </w:tr>
+      <w:tr>
+        <w:tc>
+          <w:tcPr>
+            <w:tcW w:type="dxa" w:w="2880"/>
+          </w:tcPr>
+          <w:p>
+            <w:r>
+              <w:rPr>
+                <w:sz w:val="19"/>
+              </w:rPr>
+              <w:t>Update another vendor video</w:t>
+            </w:r>
+          </w:p>
+        </w:tc>
+        <w:tc>
+          <w:tcPr>
+            <w:tcW w:type="dxa" w:w="3456"/>
+          </w:tcPr>
+          <w:p>
+            <w:r>
+              <w:rPr>
+                <w:sz w:val="19"/>
+              </w:rPr>
+              <w:t>PATCH /videos/&lt;id&gt;/update/ — different vendor token</w:t>
+            </w:r>
+          </w:p>
+        </w:tc>
+        <w:tc>
+          <w:tcPr>
+            <w:tcW w:type="dxa" w:w="3168"/>
+          </w:tcPr>
+          <w:p>
+            <w:r>
+              <w:rPr>
+                <w:sz w:val="19"/>
+              </w:rPr>
+              <w:t>404 — not_found</w:t>
             </w:r>
           </w:p>
         </w:tc>
@@ -12884,6 +13597,10 @@
         <w:t xml:space="preserve">    ├── Request Upload URL ← Tests script saves video_id</w:t>
         <w:br/>
         <w:t xml:space="preserve">    ├── Confirm Upload</w:t>
+        <w:br/>
+        <w:t xml:space="preserve">    ├── My Videos (Vendor Library)</w:t>
+        <w:br/>
+        <w:t xml:space="preserve">    ├── Update Video</w:t>
         <w:br/>
         <w:t xml:space="preserve">    ├── Video Feed</w:t>
         <w:br/>

--- a/nearkart_backend/docs/NearKart_Master_API_Testing_Guide.docx
+++ b/nearkart_backend/docs/NearKart_Master_API_Testing_Guide.docx
@@ -50,7 +50,7 @@
           <w:color w:val="888888"/>
           <w:sz w:val="20"/>
         </w:rPr>
-        <w:t>Sprint 1 → Sprint 4   |   Last updated: May 2026</w:t>
+        <w:t>Sprint 1 → Sprint 5   |   Last updated: May 2026</w:t>
       </w:r>
     </w:p>
     <w:p/>
@@ -1827,6 +1827,50 @@
                 <w:sz w:val="19"/>
               </w:rPr>
               <w:t>Auto-filled by request-upload request</w:t>
+            </w:r>
+          </w:p>
+        </w:tc>
+      </w:tr>
+      <w:tr>
+        <w:tc>
+          <w:tcPr>
+            <w:tcW w:type="dxa" w:w="2160"/>
+            <w:shd w:val="clear" w:color="auto" w:fill="DEEAF1"/>
+          </w:tcPr>
+          <w:p>
+            <w:r>
+              <w:rPr>
+                <w:sz w:val="19"/>
+              </w:rPr>
+              <w:t>conversation_id</w:t>
+            </w:r>
+          </w:p>
+        </w:tc>
+        <w:tc>
+          <w:tcPr>
+            <w:tcW w:type="dxa" w:w="3168"/>
+            <w:shd w:val="clear" w:color="auto" w:fill="DEEAF1"/>
+          </w:tcPr>
+          <w:p>
+            <w:r>
+              <w:rPr>
+                <w:sz w:val="19"/>
+              </w:rPr>
+              <w:t>(empty)</w:t>
+            </w:r>
+          </w:p>
+        </w:tc>
+        <w:tc>
+          <w:tcPr>
+            <w:tcW w:type="dxa" w:w="4032"/>
+            <w:shd w:val="clear" w:color="auto" w:fill="DEEAF1"/>
+          </w:tcPr>
+          <w:p>
+            <w:r>
+              <w:rPr>
+                <w:sz w:val="19"/>
+              </w:rPr>
+              <w:t>Auto-filled by start conversation request</w:t>
             </w:r>
           </w:p>
         </w:tc>
@@ -4986,6 +5030,284 @@
           </w:p>
         </w:tc>
       </w:tr>
+      <w:tr>
+        <w:tc>
+          <w:tcPr>
+            <w:tcW w:type="dxa" w:w="432"/>
+            <w:shd w:val="clear" w:color="auto" w:fill="DEEAF1"/>
+          </w:tcPr>
+          <w:p>
+            <w:r>
+              <w:rPr>
+                <w:sz w:val="19"/>
+              </w:rPr>
+              <w:t>31</w:t>
+            </w:r>
+          </w:p>
+        </w:tc>
+        <w:tc>
+          <w:tcPr>
+            <w:tcW w:type="dxa" w:w="1008"/>
+            <w:shd w:val="clear" w:color="auto" w:fill="DEEAF1"/>
+          </w:tcPr>
+          <w:p>
+            <w:r>
+              <w:rPr>
+                <w:sz w:val="19"/>
+              </w:rPr>
+              <w:t>POST</w:t>
+            </w:r>
+          </w:p>
+        </w:tc>
+        <w:tc>
+          <w:tcPr>
+            <w:tcW w:type="dxa" w:w="4032"/>
+            <w:shd w:val="clear" w:color="auto" w:fill="DEEAF1"/>
+          </w:tcPr>
+          <w:p>
+            <w:r>
+              <w:rPr>
+                <w:sz w:val="19"/>
+              </w:rPr>
+              <w:t>/conversations/start/</w:t>
+            </w:r>
+          </w:p>
+        </w:tc>
+        <w:tc>
+          <w:tcPr>
+            <w:tcW w:type="dxa" w:w="2016"/>
+            <w:shd w:val="clear" w:color="auto" w:fill="DEEAF1"/>
+          </w:tcPr>
+          <w:p>
+            <w:r>
+              <w:rPr>
+                <w:sz w:val="19"/>
+              </w:rPr>
+              <w:t>Bearer JWT</w:t>
+            </w:r>
+          </w:p>
+        </w:tc>
+        <w:tc>
+          <w:tcPr>
+            <w:tcW w:type="dxa" w:w="576"/>
+            <w:shd w:val="clear" w:color="auto" w:fill="DEEAF1"/>
+          </w:tcPr>
+          <w:p>
+            <w:r>
+              <w:rPr>
+                <w:sz w:val="19"/>
+              </w:rPr>
+              <w:t>S5</w:t>
+            </w:r>
+          </w:p>
+        </w:tc>
+      </w:tr>
+      <w:tr>
+        <w:tc>
+          <w:tcPr>
+            <w:tcW w:type="dxa" w:w="432"/>
+          </w:tcPr>
+          <w:p>
+            <w:r>
+              <w:rPr>
+                <w:sz w:val="19"/>
+              </w:rPr>
+              <w:t>32</w:t>
+            </w:r>
+          </w:p>
+        </w:tc>
+        <w:tc>
+          <w:tcPr>
+            <w:tcW w:type="dxa" w:w="1008"/>
+          </w:tcPr>
+          <w:p>
+            <w:r>
+              <w:rPr>
+                <w:sz w:val="19"/>
+              </w:rPr>
+              <w:t>GET</w:t>
+            </w:r>
+          </w:p>
+        </w:tc>
+        <w:tc>
+          <w:tcPr>
+            <w:tcW w:type="dxa" w:w="4032"/>
+          </w:tcPr>
+          <w:p>
+            <w:r>
+              <w:rPr>
+                <w:sz w:val="19"/>
+              </w:rPr>
+              <w:t>/conversations/</w:t>
+            </w:r>
+          </w:p>
+        </w:tc>
+        <w:tc>
+          <w:tcPr>
+            <w:tcW w:type="dxa" w:w="2016"/>
+          </w:tcPr>
+          <w:p>
+            <w:r>
+              <w:rPr>
+                <w:sz w:val="19"/>
+              </w:rPr>
+              <w:t>Bearer JWT</w:t>
+            </w:r>
+          </w:p>
+        </w:tc>
+        <w:tc>
+          <w:tcPr>
+            <w:tcW w:type="dxa" w:w="576"/>
+          </w:tcPr>
+          <w:p>
+            <w:r>
+              <w:rPr>
+                <w:sz w:val="19"/>
+              </w:rPr>
+              <w:t>S5</w:t>
+            </w:r>
+          </w:p>
+        </w:tc>
+      </w:tr>
+      <w:tr>
+        <w:tc>
+          <w:tcPr>
+            <w:tcW w:type="dxa" w:w="432"/>
+            <w:shd w:val="clear" w:color="auto" w:fill="DEEAF1"/>
+          </w:tcPr>
+          <w:p>
+            <w:r>
+              <w:rPr>
+                <w:sz w:val="19"/>
+              </w:rPr>
+              <w:t>33</w:t>
+            </w:r>
+          </w:p>
+        </w:tc>
+        <w:tc>
+          <w:tcPr>
+            <w:tcW w:type="dxa" w:w="1008"/>
+            <w:shd w:val="clear" w:color="auto" w:fill="DEEAF1"/>
+          </w:tcPr>
+          <w:p>
+            <w:r>
+              <w:rPr>
+                <w:sz w:val="19"/>
+              </w:rPr>
+              <w:t>GET</w:t>
+            </w:r>
+          </w:p>
+        </w:tc>
+        <w:tc>
+          <w:tcPr>
+            <w:tcW w:type="dxa" w:w="4032"/>
+            <w:shd w:val="clear" w:color="auto" w:fill="DEEAF1"/>
+          </w:tcPr>
+          <w:p>
+            <w:r>
+              <w:rPr>
+                <w:sz w:val="19"/>
+              </w:rPr>
+              <w:t>/conversations/&lt;uuid&gt;/messages/</w:t>
+            </w:r>
+          </w:p>
+        </w:tc>
+        <w:tc>
+          <w:tcPr>
+            <w:tcW w:type="dxa" w:w="2016"/>
+            <w:shd w:val="clear" w:color="auto" w:fill="DEEAF1"/>
+          </w:tcPr>
+          <w:p>
+            <w:r>
+              <w:rPr>
+                <w:sz w:val="19"/>
+              </w:rPr>
+              <w:t>Bearer JWT</w:t>
+            </w:r>
+          </w:p>
+        </w:tc>
+        <w:tc>
+          <w:tcPr>
+            <w:tcW w:type="dxa" w:w="576"/>
+            <w:shd w:val="clear" w:color="auto" w:fill="DEEAF1"/>
+          </w:tcPr>
+          <w:p>
+            <w:r>
+              <w:rPr>
+                <w:sz w:val="19"/>
+              </w:rPr>
+              <w:t>S5</w:t>
+            </w:r>
+          </w:p>
+        </w:tc>
+      </w:tr>
+      <w:tr>
+        <w:tc>
+          <w:tcPr>
+            <w:tcW w:type="dxa" w:w="432"/>
+          </w:tcPr>
+          <w:p>
+            <w:r>
+              <w:rPr>
+                <w:sz w:val="19"/>
+              </w:rPr>
+              <w:t>34</w:t>
+            </w:r>
+          </w:p>
+        </w:tc>
+        <w:tc>
+          <w:tcPr>
+            <w:tcW w:type="dxa" w:w="1008"/>
+          </w:tcPr>
+          <w:p>
+            <w:r>
+              <w:rPr>
+                <w:sz w:val="19"/>
+              </w:rPr>
+              <w:t>PATCH</w:t>
+            </w:r>
+          </w:p>
+        </w:tc>
+        <w:tc>
+          <w:tcPr>
+            <w:tcW w:type="dxa" w:w="4032"/>
+          </w:tcPr>
+          <w:p>
+            <w:r>
+              <w:rPr>
+                <w:sz w:val="19"/>
+              </w:rPr>
+              <w:t>/conversations/&lt;uuid&gt;/read/</w:t>
+            </w:r>
+          </w:p>
+        </w:tc>
+        <w:tc>
+          <w:tcPr>
+            <w:tcW w:type="dxa" w:w="2016"/>
+          </w:tcPr>
+          <w:p>
+            <w:r>
+              <w:rPr>
+                <w:sz w:val="19"/>
+              </w:rPr>
+              <w:t>Bearer JWT</w:t>
+            </w:r>
+          </w:p>
+        </w:tc>
+        <w:tc>
+          <w:tcPr>
+            <w:tcW w:type="dxa" w:w="576"/>
+          </w:tcPr>
+          <w:p>
+            <w:r>
+              <w:rPr>
+                <w:sz w:val="19"/>
+              </w:rPr>
+              <w:t>S5</w:t>
+            </w:r>
+          </w:p>
+        </w:tc>
+      </w:tr>
     </w:tbl>
     <w:p/>
     <w:p>
@@ -11319,7 +11641,46 @@
         <w:pStyle w:val="Heading1"/>
       </w:pPr>
       <w:r>
-        <w:t>4. Error Cases to Test</w:t>
+        <w:t>Sprint 5 — Chat Module</w:t>
+      </w:r>
+    </w:p>
+    <w:p>
+      <w:r>
+        <w:rPr>
+          <w:b w:val="0"/>
+          <w:sz w:val="22"/>
+        </w:rPr>
+        <w:t>Follow Steps 32–36 after completing Step 23 (store created). Both vendor and customer tokens needed.</w:t>
+      </w:r>
+    </w:p>
+    <w:p>
+      <w:pPr>
+        <w:ind w:left="288"/>
+        <w:shd w:val="clear" w:color="auto" w:fill="FFF3CD"/>
+      </w:pPr>
+      <w:r>
+        <w:rPr>
+          <w:i/>
+          <w:color w:val="7D4E00"/>
+          <w:sz w:val="20"/>
+        </w:rPr>
+        <w:t xml:space="preserve">  📌  WebSocket port is 8001 (Daphne), not 8000 (Django REST).</w:t>
+        <w:br/>
+        <w:t xml:space="preserve">     Token is passed as a query param: ?token=&lt;jwt_access_token&gt;</w:t>
+        <w:br/>
+        <w:t xml:space="preserve">     Dev mode: FCM push notifications are logged, not actually sent.</w:t>
+      </w:r>
+    </w:p>
+    <w:p>
+      <w:pPr>
+        <w:spacing w:before="40" w:after="40"/>
+      </w:pPr>
+      <w:r>
+        <w:rPr>
+          <w:color w:val="CCCCCC"/>
+          <w:sz w:val="14"/>
+        </w:rPr>
+        <w:t>──────────────────────────────────────────────────────────────────────────────────────────</w:t>
       </w:r>
     </w:p>
     <w:p>
@@ -11327,7 +11688,605 @@
         <w:pStyle w:val="Heading2"/>
       </w:pPr>
       <w:r>
-        <w:t>Phone Number Error Cases (Auth)</w:t>
+        <w:t>STEP 32 — Start / Get Conversation</w:t>
+      </w:r>
+    </w:p>
+    <w:p>
+      <w:pPr>
+        <w:spacing w:before="120"/>
+        <w:shd w:val="clear" w:color="auto" w:fill="CCE5FF"/>
+      </w:pPr>
+      <w:r>
+        <w:rPr>
+          <w:b/>
+          <w:color w:val="004DAA"/>
+          <w:sz w:val="20"/>
+        </w:rPr>
+        <w:t xml:space="preserve">  POST  </w:t>
+      </w:r>
+      <w:r>
+        <w:rPr>
+          <w:b/>
+          <w:color w:val="1F4E79"/>
+          <w:sz w:val="20"/>
+        </w:rPr>
+        <w:t xml:space="preserve">  {{base_url}}/conversations/start/</w:t>
+      </w:r>
+      <w:r>
+        <w:rPr>
+          <w:i/>
+          <w:color w:val="777777"/>
+          <w:sz w:val="18"/>
+        </w:rPr>
+        <w:t xml:space="preserve">   [Bearer JWT]   [Sprint 5]</w:t>
+      </w:r>
+    </w:p>
+    <w:p>
+      <w:pPr>
+        <w:ind w:left="288"/>
+      </w:pPr>
+      <w:r>
+        <w:rPr>
+          <w:b w:val="0"/>
+          <w:sz w:val="20"/>
+        </w:rPr>
+        <w:t>Authorization: Bearer {{customer_token}}</w:t>
+      </w:r>
+    </w:p>
+    <w:p>
+      <w:pPr>
+        <w:ind w:left="288"/>
+      </w:pPr>
+      <w:r>
+        <w:rPr>
+          <w:b w:val="0"/>
+          <w:sz w:val="20"/>
+        </w:rPr>
+        <w:t>Content-Type: application/json</w:t>
+      </w:r>
+    </w:p>
+    <w:p>
+      <w:r>
+        <w:rPr>
+          <w:b/>
+          <w:sz w:val="20"/>
+        </w:rPr>
+        <w:t>Request Body:</w:t>
+      </w:r>
+    </w:p>
+    <w:p>
+      <w:pPr>
+        <w:spacing w:before="40" w:after="40"/>
+        <w:ind w:left="288"/>
+        <w:shd w:val="clear" w:color="auto" w:fill="F0F0F0"/>
+      </w:pPr>
+      <w:r>
+        <w:rPr>
+          <w:rFonts w:ascii="Courier New" w:hAnsi="Courier New"/>
+          <w:color w:val="1A1A8C"/>
+          <w:sz w:val="18"/>
+        </w:rPr>
+        <w:t>{</w:t>
+        <w:br/>
+        <w:t xml:space="preserve">  "store_id": "{{store_id}}"</w:t>
+        <w:br/>
+        <w:t>}</w:t>
+      </w:r>
+    </w:p>
+    <w:p>
+      <w:r>
+        <w:rPr>
+          <w:b/>
+          <w:sz w:val="20"/>
+        </w:rPr>
+        <w:t>Expected Response  201 Created (first time) / 200 OK (already exists):</w:t>
+      </w:r>
+    </w:p>
+    <w:p>
+      <w:pPr>
+        <w:spacing w:before="40" w:after="40"/>
+        <w:ind w:left="288"/>
+        <w:shd w:val="clear" w:color="auto" w:fill="F0F0F0"/>
+      </w:pPr>
+      <w:r>
+        <w:rPr>
+          <w:rFonts w:ascii="Courier New" w:hAnsi="Courier New"/>
+          <w:color w:val="1A1A8C"/>
+          <w:sz w:val="18"/>
+        </w:rPr>
+        <w:t>{</w:t>
+        <w:br/>
+        <w:t xml:space="preserve">  "id": "68fe68f7-d330-46cc-94e7-7853caab6d54",</w:t>
+        <w:br/>
+        <w:t xml:space="preserve">  "store_id": "6c8adfdd-...",</w:t>
+        <w:br/>
+        <w:t xml:space="preserve">  "store_name": "Fashion Hub",</w:t>
+        <w:br/>
+        <w:t xml:space="preserve">  "customer_phone": "+916000000001",</w:t>
+        <w:br/>
+        <w:t xml:space="preserve">  "my_unread_count": 0,</w:t>
+        <w:br/>
+        <w:t xml:space="preserve">  "last_message": null,</w:t>
+        <w:br/>
+        <w:t xml:space="preserve">  "last_message_at": null,</w:t>
+        <w:br/>
+        <w:t xml:space="preserve">  "is_active": true,</w:t>
+        <w:br/>
+        <w:t xml:space="preserve">  "created_at": "2026-05-15T..."</w:t>
+        <w:br/>
+        <w:t>}</w:t>
+      </w:r>
+    </w:p>
+    <w:p>
+      <w:pPr>
+        <w:ind w:left="288"/>
+        <w:shd w:val="clear" w:color="auto" w:fill="D4EDDA"/>
+      </w:pPr>
+      <w:r>
+        <w:rPr>
+          <w:i/>
+          <w:color w:val="155724"/>
+          <w:sz w:val="20"/>
+        </w:rPr>
+        <w:t xml:space="preserve">  ✅  Copy "id" → save as conversation_id.</w:t>
+        <w:br/>
+        <w:t>201 = new conversation created. 200 = existing conversation returned (idempotent).</w:t>
+      </w:r>
+    </w:p>
+    <w:p>
+      <w:pPr>
+        <w:ind w:left="288"/>
+        <w:shd w:val="clear" w:color="auto" w:fill="D1ECF1"/>
+      </w:pPr>
+      <w:r>
+        <w:rPr>
+          <w:i/>
+          <w:color w:val="0C5460"/>
+          <w:sz w:val="20"/>
+        </w:rPr>
+        <w:t xml:space="preserve">  💡  Vendor can also call this endpoint with customer_id to open a chat:</w:t>
+        <w:br/>
+        <w:t xml:space="preserve">  {"customer_id": "&lt;customer_uuid&gt;"}</w:t>
+      </w:r>
+    </w:p>
+    <w:p>
+      <w:pPr>
+        <w:ind w:left="288"/>
+        <w:shd w:val="clear" w:color="auto" w:fill="F8D7DA"/>
+      </w:pPr>
+      <w:r>
+        <w:rPr>
+          <w:i/>
+          <w:color w:val="7B1D1D"/>
+          <w:sz w:val="20"/>
+        </w:rPr>
+        <w:t xml:space="preserve">  🚫  Missing store_id → 400: "store_id is required."</w:t>
+        <w:br/>
+        <w:t xml:space="preserve">     Invalid store → 404: Store not found.</w:t>
+        <w:br/>
+        <w:t xml:space="preserve">     No auth header → 401: authentication_failed.</w:t>
+      </w:r>
+    </w:p>
+    <w:p>
+      <w:pPr>
+        <w:spacing w:before="40" w:after="40"/>
+      </w:pPr>
+      <w:r>
+        <w:rPr>
+          <w:color w:val="CCCCCC"/>
+          <w:sz w:val="14"/>
+        </w:rPr>
+        <w:t>──────────────────────────────────────────────────────────────────────────────────────────</w:t>
+      </w:r>
+    </w:p>
+    <w:p>
+      <w:pPr>
+        <w:pStyle w:val="Heading2"/>
+      </w:pPr>
+      <w:r>
+        <w:t>STEP 33 — Connect WebSocket + Send Message  (Real-time)</w:t>
+      </w:r>
+    </w:p>
+    <w:p>
+      <w:r>
+        <w:rPr>
+          <w:b/>
+          <w:sz w:val="20"/>
+        </w:rPr>
+        <w:t>WebSocket URL:</w:t>
+      </w:r>
+    </w:p>
+    <w:p>
+      <w:pPr>
+        <w:spacing w:before="40" w:after="40"/>
+        <w:ind w:left="288"/>
+        <w:shd w:val="clear" w:color="auto" w:fill="F0F0F0"/>
+      </w:pPr>
+      <w:r>
+        <w:rPr>
+          <w:rFonts w:ascii="Courier New" w:hAnsi="Courier New"/>
+          <w:color w:val="1A1A8C"/>
+          <w:sz w:val="18"/>
+        </w:rPr>
+        <w:t>ws://localhost:8001/ws/conversations/{{conversation_id}}/?token={{customer_token}}</w:t>
+      </w:r>
+    </w:p>
+    <w:p>
+      <w:pPr>
+        <w:ind w:left="288"/>
+        <w:shd w:val="clear" w:color="auto" w:fill="FFF3CD"/>
+      </w:pPr>
+      <w:r>
+        <w:rPr>
+          <w:i/>
+          <w:color w:val="7D4E00"/>
+          <w:sz w:val="20"/>
+        </w:rPr>
+        <w:t xml:space="preserve">  ⚠️  Port is 8001 (Daphne/ASGI), not 8000.</w:t>
+        <w:br/>
+        <w:t>Token goes in the query string — NOT in a header.</w:t>
+      </w:r>
+    </w:p>
+    <w:p>
+      <w:r>
+        <w:rPr>
+          <w:b/>
+          <w:sz w:val="20"/>
+        </w:rPr>
+        <w:t>After connecting, send this JSON message:</w:t>
+      </w:r>
+    </w:p>
+    <w:p>
+      <w:pPr>
+        <w:spacing w:before="40" w:after="40"/>
+        <w:ind w:left="288"/>
+        <w:shd w:val="clear" w:color="auto" w:fill="F0F0F0"/>
+      </w:pPr>
+      <w:r>
+        <w:rPr>
+          <w:rFonts w:ascii="Courier New" w:hAnsi="Courier New"/>
+          <w:color w:val="1A1A8C"/>
+          <w:sz w:val="18"/>
+        </w:rPr>
+        <w:t>{"type": "chat_message", "content": "Hello from customer!"}</w:t>
+      </w:r>
+    </w:p>
+    <w:p>
+      <w:r>
+        <w:rPr>
+          <w:b/>
+          <w:sz w:val="20"/>
+        </w:rPr>
+        <w:t>Expected broadcast received by ALL connected participants:</w:t>
+      </w:r>
+    </w:p>
+    <w:p>
+      <w:pPr>
+        <w:spacing w:before="40" w:after="40"/>
+        <w:ind w:left="288"/>
+        <w:shd w:val="clear" w:color="auto" w:fill="F0F0F0"/>
+      </w:pPr>
+      <w:r>
+        <w:rPr>
+          <w:rFonts w:ascii="Courier New" w:hAnsi="Courier New"/>
+          <w:color w:val="1A1A8C"/>
+          <w:sz w:val="18"/>
+        </w:rPr>
+        <w:t>{</w:t>
+        <w:br/>
+        <w:t xml:space="preserve">  "id": "448b97e3-...",</w:t>
+        <w:br/>
+        <w:t xml:space="preserve">  "conversation_id": "68fe68f7-...",</w:t>
+        <w:br/>
+        <w:t xml:space="preserve">  "sender_id": "fbe9358d-...",</w:t>
+        <w:br/>
+        <w:t xml:space="preserve">  "sender_phone": "+916000000001",</w:t>
+        <w:br/>
+        <w:t xml:space="preserve">  "sender_role": "customer",</w:t>
+        <w:br/>
+        <w:t xml:space="preserve">  "content": "Hello from customer!",</w:t>
+        <w:br/>
+        <w:t xml:space="preserve">  "message_type": "text",</w:t>
+        <w:br/>
+        <w:t xml:space="preserve">  "media_url": "",</w:t>
+        <w:br/>
+        <w:t xml:space="preserve">  "ref_id": null,</w:t>
+        <w:br/>
+        <w:t xml:space="preserve">  "is_read": false,</w:t>
+        <w:br/>
+        <w:t xml:space="preserve">  "created_at": "2026-05-15T..."</w:t>
+        <w:br/>
+        <w:t>}</w:t>
+      </w:r>
+    </w:p>
+    <w:p>
+      <w:pPr>
+        <w:ind w:left="288"/>
+        <w:shd w:val="clear" w:color="auto" w:fill="D4EDDA"/>
+      </w:pPr>
+      <w:r>
+        <w:rPr>
+          <w:i/>
+          <w:color w:val="155724"/>
+          <w:sz w:val="20"/>
+        </w:rPr>
+        <w:t xml:space="preserve">  ✅  Message is saved to DB and broadcast in real-time.</w:t>
+        <w:br/>
+        <w:t>If vendor is offline → FCM push sent to their registered device tokens.</w:t>
+        <w:br/>
+        <w:t>Dev mode: push is logged, not sent (no Firebase credentials needed).</w:t>
+      </w:r>
+    </w:p>
+    <w:p>
+      <w:pPr>
+        <w:ind w:left="288"/>
+        <w:shd w:val="clear" w:color="auto" w:fill="D1ECF1"/>
+      </w:pPr>
+      <w:r>
+        <w:rPr>
+          <w:i/>
+          <w:color w:val="0C5460"/>
+          <w:sz w:val="20"/>
+        </w:rPr>
+        <w:t xml:space="preserve">  💡  Test with Python:</w:t>
+        <w:br/>
+        <w:br/>
+        <w:t xml:space="preserve">  import asyncio, json, websockets</w:t>
+        <w:br/>
+        <w:br/>
+        <w:t xml:space="preserve">  async def chat():</w:t>
+        <w:br/>
+        <w:t xml:space="preserve">      uri = "ws://localhost:8001/ws/conversations/&lt;id&gt;/?token=&lt;jwt&gt;"</w:t>
+        <w:br/>
+        <w:t xml:space="preserve">      async with websockets.connect(uri) as ws:</w:t>
+        <w:br/>
+        <w:t xml:space="preserve">          await ws.send(json.dumps({"type": "chat_message", "content": "Hello!"}))</w:t>
+        <w:br/>
+        <w:t xml:space="preserve">          print(json.loads(await ws.recv()))</w:t>
+        <w:br/>
+        <w:br/>
+        <w:t xml:space="preserve">  asyncio.run(chat())</w:t>
+        <w:br/>
+        <w:br/>
+        <w:t>Or use Postman v10.10+ WebSocket tab.</w:t>
+        <w:br/>
+        <w:t>Or use CLI:  wscat -c "ws://localhost:8001/ws/conversations/&lt;id&gt;/?token=&lt;jwt&gt;"</w:t>
+      </w:r>
+    </w:p>
+    <w:p>
+      <w:pPr>
+        <w:ind w:left="288"/>
+        <w:shd w:val="clear" w:color="auto" w:fill="F8D7DA"/>
+      </w:pPr>
+      <w:r>
+        <w:rPr>
+          <w:i/>
+          <w:color w:val="7B1D1D"/>
+          <w:sz w:val="20"/>
+        </w:rPr>
+        <w:t xml:space="preserve">  🚫  No token → WS closes with code 4001 (unauthorized).</w:t>
+        <w:br/>
+        <w:t xml:space="preserve">     Not a member of the conversation → WS closes with code 4003 (forbidden).</w:t>
+        <w:br/>
+        <w:t xml:space="preserve">     Empty content → ignored silently. Unknown type → ignored silently.</w:t>
+      </w:r>
+    </w:p>
+    <w:p>
+      <w:pPr>
+        <w:spacing w:before="40" w:after="40"/>
+      </w:pPr>
+      <w:r>
+        <w:rPr>
+          <w:color w:val="CCCCCC"/>
+          <w:sz w:val="14"/>
+        </w:rPr>
+        <w:t>──────────────────────────────────────────────────────────────────────────────────────────</w:t>
+      </w:r>
+    </w:p>
+    <w:p>
+      <w:pPr>
+        <w:pStyle w:val="Heading2"/>
+      </w:pPr>
+      <w:r>
+        <w:t>STEP 34 — List Conversations (Inbox)</w:t>
+      </w:r>
+    </w:p>
+    <w:p>
+      <w:pPr>
+        <w:spacing w:before="120"/>
+        <w:shd w:val="clear" w:color="auto" w:fill="D4EDDA"/>
+      </w:pPr>
+      <w:r>
+        <w:rPr>
+          <w:b/>
+          <w:color w:val="155524"/>
+          <w:sz w:val="20"/>
+        </w:rPr>
+        <w:t xml:space="preserve">  GET  </w:t>
+      </w:r>
+      <w:r>
+        <w:rPr>
+          <w:b/>
+          <w:color w:val="1F4E79"/>
+          <w:sz w:val="20"/>
+        </w:rPr>
+        <w:t xml:space="preserve">  {{base_url}}/conversations/</w:t>
+      </w:r>
+      <w:r>
+        <w:rPr>
+          <w:i/>
+          <w:color w:val="777777"/>
+          <w:sz w:val="18"/>
+        </w:rPr>
+        <w:t xml:space="preserve">   [Bearer JWT]   [Sprint 5]</w:t>
+      </w:r>
+    </w:p>
+    <w:p>
+      <w:pPr>
+        <w:ind w:left="288"/>
+      </w:pPr>
+      <w:r>
+        <w:rPr>
+          <w:b w:val="0"/>
+          <w:sz w:val="20"/>
+        </w:rPr>
+        <w:t>Authorization: Bearer {{customer_token}}  OR  Bearer {{vendor_token}}</w:t>
+      </w:r>
+    </w:p>
+    <w:p>
+      <w:r>
+        <w:rPr>
+          <w:b w:val="0"/>
+          <w:sz w:val="22"/>
+        </w:rPr>
+        <w:t>No body. No query params.</w:t>
+      </w:r>
+    </w:p>
+    <w:p>
+      <w:r>
+        <w:rPr>
+          <w:b/>
+          <w:sz w:val="20"/>
+        </w:rPr>
+        <w:t>Expected Response  200 OK:</w:t>
+      </w:r>
+    </w:p>
+    <w:p>
+      <w:pPr>
+        <w:spacing w:before="40" w:after="40"/>
+        <w:ind w:left="288"/>
+        <w:shd w:val="clear" w:color="auto" w:fill="F0F0F0"/>
+      </w:pPr>
+      <w:r>
+        <w:rPr>
+          <w:rFonts w:ascii="Courier New" w:hAnsi="Courier New"/>
+          <w:color w:val="1A1A8C"/>
+          <w:sz w:val="18"/>
+        </w:rPr>
+        <w:t>[</w:t>
+        <w:br/>
+        <w:t xml:space="preserve">  {</w:t>
+        <w:br/>
+        <w:t xml:space="preserve">    "id": "68fe68f7-...",</w:t>
+        <w:br/>
+        <w:t xml:space="preserve">    "store_id": "6c8adfdd-...",</w:t>
+        <w:br/>
+        <w:t xml:space="preserve">    "store_name": "Fashion Hub",</w:t>
+        <w:br/>
+        <w:t xml:space="preserve">    "customer_phone": "+916000000001",</w:t>
+        <w:br/>
+        <w:t xml:space="preserve">    "my_unread_count": 1,</w:t>
+        <w:br/>
+        <w:t xml:space="preserve">    "last_message": {</w:t>
+        <w:br/>
+        <w:t xml:space="preserve">      "id": "448b97e3-...",</w:t>
+        <w:br/>
+        <w:t xml:space="preserve">      "content": "Hello from customer!",</w:t>
+        <w:br/>
+        <w:t xml:space="preserve">      "sender_role": "customer",</w:t>
+        <w:br/>
+        <w:t xml:space="preserve">      "created_at": "2026-05-15T..."</w:t>
+        <w:br/>
+        <w:t xml:space="preserve">    },</w:t>
+        <w:br/>
+        <w:t xml:space="preserve">    "last_message_at": "2026-05-15T...",</w:t>
+        <w:br/>
+        <w:t xml:space="preserve">    "is_active": true,</w:t>
+        <w:br/>
+        <w:t xml:space="preserve">    "created_at": "2026-05-15T..."</w:t>
+        <w:br/>
+        <w:t xml:space="preserve">  }</w:t>
+        <w:br/>
+        <w:t>]</w:t>
+      </w:r>
+    </w:p>
+    <w:p>
+      <w:pPr>
+        <w:ind w:left="288"/>
+        <w:shd w:val="clear" w:color="auto" w:fill="D1ECF1"/>
+      </w:pPr>
+      <w:r>
+        <w:rPr>
+          <w:i/>
+          <w:color w:val="0C5460"/>
+          <w:sz w:val="20"/>
+        </w:rPr>
+        <w:t xml:space="preserve">  💡  Customer sees all their conversations across all stores.</w:t>
+        <w:br/>
+        <w:t>Vendor sees all conversations for their store (entire inbox).</w:t>
+        <w:br/>
+        <w:t>Sorted newest first by last_message_at.</w:t>
+      </w:r>
+    </w:p>
+    <w:p>
+      <w:pPr>
+        <w:spacing w:before="40" w:after="40"/>
+      </w:pPr>
+      <w:r>
+        <w:rPr>
+          <w:color w:val="CCCCCC"/>
+          <w:sz w:val="14"/>
+        </w:rPr>
+        <w:t>──────────────────────────────────────────────────────────────────────────────────────────</w:t>
+      </w:r>
+    </w:p>
+    <w:p>
+      <w:pPr>
+        <w:pStyle w:val="Heading2"/>
+      </w:pPr>
+      <w:r>
+        <w:t>STEP 35 — Message History (Paginated)</w:t>
+      </w:r>
+    </w:p>
+    <w:p>
+      <w:pPr>
+        <w:spacing w:before="120"/>
+        <w:shd w:val="clear" w:color="auto" w:fill="D4EDDA"/>
+      </w:pPr>
+      <w:r>
+        <w:rPr>
+          <w:b/>
+          <w:color w:val="155524"/>
+          <w:sz w:val="20"/>
+        </w:rPr>
+        <w:t xml:space="preserve">  GET  </w:t>
+      </w:r>
+      <w:r>
+        <w:rPr>
+          <w:b/>
+          <w:color w:val="1F4E79"/>
+          <w:sz w:val="20"/>
+        </w:rPr>
+        <w:t xml:space="preserve">  {{base_url}}/conversations/{{conversation_id}}/messages/</w:t>
+      </w:r>
+      <w:r>
+        <w:rPr>
+          <w:i/>
+          <w:color w:val="777777"/>
+          <w:sz w:val="18"/>
+        </w:rPr>
+        <w:t xml:space="preserve">   [Bearer JWT]   [Sprint 5]</w:t>
+      </w:r>
+    </w:p>
+    <w:p>
+      <w:pPr>
+        <w:ind w:left="288"/>
+      </w:pPr>
+      <w:r>
+        <w:rPr>
+          <w:b w:val="0"/>
+          <w:sz w:val="20"/>
+        </w:rPr>
+        <w:t>Authorization: Bearer {{customer_token}}</w:t>
+      </w:r>
+    </w:p>
+    <w:p>
+      <w:r>
+        <w:rPr>
+          <w:b/>
+          <w:sz w:val="20"/>
+        </w:rPr>
+        <w:t>No body. Optional query parameter:</w:t>
       </w:r>
     </w:p>
     <w:tbl>
@@ -11345,7 +12304,7 @@
       <w:tr>
         <w:tc>
           <w:tcPr>
-            <w:tcW w:type="dxa" w:w="3312"/>
+            <w:tcW w:type="dxa" w:w="1440"/>
             <w:shd w:val="clear" w:color="auto" w:fill="1F4E79"/>
           </w:tcPr>
           <w:p>
@@ -11355,13 +12314,13 @@
                 <w:color w:val="FFFFFF"/>
                 <w:sz w:val="20"/>
               </w:rPr>
-              <w:t>Wrong Input</w:t>
-            </w:r>
-          </w:p>
-        </w:tc>
-        <w:tc>
-          <w:tcPr>
-            <w:tcW w:type="dxa" w:w="3168"/>
+              <w:t>Parameter</w:t>
+            </w:r>
+          </w:p>
+        </w:tc>
+        <w:tc>
+          <w:tcPr>
+            <w:tcW w:type="dxa" w:w="1152"/>
             <w:shd w:val="clear" w:color="auto" w:fill="1F4E79"/>
           </w:tcPr>
           <w:p>
@@ -11371,13 +12330,13 @@
                 <w:color w:val="FFFFFF"/>
                 <w:sz w:val="20"/>
               </w:rPr>
-              <w:t>Error Response</w:t>
-            </w:r>
-          </w:p>
-        </w:tc>
-        <w:tc>
-          <w:tcPr>
-            <w:tcW w:type="dxa" w:w="3024"/>
+              <w:t>Required</w:t>
+            </w:r>
+          </w:p>
+        </w:tc>
+        <w:tc>
+          <w:tcPr>
+            <w:tcW w:type="dxa" w:w="6768"/>
             <w:shd w:val="clear" w:color="auto" w:fill="1F4E79"/>
           </w:tcPr>
           <w:p>
@@ -11387,7 +12346,7 @@
                 <w:color w:val="FFFFFF"/>
                 <w:sz w:val="20"/>
               </w:rPr>
-              <w:t>Fix</w:t>
+              <w:t>Description</w:t>
             </w:r>
           </w:p>
         </w:tc>
@@ -11395,7 +12354,7 @@
       <w:tr>
         <w:tc>
           <w:tcPr>
-            <w:tcW w:type="dxa" w:w="3312"/>
+            <w:tcW w:type="dxa" w:w="1440"/>
             <w:shd w:val="clear" w:color="auto" w:fill="DEEAF1"/>
           </w:tcPr>
           <w:p>
@@ -11403,13 +12362,13 @@
               <w:rPr>
                 <w:sz w:val="19"/>
               </w:rPr>
-              <w:t>{"phone_number": "9999999999"}</w:t>
-            </w:r>
-          </w:p>
-        </w:tc>
-        <w:tc>
-          <w:tcPr>
-            <w:tcW w:type="dxa" w:w="3168"/>
+              <w:t>before</w:t>
+            </w:r>
+          </w:p>
+        </w:tc>
+        <w:tc>
+          <w:tcPr>
+            <w:tcW w:type="dxa" w:w="1152"/>
             <w:shd w:val="clear" w:color="auto" w:fill="DEEAF1"/>
           </w:tcPr>
           <w:p>
@@ -11417,13 +12376,13 @@
               <w:rPr>
                 <w:sz w:val="19"/>
               </w:rPr>
-              <w:t>400 — Enter a valid Indian mobile number in +91XXXXXXXXXX format.</w:t>
-            </w:r>
-          </w:p>
-        </w:tc>
-        <w:tc>
-          <w:tcPr>
-            <w:tcW w:type="dxa" w:w="3024"/>
+              <w:t>No</w:t>
+            </w:r>
+          </w:p>
+        </w:tc>
+        <w:tc>
+          <w:tcPr>
+            <w:tcW w:type="dxa" w:w="6768"/>
             <w:shd w:val="clear" w:color="auto" w:fill="DEEAF1"/>
           </w:tcPr>
           <w:p>
@@ -11431,218 +12390,7 @@
               <w:rPr>
                 <w:sz w:val="19"/>
               </w:rPr>
-              <w:t>Add +91 prefix: +919999999999</w:t>
-            </w:r>
-          </w:p>
-        </w:tc>
-      </w:tr>
-      <w:tr>
-        <w:tc>
-          <w:tcPr>
-            <w:tcW w:type="dxa" w:w="3312"/>
-          </w:tcPr>
-          <w:p>
-            <w:r>
-              <w:rPr>
-                <w:sz w:val="19"/>
-              </w:rPr>
-              <w:t>{"phone_number": "919999999999"}</w:t>
-            </w:r>
-          </w:p>
-        </w:tc>
-        <w:tc>
-          <w:tcPr>
-            <w:tcW w:type="dxa" w:w="3168"/>
-          </w:tcPr>
-          <w:p>
-            <w:r>
-              <w:rPr>
-                <w:sz w:val="19"/>
-              </w:rPr>
-              <w:t>400 — Enter a valid Indian mobile number in +91XXXXXXXXXX format.</w:t>
-            </w:r>
-          </w:p>
-        </w:tc>
-        <w:tc>
-          <w:tcPr>
-            <w:tcW w:type="dxa" w:w="3024"/>
-          </w:tcPr>
-          <w:p>
-            <w:r>
-              <w:rPr>
-                <w:sz w:val="19"/>
-              </w:rPr>
-              <w:t>Add + sign: +919999999999</w:t>
-            </w:r>
-          </w:p>
-        </w:tc>
-      </w:tr>
-      <w:tr>
-        <w:tc>
-          <w:tcPr>
-            <w:tcW w:type="dxa" w:w="3312"/>
-            <w:shd w:val="clear" w:color="auto" w:fill="DEEAF1"/>
-          </w:tcPr>
-          <w:p>
-            <w:r>
-              <w:rPr>
-                <w:sz w:val="19"/>
-              </w:rPr>
-              <w:t>{"phone_number": "+91 9999999999"}</w:t>
-            </w:r>
-          </w:p>
-        </w:tc>
-        <w:tc>
-          <w:tcPr>
-            <w:tcW w:type="dxa" w:w="3168"/>
-            <w:shd w:val="clear" w:color="auto" w:fill="DEEAF1"/>
-          </w:tcPr>
-          <w:p>
-            <w:r>
-              <w:rPr>
-                <w:sz w:val="19"/>
-              </w:rPr>
-              <w:t>400 — Enter a valid Indian mobile number in +91XXXXXXXXXX format.</w:t>
-            </w:r>
-          </w:p>
-        </w:tc>
-        <w:tc>
-          <w:tcPr>
-            <w:tcW w:type="dxa" w:w="3024"/>
-            <w:shd w:val="clear" w:color="auto" w:fill="DEEAF1"/>
-          </w:tcPr>
-          <w:p>
-            <w:r>
-              <w:rPr>
-                <w:sz w:val="19"/>
-              </w:rPr>
-              <w:t>Remove space: +919999999999</w:t>
-            </w:r>
-          </w:p>
-        </w:tc>
-      </w:tr>
-      <w:tr>
-        <w:tc>
-          <w:tcPr>
-            <w:tcW w:type="dxa" w:w="3312"/>
-          </w:tcPr>
-          <w:p>
-            <w:r>
-              <w:rPr>
-                <w:sz w:val="19"/>
-              </w:rPr>
-              <w:t>{"phone_number": "+915000000000"}</w:t>
-            </w:r>
-          </w:p>
-        </w:tc>
-        <w:tc>
-          <w:tcPr>
-            <w:tcW w:type="dxa" w:w="3168"/>
-          </w:tcPr>
-          <w:p>
-            <w:r>
-              <w:rPr>
-                <w:sz w:val="19"/>
-              </w:rPr>
-              <w:t>400 — Enter a valid Indian mobile number in +91XXXXXXXXXX format.</w:t>
-            </w:r>
-          </w:p>
-        </w:tc>
-        <w:tc>
-          <w:tcPr>
-            <w:tcW w:type="dxa" w:w="3024"/>
-          </w:tcPr>
-          <w:p>
-            <w:r>
-              <w:rPr>
-                <w:sz w:val="19"/>
-              </w:rPr>
-              <w:t>First digit must be 6–9: +916000000000</w:t>
-            </w:r>
-          </w:p>
-        </w:tc>
-      </w:tr>
-      <w:tr>
-        <w:tc>
-          <w:tcPr>
-            <w:tcW w:type="dxa" w:w="3312"/>
-            <w:shd w:val="clear" w:color="auto" w:fill="DEEAF1"/>
-          </w:tcPr>
-          <w:p>
-            <w:r>
-              <w:rPr>
-                <w:sz w:val="19"/>
-              </w:rPr>
-              <w:t>{"phone_number": ""}</w:t>
-            </w:r>
-          </w:p>
-        </w:tc>
-        <w:tc>
-          <w:tcPr>
-            <w:tcW w:type="dxa" w:w="3168"/>
-            <w:shd w:val="clear" w:color="auto" w:fill="DEEAF1"/>
-          </w:tcPr>
-          <w:p>
-            <w:r>
-              <w:rPr>
-                <w:sz w:val="19"/>
-              </w:rPr>
-              <w:t>400 — This field may not be blank.</w:t>
-            </w:r>
-          </w:p>
-        </w:tc>
-        <w:tc>
-          <w:tcPr>
-            <w:tcW w:type="dxa" w:w="3024"/>
-            <w:shd w:val="clear" w:color="auto" w:fill="DEEAF1"/>
-          </w:tcPr>
-          <w:p>
-            <w:r>
-              <w:rPr>
-                <w:sz w:val="19"/>
-              </w:rPr>
-              <w:t>Provide a phone number</w:t>
-            </w:r>
-          </w:p>
-        </w:tc>
-      </w:tr>
-      <w:tr>
-        <w:tc>
-          <w:tcPr>
-            <w:tcW w:type="dxa" w:w="3312"/>
-          </w:tcPr>
-          <w:p>
-            <w:r>
-              <w:rPr>
-                <w:sz w:val="19"/>
-              </w:rPr>
-              <w:t>{}  (no phone_number key)</w:t>
-            </w:r>
-          </w:p>
-        </w:tc>
-        <w:tc>
-          <w:tcPr>
-            <w:tcW w:type="dxa" w:w="3168"/>
-          </w:tcPr>
-          <w:p>
-            <w:r>
-              <w:rPr>
-                <w:sz w:val="19"/>
-              </w:rPr>
-              <w:t>400 — This field is required.</w:t>
-            </w:r>
-          </w:p>
-        </w:tc>
-        <w:tc>
-          <w:tcPr>
-            <w:tcW w:type="dxa" w:w="3024"/>
-          </w:tcPr>
-          <w:p>
-            <w:r>
-              <w:rPr>
-                <w:sz w:val="19"/>
-              </w:rPr>
-              <w:t>Add phone_number field to request body</w:t>
+              <w:t>Message UUID — returns up to 50 messages older than this one (for pagination)</w:t>
             </w:r>
           </w:p>
         </w:tc>
@@ -11651,10 +12399,255 @@
     <w:p/>
     <w:p>
       <w:pPr>
+        <w:spacing w:before="40" w:after="40"/>
+        <w:ind w:left="288"/>
+        <w:shd w:val="clear" w:color="auto" w:fill="F0F0F0"/>
+      </w:pPr>
+      <w:r>
+        <w:rPr>
+          <w:rFonts w:ascii="Courier New" w:hAnsi="Courier New"/>
+          <w:color w:val="1A1A8C"/>
+          <w:sz w:val="18"/>
+        </w:rPr>
+        <w:t>GET {{base_url}}/conversations/{{conversation_id}}/messages/</w:t>
+        <w:br/>
+        <w:t>GET {{base_url}}/conversations/{{conversation_id}}/messages/?before={{oldest_message_id}}</w:t>
+      </w:r>
+    </w:p>
+    <w:p>
+      <w:r>
+        <w:rPr>
+          <w:b/>
+          <w:sz w:val="20"/>
+        </w:rPr>
+        <w:t>Expected Response  200 OK:</w:t>
+      </w:r>
+    </w:p>
+    <w:p>
+      <w:pPr>
+        <w:spacing w:before="40" w:after="40"/>
+        <w:ind w:left="288"/>
+        <w:shd w:val="clear" w:color="auto" w:fill="F0F0F0"/>
+      </w:pPr>
+      <w:r>
+        <w:rPr>
+          <w:rFonts w:ascii="Courier New" w:hAnsi="Courier New"/>
+          <w:color w:val="1A1A8C"/>
+          <w:sz w:val="18"/>
+        </w:rPr>
+        <w:t>[</w:t>
+        <w:br/>
+        <w:t xml:space="preserve">  {</w:t>
+        <w:br/>
+        <w:t xml:space="preserve">    "id": "448b97e3-...",</w:t>
+        <w:br/>
+        <w:t xml:space="preserve">    "conversation_id": "68fe68f7-...",</w:t>
+        <w:br/>
+        <w:t xml:space="preserve">    "sender_id": "fbe9358d-...",</w:t>
+        <w:br/>
+        <w:t xml:space="preserve">    "sender_phone": "+916000000001",</w:t>
+        <w:br/>
+        <w:t xml:space="preserve">    "sender_role": "customer",</w:t>
+        <w:br/>
+        <w:t xml:space="preserve">    "content": "Hello from customer!",</w:t>
+        <w:br/>
+        <w:t xml:space="preserve">    "message_type": "text",</w:t>
+        <w:br/>
+        <w:t xml:space="preserve">    "media_url": "",</w:t>
+        <w:br/>
+        <w:t xml:space="preserve">    "ref_id": null,</w:t>
+        <w:br/>
+        <w:t xml:space="preserve">    "is_read": false,</w:t>
+        <w:br/>
+        <w:t xml:space="preserve">    "created_at": "2026-05-15T..."</w:t>
+        <w:br/>
+        <w:t xml:space="preserve">  }</w:t>
+        <w:br/>
+        <w:t>]</w:t>
+      </w:r>
+    </w:p>
+    <w:p>
+      <w:pPr>
+        <w:ind w:left="288"/>
+        <w:shd w:val="clear" w:color="auto" w:fill="D1ECF1"/>
+      </w:pPr>
+      <w:r>
+        <w:rPr>
+          <w:i/>
+          <w:color w:val="0C5460"/>
+          <w:sz w:val="20"/>
+        </w:rPr>
+        <w:t xml:space="preserve">  💡  Returns max 50 messages, oldest first.</w:t>
+        <w:br/>
+        <w:t>For infinite scroll: take the id of the first (oldest) message in the list → pass as ?before=&lt;id&gt;.</w:t>
+      </w:r>
+    </w:p>
+    <w:p>
+      <w:pPr>
+        <w:ind w:left="288"/>
+        <w:shd w:val="clear" w:color="auto" w:fill="F8D7DA"/>
+      </w:pPr>
+      <w:r>
+        <w:rPr>
+          <w:i/>
+          <w:color w:val="7B1D1D"/>
+          <w:sz w:val="20"/>
+        </w:rPr>
+        <w:t xml:space="preserve">  🚫  Accessing another user's conversation → 403: permission_denied.</w:t>
+        <w:br/>
+        <w:t xml:space="preserve">     Non-existent conversation_id → 404: not_found.</w:t>
+      </w:r>
+    </w:p>
+    <w:p>
+      <w:pPr>
+        <w:spacing w:before="40" w:after="40"/>
+      </w:pPr>
+      <w:r>
+        <w:rPr>
+          <w:color w:val="CCCCCC"/>
+          <w:sz w:val="14"/>
+        </w:rPr>
+        <w:t>──────────────────────────────────────────────────────────────────────────────────────────</w:t>
+      </w:r>
+    </w:p>
+    <w:p>
+      <w:pPr>
         <w:pStyle w:val="Heading2"/>
       </w:pPr>
       <w:r>
-        <w:t>OTP Error Cases</w:t>
+        <w:t>STEP 36 — Mark Conversation as Read</w:t>
+      </w:r>
+    </w:p>
+    <w:p>
+      <w:pPr>
+        <w:spacing w:before="120"/>
+        <w:shd w:val="clear" w:color="auto" w:fill="FFF3CD"/>
+      </w:pPr>
+      <w:r>
+        <w:rPr>
+          <w:b/>
+          <w:color w:val="7D4E00"/>
+          <w:sz w:val="20"/>
+        </w:rPr>
+        <w:t xml:space="preserve">  PATCH  </w:t>
+      </w:r>
+      <w:r>
+        <w:rPr>
+          <w:b/>
+          <w:color w:val="1F4E79"/>
+          <w:sz w:val="20"/>
+        </w:rPr>
+        <w:t xml:space="preserve">  {{base_url}}/conversations/{{conversation_id}}/read/</w:t>
+      </w:r>
+      <w:r>
+        <w:rPr>
+          <w:i/>
+          <w:color w:val="777777"/>
+          <w:sz w:val="18"/>
+        </w:rPr>
+        <w:t xml:space="preserve">   [Bearer JWT]   [Sprint 5]</w:t>
+      </w:r>
+    </w:p>
+    <w:p>
+      <w:pPr>
+        <w:ind w:left="288"/>
+      </w:pPr>
+      <w:r>
+        <w:rPr>
+          <w:b w:val="0"/>
+          <w:sz w:val="20"/>
+        </w:rPr>
+        <w:t>Authorization: Bearer {{vendor_token}}  (or customer token)</w:t>
+      </w:r>
+    </w:p>
+    <w:p>
+      <w:r>
+        <w:rPr>
+          <w:b w:val="0"/>
+          <w:sz w:val="22"/>
+        </w:rPr>
+        <w:t>No request body needed — do not send any JSON.</w:t>
+      </w:r>
+    </w:p>
+    <w:p>
+      <w:r>
+        <w:rPr>
+          <w:b/>
+          <w:sz w:val="20"/>
+        </w:rPr>
+        <w:t>Expected Response  200 OK:</w:t>
+      </w:r>
+    </w:p>
+    <w:p>
+      <w:pPr>
+        <w:spacing w:before="40" w:after="40"/>
+        <w:ind w:left="288"/>
+        <w:shd w:val="clear" w:color="auto" w:fill="F0F0F0"/>
+      </w:pPr>
+      <w:r>
+        <w:rPr>
+          <w:rFonts w:ascii="Courier New" w:hAnsi="Courier New"/>
+          <w:color w:val="1A1A8C"/>
+          <w:sz w:val="18"/>
+        </w:rPr>
+        <w:t>{</w:t>
+        <w:br/>
+        <w:t xml:space="preserve">  "message": "Marked as read."</w:t>
+        <w:br/>
+        <w:t>}</w:t>
+      </w:r>
+    </w:p>
+    <w:p>
+      <w:pPr>
+        <w:ind w:left="288"/>
+        <w:shd w:val="clear" w:color="auto" w:fill="D4EDDA"/>
+      </w:pPr>
+      <w:r>
+        <w:rPr>
+          <w:i/>
+          <w:color w:val="155724"/>
+          <w:sz w:val="20"/>
+        </w:rPr>
+        <w:t xml:space="preserve">  ✅  Resets the caller's unread_count to 0.</w:t>
+        <w:br/>
+        <w:t>Marks all received messages (from the other party) as is_read=true in DB.</w:t>
+      </w:r>
+    </w:p>
+    <w:p>
+      <w:pPr>
+        <w:ind w:left="288"/>
+        <w:shd w:val="clear" w:color="auto" w:fill="D1ECF1"/>
+      </w:pPr>
+      <w:r>
+        <w:rPr>
+          <w:i/>
+          <w:color w:val="0C5460"/>
+          <w:sz w:val="20"/>
+        </w:rPr>
+        <w:t xml:space="preserve">  💡  Call this when the user opens the chat screen in the app.</w:t>
+        <w:br/>
+        <w:t>After this call, GET /conversations/ will show my_unread_count = 0 for this conversation.</w:t>
+      </w:r>
+    </w:p>
+    <w:p>
+      <w:r>
+        <w:br w:type="page"/>
+      </w:r>
+    </w:p>
+    <w:p>
+      <w:pPr>
+        <w:pStyle w:val="Heading1"/>
+      </w:pPr>
+      <w:r>
+        <w:t>4. Error Cases to Test</w:t>
+      </w:r>
+    </w:p>
+    <w:p>
+      <w:pPr>
+        <w:pStyle w:val="Heading2"/>
+      </w:pPr>
+      <w:r>
+        <w:t>Phone Number Error Cases (Auth)</w:t>
       </w:r>
     </w:p>
     <w:tbl>
@@ -11672,7 +12665,7 @@
       <w:tr>
         <w:tc>
           <w:tcPr>
-            <w:tcW w:type="dxa" w:w="2304"/>
+            <w:tcW w:type="dxa" w:w="3312"/>
             <w:shd w:val="clear" w:color="auto" w:fill="1F4E79"/>
           </w:tcPr>
           <w:p>
@@ -11682,13 +12675,13 @@
                 <w:color w:val="FFFFFF"/>
                 <w:sz w:val="20"/>
               </w:rPr>
-              <w:t>Test</w:t>
-            </w:r>
-          </w:p>
-        </w:tc>
-        <w:tc>
-          <w:tcPr>
-            <w:tcW w:type="dxa" w:w="3744"/>
+              <w:t>Wrong Input</w:t>
+            </w:r>
+          </w:p>
+        </w:tc>
+        <w:tc>
+          <w:tcPr>
+            <w:tcW w:type="dxa" w:w="3168"/>
             <w:shd w:val="clear" w:color="auto" w:fill="1F4E79"/>
           </w:tcPr>
           <w:p>
@@ -11698,13 +12691,13 @@
                 <w:color w:val="FFFFFF"/>
                 <w:sz w:val="20"/>
               </w:rPr>
-              <w:t>Request / Situation</w:t>
-            </w:r>
-          </w:p>
-        </w:tc>
-        <w:tc>
-          <w:tcPr>
-            <w:tcW w:type="dxa" w:w="3456"/>
+              <w:t>Error Response</w:t>
+            </w:r>
+          </w:p>
+        </w:tc>
+        <w:tc>
+          <w:tcPr>
+            <w:tcW w:type="dxa" w:w="3024"/>
             <w:shd w:val="clear" w:color="auto" w:fill="1F4E79"/>
           </w:tcPr>
           <w:p>
@@ -11714,7 +12707,7 @@
                 <w:color w:val="FFFFFF"/>
                 <w:sz w:val="20"/>
               </w:rPr>
-              <w:t>Expected Response</w:t>
+              <w:t>Fix</w:t>
             </w:r>
           </w:p>
         </w:tc>
@@ -11722,7 +12715,7 @@
       <w:tr>
         <w:tc>
           <w:tcPr>
-            <w:tcW w:type="dxa" w:w="2304"/>
+            <w:tcW w:type="dxa" w:w="3312"/>
             <w:shd w:val="clear" w:color="auto" w:fill="DEEAF1"/>
           </w:tcPr>
           <w:p>
@@ -11730,13 +12723,13 @@
               <w:rPr>
                 <w:sz w:val="19"/>
               </w:rPr>
-              <w:t>Wrong OTP (1st attempt)</w:t>
-            </w:r>
-          </w:p>
-        </w:tc>
-        <w:tc>
-          <w:tcPr>
-            <w:tcW w:type="dxa" w:w="3744"/>
+              <w:t>{"phone_number": "9999999999"}</w:t>
+            </w:r>
+          </w:p>
+        </w:tc>
+        <w:tc>
+          <w:tcPr>
+            <w:tcW w:type="dxa" w:w="3168"/>
             <w:shd w:val="clear" w:color="auto" w:fill="DEEAF1"/>
           </w:tcPr>
           <w:p>
@@ -11744,13 +12737,13 @@
               <w:rPr>
                 <w:sz w:val="19"/>
               </w:rPr>
-              <w:t>/otp/verify/ with otp: "000000"</w:t>
-            </w:r>
-          </w:p>
-        </w:tc>
-        <w:tc>
-          <w:tcPr>
-            <w:tcW w:type="dxa" w:w="3456"/>
+              <w:t>400 — Enter a valid Indian mobile number in +91XXXXXXXXXX format.</w:t>
+            </w:r>
+          </w:p>
+        </w:tc>
+        <w:tc>
+          <w:tcPr>
+            <w:tcW w:type="dxa" w:w="3024"/>
             <w:shd w:val="clear" w:color="auto" w:fill="DEEAF1"/>
           </w:tcPr>
           <w:p>
@@ -11758,7 +12751,7 @@
               <w:rPr>
                 <w:sz w:val="19"/>
               </w:rPr>
-              <w:t>400 — Invalid OTP. 4 attempt(s) remaining.</w:t>
+              <w:t>Add +91 prefix: +919999999999</w:t>
             </w:r>
           </w:p>
         </w:tc>
@@ -11766,40 +12759,40 @@
       <w:tr>
         <w:tc>
           <w:tcPr>
-            <w:tcW w:type="dxa" w:w="2304"/>
-          </w:tcPr>
-          <w:p>
-            <w:r>
-              <w:rPr>
-                <w:sz w:val="19"/>
-              </w:rPr>
-              <w:t>Wrong OTP (5th attempt)</w:t>
-            </w:r>
-          </w:p>
-        </w:tc>
-        <w:tc>
-          <w:tcPr>
-            <w:tcW w:type="dxa" w:w="3744"/>
-          </w:tcPr>
-          <w:p>
-            <w:r>
-              <w:rPr>
-                <w:sz w:val="19"/>
-              </w:rPr>
-              <w:t>/otp/verify/ with wrong OTP 5 times</w:t>
-            </w:r>
-          </w:p>
-        </w:tc>
-        <w:tc>
-          <w:tcPr>
-            <w:tcW w:type="dxa" w:w="3456"/>
-          </w:tcPr>
-          <w:p>
-            <w:r>
-              <w:rPr>
-                <w:sz w:val="19"/>
-              </w:rPr>
-              <w:t>400 — OTP session locked. Request a new OTP.</w:t>
+            <w:tcW w:type="dxa" w:w="3312"/>
+          </w:tcPr>
+          <w:p>
+            <w:r>
+              <w:rPr>
+                <w:sz w:val="19"/>
+              </w:rPr>
+              <w:t>{"phone_number": "919999999999"}</w:t>
+            </w:r>
+          </w:p>
+        </w:tc>
+        <w:tc>
+          <w:tcPr>
+            <w:tcW w:type="dxa" w:w="3168"/>
+          </w:tcPr>
+          <w:p>
+            <w:r>
+              <w:rPr>
+                <w:sz w:val="19"/>
+              </w:rPr>
+              <w:t>400 — Enter a valid Indian mobile number in +91XXXXXXXXXX format.</w:t>
+            </w:r>
+          </w:p>
+        </w:tc>
+        <w:tc>
+          <w:tcPr>
+            <w:tcW w:type="dxa" w:w="3024"/>
+          </w:tcPr>
+          <w:p>
+            <w:r>
+              <w:rPr>
+                <w:sz w:val="19"/>
+              </w:rPr>
+              <w:t>Add + sign: +919999999999</w:t>
             </w:r>
           </w:p>
         </w:tc>
@@ -11807,7 +12800,7 @@
       <w:tr>
         <w:tc>
           <w:tcPr>
-            <w:tcW w:type="dxa" w:w="2304"/>
+            <w:tcW w:type="dxa" w:w="3312"/>
             <w:shd w:val="clear" w:color="auto" w:fill="DEEAF1"/>
           </w:tcPr>
           <w:p>
@@ -11815,13 +12808,13 @@
               <w:rPr>
                 <w:sz w:val="19"/>
               </w:rPr>
-              <w:t>Expired OTP (10 min old)</w:t>
-            </w:r>
-          </w:p>
-        </w:tc>
-        <w:tc>
-          <w:tcPr>
-            <w:tcW w:type="dxa" w:w="3744"/>
+              <w:t>{"phone_number": "+91 9999999999"}</w:t>
+            </w:r>
+          </w:p>
+        </w:tc>
+        <w:tc>
+          <w:tcPr>
+            <w:tcW w:type="dxa" w:w="3168"/>
             <w:shd w:val="clear" w:color="auto" w:fill="DEEAF1"/>
           </w:tcPr>
           <w:p>
@@ -11829,13 +12822,13 @@
               <w:rPr>
                 <w:sz w:val="19"/>
               </w:rPr>
-              <w:t>/otp/verify/ after 10 minutes</w:t>
-            </w:r>
-          </w:p>
-        </w:tc>
-        <w:tc>
-          <w:tcPr>
-            <w:tcW w:type="dxa" w:w="3456"/>
+              <w:t>400 — Enter a valid Indian mobile number in +91XXXXXXXXXX format.</w:t>
+            </w:r>
+          </w:p>
+        </w:tc>
+        <w:tc>
+          <w:tcPr>
+            <w:tcW w:type="dxa" w:w="3024"/>
             <w:shd w:val="clear" w:color="auto" w:fill="DEEAF1"/>
           </w:tcPr>
           <w:p>
@@ -11843,7 +12836,7 @@
               <w:rPr>
                 <w:sz w:val="19"/>
               </w:rPr>
-              <w:t>400 — OTP expired. Request a new one.</w:t>
+              <w:t>Remove space: +919999999999</w:t>
             </w:r>
           </w:p>
         </w:tc>
@@ -11851,40 +12844,40 @@
       <w:tr>
         <w:tc>
           <w:tcPr>
-            <w:tcW w:type="dxa" w:w="2304"/>
-          </w:tcPr>
-          <w:p>
-            <w:r>
-              <w:rPr>
-                <w:sz w:val="19"/>
-              </w:rPr>
-              <w:t>OTP not sent yet</w:t>
-            </w:r>
-          </w:p>
-        </w:tc>
-        <w:tc>
-          <w:tcPr>
-            <w:tcW w:type="dxa" w:w="3744"/>
-          </w:tcPr>
-          <w:p>
-            <w:r>
-              <w:rPr>
-                <w:sz w:val="19"/>
-              </w:rPr>
-              <w:t>/otp/verify/ without calling /otp/send/ first</w:t>
-            </w:r>
-          </w:p>
-        </w:tc>
-        <w:tc>
-          <w:tcPr>
-            <w:tcW w:type="dxa" w:w="3456"/>
-          </w:tcPr>
-          <w:p>
-            <w:r>
-              <w:rPr>
-                <w:sz w:val="19"/>
-              </w:rPr>
-              <w:t>400 — No active OTP found for this number.</w:t>
+            <w:tcW w:type="dxa" w:w="3312"/>
+          </w:tcPr>
+          <w:p>
+            <w:r>
+              <w:rPr>
+                <w:sz w:val="19"/>
+              </w:rPr>
+              <w:t>{"phone_number": "+915000000000"}</w:t>
+            </w:r>
+          </w:p>
+        </w:tc>
+        <w:tc>
+          <w:tcPr>
+            <w:tcW w:type="dxa" w:w="3168"/>
+          </w:tcPr>
+          <w:p>
+            <w:r>
+              <w:rPr>
+                <w:sz w:val="19"/>
+              </w:rPr>
+              <w:t>400 — Enter a valid Indian mobile number in +91XXXXXXXXXX format.</w:t>
+            </w:r>
+          </w:p>
+        </w:tc>
+        <w:tc>
+          <w:tcPr>
+            <w:tcW w:type="dxa" w:w="3024"/>
+          </w:tcPr>
+          <w:p>
+            <w:r>
+              <w:rPr>
+                <w:sz w:val="19"/>
+              </w:rPr>
+              <w:t>First digit must be 6–9: +916000000000</w:t>
             </w:r>
           </w:p>
         </w:tc>
@@ -11892,7 +12885,7 @@
       <w:tr>
         <w:tc>
           <w:tcPr>
-            <w:tcW w:type="dxa" w:w="2304"/>
+            <w:tcW w:type="dxa" w:w="3312"/>
             <w:shd w:val="clear" w:color="auto" w:fill="DEEAF1"/>
           </w:tcPr>
           <w:p>
@@ -11900,13 +12893,13 @@
               <w:rPr>
                 <w:sz w:val="19"/>
               </w:rPr>
-              <w:t>Too many OTP sends</w:t>
-            </w:r>
-          </w:p>
-        </w:tc>
-        <w:tc>
-          <w:tcPr>
-            <w:tcW w:type="dxa" w:w="3744"/>
+              <w:t>{"phone_number": ""}</w:t>
+            </w:r>
+          </w:p>
+        </w:tc>
+        <w:tc>
+          <w:tcPr>
+            <w:tcW w:type="dxa" w:w="3168"/>
             <w:shd w:val="clear" w:color="auto" w:fill="DEEAF1"/>
           </w:tcPr>
           <w:p>
@@ -11914,13 +12907,13 @@
               <w:rPr>
                 <w:sz w:val="19"/>
               </w:rPr>
-              <w:t>POST /otp/send/ more than 5 times / 5 min</w:t>
-            </w:r>
-          </w:p>
-        </w:tc>
-        <w:tc>
-          <w:tcPr>
-            <w:tcW w:type="dxa" w:w="3456"/>
+              <w:t>400 — This field may not be blank.</w:t>
+            </w:r>
+          </w:p>
+        </w:tc>
+        <w:tc>
+          <w:tcPr>
+            <w:tcW w:type="dxa" w:w="3024"/>
             <w:shd w:val="clear" w:color="auto" w:fill="DEEAF1"/>
           </w:tcPr>
           <w:p>
@@ -11928,7 +12921,48 @@
               <w:rPr>
                 <w:sz w:val="19"/>
               </w:rPr>
-              <w:t>429 — Request was throttled. Try again later.</w:t>
+              <w:t>Provide a phone number</w:t>
+            </w:r>
+          </w:p>
+        </w:tc>
+      </w:tr>
+      <w:tr>
+        <w:tc>
+          <w:tcPr>
+            <w:tcW w:type="dxa" w:w="3312"/>
+          </w:tcPr>
+          <w:p>
+            <w:r>
+              <w:rPr>
+                <w:sz w:val="19"/>
+              </w:rPr>
+              <w:t>{}  (no phone_number key)</w:t>
+            </w:r>
+          </w:p>
+        </w:tc>
+        <w:tc>
+          <w:tcPr>
+            <w:tcW w:type="dxa" w:w="3168"/>
+          </w:tcPr>
+          <w:p>
+            <w:r>
+              <w:rPr>
+                <w:sz w:val="19"/>
+              </w:rPr>
+              <w:t>400 — This field is required.</w:t>
+            </w:r>
+          </w:p>
+        </w:tc>
+        <w:tc>
+          <w:tcPr>
+            <w:tcW w:type="dxa" w:w="3024"/>
+          </w:tcPr>
+          <w:p>
+            <w:r>
+              <w:rPr>
+                <w:sz w:val="19"/>
+              </w:rPr>
+              <w:t>Add phone_number field to request body</w:t>
             </w:r>
           </w:p>
         </w:tc>
@@ -11940,7 +12974,7 @@
         <w:pStyle w:val="Heading2"/>
       </w:pPr>
       <w:r>
-        <w:t>Token / Auth Error Cases</w:t>
+        <w:t>OTP Error Cases</w:t>
       </w:r>
     </w:p>
     <w:tbl>
@@ -11958,7 +12992,7 @@
       <w:tr>
         <w:tc>
           <w:tcPr>
-            <w:tcW w:type="dxa" w:w="2592"/>
+            <w:tcW w:type="dxa" w:w="2304"/>
             <w:shd w:val="clear" w:color="auto" w:fill="1F4E79"/>
           </w:tcPr>
           <w:p>
@@ -11984,13 +13018,13 @@
                 <w:color w:val="FFFFFF"/>
                 <w:sz w:val="20"/>
               </w:rPr>
-              <w:t>Request</w:t>
-            </w:r>
-          </w:p>
-        </w:tc>
-        <w:tc>
-          <w:tcPr>
-            <w:tcW w:type="dxa" w:w="3168"/>
+              <w:t>Request / Situation</w:t>
+            </w:r>
+          </w:p>
+        </w:tc>
+        <w:tc>
+          <w:tcPr>
+            <w:tcW w:type="dxa" w:w="3456"/>
             <w:shd w:val="clear" w:color="auto" w:fill="1F4E79"/>
           </w:tcPr>
           <w:p>
@@ -12008,7 +13042,7 @@
       <w:tr>
         <w:tc>
           <w:tcPr>
-            <w:tcW w:type="dxa" w:w="2592"/>
+            <w:tcW w:type="dxa" w:w="2304"/>
             <w:shd w:val="clear" w:color="auto" w:fill="DEEAF1"/>
           </w:tcPr>
           <w:p>
@@ -12016,7 +13050,7 @@
               <w:rPr>
                 <w:sz w:val="19"/>
               </w:rPr>
-              <w:t>No Authorization header</w:t>
+              <w:t>Wrong OTP (1st attempt)</w:t>
             </w:r>
           </w:p>
         </w:tc>
@@ -12030,13 +13064,13 @@
               <w:rPr>
                 <w:sz w:val="19"/>
               </w:rPr>
-              <w:t>GET /auth/me/ with no header</w:t>
-            </w:r>
-          </w:p>
-        </w:tc>
-        <w:tc>
-          <w:tcPr>
-            <w:tcW w:type="dxa" w:w="3168"/>
+              <w:t>/otp/verify/ with otp: "000000"</w:t>
+            </w:r>
+          </w:p>
+        </w:tc>
+        <w:tc>
+          <w:tcPr>
+            <w:tcW w:type="dxa" w:w="3456"/>
             <w:shd w:val="clear" w:color="auto" w:fill="DEEAF1"/>
           </w:tcPr>
           <w:p>
@@ -12044,7 +13078,7 @@
               <w:rPr>
                 <w:sz w:val="19"/>
               </w:rPr>
-              <w:t>401 — authentication_failed</w:t>
+              <w:t>400 — Invalid OTP. 4 attempt(s) remaining.</w:t>
             </w:r>
           </w:p>
         </w:tc>
@@ -12052,14 +13086,14 @@
       <w:tr>
         <w:tc>
           <w:tcPr>
-            <w:tcW w:type="dxa" w:w="2592"/>
-          </w:tcPr>
-          <w:p>
-            <w:r>
-              <w:rPr>
-                <w:sz w:val="19"/>
-              </w:rPr>
-              <w:t>Wrong format (no Bearer)</w:t>
+            <w:tcW w:type="dxa" w:w="2304"/>
+          </w:tcPr>
+          <w:p>
+            <w:r>
+              <w:rPr>
+                <w:sz w:val="19"/>
+              </w:rPr>
+              <w:t>Wrong OTP (5th attempt)</w:t>
             </w:r>
           </w:p>
         </w:tc>
@@ -12072,20 +13106,20 @@
               <w:rPr>
                 <w:sz w:val="19"/>
               </w:rPr>
-              <w:t>Authorization: eyJhbGci... (missing Bearer)</w:t>
-            </w:r>
-          </w:p>
-        </w:tc>
-        <w:tc>
-          <w:tcPr>
-            <w:tcW w:type="dxa" w:w="3168"/>
-          </w:tcPr>
-          <w:p>
-            <w:r>
-              <w:rPr>
-                <w:sz w:val="19"/>
-              </w:rPr>
-              <w:t>401 — authentication_failed</w:t>
+              <w:t>/otp/verify/ with wrong OTP 5 times</w:t>
+            </w:r>
+          </w:p>
+        </w:tc>
+        <w:tc>
+          <w:tcPr>
+            <w:tcW w:type="dxa" w:w="3456"/>
+          </w:tcPr>
+          <w:p>
+            <w:r>
+              <w:rPr>
+                <w:sz w:val="19"/>
+              </w:rPr>
+              <w:t>400 — OTP session locked. Request a new OTP.</w:t>
             </w:r>
           </w:p>
         </w:tc>
@@ -12093,7 +13127,7 @@
       <w:tr>
         <w:tc>
           <w:tcPr>
-            <w:tcW w:type="dxa" w:w="2592"/>
+            <w:tcW w:type="dxa" w:w="2304"/>
             <w:shd w:val="clear" w:color="auto" w:fill="DEEAF1"/>
           </w:tcPr>
           <w:p>
@@ -12101,7 +13135,7 @@
               <w:rPr>
                 <w:sz w:val="19"/>
               </w:rPr>
-              <w:t>Expired access token</w:t>
+              <w:t>Expired OTP (10 min old)</w:t>
             </w:r>
           </w:p>
         </w:tc>
@@ -12115,13 +13149,13 @@
               <w:rPr>
                 <w:sz w:val="19"/>
               </w:rPr>
-              <w:t>GET /auth/me/ with token older than 1 hour</w:t>
-            </w:r>
-          </w:p>
-        </w:tc>
-        <w:tc>
-          <w:tcPr>
-            <w:tcW w:type="dxa" w:w="3168"/>
+              <w:t>/otp/verify/ after 10 minutes</w:t>
+            </w:r>
+          </w:p>
+        </w:tc>
+        <w:tc>
+          <w:tcPr>
+            <w:tcW w:type="dxa" w:w="3456"/>
             <w:shd w:val="clear" w:color="auto" w:fill="DEEAF1"/>
           </w:tcPr>
           <w:p>
@@ -12129,7 +13163,7 @@
               <w:rPr>
                 <w:sz w:val="19"/>
               </w:rPr>
-              <w:t>401 — token_invalid</w:t>
+              <w:t>400 — OTP expired. Request a new one.</w:t>
             </w:r>
           </w:p>
         </w:tc>
@@ -12137,14 +13171,14 @@
       <w:tr>
         <w:tc>
           <w:tcPr>
-            <w:tcW w:type="dxa" w:w="2592"/>
-          </w:tcPr>
-          <w:p>
-            <w:r>
-              <w:rPr>
-                <w:sz w:val="19"/>
-              </w:rPr>
-              <w:t>Blacklisted refresh token</w:t>
+            <w:tcW w:type="dxa" w:w="2304"/>
+          </w:tcPr>
+          <w:p>
+            <w:r>
+              <w:rPr>
+                <w:sz w:val="19"/>
+              </w:rPr>
+              <w:t>OTP not sent yet</w:t>
             </w:r>
           </w:p>
         </w:tc>
@@ -12157,20 +13191,20 @@
               <w:rPr>
                 <w:sz w:val="19"/>
               </w:rPr>
-              <w:t>POST /token/refresh/ after calling /logout/</w:t>
-            </w:r>
-          </w:p>
-        </w:tc>
-        <w:tc>
-          <w:tcPr>
-            <w:tcW w:type="dxa" w:w="3168"/>
-          </w:tcPr>
-          <w:p>
-            <w:r>
-              <w:rPr>
-                <w:sz w:val="19"/>
-              </w:rPr>
-              <w:t>401 — token_invalid</w:t>
+              <w:t>/otp/verify/ without calling /otp/send/ first</w:t>
+            </w:r>
+          </w:p>
+        </w:tc>
+        <w:tc>
+          <w:tcPr>
+            <w:tcW w:type="dxa" w:w="3456"/>
+          </w:tcPr>
+          <w:p>
+            <w:r>
+              <w:rPr>
+                <w:sz w:val="19"/>
+              </w:rPr>
+              <w:t>400 — No active OTP found for this number.</w:t>
             </w:r>
           </w:p>
         </w:tc>
@@ -12178,7 +13212,7 @@
       <w:tr>
         <w:tc>
           <w:tcPr>
-            <w:tcW w:type="dxa" w:w="2592"/>
+            <w:tcW w:type="dxa" w:w="2304"/>
             <w:shd w:val="clear" w:color="auto" w:fill="DEEAF1"/>
           </w:tcPr>
           <w:p>
@@ -12186,7 +13220,7 @@
               <w:rPr>
                 <w:sz w:val="19"/>
               </w:rPr>
-              <w:t>Invalid coordinates</w:t>
+              <w:t>Too many OTP sends</w:t>
             </w:r>
           </w:p>
         </w:tc>
@@ -12200,13 +13234,13 @@
               <w:rPr>
                 <w:sz w:val="19"/>
               </w:rPr>
-              <w:t>PUT /auth/me/location/ → latitude: 200</w:t>
-            </w:r>
-          </w:p>
-        </w:tc>
-        <w:tc>
-          <w:tcPr>
-            <w:tcW w:type="dxa" w:w="3168"/>
+              <w:t>POST /otp/send/ more than 5 times / 5 min</w:t>
+            </w:r>
+          </w:p>
+        </w:tc>
+        <w:tc>
+          <w:tcPr>
+            <w:tcW w:type="dxa" w:w="3456"/>
             <w:shd w:val="clear" w:color="auto" w:fill="DEEAF1"/>
           </w:tcPr>
           <w:p>
@@ -12214,7 +13248,7 @@
               <w:rPr>
                 <w:sz w:val="19"/>
               </w:rPr>
-              <w:t>400 — validation_error</w:t>
+              <w:t>429 — Request was throttled. Try again later.</w:t>
             </w:r>
           </w:p>
         </w:tc>
@@ -12226,7 +13260,7 @@
         <w:pStyle w:val="Heading2"/>
       </w:pPr>
       <w:r>
-        <w:t>Store Error Cases</w:t>
+        <w:t>Token / Auth Error Cases</w:t>
       </w:r>
     </w:p>
     <w:tbl>
@@ -12302,7 +13336,7 @@
               <w:rPr>
                 <w:sz w:val="19"/>
               </w:rPr>
-              <w:t>Customer creates store</w:t>
+              <w:t>No Authorization header</w:t>
             </w:r>
           </w:p>
         </w:tc>
@@ -12316,7 +13350,7 @@
               <w:rPr>
                 <w:sz w:val="19"/>
               </w:rPr>
-              <w:t>POST /stores/ with customer token</w:t>
+              <w:t>GET /auth/me/ with no header</w:t>
             </w:r>
           </w:p>
         </w:tc>
@@ -12330,7 +13364,7 @@
               <w:rPr>
                 <w:sz w:val="19"/>
               </w:rPr>
-              <w:t>403 — Vendor access only</w:t>
+              <w:t>401 — authentication_failed</w:t>
             </w:r>
           </w:p>
         </w:tc>
@@ -12345,7 +13379,7 @@
               <w:rPr>
                 <w:sz w:val="19"/>
               </w:rPr>
-              <w:t>Vendor creates 2nd store</w:t>
+              <w:t>Wrong format (no Bearer)</w:t>
             </w:r>
           </w:p>
         </w:tc>
@@ -12358,7 +13392,7 @@
               <w:rPr>
                 <w:sz w:val="19"/>
               </w:rPr>
-              <w:t>POST /stores/ again with same vendor</w:t>
+              <w:t>Authorization: eyJhbGci... (missing Bearer)</w:t>
             </w:r>
           </w:p>
         </w:tc>
@@ -12371,7 +13405,7 @@
               <w:rPr>
                 <w:sz w:val="19"/>
               </w:rPr>
-              <w:t>400 — You already have a store</w:t>
+              <w:t>401 — authentication_failed</w:t>
             </w:r>
           </w:p>
         </w:tc>
@@ -12387,7 +13421,7 @@
               <w:rPr>
                 <w:sz w:val="19"/>
               </w:rPr>
-              <w:t>Wrong owner updates store</w:t>
+              <w:t>Expired access token</w:t>
             </w:r>
           </w:p>
         </w:tc>
@@ -12401,7 +13435,7 @@
               <w:rPr>
                 <w:sz w:val="19"/>
               </w:rPr>
-              <w:t>PUT /stores/&lt;id&gt;/update/ with different vendor</w:t>
+              <w:t>GET /auth/me/ with token older than 1 hour</w:t>
             </w:r>
           </w:p>
         </w:tc>
@@ -12415,7 +13449,7 @@
               <w:rPr>
                 <w:sz w:val="19"/>
               </w:rPr>
-              <w:t>403 — permission_denied</w:t>
+              <w:t>401 — token_invalid</w:t>
             </w:r>
           </w:p>
         </w:tc>
@@ -12430,7 +13464,7 @@
               <w:rPr>
                 <w:sz w:val="19"/>
               </w:rPr>
-              <w:t>Missing lat/lng</w:t>
+              <w:t>Blacklisted refresh token</w:t>
             </w:r>
           </w:p>
         </w:tc>
@@ -12443,7 +13477,7 @@
               <w:rPr>
                 <w:sz w:val="19"/>
               </w:rPr>
-              <w:t>GET /stores/nearby/ without ?lat=&amp;lng=</w:t>
+              <w:t>POST /token/refresh/ after calling /logout/</w:t>
             </w:r>
           </w:p>
         </w:tc>
@@ -12456,7 +13490,7 @@
               <w:rPr>
                 <w:sz w:val="19"/>
               </w:rPr>
-              <w:t>400 — lat and lng are required numbers</w:t>
+              <w:t>401 — token_invalid</w:t>
             </w:r>
           </w:p>
         </w:tc>
@@ -12472,7 +13506,7 @@
               <w:rPr>
                 <w:sz w:val="19"/>
               </w:rPr>
-              <w:t>Invalid store UUID</w:t>
+              <w:t>Invalid coordinates</w:t>
             </w:r>
           </w:p>
         </w:tc>
@@ -12486,7 +13520,7 @@
               <w:rPr>
                 <w:sz w:val="19"/>
               </w:rPr>
-              <w:t>GET /stores/00000000-0000-0000-0000-000000000000/</w:t>
+              <w:t>PUT /auth/me/location/ → latitude: 200</w:t>
             </w:r>
           </w:p>
         </w:tc>
@@ -12500,92 +13534,7 @@
               <w:rPr>
                 <w:sz w:val="19"/>
               </w:rPr>
-              <w:t>404 — not_found</w:t>
-            </w:r>
-          </w:p>
-        </w:tc>
-      </w:tr>
-      <w:tr>
-        <w:tc>
-          <w:tcPr>
-            <w:tcW w:type="dxa" w:w="2592"/>
-          </w:tcPr>
-          <w:p>
-            <w:r>
-              <w:rPr>
-                <w:sz w:val="19"/>
-              </w:rPr>
-              <w:t>Store is_active=false</w:t>
-            </w:r>
-          </w:p>
-        </w:tc>
-        <w:tc>
-          <w:tcPr>
-            <w:tcW w:type="dxa" w:w="3744"/>
-          </w:tcPr>
-          <w:p>
-            <w:r>
-              <w:rPr>
-                <w:sz w:val="19"/>
-              </w:rPr>
-              <w:t>GET /stores/&lt;id&gt;/ after deactivating store</w:t>
-            </w:r>
-          </w:p>
-        </w:tc>
-        <w:tc>
-          <w:tcPr>
-            <w:tcW w:type="dxa" w:w="3168"/>
-          </w:tcPr>
-          <w:p>
-            <w:r>
-              <w:rPr>
-                <w:sz w:val="19"/>
-              </w:rPr>
-              <w:t>404 — not_found</w:t>
-            </w:r>
-          </w:p>
-        </w:tc>
-      </w:tr>
-      <w:tr>
-        <w:tc>
-          <w:tcPr>
-            <w:tcW w:type="dxa" w:w="2592"/>
-            <w:shd w:val="clear" w:color="auto" w:fill="DEEAF1"/>
-          </w:tcPr>
-          <w:p>
-            <w:r>
-              <w:rPr>
-                <w:sz w:val="19"/>
-              </w:rPr>
-              <w:t>Wrong phone in body</w:t>
-            </w:r>
-          </w:p>
-        </w:tc>
-        <w:tc>
-          <w:tcPr>
-            <w:tcW w:type="dxa" w:w="3744"/>
-            <w:shd w:val="clear" w:color="auto" w:fill="DEEAF1"/>
-          </w:tcPr>
-          <w:p>
-            <w:r>
-              <w:rPr>
-                <w:sz w:val="19"/>
-              </w:rPr>
-              <w:t>POST /stores/ with phone: "9876543210"</w:t>
-            </w:r>
-          </w:p>
-        </w:tc>
-        <w:tc>
-          <w:tcPr>
-            <w:tcW w:type="dxa" w:w="3168"/>
-            <w:shd w:val="clear" w:color="auto" w:fill="DEEAF1"/>
-          </w:tcPr>
-          <w:p>
-            <w:r>
-              <w:rPr>
-                <w:sz w:val="19"/>
-              </w:rPr>
-              <w:t>400 — validation_error (phone format)</w:t>
+              <w:t>400 — validation_error</w:t>
             </w:r>
           </w:p>
         </w:tc>
@@ -12597,7 +13546,7 @@
         <w:pStyle w:val="Heading2"/>
       </w:pPr>
       <w:r>
-        <w:t>Product Error Cases</w:t>
+        <w:t>Store Error Cases</w:t>
       </w:r>
     </w:p>
     <w:tbl>
@@ -12673,7 +13622,7 @@
               <w:rPr>
                 <w:sz w:val="19"/>
               </w:rPr>
-              <w:t>Vendor has no store yet</w:t>
+              <w:t>Customer creates store</w:t>
             </w:r>
           </w:p>
         </w:tc>
@@ -12687,7 +13636,7 @@
               <w:rPr>
                 <w:sz w:val="19"/>
               </w:rPr>
-              <w:t>POST /products/ before creating store</w:t>
+              <w:t>POST /stores/ with customer token</w:t>
             </w:r>
           </w:p>
         </w:tc>
@@ -12701,7 +13650,7 @@
               <w:rPr>
                 <w:sz w:val="19"/>
               </w:rPr>
-              <w:t>400 — Create a store first</w:t>
+              <w:t>403 — Vendor access only</w:t>
             </w:r>
           </w:p>
         </w:tc>
@@ -12716,7 +13665,7 @@
               <w:rPr>
                 <w:sz w:val="19"/>
               </w:rPr>
-              <w:t>Duplicate SKU</w:t>
+              <w:t>Vendor creates 2nd store</w:t>
             </w:r>
           </w:p>
         </w:tc>
@@ -12729,7 +13678,7 @@
               <w:rPr>
                 <w:sz w:val="19"/>
               </w:rPr>
-              <w:t>POST /products/ with sku already used by any store</w:t>
+              <w:t>POST /stores/ again with same vendor</w:t>
             </w:r>
           </w:p>
         </w:tc>
@@ -12742,7 +13691,7 @@
               <w:rPr>
                 <w:sz w:val="19"/>
               </w:rPr>
-              <w:t>400 — validation_error on sku</w:t>
+              <w:t>400 — You already have a store</w:t>
             </w:r>
           </w:p>
         </w:tc>
@@ -12758,7 +13707,7 @@
               <w:rPr>
                 <w:sz w:val="19"/>
               </w:rPr>
-              <w:t>Get draft product</w:t>
+              <w:t>Wrong owner updates store</w:t>
             </w:r>
           </w:p>
         </w:tc>
@@ -12772,7 +13721,7 @@
               <w:rPr>
                 <w:sz w:val="19"/>
               </w:rPr>
-              <w:t>GET /products/&lt;id&gt;/ where status=draft</w:t>
+              <w:t>PUT /stores/&lt;id&gt;/update/ with different vendor</w:t>
             </w:r>
           </w:p>
         </w:tc>
@@ -12786,7 +13735,7 @@
               <w:rPr>
                 <w:sz w:val="19"/>
               </w:rPr>
-              <w:t>404 — not_found</w:t>
+              <w:t>403 — permission_denied</w:t>
             </w:r>
           </w:p>
         </w:tc>
@@ -12801,7 +13750,7 @@
               <w:rPr>
                 <w:sz w:val="19"/>
               </w:rPr>
-              <w:t>Get invisible product</w:t>
+              <w:t>Missing lat/lng</w:t>
             </w:r>
           </w:p>
         </w:tc>
@@ -12814,7 +13763,7 @@
               <w:rPr>
                 <w:sz w:val="19"/>
               </w:rPr>
-              <w:t>GET /products/&lt;id&gt;/ where is_visible=false</w:t>
+              <w:t>GET /stores/nearby/ without ?lat=&amp;lng=</w:t>
             </w:r>
           </w:p>
         </w:tc>
@@ -12827,7 +13776,7 @@
               <w:rPr>
                 <w:sz w:val="19"/>
               </w:rPr>
-              <w:t>404 — not_found</w:t>
+              <w:t>400 — lat and lng are required numbers</w:t>
             </w:r>
           </w:p>
         </w:tc>
@@ -12843,7 +13792,7 @@
               <w:rPr>
                 <w:sz w:val="19"/>
               </w:rPr>
-              <w:t>Missing q param</w:t>
+              <w:t>Invalid store UUID</w:t>
             </w:r>
           </w:p>
         </w:tc>
@@ -12857,7 +13806,7 @@
               <w:rPr>
                 <w:sz w:val="19"/>
               </w:rPr>
-              <w:t>GET /products/search/ without ?q=</w:t>
+              <w:t>GET /stores/00000000-0000-0000-0000-000000000000/</w:t>
             </w:r>
           </w:p>
         </w:tc>
@@ -12871,7 +13820,7 @@
               <w:rPr>
                 <w:sz w:val="19"/>
               </w:rPr>
-              <w:t>400 — Search query q is required</w:t>
+              <w:t>404 — not_found</w:t>
             </w:r>
           </w:p>
         </w:tc>
@@ -12886,7 +13835,7 @@
               <w:rPr>
                 <w:sz w:val="19"/>
               </w:rPr>
-              <w:t>Customer deletes product</w:t>
+              <w:t>Store is_active=false</w:t>
             </w:r>
           </w:p>
         </w:tc>
@@ -12899,7 +13848,7 @@
               <w:rPr>
                 <w:sz w:val="19"/>
               </w:rPr>
-              <w:t>DELETE /products/&lt;id&gt;/update/ with customer token</w:t>
+              <w:t>GET /stores/&lt;id&gt;/ after deactivating store</w:t>
             </w:r>
           </w:p>
         </w:tc>
@@ -12912,7 +13861,51 @@
               <w:rPr>
                 <w:sz w:val="19"/>
               </w:rPr>
-              <w:t>403 — permission_denied</w:t>
+              <w:t>404 — not_found</w:t>
+            </w:r>
+          </w:p>
+        </w:tc>
+      </w:tr>
+      <w:tr>
+        <w:tc>
+          <w:tcPr>
+            <w:tcW w:type="dxa" w:w="2592"/>
+            <w:shd w:val="clear" w:color="auto" w:fill="DEEAF1"/>
+          </w:tcPr>
+          <w:p>
+            <w:r>
+              <w:rPr>
+                <w:sz w:val="19"/>
+              </w:rPr>
+              <w:t>Wrong phone in body</w:t>
+            </w:r>
+          </w:p>
+        </w:tc>
+        <w:tc>
+          <w:tcPr>
+            <w:tcW w:type="dxa" w:w="3744"/>
+            <w:shd w:val="clear" w:color="auto" w:fill="DEEAF1"/>
+          </w:tcPr>
+          <w:p>
+            <w:r>
+              <w:rPr>
+                <w:sz w:val="19"/>
+              </w:rPr>
+              <w:t>POST /stores/ with phone: "9876543210"</w:t>
+            </w:r>
+          </w:p>
+        </w:tc>
+        <w:tc>
+          <w:tcPr>
+            <w:tcW w:type="dxa" w:w="3168"/>
+            <w:shd w:val="clear" w:color="auto" w:fill="DEEAF1"/>
+          </w:tcPr>
+          <w:p>
+            <w:r>
+              <w:rPr>
+                <w:sz w:val="19"/>
+              </w:rPr>
+              <w:t>400 — validation_error (phone format)</w:t>
             </w:r>
           </w:p>
         </w:tc>
@@ -12924,7 +13917,7 @@
         <w:pStyle w:val="Heading2"/>
       </w:pPr>
       <w:r>
-        <w:t>Video Error Cases  (Sprint 4)</w:t>
+        <w:t>Product Error Cases</w:t>
       </w:r>
     </w:p>
     <w:tbl>
@@ -12942,7 +13935,7 @@
       <w:tr>
         <w:tc>
           <w:tcPr>
-            <w:tcW w:type="dxa" w:w="2880"/>
+            <w:tcW w:type="dxa" w:w="2592"/>
             <w:shd w:val="clear" w:color="auto" w:fill="1F4E79"/>
           </w:tcPr>
           <w:p>
@@ -12958,7 +13951,7 @@
         </w:tc>
         <w:tc>
           <w:tcPr>
-            <w:tcW w:type="dxa" w:w="3456"/>
+            <w:tcW w:type="dxa" w:w="3744"/>
             <w:shd w:val="clear" w:color="auto" w:fill="1F4E79"/>
           </w:tcPr>
           <w:p>
@@ -12992,7 +13985,7 @@
       <w:tr>
         <w:tc>
           <w:tcPr>
-            <w:tcW w:type="dxa" w:w="2880"/>
+            <w:tcW w:type="dxa" w:w="2592"/>
             <w:shd w:val="clear" w:color="auto" w:fill="DEEAF1"/>
           </w:tcPr>
           <w:p>
@@ -13000,13 +13993,13 @@
               <w:rPr>
                 <w:sz w:val="19"/>
               </w:rPr>
-              <w:t>No store — request upload</w:t>
-            </w:r>
-          </w:p>
-        </w:tc>
-        <w:tc>
-          <w:tcPr>
-            <w:tcW w:type="dxa" w:w="3456"/>
+              <w:t>Vendor has no store yet</w:t>
+            </w:r>
+          </w:p>
+        </w:tc>
+        <w:tc>
+          <w:tcPr>
+            <w:tcW w:type="dxa" w:w="3744"/>
             <w:shd w:val="clear" w:color="auto" w:fill="DEEAF1"/>
           </w:tcPr>
           <w:p>
@@ -13014,7 +14007,7 @@
               <w:rPr>
                 <w:sz w:val="19"/>
               </w:rPr>
-              <w:t>POST /videos/request-upload/ before store created</w:t>
+              <w:t>POST /products/ before creating store</w:t>
             </w:r>
           </w:p>
         </w:tc>
@@ -13036,27 +14029,27 @@
       <w:tr>
         <w:tc>
           <w:tcPr>
-            <w:tcW w:type="dxa" w:w="2880"/>
-          </w:tcPr>
-          <w:p>
-            <w:r>
-              <w:rPr>
-                <w:sz w:val="19"/>
-              </w:rPr>
-              <w:t>Missing title</w:t>
-            </w:r>
-          </w:p>
-        </w:tc>
-        <w:tc>
-          <w:tcPr>
-            <w:tcW w:type="dxa" w:w="3456"/>
-          </w:tcPr>
-          <w:p>
-            <w:r>
-              <w:rPr>
-                <w:sz w:val="19"/>
-              </w:rPr>
-              <w:t>POST /videos/request-upload/ with no title field</w:t>
+            <w:tcW w:type="dxa" w:w="2592"/>
+          </w:tcPr>
+          <w:p>
+            <w:r>
+              <w:rPr>
+                <w:sz w:val="19"/>
+              </w:rPr>
+              <w:t>Duplicate SKU</w:t>
+            </w:r>
+          </w:p>
+        </w:tc>
+        <w:tc>
+          <w:tcPr>
+            <w:tcW w:type="dxa" w:w="3744"/>
+          </w:tcPr>
+          <w:p>
+            <w:r>
+              <w:rPr>
+                <w:sz w:val="19"/>
+              </w:rPr>
+              <w:t>POST /products/ with sku already used by any store</w:t>
             </w:r>
           </w:p>
         </w:tc>
@@ -13069,7 +14062,7 @@
               <w:rPr>
                 <w:sz w:val="19"/>
               </w:rPr>
-              <w:t>400 — This field is required</w:t>
+              <w:t>400 — validation_error on sku</w:t>
             </w:r>
           </w:p>
         </w:tc>
@@ -13077,7 +14070,7 @@
       <w:tr>
         <w:tc>
           <w:tcPr>
-            <w:tcW w:type="dxa" w:w="2880"/>
+            <w:tcW w:type="dxa" w:w="2592"/>
             <w:shd w:val="clear" w:color="auto" w:fill="DEEAF1"/>
           </w:tcPr>
           <w:p>
@@ -13085,13 +14078,13 @@
               <w:rPr>
                 <w:sz w:val="19"/>
               </w:rPr>
-              <w:t>Customer calls request-upload</w:t>
-            </w:r>
-          </w:p>
-        </w:tc>
-        <w:tc>
-          <w:tcPr>
-            <w:tcW w:type="dxa" w:w="3456"/>
+              <w:t>Get draft product</w:t>
+            </w:r>
+          </w:p>
+        </w:tc>
+        <w:tc>
+          <w:tcPr>
+            <w:tcW w:type="dxa" w:w="3744"/>
             <w:shd w:val="clear" w:color="auto" w:fill="DEEAF1"/>
           </w:tcPr>
           <w:p>
@@ -13099,7 +14092,7 @@
               <w:rPr>
                 <w:sz w:val="19"/>
               </w:rPr>
-              <w:t>POST /videos/request-upload/ with customer token</w:t>
+              <w:t>GET /products/&lt;id&gt;/ where status=draft</w:t>
             </w:r>
           </w:p>
         </w:tc>
@@ -13113,7 +14106,7 @@
               <w:rPr>
                 <w:sz w:val="19"/>
               </w:rPr>
-              <w:t>403 — Vendor access only</w:t>
+              <w:t>404 — not_found</w:t>
             </w:r>
           </w:p>
         </w:tc>
@@ -13121,27 +14114,27 @@
       <w:tr>
         <w:tc>
           <w:tcPr>
-            <w:tcW w:type="dxa" w:w="2880"/>
-          </w:tcPr>
-          <w:p>
-            <w:r>
-              <w:rPr>
-                <w:sz w:val="19"/>
-              </w:rPr>
-              <w:t>Confirm already-ready video</w:t>
-            </w:r>
-          </w:p>
-        </w:tc>
-        <w:tc>
-          <w:tcPr>
-            <w:tcW w:type="dxa" w:w="3456"/>
-          </w:tcPr>
-          <w:p>
-            <w:r>
-              <w:rPr>
-                <w:sz w:val="19"/>
-              </w:rPr>
-              <w:t>POST /videos/&lt;id&gt;/confirm-upload/ on ready video</w:t>
+            <w:tcW w:type="dxa" w:w="2592"/>
+          </w:tcPr>
+          <w:p>
+            <w:r>
+              <w:rPr>
+                <w:sz w:val="19"/>
+              </w:rPr>
+              <w:t>Get invisible product</w:t>
+            </w:r>
+          </w:p>
+        </w:tc>
+        <w:tc>
+          <w:tcPr>
+            <w:tcW w:type="dxa" w:w="3744"/>
+          </w:tcPr>
+          <w:p>
+            <w:r>
+              <w:rPr>
+                <w:sz w:val="19"/>
+              </w:rPr>
+              <w:t>GET /products/&lt;id&gt;/ where is_visible=false</w:t>
             </w:r>
           </w:p>
         </w:tc>
@@ -13154,7 +14147,7 @@
               <w:rPr>
                 <w:sz w:val="19"/>
               </w:rPr>
-              <w:t>400 — Video already in "ready" state</w:t>
+              <w:t>404 — not_found</w:t>
             </w:r>
           </w:p>
         </w:tc>
@@ -13162,7 +14155,7 @@
       <w:tr>
         <w:tc>
           <w:tcPr>
-            <w:tcW w:type="dxa" w:w="2880"/>
+            <w:tcW w:type="dxa" w:w="2592"/>
             <w:shd w:val="clear" w:color="auto" w:fill="DEEAF1"/>
           </w:tcPr>
           <w:p>
@@ -13170,13 +14163,13 @@
               <w:rPr>
                 <w:sz w:val="19"/>
               </w:rPr>
-              <w:t>Duration too long</w:t>
-            </w:r>
-          </w:p>
-        </w:tc>
-        <w:tc>
-          <w:tcPr>
-            <w:tcW w:type="dxa" w:w="3456"/>
+              <w:t>Missing q param</w:t>
+            </w:r>
+          </w:p>
+        </w:tc>
+        <w:tc>
+          <w:tcPr>
+            <w:tcW w:type="dxa" w:w="3744"/>
             <w:shd w:val="clear" w:color="auto" w:fill="DEEAF1"/>
           </w:tcPr>
           <w:p>
@@ -13184,7 +14177,7 @@
               <w:rPr>
                 <w:sz w:val="19"/>
               </w:rPr>
-              <w:t>POST /videos/&lt;id&gt;/confirm-upload/ — duration_seconds=120</w:t>
+              <w:t>GET /products/search/ without ?q=</w:t>
             </w:r>
           </w:p>
         </w:tc>
@@ -13198,7 +14191,7 @@
               <w:rPr>
                 <w:sz w:val="19"/>
               </w:rPr>
-              <w:t>400 — cannot exceed 60 seconds</w:t>
+              <w:t>400 — Search query q is required</w:t>
             </w:r>
           </w:p>
         </w:tc>
@@ -13206,27 +14199,27 @@
       <w:tr>
         <w:tc>
           <w:tcPr>
-            <w:tcW w:type="dxa" w:w="2880"/>
-          </w:tcPr>
-          <w:p>
-            <w:r>
-              <w:rPr>
-                <w:sz w:val="19"/>
-              </w:rPr>
-              <w:t>Confirm another vendor video</w:t>
-            </w:r>
-          </w:p>
-        </w:tc>
-        <w:tc>
-          <w:tcPr>
-            <w:tcW w:type="dxa" w:w="3456"/>
-          </w:tcPr>
-          <w:p>
-            <w:r>
-              <w:rPr>
-                <w:sz w:val="19"/>
-              </w:rPr>
-              <w:t>POST /videos/&lt;id&gt;/confirm-upload/ — wrong vendor</w:t>
+            <w:tcW w:type="dxa" w:w="2592"/>
+          </w:tcPr>
+          <w:p>
+            <w:r>
+              <w:rPr>
+                <w:sz w:val="19"/>
+              </w:rPr>
+              <w:t>Customer deletes product</w:t>
+            </w:r>
+          </w:p>
+        </w:tc>
+        <w:tc>
+          <w:tcPr>
+            <w:tcW w:type="dxa" w:w="3744"/>
+          </w:tcPr>
+          <w:p>
+            <w:r>
+              <w:rPr>
+                <w:sz w:val="19"/>
+              </w:rPr>
+              <w:t>DELETE /products/&lt;id&gt;/update/ with customer token</w:t>
             </w:r>
           </w:p>
         </w:tc>
@@ -13239,262 +14232,7 @@
               <w:rPr>
                 <w:sz w:val="19"/>
               </w:rPr>
-              <w:t>404 — not_found</w:t>
-            </w:r>
-          </w:p>
-        </w:tc>
-      </w:tr>
-      <w:tr>
-        <w:tc>
-          <w:tcPr>
-            <w:tcW w:type="dxa" w:w="2880"/>
-            <w:shd w:val="clear" w:color="auto" w:fill="DEEAF1"/>
-          </w:tcPr>
-          <w:p>
-            <w:r>
-              <w:rPr>
-                <w:sz w:val="19"/>
-              </w:rPr>
-              <w:t>Feed without lat/lng</w:t>
-            </w:r>
-          </w:p>
-        </w:tc>
-        <w:tc>
-          <w:tcPr>
-            <w:tcW w:type="dxa" w:w="3456"/>
-            <w:shd w:val="clear" w:color="auto" w:fill="DEEAF1"/>
-          </w:tcPr>
-          <w:p>
-            <w:r>
-              <w:rPr>
-                <w:sz w:val="19"/>
-              </w:rPr>
-              <w:t>GET /videos/feed/ — no ?lat=&amp;lng= params</w:t>
-            </w:r>
-          </w:p>
-        </w:tc>
-        <w:tc>
-          <w:tcPr>
-            <w:tcW w:type="dxa" w:w="3168"/>
-            <w:shd w:val="clear" w:color="auto" w:fill="DEEAF1"/>
-          </w:tcPr>
-          <w:p>
-            <w:r>
-              <w:rPr>
-                <w:sz w:val="19"/>
-              </w:rPr>
-              <w:t>400 — lat and lng are required numbers</w:t>
-            </w:r>
-          </w:p>
-        </w:tc>
-      </w:tr>
-      <w:tr>
-        <w:tc>
-          <w:tcPr>
-            <w:tcW w:type="dxa" w:w="2880"/>
-          </w:tcPr>
-          <w:p>
-            <w:r>
-              <w:rPr>
-                <w:sz w:val="19"/>
-              </w:rPr>
-              <w:t>Detail on processing video</w:t>
-            </w:r>
-          </w:p>
-        </w:tc>
-        <w:tc>
-          <w:tcPr>
-            <w:tcW w:type="dxa" w:w="3456"/>
-          </w:tcPr>
-          <w:p>
-            <w:r>
-              <w:rPr>
-                <w:sz w:val="19"/>
-              </w:rPr>
-              <w:t>GET /videos/&lt;id&gt;/ while status=processing</w:t>
-            </w:r>
-          </w:p>
-        </w:tc>
-        <w:tc>
-          <w:tcPr>
-            <w:tcW w:type="dxa" w:w="3168"/>
-          </w:tcPr>
-          <w:p>
-            <w:r>
-              <w:rPr>
-                <w:sz w:val="19"/>
-              </w:rPr>
-              <w:t>404 — not_found (only ready shown)</w:t>
-            </w:r>
-          </w:p>
-        </w:tc>
-      </w:tr>
-      <w:tr>
-        <w:tc>
-          <w:tcPr>
-            <w:tcW w:type="dxa" w:w="2880"/>
-            <w:shd w:val="clear" w:color="auto" w:fill="DEEAF1"/>
-          </w:tcPr>
-          <w:p>
-            <w:r>
-              <w:rPr>
-                <w:sz w:val="19"/>
-              </w:rPr>
-              <w:t>Like without auth</w:t>
-            </w:r>
-          </w:p>
-        </w:tc>
-        <w:tc>
-          <w:tcPr>
-            <w:tcW w:type="dxa" w:w="3456"/>
-            <w:shd w:val="clear" w:color="auto" w:fill="DEEAF1"/>
-          </w:tcPr>
-          <w:p>
-            <w:r>
-              <w:rPr>
-                <w:sz w:val="19"/>
-              </w:rPr>
-              <w:t>POST /videos/&lt;id&gt;/like/ — no auth header</w:t>
-            </w:r>
-          </w:p>
-        </w:tc>
-        <w:tc>
-          <w:tcPr>
-            <w:tcW w:type="dxa" w:w="3168"/>
-            <w:shd w:val="clear" w:color="auto" w:fill="DEEAF1"/>
-          </w:tcPr>
-          <w:p>
-            <w:r>
-              <w:rPr>
-                <w:sz w:val="19"/>
-              </w:rPr>
-              <w:t>401 — authentication_failed</w:t>
-            </w:r>
-          </w:p>
-        </w:tc>
-      </w:tr>
-      <w:tr>
-        <w:tc>
-          <w:tcPr>
-            <w:tcW w:type="dxa" w:w="2880"/>
-          </w:tcPr>
-          <w:p>
-            <w:r>
-              <w:rPr>
-                <w:sz w:val="19"/>
-              </w:rPr>
-              <w:t>Update another vendor video</w:t>
-            </w:r>
-          </w:p>
-        </w:tc>
-        <w:tc>
-          <w:tcPr>
-            <w:tcW w:type="dxa" w:w="3456"/>
-          </w:tcPr>
-          <w:p>
-            <w:r>
-              <w:rPr>
-                <w:sz w:val="19"/>
-              </w:rPr>
-              <w:t>PATCH /videos/&lt;id&gt;/update/ — different vendor token</w:t>
-            </w:r>
-          </w:p>
-        </w:tc>
-        <w:tc>
-          <w:tcPr>
-            <w:tcW w:type="dxa" w:w="3168"/>
-          </w:tcPr>
-          <w:p>
-            <w:r>
-              <w:rPr>
-                <w:sz w:val="19"/>
-              </w:rPr>
-              <w:t>404 — not_found</w:t>
-            </w:r>
-          </w:p>
-        </w:tc>
-      </w:tr>
-      <w:tr>
-        <w:tc>
-          <w:tcPr>
-            <w:tcW w:type="dxa" w:w="2880"/>
-            <w:shd w:val="clear" w:color="auto" w:fill="DEEAF1"/>
-          </w:tcPr>
-          <w:p>
-            <w:r>
-              <w:rPr>
-                <w:sz w:val="19"/>
-              </w:rPr>
-              <w:t>Delete another vendor video</w:t>
-            </w:r>
-          </w:p>
-        </w:tc>
-        <w:tc>
-          <w:tcPr>
-            <w:tcW w:type="dxa" w:w="3456"/>
-            <w:shd w:val="clear" w:color="auto" w:fill="DEEAF1"/>
-          </w:tcPr>
-          <w:p>
-            <w:r>
-              <w:rPr>
-                <w:sz w:val="19"/>
-              </w:rPr>
-              <w:t>DELETE /videos/&lt;id&gt;/delete/ — different vendor</w:t>
-            </w:r>
-          </w:p>
-        </w:tc>
-        <w:tc>
-          <w:tcPr>
-            <w:tcW w:type="dxa" w:w="3168"/>
-            <w:shd w:val="clear" w:color="auto" w:fill="DEEAF1"/>
-          </w:tcPr>
-          <w:p>
-            <w:r>
-              <w:rPr>
-                <w:sz w:val="19"/>
-              </w:rPr>
-              <w:t>404 — not_found</w:t>
-            </w:r>
-          </w:p>
-        </w:tc>
-      </w:tr>
-      <w:tr>
-        <w:tc>
-          <w:tcPr>
-            <w:tcW w:type="dxa" w:w="2880"/>
-          </w:tcPr>
-          <w:p>
-            <w:r>
-              <w:rPr>
-                <w:sz w:val="19"/>
-              </w:rPr>
-              <w:t>Delete with customer token</w:t>
-            </w:r>
-          </w:p>
-        </w:tc>
-        <w:tc>
-          <w:tcPr>
-            <w:tcW w:type="dxa" w:w="3456"/>
-          </w:tcPr>
-          <w:p>
-            <w:r>
-              <w:rPr>
-                <w:sz w:val="19"/>
-              </w:rPr>
-              <w:t>DELETE /videos/&lt;id&gt;/delete/ — customer token</w:t>
-            </w:r>
-          </w:p>
-        </w:tc>
-        <w:tc>
-          <w:tcPr>
-            <w:tcW w:type="dxa" w:w="3168"/>
-          </w:tcPr>
-          <w:p>
-            <w:r>
-              <w:rPr>
-                <w:sz w:val="19"/>
-              </w:rPr>
-              <w:t>403 — Vendor access only</w:t>
+              <w:t>403 — permission_denied</w:t>
             </w:r>
           </w:p>
         </w:tc>
@@ -13502,427 +14240,11 @@
     </w:tbl>
     <w:p/>
     <w:p>
-      <w:r>
-        <w:br w:type="page"/>
-      </w:r>
-    </w:p>
-    <w:p>
-      <w:pPr>
-        <w:pStyle w:val="Heading1"/>
-      </w:pPr>
-      <w:r>
-        <w:t>5. Postman Quick Setup</w:t>
-      </w:r>
-    </w:p>
-    <w:p>
       <w:pPr>
         <w:pStyle w:val="Heading2"/>
       </w:pPr>
       <w:r>
-        <w:t>Collection Folder Structure (recommended)</w:t>
-      </w:r>
-    </w:p>
-    <w:p>
-      <w:pPr>
-        <w:spacing w:before="40" w:after="40"/>
-        <w:ind w:left="288"/>
-        <w:shd w:val="clear" w:color="auto" w:fill="F0F0F0"/>
-      </w:pPr>
-      <w:r>
-        <w:rPr>
-          <w:rFonts w:ascii="Courier New" w:hAnsi="Courier New"/>
-          <w:color w:val="1A1A8C"/>
-          <w:sz w:val="18"/>
-        </w:rPr>
-        <w:t>NearKart Local</w:t>
-        <w:br/>
-        <w:t>├── 0. Setup</w:t>
-        <w:br/>
-        <w:t>│   └── Health Check</w:t>
-        <w:br/>
-        <w:t>├── 1. Auth</w:t>
-        <w:br/>
-        <w:t>│   ├── Send OTP (Vendor)</w:t>
-        <w:br/>
-        <w:t>│   ├── Verify OTP (Vendor) ← Tests script saves vendor_token</w:t>
-        <w:br/>
-        <w:t>│   ├── Send OTP (Customer)</w:t>
-        <w:br/>
-        <w:t>│   ├── Verify OTP (Customer) ← Tests script saves customer_token</w:t>
-        <w:br/>
-        <w:t>│   ├── Get Profile</w:t>
-        <w:br/>
-        <w:t>│   ├── Update Profile</w:t>
-        <w:br/>
-        <w:t>│   ├── Update Location</w:t>
-        <w:br/>
-        <w:t>│   ├── Refresh Token</w:t>
-        <w:br/>
-        <w:t>│   └── Logout</w:t>
-        <w:br/>
-        <w:t>├── 2. Stores</w:t>
-        <w:br/>
-        <w:t>│   ├── Create Store ← Tests script saves store_id</w:t>
-        <w:br/>
-        <w:t>│   ├── Nearby Stores</w:t>
-        <w:br/>
-        <w:t>│   ├── Store Detail</w:t>
-        <w:br/>
-        <w:t>│   ├── Update Store</w:t>
-        <w:br/>
-        <w:t>│   ├── Follow Store</w:t>
-        <w:br/>
-        <w:t>│   ├── Review Store</w:t>
-        <w:br/>
-        <w:t>│   └── QR Code</w:t>
-        <w:br/>
-        <w:t>├── 3. Products</w:t>
-        <w:br/>
-        <w:t>│   ├── Create Product ← Tests script saves product_id</w:t>
-        <w:br/>
-        <w:t>│   ├── Nearby Products</w:t>
-        <w:br/>
-        <w:t>│   ├── Search Products</w:t>
-        <w:br/>
-        <w:t>│   ├── Product Detail</w:t>
-        <w:br/>
-        <w:t>│   ├── Update Product</w:t>
-        <w:br/>
-        <w:t>│   ├── Delete Product</w:t>
-        <w:br/>
-        <w:t>│   └── Wishlist Toggle</w:t>
-        <w:br/>
-        <w:t>└── 4. Videos</w:t>
-        <w:br/>
-        <w:t xml:space="preserve">    ├── Request Upload URL ← Tests script saves video_id</w:t>
-        <w:br/>
-        <w:t xml:space="preserve">    ├── Confirm Upload</w:t>
-        <w:br/>
-        <w:t xml:space="preserve">    ├── My Videos (Vendor Library)</w:t>
-        <w:br/>
-        <w:t xml:space="preserve">    ├── Update Video</w:t>
-        <w:br/>
-        <w:t xml:space="preserve">    ├── Video Feed</w:t>
-        <w:br/>
-        <w:t xml:space="preserve">    ├── Video Detail</w:t>
-        <w:br/>
-        <w:t xml:space="preserve">    ├── Like / Unlike Video</w:t>
-        <w:br/>
-        <w:t xml:space="preserve">    └── Delete Video</w:t>
-      </w:r>
-    </w:p>
-    <w:p>
-      <w:pPr>
-        <w:pStyle w:val="Heading2"/>
-      </w:pPr>
-      <w:r>
-        <w:t>Auto-Save Token Script  (paste in Tests tab of Verify OTP request)</w:t>
-      </w:r>
-    </w:p>
-    <w:p>
-      <w:pPr>
-        <w:spacing w:before="40" w:after="40"/>
-        <w:ind w:left="288"/>
-        <w:shd w:val="clear" w:color="auto" w:fill="F0F0F0"/>
-      </w:pPr>
-      <w:r>
-        <w:rPr>
-          <w:rFonts w:ascii="Courier New" w:hAnsi="Courier New"/>
-          <w:color w:val="1A1A8C"/>
-          <w:sz w:val="18"/>
-        </w:rPr>
-        <w:t>// For VENDOR verify OTP request:</w:t>
-        <w:br/>
-        <w:t>const r = pm.response.json();</w:t>
-        <w:br/>
-        <w:t>if (r.access) {</w:t>
-        <w:br/>
-        <w:t xml:space="preserve">    pm.environment.set("vendor_token", r.access);</w:t>
-        <w:br/>
-        <w:t xml:space="preserve">    pm.environment.set("vendor_refresh", r.refresh);</w:t>
-        <w:br/>
-        <w:t xml:space="preserve">    console.log("Vendor token saved:", r.access.substring(0, 30) + "...");</w:t>
-        <w:br/>
-        <w:t>}</w:t>
-        <w:br/>
-        <w:br/>
-        <w:t>// For CUSTOMER verify OTP request — use this instead:</w:t>
-        <w:br/>
-        <w:t>// pm.environment.set("customer_token", r.access);</w:t>
-        <w:br/>
-        <w:t>// pm.environment.set("customer_refresh", r.refresh);</w:t>
-      </w:r>
-    </w:p>
-    <w:p>
-      <w:pPr>
-        <w:pStyle w:val="Heading2"/>
-      </w:pPr>
-      <w:r>
-        <w:t>Auto-Save Store ID  (paste in Tests tab of Create Store request)</w:t>
-      </w:r>
-    </w:p>
-    <w:p>
-      <w:pPr>
-        <w:spacing w:before="40" w:after="40"/>
-        <w:ind w:left="288"/>
-        <w:shd w:val="clear" w:color="auto" w:fill="F0F0F0"/>
-      </w:pPr>
-      <w:r>
-        <w:rPr>
-          <w:rFonts w:ascii="Courier New" w:hAnsi="Courier New"/>
-          <w:color w:val="1A1A8C"/>
-          <w:sz w:val="18"/>
-        </w:rPr>
-        <w:t>const r = pm.response.json();</w:t>
-        <w:br/>
-        <w:t>if (r.id) {</w:t>
-        <w:br/>
-        <w:t xml:space="preserve">    pm.environment.set("store_id", r.id);</w:t>
-        <w:br/>
-        <w:t xml:space="preserve">    console.log("store_id saved:", r.id);</w:t>
-        <w:br/>
-        <w:t>}</w:t>
-      </w:r>
-    </w:p>
-    <w:p>
-      <w:pPr>
-        <w:pStyle w:val="Heading2"/>
-      </w:pPr>
-      <w:r>
-        <w:t>Auto-Save Product ID  (paste in Tests tab of Create Product request)</w:t>
-      </w:r>
-    </w:p>
-    <w:p>
-      <w:pPr>
-        <w:spacing w:before="40" w:after="40"/>
-        <w:ind w:left="288"/>
-        <w:shd w:val="clear" w:color="auto" w:fill="F0F0F0"/>
-      </w:pPr>
-      <w:r>
-        <w:rPr>
-          <w:rFonts w:ascii="Courier New" w:hAnsi="Courier New"/>
-          <w:color w:val="1A1A8C"/>
-          <w:sz w:val="18"/>
-        </w:rPr>
-        <w:t>const r = pm.response.json();</w:t>
-        <w:br/>
-        <w:t>if (r.id) {</w:t>
-        <w:br/>
-        <w:t xml:space="preserve">    pm.environment.set("product_id", r.id);</w:t>
-        <w:br/>
-        <w:t xml:space="preserve">    console.log("product_id saved:", r.id);</w:t>
-        <w:br/>
-        <w:t>}</w:t>
-      </w:r>
-    </w:p>
-    <w:p>
-      <w:pPr>
-        <w:pStyle w:val="Heading2"/>
-      </w:pPr>
-      <w:r>
-        <w:t>Auto-Save Video ID  (paste in Tests tab of Request Upload URL request)</w:t>
-      </w:r>
-    </w:p>
-    <w:p>
-      <w:pPr>
-        <w:spacing w:before="40" w:after="40"/>
-        <w:ind w:left="288"/>
-        <w:shd w:val="clear" w:color="auto" w:fill="F0F0F0"/>
-      </w:pPr>
-      <w:r>
-        <w:rPr>
-          <w:rFonts w:ascii="Courier New" w:hAnsi="Courier New"/>
-          <w:color w:val="1A1A8C"/>
-          <w:sz w:val="18"/>
-        </w:rPr>
-        <w:t>const r = pm.response.json();</w:t>
-        <w:br/>
-        <w:t>if (r.video_id) {</w:t>
-        <w:br/>
-        <w:t xml:space="preserve">    pm.environment.set("video_id", r.video_id);</w:t>
-        <w:br/>
-        <w:t xml:space="preserve">    pm.environment.set("upload_url", r.upload_url);</w:t>
-        <w:br/>
-        <w:t xml:space="preserve">    console.log("video_id saved:", r.video_id);</w:t>
-        <w:br/>
-        <w:t>}</w:t>
-      </w:r>
-    </w:p>
-    <w:p>
-      <w:pPr>
-        <w:pStyle w:val="Heading2"/>
-      </w:pPr>
-      <w:r>
-        <w:t>Quick Test — All Public Endpoints via curl</w:t>
-      </w:r>
-    </w:p>
-    <w:p>
-      <w:r>
-        <w:rPr>
-          <w:b w:val="0"/>
-          <w:sz w:val="22"/>
-        </w:rPr>
-        <w:t>Copy-paste these into terminal to test without Postman:</w:t>
-      </w:r>
-    </w:p>
-    <w:p>
-      <w:pPr>
-        <w:spacing w:before="40" w:after="40"/>
-        <w:ind w:left="288"/>
-        <w:shd w:val="clear" w:color="auto" w:fill="F0F0F0"/>
-      </w:pPr>
-      <w:r>
-        <w:rPr>
-          <w:rFonts w:ascii="Courier New" w:hAnsi="Courier New"/>
-          <w:color w:val="1A1A8C"/>
-          <w:sz w:val="18"/>
-        </w:rPr>
-        <w:t># Health check</w:t>
-        <w:br/>
-        <w:t>curl -s http://localhost:8000/api/v1/health/ | python3 -m json.tool</w:t>
-        <w:br/>
-        <w:br/>
-        <w:t># Send OTP</w:t>
-        <w:br/>
-        <w:t>curl -s -X POST http://localhost:8000/api/v1/auth/otp/send/ \</w:t>
-        <w:br/>
-        <w:t xml:space="preserve">  -H "Content-Type: application/json" \</w:t>
-        <w:br/>
-        <w:t xml:space="preserve">  -d '{"phone_number": "+919999999999"}'</w:t>
-        <w:br/>
-        <w:br/>
-        <w:t># Verify OTP (copy access token from response)</w:t>
-        <w:br/>
-        <w:t>curl -s -X POST http://localhost:8000/api/v1/auth/otp/verify/ \</w:t>
-        <w:br/>
-        <w:t xml:space="preserve">  -H "Content-Type: application/json" \</w:t>
-        <w:br/>
-        <w:t xml:space="preserve">  -d '{"phone_number": "+919999999999", "otp": "123456"}'</w:t>
-        <w:br/>
-        <w:br/>
-        <w:t># Get profile (replace TOKEN with your access token)</w:t>
-        <w:br/>
-        <w:t>curl -s http://localhost:8000/api/v1/auth/me/ \</w:t>
-        <w:br/>
-        <w:t xml:space="preserve">  -H "Authorization: Bearer TOKEN"</w:t>
-      </w:r>
-    </w:p>
-    <w:p>
-      <w:r>
-        <w:br w:type="page"/>
-      </w:r>
-    </w:p>
-    <w:p>
-      <w:pPr>
-        <w:pStyle w:val="Heading1"/>
-      </w:pPr>
-      <w:r>
-        <w:t>6. How to Update This Document (Future Sprints)</w:t>
-      </w:r>
-    </w:p>
-    <w:p>
-      <w:pPr>
-        <w:ind w:left="288"/>
-        <w:shd w:val="clear" w:color="auto" w:fill="D1ECF1"/>
-      </w:pPr>
-      <w:r>
-        <w:rPr>
-          <w:i/>
-          <w:color w:val="0C5460"/>
-          <w:sz w:val="20"/>
-        </w:rPr>
-        <w:t xml:space="preserve">  📌  IMPORTANT: When a new sprint adds new API endpoints, update this document.</w:t>
-        <w:br/>
-        <w:t xml:space="preserve">     Do NOT create a separate doc — keep everything in this single file.</w:t>
-      </w:r>
-    </w:p>
-    <w:p/>
-    <w:p>
-      <w:pPr>
-        <w:pStyle w:val="Heading2"/>
-      </w:pPr>
-      <w:r>
-        <w:t>Checklist for each new sprint:</w:t>
-      </w:r>
-    </w:p>
-    <w:p>
-      <w:pPr>
-        <w:pStyle w:val="ListBullet"/>
-        <w:ind w:left="432"/>
-      </w:pPr>
-      <w:r>
-        <w:rPr>
-          <w:sz w:val="21"/>
-        </w:rPr>
-        <w:t>Add new endpoint rows to Section 2 — Complete API Reference table</w:t>
-      </w:r>
-    </w:p>
-    <w:p>
-      <w:pPr>
-        <w:pStyle w:val="ListBullet"/>
-        <w:ind w:left="432"/>
-      </w:pPr>
-      <w:r>
-        <w:rPr>
-          <w:sz w:val="21"/>
-        </w:rPr>
-        <w:t>Add new STEP sections in Section 3 — Step-by-Step Test Flow</w:t>
-      </w:r>
-    </w:p>
-    <w:p>
-      <w:pPr>
-        <w:pStyle w:val="ListBullet"/>
-        <w:ind w:left="432"/>
-      </w:pPr>
-      <w:r>
-        <w:rPr>
-          <w:sz w:val="21"/>
-        </w:rPr>
-        <w:t>Add new error cases in Section 4 — Error Cases to Test</w:t>
-      </w:r>
-    </w:p>
-    <w:p>
-      <w:pPr>
-        <w:pStyle w:val="ListBullet"/>
-        <w:ind w:left="432"/>
-      </w:pPr>
-      <w:r>
-        <w:rPr>
-          <w:sz w:val="21"/>
-        </w:rPr>
-        <w:t>Add new Postman folder in Section 5 — Postman Quick Setup</w:t>
-      </w:r>
-    </w:p>
-    <w:p>
-      <w:pPr>
-        <w:pStyle w:val="ListBullet"/>
-        <w:ind w:left="432"/>
-      </w:pPr>
-      <w:r>
-        <w:rPr>
-          <w:sz w:val="21"/>
-        </w:rPr>
-        <w:t>Update the cover page "Last updated" date and sprint range</w:t>
-      </w:r>
-    </w:p>
-    <w:p>
-      <w:pPr>
-        <w:pStyle w:val="ListBullet"/>
-        <w:ind w:left="432"/>
-      </w:pPr>
-      <w:r>
-        <w:rPr>
-          <w:sz w:val="21"/>
-        </w:rPr>
-        <w:t>If new field types are introduced (e.g. file uploads), add a format rules subsection in Section 1</w:t>
-      </w:r>
-    </w:p>
-    <w:p>
-      <w:pPr>
-        <w:pStyle w:val="Heading2"/>
-      </w:pPr>
-      <w:r>
-        <w:t>Upcoming Sprints to Add Here</w:t>
+        <w:t>Chat Error Cases  (Sprint 5)</w:t>
       </w:r>
     </w:p>
     <w:tbl>
@@ -13940,7 +14262,7 @@
       <w:tr>
         <w:tc>
           <w:tcPr>
-            <w:tcW w:type="dxa" w:w="1152"/>
+            <w:tcW w:type="dxa" w:w="2880"/>
             <w:shd w:val="clear" w:color="auto" w:fill="1F4E79"/>
           </w:tcPr>
           <w:p>
@@ -13950,13 +14272,13 @@
                 <w:color w:val="FFFFFF"/>
                 <w:sz w:val="20"/>
               </w:rPr>
-              <w:t>Sprint</w:t>
-            </w:r>
-          </w:p>
-        </w:tc>
-        <w:tc>
-          <w:tcPr>
-            <w:tcW w:type="dxa" w:w="2160"/>
+              <w:t>Test</w:t>
+            </w:r>
+          </w:p>
+        </w:tc>
+        <w:tc>
+          <w:tcPr>
+            <w:tcW w:type="dxa" w:w="3600"/>
             <w:shd w:val="clear" w:color="auto" w:fill="1F4E79"/>
           </w:tcPr>
           <w:p>
@@ -13966,13 +14288,13 @@
                 <w:color w:val="FFFFFF"/>
                 <w:sz w:val="20"/>
               </w:rPr>
-              <w:t>Module</w:t>
-            </w:r>
-          </w:p>
-        </w:tc>
-        <w:tc>
-          <w:tcPr>
-            <w:tcW w:type="dxa" w:w="6048"/>
+              <w:t>Request / Situation</w:t>
+            </w:r>
+          </w:p>
+        </w:tc>
+        <w:tc>
+          <w:tcPr>
+            <w:tcW w:type="dxa" w:w="3024"/>
             <w:shd w:val="clear" w:color="auto" w:fill="1F4E79"/>
           </w:tcPr>
           <w:p>
@@ -13982,7 +14304,7 @@
                 <w:color w:val="FFFFFF"/>
                 <w:sz w:val="20"/>
               </w:rPr>
-              <w:t>APIs to Add</w:t>
+              <w:t>Expected Response</w:t>
             </w:r>
           </w:p>
         </w:tc>
@@ -13990,6 +14312,1544 @@
       <w:tr>
         <w:tc>
           <w:tcPr>
+            <w:tcW w:type="dxa" w:w="2880"/>
+            <w:shd w:val="clear" w:color="auto" w:fill="DEEAF1"/>
+          </w:tcPr>
+          <w:p>
+            <w:r>
+              <w:rPr>
+                <w:sz w:val="19"/>
+              </w:rPr>
+              <w:t>Missing store_id</w:t>
+            </w:r>
+          </w:p>
+        </w:tc>
+        <w:tc>
+          <w:tcPr>
+            <w:tcW w:type="dxa" w:w="3600"/>
+            <w:shd w:val="clear" w:color="auto" w:fill="DEEAF1"/>
+          </w:tcPr>
+          <w:p>
+            <w:r>
+              <w:rPr>
+                <w:sz w:val="19"/>
+              </w:rPr>
+              <w:t>POST /conversations/start/ with empty body</w:t>
+            </w:r>
+          </w:p>
+        </w:tc>
+        <w:tc>
+          <w:tcPr>
+            <w:tcW w:type="dxa" w:w="3024"/>
+            <w:shd w:val="clear" w:color="auto" w:fill="DEEAF1"/>
+          </w:tcPr>
+          <w:p>
+            <w:r>
+              <w:rPr>
+                <w:sz w:val="19"/>
+              </w:rPr>
+              <w:t>400 — store_id is required</w:t>
+            </w:r>
+          </w:p>
+        </w:tc>
+      </w:tr>
+      <w:tr>
+        <w:tc>
+          <w:tcPr>
+            <w:tcW w:type="dxa" w:w="2880"/>
+          </w:tcPr>
+          <w:p>
+            <w:r>
+              <w:rPr>
+                <w:sz w:val="19"/>
+              </w:rPr>
+              <w:t>Invalid store</w:t>
+            </w:r>
+          </w:p>
+        </w:tc>
+        <w:tc>
+          <w:tcPr>
+            <w:tcW w:type="dxa" w:w="3600"/>
+          </w:tcPr>
+          <w:p>
+            <w:r>
+              <w:rPr>
+                <w:sz w:val="19"/>
+              </w:rPr>
+              <w:t>POST /conversations/start/ — non-existent store_id</w:t>
+            </w:r>
+          </w:p>
+        </w:tc>
+        <w:tc>
+          <w:tcPr>
+            <w:tcW w:type="dxa" w:w="3024"/>
+          </w:tcPr>
+          <w:p>
+            <w:r>
+              <w:rPr>
+                <w:sz w:val="19"/>
+              </w:rPr>
+              <w:t>404 — Store not found</w:t>
+            </w:r>
+          </w:p>
+        </w:tc>
+      </w:tr>
+      <w:tr>
+        <w:tc>
+          <w:tcPr>
+            <w:tcW w:type="dxa" w:w="2880"/>
+            <w:shd w:val="clear" w:color="auto" w:fill="DEEAF1"/>
+          </w:tcPr>
+          <w:p>
+            <w:r>
+              <w:rPr>
+                <w:sz w:val="19"/>
+              </w:rPr>
+              <w:t>No auth on list</w:t>
+            </w:r>
+          </w:p>
+        </w:tc>
+        <w:tc>
+          <w:tcPr>
+            <w:tcW w:type="dxa" w:w="3600"/>
+            <w:shd w:val="clear" w:color="auto" w:fill="DEEAF1"/>
+          </w:tcPr>
+          <w:p>
+            <w:r>
+              <w:rPr>
+                <w:sz w:val="19"/>
+              </w:rPr>
+              <w:t>GET /conversations/ — no Authorization header</w:t>
+            </w:r>
+          </w:p>
+        </w:tc>
+        <w:tc>
+          <w:tcPr>
+            <w:tcW w:type="dxa" w:w="3024"/>
+            <w:shd w:val="clear" w:color="auto" w:fill="DEEAF1"/>
+          </w:tcPr>
+          <w:p>
+            <w:r>
+              <w:rPr>
+                <w:sz w:val="19"/>
+              </w:rPr>
+              <w:t>401 — authentication_failed</w:t>
+            </w:r>
+          </w:p>
+        </w:tc>
+      </w:tr>
+      <w:tr>
+        <w:tc>
+          <w:tcPr>
+            <w:tcW w:type="dxa" w:w="2880"/>
+          </w:tcPr>
+          <w:p>
+            <w:r>
+              <w:rPr>
+                <w:sz w:val="19"/>
+              </w:rPr>
+              <w:t>Outsider views messages</w:t>
+            </w:r>
+          </w:p>
+        </w:tc>
+        <w:tc>
+          <w:tcPr>
+            <w:tcW w:type="dxa" w:w="3600"/>
+          </w:tcPr>
+          <w:p>
+            <w:r>
+              <w:rPr>
+                <w:sz w:val="19"/>
+              </w:rPr>
+              <w:t>GET /conversations/&lt;id&gt;/messages/ — not a member</w:t>
+            </w:r>
+          </w:p>
+        </w:tc>
+        <w:tc>
+          <w:tcPr>
+            <w:tcW w:type="dxa" w:w="3024"/>
+          </w:tcPr>
+          <w:p>
+            <w:r>
+              <w:rPr>
+                <w:sz w:val="19"/>
+              </w:rPr>
+              <w:t>403 — permission_denied</w:t>
+            </w:r>
+          </w:p>
+        </w:tc>
+      </w:tr>
+      <w:tr>
+        <w:tc>
+          <w:tcPr>
+            <w:tcW w:type="dxa" w:w="2880"/>
+            <w:shd w:val="clear" w:color="auto" w:fill="DEEAF1"/>
+          </w:tcPr>
+          <w:p>
+            <w:r>
+              <w:rPr>
+                <w:sz w:val="19"/>
+              </w:rPr>
+              <w:t>Outsider marks read</w:t>
+            </w:r>
+          </w:p>
+        </w:tc>
+        <w:tc>
+          <w:tcPr>
+            <w:tcW w:type="dxa" w:w="3600"/>
+            <w:shd w:val="clear" w:color="auto" w:fill="DEEAF1"/>
+          </w:tcPr>
+          <w:p>
+            <w:r>
+              <w:rPr>
+                <w:sz w:val="19"/>
+              </w:rPr>
+              <w:t>PATCH /conversations/&lt;id&gt;/read/ — not a member</w:t>
+            </w:r>
+          </w:p>
+        </w:tc>
+        <w:tc>
+          <w:tcPr>
+            <w:tcW w:type="dxa" w:w="3024"/>
+            <w:shd w:val="clear" w:color="auto" w:fill="DEEAF1"/>
+          </w:tcPr>
+          <w:p>
+            <w:r>
+              <w:rPr>
+                <w:sz w:val="19"/>
+              </w:rPr>
+              <w:t>403 — permission_denied</w:t>
+            </w:r>
+          </w:p>
+        </w:tc>
+      </w:tr>
+      <w:tr>
+        <w:tc>
+          <w:tcPr>
+            <w:tcW w:type="dxa" w:w="2880"/>
+          </w:tcPr>
+          <w:p>
+            <w:r>
+              <w:rPr>
+                <w:sz w:val="19"/>
+              </w:rPr>
+              <w:t>WS no token</w:t>
+            </w:r>
+          </w:p>
+        </w:tc>
+        <w:tc>
+          <w:tcPr>
+            <w:tcW w:type="dxa" w:w="3600"/>
+          </w:tcPr>
+          <w:p>
+            <w:r>
+              <w:rPr>
+                <w:sz w:val="19"/>
+              </w:rPr>
+              <w:t>Connect without ?token= in URL</w:t>
+            </w:r>
+          </w:p>
+        </w:tc>
+        <w:tc>
+          <w:tcPr>
+            <w:tcW w:type="dxa" w:w="3024"/>
+          </w:tcPr>
+          <w:p>
+            <w:r>
+              <w:rPr>
+                <w:sz w:val="19"/>
+              </w:rPr>
+              <w:t>WS close code 4001</w:t>
+            </w:r>
+          </w:p>
+        </w:tc>
+      </w:tr>
+      <w:tr>
+        <w:tc>
+          <w:tcPr>
+            <w:tcW w:type="dxa" w:w="2880"/>
+            <w:shd w:val="clear" w:color="auto" w:fill="DEEAF1"/>
+          </w:tcPr>
+          <w:p>
+            <w:r>
+              <w:rPr>
+                <w:sz w:val="19"/>
+              </w:rPr>
+              <w:t>WS wrong token</w:t>
+            </w:r>
+          </w:p>
+        </w:tc>
+        <w:tc>
+          <w:tcPr>
+            <w:tcW w:type="dxa" w:w="3600"/>
+            <w:shd w:val="clear" w:color="auto" w:fill="DEEAF1"/>
+          </w:tcPr>
+          <w:p>
+            <w:r>
+              <w:rPr>
+                <w:sz w:val="19"/>
+              </w:rPr>
+              <w:t>Connect with expired/invalid JWT token</w:t>
+            </w:r>
+          </w:p>
+        </w:tc>
+        <w:tc>
+          <w:tcPr>
+            <w:tcW w:type="dxa" w:w="3024"/>
+            <w:shd w:val="clear" w:color="auto" w:fill="DEEAF1"/>
+          </w:tcPr>
+          <w:p>
+            <w:r>
+              <w:rPr>
+                <w:sz w:val="19"/>
+              </w:rPr>
+              <w:t>WS close code 4001</w:t>
+            </w:r>
+          </w:p>
+        </w:tc>
+      </w:tr>
+      <w:tr>
+        <w:tc>
+          <w:tcPr>
+            <w:tcW w:type="dxa" w:w="2880"/>
+          </w:tcPr>
+          <w:p>
+            <w:r>
+              <w:rPr>
+                <w:sz w:val="19"/>
+              </w:rPr>
+              <w:t>WS wrong conversation</w:t>
+            </w:r>
+          </w:p>
+        </w:tc>
+        <w:tc>
+          <w:tcPr>
+            <w:tcW w:type="dxa" w:w="3600"/>
+          </w:tcPr>
+          <w:p>
+            <w:r>
+              <w:rPr>
+                <w:sz w:val="19"/>
+              </w:rPr>
+              <w:t>Connect to conversation user is not part of</w:t>
+            </w:r>
+          </w:p>
+        </w:tc>
+        <w:tc>
+          <w:tcPr>
+            <w:tcW w:type="dxa" w:w="3024"/>
+          </w:tcPr>
+          <w:p>
+            <w:r>
+              <w:rPr>
+                <w:sz w:val="19"/>
+              </w:rPr>
+              <w:t>WS close code 4003</w:t>
+            </w:r>
+          </w:p>
+        </w:tc>
+      </w:tr>
+      <w:tr>
+        <w:tc>
+          <w:tcPr>
+            <w:tcW w:type="dxa" w:w="2880"/>
+            <w:shd w:val="clear" w:color="auto" w:fill="DEEAF1"/>
+          </w:tcPr>
+          <w:p>
+            <w:r>
+              <w:rPr>
+                <w:sz w:val="19"/>
+              </w:rPr>
+              <w:t>WS empty message</w:t>
+            </w:r>
+          </w:p>
+        </w:tc>
+        <w:tc>
+          <w:tcPr>
+            <w:tcW w:type="dxa" w:w="3600"/>
+            <w:shd w:val="clear" w:color="auto" w:fill="DEEAF1"/>
+          </w:tcPr>
+          <w:p>
+            <w:r>
+              <w:rPr>
+                <w:sz w:val="19"/>
+              </w:rPr>
+              <w:t>Send {"type": "chat_message", "content": ""}</w:t>
+            </w:r>
+          </w:p>
+        </w:tc>
+        <w:tc>
+          <w:tcPr>
+            <w:tcW w:type="dxa" w:w="3024"/>
+            <w:shd w:val="clear" w:color="auto" w:fill="DEEAF1"/>
+          </w:tcPr>
+          <w:p>
+            <w:r>
+              <w:rPr>
+                <w:sz w:val="19"/>
+              </w:rPr>
+              <w:t>Ignored silently</w:t>
+            </w:r>
+          </w:p>
+        </w:tc>
+      </w:tr>
+      <w:tr>
+        <w:tc>
+          <w:tcPr>
+            <w:tcW w:type="dxa" w:w="2880"/>
+          </w:tcPr>
+          <w:p>
+            <w:r>
+              <w:rPr>
+                <w:sz w:val="19"/>
+              </w:rPr>
+              <w:t>WS unknown message type</w:t>
+            </w:r>
+          </w:p>
+        </w:tc>
+        <w:tc>
+          <w:tcPr>
+            <w:tcW w:type="dxa" w:w="3600"/>
+          </w:tcPr>
+          <w:p>
+            <w:r>
+              <w:rPr>
+                <w:sz w:val="19"/>
+              </w:rPr>
+              <w:t>Send {"type": "ping"}</w:t>
+            </w:r>
+          </w:p>
+        </w:tc>
+        <w:tc>
+          <w:tcPr>
+            <w:tcW w:type="dxa" w:w="3024"/>
+          </w:tcPr>
+          <w:p>
+            <w:r>
+              <w:rPr>
+                <w:sz w:val="19"/>
+              </w:rPr>
+              <w:t>Ignored silently</w:t>
+            </w:r>
+          </w:p>
+        </w:tc>
+      </w:tr>
+    </w:tbl>
+    <w:p/>
+    <w:p>
+      <w:pPr>
+        <w:pStyle w:val="Heading2"/>
+      </w:pPr>
+      <w:r>
+        <w:t>Video Error Cases  (Sprint 4)</w:t>
+      </w:r>
+    </w:p>
+    <w:tbl>
+      <w:tblPr>
+        <w:tblStyle w:val="TableGrid"/>
+        <w:tblW w:type="auto" w:w="0"/>
+        <w:jc w:val="left"/>
+        <w:tblLook w:firstColumn="1" w:firstRow="1" w:lastColumn="0" w:lastRow="0" w:noHBand="0" w:noVBand="1" w:val="04A0"/>
+      </w:tblPr>
+      <w:tblGrid>
+        <w:gridCol w:w="3216"/>
+        <w:gridCol w:w="3216"/>
+        <w:gridCol w:w="3216"/>
+      </w:tblGrid>
+      <w:tr>
+        <w:tc>
+          <w:tcPr>
+            <w:tcW w:type="dxa" w:w="2880"/>
+            <w:shd w:val="clear" w:color="auto" w:fill="1F4E79"/>
+          </w:tcPr>
+          <w:p>
+            <w:r>
+              <w:rPr>
+                <w:b/>
+                <w:color w:val="FFFFFF"/>
+                <w:sz w:val="20"/>
+              </w:rPr>
+              <w:t>Test</w:t>
+            </w:r>
+          </w:p>
+        </w:tc>
+        <w:tc>
+          <w:tcPr>
+            <w:tcW w:type="dxa" w:w="3456"/>
+            <w:shd w:val="clear" w:color="auto" w:fill="1F4E79"/>
+          </w:tcPr>
+          <w:p>
+            <w:r>
+              <w:rPr>
+                <w:b/>
+                <w:color w:val="FFFFFF"/>
+                <w:sz w:val="20"/>
+              </w:rPr>
+              <w:t>Request</w:t>
+            </w:r>
+          </w:p>
+        </w:tc>
+        <w:tc>
+          <w:tcPr>
+            <w:tcW w:type="dxa" w:w="3168"/>
+            <w:shd w:val="clear" w:color="auto" w:fill="1F4E79"/>
+          </w:tcPr>
+          <w:p>
+            <w:r>
+              <w:rPr>
+                <w:b/>
+                <w:color w:val="FFFFFF"/>
+                <w:sz w:val="20"/>
+              </w:rPr>
+              <w:t>Expected Response</w:t>
+            </w:r>
+          </w:p>
+        </w:tc>
+      </w:tr>
+      <w:tr>
+        <w:tc>
+          <w:tcPr>
+            <w:tcW w:type="dxa" w:w="2880"/>
+            <w:shd w:val="clear" w:color="auto" w:fill="DEEAF1"/>
+          </w:tcPr>
+          <w:p>
+            <w:r>
+              <w:rPr>
+                <w:sz w:val="19"/>
+              </w:rPr>
+              <w:t>No store — request upload</w:t>
+            </w:r>
+          </w:p>
+        </w:tc>
+        <w:tc>
+          <w:tcPr>
+            <w:tcW w:type="dxa" w:w="3456"/>
+            <w:shd w:val="clear" w:color="auto" w:fill="DEEAF1"/>
+          </w:tcPr>
+          <w:p>
+            <w:r>
+              <w:rPr>
+                <w:sz w:val="19"/>
+              </w:rPr>
+              <w:t>POST /videos/request-upload/ before store created</w:t>
+            </w:r>
+          </w:p>
+        </w:tc>
+        <w:tc>
+          <w:tcPr>
+            <w:tcW w:type="dxa" w:w="3168"/>
+            <w:shd w:val="clear" w:color="auto" w:fill="DEEAF1"/>
+          </w:tcPr>
+          <w:p>
+            <w:r>
+              <w:rPr>
+                <w:sz w:val="19"/>
+              </w:rPr>
+              <w:t>400 — Create a store first</w:t>
+            </w:r>
+          </w:p>
+        </w:tc>
+      </w:tr>
+      <w:tr>
+        <w:tc>
+          <w:tcPr>
+            <w:tcW w:type="dxa" w:w="2880"/>
+          </w:tcPr>
+          <w:p>
+            <w:r>
+              <w:rPr>
+                <w:sz w:val="19"/>
+              </w:rPr>
+              <w:t>Missing title</w:t>
+            </w:r>
+          </w:p>
+        </w:tc>
+        <w:tc>
+          <w:tcPr>
+            <w:tcW w:type="dxa" w:w="3456"/>
+          </w:tcPr>
+          <w:p>
+            <w:r>
+              <w:rPr>
+                <w:sz w:val="19"/>
+              </w:rPr>
+              <w:t>POST /videos/request-upload/ with no title field</w:t>
+            </w:r>
+          </w:p>
+        </w:tc>
+        <w:tc>
+          <w:tcPr>
+            <w:tcW w:type="dxa" w:w="3168"/>
+          </w:tcPr>
+          <w:p>
+            <w:r>
+              <w:rPr>
+                <w:sz w:val="19"/>
+              </w:rPr>
+              <w:t>400 — This field is required</w:t>
+            </w:r>
+          </w:p>
+        </w:tc>
+      </w:tr>
+      <w:tr>
+        <w:tc>
+          <w:tcPr>
+            <w:tcW w:type="dxa" w:w="2880"/>
+            <w:shd w:val="clear" w:color="auto" w:fill="DEEAF1"/>
+          </w:tcPr>
+          <w:p>
+            <w:r>
+              <w:rPr>
+                <w:sz w:val="19"/>
+              </w:rPr>
+              <w:t>Customer calls request-upload</w:t>
+            </w:r>
+          </w:p>
+        </w:tc>
+        <w:tc>
+          <w:tcPr>
+            <w:tcW w:type="dxa" w:w="3456"/>
+            <w:shd w:val="clear" w:color="auto" w:fill="DEEAF1"/>
+          </w:tcPr>
+          <w:p>
+            <w:r>
+              <w:rPr>
+                <w:sz w:val="19"/>
+              </w:rPr>
+              <w:t>POST /videos/request-upload/ with customer token</w:t>
+            </w:r>
+          </w:p>
+        </w:tc>
+        <w:tc>
+          <w:tcPr>
+            <w:tcW w:type="dxa" w:w="3168"/>
+            <w:shd w:val="clear" w:color="auto" w:fill="DEEAF1"/>
+          </w:tcPr>
+          <w:p>
+            <w:r>
+              <w:rPr>
+                <w:sz w:val="19"/>
+              </w:rPr>
+              <w:t>403 — Vendor access only</w:t>
+            </w:r>
+          </w:p>
+        </w:tc>
+      </w:tr>
+      <w:tr>
+        <w:tc>
+          <w:tcPr>
+            <w:tcW w:type="dxa" w:w="2880"/>
+          </w:tcPr>
+          <w:p>
+            <w:r>
+              <w:rPr>
+                <w:sz w:val="19"/>
+              </w:rPr>
+              <w:t>Confirm already-ready video</w:t>
+            </w:r>
+          </w:p>
+        </w:tc>
+        <w:tc>
+          <w:tcPr>
+            <w:tcW w:type="dxa" w:w="3456"/>
+          </w:tcPr>
+          <w:p>
+            <w:r>
+              <w:rPr>
+                <w:sz w:val="19"/>
+              </w:rPr>
+              <w:t>POST /videos/&lt;id&gt;/confirm-upload/ on ready video</w:t>
+            </w:r>
+          </w:p>
+        </w:tc>
+        <w:tc>
+          <w:tcPr>
+            <w:tcW w:type="dxa" w:w="3168"/>
+          </w:tcPr>
+          <w:p>
+            <w:r>
+              <w:rPr>
+                <w:sz w:val="19"/>
+              </w:rPr>
+              <w:t>400 — Video already in "ready" state</w:t>
+            </w:r>
+          </w:p>
+        </w:tc>
+      </w:tr>
+      <w:tr>
+        <w:tc>
+          <w:tcPr>
+            <w:tcW w:type="dxa" w:w="2880"/>
+            <w:shd w:val="clear" w:color="auto" w:fill="DEEAF1"/>
+          </w:tcPr>
+          <w:p>
+            <w:r>
+              <w:rPr>
+                <w:sz w:val="19"/>
+              </w:rPr>
+              <w:t>Duration too long</w:t>
+            </w:r>
+          </w:p>
+        </w:tc>
+        <w:tc>
+          <w:tcPr>
+            <w:tcW w:type="dxa" w:w="3456"/>
+            <w:shd w:val="clear" w:color="auto" w:fill="DEEAF1"/>
+          </w:tcPr>
+          <w:p>
+            <w:r>
+              <w:rPr>
+                <w:sz w:val="19"/>
+              </w:rPr>
+              <w:t>POST /videos/&lt;id&gt;/confirm-upload/ — duration_seconds=120</w:t>
+            </w:r>
+          </w:p>
+        </w:tc>
+        <w:tc>
+          <w:tcPr>
+            <w:tcW w:type="dxa" w:w="3168"/>
+            <w:shd w:val="clear" w:color="auto" w:fill="DEEAF1"/>
+          </w:tcPr>
+          <w:p>
+            <w:r>
+              <w:rPr>
+                <w:sz w:val="19"/>
+              </w:rPr>
+              <w:t>400 — cannot exceed 60 seconds</w:t>
+            </w:r>
+          </w:p>
+        </w:tc>
+      </w:tr>
+      <w:tr>
+        <w:tc>
+          <w:tcPr>
+            <w:tcW w:type="dxa" w:w="2880"/>
+          </w:tcPr>
+          <w:p>
+            <w:r>
+              <w:rPr>
+                <w:sz w:val="19"/>
+              </w:rPr>
+              <w:t>Confirm another vendor video</w:t>
+            </w:r>
+          </w:p>
+        </w:tc>
+        <w:tc>
+          <w:tcPr>
+            <w:tcW w:type="dxa" w:w="3456"/>
+          </w:tcPr>
+          <w:p>
+            <w:r>
+              <w:rPr>
+                <w:sz w:val="19"/>
+              </w:rPr>
+              <w:t>POST /videos/&lt;id&gt;/confirm-upload/ — wrong vendor</w:t>
+            </w:r>
+          </w:p>
+        </w:tc>
+        <w:tc>
+          <w:tcPr>
+            <w:tcW w:type="dxa" w:w="3168"/>
+          </w:tcPr>
+          <w:p>
+            <w:r>
+              <w:rPr>
+                <w:sz w:val="19"/>
+              </w:rPr>
+              <w:t>404 — not_found</w:t>
+            </w:r>
+          </w:p>
+        </w:tc>
+      </w:tr>
+      <w:tr>
+        <w:tc>
+          <w:tcPr>
+            <w:tcW w:type="dxa" w:w="2880"/>
+            <w:shd w:val="clear" w:color="auto" w:fill="DEEAF1"/>
+          </w:tcPr>
+          <w:p>
+            <w:r>
+              <w:rPr>
+                <w:sz w:val="19"/>
+              </w:rPr>
+              <w:t>Feed without lat/lng</w:t>
+            </w:r>
+          </w:p>
+        </w:tc>
+        <w:tc>
+          <w:tcPr>
+            <w:tcW w:type="dxa" w:w="3456"/>
+            <w:shd w:val="clear" w:color="auto" w:fill="DEEAF1"/>
+          </w:tcPr>
+          <w:p>
+            <w:r>
+              <w:rPr>
+                <w:sz w:val="19"/>
+              </w:rPr>
+              <w:t>GET /videos/feed/ — no ?lat=&amp;lng= params</w:t>
+            </w:r>
+          </w:p>
+        </w:tc>
+        <w:tc>
+          <w:tcPr>
+            <w:tcW w:type="dxa" w:w="3168"/>
+            <w:shd w:val="clear" w:color="auto" w:fill="DEEAF1"/>
+          </w:tcPr>
+          <w:p>
+            <w:r>
+              <w:rPr>
+                <w:sz w:val="19"/>
+              </w:rPr>
+              <w:t>400 — lat and lng are required numbers</w:t>
+            </w:r>
+          </w:p>
+        </w:tc>
+      </w:tr>
+      <w:tr>
+        <w:tc>
+          <w:tcPr>
+            <w:tcW w:type="dxa" w:w="2880"/>
+          </w:tcPr>
+          <w:p>
+            <w:r>
+              <w:rPr>
+                <w:sz w:val="19"/>
+              </w:rPr>
+              <w:t>Detail on processing video</w:t>
+            </w:r>
+          </w:p>
+        </w:tc>
+        <w:tc>
+          <w:tcPr>
+            <w:tcW w:type="dxa" w:w="3456"/>
+          </w:tcPr>
+          <w:p>
+            <w:r>
+              <w:rPr>
+                <w:sz w:val="19"/>
+              </w:rPr>
+              <w:t>GET /videos/&lt;id&gt;/ while status=processing</w:t>
+            </w:r>
+          </w:p>
+        </w:tc>
+        <w:tc>
+          <w:tcPr>
+            <w:tcW w:type="dxa" w:w="3168"/>
+          </w:tcPr>
+          <w:p>
+            <w:r>
+              <w:rPr>
+                <w:sz w:val="19"/>
+              </w:rPr>
+              <w:t>404 — not_found (only ready shown)</w:t>
+            </w:r>
+          </w:p>
+        </w:tc>
+      </w:tr>
+      <w:tr>
+        <w:tc>
+          <w:tcPr>
+            <w:tcW w:type="dxa" w:w="2880"/>
+            <w:shd w:val="clear" w:color="auto" w:fill="DEEAF1"/>
+          </w:tcPr>
+          <w:p>
+            <w:r>
+              <w:rPr>
+                <w:sz w:val="19"/>
+              </w:rPr>
+              <w:t>Like without auth</w:t>
+            </w:r>
+          </w:p>
+        </w:tc>
+        <w:tc>
+          <w:tcPr>
+            <w:tcW w:type="dxa" w:w="3456"/>
+            <w:shd w:val="clear" w:color="auto" w:fill="DEEAF1"/>
+          </w:tcPr>
+          <w:p>
+            <w:r>
+              <w:rPr>
+                <w:sz w:val="19"/>
+              </w:rPr>
+              <w:t>POST /videos/&lt;id&gt;/like/ — no auth header</w:t>
+            </w:r>
+          </w:p>
+        </w:tc>
+        <w:tc>
+          <w:tcPr>
+            <w:tcW w:type="dxa" w:w="3168"/>
+            <w:shd w:val="clear" w:color="auto" w:fill="DEEAF1"/>
+          </w:tcPr>
+          <w:p>
+            <w:r>
+              <w:rPr>
+                <w:sz w:val="19"/>
+              </w:rPr>
+              <w:t>401 — authentication_failed</w:t>
+            </w:r>
+          </w:p>
+        </w:tc>
+      </w:tr>
+      <w:tr>
+        <w:tc>
+          <w:tcPr>
+            <w:tcW w:type="dxa" w:w="2880"/>
+          </w:tcPr>
+          <w:p>
+            <w:r>
+              <w:rPr>
+                <w:sz w:val="19"/>
+              </w:rPr>
+              <w:t>Update another vendor video</w:t>
+            </w:r>
+          </w:p>
+        </w:tc>
+        <w:tc>
+          <w:tcPr>
+            <w:tcW w:type="dxa" w:w="3456"/>
+          </w:tcPr>
+          <w:p>
+            <w:r>
+              <w:rPr>
+                <w:sz w:val="19"/>
+              </w:rPr>
+              <w:t>PATCH /videos/&lt;id&gt;/update/ — different vendor token</w:t>
+            </w:r>
+          </w:p>
+        </w:tc>
+        <w:tc>
+          <w:tcPr>
+            <w:tcW w:type="dxa" w:w="3168"/>
+          </w:tcPr>
+          <w:p>
+            <w:r>
+              <w:rPr>
+                <w:sz w:val="19"/>
+              </w:rPr>
+              <w:t>404 — not_found</w:t>
+            </w:r>
+          </w:p>
+        </w:tc>
+      </w:tr>
+      <w:tr>
+        <w:tc>
+          <w:tcPr>
+            <w:tcW w:type="dxa" w:w="2880"/>
+            <w:shd w:val="clear" w:color="auto" w:fill="DEEAF1"/>
+          </w:tcPr>
+          <w:p>
+            <w:r>
+              <w:rPr>
+                <w:sz w:val="19"/>
+              </w:rPr>
+              <w:t>Delete another vendor video</w:t>
+            </w:r>
+          </w:p>
+        </w:tc>
+        <w:tc>
+          <w:tcPr>
+            <w:tcW w:type="dxa" w:w="3456"/>
+            <w:shd w:val="clear" w:color="auto" w:fill="DEEAF1"/>
+          </w:tcPr>
+          <w:p>
+            <w:r>
+              <w:rPr>
+                <w:sz w:val="19"/>
+              </w:rPr>
+              <w:t>DELETE /videos/&lt;id&gt;/delete/ — different vendor</w:t>
+            </w:r>
+          </w:p>
+        </w:tc>
+        <w:tc>
+          <w:tcPr>
+            <w:tcW w:type="dxa" w:w="3168"/>
+            <w:shd w:val="clear" w:color="auto" w:fill="DEEAF1"/>
+          </w:tcPr>
+          <w:p>
+            <w:r>
+              <w:rPr>
+                <w:sz w:val="19"/>
+              </w:rPr>
+              <w:t>404 — not_found</w:t>
+            </w:r>
+          </w:p>
+        </w:tc>
+      </w:tr>
+      <w:tr>
+        <w:tc>
+          <w:tcPr>
+            <w:tcW w:type="dxa" w:w="2880"/>
+          </w:tcPr>
+          <w:p>
+            <w:r>
+              <w:rPr>
+                <w:sz w:val="19"/>
+              </w:rPr>
+              <w:t>Delete with customer token</w:t>
+            </w:r>
+          </w:p>
+        </w:tc>
+        <w:tc>
+          <w:tcPr>
+            <w:tcW w:type="dxa" w:w="3456"/>
+          </w:tcPr>
+          <w:p>
+            <w:r>
+              <w:rPr>
+                <w:sz w:val="19"/>
+              </w:rPr>
+              <w:t>DELETE /videos/&lt;id&gt;/delete/ — customer token</w:t>
+            </w:r>
+          </w:p>
+        </w:tc>
+        <w:tc>
+          <w:tcPr>
+            <w:tcW w:type="dxa" w:w="3168"/>
+          </w:tcPr>
+          <w:p>
+            <w:r>
+              <w:rPr>
+                <w:sz w:val="19"/>
+              </w:rPr>
+              <w:t>403 — Vendor access only</w:t>
+            </w:r>
+          </w:p>
+        </w:tc>
+      </w:tr>
+    </w:tbl>
+    <w:p/>
+    <w:p>
+      <w:r>
+        <w:br w:type="page"/>
+      </w:r>
+    </w:p>
+    <w:p>
+      <w:pPr>
+        <w:pStyle w:val="Heading1"/>
+      </w:pPr>
+      <w:r>
+        <w:t>5. Postman Quick Setup</w:t>
+      </w:r>
+    </w:p>
+    <w:p>
+      <w:pPr>
+        <w:pStyle w:val="Heading2"/>
+      </w:pPr>
+      <w:r>
+        <w:t>Collection Folder Structure (recommended)</w:t>
+      </w:r>
+    </w:p>
+    <w:p>
+      <w:pPr>
+        <w:spacing w:before="40" w:after="40"/>
+        <w:ind w:left="288"/>
+        <w:shd w:val="clear" w:color="auto" w:fill="F0F0F0"/>
+      </w:pPr>
+      <w:r>
+        <w:rPr>
+          <w:rFonts w:ascii="Courier New" w:hAnsi="Courier New"/>
+          <w:color w:val="1A1A8C"/>
+          <w:sz w:val="18"/>
+        </w:rPr>
+        <w:t>NearKart Local</w:t>
+        <w:br/>
+        <w:t>├── 0. Setup</w:t>
+        <w:br/>
+        <w:t>│   └── Health Check</w:t>
+        <w:br/>
+        <w:t>├── 1. Auth</w:t>
+        <w:br/>
+        <w:t>│   ├── Send OTP (Vendor)</w:t>
+        <w:br/>
+        <w:t>│   ├── Verify OTP (Vendor) ← Tests script saves vendor_token</w:t>
+        <w:br/>
+        <w:t>│   ├── Send OTP (Customer)</w:t>
+        <w:br/>
+        <w:t>│   ├── Verify OTP (Customer) ← Tests script saves customer_token</w:t>
+        <w:br/>
+        <w:t>│   ├── Get Profile</w:t>
+        <w:br/>
+        <w:t>│   ├── Update Profile</w:t>
+        <w:br/>
+        <w:t>│   ├── Update Location</w:t>
+        <w:br/>
+        <w:t>│   ├── Refresh Token</w:t>
+        <w:br/>
+        <w:t>│   └── Logout</w:t>
+        <w:br/>
+        <w:t>├── 2. Stores</w:t>
+        <w:br/>
+        <w:t>│   ├── Create Store ← Tests script saves store_id</w:t>
+        <w:br/>
+        <w:t>│   ├── Nearby Stores</w:t>
+        <w:br/>
+        <w:t>│   ├── Store Detail</w:t>
+        <w:br/>
+        <w:t>│   ├── Update Store</w:t>
+        <w:br/>
+        <w:t>│   ├── Follow Store</w:t>
+        <w:br/>
+        <w:t>│   ├── Review Store</w:t>
+        <w:br/>
+        <w:t>│   └── QR Code</w:t>
+        <w:br/>
+        <w:t>├── 3. Products</w:t>
+        <w:br/>
+        <w:t>│   ├── Create Product ← Tests script saves product_id</w:t>
+        <w:br/>
+        <w:t>│   ├── Nearby Products</w:t>
+        <w:br/>
+        <w:t>│   ├── Search Products</w:t>
+        <w:br/>
+        <w:t>│   ├── Product Detail</w:t>
+        <w:br/>
+        <w:t>│   ├── Update Product</w:t>
+        <w:br/>
+        <w:t>│   ├── Delete Product</w:t>
+        <w:br/>
+        <w:t>│   └── Wishlist Toggle</w:t>
+        <w:br/>
+        <w:t>├── 4. Videos</w:t>
+        <w:br/>
+        <w:t>│   ├── Request Upload URL ← Tests script saves video_id</w:t>
+        <w:br/>
+        <w:t>│   ├── Confirm Upload</w:t>
+        <w:br/>
+        <w:t>│   ├── My Videos (Vendor Library)</w:t>
+        <w:br/>
+        <w:t>│   ├── Update Video</w:t>
+        <w:br/>
+        <w:t>│   ├── Video Feed</w:t>
+        <w:br/>
+        <w:t>│   ├── Video Detail</w:t>
+        <w:br/>
+        <w:t>│   ├── Like / Unlike Video</w:t>
+        <w:br/>
+        <w:t>│   └── Delete Video</w:t>
+        <w:br/>
+        <w:t>└── 5. Chat</w:t>
+        <w:br/>
+        <w:t xml:space="preserve">    ├── Start Conversation ← Tests script saves conversation_id</w:t>
+        <w:br/>
+        <w:t xml:space="preserve">    ├── List Conversations (Inbox)</w:t>
+        <w:br/>
+        <w:t xml:space="preserve">    ├── Message History</w:t>
+        <w:br/>
+        <w:t xml:space="preserve">    ├── Mark as Read</w:t>
+        <w:br/>
+        <w:t xml:space="preserve">    └── [WebSocket] Connect + Send  (use Postman WS tab or wscat)</w:t>
+      </w:r>
+    </w:p>
+    <w:p>
+      <w:pPr>
+        <w:pStyle w:val="Heading2"/>
+      </w:pPr>
+      <w:r>
+        <w:t>Auto-Save Token Script  (paste in Tests tab of Verify OTP request)</w:t>
+      </w:r>
+    </w:p>
+    <w:p>
+      <w:pPr>
+        <w:spacing w:before="40" w:after="40"/>
+        <w:ind w:left="288"/>
+        <w:shd w:val="clear" w:color="auto" w:fill="F0F0F0"/>
+      </w:pPr>
+      <w:r>
+        <w:rPr>
+          <w:rFonts w:ascii="Courier New" w:hAnsi="Courier New"/>
+          <w:color w:val="1A1A8C"/>
+          <w:sz w:val="18"/>
+        </w:rPr>
+        <w:t>// For VENDOR verify OTP request:</w:t>
+        <w:br/>
+        <w:t>const r = pm.response.json();</w:t>
+        <w:br/>
+        <w:t>if (r.access) {</w:t>
+        <w:br/>
+        <w:t xml:space="preserve">    pm.environment.set("vendor_token", r.access);</w:t>
+        <w:br/>
+        <w:t xml:space="preserve">    pm.environment.set("vendor_refresh", r.refresh);</w:t>
+        <w:br/>
+        <w:t xml:space="preserve">    console.log("Vendor token saved:", r.access.substring(0, 30) + "...");</w:t>
+        <w:br/>
+        <w:t>}</w:t>
+        <w:br/>
+        <w:br/>
+        <w:t>// For CUSTOMER verify OTP request — use this instead:</w:t>
+        <w:br/>
+        <w:t>// pm.environment.set("customer_token", r.access);</w:t>
+        <w:br/>
+        <w:t>// pm.environment.set("customer_refresh", r.refresh);</w:t>
+      </w:r>
+    </w:p>
+    <w:p>
+      <w:pPr>
+        <w:pStyle w:val="Heading2"/>
+      </w:pPr>
+      <w:r>
+        <w:t>Auto-Save Store ID  (paste in Tests tab of Create Store request)</w:t>
+      </w:r>
+    </w:p>
+    <w:p>
+      <w:pPr>
+        <w:spacing w:before="40" w:after="40"/>
+        <w:ind w:left="288"/>
+        <w:shd w:val="clear" w:color="auto" w:fill="F0F0F0"/>
+      </w:pPr>
+      <w:r>
+        <w:rPr>
+          <w:rFonts w:ascii="Courier New" w:hAnsi="Courier New"/>
+          <w:color w:val="1A1A8C"/>
+          <w:sz w:val="18"/>
+        </w:rPr>
+        <w:t>const r = pm.response.json();</w:t>
+        <w:br/>
+        <w:t>if (r.id) {</w:t>
+        <w:br/>
+        <w:t xml:space="preserve">    pm.environment.set("store_id", r.id);</w:t>
+        <w:br/>
+        <w:t xml:space="preserve">    console.log("store_id saved:", r.id);</w:t>
+        <w:br/>
+        <w:t>}</w:t>
+      </w:r>
+    </w:p>
+    <w:p>
+      <w:pPr>
+        <w:pStyle w:val="Heading2"/>
+      </w:pPr>
+      <w:r>
+        <w:t>Auto-Save Product ID  (paste in Tests tab of Create Product request)</w:t>
+      </w:r>
+    </w:p>
+    <w:p>
+      <w:pPr>
+        <w:spacing w:before="40" w:after="40"/>
+        <w:ind w:left="288"/>
+        <w:shd w:val="clear" w:color="auto" w:fill="F0F0F0"/>
+      </w:pPr>
+      <w:r>
+        <w:rPr>
+          <w:rFonts w:ascii="Courier New" w:hAnsi="Courier New"/>
+          <w:color w:val="1A1A8C"/>
+          <w:sz w:val="18"/>
+        </w:rPr>
+        <w:t>const r = pm.response.json();</w:t>
+        <w:br/>
+        <w:t>if (r.id) {</w:t>
+        <w:br/>
+        <w:t xml:space="preserve">    pm.environment.set("product_id", r.id);</w:t>
+        <w:br/>
+        <w:t xml:space="preserve">    console.log("product_id saved:", r.id);</w:t>
+        <w:br/>
+        <w:t>}</w:t>
+      </w:r>
+    </w:p>
+    <w:p>
+      <w:pPr>
+        <w:pStyle w:val="Heading2"/>
+      </w:pPr>
+      <w:r>
+        <w:t>Auto-Save Video ID  (paste in Tests tab of Request Upload URL request)</w:t>
+      </w:r>
+    </w:p>
+    <w:p>
+      <w:pPr>
+        <w:spacing w:before="40" w:after="40"/>
+        <w:ind w:left="288"/>
+        <w:shd w:val="clear" w:color="auto" w:fill="F0F0F0"/>
+      </w:pPr>
+      <w:r>
+        <w:rPr>
+          <w:rFonts w:ascii="Courier New" w:hAnsi="Courier New"/>
+          <w:color w:val="1A1A8C"/>
+          <w:sz w:val="18"/>
+        </w:rPr>
+        <w:t>const r = pm.response.json();</w:t>
+        <w:br/>
+        <w:t>if (r.video_id) {</w:t>
+        <w:br/>
+        <w:t xml:space="preserve">    pm.environment.set("video_id", r.video_id);</w:t>
+        <w:br/>
+        <w:t xml:space="preserve">    pm.environment.set("upload_url", r.upload_url);</w:t>
+        <w:br/>
+        <w:t xml:space="preserve">    console.log("video_id saved:", r.video_id);</w:t>
+        <w:br/>
+        <w:t>}</w:t>
+      </w:r>
+    </w:p>
+    <w:p>
+      <w:pPr>
+        <w:pStyle w:val="Heading2"/>
+      </w:pPr>
+      <w:r>
+        <w:t>Auto-Save Conversation ID  (paste in Tests tab of Start Conversation request)</w:t>
+      </w:r>
+    </w:p>
+    <w:p>
+      <w:pPr>
+        <w:spacing w:before="40" w:after="40"/>
+        <w:ind w:left="288"/>
+        <w:shd w:val="clear" w:color="auto" w:fill="F0F0F0"/>
+      </w:pPr>
+      <w:r>
+        <w:rPr>
+          <w:rFonts w:ascii="Courier New" w:hAnsi="Courier New"/>
+          <w:color w:val="1A1A8C"/>
+          <w:sz w:val="18"/>
+        </w:rPr>
+        <w:t>const r = pm.response.json();</w:t>
+        <w:br/>
+        <w:t>if (r.id) {</w:t>
+        <w:br/>
+        <w:t xml:space="preserve">    pm.environment.set("conversation_id", r.id);</w:t>
+        <w:br/>
+        <w:t xml:space="preserve">    console.log("conversation_id saved:", r.id);</w:t>
+        <w:br/>
+        <w:t>}</w:t>
+      </w:r>
+    </w:p>
+    <w:p>
+      <w:pPr>
+        <w:pStyle w:val="Heading2"/>
+      </w:pPr>
+      <w:r>
+        <w:t>Quick Test — All Public Endpoints via curl</w:t>
+      </w:r>
+    </w:p>
+    <w:p>
+      <w:r>
+        <w:rPr>
+          <w:b w:val="0"/>
+          <w:sz w:val="22"/>
+        </w:rPr>
+        <w:t>Copy-paste these into terminal to test without Postman:</w:t>
+      </w:r>
+    </w:p>
+    <w:p>
+      <w:pPr>
+        <w:spacing w:before="40" w:after="40"/>
+        <w:ind w:left="288"/>
+        <w:shd w:val="clear" w:color="auto" w:fill="F0F0F0"/>
+      </w:pPr>
+      <w:r>
+        <w:rPr>
+          <w:rFonts w:ascii="Courier New" w:hAnsi="Courier New"/>
+          <w:color w:val="1A1A8C"/>
+          <w:sz w:val="18"/>
+        </w:rPr>
+        <w:t># Health check</w:t>
+        <w:br/>
+        <w:t>curl -s http://localhost:8000/api/v1/health/ | python3 -m json.tool</w:t>
+        <w:br/>
+        <w:br/>
+        <w:t># Send OTP</w:t>
+        <w:br/>
+        <w:t>curl -s -X POST http://localhost:8000/api/v1/auth/otp/send/ \</w:t>
+        <w:br/>
+        <w:t xml:space="preserve">  -H "Content-Type: application/json" \</w:t>
+        <w:br/>
+        <w:t xml:space="preserve">  -d '{"phone_number": "+919999999999"}'</w:t>
+        <w:br/>
+        <w:br/>
+        <w:t># Verify OTP (copy access token from response)</w:t>
+        <w:br/>
+        <w:t>curl -s -X POST http://localhost:8000/api/v1/auth/otp/verify/ \</w:t>
+        <w:br/>
+        <w:t xml:space="preserve">  -H "Content-Type: application/json" \</w:t>
+        <w:br/>
+        <w:t xml:space="preserve">  -d '{"phone_number": "+919999999999", "otp": "123456"}'</w:t>
+        <w:br/>
+        <w:br/>
+        <w:t># Get profile (replace TOKEN with your access token)</w:t>
+        <w:br/>
+        <w:t>curl -s http://localhost:8000/api/v1/auth/me/ \</w:t>
+        <w:br/>
+        <w:t xml:space="preserve">  -H "Authorization: Bearer TOKEN"</w:t>
+      </w:r>
+    </w:p>
+    <w:p>
+      <w:r>
+        <w:br w:type="page"/>
+      </w:r>
+    </w:p>
+    <w:p>
+      <w:pPr>
+        <w:pStyle w:val="Heading1"/>
+      </w:pPr>
+      <w:r>
+        <w:t>6. How to Update This Document (Future Sprints)</w:t>
+      </w:r>
+    </w:p>
+    <w:p>
+      <w:pPr>
+        <w:ind w:left="288"/>
+        <w:shd w:val="clear" w:color="auto" w:fill="D1ECF1"/>
+      </w:pPr>
+      <w:r>
+        <w:rPr>
+          <w:i/>
+          <w:color w:val="0C5460"/>
+          <w:sz w:val="20"/>
+        </w:rPr>
+        <w:t xml:space="preserve">  📌  IMPORTANT: When a new sprint adds new API endpoints, update this document.</w:t>
+        <w:br/>
+        <w:t xml:space="preserve">     Do NOT create a separate doc — keep everything in this single file.</w:t>
+      </w:r>
+    </w:p>
+    <w:p/>
+    <w:p>
+      <w:pPr>
+        <w:pStyle w:val="Heading2"/>
+      </w:pPr>
+      <w:r>
+        <w:t>Checklist for each new sprint:</w:t>
+      </w:r>
+    </w:p>
+    <w:p>
+      <w:pPr>
+        <w:pStyle w:val="ListBullet"/>
+        <w:ind w:left="432"/>
+      </w:pPr>
+      <w:r>
+        <w:rPr>
+          <w:sz w:val="21"/>
+        </w:rPr>
+        <w:t>Add new endpoint rows to Section 2 — Complete API Reference table</w:t>
+      </w:r>
+    </w:p>
+    <w:p>
+      <w:pPr>
+        <w:pStyle w:val="ListBullet"/>
+        <w:ind w:left="432"/>
+      </w:pPr>
+      <w:r>
+        <w:rPr>
+          <w:sz w:val="21"/>
+        </w:rPr>
+        <w:t>Add new STEP sections in Section 3 — Step-by-Step Test Flow</w:t>
+      </w:r>
+    </w:p>
+    <w:p>
+      <w:pPr>
+        <w:pStyle w:val="ListBullet"/>
+        <w:ind w:left="432"/>
+      </w:pPr>
+      <w:r>
+        <w:rPr>
+          <w:sz w:val="21"/>
+        </w:rPr>
+        <w:t>Add new error cases in Section 4 — Error Cases to Test</w:t>
+      </w:r>
+    </w:p>
+    <w:p>
+      <w:pPr>
+        <w:pStyle w:val="ListBullet"/>
+        <w:ind w:left="432"/>
+      </w:pPr>
+      <w:r>
+        <w:rPr>
+          <w:sz w:val="21"/>
+        </w:rPr>
+        <w:t>Add new Postman folder in Section 5 — Postman Quick Setup</w:t>
+      </w:r>
+    </w:p>
+    <w:p>
+      <w:pPr>
+        <w:pStyle w:val="ListBullet"/>
+        <w:ind w:left="432"/>
+      </w:pPr>
+      <w:r>
+        <w:rPr>
+          <w:sz w:val="21"/>
+        </w:rPr>
+        <w:t>Update the cover page "Last updated" date and sprint range</w:t>
+      </w:r>
+    </w:p>
+    <w:p>
+      <w:pPr>
+        <w:pStyle w:val="ListBullet"/>
+        <w:ind w:left="432"/>
+      </w:pPr>
+      <w:r>
+        <w:rPr>
+          <w:sz w:val="21"/>
+        </w:rPr>
+        <w:t>If new field types are introduced (e.g. file uploads), add a format rules subsection in Section 1</w:t>
+      </w:r>
+    </w:p>
+    <w:p>
+      <w:pPr>
+        <w:pStyle w:val="Heading2"/>
+      </w:pPr>
+      <w:r>
+        <w:t>Upcoming Sprints to Add Here</w:t>
+      </w:r>
+    </w:p>
+    <w:tbl>
+      <w:tblPr>
+        <w:tblStyle w:val="TableGrid"/>
+        <w:tblW w:type="auto" w:w="0"/>
+        <w:jc w:val="left"/>
+        <w:tblLook w:firstColumn="1" w:firstRow="1" w:lastColumn="0" w:lastRow="0" w:noHBand="0" w:noVBand="1" w:val="04A0"/>
+      </w:tblPr>
+      <w:tblGrid>
+        <w:gridCol w:w="3216"/>
+        <w:gridCol w:w="3216"/>
+        <w:gridCol w:w="3216"/>
+      </w:tblGrid>
+      <w:tr>
+        <w:tc>
+          <w:tcPr>
+            <w:tcW w:type="dxa" w:w="1152"/>
+            <w:shd w:val="clear" w:color="auto" w:fill="1F4E79"/>
+          </w:tcPr>
+          <w:p>
+            <w:r>
+              <w:rPr>
+                <w:b/>
+                <w:color w:val="FFFFFF"/>
+                <w:sz w:val="20"/>
+              </w:rPr>
+              <w:t>Sprint</w:t>
+            </w:r>
+          </w:p>
+        </w:tc>
+        <w:tc>
+          <w:tcPr>
+            <w:tcW w:type="dxa" w:w="2160"/>
+            <w:shd w:val="clear" w:color="auto" w:fill="1F4E79"/>
+          </w:tcPr>
+          <w:p>
+            <w:r>
+              <w:rPr>
+                <w:b/>
+                <w:color w:val="FFFFFF"/>
+                <w:sz w:val="20"/>
+              </w:rPr>
+              <w:t>Module</w:t>
+            </w:r>
+          </w:p>
+        </w:tc>
+        <w:tc>
+          <w:tcPr>
+            <w:tcW w:type="dxa" w:w="6048"/>
+            <w:shd w:val="clear" w:color="auto" w:fill="1F4E79"/>
+          </w:tcPr>
+          <w:p>
+            <w:r>
+              <w:rPr>
+                <w:b/>
+                <w:color w:val="FFFFFF"/>
+                <w:sz w:val="20"/>
+              </w:rPr>
+              <w:t>APIs to Add</w:t>
+            </w:r>
+          </w:p>
+        </w:tc>
+      </w:tr>
+      <w:tr>
+        <w:tc>
+          <w:tcPr>
             <w:tcW w:type="dxa" w:w="1152"/>
             <w:shd w:val="clear" w:color="auto" w:fill="DEEAF1"/>
           </w:tcPr>
@@ -14026,7 +15886,7 @@
               <w:rPr>
                 <w:sz w:val="19"/>
               </w:rPr>
-              <w:t>✅ DONE — Steps 24–29 in this document</w:t>
+              <w:t>✅ DONE — Steps 24–31 in this document</w:t>
             </w:r>
           </w:p>
         </w:tc>
@@ -14067,7 +15927,7 @@
               <w:rPr>
                 <w:sz w:val="19"/>
               </w:rPr>
-              <w:t>WebSocket ws://localhost:8001/ws/chat/&lt;id&gt;/?token=..., GET /conversations/, GET /conversations/&lt;id&gt;/messages/</w:t>
+              <w:t>✅ DONE — Steps 32–36 in this document</w:t>
             </w:r>
           </w:p>
         </w:tc>
@@ -14097,7 +15957,7 @@
               <w:rPr>
                 <w:sz w:val="19"/>
               </w:rPr>
-              <w:t>Billing / Wallet</w:t>
+              <w:t>Blacklist Engine</w:t>
             </w:r>
           </w:p>
         </w:tc>
@@ -14111,7 +15971,7 @@
               <w:rPr>
                 <w:sz w:val="19"/>
               </w:rPr>
-              <w:t>POST /billing/recharge/, GET /billing/history/, POST /billing/withdraw/</w:t>
+              <w:t>POST /blacklist/&lt;store_id&gt;/, GET /blacklist/, DELETE /blacklist/&lt;store_id&gt;/</w:t>
             </w:r>
           </w:p>
         </w:tc>
@@ -14139,7 +15999,7 @@
               <w:rPr>
                 <w:sz w:val="19"/>
               </w:rPr>
-              <w:t>Reservations</w:t>
+              <w:t>Billing / Wallet</w:t>
             </w:r>
           </w:p>
         </w:tc>
@@ -14152,7 +16012,7 @@
               <w:rPr>
                 <w:sz w:val="19"/>
               </w:rPr>
-              <w:t>POST /reservations/, GET /reservations/, PUT /reservations/&lt;id&gt;/status/</w:t>
+              <w:t>POST /billing/recharge/, GET /billing/history/, POST /billing/withdraw/</w:t>
             </w:r>
           </w:p>
         </w:tc>
@@ -14168,7 +16028,7 @@
               <w:rPr>
                 <w:sz w:val="19"/>
               </w:rPr>
-              <w:t>Sprint 8</w:t>
+              <w:t>Sprint 7</w:t>
             </w:r>
           </w:p>
         </w:tc>
@@ -14182,7 +16042,7 @@
               <w:rPr>
                 <w:sz w:val="19"/>
               </w:rPr>
-              <w:t>Analytics</w:t>
+              <w:t>Reservations</w:t>
             </w:r>
           </w:p>
         </w:tc>
@@ -14196,7 +16056,7 @@
               <w:rPr>
                 <w:sz w:val="19"/>
               </w:rPr>
-              <w:t>GET /analytics/store/, GET /analytics/products/, GET /analytics/views/</w:t>
+              <w:t>POST /reservations/, GET /reservations/, PUT /reservations/&lt;id&gt;/status/</w:t>
             </w:r>
           </w:p>
         </w:tc>
@@ -14211,7 +16071,7 @@
               <w:rPr>
                 <w:sz w:val="19"/>
               </w:rPr>
-              <w:t>Sprint 9</w:t>
+              <w:t>Sprint 8</w:t>
             </w:r>
           </w:p>
         </w:tc>
@@ -14224,7 +16084,7 @@
               <w:rPr>
                 <w:sz w:val="19"/>
               </w:rPr>
-              <w:t>Groups</w:t>
+              <w:t>Analytics</w:t>
             </w:r>
           </w:p>
         </w:tc>
@@ -14237,7 +16097,7 @@
               <w:rPr>
                 <w:sz w:val="19"/>
               </w:rPr>
-              <w:t>POST /groups/, GET /groups/, POST /groups/&lt;id&gt;/join/</w:t>
+              <w:t>GET /analytics/store/, GET /analytics/products/, GET /analytics/views/</w:t>
             </w:r>
           </w:p>
         </w:tc>
@@ -14253,7 +16113,7 @@
               <w:rPr>
                 <w:sz w:val="19"/>
               </w:rPr>
-              <w:t>Sprint 10</w:t>
+              <w:t>Sprint 9</w:t>
             </w:r>
           </w:p>
         </w:tc>
@@ -14267,7 +16127,7 @@
               <w:rPr>
                 <w:sz w:val="19"/>
               </w:rPr>
-              <w:t>Notifications</w:t>
+              <w:t>Groups</w:t>
             </w:r>
           </w:p>
         </w:tc>
@@ -14281,7 +16141,7 @@
               <w:rPr>
                 <w:sz w:val="19"/>
               </w:rPr>
-              <w:t>POST /notifications/device-token/, GET /notifications/</w:t>
+              <w:t>POST /groups/, GET /groups/, POST /groups/&lt;id&gt;/join/</w:t>
             </w:r>
           </w:p>
         </w:tc>
@@ -14296,7 +16156,7 @@
               <w:rPr>
                 <w:sz w:val="19"/>
               </w:rPr>
-              <w:t>Sprint 11</w:t>
+              <w:t>Sprint 10</w:t>
             </w:r>
           </w:p>
         </w:tc>
@@ -14309,7 +16169,7 @@
               <w:rPr>
                 <w:sz w:val="19"/>
               </w:rPr>
-              <w:t>Admin Panel</w:t>
+              <w:t>Notifications</w:t>
             </w:r>
           </w:p>
         </w:tc>
@@ -14322,7 +16182,7 @@
               <w:rPr>
                 <w:sz w:val="19"/>
               </w:rPr>
-              <w:t>GET /admin-panel/stores/, PUT /admin-panel/stores/&lt;id&gt;/verify/</w:t>
+              <w:t>POST /notifications/device-token/, GET /notifications/</w:t>
             </w:r>
           </w:p>
         </w:tc>
@@ -14338,7 +16198,7 @@
               <w:rPr>
                 <w:sz w:val="19"/>
               </w:rPr>
-              <w:t>Sprint 12</w:t>
+              <w:t>Sprint 11</w:t>
             </w:r>
           </w:p>
         </w:tc>
@@ -14352,7 +16212,7 @@
               <w:rPr>
                 <w:sz w:val="19"/>
               </w:rPr>
-              <w:t>Real Integrations</w:t>
+              <w:t>Admin Panel</w:t>
             </w:r>
           </w:p>
         </w:tc>
@@ -14360,6 +16220,47 @@
           <w:tcPr>
             <w:tcW w:type="dxa" w:w="6048"/>
             <w:shd w:val="clear" w:color="auto" w:fill="DEEAF1"/>
+          </w:tcPr>
+          <w:p>
+            <w:r>
+              <w:rPr>
+                <w:sz w:val="19"/>
+              </w:rPr>
+              <w:t>GET /admin-panel/stores/, PUT /admin-panel/stores/&lt;id&gt;/verify/</w:t>
+            </w:r>
+          </w:p>
+        </w:tc>
+      </w:tr>
+      <w:tr>
+        <w:tc>
+          <w:tcPr>
+            <w:tcW w:type="dxa" w:w="1152"/>
+          </w:tcPr>
+          <w:p>
+            <w:r>
+              <w:rPr>
+                <w:sz w:val="19"/>
+              </w:rPr>
+              <w:t>Sprint 12</w:t>
+            </w:r>
+          </w:p>
+        </w:tc>
+        <w:tc>
+          <w:tcPr>
+            <w:tcW w:type="dxa" w:w="2160"/>
+          </w:tcPr>
+          <w:p>
+            <w:r>
+              <w:rPr>
+                <w:sz w:val="19"/>
+              </w:rPr>
+              <w:t>Real Integrations</w:t>
+            </w:r>
+          </w:p>
+        </w:tc>
+        <w:tc>
+          <w:tcPr>
+            <w:tcW w:type="dxa" w:w="6048"/>
           </w:tcPr>
           <w:p>
             <w:r>

--- a/nearkart_backend/docs/NearKart_Master_API_Testing_Guide.docx
+++ b/nearkart_backend/docs/NearKart_Master_API_Testing_Guide.docx
@@ -251,6 +251,54 @@
         <w:t xml:space="preserve">  4. Click the "Authorize" button (top of page) → paste:  Bearer eyJhbGci...</w:t>
         <w:br/>
         <w:t xml:space="preserve">  5. Now all protected endpoints will use your token automatically</w:t>
+      </w:r>
+    </w:p>
+    <w:p>
+      <w:pPr>
+        <w:ind w:left="288"/>
+        <w:shd w:val="clear" w:color="auto" w:fill="F8D7DA"/>
+      </w:pPr>
+      <w:r>
+        <w:rPr>
+          <w:i/>
+          <w:color w:val="7B1D1D"/>
+          <w:sz w:val="20"/>
+        </w:rPr>
+        <w:t xml:space="preserve">  🚫  SWAGGER UUID PLACEHOLDER — VERY COMMON MISTAKE:</w:t>
+        <w:br/>
+        <w:br/>
+        <w:t xml:space="preserve">     Swagger auto-fills a dummy UUID in every &lt;uuid&gt; path field:</w:t>
+        <w:br/>
+        <w:t xml:space="preserve">       3fa85f64-5717-4562-b3fc-2c963f66afa6</w:t>
+        <w:br/>
+        <w:br/>
+        <w:t xml:space="preserve">     This UUID does NOT exist in your database.</w:t>
+        <w:br/>
+        <w:t xml:space="preserve">     If you click Execute without replacing it, you will always get:</w:t>
+        <w:br/>
+        <w:t xml:space="preserve">       404 — "not_found" or "Conversation not found" or "Video not found"</w:t>
+        <w:br/>
+        <w:br/>
+        <w:t xml:space="preserve">     CORRECT WORKFLOW in Swagger:</w:t>
+        <w:br/>
+        <w:t xml:space="preserve">       Step 1 — Run the CREATE endpoint first  (e.g. POST /conversations/start/)</w:t>
+        <w:br/>
+        <w:t xml:space="preserve">       Step 2 — Copy the "id" field from that response</w:t>
+        <w:br/>
+        <w:t xml:space="preserve">       Step 3 — Paste it into the UUID field of the next endpoint</w:t>
+        <w:br/>
+        <w:t xml:space="preserve">       Step 4 — Then click Execute</w:t>
+        <w:br/>
+        <w:br/>
+        <w:t xml:space="preserve">     Examples of what to replace:</w:t>
+        <w:br/>
+        <w:t xml:space="preserve">       /conversations/{conversation_id}/messages/  → paste real conversation id</w:t>
+        <w:br/>
+        <w:t xml:space="preserve">       /videos/{video_id}/                         → paste real video id</w:t>
+        <w:br/>
+        <w:t xml:space="preserve">       /stores/{id}/                               → paste real store id</w:t>
+        <w:br/>
+        <w:t xml:space="preserve">       /products/{id}/                             → paste real product id</w:t>
       </w:r>
     </w:p>
     <w:p>
@@ -2758,7 +2806,7 @@
               <w:rPr>
                 <w:sz w:val="19"/>
               </w:rPr>
-              <w:t>UUID does not exist, resource is inactive, or wrong URL</w:t>
+              <w:t>UUID does not exist, resource is inactive, wrong URL, OR Swagger placeholder UUID used</w:t>
             </w:r>
           </w:p>
         </w:tc>
@@ -2771,7 +2819,7 @@
               <w:rPr>
                 <w:sz w:val="19"/>
               </w:rPr>
-              <w:t>Check UUID and that resource is active/visible</w:t>
+              <w:t>Check UUID is real (not 3fa85f64-...). Copy id from the CREATE response first.</w:t>
             </w:r>
           </w:p>
         </w:tc>
@@ -7559,6 +7607,20 @@
       </w:r>
     </w:p>
     <w:p>
+      <w:pPr>
+        <w:ind w:left="288"/>
+        <w:shd w:val="clear" w:color="auto" w:fill="FFF3CD"/>
+      </w:pPr>
+      <w:r>
+        <w:rPr>
+          <w:i/>
+          <w:color w:val="7D4E00"/>
+          <w:sz w:val="20"/>
+        </w:rPr>
+        <w:t xml:space="preserve">  ⚠️  In Swagger: replace the placeholder UUID 3fa85f64-... with the real store_id from Step 10.</w:t>
+      </w:r>
+    </w:p>
+    <w:p>
       <w:r>
         <w:rPr>
           <w:b/>
@@ -9373,6 +9435,20 @@
       </w:r>
     </w:p>
     <w:p>
+      <w:pPr>
+        <w:ind w:left="288"/>
+        <w:shd w:val="clear" w:color="auto" w:fill="FFF3CD"/>
+      </w:pPr>
+      <w:r>
+        <w:rPr>
+          <w:i/>
+          <w:color w:val="7D4E00"/>
+          <w:sz w:val="20"/>
+        </w:rPr>
+        <w:t xml:space="preserve">  ⚠️  In Swagger: replace the placeholder UUID 3fa85f64-... with the real product_id from Step 17.</w:t>
+      </w:r>
+    </w:p>
+    <w:p>
       <w:r>
         <w:rPr>
           <w:b/>
@@ -10810,6 +10886,20 @@
       </w:r>
     </w:p>
     <w:p>
+      <w:pPr>
+        <w:ind w:left="288"/>
+        <w:shd w:val="clear" w:color="auto" w:fill="FFF3CD"/>
+      </w:pPr>
+      <w:r>
+        <w:rPr>
+          <w:i/>
+          <w:color w:val="7D4E00"/>
+          <w:sz w:val="20"/>
+        </w:rPr>
+        <w:t xml:space="preserve">  ⚠️  In Swagger: replace the placeholder UUID 3fa85f64-... with the real video_id from Step 24.</w:t>
+      </w:r>
+    </w:p>
+    <w:p>
       <w:r>
         <w:rPr>
           <w:b/>
@@ -12271,6 +12361,20 @@
     <w:p>
       <w:pPr>
         <w:ind w:left="288"/>
+        <w:shd w:val="clear" w:color="auto" w:fill="FFF3CD"/>
+      </w:pPr>
+      <w:r>
+        <w:rPr>
+          <w:i/>
+          <w:color w:val="7D4E00"/>
+          <w:sz w:val="20"/>
+        </w:rPr>
+        <w:t xml:space="preserve">  ⚠️  In Swagger: replace the placeholder UUID 3fa85f64-... with the real conversation_id from Step 32.</w:t>
+      </w:r>
+    </w:p>
+    <w:p>
+      <w:pPr>
+        <w:ind w:left="288"/>
       </w:pPr>
       <w:r>
         <w:rPr>
@@ -12546,6 +12650,20 @@
           <w:sz w:val="18"/>
         </w:rPr>
         <w:t xml:space="preserve">   [Bearer JWT]   [Sprint 5]</w:t>
+      </w:r>
+    </w:p>
+    <w:p>
+      <w:pPr>
+        <w:ind w:left="288"/>
+        <w:shd w:val="clear" w:color="auto" w:fill="FFF3CD"/>
+      </w:pPr>
+      <w:r>
+        <w:rPr>
+          <w:i/>
+          <w:color w:val="7D4E00"/>
+          <w:sz w:val="20"/>
+        </w:rPr>
+        <w:t xml:space="preserve">  ⚠️  In Swagger: replace the placeholder UUID 3fa85f64-... with the real conversation_id from Step 32.</w:t>
       </w:r>
     </w:p>
     <w:p>

--- a/nearkart_backend/docs/NearKart_Master_API_Testing_Guide.docx
+++ b/nearkart_backend/docs/NearKart_Master_API_Testing_Guide.docx
@@ -244,13 +244,34 @@
         <w:br/>
         <w:t xml:space="preserve">  1. Open http://localhost:8000/api/docs/ in browser</w:t>
         <w:br/>
-        <w:t xml:space="preserve">  2. Each endpoint has pre-filled example request bodies — click the endpoint, then "Try it out"</w:t>
+        <w:t xml:space="preserve">  2. Each endpoint has pre-filled example request bodies — "Try it out" is ON by default</w:t>
+        <w:br/>
+        <w:t xml:space="preserve">     (no need to click "Try it out" manually — just click Execute)</w:t>
         <w:br/>
         <w:t xml:space="preserve">  3. For protected endpoints: first run OTP send + verify → copy "access" token</w:t>
         <w:br/>
-        <w:t xml:space="preserve">  4. Click the "Authorize" button (top of page) → paste:  Bearer eyJhbGci...</w:t>
-        <w:br/>
-        <w:t xml:space="preserve">  5. Now all protected endpoints will use your token automatically</w:t>
+        <w:t xml:space="preserve">  4. Click the lock icon "Authorize" (top right of page)</w:t>
+        <w:br/>
+        <w:t xml:space="preserve">     → Paste JUST the token in the Value field — do NOT add "Bearer " prefix</w:t>
+        <w:br/>
+        <w:t xml:space="preserve">       Swagger adds "Bearer " automatically for you</w:t>
+        <w:br/>
+        <w:t xml:space="preserve">     → Click Authorize → Close</w:t>
+        <w:br/>
+        <w:t xml:space="preserve">  5. All protected endpoints will now work — token survives page refresh</w:t>
+        <w:br/>
+        <w:br/>
+        <w:t>Swagger improvements active:</w:t>
+        <w:br/>
+        <w:t xml:space="preserve">  • tryItOutEnabled=true  — "Try it out" pre-clicked on all endpoints</w:t>
+        <w:br/>
+        <w:t xml:space="preserve">  • persistAuthorization=true  — your token survives page refresh</w:t>
+        <w:br/>
+        <w:t xml:space="preserve">  • defaultModelsExpandDepth=-1  — schema models panel collapsed (less clutter)</w:t>
+        <w:br/>
+        <w:t xml:space="preserve">  • Pre-filled examples on: OTP send/verify, Store create/review, Product create/update,</w:t>
+        <w:br/>
+        <w:t xml:space="preserve">    Video upload/confirm/update, Start Conversation</w:t>
       </w:r>
     </w:p>
     <w:p>
@@ -5879,11 +5900,11 @@
         <w:t xml:space="preserve">  pm.environment.set("vendor_refresh", r.refresh);</w:t>
         <w:br/>
         <w:br/>
-        <w:t>In Swagger UI: copy the "access" value → click Authorize (top of page)</w:t>
-        <w:br/>
-        <w:t xml:space="preserve">  → paste:  Bearer eyJhbGci...</w:t>
-        <w:br/>
-        <w:t xml:space="preserve">  → now protected endpoints will work for 1 hour.</w:t>
+        <w:t>In Swagger UI: copy the "access" value → click Authorize (lock icon, top right)</w:t>
+        <w:br/>
+        <w:t xml:space="preserve">  → paste JUST the token — do NOT add "Bearer " prefix (Swagger adds it automatically)</w:t>
+        <w:br/>
+        <w:t xml:space="preserve">  → Click Authorize → Close — protected endpoints now work for 1 hour.</w:t>
       </w:r>
     </w:p>
     <w:p>
@@ -6932,6 +6953,22 @@
         <w:t xml:space="preserve">  "banner_url": "https://example.com/banner.png"</w:t>
         <w:br/>
         <w:t>}</w:t>
+      </w:r>
+    </w:p>
+    <w:p>
+      <w:pPr>
+        <w:ind w:left="288"/>
+        <w:shd w:val="clear" w:color="auto" w:fill="D1ECF1"/>
+      </w:pPr>
+      <w:r>
+        <w:rPr>
+          <w:i/>
+          <w:color w:val="0C5460"/>
+          <w:sz w:val="20"/>
+        </w:rPr>
+        <w:t xml:space="preserve">  💡  Swagger has a pre-filled sample body for this endpoint ("Sample store (Chennai)").</w:t>
+        <w:br/>
+        <w:t>Open Swagger → POST /stores/ → the body is pre-filled with name, address, coords — just click Execute.</w:t>
       </w:r>
     </w:p>
     <w:p>
@@ -8123,6 +8160,22 @@
     <w:p>
       <w:pPr>
         <w:ind w:left="288"/>
+        <w:shd w:val="clear" w:color="auto" w:fill="D1ECF1"/>
+      </w:pPr>
+      <w:r>
+        <w:rPr>
+          <w:i/>
+          <w:color w:val="0C5460"/>
+          <w:sz w:val="20"/>
+        </w:rPr>
+        <w:t xml:space="preserve">  💡  Swagger has two pre-filled examples for this endpoint: "Five-star review" and "Three-star review".</w:t>
+        <w:br/>
+        <w:t>Click the dropdown in Swagger to switch between them.</w:t>
+      </w:r>
+    </w:p>
+    <w:p>
+      <w:pPr>
+        <w:ind w:left="288"/>
       </w:pPr>
       <w:r>
         <w:rPr>
@@ -8468,6 +8521,28 @@
         <w:t xml:space="preserve">  ]</w:t>
         <w:br/>
         <w:t>}</w:t>
+      </w:r>
+    </w:p>
+    <w:p>
+      <w:pPr>
+        <w:ind w:left="288"/>
+        <w:shd w:val="clear" w:color="auto" w:fill="D1ECF1"/>
+      </w:pPr>
+      <w:r>
+        <w:rPr>
+          <w:i/>
+          <w:color w:val="0C5460"/>
+          <w:sz w:val="20"/>
+        </w:rPr>
+        <w:t xml:space="preserve">  💡  Swagger has two pre-filled examples for this endpoint:</w:t>
+        <w:br/>
+        <w:t xml:space="preserve">  "Kurta with variants" — fashion product with 3 size variants</w:t>
+        <w:br/>
+        <w:t xml:space="preserve">  "Simple product (no variants)" — food product with no variants</w:t>
+        <w:br/>
+        <w:t>Select from the Examples dropdown in Swagger before clicking Execute.</w:t>
+        <w:br/>
+        <w:t>Note: SKUs must be globally unique — if you run this more than once, change the SKU values.</w:t>
       </w:r>
     </w:p>
     <w:p>
@@ -9628,6 +9703,24 @@
         <w:t xml:space="preserve">  "status": "active"</w:t>
         <w:br/>
         <w:t>}</w:t>
+      </w:r>
+    </w:p>
+    <w:p>
+      <w:pPr>
+        <w:ind w:left="288"/>
+        <w:shd w:val="clear" w:color="auto" w:fill="D1ECF1"/>
+      </w:pPr>
+      <w:r>
+        <w:rPr>
+          <w:i/>
+          <w:color w:val="0C5460"/>
+          <w:sz w:val="20"/>
+        </w:rPr>
+        <w:t xml:space="preserve">  💡  Swagger has two pre-filled examples for this endpoint:</w:t>
+        <w:br/>
+        <w:t xml:space="preserve">  "Update price and visibility" — changes base_price and is_visible</w:t>
+        <w:br/>
+        <w:t xml:space="preserve">  "Mark product inactive" — sets status=inactive and is_visible=false</w:t>
       </w:r>
     </w:p>
     <w:p>

--- a/nearkart_backend/docs/NearKart_Master_API_Testing_Guide.docx
+++ b/nearkart_backend/docs/NearKart_Master_API_Testing_Guide.docx
@@ -50,7 +50,7 @@
           <w:color w:val="888888"/>
           <w:sz w:val="20"/>
         </w:rPr>
-        <w:t>Sprint 1 → Sprint 5   |   Last updated: May 2026</w:t>
+        <w:t>Sprint 1 → Sprint 6   |   Last updated: May 2026</w:t>
       </w:r>
     </w:p>
     <w:p/>
@@ -5377,6 +5377,145 @@
           </w:p>
         </w:tc>
       </w:tr>
+      <w:tr>
+        <w:tc>
+          <w:tcPr>
+            <w:tcW w:type="dxa" w:w="432"/>
+            <w:shd w:val="clear" w:color="auto" w:fill="DEEAF1"/>
+          </w:tcPr>
+          <w:p>
+            <w:r>
+              <w:rPr>
+                <w:sz w:val="19"/>
+              </w:rPr>
+              <w:t>35</w:t>
+            </w:r>
+          </w:p>
+        </w:tc>
+        <w:tc>
+          <w:tcPr>
+            <w:tcW w:type="dxa" w:w="1008"/>
+            <w:shd w:val="clear" w:color="auto" w:fill="DEEAF1"/>
+          </w:tcPr>
+          <w:p>
+            <w:r>
+              <w:rPr>
+                <w:sz w:val="19"/>
+              </w:rPr>
+              <w:t>POST</w:t>
+            </w:r>
+          </w:p>
+        </w:tc>
+        <w:tc>
+          <w:tcPr>
+            <w:tcW w:type="dxa" w:w="4032"/>
+            <w:shd w:val="clear" w:color="auto" w:fill="DEEAF1"/>
+          </w:tcPr>
+          <w:p>
+            <w:r>
+              <w:rPr>
+                <w:sz w:val="19"/>
+              </w:rPr>
+              <w:t>/stores/&lt;uuid&gt;/blacklist/&lt;uuid&gt;/</w:t>
+            </w:r>
+          </w:p>
+        </w:tc>
+        <w:tc>
+          <w:tcPr>
+            <w:tcW w:type="dxa" w:w="2016"/>
+            <w:shd w:val="clear" w:color="auto" w:fill="DEEAF1"/>
+          </w:tcPr>
+          <w:p>
+            <w:r>
+              <w:rPr>
+                <w:sz w:val="19"/>
+              </w:rPr>
+              <w:t>Vendor JWT only</w:t>
+            </w:r>
+          </w:p>
+        </w:tc>
+        <w:tc>
+          <w:tcPr>
+            <w:tcW w:type="dxa" w:w="576"/>
+            <w:shd w:val="clear" w:color="auto" w:fill="DEEAF1"/>
+          </w:tcPr>
+          <w:p>
+            <w:r>
+              <w:rPr>
+                <w:sz w:val="19"/>
+              </w:rPr>
+              <w:t>S6</w:t>
+            </w:r>
+          </w:p>
+        </w:tc>
+      </w:tr>
+      <w:tr>
+        <w:tc>
+          <w:tcPr>
+            <w:tcW w:type="dxa" w:w="432"/>
+          </w:tcPr>
+          <w:p>
+            <w:r>
+              <w:rPr>
+                <w:sz w:val="19"/>
+              </w:rPr>
+              <w:t>36</w:t>
+            </w:r>
+          </w:p>
+        </w:tc>
+        <w:tc>
+          <w:tcPr>
+            <w:tcW w:type="dxa" w:w="1008"/>
+          </w:tcPr>
+          <w:p>
+            <w:r>
+              <w:rPr>
+                <w:sz w:val="19"/>
+              </w:rPr>
+              <w:t>GET</w:t>
+            </w:r>
+          </w:p>
+        </w:tc>
+        <w:tc>
+          <w:tcPr>
+            <w:tcW w:type="dxa" w:w="4032"/>
+          </w:tcPr>
+          <w:p>
+            <w:r>
+              <w:rPr>
+                <w:sz w:val="19"/>
+              </w:rPr>
+              <w:t>/stores/&lt;uuid&gt;/blacklist/</w:t>
+            </w:r>
+          </w:p>
+        </w:tc>
+        <w:tc>
+          <w:tcPr>
+            <w:tcW w:type="dxa" w:w="2016"/>
+          </w:tcPr>
+          <w:p>
+            <w:r>
+              <w:rPr>
+                <w:sz w:val="19"/>
+              </w:rPr>
+              <w:t>Vendor JWT only</w:t>
+            </w:r>
+          </w:p>
+        </w:tc>
+        <w:tc>
+          <w:tcPr>
+            <w:tcW w:type="dxa" w:w="576"/>
+          </w:tcPr>
+          <w:p>
+            <w:r>
+              <w:rPr>
+                <w:sz w:val="19"/>
+              </w:rPr>
+              <w:t>S6</w:t>
+            </w:r>
+          </w:p>
+        </w:tc>
+      </w:tr>
     </w:tbl>
     <w:p/>
     <w:p>
@@ -12850,6 +12989,419 @@
         <w:pStyle w:val="Heading1"/>
       </w:pPr>
       <w:r>
+        <w:t>Sprint 6 — Blacklist Engine</w:t>
+      </w:r>
+    </w:p>
+    <w:p>
+      <w:r>
+        <w:rPr>
+          <w:b w:val="0"/>
+          <w:sz w:val="22"/>
+        </w:rPr>
+        <w:t>Follow Steps 37–38 after completing Step 10 (Create Store). Vendor must own a store.</w:t>
+      </w:r>
+    </w:p>
+    <w:p>
+      <w:pPr>
+        <w:ind w:left="288"/>
+        <w:shd w:val="clear" w:color="auto" w:fill="D1ECF1"/>
+      </w:pPr>
+      <w:r>
+        <w:rPr>
+          <w:i/>
+          <w:color w:val="0C5460"/>
+          <w:sz w:val="20"/>
+        </w:rPr>
+        <w:t xml:space="preserve">  💡  Blacklist is per store — a vendor blocks a specific customer from interacting with their store.</w:t>
+        <w:br/>
+        <w:t>A blocked customer cannot: follow the store, review it, start a new chat, or connect via WebSocket.</w:t>
+        <w:br/>
+        <w:t>Blocking and unblocking both use the same endpoint — it toggles on each call.</w:t>
+      </w:r>
+    </w:p>
+    <w:p>
+      <w:pPr>
+        <w:spacing w:before="40" w:after="40"/>
+      </w:pPr>
+      <w:r>
+        <w:rPr>
+          <w:color w:val="CCCCCC"/>
+          <w:sz w:val="14"/>
+        </w:rPr>
+        <w:t>──────────────────────────────────────────────────────────────────────────────────────────</w:t>
+      </w:r>
+    </w:p>
+    <w:p>
+      <w:pPr>
+        <w:pStyle w:val="Heading2"/>
+      </w:pPr>
+      <w:r>
+        <w:t>STEP 37 — Block / Unblock a Customer  (Toggle)</w:t>
+      </w:r>
+    </w:p>
+    <w:p>
+      <w:pPr>
+        <w:spacing w:before="120"/>
+        <w:shd w:val="clear" w:color="auto" w:fill="CCE5FF"/>
+      </w:pPr>
+      <w:r>
+        <w:rPr>
+          <w:b/>
+          <w:color w:val="004DAA"/>
+          <w:sz w:val="20"/>
+        </w:rPr>
+        <w:t xml:space="preserve">  POST  </w:t>
+      </w:r>
+      <w:r>
+        <w:rPr>
+          <w:b/>
+          <w:color w:val="1F4E79"/>
+          <w:sz w:val="20"/>
+        </w:rPr>
+        <w:t xml:space="preserve">  {{base_url}}/stores/{{store_id}}/blacklist/{{customer_id}}/</w:t>
+      </w:r>
+      <w:r>
+        <w:rPr>
+          <w:i/>
+          <w:color w:val="777777"/>
+          <w:sz w:val="18"/>
+        </w:rPr>
+        <w:t xml:space="preserve">   [Vendor JWT]   [Sprint 6]</w:t>
+      </w:r>
+    </w:p>
+    <w:p>
+      <w:pPr>
+        <w:ind w:left="288"/>
+      </w:pPr>
+      <w:r>
+        <w:rPr>
+          <w:b w:val="0"/>
+          <w:sz w:val="20"/>
+        </w:rPr>
+        <w:t>Authorization: Bearer {{vendor_token}}</w:t>
+      </w:r>
+    </w:p>
+    <w:p>
+      <w:pPr>
+        <w:ind w:left="288"/>
+      </w:pPr>
+      <w:r>
+        <w:rPr>
+          <w:b w:val="0"/>
+          <w:sz w:val="20"/>
+        </w:rPr>
+        <w:t>Content-Type: application/json</w:t>
+      </w:r>
+    </w:p>
+    <w:p>
+      <w:r>
+        <w:rPr>
+          <w:b/>
+          <w:sz w:val="20"/>
+        </w:rPr>
+        <w:t>Request Body (reason is optional):</w:t>
+      </w:r>
+    </w:p>
+    <w:p>
+      <w:pPr>
+        <w:spacing w:before="40" w:after="40"/>
+        <w:ind w:left="288"/>
+        <w:shd w:val="clear" w:color="auto" w:fill="F0F0F0"/>
+      </w:pPr>
+      <w:r>
+        <w:rPr>
+          <w:rFonts w:ascii="Courier New" w:hAnsi="Courier New"/>
+          <w:color w:val="1A1A8C"/>
+          <w:sz w:val="18"/>
+        </w:rPr>
+        <w:t>{</w:t>
+        <w:br/>
+        <w:t xml:space="preserve">  "reason": "Spamming and abusive messages"</w:t>
+        <w:br/>
+        <w:t>}</w:t>
+      </w:r>
+    </w:p>
+    <w:p>
+      <w:pPr>
+        <w:ind w:left="288"/>
+        <w:shd w:val="clear" w:color="auto" w:fill="D1ECF1"/>
+      </w:pPr>
+      <w:r>
+        <w:rPr>
+          <w:i/>
+          <w:color w:val="0C5460"/>
+          <w:sz w:val="20"/>
+        </w:rPr>
+        <w:t xml:space="preserve">  💡  Swagger has two pre-filled examples: "Block with reason" and "Block no reason".</w:t>
+        <w:br/>
+        <w:t>Replace {{store_id}} with real store UUID and {{customer_id}} with the customer UUID</w:t>
+        <w:br/>
+        <w:t>(get customer UUID from GET /auth/me/ using the customer token).</w:t>
+      </w:r>
+    </w:p>
+    <w:p>
+      <w:r>
+        <w:rPr>
+          <w:b/>
+          <w:sz w:val="20"/>
+        </w:rPr>
+        <w:t>Expected Response  200 OK — first call (blocks):</w:t>
+      </w:r>
+    </w:p>
+    <w:p>
+      <w:pPr>
+        <w:spacing w:before="40" w:after="40"/>
+        <w:ind w:left="288"/>
+        <w:shd w:val="clear" w:color="auto" w:fill="F0F0F0"/>
+      </w:pPr>
+      <w:r>
+        <w:rPr>
+          <w:rFonts w:ascii="Courier New" w:hAnsi="Courier New"/>
+          <w:color w:val="1A1A8C"/>
+          <w:sz w:val="18"/>
+        </w:rPr>
+        <w:t>{</w:t>
+        <w:br/>
+        <w:t xml:space="preserve">  "is_blocked": true,</w:t>
+        <w:br/>
+        <w:t xml:space="preserve">  "message": "Customer blocked."</w:t>
+        <w:br/>
+        <w:t>}</w:t>
+      </w:r>
+    </w:p>
+    <w:p>
+      <w:r>
+        <w:rPr>
+          <w:b/>
+          <w:sz w:val="20"/>
+        </w:rPr>
+        <w:t>Expected Response  200 OK — second call (unblocks):</w:t>
+      </w:r>
+    </w:p>
+    <w:p>
+      <w:pPr>
+        <w:spacing w:before="40" w:after="40"/>
+        <w:ind w:left="288"/>
+        <w:shd w:val="clear" w:color="auto" w:fill="F0F0F0"/>
+      </w:pPr>
+      <w:r>
+        <w:rPr>
+          <w:rFonts w:ascii="Courier New" w:hAnsi="Courier New"/>
+          <w:color w:val="1A1A8C"/>
+          <w:sz w:val="18"/>
+        </w:rPr>
+        <w:t>{</w:t>
+        <w:br/>
+        <w:t xml:space="preserve">  "is_blocked": false,</w:t>
+        <w:br/>
+        <w:t xml:space="preserve">  "message": "Customer unblocked."</w:t>
+        <w:br/>
+        <w:t>}</w:t>
+      </w:r>
+    </w:p>
+    <w:p>
+      <w:pPr>
+        <w:ind w:left="288"/>
+        <w:shd w:val="clear" w:color="auto" w:fill="D4EDDA"/>
+      </w:pPr>
+      <w:r>
+        <w:rPr>
+          <w:i/>
+          <w:color w:val="155724"/>
+          <w:sz w:val="20"/>
+        </w:rPr>
+        <w:t xml:space="preserve">  ✅  Toggle — first call blocks, second call unblocks. No separate unblock endpoint.</w:t>
+      </w:r>
+    </w:p>
+    <w:p>
+      <w:pPr>
+        <w:ind w:left="288"/>
+        <w:shd w:val="clear" w:color="auto" w:fill="FFF3CD"/>
+      </w:pPr>
+      <w:r>
+        <w:rPr>
+          <w:i/>
+          <w:color w:val="7D4E00"/>
+          <w:sz w:val="20"/>
+        </w:rPr>
+        <w:t xml:space="preserve">  ⚠️  Only the vendor who OWNS the store can block customers.</w:t>
+        <w:br/>
+        <w:t>Trying to block from a store you don't own → 403 permission_denied.</w:t>
+        <w:br/>
+        <w:t>The customer_id must belong to a user with role=customer → 404 if not found.</w:t>
+      </w:r>
+    </w:p>
+    <w:p>
+      <w:pPr>
+        <w:ind w:left="288"/>
+        <w:shd w:val="clear" w:color="auto" w:fill="F8D7DA"/>
+      </w:pPr>
+      <w:r>
+        <w:rPr>
+          <w:i/>
+          <w:color w:val="7B1D1D"/>
+          <w:sz w:val="20"/>
+        </w:rPr>
+        <w:t xml:space="preserve">  🚫  403 blacklisted — what a blocked customer gets when they try to:</w:t>
+        <w:br/>
+        <w:t xml:space="preserve">     POST /stores/&lt;id&gt;/follow/       → 403 — You cannot follow this store.</w:t>
+        <w:br/>
+        <w:t xml:space="preserve">     POST /stores/&lt;id&gt;/review/       → 403 — You cannot review this store.</w:t>
+        <w:br/>
+        <w:t xml:space="preserve">     POST /conversations/start/      → 403 — You cannot start a conversation with this store.</w:t>
+        <w:br/>
+        <w:t xml:space="preserve">     WebSocket connect               → close code 4003</w:t>
+      </w:r>
+    </w:p>
+    <w:p>
+      <w:pPr>
+        <w:spacing w:before="40" w:after="40"/>
+      </w:pPr>
+      <w:r>
+        <w:rPr>
+          <w:color w:val="CCCCCC"/>
+          <w:sz w:val="14"/>
+        </w:rPr>
+        <w:t>──────────────────────────────────────────────────────────────────────────────────────────</w:t>
+      </w:r>
+    </w:p>
+    <w:p>
+      <w:pPr>
+        <w:pStyle w:val="Heading2"/>
+      </w:pPr>
+      <w:r>
+        <w:t>STEP 38 — List Blocked Customers</w:t>
+      </w:r>
+    </w:p>
+    <w:p>
+      <w:pPr>
+        <w:spacing w:before="120"/>
+        <w:shd w:val="clear" w:color="auto" w:fill="D4EDDA"/>
+      </w:pPr>
+      <w:r>
+        <w:rPr>
+          <w:b/>
+          <w:color w:val="155524"/>
+          <w:sz w:val="20"/>
+        </w:rPr>
+        <w:t xml:space="preserve">  GET  </w:t>
+      </w:r>
+      <w:r>
+        <w:rPr>
+          <w:b/>
+          <w:color w:val="1F4E79"/>
+          <w:sz w:val="20"/>
+        </w:rPr>
+        <w:t xml:space="preserve">  {{base_url}}/stores/{{store_id}}/blacklist/</w:t>
+      </w:r>
+      <w:r>
+        <w:rPr>
+          <w:i/>
+          <w:color w:val="777777"/>
+          <w:sz w:val="18"/>
+        </w:rPr>
+        <w:t xml:space="preserve">   [Vendor JWT]   [Sprint 6]</w:t>
+      </w:r>
+    </w:p>
+    <w:p>
+      <w:pPr>
+        <w:ind w:left="288"/>
+      </w:pPr>
+      <w:r>
+        <w:rPr>
+          <w:b w:val="0"/>
+          <w:sz w:val="20"/>
+        </w:rPr>
+        <w:t>Authorization: Bearer {{vendor_token}}</w:t>
+      </w:r>
+    </w:p>
+    <w:p>
+      <w:r>
+        <w:rPr>
+          <w:b w:val="0"/>
+          <w:sz w:val="22"/>
+        </w:rPr>
+        <w:t>No request body needed.</w:t>
+      </w:r>
+    </w:p>
+    <w:p>
+      <w:r>
+        <w:rPr>
+          <w:b/>
+          <w:sz w:val="20"/>
+        </w:rPr>
+        <w:t>Expected Response  200 OK:</w:t>
+      </w:r>
+    </w:p>
+    <w:p>
+      <w:pPr>
+        <w:spacing w:before="40" w:after="40"/>
+        <w:ind w:left="288"/>
+        <w:shd w:val="clear" w:color="auto" w:fill="F0F0F0"/>
+      </w:pPr>
+      <w:r>
+        <w:rPr>
+          <w:rFonts w:ascii="Courier New" w:hAnsi="Courier New"/>
+          <w:color w:val="1A1A8C"/>
+          <w:sz w:val="18"/>
+        </w:rPr>
+        <w:t>[</w:t>
+        <w:br/>
+        <w:t xml:space="preserve">  {</w:t>
+        <w:br/>
+        <w:t xml:space="preserve">    "id": "92b1f816-a34a-488b-9c36-867e020db838",</w:t>
+        <w:br/>
+        <w:t xml:space="preserve">    "customer_phone": "+916000000001",</w:t>
+        <w:br/>
+        <w:t xml:space="preserve">    "customer_name": "",</w:t>
+        <w:br/>
+        <w:t xml:space="preserve">    "reason": "Spamming and abusive messages",</w:t>
+        <w:br/>
+        <w:t xml:space="preserve">    "created_at": "2026-05-15T17:31:25Z"</w:t>
+        <w:br/>
+        <w:t xml:space="preserve">  }</w:t>
+        <w:br/>
+        <w:t>]</w:t>
+      </w:r>
+    </w:p>
+    <w:p>
+      <w:pPr>
+        <w:ind w:left="288"/>
+        <w:shd w:val="clear" w:color="auto" w:fill="D4EDDA"/>
+      </w:pPr>
+      <w:r>
+        <w:rPr>
+          <w:i/>
+          <w:color w:val="155724"/>
+          <w:sz w:val="20"/>
+        </w:rPr>
+        <w:t xml:space="preserve">  ✅  Returns [] when no customers are blocked.</w:t>
+      </w:r>
+    </w:p>
+    <w:p>
+      <w:pPr>
+        <w:ind w:left="288"/>
+        <w:shd w:val="clear" w:color="auto" w:fill="FFF3CD"/>
+      </w:pPr>
+      <w:r>
+        <w:rPr>
+          <w:i/>
+          <w:color w:val="7D4E00"/>
+          <w:sz w:val="20"/>
+        </w:rPr>
+        <w:t xml:space="preserve">  ⚠️  In Swagger: replace the placeholder UUID 3fa85f64-... with the real store_id from Step 10.</w:t>
+      </w:r>
+    </w:p>
+    <w:p>
+      <w:r>
+        <w:br w:type="page"/>
+      </w:r>
+    </w:p>
+    <w:p>
+      <w:pPr>
+        <w:pStyle w:val="Heading1"/>
+      </w:pPr>
+      <w:r>
         <w:t>4. Error Cases to Test</w:t>
       </w:r>
     </w:p>
@@ -14952,7 +15504,7 @@
         <w:pStyle w:val="Heading2"/>
       </w:pPr>
       <w:r>
-        <w:t>Video Error Cases  (Sprint 4)</w:t>
+        <w:t>Blacklist Error Cases  (Sprint 6)</w:t>
       </w:r>
     </w:p>
     <w:tbl>
@@ -14970,7 +15522,7 @@
       <w:tr>
         <w:tc>
           <w:tcPr>
-            <w:tcW w:type="dxa" w:w="2880"/>
+            <w:tcW w:type="dxa" w:w="2736"/>
             <w:shd w:val="clear" w:color="auto" w:fill="1F4E79"/>
           </w:tcPr>
           <w:p>
@@ -14986,7 +15538,7 @@
         </w:tc>
         <w:tc>
           <w:tcPr>
-            <w:tcW w:type="dxa" w:w="3456"/>
+            <w:tcW w:type="dxa" w:w="3744"/>
             <w:shd w:val="clear" w:color="auto" w:fill="1F4E79"/>
           </w:tcPr>
           <w:p>
@@ -14996,13 +15548,13 @@
                 <w:color w:val="FFFFFF"/>
                 <w:sz w:val="20"/>
               </w:rPr>
-              <w:t>Request</w:t>
-            </w:r>
-          </w:p>
-        </w:tc>
-        <w:tc>
-          <w:tcPr>
-            <w:tcW w:type="dxa" w:w="3168"/>
+              <w:t>Request / Situation</w:t>
+            </w:r>
+          </w:p>
+        </w:tc>
+        <w:tc>
+          <w:tcPr>
+            <w:tcW w:type="dxa" w:w="3024"/>
             <w:shd w:val="clear" w:color="auto" w:fill="1F4E79"/>
           </w:tcPr>
           <w:p>
@@ -15020,7 +15572,7 @@
       <w:tr>
         <w:tc>
           <w:tcPr>
-            <w:tcW w:type="dxa" w:w="2880"/>
+            <w:tcW w:type="dxa" w:w="2736"/>
             <w:shd w:val="clear" w:color="auto" w:fill="DEEAF1"/>
           </w:tcPr>
           <w:p>
@@ -15028,13 +15580,13 @@
               <w:rPr>
                 <w:sz w:val="19"/>
               </w:rPr>
-              <w:t>No store — request upload</w:t>
-            </w:r>
-          </w:p>
-        </w:tc>
-        <w:tc>
-          <w:tcPr>
-            <w:tcW w:type="dxa" w:w="3456"/>
+              <w:t>Block — not store owner</w:t>
+            </w:r>
+          </w:p>
+        </w:tc>
+        <w:tc>
+          <w:tcPr>
+            <w:tcW w:type="dxa" w:w="3744"/>
             <w:shd w:val="clear" w:color="auto" w:fill="DEEAF1"/>
           </w:tcPr>
           <w:p>
@@ -15042,13 +15594,13 @@
               <w:rPr>
                 <w:sz w:val="19"/>
               </w:rPr>
-              <w:t>POST /videos/request-upload/ before store created</w:t>
-            </w:r>
-          </w:p>
-        </w:tc>
-        <w:tc>
-          <w:tcPr>
-            <w:tcW w:type="dxa" w:w="3168"/>
+              <w:t>POST /stores/&lt;id&gt;/blacklist/&lt;cust_id&gt;/ — different vendor</w:t>
+            </w:r>
+          </w:p>
+        </w:tc>
+        <w:tc>
+          <w:tcPr>
+            <w:tcW w:type="dxa" w:w="3024"/>
             <w:shd w:val="clear" w:color="auto" w:fill="DEEAF1"/>
           </w:tcPr>
           <w:p>
@@ -15056,7 +15608,7 @@
               <w:rPr>
                 <w:sz w:val="19"/>
               </w:rPr>
-              <w:t>400 — Create a store first</w:t>
+              <w:t>403 — permission_denied</w:t>
             </w:r>
           </w:p>
         </w:tc>
@@ -15064,40 +15616,40 @@
       <w:tr>
         <w:tc>
           <w:tcPr>
-            <w:tcW w:type="dxa" w:w="2880"/>
-          </w:tcPr>
-          <w:p>
-            <w:r>
-              <w:rPr>
-                <w:sz w:val="19"/>
-              </w:rPr>
-              <w:t>Missing title</w:t>
-            </w:r>
-          </w:p>
-        </w:tc>
-        <w:tc>
-          <w:tcPr>
-            <w:tcW w:type="dxa" w:w="3456"/>
-          </w:tcPr>
-          <w:p>
-            <w:r>
-              <w:rPr>
-                <w:sz w:val="19"/>
-              </w:rPr>
-              <w:t>POST /videos/request-upload/ with no title field</w:t>
-            </w:r>
-          </w:p>
-        </w:tc>
-        <w:tc>
-          <w:tcPr>
-            <w:tcW w:type="dxa" w:w="3168"/>
-          </w:tcPr>
-          <w:p>
-            <w:r>
-              <w:rPr>
-                <w:sz w:val="19"/>
-              </w:rPr>
-              <w:t>400 — This field is required</w:t>
+            <w:tcW w:type="dxa" w:w="2736"/>
+          </w:tcPr>
+          <w:p>
+            <w:r>
+              <w:rPr>
+                <w:sz w:val="19"/>
+              </w:rPr>
+              <w:t>Block — customer not found</w:t>
+            </w:r>
+          </w:p>
+        </w:tc>
+        <w:tc>
+          <w:tcPr>
+            <w:tcW w:type="dxa" w:w="3744"/>
+          </w:tcPr>
+          <w:p>
+            <w:r>
+              <w:rPr>
+                <w:sz w:val="19"/>
+              </w:rPr>
+              <w:t>POST /stores/&lt;id&gt;/blacklist/&lt;bad_uuid&gt;/</w:t>
+            </w:r>
+          </w:p>
+        </w:tc>
+        <w:tc>
+          <w:tcPr>
+            <w:tcW w:type="dxa" w:w="3024"/>
+          </w:tcPr>
+          <w:p>
+            <w:r>
+              <w:rPr>
+                <w:sz w:val="19"/>
+              </w:rPr>
+              <w:t>404 — Customer not found</w:t>
             </w:r>
           </w:p>
         </w:tc>
@@ -15105,7 +15657,7 @@
       <w:tr>
         <w:tc>
           <w:tcPr>
-            <w:tcW w:type="dxa" w:w="2880"/>
+            <w:tcW w:type="dxa" w:w="2736"/>
             <w:shd w:val="clear" w:color="auto" w:fill="DEEAF1"/>
           </w:tcPr>
           <w:p>
@@ -15113,13 +15665,13 @@
               <w:rPr>
                 <w:sz w:val="19"/>
               </w:rPr>
-              <w:t>Customer calls request-upload</w:t>
-            </w:r>
-          </w:p>
-        </w:tc>
-        <w:tc>
-          <w:tcPr>
-            <w:tcW w:type="dxa" w:w="3456"/>
+              <w:t>Block — store not found</w:t>
+            </w:r>
+          </w:p>
+        </w:tc>
+        <w:tc>
+          <w:tcPr>
+            <w:tcW w:type="dxa" w:w="3744"/>
             <w:shd w:val="clear" w:color="auto" w:fill="DEEAF1"/>
           </w:tcPr>
           <w:p>
@@ -15127,13 +15679,13 @@
               <w:rPr>
                 <w:sz w:val="19"/>
               </w:rPr>
-              <w:t>POST /videos/request-upload/ with customer token</w:t>
-            </w:r>
-          </w:p>
-        </w:tc>
-        <w:tc>
-          <w:tcPr>
-            <w:tcW w:type="dxa" w:w="3168"/>
+              <w:t>POST /stores/&lt;bad_uuid&gt;/blacklist/&lt;cust_id&gt;/</w:t>
+            </w:r>
+          </w:p>
+        </w:tc>
+        <w:tc>
+          <w:tcPr>
+            <w:tcW w:type="dxa" w:w="3024"/>
             <w:shd w:val="clear" w:color="auto" w:fill="DEEAF1"/>
           </w:tcPr>
           <w:p>
@@ -15141,7 +15693,7 @@
               <w:rPr>
                 <w:sz w:val="19"/>
               </w:rPr>
-              <w:t>403 — Vendor access only</w:t>
+              <w:t>404 — Store not found</w:t>
             </w:r>
           </w:p>
         </w:tc>
@@ -15149,40 +15701,40 @@
       <w:tr>
         <w:tc>
           <w:tcPr>
-            <w:tcW w:type="dxa" w:w="2880"/>
-          </w:tcPr>
-          <w:p>
-            <w:r>
-              <w:rPr>
-                <w:sz w:val="19"/>
-              </w:rPr>
-              <w:t>Confirm already-ready video</w:t>
-            </w:r>
-          </w:p>
-        </w:tc>
-        <w:tc>
-          <w:tcPr>
-            <w:tcW w:type="dxa" w:w="3456"/>
-          </w:tcPr>
-          <w:p>
-            <w:r>
-              <w:rPr>
-                <w:sz w:val="19"/>
-              </w:rPr>
-              <w:t>POST /videos/&lt;id&gt;/confirm-upload/ on ready video</w:t>
-            </w:r>
-          </w:p>
-        </w:tc>
-        <w:tc>
-          <w:tcPr>
-            <w:tcW w:type="dxa" w:w="3168"/>
-          </w:tcPr>
-          <w:p>
-            <w:r>
-              <w:rPr>
-                <w:sz w:val="19"/>
-              </w:rPr>
-              <w:t>400 — Video already in "ready" state</w:t>
+            <w:tcW w:type="dxa" w:w="2736"/>
+          </w:tcPr>
+          <w:p>
+            <w:r>
+              <w:rPr>
+                <w:sz w:val="19"/>
+              </w:rPr>
+              <w:t>Block — with customer token</w:t>
+            </w:r>
+          </w:p>
+        </w:tc>
+        <w:tc>
+          <w:tcPr>
+            <w:tcW w:type="dxa" w:w="3744"/>
+          </w:tcPr>
+          <w:p>
+            <w:r>
+              <w:rPr>
+                <w:sz w:val="19"/>
+              </w:rPr>
+              <w:t>POST /stores/&lt;id&gt;/blacklist/&lt;id&gt;/ — customer token</w:t>
+            </w:r>
+          </w:p>
+        </w:tc>
+        <w:tc>
+          <w:tcPr>
+            <w:tcW w:type="dxa" w:w="3024"/>
+          </w:tcPr>
+          <w:p>
+            <w:r>
+              <w:rPr>
+                <w:sz w:val="19"/>
+              </w:rPr>
+              <w:t>403 — Vendor access only</w:t>
             </w:r>
           </w:p>
         </w:tc>
@@ -15190,7 +15742,7 @@
       <w:tr>
         <w:tc>
           <w:tcPr>
-            <w:tcW w:type="dxa" w:w="2880"/>
+            <w:tcW w:type="dxa" w:w="2736"/>
             <w:shd w:val="clear" w:color="auto" w:fill="DEEAF1"/>
           </w:tcPr>
           <w:p>
@@ -15198,13 +15750,13 @@
               <w:rPr>
                 <w:sz w:val="19"/>
               </w:rPr>
-              <w:t>Duration too long</w:t>
-            </w:r>
-          </w:p>
-        </w:tc>
-        <w:tc>
-          <w:tcPr>
-            <w:tcW w:type="dxa" w:w="3456"/>
+              <w:t>Block — no auth</w:t>
+            </w:r>
+          </w:p>
+        </w:tc>
+        <w:tc>
+          <w:tcPr>
+            <w:tcW w:type="dxa" w:w="3744"/>
             <w:shd w:val="clear" w:color="auto" w:fill="DEEAF1"/>
           </w:tcPr>
           <w:p>
@@ -15212,13 +15764,13 @@
               <w:rPr>
                 <w:sz w:val="19"/>
               </w:rPr>
-              <w:t>POST /videos/&lt;id&gt;/confirm-upload/ — duration_seconds=120</w:t>
-            </w:r>
-          </w:p>
-        </w:tc>
-        <w:tc>
-          <w:tcPr>
-            <w:tcW w:type="dxa" w:w="3168"/>
+              <w:t>POST /stores/&lt;id&gt;/blacklist/&lt;id&gt;/ — no header</w:t>
+            </w:r>
+          </w:p>
+        </w:tc>
+        <w:tc>
+          <w:tcPr>
+            <w:tcW w:type="dxa" w:w="3024"/>
             <w:shd w:val="clear" w:color="auto" w:fill="DEEAF1"/>
           </w:tcPr>
           <w:p>
@@ -15226,7 +15778,7 @@
               <w:rPr>
                 <w:sz w:val="19"/>
               </w:rPr>
-              <w:t>400 — cannot exceed 60 seconds</w:t>
+              <w:t>401 — authentication_failed</w:t>
             </w:r>
           </w:p>
         </w:tc>
@@ -15234,40 +15786,40 @@
       <w:tr>
         <w:tc>
           <w:tcPr>
-            <w:tcW w:type="dxa" w:w="2880"/>
-          </w:tcPr>
-          <w:p>
-            <w:r>
-              <w:rPr>
-                <w:sz w:val="19"/>
-              </w:rPr>
-              <w:t>Confirm another vendor video</w:t>
-            </w:r>
-          </w:p>
-        </w:tc>
-        <w:tc>
-          <w:tcPr>
-            <w:tcW w:type="dxa" w:w="3456"/>
-          </w:tcPr>
-          <w:p>
-            <w:r>
-              <w:rPr>
-                <w:sz w:val="19"/>
-              </w:rPr>
-              <w:t>POST /videos/&lt;id&gt;/confirm-upload/ — wrong vendor</w:t>
-            </w:r>
-          </w:p>
-        </w:tc>
-        <w:tc>
-          <w:tcPr>
-            <w:tcW w:type="dxa" w:w="3168"/>
-          </w:tcPr>
-          <w:p>
-            <w:r>
-              <w:rPr>
-                <w:sz w:val="19"/>
-              </w:rPr>
-              <w:t>404 — not_found</w:t>
+            <w:tcW w:type="dxa" w:w="2736"/>
+          </w:tcPr>
+          <w:p>
+            <w:r>
+              <w:rPr>
+                <w:sz w:val="19"/>
+              </w:rPr>
+              <w:t>List — not store owner</w:t>
+            </w:r>
+          </w:p>
+        </w:tc>
+        <w:tc>
+          <w:tcPr>
+            <w:tcW w:type="dxa" w:w="3744"/>
+          </w:tcPr>
+          <w:p>
+            <w:r>
+              <w:rPr>
+                <w:sz w:val="19"/>
+              </w:rPr>
+              <w:t>GET /stores/&lt;id&gt;/blacklist/ — different vendor</w:t>
+            </w:r>
+          </w:p>
+        </w:tc>
+        <w:tc>
+          <w:tcPr>
+            <w:tcW w:type="dxa" w:w="3024"/>
+          </w:tcPr>
+          <w:p>
+            <w:r>
+              <w:rPr>
+                <w:sz w:val="19"/>
+              </w:rPr>
+              <w:t>403 — permission_denied</w:t>
             </w:r>
           </w:p>
         </w:tc>
@@ -15275,7 +15827,7 @@
       <w:tr>
         <w:tc>
           <w:tcPr>
-            <w:tcW w:type="dxa" w:w="2880"/>
+            <w:tcW w:type="dxa" w:w="2736"/>
             <w:shd w:val="clear" w:color="auto" w:fill="DEEAF1"/>
           </w:tcPr>
           <w:p>
@@ -15283,13 +15835,13 @@
               <w:rPr>
                 <w:sz w:val="19"/>
               </w:rPr>
-              <w:t>Feed without lat/lng</w:t>
-            </w:r>
-          </w:p>
-        </w:tc>
-        <w:tc>
-          <w:tcPr>
-            <w:tcW w:type="dxa" w:w="3456"/>
+              <w:t>Blocked follows store</w:t>
+            </w:r>
+          </w:p>
+        </w:tc>
+        <w:tc>
+          <w:tcPr>
+            <w:tcW w:type="dxa" w:w="3744"/>
             <w:shd w:val="clear" w:color="auto" w:fill="DEEAF1"/>
           </w:tcPr>
           <w:p>
@@ -15297,13 +15849,13 @@
               <w:rPr>
                 <w:sz w:val="19"/>
               </w:rPr>
-              <w:t>GET /videos/feed/ — no ?lat=&amp;lng= params</w:t>
-            </w:r>
-          </w:p>
-        </w:tc>
-        <w:tc>
-          <w:tcPr>
-            <w:tcW w:type="dxa" w:w="3168"/>
+              <w:t>POST /stores/&lt;id&gt;/follow/ — blocked customer token</w:t>
+            </w:r>
+          </w:p>
+        </w:tc>
+        <w:tc>
+          <w:tcPr>
+            <w:tcW w:type="dxa" w:w="3024"/>
             <w:shd w:val="clear" w:color="auto" w:fill="DEEAF1"/>
           </w:tcPr>
           <w:p>
@@ -15311,7 +15863,7 @@
               <w:rPr>
                 <w:sz w:val="19"/>
               </w:rPr>
-              <w:t>400 — lat and lng are required numbers</w:t>
+              <w:t>403 — blacklisted</w:t>
             </w:r>
           </w:p>
         </w:tc>
@@ -15319,40 +15871,40 @@
       <w:tr>
         <w:tc>
           <w:tcPr>
-            <w:tcW w:type="dxa" w:w="2880"/>
-          </w:tcPr>
-          <w:p>
-            <w:r>
-              <w:rPr>
-                <w:sz w:val="19"/>
-              </w:rPr>
-              <w:t>Detail on processing video</w:t>
-            </w:r>
-          </w:p>
-        </w:tc>
-        <w:tc>
-          <w:tcPr>
-            <w:tcW w:type="dxa" w:w="3456"/>
-          </w:tcPr>
-          <w:p>
-            <w:r>
-              <w:rPr>
-                <w:sz w:val="19"/>
-              </w:rPr>
-              <w:t>GET /videos/&lt;id&gt;/ while status=processing</w:t>
-            </w:r>
-          </w:p>
-        </w:tc>
-        <w:tc>
-          <w:tcPr>
-            <w:tcW w:type="dxa" w:w="3168"/>
-          </w:tcPr>
-          <w:p>
-            <w:r>
-              <w:rPr>
-                <w:sz w:val="19"/>
-              </w:rPr>
-              <w:t>404 — not_found (only ready shown)</w:t>
+            <w:tcW w:type="dxa" w:w="2736"/>
+          </w:tcPr>
+          <w:p>
+            <w:r>
+              <w:rPr>
+                <w:sz w:val="19"/>
+              </w:rPr>
+              <w:t>Blocked reviews store</w:t>
+            </w:r>
+          </w:p>
+        </w:tc>
+        <w:tc>
+          <w:tcPr>
+            <w:tcW w:type="dxa" w:w="3744"/>
+          </w:tcPr>
+          <w:p>
+            <w:r>
+              <w:rPr>
+                <w:sz w:val="19"/>
+              </w:rPr>
+              <w:t>POST /stores/&lt;id&gt;/review/ — blocked customer token</w:t>
+            </w:r>
+          </w:p>
+        </w:tc>
+        <w:tc>
+          <w:tcPr>
+            <w:tcW w:type="dxa" w:w="3024"/>
+          </w:tcPr>
+          <w:p>
+            <w:r>
+              <w:rPr>
+                <w:sz w:val="19"/>
+              </w:rPr>
+              <w:t>403 — blacklisted</w:t>
             </w:r>
           </w:p>
         </w:tc>
@@ -15360,7 +15912,7 @@
       <w:tr>
         <w:tc>
           <w:tcPr>
-            <w:tcW w:type="dxa" w:w="2880"/>
+            <w:tcW w:type="dxa" w:w="2736"/>
             <w:shd w:val="clear" w:color="auto" w:fill="DEEAF1"/>
           </w:tcPr>
           <w:p>
@@ -15368,13 +15920,13 @@
               <w:rPr>
                 <w:sz w:val="19"/>
               </w:rPr>
-              <w:t>Like without auth</w:t>
-            </w:r>
-          </w:p>
-        </w:tc>
-        <w:tc>
-          <w:tcPr>
-            <w:tcW w:type="dxa" w:w="3456"/>
+              <w:t>Blocked starts conversation</w:t>
+            </w:r>
+          </w:p>
+        </w:tc>
+        <w:tc>
+          <w:tcPr>
+            <w:tcW w:type="dxa" w:w="3744"/>
             <w:shd w:val="clear" w:color="auto" w:fill="DEEAF1"/>
           </w:tcPr>
           <w:p>
@@ -15382,13 +15934,13 @@
               <w:rPr>
                 <w:sz w:val="19"/>
               </w:rPr>
-              <w:t>POST /videos/&lt;id&gt;/like/ — no auth header</w:t>
-            </w:r>
-          </w:p>
-        </w:tc>
-        <w:tc>
-          <w:tcPr>
-            <w:tcW w:type="dxa" w:w="3168"/>
+              <w:t>POST /conversations/start/ — blocked customer token</w:t>
+            </w:r>
+          </w:p>
+        </w:tc>
+        <w:tc>
+          <w:tcPr>
+            <w:tcW w:type="dxa" w:w="3024"/>
             <w:shd w:val="clear" w:color="auto" w:fill="DEEAF1"/>
           </w:tcPr>
           <w:p>
@@ -15396,7 +15948,7 @@
               <w:rPr>
                 <w:sz w:val="19"/>
               </w:rPr>
-              <w:t>401 — authentication_failed</w:t>
+              <w:t>403 — blacklisted</w:t>
             </w:r>
           </w:p>
         </w:tc>
@@ -15404,125 +15956,40 @@
       <w:tr>
         <w:tc>
           <w:tcPr>
-            <w:tcW w:type="dxa" w:w="2880"/>
-          </w:tcPr>
-          <w:p>
-            <w:r>
-              <w:rPr>
-                <w:sz w:val="19"/>
-              </w:rPr>
-              <w:t>Update another vendor video</w:t>
-            </w:r>
-          </w:p>
-        </w:tc>
-        <w:tc>
-          <w:tcPr>
-            <w:tcW w:type="dxa" w:w="3456"/>
-          </w:tcPr>
-          <w:p>
-            <w:r>
-              <w:rPr>
-                <w:sz w:val="19"/>
-              </w:rPr>
-              <w:t>PATCH /videos/&lt;id&gt;/update/ — different vendor token</w:t>
-            </w:r>
-          </w:p>
-        </w:tc>
-        <w:tc>
-          <w:tcPr>
-            <w:tcW w:type="dxa" w:w="3168"/>
-          </w:tcPr>
-          <w:p>
-            <w:r>
-              <w:rPr>
-                <w:sz w:val="19"/>
-              </w:rPr>
-              <w:t>404 — not_found</w:t>
-            </w:r>
-          </w:p>
-        </w:tc>
-      </w:tr>
-      <w:tr>
-        <w:tc>
-          <w:tcPr>
-            <w:tcW w:type="dxa" w:w="2880"/>
-            <w:shd w:val="clear" w:color="auto" w:fill="DEEAF1"/>
-          </w:tcPr>
-          <w:p>
-            <w:r>
-              <w:rPr>
-                <w:sz w:val="19"/>
-              </w:rPr>
-              <w:t>Delete another vendor video</w:t>
-            </w:r>
-          </w:p>
-        </w:tc>
-        <w:tc>
-          <w:tcPr>
-            <w:tcW w:type="dxa" w:w="3456"/>
-            <w:shd w:val="clear" w:color="auto" w:fill="DEEAF1"/>
-          </w:tcPr>
-          <w:p>
-            <w:r>
-              <w:rPr>
-                <w:sz w:val="19"/>
-              </w:rPr>
-              <w:t>DELETE /videos/&lt;id&gt;/delete/ — different vendor</w:t>
-            </w:r>
-          </w:p>
-        </w:tc>
-        <w:tc>
-          <w:tcPr>
-            <w:tcW w:type="dxa" w:w="3168"/>
-            <w:shd w:val="clear" w:color="auto" w:fill="DEEAF1"/>
-          </w:tcPr>
-          <w:p>
-            <w:r>
-              <w:rPr>
-                <w:sz w:val="19"/>
-              </w:rPr>
-              <w:t>404 — not_found</w:t>
-            </w:r>
-          </w:p>
-        </w:tc>
-      </w:tr>
-      <w:tr>
-        <w:tc>
-          <w:tcPr>
-            <w:tcW w:type="dxa" w:w="2880"/>
-          </w:tcPr>
-          <w:p>
-            <w:r>
-              <w:rPr>
-                <w:sz w:val="19"/>
-              </w:rPr>
-              <w:t>Delete with customer token</w:t>
-            </w:r>
-          </w:p>
-        </w:tc>
-        <w:tc>
-          <w:tcPr>
-            <w:tcW w:type="dxa" w:w="3456"/>
-          </w:tcPr>
-          <w:p>
-            <w:r>
-              <w:rPr>
-                <w:sz w:val="19"/>
-              </w:rPr>
-              <w:t>DELETE /videos/&lt;id&gt;/delete/ — customer token</w:t>
-            </w:r>
-          </w:p>
-        </w:tc>
-        <w:tc>
-          <w:tcPr>
-            <w:tcW w:type="dxa" w:w="3168"/>
-          </w:tcPr>
-          <w:p>
-            <w:r>
-              <w:rPr>
-                <w:sz w:val="19"/>
-              </w:rPr>
-              <w:t>403 — Vendor access only</w:t>
+            <w:tcW w:type="dxa" w:w="2736"/>
+          </w:tcPr>
+          <w:p>
+            <w:r>
+              <w:rPr>
+                <w:sz w:val="19"/>
+              </w:rPr>
+              <w:t>Blocked connects via WS</w:t>
+            </w:r>
+          </w:p>
+        </w:tc>
+        <w:tc>
+          <w:tcPr>
+            <w:tcW w:type="dxa" w:w="3744"/>
+          </w:tcPr>
+          <w:p>
+            <w:r>
+              <w:rPr>
+                <w:sz w:val="19"/>
+              </w:rPr>
+              <w:t>ws://.../ws/conversations/&lt;id&gt;/?token=&lt;blocked_token&gt;</w:t>
+            </w:r>
+          </w:p>
+        </w:tc>
+        <w:tc>
+          <w:tcPr>
+            <w:tcW w:type="dxa" w:w="3024"/>
+          </w:tcPr>
+          <w:p>
+            <w:r>
+              <w:rPr>
+                <w:sz w:val="19"/>
+              </w:rPr>
+              <w:t>WS close code 4003</w:t>
             </w:r>
           </w:p>
         </w:tc>
@@ -15530,470 +15997,11 @@
     </w:tbl>
     <w:p/>
     <w:p>
-      <w:r>
-        <w:br w:type="page"/>
-      </w:r>
-    </w:p>
-    <w:p>
-      <w:pPr>
-        <w:pStyle w:val="Heading1"/>
-      </w:pPr>
-      <w:r>
-        <w:t>5. Postman Quick Setup</w:t>
-      </w:r>
-    </w:p>
-    <w:p>
       <w:pPr>
         <w:pStyle w:val="Heading2"/>
       </w:pPr>
       <w:r>
-        <w:t>Collection Folder Structure (recommended)</w:t>
-      </w:r>
-    </w:p>
-    <w:p>
-      <w:pPr>
-        <w:spacing w:before="40" w:after="40"/>
-        <w:ind w:left="288"/>
-        <w:shd w:val="clear" w:color="auto" w:fill="F0F0F0"/>
-      </w:pPr>
-      <w:r>
-        <w:rPr>
-          <w:rFonts w:ascii="Courier New" w:hAnsi="Courier New"/>
-          <w:color w:val="1A1A8C"/>
-          <w:sz w:val="18"/>
-        </w:rPr>
-        <w:t>NearKart Local</w:t>
-        <w:br/>
-        <w:t>├── 0. Setup</w:t>
-        <w:br/>
-        <w:t>│   └── Health Check</w:t>
-        <w:br/>
-        <w:t>├── 1. Auth</w:t>
-        <w:br/>
-        <w:t>│   ├── Send OTP (Vendor)</w:t>
-        <w:br/>
-        <w:t>│   ├── Verify OTP (Vendor) ← Tests script saves vendor_token</w:t>
-        <w:br/>
-        <w:t>│   ├── Send OTP (Customer)</w:t>
-        <w:br/>
-        <w:t>│   ├── Verify OTP (Customer) ← Tests script saves customer_token</w:t>
-        <w:br/>
-        <w:t>│   ├── Get Profile</w:t>
-        <w:br/>
-        <w:t>│   ├── Update Profile</w:t>
-        <w:br/>
-        <w:t>│   ├── Update Location</w:t>
-        <w:br/>
-        <w:t>│   ├── Refresh Token</w:t>
-        <w:br/>
-        <w:t>│   └── Logout</w:t>
-        <w:br/>
-        <w:t>├── 2. Stores</w:t>
-        <w:br/>
-        <w:t>│   ├── Create Store ← Tests script saves store_id</w:t>
-        <w:br/>
-        <w:t>│   ├── Nearby Stores</w:t>
-        <w:br/>
-        <w:t>│   ├── Store Detail</w:t>
-        <w:br/>
-        <w:t>│   ├── Update Store</w:t>
-        <w:br/>
-        <w:t>│   ├── Follow Store</w:t>
-        <w:br/>
-        <w:t>│   ├── Review Store</w:t>
-        <w:br/>
-        <w:t>│   └── QR Code</w:t>
-        <w:br/>
-        <w:t>├── 3. Products</w:t>
-        <w:br/>
-        <w:t>│   ├── Create Product ← Tests script saves product_id</w:t>
-        <w:br/>
-        <w:t>│   ├── Nearby Products</w:t>
-        <w:br/>
-        <w:t>│   ├── Search Products</w:t>
-        <w:br/>
-        <w:t>│   ├── Product Detail</w:t>
-        <w:br/>
-        <w:t>│   ├── Update Product</w:t>
-        <w:br/>
-        <w:t>│   ├── Delete Product</w:t>
-        <w:br/>
-        <w:t>│   └── Wishlist Toggle</w:t>
-        <w:br/>
-        <w:t>├── 4. Videos</w:t>
-        <w:br/>
-        <w:t>│   ├── Request Upload URL ← Tests script saves video_id</w:t>
-        <w:br/>
-        <w:t>│   ├── Confirm Upload</w:t>
-        <w:br/>
-        <w:t>│   ├── My Videos (Vendor Library)</w:t>
-        <w:br/>
-        <w:t>│   ├── Update Video</w:t>
-        <w:br/>
-        <w:t>│   ├── Video Feed</w:t>
-        <w:br/>
-        <w:t>│   ├── Video Detail</w:t>
-        <w:br/>
-        <w:t>│   ├── Like / Unlike Video</w:t>
-        <w:br/>
-        <w:t>│   └── Delete Video</w:t>
-        <w:br/>
-        <w:t>└── 5. Chat</w:t>
-        <w:br/>
-        <w:t xml:space="preserve">    ├── Start Conversation ← Tests script saves conversation_id</w:t>
-        <w:br/>
-        <w:t xml:space="preserve">    ├── List Conversations (Inbox)</w:t>
-        <w:br/>
-        <w:t xml:space="preserve">    ├── Message History</w:t>
-        <w:br/>
-        <w:t xml:space="preserve">    ├── Mark as Read</w:t>
-        <w:br/>
-        <w:t xml:space="preserve">    └── [WebSocket] Connect + Send  (use Postman WS tab or wscat)</w:t>
-      </w:r>
-    </w:p>
-    <w:p>
-      <w:pPr>
-        <w:pStyle w:val="Heading2"/>
-      </w:pPr>
-      <w:r>
-        <w:t>Auto-Save Token Script  (paste in Tests tab of Verify OTP request)</w:t>
-      </w:r>
-    </w:p>
-    <w:p>
-      <w:pPr>
-        <w:spacing w:before="40" w:after="40"/>
-        <w:ind w:left="288"/>
-        <w:shd w:val="clear" w:color="auto" w:fill="F0F0F0"/>
-      </w:pPr>
-      <w:r>
-        <w:rPr>
-          <w:rFonts w:ascii="Courier New" w:hAnsi="Courier New"/>
-          <w:color w:val="1A1A8C"/>
-          <w:sz w:val="18"/>
-        </w:rPr>
-        <w:t>// For VENDOR verify OTP request:</w:t>
-        <w:br/>
-        <w:t>const r = pm.response.json();</w:t>
-        <w:br/>
-        <w:t>if (r.access) {</w:t>
-        <w:br/>
-        <w:t xml:space="preserve">    pm.environment.set("vendor_token", r.access);</w:t>
-        <w:br/>
-        <w:t xml:space="preserve">    pm.environment.set("vendor_refresh", r.refresh);</w:t>
-        <w:br/>
-        <w:t xml:space="preserve">    console.log("Vendor token saved:", r.access.substring(0, 30) + "...");</w:t>
-        <w:br/>
-        <w:t>}</w:t>
-        <w:br/>
-        <w:br/>
-        <w:t>// For CUSTOMER verify OTP request — use this instead:</w:t>
-        <w:br/>
-        <w:t>// pm.environment.set("customer_token", r.access);</w:t>
-        <w:br/>
-        <w:t>// pm.environment.set("customer_refresh", r.refresh);</w:t>
-      </w:r>
-    </w:p>
-    <w:p>
-      <w:pPr>
-        <w:pStyle w:val="Heading2"/>
-      </w:pPr>
-      <w:r>
-        <w:t>Auto-Save Store ID  (paste in Tests tab of Create Store request)</w:t>
-      </w:r>
-    </w:p>
-    <w:p>
-      <w:pPr>
-        <w:spacing w:before="40" w:after="40"/>
-        <w:ind w:left="288"/>
-        <w:shd w:val="clear" w:color="auto" w:fill="F0F0F0"/>
-      </w:pPr>
-      <w:r>
-        <w:rPr>
-          <w:rFonts w:ascii="Courier New" w:hAnsi="Courier New"/>
-          <w:color w:val="1A1A8C"/>
-          <w:sz w:val="18"/>
-        </w:rPr>
-        <w:t>const r = pm.response.json();</w:t>
-        <w:br/>
-        <w:t>if (r.id) {</w:t>
-        <w:br/>
-        <w:t xml:space="preserve">    pm.environment.set("store_id", r.id);</w:t>
-        <w:br/>
-        <w:t xml:space="preserve">    console.log("store_id saved:", r.id);</w:t>
-        <w:br/>
-        <w:t>}</w:t>
-      </w:r>
-    </w:p>
-    <w:p>
-      <w:pPr>
-        <w:pStyle w:val="Heading2"/>
-      </w:pPr>
-      <w:r>
-        <w:t>Auto-Save Product ID  (paste in Tests tab of Create Product request)</w:t>
-      </w:r>
-    </w:p>
-    <w:p>
-      <w:pPr>
-        <w:spacing w:before="40" w:after="40"/>
-        <w:ind w:left="288"/>
-        <w:shd w:val="clear" w:color="auto" w:fill="F0F0F0"/>
-      </w:pPr>
-      <w:r>
-        <w:rPr>
-          <w:rFonts w:ascii="Courier New" w:hAnsi="Courier New"/>
-          <w:color w:val="1A1A8C"/>
-          <w:sz w:val="18"/>
-        </w:rPr>
-        <w:t>const r = pm.response.json();</w:t>
-        <w:br/>
-        <w:t>if (r.id) {</w:t>
-        <w:br/>
-        <w:t xml:space="preserve">    pm.environment.set("product_id", r.id);</w:t>
-        <w:br/>
-        <w:t xml:space="preserve">    console.log("product_id saved:", r.id);</w:t>
-        <w:br/>
-        <w:t>}</w:t>
-      </w:r>
-    </w:p>
-    <w:p>
-      <w:pPr>
-        <w:pStyle w:val="Heading2"/>
-      </w:pPr>
-      <w:r>
-        <w:t>Auto-Save Video ID  (paste in Tests tab of Request Upload URL request)</w:t>
-      </w:r>
-    </w:p>
-    <w:p>
-      <w:pPr>
-        <w:spacing w:before="40" w:after="40"/>
-        <w:ind w:left="288"/>
-        <w:shd w:val="clear" w:color="auto" w:fill="F0F0F0"/>
-      </w:pPr>
-      <w:r>
-        <w:rPr>
-          <w:rFonts w:ascii="Courier New" w:hAnsi="Courier New"/>
-          <w:color w:val="1A1A8C"/>
-          <w:sz w:val="18"/>
-        </w:rPr>
-        <w:t>const r = pm.response.json();</w:t>
-        <w:br/>
-        <w:t>if (r.video_id) {</w:t>
-        <w:br/>
-        <w:t xml:space="preserve">    pm.environment.set("video_id", r.video_id);</w:t>
-        <w:br/>
-        <w:t xml:space="preserve">    pm.environment.set("upload_url", r.upload_url);</w:t>
-        <w:br/>
-        <w:t xml:space="preserve">    console.log("video_id saved:", r.video_id);</w:t>
-        <w:br/>
-        <w:t>}</w:t>
-      </w:r>
-    </w:p>
-    <w:p>
-      <w:pPr>
-        <w:pStyle w:val="Heading2"/>
-      </w:pPr>
-      <w:r>
-        <w:t>Auto-Save Conversation ID  (paste in Tests tab of Start Conversation request)</w:t>
-      </w:r>
-    </w:p>
-    <w:p>
-      <w:pPr>
-        <w:spacing w:before="40" w:after="40"/>
-        <w:ind w:left="288"/>
-        <w:shd w:val="clear" w:color="auto" w:fill="F0F0F0"/>
-      </w:pPr>
-      <w:r>
-        <w:rPr>
-          <w:rFonts w:ascii="Courier New" w:hAnsi="Courier New"/>
-          <w:color w:val="1A1A8C"/>
-          <w:sz w:val="18"/>
-        </w:rPr>
-        <w:t>const r = pm.response.json();</w:t>
-        <w:br/>
-        <w:t>if (r.id) {</w:t>
-        <w:br/>
-        <w:t xml:space="preserve">    pm.environment.set("conversation_id", r.id);</w:t>
-        <w:br/>
-        <w:t xml:space="preserve">    console.log("conversation_id saved:", r.id);</w:t>
-        <w:br/>
-        <w:t>}</w:t>
-      </w:r>
-    </w:p>
-    <w:p>
-      <w:pPr>
-        <w:pStyle w:val="Heading2"/>
-      </w:pPr>
-      <w:r>
-        <w:t>Quick Test — All Public Endpoints via curl</w:t>
-      </w:r>
-    </w:p>
-    <w:p>
-      <w:r>
-        <w:rPr>
-          <w:b w:val="0"/>
-          <w:sz w:val="22"/>
-        </w:rPr>
-        <w:t>Copy-paste these into terminal to test without Postman:</w:t>
-      </w:r>
-    </w:p>
-    <w:p>
-      <w:pPr>
-        <w:spacing w:before="40" w:after="40"/>
-        <w:ind w:left="288"/>
-        <w:shd w:val="clear" w:color="auto" w:fill="F0F0F0"/>
-      </w:pPr>
-      <w:r>
-        <w:rPr>
-          <w:rFonts w:ascii="Courier New" w:hAnsi="Courier New"/>
-          <w:color w:val="1A1A8C"/>
-          <w:sz w:val="18"/>
-        </w:rPr>
-        <w:t># Health check</w:t>
-        <w:br/>
-        <w:t>curl -s http://localhost:8000/api/v1/health/ | python3 -m json.tool</w:t>
-        <w:br/>
-        <w:br/>
-        <w:t># Send OTP</w:t>
-        <w:br/>
-        <w:t>curl -s -X POST http://localhost:8000/api/v1/auth/otp/send/ \</w:t>
-        <w:br/>
-        <w:t xml:space="preserve">  -H "Content-Type: application/json" \</w:t>
-        <w:br/>
-        <w:t xml:space="preserve">  -d '{"phone_number": "+919999999999"}'</w:t>
-        <w:br/>
-        <w:br/>
-        <w:t># Verify OTP (copy access token from response)</w:t>
-        <w:br/>
-        <w:t>curl -s -X POST http://localhost:8000/api/v1/auth/otp/verify/ \</w:t>
-        <w:br/>
-        <w:t xml:space="preserve">  -H "Content-Type: application/json" \</w:t>
-        <w:br/>
-        <w:t xml:space="preserve">  -d '{"phone_number": "+919999999999", "otp": "123456"}'</w:t>
-        <w:br/>
-        <w:br/>
-        <w:t># Get profile (replace TOKEN with your access token)</w:t>
-        <w:br/>
-        <w:t>curl -s http://localhost:8000/api/v1/auth/me/ \</w:t>
-        <w:br/>
-        <w:t xml:space="preserve">  -H "Authorization: Bearer TOKEN"</w:t>
-      </w:r>
-    </w:p>
-    <w:p>
-      <w:r>
-        <w:br w:type="page"/>
-      </w:r>
-    </w:p>
-    <w:p>
-      <w:pPr>
-        <w:pStyle w:val="Heading1"/>
-      </w:pPr>
-      <w:r>
-        <w:t>6. How to Update This Document (Future Sprints)</w:t>
-      </w:r>
-    </w:p>
-    <w:p>
-      <w:pPr>
-        <w:ind w:left="288"/>
-        <w:shd w:val="clear" w:color="auto" w:fill="D1ECF1"/>
-      </w:pPr>
-      <w:r>
-        <w:rPr>
-          <w:i/>
-          <w:color w:val="0C5460"/>
-          <w:sz w:val="20"/>
-        </w:rPr>
-        <w:t xml:space="preserve">  📌  IMPORTANT: When a new sprint adds new API endpoints, update this document.</w:t>
-        <w:br/>
-        <w:t xml:space="preserve">     Do NOT create a separate doc — keep everything in this single file.</w:t>
-      </w:r>
-    </w:p>
-    <w:p/>
-    <w:p>
-      <w:pPr>
-        <w:pStyle w:val="Heading2"/>
-      </w:pPr>
-      <w:r>
-        <w:t>Checklist for each new sprint:</w:t>
-      </w:r>
-    </w:p>
-    <w:p>
-      <w:pPr>
-        <w:pStyle w:val="ListBullet"/>
-        <w:ind w:left="432"/>
-      </w:pPr>
-      <w:r>
-        <w:rPr>
-          <w:sz w:val="21"/>
-        </w:rPr>
-        <w:t>Add new endpoint rows to Section 2 — Complete API Reference table</w:t>
-      </w:r>
-    </w:p>
-    <w:p>
-      <w:pPr>
-        <w:pStyle w:val="ListBullet"/>
-        <w:ind w:left="432"/>
-      </w:pPr>
-      <w:r>
-        <w:rPr>
-          <w:sz w:val="21"/>
-        </w:rPr>
-        <w:t>Add new STEP sections in Section 3 — Step-by-Step Test Flow</w:t>
-      </w:r>
-    </w:p>
-    <w:p>
-      <w:pPr>
-        <w:pStyle w:val="ListBullet"/>
-        <w:ind w:left="432"/>
-      </w:pPr>
-      <w:r>
-        <w:rPr>
-          <w:sz w:val="21"/>
-        </w:rPr>
-        <w:t>Add new error cases in Section 4 — Error Cases to Test</w:t>
-      </w:r>
-    </w:p>
-    <w:p>
-      <w:pPr>
-        <w:pStyle w:val="ListBullet"/>
-        <w:ind w:left="432"/>
-      </w:pPr>
-      <w:r>
-        <w:rPr>
-          <w:sz w:val="21"/>
-        </w:rPr>
-        <w:t>Add new Postman folder in Section 5 — Postman Quick Setup</w:t>
-      </w:r>
-    </w:p>
-    <w:p>
-      <w:pPr>
-        <w:pStyle w:val="ListBullet"/>
-        <w:ind w:left="432"/>
-      </w:pPr>
-      <w:r>
-        <w:rPr>
-          <w:sz w:val="21"/>
-        </w:rPr>
-        <w:t>Update the cover page "Last updated" date and sprint range</w:t>
-      </w:r>
-    </w:p>
-    <w:p>
-      <w:pPr>
-        <w:pStyle w:val="ListBullet"/>
-        <w:ind w:left="432"/>
-      </w:pPr>
-      <w:r>
-        <w:rPr>
-          <w:sz w:val="21"/>
-        </w:rPr>
-        <w:t>If new field types are introduced (e.g. file uploads), add a format rules subsection in Section 1</w:t>
-      </w:r>
-    </w:p>
-    <w:p>
-      <w:pPr>
-        <w:pStyle w:val="Heading2"/>
-      </w:pPr>
-      <w:r>
-        <w:t>Upcoming Sprints to Add Here</w:t>
+        <w:t>Video Error Cases  (Sprint 4)</w:t>
       </w:r>
     </w:p>
     <w:tbl>
@@ -16011,7 +16019,7 @@
       <w:tr>
         <w:tc>
           <w:tcPr>
-            <w:tcW w:type="dxa" w:w="1152"/>
+            <w:tcW w:type="dxa" w:w="2880"/>
             <w:shd w:val="clear" w:color="auto" w:fill="1F4E79"/>
           </w:tcPr>
           <w:p>
@@ -16021,13 +16029,13 @@
                 <w:color w:val="FFFFFF"/>
                 <w:sz w:val="20"/>
               </w:rPr>
-              <w:t>Sprint</w:t>
-            </w:r>
-          </w:p>
-        </w:tc>
-        <w:tc>
-          <w:tcPr>
-            <w:tcW w:type="dxa" w:w="2160"/>
+              <w:t>Test</w:t>
+            </w:r>
+          </w:p>
+        </w:tc>
+        <w:tc>
+          <w:tcPr>
+            <w:tcW w:type="dxa" w:w="3456"/>
             <w:shd w:val="clear" w:color="auto" w:fill="1F4E79"/>
           </w:tcPr>
           <w:p>
@@ -16037,13 +16045,13 @@
                 <w:color w:val="FFFFFF"/>
                 <w:sz w:val="20"/>
               </w:rPr>
-              <w:t>Module</w:t>
-            </w:r>
-          </w:p>
-        </w:tc>
-        <w:tc>
-          <w:tcPr>
-            <w:tcW w:type="dxa" w:w="6048"/>
+              <w:t>Request</w:t>
+            </w:r>
+          </w:p>
+        </w:tc>
+        <w:tc>
+          <w:tcPr>
+            <w:tcW w:type="dxa" w:w="3168"/>
             <w:shd w:val="clear" w:color="auto" w:fill="1F4E79"/>
           </w:tcPr>
           <w:p>
@@ -16053,7 +16061,7 @@
                 <w:color w:val="FFFFFF"/>
                 <w:sz w:val="20"/>
               </w:rPr>
-              <w:t>APIs to Add</w:t>
+              <w:t>Expected Response</w:t>
             </w:r>
           </w:p>
         </w:tc>
@@ -16061,6 +16069,1104 @@
       <w:tr>
         <w:tc>
           <w:tcPr>
+            <w:tcW w:type="dxa" w:w="2880"/>
+            <w:shd w:val="clear" w:color="auto" w:fill="DEEAF1"/>
+          </w:tcPr>
+          <w:p>
+            <w:r>
+              <w:rPr>
+                <w:sz w:val="19"/>
+              </w:rPr>
+              <w:t>No store — request upload</w:t>
+            </w:r>
+          </w:p>
+        </w:tc>
+        <w:tc>
+          <w:tcPr>
+            <w:tcW w:type="dxa" w:w="3456"/>
+            <w:shd w:val="clear" w:color="auto" w:fill="DEEAF1"/>
+          </w:tcPr>
+          <w:p>
+            <w:r>
+              <w:rPr>
+                <w:sz w:val="19"/>
+              </w:rPr>
+              <w:t>POST /videos/request-upload/ before store created</w:t>
+            </w:r>
+          </w:p>
+        </w:tc>
+        <w:tc>
+          <w:tcPr>
+            <w:tcW w:type="dxa" w:w="3168"/>
+            <w:shd w:val="clear" w:color="auto" w:fill="DEEAF1"/>
+          </w:tcPr>
+          <w:p>
+            <w:r>
+              <w:rPr>
+                <w:sz w:val="19"/>
+              </w:rPr>
+              <w:t>400 — Create a store first</w:t>
+            </w:r>
+          </w:p>
+        </w:tc>
+      </w:tr>
+      <w:tr>
+        <w:tc>
+          <w:tcPr>
+            <w:tcW w:type="dxa" w:w="2880"/>
+          </w:tcPr>
+          <w:p>
+            <w:r>
+              <w:rPr>
+                <w:sz w:val="19"/>
+              </w:rPr>
+              <w:t>Missing title</w:t>
+            </w:r>
+          </w:p>
+        </w:tc>
+        <w:tc>
+          <w:tcPr>
+            <w:tcW w:type="dxa" w:w="3456"/>
+          </w:tcPr>
+          <w:p>
+            <w:r>
+              <w:rPr>
+                <w:sz w:val="19"/>
+              </w:rPr>
+              <w:t>POST /videos/request-upload/ with no title field</w:t>
+            </w:r>
+          </w:p>
+        </w:tc>
+        <w:tc>
+          <w:tcPr>
+            <w:tcW w:type="dxa" w:w="3168"/>
+          </w:tcPr>
+          <w:p>
+            <w:r>
+              <w:rPr>
+                <w:sz w:val="19"/>
+              </w:rPr>
+              <w:t>400 — This field is required</w:t>
+            </w:r>
+          </w:p>
+        </w:tc>
+      </w:tr>
+      <w:tr>
+        <w:tc>
+          <w:tcPr>
+            <w:tcW w:type="dxa" w:w="2880"/>
+            <w:shd w:val="clear" w:color="auto" w:fill="DEEAF1"/>
+          </w:tcPr>
+          <w:p>
+            <w:r>
+              <w:rPr>
+                <w:sz w:val="19"/>
+              </w:rPr>
+              <w:t>Customer calls request-upload</w:t>
+            </w:r>
+          </w:p>
+        </w:tc>
+        <w:tc>
+          <w:tcPr>
+            <w:tcW w:type="dxa" w:w="3456"/>
+            <w:shd w:val="clear" w:color="auto" w:fill="DEEAF1"/>
+          </w:tcPr>
+          <w:p>
+            <w:r>
+              <w:rPr>
+                <w:sz w:val="19"/>
+              </w:rPr>
+              <w:t>POST /videos/request-upload/ with customer token</w:t>
+            </w:r>
+          </w:p>
+        </w:tc>
+        <w:tc>
+          <w:tcPr>
+            <w:tcW w:type="dxa" w:w="3168"/>
+            <w:shd w:val="clear" w:color="auto" w:fill="DEEAF1"/>
+          </w:tcPr>
+          <w:p>
+            <w:r>
+              <w:rPr>
+                <w:sz w:val="19"/>
+              </w:rPr>
+              <w:t>403 — Vendor access only</w:t>
+            </w:r>
+          </w:p>
+        </w:tc>
+      </w:tr>
+      <w:tr>
+        <w:tc>
+          <w:tcPr>
+            <w:tcW w:type="dxa" w:w="2880"/>
+          </w:tcPr>
+          <w:p>
+            <w:r>
+              <w:rPr>
+                <w:sz w:val="19"/>
+              </w:rPr>
+              <w:t>Confirm already-ready video</w:t>
+            </w:r>
+          </w:p>
+        </w:tc>
+        <w:tc>
+          <w:tcPr>
+            <w:tcW w:type="dxa" w:w="3456"/>
+          </w:tcPr>
+          <w:p>
+            <w:r>
+              <w:rPr>
+                <w:sz w:val="19"/>
+              </w:rPr>
+              <w:t>POST /videos/&lt;id&gt;/confirm-upload/ on ready video</w:t>
+            </w:r>
+          </w:p>
+        </w:tc>
+        <w:tc>
+          <w:tcPr>
+            <w:tcW w:type="dxa" w:w="3168"/>
+          </w:tcPr>
+          <w:p>
+            <w:r>
+              <w:rPr>
+                <w:sz w:val="19"/>
+              </w:rPr>
+              <w:t>400 — Video already in "ready" state</w:t>
+            </w:r>
+          </w:p>
+        </w:tc>
+      </w:tr>
+      <w:tr>
+        <w:tc>
+          <w:tcPr>
+            <w:tcW w:type="dxa" w:w="2880"/>
+            <w:shd w:val="clear" w:color="auto" w:fill="DEEAF1"/>
+          </w:tcPr>
+          <w:p>
+            <w:r>
+              <w:rPr>
+                <w:sz w:val="19"/>
+              </w:rPr>
+              <w:t>Duration too long</w:t>
+            </w:r>
+          </w:p>
+        </w:tc>
+        <w:tc>
+          <w:tcPr>
+            <w:tcW w:type="dxa" w:w="3456"/>
+            <w:shd w:val="clear" w:color="auto" w:fill="DEEAF1"/>
+          </w:tcPr>
+          <w:p>
+            <w:r>
+              <w:rPr>
+                <w:sz w:val="19"/>
+              </w:rPr>
+              <w:t>POST /videos/&lt;id&gt;/confirm-upload/ — duration_seconds=120</w:t>
+            </w:r>
+          </w:p>
+        </w:tc>
+        <w:tc>
+          <w:tcPr>
+            <w:tcW w:type="dxa" w:w="3168"/>
+            <w:shd w:val="clear" w:color="auto" w:fill="DEEAF1"/>
+          </w:tcPr>
+          <w:p>
+            <w:r>
+              <w:rPr>
+                <w:sz w:val="19"/>
+              </w:rPr>
+              <w:t>400 — cannot exceed 60 seconds</w:t>
+            </w:r>
+          </w:p>
+        </w:tc>
+      </w:tr>
+      <w:tr>
+        <w:tc>
+          <w:tcPr>
+            <w:tcW w:type="dxa" w:w="2880"/>
+          </w:tcPr>
+          <w:p>
+            <w:r>
+              <w:rPr>
+                <w:sz w:val="19"/>
+              </w:rPr>
+              <w:t>Confirm another vendor video</w:t>
+            </w:r>
+          </w:p>
+        </w:tc>
+        <w:tc>
+          <w:tcPr>
+            <w:tcW w:type="dxa" w:w="3456"/>
+          </w:tcPr>
+          <w:p>
+            <w:r>
+              <w:rPr>
+                <w:sz w:val="19"/>
+              </w:rPr>
+              <w:t>POST /videos/&lt;id&gt;/confirm-upload/ — wrong vendor</w:t>
+            </w:r>
+          </w:p>
+        </w:tc>
+        <w:tc>
+          <w:tcPr>
+            <w:tcW w:type="dxa" w:w="3168"/>
+          </w:tcPr>
+          <w:p>
+            <w:r>
+              <w:rPr>
+                <w:sz w:val="19"/>
+              </w:rPr>
+              <w:t>404 — not_found</w:t>
+            </w:r>
+          </w:p>
+        </w:tc>
+      </w:tr>
+      <w:tr>
+        <w:tc>
+          <w:tcPr>
+            <w:tcW w:type="dxa" w:w="2880"/>
+            <w:shd w:val="clear" w:color="auto" w:fill="DEEAF1"/>
+          </w:tcPr>
+          <w:p>
+            <w:r>
+              <w:rPr>
+                <w:sz w:val="19"/>
+              </w:rPr>
+              <w:t>Feed without lat/lng</w:t>
+            </w:r>
+          </w:p>
+        </w:tc>
+        <w:tc>
+          <w:tcPr>
+            <w:tcW w:type="dxa" w:w="3456"/>
+            <w:shd w:val="clear" w:color="auto" w:fill="DEEAF1"/>
+          </w:tcPr>
+          <w:p>
+            <w:r>
+              <w:rPr>
+                <w:sz w:val="19"/>
+              </w:rPr>
+              <w:t>GET /videos/feed/ — no ?lat=&amp;lng= params</w:t>
+            </w:r>
+          </w:p>
+        </w:tc>
+        <w:tc>
+          <w:tcPr>
+            <w:tcW w:type="dxa" w:w="3168"/>
+            <w:shd w:val="clear" w:color="auto" w:fill="DEEAF1"/>
+          </w:tcPr>
+          <w:p>
+            <w:r>
+              <w:rPr>
+                <w:sz w:val="19"/>
+              </w:rPr>
+              <w:t>400 — lat and lng are required numbers</w:t>
+            </w:r>
+          </w:p>
+        </w:tc>
+      </w:tr>
+      <w:tr>
+        <w:tc>
+          <w:tcPr>
+            <w:tcW w:type="dxa" w:w="2880"/>
+          </w:tcPr>
+          <w:p>
+            <w:r>
+              <w:rPr>
+                <w:sz w:val="19"/>
+              </w:rPr>
+              <w:t>Detail on processing video</w:t>
+            </w:r>
+          </w:p>
+        </w:tc>
+        <w:tc>
+          <w:tcPr>
+            <w:tcW w:type="dxa" w:w="3456"/>
+          </w:tcPr>
+          <w:p>
+            <w:r>
+              <w:rPr>
+                <w:sz w:val="19"/>
+              </w:rPr>
+              <w:t>GET /videos/&lt;id&gt;/ while status=processing</w:t>
+            </w:r>
+          </w:p>
+        </w:tc>
+        <w:tc>
+          <w:tcPr>
+            <w:tcW w:type="dxa" w:w="3168"/>
+          </w:tcPr>
+          <w:p>
+            <w:r>
+              <w:rPr>
+                <w:sz w:val="19"/>
+              </w:rPr>
+              <w:t>404 — not_found (only ready shown)</w:t>
+            </w:r>
+          </w:p>
+        </w:tc>
+      </w:tr>
+      <w:tr>
+        <w:tc>
+          <w:tcPr>
+            <w:tcW w:type="dxa" w:w="2880"/>
+            <w:shd w:val="clear" w:color="auto" w:fill="DEEAF1"/>
+          </w:tcPr>
+          <w:p>
+            <w:r>
+              <w:rPr>
+                <w:sz w:val="19"/>
+              </w:rPr>
+              <w:t>Like without auth</w:t>
+            </w:r>
+          </w:p>
+        </w:tc>
+        <w:tc>
+          <w:tcPr>
+            <w:tcW w:type="dxa" w:w="3456"/>
+            <w:shd w:val="clear" w:color="auto" w:fill="DEEAF1"/>
+          </w:tcPr>
+          <w:p>
+            <w:r>
+              <w:rPr>
+                <w:sz w:val="19"/>
+              </w:rPr>
+              <w:t>POST /videos/&lt;id&gt;/like/ — no auth header</w:t>
+            </w:r>
+          </w:p>
+        </w:tc>
+        <w:tc>
+          <w:tcPr>
+            <w:tcW w:type="dxa" w:w="3168"/>
+            <w:shd w:val="clear" w:color="auto" w:fill="DEEAF1"/>
+          </w:tcPr>
+          <w:p>
+            <w:r>
+              <w:rPr>
+                <w:sz w:val="19"/>
+              </w:rPr>
+              <w:t>401 — authentication_failed</w:t>
+            </w:r>
+          </w:p>
+        </w:tc>
+      </w:tr>
+      <w:tr>
+        <w:tc>
+          <w:tcPr>
+            <w:tcW w:type="dxa" w:w="2880"/>
+          </w:tcPr>
+          <w:p>
+            <w:r>
+              <w:rPr>
+                <w:sz w:val="19"/>
+              </w:rPr>
+              <w:t>Update another vendor video</w:t>
+            </w:r>
+          </w:p>
+        </w:tc>
+        <w:tc>
+          <w:tcPr>
+            <w:tcW w:type="dxa" w:w="3456"/>
+          </w:tcPr>
+          <w:p>
+            <w:r>
+              <w:rPr>
+                <w:sz w:val="19"/>
+              </w:rPr>
+              <w:t>PATCH /videos/&lt;id&gt;/update/ — different vendor token</w:t>
+            </w:r>
+          </w:p>
+        </w:tc>
+        <w:tc>
+          <w:tcPr>
+            <w:tcW w:type="dxa" w:w="3168"/>
+          </w:tcPr>
+          <w:p>
+            <w:r>
+              <w:rPr>
+                <w:sz w:val="19"/>
+              </w:rPr>
+              <w:t>404 — not_found</w:t>
+            </w:r>
+          </w:p>
+        </w:tc>
+      </w:tr>
+      <w:tr>
+        <w:tc>
+          <w:tcPr>
+            <w:tcW w:type="dxa" w:w="2880"/>
+            <w:shd w:val="clear" w:color="auto" w:fill="DEEAF1"/>
+          </w:tcPr>
+          <w:p>
+            <w:r>
+              <w:rPr>
+                <w:sz w:val="19"/>
+              </w:rPr>
+              <w:t>Delete another vendor video</w:t>
+            </w:r>
+          </w:p>
+        </w:tc>
+        <w:tc>
+          <w:tcPr>
+            <w:tcW w:type="dxa" w:w="3456"/>
+            <w:shd w:val="clear" w:color="auto" w:fill="DEEAF1"/>
+          </w:tcPr>
+          <w:p>
+            <w:r>
+              <w:rPr>
+                <w:sz w:val="19"/>
+              </w:rPr>
+              <w:t>DELETE /videos/&lt;id&gt;/delete/ — different vendor</w:t>
+            </w:r>
+          </w:p>
+        </w:tc>
+        <w:tc>
+          <w:tcPr>
+            <w:tcW w:type="dxa" w:w="3168"/>
+            <w:shd w:val="clear" w:color="auto" w:fill="DEEAF1"/>
+          </w:tcPr>
+          <w:p>
+            <w:r>
+              <w:rPr>
+                <w:sz w:val="19"/>
+              </w:rPr>
+              <w:t>404 — not_found</w:t>
+            </w:r>
+          </w:p>
+        </w:tc>
+      </w:tr>
+      <w:tr>
+        <w:tc>
+          <w:tcPr>
+            <w:tcW w:type="dxa" w:w="2880"/>
+          </w:tcPr>
+          <w:p>
+            <w:r>
+              <w:rPr>
+                <w:sz w:val="19"/>
+              </w:rPr>
+              <w:t>Delete with customer token</w:t>
+            </w:r>
+          </w:p>
+        </w:tc>
+        <w:tc>
+          <w:tcPr>
+            <w:tcW w:type="dxa" w:w="3456"/>
+          </w:tcPr>
+          <w:p>
+            <w:r>
+              <w:rPr>
+                <w:sz w:val="19"/>
+              </w:rPr>
+              <w:t>DELETE /videos/&lt;id&gt;/delete/ — customer token</w:t>
+            </w:r>
+          </w:p>
+        </w:tc>
+        <w:tc>
+          <w:tcPr>
+            <w:tcW w:type="dxa" w:w="3168"/>
+          </w:tcPr>
+          <w:p>
+            <w:r>
+              <w:rPr>
+                <w:sz w:val="19"/>
+              </w:rPr>
+              <w:t>403 — Vendor access only</w:t>
+            </w:r>
+          </w:p>
+        </w:tc>
+      </w:tr>
+    </w:tbl>
+    <w:p/>
+    <w:p>
+      <w:r>
+        <w:br w:type="page"/>
+      </w:r>
+    </w:p>
+    <w:p>
+      <w:pPr>
+        <w:pStyle w:val="Heading1"/>
+      </w:pPr>
+      <w:r>
+        <w:t>5. Postman Quick Setup</w:t>
+      </w:r>
+    </w:p>
+    <w:p>
+      <w:pPr>
+        <w:pStyle w:val="Heading2"/>
+      </w:pPr>
+      <w:r>
+        <w:t>Collection Folder Structure (recommended)</w:t>
+      </w:r>
+    </w:p>
+    <w:p>
+      <w:pPr>
+        <w:spacing w:before="40" w:after="40"/>
+        <w:ind w:left="288"/>
+        <w:shd w:val="clear" w:color="auto" w:fill="F0F0F0"/>
+      </w:pPr>
+      <w:r>
+        <w:rPr>
+          <w:rFonts w:ascii="Courier New" w:hAnsi="Courier New"/>
+          <w:color w:val="1A1A8C"/>
+          <w:sz w:val="18"/>
+        </w:rPr>
+        <w:t>NearKart Local</w:t>
+        <w:br/>
+        <w:t>├── 0. Setup</w:t>
+        <w:br/>
+        <w:t>│   └── Health Check</w:t>
+        <w:br/>
+        <w:t>├── 1. Auth</w:t>
+        <w:br/>
+        <w:t>│   ├── Send OTP (Vendor)</w:t>
+        <w:br/>
+        <w:t>│   ├── Verify OTP (Vendor) ← Tests script saves vendor_token</w:t>
+        <w:br/>
+        <w:t>│   ├── Send OTP (Customer)</w:t>
+        <w:br/>
+        <w:t>│   ├── Verify OTP (Customer) ← Tests script saves customer_token + customer_id</w:t>
+        <w:br/>
+        <w:t>│   ├── Get Profile</w:t>
+        <w:br/>
+        <w:t>│   ├── Update Profile</w:t>
+        <w:br/>
+        <w:t>│   ├── Update Location</w:t>
+        <w:br/>
+        <w:t>│   ├── Refresh Token</w:t>
+        <w:br/>
+        <w:t>│   └── Logout</w:t>
+        <w:br/>
+        <w:t>├── 2. Stores</w:t>
+        <w:br/>
+        <w:t>│   ├── Create Store ← Tests script saves store_id</w:t>
+        <w:br/>
+        <w:t>│   ├── Nearby Stores</w:t>
+        <w:br/>
+        <w:t>│   ├── Store Detail</w:t>
+        <w:br/>
+        <w:t>│   ├── Update Store</w:t>
+        <w:br/>
+        <w:t>│   ├── Follow Store</w:t>
+        <w:br/>
+        <w:t>│   ├── Review Store</w:t>
+        <w:br/>
+        <w:t>│   └── QR Code</w:t>
+        <w:br/>
+        <w:t>├── 3. Products</w:t>
+        <w:br/>
+        <w:t>│   ├── Create Product ← Tests script saves product_id</w:t>
+        <w:br/>
+        <w:t>│   ├── Nearby Products</w:t>
+        <w:br/>
+        <w:t>│   ├── Search Products</w:t>
+        <w:br/>
+        <w:t>│   ├── Product Detail</w:t>
+        <w:br/>
+        <w:t>│   ├── Update Product</w:t>
+        <w:br/>
+        <w:t>│   ├── Delete Product</w:t>
+        <w:br/>
+        <w:t>│   └── Wishlist Toggle</w:t>
+        <w:br/>
+        <w:t>├── 4. Videos</w:t>
+        <w:br/>
+        <w:t>│   ├── Request Upload URL ← Tests script saves video_id</w:t>
+        <w:br/>
+        <w:t>│   ├── Confirm Upload</w:t>
+        <w:br/>
+        <w:t>│   ├── My Videos (Vendor Library)</w:t>
+        <w:br/>
+        <w:t>│   ├── Update Video</w:t>
+        <w:br/>
+        <w:t>│   ├── Video Feed</w:t>
+        <w:br/>
+        <w:t>│   ├── Video Detail</w:t>
+        <w:br/>
+        <w:t>│   ├── Like / Unlike Video</w:t>
+        <w:br/>
+        <w:t>│   └── Delete Video</w:t>
+        <w:br/>
+        <w:t>├── 5. Chat</w:t>
+        <w:br/>
+        <w:t>│   ├── Start Conversation ← Tests script saves conversation_id</w:t>
+        <w:br/>
+        <w:t>│   ├── List Conversations (Inbox)</w:t>
+        <w:br/>
+        <w:t>│   ├── Message History</w:t>
+        <w:br/>
+        <w:t>│   ├── Mark as Read</w:t>
+        <w:br/>
+        <w:t>│   └── [WebSocket] Connect + Send  (use Postman WS tab or wscat)</w:t>
+        <w:br/>
+        <w:t>└── 6. Blacklist</w:t>
+        <w:br/>
+        <w:t xml:space="preserve">    ├── Block Customer  (vendor token + store_id + customer_id)</w:t>
+        <w:br/>
+        <w:t xml:space="preserve">    ├── List Blocked Customers  (vendor token + store_id)</w:t>
+        <w:br/>
+        <w:t xml:space="preserve">    └── Unblock Customer  (same endpoint as Block — toggle)</w:t>
+      </w:r>
+    </w:p>
+    <w:p>
+      <w:pPr>
+        <w:pStyle w:val="Heading2"/>
+      </w:pPr>
+      <w:r>
+        <w:t>Auto-Save Token Script  (paste in Tests tab of Verify OTP request)</w:t>
+      </w:r>
+    </w:p>
+    <w:p>
+      <w:pPr>
+        <w:spacing w:before="40" w:after="40"/>
+        <w:ind w:left="288"/>
+        <w:shd w:val="clear" w:color="auto" w:fill="F0F0F0"/>
+      </w:pPr>
+      <w:r>
+        <w:rPr>
+          <w:rFonts w:ascii="Courier New" w:hAnsi="Courier New"/>
+          <w:color w:val="1A1A8C"/>
+          <w:sz w:val="18"/>
+        </w:rPr>
+        <w:t>// For VENDOR verify OTP request:</w:t>
+        <w:br/>
+        <w:t>const r = pm.response.json();</w:t>
+        <w:br/>
+        <w:t>if (r.access) {</w:t>
+        <w:br/>
+        <w:t xml:space="preserve">    pm.environment.set("vendor_token", r.access);</w:t>
+        <w:br/>
+        <w:t xml:space="preserve">    pm.environment.set("vendor_refresh", r.refresh);</w:t>
+        <w:br/>
+        <w:t xml:space="preserve">    console.log("Vendor token saved:", r.access.substring(0, 30) + "...");</w:t>
+        <w:br/>
+        <w:t>}</w:t>
+        <w:br/>
+        <w:br/>
+        <w:t>// For CUSTOMER verify OTP request — use this instead:</w:t>
+        <w:br/>
+        <w:t>// pm.environment.set("customer_token", r.access);</w:t>
+        <w:br/>
+        <w:t>// pm.environment.set("customer_refresh", r.refresh);</w:t>
+      </w:r>
+    </w:p>
+    <w:p>
+      <w:pPr>
+        <w:pStyle w:val="Heading2"/>
+      </w:pPr>
+      <w:r>
+        <w:t>Auto-Save Store ID  (paste in Tests tab of Create Store request)</w:t>
+      </w:r>
+    </w:p>
+    <w:p>
+      <w:pPr>
+        <w:spacing w:before="40" w:after="40"/>
+        <w:ind w:left="288"/>
+        <w:shd w:val="clear" w:color="auto" w:fill="F0F0F0"/>
+      </w:pPr>
+      <w:r>
+        <w:rPr>
+          <w:rFonts w:ascii="Courier New" w:hAnsi="Courier New"/>
+          <w:color w:val="1A1A8C"/>
+          <w:sz w:val="18"/>
+        </w:rPr>
+        <w:t>const r = pm.response.json();</w:t>
+        <w:br/>
+        <w:t>if (r.id) {</w:t>
+        <w:br/>
+        <w:t xml:space="preserve">    pm.environment.set("store_id", r.id);</w:t>
+        <w:br/>
+        <w:t xml:space="preserve">    console.log("store_id saved:", r.id);</w:t>
+        <w:br/>
+        <w:t>}</w:t>
+      </w:r>
+    </w:p>
+    <w:p>
+      <w:pPr>
+        <w:pStyle w:val="Heading2"/>
+      </w:pPr>
+      <w:r>
+        <w:t>Auto-Save Product ID  (paste in Tests tab of Create Product request)</w:t>
+      </w:r>
+    </w:p>
+    <w:p>
+      <w:pPr>
+        <w:spacing w:before="40" w:after="40"/>
+        <w:ind w:left="288"/>
+        <w:shd w:val="clear" w:color="auto" w:fill="F0F0F0"/>
+      </w:pPr>
+      <w:r>
+        <w:rPr>
+          <w:rFonts w:ascii="Courier New" w:hAnsi="Courier New"/>
+          <w:color w:val="1A1A8C"/>
+          <w:sz w:val="18"/>
+        </w:rPr>
+        <w:t>const r = pm.response.json();</w:t>
+        <w:br/>
+        <w:t>if (r.id) {</w:t>
+        <w:br/>
+        <w:t xml:space="preserve">    pm.environment.set("product_id", r.id);</w:t>
+        <w:br/>
+        <w:t xml:space="preserve">    console.log("product_id saved:", r.id);</w:t>
+        <w:br/>
+        <w:t>}</w:t>
+      </w:r>
+    </w:p>
+    <w:p>
+      <w:pPr>
+        <w:pStyle w:val="Heading2"/>
+      </w:pPr>
+      <w:r>
+        <w:t>Auto-Save Video ID  (paste in Tests tab of Request Upload URL request)</w:t>
+      </w:r>
+    </w:p>
+    <w:p>
+      <w:pPr>
+        <w:spacing w:before="40" w:after="40"/>
+        <w:ind w:left="288"/>
+        <w:shd w:val="clear" w:color="auto" w:fill="F0F0F0"/>
+      </w:pPr>
+      <w:r>
+        <w:rPr>
+          <w:rFonts w:ascii="Courier New" w:hAnsi="Courier New"/>
+          <w:color w:val="1A1A8C"/>
+          <w:sz w:val="18"/>
+        </w:rPr>
+        <w:t>const r = pm.response.json();</w:t>
+        <w:br/>
+        <w:t>if (r.video_id) {</w:t>
+        <w:br/>
+        <w:t xml:space="preserve">    pm.environment.set("video_id", r.video_id);</w:t>
+        <w:br/>
+        <w:t xml:space="preserve">    pm.environment.set("upload_url", r.upload_url);</w:t>
+        <w:br/>
+        <w:t xml:space="preserve">    console.log("video_id saved:", r.video_id);</w:t>
+        <w:br/>
+        <w:t>}</w:t>
+      </w:r>
+    </w:p>
+    <w:p>
+      <w:pPr>
+        <w:pStyle w:val="Heading2"/>
+      </w:pPr>
+      <w:r>
+        <w:t>Auto-Save Conversation ID  (paste in Tests tab of Start Conversation request)</w:t>
+      </w:r>
+    </w:p>
+    <w:p>
+      <w:pPr>
+        <w:spacing w:before="40" w:after="40"/>
+        <w:ind w:left="288"/>
+        <w:shd w:val="clear" w:color="auto" w:fill="F0F0F0"/>
+      </w:pPr>
+      <w:r>
+        <w:rPr>
+          <w:rFonts w:ascii="Courier New" w:hAnsi="Courier New"/>
+          <w:color w:val="1A1A8C"/>
+          <w:sz w:val="18"/>
+        </w:rPr>
+        <w:t>const r = pm.response.json();</w:t>
+        <w:br/>
+        <w:t>if (r.id) {</w:t>
+        <w:br/>
+        <w:t xml:space="preserve">    pm.environment.set("conversation_id", r.id);</w:t>
+        <w:br/>
+        <w:t xml:space="preserve">    console.log("conversation_id saved:", r.id);</w:t>
+        <w:br/>
+        <w:t>}</w:t>
+      </w:r>
+    </w:p>
+    <w:p>
+      <w:pPr>
+        <w:pStyle w:val="Heading2"/>
+      </w:pPr>
+      <w:r>
+        <w:t>Auto-Save Customer ID  (paste in Tests tab of Verify OTP Customer request)</w:t>
+      </w:r>
+    </w:p>
+    <w:p>
+      <w:pPr>
+        <w:spacing w:before="40" w:after="40"/>
+        <w:ind w:left="288"/>
+        <w:shd w:val="clear" w:color="auto" w:fill="F0F0F0"/>
+      </w:pPr>
+      <w:r>
+        <w:rPr>
+          <w:rFonts w:ascii="Courier New" w:hAnsi="Courier New"/>
+          <w:color w:val="1A1A8C"/>
+          <w:sz w:val="18"/>
+        </w:rPr>
+        <w:t>// Add this to the existing customer verify OTP Tests script:</w:t>
+        <w:br/>
+        <w:t>const r = pm.response.json();</w:t>
+        <w:br/>
+        <w:t>if (r.user &amp;&amp; r.user.id) {</w:t>
+        <w:br/>
+        <w:t xml:space="preserve">    pm.environment.set("customer_id", r.user.id);</w:t>
+        <w:br/>
+        <w:t xml:space="preserve">    console.log("customer_id saved:", r.user.id);</w:t>
+        <w:br/>
+        <w:t>}</w:t>
+      </w:r>
+    </w:p>
+    <w:p>
+      <w:pPr>
+        <w:ind w:left="288"/>
+        <w:shd w:val="clear" w:color="auto" w:fill="D1ECF1"/>
+      </w:pPr>
+      <w:r>
+        <w:rPr>
+          <w:i/>
+          <w:color w:val="0C5460"/>
+          <w:sz w:val="20"/>
+        </w:rPr>
+        <w:t xml:space="preserve">  💡  customer_id is needed for Sprint 6 blacklist endpoint:</w:t>
+        <w:br/>
+        <w:t xml:space="preserve">  POST /stores/{{store_id}}/blacklist/{{customer_id}}/</w:t>
+      </w:r>
+    </w:p>
+    <w:p>
+      <w:pPr>
+        <w:pStyle w:val="Heading2"/>
+      </w:pPr>
+      <w:r>
+        <w:t>Quick Test — All Public Endpoints via curl</w:t>
+      </w:r>
+    </w:p>
+    <w:p>
+      <w:r>
+        <w:rPr>
+          <w:b w:val="0"/>
+          <w:sz w:val="22"/>
+        </w:rPr>
+        <w:t>Copy-paste these into terminal to test without Postman:</w:t>
+      </w:r>
+    </w:p>
+    <w:p>
+      <w:pPr>
+        <w:spacing w:before="40" w:after="40"/>
+        <w:ind w:left="288"/>
+        <w:shd w:val="clear" w:color="auto" w:fill="F0F0F0"/>
+      </w:pPr>
+      <w:r>
+        <w:rPr>
+          <w:rFonts w:ascii="Courier New" w:hAnsi="Courier New"/>
+          <w:color w:val="1A1A8C"/>
+          <w:sz w:val="18"/>
+        </w:rPr>
+        <w:t># Health check</w:t>
+        <w:br/>
+        <w:t>curl -s http://localhost:8000/api/v1/health/ | python3 -m json.tool</w:t>
+        <w:br/>
+        <w:br/>
+        <w:t># Send OTP</w:t>
+        <w:br/>
+        <w:t>curl -s -X POST http://localhost:8000/api/v1/auth/otp/send/ \</w:t>
+        <w:br/>
+        <w:t xml:space="preserve">  -H "Content-Type: application/json" \</w:t>
+        <w:br/>
+        <w:t xml:space="preserve">  -d '{"phone_number": "+919999999999"}'</w:t>
+        <w:br/>
+        <w:br/>
+        <w:t># Verify OTP (copy access token from response)</w:t>
+        <w:br/>
+        <w:t>curl -s -X POST http://localhost:8000/api/v1/auth/otp/verify/ \</w:t>
+        <w:br/>
+        <w:t xml:space="preserve">  -H "Content-Type: application/json" \</w:t>
+        <w:br/>
+        <w:t xml:space="preserve">  -d '{"phone_number": "+919999999999", "otp": "123456"}'</w:t>
+        <w:br/>
+        <w:br/>
+        <w:t># Get profile (replace TOKEN with your access token)</w:t>
+        <w:br/>
+        <w:t>curl -s http://localhost:8000/api/v1/auth/me/ \</w:t>
+        <w:br/>
+        <w:t xml:space="preserve">  -H "Authorization: Bearer TOKEN"</w:t>
+      </w:r>
+    </w:p>
+    <w:p>
+      <w:r>
+        <w:br w:type="page"/>
+      </w:r>
+    </w:p>
+    <w:p>
+      <w:pPr>
+        <w:pStyle w:val="Heading1"/>
+      </w:pPr>
+      <w:r>
+        <w:t>6. How to Update This Document (Future Sprints)</w:t>
+      </w:r>
+    </w:p>
+    <w:p>
+      <w:pPr>
+        <w:ind w:left="288"/>
+        <w:shd w:val="clear" w:color="auto" w:fill="D1ECF1"/>
+      </w:pPr>
+      <w:r>
+        <w:rPr>
+          <w:i/>
+          <w:color w:val="0C5460"/>
+          <w:sz w:val="20"/>
+        </w:rPr>
+        <w:t xml:space="preserve">  📌  IMPORTANT: When a new sprint adds new API endpoints, update this document.</w:t>
+        <w:br/>
+        <w:t xml:space="preserve">     Do NOT create a separate doc — keep everything in this single file.</w:t>
+      </w:r>
+    </w:p>
+    <w:p/>
+    <w:p>
+      <w:pPr>
+        <w:pStyle w:val="Heading2"/>
+      </w:pPr>
+      <w:r>
+        <w:t>Checklist for each new sprint:</w:t>
+      </w:r>
+    </w:p>
+    <w:p>
+      <w:pPr>
+        <w:pStyle w:val="ListBullet"/>
+        <w:ind w:left="432"/>
+      </w:pPr>
+      <w:r>
+        <w:rPr>
+          <w:sz w:val="21"/>
+        </w:rPr>
+        <w:t>Add new endpoint rows to Section 2 — Complete API Reference table</w:t>
+      </w:r>
+    </w:p>
+    <w:p>
+      <w:pPr>
+        <w:pStyle w:val="ListBullet"/>
+        <w:ind w:left="432"/>
+      </w:pPr>
+      <w:r>
+        <w:rPr>
+          <w:sz w:val="21"/>
+        </w:rPr>
+        <w:t>Add new STEP sections in Section 3 — Step-by-Step Test Flow</w:t>
+      </w:r>
+    </w:p>
+    <w:p>
+      <w:pPr>
+        <w:pStyle w:val="ListBullet"/>
+        <w:ind w:left="432"/>
+      </w:pPr>
+      <w:r>
+        <w:rPr>
+          <w:sz w:val="21"/>
+        </w:rPr>
+        <w:t>Add new error cases in Section 4 — Error Cases to Test</w:t>
+      </w:r>
+    </w:p>
+    <w:p>
+      <w:pPr>
+        <w:pStyle w:val="ListBullet"/>
+        <w:ind w:left="432"/>
+      </w:pPr>
+      <w:r>
+        <w:rPr>
+          <w:sz w:val="21"/>
+        </w:rPr>
+        <w:t>Add new Postman folder in Section 5 — Postman Quick Setup</w:t>
+      </w:r>
+    </w:p>
+    <w:p>
+      <w:pPr>
+        <w:pStyle w:val="ListBullet"/>
+        <w:ind w:left="432"/>
+      </w:pPr>
+      <w:r>
+        <w:rPr>
+          <w:sz w:val="21"/>
+        </w:rPr>
+        <w:t>Update the cover page "Last updated" date and sprint range</w:t>
+      </w:r>
+    </w:p>
+    <w:p>
+      <w:pPr>
+        <w:pStyle w:val="ListBullet"/>
+        <w:ind w:left="432"/>
+      </w:pPr>
+      <w:r>
+        <w:rPr>
+          <w:sz w:val="21"/>
+        </w:rPr>
+        <w:t>If new field types are introduced (e.g. file uploads), add a format rules subsection in Section 1</w:t>
+      </w:r>
+    </w:p>
+    <w:p>
+      <w:pPr>
+        <w:pStyle w:val="Heading2"/>
+      </w:pPr>
+      <w:r>
+        <w:t>Upcoming Sprints to Add Here</w:t>
+      </w:r>
+    </w:p>
+    <w:tbl>
+      <w:tblPr>
+        <w:tblStyle w:val="TableGrid"/>
+        <w:tblW w:type="auto" w:w="0"/>
+        <w:jc w:val="left"/>
+        <w:tblLook w:firstColumn="1" w:firstRow="1" w:lastColumn="0" w:lastRow="0" w:noHBand="0" w:noVBand="1" w:val="04A0"/>
+      </w:tblPr>
+      <w:tblGrid>
+        <w:gridCol w:w="3216"/>
+        <w:gridCol w:w="3216"/>
+        <w:gridCol w:w="3216"/>
+      </w:tblGrid>
+      <w:tr>
+        <w:tc>
+          <w:tcPr>
+            <w:tcW w:type="dxa" w:w="1152"/>
+            <w:shd w:val="clear" w:color="auto" w:fill="1F4E79"/>
+          </w:tcPr>
+          <w:p>
+            <w:r>
+              <w:rPr>
+                <w:b/>
+                <w:color w:val="FFFFFF"/>
+                <w:sz w:val="20"/>
+              </w:rPr>
+              <w:t>Sprint</w:t>
+            </w:r>
+          </w:p>
+        </w:tc>
+        <w:tc>
+          <w:tcPr>
+            <w:tcW w:type="dxa" w:w="2160"/>
+            <w:shd w:val="clear" w:color="auto" w:fill="1F4E79"/>
+          </w:tcPr>
+          <w:p>
+            <w:r>
+              <w:rPr>
+                <w:b/>
+                <w:color w:val="FFFFFF"/>
+                <w:sz w:val="20"/>
+              </w:rPr>
+              <w:t>Module</w:t>
+            </w:r>
+          </w:p>
+        </w:tc>
+        <w:tc>
+          <w:tcPr>
+            <w:tcW w:type="dxa" w:w="6048"/>
+            <w:shd w:val="clear" w:color="auto" w:fill="1F4E79"/>
+          </w:tcPr>
+          <w:p>
+            <w:r>
+              <w:rPr>
+                <w:b/>
+                <w:color w:val="FFFFFF"/>
+                <w:sz w:val="20"/>
+              </w:rPr>
+              <w:t>APIs to Add</w:t>
+            </w:r>
+          </w:p>
+        </w:tc>
+      </w:tr>
+      <w:tr>
+        <w:tc>
+          <w:tcPr>
             <w:tcW w:type="dxa" w:w="1152"/>
             <w:shd w:val="clear" w:color="auto" w:fill="DEEAF1"/>
           </w:tcPr>
@@ -16182,7 +17288,7 @@
               <w:rPr>
                 <w:sz w:val="19"/>
               </w:rPr>
-              <w:t>POST /blacklist/&lt;store_id&gt;/, GET /blacklist/, DELETE /blacklist/&lt;store_id&gt;/</w:t>
+              <w:t>✅ DONE — Steps 37–38 in this document</w:t>
             </w:r>
           </w:p>
         </w:tc>
@@ -16496,7 +17602,7 @@
           <w:color w:val="999999"/>
           <w:sz w:val="18"/>
         </w:rPr>
-        <w:t>NearKart Backend — Master API Testing Guide   |   Sprint 1–4   |   Use Postman or curl for testing</w:t>
+        <w:t>NearKart Backend — Master API Testing Guide   |   Sprint 1–6   |   Use Postman or curl for testing</w:t>
       </w:r>
     </w:p>
     <w:sectPr>

--- a/nearkart_backend/docs/NearKart_Master_API_Testing_Guide.docx
+++ b/nearkart_backend/docs/NearKart_Master_API_Testing_Guide.docx
@@ -50,7 +50,7 @@
           <w:color w:val="888888"/>
           <w:sz w:val="20"/>
         </w:rPr>
-        <w:t>Sprint 1 → Sprint 6   |   Last updated: May 2026</w:t>
+        <w:t>Sprint 1 → Sprint 7   |   Last updated: May 2026</w:t>
       </w:r>
     </w:p>
     <w:p/>
@@ -5516,6 +5516,423 @@
           </w:p>
         </w:tc>
       </w:tr>
+      <w:tr>
+        <w:tc>
+          <w:tcPr>
+            <w:tcW w:type="dxa" w:w="432"/>
+            <w:shd w:val="clear" w:color="auto" w:fill="DEEAF1"/>
+          </w:tcPr>
+          <w:p>
+            <w:r>
+              <w:rPr>
+                <w:sz w:val="19"/>
+              </w:rPr>
+              <w:t>37</w:t>
+            </w:r>
+          </w:p>
+        </w:tc>
+        <w:tc>
+          <w:tcPr>
+            <w:tcW w:type="dxa" w:w="1008"/>
+            <w:shd w:val="clear" w:color="auto" w:fill="DEEAF1"/>
+          </w:tcPr>
+          <w:p>
+            <w:r>
+              <w:rPr>
+                <w:sz w:val="19"/>
+              </w:rPr>
+              <w:t>GET</w:t>
+            </w:r>
+          </w:p>
+        </w:tc>
+        <w:tc>
+          <w:tcPr>
+            <w:tcW w:type="dxa" w:w="4032"/>
+            <w:shd w:val="clear" w:color="auto" w:fill="DEEAF1"/>
+          </w:tcPr>
+          <w:p>
+            <w:r>
+              <w:rPr>
+                <w:sz w:val="19"/>
+              </w:rPr>
+              <w:t>/billing/plans/</w:t>
+            </w:r>
+          </w:p>
+        </w:tc>
+        <w:tc>
+          <w:tcPr>
+            <w:tcW w:type="dxa" w:w="2016"/>
+            <w:shd w:val="clear" w:color="auto" w:fill="DEEAF1"/>
+          </w:tcPr>
+          <w:p>
+            <w:r>
+              <w:rPr>
+                <w:sz w:val="19"/>
+              </w:rPr>
+              <w:t>None (public)</w:t>
+            </w:r>
+          </w:p>
+        </w:tc>
+        <w:tc>
+          <w:tcPr>
+            <w:tcW w:type="dxa" w:w="576"/>
+            <w:shd w:val="clear" w:color="auto" w:fill="DEEAF1"/>
+          </w:tcPr>
+          <w:p>
+            <w:r>
+              <w:rPr>
+                <w:sz w:val="19"/>
+              </w:rPr>
+              <w:t>S7</w:t>
+            </w:r>
+          </w:p>
+        </w:tc>
+      </w:tr>
+      <w:tr>
+        <w:tc>
+          <w:tcPr>
+            <w:tcW w:type="dxa" w:w="432"/>
+          </w:tcPr>
+          <w:p>
+            <w:r>
+              <w:rPr>
+                <w:sz w:val="19"/>
+              </w:rPr>
+              <w:t>38</w:t>
+            </w:r>
+          </w:p>
+        </w:tc>
+        <w:tc>
+          <w:tcPr>
+            <w:tcW w:type="dxa" w:w="1008"/>
+          </w:tcPr>
+          <w:p>
+            <w:r>
+              <w:rPr>
+                <w:sz w:val="19"/>
+              </w:rPr>
+              <w:t>GET</w:t>
+            </w:r>
+          </w:p>
+        </w:tc>
+        <w:tc>
+          <w:tcPr>
+            <w:tcW w:type="dxa" w:w="4032"/>
+          </w:tcPr>
+          <w:p>
+            <w:r>
+              <w:rPr>
+                <w:sz w:val="19"/>
+              </w:rPr>
+              <w:t>/billing/wallet/</w:t>
+            </w:r>
+          </w:p>
+        </w:tc>
+        <w:tc>
+          <w:tcPr>
+            <w:tcW w:type="dxa" w:w="2016"/>
+          </w:tcPr>
+          <w:p>
+            <w:r>
+              <w:rPr>
+                <w:sz w:val="19"/>
+              </w:rPr>
+              <w:t>Vendor JWT only</w:t>
+            </w:r>
+          </w:p>
+        </w:tc>
+        <w:tc>
+          <w:tcPr>
+            <w:tcW w:type="dxa" w:w="576"/>
+          </w:tcPr>
+          <w:p>
+            <w:r>
+              <w:rPr>
+                <w:sz w:val="19"/>
+              </w:rPr>
+              <w:t>S7</w:t>
+            </w:r>
+          </w:p>
+        </w:tc>
+      </w:tr>
+      <w:tr>
+        <w:tc>
+          <w:tcPr>
+            <w:tcW w:type="dxa" w:w="432"/>
+            <w:shd w:val="clear" w:color="auto" w:fill="DEEAF1"/>
+          </w:tcPr>
+          <w:p>
+            <w:r>
+              <w:rPr>
+                <w:sz w:val="19"/>
+              </w:rPr>
+              <w:t>39</w:t>
+            </w:r>
+          </w:p>
+        </w:tc>
+        <w:tc>
+          <w:tcPr>
+            <w:tcW w:type="dxa" w:w="1008"/>
+            <w:shd w:val="clear" w:color="auto" w:fill="DEEAF1"/>
+          </w:tcPr>
+          <w:p>
+            <w:r>
+              <w:rPr>
+                <w:sz w:val="19"/>
+              </w:rPr>
+              <w:t>POST</w:t>
+            </w:r>
+          </w:p>
+        </w:tc>
+        <w:tc>
+          <w:tcPr>
+            <w:tcW w:type="dxa" w:w="4032"/>
+            <w:shd w:val="clear" w:color="auto" w:fill="DEEAF1"/>
+          </w:tcPr>
+          <w:p>
+            <w:r>
+              <w:rPr>
+                <w:sz w:val="19"/>
+              </w:rPr>
+              <w:t>/billing/topup/</w:t>
+            </w:r>
+          </w:p>
+        </w:tc>
+        <w:tc>
+          <w:tcPr>
+            <w:tcW w:type="dxa" w:w="2016"/>
+            <w:shd w:val="clear" w:color="auto" w:fill="DEEAF1"/>
+          </w:tcPr>
+          <w:p>
+            <w:r>
+              <w:rPr>
+                <w:sz w:val="19"/>
+              </w:rPr>
+              <w:t>Vendor JWT only</w:t>
+            </w:r>
+          </w:p>
+        </w:tc>
+        <w:tc>
+          <w:tcPr>
+            <w:tcW w:type="dxa" w:w="576"/>
+            <w:shd w:val="clear" w:color="auto" w:fill="DEEAF1"/>
+          </w:tcPr>
+          <w:p>
+            <w:r>
+              <w:rPr>
+                <w:sz w:val="19"/>
+              </w:rPr>
+              <w:t>S7</w:t>
+            </w:r>
+          </w:p>
+        </w:tc>
+      </w:tr>
+      <w:tr>
+        <w:tc>
+          <w:tcPr>
+            <w:tcW w:type="dxa" w:w="432"/>
+          </w:tcPr>
+          <w:p>
+            <w:r>
+              <w:rPr>
+                <w:sz w:val="19"/>
+              </w:rPr>
+              <w:t>40</w:t>
+            </w:r>
+          </w:p>
+        </w:tc>
+        <w:tc>
+          <w:tcPr>
+            <w:tcW w:type="dxa" w:w="1008"/>
+          </w:tcPr>
+          <w:p>
+            <w:r>
+              <w:rPr>
+                <w:sz w:val="19"/>
+              </w:rPr>
+              <w:t>POST</w:t>
+            </w:r>
+          </w:p>
+        </w:tc>
+        <w:tc>
+          <w:tcPr>
+            <w:tcW w:type="dxa" w:w="4032"/>
+          </w:tcPr>
+          <w:p>
+            <w:r>
+              <w:rPr>
+                <w:sz w:val="19"/>
+              </w:rPr>
+              <w:t>/billing/subscribe/</w:t>
+            </w:r>
+          </w:p>
+        </w:tc>
+        <w:tc>
+          <w:tcPr>
+            <w:tcW w:type="dxa" w:w="2016"/>
+          </w:tcPr>
+          <w:p>
+            <w:r>
+              <w:rPr>
+                <w:sz w:val="19"/>
+              </w:rPr>
+              <w:t>Vendor JWT only</w:t>
+            </w:r>
+          </w:p>
+        </w:tc>
+        <w:tc>
+          <w:tcPr>
+            <w:tcW w:type="dxa" w:w="576"/>
+          </w:tcPr>
+          <w:p>
+            <w:r>
+              <w:rPr>
+                <w:sz w:val="19"/>
+              </w:rPr>
+              <w:t>S7</w:t>
+            </w:r>
+          </w:p>
+        </w:tc>
+      </w:tr>
+      <w:tr>
+        <w:tc>
+          <w:tcPr>
+            <w:tcW w:type="dxa" w:w="432"/>
+            <w:shd w:val="clear" w:color="auto" w:fill="DEEAF1"/>
+          </w:tcPr>
+          <w:p>
+            <w:r>
+              <w:rPr>
+                <w:sz w:val="19"/>
+              </w:rPr>
+              <w:t>41</w:t>
+            </w:r>
+          </w:p>
+        </w:tc>
+        <w:tc>
+          <w:tcPr>
+            <w:tcW w:type="dxa" w:w="1008"/>
+            <w:shd w:val="clear" w:color="auto" w:fill="DEEAF1"/>
+          </w:tcPr>
+          <w:p>
+            <w:r>
+              <w:rPr>
+                <w:sz w:val="19"/>
+              </w:rPr>
+              <w:t>GET</w:t>
+            </w:r>
+          </w:p>
+        </w:tc>
+        <w:tc>
+          <w:tcPr>
+            <w:tcW w:type="dxa" w:w="4032"/>
+            <w:shd w:val="clear" w:color="auto" w:fill="DEEAF1"/>
+          </w:tcPr>
+          <w:p>
+            <w:r>
+              <w:rPr>
+                <w:sz w:val="19"/>
+              </w:rPr>
+              <w:t>/billing/subscription/</w:t>
+            </w:r>
+          </w:p>
+        </w:tc>
+        <w:tc>
+          <w:tcPr>
+            <w:tcW w:type="dxa" w:w="2016"/>
+            <w:shd w:val="clear" w:color="auto" w:fill="DEEAF1"/>
+          </w:tcPr>
+          <w:p>
+            <w:r>
+              <w:rPr>
+                <w:sz w:val="19"/>
+              </w:rPr>
+              <w:t>Vendor JWT only</w:t>
+            </w:r>
+          </w:p>
+        </w:tc>
+        <w:tc>
+          <w:tcPr>
+            <w:tcW w:type="dxa" w:w="576"/>
+            <w:shd w:val="clear" w:color="auto" w:fill="DEEAF1"/>
+          </w:tcPr>
+          <w:p>
+            <w:r>
+              <w:rPr>
+                <w:sz w:val="19"/>
+              </w:rPr>
+              <w:t>S7</w:t>
+            </w:r>
+          </w:p>
+        </w:tc>
+      </w:tr>
+      <w:tr>
+        <w:tc>
+          <w:tcPr>
+            <w:tcW w:type="dxa" w:w="432"/>
+          </w:tcPr>
+          <w:p>
+            <w:r>
+              <w:rPr>
+                <w:sz w:val="19"/>
+              </w:rPr>
+              <w:t>42</w:t>
+            </w:r>
+          </w:p>
+        </w:tc>
+        <w:tc>
+          <w:tcPr>
+            <w:tcW w:type="dxa" w:w="1008"/>
+          </w:tcPr>
+          <w:p>
+            <w:r>
+              <w:rPr>
+                <w:sz w:val="19"/>
+              </w:rPr>
+              <w:t>GET</w:t>
+            </w:r>
+          </w:p>
+        </w:tc>
+        <w:tc>
+          <w:tcPr>
+            <w:tcW w:type="dxa" w:w="4032"/>
+          </w:tcPr>
+          <w:p>
+            <w:r>
+              <w:rPr>
+                <w:sz w:val="19"/>
+              </w:rPr>
+              <w:t>/billing/transactions/</w:t>
+            </w:r>
+          </w:p>
+        </w:tc>
+        <w:tc>
+          <w:tcPr>
+            <w:tcW w:type="dxa" w:w="2016"/>
+          </w:tcPr>
+          <w:p>
+            <w:r>
+              <w:rPr>
+                <w:sz w:val="19"/>
+              </w:rPr>
+              <w:t>Vendor JWT only</w:t>
+            </w:r>
+          </w:p>
+        </w:tc>
+        <w:tc>
+          <w:tcPr>
+            <w:tcW w:type="dxa" w:w="576"/>
+          </w:tcPr>
+          <w:p>
+            <w:r>
+              <w:rPr>
+                <w:sz w:val="19"/>
+              </w:rPr>
+              <w:t>S7</w:t>
+            </w:r>
+          </w:p>
+        </w:tc>
+      </w:tr>
     </w:tbl>
     <w:p/>
     <w:p>
@@ -13402,6 +13819,1126 @@
         <w:pStyle w:val="Heading1"/>
       </w:pPr>
       <w:r>
+        <w:t>Sprint 7 — Billing + Wallet</w:t>
+      </w:r>
+    </w:p>
+    <w:p>
+      <w:r>
+        <w:rPr>
+          <w:b w:val="0"/>
+          <w:sz w:val="22"/>
+        </w:rPr>
+        <w:t>Follow Steps 39–44 after completing Step 10 (Create Store). All billing endpoints are vendor-only except Plans.</w:t>
+      </w:r>
+    </w:p>
+    <w:tbl>
+      <w:tblPr>
+        <w:tblStyle w:val="TableGrid"/>
+        <w:tblW w:type="auto" w:w="0"/>
+        <w:jc w:val="left"/>
+        <w:tblLook w:firstColumn="1" w:firstRow="1" w:lastColumn="0" w:lastRow="0" w:noHBand="0" w:noVBand="1" w:val="04A0"/>
+      </w:tblPr>
+      <w:tblGrid>
+        <w:gridCol w:w="2412"/>
+        <w:gridCol w:w="2412"/>
+        <w:gridCol w:w="2412"/>
+        <w:gridCol w:w="2412"/>
+      </w:tblGrid>
+      <w:tr>
+        <w:tc>
+          <w:tcPr>
+            <w:tcW w:type="dxa" w:w="1728"/>
+            <w:shd w:val="clear" w:color="auto" w:fill="1F4E79"/>
+          </w:tcPr>
+          <w:p>
+            <w:r>
+              <w:rPr>
+                <w:b/>
+                <w:color w:val="FFFFFF"/>
+                <w:sz w:val="20"/>
+              </w:rPr>
+              <w:t>Plan</w:t>
+            </w:r>
+          </w:p>
+        </w:tc>
+        <w:tc>
+          <w:tcPr>
+            <w:tcW w:type="dxa" w:w="2016"/>
+            <w:shd w:val="clear" w:color="auto" w:fill="1F4E79"/>
+          </w:tcPr>
+          <w:p>
+            <w:r>
+              <w:rPr>
+                <w:b/>
+                <w:color w:val="FFFFFF"/>
+                <w:sz w:val="20"/>
+              </w:rPr>
+              <w:t>Price</w:t>
+            </w:r>
+          </w:p>
+        </w:tc>
+        <w:tc>
+          <w:tcPr>
+            <w:tcW w:type="dxa" w:w="2016"/>
+            <w:shd w:val="clear" w:color="auto" w:fill="1F4E79"/>
+          </w:tcPr>
+          <w:p>
+            <w:r>
+              <w:rPr>
+                <w:b/>
+                <w:color w:val="FFFFFF"/>
+                <w:sz w:val="20"/>
+              </w:rPr>
+              <w:t>Videos</w:t>
+            </w:r>
+          </w:p>
+        </w:tc>
+        <w:tc>
+          <w:tcPr>
+            <w:tcW w:type="dxa" w:w="2016"/>
+            <w:shd w:val="clear" w:color="auto" w:fill="1F4E79"/>
+          </w:tcPr>
+          <w:p>
+            <w:r>
+              <w:rPr>
+                <w:b/>
+                <w:color w:val="FFFFFF"/>
+                <w:sz w:val="20"/>
+              </w:rPr>
+              <w:t>Products</w:t>
+            </w:r>
+          </w:p>
+        </w:tc>
+      </w:tr>
+      <w:tr>
+        <w:tc>
+          <w:tcPr>
+            <w:tcW w:type="dxa" w:w="1728"/>
+            <w:shd w:val="clear" w:color="auto" w:fill="DEEAF1"/>
+          </w:tcPr>
+          <w:p>
+            <w:r>
+              <w:rPr>
+                <w:sz w:val="19"/>
+              </w:rPr>
+              <w:t>Free</w:t>
+            </w:r>
+          </w:p>
+        </w:tc>
+        <w:tc>
+          <w:tcPr>
+            <w:tcW w:type="dxa" w:w="2016"/>
+            <w:shd w:val="clear" w:color="auto" w:fill="DEEAF1"/>
+          </w:tcPr>
+          <w:p>
+            <w:r>
+              <w:rPr>
+                <w:sz w:val="19"/>
+              </w:rPr>
+              <w:t>₹0 / month</w:t>
+            </w:r>
+          </w:p>
+        </w:tc>
+        <w:tc>
+          <w:tcPr>
+            <w:tcW w:type="dxa" w:w="2016"/>
+            <w:shd w:val="clear" w:color="auto" w:fill="DEEAF1"/>
+          </w:tcPr>
+          <w:p>
+            <w:r>
+              <w:rPr>
+                <w:sz w:val="19"/>
+              </w:rPr>
+              <w:t>3</w:t>
+            </w:r>
+          </w:p>
+        </w:tc>
+        <w:tc>
+          <w:tcPr>
+            <w:tcW w:type="dxa" w:w="2016"/>
+            <w:shd w:val="clear" w:color="auto" w:fill="DEEAF1"/>
+          </w:tcPr>
+          <w:p>
+            <w:r>
+              <w:rPr>
+                <w:sz w:val="19"/>
+              </w:rPr>
+              <w:t>10</w:t>
+            </w:r>
+          </w:p>
+        </w:tc>
+      </w:tr>
+      <w:tr>
+        <w:tc>
+          <w:tcPr>
+            <w:tcW w:type="dxa" w:w="1728"/>
+          </w:tcPr>
+          <w:p>
+            <w:r>
+              <w:rPr>
+                <w:sz w:val="19"/>
+              </w:rPr>
+              <w:t>Basic</w:t>
+            </w:r>
+          </w:p>
+        </w:tc>
+        <w:tc>
+          <w:tcPr>
+            <w:tcW w:type="dxa" w:w="2016"/>
+          </w:tcPr>
+          <w:p>
+            <w:r>
+              <w:rPr>
+                <w:sz w:val="19"/>
+              </w:rPr>
+              <w:t>₹499 / month</w:t>
+            </w:r>
+          </w:p>
+        </w:tc>
+        <w:tc>
+          <w:tcPr>
+            <w:tcW w:type="dxa" w:w="2016"/>
+          </w:tcPr>
+          <w:p>
+            <w:r>
+              <w:rPr>
+                <w:sz w:val="19"/>
+              </w:rPr>
+              <w:t>20</w:t>
+            </w:r>
+          </w:p>
+        </w:tc>
+        <w:tc>
+          <w:tcPr>
+            <w:tcW w:type="dxa" w:w="2016"/>
+          </w:tcPr>
+          <w:p>
+            <w:r>
+              <w:rPr>
+                <w:sz w:val="19"/>
+              </w:rPr>
+              <w:t>50</w:t>
+            </w:r>
+          </w:p>
+        </w:tc>
+      </w:tr>
+      <w:tr>
+        <w:tc>
+          <w:tcPr>
+            <w:tcW w:type="dxa" w:w="1728"/>
+            <w:shd w:val="clear" w:color="auto" w:fill="DEEAF1"/>
+          </w:tcPr>
+          <w:p>
+            <w:r>
+              <w:rPr>
+                <w:sz w:val="19"/>
+              </w:rPr>
+              <w:t>Premium</w:t>
+            </w:r>
+          </w:p>
+        </w:tc>
+        <w:tc>
+          <w:tcPr>
+            <w:tcW w:type="dxa" w:w="2016"/>
+            <w:shd w:val="clear" w:color="auto" w:fill="DEEAF1"/>
+          </w:tcPr>
+          <w:p>
+            <w:r>
+              <w:rPr>
+                <w:sz w:val="19"/>
+              </w:rPr>
+              <w:t>₹999 / month</w:t>
+            </w:r>
+          </w:p>
+        </w:tc>
+        <w:tc>
+          <w:tcPr>
+            <w:tcW w:type="dxa" w:w="2016"/>
+            <w:shd w:val="clear" w:color="auto" w:fill="DEEAF1"/>
+          </w:tcPr>
+          <w:p>
+            <w:r>
+              <w:rPr>
+                <w:sz w:val="19"/>
+              </w:rPr>
+              <w:t>Unlimited</w:t>
+            </w:r>
+          </w:p>
+        </w:tc>
+        <w:tc>
+          <w:tcPr>
+            <w:tcW w:type="dxa" w:w="2016"/>
+            <w:shd w:val="clear" w:color="auto" w:fill="DEEAF1"/>
+          </w:tcPr>
+          <w:p>
+            <w:r>
+              <w:rPr>
+                <w:sz w:val="19"/>
+              </w:rPr>
+              <w:t>Unlimited</w:t>
+            </w:r>
+          </w:p>
+        </w:tc>
+      </w:tr>
+    </w:tbl>
+    <w:p/>
+    <w:p>
+      <w:pPr>
+        <w:ind w:left="288"/>
+        <w:shd w:val="clear" w:color="auto" w:fill="D1ECF1"/>
+      </w:pPr>
+      <w:r>
+        <w:rPr>
+          <w:i/>
+          <w:color w:val="0C5460"/>
+          <w:sz w:val="20"/>
+        </w:rPr>
+        <w:t xml:space="preserve">  💡  Top up your wallet first (Step 41), then subscribe to a plan (Step 42).</w:t>
+        <w:br/>
+        <w:t>The Free plan costs ₹0 — you can subscribe without any balance.</w:t>
+        <w:br/>
+        <w:t>Plan limits are enforced when uploading videos (Step 24) and creating products (Step 17).</w:t>
+      </w:r>
+    </w:p>
+    <w:p>
+      <w:pPr>
+        <w:spacing w:before="40" w:after="40"/>
+      </w:pPr>
+      <w:r>
+        <w:rPr>
+          <w:color w:val="CCCCCC"/>
+          <w:sz w:val="14"/>
+        </w:rPr>
+        <w:t>──────────────────────────────────────────────────────────────────────────────────────────</w:t>
+      </w:r>
+    </w:p>
+    <w:p>
+      <w:pPr>
+        <w:pStyle w:val="Heading2"/>
+      </w:pPr>
+      <w:r>
+        <w:t>STEP 39 — List Plans  (Public)</w:t>
+      </w:r>
+    </w:p>
+    <w:p>
+      <w:pPr>
+        <w:spacing w:before="120"/>
+        <w:shd w:val="clear" w:color="auto" w:fill="D4EDDA"/>
+      </w:pPr>
+      <w:r>
+        <w:rPr>
+          <w:b/>
+          <w:color w:val="155524"/>
+          <w:sz w:val="20"/>
+        </w:rPr>
+        <w:t xml:space="preserve">  GET  </w:t>
+      </w:r>
+      <w:r>
+        <w:rPr>
+          <w:b/>
+          <w:color w:val="1F4E79"/>
+          <w:sz w:val="20"/>
+        </w:rPr>
+        <w:t xml:space="preserve">  {{base_url}}/billing/plans/</w:t>
+      </w:r>
+      <w:r>
+        <w:rPr>
+          <w:i/>
+          <w:color w:val="777777"/>
+          <w:sz w:val="18"/>
+        </w:rPr>
+        <w:t xml:space="preserve">   [No Auth]   [Sprint 7]</w:t>
+      </w:r>
+    </w:p>
+    <w:p>
+      <w:r>
+        <w:rPr>
+          <w:b w:val="0"/>
+          <w:sz w:val="22"/>
+        </w:rPr>
+        <w:t>No body. No auth required.</w:t>
+      </w:r>
+    </w:p>
+    <w:p>
+      <w:r>
+        <w:rPr>
+          <w:b/>
+          <w:sz w:val="20"/>
+        </w:rPr>
+        <w:t>Expected Response  200 OK:</w:t>
+      </w:r>
+    </w:p>
+    <w:p>
+      <w:pPr>
+        <w:spacing w:before="40" w:after="40"/>
+        <w:ind w:left="288"/>
+        <w:shd w:val="clear" w:color="auto" w:fill="F0F0F0"/>
+      </w:pPr>
+      <w:r>
+        <w:rPr>
+          <w:rFonts w:ascii="Courier New" w:hAnsi="Courier New"/>
+          <w:color w:val="1A1A8C"/>
+          <w:sz w:val="18"/>
+        </w:rPr>
+        <w:t>[</w:t>
+        <w:br/>
+        <w:t xml:space="preserve">  {</w:t>
+        <w:br/>
+        <w:t xml:space="preserve">    "name": "free",</w:t>
+        <w:br/>
+        <w:t xml:space="preserve">    "display_name": "Free Plan",</w:t>
+        <w:br/>
+        <w:t xml:space="preserve">    "price": "0.00",</w:t>
+        <w:br/>
+        <w:t xml:space="preserve">    "duration_days": 30,</w:t>
+        <w:br/>
+        <w:t xml:space="preserve">    "video_limit": 3,</w:t>
+        <w:br/>
+        <w:t xml:space="preserve">    "product_limit": 10,</w:t>
+        <w:br/>
+        <w:t xml:space="preserve">    "video_limit_display": "3",</w:t>
+        <w:br/>
+        <w:t xml:space="preserve">    "product_limit_display": "10",</w:t>
+        <w:br/>
+        <w:t xml:space="preserve">    "description": "Up to 3 videos and 10 products. No payment required."</w:t>
+        <w:br/>
+        <w:t xml:space="preserve">  },</w:t>
+        <w:br/>
+        <w:t xml:space="preserve">  { "name": "basic", "price": "499.00", "video_limit_display": "20", ... },</w:t>
+        <w:br/>
+        <w:t xml:space="preserve">  { "name": "premium", "price": "999.00", "video_limit_display": "Unlimited", ... }</w:t>
+        <w:br/>
+        <w:t>]</w:t>
+      </w:r>
+    </w:p>
+    <w:p>
+      <w:pPr>
+        <w:spacing w:before="40" w:after="40"/>
+      </w:pPr>
+      <w:r>
+        <w:rPr>
+          <w:color w:val="CCCCCC"/>
+          <w:sz w:val="14"/>
+        </w:rPr>
+        <w:t>──────────────────────────────────────────────────────────────────────────────────────────</w:t>
+      </w:r>
+    </w:p>
+    <w:p>
+      <w:pPr>
+        <w:pStyle w:val="Heading2"/>
+      </w:pPr>
+      <w:r>
+        <w:t>STEP 40 — Check Wallet Balance  (Vendor Only)</w:t>
+      </w:r>
+    </w:p>
+    <w:p>
+      <w:pPr>
+        <w:spacing w:before="120"/>
+        <w:shd w:val="clear" w:color="auto" w:fill="D4EDDA"/>
+      </w:pPr>
+      <w:r>
+        <w:rPr>
+          <w:b/>
+          <w:color w:val="155524"/>
+          <w:sz w:val="20"/>
+        </w:rPr>
+        <w:t xml:space="preserve">  GET  </w:t>
+      </w:r>
+      <w:r>
+        <w:rPr>
+          <w:b/>
+          <w:color w:val="1F4E79"/>
+          <w:sz w:val="20"/>
+        </w:rPr>
+        <w:t xml:space="preserve">  {{base_url}}/billing/wallet/</w:t>
+      </w:r>
+      <w:r>
+        <w:rPr>
+          <w:i/>
+          <w:color w:val="777777"/>
+          <w:sz w:val="18"/>
+        </w:rPr>
+        <w:t xml:space="preserve">   [Vendor JWT]   [Sprint 7]</w:t>
+      </w:r>
+    </w:p>
+    <w:p>
+      <w:pPr>
+        <w:ind w:left="288"/>
+      </w:pPr>
+      <w:r>
+        <w:rPr>
+          <w:b w:val="0"/>
+          <w:sz w:val="20"/>
+        </w:rPr>
+        <w:t>Authorization: Bearer {{vendor_token}}</w:t>
+      </w:r>
+    </w:p>
+    <w:p>
+      <w:r>
+        <w:rPr>
+          <w:b w:val="0"/>
+          <w:sz w:val="22"/>
+        </w:rPr>
+        <w:t>No body.</w:t>
+      </w:r>
+    </w:p>
+    <w:p>
+      <w:r>
+        <w:rPr>
+          <w:b/>
+          <w:sz w:val="20"/>
+        </w:rPr>
+        <w:t>Expected Response  200 OK:</w:t>
+      </w:r>
+    </w:p>
+    <w:p>
+      <w:pPr>
+        <w:spacing w:before="40" w:after="40"/>
+        <w:ind w:left="288"/>
+        <w:shd w:val="clear" w:color="auto" w:fill="F0F0F0"/>
+      </w:pPr>
+      <w:r>
+        <w:rPr>
+          <w:rFonts w:ascii="Courier New" w:hAnsi="Courier New"/>
+          <w:color w:val="1A1A8C"/>
+          <w:sz w:val="18"/>
+        </w:rPr>
+        <w:t>{</w:t>
+        <w:br/>
+        <w:t xml:space="preserve">  "store_name": "Fashion Hub",</w:t>
+        <w:br/>
+        <w:t xml:space="preserve">  "wallet_balance": "0.00"</w:t>
+        <w:br/>
+        <w:t>}</w:t>
+      </w:r>
+    </w:p>
+    <w:p>
+      <w:pPr>
+        <w:spacing w:before="40" w:after="40"/>
+      </w:pPr>
+      <w:r>
+        <w:rPr>
+          <w:color w:val="CCCCCC"/>
+          <w:sz w:val="14"/>
+        </w:rPr>
+        <w:t>──────────────────────────────────────────────────────────────────────────────────────────</w:t>
+      </w:r>
+    </w:p>
+    <w:p>
+      <w:pPr>
+        <w:pStyle w:val="Heading2"/>
+      </w:pPr>
+      <w:r>
+        <w:t>STEP 41 — Top Up Wallet  (Vendor Only)</w:t>
+      </w:r>
+    </w:p>
+    <w:p>
+      <w:pPr>
+        <w:spacing w:before="120"/>
+        <w:shd w:val="clear" w:color="auto" w:fill="CCE5FF"/>
+      </w:pPr>
+      <w:r>
+        <w:rPr>
+          <w:b/>
+          <w:color w:val="004DAA"/>
+          <w:sz w:val="20"/>
+        </w:rPr>
+        <w:t xml:space="preserve">  POST  </w:t>
+      </w:r>
+      <w:r>
+        <w:rPr>
+          <w:b/>
+          <w:color w:val="1F4E79"/>
+          <w:sz w:val="20"/>
+        </w:rPr>
+        <w:t xml:space="preserve">  {{base_url}}/billing/topup/</w:t>
+      </w:r>
+      <w:r>
+        <w:rPr>
+          <w:i/>
+          <w:color w:val="777777"/>
+          <w:sz w:val="18"/>
+        </w:rPr>
+        <w:t xml:space="preserve">   [Vendor JWT]   [Sprint 7]</w:t>
+      </w:r>
+    </w:p>
+    <w:p>
+      <w:pPr>
+        <w:ind w:left="288"/>
+      </w:pPr>
+      <w:r>
+        <w:rPr>
+          <w:b w:val="0"/>
+          <w:sz w:val="20"/>
+        </w:rPr>
+        <w:t>Authorization: Bearer {{vendor_token}}</w:t>
+      </w:r>
+    </w:p>
+    <w:p>
+      <w:pPr>
+        <w:ind w:left="288"/>
+      </w:pPr>
+      <w:r>
+        <w:rPr>
+          <w:b w:val="0"/>
+          <w:sz w:val="20"/>
+        </w:rPr>
+        <w:t>Content-Type: application/json</w:t>
+      </w:r>
+    </w:p>
+    <w:p>
+      <w:r>
+        <w:rPr>
+          <w:b/>
+          <w:sz w:val="20"/>
+        </w:rPr>
+        <w:t>Request Body:</w:t>
+      </w:r>
+    </w:p>
+    <w:p>
+      <w:pPr>
+        <w:spacing w:before="40" w:after="40"/>
+        <w:ind w:left="288"/>
+        <w:shd w:val="clear" w:color="auto" w:fill="F0F0F0"/>
+      </w:pPr>
+      <w:r>
+        <w:rPr>
+          <w:rFonts w:ascii="Courier New" w:hAnsi="Courier New"/>
+          <w:color w:val="1A1A8C"/>
+          <w:sz w:val="18"/>
+        </w:rPr>
+        <w:t>{</w:t>
+        <w:br/>
+        <w:t xml:space="preserve">  "amount": "1000.00"</w:t>
+        <w:br/>
+        <w:t>}</w:t>
+      </w:r>
+    </w:p>
+    <w:p>
+      <w:pPr>
+        <w:ind w:left="288"/>
+        <w:shd w:val="clear" w:color="auto" w:fill="D1ECF1"/>
+      </w:pPr>
+      <w:r>
+        <w:rPr>
+          <w:i/>
+          <w:color w:val="0C5460"/>
+          <w:sz w:val="20"/>
+        </w:rPr>
+        <w:t xml:space="preserve">  💡  Swagger has two pre-filled examples: "Top up ₹500" and "Top up ₹1000".</w:t>
+        <w:br/>
+        <w:t>Dev mode: money is added instantly — no payment gateway.</w:t>
+      </w:r>
+    </w:p>
+    <w:p>
+      <w:r>
+        <w:rPr>
+          <w:b/>
+          <w:sz w:val="20"/>
+        </w:rPr>
+        <w:t>Expected Response  200 OK:</w:t>
+      </w:r>
+    </w:p>
+    <w:p>
+      <w:pPr>
+        <w:spacing w:before="40" w:after="40"/>
+        <w:ind w:left="288"/>
+        <w:shd w:val="clear" w:color="auto" w:fill="F0F0F0"/>
+      </w:pPr>
+      <w:r>
+        <w:rPr>
+          <w:rFonts w:ascii="Courier New" w:hAnsi="Courier New"/>
+          <w:color w:val="1A1A8C"/>
+          <w:sz w:val="18"/>
+        </w:rPr>
+        <w:t>{</w:t>
+        <w:br/>
+        <w:t xml:space="preserve">  "message": "₹1000.00 added to wallet.",</w:t>
+        <w:br/>
+        <w:t xml:space="preserve">  "amount_added": "1000.00",</w:t>
+        <w:br/>
+        <w:t xml:space="preserve">  "wallet_balance": "1000.00",</w:t>
+        <w:br/>
+        <w:t xml:space="preserve">  "transaction_id": "55a8c23d-..."</w:t>
+        <w:br/>
+        <w:t>}</w:t>
+      </w:r>
+    </w:p>
+    <w:p>
+      <w:pPr>
+        <w:ind w:left="288"/>
+        <w:shd w:val="clear" w:color="auto" w:fill="F8D7DA"/>
+      </w:pPr>
+      <w:r>
+        <w:rPr>
+          <w:i/>
+          <w:color w:val="7B1D1D"/>
+          <w:sz w:val="20"/>
+        </w:rPr>
+        <w:t xml:space="preserve">  🚫  400 — amount must be a positive number  (if amount is 0 or negative)</w:t>
+        <w:br/>
+        <w:t xml:space="preserve">     400 — validation_error  (if amount is not a number, e.g. "abc")</w:t>
+      </w:r>
+    </w:p>
+    <w:p>
+      <w:pPr>
+        <w:spacing w:before="40" w:after="40"/>
+      </w:pPr>
+      <w:r>
+        <w:rPr>
+          <w:color w:val="CCCCCC"/>
+          <w:sz w:val="14"/>
+        </w:rPr>
+        <w:t>──────────────────────────────────────────────────────────────────────────────────────────</w:t>
+      </w:r>
+    </w:p>
+    <w:p>
+      <w:pPr>
+        <w:pStyle w:val="Heading2"/>
+      </w:pPr>
+      <w:r>
+        <w:t>STEP 42 — Subscribe to a Plan  (Vendor Only)</w:t>
+      </w:r>
+    </w:p>
+    <w:p>
+      <w:pPr>
+        <w:spacing w:before="120"/>
+        <w:shd w:val="clear" w:color="auto" w:fill="CCE5FF"/>
+      </w:pPr>
+      <w:r>
+        <w:rPr>
+          <w:b/>
+          <w:color w:val="004DAA"/>
+          <w:sz w:val="20"/>
+        </w:rPr>
+        <w:t xml:space="preserve">  POST  </w:t>
+      </w:r>
+      <w:r>
+        <w:rPr>
+          <w:b/>
+          <w:color w:val="1F4E79"/>
+          <w:sz w:val="20"/>
+        </w:rPr>
+        <w:t xml:space="preserve">  {{base_url}}/billing/subscribe/</w:t>
+      </w:r>
+      <w:r>
+        <w:rPr>
+          <w:i/>
+          <w:color w:val="777777"/>
+          <w:sz w:val="18"/>
+        </w:rPr>
+        <w:t xml:space="preserve">   [Vendor JWT]   [Sprint 7]</w:t>
+      </w:r>
+    </w:p>
+    <w:p>
+      <w:pPr>
+        <w:ind w:left="288"/>
+      </w:pPr>
+      <w:r>
+        <w:rPr>
+          <w:b w:val="0"/>
+          <w:sz w:val="20"/>
+        </w:rPr>
+        <w:t>Authorization: Bearer {{vendor_token}}</w:t>
+      </w:r>
+    </w:p>
+    <w:p>
+      <w:pPr>
+        <w:ind w:left="288"/>
+      </w:pPr>
+      <w:r>
+        <w:rPr>
+          <w:b w:val="0"/>
+          <w:sz w:val="20"/>
+        </w:rPr>
+        <w:t>Content-Type: application/json</w:t>
+      </w:r>
+    </w:p>
+    <w:p>
+      <w:r>
+        <w:rPr>
+          <w:b/>
+          <w:sz w:val="20"/>
+        </w:rPr>
+        <w:t>Request Body:</w:t>
+      </w:r>
+    </w:p>
+    <w:p>
+      <w:pPr>
+        <w:spacing w:before="40" w:after="40"/>
+        <w:ind w:left="288"/>
+        <w:shd w:val="clear" w:color="auto" w:fill="F0F0F0"/>
+      </w:pPr>
+      <w:r>
+        <w:rPr>
+          <w:rFonts w:ascii="Courier New" w:hAnsi="Courier New"/>
+          <w:color w:val="1A1A8C"/>
+          <w:sz w:val="18"/>
+        </w:rPr>
+        <w:t>{</w:t>
+        <w:br/>
+        <w:t xml:space="preserve">  "plan_name": "basic"</w:t>
+        <w:br/>
+        <w:t>}</w:t>
+      </w:r>
+    </w:p>
+    <w:p>
+      <w:pPr>
+        <w:ind w:left="288"/>
+        <w:shd w:val="clear" w:color="auto" w:fill="D1ECF1"/>
+      </w:pPr>
+      <w:r>
+        <w:rPr>
+          <w:i/>
+          <w:color w:val="0C5460"/>
+          <w:sz w:val="20"/>
+        </w:rPr>
+        <w:t xml:space="preserve">  💡  Swagger has three pre-filled examples: "Subscribe Basic", "Subscribe Premium", "Subscribe Free".</w:t>
+        <w:br/>
+        <w:t>Valid plan_name values: free | basic | premium</w:t>
+        <w:br/>
+        <w:t>Subscribing again (same or different plan) replaces the current subscription.</w:t>
+      </w:r>
+    </w:p>
+    <w:p>
+      <w:r>
+        <w:rPr>
+          <w:b/>
+          <w:sz w:val="20"/>
+        </w:rPr>
+        <w:t>Expected Response  200 OK:</w:t>
+      </w:r>
+    </w:p>
+    <w:p>
+      <w:pPr>
+        <w:spacing w:before="40" w:after="40"/>
+        <w:ind w:left="288"/>
+        <w:shd w:val="clear" w:color="auto" w:fill="F0F0F0"/>
+      </w:pPr>
+      <w:r>
+        <w:rPr>
+          <w:rFonts w:ascii="Courier New" w:hAnsi="Courier New"/>
+          <w:color w:val="1A1A8C"/>
+          <w:sz w:val="18"/>
+        </w:rPr>
+        <w:t>{</w:t>
+        <w:br/>
+        <w:t xml:space="preserve">  "id": "e3f0d941-...",</w:t>
+        <w:br/>
+        <w:t xml:space="preserve">  "store_name": "Fashion Hub",</w:t>
+        <w:br/>
+        <w:t xml:space="preserve">  "plan": {</w:t>
+        <w:br/>
+        <w:t xml:space="preserve">    "name": "basic",</w:t>
+        <w:br/>
+        <w:t xml:space="preserve">    "display_name": "Basic Plan",</w:t>
+        <w:br/>
+        <w:t xml:space="preserve">    "price": "499.00",</w:t>
+        <w:br/>
+        <w:t xml:space="preserve">    "video_limit": 20,</w:t>
+        <w:br/>
+        <w:t xml:space="preserve">    "product_limit": 50</w:t>
+        <w:br/>
+        <w:t xml:space="preserve">  },</w:t>
+        <w:br/>
+        <w:t xml:space="preserve">  "started_at": "2026-05-15T19:24:45Z",</w:t>
+        <w:br/>
+        <w:t xml:space="preserve">  "expires_at": "2026-06-14T19:24:45Z",</w:t>
+        <w:br/>
+        <w:t xml:space="preserve">  "is_active": true,</w:t>
+        <w:br/>
+        <w:t xml:space="preserve">  "days_left": 29</w:t>
+        <w:br/>
+        <w:t>}</w:t>
+      </w:r>
+    </w:p>
+    <w:p>
+      <w:pPr>
+        <w:ind w:left="288"/>
+        <w:shd w:val="clear" w:color="auto" w:fill="D4EDDA"/>
+      </w:pPr>
+      <w:r>
+        <w:rPr>
+          <w:i/>
+          <w:color w:val="155724"/>
+          <w:sz w:val="20"/>
+        </w:rPr>
+        <w:t xml:space="preserve">  ✅  Wallet balance is deducted automatically. GET /billing/wallet/ will show updated balance.</w:t>
+      </w:r>
+    </w:p>
+    <w:p>
+      <w:pPr>
+        <w:ind w:left="288"/>
+        <w:shd w:val="clear" w:color="auto" w:fill="F8D7DA"/>
+      </w:pPr>
+      <w:r>
+        <w:rPr>
+          <w:i/>
+          <w:color w:val="7B1D1D"/>
+          <w:sz w:val="20"/>
+        </w:rPr>
+        <w:t xml:space="preserve">  🚫  400 — insufficient_balance  (not enough in wallet)</w:t>
+        <w:br/>
+        <w:t xml:space="preserve">     Fix: top up wallet first (Step 41), then retry subscribe.</w:t>
+        <w:br/>
+        <w:t xml:space="preserve">     404 — Plan not found  (wrong plan_name)</w:t>
+        <w:br/>
+        <w:t xml:space="preserve">     Fix: use exactly one of: free | basic | premium</w:t>
+      </w:r>
+    </w:p>
+    <w:p>
+      <w:pPr>
+        <w:spacing w:before="40" w:after="40"/>
+      </w:pPr>
+      <w:r>
+        <w:rPr>
+          <w:color w:val="CCCCCC"/>
+          <w:sz w:val="14"/>
+        </w:rPr>
+        <w:t>──────────────────────────────────────────────────────────────────────────────────────────</w:t>
+      </w:r>
+    </w:p>
+    <w:p>
+      <w:pPr>
+        <w:pStyle w:val="Heading2"/>
+      </w:pPr>
+      <w:r>
+        <w:t>STEP 43 — Subscription Status  (Vendor Only)</w:t>
+      </w:r>
+    </w:p>
+    <w:p>
+      <w:pPr>
+        <w:spacing w:before="120"/>
+        <w:shd w:val="clear" w:color="auto" w:fill="D4EDDA"/>
+      </w:pPr>
+      <w:r>
+        <w:rPr>
+          <w:b/>
+          <w:color w:val="155524"/>
+          <w:sz w:val="20"/>
+        </w:rPr>
+        <w:t xml:space="preserve">  GET  </w:t>
+      </w:r>
+      <w:r>
+        <w:rPr>
+          <w:b/>
+          <w:color w:val="1F4E79"/>
+          <w:sz w:val="20"/>
+        </w:rPr>
+        <w:t xml:space="preserve">  {{base_url}}/billing/subscription/</w:t>
+      </w:r>
+      <w:r>
+        <w:rPr>
+          <w:i/>
+          <w:color w:val="777777"/>
+          <w:sz w:val="18"/>
+        </w:rPr>
+        <w:t xml:space="preserve">   [Vendor JWT]   [Sprint 7]</w:t>
+      </w:r>
+    </w:p>
+    <w:p>
+      <w:pPr>
+        <w:ind w:left="288"/>
+      </w:pPr>
+      <w:r>
+        <w:rPr>
+          <w:b w:val="0"/>
+          <w:sz w:val="20"/>
+        </w:rPr>
+        <w:t>Authorization: Bearer {{vendor_token}}</w:t>
+      </w:r>
+    </w:p>
+    <w:p>
+      <w:r>
+        <w:rPr>
+          <w:b w:val="0"/>
+          <w:sz w:val="22"/>
+        </w:rPr>
+        <w:t>No body.</w:t>
+      </w:r>
+    </w:p>
+    <w:p>
+      <w:r>
+        <w:rPr>
+          <w:b w:val="0"/>
+          <w:sz w:val="20"/>
+        </w:rPr>
+        <w:t>Expected Response  200 OK — same shape as subscribe response.</w:t>
+      </w:r>
+    </w:p>
+    <w:p>
+      <w:pPr>
+        <w:ind w:left="288"/>
+        <w:shd w:val="clear" w:color="auto" w:fill="D1ECF1"/>
+      </w:pPr>
+      <w:r>
+        <w:rPr>
+          <w:i/>
+          <w:color w:val="0C5460"/>
+          <w:sz w:val="20"/>
+        </w:rPr>
+        <w:t xml:space="preserve">  💡  days_left shows how many days remain.</w:t>
+        <w:br/>
+        <w:t>If is_active=false, the plan has expired — subscribe again to reactivate.</w:t>
+        <w:br/>
+        <w:t>A vendor with no subscription gets 404 from this endpoint.</w:t>
+      </w:r>
+    </w:p>
+    <w:p>
+      <w:pPr>
+        <w:spacing w:before="40" w:after="40"/>
+      </w:pPr>
+      <w:r>
+        <w:rPr>
+          <w:color w:val="CCCCCC"/>
+          <w:sz w:val="14"/>
+        </w:rPr>
+        <w:t>──────────────────────────────────────────────────────────────────────────────────────────</w:t>
+      </w:r>
+    </w:p>
+    <w:p>
+      <w:pPr>
+        <w:pStyle w:val="Heading2"/>
+      </w:pPr>
+      <w:r>
+        <w:t>STEP 44 — Transaction History  (Vendor Only)</w:t>
+      </w:r>
+    </w:p>
+    <w:p>
+      <w:pPr>
+        <w:spacing w:before="120"/>
+        <w:shd w:val="clear" w:color="auto" w:fill="D4EDDA"/>
+      </w:pPr>
+      <w:r>
+        <w:rPr>
+          <w:b/>
+          <w:color w:val="155524"/>
+          <w:sz w:val="20"/>
+        </w:rPr>
+        <w:t xml:space="preserve">  GET  </w:t>
+      </w:r>
+      <w:r>
+        <w:rPr>
+          <w:b/>
+          <w:color w:val="1F4E79"/>
+          <w:sz w:val="20"/>
+        </w:rPr>
+        <w:t xml:space="preserve">  {{base_url}}/billing/transactions/</w:t>
+      </w:r>
+      <w:r>
+        <w:rPr>
+          <w:i/>
+          <w:color w:val="777777"/>
+          <w:sz w:val="18"/>
+        </w:rPr>
+        <w:t xml:space="preserve">   [Vendor JWT]   [Sprint 7]</w:t>
+      </w:r>
+    </w:p>
+    <w:p>
+      <w:pPr>
+        <w:ind w:left="288"/>
+      </w:pPr>
+      <w:r>
+        <w:rPr>
+          <w:b w:val="0"/>
+          <w:sz w:val="20"/>
+        </w:rPr>
+        <w:t>Authorization: Bearer {{vendor_token}}</w:t>
+      </w:r>
+    </w:p>
+    <w:p>
+      <w:r>
+        <w:rPr>
+          <w:b w:val="0"/>
+          <w:sz w:val="22"/>
+        </w:rPr>
+        <w:t>No body.</w:t>
+      </w:r>
+    </w:p>
+    <w:p>
+      <w:r>
+        <w:rPr>
+          <w:b/>
+          <w:sz w:val="20"/>
+        </w:rPr>
+        <w:t>Expected Response  200 OK:</w:t>
+      </w:r>
+    </w:p>
+    <w:p>
+      <w:pPr>
+        <w:spacing w:before="40" w:after="40"/>
+        <w:ind w:left="288"/>
+        <w:shd w:val="clear" w:color="auto" w:fill="F0F0F0"/>
+      </w:pPr>
+      <w:r>
+        <w:rPr>
+          <w:rFonts w:ascii="Courier New" w:hAnsi="Courier New"/>
+          <w:color w:val="1A1A8C"/>
+          <w:sz w:val="18"/>
+        </w:rPr>
+        <w:t>[</w:t>
+        <w:br/>
+        <w:t xml:space="preserve">  {</w:t>
+        <w:br/>
+        <w:t xml:space="preserve">    "id": "...",</w:t>
+        <w:br/>
+        <w:t xml:space="preserve">    "type": "subscription",</w:t>
+        <w:br/>
+        <w:t xml:space="preserve">    "amount": "-499.00",</w:t>
+        <w:br/>
+        <w:t xml:space="preserve">    "description": "Subscribed to Basic Plan",</w:t>
+        <w:br/>
+        <w:t xml:space="preserve">    "reference_id": "SUB-BASIC-1747315485",</w:t>
+        <w:br/>
+        <w:t xml:space="preserve">    "balance_after": "501.00",</w:t>
+        <w:br/>
+        <w:t xml:space="preserve">    "created_at": "2026-05-15T19:24:45Z"</w:t>
+        <w:br/>
+        <w:t xml:space="preserve">  },</w:t>
+        <w:br/>
+        <w:t xml:space="preserve">  {</w:t>
+        <w:br/>
+        <w:t xml:space="preserve">    "type": "topup",</w:t>
+        <w:br/>
+        <w:t xml:space="preserve">    "amount": "1000.00",</w:t>
+        <w:br/>
+        <w:t xml:space="preserve">    "description": "Wallet top-up of ₹1000.00",</w:t>
+        <w:br/>
+        <w:t xml:space="preserve">    "reference_id": "DEV-TOPUP-1747315200",</w:t>
+        <w:br/>
+        <w:t xml:space="preserve">    "balance_after": "1000.00"</w:t>
+        <w:br/>
+        <w:t xml:space="preserve">  }</w:t>
+        <w:br/>
+        <w:t>]</w:t>
+      </w:r>
+    </w:p>
+    <w:p>
+      <w:pPr>
+        <w:ind w:left="288"/>
+        <w:shd w:val="clear" w:color="auto" w:fill="D1ECF1"/>
+      </w:pPr>
+      <w:r>
+        <w:rPr>
+          <w:i/>
+          <w:color w:val="0C5460"/>
+          <w:sz w:val="20"/>
+        </w:rPr>
+        <w:t xml:space="preserve">  💡  Top-up entries have positive amount. Subscription entries have negative amount.</w:t>
+        <w:br/>
+        <w:t>Sorted newest first. Free plan subscriptions create NO transaction (no money moved).</w:t>
+      </w:r>
+    </w:p>
+    <w:p>
+      <w:r>
+        <w:br w:type="page"/>
+      </w:r>
+    </w:p>
+    <w:p>
+      <w:pPr>
+        <w:pStyle w:val="Heading1"/>
+      </w:pPr>
+      <w:r>
         <w:t>4. Error Cases to Test</w:t>
       </w:r>
     </w:p>
@@ -16001,7 +17538,7 @@
         <w:pStyle w:val="Heading2"/>
       </w:pPr>
       <w:r>
-        <w:t>Video Error Cases  (Sprint 4)</w:t>
+        <w:t>Billing Error Cases  (Sprint 7)</w:t>
       </w:r>
     </w:p>
     <w:tbl>
@@ -16019,7 +17556,7 @@
       <w:tr>
         <w:tc>
           <w:tcPr>
-            <w:tcW w:type="dxa" w:w="2880"/>
+            <w:tcW w:type="dxa" w:w="2736"/>
             <w:shd w:val="clear" w:color="auto" w:fill="1F4E79"/>
           </w:tcPr>
           <w:p>
@@ -16035,7 +17572,7 @@
         </w:tc>
         <w:tc>
           <w:tcPr>
-            <w:tcW w:type="dxa" w:w="3456"/>
+            <w:tcW w:type="dxa" w:w="3744"/>
             <w:shd w:val="clear" w:color="auto" w:fill="1F4E79"/>
           </w:tcPr>
           <w:p>
@@ -16045,13 +17582,13 @@
                 <w:color w:val="FFFFFF"/>
                 <w:sz w:val="20"/>
               </w:rPr>
-              <w:t>Request</w:t>
-            </w:r>
-          </w:p>
-        </w:tc>
-        <w:tc>
-          <w:tcPr>
-            <w:tcW w:type="dxa" w:w="3168"/>
+              <w:t>Request / Situation</w:t>
+            </w:r>
+          </w:p>
+        </w:tc>
+        <w:tc>
+          <w:tcPr>
+            <w:tcW w:type="dxa" w:w="3024"/>
             <w:shd w:val="clear" w:color="auto" w:fill="1F4E79"/>
           </w:tcPr>
           <w:p>
@@ -16069,7 +17606,7 @@
       <w:tr>
         <w:tc>
           <w:tcPr>
-            <w:tcW w:type="dxa" w:w="2880"/>
+            <w:tcW w:type="dxa" w:w="2736"/>
             <w:shd w:val="clear" w:color="auto" w:fill="DEEAF1"/>
           </w:tcPr>
           <w:p>
@@ -16077,13 +17614,13 @@
               <w:rPr>
                 <w:sz w:val="19"/>
               </w:rPr>
-              <w:t>No store — request upload</w:t>
-            </w:r>
-          </w:p>
-        </w:tc>
-        <w:tc>
-          <w:tcPr>
-            <w:tcW w:type="dxa" w:w="3456"/>
+              <w:t>Top-up — zero amount</w:t>
+            </w:r>
+          </w:p>
+        </w:tc>
+        <w:tc>
+          <w:tcPr>
+            <w:tcW w:type="dxa" w:w="3744"/>
             <w:shd w:val="clear" w:color="auto" w:fill="DEEAF1"/>
           </w:tcPr>
           <w:p>
@@ -16091,13 +17628,13 @@
               <w:rPr>
                 <w:sz w:val="19"/>
               </w:rPr>
-              <w:t>POST /videos/request-upload/ before store created</w:t>
-            </w:r>
-          </w:p>
-        </w:tc>
-        <w:tc>
-          <w:tcPr>
-            <w:tcW w:type="dxa" w:w="3168"/>
+              <w:t>POST /billing/topup/ {"amount": "0"}</w:t>
+            </w:r>
+          </w:p>
+        </w:tc>
+        <w:tc>
+          <w:tcPr>
+            <w:tcW w:type="dxa" w:w="3024"/>
             <w:shd w:val="clear" w:color="auto" w:fill="DEEAF1"/>
           </w:tcPr>
           <w:p>
@@ -16105,7 +17642,7 @@
               <w:rPr>
                 <w:sz w:val="19"/>
               </w:rPr>
-              <w:t>400 — Create a store first</w:t>
+              <w:t>400 — amount must be a positive number</w:t>
             </w:r>
           </w:p>
         </w:tc>
@@ -16113,40 +17650,40 @@
       <w:tr>
         <w:tc>
           <w:tcPr>
-            <w:tcW w:type="dxa" w:w="2880"/>
-          </w:tcPr>
-          <w:p>
-            <w:r>
-              <w:rPr>
-                <w:sz w:val="19"/>
-              </w:rPr>
-              <w:t>Missing title</w:t>
-            </w:r>
-          </w:p>
-        </w:tc>
-        <w:tc>
-          <w:tcPr>
-            <w:tcW w:type="dxa" w:w="3456"/>
-          </w:tcPr>
-          <w:p>
-            <w:r>
-              <w:rPr>
-                <w:sz w:val="19"/>
-              </w:rPr>
-              <w:t>POST /videos/request-upload/ with no title field</w:t>
-            </w:r>
-          </w:p>
-        </w:tc>
-        <w:tc>
-          <w:tcPr>
-            <w:tcW w:type="dxa" w:w="3168"/>
-          </w:tcPr>
-          <w:p>
-            <w:r>
-              <w:rPr>
-                <w:sz w:val="19"/>
-              </w:rPr>
-              <w:t>400 — This field is required</w:t>
+            <w:tcW w:type="dxa" w:w="2736"/>
+          </w:tcPr>
+          <w:p>
+            <w:r>
+              <w:rPr>
+                <w:sz w:val="19"/>
+              </w:rPr>
+              <w:t>Top-up — negative amount</w:t>
+            </w:r>
+          </w:p>
+        </w:tc>
+        <w:tc>
+          <w:tcPr>
+            <w:tcW w:type="dxa" w:w="3744"/>
+          </w:tcPr>
+          <w:p>
+            <w:r>
+              <w:rPr>
+                <w:sz w:val="19"/>
+              </w:rPr>
+              <w:t>POST /billing/topup/ {"amount": "-100"}</w:t>
+            </w:r>
+          </w:p>
+        </w:tc>
+        <w:tc>
+          <w:tcPr>
+            <w:tcW w:type="dxa" w:w="3024"/>
+          </w:tcPr>
+          <w:p>
+            <w:r>
+              <w:rPr>
+                <w:sz w:val="19"/>
+              </w:rPr>
+              <w:t>400 — validation_error</w:t>
             </w:r>
           </w:p>
         </w:tc>
@@ -16154,7 +17691,7 @@
       <w:tr>
         <w:tc>
           <w:tcPr>
-            <w:tcW w:type="dxa" w:w="2880"/>
+            <w:tcW w:type="dxa" w:w="2736"/>
             <w:shd w:val="clear" w:color="auto" w:fill="DEEAF1"/>
           </w:tcPr>
           <w:p>
@@ -16162,13 +17699,13 @@
               <w:rPr>
                 <w:sz w:val="19"/>
               </w:rPr>
-              <w:t>Customer calls request-upload</w:t>
-            </w:r>
-          </w:p>
-        </w:tc>
-        <w:tc>
-          <w:tcPr>
-            <w:tcW w:type="dxa" w:w="3456"/>
+              <w:t>Top-up — non-numeric</w:t>
+            </w:r>
+          </w:p>
+        </w:tc>
+        <w:tc>
+          <w:tcPr>
+            <w:tcW w:type="dxa" w:w="3744"/>
             <w:shd w:val="clear" w:color="auto" w:fill="DEEAF1"/>
           </w:tcPr>
           <w:p>
@@ -16176,13 +17713,13 @@
               <w:rPr>
                 <w:sz w:val="19"/>
               </w:rPr>
-              <w:t>POST /videos/request-upload/ with customer token</w:t>
-            </w:r>
-          </w:p>
-        </w:tc>
-        <w:tc>
-          <w:tcPr>
-            <w:tcW w:type="dxa" w:w="3168"/>
+              <w:t>POST /billing/topup/ {"amount": "abc"}</w:t>
+            </w:r>
+          </w:p>
+        </w:tc>
+        <w:tc>
+          <w:tcPr>
+            <w:tcW w:type="dxa" w:w="3024"/>
             <w:shd w:val="clear" w:color="auto" w:fill="DEEAF1"/>
           </w:tcPr>
           <w:p>
@@ -16190,7 +17727,7 @@
               <w:rPr>
                 <w:sz w:val="19"/>
               </w:rPr>
-              <w:t>403 — Vendor access only</w:t>
+              <w:t>400 — validation_error</w:t>
             </w:r>
           </w:p>
         </w:tc>
@@ -16198,40 +17735,40 @@
       <w:tr>
         <w:tc>
           <w:tcPr>
-            <w:tcW w:type="dxa" w:w="2880"/>
-          </w:tcPr>
-          <w:p>
-            <w:r>
-              <w:rPr>
-                <w:sz w:val="19"/>
-              </w:rPr>
-              <w:t>Confirm already-ready video</w:t>
-            </w:r>
-          </w:p>
-        </w:tc>
-        <w:tc>
-          <w:tcPr>
-            <w:tcW w:type="dxa" w:w="3456"/>
-          </w:tcPr>
-          <w:p>
-            <w:r>
-              <w:rPr>
-                <w:sz w:val="19"/>
-              </w:rPr>
-              <w:t>POST /videos/&lt;id&gt;/confirm-upload/ on ready video</w:t>
-            </w:r>
-          </w:p>
-        </w:tc>
-        <w:tc>
-          <w:tcPr>
-            <w:tcW w:type="dxa" w:w="3168"/>
-          </w:tcPr>
-          <w:p>
-            <w:r>
-              <w:rPr>
-                <w:sz w:val="19"/>
-              </w:rPr>
-              <w:t>400 — Video already in "ready" state</w:t>
+            <w:tcW w:type="dxa" w:w="2736"/>
+          </w:tcPr>
+          <w:p>
+            <w:r>
+              <w:rPr>
+                <w:sz w:val="19"/>
+              </w:rPr>
+              <w:t>Top-up — no auth</w:t>
+            </w:r>
+          </w:p>
+        </w:tc>
+        <w:tc>
+          <w:tcPr>
+            <w:tcW w:type="dxa" w:w="3744"/>
+          </w:tcPr>
+          <w:p>
+            <w:r>
+              <w:rPr>
+                <w:sz w:val="19"/>
+              </w:rPr>
+              <w:t>POST /billing/topup/ — no Authorization header</w:t>
+            </w:r>
+          </w:p>
+        </w:tc>
+        <w:tc>
+          <w:tcPr>
+            <w:tcW w:type="dxa" w:w="3024"/>
+          </w:tcPr>
+          <w:p>
+            <w:r>
+              <w:rPr>
+                <w:sz w:val="19"/>
+              </w:rPr>
+              <w:t>401 — authentication_failed</w:t>
             </w:r>
           </w:p>
         </w:tc>
@@ -16239,7 +17776,7 @@
       <w:tr>
         <w:tc>
           <w:tcPr>
-            <w:tcW w:type="dxa" w:w="2880"/>
+            <w:tcW w:type="dxa" w:w="2736"/>
             <w:shd w:val="clear" w:color="auto" w:fill="DEEAF1"/>
           </w:tcPr>
           <w:p>
@@ -16247,13 +17784,13 @@
               <w:rPr>
                 <w:sz w:val="19"/>
               </w:rPr>
-              <w:t>Duration too long</w:t>
-            </w:r>
-          </w:p>
-        </w:tc>
-        <w:tc>
-          <w:tcPr>
-            <w:tcW w:type="dxa" w:w="3456"/>
+              <w:t>Top-up — customer token</w:t>
+            </w:r>
+          </w:p>
+        </w:tc>
+        <w:tc>
+          <w:tcPr>
+            <w:tcW w:type="dxa" w:w="3744"/>
             <w:shd w:val="clear" w:color="auto" w:fill="DEEAF1"/>
           </w:tcPr>
           <w:p>
@@ -16261,13 +17798,13 @@
               <w:rPr>
                 <w:sz w:val="19"/>
               </w:rPr>
-              <w:t>POST /videos/&lt;id&gt;/confirm-upload/ — duration_seconds=120</w:t>
-            </w:r>
-          </w:p>
-        </w:tc>
-        <w:tc>
-          <w:tcPr>
-            <w:tcW w:type="dxa" w:w="3168"/>
+              <w:t>POST /billing/topup/ — customer token</w:t>
+            </w:r>
+          </w:p>
+        </w:tc>
+        <w:tc>
+          <w:tcPr>
+            <w:tcW w:type="dxa" w:w="3024"/>
             <w:shd w:val="clear" w:color="auto" w:fill="DEEAF1"/>
           </w:tcPr>
           <w:p>
@@ -16275,7 +17812,7 @@
               <w:rPr>
                 <w:sz w:val="19"/>
               </w:rPr>
-              <w:t>400 — cannot exceed 60 seconds</w:t>
+              <w:t>403 — Vendor access only</w:t>
             </w:r>
           </w:p>
         </w:tc>
@@ -16283,40 +17820,40 @@
       <w:tr>
         <w:tc>
           <w:tcPr>
-            <w:tcW w:type="dxa" w:w="2880"/>
-          </w:tcPr>
-          <w:p>
-            <w:r>
-              <w:rPr>
-                <w:sz w:val="19"/>
-              </w:rPr>
-              <w:t>Confirm another vendor video</w:t>
-            </w:r>
-          </w:p>
-        </w:tc>
-        <w:tc>
-          <w:tcPr>
-            <w:tcW w:type="dxa" w:w="3456"/>
-          </w:tcPr>
-          <w:p>
-            <w:r>
-              <w:rPr>
-                <w:sz w:val="19"/>
-              </w:rPr>
-              <w:t>POST /videos/&lt;id&gt;/confirm-upload/ — wrong vendor</w:t>
-            </w:r>
-          </w:p>
-        </w:tc>
-        <w:tc>
-          <w:tcPr>
-            <w:tcW w:type="dxa" w:w="3168"/>
-          </w:tcPr>
-          <w:p>
-            <w:r>
-              <w:rPr>
-                <w:sz w:val="19"/>
-              </w:rPr>
-              <w:t>404 — not_found</w:t>
+            <w:tcW w:type="dxa" w:w="2736"/>
+          </w:tcPr>
+          <w:p>
+            <w:r>
+              <w:rPr>
+                <w:sz w:val="19"/>
+              </w:rPr>
+              <w:t>Subscribe — bad plan name</w:t>
+            </w:r>
+          </w:p>
+        </w:tc>
+        <w:tc>
+          <w:tcPr>
+            <w:tcW w:type="dxa" w:w="3744"/>
+          </w:tcPr>
+          <w:p>
+            <w:r>
+              <w:rPr>
+                <w:sz w:val="19"/>
+              </w:rPr>
+              <w:t>POST /billing/subscribe/ {"plan_name": "gold"}</w:t>
+            </w:r>
+          </w:p>
+        </w:tc>
+        <w:tc>
+          <w:tcPr>
+            <w:tcW w:type="dxa" w:w="3024"/>
+          </w:tcPr>
+          <w:p>
+            <w:r>
+              <w:rPr>
+                <w:sz w:val="19"/>
+              </w:rPr>
+              <w:t>404 — Plan not found</w:t>
             </w:r>
           </w:p>
         </w:tc>
@@ -16324,7 +17861,7 @@
       <w:tr>
         <w:tc>
           <w:tcPr>
-            <w:tcW w:type="dxa" w:w="2880"/>
+            <w:tcW w:type="dxa" w:w="2736"/>
             <w:shd w:val="clear" w:color="auto" w:fill="DEEAF1"/>
           </w:tcPr>
           <w:p>
@@ -16332,13 +17869,13 @@
               <w:rPr>
                 <w:sz w:val="19"/>
               </w:rPr>
-              <w:t>Feed without lat/lng</w:t>
-            </w:r>
-          </w:p>
-        </w:tc>
-        <w:tc>
-          <w:tcPr>
-            <w:tcW w:type="dxa" w:w="3456"/>
+              <w:t>Subscribe — insufficient bal</w:t>
+            </w:r>
+          </w:p>
+        </w:tc>
+        <w:tc>
+          <w:tcPr>
+            <w:tcW w:type="dxa" w:w="3744"/>
             <w:shd w:val="clear" w:color="auto" w:fill="DEEAF1"/>
           </w:tcPr>
           <w:p>
@@ -16346,13 +17883,13 @@
               <w:rPr>
                 <w:sz w:val="19"/>
               </w:rPr>
-              <w:t>GET /videos/feed/ — no ?lat=&amp;lng= params</w:t>
-            </w:r>
-          </w:p>
-        </w:tc>
-        <w:tc>
-          <w:tcPr>
-            <w:tcW w:type="dxa" w:w="3168"/>
+              <w:t>POST /billing/subscribe/ {"plan_name": "premium"} — balance too low</w:t>
+            </w:r>
+          </w:p>
+        </w:tc>
+        <w:tc>
+          <w:tcPr>
+            <w:tcW w:type="dxa" w:w="3024"/>
             <w:shd w:val="clear" w:color="auto" w:fill="DEEAF1"/>
           </w:tcPr>
           <w:p>
@@ -16360,7 +17897,7 @@
               <w:rPr>
                 <w:sz w:val="19"/>
               </w:rPr>
-              <w:t>400 — lat and lng are required numbers</w:t>
+              <w:t>400 — insufficient_balance</w:t>
             </w:r>
           </w:p>
         </w:tc>
@@ -16368,40 +17905,40 @@
       <w:tr>
         <w:tc>
           <w:tcPr>
-            <w:tcW w:type="dxa" w:w="2880"/>
-          </w:tcPr>
-          <w:p>
-            <w:r>
-              <w:rPr>
-                <w:sz w:val="19"/>
-              </w:rPr>
-              <w:t>Detail on processing video</w:t>
-            </w:r>
-          </w:p>
-        </w:tc>
-        <w:tc>
-          <w:tcPr>
-            <w:tcW w:type="dxa" w:w="3456"/>
-          </w:tcPr>
-          <w:p>
-            <w:r>
-              <w:rPr>
-                <w:sz w:val="19"/>
-              </w:rPr>
-              <w:t>GET /videos/&lt;id&gt;/ while status=processing</w:t>
-            </w:r>
-          </w:p>
-        </w:tc>
-        <w:tc>
-          <w:tcPr>
-            <w:tcW w:type="dxa" w:w="3168"/>
-          </w:tcPr>
-          <w:p>
-            <w:r>
-              <w:rPr>
-                <w:sz w:val="19"/>
-              </w:rPr>
-              <w:t>404 — not_found (only ready shown)</w:t>
+            <w:tcW w:type="dxa" w:w="2736"/>
+          </w:tcPr>
+          <w:p>
+            <w:r>
+              <w:rPr>
+                <w:sz w:val="19"/>
+              </w:rPr>
+              <w:t>Subscription status — no sub</w:t>
+            </w:r>
+          </w:p>
+        </w:tc>
+        <w:tc>
+          <w:tcPr>
+            <w:tcW w:type="dxa" w:w="3744"/>
+          </w:tcPr>
+          <w:p>
+            <w:r>
+              <w:rPr>
+                <w:sz w:val="19"/>
+              </w:rPr>
+              <w:t>GET /billing/subscription/ — never subscribed</w:t>
+            </w:r>
+          </w:p>
+        </w:tc>
+        <w:tc>
+          <w:tcPr>
+            <w:tcW w:type="dxa" w:w="3024"/>
+          </w:tcPr>
+          <w:p>
+            <w:r>
+              <w:rPr>
+                <w:sz w:val="19"/>
+              </w:rPr>
+              <w:t>404 — No subscription found</w:t>
             </w:r>
           </w:p>
         </w:tc>
@@ -16409,7 +17946,7 @@
       <w:tr>
         <w:tc>
           <w:tcPr>
-            <w:tcW w:type="dxa" w:w="2880"/>
+            <w:tcW w:type="dxa" w:w="2736"/>
             <w:shd w:val="clear" w:color="auto" w:fill="DEEAF1"/>
           </w:tcPr>
           <w:p>
@@ -16417,13 +17954,13 @@
               <w:rPr>
                 <w:sz w:val="19"/>
               </w:rPr>
-              <w:t>Like without auth</w:t>
-            </w:r>
-          </w:p>
-        </w:tc>
-        <w:tc>
-          <w:tcPr>
-            <w:tcW w:type="dxa" w:w="3456"/>
+              <w:t>Wallet — no store</w:t>
+            </w:r>
+          </w:p>
+        </w:tc>
+        <w:tc>
+          <w:tcPr>
+            <w:tcW w:type="dxa" w:w="3744"/>
             <w:shd w:val="clear" w:color="auto" w:fill="DEEAF1"/>
           </w:tcPr>
           <w:p>
@@ -16431,13 +17968,13 @@
               <w:rPr>
                 <w:sz w:val="19"/>
               </w:rPr>
-              <w:t>POST /videos/&lt;id&gt;/like/ — no auth header</w:t>
-            </w:r>
-          </w:p>
-        </w:tc>
-        <w:tc>
-          <w:tcPr>
-            <w:tcW w:type="dxa" w:w="3168"/>
+              <w:t>GET /billing/wallet/ — vendor with no store</w:t>
+            </w:r>
+          </w:p>
+        </w:tc>
+        <w:tc>
+          <w:tcPr>
+            <w:tcW w:type="dxa" w:w="3024"/>
             <w:shd w:val="clear" w:color="auto" w:fill="DEEAF1"/>
           </w:tcPr>
           <w:p>
@@ -16445,7 +17982,7 @@
               <w:rPr>
                 <w:sz w:val="19"/>
               </w:rPr>
-              <w:t>401 — authentication_failed</w:t>
+              <w:t>404 — not_found</w:t>
             </w:r>
           </w:p>
         </w:tc>
@@ -16453,40 +17990,40 @@
       <w:tr>
         <w:tc>
           <w:tcPr>
-            <w:tcW w:type="dxa" w:w="2880"/>
-          </w:tcPr>
-          <w:p>
-            <w:r>
-              <w:rPr>
-                <w:sz w:val="19"/>
-              </w:rPr>
-              <w:t>Update another vendor video</w:t>
-            </w:r>
-          </w:p>
-        </w:tc>
-        <w:tc>
-          <w:tcPr>
-            <w:tcW w:type="dxa" w:w="3456"/>
-          </w:tcPr>
-          <w:p>
-            <w:r>
-              <w:rPr>
-                <w:sz w:val="19"/>
-              </w:rPr>
-              <w:t>PATCH /videos/&lt;id&gt;/update/ — different vendor token</w:t>
-            </w:r>
-          </w:p>
-        </w:tc>
-        <w:tc>
-          <w:tcPr>
-            <w:tcW w:type="dxa" w:w="3168"/>
-          </w:tcPr>
-          <w:p>
-            <w:r>
-              <w:rPr>
-                <w:sz w:val="19"/>
-              </w:rPr>
-              <w:t>404 — not_found</w:t>
+            <w:tcW w:type="dxa" w:w="2736"/>
+          </w:tcPr>
+          <w:p>
+            <w:r>
+              <w:rPr>
+                <w:sz w:val="19"/>
+              </w:rPr>
+              <w:t>Video limit reached</w:t>
+            </w:r>
+          </w:p>
+        </w:tc>
+        <w:tc>
+          <w:tcPr>
+            <w:tcW w:type="dxa" w:w="3744"/>
+          </w:tcPr>
+          <w:p>
+            <w:r>
+              <w:rPr>
+                <w:sz w:val="19"/>
+              </w:rPr>
+              <w:t>POST /videos/request-upload/ on Free plan (&gt;3 videos)</w:t>
+            </w:r>
+          </w:p>
+        </w:tc>
+        <w:tc>
+          <w:tcPr>
+            <w:tcW w:type="dxa" w:w="3024"/>
+          </w:tcPr>
+          <w:p>
+            <w:r>
+              <w:rPr>
+                <w:sz w:val="19"/>
+              </w:rPr>
+              <w:t>403 — plan_limit_reached</w:t>
             </w:r>
           </w:p>
         </w:tc>
@@ -16494,7 +18031,7 @@
       <w:tr>
         <w:tc>
           <w:tcPr>
-            <w:tcW w:type="dxa" w:w="2880"/>
+            <w:tcW w:type="dxa" w:w="2736"/>
             <w:shd w:val="clear" w:color="auto" w:fill="DEEAF1"/>
           </w:tcPr>
           <w:p>
@@ -16502,13 +18039,13 @@
               <w:rPr>
                 <w:sz w:val="19"/>
               </w:rPr>
-              <w:t>Delete another vendor video</w:t>
-            </w:r>
-          </w:p>
-        </w:tc>
-        <w:tc>
-          <w:tcPr>
-            <w:tcW w:type="dxa" w:w="3456"/>
+              <w:t>Product limit reached</w:t>
+            </w:r>
+          </w:p>
+        </w:tc>
+        <w:tc>
+          <w:tcPr>
+            <w:tcW w:type="dxa" w:w="3744"/>
             <w:shd w:val="clear" w:color="auto" w:fill="DEEAF1"/>
           </w:tcPr>
           <w:p>
@@ -16516,13 +18053,13 @@
               <w:rPr>
                 <w:sz w:val="19"/>
               </w:rPr>
-              <w:t>DELETE /videos/&lt;id&gt;/delete/ — different vendor</w:t>
-            </w:r>
-          </w:p>
-        </w:tc>
-        <w:tc>
-          <w:tcPr>
-            <w:tcW w:type="dxa" w:w="3168"/>
+              <w:t>POST /products/ on Free plan (&gt;10 products)</w:t>
+            </w:r>
+          </w:p>
+        </w:tc>
+        <w:tc>
+          <w:tcPr>
+            <w:tcW w:type="dxa" w:w="3024"/>
             <w:shd w:val="clear" w:color="auto" w:fill="DEEAF1"/>
           </w:tcPr>
           <w:p>
@@ -16530,48 +18067,7 @@
               <w:rPr>
                 <w:sz w:val="19"/>
               </w:rPr>
-              <w:t>404 — not_found</w:t>
-            </w:r>
-          </w:p>
-        </w:tc>
-      </w:tr>
-      <w:tr>
-        <w:tc>
-          <w:tcPr>
-            <w:tcW w:type="dxa" w:w="2880"/>
-          </w:tcPr>
-          <w:p>
-            <w:r>
-              <w:rPr>
-                <w:sz w:val="19"/>
-              </w:rPr>
-              <w:t>Delete with customer token</w:t>
-            </w:r>
-          </w:p>
-        </w:tc>
-        <w:tc>
-          <w:tcPr>
-            <w:tcW w:type="dxa" w:w="3456"/>
-          </w:tcPr>
-          <w:p>
-            <w:r>
-              <w:rPr>
-                <w:sz w:val="19"/>
-              </w:rPr>
-              <w:t>DELETE /videos/&lt;id&gt;/delete/ — customer token</w:t>
-            </w:r>
-          </w:p>
-        </w:tc>
-        <w:tc>
-          <w:tcPr>
-            <w:tcW w:type="dxa" w:w="3168"/>
-          </w:tcPr>
-          <w:p>
-            <w:r>
-              <w:rPr>
-                <w:sz w:val="19"/>
-              </w:rPr>
-              <w:t>403 — Vendor access only</w:t>
+              <w:t>403 — plan_limit_reached</w:t>
             </w:r>
           </w:p>
         </w:tc>
@@ -16579,527 +18075,11 @@
     </w:tbl>
     <w:p/>
     <w:p>
-      <w:r>
-        <w:br w:type="page"/>
-      </w:r>
-    </w:p>
-    <w:p>
-      <w:pPr>
-        <w:pStyle w:val="Heading1"/>
-      </w:pPr>
-      <w:r>
-        <w:t>5. Postman Quick Setup</w:t>
-      </w:r>
-    </w:p>
-    <w:p>
       <w:pPr>
         <w:pStyle w:val="Heading2"/>
       </w:pPr>
       <w:r>
-        <w:t>Collection Folder Structure (recommended)</w:t>
-      </w:r>
-    </w:p>
-    <w:p>
-      <w:pPr>
-        <w:spacing w:before="40" w:after="40"/>
-        <w:ind w:left="288"/>
-        <w:shd w:val="clear" w:color="auto" w:fill="F0F0F0"/>
-      </w:pPr>
-      <w:r>
-        <w:rPr>
-          <w:rFonts w:ascii="Courier New" w:hAnsi="Courier New"/>
-          <w:color w:val="1A1A8C"/>
-          <w:sz w:val="18"/>
-        </w:rPr>
-        <w:t>NearKart Local</w:t>
-        <w:br/>
-        <w:t>├── 0. Setup</w:t>
-        <w:br/>
-        <w:t>│   └── Health Check</w:t>
-        <w:br/>
-        <w:t>├── 1. Auth</w:t>
-        <w:br/>
-        <w:t>│   ├── Send OTP (Vendor)</w:t>
-        <w:br/>
-        <w:t>│   ├── Verify OTP (Vendor) ← Tests script saves vendor_token</w:t>
-        <w:br/>
-        <w:t>│   ├── Send OTP (Customer)</w:t>
-        <w:br/>
-        <w:t>│   ├── Verify OTP (Customer) ← Tests script saves customer_token + customer_id</w:t>
-        <w:br/>
-        <w:t>│   ├── Get Profile</w:t>
-        <w:br/>
-        <w:t>│   ├── Update Profile</w:t>
-        <w:br/>
-        <w:t>│   ├── Update Location</w:t>
-        <w:br/>
-        <w:t>│   ├── Refresh Token</w:t>
-        <w:br/>
-        <w:t>│   └── Logout</w:t>
-        <w:br/>
-        <w:t>├── 2. Stores</w:t>
-        <w:br/>
-        <w:t>│   ├── Create Store ← Tests script saves store_id</w:t>
-        <w:br/>
-        <w:t>│   ├── Nearby Stores</w:t>
-        <w:br/>
-        <w:t>│   ├── Store Detail</w:t>
-        <w:br/>
-        <w:t>│   ├── Update Store</w:t>
-        <w:br/>
-        <w:t>│   ├── Follow Store</w:t>
-        <w:br/>
-        <w:t>│   ├── Review Store</w:t>
-        <w:br/>
-        <w:t>│   └── QR Code</w:t>
-        <w:br/>
-        <w:t>├── 3. Products</w:t>
-        <w:br/>
-        <w:t>│   ├── Create Product ← Tests script saves product_id</w:t>
-        <w:br/>
-        <w:t>│   ├── Nearby Products</w:t>
-        <w:br/>
-        <w:t>│   ├── Search Products</w:t>
-        <w:br/>
-        <w:t>│   ├── Product Detail</w:t>
-        <w:br/>
-        <w:t>│   ├── Update Product</w:t>
-        <w:br/>
-        <w:t>│   ├── Delete Product</w:t>
-        <w:br/>
-        <w:t>│   └── Wishlist Toggle</w:t>
-        <w:br/>
-        <w:t>├── 4. Videos</w:t>
-        <w:br/>
-        <w:t>│   ├── Request Upload URL ← Tests script saves video_id</w:t>
-        <w:br/>
-        <w:t>│   ├── Confirm Upload</w:t>
-        <w:br/>
-        <w:t>│   ├── My Videos (Vendor Library)</w:t>
-        <w:br/>
-        <w:t>│   ├── Update Video</w:t>
-        <w:br/>
-        <w:t>│   ├── Video Feed</w:t>
-        <w:br/>
-        <w:t>│   ├── Video Detail</w:t>
-        <w:br/>
-        <w:t>│   ├── Like / Unlike Video</w:t>
-        <w:br/>
-        <w:t>│   └── Delete Video</w:t>
-        <w:br/>
-        <w:t>├── 5. Chat</w:t>
-        <w:br/>
-        <w:t>│   ├── Start Conversation ← Tests script saves conversation_id</w:t>
-        <w:br/>
-        <w:t>│   ├── List Conversations (Inbox)</w:t>
-        <w:br/>
-        <w:t>│   ├── Message History</w:t>
-        <w:br/>
-        <w:t>│   ├── Mark as Read</w:t>
-        <w:br/>
-        <w:t>│   └── [WebSocket] Connect + Send  (use Postman WS tab or wscat)</w:t>
-        <w:br/>
-        <w:t>└── 6. Blacklist</w:t>
-        <w:br/>
-        <w:t xml:space="preserve">    ├── Block Customer  (vendor token + store_id + customer_id)</w:t>
-        <w:br/>
-        <w:t xml:space="preserve">    ├── List Blocked Customers  (vendor token + store_id)</w:t>
-        <w:br/>
-        <w:t xml:space="preserve">    └── Unblock Customer  (same endpoint as Block — toggle)</w:t>
-      </w:r>
-    </w:p>
-    <w:p>
-      <w:pPr>
-        <w:pStyle w:val="Heading2"/>
-      </w:pPr>
-      <w:r>
-        <w:t>Auto-Save Token Script  (paste in Tests tab of Verify OTP request)</w:t>
-      </w:r>
-    </w:p>
-    <w:p>
-      <w:pPr>
-        <w:spacing w:before="40" w:after="40"/>
-        <w:ind w:left="288"/>
-        <w:shd w:val="clear" w:color="auto" w:fill="F0F0F0"/>
-      </w:pPr>
-      <w:r>
-        <w:rPr>
-          <w:rFonts w:ascii="Courier New" w:hAnsi="Courier New"/>
-          <w:color w:val="1A1A8C"/>
-          <w:sz w:val="18"/>
-        </w:rPr>
-        <w:t>// For VENDOR verify OTP request:</w:t>
-        <w:br/>
-        <w:t>const r = pm.response.json();</w:t>
-        <w:br/>
-        <w:t>if (r.access) {</w:t>
-        <w:br/>
-        <w:t xml:space="preserve">    pm.environment.set("vendor_token", r.access);</w:t>
-        <w:br/>
-        <w:t xml:space="preserve">    pm.environment.set("vendor_refresh", r.refresh);</w:t>
-        <w:br/>
-        <w:t xml:space="preserve">    console.log("Vendor token saved:", r.access.substring(0, 30) + "...");</w:t>
-        <w:br/>
-        <w:t>}</w:t>
-        <w:br/>
-        <w:br/>
-        <w:t>// For CUSTOMER verify OTP request — use this instead:</w:t>
-        <w:br/>
-        <w:t>// pm.environment.set("customer_token", r.access);</w:t>
-        <w:br/>
-        <w:t>// pm.environment.set("customer_refresh", r.refresh);</w:t>
-      </w:r>
-    </w:p>
-    <w:p>
-      <w:pPr>
-        <w:pStyle w:val="Heading2"/>
-      </w:pPr>
-      <w:r>
-        <w:t>Auto-Save Store ID  (paste in Tests tab of Create Store request)</w:t>
-      </w:r>
-    </w:p>
-    <w:p>
-      <w:pPr>
-        <w:spacing w:before="40" w:after="40"/>
-        <w:ind w:left="288"/>
-        <w:shd w:val="clear" w:color="auto" w:fill="F0F0F0"/>
-      </w:pPr>
-      <w:r>
-        <w:rPr>
-          <w:rFonts w:ascii="Courier New" w:hAnsi="Courier New"/>
-          <w:color w:val="1A1A8C"/>
-          <w:sz w:val="18"/>
-        </w:rPr>
-        <w:t>const r = pm.response.json();</w:t>
-        <w:br/>
-        <w:t>if (r.id) {</w:t>
-        <w:br/>
-        <w:t xml:space="preserve">    pm.environment.set("store_id", r.id);</w:t>
-        <w:br/>
-        <w:t xml:space="preserve">    console.log("store_id saved:", r.id);</w:t>
-        <w:br/>
-        <w:t>}</w:t>
-      </w:r>
-    </w:p>
-    <w:p>
-      <w:pPr>
-        <w:pStyle w:val="Heading2"/>
-      </w:pPr>
-      <w:r>
-        <w:t>Auto-Save Product ID  (paste in Tests tab of Create Product request)</w:t>
-      </w:r>
-    </w:p>
-    <w:p>
-      <w:pPr>
-        <w:spacing w:before="40" w:after="40"/>
-        <w:ind w:left="288"/>
-        <w:shd w:val="clear" w:color="auto" w:fill="F0F0F0"/>
-      </w:pPr>
-      <w:r>
-        <w:rPr>
-          <w:rFonts w:ascii="Courier New" w:hAnsi="Courier New"/>
-          <w:color w:val="1A1A8C"/>
-          <w:sz w:val="18"/>
-        </w:rPr>
-        <w:t>const r = pm.response.json();</w:t>
-        <w:br/>
-        <w:t>if (r.id) {</w:t>
-        <w:br/>
-        <w:t xml:space="preserve">    pm.environment.set("product_id", r.id);</w:t>
-        <w:br/>
-        <w:t xml:space="preserve">    console.log("product_id saved:", r.id);</w:t>
-        <w:br/>
-        <w:t>}</w:t>
-      </w:r>
-    </w:p>
-    <w:p>
-      <w:pPr>
-        <w:pStyle w:val="Heading2"/>
-      </w:pPr>
-      <w:r>
-        <w:t>Auto-Save Video ID  (paste in Tests tab of Request Upload URL request)</w:t>
-      </w:r>
-    </w:p>
-    <w:p>
-      <w:pPr>
-        <w:spacing w:before="40" w:after="40"/>
-        <w:ind w:left="288"/>
-        <w:shd w:val="clear" w:color="auto" w:fill="F0F0F0"/>
-      </w:pPr>
-      <w:r>
-        <w:rPr>
-          <w:rFonts w:ascii="Courier New" w:hAnsi="Courier New"/>
-          <w:color w:val="1A1A8C"/>
-          <w:sz w:val="18"/>
-        </w:rPr>
-        <w:t>const r = pm.response.json();</w:t>
-        <w:br/>
-        <w:t>if (r.video_id) {</w:t>
-        <w:br/>
-        <w:t xml:space="preserve">    pm.environment.set("video_id", r.video_id);</w:t>
-        <w:br/>
-        <w:t xml:space="preserve">    pm.environment.set("upload_url", r.upload_url);</w:t>
-        <w:br/>
-        <w:t xml:space="preserve">    console.log("video_id saved:", r.video_id);</w:t>
-        <w:br/>
-        <w:t>}</w:t>
-      </w:r>
-    </w:p>
-    <w:p>
-      <w:pPr>
-        <w:pStyle w:val="Heading2"/>
-      </w:pPr>
-      <w:r>
-        <w:t>Auto-Save Conversation ID  (paste in Tests tab of Start Conversation request)</w:t>
-      </w:r>
-    </w:p>
-    <w:p>
-      <w:pPr>
-        <w:spacing w:before="40" w:after="40"/>
-        <w:ind w:left="288"/>
-        <w:shd w:val="clear" w:color="auto" w:fill="F0F0F0"/>
-      </w:pPr>
-      <w:r>
-        <w:rPr>
-          <w:rFonts w:ascii="Courier New" w:hAnsi="Courier New"/>
-          <w:color w:val="1A1A8C"/>
-          <w:sz w:val="18"/>
-        </w:rPr>
-        <w:t>const r = pm.response.json();</w:t>
-        <w:br/>
-        <w:t>if (r.id) {</w:t>
-        <w:br/>
-        <w:t xml:space="preserve">    pm.environment.set("conversation_id", r.id);</w:t>
-        <w:br/>
-        <w:t xml:space="preserve">    console.log("conversation_id saved:", r.id);</w:t>
-        <w:br/>
-        <w:t>}</w:t>
-      </w:r>
-    </w:p>
-    <w:p>
-      <w:pPr>
-        <w:pStyle w:val="Heading2"/>
-      </w:pPr>
-      <w:r>
-        <w:t>Auto-Save Customer ID  (paste in Tests tab of Verify OTP Customer request)</w:t>
-      </w:r>
-    </w:p>
-    <w:p>
-      <w:pPr>
-        <w:spacing w:before="40" w:after="40"/>
-        <w:ind w:left="288"/>
-        <w:shd w:val="clear" w:color="auto" w:fill="F0F0F0"/>
-      </w:pPr>
-      <w:r>
-        <w:rPr>
-          <w:rFonts w:ascii="Courier New" w:hAnsi="Courier New"/>
-          <w:color w:val="1A1A8C"/>
-          <w:sz w:val="18"/>
-        </w:rPr>
-        <w:t>// Add this to the existing customer verify OTP Tests script:</w:t>
-        <w:br/>
-        <w:t>const r = pm.response.json();</w:t>
-        <w:br/>
-        <w:t>if (r.user &amp;&amp; r.user.id) {</w:t>
-        <w:br/>
-        <w:t xml:space="preserve">    pm.environment.set("customer_id", r.user.id);</w:t>
-        <w:br/>
-        <w:t xml:space="preserve">    console.log("customer_id saved:", r.user.id);</w:t>
-        <w:br/>
-        <w:t>}</w:t>
-      </w:r>
-    </w:p>
-    <w:p>
-      <w:pPr>
-        <w:ind w:left="288"/>
-        <w:shd w:val="clear" w:color="auto" w:fill="D1ECF1"/>
-      </w:pPr>
-      <w:r>
-        <w:rPr>
-          <w:i/>
-          <w:color w:val="0C5460"/>
-          <w:sz w:val="20"/>
-        </w:rPr>
-        <w:t xml:space="preserve">  💡  customer_id is needed for Sprint 6 blacklist endpoint:</w:t>
-        <w:br/>
-        <w:t xml:space="preserve">  POST /stores/{{store_id}}/blacklist/{{customer_id}}/</w:t>
-      </w:r>
-    </w:p>
-    <w:p>
-      <w:pPr>
-        <w:pStyle w:val="Heading2"/>
-      </w:pPr>
-      <w:r>
-        <w:t>Quick Test — All Public Endpoints via curl</w:t>
-      </w:r>
-    </w:p>
-    <w:p>
-      <w:r>
-        <w:rPr>
-          <w:b w:val="0"/>
-          <w:sz w:val="22"/>
-        </w:rPr>
-        <w:t>Copy-paste these into terminal to test without Postman:</w:t>
-      </w:r>
-    </w:p>
-    <w:p>
-      <w:pPr>
-        <w:spacing w:before="40" w:after="40"/>
-        <w:ind w:left="288"/>
-        <w:shd w:val="clear" w:color="auto" w:fill="F0F0F0"/>
-      </w:pPr>
-      <w:r>
-        <w:rPr>
-          <w:rFonts w:ascii="Courier New" w:hAnsi="Courier New"/>
-          <w:color w:val="1A1A8C"/>
-          <w:sz w:val="18"/>
-        </w:rPr>
-        <w:t># Health check</w:t>
-        <w:br/>
-        <w:t>curl -s http://localhost:8000/api/v1/health/ | python3 -m json.tool</w:t>
-        <w:br/>
-        <w:br/>
-        <w:t># Send OTP</w:t>
-        <w:br/>
-        <w:t>curl -s -X POST http://localhost:8000/api/v1/auth/otp/send/ \</w:t>
-        <w:br/>
-        <w:t xml:space="preserve">  -H "Content-Type: application/json" \</w:t>
-        <w:br/>
-        <w:t xml:space="preserve">  -d '{"phone_number": "+919999999999"}'</w:t>
-        <w:br/>
-        <w:br/>
-        <w:t># Verify OTP (copy access token from response)</w:t>
-        <w:br/>
-        <w:t>curl -s -X POST http://localhost:8000/api/v1/auth/otp/verify/ \</w:t>
-        <w:br/>
-        <w:t xml:space="preserve">  -H "Content-Type: application/json" \</w:t>
-        <w:br/>
-        <w:t xml:space="preserve">  -d '{"phone_number": "+919999999999", "otp": "123456"}'</w:t>
-        <w:br/>
-        <w:br/>
-        <w:t># Get profile (replace TOKEN with your access token)</w:t>
-        <w:br/>
-        <w:t>curl -s http://localhost:8000/api/v1/auth/me/ \</w:t>
-        <w:br/>
-        <w:t xml:space="preserve">  -H "Authorization: Bearer TOKEN"</w:t>
-      </w:r>
-    </w:p>
-    <w:p>
-      <w:r>
-        <w:br w:type="page"/>
-      </w:r>
-    </w:p>
-    <w:p>
-      <w:pPr>
-        <w:pStyle w:val="Heading1"/>
-      </w:pPr>
-      <w:r>
-        <w:t>6. How to Update This Document (Future Sprints)</w:t>
-      </w:r>
-    </w:p>
-    <w:p>
-      <w:pPr>
-        <w:ind w:left="288"/>
-        <w:shd w:val="clear" w:color="auto" w:fill="D1ECF1"/>
-      </w:pPr>
-      <w:r>
-        <w:rPr>
-          <w:i/>
-          <w:color w:val="0C5460"/>
-          <w:sz w:val="20"/>
-        </w:rPr>
-        <w:t xml:space="preserve">  📌  IMPORTANT: When a new sprint adds new API endpoints, update this document.</w:t>
-        <w:br/>
-        <w:t xml:space="preserve">     Do NOT create a separate doc — keep everything in this single file.</w:t>
-      </w:r>
-    </w:p>
-    <w:p/>
-    <w:p>
-      <w:pPr>
-        <w:pStyle w:val="Heading2"/>
-      </w:pPr>
-      <w:r>
-        <w:t>Checklist for each new sprint:</w:t>
-      </w:r>
-    </w:p>
-    <w:p>
-      <w:pPr>
-        <w:pStyle w:val="ListBullet"/>
-        <w:ind w:left="432"/>
-      </w:pPr>
-      <w:r>
-        <w:rPr>
-          <w:sz w:val="21"/>
-        </w:rPr>
-        <w:t>Add new endpoint rows to Section 2 — Complete API Reference table</w:t>
-      </w:r>
-    </w:p>
-    <w:p>
-      <w:pPr>
-        <w:pStyle w:val="ListBullet"/>
-        <w:ind w:left="432"/>
-      </w:pPr>
-      <w:r>
-        <w:rPr>
-          <w:sz w:val="21"/>
-        </w:rPr>
-        <w:t>Add new STEP sections in Section 3 — Step-by-Step Test Flow</w:t>
-      </w:r>
-    </w:p>
-    <w:p>
-      <w:pPr>
-        <w:pStyle w:val="ListBullet"/>
-        <w:ind w:left="432"/>
-      </w:pPr>
-      <w:r>
-        <w:rPr>
-          <w:sz w:val="21"/>
-        </w:rPr>
-        <w:t>Add new error cases in Section 4 — Error Cases to Test</w:t>
-      </w:r>
-    </w:p>
-    <w:p>
-      <w:pPr>
-        <w:pStyle w:val="ListBullet"/>
-        <w:ind w:left="432"/>
-      </w:pPr>
-      <w:r>
-        <w:rPr>
-          <w:sz w:val="21"/>
-        </w:rPr>
-        <w:t>Add new Postman folder in Section 5 — Postman Quick Setup</w:t>
-      </w:r>
-    </w:p>
-    <w:p>
-      <w:pPr>
-        <w:pStyle w:val="ListBullet"/>
-        <w:ind w:left="432"/>
-      </w:pPr>
-      <w:r>
-        <w:rPr>
-          <w:sz w:val="21"/>
-        </w:rPr>
-        <w:t>Update the cover page "Last updated" date and sprint range</w:t>
-      </w:r>
-    </w:p>
-    <w:p>
-      <w:pPr>
-        <w:pStyle w:val="ListBullet"/>
-        <w:ind w:left="432"/>
-      </w:pPr>
-      <w:r>
-        <w:rPr>
-          <w:sz w:val="21"/>
-        </w:rPr>
-        <w:t>If new field types are introduced (e.g. file uploads), add a format rules subsection in Section 1</w:t>
-      </w:r>
-    </w:p>
-    <w:p>
-      <w:pPr>
-        <w:pStyle w:val="Heading2"/>
-      </w:pPr>
-      <w:r>
-        <w:t>Upcoming Sprints to Add Here</w:t>
+        <w:t>Video Error Cases  (Sprint 4)</w:t>
       </w:r>
     </w:p>
     <w:tbl>
@@ -17117,7 +18097,7 @@
       <w:tr>
         <w:tc>
           <w:tcPr>
-            <w:tcW w:type="dxa" w:w="1152"/>
+            <w:tcW w:type="dxa" w:w="2880"/>
             <w:shd w:val="clear" w:color="auto" w:fill="1F4E79"/>
           </w:tcPr>
           <w:p>
@@ -17127,13 +18107,13 @@
                 <w:color w:val="FFFFFF"/>
                 <w:sz w:val="20"/>
               </w:rPr>
-              <w:t>Sprint</w:t>
-            </w:r>
-          </w:p>
-        </w:tc>
-        <w:tc>
-          <w:tcPr>
-            <w:tcW w:type="dxa" w:w="2160"/>
+              <w:t>Test</w:t>
+            </w:r>
+          </w:p>
+        </w:tc>
+        <w:tc>
+          <w:tcPr>
+            <w:tcW w:type="dxa" w:w="3456"/>
             <w:shd w:val="clear" w:color="auto" w:fill="1F4E79"/>
           </w:tcPr>
           <w:p>
@@ -17143,13 +18123,13 @@
                 <w:color w:val="FFFFFF"/>
                 <w:sz w:val="20"/>
               </w:rPr>
-              <w:t>Module</w:t>
-            </w:r>
-          </w:p>
-        </w:tc>
-        <w:tc>
-          <w:tcPr>
-            <w:tcW w:type="dxa" w:w="6048"/>
+              <w:t>Request</w:t>
+            </w:r>
+          </w:p>
+        </w:tc>
+        <w:tc>
+          <w:tcPr>
+            <w:tcW w:type="dxa" w:w="3168"/>
             <w:shd w:val="clear" w:color="auto" w:fill="1F4E79"/>
           </w:tcPr>
           <w:p>
@@ -17159,7 +18139,7 @@
                 <w:color w:val="FFFFFF"/>
                 <w:sz w:val="20"/>
               </w:rPr>
-              <w:t>APIs to Add</w:t>
+              <w:t>Expected Response</w:t>
             </w:r>
           </w:p>
         </w:tc>
@@ -17167,6 +18147,1118 @@
       <w:tr>
         <w:tc>
           <w:tcPr>
+            <w:tcW w:type="dxa" w:w="2880"/>
+            <w:shd w:val="clear" w:color="auto" w:fill="DEEAF1"/>
+          </w:tcPr>
+          <w:p>
+            <w:r>
+              <w:rPr>
+                <w:sz w:val="19"/>
+              </w:rPr>
+              <w:t>No store — request upload</w:t>
+            </w:r>
+          </w:p>
+        </w:tc>
+        <w:tc>
+          <w:tcPr>
+            <w:tcW w:type="dxa" w:w="3456"/>
+            <w:shd w:val="clear" w:color="auto" w:fill="DEEAF1"/>
+          </w:tcPr>
+          <w:p>
+            <w:r>
+              <w:rPr>
+                <w:sz w:val="19"/>
+              </w:rPr>
+              <w:t>POST /videos/request-upload/ before store created</w:t>
+            </w:r>
+          </w:p>
+        </w:tc>
+        <w:tc>
+          <w:tcPr>
+            <w:tcW w:type="dxa" w:w="3168"/>
+            <w:shd w:val="clear" w:color="auto" w:fill="DEEAF1"/>
+          </w:tcPr>
+          <w:p>
+            <w:r>
+              <w:rPr>
+                <w:sz w:val="19"/>
+              </w:rPr>
+              <w:t>400 — Create a store first</w:t>
+            </w:r>
+          </w:p>
+        </w:tc>
+      </w:tr>
+      <w:tr>
+        <w:tc>
+          <w:tcPr>
+            <w:tcW w:type="dxa" w:w="2880"/>
+          </w:tcPr>
+          <w:p>
+            <w:r>
+              <w:rPr>
+                <w:sz w:val="19"/>
+              </w:rPr>
+              <w:t>Missing title</w:t>
+            </w:r>
+          </w:p>
+        </w:tc>
+        <w:tc>
+          <w:tcPr>
+            <w:tcW w:type="dxa" w:w="3456"/>
+          </w:tcPr>
+          <w:p>
+            <w:r>
+              <w:rPr>
+                <w:sz w:val="19"/>
+              </w:rPr>
+              <w:t>POST /videos/request-upload/ with no title field</w:t>
+            </w:r>
+          </w:p>
+        </w:tc>
+        <w:tc>
+          <w:tcPr>
+            <w:tcW w:type="dxa" w:w="3168"/>
+          </w:tcPr>
+          <w:p>
+            <w:r>
+              <w:rPr>
+                <w:sz w:val="19"/>
+              </w:rPr>
+              <w:t>400 — This field is required</w:t>
+            </w:r>
+          </w:p>
+        </w:tc>
+      </w:tr>
+      <w:tr>
+        <w:tc>
+          <w:tcPr>
+            <w:tcW w:type="dxa" w:w="2880"/>
+            <w:shd w:val="clear" w:color="auto" w:fill="DEEAF1"/>
+          </w:tcPr>
+          <w:p>
+            <w:r>
+              <w:rPr>
+                <w:sz w:val="19"/>
+              </w:rPr>
+              <w:t>Customer calls request-upload</w:t>
+            </w:r>
+          </w:p>
+        </w:tc>
+        <w:tc>
+          <w:tcPr>
+            <w:tcW w:type="dxa" w:w="3456"/>
+            <w:shd w:val="clear" w:color="auto" w:fill="DEEAF1"/>
+          </w:tcPr>
+          <w:p>
+            <w:r>
+              <w:rPr>
+                <w:sz w:val="19"/>
+              </w:rPr>
+              <w:t>POST /videos/request-upload/ with customer token</w:t>
+            </w:r>
+          </w:p>
+        </w:tc>
+        <w:tc>
+          <w:tcPr>
+            <w:tcW w:type="dxa" w:w="3168"/>
+            <w:shd w:val="clear" w:color="auto" w:fill="DEEAF1"/>
+          </w:tcPr>
+          <w:p>
+            <w:r>
+              <w:rPr>
+                <w:sz w:val="19"/>
+              </w:rPr>
+              <w:t>403 — Vendor access only</w:t>
+            </w:r>
+          </w:p>
+        </w:tc>
+      </w:tr>
+      <w:tr>
+        <w:tc>
+          <w:tcPr>
+            <w:tcW w:type="dxa" w:w="2880"/>
+          </w:tcPr>
+          <w:p>
+            <w:r>
+              <w:rPr>
+                <w:sz w:val="19"/>
+              </w:rPr>
+              <w:t>Confirm already-ready video</w:t>
+            </w:r>
+          </w:p>
+        </w:tc>
+        <w:tc>
+          <w:tcPr>
+            <w:tcW w:type="dxa" w:w="3456"/>
+          </w:tcPr>
+          <w:p>
+            <w:r>
+              <w:rPr>
+                <w:sz w:val="19"/>
+              </w:rPr>
+              <w:t>POST /videos/&lt;id&gt;/confirm-upload/ on ready video</w:t>
+            </w:r>
+          </w:p>
+        </w:tc>
+        <w:tc>
+          <w:tcPr>
+            <w:tcW w:type="dxa" w:w="3168"/>
+          </w:tcPr>
+          <w:p>
+            <w:r>
+              <w:rPr>
+                <w:sz w:val="19"/>
+              </w:rPr>
+              <w:t>400 — Video already in "ready" state</w:t>
+            </w:r>
+          </w:p>
+        </w:tc>
+      </w:tr>
+      <w:tr>
+        <w:tc>
+          <w:tcPr>
+            <w:tcW w:type="dxa" w:w="2880"/>
+            <w:shd w:val="clear" w:color="auto" w:fill="DEEAF1"/>
+          </w:tcPr>
+          <w:p>
+            <w:r>
+              <w:rPr>
+                <w:sz w:val="19"/>
+              </w:rPr>
+              <w:t>Duration too long</w:t>
+            </w:r>
+          </w:p>
+        </w:tc>
+        <w:tc>
+          <w:tcPr>
+            <w:tcW w:type="dxa" w:w="3456"/>
+            <w:shd w:val="clear" w:color="auto" w:fill="DEEAF1"/>
+          </w:tcPr>
+          <w:p>
+            <w:r>
+              <w:rPr>
+                <w:sz w:val="19"/>
+              </w:rPr>
+              <w:t>POST /videos/&lt;id&gt;/confirm-upload/ — duration_seconds=120</w:t>
+            </w:r>
+          </w:p>
+        </w:tc>
+        <w:tc>
+          <w:tcPr>
+            <w:tcW w:type="dxa" w:w="3168"/>
+            <w:shd w:val="clear" w:color="auto" w:fill="DEEAF1"/>
+          </w:tcPr>
+          <w:p>
+            <w:r>
+              <w:rPr>
+                <w:sz w:val="19"/>
+              </w:rPr>
+              <w:t>400 — cannot exceed 60 seconds</w:t>
+            </w:r>
+          </w:p>
+        </w:tc>
+      </w:tr>
+      <w:tr>
+        <w:tc>
+          <w:tcPr>
+            <w:tcW w:type="dxa" w:w="2880"/>
+          </w:tcPr>
+          <w:p>
+            <w:r>
+              <w:rPr>
+                <w:sz w:val="19"/>
+              </w:rPr>
+              <w:t>Confirm another vendor video</w:t>
+            </w:r>
+          </w:p>
+        </w:tc>
+        <w:tc>
+          <w:tcPr>
+            <w:tcW w:type="dxa" w:w="3456"/>
+          </w:tcPr>
+          <w:p>
+            <w:r>
+              <w:rPr>
+                <w:sz w:val="19"/>
+              </w:rPr>
+              <w:t>POST /videos/&lt;id&gt;/confirm-upload/ — wrong vendor</w:t>
+            </w:r>
+          </w:p>
+        </w:tc>
+        <w:tc>
+          <w:tcPr>
+            <w:tcW w:type="dxa" w:w="3168"/>
+          </w:tcPr>
+          <w:p>
+            <w:r>
+              <w:rPr>
+                <w:sz w:val="19"/>
+              </w:rPr>
+              <w:t>404 — not_found</w:t>
+            </w:r>
+          </w:p>
+        </w:tc>
+      </w:tr>
+      <w:tr>
+        <w:tc>
+          <w:tcPr>
+            <w:tcW w:type="dxa" w:w="2880"/>
+            <w:shd w:val="clear" w:color="auto" w:fill="DEEAF1"/>
+          </w:tcPr>
+          <w:p>
+            <w:r>
+              <w:rPr>
+                <w:sz w:val="19"/>
+              </w:rPr>
+              <w:t>Feed without lat/lng</w:t>
+            </w:r>
+          </w:p>
+        </w:tc>
+        <w:tc>
+          <w:tcPr>
+            <w:tcW w:type="dxa" w:w="3456"/>
+            <w:shd w:val="clear" w:color="auto" w:fill="DEEAF1"/>
+          </w:tcPr>
+          <w:p>
+            <w:r>
+              <w:rPr>
+                <w:sz w:val="19"/>
+              </w:rPr>
+              <w:t>GET /videos/feed/ — no ?lat=&amp;lng= params</w:t>
+            </w:r>
+          </w:p>
+        </w:tc>
+        <w:tc>
+          <w:tcPr>
+            <w:tcW w:type="dxa" w:w="3168"/>
+            <w:shd w:val="clear" w:color="auto" w:fill="DEEAF1"/>
+          </w:tcPr>
+          <w:p>
+            <w:r>
+              <w:rPr>
+                <w:sz w:val="19"/>
+              </w:rPr>
+              <w:t>400 — lat and lng are required numbers</w:t>
+            </w:r>
+          </w:p>
+        </w:tc>
+      </w:tr>
+      <w:tr>
+        <w:tc>
+          <w:tcPr>
+            <w:tcW w:type="dxa" w:w="2880"/>
+          </w:tcPr>
+          <w:p>
+            <w:r>
+              <w:rPr>
+                <w:sz w:val="19"/>
+              </w:rPr>
+              <w:t>Detail on processing video</w:t>
+            </w:r>
+          </w:p>
+        </w:tc>
+        <w:tc>
+          <w:tcPr>
+            <w:tcW w:type="dxa" w:w="3456"/>
+          </w:tcPr>
+          <w:p>
+            <w:r>
+              <w:rPr>
+                <w:sz w:val="19"/>
+              </w:rPr>
+              <w:t>GET /videos/&lt;id&gt;/ while status=processing</w:t>
+            </w:r>
+          </w:p>
+        </w:tc>
+        <w:tc>
+          <w:tcPr>
+            <w:tcW w:type="dxa" w:w="3168"/>
+          </w:tcPr>
+          <w:p>
+            <w:r>
+              <w:rPr>
+                <w:sz w:val="19"/>
+              </w:rPr>
+              <w:t>404 — not_found (only ready shown)</w:t>
+            </w:r>
+          </w:p>
+        </w:tc>
+      </w:tr>
+      <w:tr>
+        <w:tc>
+          <w:tcPr>
+            <w:tcW w:type="dxa" w:w="2880"/>
+            <w:shd w:val="clear" w:color="auto" w:fill="DEEAF1"/>
+          </w:tcPr>
+          <w:p>
+            <w:r>
+              <w:rPr>
+                <w:sz w:val="19"/>
+              </w:rPr>
+              <w:t>Like without auth</w:t>
+            </w:r>
+          </w:p>
+        </w:tc>
+        <w:tc>
+          <w:tcPr>
+            <w:tcW w:type="dxa" w:w="3456"/>
+            <w:shd w:val="clear" w:color="auto" w:fill="DEEAF1"/>
+          </w:tcPr>
+          <w:p>
+            <w:r>
+              <w:rPr>
+                <w:sz w:val="19"/>
+              </w:rPr>
+              <w:t>POST /videos/&lt;id&gt;/like/ — no auth header</w:t>
+            </w:r>
+          </w:p>
+        </w:tc>
+        <w:tc>
+          <w:tcPr>
+            <w:tcW w:type="dxa" w:w="3168"/>
+            <w:shd w:val="clear" w:color="auto" w:fill="DEEAF1"/>
+          </w:tcPr>
+          <w:p>
+            <w:r>
+              <w:rPr>
+                <w:sz w:val="19"/>
+              </w:rPr>
+              <w:t>401 — authentication_failed</w:t>
+            </w:r>
+          </w:p>
+        </w:tc>
+      </w:tr>
+      <w:tr>
+        <w:tc>
+          <w:tcPr>
+            <w:tcW w:type="dxa" w:w="2880"/>
+          </w:tcPr>
+          <w:p>
+            <w:r>
+              <w:rPr>
+                <w:sz w:val="19"/>
+              </w:rPr>
+              <w:t>Update another vendor video</w:t>
+            </w:r>
+          </w:p>
+        </w:tc>
+        <w:tc>
+          <w:tcPr>
+            <w:tcW w:type="dxa" w:w="3456"/>
+          </w:tcPr>
+          <w:p>
+            <w:r>
+              <w:rPr>
+                <w:sz w:val="19"/>
+              </w:rPr>
+              <w:t>PATCH /videos/&lt;id&gt;/update/ — different vendor token</w:t>
+            </w:r>
+          </w:p>
+        </w:tc>
+        <w:tc>
+          <w:tcPr>
+            <w:tcW w:type="dxa" w:w="3168"/>
+          </w:tcPr>
+          <w:p>
+            <w:r>
+              <w:rPr>
+                <w:sz w:val="19"/>
+              </w:rPr>
+              <w:t>404 — not_found</w:t>
+            </w:r>
+          </w:p>
+        </w:tc>
+      </w:tr>
+      <w:tr>
+        <w:tc>
+          <w:tcPr>
+            <w:tcW w:type="dxa" w:w="2880"/>
+            <w:shd w:val="clear" w:color="auto" w:fill="DEEAF1"/>
+          </w:tcPr>
+          <w:p>
+            <w:r>
+              <w:rPr>
+                <w:sz w:val="19"/>
+              </w:rPr>
+              <w:t>Delete another vendor video</w:t>
+            </w:r>
+          </w:p>
+        </w:tc>
+        <w:tc>
+          <w:tcPr>
+            <w:tcW w:type="dxa" w:w="3456"/>
+            <w:shd w:val="clear" w:color="auto" w:fill="DEEAF1"/>
+          </w:tcPr>
+          <w:p>
+            <w:r>
+              <w:rPr>
+                <w:sz w:val="19"/>
+              </w:rPr>
+              <w:t>DELETE /videos/&lt;id&gt;/delete/ — different vendor</w:t>
+            </w:r>
+          </w:p>
+        </w:tc>
+        <w:tc>
+          <w:tcPr>
+            <w:tcW w:type="dxa" w:w="3168"/>
+            <w:shd w:val="clear" w:color="auto" w:fill="DEEAF1"/>
+          </w:tcPr>
+          <w:p>
+            <w:r>
+              <w:rPr>
+                <w:sz w:val="19"/>
+              </w:rPr>
+              <w:t>404 — not_found</w:t>
+            </w:r>
+          </w:p>
+        </w:tc>
+      </w:tr>
+      <w:tr>
+        <w:tc>
+          <w:tcPr>
+            <w:tcW w:type="dxa" w:w="2880"/>
+          </w:tcPr>
+          <w:p>
+            <w:r>
+              <w:rPr>
+                <w:sz w:val="19"/>
+              </w:rPr>
+              <w:t>Delete with customer token</w:t>
+            </w:r>
+          </w:p>
+        </w:tc>
+        <w:tc>
+          <w:tcPr>
+            <w:tcW w:type="dxa" w:w="3456"/>
+          </w:tcPr>
+          <w:p>
+            <w:r>
+              <w:rPr>
+                <w:sz w:val="19"/>
+              </w:rPr>
+              <w:t>DELETE /videos/&lt;id&gt;/delete/ — customer token</w:t>
+            </w:r>
+          </w:p>
+        </w:tc>
+        <w:tc>
+          <w:tcPr>
+            <w:tcW w:type="dxa" w:w="3168"/>
+          </w:tcPr>
+          <w:p>
+            <w:r>
+              <w:rPr>
+                <w:sz w:val="19"/>
+              </w:rPr>
+              <w:t>403 — Vendor access only</w:t>
+            </w:r>
+          </w:p>
+        </w:tc>
+      </w:tr>
+    </w:tbl>
+    <w:p/>
+    <w:p>
+      <w:r>
+        <w:br w:type="page"/>
+      </w:r>
+    </w:p>
+    <w:p>
+      <w:pPr>
+        <w:pStyle w:val="Heading1"/>
+      </w:pPr>
+      <w:r>
+        <w:t>5. Postman Quick Setup</w:t>
+      </w:r>
+    </w:p>
+    <w:p>
+      <w:pPr>
+        <w:pStyle w:val="Heading2"/>
+      </w:pPr>
+      <w:r>
+        <w:t>Collection Folder Structure (recommended)</w:t>
+      </w:r>
+    </w:p>
+    <w:p>
+      <w:pPr>
+        <w:spacing w:before="40" w:after="40"/>
+        <w:ind w:left="288"/>
+        <w:shd w:val="clear" w:color="auto" w:fill="F0F0F0"/>
+      </w:pPr>
+      <w:r>
+        <w:rPr>
+          <w:rFonts w:ascii="Courier New" w:hAnsi="Courier New"/>
+          <w:color w:val="1A1A8C"/>
+          <w:sz w:val="18"/>
+        </w:rPr>
+        <w:t>NearKart Local</w:t>
+        <w:br/>
+        <w:t>├── 0. Setup</w:t>
+        <w:br/>
+        <w:t>│   └── Health Check</w:t>
+        <w:br/>
+        <w:t>├── 1. Auth</w:t>
+        <w:br/>
+        <w:t>│   ├── Send OTP (Vendor)</w:t>
+        <w:br/>
+        <w:t>│   ├── Verify OTP (Vendor) ← Tests script saves vendor_token</w:t>
+        <w:br/>
+        <w:t>│   ├── Send OTP (Customer)</w:t>
+        <w:br/>
+        <w:t>│   ├── Verify OTP (Customer) ← Tests script saves customer_token + customer_id</w:t>
+        <w:br/>
+        <w:t>│   ├── Get Profile</w:t>
+        <w:br/>
+        <w:t>│   ├── Update Profile</w:t>
+        <w:br/>
+        <w:t>│   ├── Update Location</w:t>
+        <w:br/>
+        <w:t>│   ├── Refresh Token</w:t>
+        <w:br/>
+        <w:t>│   └── Logout</w:t>
+        <w:br/>
+        <w:t>├── 2. Stores</w:t>
+        <w:br/>
+        <w:t>│   ├── Create Store ← Tests script saves store_id</w:t>
+        <w:br/>
+        <w:t>│   ├── Nearby Stores</w:t>
+        <w:br/>
+        <w:t>│   ├── Store Detail</w:t>
+        <w:br/>
+        <w:t>│   ├── Update Store</w:t>
+        <w:br/>
+        <w:t>│   ├── Follow Store</w:t>
+        <w:br/>
+        <w:t>│   ├── Review Store</w:t>
+        <w:br/>
+        <w:t>│   └── QR Code</w:t>
+        <w:br/>
+        <w:t>├── 3. Products</w:t>
+        <w:br/>
+        <w:t>│   ├── Create Product ← Tests script saves product_id</w:t>
+        <w:br/>
+        <w:t>│   ├── Nearby Products</w:t>
+        <w:br/>
+        <w:t>│   ├── Search Products</w:t>
+        <w:br/>
+        <w:t>│   ├── Product Detail</w:t>
+        <w:br/>
+        <w:t>│   ├── Update Product</w:t>
+        <w:br/>
+        <w:t>│   ├── Delete Product</w:t>
+        <w:br/>
+        <w:t>│   └── Wishlist Toggle</w:t>
+        <w:br/>
+        <w:t>├── 4. Videos</w:t>
+        <w:br/>
+        <w:t>│   ├── Request Upload URL ← Tests script saves video_id</w:t>
+        <w:br/>
+        <w:t>│   ├── Confirm Upload</w:t>
+        <w:br/>
+        <w:t>│   ├── My Videos (Vendor Library)</w:t>
+        <w:br/>
+        <w:t>│   ├── Update Video</w:t>
+        <w:br/>
+        <w:t>│   ├── Video Feed</w:t>
+        <w:br/>
+        <w:t>│   ├── Video Detail</w:t>
+        <w:br/>
+        <w:t>│   ├── Like / Unlike Video</w:t>
+        <w:br/>
+        <w:t>│   └── Delete Video</w:t>
+        <w:br/>
+        <w:t>├── 5. Chat</w:t>
+        <w:br/>
+        <w:t>│   ├── Start Conversation ← Tests script saves conversation_id</w:t>
+        <w:br/>
+        <w:t>│   ├── List Conversations (Inbox)</w:t>
+        <w:br/>
+        <w:t>│   ├── Message History</w:t>
+        <w:br/>
+        <w:t>│   ├── Mark as Read</w:t>
+        <w:br/>
+        <w:t>│   └── [WebSocket] Connect + Send  (use Postman WS tab or wscat)</w:t>
+        <w:br/>
+        <w:t>├── 6. Blacklist</w:t>
+        <w:br/>
+        <w:t>│   ├── Block Customer  (vendor token + store_id + customer_id)</w:t>
+        <w:br/>
+        <w:t>│   ├── List Blocked Customers  (vendor token + store_id)</w:t>
+        <w:br/>
+        <w:t>│   └── Unblock Customer  (same endpoint as Block — toggle)</w:t>
+        <w:br/>
+        <w:t>└── 7. Billing</w:t>
+        <w:br/>
+        <w:t xml:space="preserve">    ├── List Plans  (no auth required)</w:t>
+        <w:br/>
+        <w:t xml:space="preserve">    ├── Wallet Balance  (vendor token)</w:t>
+        <w:br/>
+        <w:t xml:space="preserve">    ├── Top Up Wallet  (vendor token + {"amount": "1000.00"})</w:t>
+        <w:br/>
+        <w:t xml:space="preserve">    ├── Subscribe to Plan  (vendor token + {"plan_name": "basic"})</w:t>
+        <w:br/>
+        <w:t xml:space="preserve">    ├── Subscription Status  (vendor token)</w:t>
+        <w:br/>
+        <w:t xml:space="preserve">    └── Transaction History  (vendor token)</w:t>
+      </w:r>
+    </w:p>
+    <w:p>
+      <w:pPr>
+        <w:pStyle w:val="Heading2"/>
+      </w:pPr>
+      <w:r>
+        <w:t>Auto-Save Token Script  (paste in Tests tab of Verify OTP request)</w:t>
+      </w:r>
+    </w:p>
+    <w:p>
+      <w:pPr>
+        <w:spacing w:before="40" w:after="40"/>
+        <w:ind w:left="288"/>
+        <w:shd w:val="clear" w:color="auto" w:fill="F0F0F0"/>
+      </w:pPr>
+      <w:r>
+        <w:rPr>
+          <w:rFonts w:ascii="Courier New" w:hAnsi="Courier New"/>
+          <w:color w:val="1A1A8C"/>
+          <w:sz w:val="18"/>
+        </w:rPr>
+        <w:t>// For VENDOR verify OTP request:</w:t>
+        <w:br/>
+        <w:t>const r = pm.response.json();</w:t>
+        <w:br/>
+        <w:t>if (r.access) {</w:t>
+        <w:br/>
+        <w:t xml:space="preserve">    pm.environment.set("vendor_token", r.access);</w:t>
+        <w:br/>
+        <w:t xml:space="preserve">    pm.environment.set("vendor_refresh", r.refresh);</w:t>
+        <w:br/>
+        <w:t xml:space="preserve">    console.log("Vendor token saved:", r.access.substring(0, 30) + "...");</w:t>
+        <w:br/>
+        <w:t>}</w:t>
+        <w:br/>
+        <w:br/>
+        <w:t>// For CUSTOMER verify OTP request — use this instead:</w:t>
+        <w:br/>
+        <w:t>// pm.environment.set("customer_token", r.access);</w:t>
+        <w:br/>
+        <w:t>// pm.environment.set("customer_refresh", r.refresh);</w:t>
+      </w:r>
+    </w:p>
+    <w:p>
+      <w:pPr>
+        <w:pStyle w:val="Heading2"/>
+      </w:pPr>
+      <w:r>
+        <w:t>Auto-Save Store ID  (paste in Tests tab of Create Store request)</w:t>
+      </w:r>
+    </w:p>
+    <w:p>
+      <w:pPr>
+        <w:spacing w:before="40" w:after="40"/>
+        <w:ind w:left="288"/>
+        <w:shd w:val="clear" w:color="auto" w:fill="F0F0F0"/>
+      </w:pPr>
+      <w:r>
+        <w:rPr>
+          <w:rFonts w:ascii="Courier New" w:hAnsi="Courier New"/>
+          <w:color w:val="1A1A8C"/>
+          <w:sz w:val="18"/>
+        </w:rPr>
+        <w:t>const r = pm.response.json();</w:t>
+        <w:br/>
+        <w:t>if (r.id) {</w:t>
+        <w:br/>
+        <w:t xml:space="preserve">    pm.environment.set("store_id", r.id);</w:t>
+        <w:br/>
+        <w:t xml:space="preserve">    console.log("store_id saved:", r.id);</w:t>
+        <w:br/>
+        <w:t>}</w:t>
+      </w:r>
+    </w:p>
+    <w:p>
+      <w:pPr>
+        <w:pStyle w:val="Heading2"/>
+      </w:pPr>
+      <w:r>
+        <w:t>Auto-Save Product ID  (paste in Tests tab of Create Product request)</w:t>
+      </w:r>
+    </w:p>
+    <w:p>
+      <w:pPr>
+        <w:spacing w:before="40" w:after="40"/>
+        <w:ind w:left="288"/>
+        <w:shd w:val="clear" w:color="auto" w:fill="F0F0F0"/>
+      </w:pPr>
+      <w:r>
+        <w:rPr>
+          <w:rFonts w:ascii="Courier New" w:hAnsi="Courier New"/>
+          <w:color w:val="1A1A8C"/>
+          <w:sz w:val="18"/>
+        </w:rPr>
+        <w:t>const r = pm.response.json();</w:t>
+        <w:br/>
+        <w:t>if (r.id) {</w:t>
+        <w:br/>
+        <w:t xml:space="preserve">    pm.environment.set("product_id", r.id);</w:t>
+        <w:br/>
+        <w:t xml:space="preserve">    console.log("product_id saved:", r.id);</w:t>
+        <w:br/>
+        <w:t>}</w:t>
+      </w:r>
+    </w:p>
+    <w:p>
+      <w:pPr>
+        <w:pStyle w:val="Heading2"/>
+      </w:pPr>
+      <w:r>
+        <w:t>Auto-Save Video ID  (paste in Tests tab of Request Upload URL request)</w:t>
+      </w:r>
+    </w:p>
+    <w:p>
+      <w:pPr>
+        <w:spacing w:before="40" w:after="40"/>
+        <w:ind w:left="288"/>
+        <w:shd w:val="clear" w:color="auto" w:fill="F0F0F0"/>
+      </w:pPr>
+      <w:r>
+        <w:rPr>
+          <w:rFonts w:ascii="Courier New" w:hAnsi="Courier New"/>
+          <w:color w:val="1A1A8C"/>
+          <w:sz w:val="18"/>
+        </w:rPr>
+        <w:t>const r = pm.response.json();</w:t>
+        <w:br/>
+        <w:t>if (r.video_id) {</w:t>
+        <w:br/>
+        <w:t xml:space="preserve">    pm.environment.set("video_id", r.video_id);</w:t>
+        <w:br/>
+        <w:t xml:space="preserve">    pm.environment.set("upload_url", r.upload_url);</w:t>
+        <w:br/>
+        <w:t xml:space="preserve">    console.log("video_id saved:", r.video_id);</w:t>
+        <w:br/>
+        <w:t>}</w:t>
+      </w:r>
+    </w:p>
+    <w:p>
+      <w:pPr>
+        <w:pStyle w:val="Heading2"/>
+      </w:pPr>
+      <w:r>
+        <w:t>Auto-Save Conversation ID  (paste in Tests tab of Start Conversation request)</w:t>
+      </w:r>
+    </w:p>
+    <w:p>
+      <w:pPr>
+        <w:spacing w:before="40" w:after="40"/>
+        <w:ind w:left="288"/>
+        <w:shd w:val="clear" w:color="auto" w:fill="F0F0F0"/>
+      </w:pPr>
+      <w:r>
+        <w:rPr>
+          <w:rFonts w:ascii="Courier New" w:hAnsi="Courier New"/>
+          <w:color w:val="1A1A8C"/>
+          <w:sz w:val="18"/>
+        </w:rPr>
+        <w:t>const r = pm.response.json();</w:t>
+        <w:br/>
+        <w:t>if (r.id) {</w:t>
+        <w:br/>
+        <w:t xml:space="preserve">    pm.environment.set("conversation_id", r.id);</w:t>
+        <w:br/>
+        <w:t xml:space="preserve">    console.log("conversation_id saved:", r.id);</w:t>
+        <w:br/>
+        <w:t>}</w:t>
+      </w:r>
+    </w:p>
+    <w:p>
+      <w:pPr>
+        <w:pStyle w:val="Heading2"/>
+      </w:pPr>
+      <w:r>
+        <w:t>Auto-Save Customer ID  (paste in Tests tab of Verify OTP Customer request)</w:t>
+      </w:r>
+    </w:p>
+    <w:p>
+      <w:pPr>
+        <w:spacing w:before="40" w:after="40"/>
+        <w:ind w:left="288"/>
+        <w:shd w:val="clear" w:color="auto" w:fill="F0F0F0"/>
+      </w:pPr>
+      <w:r>
+        <w:rPr>
+          <w:rFonts w:ascii="Courier New" w:hAnsi="Courier New"/>
+          <w:color w:val="1A1A8C"/>
+          <w:sz w:val="18"/>
+        </w:rPr>
+        <w:t>// Add this to the existing customer verify OTP Tests script:</w:t>
+        <w:br/>
+        <w:t>const r = pm.response.json();</w:t>
+        <w:br/>
+        <w:t>if (r.user &amp;&amp; r.user.id) {</w:t>
+        <w:br/>
+        <w:t xml:space="preserve">    pm.environment.set("customer_id", r.user.id);</w:t>
+        <w:br/>
+        <w:t xml:space="preserve">    console.log("customer_id saved:", r.user.id);</w:t>
+        <w:br/>
+        <w:t>}</w:t>
+      </w:r>
+    </w:p>
+    <w:p>
+      <w:pPr>
+        <w:ind w:left="288"/>
+        <w:shd w:val="clear" w:color="auto" w:fill="D1ECF1"/>
+      </w:pPr>
+      <w:r>
+        <w:rPr>
+          <w:i/>
+          <w:color w:val="0C5460"/>
+          <w:sz w:val="20"/>
+        </w:rPr>
+        <w:t xml:space="preserve">  💡  customer_id is needed for Sprint 6 blacklist endpoint:</w:t>
+        <w:br/>
+        <w:t xml:space="preserve">  POST /stores/{{store_id}}/blacklist/{{customer_id}}/</w:t>
+      </w:r>
+    </w:p>
+    <w:p>
+      <w:pPr>
+        <w:pStyle w:val="Heading2"/>
+      </w:pPr>
+      <w:r>
+        <w:t>Quick Test — All Public Endpoints via curl</w:t>
+      </w:r>
+    </w:p>
+    <w:p>
+      <w:r>
+        <w:rPr>
+          <w:b w:val="0"/>
+          <w:sz w:val="22"/>
+        </w:rPr>
+        <w:t>Copy-paste these into terminal to test without Postman:</w:t>
+      </w:r>
+    </w:p>
+    <w:p>
+      <w:pPr>
+        <w:spacing w:before="40" w:after="40"/>
+        <w:ind w:left="288"/>
+        <w:shd w:val="clear" w:color="auto" w:fill="F0F0F0"/>
+      </w:pPr>
+      <w:r>
+        <w:rPr>
+          <w:rFonts w:ascii="Courier New" w:hAnsi="Courier New"/>
+          <w:color w:val="1A1A8C"/>
+          <w:sz w:val="18"/>
+        </w:rPr>
+        <w:t># Health check</w:t>
+        <w:br/>
+        <w:t>curl -s http://localhost:8000/api/v1/health/ | python3 -m json.tool</w:t>
+        <w:br/>
+        <w:br/>
+        <w:t># Send OTP</w:t>
+        <w:br/>
+        <w:t>curl -s -X POST http://localhost:8000/api/v1/auth/otp/send/ \</w:t>
+        <w:br/>
+        <w:t xml:space="preserve">  -H "Content-Type: application/json" \</w:t>
+        <w:br/>
+        <w:t xml:space="preserve">  -d '{"phone_number": "+919999999999"}'</w:t>
+        <w:br/>
+        <w:br/>
+        <w:t># Verify OTP (copy access token from response)</w:t>
+        <w:br/>
+        <w:t>curl -s -X POST http://localhost:8000/api/v1/auth/otp/verify/ \</w:t>
+        <w:br/>
+        <w:t xml:space="preserve">  -H "Content-Type: application/json" \</w:t>
+        <w:br/>
+        <w:t xml:space="preserve">  -d '{"phone_number": "+919999999999", "otp": "123456"}'</w:t>
+        <w:br/>
+        <w:br/>
+        <w:t># Get profile (replace TOKEN with your access token)</w:t>
+        <w:br/>
+        <w:t>curl -s http://localhost:8000/api/v1/auth/me/ \</w:t>
+        <w:br/>
+        <w:t xml:space="preserve">  -H "Authorization: Bearer TOKEN"</w:t>
+      </w:r>
+    </w:p>
+    <w:p>
+      <w:r>
+        <w:br w:type="page"/>
+      </w:r>
+    </w:p>
+    <w:p>
+      <w:pPr>
+        <w:pStyle w:val="Heading1"/>
+      </w:pPr>
+      <w:r>
+        <w:t>6. How to Update This Document (Future Sprints)</w:t>
+      </w:r>
+    </w:p>
+    <w:p>
+      <w:pPr>
+        <w:ind w:left="288"/>
+        <w:shd w:val="clear" w:color="auto" w:fill="D1ECF1"/>
+      </w:pPr>
+      <w:r>
+        <w:rPr>
+          <w:i/>
+          <w:color w:val="0C5460"/>
+          <w:sz w:val="20"/>
+        </w:rPr>
+        <w:t xml:space="preserve">  📌  IMPORTANT: When a new sprint adds new API endpoints, update this document.</w:t>
+        <w:br/>
+        <w:t xml:space="preserve">     Do NOT create a separate doc — keep everything in this single file.</w:t>
+      </w:r>
+    </w:p>
+    <w:p/>
+    <w:p>
+      <w:pPr>
+        <w:pStyle w:val="Heading2"/>
+      </w:pPr>
+      <w:r>
+        <w:t>Checklist for each new sprint:</w:t>
+      </w:r>
+    </w:p>
+    <w:p>
+      <w:pPr>
+        <w:pStyle w:val="ListBullet"/>
+        <w:ind w:left="432"/>
+      </w:pPr>
+      <w:r>
+        <w:rPr>
+          <w:sz w:val="21"/>
+        </w:rPr>
+        <w:t>Add new endpoint rows to Section 2 — Complete API Reference table</w:t>
+      </w:r>
+    </w:p>
+    <w:p>
+      <w:pPr>
+        <w:pStyle w:val="ListBullet"/>
+        <w:ind w:left="432"/>
+      </w:pPr>
+      <w:r>
+        <w:rPr>
+          <w:sz w:val="21"/>
+        </w:rPr>
+        <w:t>Add new STEP sections in Section 3 — Step-by-Step Test Flow</w:t>
+      </w:r>
+    </w:p>
+    <w:p>
+      <w:pPr>
+        <w:pStyle w:val="ListBullet"/>
+        <w:ind w:left="432"/>
+      </w:pPr>
+      <w:r>
+        <w:rPr>
+          <w:sz w:val="21"/>
+        </w:rPr>
+        <w:t>Add new error cases in Section 4 — Error Cases to Test</w:t>
+      </w:r>
+    </w:p>
+    <w:p>
+      <w:pPr>
+        <w:pStyle w:val="ListBullet"/>
+        <w:ind w:left="432"/>
+      </w:pPr>
+      <w:r>
+        <w:rPr>
+          <w:sz w:val="21"/>
+        </w:rPr>
+        <w:t>Add new Postman folder in Section 5 — Postman Quick Setup</w:t>
+      </w:r>
+    </w:p>
+    <w:p>
+      <w:pPr>
+        <w:pStyle w:val="ListBullet"/>
+        <w:ind w:left="432"/>
+      </w:pPr>
+      <w:r>
+        <w:rPr>
+          <w:sz w:val="21"/>
+        </w:rPr>
+        <w:t>Update the cover page "Last updated" date and sprint range</w:t>
+      </w:r>
+    </w:p>
+    <w:p>
+      <w:pPr>
+        <w:pStyle w:val="ListBullet"/>
+        <w:ind w:left="432"/>
+      </w:pPr>
+      <w:r>
+        <w:rPr>
+          <w:sz w:val="21"/>
+        </w:rPr>
+        <w:t>If new field types are introduced (e.g. file uploads), add a format rules subsection in Section 1</w:t>
+      </w:r>
+    </w:p>
+    <w:p>
+      <w:pPr>
+        <w:pStyle w:val="Heading2"/>
+      </w:pPr>
+      <w:r>
+        <w:t>Upcoming Sprints to Add Here</w:t>
+      </w:r>
+    </w:p>
+    <w:tbl>
+      <w:tblPr>
+        <w:tblStyle w:val="TableGrid"/>
+        <w:tblW w:type="auto" w:w="0"/>
+        <w:jc w:val="left"/>
+        <w:tblLook w:firstColumn="1" w:firstRow="1" w:lastColumn="0" w:lastRow="0" w:noHBand="0" w:noVBand="1" w:val="04A0"/>
+      </w:tblPr>
+      <w:tblGrid>
+        <w:gridCol w:w="3216"/>
+        <w:gridCol w:w="3216"/>
+        <w:gridCol w:w="3216"/>
+      </w:tblGrid>
+      <w:tr>
+        <w:tc>
+          <w:tcPr>
+            <w:tcW w:type="dxa" w:w="1152"/>
+            <w:shd w:val="clear" w:color="auto" w:fill="1F4E79"/>
+          </w:tcPr>
+          <w:p>
+            <w:r>
+              <w:rPr>
+                <w:b/>
+                <w:color w:val="FFFFFF"/>
+                <w:sz w:val="20"/>
+              </w:rPr>
+              <w:t>Sprint</w:t>
+            </w:r>
+          </w:p>
+        </w:tc>
+        <w:tc>
+          <w:tcPr>
+            <w:tcW w:type="dxa" w:w="2160"/>
+            <w:shd w:val="clear" w:color="auto" w:fill="1F4E79"/>
+          </w:tcPr>
+          <w:p>
+            <w:r>
+              <w:rPr>
+                <w:b/>
+                <w:color w:val="FFFFFF"/>
+                <w:sz w:val="20"/>
+              </w:rPr>
+              <w:t>Module</w:t>
+            </w:r>
+          </w:p>
+        </w:tc>
+        <w:tc>
+          <w:tcPr>
+            <w:tcW w:type="dxa" w:w="6048"/>
+            <w:shd w:val="clear" w:color="auto" w:fill="1F4E79"/>
+          </w:tcPr>
+          <w:p>
+            <w:r>
+              <w:rPr>
+                <w:b/>
+                <w:color w:val="FFFFFF"/>
+                <w:sz w:val="20"/>
+              </w:rPr>
+              <w:t>APIs to Add</w:t>
+            </w:r>
+          </w:p>
+        </w:tc>
+      </w:tr>
+      <w:tr>
+        <w:tc>
+          <w:tcPr>
             <w:tcW w:type="dxa" w:w="1152"/>
             <w:shd w:val="clear" w:color="auto" w:fill="DEEAF1"/>
           </w:tcPr>
@@ -17329,7 +19421,7 @@
               <w:rPr>
                 <w:sz w:val="19"/>
               </w:rPr>
-              <w:t>POST /billing/recharge/, GET /billing/history/, POST /billing/withdraw/</w:t>
+              <w:t>✅ DONE — Steps 39–44 in this document</w:t>
             </w:r>
           </w:p>
         </w:tc>
@@ -17345,7 +19437,7 @@
               <w:rPr>
                 <w:sz w:val="19"/>
               </w:rPr>
-              <w:t>Sprint 7</w:t>
+              <w:t>Sprint 8</w:t>
             </w:r>
           </w:p>
         </w:tc>
@@ -17388,7 +19480,7 @@
               <w:rPr>
                 <w:sz w:val="19"/>
               </w:rPr>
-              <w:t>Sprint 8</w:t>
+              <w:t>Sprint 9</w:t>
             </w:r>
           </w:p>
         </w:tc>
@@ -17430,7 +19522,7 @@
               <w:rPr>
                 <w:sz w:val="19"/>
               </w:rPr>
-              <w:t>Sprint 9</w:t>
+              <w:t>Sprint 10</w:t>
             </w:r>
           </w:p>
         </w:tc>
@@ -17473,7 +19565,7 @@
               <w:rPr>
                 <w:sz w:val="19"/>
               </w:rPr>
-              <w:t>Sprint 10</w:t>
+              <w:t>Sprint 11</w:t>
             </w:r>
           </w:p>
         </w:tc>
@@ -17515,7 +19607,7 @@
               <w:rPr>
                 <w:sz w:val="19"/>
               </w:rPr>
-              <w:t>Sprint 11</w:t>
+              <w:t>Sprint 12</w:t>
             </w:r>
           </w:p>
         </w:tc>
@@ -17558,7 +19650,7 @@
               <w:rPr>
                 <w:sz w:val="19"/>
               </w:rPr>
-              <w:t>Sprint 12</w:t>
+              <w:t>Sprint 13</w:t>
             </w:r>
           </w:p>
         </w:tc>
@@ -17602,7 +19694,7 @@
           <w:color w:val="999999"/>
           <w:sz w:val="18"/>
         </w:rPr>
-        <w:t>NearKart Backend — Master API Testing Guide   |   Sprint 1–6   |   Use Postman or curl for testing</w:t>
+        <w:t>NearKart Backend — Master API Testing Guide   |   Sprint 1–7   |   Use Postman or curl for testing</w:t>
       </w:r>
     </w:p>
     <w:sectPr>

--- a/nearkart_backend/docs/NearKart_Master_API_Testing_Guide.docx
+++ b/nearkart_backend/docs/NearKart_Master_API_Testing_Guide.docx
@@ -50,7 +50,7 @@
           <w:color w:val="888888"/>
           <w:sz w:val="20"/>
         </w:rPr>
-        <w:t>Sprint 1 → Sprint 7   |   Last updated: May 2026</w:t>
+        <w:t>Sprint 1 → Sprint 8   |   Last updated: May 2026</w:t>
       </w:r>
     </w:p>
     <w:p/>
@@ -5933,6 +5933,562 @@
           </w:p>
         </w:tc>
       </w:tr>
+      <w:tr>
+        <w:tc>
+          <w:tcPr>
+            <w:tcW w:type="dxa" w:w="432"/>
+            <w:shd w:val="clear" w:color="auto" w:fill="DEEAF1"/>
+          </w:tcPr>
+          <w:p>
+            <w:r>
+              <w:rPr>
+                <w:sz w:val="19"/>
+              </w:rPr>
+              <w:t>43</w:t>
+            </w:r>
+          </w:p>
+        </w:tc>
+        <w:tc>
+          <w:tcPr>
+            <w:tcW w:type="dxa" w:w="1008"/>
+            <w:shd w:val="clear" w:color="auto" w:fill="DEEAF1"/>
+          </w:tcPr>
+          <w:p>
+            <w:r>
+              <w:rPr>
+                <w:sz w:val="19"/>
+              </w:rPr>
+              <w:t>GET</w:t>
+            </w:r>
+          </w:p>
+        </w:tc>
+        <w:tc>
+          <w:tcPr>
+            <w:tcW w:type="dxa" w:w="4032"/>
+            <w:shd w:val="clear" w:color="auto" w:fill="DEEAF1"/>
+          </w:tcPr>
+          <w:p>
+            <w:r>
+              <w:rPr>
+                <w:sz w:val="19"/>
+              </w:rPr>
+              <w:t>/analytics/vendor/</w:t>
+            </w:r>
+          </w:p>
+        </w:tc>
+        <w:tc>
+          <w:tcPr>
+            <w:tcW w:type="dxa" w:w="2016"/>
+            <w:shd w:val="clear" w:color="auto" w:fill="DEEAF1"/>
+          </w:tcPr>
+          <w:p>
+            <w:r>
+              <w:rPr>
+                <w:sz w:val="19"/>
+              </w:rPr>
+              <w:t>Vendor JWT only</w:t>
+            </w:r>
+          </w:p>
+        </w:tc>
+        <w:tc>
+          <w:tcPr>
+            <w:tcW w:type="dxa" w:w="576"/>
+            <w:shd w:val="clear" w:color="auto" w:fill="DEEAF1"/>
+          </w:tcPr>
+          <w:p>
+            <w:r>
+              <w:rPr>
+                <w:sz w:val="19"/>
+              </w:rPr>
+              <w:t>S8</w:t>
+            </w:r>
+          </w:p>
+        </w:tc>
+      </w:tr>
+      <w:tr>
+        <w:tc>
+          <w:tcPr>
+            <w:tcW w:type="dxa" w:w="432"/>
+          </w:tcPr>
+          <w:p>
+            <w:r>
+              <w:rPr>
+                <w:sz w:val="19"/>
+              </w:rPr>
+              <w:t>44</w:t>
+            </w:r>
+          </w:p>
+        </w:tc>
+        <w:tc>
+          <w:tcPr>
+            <w:tcW w:type="dxa" w:w="1008"/>
+          </w:tcPr>
+          <w:p>
+            <w:r>
+              <w:rPr>
+                <w:sz w:val="19"/>
+              </w:rPr>
+              <w:t>GET</w:t>
+            </w:r>
+          </w:p>
+        </w:tc>
+        <w:tc>
+          <w:tcPr>
+            <w:tcW w:type="dxa" w:w="4032"/>
+          </w:tcPr>
+          <w:p>
+            <w:r>
+              <w:rPr>
+                <w:sz w:val="19"/>
+              </w:rPr>
+              <w:t>/analytics/vendor/videos/</w:t>
+            </w:r>
+          </w:p>
+        </w:tc>
+        <w:tc>
+          <w:tcPr>
+            <w:tcW w:type="dxa" w:w="2016"/>
+          </w:tcPr>
+          <w:p>
+            <w:r>
+              <w:rPr>
+                <w:sz w:val="19"/>
+              </w:rPr>
+              <w:t>Vendor JWT only</w:t>
+            </w:r>
+          </w:p>
+        </w:tc>
+        <w:tc>
+          <w:tcPr>
+            <w:tcW w:type="dxa" w:w="576"/>
+          </w:tcPr>
+          <w:p>
+            <w:r>
+              <w:rPr>
+                <w:sz w:val="19"/>
+              </w:rPr>
+              <w:t>S8</w:t>
+            </w:r>
+          </w:p>
+        </w:tc>
+      </w:tr>
+      <w:tr>
+        <w:tc>
+          <w:tcPr>
+            <w:tcW w:type="dxa" w:w="432"/>
+            <w:shd w:val="clear" w:color="auto" w:fill="DEEAF1"/>
+          </w:tcPr>
+          <w:p>
+            <w:r>
+              <w:rPr>
+                <w:sz w:val="19"/>
+              </w:rPr>
+              <w:t>45</w:t>
+            </w:r>
+          </w:p>
+        </w:tc>
+        <w:tc>
+          <w:tcPr>
+            <w:tcW w:type="dxa" w:w="1008"/>
+            <w:shd w:val="clear" w:color="auto" w:fill="DEEAF1"/>
+          </w:tcPr>
+          <w:p>
+            <w:r>
+              <w:rPr>
+                <w:sz w:val="19"/>
+              </w:rPr>
+              <w:t>GET</w:t>
+            </w:r>
+          </w:p>
+        </w:tc>
+        <w:tc>
+          <w:tcPr>
+            <w:tcW w:type="dxa" w:w="4032"/>
+            <w:shd w:val="clear" w:color="auto" w:fill="DEEAF1"/>
+          </w:tcPr>
+          <w:p>
+            <w:r>
+              <w:rPr>
+                <w:sz w:val="19"/>
+              </w:rPr>
+              <w:t>/analytics/vendor/products/</w:t>
+            </w:r>
+          </w:p>
+        </w:tc>
+        <w:tc>
+          <w:tcPr>
+            <w:tcW w:type="dxa" w:w="2016"/>
+            <w:shd w:val="clear" w:color="auto" w:fill="DEEAF1"/>
+          </w:tcPr>
+          <w:p>
+            <w:r>
+              <w:rPr>
+                <w:sz w:val="19"/>
+              </w:rPr>
+              <w:t>Vendor JWT only</w:t>
+            </w:r>
+          </w:p>
+        </w:tc>
+        <w:tc>
+          <w:tcPr>
+            <w:tcW w:type="dxa" w:w="576"/>
+            <w:shd w:val="clear" w:color="auto" w:fill="DEEAF1"/>
+          </w:tcPr>
+          <w:p>
+            <w:r>
+              <w:rPr>
+                <w:sz w:val="19"/>
+              </w:rPr>
+              <w:t>S8</w:t>
+            </w:r>
+          </w:p>
+        </w:tc>
+      </w:tr>
+      <w:tr>
+        <w:tc>
+          <w:tcPr>
+            <w:tcW w:type="dxa" w:w="432"/>
+          </w:tcPr>
+          <w:p>
+            <w:r>
+              <w:rPr>
+                <w:sz w:val="19"/>
+              </w:rPr>
+              <w:t>46</w:t>
+            </w:r>
+          </w:p>
+        </w:tc>
+        <w:tc>
+          <w:tcPr>
+            <w:tcW w:type="dxa" w:w="1008"/>
+          </w:tcPr>
+          <w:p>
+            <w:r>
+              <w:rPr>
+                <w:sz w:val="19"/>
+              </w:rPr>
+              <w:t>GET</w:t>
+            </w:r>
+          </w:p>
+        </w:tc>
+        <w:tc>
+          <w:tcPr>
+            <w:tcW w:type="dxa" w:w="4032"/>
+          </w:tcPr>
+          <w:p>
+            <w:r>
+              <w:rPr>
+                <w:sz w:val="19"/>
+              </w:rPr>
+              <w:t>/admin-panel/stats/</w:t>
+            </w:r>
+          </w:p>
+        </w:tc>
+        <w:tc>
+          <w:tcPr>
+            <w:tcW w:type="dxa" w:w="2016"/>
+          </w:tcPr>
+          <w:p>
+            <w:r>
+              <w:rPr>
+                <w:sz w:val="19"/>
+              </w:rPr>
+              <w:t>Staff JWT only</w:t>
+            </w:r>
+          </w:p>
+        </w:tc>
+        <w:tc>
+          <w:tcPr>
+            <w:tcW w:type="dxa" w:w="576"/>
+          </w:tcPr>
+          <w:p>
+            <w:r>
+              <w:rPr>
+                <w:sz w:val="19"/>
+              </w:rPr>
+              <w:t>S8</w:t>
+            </w:r>
+          </w:p>
+        </w:tc>
+      </w:tr>
+      <w:tr>
+        <w:tc>
+          <w:tcPr>
+            <w:tcW w:type="dxa" w:w="432"/>
+            <w:shd w:val="clear" w:color="auto" w:fill="DEEAF1"/>
+          </w:tcPr>
+          <w:p>
+            <w:r>
+              <w:rPr>
+                <w:sz w:val="19"/>
+              </w:rPr>
+              <w:t>47</w:t>
+            </w:r>
+          </w:p>
+        </w:tc>
+        <w:tc>
+          <w:tcPr>
+            <w:tcW w:type="dxa" w:w="1008"/>
+            <w:shd w:val="clear" w:color="auto" w:fill="DEEAF1"/>
+          </w:tcPr>
+          <w:p>
+            <w:r>
+              <w:rPr>
+                <w:sz w:val="19"/>
+              </w:rPr>
+              <w:t>GET</w:t>
+            </w:r>
+          </w:p>
+        </w:tc>
+        <w:tc>
+          <w:tcPr>
+            <w:tcW w:type="dxa" w:w="4032"/>
+            <w:shd w:val="clear" w:color="auto" w:fill="DEEAF1"/>
+          </w:tcPr>
+          <w:p>
+            <w:r>
+              <w:rPr>
+                <w:sz w:val="19"/>
+              </w:rPr>
+              <w:t>/admin-panel/stores/</w:t>
+            </w:r>
+          </w:p>
+        </w:tc>
+        <w:tc>
+          <w:tcPr>
+            <w:tcW w:type="dxa" w:w="2016"/>
+            <w:shd w:val="clear" w:color="auto" w:fill="DEEAF1"/>
+          </w:tcPr>
+          <w:p>
+            <w:r>
+              <w:rPr>
+                <w:sz w:val="19"/>
+              </w:rPr>
+              <w:t>Staff JWT only</w:t>
+            </w:r>
+          </w:p>
+        </w:tc>
+        <w:tc>
+          <w:tcPr>
+            <w:tcW w:type="dxa" w:w="576"/>
+            <w:shd w:val="clear" w:color="auto" w:fill="DEEAF1"/>
+          </w:tcPr>
+          <w:p>
+            <w:r>
+              <w:rPr>
+                <w:sz w:val="19"/>
+              </w:rPr>
+              <w:t>S8</w:t>
+            </w:r>
+          </w:p>
+        </w:tc>
+      </w:tr>
+      <w:tr>
+        <w:tc>
+          <w:tcPr>
+            <w:tcW w:type="dxa" w:w="432"/>
+          </w:tcPr>
+          <w:p>
+            <w:r>
+              <w:rPr>
+                <w:sz w:val="19"/>
+              </w:rPr>
+              <w:t>48</w:t>
+            </w:r>
+          </w:p>
+        </w:tc>
+        <w:tc>
+          <w:tcPr>
+            <w:tcW w:type="dxa" w:w="1008"/>
+          </w:tcPr>
+          <w:p>
+            <w:r>
+              <w:rPr>
+                <w:sz w:val="19"/>
+              </w:rPr>
+              <w:t>PATCH</w:t>
+            </w:r>
+          </w:p>
+        </w:tc>
+        <w:tc>
+          <w:tcPr>
+            <w:tcW w:type="dxa" w:w="4032"/>
+          </w:tcPr>
+          <w:p>
+            <w:r>
+              <w:rPr>
+                <w:sz w:val="19"/>
+              </w:rPr>
+              <w:t>/admin-panel/stores/&lt;uuid&gt;/</w:t>
+            </w:r>
+          </w:p>
+        </w:tc>
+        <w:tc>
+          <w:tcPr>
+            <w:tcW w:type="dxa" w:w="2016"/>
+          </w:tcPr>
+          <w:p>
+            <w:r>
+              <w:rPr>
+                <w:sz w:val="19"/>
+              </w:rPr>
+              <w:t>Staff JWT only</w:t>
+            </w:r>
+          </w:p>
+        </w:tc>
+        <w:tc>
+          <w:tcPr>
+            <w:tcW w:type="dxa" w:w="576"/>
+          </w:tcPr>
+          <w:p>
+            <w:r>
+              <w:rPr>
+                <w:sz w:val="19"/>
+              </w:rPr>
+              <w:t>S8</w:t>
+            </w:r>
+          </w:p>
+        </w:tc>
+      </w:tr>
+      <w:tr>
+        <w:tc>
+          <w:tcPr>
+            <w:tcW w:type="dxa" w:w="432"/>
+            <w:shd w:val="clear" w:color="auto" w:fill="DEEAF1"/>
+          </w:tcPr>
+          <w:p>
+            <w:r>
+              <w:rPr>
+                <w:sz w:val="19"/>
+              </w:rPr>
+              <w:t>49</w:t>
+            </w:r>
+          </w:p>
+        </w:tc>
+        <w:tc>
+          <w:tcPr>
+            <w:tcW w:type="dxa" w:w="1008"/>
+            <w:shd w:val="clear" w:color="auto" w:fill="DEEAF1"/>
+          </w:tcPr>
+          <w:p>
+            <w:r>
+              <w:rPr>
+                <w:sz w:val="19"/>
+              </w:rPr>
+              <w:t>GET</w:t>
+            </w:r>
+          </w:p>
+        </w:tc>
+        <w:tc>
+          <w:tcPr>
+            <w:tcW w:type="dxa" w:w="4032"/>
+            <w:shd w:val="clear" w:color="auto" w:fill="DEEAF1"/>
+          </w:tcPr>
+          <w:p>
+            <w:r>
+              <w:rPr>
+                <w:sz w:val="19"/>
+              </w:rPr>
+              <w:t>/admin-panel/users/</w:t>
+            </w:r>
+          </w:p>
+        </w:tc>
+        <w:tc>
+          <w:tcPr>
+            <w:tcW w:type="dxa" w:w="2016"/>
+            <w:shd w:val="clear" w:color="auto" w:fill="DEEAF1"/>
+          </w:tcPr>
+          <w:p>
+            <w:r>
+              <w:rPr>
+                <w:sz w:val="19"/>
+              </w:rPr>
+              <w:t>Staff JWT only</w:t>
+            </w:r>
+          </w:p>
+        </w:tc>
+        <w:tc>
+          <w:tcPr>
+            <w:tcW w:type="dxa" w:w="576"/>
+            <w:shd w:val="clear" w:color="auto" w:fill="DEEAF1"/>
+          </w:tcPr>
+          <w:p>
+            <w:r>
+              <w:rPr>
+                <w:sz w:val="19"/>
+              </w:rPr>
+              <w:t>S8</w:t>
+            </w:r>
+          </w:p>
+        </w:tc>
+      </w:tr>
+      <w:tr>
+        <w:tc>
+          <w:tcPr>
+            <w:tcW w:type="dxa" w:w="432"/>
+          </w:tcPr>
+          <w:p>
+            <w:r>
+              <w:rPr>
+                <w:sz w:val="19"/>
+              </w:rPr>
+              <w:t>50</w:t>
+            </w:r>
+          </w:p>
+        </w:tc>
+        <w:tc>
+          <w:tcPr>
+            <w:tcW w:type="dxa" w:w="1008"/>
+          </w:tcPr>
+          <w:p>
+            <w:r>
+              <w:rPr>
+                <w:sz w:val="19"/>
+              </w:rPr>
+              <w:t>POST</w:t>
+            </w:r>
+          </w:p>
+        </w:tc>
+        <w:tc>
+          <w:tcPr>
+            <w:tcW w:type="dxa" w:w="4032"/>
+          </w:tcPr>
+          <w:p>
+            <w:r>
+              <w:rPr>
+                <w:sz w:val="19"/>
+              </w:rPr>
+              <w:t>/admin-panel/users/&lt;uuid&gt;/toggle-active/</w:t>
+            </w:r>
+          </w:p>
+        </w:tc>
+        <w:tc>
+          <w:tcPr>
+            <w:tcW w:type="dxa" w:w="2016"/>
+          </w:tcPr>
+          <w:p>
+            <w:r>
+              <w:rPr>
+                <w:sz w:val="19"/>
+              </w:rPr>
+              <w:t>Staff JWT only</w:t>
+            </w:r>
+          </w:p>
+        </w:tc>
+        <w:tc>
+          <w:tcPr>
+            <w:tcW w:type="dxa" w:w="576"/>
+          </w:tcPr>
+          <w:p>
+            <w:r>
+              <w:rPr>
+                <w:sz w:val="19"/>
+              </w:rPr>
+              <w:t>S8</w:t>
+            </w:r>
+          </w:p>
+        </w:tc>
+      </w:tr>
     </w:tbl>
     <w:p/>
     <w:p>
@@ -14939,6 +15495,930 @@
         <w:pStyle w:val="Heading1"/>
       </w:pPr>
       <w:r>
+        <w:t>Sprint 8 — Analytics + Admin Panel  (Steps 45–53)</w:t>
+      </w:r>
+    </w:p>
+    <w:p>
+      <w:r>
+        <w:rPr>
+          <w:b w:val="0"/>
+          <w:sz w:val="22"/>
+        </w:rPr>
+        <w:t>Follow Steps 45–53 after completing Step 10 (Create Store). Admin endpoints require a staff/superuser account — see Step 45b.</w:t>
+      </w:r>
+    </w:p>
+    <w:p>
+      <w:pPr>
+        <w:ind w:left="288"/>
+        <w:shd w:val="clear" w:color="auto" w:fill="D1ECF1"/>
+      </w:pPr>
+      <w:r>
+        <w:rPr>
+          <w:i/>
+          <w:color w:val="0C5460"/>
+          <w:sz w:val="20"/>
+        </w:rPr>
+        <w:t xml:space="preserve">  💡  No new migrations for this sprint. All analytics data is aggregated from existing tables.</w:t>
+      </w:r>
+    </w:p>
+    <w:p>
+      <w:r>
+        <w:rPr>
+          <w:b/>
+          <w:sz w:val="22"/>
+        </w:rPr>
+        <w:t>Step 45b: Create a Staff User (one-time dev setup)</w:t>
+      </w:r>
+    </w:p>
+    <w:p>
+      <w:pPr>
+        <w:spacing w:before="40" w:after="40"/>
+        <w:ind w:left="288"/>
+        <w:shd w:val="clear" w:color="auto" w:fill="F0F0F0"/>
+      </w:pPr>
+      <w:r>
+        <w:rPr>
+          <w:rFonts w:ascii="Courier New" w:hAnsi="Courier New"/>
+          <w:color w:val="1A1A8C"/>
+          <w:sz w:val="18"/>
+        </w:rPr>
+        <w:t>docker compose exec django python manage.py shell -c "</w:t>
+        <w:br/>
+        <w:t>from apps.auth_app.models import User</w:t>
+        <w:br/>
+        <w:t>u, _ = User.objects.get_or_create(phone_number='+919000000001', defaults={'role':'admin','full_name':'Admin'})</w:t>
+        <w:br/>
+        <w:t>u.is_staff = True; u.is_superuser = True; u.save()</w:t>
+        <w:br/>
+        <w:t>print('Done')</w:t>
+        <w:br/>
+        <w:t>"</w:t>
+      </w:r>
+    </w:p>
+    <w:p>
+      <w:r>
+        <w:rPr>
+          <w:b w:val="0"/>
+          <w:sz w:val="20"/>
+        </w:rPr>
+        <w:t>Then run /auth/otp/send/ + /auth/otp/verify/ with +919000000001 to get admin_token.</w:t>
+      </w:r>
+    </w:p>
+    <w:p>
+      <w:pPr>
+        <w:pStyle w:val="Heading2"/>
+      </w:pPr>
+      <w:r>
+        <w:t>STEP 45 — Vendor Dashboard  (Analytics)</w:t>
+      </w:r>
+    </w:p>
+    <w:p>
+      <w:pPr>
+        <w:spacing w:before="120"/>
+        <w:shd w:val="clear" w:color="auto" w:fill="D4EDDA"/>
+      </w:pPr>
+      <w:r>
+        <w:rPr>
+          <w:b/>
+          <w:color w:val="155524"/>
+          <w:sz w:val="20"/>
+        </w:rPr>
+        <w:t xml:space="preserve">  GET  </w:t>
+      </w:r>
+      <w:r>
+        <w:rPr>
+          <w:b/>
+          <w:color w:val="1F4E79"/>
+          <w:sz w:val="20"/>
+        </w:rPr>
+        <w:t xml:space="preserve">  {{base_url}}/analytics/vendor/</w:t>
+      </w:r>
+      <w:r>
+        <w:rPr>
+          <w:i/>
+          <w:color w:val="777777"/>
+          <w:sz w:val="18"/>
+        </w:rPr>
+        <w:t xml:space="preserve">   [Vendor JWT]   [Sprint 8]</w:t>
+      </w:r>
+    </w:p>
+    <w:p>
+      <w:r>
+        <w:rPr>
+          <w:b w:val="0"/>
+          <w:sz w:val="22"/>
+        </w:rPr>
+        <w:t>No body.</w:t>
+      </w:r>
+    </w:p>
+    <w:p>
+      <w:r>
+        <w:rPr>
+          <w:b/>
+          <w:sz w:val="20"/>
+        </w:rPr>
+        <w:t>Expected Response  200 OK:</w:t>
+      </w:r>
+    </w:p>
+    <w:p>
+      <w:pPr>
+        <w:spacing w:before="40" w:after="40"/>
+        <w:ind w:left="288"/>
+        <w:shd w:val="clear" w:color="auto" w:fill="F0F0F0"/>
+      </w:pPr>
+      <w:r>
+        <w:rPr>
+          <w:rFonts w:ascii="Courier New" w:hAnsi="Courier New"/>
+          <w:color w:val="1A1A8C"/>
+          <w:sz w:val="18"/>
+        </w:rPr>
+        <w:t>{</w:t>
+        <w:br/>
+        <w:t xml:space="preserve">  "store": {</w:t>
+        <w:br/>
+        <w:t xml:space="preserve">    "id": "...", "name": "Chennai Silk House", "category": "fashion",</w:t>
+        <w:br/>
+        <w:t xml:space="preserve">    "is_active": true, "is_verified": true, "is_open": true,</w:t>
+        <w:br/>
+        <w:t xml:space="preserve">    "follower_count": 2, "review_count": 2, "avg_rating": 4.5</w:t>
+        <w:br/>
+        <w:t xml:space="preserve">  },</w:t>
+        <w:br/>
+        <w:t xml:space="preserve">  "wallet": { "balance": "501.00" },</w:t>
+        <w:br/>
+        <w:t xml:space="preserve">  "subscription": { "plan": "Basic Plan", "expires_at": "2026-06-14T...", "is_active": true, "days_left": 29 },</w:t>
+        <w:br/>
+        <w:t xml:space="preserve">  "current_plan": { "name": "basic", "display_name": "Basic Plan", "video_limit": 20, "product_limit": 50 },</w:t>
+        <w:br/>
+        <w:t xml:space="preserve">  "products": { "total": 5, "active": 3, "draft": 1, "inactive": 1 },</w:t>
+        <w:br/>
+        <w:t xml:space="preserve">  "videos": { "total": 8, "ready": 3, "processing": 2, "pending": 3, "total_likes": 0, "total_views": 6 }</w:t>
+        <w:br/>
+        <w:t>}</w:t>
+      </w:r>
+    </w:p>
+    <w:p>
+      <w:pPr>
+        <w:ind w:left="288"/>
+        <w:shd w:val="clear" w:color="auto" w:fill="D4EDDA"/>
+      </w:pPr>
+      <w:r>
+        <w:rPr>
+          <w:i/>
+          <w:color w:val="155724"/>
+          <w:sz w:val="20"/>
+        </w:rPr>
+        <w:t xml:space="preserve">  ✅  subscription is null if the vendor has never subscribed. current_plan defaults to Free.</w:t>
+      </w:r>
+    </w:p>
+    <w:p>
+      <w:pPr>
+        <w:pStyle w:val="Heading2"/>
+      </w:pPr>
+      <w:r>
+        <w:t>STEP 46 — Video Stats  (Analytics)</w:t>
+      </w:r>
+    </w:p>
+    <w:p>
+      <w:pPr>
+        <w:spacing w:before="120"/>
+        <w:shd w:val="clear" w:color="auto" w:fill="D4EDDA"/>
+      </w:pPr>
+      <w:r>
+        <w:rPr>
+          <w:b/>
+          <w:color w:val="155524"/>
+          <w:sz w:val="20"/>
+        </w:rPr>
+        <w:t xml:space="preserve">  GET  </w:t>
+      </w:r>
+      <w:r>
+        <w:rPr>
+          <w:b/>
+          <w:color w:val="1F4E79"/>
+          <w:sz w:val="20"/>
+        </w:rPr>
+        <w:t xml:space="preserve">  {{base_url}}/analytics/vendor/videos/</w:t>
+      </w:r>
+      <w:r>
+        <w:rPr>
+          <w:i/>
+          <w:color w:val="777777"/>
+          <w:sz w:val="18"/>
+        </w:rPr>
+        <w:t xml:space="preserve">   [Vendor JWT]   [Sprint 8]</w:t>
+      </w:r>
+    </w:p>
+    <w:p>
+      <w:r>
+        <w:rPr>
+          <w:b w:val="0"/>
+          <w:sz w:val="22"/>
+        </w:rPr>
+        <w:t>No body.</w:t>
+      </w:r>
+    </w:p>
+    <w:p>
+      <w:r>
+        <w:rPr>
+          <w:b/>
+          <w:sz w:val="20"/>
+        </w:rPr>
+        <w:t>Expected Response  200 OK:</w:t>
+      </w:r>
+    </w:p>
+    <w:p>
+      <w:pPr>
+        <w:spacing w:before="40" w:after="40"/>
+        <w:ind w:left="288"/>
+        <w:shd w:val="clear" w:color="auto" w:fill="F0F0F0"/>
+      </w:pPr>
+      <w:r>
+        <w:rPr>
+          <w:rFonts w:ascii="Courier New" w:hAnsi="Courier New"/>
+          <w:color w:val="1A1A8C"/>
+          <w:sz w:val="18"/>
+        </w:rPr>
+        <w:t>[</w:t>
+        <w:br/>
+        <w:t xml:space="preserve">  {</w:t>
+        <w:br/>
+        <w:t xml:space="preserve">    "id": "...", "title": "Summer Kurta Collection",</w:t>
+        <w:br/>
+        <w:t xml:space="preserve">    "status": "ready", "view_count": 4, "like_count": 0,</w:t>
+        <w:br/>
+        <w:t xml:space="preserve">    "duration_seconds": 45, "created_at": "2026-05-15T..."</w:t>
+        <w:br/>
+        <w:t xml:space="preserve">  }</w:t>
+        <w:br/>
+        <w:t>]</w:t>
+      </w:r>
+    </w:p>
+    <w:p>
+      <w:pPr>
+        <w:ind w:left="288"/>
+        <w:shd w:val="clear" w:color="auto" w:fill="D1ECF1"/>
+      </w:pPr>
+      <w:r>
+        <w:rPr>
+          <w:i/>
+          <w:color w:val="0C5460"/>
+          <w:sz w:val="20"/>
+        </w:rPr>
+        <w:t xml:space="preserve">  💡  Ordered by most views first. All videos returned — not just ready ones.</w:t>
+      </w:r>
+    </w:p>
+    <w:p>
+      <w:pPr>
+        <w:pStyle w:val="Heading2"/>
+      </w:pPr>
+      <w:r>
+        <w:t>STEP 47 — Product Stats  (Analytics)</w:t>
+      </w:r>
+    </w:p>
+    <w:p>
+      <w:pPr>
+        <w:spacing w:before="120"/>
+        <w:shd w:val="clear" w:color="auto" w:fill="D4EDDA"/>
+      </w:pPr>
+      <w:r>
+        <w:rPr>
+          <w:b/>
+          <w:color w:val="155524"/>
+          <w:sz w:val="20"/>
+        </w:rPr>
+        <w:t xml:space="preserve">  GET  </w:t>
+      </w:r>
+      <w:r>
+        <w:rPr>
+          <w:b/>
+          <w:color w:val="1F4E79"/>
+          <w:sz w:val="20"/>
+        </w:rPr>
+        <w:t xml:space="preserve">  {{base_url}}/analytics/vendor/products/</w:t>
+      </w:r>
+      <w:r>
+        <w:rPr>
+          <w:i/>
+          <w:color w:val="777777"/>
+          <w:sz w:val="18"/>
+        </w:rPr>
+        <w:t xml:space="preserve">   [Vendor JWT]   [Sprint 8]</w:t>
+      </w:r>
+    </w:p>
+    <w:p>
+      <w:r>
+        <w:rPr>
+          <w:b w:val="0"/>
+          <w:sz w:val="22"/>
+        </w:rPr>
+        <w:t>No body.</w:t>
+      </w:r>
+    </w:p>
+    <w:p>
+      <w:r>
+        <w:rPr>
+          <w:b/>
+          <w:sz w:val="20"/>
+        </w:rPr>
+        <w:t>Expected Response  200 OK:</w:t>
+      </w:r>
+    </w:p>
+    <w:p>
+      <w:pPr>
+        <w:spacing w:before="40" w:after="40"/>
+        <w:ind w:left="288"/>
+        <w:shd w:val="clear" w:color="auto" w:fill="F0F0F0"/>
+      </w:pPr>
+      <w:r>
+        <w:rPr>
+          <w:rFonts w:ascii="Courier New" w:hAnsi="Courier New"/>
+          <w:color w:val="1A1A8C"/>
+          <w:sz w:val="18"/>
+        </w:rPr>
+        <w:t>[</w:t>
+        <w:br/>
+        <w:t xml:space="preserve">  {</w:t>
+        <w:br/>
+        <w:t xml:space="preserve">    "id": "...", "name": "Kanchipuram Silk Saree",</w:t>
+        <w:br/>
+        <w:t xml:space="preserve">    "status": "active", "base_price": "4500.00",</w:t>
+        <w:br/>
+        <w:t xml:space="preserve">    "wishlist_count": 1, "created_at": "2026-05-15T..."</w:t>
+        <w:br/>
+        <w:t xml:space="preserve">  }</w:t>
+        <w:br/>
+        <w:t>]</w:t>
+      </w:r>
+    </w:p>
+    <w:p>
+      <w:pPr>
+        <w:pStyle w:val="Heading2"/>
+      </w:pPr>
+      <w:r>
+        <w:t>STEP 48 — Platform Stats  (Admin)</w:t>
+      </w:r>
+    </w:p>
+    <w:p>
+      <w:pPr>
+        <w:spacing w:before="120"/>
+        <w:shd w:val="clear" w:color="auto" w:fill="D4EDDA"/>
+      </w:pPr>
+      <w:r>
+        <w:rPr>
+          <w:b/>
+          <w:color w:val="155524"/>
+          <w:sz w:val="20"/>
+        </w:rPr>
+        <w:t xml:space="preserve">  GET  </w:t>
+      </w:r>
+      <w:r>
+        <w:rPr>
+          <w:b/>
+          <w:color w:val="1F4E79"/>
+          <w:sz w:val="20"/>
+        </w:rPr>
+        <w:t xml:space="preserve">  {{base_url}}/admin-panel/stats/</w:t>
+      </w:r>
+      <w:r>
+        <w:rPr>
+          <w:i/>
+          <w:color w:val="777777"/>
+          <w:sz w:val="18"/>
+        </w:rPr>
+        <w:t xml:space="preserve">   [Staff JWT]   [Sprint 8]</w:t>
+      </w:r>
+    </w:p>
+    <w:p>
+      <w:r>
+        <w:rPr>
+          <w:b w:val="0"/>
+          <w:sz w:val="22"/>
+        </w:rPr>
+        <w:t>No body. Use admin_token saved in Step 45b.</w:t>
+      </w:r>
+    </w:p>
+    <w:p>
+      <w:r>
+        <w:rPr>
+          <w:b/>
+          <w:sz w:val="20"/>
+        </w:rPr>
+        <w:t>Expected Response  200 OK:</w:t>
+      </w:r>
+    </w:p>
+    <w:p>
+      <w:pPr>
+        <w:spacing w:before="40" w:after="40"/>
+        <w:ind w:left="288"/>
+        <w:shd w:val="clear" w:color="auto" w:fill="F0F0F0"/>
+      </w:pPr>
+      <w:r>
+        <w:rPr>
+          <w:rFonts w:ascii="Courier New" w:hAnsi="Courier New"/>
+          <w:color w:val="1A1A8C"/>
+          <w:sz w:val="18"/>
+        </w:rPr>
+        <w:t>{</w:t>
+        <w:br/>
+        <w:t xml:space="preserve">  "users":    { "total": 7, "vendors": 2, "customers": 4, "active": 7 },</w:t>
+        <w:br/>
+        <w:t xml:space="preserve">  "stores":   { "total": 1, "active": 1, "verified": 1, "open": 1 },</w:t>
+        <w:br/>
+        <w:t xml:space="preserve">  "videos":   { "total": 8, "ready": 3, "total_views": 6, "total_likes": 0 },</w:t>
+        <w:br/>
+        <w:t xml:space="preserve">  "products": { "active": 1 },</w:t>
+        <w:br/>
+        <w:t xml:space="preserve">  "revenue":  { "subscription_revenue": "499.00", "total_topups": "1000.00" }</w:t>
+        <w:br/>
+        <w:t>}</w:t>
+      </w:r>
+    </w:p>
+    <w:p>
+      <w:pPr>
+        <w:pStyle w:val="Heading2"/>
+      </w:pPr>
+      <w:r>
+        <w:t>STEP 49 — List All Stores  (Admin)</w:t>
+      </w:r>
+    </w:p>
+    <w:p>
+      <w:pPr>
+        <w:spacing w:before="120"/>
+        <w:shd w:val="clear" w:color="auto" w:fill="D4EDDA"/>
+      </w:pPr>
+      <w:r>
+        <w:rPr>
+          <w:b/>
+          <w:color w:val="155524"/>
+          <w:sz w:val="20"/>
+        </w:rPr>
+        <w:t xml:space="preserve">  GET  </w:t>
+      </w:r>
+      <w:r>
+        <w:rPr>
+          <w:b/>
+          <w:color w:val="1F4E79"/>
+          <w:sz w:val="20"/>
+        </w:rPr>
+        <w:t xml:space="preserve">  {{base_url}}/admin-panel/stores/</w:t>
+      </w:r>
+      <w:r>
+        <w:rPr>
+          <w:i/>
+          <w:color w:val="777777"/>
+          <w:sz w:val="18"/>
+        </w:rPr>
+        <w:t xml:space="preserve">   [Staff JWT]   [Sprint 8]</w:t>
+      </w:r>
+    </w:p>
+    <w:p>
+      <w:r>
+        <w:rPr>
+          <w:b w:val="0"/>
+          <w:sz w:val="22"/>
+        </w:rPr>
+        <w:t>No body. Optional query params: ?search=, ?is_active=, ?is_verified=, ?category=</w:t>
+      </w:r>
+    </w:p>
+    <w:p>
+      <w:r>
+        <w:rPr>
+          <w:b/>
+          <w:sz w:val="20"/>
+        </w:rPr>
+        <w:t>Expected Response  200 OK:</w:t>
+      </w:r>
+    </w:p>
+    <w:p>
+      <w:pPr>
+        <w:spacing w:before="40" w:after="40"/>
+        <w:ind w:left="288"/>
+        <w:shd w:val="clear" w:color="auto" w:fill="F0F0F0"/>
+      </w:pPr>
+      <w:r>
+        <w:rPr>
+          <w:rFonts w:ascii="Courier New" w:hAnsi="Courier New"/>
+          <w:color w:val="1A1A8C"/>
+          <w:sz w:val="18"/>
+        </w:rPr>
+        <w:t>{</w:t>
+        <w:br/>
+        <w:t xml:space="preserve">  "count": 1,</w:t>
+        <w:br/>
+        <w:t xml:space="preserve">  "results": [</w:t>
+        <w:br/>
+        <w:t xml:space="preserve">    {</w:t>
+        <w:br/>
+        <w:t xml:space="preserve">      "id": "...", "name": "Chennai Silk House", "category": "fashion",</w:t>
+        <w:br/>
+        <w:t xml:space="preserve">      "address": "123 T Nagar", "locality": "T Nagar",</w:t>
+        <w:br/>
+        <w:t xml:space="preserve">      "is_active": true, "is_verified": true, "is_open": true,</w:t>
+        <w:br/>
+        <w:t xml:space="preserve">      "wallet_balance": "501.00",</w:t>
+        <w:br/>
+        <w:t xml:space="preserve">      "owner_phone": "+919999999999", "owner_name": "",</w:t>
+        <w:br/>
+        <w:t xml:space="preserve">      "product_count": 1, "video_count": 8, "created_at": "..."</w:t>
+        <w:br/>
+        <w:t xml:space="preserve">    }</w:t>
+        <w:br/>
+        <w:t xml:space="preserve">  ]</w:t>
+        <w:br/>
+        <w:t>}</w:t>
+      </w:r>
+    </w:p>
+    <w:p>
+      <w:pPr>
+        <w:ind w:left="288"/>
+        <w:shd w:val="clear" w:color="auto" w:fill="D1ECF1"/>
+      </w:pPr>
+      <w:r>
+        <w:rPr>
+          <w:i/>
+          <w:color w:val="0C5460"/>
+          <w:sz w:val="20"/>
+        </w:rPr>
+        <w:t xml:space="preserve">  💡  Try: /admin-panel/stores/?is_verified=false to find stores pending verification.</w:t>
+      </w:r>
+    </w:p>
+    <w:p>
+      <w:pPr>
+        <w:pStyle w:val="Heading2"/>
+      </w:pPr>
+      <w:r>
+        <w:t>STEP 50 — Verify a Store  (Admin)</w:t>
+      </w:r>
+    </w:p>
+    <w:p>
+      <w:pPr>
+        <w:spacing w:before="120"/>
+        <w:shd w:val="clear" w:color="auto" w:fill="FFF3CD"/>
+      </w:pPr>
+      <w:r>
+        <w:rPr>
+          <w:b/>
+          <w:color w:val="7D4E00"/>
+          <w:sz w:val="20"/>
+        </w:rPr>
+        <w:t xml:space="preserve">  PATCH  </w:t>
+      </w:r>
+      <w:r>
+        <w:rPr>
+          <w:b/>
+          <w:color w:val="1F4E79"/>
+          <w:sz w:val="20"/>
+        </w:rPr>
+        <w:t xml:space="preserve">  {{base_url}}/admin-panel/stores/{{store_id}}/</w:t>
+      </w:r>
+      <w:r>
+        <w:rPr>
+          <w:i/>
+          <w:color w:val="777777"/>
+          <w:sz w:val="18"/>
+        </w:rPr>
+        <w:t xml:space="preserve">   [Staff JWT]   [Sprint 8]</w:t>
+      </w:r>
+    </w:p>
+    <w:p>
+      <w:r>
+        <w:rPr>
+          <w:b/>
+          <w:sz w:val="20"/>
+        </w:rPr>
+        <w:t>Body:</w:t>
+      </w:r>
+    </w:p>
+    <w:p>
+      <w:pPr>
+        <w:spacing w:before="40" w:after="40"/>
+        <w:ind w:left="288"/>
+        <w:shd w:val="clear" w:color="auto" w:fill="F0F0F0"/>
+      </w:pPr>
+      <w:r>
+        <w:rPr>
+          <w:rFonts w:ascii="Courier New" w:hAnsi="Courier New"/>
+          <w:color w:val="1A1A8C"/>
+          <w:sz w:val="18"/>
+        </w:rPr>
+        <w:t>{ "is_verified": true }</w:t>
+      </w:r>
+    </w:p>
+    <w:p>
+      <w:r>
+        <w:rPr>
+          <w:b/>
+          <w:sz w:val="20"/>
+        </w:rPr>
+        <w:t>Expected Response  200 OK:</w:t>
+      </w:r>
+    </w:p>
+    <w:p>
+      <w:pPr>
+        <w:spacing w:before="40" w:after="40"/>
+        <w:ind w:left="288"/>
+        <w:shd w:val="clear" w:color="auto" w:fill="F0F0F0"/>
+      </w:pPr>
+      <w:r>
+        <w:rPr>
+          <w:rFonts w:ascii="Courier New" w:hAnsi="Courier New"/>
+          <w:color w:val="1A1A8C"/>
+          <w:sz w:val="18"/>
+        </w:rPr>
+        <w:t>{ "id": "...", "is_verified": true, ... }</w:t>
+      </w:r>
+    </w:p>
+    <w:p>
+      <w:pPr>
+        <w:ind w:left="288"/>
+        <w:shd w:val="clear" w:color="auto" w:fill="D4EDDA"/>
+      </w:pPr>
+      <w:r>
+        <w:rPr>
+          <w:i/>
+          <w:color w:val="155724"/>
+          <w:sz w:val="20"/>
+        </w:rPr>
+        <w:t xml:space="preserve">  ✅  You can also set: {"is_active": false} to deactivate, or {"is_open": true} to mark store as open.</w:t>
+      </w:r>
+    </w:p>
+    <w:p>
+      <w:pPr>
+        <w:pStyle w:val="Heading2"/>
+      </w:pPr>
+      <w:r>
+        <w:t>STEP 51 — List All Users  (Admin)</w:t>
+      </w:r>
+    </w:p>
+    <w:p>
+      <w:pPr>
+        <w:spacing w:before="120"/>
+        <w:shd w:val="clear" w:color="auto" w:fill="D4EDDA"/>
+      </w:pPr>
+      <w:r>
+        <w:rPr>
+          <w:b/>
+          <w:color w:val="155524"/>
+          <w:sz w:val="20"/>
+        </w:rPr>
+        <w:t xml:space="preserve">  GET  </w:t>
+      </w:r>
+      <w:r>
+        <w:rPr>
+          <w:b/>
+          <w:color w:val="1F4E79"/>
+          <w:sz w:val="20"/>
+        </w:rPr>
+        <w:t xml:space="preserve">  {{base_url}}/admin-panel/users/</w:t>
+      </w:r>
+      <w:r>
+        <w:rPr>
+          <w:i/>
+          <w:color w:val="777777"/>
+          <w:sz w:val="18"/>
+        </w:rPr>
+        <w:t xml:space="preserve">   [Staff JWT]   [Sprint 8]</w:t>
+      </w:r>
+    </w:p>
+    <w:p>
+      <w:r>
+        <w:rPr>
+          <w:b w:val="0"/>
+          <w:sz w:val="22"/>
+        </w:rPr>
+        <w:t>No body. Optional query params: ?search=, ?role=vendor/customer, ?is_active=</w:t>
+      </w:r>
+    </w:p>
+    <w:p>
+      <w:r>
+        <w:rPr>
+          <w:b/>
+          <w:sz w:val="20"/>
+        </w:rPr>
+        <w:t>Expected Response  200 OK:</w:t>
+      </w:r>
+    </w:p>
+    <w:p>
+      <w:pPr>
+        <w:spacing w:before="40" w:after="40"/>
+        <w:ind w:left="288"/>
+        <w:shd w:val="clear" w:color="auto" w:fill="F0F0F0"/>
+      </w:pPr>
+      <w:r>
+        <w:rPr>
+          <w:rFonts w:ascii="Courier New" w:hAnsi="Courier New"/>
+          <w:color w:val="1A1A8C"/>
+          <w:sz w:val="18"/>
+        </w:rPr>
+        <w:t>{</w:t>
+        <w:br/>
+        <w:t xml:space="preserve">  "count": 7,</w:t>
+        <w:br/>
+        <w:t xml:space="preserve">  "results": [</w:t>
+        <w:br/>
+        <w:t xml:space="preserve">    {</w:t>
+        <w:br/>
+        <w:t xml:space="preserve">      "id": "...", "phone_number": "+919999999999",</w:t>
+        <w:br/>
+        <w:t xml:space="preserve">      "role": "vendor", "is_active": true, "is_staff": false,</w:t>
+        <w:br/>
+        <w:t xml:space="preserve">      "store_name": "Chennai Silk House", "created_at": "..."</w:t>
+        <w:br/>
+        <w:t xml:space="preserve">    }</w:t>
+        <w:br/>
+        <w:t xml:space="preserve">  ]</w:t>
+        <w:br/>
+        <w:t>}</w:t>
+      </w:r>
+    </w:p>
+    <w:p>
+      <w:pPr>
+        <w:ind w:left="288"/>
+        <w:shd w:val="clear" w:color="auto" w:fill="D1ECF1"/>
+      </w:pPr>
+      <w:r>
+        <w:rPr>
+          <w:i/>
+          <w:color w:val="0C5460"/>
+          <w:sz w:val="20"/>
+        </w:rPr>
+        <w:t xml:space="preserve">  💡  Vendors show store_name. Customers show null for store_name.</w:t>
+      </w:r>
+    </w:p>
+    <w:p>
+      <w:pPr>
+        <w:pStyle w:val="Heading2"/>
+      </w:pPr>
+      <w:r>
+        <w:t>STEP 52 — Toggle User Active  (Admin)</w:t>
+      </w:r>
+    </w:p>
+    <w:p>
+      <w:pPr>
+        <w:spacing w:before="120"/>
+        <w:shd w:val="clear" w:color="auto" w:fill="CCE5FF"/>
+      </w:pPr>
+      <w:r>
+        <w:rPr>
+          <w:b/>
+          <w:color w:val="004DAA"/>
+          <w:sz w:val="20"/>
+        </w:rPr>
+        <w:t xml:space="preserve">  POST  </w:t>
+      </w:r>
+      <w:r>
+        <w:rPr>
+          <w:b/>
+          <w:color w:val="1F4E79"/>
+          <w:sz w:val="20"/>
+        </w:rPr>
+        <w:t xml:space="preserve">  {{base_url}}/admin-panel/users/{{customer_id}}/toggle-active/</w:t>
+      </w:r>
+      <w:r>
+        <w:rPr>
+          <w:i/>
+          <w:color w:val="777777"/>
+          <w:sz w:val="18"/>
+        </w:rPr>
+        <w:t xml:space="preserve">   [Staff JWT]   [Sprint 8]</w:t>
+      </w:r>
+    </w:p>
+    <w:p>
+      <w:r>
+        <w:rPr>
+          <w:b w:val="0"/>
+          <w:sz w:val="22"/>
+        </w:rPr>
+        <w:t>No body.</w:t>
+      </w:r>
+    </w:p>
+    <w:p>
+      <w:r>
+        <w:rPr>
+          <w:b/>
+          <w:sz w:val="20"/>
+        </w:rPr>
+        <w:t>Expected Response  200 OK:</w:t>
+      </w:r>
+    </w:p>
+    <w:p>
+      <w:pPr>
+        <w:spacing w:before="40" w:after="40"/>
+        <w:ind w:left="288"/>
+        <w:shd w:val="clear" w:color="auto" w:fill="F0F0F0"/>
+      </w:pPr>
+      <w:r>
+        <w:rPr>
+          <w:rFonts w:ascii="Courier New" w:hAnsi="Courier New"/>
+          <w:color w:val="1A1A8C"/>
+          <w:sz w:val="18"/>
+        </w:rPr>
+        <w:t>{ "message": "User deactivated successfully.", "user_id": "...", "is_active": false }</w:t>
+      </w:r>
+    </w:p>
+    <w:p>
+      <w:r>
+        <w:rPr>
+          <w:b w:val="0"/>
+          <w:sz w:val="20"/>
+        </w:rPr>
+        <w:t>Call again to re-activate:</w:t>
+      </w:r>
+    </w:p>
+    <w:p>
+      <w:pPr>
+        <w:spacing w:before="40" w:after="40"/>
+        <w:ind w:left="288"/>
+        <w:shd w:val="clear" w:color="auto" w:fill="F0F0F0"/>
+      </w:pPr>
+      <w:r>
+        <w:rPr>
+          <w:rFonts w:ascii="Courier New" w:hAnsi="Courier New"/>
+          <w:color w:val="1A1A8C"/>
+          <w:sz w:val="18"/>
+        </w:rPr>
+        <w:t>{ "message": "User activated successfully.", "user_id": "...", "is_active": true }</w:t>
+      </w:r>
+    </w:p>
+    <w:p>
+      <w:pPr>
+        <w:ind w:left="288"/>
+        <w:shd w:val="clear" w:color="auto" w:fill="F8D7DA"/>
+      </w:pPr>
+      <w:r>
+        <w:rPr>
+          <w:i/>
+          <w:color w:val="7B1D1D"/>
+          <w:sz w:val="20"/>
+        </w:rPr>
+        <w:t xml:space="preserve">  🚫  Cannot toggle your own account — returns 400 with "Cannot deactivate your own account."</w:t>
+      </w:r>
+    </w:p>
+    <w:p>
+      <w:pPr>
+        <w:pStyle w:val="Heading2"/>
+      </w:pPr>
+      <w:r>
+        <w:t>STEP 53 — Search Filter Tests  (Admin)</w:t>
+      </w:r>
+    </w:p>
+    <w:p>
+      <w:r>
+        <w:rPr>
+          <w:b w:val="0"/>
+          <w:sz w:val="22"/>
+        </w:rPr>
+        <w:t>Test the filter params on both admin endpoints:</w:t>
+      </w:r>
+    </w:p>
+    <w:p>
+      <w:pPr>
+        <w:spacing w:before="40" w:after="40"/>
+        <w:ind w:left="288"/>
+        <w:shd w:val="clear" w:color="auto" w:fill="F0F0F0"/>
+      </w:pPr>
+      <w:r>
+        <w:rPr>
+          <w:rFonts w:ascii="Courier New" w:hAnsi="Courier New"/>
+          <w:color w:val="1A1A8C"/>
+          <w:sz w:val="18"/>
+        </w:rPr>
+        <w:t># Filter stores by verification status</w:t>
+        <w:br/>
+        <w:t>GET /admin-panel/stores/?is_verified=false</w:t>
+        <w:br/>
+        <w:br/>
+        <w:t># Filter stores by category</w:t>
+        <w:br/>
+        <w:t>GET /admin-panel/stores/?category=fashion</w:t>
+        <w:br/>
+        <w:br/>
+        <w:t># Search stores by name or owner phone</w:t>
+        <w:br/>
+        <w:t>GET /admin-panel/stores/?search=chennai</w:t>
+        <w:br/>
+        <w:br/>
+        <w:t># Filter users by role</w:t>
+        <w:br/>
+        <w:t>GET /admin-panel/users/?role=vendor</w:t>
+        <w:br/>
+        <w:br/>
+        <w:t># Search users by phone</w:t>
+        <w:br/>
+        <w:t>GET /admin-panel/users/?search=9999</w:t>
+      </w:r>
+    </w:p>
+    <w:p>
+      <w:r>
+        <w:br w:type="page"/>
+      </w:r>
+    </w:p>
+    <w:p>
+      <w:pPr>
+        <w:pStyle w:val="Heading1"/>
+      </w:pPr>
+      <w:r>
         <w:t>4. Error Cases to Test</w:t>
       </w:r>
     </w:p>
@@ -18079,7 +19559,7 @@
         <w:pStyle w:val="Heading2"/>
       </w:pPr>
       <w:r>
-        <w:t>Video Error Cases  (Sprint 4)</w:t>
+        <w:t>Analytics Error Cases  (Sprint 8)</w:t>
       </w:r>
     </w:p>
     <w:tbl>
@@ -18097,7 +19577,7 @@
       <w:tr>
         <w:tc>
           <w:tcPr>
-            <w:tcW w:type="dxa" w:w="2880"/>
+            <w:tcW w:type="dxa" w:w="2736"/>
             <w:shd w:val="clear" w:color="auto" w:fill="1F4E79"/>
           </w:tcPr>
           <w:p>
@@ -18113,7 +19593,7 @@
         </w:tc>
         <w:tc>
           <w:tcPr>
-            <w:tcW w:type="dxa" w:w="3456"/>
+            <w:tcW w:type="dxa" w:w="3744"/>
             <w:shd w:val="clear" w:color="auto" w:fill="1F4E79"/>
           </w:tcPr>
           <w:p>
@@ -18123,13 +19603,13 @@
                 <w:color w:val="FFFFFF"/>
                 <w:sz w:val="20"/>
               </w:rPr>
-              <w:t>Request</w:t>
-            </w:r>
-          </w:p>
-        </w:tc>
-        <w:tc>
-          <w:tcPr>
-            <w:tcW w:type="dxa" w:w="3168"/>
+              <w:t>Request / Situation</w:t>
+            </w:r>
+          </w:p>
+        </w:tc>
+        <w:tc>
+          <w:tcPr>
+            <w:tcW w:type="dxa" w:w="3024"/>
             <w:shd w:val="clear" w:color="auto" w:fill="1F4E79"/>
           </w:tcPr>
           <w:p>
@@ -18147,7 +19627,7 @@
       <w:tr>
         <w:tc>
           <w:tcPr>
-            <w:tcW w:type="dxa" w:w="2880"/>
+            <w:tcW w:type="dxa" w:w="2736"/>
             <w:shd w:val="clear" w:color="auto" w:fill="DEEAF1"/>
           </w:tcPr>
           <w:p>
@@ -18155,13 +19635,13 @@
               <w:rPr>
                 <w:sz w:val="19"/>
               </w:rPr>
-              <w:t>No store — request upload</w:t>
-            </w:r>
-          </w:p>
-        </w:tc>
-        <w:tc>
-          <w:tcPr>
-            <w:tcW w:type="dxa" w:w="3456"/>
+              <w:t>Vendor Dashboard — no store</w:t>
+            </w:r>
+          </w:p>
+        </w:tc>
+        <w:tc>
+          <w:tcPr>
+            <w:tcW w:type="dxa" w:w="3744"/>
             <w:shd w:val="clear" w:color="auto" w:fill="DEEAF1"/>
           </w:tcPr>
           <w:p>
@@ -18169,13 +19649,13 @@
               <w:rPr>
                 <w:sz w:val="19"/>
               </w:rPr>
-              <w:t>POST /videos/request-upload/ before store created</w:t>
-            </w:r>
-          </w:p>
-        </w:tc>
-        <w:tc>
-          <w:tcPr>
-            <w:tcW w:type="dxa" w:w="3168"/>
+              <w:t>GET /analytics/vendor/ — vendor with no store</w:t>
+            </w:r>
+          </w:p>
+        </w:tc>
+        <w:tc>
+          <w:tcPr>
+            <w:tcW w:type="dxa" w:w="3024"/>
             <w:shd w:val="clear" w:color="auto" w:fill="DEEAF1"/>
           </w:tcPr>
           <w:p>
@@ -18191,40 +19671,40 @@
       <w:tr>
         <w:tc>
           <w:tcPr>
-            <w:tcW w:type="dxa" w:w="2880"/>
-          </w:tcPr>
-          <w:p>
-            <w:r>
-              <w:rPr>
-                <w:sz w:val="19"/>
-              </w:rPr>
-              <w:t>Missing title</w:t>
-            </w:r>
-          </w:p>
-        </w:tc>
-        <w:tc>
-          <w:tcPr>
-            <w:tcW w:type="dxa" w:w="3456"/>
-          </w:tcPr>
-          <w:p>
-            <w:r>
-              <w:rPr>
-                <w:sz w:val="19"/>
-              </w:rPr>
-              <w:t>POST /videos/request-upload/ with no title field</w:t>
-            </w:r>
-          </w:p>
-        </w:tc>
-        <w:tc>
-          <w:tcPr>
-            <w:tcW w:type="dxa" w:w="3168"/>
-          </w:tcPr>
-          <w:p>
-            <w:r>
-              <w:rPr>
-                <w:sz w:val="19"/>
-              </w:rPr>
-              <w:t>400 — This field is required</w:t>
+            <w:tcW w:type="dxa" w:w="2736"/>
+          </w:tcPr>
+          <w:p>
+            <w:r>
+              <w:rPr>
+                <w:sz w:val="19"/>
+              </w:rPr>
+              <w:t>Dashboard — no auth</w:t>
+            </w:r>
+          </w:p>
+        </w:tc>
+        <w:tc>
+          <w:tcPr>
+            <w:tcW w:type="dxa" w:w="3744"/>
+          </w:tcPr>
+          <w:p>
+            <w:r>
+              <w:rPr>
+                <w:sz w:val="19"/>
+              </w:rPr>
+              <w:t>GET /analytics/vendor/ — no Authorization header</w:t>
+            </w:r>
+          </w:p>
+        </w:tc>
+        <w:tc>
+          <w:tcPr>
+            <w:tcW w:type="dxa" w:w="3024"/>
+          </w:tcPr>
+          <w:p>
+            <w:r>
+              <w:rPr>
+                <w:sz w:val="19"/>
+              </w:rPr>
+              <w:t>401 — authentication_failed</w:t>
             </w:r>
           </w:p>
         </w:tc>
@@ -18232,7 +19712,7 @@
       <w:tr>
         <w:tc>
           <w:tcPr>
-            <w:tcW w:type="dxa" w:w="2880"/>
+            <w:tcW w:type="dxa" w:w="2736"/>
             <w:shd w:val="clear" w:color="auto" w:fill="DEEAF1"/>
           </w:tcPr>
           <w:p>
@@ -18240,13 +19720,13 @@
               <w:rPr>
                 <w:sz w:val="19"/>
               </w:rPr>
-              <w:t>Customer calls request-upload</w:t>
-            </w:r>
-          </w:p>
-        </w:tc>
-        <w:tc>
-          <w:tcPr>
-            <w:tcW w:type="dxa" w:w="3456"/>
+              <w:t>Dashboard — customer token</w:t>
+            </w:r>
+          </w:p>
+        </w:tc>
+        <w:tc>
+          <w:tcPr>
+            <w:tcW w:type="dxa" w:w="3744"/>
             <w:shd w:val="clear" w:color="auto" w:fill="DEEAF1"/>
           </w:tcPr>
           <w:p>
@@ -18254,13 +19734,13 @@
               <w:rPr>
                 <w:sz w:val="19"/>
               </w:rPr>
-              <w:t>POST /videos/request-upload/ with customer token</w:t>
-            </w:r>
-          </w:p>
-        </w:tc>
-        <w:tc>
-          <w:tcPr>
-            <w:tcW w:type="dxa" w:w="3168"/>
+              <w:t>GET /analytics/vendor/ — customer token</w:t>
+            </w:r>
+          </w:p>
+        </w:tc>
+        <w:tc>
+          <w:tcPr>
+            <w:tcW w:type="dxa" w:w="3024"/>
             <w:shd w:val="clear" w:color="auto" w:fill="DEEAF1"/>
           </w:tcPr>
           <w:p>
@@ -18276,40 +19756,40 @@
       <w:tr>
         <w:tc>
           <w:tcPr>
-            <w:tcW w:type="dxa" w:w="2880"/>
-          </w:tcPr>
-          <w:p>
-            <w:r>
-              <w:rPr>
-                <w:sz w:val="19"/>
-              </w:rPr>
-              <w:t>Confirm already-ready video</w:t>
-            </w:r>
-          </w:p>
-        </w:tc>
-        <w:tc>
-          <w:tcPr>
-            <w:tcW w:type="dxa" w:w="3456"/>
-          </w:tcPr>
-          <w:p>
-            <w:r>
-              <w:rPr>
-                <w:sz w:val="19"/>
-              </w:rPr>
-              <w:t>POST /videos/&lt;id&gt;/confirm-upload/ on ready video</w:t>
-            </w:r>
-          </w:p>
-        </w:tc>
-        <w:tc>
-          <w:tcPr>
-            <w:tcW w:type="dxa" w:w="3168"/>
-          </w:tcPr>
-          <w:p>
-            <w:r>
-              <w:rPr>
-                <w:sz w:val="19"/>
-              </w:rPr>
-              <w:t>400 — Video already in "ready" state</w:t>
+            <w:tcW w:type="dxa" w:w="2736"/>
+          </w:tcPr>
+          <w:p>
+            <w:r>
+              <w:rPr>
+                <w:sz w:val="19"/>
+              </w:rPr>
+              <w:t>Admin stats — vendor token</w:t>
+            </w:r>
+          </w:p>
+        </w:tc>
+        <w:tc>
+          <w:tcPr>
+            <w:tcW w:type="dxa" w:w="3744"/>
+          </w:tcPr>
+          <w:p>
+            <w:r>
+              <w:rPr>
+                <w:sz w:val="19"/>
+              </w:rPr>
+              <w:t>GET /admin-panel/stats/ — vendor token</w:t>
+            </w:r>
+          </w:p>
+        </w:tc>
+        <w:tc>
+          <w:tcPr>
+            <w:tcW w:type="dxa" w:w="3024"/>
+          </w:tcPr>
+          <w:p>
+            <w:r>
+              <w:rPr>
+                <w:sz w:val="19"/>
+              </w:rPr>
+              <w:t>403 — permission_denied</w:t>
             </w:r>
           </w:p>
         </w:tc>
@@ -18317,7 +19797,7 @@
       <w:tr>
         <w:tc>
           <w:tcPr>
-            <w:tcW w:type="dxa" w:w="2880"/>
+            <w:tcW w:type="dxa" w:w="2736"/>
             <w:shd w:val="clear" w:color="auto" w:fill="DEEAF1"/>
           </w:tcPr>
           <w:p>
@@ -18325,13 +19805,13 @@
               <w:rPr>
                 <w:sz w:val="19"/>
               </w:rPr>
-              <w:t>Duration too long</w:t>
-            </w:r>
-          </w:p>
-        </w:tc>
-        <w:tc>
-          <w:tcPr>
-            <w:tcW w:type="dxa" w:w="3456"/>
+              <w:t>Admin stats — no auth</w:t>
+            </w:r>
+          </w:p>
+        </w:tc>
+        <w:tc>
+          <w:tcPr>
+            <w:tcW w:type="dxa" w:w="3744"/>
             <w:shd w:val="clear" w:color="auto" w:fill="DEEAF1"/>
           </w:tcPr>
           <w:p>
@@ -18339,13 +19819,13 @@
               <w:rPr>
                 <w:sz w:val="19"/>
               </w:rPr>
-              <w:t>POST /videos/&lt;id&gt;/confirm-upload/ — duration_seconds=120</w:t>
-            </w:r>
-          </w:p>
-        </w:tc>
-        <w:tc>
-          <w:tcPr>
-            <w:tcW w:type="dxa" w:w="3168"/>
+              <w:t>GET /admin-panel/stats/ — no header</w:t>
+            </w:r>
+          </w:p>
+        </w:tc>
+        <w:tc>
+          <w:tcPr>
+            <w:tcW w:type="dxa" w:w="3024"/>
             <w:shd w:val="clear" w:color="auto" w:fill="DEEAF1"/>
           </w:tcPr>
           <w:p>
@@ -18353,7 +19833,7 @@
               <w:rPr>
                 <w:sz w:val="19"/>
               </w:rPr>
-              <w:t>400 — cannot exceed 60 seconds</w:t>
+              <w:t>401 — authentication_failed</w:t>
             </w:r>
           </w:p>
         </w:tc>
@@ -18361,40 +19841,40 @@
       <w:tr>
         <w:tc>
           <w:tcPr>
-            <w:tcW w:type="dxa" w:w="2880"/>
-          </w:tcPr>
-          <w:p>
-            <w:r>
-              <w:rPr>
-                <w:sz w:val="19"/>
-              </w:rPr>
-              <w:t>Confirm another vendor video</w:t>
-            </w:r>
-          </w:p>
-        </w:tc>
-        <w:tc>
-          <w:tcPr>
-            <w:tcW w:type="dxa" w:w="3456"/>
-          </w:tcPr>
-          <w:p>
-            <w:r>
-              <w:rPr>
-                <w:sz w:val="19"/>
-              </w:rPr>
-              <w:t>POST /videos/&lt;id&gt;/confirm-upload/ — wrong vendor</w:t>
-            </w:r>
-          </w:p>
-        </w:tc>
-        <w:tc>
-          <w:tcPr>
-            <w:tcW w:type="dxa" w:w="3168"/>
-          </w:tcPr>
-          <w:p>
-            <w:r>
-              <w:rPr>
-                <w:sz w:val="19"/>
-              </w:rPr>
-              <w:t>404 — not_found</w:t>
+            <w:tcW w:type="dxa" w:w="2736"/>
+          </w:tcPr>
+          <w:p>
+            <w:r>
+              <w:rPr>
+                <w:sz w:val="19"/>
+              </w:rPr>
+              <w:t>Store update — wrong UUID</w:t>
+            </w:r>
+          </w:p>
+        </w:tc>
+        <w:tc>
+          <w:tcPr>
+            <w:tcW w:type="dxa" w:w="3744"/>
+          </w:tcPr>
+          <w:p>
+            <w:r>
+              <w:rPr>
+                <w:sz w:val="19"/>
+              </w:rPr>
+              <w:t>PATCH /admin-panel/stores/&lt;bad_uuid&gt;/</w:t>
+            </w:r>
+          </w:p>
+        </w:tc>
+        <w:tc>
+          <w:tcPr>
+            <w:tcW w:type="dxa" w:w="3024"/>
+          </w:tcPr>
+          <w:p>
+            <w:r>
+              <w:rPr>
+                <w:sz w:val="19"/>
+              </w:rPr>
+              <w:t>404 — Store not found</w:t>
             </w:r>
           </w:p>
         </w:tc>
@@ -18402,7 +19882,7 @@
       <w:tr>
         <w:tc>
           <w:tcPr>
-            <w:tcW w:type="dxa" w:w="2880"/>
+            <w:tcW w:type="dxa" w:w="2736"/>
             <w:shd w:val="clear" w:color="auto" w:fill="DEEAF1"/>
           </w:tcPr>
           <w:p>
@@ -18410,13 +19890,13 @@
               <w:rPr>
                 <w:sz w:val="19"/>
               </w:rPr>
-              <w:t>Feed without lat/lng</w:t>
-            </w:r>
-          </w:p>
-        </w:tc>
-        <w:tc>
-          <w:tcPr>
-            <w:tcW w:type="dxa" w:w="3456"/>
+              <w:t>User not found</w:t>
+            </w:r>
+          </w:p>
+        </w:tc>
+        <w:tc>
+          <w:tcPr>
+            <w:tcW w:type="dxa" w:w="3744"/>
             <w:shd w:val="clear" w:color="auto" w:fill="DEEAF1"/>
           </w:tcPr>
           <w:p>
@@ -18424,13 +19904,13 @@
               <w:rPr>
                 <w:sz w:val="19"/>
               </w:rPr>
-              <w:t>GET /videos/feed/ — no ?lat=&amp;lng= params</w:t>
-            </w:r>
-          </w:p>
-        </w:tc>
-        <w:tc>
-          <w:tcPr>
-            <w:tcW w:type="dxa" w:w="3168"/>
+              <w:t>POST /admin-panel/users/&lt;bad_uuid&gt;/toggle-active/</w:t>
+            </w:r>
+          </w:p>
+        </w:tc>
+        <w:tc>
+          <w:tcPr>
+            <w:tcW w:type="dxa" w:w="3024"/>
             <w:shd w:val="clear" w:color="auto" w:fill="DEEAF1"/>
           </w:tcPr>
           <w:p>
@@ -18438,7 +19918,7 @@
               <w:rPr>
                 <w:sz w:val="19"/>
               </w:rPr>
-              <w:t>400 — lat and lng are required numbers</w:t>
+              <w:t>404 — User not found</w:t>
             </w:r>
           </w:p>
         </w:tc>
@@ -18446,40 +19926,40 @@
       <w:tr>
         <w:tc>
           <w:tcPr>
-            <w:tcW w:type="dxa" w:w="2880"/>
-          </w:tcPr>
-          <w:p>
-            <w:r>
-              <w:rPr>
-                <w:sz w:val="19"/>
-              </w:rPr>
-              <w:t>Detail on processing video</w:t>
-            </w:r>
-          </w:p>
-        </w:tc>
-        <w:tc>
-          <w:tcPr>
-            <w:tcW w:type="dxa" w:w="3456"/>
-          </w:tcPr>
-          <w:p>
-            <w:r>
-              <w:rPr>
-                <w:sz w:val="19"/>
-              </w:rPr>
-              <w:t>GET /videos/&lt;id&gt;/ while status=processing</w:t>
-            </w:r>
-          </w:p>
-        </w:tc>
-        <w:tc>
-          <w:tcPr>
-            <w:tcW w:type="dxa" w:w="3168"/>
-          </w:tcPr>
-          <w:p>
-            <w:r>
-              <w:rPr>
-                <w:sz w:val="19"/>
-              </w:rPr>
-              <w:t>404 — not_found (only ready shown)</w:t>
+            <w:tcW w:type="dxa" w:w="2736"/>
+          </w:tcPr>
+          <w:p>
+            <w:r>
+              <w:rPr>
+                <w:sz w:val="19"/>
+              </w:rPr>
+              <w:t>Toggle own account</w:t>
+            </w:r>
+          </w:p>
+        </w:tc>
+        <w:tc>
+          <w:tcPr>
+            <w:tcW w:type="dxa" w:w="3744"/>
+          </w:tcPr>
+          <w:p>
+            <w:r>
+              <w:rPr>
+                <w:sz w:val="19"/>
+              </w:rPr>
+              <w:t>POST /admin-panel/users/&lt;own_id&gt;/toggle-active/</w:t>
+            </w:r>
+          </w:p>
+        </w:tc>
+        <w:tc>
+          <w:tcPr>
+            <w:tcW w:type="dxa" w:w="3024"/>
+          </w:tcPr>
+          <w:p>
+            <w:r>
+              <w:rPr>
+                <w:sz w:val="19"/>
+              </w:rPr>
+              <w:t>400 — Cannot deactivate your own account</w:t>
             </w:r>
           </w:p>
         </w:tc>
@@ -18487,7 +19967,7 @@
       <w:tr>
         <w:tc>
           <w:tcPr>
-            <w:tcW w:type="dxa" w:w="2880"/>
+            <w:tcW w:type="dxa" w:w="2736"/>
             <w:shd w:val="clear" w:color="auto" w:fill="DEEAF1"/>
           </w:tcPr>
           <w:p>
@@ -18495,13 +19975,13 @@
               <w:rPr>
                 <w:sz w:val="19"/>
               </w:rPr>
-              <w:t>Like without auth</w:t>
-            </w:r>
-          </w:p>
-        </w:tc>
-        <w:tc>
-          <w:tcPr>
-            <w:tcW w:type="dxa" w:w="3456"/>
+              <w:t>Store list — vendor token</w:t>
+            </w:r>
+          </w:p>
+        </w:tc>
+        <w:tc>
+          <w:tcPr>
+            <w:tcW w:type="dxa" w:w="3744"/>
             <w:shd w:val="clear" w:color="auto" w:fill="DEEAF1"/>
           </w:tcPr>
           <w:p>
@@ -18509,13 +19989,13 @@
               <w:rPr>
                 <w:sz w:val="19"/>
               </w:rPr>
-              <w:t>POST /videos/&lt;id&gt;/like/ — no auth header</w:t>
-            </w:r>
-          </w:p>
-        </w:tc>
-        <w:tc>
-          <w:tcPr>
-            <w:tcW w:type="dxa" w:w="3168"/>
+              <w:t>GET /admin-panel/stores/ — vendor token</w:t>
+            </w:r>
+          </w:p>
+        </w:tc>
+        <w:tc>
+          <w:tcPr>
+            <w:tcW w:type="dxa" w:w="3024"/>
             <w:shd w:val="clear" w:color="auto" w:fill="DEEAF1"/>
           </w:tcPr>
           <w:p>
@@ -18523,7 +20003,7 @@
               <w:rPr>
                 <w:sz w:val="19"/>
               </w:rPr>
-              <w:t>401 — authentication_failed</w:t>
+              <w:t>403 — permission_denied</w:t>
             </w:r>
           </w:p>
         </w:tc>
@@ -18531,125 +20011,40 @@
       <w:tr>
         <w:tc>
           <w:tcPr>
-            <w:tcW w:type="dxa" w:w="2880"/>
-          </w:tcPr>
-          <w:p>
-            <w:r>
-              <w:rPr>
-                <w:sz w:val="19"/>
-              </w:rPr>
-              <w:t>Update another vendor video</w:t>
-            </w:r>
-          </w:p>
-        </w:tc>
-        <w:tc>
-          <w:tcPr>
-            <w:tcW w:type="dxa" w:w="3456"/>
-          </w:tcPr>
-          <w:p>
-            <w:r>
-              <w:rPr>
-                <w:sz w:val="19"/>
-              </w:rPr>
-              <w:t>PATCH /videos/&lt;id&gt;/update/ — different vendor token</w:t>
-            </w:r>
-          </w:p>
-        </w:tc>
-        <w:tc>
-          <w:tcPr>
-            <w:tcW w:type="dxa" w:w="3168"/>
-          </w:tcPr>
-          <w:p>
-            <w:r>
-              <w:rPr>
-                <w:sz w:val="19"/>
-              </w:rPr>
-              <w:t>404 — not_found</w:t>
-            </w:r>
-          </w:p>
-        </w:tc>
-      </w:tr>
-      <w:tr>
-        <w:tc>
-          <w:tcPr>
-            <w:tcW w:type="dxa" w:w="2880"/>
-            <w:shd w:val="clear" w:color="auto" w:fill="DEEAF1"/>
-          </w:tcPr>
-          <w:p>
-            <w:r>
-              <w:rPr>
-                <w:sz w:val="19"/>
-              </w:rPr>
-              <w:t>Delete another vendor video</w:t>
-            </w:r>
-          </w:p>
-        </w:tc>
-        <w:tc>
-          <w:tcPr>
-            <w:tcW w:type="dxa" w:w="3456"/>
-            <w:shd w:val="clear" w:color="auto" w:fill="DEEAF1"/>
-          </w:tcPr>
-          <w:p>
-            <w:r>
-              <w:rPr>
-                <w:sz w:val="19"/>
-              </w:rPr>
-              <w:t>DELETE /videos/&lt;id&gt;/delete/ — different vendor</w:t>
-            </w:r>
-          </w:p>
-        </w:tc>
-        <w:tc>
-          <w:tcPr>
-            <w:tcW w:type="dxa" w:w="3168"/>
-            <w:shd w:val="clear" w:color="auto" w:fill="DEEAF1"/>
-          </w:tcPr>
-          <w:p>
-            <w:r>
-              <w:rPr>
-                <w:sz w:val="19"/>
-              </w:rPr>
-              <w:t>404 — not_found</w:t>
-            </w:r>
-          </w:p>
-        </w:tc>
-      </w:tr>
-      <w:tr>
-        <w:tc>
-          <w:tcPr>
-            <w:tcW w:type="dxa" w:w="2880"/>
-          </w:tcPr>
-          <w:p>
-            <w:r>
-              <w:rPr>
-                <w:sz w:val="19"/>
-              </w:rPr>
-              <w:t>Delete with customer token</w:t>
-            </w:r>
-          </w:p>
-        </w:tc>
-        <w:tc>
-          <w:tcPr>
-            <w:tcW w:type="dxa" w:w="3456"/>
-          </w:tcPr>
-          <w:p>
-            <w:r>
-              <w:rPr>
-                <w:sz w:val="19"/>
-              </w:rPr>
-              <w:t>DELETE /videos/&lt;id&gt;/delete/ — customer token</w:t>
-            </w:r>
-          </w:p>
-        </w:tc>
-        <w:tc>
-          <w:tcPr>
-            <w:tcW w:type="dxa" w:w="3168"/>
-          </w:tcPr>
-          <w:p>
-            <w:r>
-              <w:rPr>
-                <w:sz w:val="19"/>
-              </w:rPr>
-              <w:t>403 — Vendor access only</w:t>
+            <w:tcW w:type="dxa" w:w="2736"/>
+          </w:tcPr>
+          <w:p>
+            <w:r>
+              <w:rPr>
+                <w:sz w:val="19"/>
+              </w:rPr>
+              <w:t>User list — vendor token</w:t>
+            </w:r>
+          </w:p>
+        </w:tc>
+        <w:tc>
+          <w:tcPr>
+            <w:tcW w:type="dxa" w:w="3744"/>
+          </w:tcPr>
+          <w:p>
+            <w:r>
+              <w:rPr>
+                <w:sz w:val="19"/>
+              </w:rPr>
+              <w:t>GET /admin-panel/users/ — vendor token</w:t>
+            </w:r>
+          </w:p>
+        </w:tc>
+        <w:tc>
+          <w:tcPr>
+            <w:tcW w:type="dxa" w:w="3024"/>
+          </w:tcPr>
+          <w:p>
+            <w:r>
+              <w:rPr>
+                <w:sz w:val="19"/>
+              </w:rPr>
+              <w:t>403 — permission_denied</w:t>
             </w:r>
           </w:p>
         </w:tc>
@@ -18657,541 +20052,11 @@
     </w:tbl>
     <w:p/>
     <w:p>
-      <w:r>
-        <w:br w:type="page"/>
-      </w:r>
-    </w:p>
-    <w:p>
-      <w:pPr>
-        <w:pStyle w:val="Heading1"/>
-      </w:pPr>
-      <w:r>
-        <w:t>5. Postman Quick Setup</w:t>
-      </w:r>
-    </w:p>
-    <w:p>
       <w:pPr>
         <w:pStyle w:val="Heading2"/>
       </w:pPr>
       <w:r>
-        <w:t>Collection Folder Structure (recommended)</w:t>
-      </w:r>
-    </w:p>
-    <w:p>
-      <w:pPr>
-        <w:spacing w:before="40" w:after="40"/>
-        <w:ind w:left="288"/>
-        <w:shd w:val="clear" w:color="auto" w:fill="F0F0F0"/>
-      </w:pPr>
-      <w:r>
-        <w:rPr>
-          <w:rFonts w:ascii="Courier New" w:hAnsi="Courier New"/>
-          <w:color w:val="1A1A8C"/>
-          <w:sz w:val="18"/>
-        </w:rPr>
-        <w:t>NearKart Local</w:t>
-        <w:br/>
-        <w:t>├── 0. Setup</w:t>
-        <w:br/>
-        <w:t>│   └── Health Check</w:t>
-        <w:br/>
-        <w:t>├── 1. Auth</w:t>
-        <w:br/>
-        <w:t>│   ├── Send OTP (Vendor)</w:t>
-        <w:br/>
-        <w:t>│   ├── Verify OTP (Vendor) ← Tests script saves vendor_token</w:t>
-        <w:br/>
-        <w:t>│   ├── Send OTP (Customer)</w:t>
-        <w:br/>
-        <w:t>│   ├── Verify OTP (Customer) ← Tests script saves customer_token + customer_id</w:t>
-        <w:br/>
-        <w:t>│   ├── Get Profile</w:t>
-        <w:br/>
-        <w:t>│   ├── Update Profile</w:t>
-        <w:br/>
-        <w:t>│   ├── Update Location</w:t>
-        <w:br/>
-        <w:t>│   ├── Refresh Token</w:t>
-        <w:br/>
-        <w:t>│   └── Logout</w:t>
-        <w:br/>
-        <w:t>├── 2. Stores</w:t>
-        <w:br/>
-        <w:t>│   ├── Create Store ← Tests script saves store_id</w:t>
-        <w:br/>
-        <w:t>│   ├── Nearby Stores</w:t>
-        <w:br/>
-        <w:t>│   ├── Store Detail</w:t>
-        <w:br/>
-        <w:t>│   ├── Update Store</w:t>
-        <w:br/>
-        <w:t>│   ├── Follow Store</w:t>
-        <w:br/>
-        <w:t>│   ├── Review Store</w:t>
-        <w:br/>
-        <w:t>│   └── QR Code</w:t>
-        <w:br/>
-        <w:t>├── 3. Products</w:t>
-        <w:br/>
-        <w:t>│   ├── Create Product ← Tests script saves product_id</w:t>
-        <w:br/>
-        <w:t>│   ├── Nearby Products</w:t>
-        <w:br/>
-        <w:t>│   ├── Search Products</w:t>
-        <w:br/>
-        <w:t>│   ├── Product Detail</w:t>
-        <w:br/>
-        <w:t>│   ├── Update Product</w:t>
-        <w:br/>
-        <w:t>│   ├── Delete Product</w:t>
-        <w:br/>
-        <w:t>│   └── Wishlist Toggle</w:t>
-        <w:br/>
-        <w:t>├── 4. Videos</w:t>
-        <w:br/>
-        <w:t>│   ├── Request Upload URL ← Tests script saves video_id</w:t>
-        <w:br/>
-        <w:t>│   ├── Confirm Upload</w:t>
-        <w:br/>
-        <w:t>│   ├── My Videos (Vendor Library)</w:t>
-        <w:br/>
-        <w:t>│   ├── Update Video</w:t>
-        <w:br/>
-        <w:t>│   ├── Video Feed</w:t>
-        <w:br/>
-        <w:t>│   ├── Video Detail</w:t>
-        <w:br/>
-        <w:t>│   ├── Like / Unlike Video</w:t>
-        <w:br/>
-        <w:t>│   └── Delete Video</w:t>
-        <w:br/>
-        <w:t>├── 5. Chat</w:t>
-        <w:br/>
-        <w:t>│   ├── Start Conversation ← Tests script saves conversation_id</w:t>
-        <w:br/>
-        <w:t>│   ├── List Conversations (Inbox)</w:t>
-        <w:br/>
-        <w:t>│   ├── Message History</w:t>
-        <w:br/>
-        <w:t>│   ├── Mark as Read</w:t>
-        <w:br/>
-        <w:t>│   └── [WebSocket] Connect + Send  (use Postman WS tab or wscat)</w:t>
-        <w:br/>
-        <w:t>├── 6. Blacklist</w:t>
-        <w:br/>
-        <w:t>│   ├── Block Customer  (vendor token + store_id + customer_id)</w:t>
-        <w:br/>
-        <w:t>│   ├── List Blocked Customers  (vendor token + store_id)</w:t>
-        <w:br/>
-        <w:t>│   └── Unblock Customer  (same endpoint as Block — toggle)</w:t>
-        <w:br/>
-        <w:t>└── 7. Billing</w:t>
-        <w:br/>
-        <w:t xml:space="preserve">    ├── List Plans  (no auth required)</w:t>
-        <w:br/>
-        <w:t xml:space="preserve">    ├── Wallet Balance  (vendor token)</w:t>
-        <w:br/>
-        <w:t xml:space="preserve">    ├── Top Up Wallet  (vendor token + {"amount": "1000.00"})</w:t>
-        <w:br/>
-        <w:t xml:space="preserve">    ├── Subscribe to Plan  (vendor token + {"plan_name": "basic"})</w:t>
-        <w:br/>
-        <w:t xml:space="preserve">    ├── Subscription Status  (vendor token)</w:t>
-        <w:br/>
-        <w:t xml:space="preserve">    └── Transaction History  (vendor token)</w:t>
-      </w:r>
-    </w:p>
-    <w:p>
-      <w:pPr>
-        <w:pStyle w:val="Heading2"/>
-      </w:pPr>
-      <w:r>
-        <w:t>Auto-Save Token Script  (paste in Tests tab of Verify OTP request)</w:t>
-      </w:r>
-    </w:p>
-    <w:p>
-      <w:pPr>
-        <w:spacing w:before="40" w:after="40"/>
-        <w:ind w:left="288"/>
-        <w:shd w:val="clear" w:color="auto" w:fill="F0F0F0"/>
-      </w:pPr>
-      <w:r>
-        <w:rPr>
-          <w:rFonts w:ascii="Courier New" w:hAnsi="Courier New"/>
-          <w:color w:val="1A1A8C"/>
-          <w:sz w:val="18"/>
-        </w:rPr>
-        <w:t>// For VENDOR verify OTP request:</w:t>
-        <w:br/>
-        <w:t>const r = pm.response.json();</w:t>
-        <w:br/>
-        <w:t>if (r.access) {</w:t>
-        <w:br/>
-        <w:t xml:space="preserve">    pm.environment.set("vendor_token", r.access);</w:t>
-        <w:br/>
-        <w:t xml:space="preserve">    pm.environment.set("vendor_refresh", r.refresh);</w:t>
-        <w:br/>
-        <w:t xml:space="preserve">    console.log("Vendor token saved:", r.access.substring(0, 30) + "...");</w:t>
-        <w:br/>
-        <w:t>}</w:t>
-        <w:br/>
-        <w:br/>
-        <w:t>// For CUSTOMER verify OTP request — use this instead:</w:t>
-        <w:br/>
-        <w:t>// pm.environment.set("customer_token", r.access);</w:t>
-        <w:br/>
-        <w:t>// pm.environment.set("customer_refresh", r.refresh);</w:t>
-      </w:r>
-    </w:p>
-    <w:p>
-      <w:pPr>
-        <w:pStyle w:val="Heading2"/>
-      </w:pPr>
-      <w:r>
-        <w:t>Auto-Save Store ID  (paste in Tests tab of Create Store request)</w:t>
-      </w:r>
-    </w:p>
-    <w:p>
-      <w:pPr>
-        <w:spacing w:before="40" w:after="40"/>
-        <w:ind w:left="288"/>
-        <w:shd w:val="clear" w:color="auto" w:fill="F0F0F0"/>
-      </w:pPr>
-      <w:r>
-        <w:rPr>
-          <w:rFonts w:ascii="Courier New" w:hAnsi="Courier New"/>
-          <w:color w:val="1A1A8C"/>
-          <w:sz w:val="18"/>
-        </w:rPr>
-        <w:t>const r = pm.response.json();</w:t>
-        <w:br/>
-        <w:t>if (r.id) {</w:t>
-        <w:br/>
-        <w:t xml:space="preserve">    pm.environment.set("store_id", r.id);</w:t>
-        <w:br/>
-        <w:t xml:space="preserve">    console.log("store_id saved:", r.id);</w:t>
-        <w:br/>
-        <w:t>}</w:t>
-      </w:r>
-    </w:p>
-    <w:p>
-      <w:pPr>
-        <w:pStyle w:val="Heading2"/>
-      </w:pPr>
-      <w:r>
-        <w:t>Auto-Save Product ID  (paste in Tests tab of Create Product request)</w:t>
-      </w:r>
-    </w:p>
-    <w:p>
-      <w:pPr>
-        <w:spacing w:before="40" w:after="40"/>
-        <w:ind w:left="288"/>
-        <w:shd w:val="clear" w:color="auto" w:fill="F0F0F0"/>
-      </w:pPr>
-      <w:r>
-        <w:rPr>
-          <w:rFonts w:ascii="Courier New" w:hAnsi="Courier New"/>
-          <w:color w:val="1A1A8C"/>
-          <w:sz w:val="18"/>
-        </w:rPr>
-        <w:t>const r = pm.response.json();</w:t>
-        <w:br/>
-        <w:t>if (r.id) {</w:t>
-        <w:br/>
-        <w:t xml:space="preserve">    pm.environment.set("product_id", r.id);</w:t>
-        <w:br/>
-        <w:t xml:space="preserve">    console.log("product_id saved:", r.id);</w:t>
-        <w:br/>
-        <w:t>}</w:t>
-      </w:r>
-    </w:p>
-    <w:p>
-      <w:pPr>
-        <w:pStyle w:val="Heading2"/>
-      </w:pPr>
-      <w:r>
-        <w:t>Auto-Save Video ID  (paste in Tests tab of Request Upload URL request)</w:t>
-      </w:r>
-    </w:p>
-    <w:p>
-      <w:pPr>
-        <w:spacing w:before="40" w:after="40"/>
-        <w:ind w:left="288"/>
-        <w:shd w:val="clear" w:color="auto" w:fill="F0F0F0"/>
-      </w:pPr>
-      <w:r>
-        <w:rPr>
-          <w:rFonts w:ascii="Courier New" w:hAnsi="Courier New"/>
-          <w:color w:val="1A1A8C"/>
-          <w:sz w:val="18"/>
-        </w:rPr>
-        <w:t>const r = pm.response.json();</w:t>
-        <w:br/>
-        <w:t>if (r.video_id) {</w:t>
-        <w:br/>
-        <w:t xml:space="preserve">    pm.environment.set("video_id", r.video_id);</w:t>
-        <w:br/>
-        <w:t xml:space="preserve">    pm.environment.set("upload_url", r.upload_url);</w:t>
-        <w:br/>
-        <w:t xml:space="preserve">    console.log("video_id saved:", r.video_id);</w:t>
-        <w:br/>
-        <w:t>}</w:t>
-      </w:r>
-    </w:p>
-    <w:p>
-      <w:pPr>
-        <w:pStyle w:val="Heading2"/>
-      </w:pPr>
-      <w:r>
-        <w:t>Auto-Save Conversation ID  (paste in Tests tab of Start Conversation request)</w:t>
-      </w:r>
-    </w:p>
-    <w:p>
-      <w:pPr>
-        <w:spacing w:before="40" w:after="40"/>
-        <w:ind w:left="288"/>
-        <w:shd w:val="clear" w:color="auto" w:fill="F0F0F0"/>
-      </w:pPr>
-      <w:r>
-        <w:rPr>
-          <w:rFonts w:ascii="Courier New" w:hAnsi="Courier New"/>
-          <w:color w:val="1A1A8C"/>
-          <w:sz w:val="18"/>
-        </w:rPr>
-        <w:t>const r = pm.response.json();</w:t>
-        <w:br/>
-        <w:t>if (r.id) {</w:t>
-        <w:br/>
-        <w:t xml:space="preserve">    pm.environment.set("conversation_id", r.id);</w:t>
-        <w:br/>
-        <w:t xml:space="preserve">    console.log("conversation_id saved:", r.id);</w:t>
-        <w:br/>
-        <w:t>}</w:t>
-      </w:r>
-    </w:p>
-    <w:p>
-      <w:pPr>
-        <w:pStyle w:val="Heading2"/>
-      </w:pPr>
-      <w:r>
-        <w:t>Auto-Save Customer ID  (paste in Tests tab of Verify OTP Customer request)</w:t>
-      </w:r>
-    </w:p>
-    <w:p>
-      <w:pPr>
-        <w:spacing w:before="40" w:after="40"/>
-        <w:ind w:left="288"/>
-        <w:shd w:val="clear" w:color="auto" w:fill="F0F0F0"/>
-      </w:pPr>
-      <w:r>
-        <w:rPr>
-          <w:rFonts w:ascii="Courier New" w:hAnsi="Courier New"/>
-          <w:color w:val="1A1A8C"/>
-          <w:sz w:val="18"/>
-        </w:rPr>
-        <w:t>// Add this to the existing customer verify OTP Tests script:</w:t>
-        <w:br/>
-        <w:t>const r = pm.response.json();</w:t>
-        <w:br/>
-        <w:t>if (r.user &amp;&amp; r.user.id) {</w:t>
-        <w:br/>
-        <w:t xml:space="preserve">    pm.environment.set("customer_id", r.user.id);</w:t>
-        <w:br/>
-        <w:t xml:space="preserve">    console.log("customer_id saved:", r.user.id);</w:t>
-        <w:br/>
-        <w:t>}</w:t>
-      </w:r>
-    </w:p>
-    <w:p>
-      <w:pPr>
-        <w:ind w:left="288"/>
-        <w:shd w:val="clear" w:color="auto" w:fill="D1ECF1"/>
-      </w:pPr>
-      <w:r>
-        <w:rPr>
-          <w:i/>
-          <w:color w:val="0C5460"/>
-          <w:sz w:val="20"/>
-        </w:rPr>
-        <w:t xml:space="preserve">  💡  customer_id is needed for Sprint 6 blacklist endpoint:</w:t>
-        <w:br/>
-        <w:t xml:space="preserve">  POST /stores/{{store_id}}/blacklist/{{customer_id}}/</w:t>
-      </w:r>
-    </w:p>
-    <w:p>
-      <w:pPr>
-        <w:pStyle w:val="Heading2"/>
-      </w:pPr>
-      <w:r>
-        <w:t>Quick Test — All Public Endpoints via curl</w:t>
-      </w:r>
-    </w:p>
-    <w:p>
-      <w:r>
-        <w:rPr>
-          <w:b w:val="0"/>
-          <w:sz w:val="22"/>
-        </w:rPr>
-        <w:t>Copy-paste these into terminal to test without Postman:</w:t>
-      </w:r>
-    </w:p>
-    <w:p>
-      <w:pPr>
-        <w:spacing w:before="40" w:after="40"/>
-        <w:ind w:left="288"/>
-        <w:shd w:val="clear" w:color="auto" w:fill="F0F0F0"/>
-      </w:pPr>
-      <w:r>
-        <w:rPr>
-          <w:rFonts w:ascii="Courier New" w:hAnsi="Courier New"/>
-          <w:color w:val="1A1A8C"/>
-          <w:sz w:val="18"/>
-        </w:rPr>
-        <w:t># Health check</w:t>
-        <w:br/>
-        <w:t>curl -s http://localhost:8000/api/v1/health/ | python3 -m json.tool</w:t>
-        <w:br/>
-        <w:br/>
-        <w:t># Send OTP</w:t>
-        <w:br/>
-        <w:t>curl -s -X POST http://localhost:8000/api/v1/auth/otp/send/ \</w:t>
-        <w:br/>
-        <w:t xml:space="preserve">  -H "Content-Type: application/json" \</w:t>
-        <w:br/>
-        <w:t xml:space="preserve">  -d '{"phone_number": "+919999999999"}'</w:t>
-        <w:br/>
-        <w:br/>
-        <w:t># Verify OTP (copy access token from response)</w:t>
-        <w:br/>
-        <w:t>curl -s -X POST http://localhost:8000/api/v1/auth/otp/verify/ \</w:t>
-        <w:br/>
-        <w:t xml:space="preserve">  -H "Content-Type: application/json" \</w:t>
-        <w:br/>
-        <w:t xml:space="preserve">  -d '{"phone_number": "+919999999999", "otp": "123456"}'</w:t>
-        <w:br/>
-        <w:br/>
-        <w:t># Get profile (replace TOKEN with your access token)</w:t>
-        <w:br/>
-        <w:t>curl -s http://localhost:8000/api/v1/auth/me/ \</w:t>
-        <w:br/>
-        <w:t xml:space="preserve">  -H "Authorization: Bearer TOKEN"</w:t>
-      </w:r>
-    </w:p>
-    <w:p>
-      <w:r>
-        <w:br w:type="page"/>
-      </w:r>
-    </w:p>
-    <w:p>
-      <w:pPr>
-        <w:pStyle w:val="Heading1"/>
-      </w:pPr>
-      <w:r>
-        <w:t>6. How to Update This Document (Future Sprints)</w:t>
-      </w:r>
-    </w:p>
-    <w:p>
-      <w:pPr>
-        <w:ind w:left="288"/>
-        <w:shd w:val="clear" w:color="auto" w:fill="D1ECF1"/>
-      </w:pPr>
-      <w:r>
-        <w:rPr>
-          <w:i/>
-          <w:color w:val="0C5460"/>
-          <w:sz w:val="20"/>
-        </w:rPr>
-        <w:t xml:space="preserve">  📌  IMPORTANT: When a new sprint adds new API endpoints, update this document.</w:t>
-        <w:br/>
-        <w:t xml:space="preserve">     Do NOT create a separate doc — keep everything in this single file.</w:t>
-      </w:r>
-    </w:p>
-    <w:p/>
-    <w:p>
-      <w:pPr>
-        <w:pStyle w:val="Heading2"/>
-      </w:pPr>
-      <w:r>
-        <w:t>Checklist for each new sprint:</w:t>
-      </w:r>
-    </w:p>
-    <w:p>
-      <w:pPr>
-        <w:pStyle w:val="ListBullet"/>
-        <w:ind w:left="432"/>
-      </w:pPr>
-      <w:r>
-        <w:rPr>
-          <w:sz w:val="21"/>
-        </w:rPr>
-        <w:t>Add new endpoint rows to Section 2 — Complete API Reference table</w:t>
-      </w:r>
-    </w:p>
-    <w:p>
-      <w:pPr>
-        <w:pStyle w:val="ListBullet"/>
-        <w:ind w:left="432"/>
-      </w:pPr>
-      <w:r>
-        <w:rPr>
-          <w:sz w:val="21"/>
-        </w:rPr>
-        <w:t>Add new STEP sections in Section 3 — Step-by-Step Test Flow</w:t>
-      </w:r>
-    </w:p>
-    <w:p>
-      <w:pPr>
-        <w:pStyle w:val="ListBullet"/>
-        <w:ind w:left="432"/>
-      </w:pPr>
-      <w:r>
-        <w:rPr>
-          <w:sz w:val="21"/>
-        </w:rPr>
-        <w:t>Add new error cases in Section 4 — Error Cases to Test</w:t>
-      </w:r>
-    </w:p>
-    <w:p>
-      <w:pPr>
-        <w:pStyle w:val="ListBullet"/>
-        <w:ind w:left="432"/>
-      </w:pPr>
-      <w:r>
-        <w:rPr>
-          <w:sz w:val="21"/>
-        </w:rPr>
-        <w:t>Add new Postman folder in Section 5 — Postman Quick Setup</w:t>
-      </w:r>
-    </w:p>
-    <w:p>
-      <w:pPr>
-        <w:pStyle w:val="ListBullet"/>
-        <w:ind w:left="432"/>
-      </w:pPr>
-      <w:r>
-        <w:rPr>
-          <w:sz w:val="21"/>
-        </w:rPr>
-        <w:t>Update the cover page "Last updated" date and sprint range</w:t>
-      </w:r>
-    </w:p>
-    <w:p>
-      <w:pPr>
-        <w:pStyle w:val="ListBullet"/>
-        <w:ind w:left="432"/>
-      </w:pPr>
-      <w:r>
-        <w:rPr>
-          <w:sz w:val="21"/>
-        </w:rPr>
-        <w:t>If new field types are introduced (e.g. file uploads), add a format rules subsection in Section 1</w:t>
-      </w:r>
-    </w:p>
-    <w:p>
-      <w:pPr>
-        <w:pStyle w:val="Heading2"/>
-      </w:pPr>
-      <w:r>
-        <w:t>Upcoming Sprints to Add Here</w:t>
+        <w:t>Video Error Cases  (Sprint 4)</w:t>
       </w:r>
     </w:p>
     <w:tbl>
@@ -19209,7 +20074,7 @@
       <w:tr>
         <w:tc>
           <w:tcPr>
-            <w:tcW w:type="dxa" w:w="1152"/>
+            <w:tcW w:type="dxa" w:w="2880"/>
             <w:shd w:val="clear" w:color="auto" w:fill="1F4E79"/>
           </w:tcPr>
           <w:p>
@@ -19219,13 +20084,13 @@
                 <w:color w:val="FFFFFF"/>
                 <w:sz w:val="20"/>
               </w:rPr>
-              <w:t>Sprint</w:t>
-            </w:r>
-          </w:p>
-        </w:tc>
-        <w:tc>
-          <w:tcPr>
-            <w:tcW w:type="dxa" w:w="2160"/>
+              <w:t>Test</w:t>
+            </w:r>
+          </w:p>
+        </w:tc>
+        <w:tc>
+          <w:tcPr>
+            <w:tcW w:type="dxa" w:w="3456"/>
             <w:shd w:val="clear" w:color="auto" w:fill="1F4E79"/>
           </w:tcPr>
           <w:p>
@@ -19235,13 +20100,13 @@
                 <w:color w:val="FFFFFF"/>
                 <w:sz w:val="20"/>
               </w:rPr>
-              <w:t>Module</w:t>
-            </w:r>
-          </w:p>
-        </w:tc>
-        <w:tc>
-          <w:tcPr>
-            <w:tcW w:type="dxa" w:w="6048"/>
+              <w:t>Request</w:t>
+            </w:r>
+          </w:p>
+        </w:tc>
+        <w:tc>
+          <w:tcPr>
+            <w:tcW w:type="dxa" w:w="3168"/>
             <w:shd w:val="clear" w:color="auto" w:fill="1F4E79"/>
           </w:tcPr>
           <w:p>
@@ -19251,7 +20116,7 @@
                 <w:color w:val="FFFFFF"/>
                 <w:sz w:val="20"/>
               </w:rPr>
-              <w:t>APIs to Add</w:t>
+              <w:t>Expected Response</w:t>
             </w:r>
           </w:p>
         </w:tc>
@@ -19259,6 +20124,1136 @@
       <w:tr>
         <w:tc>
           <w:tcPr>
+            <w:tcW w:type="dxa" w:w="2880"/>
+            <w:shd w:val="clear" w:color="auto" w:fill="DEEAF1"/>
+          </w:tcPr>
+          <w:p>
+            <w:r>
+              <w:rPr>
+                <w:sz w:val="19"/>
+              </w:rPr>
+              <w:t>No store — request upload</w:t>
+            </w:r>
+          </w:p>
+        </w:tc>
+        <w:tc>
+          <w:tcPr>
+            <w:tcW w:type="dxa" w:w="3456"/>
+            <w:shd w:val="clear" w:color="auto" w:fill="DEEAF1"/>
+          </w:tcPr>
+          <w:p>
+            <w:r>
+              <w:rPr>
+                <w:sz w:val="19"/>
+              </w:rPr>
+              <w:t>POST /videos/request-upload/ before store created</w:t>
+            </w:r>
+          </w:p>
+        </w:tc>
+        <w:tc>
+          <w:tcPr>
+            <w:tcW w:type="dxa" w:w="3168"/>
+            <w:shd w:val="clear" w:color="auto" w:fill="DEEAF1"/>
+          </w:tcPr>
+          <w:p>
+            <w:r>
+              <w:rPr>
+                <w:sz w:val="19"/>
+              </w:rPr>
+              <w:t>400 — Create a store first</w:t>
+            </w:r>
+          </w:p>
+        </w:tc>
+      </w:tr>
+      <w:tr>
+        <w:tc>
+          <w:tcPr>
+            <w:tcW w:type="dxa" w:w="2880"/>
+          </w:tcPr>
+          <w:p>
+            <w:r>
+              <w:rPr>
+                <w:sz w:val="19"/>
+              </w:rPr>
+              <w:t>Missing title</w:t>
+            </w:r>
+          </w:p>
+        </w:tc>
+        <w:tc>
+          <w:tcPr>
+            <w:tcW w:type="dxa" w:w="3456"/>
+          </w:tcPr>
+          <w:p>
+            <w:r>
+              <w:rPr>
+                <w:sz w:val="19"/>
+              </w:rPr>
+              <w:t>POST /videos/request-upload/ with no title field</w:t>
+            </w:r>
+          </w:p>
+        </w:tc>
+        <w:tc>
+          <w:tcPr>
+            <w:tcW w:type="dxa" w:w="3168"/>
+          </w:tcPr>
+          <w:p>
+            <w:r>
+              <w:rPr>
+                <w:sz w:val="19"/>
+              </w:rPr>
+              <w:t>400 — This field is required</w:t>
+            </w:r>
+          </w:p>
+        </w:tc>
+      </w:tr>
+      <w:tr>
+        <w:tc>
+          <w:tcPr>
+            <w:tcW w:type="dxa" w:w="2880"/>
+            <w:shd w:val="clear" w:color="auto" w:fill="DEEAF1"/>
+          </w:tcPr>
+          <w:p>
+            <w:r>
+              <w:rPr>
+                <w:sz w:val="19"/>
+              </w:rPr>
+              <w:t>Customer calls request-upload</w:t>
+            </w:r>
+          </w:p>
+        </w:tc>
+        <w:tc>
+          <w:tcPr>
+            <w:tcW w:type="dxa" w:w="3456"/>
+            <w:shd w:val="clear" w:color="auto" w:fill="DEEAF1"/>
+          </w:tcPr>
+          <w:p>
+            <w:r>
+              <w:rPr>
+                <w:sz w:val="19"/>
+              </w:rPr>
+              <w:t>POST /videos/request-upload/ with customer token</w:t>
+            </w:r>
+          </w:p>
+        </w:tc>
+        <w:tc>
+          <w:tcPr>
+            <w:tcW w:type="dxa" w:w="3168"/>
+            <w:shd w:val="clear" w:color="auto" w:fill="DEEAF1"/>
+          </w:tcPr>
+          <w:p>
+            <w:r>
+              <w:rPr>
+                <w:sz w:val="19"/>
+              </w:rPr>
+              <w:t>403 — Vendor access only</w:t>
+            </w:r>
+          </w:p>
+        </w:tc>
+      </w:tr>
+      <w:tr>
+        <w:tc>
+          <w:tcPr>
+            <w:tcW w:type="dxa" w:w="2880"/>
+          </w:tcPr>
+          <w:p>
+            <w:r>
+              <w:rPr>
+                <w:sz w:val="19"/>
+              </w:rPr>
+              <w:t>Confirm already-ready video</w:t>
+            </w:r>
+          </w:p>
+        </w:tc>
+        <w:tc>
+          <w:tcPr>
+            <w:tcW w:type="dxa" w:w="3456"/>
+          </w:tcPr>
+          <w:p>
+            <w:r>
+              <w:rPr>
+                <w:sz w:val="19"/>
+              </w:rPr>
+              <w:t>POST /videos/&lt;id&gt;/confirm-upload/ on ready video</w:t>
+            </w:r>
+          </w:p>
+        </w:tc>
+        <w:tc>
+          <w:tcPr>
+            <w:tcW w:type="dxa" w:w="3168"/>
+          </w:tcPr>
+          <w:p>
+            <w:r>
+              <w:rPr>
+                <w:sz w:val="19"/>
+              </w:rPr>
+              <w:t>400 — Video already in "ready" state</w:t>
+            </w:r>
+          </w:p>
+        </w:tc>
+      </w:tr>
+      <w:tr>
+        <w:tc>
+          <w:tcPr>
+            <w:tcW w:type="dxa" w:w="2880"/>
+            <w:shd w:val="clear" w:color="auto" w:fill="DEEAF1"/>
+          </w:tcPr>
+          <w:p>
+            <w:r>
+              <w:rPr>
+                <w:sz w:val="19"/>
+              </w:rPr>
+              <w:t>Duration too long</w:t>
+            </w:r>
+          </w:p>
+        </w:tc>
+        <w:tc>
+          <w:tcPr>
+            <w:tcW w:type="dxa" w:w="3456"/>
+            <w:shd w:val="clear" w:color="auto" w:fill="DEEAF1"/>
+          </w:tcPr>
+          <w:p>
+            <w:r>
+              <w:rPr>
+                <w:sz w:val="19"/>
+              </w:rPr>
+              <w:t>POST /videos/&lt;id&gt;/confirm-upload/ — duration_seconds=120</w:t>
+            </w:r>
+          </w:p>
+        </w:tc>
+        <w:tc>
+          <w:tcPr>
+            <w:tcW w:type="dxa" w:w="3168"/>
+            <w:shd w:val="clear" w:color="auto" w:fill="DEEAF1"/>
+          </w:tcPr>
+          <w:p>
+            <w:r>
+              <w:rPr>
+                <w:sz w:val="19"/>
+              </w:rPr>
+              <w:t>400 — cannot exceed 60 seconds</w:t>
+            </w:r>
+          </w:p>
+        </w:tc>
+      </w:tr>
+      <w:tr>
+        <w:tc>
+          <w:tcPr>
+            <w:tcW w:type="dxa" w:w="2880"/>
+          </w:tcPr>
+          <w:p>
+            <w:r>
+              <w:rPr>
+                <w:sz w:val="19"/>
+              </w:rPr>
+              <w:t>Confirm another vendor video</w:t>
+            </w:r>
+          </w:p>
+        </w:tc>
+        <w:tc>
+          <w:tcPr>
+            <w:tcW w:type="dxa" w:w="3456"/>
+          </w:tcPr>
+          <w:p>
+            <w:r>
+              <w:rPr>
+                <w:sz w:val="19"/>
+              </w:rPr>
+              <w:t>POST /videos/&lt;id&gt;/confirm-upload/ — wrong vendor</w:t>
+            </w:r>
+          </w:p>
+        </w:tc>
+        <w:tc>
+          <w:tcPr>
+            <w:tcW w:type="dxa" w:w="3168"/>
+          </w:tcPr>
+          <w:p>
+            <w:r>
+              <w:rPr>
+                <w:sz w:val="19"/>
+              </w:rPr>
+              <w:t>404 — not_found</w:t>
+            </w:r>
+          </w:p>
+        </w:tc>
+      </w:tr>
+      <w:tr>
+        <w:tc>
+          <w:tcPr>
+            <w:tcW w:type="dxa" w:w="2880"/>
+            <w:shd w:val="clear" w:color="auto" w:fill="DEEAF1"/>
+          </w:tcPr>
+          <w:p>
+            <w:r>
+              <w:rPr>
+                <w:sz w:val="19"/>
+              </w:rPr>
+              <w:t>Feed without lat/lng</w:t>
+            </w:r>
+          </w:p>
+        </w:tc>
+        <w:tc>
+          <w:tcPr>
+            <w:tcW w:type="dxa" w:w="3456"/>
+            <w:shd w:val="clear" w:color="auto" w:fill="DEEAF1"/>
+          </w:tcPr>
+          <w:p>
+            <w:r>
+              <w:rPr>
+                <w:sz w:val="19"/>
+              </w:rPr>
+              <w:t>GET /videos/feed/ — no ?lat=&amp;lng= params</w:t>
+            </w:r>
+          </w:p>
+        </w:tc>
+        <w:tc>
+          <w:tcPr>
+            <w:tcW w:type="dxa" w:w="3168"/>
+            <w:shd w:val="clear" w:color="auto" w:fill="DEEAF1"/>
+          </w:tcPr>
+          <w:p>
+            <w:r>
+              <w:rPr>
+                <w:sz w:val="19"/>
+              </w:rPr>
+              <w:t>400 — lat and lng are required numbers</w:t>
+            </w:r>
+          </w:p>
+        </w:tc>
+      </w:tr>
+      <w:tr>
+        <w:tc>
+          <w:tcPr>
+            <w:tcW w:type="dxa" w:w="2880"/>
+          </w:tcPr>
+          <w:p>
+            <w:r>
+              <w:rPr>
+                <w:sz w:val="19"/>
+              </w:rPr>
+              <w:t>Detail on processing video</w:t>
+            </w:r>
+          </w:p>
+        </w:tc>
+        <w:tc>
+          <w:tcPr>
+            <w:tcW w:type="dxa" w:w="3456"/>
+          </w:tcPr>
+          <w:p>
+            <w:r>
+              <w:rPr>
+                <w:sz w:val="19"/>
+              </w:rPr>
+              <w:t>GET /videos/&lt;id&gt;/ while status=processing</w:t>
+            </w:r>
+          </w:p>
+        </w:tc>
+        <w:tc>
+          <w:tcPr>
+            <w:tcW w:type="dxa" w:w="3168"/>
+          </w:tcPr>
+          <w:p>
+            <w:r>
+              <w:rPr>
+                <w:sz w:val="19"/>
+              </w:rPr>
+              <w:t>404 — not_found (only ready shown)</w:t>
+            </w:r>
+          </w:p>
+        </w:tc>
+      </w:tr>
+      <w:tr>
+        <w:tc>
+          <w:tcPr>
+            <w:tcW w:type="dxa" w:w="2880"/>
+            <w:shd w:val="clear" w:color="auto" w:fill="DEEAF1"/>
+          </w:tcPr>
+          <w:p>
+            <w:r>
+              <w:rPr>
+                <w:sz w:val="19"/>
+              </w:rPr>
+              <w:t>Like without auth</w:t>
+            </w:r>
+          </w:p>
+        </w:tc>
+        <w:tc>
+          <w:tcPr>
+            <w:tcW w:type="dxa" w:w="3456"/>
+            <w:shd w:val="clear" w:color="auto" w:fill="DEEAF1"/>
+          </w:tcPr>
+          <w:p>
+            <w:r>
+              <w:rPr>
+                <w:sz w:val="19"/>
+              </w:rPr>
+              <w:t>POST /videos/&lt;id&gt;/like/ — no auth header</w:t>
+            </w:r>
+          </w:p>
+        </w:tc>
+        <w:tc>
+          <w:tcPr>
+            <w:tcW w:type="dxa" w:w="3168"/>
+            <w:shd w:val="clear" w:color="auto" w:fill="DEEAF1"/>
+          </w:tcPr>
+          <w:p>
+            <w:r>
+              <w:rPr>
+                <w:sz w:val="19"/>
+              </w:rPr>
+              <w:t>401 — authentication_failed</w:t>
+            </w:r>
+          </w:p>
+        </w:tc>
+      </w:tr>
+      <w:tr>
+        <w:tc>
+          <w:tcPr>
+            <w:tcW w:type="dxa" w:w="2880"/>
+          </w:tcPr>
+          <w:p>
+            <w:r>
+              <w:rPr>
+                <w:sz w:val="19"/>
+              </w:rPr>
+              <w:t>Update another vendor video</w:t>
+            </w:r>
+          </w:p>
+        </w:tc>
+        <w:tc>
+          <w:tcPr>
+            <w:tcW w:type="dxa" w:w="3456"/>
+          </w:tcPr>
+          <w:p>
+            <w:r>
+              <w:rPr>
+                <w:sz w:val="19"/>
+              </w:rPr>
+              <w:t>PATCH /videos/&lt;id&gt;/update/ — different vendor token</w:t>
+            </w:r>
+          </w:p>
+        </w:tc>
+        <w:tc>
+          <w:tcPr>
+            <w:tcW w:type="dxa" w:w="3168"/>
+          </w:tcPr>
+          <w:p>
+            <w:r>
+              <w:rPr>
+                <w:sz w:val="19"/>
+              </w:rPr>
+              <w:t>404 — not_found</w:t>
+            </w:r>
+          </w:p>
+        </w:tc>
+      </w:tr>
+      <w:tr>
+        <w:tc>
+          <w:tcPr>
+            <w:tcW w:type="dxa" w:w="2880"/>
+            <w:shd w:val="clear" w:color="auto" w:fill="DEEAF1"/>
+          </w:tcPr>
+          <w:p>
+            <w:r>
+              <w:rPr>
+                <w:sz w:val="19"/>
+              </w:rPr>
+              <w:t>Delete another vendor video</w:t>
+            </w:r>
+          </w:p>
+        </w:tc>
+        <w:tc>
+          <w:tcPr>
+            <w:tcW w:type="dxa" w:w="3456"/>
+            <w:shd w:val="clear" w:color="auto" w:fill="DEEAF1"/>
+          </w:tcPr>
+          <w:p>
+            <w:r>
+              <w:rPr>
+                <w:sz w:val="19"/>
+              </w:rPr>
+              <w:t>DELETE /videos/&lt;id&gt;/delete/ — different vendor</w:t>
+            </w:r>
+          </w:p>
+        </w:tc>
+        <w:tc>
+          <w:tcPr>
+            <w:tcW w:type="dxa" w:w="3168"/>
+            <w:shd w:val="clear" w:color="auto" w:fill="DEEAF1"/>
+          </w:tcPr>
+          <w:p>
+            <w:r>
+              <w:rPr>
+                <w:sz w:val="19"/>
+              </w:rPr>
+              <w:t>404 — not_found</w:t>
+            </w:r>
+          </w:p>
+        </w:tc>
+      </w:tr>
+      <w:tr>
+        <w:tc>
+          <w:tcPr>
+            <w:tcW w:type="dxa" w:w="2880"/>
+          </w:tcPr>
+          <w:p>
+            <w:r>
+              <w:rPr>
+                <w:sz w:val="19"/>
+              </w:rPr>
+              <w:t>Delete with customer token</w:t>
+            </w:r>
+          </w:p>
+        </w:tc>
+        <w:tc>
+          <w:tcPr>
+            <w:tcW w:type="dxa" w:w="3456"/>
+          </w:tcPr>
+          <w:p>
+            <w:r>
+              <w:rPr>
+                <w:sz w:val="19"/>
+              </w:rPr>
+              <w:t>DELETE /videos/&lt;id&gt;/delete/ — customer token</w:t>
+            </w:r>
+          </w:p>
+        </w:tc>
+        <w:tc>
+          <w:tcPr>
+            <w:tcW w:type="dxa" w:w="3168"/>
+          </w:tcPr>
+          <w:p>
+            <w:r>
+              <w:rPr>
+                <w:sz w:val="19"/>
+              </w:rPr>
+              <w:t>403 — Vendor access only</w:t>
+            </w:r>
+          </w:p>
+        </w:tc>
+      </w:tr>
+    </w:tbl>
+    <w:p/>
+    <w:p>
+      <w:r>
+        <w:br w:type="page"/>
+      </w:r>
+    </w:p>
+    <w:p>
+      <w:pPr>
+        <w:pStyle w:val="Heading1"/>
+      </w:pPr>
+      <w:r>
+        <w:t>5. Postman Quick Setup</w:t>
+      </w:r>
+    </w:p>
+    <w:p>
+      <w:pPr>
+        <w:pStyle w:val="Heading2"/>
+      </w:pPr>
+      <w:r>
+        <w:t>Collection Folder Structure (recommended)</w:t>
+      </w:r>
+    </w:p>
+    <w:p>
+      <w:pPr>
+        <w:spacing w:before="40" w:after="40"/>
+        <w:ind w:left="288"/>
+        <w:shd w:val="clear" w:color="auto" w:fill="F0F0F0"/>
+      </w:pPr>
+      <w:r>
+        <w:rPr>
+          <w:rFonts w:ascii="Courier New" w:hAnsi="Courier New"/>
+          <w:color w:val="1A1A8C"/>
+          <w:sz w:val="18"/>
+        </w:rPr>
+        <w:t>NearKart Local</w:t>
+        <w:br/>
+        <w:t>├── 0. Setup</w:t>
+        <w:br/>
+        <w:t>│   └── Health Check</w:t>
+        <w:br/>
+        <w:t>├── 1. Auth</w:t>
+        <w:br/>
+        <w:t>│   ├── Send OTP (Vendor)</w:t>
+        <w:br/>
+        <w:t>│   ├── Verify OTP (Vendor) ← Tests script saves vendor_token</w:t>
+        <w:br/>
+        <w:t>│   ├── Send OTP (Customer)</w:t>
+        <w:br/>
+        <w:t>│   ├── Verify OTP (Customer) ← Tests script saves customer_token + customer_id</w:t>
+        <w:br/>
+        <w:t>│   ├── Get Profile</w:t>
+        <w:br/>
+        <w:t>│   ├── Update Profile</w:t>
+        <w:br/>
+        <w:t>│   ├── Update Location</w:t>
+        <w:br/>
+        <w:t>│   ├── Refresh Token</w:t>
+        <w:br/>
+        <w:t>│   └── Logout</w:t>
+        <w:br/>
+        <w:t>├── 2. Stores</w:t>
+        <w:br/>
+        <w:t>│   ├── Create Store ← Tests script saves store_id</w:t>
+        <w:br/>
+        <w:t>│   ├── Nearby Stores</w:t>
+        <w:br/>
+        <w:t>│   ├── Store Detail</w:t>
+        <w:br/>
+        <w:t>│   ├── Update Store</w:t>
+        <w:br/>
+        <w:t>│   ├── Follow Store</w:t>
+        <w:br/>
+        <w:t>│   ├── Review Store</w:t>
+        <w:br/>
+        <w:t>│   └── QR Code</w:t>
+        <w:br/>
+        <w:t>├── 3. Products</w:t>
+        <w:br/>
+        <w:t>│   ├── Create Product ← Tests script saves product_id</w:t>
+        <w:br/>
+        <w:t>│   ├── Nearby Products</w:t>
+        <w:br/>
+        <w:t>│   ├── Search Products</w:t>
+        <w:br/>
+        <w:t>│   ├── Product Detail</w:t>
+        <w:br/>
+        <w:t>│   ├── Update Product</w:t>
+        <w:br/>
+        <w:t>│   ├── Delete Product</w:t>
+        <w:br/>
+        <w:t>│   └── Wishlist Toggle</w:t>
+        <w:br/>
+        <w:t>├── 4. Videos</w:t>
+        <w:br/>
+        <w:t>│   ├── Request Upload URL ← Tests script saves video_id</w:t>
+        <w:br/>
+        <w:t>│   ├── Confirm Upload</w:t>
+        <w:br/>
+        <w:t>│   ├── My Videos (Vendor Library)</w:t>
+        <w:br/>
+        <w:t>│   ├── Update Video</w:t>
+        <w:br/>
+        <w:t>│   ├── Video Feed</w:t>
+        <w:br/>
+        <w:t>│   ├── Video Detail</w:t>
+        <w:br/>
+        <w:t>│   ├── Like / Unlike Video</w:t>
+        <w:br/>
+        <w:t>│   └── Delete Video</w:t>
+        <w:br/>
+        <w:t>├── 5. Chat</w:t>
+        <w:br/>
+        <w:t>│   ├── Start Conversation ← Tests script saves conversation_id</w:t>
+        <w:br/>
+        <w:t>│   ├── List Conversations (Inbox)</w:t>
+        <w:br/>
+        <w:t>│   ├── Message History</w:t>
+        <w:br/>
+        <w:t>│   ├── Mark as Read</w:t>
+        <w:br/>
+        <w:t>│   └── [WebSocket] Connect + Send  (use Postman WS tab or wscat)</w:t>
+        <w:br/>
+        <w:t>├── 6. Blacklist</w:t>
+        <w:br/>
+        <w:t>│   ├── Block Customer  (vendor token + store_id + customer_id)</w:t>
+        <w:br/>
+        <w:t>│   ├── List Blocked Customers  (vendor token + store_id)</w:t>
+        <w:br/>
+        <w:t>│   └── Unblock Customer  (same endpoint as Block — toggle)</w:t>
+        <w:br/>
+        <w:t>├── 7. Billing</w:t>
+        <w:br/>
+        <w:t>│   ├── List Plans  (no auth required)</w:t>
+        <w:br/>
+        <w:t>│   ├── Wallet Balance  (vendor token)</w:t>
+        <w:br/>
+        <w:t>│   ├── Top Up Wallet  (vendor token + {"amount": "1000.00"})</w:t>
+        <w:br/>
+        <w:t>│   ├── Subscribe to Plan  (vendor token + {"plan_name": "basic"})</w:t>
+        <w:br/>
+        <w:t>│   ├── Subscription Status  (vendor token)</w:t>
+        <w:br/>
+        <w:t>│   └── Transaction History  (vendor token)</w:t>
+        <w:br/>
+        <w:t>└── 8. Analytics + Admin</w:t>
+        <w:br/>
+        <w:t xml:space="preserve">    ├── [Analytics] Vendor Dashboard  (vendor token)</w:t>
+        <w:br/>
+        <w:t xml:space="preserve">    ├── [Analytics] Vendor Video Stats  (vendor token)</w:t>
+        <w:br/>
+        <w:t xml:space="preserve">    ├── [Analytics] Vendor Product Stats  (vendor token)</w:t>
+        <w:br/>
+        <w:t xml:space="preserve">    ├── [Admin] Platform Stats  (admin_token)</w:t>
+        <w:br/>
+        <w:t xml:space="preserve">    ├── [Admin] List All Stores  (admin_token)</w:t>
+        <w:br/>
+        <w:t xml:space="preserve">    ├── [Admin] Verify Store  (admin_token + PATCH {"is_verified": true})</w:t>
+        <w:br/>
+        <w:t xml:space="preserve">    ├── [Admin] List All Users  (admin_token)</w:t>
+        <w:br/>
+        <w:t xml:space="preserve">    └── [Admin] Toggle User Active  (admin_token + POST empty body)</w:t>
+      </w:r>
+    </w:p>
+    <w:p>
+      <w:pPr>
+        <w:pStyle w:val="Heading2"/>
+      </w:pPr>
+      <w:r>
+        <w:t>Auto-Save Token Script  (paste in Tests tab of Verify OTP request)</w:t>
+      </w:r>
+    </w:p>
+    <w:p>
+      <w:pPr>
+        <w:spacing w:before="40" w:after="40"/>
+        <w:ind w:left="288"/>
+        <w:shd w:val="clear" w:color="auto" w:fill="F0F0F0"/>
+      </w:pPr>
+      <w:r>
+        <w:rPr>
+          <w:rFonts w:ascii="Courier New" w:hAnsi="Courier New"/>
+          <w:color w:val="1A1A8C"/>
+          <w:sz w:val="18"/>
+        </w:rPr>
+        <w:t>// For VENDOR verify OTP request:</w:t>
+        <w:br/>
+        <w:t>const r = pm.response.json();</w:t>
+        <w:br/>
+        <w:t>if (r.access) {</w:t>
+        <w:br/>
+        <w:t xml:space="preserve">    pm.environment.set("vendor_token", r.access);</w:t>
+        <w:br/>
+        <w:t xml:space="preserve">    pm.environment.set("vendor_refresh", r.refresh);</w:t>
+        <w:br/>
+        <w:t xml:space="preserve">    console.log("Vendor token saved:", r.access.substring(0, 30) + "...");</w:t>
+        <w:br/>
+        <w:t>}</w:t>
+        <w:br/>
+        <w:br/>
+        <w:t>// For CUSTOMER verify OTP request — use this instead:</w:t>
+        <w:br/>
+        <w:t>// pm.environment.set("customer_token", r.access);</w:t>
+        <w:br/>
+        <w:t>// pm.environment.set("customer_refresh", r.refresh);</w:t>
+      </w:r>
+    </w:p>
+    <w:p>
+      <w:pPr>
+        <w:pStyle w:val="Heading2"/>
+      </w:pPr>
+      <w:r>
+        <w:t>Auto-Save Store ID  (paste in Tests tab of Create Store request)</w:t>
+      </w:r>
+    </w:p>
+    <w:p>
+      <w:pPr>
+        <w:spacing w:before="40" w:after="40"/>
+        <w:ind w:left="288"/>
+        <w:shd w:val="clear" w:color="auto" w:fill="F0F0F0"/>
+      </w:pPr>
+      <w:r>
+        <w:rPr>
+          <w:rFonts w:ascii="Courier New" w:hAnsi="Courier New"/>
+          <w:color w:val="1A1A8C"/>
+          <w:sz w:val="18"/>
+        </w:rPr>
+        <w:t>const r = pm.response.json();</w:t>
+        <w:br/>
+        <w:t>if (r.id) {</w:t>
+        <w:br/>
+        <w:t xml:space="preserve">    pm.environment.set("store_id", r.id);</w:t>
+        <w:br/>
+        <w:t xml:space="preserve">    console.log("store_id saved:", r.id);</w:t>
+        <w:br/>
+        <w:t>}</w:t>
+      </w:r>
+    </w:p>
+    <w:p>
+      <w:pPr>
+        <w:pStyle w:val="Heading2"/>
+      </w:pPr>
+      <w:r>
+        <w:t>Auto-Save Product ID  (paste in Tests tab of Create Product request)</w:t>
+      </w:r>
+    </w:p>
+    <w:p>
+      <w:pPr>
+        <w:spacing w:before="40" w:after="40"/>
+        <w:ind w:left="288"/>
+        <w:shd w:val="clear" w:color="auto" w:fill="F0F0F0"/>
+      </w:pPr>
+      <w:r>
+        <w:rPr>
+          <w:rFonts w:ascii="Courier New" w:hAnsi="Courier New"/>
+          <w:color w:val="1A1A8C"/>
+          <w:sz w:val="18"/>
+        </w:rPr>
+        <w:t>const r = pm.response.json();</w:t>
+        <w:br/>
+        <w:t>if (r.id) {</w:t>
+        <w:br/>
+        <w:t xml:space="preserve">    pm.environment.set("product_id", r.id);</w:t>
+        <w:br/>
+        <w:t xml:space="preserve">    console.log("product_id saved:", r.id);</w:t>
+        <w:br/>
+        <w:t>}</w:t>
+      </w:r>
+    </w:p>
+    <w:p>
+      <w:pPr>
+        <w:pStyle w:val="Heading2"/>
+      </w:pPr>
+      <w:r>
+        <w:t>Auto-Save Video ID  (paste in Tests tab of Request Upload URL request)</w:t>
+      </w:r>
+    </w:p>
+    <w:p>
+      <w:pPr>
+        <w:spacing w:before="40" w:after="40"/>
+        <w:ind w:left="288"/>
+        <w:shd w:val="clear" w:color="auto" w:fill="F0F0F0"/>
+      </w:pPr>
+      <w:r>
+        <w:rPr>
+          <w:rFonts w:ascii="Courier New" w:hAnsi="Courier New"/>
+          <w:color w:val="1A1A8C"/>
+          <w:sz w:val="18"/>
+        </w:rPr>
+        <w:t>const r = pm.response.json();</w:t>
+        <w:br/>
+        <w:t>if (r.video_id) {</w:t>
+        <w:br/>
+        <w:t xml:space="preserve">    pm.environment.set("video_id", r.video_id);</w:t>
+        <w:br/>
+        <w:t xml:space="preserve">    pm.environment.set("upload_url", r.upload_url);</w:t>
+        <w:br/>
+        <w:t xml:space="preserve">    console.log("video_id saved:", r.video_id);</w:t>
+        <w:br/>
+        <w:t>}</w:t>
+      </w:r>
+    </w:p>
+    <w:p>
+      <w:pPr>
+        <w:pStyle w:val="Heading2"/>
+      </w:pPr>
+      <w:r>
+        <w:t>Auto-Save Conversation ID  (paste in Tests tab of Start Conversation request)</w:t>
+      </w:r>
+    </w:p>
+    <w:p>
+      <w:pPr>
+        <w:spacing w:before="40" w:after="40"/>
+        <w:ind w:left="288"/>
+        <w:shd w:val="clear" w:color="auto" w:fill="F0F0F0"/>
+      </w:pPr>
+      <w:r>
+        <w:rPr>
+          <w:rFonts w:ascii="Courier New" w:hAnsi="Courier New"/>
+          <w:color w:val="1A1A8C"/>
+          <w:sz w:val="18"/>
+        </w:rPr>
+        <w:t>const r = pm.response.json();</w:t>
+        <w:br/>
+        <w:t>if (r.id) {</w:t>
+        <w:br/>
+        <w:t xml:space="preserve">    pm.environment.set("conversation_id", r.id);</w:t>
+        <w:br/>
+        <w:t xml:space="preserve">    console.log("conversation_id saved:", r.id);</w:t>
+        <w:br/>
+        <w:t>}</w:t>
+      </w:r>
+    </w:p>
+    <w:p>
+      <w:pPr>
+        <w:pStyle w:val="Heading2"/>
+      </w:pPr>
+      <w:r>
+        <w:t>Auto-Save Customer ID  (paste in Tests tab of Verify OTP Customer request)</w:t>
+      </w:r>
+    </w:p>
+    <w:p>
+      <w:pPr>
+        <w:spacing w:before="40" w:after="40"/>
+        <w:ind w:left="288"/>
+        <w:shd w:val="clear" w:color="auto" w:fill="F0F0F0"/>
+      </w:pPr>
+      <w:r>
+        <w:rPr>
+          <w:rFonts w:ascii="Courier New" w:hAnsi="Courier New"/>
+          <w:color w:val="1A1A8C"/>
+          <w:sz w:val="18"/>
+        </w:rPr>
+        <w:t>// Add this to the existing customer verify OTP Tests script:</w:t>
+        <w:br/>
+        <w:t>const r = pm.response.json();</w:t>
+        <w:br/>
+        <w:t>if (r.user &amp;&amp; r.user.id) {</w:t>
+        <w:br/>
+        <w:t xml:space="preserve">    pm.environment.set("customer_id", r.user.id);</w:t>
+        <w:br/>
+        <w:t xml:space="preserve">    console.log("customer_id saved:", r.user.id);</w:t>
+        <w:br/>
+        <w:t>}</w:t>
+      </w:r>
+    </w:p>
+    <w:p>
+      <w:pPr>
+        <w:ind w:left="288"/>
+        <w:shd w:val="clear" w:color="auto" w:fill="D1ECF1"/>
+      </w:pPr>
+      <w:r>
+        <w:rPr>
+          <w:i/>
+          <w:color w:val="0C5460"/>
+          <w:sz w:val="20"/>
+        </w:rPr>
+        <w:t xml:space="preserve">  💡  customer_id is needed for Sprint 6 blacklist endpoint:</w:t>
+        <w:br/>
+        <w:t xml:space="preserve">  POST /stores/{{store_id}}/blacklist/{{customer_id}}/</w:t>
+      </w:r>
+    </w:p>
+    <w:p>
+      <w:pPr>
+        <w:pStyle w:val="Heading2"/>
+      </w:pPr>
+      <w:r>
+        <w:t>Quick Test — All Public Endpoints via curl</w:t>
+      </w:r>
+    </w:p>
+    <w:p>
+      <w:r>
+        <w:rPr>
+          <w:b w:val="0"/>
+          <w:sz w:val="22"/>
+        </w:rPr>
+        <w:t>Copy-paste these into terminal to test without Postman:</w:t>
+      </w:r>
+    </w:p>
+    <w:p>
+      <w:pPr>
+        <w:spacing w:before="40" w:after="40"/>
+        <w:ind w:left="288"/>
+        <w:shd w:val="clear" w:color="auto" w:fill="F0F0F0"/>
+      </w:pPr>
+      <w:r>
+        <w:rPr>
+          <w:rFonts w:ascii="Courier New" w:hAnsi="Courier New"/>
+          <w:color w:val="1A1A8C"/>
+          <w:sz w:val="18"/>
+        </w:rPr>
+        <w:t># Health check</w:t>
+        <w:br/>
+        <w:t>curl -s http://localhost:8000/api/v1/health/ | python3 -m json.tool</w:t>
+        <w:br/>
+        <w:br/>
+        <w:t># Send OTP</w:t>
+        <w:br/>
+        <w:t>curl -s -X POST http://localhost:8000/api/v1/auth/otp/send/ \</w:t>
+        <w:br/>
+        <w:t xml:space="preserve">  -H "Content-Type: application/json" \</w:t>
+        <w:br/>
+        <w:t xml:space="preserve">  -d '{"phone_number": "+919999999999"}'</w:t>
+        <w:br/>
+        <w:br/>
+        <w:t># Verify OTP (copy access token from response)</w:t>
+        <w:br/>
+        <w:t>curl -s -X POST http://localhost:8000/api/v1/auth/otp/verify/ \</w:t>
+        <w:br/>
+        <w:t xml:space="preserve">  -H "Content-Type: application/json" \</w:t>
+        <w:br/>
+        <w:t xml:space="preserve">  -d '{"phone_number": "+919999999999", "otp": "123456"}'</w:t>
+        <w:br/>
+        <w:br/>
+        <w:t># Get profile (replace TOKEN with your access token)</w:t>
+        <w:br/>
+        <w:t>curl -s http://localhost:8000/api/v1/auth/me/ \</w:t>
+        <w:br/>
+        <w:t xml:space="preserve">  -H "Authorization: Bearer TOKEN"</w:t>
+      </w:r>
+    </w:p>
+    <w:p>
+      <w:r>
+        <w:br w:type="page"/>
+      </w:r>
+    </w:p>
+    <w:p>
+      <w:pPr>
+        <w:pStyle w:val="Heading1"/>
+      </w:pPr>
+      <w:r>
+        <w:t>6. How to Update This Document (Future Sprints)</w:t>
+      </w:r>
+    </w:p>
+    <w:p>
+      <w:pPr>
+        <w:ind w:left="288"/>
+        <w:shd w:val="clear" w:color="auto" w:fill="D1ECF1"/>
+      </w:pPr>
+      <w:r>
+        <w:rPr>
+          <w:i/>
+          <w:color w:val="0C5460"/>
+          <w:sz w:val="20"/>
+        </w:rPr>
+        <w:t xml:space="preserve">  📌  IMPORTANT: When a new sprint adds new API endpoints, update this document.</w:t>
+        <w:br/>
+        <w:t xml:space="preserve">     Do NOT create a separate doc — keep everything in this single file.</w:t>
+      </w:r>
+    </w:p>
+    <w:p/>
+    <w:p>
+      <w:pPr>
+        <w:pStyle w:val="Heading2"/>
+      </w:pPr>
+      <w:r>
+        <w:t>Checklist for each new sprint:</w:t>
+      </w:r>
+    </w:p>
+    <w:p>
+      <w:pPr>
+        <w:pStyle w:val="ListBullet"/>
+        <w:ind w:left="432"/>
+      </w:pPr>
+      <w:r>
+        <w:rPr>
+          <w:sz w:val="21"/>
+        </w:rPr>
+        <w:t>Add new endpoint rows to Section 2 — Complete API Reference table</w:t>
+      </w:r>
+    </w:p>
+    <w:p>
+      <w:pPr>
+        <w:pStyle w:val="ListBullet"/>
+        <w:ind w:left="432"/>
+      </w:pPr>
+      <w:r>
+        <w:rPr>
+          <w:sz w:val="21"/>
+        </w:rPr>
+        <w:t>Add new STEP sections in Section 3 — Step-by-Step Test Flow</w:t>
+      </w:r>
+    </w:p>
+    <w:p>
+      <w:pPr>
+        <w:pStyle w:val="ListBullet"/>
+        <w:ind w:left="432"/>
+      </w:pPr>
+      <w:r>
+        <w:rPr>
+          <w:sz w:val="21"/>
+        </w:rPr>
+        <w:t>Add new error cases in Section 4 — Error Cases to Test</w:t>
+      </w:r>
+    </w:p>
+    <w:p>
+      <w:pPr>
+        <w:pStyle w:val="ListBullet"/>
+        <w:ind w:left="432"/>
+      </w:pPr>
+      <w:r>
+        <w:rPr>
+          <w:sz w:val="21"/>
+        </w:rPr>
+        <w:t>Add new Postman folder in Section 5 — Postman Quick Setup</w:t>
+      </w:r>
+    </w:p>
+    <w:p>
+      <w:pPr>
+        <w:pStyle w:val="ListBullet"/>
+        <w:ind w:left="432"/>
+      </w:pPr>
+      <w:r>
+        <w:rPr>
+          <w:sz w:val="21"/>
+        </w:rPr>
+        <w:t>Update the cover page "Last updated" date and sprint range</w:t>
+      </w:r>
+    </w:p>
+    <w:p>
+      <w:pPr>
+        <w:pStyle w:val="ListBullet"/>
+        <w:ind w:left="432"/>
+      </w:pPr>
+      <w:r>
+        <w:rPr>
+          <w:sz w:val="21"/>
+        </w:rPr>
+        <w:t>If new field types are introduced (e.g. file uploads), add a format rules subsection in Section 1</w:t>
+      </w:r>
+    </w:p>
+    <w:p>
+      <w:pPr>
+        <w:pStyle w:val="Heading2"/>
+      </w:pPr>
+      <w:r>
+        <w:t>Upcoming Sprints to Add Here</w:t>
+      </w:r>
+    </w:p>
+    <w:tbl>
+      <w:tblPr>
+        <w:tblStyle w:val="TableGrid"/>
+        <w:tblW w:type="auto" w:w="0"/>
+        <w:jc w:val="left"/>
+        <w:tblLook w:firstColumn="1" w:firstRow="1" w:lastColumn="0" w:lastRow="0" w:noHBand="0" w:noVBand="1" w:val="04A0"/>
+      </w:tblPr>
+      <w:tblGrid>
+        <w:gridCol w:w="3216"/>
+        <w:gridCol w:w="3216"/>
+        <w:gridCol w:w="3216"/>
+      </w:tblGrid>
+      <w:tr>
+        <w:tc>
+          <w:tcPr>
+            <w:tcW w:type="dxa" w:w="1152"/>
+            <w:shd w:val="clear" w:color="auto" w:fill="1F4E79"/>
+          </w:tcPr>
+          <w:p>
+            <w:r>
+              <w:rPr>
+                <w:b/>
+                <w:color w:val="FFFFFF"/>
+                <w:sz w:val="20"/>
+              </w:rPr>
+              <w:t>Sprint</w:t>
+            </w:r>
+          </w:p>
+        </w:tc>
+        <w:tc>
+          <w:tcPr>
+            <w:tcW w:type="dxa" w:w="2160"/>
+            <w:shd w:val="clear" w:color="auto" w:fill="1F4E79"/>
+          </w:tcPr>
+          <w:p>
+            <w:r>
+              <w:rPr>
+                <w:b/>
+                <w:color w:val="FFFFFF"/>
+                <w:sz w:val="20"/>
+              </w:rPr>
+              <w:t>Module</w:t>
+            </w:r>
+          </w:p>
+        </w:tc>
+        <w:tc>
+          <w:tcPr>
+            <w:tcW w:type="dxa" w:w="6048"/>
+            <w:shd w:val="clear" w:color="auto" w:fill="1F4E79"/>
+          </w:tcPr>
+          <w:p>
+            <w:r>
+              <w:rPr>
+                <w:b/>
+                <w:color w:val="FFFFFF"/>
+                <w:sz w:val="20"/>
+              </w:rPr>
+              <w:t>APIs to Add</w:t>
+            </w:r>
+          </w:p>
+        </w:tc>
+      </w:tr>
+      <w:tr>
+        <w:tc>
+          <w:tcPr>
             <w:tcW w:type="dxa" w:w="1152"/>
             <w:shd w:val="clear" w:color="auto" w:fill="DEEAF1"/>
           </w:tcPr>
@@ -19451,7 +21446,7 @@
               <w:rPr>
                 <w:sz w:val="19"/>
               </w:rPr>
-              <w:t>Reservations</w:t>
+              <w:t>Analytics + Admin</w:t>
             </w:r>
           </w:p>
         </w:tc>
@@ -19465,7 +21460,7 @@
               <w:rPr>
                 <w:sz w:val="19"/>
               </w:rPr>
-              <w:t>POST /reservations/, GET /reservations/, PUT /reservations/&lt;id&gt;/status/</w:t>
+              <w:t>✅ DONE — Steps 45–53 in this document</w:t>
             </w:r>
           </w:p>
         </w:tc>
@@ -19493,7 +21488,7 @@
               <w:rPr>
                 <w:sz w:val="19"/>
               </w:rPr>
-              <w:t>Analytics</w:t>
+              <w:t>Reservations</w:t>
             </w:r>
           </w:p>
         </w:tc>
@@ -19506,7 +21501,7 @@
               <w:rPr>
                 <w:sz w:val="19"/>
               </w:rPr>
-              <w:t>GET /analytics/store/, GET /analytics/products/, GET /analytics/views/</w:t>
+              <w:t>POST /reservations/, GET /reservations/, PUT /reservations/&lt;id&gt;/status/</w:t>
             </w:r>
           </w:p>
         </w:tc>
@@ -19522,7 +21517,7 @@
               <w:rPr>
                 <w:sz w:val="19"/>
               </w:rPr>
-              <w:t>Sprint 10</w:t>
+              <w:t>Sprint 9</w:t>
             </w:r>
           </w:p>
         </w:tc>
@@ -19536,7 +21531,7 @@
               <w:rPr>
                 <w:sz w:val="19"/>
               </w:rPr>
-              <w:t>Groups</w:t>
+              <w:t>Analytics</w:t>
             </w:r>
           </w:p>
         </w:tc>
@@ -19550,7 +21545,7 @@
               <w:rPr>
                 <w:sz w:val="19"/>
               </w:rPr>
-              <w:t>POST /groups/, GET /groups/, POST /groups/&lt;id&gt;/join/</w:t>
+              <w:t>GET /analytics/store/, GET /analytics/products/, GET /analytics/views/</w:t>
             </w:r>
           </w:p>
         </w:tc>
@@ -19565,7 +21560,7 @@
               <w:rPr>
                 <w:sz w:val="19"/>
               </w:rPr>
-              <w:t>Sprint 11</w:t>
+              <w:t>Sprint 10</w:t>
             </w:r>
           </w:p>
         </w:tc>
@@ -19578,7 +21573,7 @@
               <w:rPr>
                 <w:sz w:val="19"/>
               </w:rPr>
-              <w:t>Notifications</w:t>
+              <w:t>Groups</w:t>
             </w:r>
           </w:p>
         </w:tc>
@@ -19591,7 +21586,7 @@
               <w:rPr>
                 <w:sz w:val="19"/>
               </w:rPr>
-              <w:t>POST /notifications/device-token/, GET /notifications/</w:t>
+              <w:t>POST /groups/, GET /groups/, POST /groups/&lt;id&gt;/join/</w:t>
             </w:r>
           </w:p>
         </w:tc>
@@ -19607,7 +21602,7 @@
               <w:rPr>
                 <w:sz w:val="19"/>
               </w:rPr>
-              <w:t>Sprint 12</w:t>
+              <w:t>Sprint 11</w:t>
             </w:r>
           </w:p>
         </w:tc>
@@ -19621,7 +21616,7 @@
               <w:rPr>
                 <w:sz w:val="19"/>
               </w:rPr>
-              <w:t>Admin Panel</w:t>
+              <w:t>Notifications</w:t>
             </w:r>
           </w:p>
         </w:tc>
@@ -19635,7 +21630,7 @@
               <w:rPr>
                 <w:sz w:val="19"/>
               </w:rPr>
-              <w:t>GET /admin-panel/stores/, PUT /admin-panel/stores/&lt;id&gt;/verify/</w:t>
+              <w:t>POST /notifications/device-token/, GET /notifications/</w:t>
             </w:r>
           </w:p>
         </w:tc>
@@ -19650,6 +21645,48 @@
               <w:rPr>
                 <w:sz w:val="19"/>
               </w:rPr>
+              <w:t>Sprint 12</w:t>
+            </w:r>
+          </w:p>
+        </w:tc>
+        <w:tc>
+          <w:tcPr>
+            <w:tcW w:type="dxa" w:w="2160"/>
+          </w:tcPr>
+          <w:p>
+            <w:r>
+              <w:rPr>
+                <w:sz w:val="19"/>
+              </w:rPr>
+              <w:t>Admin Panel</w:t>
+            </w:r>
+          </w:p>
+        </w:tc>
+        <w:tc>
+          <w:tcPr>
+            <w:tcW w:type="dxa" w:w="6048"/>
+          </w:tcPr>
+          <w:p>
+            <w:r>
+              <w:rPr>
+                <w:sz w:val="19"/>
+              </w:rPr>
+              <w:t>GET /admin-panel/stores/, PUT /admin-panel/stores/&lt;id&gt;/verify/</w:t>
+            </w:r>
+          </w:p>
+        </w:tc>
+      </w:tr>
+      <w:tr>
+        <w:tc>
+          <w:tcPr>
+            <w:tcW w:type="dxa" w:w="1152"/>
+            <w:shd w:val="clear" w:color="auto" w:fill="DEEAF1"/>
+          </w:tcPr>
+          <w:p>
+            <w:r>
+              <w:rPr>
+                <w:sz w:val="19"/>
+              </w:rPr>
               <w:t>Sprint 13</w:t>
             </w:r>
           </w:p>
@@ -19657,6 +21694,7 @@
         <w:tc>
           <w:tcPr>
             <w:tcW w:type="dxa" w:w="2160"/>
+            <w:shd w:val="clear" w:color="auto" w:fill="DEEAF1"/>
           </w:tcPr>
           <w:p>
             <w:r>
@@ -19670,6 +21708,7 @@
         <w:tc>
           <w:tcPr>
             <w:tcW w:type="dxa" w:w="6048"/>
+            <w:shd w:val="clear" w:color="auto" w:fill="DEEAF1"/>
           </w:tcPr>
           <w:p>
             <w:r>
@@ -19694,7 +21733,7 @@
           <w:color w:val="999999"/>
           <w:sz w:val="18"/>
         </w:rPr>
-        <w:t>NearKart Backend — Master API Testing Guide   |   Sprint 1–7   |   Use Postman or curl for testing</w:t>
+        <w:t>NearKart Backend — Master API Testing Guide   |   Sprint 1–8   |   Use Postman or curl for testing</w:t>
       </w:r>
     </w:p>
     <w:sectPr>

--- a/nearkart_backend/docs/NearKart_Master_API_Testing_Guide.docx
+++ b/nearkart_backend/docs/NearKart_Master_API_Testing_Guide.docx
@@ -50,7 +50,7 @@
           <w:color w:val="888888"/>
           <w:sz w:val="20"/>
         </w:rPr>
-        <w:t>Sprint 1 → Sprint 8   |   Last updated: May 2026</w:t>
+        <w:t>Sprint 1 → Sprint 9   |   Last updated: May 2026</w:t>
       </w:r>
     </w:p>
     <w:p/>
@@ -6489,6 +6489,356 @@
           </w:p>
         </w:tc>
       </w:tr>
+      <w:tr>
+        <w:tc>
+          <w:tcPr>
+            <w:tcW w:type="dxa" w:w="432"/>
+            <w:shd w:val="clear" w:color="auto" w:fill="DEEAF1"/>
+          </w:tcPr>
+          <w:p>
+            <w:r>
+              <w:rPr>
+                <w:sz w:val="19"/>
+              </w:rPr>
+              <w:t>51</w:t>
+            </w:r>
+          </w:p>
+        </w:tc>
+        <w:tc>
+          <w:tcPr>
+            <w:tcW w:type="dxa" w:w="1008"/>
+            <w:shd w:val="clear" w:color="auto" w:fill="DEEAF1"/>
+          </w:tcPr>
+          <w:p>
+            <w:r>
+              <w:rPr>
+                <w:sz w:val="19"/>
+              </w:rPr>
+              <w:t>POST</w:t>
+            </w:r>
+          </w:p>
+        </w:tc>
+        <w:tc>
+          <w:tcPr>
+            <w:tcW w:type="dxa" w:w="4032"/>
+            <w:shd w:val="clear" w:color="auto" w:fill="DEEAF1"/>
+          </w:tcPr>
+          <w:p>
+            <w:r>
+              <w:rPr>
+                <w:sz w:val="19"/>
+              </w:rPr>
+              <w:t>/reservations/</w:t>
+            </w:r>
+          </w:p>
+        </w:tc>
+        <w:tc>
+          <w:tcPr>
+            <w:tcW w:type="dxa" w:w="2016"/>
+            <w:shd w:val="clear" w:color="auto" w:fill="DEEAF1"/>
+          </w:tcPr>
+          <w:p>
+            <w:r>
+              <w:rPr>
+                <w:sz w:val="19"/>
+              </w:rPr>
+              <w:t>Bearer JWT</w:t>
+            </w:r>
+          </w:p>
+        </w:tc>
+        <w:tc>
+          <w:tcPr>
+            <w:tcW w:type="dxa" w:w="576"/>
+            <w:shd w:val="clear" w:color="auto" w:fill="DEEAF1"/>
+          </w:tcPr>
+          <w:p>
+            <w:r>
+              <w:rPr>
+                <w:sz w:val="19"/>
+              </w:rPr>
+              <w:t>S9</w:t>
+            </w:r>
+          </w:p>
+        </w:tc>
+      </w:tr>
+      <w:tr>
+        <w:tc>
+          <w:tcPr>
+            <w:tcW w:type="dxa" w:w="432"/>
+          </w:tcPr>
+          <w:p>
+            <w:r>
+              <w:rPr>
+                <w:sz w:val="19"/>
+              </w:rPr>
+              <w:t>52</w:t>
+            </w:r>
+          </w:p>
+        </w:tc>
+        <w:tc>
+          <w:tcPr>
+            <w:tcW w:type="dxa" w:w="1008"/>
+          </w:tcPr>
+          <w:p>
+            <w:r>
+              <w:rPr>
+                <w:sz w:val="19"/>
+              </w:rPr>
+              <w:t>GET</w:t>
+            </w:r>
+          </w:p>
+        </w:tc>
+        <w:tc>
+          <w:tcPr>
+            <w:tcW w:type="dxa" w:w="4032"/>
+          </w:tcPr>
+          <w:p>
+            <w:r>
+              <w:rPr>
+                <w:sz w:val="19"/>
+              </w:rPr>
+              <w:t>/reservations/list/</w:t>
+            </w:r>
+          </w:p>
+        </w:tc>
+        <w:tc>
+          <w:tcPr>
+            <w:tcW w:type="dxa" w:w="2016"/>
+          </w:tcPr>
+          <w:p>
+            <w:r>
+              <w:rPr>
+                <w:sz w:val="19"/>
+              </w:rPr>
+              <w:t>Bearer JWT</w:t>
+            </w:r>
+          </w:p>
+        </w:tc>
+        <w:tc>
+          <w:tcPr>
+            <w:tcW w:type="dxa" w:w="576"/>
+          </w:tcPr>
+          <w:p>
+            <w:r>
+              <w:rPr>
+                <w:sz w:val="19"/>
+              </w:rPr>
+              <w:t>S9</w:t>
+            </w:r>
+          </w:p>
+        </w:tc>
+      </w:tr>
+      <w:tr>
+        <w:tc>
+          <w:tcPr>
+            <w:tcW w:type="dxa" w:w="432"/>
+            <w:shd w:val="clear" w:color="auto" w:fill="DEEAF1"/>
+          </w:tcPr>
+          <w:p>
+            <w:r>
+              <w:rPr>
+                <w:sz w:val="19"/>
+              </w:rPr>
+              <w:t>53</w:t>
+            </w:r>
+          </w:p>
+        </w:tc>
+        <w:tc>
+          <w:tcPr>
+            <w:tcW w:type="dxa" w:w="1008"/>
+            <w:shd w:val="clear" w:color="auto" w:fill="DEEAF1"/>
+          </w:tcPr>
+          <w:p>
+            <w:r>
+              <w:rPr>
+                <w:sz w:val="19"/>
+              </w:rPr>
+              <w:t>GET</w:t>
+            </w:r>
+          </w:p>
+        </w:tc>
+        <w:tc>
+          <w:tcPr>
+            <w:tcW w:type="dxa" w:w="4032"/>
+            <w:shd w:val="clear" w:color="auto" w:fill="DEEAF1"/>
+          </w:tcPr>
+          <w:p>
+            <w:r>
+              <w:rPr>
+                <w:sz w:val="19"/>
+              </w:rPr>
+              <w:t>/reservations/&lt;uuid&gt;/</w:t>
+            </w:r>
+          </w:p>
+        </w:tc>
+        <w:tc>
+          <w:tcPr>
+            <w:tcW w:type="dxa" w:w="2016"/>
+            <w:shd w:val="clear" w:color="auto" w:fill="DEEAF1"/>
+          </w:tcPr>
+          <w:p>
+            <w:r>
+              <w:rPr>
+                <w:sz w:val="19"/>
+              </w:rPr>
+              <w:t>Bearer JWT</w:t>
+            </w:r>
+          </w:p>
+        </w:tc>
+        <w:tc>
+          <w:tcPr>
+            <w:tcW w:type="dxa" w:w="576"/>
+            <w:shd w:val="clear" w:color="auto" w:fill="DEEAF1"/>
+          </w:tcPr>
+          <w:p>
+            <w:r>
+              <w:rPr>
+                <w:sz w:val="19"/>
+              </w:rPr>
+              <w:t>S9</w:t>
+            </w:r>
+          </w:p>
+        </w:tc>
+      </w:tr>
+      <w:tr>
+        <w:tc>
+          <w:tcPr>
+            <w:tcW w:type="dxa" w:w="432"/>
+          </w:tcPr>
+          <w:p>
+            <w:r>
+              <w:rPr>
+                <w:sz w:val="19"/>
+              </w:rPr>
+              <w:t>54</w:t>
+            </w:r>
+          </w:p>
+        </w:tc>
+        <w:tc>
+          <w:tcPr>
+            <w:tcW w:type="dxa" w:w="1008"/>
+          </w:tcPr>
+          <w:p>
+            <w:r>
+              <w:rPr>
+                <w:sz w:val="19"/>
+              </w:rPr>
+              <w:t>PATCH</w:t>
+            </w:r>
+          </w:p>
+        </w:tc>
+        <w:tc>
+          <w:tcPr>
+            <w:tcW w:type="dxa" w:w="4032"/>
+          </w:tcPr>
+          <w:p>
+            <w:r>
+              <w:rPr>
+                <w:sz w:val="19"/>
+              </w:rPr>
+              <w:t>/reservations/&lt;uuid&gt;/status/</w:t>
+            </w:r>
+          </w:p>
+        </w:tc>
+        <w:tc>
+          <w:tcPr>
+            <w:tcW w:type="dxa" w:w="2016"/>
+          </w:tcPr>
+          <w:p>
+            <w:r>
+              <w:rPr>
+                <w:sz w:val="19"/>
+              </w:rPr>
+              <w:t>Vendor JWT only</w:t>
+            </w:r>
+          </w:p>
+        </w:tc>
+        <w:tc>
+          <w:tcPr>
+            <w:tcW w:type="dxa" w:w="576"/>
+          </w:tcPr>
+          <w:p>
+            <w:r>
+              <w:rPr>
+                <w:sz w:val="19"/>
+              </w:rPr>
+              <w:t>S9</w:t>
+            </w:r>
+          </w:p>
+        </w:tc>
+      </w:tr>
+      <w:tr>
+        <w:tc>
+          <w:tcPr>
+            <w:tcW w:type="dxa" w:w="432"/>
+            <w:shd w:val="clear" w:color="auto" w:fill="DEEAF1"/>
+          </w:tcPr>
+          <w:p>
+            <w:r>
+              <w:rPr>
+                <w:sz w:val="19"/>
+              </w:rPr>
+              <w:t>55</w:t>
+            </w:r>
+          </w:p>
+        </w:tc>
+        <w:tc>
+          <w:tcPr>
+            <w:tcW w:type="dxa" w:w="1008"/>
+            <w:shd w:val="clear" w:color="auto" w:fill="DEEAF1"/>
+          </w:tcPr>
+          <w:p>
+            <w:r>
+              <w:rPr>
+                <w:sz w:val="19"/>
+              </w:rPr>
+              <w:t>POST</w:t>
+            </w:r>
+          </w:p>
+        </w:tc>
+        <w:tc>
+          <w:tcPr>
+            <w:tcW w:type="dxa" w:w="4032"/>
+            <w:shd w:val="clear" w:color="auto" w:fill="DEEAF1"/>
+          </w:tcPr>
+          <w:p>
+            <w:r>
+              <w:rPr>
+                <w:sz w:val="19"/>
+              </w:rPr>
+              <w:t>/reservations/&lt;uuid&gt;/cancel/</w:t>
+            </w:r>
+          </w:p>
+        </w:tc>
+        <w:tc>
+          <w:tcPr>
+            <w:tcW w:type="dxa" w:w="2016"/>
+            <w:shd w:val="clear" w:color="auto" w:fill="DEEAF1"/>
+          </w:tcPr>
+          <w:p>
+            <w:r>
+              <w:rPr>
+                <w:sz w:val="19"/>
+              </w:rPr>
+              <w:t>Bearer JWT</w:t>
+            </w:r>
+          </w:p>
+        </w:tc>
+        <w:tc>
+          <w:tcPr>
+            <w:tcW w:type="dxa" w:w="576"/>
+            <w:shd w:val="clear" w:color="auto" w:fill="DEEAF1"/>
+          </w:tcPr>
+          <w:p>
+            <w:r>
+              <w:rPr>
+                <w:sz w:val="19"/>
+              </w:rPr>
+              <w:t>S9</w:t>
+            </w:r>
+          </w:p>
+        </w:tc>
+      </w:tr>
     </w:tbl>
     <w:p/>
     <w:p>
@@ -16419,6 +16769,580 @@
         <w:pStyle w:val="Heading1"/>
       </w:pPr>
       <w:r>
+        <w:t>Sprint 9 — Reservations  (Steps 54–58)</w:t>
+      </w:r>
+    </w:p>
+    <w:p>
+      <w:r>
+        <w:rPr>
+          <w:b w:val="0"/>
+          <w:sz w:val="22"/>
+        </w:rPr>
+        <w:t>Customers hold a product for 2 hours. Vendor confirms or rejects. Celery expires stale holds.</w:t>
+      </w:r>
+    </w:p>
+    <w:p>
+      <w:pPr>
+        <w:ind w:left="288"/>
+        <w:shd w:val="clear" w:color="auto" w:fill="D1ECF1"/>
+      </w:pPr>
+      <w:r>
+        <w:rPr>
+          <w:i/>
+          <w:color w:val="0C5460"/>
+          <w:sz w:val="20"/>
+        </w:rPr>
+        <w:t xml:space="preserve">  💡  Hold duration: 2h by default. Controlled via RESERVATION_HOLD_HOURS in .env</w:t>
+      </w:r>
+    </w:p>
+    <w:p>
+      <w:pPr>
+        <w:pStyle w:val="Heading2"/>
+      </w:pPr>
+      <w:r>
+        <w:t>STEP 54 — Create Reservation  (Customer)</w:t>
+      </w:r>
+    </w:p>
+    <w:p>
+      <w:pPr>
+        <w:spacing w:before="120"/>
+        <w:shd w:val="clear" w:color="auto" w:fill="CCE5FF"/>
+      </w:pPr>
+      <w:r>
+        <w:rPr>
+          <w:b/>
+          <w:color w:val="004DAA"/>
+          <w:sz w:val="20"/>
+        </w:rPr>
+        <w:t xml:space="preserve">  POST  </w:t>
+      </w:r>
+      <w:r>
+        <w:rPr>
+          <w:b/>
+          <w:color w:val="1F4E79"/>
+          <w:sz w:val="20"/>
+        </w:rPr>
+        <w:t xml:space="preserve">  {{base_url}}/reservations/</w:t>
+      </w:r>
+      <w:r>
+        <w:rPr>
+          <w:i/>
+          <w:color w:val="777777"/>
+          <w:sz w:val="18"/>
+        </w:rPr>
+        <w:t xml:space="preserve">   [Bearer JWT]   [Sprint 9]</w:t>
+      </w:r>
+    </w:p>
+    <w:p>
+      <w:r>
+        <w:rPr>
+          <w:b/>
+          <w:sz w:val="20"/>
+        </w:rPr>
+        <w:t>Body:</w:t>
+      </w:r>
+    </w:p>
+    <w:p>
+      <w:pPr>
+        <w:spacing w:before="40" w:after="40"/>
+        <w:ind w:left="288"/>
+        <w:shd w:val="clear" w:color="auto" w:fill="F0F0F0"/>
+      </w:pPr>
+      <w:r>
+        <w:rPr>
+          <w:rFonts w:ascii="Courier New" w:hAnsi="Courier New"/>
+          <w:color w:val="1A1A8C"/>
+          <w:sz w:val="18"/>
+        </w:rPr>
+        <w:t>{</w:t>
+        <w:br/>
+        <w:t xml:space="preserve">  "store_id":   "{{store_id}}",</w:t>
+        <w:br/>
+        <w:t xml:space="preserve">  "product_id": "{{product_id}}",</w:t>
+        <w:br/>
+        <w:t xml:space="preserve">  "quantity":   2,</w:t>
+        <w:br/>
+        <w:t xml:space="preserve">  "note":       "Please keep ready by 6 PM"</w:t>
+        <w:br/>
+        <w:t>}</w:t>
+      </w:r>
+    </w:p>
+    <w:p>
+      <w:r>
+        <w:rPr>
+          <w:b/>
+          <w:sz w:val="20"/>
+        </w:rPr>
+        <w:t>Auto-save Tests script:</w:t>
+      </w:r>
+    </w:p>
+    <w:p>
+      <w:pPr>
+        <w:spacing w:before="40" w:after="40"/>
+        <w:ind w:left="288"/>
+        <w:shd w:val="clear" w:color="auto" w:fill="F0F0F0"/>
+      </w:pPr>
+      <w:r>
+        <w:rPr>
+          <w:rFonts w:ascii="Courier New" w:hAnsi="Courier New"/>
+          <w:color w:val="1A1A8C"/>
+          <w:sz w:val="18"/>
+        </w:rPr>
+        <w:t>const r = pm.response.json();</w:t>
+        <w:br/>
+        <w:t>if (r.id) { pm.environment.set("reservation_id", r.id); }</w:t>
+      </w:r>
+    </w:p>
+    <w:p>
+      <w:r>
+        <w:rPr>
+          <w:b/>
+          <w:sz w:val="20"/>
+        </w:rPr>
+        <w:t>Expected Response  201 Created:</w:t>
+      </w:r>
+    </w:p>
+    <w:p>
+      <w:pPr>
+        <w:spacing w:before="40" w:after="40"/>
+        <w:ind w:left="288"/>
+        <w:shd w:val="clear" w:color="auto" w:fill="F0F0F0"/>
+      </w:pPr>
+      <w:r>
+        <w:rPr>
+          <w:rFonts w:ascii="Courier New" w:hAnsi="Courier New"/>
+          <w:color w:val="1A1A8C"/>
+          <w:sz w:val="18"/>
+        </w:rPr>
+        <w:t>{</w:t>
+        <w:br/>
+        <w:t xml:space="preserve">  "id": "...",</w:t>
+        <w:br/>
+        <w:t xml:space="preserve">  "store":    { "id": "...", "name": "Chennai Silk House", "locality": "...", "phone": "..." },</w:t>
+        <w:br/>
+        <w:t xml:space="preserve">  "customer": { "id": "...", "phone_number": "+916000000001", "full_name": "" },</w:t>
+        <w:br/>
+        <w:t xml:space="preserve">  "product":  { "id": "...", "name": "Kanchipuram Silk Saree", "base_price": "4500.00" },</w:t>
+        <w:br/>
+        <w:t xml:space="preserve">  "quantity": 2,</w:t>
+        <w:br/>
+        <w:t xml:space="preserve">  "note": "Please keep ready by 6 PM",</w:t>
+        <w:br/>
+        <w:t xml:space="preserve">  "vendor_note": "",</w:t>
+        <w:br/>
+        <w:t xml:space="preserve">  "status": "pending",</w:t>
+        <w:br/>
+        <w:t xml:space="preserve">  "expires_at": "2026-05-15T23:25:49Z",</w:t>
+        <w:br/>
+        <w:t xml:space="preserve">  "hours_left": 2.0,</w:t>
+        <w:br/>
+        <w:t xml:space="preserve">  "created_at": "..."</w:t>
+        <w:br/>
+        <w:t>}</w:t>
+      </w:r>
+    </w:p>
+    <w:p>
+      <w:pPr>
+        <w:ind w:left="288"/>
+        <w:shd w:val="clear" w:color="auto" w:fill="D4EDDA"/>
+      </w:pPr>
+      <w:r>
+        <w:rPr>
+          <w:i/>
+          <w:color w:val="155724"/>
+          <w:sz w:val="20"/>
+        </w:rPr>
+        <w:t xml:space="preserve">  ✅  hours_left = 2.0 on fresh creation. Decreases as time passes. 0 when expired.</w:t>
+      </w:r>
+    </w:p>
+    <w:p>
+      <w:pPr>
+        <w:pStyle w:val="Heading2"/>
+      </w:pPr>
+      <w:r>
+        <w:t>STEP 55 — List Reservations</w:t>
+      </w:r>
+    </w:p>
+    <w:p>
+      <w:pPr>
+        <w:spacing w:before="120"/>
+        <w:shd w:val="clear" w:color="auto" w:fill="D4EDDA"/>
+      </w:pPr>
+      <w:r>
+        <w:rPr>
+          <w:b/>
+          <w:color w:val="155524"/>
+          <w:sz w:val="20"/>
+        </w:rPr>
+        <w:t xml:space="preserve">  GET  </w:t>
+      </w:r>
+      <w:r>
+        <w:rPr>
+          <w:b/>
+          <w:color w:val="1F4E79"/>
+          <w:sz w:val="20"/>
+        </w:rPr>
+        <w:t xml:space="preserve">  {{base_url}}/reservations/list/</w:t>
+      </w:r>
+      <w:r>
+        <w:rPr>
+          <w:i/>
+          <w:color w:val="777777"/>
+          <w:sz w:val="18"/>
+        </w:rPr>
+        <w:t xml:space="preserve">   [Bearer JWT]   [Sprint 9]</w:t>
+      </w:r>
+    </w:p>
+    <w:p>
+      <w:r>
+        <w:rPr>
+          <w:b w:val="0"/>
+          <w:sz w:val="22"/>
+        </w:rPr>
+        <w:t>No body. Behavior differs by role:</w:t>
+      </w:r>
+    </w:p>
+    <w:p>
+      <w:r>
+        <w:rPr>
+          <w:b w:val="0"/>
+          <w:sz w:val="20"/>
+        </w:rPr>
+        <w:t xml:space="preserve">  • Customer token → returns only their own reservations</w:t>
+      </w:r>
+    </w:p>
+    <w:p>
+      <w:r>
+        <w:rPr>
+          <w:b w:val="0"/>
+          <w:sz w:val="20"/>
+        </w:rPr>
+        <w:t xml:space="preserve">  • Vendor token → returns all reservations received by their store</w:t>
+      </w:r>
+    </w:p>
+    <w:p>
+      <w:r>
+        <w:rPr>
+          <w:b/>
+          <w:sz w:val="20"/>
+        </w:rPr>
+        <w:t>Expected Response  200 OK:</w:t>
+      </w:r>
+    </w:p>
+    <w:p>
+      <w:pPr>
+        <w:spacing w:before="40" w:after="40"/>
+        <w:ind w:left="288"/>
+        <w:shd w:val="clear" w:color="auto" w:fill="F0F0F0"/>
+      </w:pPr>
+      <w:r>
+        <w:rPr>
+          <w:rFonts w:ascii="Courier New" w:hAnsi="Courier New"/>
+          <w:color w:val="1A1A8C"/>
+          <w:sz w:val="18"/>
+        </w:rPr>
+        <w:t>[</w:t>
+        <w:br/>
+        <w:t xml:space="preserve">  { "id": "...", "status": "pending", "quantity": 2, "product": { "name": "..." }, ... }</w:t>
+        <w:br/>
+        <w:t>]</w:t>
+      </w:r>
+    </w:p>
+    <w:p>
+      <w:pPr>
+        <w:pStyle w:val="Heading2"/>
+      </w:pPr>
+      <w:r>
+        <w:t>STEP 56 — Vendor Confirms Reservation</w:t>
+      </w:r>
+    </w:p>
+    <w:p>
+      <w:pPr>
+        <w:spacing w:before="120"/>
+        <w:shd w:val="clear" w:color="auto" w:fill="FFF3CD"/>
+      </w:pPr>
+      <w:r>
+        <w:rPr>
+          <w:b/>
+          <w:color w:val="7D4E00"/>
+          <w:sz w:val="20"/>
+        </w:rPr>
+        <w:t xml:space="preserve">  PATCH  </w:t>
+      </w:r>
+      <w:r>
+        <w:rPr>
+          <w:b/>
+          <w:color w:val="1F4E79"/>
+          <w:sz w:val="20"/>
+        </w:rPr>
+        <w:t xml:space="preserve">  {{base_url}}/reservations/{{reservation_id}}/status/</w:t>
+      </w:r>
+      <w:r>
+        <w:rPr>
+          <w:i/>
+          <w:color w:val="777777"/>
+          <w:sz w:val="18"/>
+        </w:rPr>
+        <w:t xml:space="preserve">   [Vendor JWT]   [Sprint 9]</w:t>
+      </w:r>
+    </w:p>
+    <w:p>
+      <w:r>
+        <w:rPr>
+          <w:b/>
+          <w:sz w:val="20"/>
+        </w:rPr>
+        <w:t>Body:</w:t>
+      </w:r>
+    </w:p>
+    <w:p>
+      <w:pPr>
+        <w:spacing w:before="40" w:after="40"/>
+        <w:ind w:left="288"/>
+        <w:shd w:val="clear" w:color="auto" w:fill="F0F0F0"/>
+      </w:pPr>
+      <w:r>
+        <w:rPr>
+          <w:rFonts w:ascii="Courier New" w:hAnsi="Courier New"/>
+          <w:color w:val="1A1A8C"/>
+          <w:sz w:val="18"/>
+        </w:rPr>
+        <w:t>{ "status": "confirmed", "vendor_note": "Ready for pickup after 5 PM!" }</w:t>
+      </w:r>
+    </w:p>
+    <w:p>
+      <w:r>
+        <w:rPr>
+          <w:b/>
+          <w:sz w:val="20"/>
+        </w:rPr>
+        <w:t>Expected Response  200 OK:</w:t>
+      </w:r>
+    </w:p>
+    <w:p>
+      <w:pPr>
+        <w:spacing w:before="40" w:after="40"/>
+        <w:ind w:left="288"/>
+        <w:shd w:val="clear" w:color="auto" w:fill="F0F0F0"/>
+      </w:pPr>
+      <w:r>
+        <w:rPr>
+          <w:rFonts w:ascii="Courier New" w:hAnsi="Courier New"/>
+          <w:color w:val="1A1A8C"/>
+          <w:sz w:val="18"/>
+        </w:rPr>
+        <w:t>{ "status": "confirmed", "vendor_note": "Ready for pickup after 5 PM!", ... }</w:t>
+      </w:r>
+    </w:p>
+    <w:p>
+      <w:pPr>
+        <w:ind w:left="288"/>
+        <w:shd w:val="clear" w:color="auto" w:fill="D1ECF1"/>
+      </w:pPr>
+      <w:r>
+        <w:rPr>
+          <w:i/>
+          <w:color w:val="0C5460"/>
+          <w:sz w:val="20"/>
+        </w:rPr>
+        <w:t xml:space="preserve">  💡  Vendor can also send: {"status": "cancelled", "vendor_note": "Out of stock, sorry."} to reject.</w:t>
+      </w:r>
+    </w:p>
+    <w:p>
+      <w:pPr>
+        <w:pStyle w:val="Heading2"/>
+      </w:pPr>
+      <w:r>
+        <w:t>STEP 57 — Vendor Marks Completed</w:t>
+      </w:r>
+    </w:p>
+    <w:p>
+      <w:pPr>
+        <w:spacing w:before="120"/>
+        <w:shd w:val="clear" w:color="auto" w:fill="FFF3CD"/>
+      </w:pPr>
+      <w:r>
+        <w:rPr>
+          <w:b/>
+          <w:color w:val="7D4E00"/>
+          <w:sz w:val="20"/>
+        </w:rPr>
+        <w:t xml:space="preserve">  PATCH  </w:t>
+      </w:r>
+      <w:r>
+        <w:rPr>
+          <w:b/>
+          <w:color w:val="1F4E79"/>
+          <w:sz w:val="20"/>
+        </w:rPr>
+        <w:t xml:space="preserve">  {{base_url}}/reservations/{{reservation_id}}/status/</w:t>
+      </w:r>
+      <w:r>
+        <w:rPr>
+          <w:i/>
+          <w:color w:val="777777"/>
+          <w:sz w:val="18"/>
+        </w:rPr>
+        <w:t xml:space="preserve">   [Vendor JWT]   [Sprint 9]</w:t>
+      </w:r>
+    </w:p>
+    <w:p>
+      <w:r>
+        <w:rPr>
+          <w:b/>
+          <w:sz w:val="20"/>
+        </w:rPr>
+        <w:t>Body:</w:t>
+      </w:r>
+    </w:p>
+    <w:p>
+      <w:pPr>
+        <w:spacing w:before="40" w:after="40"/>
+        <w:ind w:left="288"/>
+        <w:shd w:val="clear" w:color="auto" w:fill="F0F0F0"/>
+      </w:pPr>
+      <w:r>
+        <w:rPr>
+          <w:rFonts w:ascii="Courier New" w:hAnsi="Courier New"/>
+          <w:color w:val="1A1A8C"/>
+          <w:sz w:val="18"/>
+        </w:rPr>
+        <w:t>{ "status": "completed" }</w:t>
+      </w:r>
+    </w:p>
+    <w:p>
+      <w:r>
+        <w:rPr>
+          <w:b/>
+          <w:sz w:val="20"/>
+        </w:rPr>
+        <w:t>Expected Response  200 OK:</w:t>
+      </w:r>
+    </w:p>
+    <w:p>
+      <w:pPr>
+        <w:spacing w:before="40" w:after="40"/>
+        <w:ind w:left="288"/>
+        <w:shd w:val="clear" w:color="auto" w:fill="F0F0F0"/>
+      </w:pPr>
+      <w:r>
+        <w:rPr>
+          <w:rFonts w:ascii="Courier New" w:hAnsi="Courier New"/>
+          <w:color w:val="1A1A8C"/>
+          <w:sz w:val="18"/>
+        </w:rPr>
+        <w:t>{ "status": "completed", ... }</w:t>
+      </w:r>
+    </w:p>
+    <w:p>
+      <w:pPr>
+        <w:ind w:left="288"/>
+        <w:shd w:val="clear" w:color="auto" w:fill="F8D7DA"/>
+      </w:pPr>
+      <w:r>
+        <w:rPr>
+          <w:i/>
+          <w:color w:val="7B1D1D"/>
+          <w:sz w:val="20"/>
+        </w:rPr>
+        <w:t xml:space="preserve">  🚫  Must be confirmed first. Trying to complete a pending → 400 — Only confirmed reservations can be completed.</w:t>
+      </w:r>
+    </w:p>
+    <w:p>
+      <w:pPr>
+        <w:pStyle w:val="Heading2"/>
+      </w:pPr>
+      <w:r>
+        <w:t>STEP 58 — Customer Cancels Reservation</w:t>
+      </w:r>
+    </w:p>
+    <w:p>
+      <w:pPr>
+        <w:spacing w:before="120"/>
+        <w:shd w:val="clear" w:color="auto" w:fill="CCE5FF"/>
+      </w:pPr>
+      <w:r>
+        <w:rPr>
+          <w:b/>
+          <w:color w:val="004DAA"/>
+          <w:sz w:val="20"/>
+        </w:rPr>
+        <w:t xml:space="preserve">  POST  </w:t>
+      </w:r>
+      <w:r>
+        <w:rPr>
+          <w:b/>
+          <w:color w:val="1F4E79"/>
+          <w:sz w:val="20"/>
+        </w:rPr>
+        <w:t xml:space="preserve">  {{base_url}}/reservations/{{reservation_id}}/cancel/</w:t>
+      </w:r>
+      <w:r>
+        <w:rPr>
+          <w:i/>
+          <w:color w:val="777777"/>
+          <w:sz w:val="18"/>
+        </w:rPr>
+        <w:t xml:space="preserve">   [Bearer JWT]   [Sprint 9]</w:t>
+      </w:r>
+    </w:p>
+    <w:p>
+      <w:r>
+        <w:rPr>
+          <w:b w:val="0"/>
+          <w:sz w:val="22"/>
+        </w:rPr>
+        <w:t>No body. Customer can only cancel their own pending reservation.</w:t>
+      </w:r>
+    </w:p>
+    <w:p>
+      <w:r>
+        <w:rPr>
+          <w:b/>
+          <w:sz w:val="20"/>
+        </w:rPr>
+        <w:t>Expected Response  200 OK:</w:t>
+      </w:r>
+    </w:p>
+    <w:p>
+      <w:pPr>
+        <w:spacing w:before="40" w:after="40"/>
+        <w:ind w:left="288"/>
+        <w:shd w:val="clear" w:color="auto" w:fill="F0F0F0"/>
+      </w:pPr>
+      <w:r>
+        <w:rPr>
+          <w:rFonts w:ascii="Courier New" w:hAnsi="Courier New"/>
+          <w:color w:val="1A1A8C"/>
+          <w:sz w:val="18"/>
+        </w:rPr>
+        <w:t>{ "status": "cancelled", ... }</w:t>
+      </w:r>
+    </w:p>
+    <w:p>
+      <w:pPr>
+        <w:ind w:left="288"/>
+        <w:shd w:val="clear" w:color="auto" w:fill="F8D7DA"/>
+      </w:pPr>
+      <w:r>
+        <w:rPr>
+          <w:i/>
+          <w:color w:val="7B1D1D"/>
+          <w:sz w:val="20"/>
+        </w:rPr>
+        <w:t xml:space="preserve">  🚫  Cannot cancel a confirmed or completed reservation — returns 400.</w:t>
+      </w:r>
+    </w:p>
+    <w:p>
+      <w:r>
+        <w:br w:type="page"/>
+      </w:r>
+    </w:p>
+    <w:p>
+      <w:pPr>
+        <w:pStyle w:val="Heading1"/>
+      </w:pPr>
+      <w:r>
         <w:t>4. Error Cases to Test</w:t>
       </w:r>
     </w:p>
@@ -19559,7 +20483,7 @@
         <w:pStyle w:val="Heading2"/>
       </w:pPr>
       <w:r>
-        <w:t>Analytics Error Cases  (Sprint 8)</w:t>
+        <w:t>Reservation Error Cases  (Sprint 9)</w:t>
       </w:r>
     </w:p>
     <w:tbl>
@@ -19635,7 +20559,7 @@
               <w:rPr>
                 <w:sz w:val="19"/>
               </w:rPr>
-              <w:t>Vendor Dashboard — no store</w:t>
+              <w:t>Invalid product</w:t>
             </w:r>
           </w:p>
         </w:tc>
@@ -19649,7 +20573,7 @@
               <w:rPr>
                 <w:sz w:val="19"/>
               </w:rPr>
-              <w:t>GET /analytics/vendor/ — vendor with no store</w:t>
+              <w:t>POST /reservations/ — product_id not in store</w:t>
             </w:r>
           </w:p>
         </w:tc>
@@ -19663,7 +20587,7 @@
               <w:rPr>
                 <w:sz w:val="19"/>
               </w:rPr>
-              <w:t>400 — Create a store first</w:t>
+              <w:t>404 — Product not found or not available</w:t>
             </w:r>
           </w:p>
         </w:tc>
@@ -19678,7 +20602,7 @@
               <w:rPr>
                 <w:sz w:val="19"/>
               </w:rPr>
-              <w:t>Dashboard — no auth</w:t>
+              <w:t>Draft product</w:t>
             </w:r>
           </w:p>
         </w:tc>
@@ -19691,7 +20615,7 @@
               <w:rPr>
                 <w:sz w:val="19"/>
               </w:rPr>
-              <w:t>GET /analytics/vendor/ — no Authorization header</w:t>
+              <w:t>POST /reservations/ — product status=draft</w:t>
             </w:r>
           </w:p>
         </w:tc>
@@ -19704,7 +20628,7 @@
               <w:rPr>
                 <w:sz w:val="19"/>
               </w:rPr>
-              <w:t>401 — authentication_failed</w:t>
+              <w:t>404 — Product not found or not available</w:t>
             </w:r>
           </w:p>
         </w:tc>
@@ -19720,7 +20644,7 @@
               <w:rPr>
                 <w:sz w:val="19"/>
               </w:rPr>
-              <w:t>Dashboard — customer token</w:t>
+              <w:t>Invalid store</w:t>
             </w:r>
           </w:p>
         </w:tc>
@@ -19734,7 +20658,7 @@
               <w:rPr>
                 <w:sz w:val="19"/>
               </w:rPr>
-              <w:t>GET /analytics/vendor/ — customer token</w:t>
+              <w:t>POST /reservations/ — wrong store_id</w:t>
             </w:r>
           </w:p>
         </w:tc>
@@ -19748,7 +20672,7 @@
               <w:rPr>
                 <w:sz w:val="19"/>
               </w:rPr>
-              <w:t>403 — Vendor access only</w:t>
+              <w:t>404 — Store not found</w:t>
             </w:r>
           </w:p>
         </w:tc>
@@ -19763,7 +20687,7 @@
               <w:rPr>
                 <w:sz w:val="19"/>
               </w:rPr>
-              <w:t>Admin stats — vendor token</w:t>
+              <w:t>Blacklisted customer</w:t>
             </w:r>
           </w:p>
         </w:tc>
@@ -19776,7 +20700,7 @@
               <w:rPr>
                 <w:sz w:val="19"/>
               </w:rPr>
-              <w:t>GET /admin-panel/stats/ — vendor token</w:t>
+              <w:t>POST /reservations/ — blocked by store</w:t>
             </w:r>
           </w:p>
         </w:tc>
@@ -19789,7 +20713,7 @@
               <w:rPr>
                 <w:sz w:val="19"/>
               </w:rPr>
-              <w:t>403 — permission_denied</w:t>
+              <w:t>403 — blacklisted</w:t>
             </w:r>
           </w:p>
         </w:tc>
@@ -19805,7 +20729,7 @@
               <w:rPr>
                 <w:sz w:val="19"/>
               </w:rPr>
-              <w:t>Admin stats — no auth</w:t>
+              <w:t>No auth</w:t>
             </w:r>
           </w:p>
         </w:tc>
@@ -19819,7 +20743,7 @@
               <w:rPr>
                 <w:sz w:val="19"/>
               </w:rPr>
-              <w:t>GET /admin-panel/stats/ — no header</w:t>
+              <w:t>POST /reservations/ — no Authorization header</w:t>
             </w:r>
           </w:p>
         </w:tc>
@@ -19848,7 +20772,7 @@
               <w:rPr>
                 <w:sz w:val="19"/>
               </w:rPr>
-              <w:t>Store update — wrong UUID</w:t>
+              <w:t>Confirm already-confirmed</w:t>
             </w:r>
           </w:p>
         </w:tc>
@@ -19861,7 +20785,7 @@
               <w:rPr>
                 <w:sz w:val="19"/>
               </w:rPr>
-              <w:t>PATCH /admin-panel/stores/&lt;bad_uuid&gt;/</w:t>
+              <w:t>PATCH /status/ {"status":"confirmed"} — already done</w:t>
             </w:r>
           </w:p>
         </w:tc>
@@ -19874,7 +20798,7 @@
               <w:rPr>
                 <w:sz w:val="19"/>
               </w:rPr>
-              <w:t>404 — Store not found</w:t>
+              <w:t>400 — Cannot confirmed a confirmed reservation</w:t>
             </w:r>
           </w:p>
         </w:tc>
@@ -19890,7 +20814,7 @@
               <w:rPr>
                 <w:sz w:val="19"/>
               </w:rPr>
-              <w:t>User not found</w:t>
+              <w:t>Complete a pending</w:t>
             </w:r>
           </w:p>
         </w:tc>
@@ -19904,7 +20828,7 @@
               <w:rPr>
                 <w:sz w:val="19"/>
               </w:rPr>
-              <w:t>POST /admin-panel/users/&lt;bad_uuid&gt;/toggle-active/</w:t>
+              <w:t>PATCH /status/ {"status":"completed"} — pending res</w:t>
             </w:r>
           </w:p>
         </w:tc>
@@ -19918,7 +20842,7 @@
               <w:rPr>
                 <w:sz w:val="19"/>
               </w:rPr>
-              <w:t>404 — User not found</w:t>
+              <w:t>400 — Only confirmed reservations can be completed</w:t>
             </w:r>
           </w:p>
         </w:tc>
@@ -19933,7 +20857,7 @@
               <w:rPr>
                 <w:sz w:val="19"/>
               </w:rPr>
-              <w:t>Toggle own account</w:t>
+              <w:t>Cancel confirmed</w:t>
             </w:r>
           </w:p>
         </w:tc>
@@ -19946,7 +20870,7 @@
               <w:rPr>
                 <w:sz w:val="19"/>
               </w:rPr>
-              <w:t>POST /admin-panel/users/&lt;own_id&gt;/toggle-active/</w:t>
+              <w:t>POST /cancel/ — reservation is confirmed</w:t>
             </w:r>
           </w:p>
         </w:tc>
@@ -19959,7 +20883,7 @@
               <w:rPr>
                 <w:sz w:val="19"/>
               </w:rPr>
-              <w:t>400 — Cannot deactivate your own account</w:t>
+              <w:t>400 — Cannot cancel a confirmed reservation</w:t>
             </w:r>
           </w:p>
         </w:tc>
@@ -19975,7 +20899,7 @@
               <w:rPr>
                 <w:sz w:val="19"/>
               </w:rPr>
-              <w:t>Store list — vendor token</w:t>
+              <w:t>Cancel other customer</w:t>
             </w:r>
           </w:p>
         </w:tc>
@@ -19989,7 +20913,7 @@
               <w:rPr>
                 <w:sz w:val="19"/>
               </w:rPr>
-              <w:t>GET /admin-panel/stores/ — vendor token</w:t>
+              <w:t>POST /cancel/ — different customer token</w:t>
             </w:r>
           </w:p>
         </w:tc>
@@ -20003,7 +20927,7 @@
               <w:rPr>
                 <w:sz w:val="19"/>
               </w:rPr>
-              <w:t>403 — permission_denied</w:t>
+              <w:t>404 — Reservation not found</w:t>
             </w:r>
           </w:p>
         </w:tc>
@@ -20018,7 +20942,7 @@
               <w:rPr>
                 <w:sz w:val="19"/>
               </w:rPr>
-              <w:t>User list — vendor token</w:t>
+              <w:t>Vendor updates own res</w:t>
             </w:r>
           </w:p>
         </w:tc>
@@ -20031,7 +20955,7 @@
               <w:rPr>
                 <w:sz w:val="19"/>
               </w:rPr>
-              <w:t>GET /admin-panel/users/ — vendor token</w:t>
+              <w:t>PATCH /status/ with wrong vendor token</w:t>
             </w:r>
           </w:p>
         </w:tc>
@@ -20044,7 +20968,51 @@
               <w:rPr>
                 <w:sz w:val="19"/>
               </w:rPr>
-              <w:t>403 — permission_denied</w:t>
+              <w:t>404 — Reservation not found</w:t>
+            </w:r>
+          </w:p>
+        </w:tc>
+      </w:tr>
+      <w:tr>
+        <w:tc>
+          <w:tcPr>
+            <w:tcW w:type="dxa" w:w="2736"/>
+            <w:shd w:val="clear" w:color="auto" w:fill="DEEAF1"/>
+          </w:tcPr>
+          <w:p>
+            <w:r>
+              <w:rPr>
+                <w:sz w:val="19"/>
+              </w:rPr>
+              <w:t>Customer calls /status/</w:t>
+            </w:r>
+          </w:p>
+        </w:tc>
+        <w:tc>
+          <w:tcPr>
+            <w:tcW w:type="dxa" w:w="3744"/>
+            <w:shd w:val="clear" w:color="auto" w:fill="DEEAF1"/>
+          </w:tcPr>
+          <w:p>
+            <w:r>
+              <w:rPr>
+                <w:sz w:val="19"/>
+              </w:rPr>
+              <w:t>PATCH /status/ with customer token</w:t>
+            </w:r>
+          </w:p>
+        </w:tc>
+        <w:tc>
+          <w:tcPr>
+            <w:tcW w:type="dxa" w:w="3024"/>
+            <w:shd w:val="clear" w:color="auto" w:fill="DEEAF1"/>
+          </w:tcPr>
+          <w:p>
+            <w:r>
+              <w:rPr>
+                <w:sz w:val="19"/>
+              </w:rPr>
+              <w:t>403 — Vendor access only</w:t>
             </w:r>
           </w:p>
         </w:tc>
@@ -20056,7 +21024,7 @@
         <w:pStyle w:val="Heading2"/>
       </w:pPr>
       <w:r>
-        <w:t>Video Error Cases  (Sprint 4)</w:t>
+        <w:t>Analytics Error Cases  (Sprint 8)</w:t>
       </w:r>
     </w:p>
     <w:tbl>
@@ -20074,7 +21042,7 @@
       <w:tr>
         <w:tc>
           <w:tcPr>
-            <w:tcW w:type="dxa" w:w="2880"/>
+            <w:tcW w:type="dxa" w:w="2736"/>
             <w:shd w:val="clear" w:color="auto" w:fill="1F4E79"/>
           </w:tcPr>
           <w:p>
@@ -20090,7 +21058,7 @@
         </w:tc>
         <w:tc>
           <w:tcPr>
-            <w:tcW w:type="dxa" w:w="3456"/>
+            <w:tcW w:type="dxa" w:w="3744"/>
             <w:shd w:val="clear" w:color="auto" w:fill="1F4E79"/>
           </w:tcPr>
           <w:p>
@@ -20100,13 +21068,13 @@
                 <w:color w:val="FFFFFF"/>
                 <w:sz w:val="20"/>
               </w:rPr>
-              <w:t>Request</w:t>
-            </w:r>
-          </w:p>
-        </w:tc>
-        <w:tc>
-          <w:tcPr>
-            <w:tcW w:type="dxa" w:w="3168"/>
+              <w:t>Request / Situation</w:t>
+            </w:r>
+          </w:p>
+        </w:tc>
+        <w:tc>
+          <w:tcPr>
+            <w:tcW w:type="dxa" w:w="3024"/>
             <w:shd w:val="clear" w:color="auto" w:fill="1F4E79"/>
           </w:tcPr>
           <w:p>
@@ -20124,7 +21092,7 @@
       <w:tr>
         <w:tc>
           <w:tcPr>
-            <w:tcW w:type="dxa" w:w="2880"/>
+            <w:tcW w:type="dxa" w:w="2736"/>
             <w:shd w:val="clear" w:color="auto" w:fill="DEEAF1"/>
           </w:tcPr>
           <w:p>
@@ -20132,13 +21100,13 @@
               <w:rPr>
                 <w:sz w:val="19"/>
               </w:rPr>
-              <w:t>No store — request upload</w:t>
-            </w:r>
-          </w:p>
-        </w:tc>
-        <w:tc>
-          <w:tcPr>
-            <w:tcW w:type="dxa" w:w="3456"/>
+              <w:t>Vendor Dashboard — no store</w:t>
+            </w:r>
+          </w:p>
+        </w:tc>
+        <w:tc>
+          <w:tcPr>
+            <w:tcW w:type="dxa" w:w="3744"/>
             <w:shd w:val="clear" w:color="auto" w:fill="DEEAF1"/>
           </w:tcPr>
           <w:p>
@@ -20146,13 +21114,13 @@
               <w:rPr>
                 <w:sz w:val="19"/>
               </w:rPr>
-              <w:t>POST /videos/request-upload/ before store created</w:t>
-            </w:r>
-          </w:p>
-        </w:tc>
-        <w:tc>
-          <w:tcPr>
-            <w:tcW w:type="dxa" w:w="3168"/>
+              <w:t>GET /analytics/vendor/ — vendor with no store</w:t>
+            </w:r>
+          </w:p>
+        </w:tc>
+        <w:tc>
+          <w:tcPr>
+            <w:tcW w:type="dxa" w:w="3024"/>
             <w:shd w:val="clear" w:color="auto" w:fill="DEEAF1"/>
           </w:tcPr>
           <w:p>
@@ -20168,40 +21136,40 @@
       <w:tr>
         <w:tc>
           <w:tcPr>
-            <w:tcW w:type="dxa" w:w="2880"/>
-          </w:tcPr>
-          <w:p>
-            <w:r>
-              <w:rPr>
-                <w:sz w:val="19"/>
-              </w:rPr>
-              <w:t>Missing title</w:t>
-            </w:r>
-          </w:p>
-        </w:tc>
-        <w:tc>
-          <w:tcPr>
-            <w:tcW w:type="dxa" w:w="3456"/>
-          </w:tcPr>
-          <w:p>
-            <w:r>
-              <w:rPr>
-                <w:sz w:val="19"/>
-              </w:rPr>
-              <w:t>POST /videos/request-upload/ with no title field</w:t>
-            </w:r>
-          </w:p>
-        </w:tc>
-        <w:tc>
-          <w:tcPr>
-            <w:tcW w:type="dxa" w:w="3168"/>
-          </w:tcPr>
-          <w:p>
-            <w:r>
-              <w:rPr>
-                <w:sz w:val="19"/>
-              </w:rPr>
-              <w:t>400 — This field is required</w:t>
+            <w:tcW w:type="dxa" w:w="2736"/>
+          </w:tcPr>
+          <w:p>
+            <w:r>
+              <w:rPr>
+                <w:sz w:val="19"/>
+              </w:rPr>
+              <w:t>Dashboard — no auth</w:t>
+            </w:r>
+          </w:p>
+        </w:tc>
+        <w:tc>
+          <w:tcPr>
+            <w:tcW w:type="dxa" w:w="3744"/>
+          </w:tcPr>
+          <w:p>
+            <w:r>
+              <w:rPr>
+                <w:sz w:val="19"/>
+              </w:rPr>
+              <w:t>GET /analytics/vendor/ — no Authorization header</w:t>
+            </w:r>
+          </w:p>
+        </w:tc>
+        <w:tc>
+          <w:tcPr>
+            <w:tcW w:type="dxa" w:w="3024"/>
+          </w:tcPr>
+          <w:p>
+            <w:r>
+              <w:rPr>
+                <w:sz w:val="19"/>
+              </w:rPr>
+              <w:t>401 — authentication_failed</w:t>
             </w:r>
           </w:p>
         </w:tc>
@@ -20209,7 +21177,7 @@
       <w:tr>
         <w:tc>
           <w:tcPr>
-            <w:tcW w:type="dxa" w:w="2880"/>
+            <w:tcW w:type="dxa" w:w="2736"/>
             <w:shd w:val="clear" w:color="auto" w:fill="DEEAF1"/>
           </w:tcPr>
           <w:p>
@@ -20217,13 +21185,13 @@
               <w:rPr>
                 <w:sz w:val="19"/>
               </w:rPr>
-              <w:t>Customer calls request-upload</w:t>
-            </w:r>
-          </w:p>
-        </w:tc>
-        <w:tc>
-          <w:tcPr>
-            <w:tcW w:type="dxa" w:w="3456"/>
+              <w:t>Dashboard — customer token</w:t>
+            </w:r>
+          </w:p>
+        </w:tc>
+        <w:tc>
+          <w:tcPr>
+            <w:tcW w:type="dxa" w:w="3744"/>
             <w:shd w:val="clear" w:color="auto" w:fill="DEEAF1"/>
           </w:tcPr>
           <w:p>
@@ -20231,13 +21199,13 @@
               <w:rPr>
                 <w:sz w:val="19"/>
               </w:rPr>
-              <w:t>POST /videos/request-upload/ with customer token</w:t>
-            </w:r>
-          </w:p>
-        </w:tc>
-        <w:tc>
-          <w:tcPr>
-            <w:tcW w:type="dxa" w:w="3168"/>
+              <w:t>GET /analytics/vendor/ — customer token</w:t>
+            </w:r>
+          </w:p>
+        </w:tc>
+        <w:tc>
+          <w:tcPr>
+            <w:tcW w:type="dxa" w:w="3024"/>
             <w:shd w:val="clear" w:color="auto" w:fill="DEEAF1"/>
           </w:tcPr>
           <w:p>
@@ -20253,40 +21221,40 @@
       <w:tr>
         <w:tc>
           <w:tcPr>
-            <w:tcW w:type="dxa" w:w="2880"/>
-          </w:tcPr>
-          <w:p>
-            <w:r>
-              <w:rPr>
-                <w:sz w:val="19"/>
-              </w:rPr>
-              <w:t>Confirm already-ready video</w:t>
-            </w:r>
-          </w:p>
-        </w:tc>
-        <w:tc>
-          <w:tcPr>
-            <w:tcW w:type="dxa" w:w="3456"/>
-          </w:tcPr>
-          <w:p>
-            <w:r>
-              <w:rPr>
-                <w:sz w:val="19"/>
-              </w:rPr>
-              <w:t>POST /videos/&lt;id&gt;/confirm-upload/ on ready video</w:t>
-            </w:r>
-          </w:p>
-        </w:tc>
-        <w:tc>
-          <w:tcPr>
-            <w:tcW w:type="dxa" w:w="3168"/>
-          </w:tcPr>
-          <w:p>
-            <w:r>
-              <w:rPr>
-                <w:sz w:val="19"/>
-              </w:rPr>
-              <w:t>400 — Video already in "ready" state</w:t>
+            <w:tcW w:type="dxa" w:w="2736"/>
+          </w:tcPr>
+          <w:p>
+            <w:r>
+              <w:rPr>
+                <w:sz w:val="19"/>
+              </w:rPr>
+              <w:t>Admin stats — vendor token</w:t>
+            </w:r>
+          </w:p>
+        </w:tc>
+        <w:tc>
+          <w:tcPr>
+            <w:tcW w:type="dxa" w:w="3744"/>
+          </w:tcPr>
+          <w:p>
+            <w:r>
+              <w:rPr>
+                <w:sz w:val="19"/>
+              </w:rPr>
+              <w:t>GET /admin-panel/stats/ — vendor token</w:t>
+            </w:r>
+          </w:p>
+        </w:tc>
+        <w:tc>
+          <w:tcPr>
+            <w:tcW w:type="dxa" w:w="3024"/>
+          </w:tcPr>
+          <w:p>
+            <w:r>
+              <w:rPr>
+                <w:sz w:val="19"/>
+              </w:rPr>
+              <w:t>403 — permission_denied</w:t>
             </w:r>
           </w:p>
         </w:tc>
@@ -20294,7 +21262,7 @@
       <w:tr>
         <w:tc>
           <w:tcPr>
-            <w:tcW w:type="dxa" w:w="2880"/>
+            <w:tcW w:type="dxa" w:w="2736"/>
             <w:shd w:val="clear" w:color="auto" w:fill="DEEAF1"/>
           </w:tcPr>
           <w:p>
@@ -20302,13 +21270,13 @@
               <w:rPr>
                 <w:sz w:val="19"/>
               </w:rPr>
-              <w:t>Duration too long</w:t>
-            </w:r>
-          </w:p>
-        </w:tc>
-        <w:tc>
-          <w:tcPr>
-            <w:tcW w:type="dxa" w:w="3456"/>
+              <w:t>Admin stats — no auth</w:t>
+            </w:r>
+          </w:p>
+        </w:tc>
+        <w:tc>
+          <w:tcPr>
+            <w:tcW w:type="dxa" w:w="3744"/>
             <w:shd w:val="clear" w:color="auto" w:fill="DEEAF1"/>
           </w:tcPr>
           <w:p>
@@ -20316,13 +21284,13 @@
               <w:rPr>
                 <w:sz w:val="19"/>
               </w:rPr>
-              <w:t>POST /videos/&lt;id&gt;/confirm-upload/ — duration_seconds=120</w:t>
-            </w:r>
-          </w:p>
-        </w:tc>
-        <w:tc>
-          <w:tcPr>
-            <w:tcW w:type="dxa" w:w="3168"/>
+              <w:t>GET /admin-panel/stats/ — no header</w:t>
+            </w:r>
+          </w:p>
+        </w:tc>
+        <w:tc>
+          <w:tcPr>
+            <w:tcW w:type="dxa" w:w="3024"/>
             <w:shd w:val="clear" w:color="auto" w:fill="DEEAF1"/>
           </w:tcPr>
           <w:p>
@@ -20330,7 +21298,7 @@
               <w:rPr>
                 <w:sz w:val="19"/>
               </w:rPr>
-              <w:t>400 — cannot exceed 60 seconds</w:t>
+              <w:t>401 — authentication_failed</w:t>
             </w:r>
           </w:p>
         </w:tc>
@@ -20338,40 +21306,40 @@
       <w:tr>
         <w:tc>
           <w:tcPr>
-            <w:tcW w:type="dxa" w:w="2880"/>
-          </w:tcPr>
-          <w:p>
-            <w:r>
-              <w:rPr>
-                <w:sz w:val="19"/>
-              </w:rPr>
-              <w:t>Confirm another vendor video</w:t>
-            </w:r>
-          </w:p>
-        </w:tc>
-        <w:tc>
-          <w:tcPr>
-            <w:tcW w:type="dxa" w:w="3456"/>
-          </w:tcPr>
-          <w:p>
-            <w:r>
-              <w:rPr>
-                <w:sz w:val="19"/>
-              </w:rPr>
-              <w:t>POST /videos/&lt;id&gt;/confirm-upload/ — wrong vendor</w:t>
-            </w:r>
-          </w:p>
-        </w:tc>
-        <w:tc>
-          <w:tcPr>
-            <w:tcW w:type="dxa" w:w="3168"/>
-          </w:tcPr>
-          <w:p>
-            <w:r>
-              <w:rPr>
-                <w:sz w:val="19"/>
-              </w:rPr>
-              <w:t>404 — not_found</w:t>
+            <w:tcW w:type="dxa" w:w="2736"/>
+          </w:tcPr>
+          <w:p>
+            <w:r>
+              <w:rPr>
+                <w:sz w:val="19"/>
+              </w:rPr>
+              <w:t>Store update — wrong UUID</w:t>
+            </w:r>
+          </w:p>
+        </w:tc>
+        <w:tc>
+          <w:tcPr>
+            <w:tcW w:type="dxa" w:w="3744"/>
+          </w:tcPr>
+          <w:p>
+            <w:r>
+              <w:rPr>
+                <w:sz w:val="19"/>
+              </w:rPr>
+              <w:t>PATCH /admin-panel/stores/&lt;bad_uuid&gt;/</w:t>
+            </w:r>
+          </w:p>
+        </w:tc>
+        <w:tc>
+          <w:tcPr>
+            <w:tcW w:type="dxa" w:w="3024"/>
+          </w:tcPr>
+          <w:p>
+            <w:r>
+              <w:rPr>
+                <w:sz w:val="19"/>
+              </w:rPr>
+              <w:t>404 — Store not found</w:t>
             </w:r>
           </w:p>
         </w:tc>
@@ -20379,7 +21347,7 @@
       <w:tr>
         <w:tc>
           <w:tcPr>
-            <w:tcW w:type="dxa" w:w="2880"/>
+            <w:tcW w:type="dxa" w:w="2736"/>
             <w:shd w:val="clear" w:color="auto" w:fill="DEEAF1"/>
           </w:tcPr>
           <w:p>
@@ -20387,13 +21355,13 @@
               <w:rPr>
                 <w:sz w:val="19"/>
               </w:rPr>
-              <w:t>Feed without lat/lng</w:t>
-            </w:r>
-          </w:p>
-        </w:tc>
-        <w:tc>
-          <w:tcPr>
-            <w:tcW w:type="dxa" w:w="3456"/>
+              <w:t>User not found</w:t>
+            </w:r>
+          </w:p>
+        </w:tc>
+        <w:tc>
+          <w:tcPr>
+            <w:tcW w:type="dxa" w:w="3744"/>
             <w:shd w:val="clear" w:color="auto" w:fill="DEEAF1"/>
           </w:tcPr>
           <w:p>
@@ -20401,13 +21369,13 @@
               <w:rPr>
                 <w:sz w:val="19"/>
               </w:rPr>
-              <w:t>GET /videos/feed/ — no ?lat=&amp;lng= params</w:t>
-            </w:r>
-          </w:p>
-        </w:tc>
-        <w:tc>
-          <w:tcPr>
-            <w:tcW w:type="dxa" w:w="3168"/>
+              <w:t>POST /admin-panel/users/&lt;bad_uuid&gt;/toggle-active/</w:t>
+            </w:r>
+          </w:p>
+        </w:tc>
+        <w:tc>
+          <w:tcPr>
+            <w:tcW w:type="dxa" w:w="3024"/>
             <w:shd w:val="clear" w:color="auto" w:fill="DEEAF1"/>
           </w:tcPr>
           <w:p>
@@ -20415,7 +21383,7 @@
               <w:rPr>
                 <w:sz w:val="19"/>
               </w:rPr>
-              <w:t>400 — lat and lng are required numbers</w:t>
+              <w:t>404 — User not found</w:t>
             </w:r>
           </w:p>
         </w:tc>
@@ -20423,40 +21391,40 @@
       <w:tr>
         <w:tc>
           <w:tcPr>
-            <w:tcW w:type="dxa" w:w="2880"/>
-          </w:tcPr>
-          <w:p>
-            <w:r>
-              <w:rPr>
-                <w:sz w:val="19"/>
-              </w:rPr>
-              <w:t>Detail on processing video</w:t>
-            </w:r>
-          </w:p>
-        </w:tc>
-        <w:tc>
-          <w:tcPr>
-            <w:tcW w:type="dxa" w:w="3456"/>
-          </w:tcPr>
-          <w:p>
-            <w:r>
-              <w:rPr>
-                <w:sz w:val="19"/>
-              </w:rPr>
-              <w:t>GET /videos/&lt;id&gt;/ while status=processing</w:t>
-            </w:r>
-          </w:p>
-        </w:tc>
-        <w:tc>
-          <w:tcPr>
-            <w:tcW w:type="dxa" w:w="3168"/>
-          </w:tcPr>
-          <w:p>
-            <w:r>
-              <w:rPr>
-                <w:sz w:val="19"/>
-              </w:rPr>
-              <w:t>404 — not_found (only ready shown)</w:t>
+            <w:tcW w:type="dxa" w:w="2736"/>
+          </w:tcPr>
+          <w:p>
+            <w:r>
+              <w:rPr>
+                <w:sz w:val="19"/>
+              </w:rPr>
+              <w:t>Toggle own account</w:t>
+            </w:r>
+          </w:p>
+        </w:tc>
+        <w:tc>
+          <w:tcPr>
+            <w:tcW w:type="dxa" w:w="3744"/>
+          </w:tcPr>
+          <w:p>
+            <w:r>
+              <w:rPr>
+                <w:sz w:val="19"/>
+              </w:rPr>
+              <w:t>POST /admin-panel/users/&lt;own_id&gt;/toggle-active/</w:t>
+            </w:r>
+          </w:p>
+        </w:tc>
+        <w:tc>
+          <w:tcPr>
+            <w:tcW w:type="dxa" w:w="3024"/>
+          </w:tcPr>
+          <w:p>
+            <w:r>
+              <w:rPr>
+                <w:sz w:val="19"/>
+              </w:rPr>
+              <w:t>400 — Cannot deactivate your own account</w:t>
             </w:r>
           </w:p>
         </w:tc>
@@ -20464,7 +21432,7 @@
       <w:tr>
         <w:tc>
           <w:tcPr>
-            <w:tcW w:type="dxa" w:w="2880"/>
+            <w:tcW w:type="dxa" w:w="2736"/>
             <w:shd w:val="clear" w:color="auto" w:fill="DEEAF1"/>
           </w:tcPr>
           <w:p>
@@ -20472,13 +21440,13 @@
               <w:rPr>
                 <w:sz w:val="19"/>
               </w:rPr>
-              <w:t>Like without auth</w:t>
-            </w:r>
-          </w:p>
-        </w:tc>
-        <w:tc>
-          <w:tcPr>
-            <w:tcW w:type="dxa" w:w="3456"/>
+              <w:t>Store list — vendor token</w:t>
+            </w:r>
+          </w:p>
+        </w:tc>
+        <w:tc>
+          <w:tcPr>
+            <w:tcW w:type="dxa" w:w="3744"/>
             <w:shd w:val="clear" w:color="auto" w:fill="DEEAF1"/>
           </w:tcPr>
           <w:p>
@@ -20486,13 +21454,13 @@
               <w:rPr>
                 <w:sz w:val="19"/>
               </w:rPr>
-              <w:t>POST /videos/&lt;id&gt;/like/ — no auth header</w:t>
-            </w:r>
-          </w:p>
-        </w:tc>
-        <w:tc>
-          <w:tcPr>
-            <w:tcW w:type="dxa" w:w="3168"/>
+              <w:t>GET /admin-panel/stores/ — vendor token</w:t>
+            </w:r>
+          </w:p>
+        </w:tc>
+        <w:tc>
+          <w:tcPr>
+            <w:tcW w:type="dxa" w:w="3024"/>
             <w:shd w:val="clear" w:color="auto" w:fill="DEEAF1"/>
           </w:tcPr>
           <w:p>
@@ -20500,7 +21468,7 @@
               <w:rPr>
                 <w:sz w:val="19"/>
               </w:rPr>
-              <w:t>401 — authentication_failed</w:t>
+              <w:t>403 — permission_denied</w:t>
             </w:r>
           </w:p>
         </w:tc>
@@ -20508,125 +21476,40 @@
       <w:tr>
         <w:tc>
           <w:tcPr>
-            <w:tcW w:type="dxa" w:w="2880"/>
-          </w:tcPr>
-          <w:p>
-            <w:r>
-              <w:rPr>
-                <w:sz w:val="19"/>
-              </w:rPr>
-              <w:t>Update another vendor video</w:t>
-            </w:r>
-          </w:p>
-        </w:tc>
-        <w:tc>
-          <w:tcPr>
-            <w:tcW w:type="dxa" w:w="3456"/>
-          </w:tcPr>
-          <w:p>
-            <w:r>
-              <w:rPr>
-                <w:sz w:val="19"/>
-              </w:rPr>
-              <w:t>PATCH /videos/&lt;id&gt;/update/ — different vendor token</w:t>
-            </w:r>
-          </w:p>
-        </w:tc>
-        <w:tc>
-          <w:tcPr>
-            <w:tcW w:type="dxa" w:w="3168"/>
-          </w:tcPr>
-          <w:p>
-            <w:r>
-              <w:rPr>
-                <w:sz w:val="19"/>
-              </w:rPr>
-              <w:t>404 — not_found</w:t>
-            </w:r>
-          </w:p>
-        </w:tc>
-      </w:tr>
-      <w:tr>
-        <w:tc>
-          <w:tcPr>
-            <w:tcW w:type="dxa" w:w="2880"/>
-            <w:shd w:val="clear" w:color="auto" w:fill="DEEAF1"/>
-          </w:tcPr>
-          <w:p>
-            <w:r>
-              <w:rPr>
-                <w:sz w:val="19"/>
-              </w:rPr>
-              <w:t>Delete another vendor video</w:t>
-            </w:r>
-          </w:p>
-        </w:tc>
-        <w:tc>
-          <w:tcPr>
-            <w:tcW w:type="dxa" w:w="3456"/>
-            <w:shd w:val="clear" w:color="auto" w:fill="DEEAF1"/>
-          </w:tcPr>
-          <w:p>
-            <w:r>
-              <w:rPr>
-                <w:sz w:val="19"/>
-              </w:rPr>
-              <w:t>DELETE /videos/&lt;id&gt;/delete/ — different vendor</w:t>
-            </w:r>
-          </w:p>
-        </w:tc>
-        <w:tc>
-          <w:tcPr>
-            <w:tcW w:type="dxa" w:w="3168"/>
-            <w:shd w:val="clear" w:color="auto" w:fill="DEEAF1"/>
-          </w:tcPr>
-          <w:p>
-            <w:r>
-              <w:rPr>
-                <w:sz w:val="19"/>
-              </w:rPr>
-              <w:t>404 — not_found</w:t>
-            </w:r>
-          </w:p>
-        </w:tc>
-      </w:tr>
-      <w:tr>
-        <w:tc>
-          <w:tcPr>
-            <w:tcW w:type="dxa" w:w="2880"/>
-          </w:tcPr>
-          <w:p>
-            <w:r>
-              <w:rPr>
-                <w:sz w:val="19"/>
-              </w:rPr>
-              <w:t>Delete with customer token</w:t>
-            </w:r>
-          </w:p>
-        </w:tc>
-        <w:tc>
-          <w:tcPr>
-            <w:tcW w:type="dxa" w:w="3456"/>
-          </w:tcPr>
-          <w:p>
-            <w:r>
-              <w:rPr>
-                <w:sz w:val="19"/>
-              </w:rPr>
-              <w:t>DELETE /videos/&lt;id&gt;/delete/ — customer token</w:t>
-            </w:r>
-          </w:p>
-        </w:tc>
-        <w:tc>
-          <w:tcPr>
-            <w:tcW w:type="dxa" w:w="3168"/>
-          </w:tcPr>
-          <w:p>
-            <w:r>
-              <w:rPr>
-                <w:sz w:val="19"/>
-              </w:rPr>
-              <w:t>403 — Vendor access only</w:t>
+            <w:tcW w:type="dxa" w:w="2736"/>
+          </w:tcPr>
+          <w:p>
+            <w:r>
+              <w:rPr>
+                <w:sz w:val="19"/>
+              </w:rPr>
+              <w:t>User list — vendor token</w:t>
+            </w:r>
+          </w:p>
+        </w:tc>
+        <w:tc>
+          <w:tcPr>
+            <w:tcW w:type="dxa" w:w="3744"/>
+          </w:tcPr>
+          <w:p>
+            <w:r>
+              <w:rPr>
+                <w:sz w:val="19"/>
+              </w:rPr>
+              <w:t>GET /admin-panel/users/ — vendor token</w:t>
+            </w:r>
+          </w:p>
+        </w:tc>
+        <w:tc>
+          <w:tcPr>
+            <w:tcW w:type="dxa" w:w="3024"/>
+          </w:tcPr>
+          <w:p>
+            <w:r>
+              <w:rPr>
+                <w:sz w:val="19"/>
+              </w:rPr>
+              <w:t>403 — permission_denied</w:t>
             </w:r>
           </w:p>
         </w:tc>
@@ -20634,559 +21517,11 @@
     </w:tbl>
     <w:p/>
     <w:p>
-      <w:r>
-        <w:br w:type="page"/>
-      </w:r>
-    </w:p>
-    <w:p>
-      <w:pPr>
-        <w:pStyle w:val="Heading1"/>
-      </w:pPr>
-      <w:r>
-        <w:t>5. Postman Quick Setup</w:t>
-      </w:r>
-    </w:p>
-    <w:p>
       <w:pPr>
         <w:pStyle w:val="Heading2"/>
       </w:pPr>
       <w:r>
-        <w:t>Collection Folder Structure (recommended)</w:t>
-      </w:r>
-    </w:p>
-    <w:p>
-      <w:pPr>
-        <w:spacing w:before="40" w:after="40"/>
-        <w:ind w:left="288"/>
-        <w:shd w:val="clear" w:color="auto" w:fill="F0F0F0"/>
-      </w:pPr>
-      <w:r>
-        <w:rPr>
-          <w:rFonts w:ascii="Courier New" w:hAnsi="Courier New"/>
-          <w:color w:val="1A1A8C"/>
-          <w:sz w:val="18"/>
-        </w:rPr>
-        <w:t>NearKart Local</w:t>
-        <w:br/>
-        <w:t>├── 0. Setup</w:t>
-        <w:br/>
-        <w:t>│   └── Health Check</w:t>
-        <w:br/>
-        <w:t>├── 1. Auth</w:t>
-        <w:br/>
-        <w:t>│   ├── Send OTP (Vendor)</w:t>
-        <w:br/>
-        <w:t>│   ├── Verify OTP (Vendor) ← Tests script saves vendor_token</w:t>
-        <w:br/>
-        <w:t>│   ├── Send OTP (Customer)</w:t>
-        <w:br/>
-        <w:t>│   ├── Verify OTP (Customer) ← Tests script saves customer_token + customer_id</w:t>
-        <w:br/>
-        <w:t>│   ├── Get Profile</w:t>
-        <w:br/>
-        <w:t>│   ├── Update Profile</w:t>
-        <w:br/>
-        <w:t>│   ├── Update Location</w:t>
-        <w:br/>
-        <w:t>│   ├── Refresh Token</w:t>
-        <w:br/>
-        <w:t>│   └── Logout</w:t>
-        <w:br/>
-        <w:t>├── 2. Stores</w:t>
-        <w:br/>
-        <w:t>│   ├── Create Store ← Tests script saves store_id</w:t>
-        <w:br/>
-        <w:t>│   ├── Nearby Stores</w:t>
-        <w:br/>
-        <w:t>│   ├── Store Detail</w:t>
-        <w:br/>
-        <w:t>│   ├── Update Store</w:t>
-        <w:br/>
-        <w:t>│   ├── Follow Store</w:t>
-        <w:br/>
-        <w:t>│   ├── Review Store</w:t>
-        <w:br/>
-        <w:t>│   └── QR Code</w:t>
-        <w:br/>
-        <w:t>├── 3. Products</w:t>
-        <w:br/>
-        <w:t>│   ├── Create Product ← Tests script saves product_id</w:t>
-        <w:br/>
-        <w:t>│   ├── Nearby Products</w:t>
-        <w:br/>
-        <w:t>│   ├── Search Products</w:t>
-        <w:br/>
-        <w:t>│   ├── Product Detail</w:t>
-        <w:br/>
-        <w:t>│   ├── Update Product</w:t>
-        <w:br/>
-        <w:t>│   ├── Delete Product</w:t>
-        <w:br/>
-        <w:t>│   └── Wishlist Toggle</w:t>
-        <w:br/>
-        <w:t>├── 4. Videos</w:t>
-        <w:br/>
-        <w:t>│   ├── Request Upload URL ← Tests script saves video_id</w:t>
-        <w:br/>
-        <w:t>│   ├── Confirm Upload</w:t>
-        <w:br/>
-        <w:t>│   ├── My Videos (Vendor Library)</w:t>
-        <w:br/>
-        <w:t>│   ├── Update Video</w:t>
-        <w:br/>
-        <w:t>│   ├── Video Feed</w:t>
-        <w:br/>
-        <w:t>│   ├── Video Detail</w:t>
-        <w:br/>
-        <w:t>│   ├── Like / Unlike Video</w:t>
-        <w:br/>
-        <w:t>│   └── Delete Video</w:t>
-        <w:br/>
-        <w:t>├── 5. Chat</w:t>
-        <w:br/>
-        <w:t>│   ├── Start Conversation ← Tests script saves conversation_id</w:t>
-        <w:br/>
-        <w:t>│   ├── List Conversations (Inbox)</w:t>
-        <w:br/>
-        <w:t>│   ├── Message History</w:t>
-        <w:br/>
-        <w:t>│   ├── Mark as Read</w:t>
-        <w:br/>
-        <w:t>│   └── [WebSocket] Connect + Send  (use Postman WS tab or wscat)</w:t>
-        <w:br/>
-        <w:t>├── 6. Blacklist</w:t>
-        <w:br/>
-        <w:t>│   ├── Block Customer  (vendor token + store_id + customer_id)</w:t>
-        <w:br/>
-        <w:t>│   ├── List Blocked Customers  (vendor token + store_id)</w:t>
-        <w:br/>
-        <w:t>│   └── Unblock Customer  (same endpoint as Block — toggle)</w:t>
-        <w:br/>
-        <w:t>├── 7. Billing</w:t>
-        <w:br/>
-        <w:t>│   ├── List Plans  (no auth required)</w:t>
-        <w:br/>
-        <w:t>│   ├── Wallet Balance  (vendor token)</w:t>
-        <w:br/>
-        <w:t>│   ├── Top Up Wallet  (vendor token + {"amount": "1000.00"})</w:t>
-        <w:br/>
-        <w:t>│   ├── Subscribe to Plan  (vendor token + {"plan_name": "basic"})</w:t>
-        <w:br/>
-        <w:t>│   ├── Subscription Status  (vendor token)</w:t>
-        <w:br/>
-        <w:t>│   └── Transaction History  (vendor token)</w:t>
-        <w:br/>
-        <w:t>└── 8. Analytics + Admin</w:t>
-        <w:br/>
-        <w:t xml:space="preserve">    ├── [Analytics] Vendor Dashboard  (vendor token)</w:t>
-        <w:br/>
-        <w:t xml:space="preserve">    ├── [Analytics] Vendor Video Stats  (vendor token)</w:t>
-        <w:br/>
-        <w:t xml:space="preserve">    ├── [Analytics] Vendor Product Stats  (vendor token)</w:t>
-        <w:br/>
-        <w:t xml:space="preserve">    ├── [Admin] Platform Stats  (admin_token)</w:t>
-        <w:br/>
-        <w:t xml:space="preserve">    ├── [Admin] List All Stores  (admin_token)</w:t>
-        <w:br/>
-        <w:t xml:space="preserve">    ├── [Admin] Verify Store  (admin_token + PATCH {"is_verified": true})</w:t>
-        <w:br/>
-        <w:t xml:space="preserve">    ├── [Admin] List All Users  (admin_token)</w:t>
-        <w:br/>
-        <w:t xml:space="preserve">    └── [Admin] Toggle User Active  (admin_token + POST empty body)</w:t>
-      </w:r>
-    </w:p>
-    <w:p>
-      <w:pPr>
-        <w:pStyle w:val="Heading2"/>
-      </w:pPr>
-      <w:r>
-        <w:t>Auto-Save Token Script  (paste in Tests tab of Verify OTP request)</w:t>
-      </w:r>
-    </w:p>
-    <w:p>
-      <w:pPr>
-        <w:spacing w:before="40" w:after="40"/>
-        <w:ind w:left="288"/>
-        <w:shd w:val="clear" w:color="auto" w:fill="F0F0F0"/>
-      </w:pPr>
-      <w:r>
-        <w:rPr>
-          <w:rFonts w:ascii="Courier New" w:hAnsi="Courier New"/>
-          <w:color w:val="1A1A8C"/>
-          <w:sz w:val="18"/>
-        </w:rPr>
-        <w:t>// For VENDOR verify OTP request:</w:t>
-        <w:br/>
-        <w:t>const r = pm.response.json();</w:t>
-        <w:br/>
-        <w:t>if (r.access) {</w:t>
-        <w:br/>
-        <w:t xml:space="preserve">    pm.environment.set("vendor_token", r.access);</w:t>
-        <w:br/>
-        <w:t xml:space="preserve">    pm.environment.set("vendor_refresh", r.refresh);</w:t>
-        <w:br/>
-        <w:t xml:space="preserve">    console.log("Vendor token saved:", r.access.substring(0, 30) + "...");</w:t>
-        <w:br/>
-        <w:t>}</w:t>
-        <w:br/>
-        <w:br/>
-        <w:t>// For CUSTOMER verify OTP request — use this instead:</w:t>
-        <w:br/>
-        <w:t>// pm.environment.set("customer_token", r.access);</w:t>
-        <w:br/>
-        <w:t>// pm.environment.set("customer_refresh", r.refresh);</w:t>
-      </w:r>
-    </w:p>
-    <w:p>
-      <w:pPr>
-        <w:pStyle w:val="Heading2"/>
-      </w:pPr>
-      <w:r>
-        <w:t>Auto-Save Store ID  (paste in Tests tab of Create Store request)</w:t>
-      </w:r>
-    </w:p>
-    <w:p>
-      <w:pPr>
-        <w:spacing w:before="40" w:after="40"/>
-        <w:ind w:left="288"/>
-        <w:shd w:val="clear" w:color="auto" w:fill="F0F0F0"/>
-      </w:pPr>
-      <w:r>
-        <w:rPr>
-          <w:rFonts w:ascii="Courier New" w:hAnsi="Courier New"/>
-          <w:color w:val="1A1A8C"/>
-          <w:sz w:val="18"/>
-        </w:rPr>
-        <w:t>const r = pm.response.json();</w:t>
-        <w:br/>
-        <w:t>if (r.id) {</w:t>
-        <w:br/>
-        <w:t xml:space="preserve">    pm.environment.set("store_id", r.id);</w:t>
-        <w:br/>
-        <w:t xml:space="preserve">    console.log("store_id saved:", r.id);</w:t>
-        <w:br/>
-        <w:t>}</w:t>
-      </w:r>
-    </w:p>
-    <w:p>
-      <w:pPr>
-        <w:pStyle w:val="Heading2"/>
-      </w:pPr>
-      <w:r>
-        <w:t>Auto-Save Product ID  (paste in Tests tab of Create Product request)</w:t>
-      </w:r>
-    </w:p>
-    <w:p>
-      <w:pPr>
-        <w:spacing w:before="40" w:after="40"/>
-        <w:ind w:left="288"/>
-        <w:shd w:val="clear" w:color="auto" w:fill="F0F0F0"/>
-      </w:pPr>
-      <w:r>
-        <w:rPr>
-          <w:rFonts w:ascii="Courier New" w:hAnsi="Courier New"/>
-          <w:color w:val="1A1A8C"/>
-          <w:sz w:val="18"/>
-        </w:rPr>
-        <w:t>const r = pm.response.json();</w:t>
-        <w:br/>
-        <w:t>if (r.id) {</w:t>
-        <w:br/>
-        <w:t xml:space="preserve">    pm.environment.set("product_id", r.id);</w:t>
-        <w:br/>
-        <w:t xml:space="preserve">    console.log("product_id saved:", r.id);</w:t>
-        <w:br/>
-        <w:t>}</w:t>
-      </w:r>
-    </w:p>
-    <w:p>
-      <w:pPr>
-        <w:pStyle w:val="Heading2"/>
-      </w:pPr>
-      <w:r>
-        <w:t>Auto-Save Video ID  (paste in Tests tab of Request Upload URL request)</w:t>
-      </w:r>
-    </w:p>
-    <w:p>
-      <w:pPr>
-        <w:spacing w:before="40" w:after="40"/>
-        <w:ind w:left="288"/>
-        <w:shd w:val="clear" w:color="auto" w:fill="F0F0F0"/>
-      </w:pPr>
-      <w:r>
-        <w:rPr>
-          <w:rFonts w:ascii="Courier New" w:hAnsi="Courier New"/>
-          <w:color w:val="1A1A8C"/>
-          <w:sz w:val="18"/>
-        </w:rPr>
-        <w:t>const r = pm.response.json();</w:t>
-        <w:br/>
-        <w:t>if (r.video_id) {</w:t>
-        <w:br/>
-        <w:t xml:space="preserve">    pm.environment.set("video_id", r.video_id);</w:t>
-        <w:br/>
-        <w:t xml:space="preserve">    pm.environment.set("upload_url", r.upload_url);</w:t>
-        <w:br/>
-        <w:t xml:space="preserve">    console.log("video_id saved:", r.video_id);</w:t>
-        <w:br/>
-        <w:t>}</w:t>
-      </w:r>
-    </w:p>
-    <w:p>
-      <w:pPr>
-        <w:pStyle w:val="Heading2"/>
-      </w:pPr>
-      <w:r>
-        <w:t>Auto-Save Conversation ID  (paste in Tests tab of Start Conversation request)</w:t>
-      </w:r>
-    </w:p>
-    <w:p>
-      <w:pPr>
-        <w:spacing w:before="40" w:after="40"/>
-        <w:ind w:left="288"/>
-        <w:shd w:val="clear" w:color="auto" w:fill="F0F0F0"/>
-      </w:pPr>
-      <w:r>
-        <w:rPr>
-          <w:rFonts w:ascii="Courier New" w:hAnsi="Courier New"/>
-          <w:color w:val="1A1A8C"/>
-          <w:sz w:val="18"/>
-        </w:rPr>
-        <w:t>const r = pm.response.json();</w:t>
-        <w:br/>
-        <w:t>if (r.id) {</w:t>
-        <w:br/>
-        <w:t xml:space="preserve">    pm.environment.set("conversation_id", r.id);</w:t>
-        <w:br/>
-        <w:t xml:space="preserve">    console.log("conversation_id saved:", r.id);</w:t>
-        <w:br/>
-        <w:t>}</w:t>
-      </w:r>
-    </w:p>
-    <w:p>
-      <w:pPr>
-        <w:pStyle w:val="Heading2"/>
-      </w:pPr>
-      <w:r>
-        <w:t>Auto-Save Customer ID  (paste in Tests tab of Verify OTP Customer request)</w:t>
-      </w:r>
-    </w:p>
-    <w:p>
-      <w:pPr>
-        <w:spacing w:before="40" w:after="40"/>
-        <w:ind w:left="288"/>
-        <w:shd w:val="clear" w:color="auto" w:fill="F0F0F0"/>
-      </w:pPr>
-      <w:r>
-        <w:rPr>
-          <w:rFonts w:ascii="Courier New" w:hAnsi="Courier New"/>
-          <w:color w:val="1A1A8C"/>
-          <w:sz w:val="18"/>
-        </w:rPr>
-        <w:t>// Add this to the existing customer verify OTP Tests script:</w:t>
-        <w:br/>
-        <w:t>const r = pm.response.json();</w:t>
-        <w:br/>
-        <w:t>if (r.user &amp;&amp; r.user.id) {</w:t>
-        <w:br/>
-        <w:t xml:space="preserve">    pm.environment.set("customer_id", r.user.id);</w:t>
-        <w:br/>
-        <w:t xml:space="preserve">    console.log("customer_id saved:", r.user.id);</w:t>
-        <w:br/>
-        <w:t>}</w:t>
-      </w:r>
-    </w:p>
-    <w:p>
-      <w:pPr>
-        <w:ind w:left="288"/>
-        <w:shd w:val="clear" w:color="auto" w:fill="D1ECF1"/>
-      </w:pPr>
-      <w:r>
-        <w:rPr>
-          <w:i/>
-          <w:color w:val="0C5460"/>
-          <w:sz w:val="20"/>
-        </w:rPr>
-        <w:t xml:space="preserve">  💡  customer_id is needed for Sprint 6 blacklist endpoint:</w:t>
-        <w:br/>
-        <w:t xml:space="preserve">  POST /stores/{{store_id}}/blacklist/{{customer_id}}/</w:t>
-      </w:r>
-    </w:p>
-    <w:p>
-      <w:pPr>
-        <w:pStyle w:val="Heading2"/>
-      </w:pPr>
-      <w:r>
-        <w:t>Quick Test — All Public Endpoints via curl</w:t>
-      </w:r>
-    </w:p>
-    <w:p>
-      <w:r>
-        <w:rPr>
-          <w:b w:val="0"/>
-          <w:sz w:val="22"/>
-        </w:rPr>
-        <w:t>Copy-paste these into terminal to test without Postman:</w:t>
-      </w:r>
-    </w:p>
-    <w:p>
-      <w:pPr>
-        <w:spacing w:before="40" w:after="40"/>
-        <w:ind w:left="288"/>
-        <w:shd w:val="clear" w:color="auto" w:fill="F0F0F0"/>
-      </w:pPr>
-      <w:r>
-        <w:rPr>
-          <w:rFonts w:ascii="Courier New" w:hAnsi="Courier New"/>
-          <w:color w:val="1A1A8C"/>
-          <w:sz w:val="18"/>
-        </w:rPr>
-        <w:t># Health check</w:t>
-        <w:br/>
-        <w:t>curl -s http://localhost:8000/api/v1/health/ | python3 -m json.tool</w:t>
-        <w:br/>
-        <w:br/>
-        <w:t># Send OTP</w:t>
-        <w:br/>
-        <w:t>curl -s -X POST http://localhost:8000/api/v1/auth/otp/send/ \</w:t>
-        <w:br/>
-        <w:t xml:space="preserve">  -H "Content-Type: application/json" \</w:t>
-        <w:br/>
-        <w:t xml:space="preserve">  -d '{"phone_number": "+919999999999"}'</w:t>
-        <w:br/>
-        <w:br/>
-        <w:t># Verify OTP (copy access token from response)</w:t>
-        <w:br/>
-        <w:t>curl -s -X POST http://localhost:8000/api/v1/auth/otp/verify/ \</w:t>
-        <w:br/>
-        <w:t xml:space="preserve">  -H "Content-Type: application/json" \</w:t>
-        <w:br/>
-        <w:t xml:space="preserve">  -d '{"phone_number": "+919999999999", "otp": "123456"}'</w:t>
-        <w:br/>
-        <w:br/>
-        <w:t># Get profile (replace TOKEN with your access token)</w:t>
-        <w:br/>
-        <w:t>curl -s http://localhost:8000/api/v1/auth/me/ \</w:t>
-        <w:br/>
-        <w:t xml:space="preserve">  -H "Authorization: Bearer TOKEN"</w:t>
-      </w:r>
-    </w:p>
-    <w:p>
-      <w:r>
-        <w:br w:type="page"/>
-      </w:r>
-    </w:p>
-    <w:p>
-      <w:pPr>
-        <w:pStyle w:val="Heading1"/>
-      </w:pPr>
-      <w:r>
-        <w:t>6. How to Update This Document (Future Sprints)</w:t>
-      </w:r>
-    </w:p>
-    <w:p>
-      <w:pPr>
-        <w:ind w:left="288"/>
-        <w:shd w:val="clear" w:color="auto" w:fill="D1ECF1"/>
-      </w:pPr>
-      <w:r>
-        <w:rPr>
-          <w:i/>
-          <w:color w:val="0C5460"/>
-          <w:sz w:val="20"/>
-        </w:rPr>
-        <w:t xml:space="preserve">  📌  IMPORTANT: When a new sprint adds new API endpoints, update this document.</w:t>
-        <w:br/>
-        <w:t xml:space="preserve">     Do NOT create a separate doc — keep everything in this single file.</w:t>
-      </w:r>
-    </w:p>
-    <w:p/>
-    <w:p>
-      <w:pPr>
-        <w:pStyle w:val="Heading2"/>
-      </w:pPr>
-      <w:r>
-        <w:t>Checklist for each new sprint:</w:t>
-      </w:r>
-    </w:p>
-    <w:p>
-      <w:pPr>
-        <w:pStyle w:val="ListBullet"/>
-        <w:ind w:left="432"/>
-      </w:pPr>
-      <w:r>
-        <w:rPr>
-          <w:sz w:val="21"/>
-        </w:rPr>
-        <w:t>Add new endpoint rows to Section 2 — Complete API Reference table</w:t>
-      </w:r>
-    </w:p>
-    <w:p>
-      <w:pPr>
-        <w:pStyle w:val="ListBullet"/>
-        <w:ind w:left="432"/>
-      </w:pPr>
-      <w:r>
-        <w:rPr>
-          <w:sz w:val="21"/>
-        </w:rPr>
-        <w:t>Add new STEP sections in Section 3 — Step-by-Step Test Flow</w:t>
-      </w:r>
-    </w:p>
-    <w:p>
-      <w:pPr>
-        <w:pStyle w:val="ListBullet"/>
-        <w:ind w:left="432"/>
-      </w:pPr>
-      <w:r>
-        <w:rPr>
-          <w:sz w:val="21"/>
-        </w:rPr>
-        <w:t>Add new error cases in Section 4 — Error Cases to Test</w:t>
-      </w:r>
-    </w:p>
-    <w:p>
-      <w:pPr>
-        <w:pStyle w:val="ListBullet"/>
-        <w:ind w:left="432"/>
-      </w:pPr>
-      <w:r>
-        <w:rPr>
-          <w:sz w:val="21"/>
-        </w:rPr>
-        <w:t>Add new Postman folder in Section 5 — Postman Quick Setup</w:t>
-      </w:r>
-    </w:p>
-    <w:p>
-      <w:pPr>
-        <w:pStyle w:val="ListBullet"/>
-        <w:ind w:left="432"/>
-      </w:pPr>
-      <w:r>
-        <w:rPr>
-          <w:sz w:val="21"/>
-        </w:rPr>
-        <w:t>Update the cover page "Last updated" date and sprint range</w:t>
-      </w:r>
-    </w:p>
-    <w:p>
-      <w:pPr>
-        <w:pStyle w:val="ListBullet"/>
-        <w:ind w:left="432"/>
-      </w:pPr>
-      <w:r>
-        <w:rPr>
-          <w:sz w:val="21"/>
-        </w:rPr>
-        <w:t>If new field types are introduced (e.g. file uploads), add a format rules subsection in Section 1</w:t>
-      </w:r>
-    </w:p>
-    <w:p>
-      <w:pPr>
-        <w:pStyle w:val="Heading2"/>
-      </w:pPr>
-      <w:r>
-        <w:t>Upcoming Sprints to Add Here</w:t>
+        <w:t>Video Error Cases  (Sprint 4)</w:t>
       </w:r>
     </w:p>
     <w:tbl>
@@ -21204,7 +21539,7 @@
       <w:tr>
         <w:tc>
           <w:tcPr>
-            <w:tcW w:type="dxa" w:w="1152"/>
+            <w:tcW w:type="dxa" w:w="2880"/>
             <w:shd w:val="clear" w:color="auto" w:fill="1F4E79"/>
           </w:tcPr>
           <w:p>
@@ -21214,13 +21549,13 @@
                 <w:color w:val="FFFFFF"/>
                 <w:sz w:val="20"/>
               </w:rPr>
-              <w:t>Sprint</w:t>
-            </w:r>
-          </w:p>
-        </w:tc>
-        <w:tc>
-          <w:tcPr>
-            <w:tcW w:type="dxa" w:w="2160"/>
+              <w:t>Test</w:t>
+            </w:r>
+          </w:p>
+        </w:tc>
+        <w:tc>
+          <w:tcPr>
+            <w:tcW w:type="dxa" w:w="3456"/>
             <w:shd w:val="clear" w:color="auto" w:fill="1F4E79"/>
           </w:tcPr>
           <w:p>
@@ -21230,13 +21565,13 @@
                 <w:color w:val="FFFFFF"/>
                 <w:sz w:val="20"/>
               </w:rPr>
-              <w:t>Module</w:t>
-            </w:r>
-          </w:p>
-        </w:tc>
-        <w:tc>
-          <w:tcPr>
-            <w:tcW w:type="dxa" w:w="6048"/>
+              <w:t>Request</w:t>
+            </w:r>
+          </w:p>
+        </w:tc>
+        <w:tc>
+          <w:tcPr>
+            <w:tcW w:type="dxa" w:w="3168"/>
             <w:shd w:val="clear" w:color="auto" w:fill="1F4E79"/>
           </w:tcPr>
           <w:p>
@@ -21246,7 +21581,7 @@
                 <w:color w:val="FFFFFF"/>
                 <w:sz w:val="20"/>
               </w:rPr>
-              <w:t>APIs to Add</w:t>
+              <w:t>Expected Response</w:t>
             </w:r>
           </w:p>
         </w:tc>
@@ -21254,6 +21589,1152 @@
       <w:tr>
         <w:tc>
           <w:tcPr>
+            <w:tcW w:type="dxa" w:w="2880"/>
+            <w:shd w:val="clear" w:color="auto" w:fill="DEEAF1"/>
+          </w:tcPr>
+          <w:p>
+            <w:r>
+              <w:rPr>
+                <w:sz w:val="19"/>
+              </w:rPr>
+              <w:t>No store — request upload</w:t>
+            </w:r>
+          </w:p>
+        </w:tc>
+        <w:tc>
+          <w:tcPr>
+            <w:tcW w:type="dxa" w:w="3456"/>
+            <w:shd w:val="clear" w:color="auto" w:fill="DEEAF1"/>
+          </w:tcPr>
+          <w:p>
+            <w:r>
+              <w:rPr>
+                <w:sz w:val="19"/>
+              </w:rPr>
+              <w:t>POST /videos/request-upload/ before store created</w:t>
+            </w:r>
+          </w:p>
+        </w:tc>
+        <w:tc>
+          <w:tcPr>
+            <w:tcW w:type="dxa" w:w="3168"/>
+            <w:shd w:val="clear" w:color="auto" w:fill="DEEAF1"/>
+          </w:tcPr>
+          <w:p>
+            <w:r>
+              <w:rPr>
+                <w:sz w:val="19"/>
+              </w:rPr>
+              <w:t>400 — Create a store first</w:t>
+            </w:r>
+          </w:p>
+        </w:tc>
+      </w:tr>
+      <w:tr>
+        <w:tc>
+          <w:tcPr>
+            <w:tcW w:type="dxa" w:w="2880"/>
+          </w:tcPr>
+          <w:p>
+            <w:r>
+              <w:rPr>
+                <w:sz w:val="19"/>
+              </w:rPr>
+              <w:t>Missing title</w:t>
+            </w:r>
+          </w:p>
+        </w:tc>
+        <w:tc>
+          <w:tcPr>
+            <w:tcW w:type="dxa" w:w="3456"/>
+          </w:tcPr>
+          <w:p>
+            <w:r>
+              <w:rPr>
+                <w:sz w:val="19"/>
+              </w:rPr>
+              <w:t>POST /videos/request-upload/ with no title field</w:t>
+            </w:r>
+          </w:p>
+        </w:tc>
+        <w:tc>
+          <w:tcPr>
+            <w:tcW w:type="dxa" w:w="3168"/>
+          </w:tcPr>
+          <w:p>
+            <w:r>
+              <w:rPr>
+                <w:sz w:val="19"/>
+              </w:rPr>
+              <w:t>400 — This field is required</w:t>
+            </w:r>
+          </w:p>
+        </w:tc>
+      </w:tr>
+      <w:tr>
+        <w:tc>
+          <w:tcPr>
+            <w:tcW w:type="dxa" w:w="2880"/>
+            <w:shd w:val="clear" w:color="auto" w:fill="DEEAF1"/>
+          </w:tcPr>
+          <w:p>
+            <w:r>
+              <w:rPr>
+                <w:sz w:val="19"/>
+              </w:rPr>
+              <w:t>Customer calls request-upload</w:t>
+            </w:r>
+          </w:p>
+        </w:tc>
+        <w:tc>
+          <w:tcPr>
+            <w:tcW w:type="dxa" w:w="3456"/>
+            <w:shd w:val="clear" w:color="auto" w:fill="DEEAF1"/>
+          </w:tcPr>
+          <w:p>
+            <w:r>
+              <w:rPr>
+                <w:sz w:val="19"/>
+              </w:rPr>
+              <w:t>POST /videos/request-upload/ with customer token</w:t>
+            </w:r>
+          </w:p>
+        </w:tc>
+        <w:tc>
+          <w:tcPr>
+            <w:tcW w:type="dxa" w:w="3168"/>
+            <w:shd w:val="clear" w:color="auto" w:fill="DEEAF1"/>
+          </w:tcPr>
+          <w:p>
+            <w:r>
+              <w:rPr>
+                <w:sz w:val="19"/>
+              </w:rPr>
+              <w:t>403 — Vendor access only</w:t>
+            </w:r>
+          </w:p>
+        </w:tc>
+      </w:tr>
+      <w:tr>
+        <w:tc>
+          <w:tcPr>
+            <w:tcW w:type="dxa" w:w="2880"/>
+          </w:tcPr>
+          <w:p>
+            <w:r>
+              <w:rPr>
+                <w:sz w:val="19"/>
+              </w:rPr>
+              <w:t>Confirm already-ready video</w:t>
+            </w:r>
+          </w:p>
+        </w:tc>
+        <w:tc>
+          <w:tcPr>
+            <w:tcW w:type="dxa" w:w="3456"/>
+          </w:tcPr>
+          <w:p>
+            <w:r>
+              <w:rPr>
+                <w:sz w:val="19"/>
+              </w:rPr>
+              <w:t>POST /videos/&lt;id&gt;/confirm-upload/ on ready video</w:t>
+            </w:r>
+          </w:p>
+        </w:tc>
+        <w:tc>
+          <w:tcPr>
+            <w:tcW w:type="dxa" w:w="3168"/>
+          </w:tcPr>
+          <w:p>
+            <w:r>
+              <w:rPr>
+                <w:sz w:val="19"/>
+              </w:rPr>
+              <w:t>400 — Video already in "ready" state</w:t>
+            </w:r>
+          </w:p>
+        </w:tc>
+      </w:tr>
+      <w:tr>
+        <w:tc>
+          <w:tcPr>
+            <w:tcW w:type="dxa" w:w="2880"/>
+            <w:shd w:val="clear" w:color="auto" w:fill="DEEAF1"/>
+          </w:tcPr>
+          <w:p>
+            <w:r>
+              <w:rPr>
+                <w:sz w:val="19"/>
+              </w:rPr>
+              <w:t>Duration too long</w:t>
+            </w:r>
+          </w:p>
+        </w:tc>
+        <w:tc>
+          <w:tcPr>
+            <w:tcW w:type="dxa" w:w="3456"/>
+            <w:shd w:val="clear" w:color="auto" w:fill="DEEAF1"/>
+          </w:tcPr>
+          <w:p>
+            <w:r>
+              <w:rPr>
+                <w:sz w:val="19"/>
+              </w:rPr>
+              <w:t>POST /videos/&lt;id&gt;/confirm-upload/ — duration_seconds=120</w:t>
+            </w:r>
+          </w:p>
+        </w:tc>
+        <w:tc>
+          <w:tcPr>
+            <w:tcW w:type="dxa" w:w="3168"/>
+            <w:shd w:val="clear" w:color="auto" w:fill="DEEAF1"/>
+          </w:tcPr>
+          <w:p>
+            <w:r>
+              <w:rPr>
+                <w:sz w:val="19"/>
+              </w:rPr>
+              <w:t>400 — cannot exceed 60 seconds</w:t>
+            </w:r>
+          </w:p>
+        </w:tc>
+      </w:tr>
+      <w:tr>
+        <w:tc>
+          <w:tcPr>
+            <w:tcW w:type="dxa" w:w="2880"/>
+          </w:tcPr>
+          <w:p>
+            <w:r>
+              <w:rPr>
+                <w:sz w:val="19"/>
+              </w:rPr>
+              <w:t>Confirm another vendor video</w:t>
+            </w:r>
+          </w:p>
+        </w:tc>
+        <w:tc>
+          <w:tcPr>
+            <w:tcW w:type="dxa" w:w="3456"/>
+          </w:tcPr>
+          <w:p>
+            <w:r>
+              <w:rPr>
+                <w:sz w:val="19"/>
+              </w:rPr>
+              <w:t>POST /videos/&lt;id&gt;/confirm-upload/ — wrong vendor</w:t>
+            </w:r>
+          </w:p>
+        </w:tc>
+        <w:tc>
+          <w:tcPr>
+            <w:tcW w:type="dxa" w:w="3168"/>
+          </w:tcPr>
+          <w:p>
+            <w:r>
+              <w:rPr>
+                <w:sz w:val="19"/>
+              </w:rPr>
+              <w:t>404 — not_found</w:t>
+            </w:r>
+          </w:p>
+        </w:tc>
+      </w:tr>
+      <w:tr>
+        <w:tc>
+          <w:tcPr>
+            <w:tcW w:type="dxa" w:w="2880"/>
+            <w:shd w:val="clear" w:color="auto" w:fill="DEEAF1"/>
+          </w:tcPr>
+          <w:p>
+            <w:r>
+              <w:rPr>
+                <w:sz w:val="19"/>
+              </w:rPr>
+              <w:t>Feed without lat/lng</w:t>
+            </w:r>
+          </w:p>
+        </w:tc>
+        <w:tc>
+          <w:tcPr>
+            <w:tcW w:type="dxa" w:w="3456"/>
+            <w:shd w:val="clear" w:color="auto" w:fill="DEEAF1"/>
+          </w:tcPr>
+          <w:p>
+            <w:r>
+              <w:rPr>
+                <w:sz w:val="19"/>
+              </w:rPr>
+              <w:t>GET /videos/feed/ — no ?lat=&amp;lng= params</w:t>
+            </w:r>
+          </w:p>
+        </w:tc>
+        <w:tc>
+          <w:tcPr>
+            <w:tcW w:type="dxa" w:w="3168"/>
+            <w:shd w:val="clear" w:color="auto" w:fill="DEEAF1"/>
+          </w:tcPr>
+          <w:p>
+            <w:r>
+              <w:rPr>
+                <w:sz w:val="19"/>
+              </w:rPr>
+              <w:t>400 — lat and lng are required numbers</w:t>
+            </w:r>
+          </w:p>
+        </w:tc>
+      </w:tr>
+      <w:tr>
+        <w:tc>
+          <w:tcPr>
+            <w:tcW w:type="dxa" w:w="2880"/>
+          </w:tcPr>
+          <w:p>
+            <w:r>
+              <w:rPr>
+                <w:sz w:val="19"/>
+              </w:rPr>
+              <w:t>Detail on processing video</w:t>
+            </w:r>
+          </w:p>
+        </w:tc>
+        <w:tc>
+          <w:tcPr>
+            <w:tcW w:type="dxa" w:w="3456"/>
+          </w:tcPr>
+          <w:p>
+            <w:r>
+              <w:rPr>
+                <w:sz w:val="19"/>
+              </w:rPr>
+              <w:t>GET /videos/&lt;id&gt;/ while status=processing</w:t>
+            </w:r>
+          </w:p>
+        </w:tc>
+        <w:tc>
+          <w:tcPr>
+            <w:tcW w:type="dxa" w:w="3168"/>
+          </w:tcPr>
+          <w:p>
+            <w:r>
+              <w:rPr>
+                <w:sz w:val="19"/>
+              </w:rPr>
+              <w:t>404 — not_found (only ready shown)</w:t>
+            </w:r>
+          </w:p>
+        </w:tc>
+      </w:tr>
+      <w:tr>
+        <w:tc>
+          <w:tcPr>
+            <w:tcW w:type="dxa" w:w="2880"/>
+            <w:shd w:val="clear" w:color="auto" w:fill="DEEAF1"/>
+          </w:tcPr>
+          <w:p>
+            <w:r>
+              <w:rPr>
+                <w:sz w:val="19"/>
+              </w:rPr>
+              <w:t>Like without auth</w:t>
+            </w:r>
+          </w:p>
+        </w:tc>
+        <w:tc>
+          <w:tcPr>
+            <w:tcW w:type="dxa" w:w="3456"/>
+            <w:shd w:val="clear" w:color="auto" w:fill="DEEAF1"/>
+          </w:tcPr>
+          <w:p>
+            <w:r>
+              <w:rPr>
+                <w:sz w:val="19"/>
+              </w:rPr>
+              <w:t>POST /videos/&lt;id&gt;/like/ — no auth header</w:t>
+            </w:r>
+          </w:p>
+        </w:tc>
+        <w:tc>
+          <w:tcPr>
+            <w:tcW w:type="dxa" w:w="3168"/>
+            <w:shd w:val="clear" w:color="auto" w:fill="DEEAF1"/>
+          </w:tcPr>
+          <w:p>
+            <w:r>
+              <w:rPr>
+                <w:sz w:val="19"/>
+              </w:rPr>
+              <w:t>401 — authentication_failed</w:t>
+            </w:r>
+          </w:p>
+        </w:tc>
+      </w:tr>
+      <w:tr>
+        <w:tc>
+          <w:tcPr>
+            <w:tcW w:type="dxa" w:w="2880"/>
+          </w:tcPr>
+          <w:p>
+            <w:r>
+              <w:rPr>
+                <w:sz w:val="19"/>
+              </w:rPr>
+              <w:t>Update another vendor video</w:t>
+            </w:r>
+          </w:p>
+        </w:tc>
+        <w:tc>
+          <w:tcPr>
+            <w:tcW w:type="dxa" w:w="3456"/>
+          </w:tcPr>
+          <w:p>
+            <w:r>
+              <w:rPr>
+                <w:sz w:val="19"/>
+              </w:rPr>
+              <w:t>PATCH /videos/&lt;id&gt;/update/ — different vendor token</w:t>
+            </w:r>
+          </w:p>
+        </w:tc>
+        <w:tc>
+          <w:tcPr>
+            <w:tcW w:type="dxa" w:w="3168"/>
+          </w:tcPr>
+          <w:p>
+            <w:r>
+              <w:rPr>
+                <w:sz w:val="19"/>
+              </w:rPr>
+              <w:t>404 — not_found</w:t>
+            </w:r>
+          </w:p>
+        </w:tc>
+      </w:tr>
+      <w:tr>
+        <w:tc>
+          <w:tcPr>
+            <w:tcW w:type="dxa" w:w="2880"/>
+            <w:shd w:val="clear" w:color="auto" w:fill="DEEAF1"/>
+          </w:tcPr>
+          <w:p>
+            <w:r>
+              <w:rPr>
+                <w:sz w:val="19"/>
+              </w:rPr>
+              <w:t>Delete another vendor video</w:t>
+            </w:r>
+          </w:p>
+        </w:tc>
+        <w:tc>
+          <w:tcPr>
+            <w:tcW w:type="dxa" w:w="3456"/>
+            <w:shd w:val="clear" w:color="auto" w:fill="DEEAF1"/>
+          </w:tcPr>
+          <w:p>
+            <w:r>
+              <w:rPr>
+                <w:sz w:val="19"/>
+              </w:rPr>
+              <w:t>DELETE /videos/&lt;id&gt;/delete/ — different vendor</w:t>
+            </w:r>
+          </w:p>
+        </w:tc>
+        <w:tc>
+          <w:tcPr>
+            <w:tcW w:type="dxa" w:w="3168"/>
+            <w:shd w:val="clear" w:color="auto" w:fill="DEEAF1"/>
+          </w:tcPr>
+          <w:p>
+            <w:r>
+              <w:rPr>
+                <w:sz w:val="19"/>
+              </w:rPr>
+              <w:t>404 — not_found</w:t>
+            </w:r>
+          </w:p>
+        </w:tc>
+      </w:tr>
+      <w:tr>
+        <w:tc>
+          <w:tcPr>
+            <w:tcW w:type="dxa" w:w="2880"/>
+          </w:tcPr>
+          <w:p>
+            <w:r>
+              <w:rPr>
+                <w:sz w:val="19"/>
+              </w:rPr>
+              <w:t>Delete with customer token</w:t>
+            </w:r>
+          </w:p>
+        </w:tc>
+        <w:tc>
+          <w:tcPr>
+            <w:tcW w:type="dxa" w:w="3456"/>
+          </w:tcPr>
+          <w:p>
+            <w:r>
+              <w:rPr>
+                <w:sz w:val="19"/>
+              </w:rPr>
+              <w:t>DELETE /videos/&lt;id&gt;/delete/ — customer token</w:t>
+            </w:r>
+          </w:p>
+        </w:tc>
+        <w:tc>
+          <w:tcPr>
+            <w:tcW w:type="dxa" w:w="3168"/>
+          </w:tcPr>
+          <w:p>
+            <w:r>
+              <w:rPr>
+                <w:sz w:val="19"/>
+              </w:rPr>
+              <w:t>403 — Vendor access only</w:t>
+            </w:r>
+          </w:p>
+        </w:tc>
+      </w:tr>
+    </w:tbl>
+    <w:p/>
+    <w:p>
+      <w:r>
+        <w:br w:type="page"/>
+      </w:r>
+    </w:p>
+    <w:p>
+      <w:pPr>
+        <w:pStyle w:val="Heading1"/>
+      </w:pPr>
+      <w:r>
+        <w:t>5. Postman Quick Setup</w:t>
+      </w:r>
+    </w:p>
+    <w:p>
+      <w:pPr>
+        <w:pStyle w:val="Heading2"/>
+      </w:pPr>
+      <w:r>
+        <w:t>Collection Folder Structure (recommended)</w:t>
+      </w:r>
+    </w:p>
+    <w:p>
+      <w:pPr>
+        <w:spacing w:before="40" w:after="40"/>
+        <w:ind w:left="288"/>
+        <w:shd w:val="clear" w:color="auto" w:fill="F0F0F0"/>
+      </w:pPr>
+      <w:r>
+        <w:rPr>
+          <w:rFonts w:ascii="Courier New" w:hAnsi="Courier New"/>
+          <w:color w:val="1A1A8C"/>
+          <w:sz w:val="18"/>
+        </w:rPr>
+        <w:t>NearKart Local</w:t>
+        <w:br/>
+        <w:t>├── 0. Setup</w:t>
+        <w:br/>
+        <w:t>│   └── Health Check</w:t>
+        <w:br/>
+        <w:t>├── 1. Auth</w:t>
+        <w:br/>
+        <w:t>│   ├── Send OTP (Vendor)</w:t>
+        <w:br/>
+        <w:t>│   ├── Verify OTP (Vendor) ← Tests script saves vendor_token</w:t>
+        <w:br/>
+        <w:t>│   ├── Send OTP (Customer)</w:t>
+        <w:br/>
+        <w:t>│   ├── Verify OTP (Customer) ← Tests script saves customer_token + customer_id</w:t>
+        <w:br/>
+        <w:t>│   ├── Get Profile</w:t>
+        <w:br/>
+        <w:t>│   ├── Update Profile</w:t>
+        <w:br/>
+        <w:t>│   ├── Update Location</w:t>
+        <w:br/>
+        <w:t>│   ├── Refresh Token</w:t>
+        <w:br/>
+        <w:t>│   └── Logout</w:t>
+        <w:br/>
+        <w:t>├── 2. Stores</w:t>
+        <w:br/>
+        <w:t>│   ├── Create Store ← Tests script saves store_id</w:t>
+        <w:br/>
+        <w:t>│   ├── Nearby Stores</w:t>
+        <w:br/>
+        <w:t>│   ├── Store Detail</w:t>
+        <w:br/>
+        <w:t>│   ├── Update Store</w:t>
+        <w:br/>
+        <w:t>│   ├── Follow Store</w:t>
+        <w:br/>
+        <w:t>│   ├── Review Store</w:t>
+        <w:br/>
+        <w:t>│   └── QR Code</w:t>
+        <w:br/>
+        <w:t>├── 3. Products</w:t>
+        <w:br/>
+        <w:t>│   ├── Create Product ← Tests script saves product_id</w:t>
+        <w:br/>
+        <w:t>│   ├── Nearby Products</w:t>
+        <w:br/>
+        <w:t>│   ├── Search Products</w:t>
+        <w:br/>
+        <w:t>│   ├── Product Detail</w:t>
+        <w:br/>
+        <w:t>│   ├── Update Product</w:t>
+        <w:br/>
+        <w:t>│   ├── Delete Product</w:t>
+        <w:br/>
+        <w:t>│   └── Wishlist Toggle</w:t>
+        <w:br/>
+        <w:t>├── 4. Videos</w:t>
+        <w:br/>
+        <w:t>│   ├── Request Upload URL ← Tests script saves video_id</w:t>
+        <w:br/>
+        <w:t>│   ├── Confirm Upload</w:t>
+        <w:br/>
+        <w:t>│   ├── My Videos (Vendor Library)</w:t>
+        <w:br/>
+        <w:t>│   ├── Update Video</w:t>
+        <w:br/>
+        <w:t>│   ├── Video Feed</w:t>
+        <w:br/>
+        <w:t>│   ├── Video Detail</w:t>
+        <w:br/>
+        <w:t>│   ├── Like / Unlike Video</w:t>
+        <w:br/>
+        <w:t>│   └── Delete Video</w:t>
+        <w:br/>
+        <w:t>├── 5. Chat</w:t>
+        <w:br/>
+        <w:t>│   ├── Start Conversation ← Tests script saves conversation_id</w:t>
+        <w:br/>
+        <w:t>│   ├── List Conversations (Inbox)</w:t>
+        <w:br/>
+        <w:t>│   ├── Message History</w:t>
+        <w:br/>
+        <w:t>│   ├── Mark as Read</w:t>
+        <w:br/>
+        <w:t>│   └── [WebSocket] Connect + Send  (use Postman WS tab or wscat)</w:t>
+        <w:br/>
+        <w:t>├── 6. Blacklist</w:t>
+        <w:br/>
+        <w:t>│   ├── Block Customer  (vendor token + store_id + customer_id)</w:t>
+        <w:br/>
+        <w:t>│   ├── List Blocked Customers  (vendor token + store_id)</w:t>
+        <w:br/>
+        <w:t>│   └── Unblock Customer  (same endpoint as Block — toggle)</w:t>
+        <w:br/>
+        <w:t>├── 7. Billing</w:t>
+        <w:br/>
+        <w:t>│   ├── List Plans  (no auth required)</w:t>
+        <w:br/>
+        <w:t>│   ├── Wallet Balance  (vendor token)</w:t>
+        <w:br/>
+        <w:t>│   ├── Top Up Wallet  (vendor token + {"amount": "1000.00"})</w:t>
+        <w:br/>
+        <w:t>│   ├── Subscribe to Plan  (vendor token + {"plan_name": "basic"})</w:t>
+        <w:br/>
+        <w:t>│   ├── Subscription Status  (vendor token)</w:t>
+        <w:br/>
+        <w:t>│   └── Transaction History  (vendor token)</w:t>
+        <w:br/>
+        <w:t>├── 8. Analytics + Admin</w:t>
+        <w:br/>
+        <w:t>│   ├── [Analytics] Vendor Dashboard  (vendor token)</w:t>
+        <w:br/>
+        <w:t>│   ├── [Analytics] Vendor Video Stats  (vendor token)</w:t>
+        <w:br/>
+        <w:t>│   ├── [Analytics] Vendor Product Stats  (vendor token)</w:t>
+        <w:br/>
+        <w:t>│   ├── [Admin] Platform Stats  (admin_token)</w:t>
+        <w:br/>
+        <w:t>│   ├── [Admin] List All Stores  (admin_token)</w:t>
+        <w:br/>
+        <w:t>│   ├── [Admin] Verify Store  (admin_token + PATCH {"is_verified": true})</w:t>
+        <w:br/>
+        <w:t>│   ├── [Admin] List All Users  (admin_token)</w:t>
+        <w:br/>
+        <w:t>│   └── [Admin] Toggle User Active  (admin_token + POST empty body)</w:t>
+        <w:br/>
+        <w:t>└── 9. Reservations</w:t>
+        <w:br/>
+        <w:t xml:space="preserve">    ├── Create Reservation  (customer_token + store_id + product_id)</w:t>
+        <w:br/>
+        <w:t xml:space="preserve">    ├── List Reservations  (customer_token → own / vendor_token → store's)</w:t>
+        <w:br/>
+        <w:t xml:space="preserve">    ├── Reservation Detail  (customer_token or vendor_token)</w:t>
+        <w:br/>
+        <w:t xml:space="preserve">    ├── Update Status — Confirm  (vendor_token + {"status": "confirmed"})</w:t>
+        <w:br/>
+        <w:t xml:space="preserve">    ├── Update Status — Complete  (vendor_token + {"status": "completed"})</w:t>
+        <w:br/>
+        <w:t xml:space="preserve">    ├── Update Status — Cancel  (vendor_token + {"status": "cancelled"})</w:t>
+        <w:br/>
+        <w:t xml:space="preserve">    └── Customer Cancel  (customer_token + POST empty body)</w:t>
+      </w:r>
+    </w:p>
+    <w:p>
+      <w:pPr>
+        <w:pStyle w:val="Heading2"/>
+      </w:pPr>
+      <w:r>
+        <w:t>Auto-Save Token Script  (paste in Tests tab of Verify OTP request)</w:t>
+      </w:r>
+    </w:p>
+    <w:p>
+      <w:pPr>
+        <w:spacing w:before="40" w:after="40"/>
+        <w:ind w:left="288"/>
+        <w:shd w:val="clear" w:color="auto" w:fill="F0F0F0"/>
+      </w:pPr>
+      <w:r>
+        <w:rPr>
+          <w:rFonts w:ascii="Courier New" w:hAnsi="Courier New"/>
+          <w:color w:val="1A1A8C"/>
+          <w:sz w:val="18"/>
+        </w:rPr>
+        <w:t>// For VENDOR verify OTP request:</w:t>
+        <w:br/>
+        <w:t>const r = pm.response.json();</w:t>
+        <w:br/>
+        <w:t>if (r.access) {</w:t>
+        <w:br/>
+        <w:t xml:space="preserve">    pm.environment.set("vendor_token", r.access);</w:t>
+        <w:br/>
+        <w:t xml:space="preserve">    pm.environment.set("vendor_refresh", r.refresh);</w:t>
+        <w:br/>
+        <w:t xml:space="preserve">    console.log("Vendor token saved:", r.access.substring(0, 30) + "...");</w:t>
+        <w:br/>
+        <w:t>}</w:t>
+        <w:br/>
+        <w:br/>
+        <w:t>// For CUSTOMER verify OTP request — use this instead:</w:t>
+        <w:br/>
+        <w:t>// pm.environment.set("customer_token", r.access);</w:t>
+        <w:br/>
+        <w:t>// pm.environment.set("customer_refresh", r.refresh);</w:t>
+      </w:r>
+    </w:p>
+    <w:p>
+      <w:pPr>
+        <w:pStyle w:val="Heading2"/>
+      </w:pPr>
+      <w:r>
+        <w:t>Auto-Save Store ID  (paste in Tests tab of Create Store request)</w:t>
+      </w:r>
+    </w:p>
+    <w:p>
+      <w:pPr>
+        <w:spacing w:before="40" w:after="40"/>
+        <w:ind w:left="288"/>
+        <w:shd w:val="clear" w:color="auto" w:fill="F0F0F0"/>
+      </w:pPr>
+      <w:r>
+        <w:rPr>
+          <w:rFonts w:ascii="Courier New" w:hAnsi="Courier New"/>
+          <w:color w:val="1A1A8C"/>
+          <w:sz w:val="18"/>
+        </w:rPr>
+        <w:t>const r = pm.response.json();</w:t>
+        <w:br/>
+        <w:t>if (r.id) {</w:t>
+        <w:br/>
+        <w:t xml:space="preserve">    pm.environment.set("store_id", r.id);</w:t>
+        <w:br/>
+        <w:t xml:space="preserve">    console.log("store_id saved:", r.id);</w:t>
+        <w:br/>
+        <w:t>}</w:t>
+      </w:r>
+    </w:p>
+    <w:p>
+      <w:pPr>
+        <w:pStyle w:val="Heading2"/>
+      </w:pPr>
+      <w:r>
+        <w:t>Auto-Save Product ID  (paste in Tests tab of Create Product request)</w:t>
+      </w:r>
+    </w:p>
+    <w:p>
+      <w:pPr>
+        <w:spacing w:before="40" w:after="40"/>
+        <w:ind w:left="288"/>
+        <w:shd w:val="clear" w:color="auto" w:fill="F0F0F0"/>
+      </w:pPr>
+      <w:r>
+        <w:rPr>
+          <w:rFonts w:ascii="Courier New" w:hAnsi="Courier New"/>
+          <w:color w:val="1A1A8C"/>
+          <w:sz w:val="18"/>
+        </w:rPr>
+        <w:t>const r = pm.response.json();</w:t>
+        <w:br/>
+        <w:t>if (r.id) {</w:t>
+        <w:br/>
+        <w:t xml:space="preserve">    pm.environment.set("product_id", r.id);</w:t>
+        <w:br/>
+        <w:t xml:space="preserve">    console.log("product_id saved:", r.id);</w:t>
+        <w:br/>
+        <w:t>}</w:t>
+      </w:r>
+    </w:p>
+    <w:p>
+      <w:pPr>
+        <w:pStyle w:val="Heading2"/>
+      </w:pPr>
+      <w:r>
+        <w:t>Auto-Save Video ID  (paste in Tests tab of Request Upload URL request)</w:t>
+      </w:r>
+    </w:p>
+    <w:p>
+      <w:pPr>
+        <w:spacing w:before="40" w:after="40"/>
+        <w:ind w:left="288"/>
+        <w:shd w:val="clear" w:color="auto" w:fill="F0F0F0"/>
+      </w:pPr>
+      <w:r>
+        <w:rPr>
+          <w:rFonts w:ascii="Courier New" w:hAnsi="Courier New"/>
+          <w:color w:val="1A1A8C"/>
+          <w:sz w:val="18"/>
+        </w:rPr>
+        <w:t>const r = pm.response.json();</w:t>
+        <w:br/>
+        <w:t>if (r.video_id) {</w:t>
+        <w:br/>
+        <w:t xml:space="preserve">    pm.environment.set("video_id", r.video_id);</w:t>
+        <w:br/>
+        <w:t xml:space="preserve">    pm.environment.set("upload_url", r.upload_url);</w:t>
+        <w:br/>
+        <w:t xml:space="preserve">    console.log("video_id saved:", r.video_id);</w:t>
+        <w:br/>
+        <w:t>}</w:t>
+      </w:r>
+    </w:p>
+    <w:p>
+      <w:pPr>
+        <w:pStyle w:val="Heading2"/>
+      </w:pPr>
+      <w:r>
+        <w:t>Auto-Save Conversation ID  (paste in Tests tab of Start Conversation request)</w:t>
+      </w:r>
+    </w:p>
+    <w:p>
+      <w:pPr>
+        <w:spacing w:before="40" w:after="40"/>
+        <w:ind w:left="288"/>
+        <w:shd w:val="clear" w:color="auto" w:fill="F0F0F0"/>
+      </w:pPr>
+      <w:r>
+        <w:rPr>
+          <w:rFonts w:ascii="Courier New" w:hAnsi="Courier New"/>
+          <w:color w:val="1A1A8C"/>
+          <w:sz w:val="18"/>
+        </w:rPr>
+        <w:t>const r = pm.response.json();</w:t>
+        <w:br/>
+        <w:t>if (r.id) {</w:t>
+        <w:br/>
+        <w:t xml:space="preserve">    pm.environment.set("conversation_id", r.id);</w:t>
+        <w:br/>
+        <w:t xml:space="preserve">    console.log("conversation_id saved:", r.id);</w:t>
+        <w:br/>
+        <w:t>}</w:t>
+      </w:r>
+    </w:p>
+    <w:p>
+      <w:pPr>
+        <w:pStyle w:val="Heading2"/>
+      </w:pPr>
+      <w:r>
+        <w:t>Auto-Save Customer ID  (paste in Tests tab of Verify OTP Customer request)</w:t>
+      </w:r>
+    </w:p>
+    <w:p>
+      <w:pPr>
+        <w:spacing w:before="40" w:after="40"/>
+        <w:ind w:left="288"/>
+        <w:shd w:val="clear" w:color="auto" w:fill="F0F0F0"/>
+      </w:pPr>
+      <w:r>
+        <w:rPr>
+          <w:rFonts w:ascii="Courier New" w:hAnsi="Courier New"/>
+          <w:color w:val="1A1A8C"/>
+          <w:sz w:val="18"/>
+        </w:rPr>
+        <w:t>// Add this to the existing customer verify OTP Tests script:</w:t>
+        <w:br/>
+        <w:t>const r = pm.response.json();</w:t>
+        <w:br/>
+        <w:t>if (r.user &amp;&amp; r.user.id) {</w:t>
+        <w:br/>
+        <w:t xml:space="preserve">    pm.environment.set("customer_id", r.user.id);</w:t>
+        <w:br/>
+        <w:t xml:space="preserve">    console.log("customer_id saved:", r.user.id);</w:t>
+        <w:br/>
+        <w:t>}</w:t>
+      </w:r>
+    </w:p>
+    <w:p>
+      <w:pPr>
+        <w:ind w:left="288"/>
+        <w:shd w:val="clear" w:color="auto" w:fill="D1ECF1"/>
+      </w:pPr>
+      <w:r>
+        <w:rPr>
+          <w:i/>
+          <w:color w:val="0C5460"/>
+          <w:sz w:val="20"/>
+        </w:rPr>
+        <w:t xml:space="preserve">  💡  customer_id is needed for Sprint 6 blacklist endpoint:</w:t>
+        <w:br/>
+        <w:t xml:space="preserve">  POST /stores/{{store_id}}/blacklist/{{customer_id}}/</w:t>
+      </w:r>
+    </w:p>
+    <w:p>
+      <w:pPr>
+        <w:pStyle w:val="Heading2"/>
+      </w:pPr>
+      <w:r>
+        <w:t>Quick Test — All Public Endpoints via curl</w:t>
+      </w:r>
+    </w:p>
+    <w:p>
+      <w:r>
+        <w:rPr>
+          <w:b w:val="0"/>
+          <w:sz w:val="22"/>
+        </w:rPr>
+        <w:t>Copy-paste these into terminal to test without Postman:</w:t>
+      </w:r>
+    </w:p>
+    <w:p>
+      <w:pPr>
+        <w:spacing w:before="40" w:after="40"/>
+        <w:ind w:left="288"/>
+        <w:shd w:val="clear" w:color="auto" w:fill="F0F0F0"/>
+      </w:pPr>
+      <w:r>
+        <w:rPr>
+          <w:rFonts w:ascii="Courier New" w:hAnsi="Courier New"/>
+          <w:color w:val="1A1A8C"/>
+          <w:sz w:val="18"/>
+        </w:rPr>
+        <w:t># Health check</w:t>
+        <w:br/>
+        <w:t>curl -s http://localhost:8000/api/v1/health/ | python3 -m json.tool</w:t>
+        <w:br/>
+        <w:br/>
+        <w:t># Send OTP</w:t>
+        <w:br/>
+        <w:t>curl -s -X POST http://localhost:8000/api/v1/auth/otp/send/ \</w:t>
+        <w:br/>
+        <w:t xml:space="preserve">  -H "Content-Type: application/json" \</w:t>
+        <w:br/>
+        <w:t xml:space="preserve">  -d '{"phone_number": "+919999999999"}'</w:t>
+        <w:br/>
+        <w:br/>
+        <w:t># Verify OTP (copy access token from response)</w:t>
+        <w:br/>
+        <w:t>curl -s -X POST http://localhost:8000/api/v1/auth/otp/verify/ \</w:t>
+        <w:br/>
+        <w:t xml:space="preserve">  -H "Content-Type: application/json" \</w:t>
+        <w:br/>
+        <w:t xml:space="preserve">  -d '{"phone_number": "+919999999999", "otp": "123456"}'</w:t>
+        <w:br/>
+        <w:br/>
+        <w:t># Get profile (replace TOKEN with your access token)</w:t>
+        <w:br/>
+        <w:t>curl -s http://localhost:8000/api/v1/auth/me/ \</w:t>
+        <w:br/>
+        <w:t xml:space="preserve">  -H "Authorization: Bearer TOKEN"</w:t>
+      </w:r>
+    </w:p>
+    <w:p>
+      <w:r>
+        <w:br w:type="page"/>
+      </w:r>
+    </w:p>
+    <w:p>
+      <w:pPr>
+        <w:pStyle w:val="Heading1"/>
+      </w:pPr>
+      <w:r>
+        <w:t>6. How to Update This Document (Future Sprints)</w:t>
+      </w:r>
+    </w:p>
+    <w:p>
+      <w:pPr>
+        <w:ind w:left="288"/>
+        <w:shd w:val="clear" w:color="auto" w:fill="D1ECF1"/>
+      </w:pPr>
+      <w:r>
+        <w:rPr>
+          <w:i/>
+          <w:color w:val="0C5460"/>
+          <w:sz w:val="20"/>
+        </w:rPr>
+        <w:t xml:space="preserve">  📌  IMPORTANT: When a new sprint adds new API endpoints, update this document.</w:t>
+        <w:br/>
+        <w:t xml:space="preserve">     Do NOT create a separate doc — keep everything in this single file.</w:t>
+      </w:r>
+    </w:p>
+    <w:p/>
+    <w:p>
+      <w:pPr>
+        <w:pStyle w:val="Heading2"/>
+      </w:pPr>
+      <w:r>
+        <w:t>Checklist for each new sprint:</w:t>
+      </w:r>
+    </w:p>
+    <w:p>
+      <w:pPr>
+        <w:pStyle w:val="ListBullet"/>
+        <w:ind w:left="432"/>
+      </w:pPr>
+      <w:r>
+        <w:rPr>
+          <w:sz w:val="21"/>
+        </w:rPr>
+        <w:t>Add new endpoint rows to Section 2 — Complete API Reference table</w:t>
+      </w:r>
+    </w:p>
+    <w:p>
+      <w:pPr>
+        <w:pStyle w:val="ListBullet"/>
+        <w:ind w:left="432"/>
+      </w:pPr>
+      <w:r>
+        <w:rPr>
+          <w:sz w:val="21"/>
+        </w:rPr>
+        <w:t>Add new STEP sections in Section 3 — Step-by-Step Test Flow</w:t>
+      </w:r>
+    </w:p>
+    <w:p>
+      <w:pPr>
+        <w:pStyle w:val="ListBullet"/>
+        <w:ind w:left="432"/>
+      </w:pPr>
+      <w:r>
+        <w:rPr>
+          <w:sz w:val="21"/>
+        </w:rPr>
+        <w:t>Add new error cases in Section 4 — Error Cases to Test</w:t>
+      </w:r>
+    </w:p>
+    <w:p>
+      <w:pPr>
+        <w:pStyle w:val="ListBullet"/>
+        <w:ind w:left="432"/>
+      </w:pPr>
+      <w:r>
+        <w:rPr>
+          <w:sz w:val="21"/>
+        </w:rPr>
+        <w:t>Add new Postman folder in Section 5 — Postman Quick Setup</w:t>
+      </w:r>
+    </w:p>
+    <w:p>
+      <w:pPr>
+        <w:pStyle w:val="ListBullet"/>
+        <w:ind w:left="432"/>
+      </w:pPr>
+      <w:r>
+        <w:rPr>
+          <w:sz w:val="21"/>
+        </w:rPr>
+        <w:t>Update the cover page "Last updated" date and sprint range</w:t>
+      </w:r>
+    </w:p>
+    <w:p>
+      <w:pPr>
+        <w:pStyle w:val="ListBullet"/>
+        <w:ind w:left="432"/>
+      </w:pPr>
+      <w:r>
+        <w:rPr>
+          <w:sz w:val="21"/>
+        </w:rPr>
+        <w:t>If new field types are introduced (e.g. file uploads), add a format rules subsection in Section 1</w:t>
+      </w:r>
+    </w:p>
+    <w:p>
+      <w:pPr>
+        <w:pStyle w:val="Heading2"/>
+      </w:pPr>
+      <w:r>
+        <w:t>Upcoming Sprints to Add Here</w:t>
+      </w:r>
+    </w:p>
+    <w:tbl>
+      <w:tblPr>
+        <w:tblStyle w:val="TableGrid"/>
+        <w:tblW w:type="auto" w:w="0"/>
+        <w:jc w:val="left"/>
+        <w:tblLook w:firstColumn="1" w:firstRow="1" w:lastColumn="0" w:lastRow="0" w:noHBand="0" w:noVBand="1" w:val="04A0"/>
+      </w:tblPr>
+      <w:tblGrid>
+        <w:gridCol w:w="3216"/>
+        <w:gridCol w:w="3216"/>
+        <w:gridCol w:w="3216"/>
+      </w:tblGrid>
+      <w:tr>
+        <w:tc>
+          <w:tcPr>
+            <w:tcW w:type="dxa" w:w="1152"/>
+            <w:shd w:val="clear" w:color="auto" w:fill="1F4E79"/>
+          </w:tcPr>
+          <w:p>
+            <w:r>
+              <w:rPr>
+                <w:b/>
+                <w:color w:val="FFFFFF"/>
+                <w:sz w:val="20"/>
+              </w:rPr>
+              <w:t>Sprint</w:t>
+            </w:r>
+          </w:p>
+        </w:tc>
+        <w:tc>
+          <w:tcPr>
+            <w:tcW w:type="dxa" w:w="2160"/>
+            <w:shd w:val="clear" w:color="auto" w:fill="1F4E79"/>
+          </w:tcPr>
+          <w:p>
+            <w:r>
+              <w:rPr>
+                <w:b/>
+                <w:color w:val="FFFFFF"/>
+                <w:sz w:val="20"/>
+              </w:rPr>
+              <w:t>Module</w:t>
+            </w:r>
+          </w:p>
+        </w:tc>
+        <w:tc>
+          <w:tcPr>
+            <w:tcW w:type="dxa" w:w="6048"/>
+            <w:shd w:val="clear" w:color="auto" w:fill="1F4E79"/>
+          </w:tcPr>
+          <w:p>
+            <w:r>
+              <w:rPr>
+                <w:b/>
+                <w:color w:val="FFFFFF"/>
+                <w:sz w:val="20"/>
+              </w:rPr>
+              <w:t>APIs to Add</w:t>
+            </w:r>
+          </w:p>
+        </w:tc>
+      </w:tr>
+      <w:tr>
+        <w:tc>
+          <w:tcPr>
             <w:tcW w:type="dxa" w:w="1152"/>
             <w:shd w:val="clear" w:color="auto" w:fill="DEEAF1"/>
           </w:tcPr>
@@ -21501,7 +22982,7 @@
               <w:rPr>
                 <w:sz w:val="19"/>
               </w:rPr>
-              <w:t>POST /reservations/, GET /reservations/, PUT /reservations/&lt;id&gt;/status/</w:t>
+              <w:t>✅ DONE — Steps 54–58 in this document</w:t>
             </w:r>
           </w:p>
         </w:tc>
@@ -21733,7 +23214,7 @@
           <w:color w:val="999999"/>
           <w:sz w:val="18"/>
         </w:rPr>
-        <w:t>NearKart Backend — Master API Testing Guide   |   Sprint 1–8   |   Use Postman or curl for testing</w:t>
+        <w:t>NearKart Backend — Master API Testing Guide   |   Sprint 1–9   |   Use Postman or curl for testing</w:t>
       </w:r>
     </w:p>
     <w:sectPr>

--- a/nearkart_backend/docs/NearKart_Master_API_Testing_Guide.docx
+++ b/nearkart_backend/docs/NearKart_Master_API_Testing_Guide.docx
@@ -50,7 +50,7 @@
           <w:color w:val="888888"/>
           <w:sz w:val="20"/>
         </w:rPr>
-        <w:t>Sprint 1 → Sprint 9   |   Last updated: May 2026</w:t>
+        <w:t>Sprint 1 → Sprint 10   |   Last updated: May 2026</w:t>
       </w:r>
     </w:p>
     <w:p/>
@@ -6839,6 +6839,979 @@
           </w:p>
         </w:tc>
       </w:tr>
+      <w:tr>
+        <w:tc>
+          <w:tcPr>
+            <w:tcW w:type="dxa" w:w="432"/>
+          </w:tcPr>
+          <w:p>
+            <w:r>
+              <w:rPr>
+                <w:sz w:val="19"/>
+              </w:rPr>
+              <w:t>56</w:t>
+            </w:r>
+          </w:p>
+        </w:tc>
+        <w:tc>
+          <w:tcPr>
+            <w:tcW w:type="dxa" w:w="1008"/>
+          </w:tcPr>
+          <w:p>
+            <w:r>
+              <w:rPr>
+                <w:sz w:val="19"/>
+              </w:rPr>
+              <w:t>GET</w:t>
+            </w:r>
+          </w:p>
+        </w:tc>
+        <w:tc>
+          <w:tcPr>
+            <w:tcW w:type="dxa" w:w="4032"/>
+          </w:tcPr>
+          <w:p>
+            <w:r>
+              <w:rPr>
+                <w:sz w:val="19"/>
+              </w:rPr>
+              <w:t>/auth/users/search/</w:t>
+            </w:r>
+          </w:p>
+        </w:tc>
+        <w:tc>
+          <w:tcPr>
+            <w:tcW w:type="dxa" w:w="2016"/>
+          </w:tcPr>
+          <w:p>
+            <w:r>
+              <w:rPr>
+                <w:sz w:val="19"/>
+              </w:rPr>
+              <w:t>Bearer JWT</w:t>
+            </w:r>
+          </w:p>
+        </w:tc>
+        <w:tc>
+          <w:tcPr>
+            <w:tcW w:type="dxa" w:w="576"/>
+          </w:tcPr>
+          <w:p>
+            <w:r>
+              <w:rPr>
+                <w:sz w:val="19"/>
+              </w:rPr>
+              <w:t>S10</w:t>
+            </w:r>
+          </w:p>
+        </w:tc>
+      </w:tr>
+      <w:tr>
+        <w:tc>
+          <w:tcPr>
+            <w:tcW w:type="dxa" w:w="432"/>
+            <w:shd w:val="clear" w:color="auto" w:fill="DEEAF1"/>
+          </w:tcPr>
+          <w:p>
+            <w:r>
+              <w:rPr>
+                <w:sz w:val="19"/>
+              </w:rPr>
+              <w:t>57</w:t>
+            </w:r>
+          </w:p>
+        </w:tc>
+        <w:tc>
+          <w:tcPr>
+            <w:tcW w:type="dxa" w:w="1008"/>
+            <w:shd w:val="clear" w:color="auto" w:fill="DEEAF1"/>
+          </w:tcPr>
+          <w:p>
+            <w:r>
+              <w:rPr>
+                <w:sz w:val="19"/>
+              </w:rPr>
+              <w:t>POST</w:t>
+            </w:r>
+          </w:p>
+        </w:tc>
+        <w:tc>
+          <w:tcPr>
+            <w:tcW w:type="dxa" w:w="4032"/>
+            <w:shd w:val="clear" w:color="auto" w:fill="DEEAF1"/>
+          </w:tcPr>
+          <w:p>
+            <w:r>
+              <w:rPr>
+                <w:sz w:val="19"/>
+              </w:rPr>
+              <w:t>/groups/</w:t>
+            </w:r>
+          </w:p>
+        </w:tc>
+        <w:tc>
+          <w:tcPr>
+            <w:tcW w:type="dxa" w:w="2016"/>
+            <w:shd w:val="clear" w:color="auto" w:fill="DEEAF1"/>
+          </w:tcPr>
+          <w:p>
+            <w:r>
+              <w:rPr>
+                <w:sz w:val="19"/>
+              </w:rPr>
+              <w:t>Bearer JWT</w:t>
+            </w:r>
+          </w:p>
+        </w:tc>
+        <w:tc>
+          <w:tcPr>
+            <w:tcW w:type="dxa" w:w="576"/>
+            <w:shd w:val="clear" w:color="auto" w:fill="DEEAF1"/>
+          </w:tcPr>
+          <w:p>
+            <w:r>
+              <w:rPr>
+                <w:sz w:val="19"/>
+              </w:rPr>
+              <w:t>S10</w:t>
+            </w:r>
+          </w:p>
+        </w:tc>
+      </w:tr>
+      <w:tr>
+        <w:tc>
+          <w:tcPr>
+            <w:tcW w:type="dxa" w:w="432"/>
+          </w:tcPr>
+          <w:p>
+            <w:r>
+              <w:rPr>
+                <w:sz w:val="19"/>
+              </w:rPr>
+              <w:t>58</w:t>
+            </w:r>
+          </w:p>
+        </w:tc>
+        <w:tc>
+          <w:tcPr>
+            <w:tcW w:type="dxa" w:w="1008"/>
+          </w:tcPr>
+          <w:p>
+            <w:r>
+              <w:rPr>
+                <w:sz w:val="19"/>
+              </w:rPr>
+              <w:t>GET</w:t>
+            </w:r>
+          </w:p>
+        </w:tc>
+        <w:tc>
+          <w:tcPr>
+            <w:tcW w:type="dxa" w:w="4032"/>
+          </w:tcPr>
+          <w:p>
+            <w:r>
+              <w:rPr>
+                <w:sz w:val="19"/>
+              </w:rPr>
+              <w:t>/groups/</w:t>
+            </w:r>
+          </w:p>
+        </w:tc>
+        <w:tc>
+          <w:tcPr>
+            <w:tcW w:type="dxa" w:w="2016"/>
+          </w:tcPr>
+          <w:p>
+            <w:r>
+              <w:rPr>
+                <w:sz w:val="19"/>
+              </w:rPr>
+              <w:t>Bearer JWT</w:t>
+            </w:r>
+          </w:p>
+        </w:tc>
+        <w:tc>
+          <w:tcPr>
+            <w:tcW w:type="dxa" w:w="576"/>
+          </w:tcPr>
+          <w:p>
+            <w:r>
+              <w:rPr>
+                <w:sz w:val="19"/>
+              </w:rPr>
+              <w:t>S10</w:t>
+            </w:r>
+          </w:p>
+        </w:tc>
+      </w:tr>
+      <w:tr>
+        <w:tc>
+          <w:tcPr>
+            <w:tcW w:type="dxa" w:w="432"/>
+            <w:shd w:val="clear" w:color="auto" w:fill="DEEAF1"/>
+          </w:tcPr>
+          <w:p>
+            <w:r>
+              <w:rPr>
+                <w:sz w:val="19"/>
+              </w:rPr>
+              <w:t>59</w:t>
+            </w:r>
+          </w:p>
+        </w:tc>
+        <w:tc>
+          <w:tcPr>
+            <w:tcW w:type="dxa" w:w="1008"/>
+            <w:shd w:val="clear" w:color="auto" w:fill="DEEAF1"/>
+          </w:tcPr>
+          <w:p>
+            <w:r>
+              <w:rPr>
+                <w:sz w:val="19"/>
+              </w:rPr>
+              <w:t>GET</w:t>
+            </w:r>
+          </w:p>
+        </w:tc>
+        <w:tc>
+          <w:tcPr>
+            <w:tcW w:type="dxa" w:w="4032"/>
+            <w:shd w:val="clear" w:color="auto" w:fill="DEEAF1"/>
+          </w:tcPr>
+          <w:p>
+            <w:r>
+              <w:rPr>
+                <w:sz w:val="19"/>
+              </w:rPr>
+              <w:t>/groups/&lt;uuid&gt;/</w:t>
+            </w:r>
+          </w:p>
+        </w:tc>
+        <w:tc>
+          <w:tcPr>
+            <w:tcW w:type="dxa" w:w="2016"/>
+            <w:shd w:val="clear" w:color="auto" w:fill="DEEAF1"/>
+          </w:tcPr>
+          <w:p>
+            <w:r>
+              <w:rPr>
+                <w:sz w:val="19"/>
+              </w:rPr>
+              <w:t>Member JWT</w:t>
+            </w:r>
+          </w:p>
+        </w:tc>
+        <w:tc>
+          <w:tcPr>
+            <w:tcW w:type="dxa" w:w="576"/>
+            <w:shd w:val="clear" w:color="auto" w:fill="DEEAF1"/>
+          </w:tcPr>
+          <w:p>
+            <w:r>
+              <w:rPr>
+                <w:sz w:val="19"/>
+              </w:rPr>
+              <w:t>S10</w:t>
+            </w:r>
+          </w:p>
+        </w:tc>
+      </w:tr>
+      <w:tr>
+        <w:tc>
+          <w:tcPr>
+            <w:tcW w:type="dxa" w:w="432"/>
+          </w:tcPr>
+          <w:p>
+            <w:r>
+              <w:rPr>
+                <w:sz w:val="19"/>
+              </w:rPr>
+              <w:t>60</w:t>
+            </w:r>
+          </w:p>
+        </w:tc>
+        <w:tc>
+          <w:tcPr>
+            <w:tcW w:type="dxa" w:w="1008"/>
+          </w:tcPr>
+          <w:p>
+            <w:r>
+              <w:rPr>
+                <w:sz w:val="19"/>
+              </w:rPr>
+              <w:t>DELETE</w:t>
+            </w:r>
+          </w:p>
+        </w:tc>
+        <w:tc>
+          <w:tcPr>
+            <w:tcW w:type="dxa" w:w="4032"/>
+          </w:tcPr>
+          <w:p>
+            <w:r>
+              <w:rPr>
+                <w:sz w:val="19"/>
+              </w:rPr>
+              <w:t>/groups/&lt;uuid&gt;/</w:t>
+            </w:r>
+          </w:p>
+        </w:tc>
+        <w:tc>
+          <w:tcPr>
+            <w:tcW w:type="dxa" w:w="2016"/>
+          </w:tcPr>
+          <w:p>
+            <w:r>
+              <w:rPr>
+                <w:sz w:val="19"/>
+              </w:rPr>
+              <w:t>Creator JWT</w:t>
+            </w:r>
+          </w:p>
+        </w:tc>
+        <w:tc>
+          <w:tcPr>
+            <w:tcW w:type="dxa" w:w="576"/>
+          </w:tcPr>
+          <w:p>
+            <w:r>
+              <w:rPr>
+                <w:sz w:val="19"/>
+              </w:rPr>
+              <w:t>S10</w:t>
+            </w:r>
+          </w:p>
+        </w:tc>
+      </w:tr>
+      <w:tr>
+        <w:tc>
+          <w:tcPr>
+            <w:tcW w:type="dxa" w:w="432"/>
+            <w:shd w:val="clear" w:color="auto" w:fill="DEEAF1"/>
+          </w:tcPr>
+          <w:p>
+            <w:r>
+              <w:rPr>
+                <w:sz w:val="19"/>
+              </w:rPr>
+              <w:t>61</w:t>
+            </w:r>
+          </w:p>
+        </w:tc>
+        <w:tc>
+          <w:tcPr>
+            <w:tcW w:type="dxa" w:w="1008"/>
+            <w:shd w:val="clear" w:color="auto" w:fill="DEEAF1"/>
+          </w:tcPr>
+          <w:p>
+            <w:r>
+              <w:rPr>
+                <w:sz w:val="19"/>
+              </w:rPr>
+              <w:t>POST</w:t>
+            </w:r>
+          </w:p>
+        </w:tc>
+        <w:tc>
+          <w:tcPr>
+            <w:tcW w:type="dxa" w:w="4032"/>
+            <w:shd w:val="clear" w:color="auto" w:fill="DEEAF1"/>
+          </w:tcPr>
+          <w:p>
+            <w:r>
+              <w:rPr>
+                <w:sz w:val="19"/>
+              </w:rPr>
+              <w:t>/groups/&lt;uuid&gt;/members/add/</w:t>
+            </w:r>
+          </w:p>
+        </w:tc>
+        <w:tc>
+          <w:tcPr>
+            <w:tcW w:type="dxa" w:w="2016"/>
+            <w:shd w:val="clear" w:color="auto" w:fill="DEEAF1"/>
+          </w:tcPr>
+          <w:p>
+            <w:r>
+              <w:rPr>
+                <w:sz w:val="19"/>
+              </w:rPr>
+              <w:t>Admin JWT</w:t>
+            </w:r>
+          </w:p>
+        </w:tc>
+        <w:tc>
+          <w:tcPr>
+            <w:tcW w:type="dxa" w:w="576"/>
+            <w:shd w:val="clear" w:color="auto" w:fill="DEEAF1"/>
+          </w:tcPr>
+          <w:p>
+            <w:r>
+              <w:rPr>
+                <w:sz w:val="19"/>
+              </w:rPr>
+              <w:t>S10</w:t>
+            </w:r>
+          </w:p>
+        </w:tc>
+      </w:tr>
+      <w:tr>
+        <w:tc>
+          <w:tcPr>
+            <w:tcW w:type="dxa" w:w="432"/>
+          </w:tcPr>
+          <w:p>
+            <w:r>
+              <w:rPr>
+                <w:sz w:val="19"/>
+              </w:rPr>
+              <w:t>62</w:t>
+            </w:r>
+          </w:p>
+        </w:tc>
+        <w:tc>
+          <w:tcPr>
+            <w:tcW w:type="dxa" w:w="1008"/>
+          </w:tcPr>
+          <w:p>
+            <w:r>
+              <w:rPr>
+                <w:sz w:val="19"/>
+              </w:rPr>
+              <w:t>DELETE</w:t>
+            </w:r>
+          </w:p>
+        </w:tc>
+        <w:tc>
+          <w:tcPr>
+            <w:tcW w:type="dxa" w:w="4032"/>
+          </w:tcPr>
+          <w:p>
+            <w:r>
+              <w:rPr>
+                <w:sz w:val="19"/>
+              </w:rPr>
+              <w:t>/groups/&lt;uuid&gt;/members/&lt;uuid&gt;/remove/</w:t>
+            </w:r>
+          </w:p>
+        </w:tc>
+        <w:tc>
+          <w:tcPr>
+            <w:tcW w:type="dxa" w:w="2016"/>
+          </w:tcPr>
+          <w:p>
+            <w:r>
+              <w:rPr>
+                <w:sz w:val="19"/>
+              </w:rPr>
+              <w:t>Admin JWT</w:t>
+            </w:r>
+          </w:p>
+        </w:tc>
+        <w:tc>
+          <w:tcPr>
+            <w:tcW w:type="dxa" w:w="576"/>
+          </w:tcPr>
+          <w:p>
+            <w:r>
+              <w:rPr>
+                <w:sz w:val="19"/>
+              </w:rPr>
+              <w:t>S10</w:t>
+            </w:r>
+          </w:p>
+        </w:tc>
+      </w:tr>
+      <w:tr>
+        <w:tc>
+          <w:tcPr>
+            <w:tcW w:type="dxa" w:w="432"/>
+            <w:shd w:val="clear" w:color="auto" w:fill="DEEAF1"/>
+          </w:tcPr>
+          <w:p>
+            <w:r>
+              <w:rPr>
+                <w:sz w:val="19"/>
+              </w:rPr>
+              <w:t>63</w:t>
+            </w:r>
+          </w:p>
+        </w:tc>
+        <w:tc>
+          <w:tcPr>
+            <w:tcW w:type="dxa" w:w="1008"/>
+            <w:shd w:val="clear" w:color="auto" w:fill="DEEAF1"/>
+          </w:tcPr>
+          <w:p>
+            <w:r>
+              <w:rPr>
+                <w:sz w:val="19"/>
+              </w:rPr>
+              <w:t>POST</w:t>
+            </w:r>
+          </w:p>
+        </w:tc>
+        <w:tc>
+          <w:tcPr>
+            <w:tcW w:type="dxa" w:w="4032"/>
+            <w:shd w:val="clear" w:color="auto" w:fill="DEEAF1"/>
+          </w:tcPr>
+          <w:p>
+            <w:r>
+              <w:rPr>
+                <w:sz w:val="19"/>
+              </w:rPr>
+              <w:t>/groups/&lt;uuid&gt;/members/&lt;uuid&gt;/make-admin/</w:t>
+            </w:r>
+          </w:p>
+        </w:tc>
+        <w:tc>
+          <w:tcPr>
+            <w:tcW w:type="dxa" w:w="2016"/>
+            <w:shd w:val="clear" w:color="auto" w:fill="DEEAF1"/>
+          </w:tcPr>
+          <w:p>
+            <w:r>
+              <w:rPr>
+                <w:sz w:val="19"/>
+              </w:rPr>
+              <w:t>Admin JWT</w:t>
+            </w:r>
+          </w:p>
+        </w:tc>
+        <w:tc>
+          <w:tcPr>
+            <w:tcW w:type="dxa" w:w="576"/>
+            <w:shd w:val="clear" w:color="auto" w:fill="DEEAF1"/>
+          </w:tcPr>
+          <w:p>
+            <w:r>
+              <w:rPr>
+                <w:sz w:val="19"/>
+              </w:rPr>
+              <w:t>S10</w:t>
+            </w:r>
+          </w:p>
+        </w:tc>
+      </w:tr>
+      <w:tr>
+        <w:tc>
+          <w:tcPr>
+            <w:tcW w:type="dxa" w:w="432"/>
+          </w:tcPr>
+          <w:p>
+            <w:r>
+              <w:rPr>
+                <w:sz w:val="19"/>
+              </w:rPr>
+              <w:t>64</w:t>
+            </w:r>
+          </w:p>
+        </w:tc>
+        <w:tc>
+          <w:tcPr>
+            <w:tcW w:type="dxa" w:w="1008"/>
+          </w:tcPr>
+          <w:p>
+            <w:r>
+              <w:rPr>
+                <w:sz w:val="19"/>
+              </w:rPr>
+              <w:t>POST</w:t>
+            </w:r>
+          </w:p>
+        </w:tc>
+        <w:tc>
+          <w:tcPr>
+            <w:tcW w:type="dxa" w:w="4032"/>
+          </w:tcPr>
+          <w:p>
+            <w:r>
+              <w:rPr>
+                <w:sz w:val="19"/>
+              </w:rPr>
+              <w:t>/groups/&lt;uuid&gt;/members/&lt;uuid&gt;/remove-admin/</w:t>
+            </w:r>
+          </w:p>
+        </w:tc>
+        <w:tc>
+          <w:tcPr>
+            <w:tcW w:type="dxa" w:w="2016"/>
+          </w:tcPr>
+          <w:p>
+            <w:r>
+              <w:rPr>
+                <w:sz w:val="19"/>
+              </w:rPr>
+              <w:t>Admin JWT</w:t>
+            </w:r>
+          </w:p>
+        </w:tc>
+        <w:tc>
+          <w:tcPr>
+            <w:tcW w:type="dxa" w:w="576"/>
+          </w:tcPr>
+          <w:p>
+            <w:r>
+              <w:rPr>
+                <w:sz w:val="19"/>
+              </w:rPr>
+              <w:t>S10</w:t>
+            </w:r>
+          </w:p>
+        </w:tc>
+      </w:tr>
+      <w:tr>
+        <w:tc>
+          <w:tcPr>
+            <w:tcW w:type="dxa" w:w="432"/>
+            <w:shd w:val="clear" w:color="auto" w:fill="DEEAF1"/>
+          </w:tcPr>
+          <w:p>
+            <w:r>
+              <w:rPr>
+                <w:sz w:val="19"/>
+              </w:rPr>
+              <w:t>65</w:t>
+            </w:r>
+          </w:p>
+        </w:tc>
+        <w:tc>
+          <w:tcPr>
+            <w:tcW w:type="dxa" w:w="1008"/>
+            <w:shd w:val="clear" w:color="auto" w:fill="DEEAF1"/>
+          </w:tcPr>
+          <w:p>
+            <w:r>
+              <w:rPr>
+                <w:sz w:val="19"/>
+              </w:rPr>
+              <w:t>POST</w:t>
+            </w:r>
+          </w:p>
+        </w:tc>
+        <w:tc>
+          <w:tcPr>
+            <w:tcW w:type="dxa" w:w="4032"/>
+            <w:shd w:val="clear" w:color="auto" w:fill="DEEAF1"/>
+          </w:tcPr>
+          <w:p>
+            <w:r>
+              <w:rPr>
+                <w:sz w:val="19"/>
+              </w:rPr>
+              <w:t>/groups/&lt;uuid&gt;/leave/</w:t>
+            </w:r>
+          </w:p>
+        </w:tc>
+        <w:tc>
+          <w:tcPr>
+            <w:tcW w:type="dxa" w:w="2016"/>
+            <w:shd w:val="clear" w:color="auto" w:fill="DEEAF1"/>
+          </w:tcPr>
+          <w:p>
+            <w:r>
+              <w:rPr>
+                <w:sz w:val="19"/>
+              </w:rPr>
+              <w:t>Member JWT</w:t>
+            </w:r>
+          </w:p>
+        </w:tc>
+        <w:tc>
+          <w:tcPr>
+            <w:tcW w:type="dxa" w:w="576"/>
+            <w:shd w:val="clear" w:color="auto" w:fill="DEEAF1"/>
+          </w:tcPr>
+          <w:p>
+            <w:r>
+              <w:rPr>
+                <w:sz w:val="19"/>
+              </w:rPr>
+              <w:t>S10</w:t>
+            </w:r>
+          </w:p>
+        </w:tc>
+      </w:tr>
+      <w:tr>
+        <w:tc>
+          <w:tcPr>
+            <w:tcW w:type="dxa" w:w="432"/>
+          </w:tcPr>
+          <w:p>
+            <w:r>
+              <w:rPr>
+                <w:sz w:val="19"/>
+              </w:rPr>
+              <w:t>66</w:t>
+            </w:r>
+          </w:p>
+        </w:tc>
+        <w:tc>
+          <w:tcPr>
+            <w:tcW w:type="dxa" w:w="1008"/>
+          </w:tcPr>
+          <w:p>
+            <w:r>
+              <w:rPr>
+                <w:sz w:val="19"/>
+              </w:rPr>
+              <w:t>GET</w:t>
+            </w:r>
+          </w:p>
+        </w:tc>
+        <w:tc>
+          <w:tcPr>
+            <w:tcW w:type="dxa" w:w="4032"/>
+          </w:tcPr>
+          <w:p>
+            <w:r>
+              <w:rPr>
+                <w:sz w:val="19"/>
+              </w:rPr>
+              <w:t>/groups/&lt;uuid&gt;/eligible-members/</w:t>
+            </w:r>
+          </w:p>
+        </w:tc>
+        <w:tc>
+          <w:tcPr>
+            <w:tcW w:type="dxa" w:w="2016"/>
+          </w:tcPr>
+          <w:p>
+            <w:r>
+              <w:rPr>
+                <w:sz w:val="19"/>
+              </w:rPr>
+              <w:t>Admin JWT</w:t>
+            </w:r>
+          </w:p>
+        </w:tc>
+        <w:tc>
+          <w:tcPr>
+            <w:tcW w:type="dxa" w:w="576"/>
+          </w:tcPr>
+          <w:p>
+            <w:r>
+              <w:rPr>
+                <w:sz w:val="19"/>
+              </w:rPr>
+              <w:t>S10</w:t>
+            </w:r>
+          </w:p>
+        </w:tc>
+      </w:tr>
+      <w:tr>
+        <w:tc>
+          <w:tcPr>
+            <w:tcW w:type="dxa" w:w="432"/>
+            <w:shd w:val="clear" w:color="auto" w:fill="DEEAF1"/>
+          </w:tcPr>
+          <w:p>
+            <w:r>
+              <w:rPr>
+                <w:sz w:val="19"/>
+              </w:rPr>
+              <w:t>67</w:t>
+            </w:r>
+          </w:p>
+        </w:tc>
+        <w:tc>
+          <w:tcPr>
+            <w:tcW w:type="dxa" w:w="1008"/>
+            <w:shd w:val="clear" w:color="auto" w:fill="DEEAF1"/>
+          </w:tcPr>
+          <w:p>
+            <w:r>
+              <w:rPr>
+                <w:sz w:val="19"/>
+              </w:rPr>
+              <w:t>GET</w:t>
+            </w:r>
+          </w:p>
+        </w:tc>
+        <w:tc>
+          <w:tcPr>
+            <w:tcW w:type="dxa" w:w="4032"/>
+            <w:shd w:val="clear" w:color="auto" w:fill="DEEAF1"/>
+          </w:tcPr>
+          <w:p>
+            <w:r>
+              <w:rPr>
+                <w:sz w:val="19"/>
+              </w:rPr>
+              <w:t>/groups/&lt;uuid&gt;/products/</w:t>
+            </w:r>
+          </w:p>
+        </w:tc>
+        <w:tc>
+          <w:tcPr>
+            <w:tcW w:type="dxa" w:w="2016"/>
+            <w:shd w:val="clear" w:color="auto" w:fill="DEEAF1"/>
+          </w:tcPr>
+          <w:p>
+            <w:r>
+              <w:rPr>
+                <w:sz w:val="19"/>
+              </w:rPr>
+              <w:t>Member JWT</w:t>
+            </w:r>
+          </w:p>
+        </w:tc>
+        <w:tc>
+          <w:tcPr>
+            <w:tcW w:type="dxa" w:w="576"/>
+            <w:shd w:val="clear" w:color="auto" w:fill="DEEAF1"/>
+          </w:tcPr>
+          <w:p>
+            <w:r>
+              <w:rPr>
+                <w:sz w:val="19"/>
+              </w:rPr>
+              <w:t>S10</w:t>
+            </w:r>
+          </w:p>
+        </w:tc>
+      </w:tr>
+      <w:tr>
+        <w:tc>
+          <w:tcPr>
+            <w:tcW w:type="dxa" w:w="432"/>
+          </w:tcPr>
+          <w:p>
+            <w:r>
+              <w:rPr>
+                <w:sz w:val="19"/>
+              </w:rPr>
+              <w:t>68</w:t>
+            </w:r>
+          </w:p>
+        </w:tc>
+        <w:tc>
+          <w:tcPr>
+            <w:tcW w:type="dxa" w:w="1008"/>
+          </w:tcPr>
+          <w:p>
+            <w:r>
+              <w:rPr>
+                <w:sz w:val="19"/>
+              </w:rPr>
+              <w:t>POST</w:t>
+            </w:r>
+          </w:p>
+        </w:tc>
+        <w:tc>
+          <w:tcPr>
+            <w:tcW w:type="dxa" w:w="4032"/>
+          </w:tcPr>
+          <w:p>
+            <w:r>
+              <w:rPr>
+                <w:sz w:val="19"/>
+              </w:rPr>
+              <w:t>/groups/&lt;uuid&gt;/products/</w:t>
+            </w:r>
+          </w:p>
+        </w:tc>
+        <w:tc>
+          <w:tcPr>
+            <w:tcW w:type="dxa" w:w="2016"/>
+          </w:tcPr>
+          <w:p>
+            <w:r>
+              <w:rPr>
+                <w:sz w:val="19"/>
+              </w:rPr>
+              <w:t>Member JWT</w:t>
+            </w:r>
+          </w:p>
+        </w:tc>
+        <w:tc>
+          <w:tcPr>
+            <w:tcW w:type="dxa" w:w="576"/>
+          </w:tcPr>
+          <w:p>
+            <w:r>
+              <w:rPr>
+                <w:sz w:val="19"/>
+              </w:rPr>
+              <w:t>S10</w:t>
+            </w:r>
+          </w:p>
+        </w:tc>
+      </w:tr>
+      <w:tr>
+        <w:tc>
+          <w:tcPr>
+            <w:tcW w:type="dxa" w:w="432"/>
+            <w:shd w:val="clear" w:color="auto" w:fill="DEEAF1"/>
+          </w:tcPr>
+          <w:p>
+            <w:r>
+              <w:rPr>
+                <w:sz w:val="19"/>
+              </w:rPr>
+              <w:t>69</w:t>
+            </w:r>
+          </w:p>
+        </w:tc>
+        <w:tc>
+          <w:tcPr>
+            <w:tcW w:type="dxa" w:w="1008"/>
+            <w:shd w:val="clear" w:color="auto" w:fill="DEEAF1"/>
+          </w:tcPr>
+          <w:p>
+            <w:r>
+              <w:rPr>
+                <w:sz w:val="19"/>
+              </w:rPr>
+              <w:t>POST</w:t>
+            </w:r>
+          </w:p>
+        </w:tc>
+        <w:tc>
+          <w:tcPr>
+            <w:tcW w:type="dxa" w:w="4032"/>
+            <w:shd w:val="clear" w:color="auto" w:fill="DEEAF1"/>
+          </w:tcPr>
+          <w:p>
+            <w:r>
+              <w:rPr>
+                <w:sz w:val="19"/>
+              </w:rPr>
+              <w:t>/groups/&lt;uuid&gt;/products/&lt;uuid&gt;/finalize/</w:t>
+            </w:r>
+          </w:p>
+        </w:tc>
+        <w:tc>
+          <w:tcPr>
+            <w:tcW w:type="dxa" w:w="2016"/>
+            <w:shd w:val="clear" w:color="auto" w:fill="DEEAF1"/>
+          </w:tcPr>
+          <w:p>
+            <w:r>
+              <w:rPr>
+                <w:sz w:val="19"/>
+              </w:rPr>
+              <w:t>Admin JWT</w:t>
+            </w:r>
+          </w:p>
+        </w:tc>
+        <w:tc>
+          <w:tcPr>
+            <w:tcW w:type="dxa" w:w="576"/>
+            <w:shd w:val="clear" w:color="auto" w:fill="DEEAF1"/>
+          </w:tcPr>
+          <w:p>
+            <w:r>
+              <w:rPr>
+                <w:sz w:val="19"/>
+              </w:rPr>
+              <w:t>S10</w:t>
+            </w:r>
+          </w:p>
+        </w:tc>
+      </w:tr>
     </w:tbl>
     <w:p/>
     <w:p>
@@ -17343,6 +18316,1280 @@
         <w:pStyle w:val="Heading1"/>
       </w:pPr>
       <w:r>
+        <w:t>Sprint 10 — Groups  (Steps 59–69)</w:t>
+      </w:r>
+    </w:p>
+    <w:p>
+      <w:r>
+        <w:rPr>
+          <w:b w:val="0"/>
+          <w:sz w:val="22"/>
+        </w:rPr>
+        <w:t>Collaborative shopping groups. Customers add friends by Profile ID. Vendors create exclusive groups for store followers. Phone numbers are never exposed.</w:t>
+      </w:r>
+    </w:p>
+    <w:p>
+      <w:pPr>
+        <w:ind w:left="288"/>
+        <w:shd w:val="clear" w:color="auto" w:fill="D1ECF1"/>
+      </w:pPr>
+      <w:r>
+        <w:rPr>
+          <w:i/>
+          <w:color w:val="0C5460"/>
+          <w:sz w:val="20"/>
+        </w:rPr>
+        <w:t xml:space="preserve">  💡  Profile ID format: NK-XXXXXXXX (e.g. NK-A3X9K2). Users see their own profile_id in GET /auth/me/.</w:t>
+      </w:r>
+    </w:p>
+    <w:p>
+      <w:pPr>
+        <w:pStyle w:val="Heading2"/>
+      </w:pPr>
+      <w:r>
+        <w:t>STEP 59 — Get Your Profile ID</w:t>
+      </w:r>
+    </w:p>
+    <w:p>
+      <w:pPr>
+        <w:spacing w:before="120"/>
+        <w:shd w:val="clear" w:color="auto" w:fill="D4EDDA"/>
+      </w:pPr>
+      <w:r>
+        <w:rPr>
+          <w:b/>
+          <w:color w:val="155524"/>
+          <w:sz w:val="20"/>
+        </w:rPr>
+        <w:t xml:space="preserve">  GET  </w:t>
+      </w:r>
+      <w:r>
+        <w:rPr>
+          <w:b/>
+          <w:color w:val="1F4E79"/>
+          <w:sz w:val="20"/>
+        </w:rPr>
+        <w:t xml:space="preserve">  {{base_url}}/auth/me/</w:t>
+      </w:r>
+      <w:r>
+        <w:rPr>
+          <w:i/>
+          <w:color w:val="777777"/>
+          <w:sz w:val="18"/>
+        </w:rPr>
+        <w:t xml:space="preserve">   [Bearer JWT]   [Sprint 10]</w:t>
+      </w:r>
+    </w:p>
+    <w:p>
+      <w:r>
+        <w:rPr>
+          <w:b w:val="0"/>
+          <w:sz w:val="22"/>
+        </w:rPr>
+        <w:t>No body. Returns your profile including profile_id.</w:t>
+      </w:r>
+    </w:p>
+    <w:p>
+      <w:r>
+        <w:rPr>
+          <w:b/>
+          <w:sz w:val="20"/>
+        </w:rPr>
+        <w:t>Expected Response  200 OK (new field):</w:t>
+      </w:r>
+    </w:p>
+    <w:p>
+      <w:pPr>
+        <w:spacing w:before="40" w:after="40"/>
+        <w:ind w:left="288"/>
+        <w:shd w:val="clear" w:color="auto" w:fill="F0F0F0"/>
+      </w:pPr>
+      <w:r>
+        <w:rPr>
+          <w:rFonts w:ascii="Courier New" w:hAnsi="Courier New"/>
+          <w:color w:val="1A1A8C"/>
+          <w:sz w:val="18"/>
+        </w:rPr>
+        <w:t>{</w:t>
+        <w:br/>
+        <w:t xml:space="preserve">  "id": "...",</w:t>
+        <w:br/>
+        <w:t xml:space="preserve">  "profile_id": "NK-A3X9K2",</w:t>
+        <w:br/>
+        <w:t xml:space="preserve">  "phone_number": "+919999999999",</w:t>
+        <w:br/>
+        <w:t xml:space="preserve">  "role": "customer",</w:t>
+        <w:br/>
+        <w:t xml:space="preserve">  "full_name": "Rahul Kumar",</w:t>
+        <w:br/>
+        <w:t xml:space="preserve">  ...</w:t>
+        <w:br/>
+        <w:t>}</w:t>
+      </w:r>
+    </w:p>
+    <w:p>
+      <w:pPr>
+        <w:ind w:left="288"/>
+        <w:shd w:val="clear" w:color="auto" w:fill="D1ECF1"/>
+      </w:pPr>
+      <w:r>
+        <w:rPr>
+          <w:i/>
+          <w:color w:val="0C5460"/>
+          <w:sz w:val="20"/>
+        </w:rPr>
+        <w:t xml:space="preserve">  💡  Share your profile_id with friends so they can add you to a group. It is private — only share with people you trust.</w:t>
+      </w:r>
+    </w:p>
+    <w:p>
+      <w:pPr>
+        <w:pStyle w:val="Heading2"/>
+      </w:pPr>
+      <w:r>
+        <w:t>STEP 60 — Search User by Profile ID</w:t>
+      </w:r>
+    </w:p>
+    <w:p>
+      <w:pPr>
+        <w:spacing w:before="120"/>
+        <w:shd w:val="clear" w:color="auto" w:fill="D4EDDA"/>
+      </w:pPr>
+      <w:r>
+        <w:rPr>
+          <w:b/>
+          <w:color w:val="155524"/>
+          <w:sz w:val="20"/>
+        </w:rPr>
+        <w:t xml:space="preserve">  GET  </w:t>
+      </w:r>
+      <w:r>
+        <w:rPr>
+          <w:b/>
+          <w:color w:val="1F4E79"/>
+          <w:sz w:val="20"/>
+        </w:rPr>
+        <w:t xml:space="preserve">  {{base_url}}/auth/users/search/?profile_id=NK-A3X9K2</w:t>
+      </w:r>
+      <w:r>
+        <w:rPr>
+          <w:i/>
+          <w:color w:val="777777"/>
+          <w:sz w:val="18"/>
+        </w:rPr>
+        <w:t xml:space="preserve">   [Bearer JWT]   [Sprint 10]</w:t>
+      </w:r>
+    </w:p>
+    <w:p>
+      <w:r>
+        <w:rPr>
+          <w:b w:val="0"/>
+          <w:sz w:val="22"/>
+        </w:rPr>
+        <w:t>No body. Returns name and profile_id only — phone is never exposed.</w:t>
+      </w:r>
+    </w:p>
+    <w:p>
+      <w:r>
+        <w:rPr>
+          <w:b/>
+          <w:sz w:val="20"/>
+        </w:rPr>
+        <w:t>Expected Response  200 OK:</w:t>
+      </w:r>
+    </w:p>
+    <w:p>
+      <w:pPr>
+        <w:spacing w:before="40" w:after="40"/>
+        <w:ind w:left="288"/>
+        <w:shd w:val="clear" w:color="auto" w:fill="F0F0F0"/>
+      </w:pPr>
+      <w:r>
+        <w:rPr>
+          <w:rFonts w:ascii="Courier New" w:hAnsi="Courier New"/>
+          <w:color w:val="1A1A8C"/>
+          <w:sz w:val="18"/>
+        </w:rPr>
+        <w:t>{</w:t>
+        <w:br/>
+        <w:t xml:space="preserve">  "id": "...",</w:t>
+        <w:br/>
+        <w:t xml:space="preserve">  "profile_id": "NK-A3X9K2",</w:t>
+        <w:br/>
+        <w:t xml:space="preserve">  "full_name": "Priya Sharma"</w:t>
+        <w:br/>
+        <w:t>}</w:t>
+      </w:r>
+    </w:p>
+    <w:p>
+      <w:pPr>
+        <w:ind w:left="288"/>
+        <w:shd w:val="clear" w:color="auto" w:fill="D4EDDA"/>
+      </w:pPr>
+      <w:r>
+        <w:rPr>
+          <w:i/>
+          <w:color w:val="155724"/>
+          <w:sz w:val="20"/>
+        </w:rPr>
+        <w:t xml:space="preserve">  ✅  Use this to confirm you have the right person before adding them to a group.</w:t>
+      </w:r>
+    </w:p>
+    <w:p>
+      <w:pPr>
+        <w:pStyle w:val="Heading2"/>
+      </w:pPr>
+      <w:r>
+        <w:t>STEP 61 — Create Customer Group</w:t>
+      </w:r>
+    </w:p>
+    <w:p>
+      <w:pPr>
+        <w:spacing w:before="120"/>
+        <w:shd w:val="clear" w:color="auto" w:fill="CCE5FF"/>
+      </w:pPr>
+      <w:r>
+        <w:rPr>
+          <w:b/>
+          <w:color w:val="004DAA"/>
+          <w:sz w:val="20"/>
+        </w:rPr>
+        <w:t xml:space="preserve">  POST  </w:t>
+      </w:r>
+      <w:r>
+        <w:rPr>
+          <w:b/>
+          <w:color w:val="1F4E79"/>
+          <w:sz w:val="20"/>
+        </w:rPr>
+        <w:t xml:space="preserve">  {{base_url}}/groups/</w:t>
+      </w:r>
+      <w:r>
+        <w:rPr>
+          <w:i/>
+          <w:color w:val="777777"/>
+          <w:sz w:val="18"/>
+        </w:rPr>
+        <w:t xml:space="preserve">   [Bearer JWT]   [Sprint 10]</w:t>
+      </w:r>
+    </w:p>
+    <w:p>
+      <w:r>
+        <w:rPr>
+          <w:b/>
+          <w:sz w:val="20"/>
+        </w:rPr>
+        <w:t>Body:</w:t>
+      </w:r>
+    </w:p>
+    <w:p>
+      <w:pPr>
+        <w:spacing w:before="40" w:after="40"/>
+        <w:ind w:left="288"/>
+        <w:shd w:val="clear" w:color="auto" w:fill="F0F0F0"/>
+      </w:pPr>
+      <w:r>
+        <w:rPr>
+          <w:rFonts w:ascii="Courier New" w:hAnsi="Courier New"/>
+          <w:color w:val="1A1A8C"/>
+          <w:sz w:val="18"/>
+        </w:rPr>
+        <w:t>{</w:t>
+        <w:br/>
+        <w:t xml:space="preserve">  "name": "Weekend Shopping",</w:t>
+        <w:br/>
+        <w:t xml:space="preserve">  "group_type": "customer"</w:t>
+        <w:br/>
+        <w:t>}</w:t>
+      </w:r>
+    </w:p>
+    <w:p>
+      <w:r>
+        <w:rPr>
+          <w:b/>
+          <w:sz w:val="20"/>
+        </w:rPr>
+        <w:t>Auto-save Tests script:</w:t>
+      </w:r>
+    </w:p>
+    <w:p>
+      <w:pPr>
+        <w:spacing w:before="40" w:after="40"/>
+        <w:ind w:left="288"/>
+        <w:shd w:val="clear" w:color="auto" w:fill="F0F0F0"/>
+      </w:pPr>
+      <w:r>
+        <w:rPr>
+          <w:rFonts w:ascii="Courier New" w:hAnsi="Courier New"/>
+          <w:color w:val="1A1A8C"/>
+          <w:sz w:val="18"/>
+        </w:rPr>
+        <w:t>const r = pm.response.json();</w:t>
+        <w:br/>
+        <w:t>if (r.id) { pm.environment.set("group_id", r.id); }</w:t>
+      </w:r>
+    </w:p>
+    <w:p>
+      <w:r>
+        <w:rPr>
+          <w:b/>
+          <w:sz w:val="20"/>
+        </w:rPr>
+        <w:t>Expected Response  201 Created:</w:t>
+      </w:r>
+    </w:p>
+    <w:p>
+      <w:pPr>
+        <w:spacing w:before="40" w:after="40"/>
+        <w:ind w:left="288"/>
+        <w:shd w:val="clear" w:color="auto" w:fill="F0F0F0"/>
+      </w:pPr>
+      <w:r>
+        <w:rPr>
+          <w:rFonts w:ascii="Courier New" w:hAnsi="Courier New"/>
+          <w:color w:val="1A1A8C"/>
+          <w:sz w:val="18"/>
+        </w:rPr>
+        <w:t>{</w:t>
+        <w:br/>
+        <w:t xml:space="preserve">  "id": "...",</w:t>
+        <w:br/>
+        <w:t xml:space="preserve">  "name": "Weekend Shopping",</w:t>
+        <w:br/>
+        <w:t xml:space="preserve">  "group_type": "customer",</w:t>
+        <w:br/>
+        <w:t xml:space="preserve">  "member_count": 1,</w:t>
+        <w:br/>
+        <w:t xml:space="preserve">  "created_by_name": "Rahul Kumar",</w:t>
+        <w:br/>
+        <w:t xml:space="preserve">  "created_by_profile_id": "NK-A3X9K2",</w:t>
+        <w:br/>
+        <w:t xml:space="preserve">  "store_name": null,</w:t>
+        <w:br/>
+        <w:t xml:space="preserve">  "is_active": true,</w:t>
+        <w:br/>
+        <w:t xml:space="preserve">  "created_at": "..."</w:t>
+        <w:br/>
+        <w:t>}</w:t>
+      </w:r>
+    </w:p>
+    <w:p>
+      <w:pPr>
+        <w:pStyle w:val="Heading2"/>
+      </w:pPr>
+      <w:r>
+        <w:t>STEP 62 — Create Vendor Group</w:t>
+      </w:r>
+    </w:p>
+    <w:p>
+      <w:pPr>
+        <w:spacing w:before="120"/>
+        <w:shd w:val="clear" w:color="auto" w:fill="CCE5FF"/>
+      </w:pPr>
+      <w:r>
+        <w:rPr>
+          <w:b/>
+          <w:color w:val="004DAA"/>
+          <w:sz w:val="20"/>
+        </w:rPr>
+        <w:t xml:space="preserve">  POST  </w:t>
+      </w:r>
+      <w:r>
+        <w:rPr>
+          <w:b/>
+          <w:color w:val="1F4E79"/>
+          <w:sz w:val="20"/>
+        </w:rPr>
+        <w:t xml:space="preserve">  {{base_url}}/groups/</w:t>
+      </w:r>
+      <w:r>
+        <w:rPr>
+          <w:i/>
+          <w:color w:val="777777"/>
+          <w:sz w:val="18"/>
+        </w:rPr>
+        <w:t xml:space="preserve">   [Vendor JWT]   [Sprint 10]</w:t>
+      </w:r>
+    </w:p>
+    <w:p>
+      <w:r>
+        <w:rPr>
+          <w:b/>
+          <w:sz w:val="20"/>
+        </w:rPr>
+        <w:t>Body:</w:t>
+      </w:r>
+    </w:p>
+    <w:p>
+      <w:pPr>
+        <w:spacing w:before="40" w:after="40"/>
+        <w:ind w:left="288"/>
+        <w:shd w:val="clear" w:color="auto" w:fill="F0F0F0"/>
+      </w:pPr>
+      <w:r>
+        <w:rPr>
+          <w:rFonts w:ascii="Courier New" w:hAnsi="Courier New"/>
+          <w:color w:val="1A1A8C"/>
+          <w:sz w:val="18"/>
+        </w:rPr>
+        <w:t>{</w:t>
+        <w:br/>
+        <w:t xml:space="preserve">  "name": "VIP Followers Deal",</w:t>
+        <w:br/>
+        <w:t xml:space="preserve">  "group_type": "vendor"</w:t>
+        <w:br/>
+        <w:t>}</w:t>
+      </w:r>
+    </w:p>
+    <w:p>
+      <w:r>
+        <w:rPr>
+          <w:b/>
+          <w:sz w:val="20"/>
+        </w:rPr>
+        <w:t>Expected Response  201 Created:</w:t>
+      </w:r>
+    </w:p>
+    <w:p>
+      <w:pPr>
+        <w:spacing w:before="40" w:after="40"/>
+        <w:ind w:left="288"/>
+        <w:shd w:val="clear" w:color="auto" w:fill="F0F0F0"/>
+      </w:pPr>
+      <w:r>
+        <w:rPr>
+          <w:rFonts w:ascii="Courier New" w:hAnsi="Courier New"/>
+          <w:color w:val="1A1A8C"/>
+          <w:sz w:val="18"/>
+        </w:rPr>
+        <w:t>{</w:t>
+        <w:br/>
+        <w:t xml:space="preserve">  "id": "...",</w:t>
+        <w:br/>
+        <w:t xml:space="preserve">  "group_type": "vendor",</w:t>
+        <w:br/>
+        <w:t xml:space="preserve">  "store_name": "Chennai Silk House",</w:t>
+        <w:br/>
+        <w:t xml:space="preserve">  ...</w:t>
+        <w:br/>
+        <w:t>}</w:t>
+      </w:r>
+    </w:p>
+    <w:p>
+      <w:pPr>
+        <w:ind w:left="288"/>
+        <w:shd w:val="clear" w:color="auto" w:fill="F8D7DA"/>
+      </w:pPr>
+      <w:r>
+        <w:rPr>
+          <w:i/>
+          <w:color w:val="7B1D1D"/>
+          <w:sz w:val="20"/>
+        </w:rPr>
+        <w:t xml:space="preserve">  🚫  Customer token with group_type=vendor → 400 — Only vendors can create vendor groups.</w:t>
+      </w:r>
+    </w:p>
+    <w:p>
+      <w:pPr>
+        <w:pStyle w:val="Heading2"/>
+      </w:pPr>
+      <w:r>
+        <w:t>STEP 63 — Add Member to Customer Group (by Profile ID)</w:t>
+      </w:r>
+    </w:p>
+    <w:p>
+      <w:pPr>
+        <w:spacing w:before="120"/>
+        <w:shd w:val="clear" w:color="auto" w:fill="CCE5FF"/>
+      </w:pPr>
+      <w:r>
+        <w:rPr>
+          <w:b/>
+          <w:color w:val="004DAA"/>
+          <w:sz w:val="20"/>
+        </w:rPr>
+        <w:t xml:space="preserve">  POST  </w:t>
+      </w:r>
+      <w:r>
+        <w:rPr>
+          <w:b/>
+          <w:color w:val="1F4E79"/>
+          <w:sz w:val="20"/>
+        </w:rPr>
+        <w:t xml:space="preserve">  {{base_url}}/groups/{{group_id}}/members/add/</w:t>
+      </w:r>
+      <w:r>
+        <w:rPr>
+          <w:i/>
+          <w:color w:val="777777"/>
+          <w:sz w:val="18"/>
+        </w:rPr>
+        <w:t xml:space="preserve">   [Admin JWT]   [Sprint 10]</w:t>
+      </w:r>
+    </w:p>
+    <w:p>
+      <w:r>
+        <w:rPr>
+          <w:b/>
+          <w:sz w:val="20"/>
+        </w:rPr>
+        <w:t>Body:</w:t>
+      </w:r>
+    </w:p>
+    <w:p>
+      <w:pPr>
+        <w:spacing w:before="40" w:after="40"/>
+        <w:ind w:left="288"/>
+        <w:shd w:val="clear" w:color="auto" w:fill="F0F0F0"/>
+      </w:pPr>
+      <w:r>
+        <w:rPr>
+          <w:rFonts w:ascii="Courier New" w:hAnsi="Courier New"/>
+          <w:color w:val="1A1A8C"/>
+          <w:sz w:val="18"/>
+        </w:rPr>
+        <w:t>{</w:t>
+        <w:br/>
+        <w:t xml:space="preserve">  "profile_id": "NK-B7Y3Z1"</w:t>
+        <w:br/>
+        <w:t>}</w:t>
+      </w:r>
+    </w:p>
+    <w:p>
+      <w:r>
+        <w:rPr>
+          <w:b/>
+          <w:sz w:val="20"/>
+        </w:rPr>
+        <w:t>Expected Response  201:</w:t>
+      </w:r>
+    </w:p>
+    <w:p>
+      <w:pPr>
+        <w:spacing w:before="40" w:after="40"/>
+        <w:ind w:left="288"/>
+        <w:shd w:val="clear" w:color="auto" w:fill="F0F0F0"/>
+      </w:pPr>
+      <w:r>
+        <w:rPr>
+          <w:rFonts w:ascii="Courier New" w:hAnsi="Courier New"/>
+          <w:color w:val="1A1A8C"/>
+          <w:sz w:val="18"/>
+        </w:rPr>
+        <w:t>{ "message": "Priya Sharma added to group." }</w:t>
+      </w:r>
+    </w:p>
+    <w:p>
+      <w:pPr>
+        <w:ind w:left="288"/>
+        <w:shd w:val="clear" w:color="auto" w:fill="F8D7DA"/>
+      </w:pPr>
+      <w:r>
+        <w:rPr>
+          <w:i/>
+          <w:color w:val="7B1D1D"/>
+          <w:sz w:val="20"/>
+        </w:rPr>
+        <w:t xml:space="preserve">  🚫  Wrong profile_id → 404 — No user found with this Profile ID.</w:t>
+      </w:r>
+    </w:p>
+    <w:p>
+      <w:pPr>
+        <w:pStyle w:val="Heading2"/>
+      </w:pPr>
+      <w:r>
+        <w:t>STEP 64 — Eligible Members + Add to Vendor Group</w:t>
+      </w:r>
+    </w:p>
+    <w:p>
+      <w:pPr>
+        <w:spacing w:before="120"/>
+        <w:shd w:val="clear" w:color="auto" w:fill="D4EDDA"/>
+      </w:pPr>
+      <w:r>
+        <w:rPr>
+          <w:b/>
+          <w:color w:val="155524"/>
+          <w:sz w:val="20"/>
+        </w:rPr>
+        <w:t xml:space="preserve">  GET  </w:t>
+      </w:r>
+      <w:r>
+        <w:rPr>
+          <w:b/>
+          <w:color w:val="1F4E79"/>
+          <w:sz w:val="20"/>
+        </w:rPr>
+        <w:t xml:space="preserve">  {{base_url}}/groups/{{group_id}}/eligible-members/</w:t>
+      </w:r>
+      <w:r>
+        <w:rPr>
+          <w:i/>
+          <w:color w:val="777777"/>
+          <w:sz w:val="18"/>
+        </w:rPr>
+        <w:t xml:space="preserve">   [Vendor Admin JWT]   [Sprint 10]</w:t>
+      </w:r>
+    </w:p>
+    <w:p>
+      <w:r>
+        <w:rPr>
+          <w:b w:val="0"/>
+          <w:sz w:val="22"/>
+        </w:rPr>
+        <w:t>No body. Returns store followers not yet in the group.</w:t>
+      </w:r>
+    </w:p>
+    <w:p>
+      <w:r>
+        <w:rPr>
+          <w:b/>
+          <w:sz w:val="20"/>
+        </w:rPr>
+        <w:t>Expected Response  200 OK:</w:t>
+      </w:r>
+    </w:p>
+    <w:p>
+      <w:pPr>
+        <w:spacing w:before="40" w:after="40"/>
+        <w:ind w:left="288"/>
+        <w:shd w:val="clear" w:color="auto" w:fill="F0F0F0"/>
+      </w:pPr>
+      <w:r>
+        <w:rPr>
+          <w:rFonts w:ascii="Courier New" w:hAnsi="Courier New"/>
+          <w:color w:val="1A1A8C"/>
+          <w:sz w:val="18"/>
+        </w:rPr>
+        <w:t>[</w:t>
+        <w:br/>
+        <w:t xml:space="preserve">  { "user_id": "...", "profile_id": "NK-C4X8W2", "full_name": "Anita Patel" },</w:t>
+        <w:br/>
+        <w:t xml:space="preserve">  ...</w:t>
+        <w:br/>
+        <w:t>]</w:t>
+      </w:r>
+    </w:p>
+    <w:p>
+      <w:r>
+        <w:rPr>
+          <w:b/>
+          <w:sz w:val="20"/>
+        </w:rPr>
+        <w:t>Then add by user_id:</w:t>
+      </w:r>
+    </w:p>
+    <w:p>
+      <w:pPr>
+        <w:spacing w:before="40" w:after="40"/>
+        <w:ind w:left="288"/>
+        <w:shd w:val="clear" w:color="auto" w:fill="F0F0F0"/>
+      </w:pPr>
+      <w:r>
+        <w:rPr>
+          <w:rFonts w:ascii="Courier New" w:hAnsi="Courier New"/>
+          <w:color w:val="1A1A8C"/>
+          <w:sz w:val="18"/>
+        </w:rPr>
+        <w:t>POST /groups/{{group_id}}/members/add/</w:t>
+        <w:br/>
+        <w:t>{</w:t>
+        <w:br/>
+        <w:t xml:space="preserve">  "user_id": "uuid-from-eligible-list"</w:t>
+        <w:br/>
+        <w:t>}</w:t>
+      </w:r>
+    </w:p>
+    <w:p>
+      <w:pPr>
+        <w:ind w:left="288"/>
+        <w:shd w:val="clear" w:color="auto" w:fill="F8D7DA"/>
+      </w:pPr>
+      <w:r>
+        <w:rPr>
+          <w:i/>
+          <w:color w:val="7B1D1D"/>
+          <w:sz w:val="20"/>
+        </w:rPr>
+        <w:t xml:space="preserve">  🚫  Non-follower user_id → 403 — User does not follow this store.</w:t>
+      </w:r>
+    </w:p>
+    <w:p>
+      <w:pPr>
+        <w:pStyle w:val="Heading2"/>
+      </w:pPr>
+      <w:r>
+        <w:t>STEP 65 — Make Admin / Remove Admin</w:t>
+      </w:r>
+    </w:p>
+    <w:p>
+      <w:pPr>
+        <w:spacing w:before="120"/>
+        <w:shd w:val="clear" w:color="auto" w:fill="CCE5FF"/>
+      </w:pPr>
+      <w:r>
+        <w:rPr>
+          <w:b/>
+          <w:color w:val="004DAA"/>
+          <w:sz w:val="20"/>
+        </w:rPr>
+        <w:t xml:space="preserve">  POST  </w:t>
+      </w:r>
+      <w:r>
+        <w:rPr>
+          <w:b/>
+          <w:color w:val="1F4E79"/>
+          <w:sz w:val="20"/>
+        </w:rPr>
+        <w:t xml:space="preserve">  {{base_url}}/groups/{{group_id}}/members/{{user_id}}/make-admin/</w:t>
+      </w:r>
+      <w:r>
+        <w:rPr>
+          <w:i/>
+          <w:color w:val="777777"/>
+          <w:sz w:val="18"/>
+        </w:rPr>
+        <w:t xml:space="preserve">   [Admin JWT]   [Sprint 10]</w:t>
+      </w:r>
+    </w:p>
+    <w:p>
+      <w:r>
+        <w:rPr>
+          <w:b w:val="0"/>
+          <w:sz w:val="22"/>
+        </w:rPr>
+        <w:t>No body. Promotes a member to admin. Groups can have multiple admins.</w:t>
+      </w:r>
+    </w:p>
+    <w:p>
+      <w:r>
+        <w:rPr>
+          <w:b/>
+          <w:sz w:val="20"/>
+        </w:rPr>
+        <w:t>Expected Response  200:</w:t>
+      </w:r>
+    </w:p>
+    <w:p>
+      <w:pPr>
+        <w:spacing w:before="40" w:after="40"/>
+        <w:ind w:left="288"/>
+        <w:shd w:val="clear" w:color="auto" w:fill="F0F0F0"/>
+      </w:pPr>
+      <w:r>
+        <w:rPr>
+          <w:rFonts w:ascii="Courier New" w:hAnsi="Courier New"/>
+          <w:color w:val="1A1A8C"/>
+          <w:sz w:val="18"/>
+        </w:rPr>
+        <w:t>{ "message": "Priya Sharma is now an admin." }</w:t>
+      </w:r>
+    </w:p>
+    <w:p>
+      <w:r>
+        <w:rPr>
+          <w:b/>
+          <w:sz w:val="20"/>
+        </w:rPr>
+        <w:t>To demote:</w:t>
+      </w:r>
+    </w:p>
+    <w:p>
+      <w:pPr>
+        <w:spacing w:before="40" w:after="40"/>
+        <w:ind w:left="288"/>
+        <w:shd w:val="clear" w:color="auto" w:fill="F0F0F0"/>
+      </w:pPr>
+      <w:r>
+        <w:rPr>
+          <w:rFonts w:ascii="Courier New" w:hAnsi="Courier New"/>
+          <w:color w:val="1A1A8C"/>
+          <w:sz w:val="18"/>
+        </w:rPr>
+        <w:t>POST /groups/{{group_id}}/members/{{user_id}}/remove-admin/</w:t>
+      </w:r>
+    </w:p>
+    <w:p>
+      <w:pPr>
+        <w:spacing w:before="40" w:after="40"/>
+        <w:ind w:left="288"/>
+        <w:shd w:val="clear" w:color="auto" w:fill="F0F0F0"/>
+      </w:pPr>
+      <w:r>
+        <w:rPr>
+          <w:rFonts w:ascii="Courier New" w:hAnsi="Courier New"/>
+          <w:color w:val="1A1A8C"/>
+          <w:sz w:val="18"/>
+        </w:rPr>
+        <w:t>{ "message": "Priya Sharma is no longer an admin." }</w:t>
+      </w:r>
+    </w:p>
+    <w:p>
+      <w:pPr>
+        <w:ind w:left="288"/>
+        <w:shd w:val="clear" w:color="auto" w:fill="F8D7DA"/>
+      </w:pPr>
+      <w:r>
+        <w:rPr>
+          <w:i/>
+          <w:color w:val="7B1D1D"/>
+          <w:sz w:val="20"/>
+        </w:rPr>
+        <w:t xml:space="preserve">  🚫  Cannot demote the group creator → 400 — Cannot remove admin role from the group creator.</w:t>
+      </w:r>
+    </w:p>
+    <w:p>
+      <w:pPr>
+        <w:pStyle w:val="Heading2"/>
+      </w:pPr>
+      <w:r>
+        <w:t>STEP 66 — Share a Product in Group</w:t>
+      </w:r>
+    </w:p>
+    <w:p>
+      <w:pPr>
+        <w:spacing w:before="120"/>
+        <w:shd w:val="clear" w:color="auto" w:fill="CCE5FF"/>
+      </w:pPr>
+      <w:r>
+        <w:rPr>
+          <w:b/>
+          <w:color w:val="004DAA"/>
+          <w:sz w:val="20"/>
+        </w:rPr>
+        <w:t xml:space="preserve">  POST  </w:t>
+      </w:r>
+      <w:r>
+        <w:rPr>
+          <w:b/>
+          <w:color w:val="1F4E79"/>
+          <w:sz w:val="20"/>
+        </w:rPr>
+        <w:t xml:space="preserve">  {{base_url}}/groups/{{group_id}}/products/</w:t>
+      </w:r>
+      <w:r>
+        <w:rPr>
+          <w:i/>
+          <w:color w:val="777777"/>
+          <w:sz w:val="18"/>
+        </w:rPr>
+        <w:t xml:space="preserve">   [Member JWT]   [Sprint 10]</w:t>
+      </w:r>
+    </w:p>
+    <w:p>
+      <w:r>
+        <w:rPr>
+          <w:b/>
+          <w:sz w:val="20"/>
+        </w:rPr>
+        <w:t>Body:</w:t>
+      </w:r>
+    </w:p>
+    <w:p>
+      <w:pPr>
+        <w:spacing w:before="40" w:after="40"/>
+        <w:ind w:left="288"/>
+        <w:shd w:val="clear" w:color="auto" w:fill="F0F0F0"/>
+      </w:pPr>
+      <w:r>
+        <w:rPr>
+          <w:rFonts w:ascii="Courier New" w:hAnsi="Courier New"/>
+          <w:color w:val="1A1A8C"/>
+          <w:sz w:val="18"/>
+        </w:rPr>
+        <w:t>{</w:t>
+        <w:br/>
+        <w:t xml:space="preserve">  "product_id": "{{product_id}}",</w:t>
+        <w:br/>
+        <w:t xml:space="preserve">  "note": "This looks perfect for the wedding!"</w:t>
+        <w:br/>
+        <w:t>}</w:t>
+      </w:r>
+    </w:p>
+    <w:p>
+      <w:r>
+        <w:rPr>
+          <w:b/>
+          <w:sz w:val="20"/>
+        </w:rPr>
+        <w:t>Auto-save Tests script:</w:t>
+      </w:r>
+    </w:p>
+    <w:p>
+      <w:pPr>
+        <w:spacing w:before="40" w:after="40"/>
+        <w:ind w:left="288"/>
+        <w:shd w:val="clear" w:color="auto" w:fill="F0F0F0"/>
+      </w:pPr>
+      <w:r>
+        <w:rPr>
+          <w:rFonts w:ascii="Courier New" w:hAnsi="Courier New"/>
+          <w:color w:val="1A1A8C"/>
+          <w:sz w:val="18"/>
+        </w:rPr>
+        <w:t>const r = pm.response.json();</w:t>
+        <w:br/>
+        <w:t>if (r.id) { pm.environment.set("sp_id", r.id); }</w:t>
+      </w:r>
+    </w:p>
+    <w:p>
+      <w:r>
+        <w:rPr>
+          <w:b/>
+          <w:sz w:val="20"/>
+        </w:rPr>
+        <w:t>Expected Response  201 Created:</w:t>
+      </w:r>
+    </w:p>
+    <w:p>
+      <w:pPr>
+        <w:spacing w:before="40" w:after="40"/>
+        <w:ind w:left="288"/>
+        <w:shd w:val="clear" w:color="auto" w:fill="F0F0F0"/>
+      </w:pPr>
+      <w:r>
+        <w:rPr>
+          <w:rFonts w:ascii="Courier New" w:hAnsi="Courier New"/>
+          <w:color w:val="1A1A8C"/>
+          <w:sz w:val="18"/>
+        </w:rPr>
+        <w:t>{</w:t>
+        <w:br/>
+        <w:t xml:space="preserve">  "id": "...",</w:t>
+        <w:br/>
+        <w:t xml:space="preserve">  "product_name": "Kanchipuram Silk Saree",</w:t>
+        <w:br/>
+        <w:t xml:space="preserve">  "product_price": "4500.00",</w:t>
+        <w:br/>
+        <w:t xml:space="preserve">  "store_name": "Chennai Silk House",</w:t>
+        <w:br/>
+        <w:t xml:space="preserve">  "note": "This looks perfect for the wedding!",</w:t>
+        <w:br/>
+        <w:t xml:space="preserve">  "is_finalized": false,</w:t>
+        <w:br/>
+        <w:t xml:space="preserve">  "shared_by_name": "Rahul Kumar",</w:t>
+        <w:br/>
+        <w:t xml:space="preserve">  "shared_by_profile_id": "NK-A3X9K2",</w:t>
+        <w:br/>
+        <w:t xml:space="preserve">  "finalized_by_name": null</w:t>
+        <w:br/>
+        <w:t>}</w:t>
+      </w:r>
+    </w:p>
+    <w:p>
+      <w:pPr>
+        <w:ind w:left="288"/>
+        <w:shd w:val="clear" w:color="auto" w:fill="F8D7DA"/>
+      </w:pPr>
+      <w:r>
+        <w:rPr>
+          <w:i/>
+          <w:color w:val="7B1D1D"/>
+          <w:sz w:val="20"/>
+        </w:rPr>
+        <w:t xml:space="preserve">  🚫  Note with external URL → 400 — External links are not allowed. Only NearKart app links are permitted.</w:t>
+      </w:r>
+    </w:p>
+    <w:p>
+      <w:pPr>
+        <w:pStyle w:val="Heading2"/>
+      </w:pPr>
+      <w:r>
+        <w:t>STEP 67 — List Shared Products</w:t>
+      </w:r>
+    </w:p>
+    <w:p>
+      <w:pPr>
+        <w:spacing w:before="120"/>
+        <w:shd w:val="clear" w:color="auto" w:fill="D4EDDA"/>
+      </w:pPr>
+      <w:r>
+        <w:rPr>
+          <w:b/>
+          <w:color w:val="155524"/>
+          <w:sz w:val="20"/>
+        </w:rPr>
+        <w:t xml:space="preserve">  GET  </w:t>
+      </w:r>
+      <w:r>
+        <w:rPr>
+          <w:b/>
+          <w:color w:val="1F4E79"/>
+          <w:sz w:val="20"/>
+        </w:rPr>
+        <w:t xml:space="preserve">  {{base_url}}/groups/{{group_id}}/products/</w:t>
+      </w:r>
+      <w:r>
+        <w:rPr>
+          <w:i/>
+          <w:color w:val="777777"/>
+          <w:sz w:val="18"/>
+        </w:rPr>
+        <w:t xml:space="preserve">   [Member JWT]   [Sprint 10]</w:t>
+      </w:r>
+    </w:p>
+    <w:p>
+      <w:r>
+        <w:rPr>
+          <w:b w:val="0"/>
+          <w:sz w:val="22"/>
+        </w:rPr>
+        <w:t>No body. Finalized products appear first.</w:t>
+      </w:r>
+    </w:p>
+    <w:p>
+      <w:pPr>
+        <w:spacing w:before="40" w:after="40"/>
+        <w:ind w:left="288"/>
+        <w:shd w:val="clear" w:color="auto" w:fill="F0F0F0"/>
+      </w:pPr>
+      <w:r>
+        <w:rPr>
+          <w:rFonts w:ascii="Courier New" w:hAnsi="Courier New"/>
+          <w:color w:val="1A1A8C"/>
+          <w:sz w:val="18"/>
+        </w:rPr>
+        <w:t>[</w:t>
+        <w:br/>
+        <w:t xml:space="preserve">  { "is_finalized": true, "product_name": "...", "finalized_by_name": "Rahul Kumar", ... },</w:t>
+        <w:br/>
+        <w:t xml:space="preserve">  { "is_finalized": false, "product_name": "...", ... }</w:t>
+        <w:br/>
+        <w:t>]</w:t>
+      </w:r>
+    </w:p>
+    <w:p>
+      <w:pPr>
+        <w:pStyle w:val="Heading2"/>
+      </w:pPr>
+      <w:r>
+        <w:t>STEP 68 — Finalize a Product (Admin)</w:t>
+      </w:r>
+    </w:p>
+    <w:p>
+      <w:pPr>
+        <w:spacing w:before="120"/>
+        <w:shd w:val="clear" w:color="auto" w:fill="CCE5FF"/>
+      </w:pPr>
+      <w:r>
+        <w:rPr>
+          <w:b/>
+          <w:color w:val="004DAA"/>
+          <w:sz w:val="20"/>
+        </w:rPr>
+        <w:t xml:space="preserve">  POST  </w:t>
+      </w:r>
+      <w:r>
+        <w:rPr>
+          <w:b/>
+          <w:color w:val="1F4E79"/>
+          <w:sz w:val="20"/>
+        </w:rPr>
+        <w:t xml:space="preserve">  {{base_url}}/groups/{{group_id}}/products/{{sp_id}}/finalize/</w:t>
+      </w:r>
+      <w:r>
+        <w:rPr>
+          <w:i/>
+          <w:color w:val="777777"/>
+          <w:sz w:val="18"/>
+        </w:rPr>
+        <w:t xml:space="preserve">   [Admin JWT]   [Sprint 10]</w:t>
+      </w:r>
+    </w:p>
+    <w:p>
+      <w:r>
+        <w:rPr>
+          <w:b w:val="0"/>
+          <w:sz w:val="22"/>
+        </w:rPr>
+        <w:t>No body. Admin marks this shared product as the group's final choice.</w:t>
+      </w:r>
+    </w:p>
+    <w:p>
+      <w:r>
+        <w:rPr>
+          <w:b/>
+          <w:sz w:val="20"/>
+        </w:rPr>
+        <w:t>Expected Response  200 OK:</w:t>
+      </w:r>
+    </w:p>
+    <w:p>
+      <w:pPr>
+        <w:spacing w:before="40" w:after="40"/>
+        <w:ind w:left="288"/>
+        <w:shd w:val="clear" w:color="auto" w:fill="F0F0F0"/>
+      </w:pPr>
+      <w:r>
+        <w:rPr>
+          <w:rFonts w:ascii="Courier New" w:hAnsi="Courier New"/>
+          <w:color w:val="1A1A8C"/>
+          <w:sz w:val="18"/>
+        </w:rPr>
+        <w:t>{</w:t>
+        <w:br/>
+        <w:t xml:space="preserve">  "is_finalized": true,</w:t>
+        <w:br/>
+        <w:t xml:space="preserve">  "finalized_by_name": "Rahul Kumar",</w:t>
+        <w:br/>
+        <w:t xml:space="preserve">  ...</w:t>
+        <w:br/>
+        <w:t>}</w:t>
+      </w:r>
+    </w:p>
+    <w:p>
+      <w:pPr>
+        <w:ind w:left="288"/>
+        <w:shd w:val="clear" w:color="auto" w:fill="F8D7DA"/>
+      </w:pPr>
+      <w:r>
+        <w:rPr>
+          <w:i/>
+          <w:color w:val="7B1D1D"/>
+          <w:sz w:val="20"/>
+        </w:rPr>
+        <w:t xml:space="preserve">  🚫  Already finalized → 400 — Product is already finalized.</w:t>
+      </w:r>
+    </w:p>
+    <w:p>
+      <w:pPr>
+        <w:pStyle w:val="Heading2"/>
+      </w:pPr>
+      <w:r>
+        <w:t>STEP 69 — Leave / Delete Group</w:t>
+      </w:r>
+    </w:p>
+    <w:p>
+      <w:pPr>
+        <w:spacing w:before="120"/>
+        <w:shd w:val="clear" w:color="auto" w:fill="CCE5FF"/>
+      </w:pPr>
+      <w:r>
+        <w:rPr>
+          <w:b/>
+          <w:color w:val="004DAA"/>
+          <w:sz w:val="20"/>
+        </w:rPr>
+        <w:t xml:space="preserve">  POST  </w:t>
+      </w:r>
+      <w:r>
+        <w:rPr>
+          <w:b/>
+          <w:color w:val="1F4E79"/>
+          <w:sz w:val="20"/>
+        </w:rPr>
+        <w:t xml:space="preserve">  {{base_url}}/groups/{{group_id}}/leave/</w:t>
+      </w:r>
+      <w:r>
+        <w:rPr>
+          <w:i/>
+          <w:color w:val="777777"/>
+          <w:sz w:val="18"/>
+        </w:rPr>
+        <w:t xml:space="preserve">   [Member JWT]   [Sprint 10]</w:t>
+      </w:r>
+    </w:p>
+    <w:p>
+      <w:r>
+        <w:rPr>
+          <w:b w:val="0"/>
+          <w:sz w:val="22"/>
+        </w:rPr>
+        <w:t>No body. Any non-creator member can leave.</w:t>
+      </w:r>
+    </w:p>
+    <w:p>
+      <w:pPr>
+        <w:spacing w:before="40" w:after="40"/>
+        <w:ind w:left="288"/>
+        <w:shd w:val="clear" w:color="auto" w:fill="F0F0F0"/>
+      </w:pPr>
+      <w:r>
+        <w:rPr>
+          <w:rFonts w:ascii="Courier New" w:hAnsi="Courier New"/>
+          <w:color w:val="1A1A8C"/>
+          <w:sz w:val="18"/>
+        </w:rPr>
+        <w:t>{ "message": "You have left the group." }</w:t>
+      </w:r>
+    </w:p>
+    <w:p>
+      <w:r>
+        <w:rPr>
+          <w:b/>
+          <w:sz w:val="20"/>
+        </w:rPr>
+        <w:t>Delete (creator only):</w:t>
+      </w:r>
+    </w:p>
+    <w:p>
+      <w:pPr>
+        <w:spacing w:before="120"/>
+        <w:shd w:val="clear" w:color="auto" w:fill="F8D7DA"/>
+      </w:pPr>
+      <w:r>
+        <w:rPr>
+          <w:b/>
+          <w:color w:val="7B1D1D"/>
+          <w:sz w:val="20"/>
+        </w:rPr>
+        <w:t xml:space="preserve">  DELETE  </w:t>
+      </w:r>
+      <w:r>
+        <w:rPr>
+          <w:b/>
+          <w:color w:val="1F4E79"/>
+          <w:sz w:val="20"/>
+        </w:rPr>
+        <w:t xml:space="preserve">  {{base_url}}/groups/{{group_id}}/</w:t>
+      </w:r>
+      <w:r>
+        <w:rPr>
+          <w:i/>
+          <w:color w:val="777777"/>
+          <w:sz w:val="18"/>
+        </w:rPr>
+        <w:t xml:space="preserve">   [Creator JWT]   [Sprint 10]</w:t>
+      </w:r>
+    </w:p>
+    <w:p>
+      <w:pPr>
+        <w:spacing w:before="40" w:after="40"/>
+        <w:ind w:left="288"/>
+        <w:shd w:val="clear" w:color="auto" w:fill="F0F0F0"/>
+      </w:pPr>
+      <w:r>
+        <w:rPr>
+          <w:rFonts w:ascii="Courier New" w:hAnsi="Courier New"/>
+          <w:color w:val="1A1A8C"/>
+          <w:sz w:val="18"/>
+        </w:rPr>
+        <w:t>{ "message": "Group deleted." }</w:t>
+      </w:r>
+    </w:p>
+    <w:p>
+      <w:pPr>
+        <w:ind w:left="288"/>
+        <w:shd w:val="clear" w:color="auto" w:fill="F8D7DA"/>
+      </w:pPr>
+      <w:r>
+        <w:rPr>
+          <w:i/>
+          <w:color w:val="7B1D1D"/>
+          <w:sz w:val="20"/>
+        </w:rPr>
+        <w:t xml:space="preserve">  🚫  Creator trying to leave → 400 — Group creator cannot leave. Delete the group instead.</w:t>
+      </w:r>
+    </w:p>
+    <w:p>
+      <w:r>
+        <w:br w:type="page"/>
+      </w:r>
+    </w:p>
+    <w:p>
+      <w:pPr>
+        <w:pStyle w:val="Heading1"/>
+      </w:pPr>
+      <w:r>
         <w:t>4. Error Cases to Test</w:t>
       </w:r>
     </w:p>
@@ -21024,7 +23271,7 @@
         <w:pStyle w:val="Heading2"/>
       </w:pPr>
       <w:r>
-        <w:t>Analytics Error Cases  (Sprint 8)</w:t>
+        <w:t>Groups Error Cases  (Sprint 10)</w:t>
       </w:r>
     </w:p>
     <w:tbl>
@@ -21100,7 +23347,7 @@
               <w:rPr>
                 <w:sz w:val="19"/>
               </w:rPr>
-              <w:t>Vendor Dashboard — no store</w:t>
+              <w:t>No profile_id param</w:t>
             </w:r>
           </w:p>
         </w:tc>
@@ -21114,7 +23361,7 @@
               <w:rPr>
                 <w:sz w:val="19"/>
               </w:rPr>
-              <w:t>GET /analytics/vendor/ — vendor with no store</w:t>
+              <w:t>GET /auth/users/search/ — no ?profile_id=</w:t>
             </w:r>
           </w:p>
         </w:tc>
@@ -21128,7 +23375,7 @@
               <w:rPr>
                 <w:sz w:val="19"/>
               </w:rPr>
-              <w:t>400 — Create a store first</w:t>
+              <w:t>400 — profile_id query param is required</w:t>
             </w:r>
           </w:p>
         </w:tc>
@@ -21143,7 +23390,7 @@
               <w:rPr>
                 <w:sz w:val="19"/>
               </w:rPr>
-              <w:t>Dashboard — no auth</w:t>
+              <w:t>Wrong profile_id</w:t>
             </w:r>
           </w:p>
         </w:tc>
@@ -21156,7 +23403,7 @@
               <w:rPr>
                 <w:sz w:val="19"/>
               </w:rPr>
-              <w:t>GET /analytics/vendor/ — no Authorization header</w:t>
+              <w:t>GET /auth/users/search/?profile_id=NK-ZZZZZZZZ</w:t>
             </w:r>
           </w:p>
         </w:tc>
@@ -21169,7 +23416,7 @@
               <w:rPr>
                 <w:sz w:val="19"/>
               </w:rPr>
-              <w:t>401 — authentication_failed</w:t>
+              <w:t>404 — No user found with this Profile ID</w:t>
             </w:r>
           </w:p>
         </w:tc>
@@ -21185,7 +23432,7 @@
               <w:rPr>
                 <w:sz w:val="19"/>
               </w:rPr>
-              <w:t>Dashboard — customer token</w:t>
+              <w:t>Vendor type as customer</w:t>
             </w:r>
           </w:p>
         </w:tc>
@@ -21199,7 +23446,7 @@
               <w:rPr>
                 <w:sz w:val="19"/>
               </w:rPr>
-              <w:t>GET /analytics/vendor/ — customer token</w:t>
+              <w:t>POST /groups/ {"group_type":"vendor"} — customer JWT</w:t>
             </w:r>
           </w:p>
         </w:tc>
@@ -21213,7 +23460,7 @@
               <w:rPr>
                 <w:sz w:val="19"/>
               </w:rPr>
-              <w:t>403 — Vendor access only</w:t>
+              <w:t>400 — Only vendors can create vendor groups</w:t>
             </w:r>
           </w:p>
         </w:tc>
@@ -21228,7 +23475,7 @@
               <w:rPr>
                 <w:sz w:val="19"/>
               </w:rPr>
-              <w:t>Admin stats — vendor token</w:t>
+              <w:t>Vendor — no store</w:t>
             </w:r>
           </w:p>
         </w:tc>
@@ -21241,7 +23488,7 @@
               <w:rPr>
                 <w:sz w:val="19"/>
               </w:rPr>
-              <w:t>GET /admin-panel/stats/ — vendor token</w:t>
+              <w:t>POST /groups/ {"group_type":"vendor"} — no store yet</w:t>
             </w:r>
           </w:p>
         </w:tc>
@@ -21254,7 +23501,7 @@
               <w:rPr>
                 <w:sz w:val="19"/>
               </w:rPr>
-              <w:t>403 — permission_denied</w:t>
+              <w:t>400 — Create a store first</w:t>
             </w:r>
           </w:p>
         </w:tc>
@@ -21270,7 +23517,7 @@
               <w:rPr>
                 <w:sz w:val="19"/>
               </w:rPr>
-              <w:t>Admin stats — no auth</w:t>
+              <w:t>Non-admin adds member</w:t>
             </w:r>
           </w:p>
         </w:tc>
@@ -21284,7 +23531,7 @@
               <w:rPr>
                 <w:sz w:val="19"/>
               </w:rPr>
-              <w:t>GET /admin-panel/stats/ — no header</w:t>
+              <w:t>POST /groups/&lt;id&gt;/members/add/ — member token</w:t>
             </w:r>
           </w:p>
         </w:tc>
@@ -21298,7 +23545,7 @@
               <w:rPr>
                 <w:sz w:val="19"/>
               </w:rPr>
-              <w:t>401 — authentication_failed</w:t>
+              <w:t>403 — Only group admin can add members</w:t>
             </w:r>
           </w:p>
         </w:tc>
@@ -21313,7 +23560,7 @@
               <w:rPr>
                 <w:sz w:val="19"/>
               </w:rPr>
-              <w:t>Store update — wrong UUID</w:t>
+              <w:t>Already a member</w:t>
             </w:r>
           </w:p>
         </w:tc>
@@ -21326,7 +23573,7 @@
               <w:rPr>
                 <w:sz w:val="19"/>
               </w:rPr>
-              <w:t>PATCH /admin-panel/stores/&lt;bad_uuid&gt;/</w:t>
+              <w:t>POST /groups/&lt;id&gt;/members/add/ — duplicate</w:t>
             </w:r>
           </w:p>
         </w:tc>
@@ -21339,7 +23586,7 @@
               <w:rPr>
                 <w:sz w:val="19"/>
               </w:rPr>
-              <w:t>404 — Store not found</w:t>
+              <w:t>400 — User is already a member of this group</w:t>
             </w:r>
           </w:p>
         </w:tc>
@@ -21355,7 +23602,7 @@
               <w:rPr>
                 <w:sz w:val="19"/>
               </w:rPr>
-              <w:t>User not found</w:t>
+              <w:t>Non-follower vendor group</w:t>
             </w:r>
           </w:p>
         </w:tc>
@@ -21369,7 +23616,7 @@
               <w:rPr>
                 <w:sz w:val="19"/>
               </w:rPr>
-              <w:t>POST /admin-panel/users/&lt;bad_uuid&gt;/toggle-active/</w:t>
+              <w:t>POST add/ {"user_id":"..."} — user not following store</w:t>
             </w:r>
           </w:p>
         </w:tc>
@@ -21383,7 +23630,7 @@
               <w:rPr>
                 <w:sz w:val="19"/>
               </w:rPr>
-              <w:t>404 — User not found</w:t>
+              <w:t>403 — User does not follow this store</w:t>
             </w:r>
           </w:p>
         </w:tc>
@@ -21398,7 +23645,7 @@
               <w:rPr>
                 <w:sz w:val="19"/>
               </w:rPr>
-              <w:t>Toggle own account</w:t>
+              <w:t>Remove creator</w:t>
             </w:r>
           </w:p>
         </w:tc>
@@ -21411,7 +23658,7 @@
               <w:rPr>
                 <w:sz w:val="19"/>
               </w:rPr>
-              <w:t>POST /admin-panel/users/&lt;own_id&gt;/toggle-active/</w:t>
+              <w:t>DELETE /members/&lt;creator_id&gt;/remove/</w:t>
             </w:r>
           </w:p>
         </w:tc>
@@ -21424,7 +23671,7 @@
               <w:rPr>
                 <w:sz w:val="19"/>
               </w:rPr>
-              <w:t>400 — Cannot deactivate your own account</w:t>
+              <w:t>400 — Cannot remove the group creator</w:t>
             </w:r>
           </w:p>
         </w:tc>
@@ -21440,7 +23687,7 @@
               <w:rPr>
                 <w:sz w:val="19"/>
               </w:rPr>
-              <w:t>Store list — vendor token</w:t>
+              <w:t>Creator leaves</w:t>
             </w:r>
           </w:p>
         </w:tc>
@@ -21454,7 +23701,7 @@
               <w:rPr>
                 <w:sz w:val="19"/>
               </w:rPr>
-              <w:t>GET /admin-panel/stores/ — vendor token</w:t>
+              <w:t>POST /groups/&lt;id&gt;/leave/ — creator token</w:t>
             </w:r>
           </w:p>
         </w:tc>
@@ -21468,7 +23715,7 @@
               <w:rPr>
                 <w:sz w:val="19"/>
               </w:rPr>
-              <w:t>403 — permission_denied</w:t>
+              <w:t>400 — Group creator cannot leave</w:t>
             </w:r>
           </w:p>
         </w:tc>
@@ -21483,7 +23730,7 @@
               <w:rPr>
                 <w:sz w:val="19"/>
               </w:rPr>
-              <w:t>User list — vendor token</w:t>
+              <w:t>External link in note</w:t>
             </w:r>
           </w:p>
         </w:tc>
@@ -21496,7 +23743,7 @@
               <w:rPr>
                 <w:sz w:val="19"/>
               </w:rPr>
-              <w:t>GET /admin-panel/users/ — vendor token</w:t>
+              <w:t>POST /products/ note: "http://youtube.com/xyz"</w:t>
             </w:r>
           </w:p>
         </w:tc>
@@ -21509,7 +23756,221 @@
               <w:rPr>
                 <w:sz w:val="19"/>
               </w:rPr>
-              <w:t>403 — permission_denied</w:t>
+              <w:t>400 — External links are not allowed</w:t>
+            </w:r>
+          </w:p>
+        </w:tc>
+      </w:tr>
+      <w:tr>
+        <w:tc>
+          <w:tcPr>
+            <w:tcW w:type="dxa" w:w="2736"/>
+            <w:shd w:val="clear" w:color="auto" w:fill="DEEAF1"/>
+          </w:tcPr>
+          <w:p>
+            <w:r>
+              <w:rPr>
+                <w:sz w:val="19"/>
+              </w:rPr>
+              <w:t>Non-admin finalizes</w:t>
+            </w:r>
+          </w:p>
+        </w:tc>
+        <w:tc>
+          <w:tcPr>
+            <w:tcW w:type="dxa" w:w="3744"/>
+            <w:shd w:val="clear" w:color="auto" w:fill="DEEAF1"/>
+          </w:tcPr>
+          <w:p>
+            <w:r>
+              <w:rPr>
+                <w:sz w:val="19"/>
+              </w:rPr>
+              <w:t>POST /products/&lt;id&gt;/finalize/ — member token</w:t>
+            </w:r>
+          </w:p>
+        </w:tc>
+        <w:tc>
+          <w:tcPr>
+            <w:tcW w:type="dxa" w:w="3024"/>
+            <w:shd w:val="clear" w:color="auto" w:fill="DEEAF1"/>
+          </w:tcPr>
+          <w:p>
+            <w:r>
+              <w:rPr>
+                <w:sz w:val="19"/>
+              </w:rPr>
+              <w:t>403 — Only group admin can finalize products</w:t>
+            </w:r>
+          </w:p>
+        </w:tc>
+      </w:tr>
+      <w:tr>
+        <w:tc>
+          <w:tcPr>
+            <w:tcW w:type="dxa" w:w="2736"/>
+          </w:tcPr>
+          <w:p>
+            <w:r>
+              <w:rPr>
+                <w:sz w:val="19"/>
+              </w:rPr>
+              <w:t>Finalize twice</w:t>
+            </w:r>
+          </w:p>
+        </w:tc>
+        <w:tc>
+          <w:tcPr>
+            <w:tcW w:type="dxa" w:w="3744"/>
+          </w:tcPr>
+          <w:p>
+            <w:r>
+              <w:rPr>
+                <w:sz w:val="19"/>
+              </w:rPr>
+              <w:t>POST /products/&lt;id&gt;/finalize/ — already done</w:t>
+            </w:r>
+          </w:p>
+        </w:tc>
+        <w:tc>
+          <w:tcPr>
+            <w:tcW w:type="dxa" w:w="3024"/>
+          </w:tcPr>
+          <w:p>
+            <w:r>
+              <w:rPr>
+                <w:sz w:val="19"/>
+              </w:rPr>
+              <w:t>400 — Product is already finalized</w:t>
+            </w:r>
+          </w:p>
+        </w:tc>
+      </w:tr>
+      <w:tr>
+        <w:tc>
+          <w:tcPr>
+            <w:tcW w:type="dxa" w:w="2736"/>
+            <w:shd w:val="clear" w:color="auto" w:fill="DEEAF1"/>
+          </w:tcPr>
+          <w:p>
+            <w:r>
+              <w:rPr>
+                <w:sz w:val="19"/>
+              </w:rPr>
+              <w:t>Non-admin eligible-members</w:t>
+            </w:r>
+          </w:p>
+        </w:tc>
+        <w:tc>
+          <w:tcPr>
+            <w:tcW w:type="dxa" w:w="3744"/>
+            <w:shd w:val="clear" w:color="auto" w:fill="DEEAF1"/>
+          </w:tcPr>
+          <w:p>
+            <w:r>
+              <w:rPr>
+                <w:sz w:val="19"/>
+              </w:rPr>
+              <w:t>GET /eligible-members/ — member token</w:t>
+            </w:r>
+          </w:p>
+        </w:tc>
+        <w:tc>
+          <w:tcPr>
+            <w:tcW w:type="dxa" w:w="3024"/>
+            <w:shd w:val="clear" w:color="auto" w:fill="DEEAF1"/>
+          </w:tcPr>
+          <w:p>
+            <w:r>
+              <w:rPr>
+                <w:sz w:val="19"/>
+              </w:rPr>
+              <w:t>403 — Only group admin can view eligible members</w:t>
+            </w:r>
+          </w:p>
+        </w:tc>
+      </w:tr>
+      <w:tr>
+        <w:tc>
+          <w:tcPr>
+            <w:tcW w:type="dxa" w:w="2736"/>
+          </w:tcPr>
+          <w:p>
+            <w:r>
+              <w:rPr>
+                <w:sz w:val="19"/>
+              </w:rPr>
+              <w:t>Eligible on customer group</w:t>
+            </w:r>
+          </w:p>
+        </w:tc>
+        <w:tc>
+          <w:tcPr>
+            <w:tcW w:type="dxa" w:w="3744"/>
+          </w:tcPr>
+          <w:p>
+            <w:r>
+              <w:rPr>
+                <w:sz w:val="19"/>
+              </w:rPr>
+              <w:t>GET /eligible-members/ on customer group</w:t>
+            </w:r>
+          </w:p>
+        </w:tc>
+        <w:tc>
+          <w:tcPr>
+            <w:tcW w:type="dxa" w:w="3024"/>
+          </w:tcPr>
+          <w:p>
+            <w:r>
+              <w:rPr>
+                <w:sz w:val="19"/>
+              </w:rPr>
+              <w:t>400 — Eligible members only available for vendor groups</w:t>
+            </w:r>
+          </w:p>
+        </w:tc>
+      </w:tr>
+      <w:tr>
+        <w:tc>
+          <w:tcPr>
+            <w:tcW w:type="dxa" w:w="2736"/>
+            <w:shd w:val="clear" w:color="auto" w:fill="DEEAF1"/>
+          </w:tcPr>
+          <w:p>
+            <w:r>
+              <w:rPr>
+                <w:sz w:val="19"/>
+              </w:rPr>
+              <w:t>Delete — not creator</w:t>
+            </w:r>
+          </w:p>
+        </w:tc>
+        <w:tc>
+          <w:tcPr>
+            <w:tcW w:type="dxa" w:w="3744"/>
+            <w:shd w:val="clear" w:color="auto" w:fill="DEEAF1"/>
+          </w:tcPr>
+          <w:p>
+            <w:r>
+              <w:rPr>
+                <w:sz w:val="19"/>
+              </w:rPr>
+              <w:t>DELETE /groups/&lt;id&gt;/ — non-creator admin token</w:t>
+            </w:r>
+          </w:p>
+        </w:tc>
+        <w:tc>
+          <w:tcPr>
+            <w:tcW w:type="dxa" w:w="3024"/>
+            <w:shd w:val="clear" w:color="auto" w:fill="DEEAF1"/>
+          </w:tcPr>
+          <w:p>
+            <w:r>
+              <w:rPr>
+                <w:sz w:val="19"/>
+              </w:rPr>
+              <w:t>403 — Only the group creator can delete</w:t>
             </w:r>
           </w:p>
         </w:tc>
@@ -21521,7 +23982,7 @@
         <w:pStyle w:val="Heading2"/>
       </w:pPr>
       <w:r>
-        <w:t>Video Error Cases  (Sprint 4)</w:t>
+        <w:t>Analytics Error Cases  (Sprint 8)</w:t>
       </w:r>
     </w:p>
     <w:tbl>
@@ -21539,7 +24000,7 @@
       <w:tr>
         <w:tc>
           <w:tcPr>
-            <w:tcW w:type="dxa" w:w="2880"/>
+            <w:tcW w:type="dxa" w:w="2736"/>
             <w:shd w:val="clear" w:color="auto" w:fill="1F4E79"/>
           </w:tcPr>
           <w:p>
@@ -21555,7 +24016,7 @@
         </w:tc>
         <w:tc>
           <w:tcPr>
-            <w:tcW w:type="dxa" w:w="3456"/>
+            <w:tcW w:type="dxa" w:w="3744"/>
             <w:shd w:val="clear" w:color="auto" w:fill="1F4E79"/>
           </w:tcPr>
           <w:p>
@@ -21565,13 +24026,13 @@
                 <w:color w:val="FFFFFF"/>
                 <w:sz w:val="20"/>
               </w:rPr>
-              <w:t>Request</w:t>
-            </w:r>
-          </w:p>
-        </w:tc>
-        <w:tc>
-          <w:tcPr>
-            <w:tcW w:type="dxa" w:w="3168"/>
+              <w:t>Request / Situation</w:t>
+            </w:r>
+          </w:p>
+        </w:tc>
+        <w:tc>
+          <w:tcPr>
+            <w:tcW w:type="dxa" w:w="3024"/>
             <w:shd w:val="clear" w:color="auto" w:fill="1F4E79"/>
           </w:tcPr>
           <w:p>
@@ -21589,7 +24050,7 @@
       <w:tr>
         <w:tc>
           <w:tcPr>
-            <w:tcW w:type="dxa" w:w="2880"/>
+            <w:tcW w:type="dxa" w:w="2736"/>
             <w:shd w:val="clear" w:color="auto" w:fill="DEEAF1"/>
           </w:tcPr>
           <w:p>
@@ -21597,13 +24058,13 @@
               <w:rPr>
                 <w:sz w:val="19"/>
               </w:rPr>
-              <w:t>No store — request upload</w:t>
-            </w:r>
-          </w:p>
-        </w:tc>
-        <w:tc>
-          <w:tcPr>
-            <w:tcW w:type="dxa" w:w="3456"/>
+              <w:t>Vendor Dashboard — no store</w:t>
+            </w:r>
+          </w:p>
+        </w:tc>
+        <w:tc>
+          <w:tcPr>
+            <w:tcW w:type="dxa" w:w="3744"/>
             <w:shd w:val="clear" w:color="auto" w:fill="DEEAF1"/>
           </w:tcPr>
           <w:p>
@@ -21611,13 +24072,13 @@
               <w:rPr>
                 <w:sz w:val="19"/>
               </w:rPr>
-              <w:t>POST /videos/request-upload/ before store created</w:t>
-            </w:r>
-          </w:p>
-        </w:tc>
-        <w:tc>
-          <w:tcPr>
-            <w:tcW w:type="dxa" w:w="3168"/>
+              <w:t>GET /analytics/vendor/ — vendor with no store</w:t>
+            </w:r>
+          </w:p>
+        </w:tc>
+        <w:tc>
+          <w:tcPr>
+            <w:tcW w:type="dxa" w:w="3024"/>
             <w:shd w:val="clear" w:color="auto" w:fill="DEEAF1"/>
           </w:tcPr>
           <w:p>
@@ -21633,40 +24094,40 @@
       <w:tr>
         <w:tc>
           <w:tcPr>
-            <w:tcW w:type="dxa" w:w="2880"/>
-          </w:tcPr>
-          <w:p>
-            <w:r>
-              <w:rPr>
-                <w:sz w:val="19"/>
-              </w:rPr>
-              <w:t>Missing title</w:t>
-            </w:r>
-          </w:p>
-        </w:tc>
-        <w:tc>
-          <w:tcPr>
-            <w:tcW w:type="dxa" w:w="3456"/>
-          </w:tcPr>
-          <w:p>
-            <w:r>
-              <w:rPr>
-                <w:sz w:val="19"/>
-              </w:rPr>
-              <w:t>POST /videos/request-upload/ with no title field</w:t>
-            </w:r>
-          </w:p>
-        </w:tc>
-        <w:tc>
-          <w:tcPr>
-            <w:tcW w:type="dxa" w:w="3168"/>
-          </w:tcPr>
-          <w:p>
-            <w:r>
-              <w:rPr>
-                <w:sz w:val="19"/>
-              </w:rPr>
-              <w:t>400 — This field is required</w:t>
+            <w:tcW w:type="dxa" w:w="2736"/>
+          </w:tcPr>
+          <w:p>
+            <w:r>
+              <w:rPr>
+                <w:sz w:val="19"/>
+              </w:rPr>
+              <w:t>Dashboard — no auth</w:t>
+            </w:r>
+          </w:p>
+        </w:tc>
+        <w:tc>
+          <w:tcPr>
+            <w:tcW w:type="dxa" w:w="3744"/>
+          </w:tcPr>
+          <w:p>
+            <w:r>
+              <w:rPr>
+                <w:sz w:val="19"/>
+              </w:rPr>
+              <w:t>GET /analytics/vendor/ — no Authorization header</w:t>
+            </w:r>
+          </w:p>
+        </w:tc>
+        <w:tc>
+          <w:tcPr>
+            <w:tcW w:type="dxa" w:w="3024"/>
+          </w:tcPr>
+          <w:p>
+            <w:r>
+              <w:rPr>
+                <w:sz w:val="19"/>
+              </w:rPr>
+              <w:t>401 — authentication_failed</w:t>
             </w:r>
           </w:p>
         </w:tc>
@@ -21674,7 +24135,7 @@
       <w:tr>
         <w:tc>
           <w:tcPr>
-            <w:tcW w:type="dxa" w:w="2880"/>
+            <w:tcW w:type="dxa" w:w="2736"/>
             <w:shd w:val="clear" w:color="auto" w:fill="DEEAF1"/>
           </w:tcPr>
           <w:p>
@@ -21682,13 +24143,13 @@
               <w:rPr>
                 <w:sz w:val="19"/>
               </w:rPr>
-              <w:t>Customer calls request-upload</w:t>
-            </w:r>
-          </w:p>
-        </w:tc>
-        <w:tc>
-          <w:tcPr>
-            <w:tcW w:type="dxa" w:w="3456"/>
+              <w:t>Dashboard — customer token</w:t>
+            </w:r>
+          </w:p>
+        </w:tc>
+        <w:tc>
+          <w:tcPr>
+            <w:tcW w:type="dxa" w:w="3744"/>
             <w:shd w:val="clear" w:color="auto" w:fill="DEEAF1"/>
           </w:tcPr>
           <w:p>
@@ -21696,13 +24157,13 @@
               <w:rPr>
                 <w:sz w:val="19"/>
               </w:rPr>
-              <w:t>POST /videos/request-upload/ with customer token</w:t>
-            </w:r>
-          </w:p>
-        </w:tc>
-        <w:tc>
-          <w:tcPr>
-            <w:tcW w:type="dxa" w:w="3168"/>
+              <w:t>GET /analytics/vendor/ — customer token</w:t>
+            </w:r>
+          </w:p>
+        </w:tc>
+        <w:tc>
+          <w:tcPr>
+            <w:tcW w:type="dxa" w:w="3024"/>
             <w:shd w:val="clear" w:color="auto" w:fill="DEEAF1"/>
           </w:tcPr>
           <w:p>
@@ -21718,40 +24179,40 @@
       <w:tr>
         <w:tc>
           <w:tcPr>
-            <w:tcW w:type="dxa" w:w="2880"/>
-          </w:tcPr>
-          <w:p>
-            <w:r>
-              <w:rPr>
-                <w:sz w:val="19"/>
-              </w:rPr>
-              <w:t>Confirm already-ready video</w:t>
-            </w:r>
-          </w:p>
-        </w:tc>
-        <w:tc>
-          <w:tcPr>
-            <w:tcW w:type="dxa" w:w="3456"/>
-          </w:tcPr>
-          <w:p>
-            <w:r>
-              <w:rPr>
-                <w:sz w:val="19"/>
-              </w:rPr>
-              <w:t>POST /videos/&lt;id&gt;/confirm-upload/ on ready video</w:t>
-            </w:r>
-          </w:p>
-        </w:tc>
-        <w:tc>
-          <w:tcPr>
-            <w:tcW w:type="dxa" w:w="3168"/>
-          </w:tcPr>
-          <w:p>
-            <w:r>
-              <w:rPr>
-                <w:sz w:val="19"/>
-              </w:rPr>
-              <w:t>400 — Video already in "ready" state</w:t>
+            <w:tcW w:type="dxa" w:w="2736"/>
+          </w:tcPr>
+          <w:p>
+            <w:r>
+              <w:rPr>
+                <w:sz w:val="19"/>
+              </w:rPr>
+              <w:t>Admin stats — vendor token</w:t>
+            </w:r>
+          </w:p>
+        </w:tc>
+        <w:tc>
+          <w:tcPr>
+            <w:tcW w:type="dxa" w:w="3744"/>
+          </w:tcPr>
+          <w:p>
+            <w:r>
+              <w:rPr>
+                <w:sz w:val="19"/>
+              </w:rPr>
+              <w:t>GET /admin-panel/stats/ — vendor token</w:t>
+            </w:r>
+          </w:p>
+        </w:tc>
+        <w:tc>
+          <w:tcPr>
+            <w:tcW w:type="dxa" w:w="3024"/>
+          </w:tcPr>
+          <w:p>
+            <w:r>
+              <w:rPr>
+                <w:sz w:val="19"/>
+              </w:rPr>
+              <w:t>403 — permission_denied</w:t>
             </w:r>
           </w:p>
         </w:tc>
@@ -21759,7 +24220,7 @@
       <w:tr>
         <w:tc>
           <w:tcPr>
-            <w:tcW w:type="dxa" w:w="2880"/>
+            <w:tcW w:type="dxa" w:w="2736"/>
             <w:shd w:val="clear" w:color="auto" w:fill="DEEAF1"/>
           </w:tcPr>
           <w:p>
@@ -21767,13 +24228,13 @@
               <w:rPr>
                 <w:sz w:val="19"/>
               </w:rPr>
-              <w:t>Duration too long</w:t>
-            </w:r>
-          </w:p>
-        </w:tc>
-        <w:tc>
-          <w:tcPr>
-            <w:tcW w:type="dxa" w:w="3456"/>
+              <w:t>Admin stats — no auth</w:t>
+            </w:r>
+          </w:p>
+        </w:tc>
+        <w:tc>
+          <w:tcPr>
+            <w:tcW w:type="dxa" w:w="3744"/>
             <w:shd w:val="clear" w:color="auto" w:fill="DEEAF1"/>
           </w:tcPr>
           <w:p>
@@ -21781,13 +24242,13 @@
               <w:rPr>
                 <w:sz w:val="19"/>
               </w:rPr>
-              <w:t>POST /videos/&lt;id&gt;/confirm-upload/ — duration_seconds=120</w:t>
-            </w:r>
-          </w:p>
-        </w:tc>
-        <w:tc>
-          <w:tcPr>
-            <w:tcW w:type="dxa" w:w="3168"/>
+              <w:t>GET /admin-panel/stats/ — no header</w:t>
+            </w:r>
+          </w:p>
+        </w:tc>
+        <w:tc>
+          <w:tcPr>
+            <w:tcW w:type="dxa" w:w="3024"/>
             <w:shd w:val="clear" w:color="auto" w:fill="DEEAF1"/>
           </w:tcPr>
           <w:p>
@@ -21795,7 +24256,7 @@
               <w:rPr>
                 <w:sz w:val="19"/>
               </w:rPr>
-              <w:t>400 — cannot exceed 60 seconds</w:t>
+              <w:t>401 — authentication_failed</w:t>
             </w:r>
           </w:p>
         </w:tc>
@@ -21803,40 +24264,40 @@
       <w:tr>
         <w:tc>
           <w:tcPr>
-            <w:tcW w:type="dxa" w:w="2880"/>
-          </w:tcPr>
-          <w:p>
-            <w:r>
-              <w:rPr>
-                <w:sz w:val="19"/>
-              </w:rPr>
-              <w:t>Confirm another vendor video</w:t>
-            </w:r>
-          </w:p>
-        </w:tc>
-        <w:tc>
-          <w:tcPr>
-            <w:tcW w:type="dxa" w:w="3456"/>
-          </w:tcPr>
-          <w:p>
-            <w:r>
-              <w:rPr>
-                <w:sz w:val="19"/>
-              </w:rPr>
-              <w:t>POST /videos/&lt;id&gt;/confirm-upload/ — wrong vendor</w:t>
-            </w:r>
-          </w:p>
-        </w:tc>
-        <w:tc>
-          <w:tcPr>
-            <w:tcW w:type="dxa" w:w="3168"/>
-          </w:tcPr>
-          <w:p>
-            <w:r>
-              <w:rPr>
-                <w:sz w:val="19"/>
-              </w:rPr>
-              <w:t>404 — not_found</w:t>
+            <w:tcW w:type="dxa" w:w="2736"/>
+          </w:tcPr>
+          <w:p>
+            <w:r>
+              <w:rPr>
+                <w:sz w:val="19"/>
+              </w:rPr>
+              <w:t>Store update — wrong UUID</w:t>
+            </w:r>
+          </w:p>
+        </w:tc>
+        <w:tc>
+          <w:tcPr>
+            <w:tcW w:type="dxa" w:w="3744"/>
+          </w:tcPr>
+          <w:p>
+            <w:r>
+              <w:rPr>
+                <w:sz w:val="19"/>
+              </w:rPr>
+              <w:t>PATCH /admin-panel/stores/&lt;bad_uuid&gt;/</w:t>
+            </w:r>
+          </w:p>
+        </w:tc>
+        <w:tc>
+          <w:tcPr>
+            <w:tcW w:type="dxa" w:w="3024"/>
+          </w:tcPr>
+          <w:p>
+            <w:r>
+              <w:rPr>
+                <w:sz w:val="19"/>
+              </w:rPr>
+              <w:t>404 — Store not found</w:t>
             </w:r>
           </w:p>
         </w:tc>
@@ -21844,7 +24305,7 @@
       <w:tr>
         <w:tc>
           <w:tcPr>
-            <w:tcW w:type="dxa" w:w="2880"/>
+            <w:tcW w:type="dxa" w:w="2736"/>
             <w:shd w:val="clear" w:color="auto" w:fill="DEEAF1"/>
           </w:tcPr>
           <w:p>
@@ -21852,13 +24313,13 @@
               <w:rPr>
                 <w:sz w:val="19"/>
               </w:rPr>
-              <w:t>Feed without lat/lng</w:t>
-            </w:r>
-          </w:p>
-        </w:tc>
-        <w:tc>
-          <w:tcPr>
-            <w:tcW w:type="dxa" w:w="3456"/>
+              <w:t>User not found</w:t>
+            </w:r>
+          </w:p>
+        </w:tc>
+        <w:tc>
+          <w:tcPr>
+            <w:tcW w:type="dxa" w:w="3744"/>
             <w:shd w:val="clear" w:color="auto" w:fill="DEEAF1"/>
           </w:tcPr>
           <w:p>
@@ -21866,13 +24327,13 @@
               <w:rPr>
                 <w:sz w:val="19"/>
               </w:rPr>
-              <w:t>GET /videos/feed/ — no ?lat=&amp;lng= params</w:t>
-            </w:r>
-          </w:p>
-        </w:tc>
-        <w:tc>
-          <w:tcPr>
-            <w:tcW w:type="dxa" w:w="3168"/>
+              <w:t>POST /admin-panel/users/&lt;bad_uuid&gt;/toggle-active/</w:t>
+            </w:r>
+          </w:p>
+        </w:tc>
+        <w:tc>
+          <w:tcPr>
+            <w:tcW w:type="dxa" w:w="3024"/>
             <w:shd w:val="clear" w:color="auto" w:fill="DEEAF1"/>
           </w:tcPr>
           <w:p>
@@ -21880,7 +24341,7 @@
               <w:rPr>
                 <w:sz w:val="19"/>
               </w:rPr>
-              <w:t>400 — lat and lng are required numbers</w:t>
+              <w:t>404 — User not found</w:t>
             </w:r>
           </w:p>
         </w:tc>
@@ -21888,40 +24349,40 @@
       <w:tr>
         <w:tc>
           <w:tcPr>
-            <w:tcW w:type="dxa" w:w="2880"/>
-          </w:tcPr>
-          <w:p>
-            <w:r>
-              <w:rPr>
-                <w:sz w:val="19"/>
-              </w:rPr>
-              <w:t>Detail on processing video</w:t>
-            </w:r>
-          </w:p>
-        </w:tc>
-        <w:tc>
-          <w:tcPr>
-            <w:tcW w:type="dxa" w:w="3456"/>
-          </w:tcPr>
-          <w:p>
-            <w:r>
-              <w:rPr>
-                <w:sz w:val="19"/>
-              </w:rPr>
-              <w:t>GET /videos/&lt;id&gt;/ while status=processing</w:t>
-            </w:r>
-          </w:p>
-        </w:tc>
-        <w:tc>
-          <w:tcPr>
-            <w:tcW w:type="dxa" w:w="3168"/>
-          </w:tcPr>
-          <w:p>
-            <w:r>
-              <w:rPr>
-                <w:sz w:val="19"/>
-              </w:rPr>
-              <w:t>404 — not_found (only ready shown)</w:t>
+            <w:tcW w:type="dxa" w:w="2736"/>
+          </w:tcPr>
+          <w:p>
+            <w:r>
+              <w:rPr>
+                <w:sz w:val="19"/>
+              </w:rPr>
+              <w:t>Toggle own account</w:t>
+            </w:r>
+          </w:p>
+        </w:tc>
+        <w:tc>
+          <w:tcPr>
+            <w:tcW w:type="dxa" w:w="3744"/>
+          </w:tcPr>
+          <w:p>
+            <w:r>
+              <w:rPr>
+                <w:sz w:val="19"/>
+              </w:rPr>
+              <w:t>POST /admin-panel/users/&lt;own_id&gt;/toggle-active/</w:t>
+            </w:r>
+          </w:p>
+        </w:tc>
+        <w:tc>
+          <w:tcPr>
+            <w:tcW w:type="dxa" w:w="3024"/>
+          </w:tcPr>
+          <w:p>
+            <w:r>
+              <w:rPr>
+                <w:sz w:val="19"/>
+              </w:rPr>
+              <w:t>400 — Cannot deactivate your own account</w:t>
             </w:r>
           </w:p>
         </w:tc>
@@ -21929,7 +24390,7 @@
       <w:tr>
         <w:tc>
           <w:tcPr>
-            <w:tcW w:type="dxa" w:w="2880"/>
+            <w:tcW w:type="dxa" w:w="2736"/>
             <w:shd w:val="clear" w:color="auto" w:fill="DEEAF1"/>
           </w:tcPr>
           <w:p>
@@ -21937,13 +24398,13 @@
               <w:rPr>
                 <w:sz w:val="19"/>
               </w:rPr>
-              <w:t>Like without auth</w:t>
-            </w:r>
-          </w:p>
-        </w:tc>
-        <w:tc>
-          <w:tcPr>
-            <w:tcW w:type="dxa" w:w="3456"/>
+              <w:t>Store list — vendor token</w:t>
+            </w:r>
+          </w:p>
+        </w:tc>
+        <w:tc>
+          <w:tcPr>
+            <w:tcW w:type="dxa" w:w="3744"/>
             <w:shd w:val="clear" w:color="auto" w:fill="DEEAF1"/>
           </w:tcPr>
           <w:p>
@@ -21951,13 +24412,13 @@
               <w:rPr>
                 <w:sz w:val="19"/>
               </w:rPr>
-              <w:t>POST /videos/&lt;id&gt;/like/ — no auth header</w:t>
-            </w:r>
-          </w:p>
-        </w:tc>
-        <w:tc>
-          <w:tcPr>
-            <w:tcW w:type="dxa" w:w="3168"/>
+              <w:t>GET /admin-panel/stores/ — vendor token</w:t>
+            </w:r>
+          </w:p>
+        </w:tc>
+        <w:tc>
+          <w:tcPr>
+            <w:tcW w:type="dxa" w:w="3024"/>
             <w:shd w:val="clear" w:color="auto" w:fill="DEEAF1"/>
           </w:tcPr>
           <w:p>
@@ -21965,7 +24426,7 @@
               <w:rPr>
                 <w:sz w:val="19"/>
               </w:rPr>
-              <w:t>401 — authentication_failed</w:t>
+              <w:t>403 — permission_denied</w:t>
             </w:r>
           </w:p>
         </w:tc>
@@ -21973,125 +24434,40 @@
       <w:tr>
         <w:tc>
           <w:tcPr>
-            <w:tcW w:type="dxa" w:w="2880"/>
-          </w:tcPr>
-          <w:p>
-            <w:r>
-              <w:rPr>
-                <w:sz w:val="19"/>
-              </w:rPr>
-              <w:t>Update another vendor video</w:t>
-            </w:r>
-          </w:p>
-        </w:tc>
-        <w:tc>
-          <w:tcPr>
-            <w:tcW w:type="dxa" w:w="3456"/>
-          </w:tcPr>
-          <w:p>
-            <w:r>
-              <w:rPr>
-                <w:sz w:val="19"/>
-              </w:rPr>
-              <w:t>PATCH /videos/&lt;id&gt;/update/ — different vendor token</w:t>
-            </w:r>
-          </w:p>
-        </w:tc>
-        <w:tc>
-          <w:tcPr>
-            <w:tcW w:type="dxa" w:w="3168"/>
-          </w:tcPr>
-          <w:p>
-            <w:r>
-              <w:rPr>
-                <w:sz w:val="19"/>
-              </w:rPr>
-              <w:t>404 — not_found</w:t>
-            </w:r>
-          </w:p>
-        </w:tc>
-      </w:tr>
-      <w:tr>
-        <w:tc>
-          <w:tcPr>
-            <w:tcW w:type="dxa" w:w="2880"/>
-            <w:shd w:val="clear" w:color="auto" w:fill="DEEAF1"/>
-          </w:tcPr>
-          <w:p>
-            <w:r>
-              <w:rPr>
-                <w:sz w:val="19"/>
-              </w:rPr>
-              <w:t>Delete another vendor video</w:t>
-            </w:r>
-          </w:p>
-        </w:tc>
-        <w:tc>
-          <w:tcPr>
-            <w:tcW w:type="dxa" w:w="3456"/>
-            <w:shd w:val="clear" w:color="auto" w:fill="DEEAF1"/>
-          </w:tcPr>
-          <w:p>
-            <w:r>
-              <w:rPr>
-                <w:sz w:val="19"/>
-              </w:rPr>
-              <w:t>DELETE /videos/&lt;id&gt;/delete/ — different vendor</w:t>
-            </w:r>
-          </w:p>
-        </w:tc>
-        <w:tc>
-          <w:tcPr>
-            <w:tcW w:type="dxa" w:w="3168"/>
-            <w:shd w:val="clear" w:color="auto" w:fill="DEEAF1"/>
-          </w:tcPr>
-          <w:p>
-            <w:r>
-              <w:rPr>
-                <w:sz w:val="19"/>
-              </w:rPr>
-              <w:t>404 — not_found</w:t>
-            </w:r>
-          </w:p>
-        </w:tc>
-      </w:tr>
-      <w:tr>
-        <w:tc>
-          <w:tcPr>
-            <w:tcW w:type="dxa" w:w="2880"/>
-          </w:tcPr>
-          <w:p>
-            <w:r>
-              <w:rPr>
-                <w:sz w:val="19"/>
-              </w:rPr>
-              <w:t>Delete with customer token</w:t>
-            </w:r>
-          </w:p>
-        </w:tc>
-        <w:tc>
-          <w:tcPr>
-            <w:tcW w:type="dxa" w:w="3456"/>
-          </w:tcPr>
-          <w:p>
-            <w:r>
-              <w:rPr>
-                <w:sz w:val="19"/>
-              </w:rPr>
-              <w:t>DELETE /videos/&lt;id&gt;/delete/ — customer token</w:t>
-            </w:r>
-          </w:p>
-        </w:tc>
-        <w:tc>
-          <w:tcPr>
-            <w:tcW w:type="dxa" w:w="3168"/>
-          </w:tcPr>
-          <w:p>
-            <w:r>
-              <w:rPr>
-                <w:sz w:val="19"/>
-              </w:rPr>
-              <w:t>403 — Vendor access only</w:t>
+            <w:tcW w:type="dxa" w:w="2736"/>
+          </w:tcPr>
+          <w:p>
+            <w:r>
+              <w:rPr>
+                <w:sz w:val="19"/>
+              </w:rPr>
+              <w:t>User list — vendor token</w:t>
+            </w:r>
+          </w:p>
+        </w:tc>
+        <w:tc>
+          <w:tcPr>
+            <w:tcW w:type="dxa" w:w="3744"/>
+          </w:tcPr>
+          <w:p>
+            <w:r>
+              <w:rPr>
+                <w:sz w:val="19"/>
+              </w:rPr>
+              <w:t>GET /admin-panel/users/ — vendor token</w:t>
+            </w:r>
+          </w:p>
+        </w:tc>
+        <w:tc>
+          <w:tcPr>
+            <w:tcW w:type="dxa" w:w="3024"/>
+          </w:tcPr>
+          <w:p>
+            <w:r>
+              <w:rPr>
+                <w:sz w:val="19"/>
+              </w:rPr>
+              <w:t>403 — permission_denied</w:t>
             </w:r>
           </w:p>
         </w:tc>
@@ -22099,575 +24475,11 @@
     </w:tbl>
     <w:p/>
     <w:p>
-      <w:r>
-        <w:br w:type="page"/>
-      </w:r>
-    </w:p>
-    <w:p>
-      <w:pPr>
-        <w:pStyle w:val="Heading1"/>
-      </w:pPr>
-      <w:r>
-        <w:t>5. Postman Quick Setup</w:t>
-      </w:r>
-    </w:p>
-    <w:p>
       <w:pPr>
         <w:pStyle w:val="Heading2"/>
       </w:pPr>
       <w:r>
-        <w:t>Collection Folder Structure (recommended)</w:t>
-      </w:r>
-    </w:p>
-    <w:p>
-      <w:pPr>
-        <w:spacing w:before="40" w:after="40"/>
-        <w:ind w:left="288"/>
-        <w:shd w:val="clear" w:color="auto" w:fill="F0F0F0"/>
-      </w:pPr>
-      <w:r>
-        <w:rPr>
-          <w:rFonts w:ascii="Courier New" w:hAnsi="Courier New"/>
-          <w:color w:val="1A1A8C"/>
-          <w:sz w:val="18"/>
-        </w:rPr>
-        <w:t>NearKart Local</w:t>
-        <w:br/>
-        <w:t>├── 0. Setup</w:t>
-        <w:br/>
-        <w:t>│   └── Health Check</w:t>
-        <w:br/>
-        <w:t>├── 1. Auth</w:t>
-        <w:br/>
-        <w:t>│   ├── Send OTP (Vendor)</w:t>
-        <w:br/>
-        <w:t>│   ├── Verify OTP (Vendor) ← Tests script saves vendor_token</w:t>
-        <w:br/>
-        <w:t>│   ├── Send OTP (Customer)</w:t>
-        <w:br/>
-        <w:t>│   ├── Verify OTP (Customer) ← Tests script saves customer_token + customer_id</w:t>
-        <w:br/>
-        <w:t>│   ├── Get Profile</w:t>
-        <w:br/>
-        <w:t>│   ├── Update Profile</w:t>
-        <w:br/>
-        <w:t>│   ├── Update Location</w:t>
-        <w:br/>
-        <w:t>│   ├── Refresh Token</w:t>
-        <w:br/>
-        <w:t>│   └── Logout</w:t>
-        <w:br/>
-        <w:t>├── 2. Stores</w:t>
-        <w:br/>
-        <w:t>│   ├── Create Store ← Tests script saves store_id</w:t>
-        <w:br/>
-        <w:t>│   ├── Nearby Stores</w:t>
-        <w:br/>
-        <w:t>│   ├── Store Detail</w:t>
-        <w:br/>
-        <w:t>│   ├── Update Store</w:t>
-        <w:br/>
-        <w:t>│   ├── Follow Store</w:t>
-        <w:br/>
-        <w:t>│   ├── Review Store</w:t>
-        <w:br/>
-        <w:t>│   └── QR Code</w:t>
-        <w:br/>
-        <w:t>├── 3. Products</w:t>
-        <w:br/>
-        <w:t>│   ├── Create Product ← Tests script saves product_id</w:t>
-        <w:br/>
-        <w:t>│   ├── Nearby Products</w:t>
-        <w:br/>
-        <w:t>│   ├── Search Products</w:t>
-        <w:br/>
-        <w:t>│   ├── Product Detail</w:t>
-        <w:br/>
-        <w:t>│   ├── Update Product</w:t>
-        <w:br/>
-        <w:t>│   ├── Delete Product</w:t>
-        <w:br/>
-        <w:t>│   └── Wishlist Toggle</w:t>
-        <w:br/>
-        <w:t>├── 4. Videos</w:t>
-        <w:br/>
-        <w:t>│   ├── Request Upload URL ← Tests script saves video_id</w:t>
-        <w:br/>
-        <w:t>│   ├── Confirm Upload</w:t>
-        <w:br/>
-        <w:t>│   ├── My Videos (Vendor Library)</w:t>
-        <w:br/>
-        <w:t>│   ├── Update Video</w:t>
-        <w:br/>
-        <w:t>│   ├── Video Feed</w:t>
-        <w:br/>
-        <w:t>│   ├── Video Detail</w:t>
-        <w:br/>
-        <w:t>│   ├── Like / Unlike Video</w:t>
-        <w:br/>
-        <w:t>│   └── Delete Video</w:t>
-        <w:br/>
-        <w:t>├── 5. Chat</w:t>
-        <w:br/>
-        <w:t>│   ├── Start Conversation ← Tests script saves conversation_id</w:t>
-        <w:br/>
-        <w:t>│   ├── List Conversations (Inbox)</w:t>
-        <w:br/>
-        <w:t>│   ├── Message History</w:t>
-        <w:br/>
-        <w:t>│   ├── Mark as Read</w:t>
-        <w:br/>
-        <w:t>│   └── [WebSocket] Connect + Send  (use Postman WS tab or wscat)</w:t>
-        <w:br/>
-        <w:t>├── 6. Blacklist</w:t>
-        <w:br/>
-        <w:t>│   ├── Block Customer  (vendor token + store_id + customer_id)</w:t>
-        <w:br/>
-        <w:t>│   ├── List Blocked Customers  (vendor token + store_id)</w:t>
-        <w:br/>
-        <w:t>│   └── Unblock Customer  (same endpoint as Block — toggle)</w:t>
-        <w:br/>
-        <w:t>├── 7. Billing</w:t>
-        <w:br/>
-        <w:t>│   ├── List Plans  (no auth required)</w:t>
-        <w:br/>
-        <w:t>│   ├── Wallet Balance  (vendor token)</w:t>
-        <w:br/>
-        <w:t>│   ├── Top Up Wallet  (vendor token + {"amount": "1000.00"})</w:t>
-        <w:br/>
-        <w:t>│   ├── Subscribe to Plan  (vendor token + {"plan_name": "basic"})</w:t>
-        <w:br/>
-        <w:t>│   ├── Subscription Status  (vendor token)</w:t>
-        <w:br/>
-        <w:t>│   └── Transaction History  (vendor token)</w:t>
-        <w:br/>
-        <w:t>├── 8. Analytics + Admin</w:t>
-        <w:br/>
-        <w:t>│   ├── [Analytics] Vendor Dashboard  (vendor token)</w:t>
-        <w:br/>
-        <w:t>│   ├── [Analytics] Vendor Video Stats  (vendor token)</w:t>
-        <w:br/>
-        <w:t>│   ├── [Analytics] Vendor Product Stats  (vendor token)</w:t>
-        <w:br/>
-        <w:t>│   ├── [Admin] Platform Stats  (admin_token)</w:t>
-        <w:br/>
-        <w:t>│   ├── [Admin] List All Stores  (admin_token)</w:t>
-        <w:br/>
-        <w:t>│   ├── [Admin] Verify Store  (admin_token + PATCH {"is_verified": true})</w:t>
-        <w:br/>
-        <w:t>│   ├── [Admin] List All Users  (admin_token)</w:t>
-        <w:br/>
-        <w:t>│   └── [Admin] Toggle User Active  (admin_token + POST empty body)</w:t>
-        <w:br/>
-        <w:t>└── 9. Reservations</w:t>
-        <w:br/>
-        <w:t xml:space="preserve">    ├── Create Reservation  (customer_token + store_id + product_id)</w:t>
-        <w:br/>
-        <w:t xml:space="preserve">    ├── List Reservations  (customer_token → own / vendor_token → store's)</w:t>
-        <w:br/>
-        <w:t xml:space="preserve">    ├── Reservation Detail  (customer_token or vendor_token)</w:t>
-        <w:br/>
-        <w:t xml:space="preserve">    ├── Update Status — Confirm  (vendor_token + {"status": "confirmed"})</w:t>
-        <w:br/>
-        <w:t xml:space="preserve">    ├── Update Status — Complete  (vendor_token + {"status": "completed"})</w:t>
-        <w:br/>
-        <w:t xml:space="preserve">    ├── Update Status — Cancel  (vendor_token + {"status": "cancelled"})</w:t>
-        <w:br/>
-        <w:t xml:space="preserve">    └── Customer Cancel  (customer_token + POST empty body)</w:t>
-      </w:r>
-    </w:p>
-    <w:p>
-      <w:pPr>
-        <w:pStyle w:val="Heading2"/>
-      </w:pPr>
-      <w:r>
-        <w:t>Auto-Save Token Script  (paste in Tests tab of Verify OTP request)</w:t>
-      </w:r>
-    </w:p>
-    <w:p>
-      <w:pPr>
-        <w:spacing w:before="40" w:after="40"/>
-        <w:ind w:left="288"/>
-        <w:shd w:val="clear" w:color="auto" w:fill="F0F0F0"/>
-      </w:pPr>
-      <w:r>
-        <w:rPr>
-          <w:rFonts w:ascii="Courier New" w:hAnsi="Courier New"/>
-          <w:color w:val="1A1A8C"/>
-          <w:sz w:val="18"/>
-        </w:rPr>
-        <w:t>// For VENDOR verify OTP request:</w:t>
-        <w:br/>
-        <w:t>const r = pm.response.json();</w:t>
-        <w:br/>
-        <w:t>if (r.access) {</w:t>
-        <w:br/>
-        <w:t xml:space="preserve">    pm.environment.set("vendor_token", r.access);</w:t>
-        <w:br/>
-        <w:t xml:space="preserve">    pm.environment.set("vendor_refresh", r.refresh);</w:t>
-        <w:br/>
-        <w:t xml:space="preserve">    console.log("Vendor token saved:", r.access.substring(0, 30) + "...");</w:t>
-        <w:br/>
-        <w:t>}</w:t>
-        <w:br/>
-        <w:br/>
-        <w:t>// For CUSTOMER verify OTP request — use this instead:</w:t>
-        <w:br/>
-        <w:t>// pm.environment.set("customer_token", r.access);</w:t>
-        <w:br/>
-        <w:t>// pm.environment.set("customer_refresh", r.refresh);</w:t>
-      </w:r>
-    </w:p>
-    <w:p>
-      <w:pPr>
-        <w:pStyle w:val="Heading2"/>
-      </w:pPr>
-      <w:r>
-        <w:t>Auto-Save Store ID  (paste in Tests tab of Create Store request)</w:t>
-      </w:r>
-    </w:p>
-    <w:p>
-      <w:pPr>
-        <w:spacing w:before="40" w:after="40"/>
-        <w:ind w:left="288"/>
-        <w:shd w:val="clear" w:color="auto" w:fill="F0F0F0"/>
-      </w:pPr>
-      <w:r>
-        <w:rPr>
-          <w:rFonts w:ascii="Courier New" w:hAnsi="Courier New"/>
-          <w:color w:val="1A1A8C"/>
-          <w:sz w:val="18"/>
-        </w:rPr>
-        <w:t>const r = pm.response.json();</w:t>
-        <w:br/>
-        <w:t>if (r.id) {</w:t>
-        <w:br/>
-        <w:t xml:space="preserve">    pm.environment.set("store_id", r.id);</w:t>
-        <w:br/>
-        <w:t xml:space="preserve">    console.log("store_id saved:", r.id);</w:t>
-        <w:br/>
-        <w:t>}</w:t>
-      </w:r>
-    </w:p>
-    <w:p>
-      <w:pPr>
-        <w:pStyle w:val="Heading2"/>
-      </w:pPr>
-      <w:r>
-        <w:t>Auto-Save Product ID  (paste in Tests tab of Create Product request)</w:t>
-      </w:r>
-    </w:p>
-    <w:p>
-      <w:pPr>
-        <w:spacing w:before="40" w:after="40"/>
-        <w:ind w:left="288"/>
-        <w:shd w:val="clear" w:color="auto" w:fill="F0F0F0"/>
-      </w:pPr>
-      <w:r>
-        <w:rPr>
-          <w:rFonts w:ascii="Courier New" w:hAnsi="Courier New"/>
-          <w:color w:val="1A1A8C"/>
-          <w:sz w:val="18"/>
-        </w:rPr>
-        <w:t>const r = pm.response.json();</w:t>
-        <w:br/>
-        <w:t>if (r.id) {</w:t>
-        <w:br/>
-        <w:t xml:space="preserve">    pm.environment.set("product_id", r.id);</w:t>
-        <w:br/>
-        <w:t xml:space="preserve">    console.log("product_id saved:", r.id);</w:t>
-        <w:br/>
-        <w:t>}</w:t>
-      </w:r>
-    </w:p>
-    <w:p>
-      <w:pPr>
-        <w:pStyle w:val="Heading2"/>
-      </w:pPr>
-      <w:r>
-        <w:t>Auto-Save Video ID  (paste in Tests tab of Request Upload URL request)</w:t>
-      </w:r>
-    </w:p>
-    <w:p>
-      <w:pPr>
-        <w:spacing w:before="40" w:after="40"/>
-        <w:ind w:left="288"/>
-        <w:shd w:val="clear" w:color="auto" w:fill="F0F0F0"/>
-      </w:pPr>
-      <w:r>
-        <w:rPr>
-          <w:rFonts w:ascii="Courier New" w:hAnsi="Courier New"/>
-          <w:color w:val="1A1A8C"/>
-          <w:sz w:val="18"/>
-        </w:rPr>
-        <w:t>const r = pm.response.json();</w:t>
-        <w:br/>
-        <w:t>if (r.video_id) {</w:t>
-        <w:br/>
-        <w:t xml:space="preserve">    pm.environment.set("video_id", r.video_id);</w:t>
-        <w:br/>
-        <w:t xml:space="preserve">    pm.environment.set("upload_url", r.upload_url);</w:t>
-        <w:br/>
-        <w:t xml:space="preserve">    console.log("video_id saved:", r.video_id);</w:t>
-        <w:br/>
-        <w:t>}</w:t>
-      </w:r>
-    </w:p>
-    <w:p>
-      <w:pPr>
-        <w:pStyle w:val="Heading2"/>
-      </w:pPr>
-      <w:r>
-        <w:t>Auto-Save Conversation ID  (paste in Tests tab of Start Conversation request)</w:t>
-      </w:r>
-    </w:p>
-    <w:p>
-      <w:pPr>
-        <w:spacing w:before="40" w:after="40"/>
-        <w:ind w:left="288"/>
-        <w:shd w:val="clear" w:color="auto" w:fill="F0F0F0"/>
-      </w:pPr>
-      <w:r>
-        <w:rPr>
-          <w:rFonts w:ascii="Courier New" w:hAnsi="Courier New"/>
-          <w:color w:val="1A1A8C"/>
-          <w:sz w:val="18"/>
-        </w:rPr>
-        <w:t>const r = pm.response.json();</w:t>
-        <w:br/>
-        <w:t>if (r.id) {</w:t>
-        <w:br/>
-        <w:t xml:space="preserve">    pm.environment.set("conversation_id", r.id);</w:t>
-        <w:br/>
-        <w:t xml:space="preserve">    console.log("conversation_id saved:", r.id);</w:t>
-        <w:br/>
-        <w:t>}</w:t>
-      </w:r>
-    </w:p>
-    <w:p>
-      <w:pPr>
-        <w:pStyle w:val="Heading2"/>
-      </w:pPr>
-      <w:r>
-        <w:t>Auto-Save Customer ID  (paste in Tests tab of Verify OTP Customer request)</w:t>
-      </w:r>
-    </w:p>
-    <w:p>
-      <w:pPr>
-        <w:spacing w:before="40" w:after="40"/>
-        <w:ind w:left="288"/>
-        <w:shd w:val="clear" w:color="auto" w:fill="F0F0F0"/>
-      </w:pPr>
-      <w:r>
-        <w:rPr>
-          <w:rFonts w:ascii="Courier New" w:hAnsi="Courier New"/>
-          <w:color w:val="1A1A8C"/>
-          <w:sz w:val="18"/>
-        </w:rPr>
-        <w:t>// Add this to the existing customer verify OTP Tests script:</w:t>
-        <w:br/>
-        <w:t>const r = pm.response.json();</w:t>
-        <w:br/>
-        <w:t>if (r.user &amp;&amp; r.user.id) {</w:t>
-        <w:br/>
-        <w:t xml:space="preserve">    pm.environment.set("customer_id", r.user.id);</w:t>
-        <w:br/>
-        <w:t xml:space="preserve">    console.log("customer_id saved:", r.user.id);</w:t>
-        <w:br/>
-        <w:t>}</w:t>
-      </w:r>
-    </w:p>
-    <w:p>
-      <w:pPr>
-        <w:ind w:left="288"/>
-        <w:shd w:val="clear" w:color="auto" w:fill="D1ECF1"/>
-      </w:pPr>
-      <w:r>
-        <w:rPr>
-          <w:i/>
-          <w:color w:val="0C5460"/>
-          <w:sz w:val="20"/>
-        </w:rPr>
-        <w:t xml:space="preserve">  💡  customer_id is needed for Sprint 6 blacklist endpoint:</w:t>
-        <w:br/>
-        <w:t xml:space="preserve">  POST /stores/{{store_id}}/blacklist/{{customer_id}}/</w:t>
-      </w:r>
-    </w:p>
-    <w:p>
-      <w:pPr>
-        <w:pStyle w:val="Heading2"/>
-      </w:pPr>
-      <w:r>
-        <w:t>Quick Test — All Public Endpoints via curl</w:t>
-      </w:r>
-    </w:p>
-    <w:p>
-      <w:r>
-        <w:rPr>
-          <w:b w:val="0"/>
-          <w:sz w:val="22"/>
-        </w:rPr>
-        <w:t>Copy-paste these into terminal to test without Postman:</w:t>
-      </w:r>
-    </w:p>
-    <w:p>
-      <w:pPr>
-        <w:spacing w:before="40" w:after="40"/>
-        <w:ind w:left="288"/>
-        <w:shd w:val="clear" w:color="auto" w:fill="F0F0F0"/>
-      </w:pPr>
-      <w:r>
-        <w:rPr>
-          <w:rFonts w:ascii="Courier New" w:hAnsi="Courier New"/>
-          <w:color w:val="1A1A8C"/>
-          <w:sz w:val="18"/>
-        </w:rPr>
-        <w:t># Health check</w:t>
-        <w:br/>
-        <w:t>curl -s http://localhost:8000/api/v1/health/ | python3 -m json.tool</w:t>
-        <w:br/>
-        <w:br/>
-        <w:t># Send OTP</w:t>
-        <w:br/>
-        <w:t>curl -s -X POST http://localhost:8000/api/v1/auth/otp/send/ \</w:t>
-        <w:br/>
-        <w:t xml:space="preserve">  -H "Content-Type: application/json" \</w:t>
-        <w:br/>
-        <w:t xml:space="preserve">  -d '{"phone_number": "+919999999999"}'</w:t>
-        <w:br/>
-        <w:br/>
-        <w:t># Verify OTP (copy access token from response)</w:t>
-        <w:br/>
-        <w:t>curl -s -X POST http://localhost:8000/api/v1/auth/otp/verify/ \</w:t>
-        <w:br/>
-        <w:t xml:space="preserve">  -H "Content-Type: application/json" \</w:t>
-        <w:br/>
-        <w:t xml:space="preserve">  -d '{"phone_number": "+919999999999", "otp": "123456"}'</w:t>
-        <w:br/>
-        <w:br/>
-        <w:t># Get profile (replace TOKEN with your access token)</w:t>
-        <w:br/>
-        <w:t>curl -s http://localhost:8000/api/v1/auth/me/ \</w:t>
-        <w:br/>
-        <w:t xml:space="preserve">  -H "Authorization: Bearer TOKEN"</w:t>
-      </w:r>
-    </w:p>
-    <w:p>
-      <w:r>
-        <w:br w:type="page"/>
-      </w:r>
-    </w:p>
-    <w:p>
-      <w:pPr>
-        <w:pStyle w:val="Heading1"/>
-      </w:pPr>
-      <w:r>
-        <w:t>6. How to Update This Document (Future Sprints)</w:t>
-      </w:r>
-    </w:p>
-    <w:p>
-      <w:pPr>
-        <w:ind w:left="288"/>
-        <w:shd w:val="clear" w:color="auto" w:fill="D1ECF1"/>
-      </w:pPr>
-      <w:r>
-        <w:rPr>
-          <w:i/>
-          <w:color w:val="0C5460"/>
-          <w:sz w:val="20"/>
-        </w:rPr>
-        <w:t xml:space="preserve">  📌  IMPORTANT: When a new sprint adds new API endpoints, update this document.</w:t>
-        <w:br/>
-        <w:t xml:space="preserve">     Do NOT create a separate doc — keep everything in this single file.</w:t>
-      </w:r>
-    </w:p>
-    <w:p/>
-    <w:p>
-      <w:pPr>
-        <w:pStyle w:val="Heading2"/>
-      </w:pPr>
-      <w:r>
-        <w:t>Checklist for each new sprint:</w:t>
-      </w:r>
-    </w:p>
-    <w:p>
-      <w:pPr>
-        <w:pStyle w:val="ListBullet"/>
-        <w:ind w:left="432"/>
-      </w:pPr>
-      <w:r>
-        <w:rPr>
-          <w:sz w:val="21"/>
-        </w:rPr>
-        <w:t>Add new endpoint rows to Section 2 — Complete API Reference table</w:t>
-      </w:r>
-    </w:p>
-    <w:p>
-      <w:pPr>
-        <w:pStyle w:val="ListBullet"/>
-        <w:ind w:left="432"/>
-      </w:pPr>
-      <w:r>
-        <w:rPr>
-          <w:sz w:val="21"/>
-        </w:rPr>
-        <w:t>Add new STEP sections in Section 3 — Step-by-Step Test Flow</w:t>
-      </w:r>
-    </w:p>
-    <w:p>
-      <w:pPr>
-        <w:pStyle w:val="ListBullet"/>
-        <w:ind w:left="432"/>
-      </w:pPr>
-      <w:r>
-        <w:rPr>
-          <w:sz w:val="21"/>
-        </w:rPr>
-        <w:t>Add new error cases in Section 4 — Error Cases to Test</w:t>
-      </w:r>
-    </w:p>
-    <w:p>
-      <w:pPr>
-        <w:pStyle w:val="ListBullet"/>
-        <w:ind w:left="432"/>
-      </w:pPr>
-      <w:r>
-        <w:rPr>
-          <w:sz w:val="21"/>
-        </w:rPr>
-        <w:t>Add new Postman folder in Section 5 — Postman Quick Setup</w:t>
-      </w:r>
-    </w:p>
-    <w:p>
-      <w:pPr>
-        <w:pStyle w:val="ListBullet"/>
-        <w:ind w:left="432"/>
-      </w:pPr>
-      <w:r>
-        <w:rPr>
-          <w:sz w:val="21"/>
-        </w:rPr>
-        <w:t>Update the cover page "Last updated" date and sprint range</w:t>
-      </w:r>
-    </w:p>
-    <w:p>
-      <w:pPr>
-        <w:pStyle w:val="ListBullet"/>
-        <w:ind w:left="432"/>
-      </w:pPr>
-      <w:r>
-        <w:rPr>
-          <w:sz w:val="21"/>
-        </w:rPr>
-        <w:t>If new field types are introduced (e.g. file uploads), add a format rules subsection in Section 1</w:t>
-      </w:r>
-    </w:p>
-    <w:p>
-      <w:pPr>
-        <w:pStyle w:val="Heading2"/>
-      </w:pPr>
-      <w:r>
-        <w:t>Upcoming Sprints to Add Here</w:t>
+        <w:t>Video Error Cases  (Sprint 4)</w:t>
       </w:r>
     </w:p>
     <w:tbl>
@@ -22685,7 +24497,7 @@
       <w:tr>
         <w:tc>
           <w:tcPr>
-            <w:tcW w:type="dxa" w:w="1152"/>
+            <w:tcW w:type="dxa" w:w="2880"/>
             <w:shd w:val="clear" w:color="auto" w:fill="1F4E79"/>
           </w:tcPr>
           <w:p>
@@ -22695,13 +24507,13 @@
                 <w:color w:val="FFFFFF"/>
                 <w:sz w:val="20"/>
               </w:rPr>
-              <w:t>Sprint</w:t>
-            </w:r>
-          </w:p>
-        </w:tc>
-        <w:tc>
-          <w:tcPr>
-            <w:tcW w:type="dxa" w:w="2160"/>
+              <w:t>Test</w:t>
+            </w:r>
+          </w:p>
+        </w:tc>
+        <w:tc>
+          <w:tcPr>
+            <w:tcW w:type="dxa" w:w="3456"/>
             <w:shd w:val="clear" w:color="auto" w:fill="1F4E79"/>
           </w:tcPr>
           <w:p>
@@ -22711,13 +24523,13 @@
                 <w:color w:val="FFFFFF"/>
                 <w:sz w:val="20"/>
               </w:rPr>
-              <w:t>Module</w:t>
-            </w:r>
-          </w:p>
-        </w:tc>
-        <w:tc>
-          <w:tcPr>
-            <w:tcW w:type="dxa" w:w="6048"/>
+              <w:t>Request</w:t>
+            </w:r>
+          </w:p>
+        </w:tc>
+        <w:tc>
+          <w:tcPr>
+            <w:tcW w:type="dxa" w:w="3168"/>
             <w:shd w:val="clear" w:color="auto" w:fill="1F4E79"/>
           </w:tcPr>
           <w:p>
@@ -22727,7 +24539,7 @@
                 <w:color w:val="FFFFFF"/>
                 <w:sz w:val="20"/>
               </w:rPr>
-              <w:t>APIs to Add</w:t>
+              <w:t>Expected Response</w:t>
             </w:r>
           </w:p>
         </w:tc>
@@ -22735,6 +24547,1188 @@
       <w:tr>
         <w:tc>
           <w:tcPr>
+            <w:tcW w:type="dxa" w:w="2880"/>
+            <w:shd w:val="clear" w:color="auto" w:fill="DEEAF1"/>
+          </w:tcPr>
+          <w:p>
+            <w:r>
+              <w:rPr>
+                <w:sz w:val="19"/>
+              </w:rPr>
+              <w:t>No store — request upload</w:t>
+            </w:r>
+          </w:p>
+        </w:tc>
+        <w:tc>
+          <w:tcPr>
+            <w:tcW w:type="dxa" w:w="3456"/>
+            <w:shd w:val="clear" w:color="auto" w:fill="DEEAF1"/>
+          </w:tcPr>
+          <w:p>
+            <w:r>
+              <w:rPr>
+                <w:sz w:val="19"/>
+              </w:rPr>
+              <w:t>POST /videos/request-upload/ before store created</w:t>
+            </w:r>
+          </w:p>
+        </w:tc>
+        <w:tc>
+          <w:tcPr>
+            <w:tcW w:type="dxa" w:w="3168"/>
+            <w:shd w:val="clear" w:color="auto" w:fill="DEEAF1"/>
+          </w:tcPr>
+          <w:p>
+            <w:r>
+              <w:rPr>
+                <w:sz w:val="19"/>
+              </w:rPr>
+              <w:t>400 — Create a store first</w:t>
+            </w:r>
+          </w:p>
+        </w:tc>
+      </w:tr>
+      <w:tr>
+        <w:tc>
+          <w:tcPr>
+            <w:tcW w:type="dxa" w:w="2880"/>
+          </w:tcPr>
+          <w:p>
+            <w:r>
+              <w:rPr>
+                <w:sz w:val="19"/>
+              </w:rPr>
+              <w:t>Missing title</w:t>
+            </w:r>
+          </w:p>
+        </w:tc>
+        <w:tc>
+          <w:tcPr>
+            <w:tcW w:type="dxa" w:w="3456"/>
+          </w:tcPr>
+          <w:p>
+            <w:r>
+              <w:rPr>
+                <w:sz w:val="19"/>
+              </w:rPr>
+              <w:t>POST /videos/request-upload/ with no title field</w:t>
+            </w:r>
+          </w:p>
+        </w:tc>
+        <w:tc>
+          <w:tcPr>
+            <w:tcW w:type="dxa" w:w="3168"/>
+          </w:tcPr>
+          <w:p>
+            <w:r>
+              <w:rPr>
+                <w:sz w:val="19"/>
+              </w:rPr>
+              <w:t>400 — This field is required</w:t>
+            </w:r>
+          </w:p>
+        </w:tc>
+      </w:tr>
+      <w:tr>
+        <w:tc>
+          <w:tcPr>
+            <w:tcW w:type="dxa" w:w="2880"/>
+            <w:shd w:val="clear" w:color="auto" w:fill="DEEAF1"/>
+          </w:tcPr>
+          <w:p>
+            <w:r>
+              <w:rPr>
+                <w:sz w:val="19"/>
+              </w:rPr>
+              <w:t>Customer calls request-upload</w:t>
+            </w:r>
+          </w:p>
+        </w:tc>
+        <w:tc>
+          <w:tcPr>
+            <w:tcW w:type="dxa" w:w="3456"/>
+            <w:shd w:val="clear" w:color="auto" w:fill="DEEAF1"/>
+          </w:tcPr>
+          <w:p>
+            <w:r>
+              <w:rPr>
+                <w:sz w:val="19"/>
+              </w:rPr>
+              <w:t>POST /videos/request-upload/ with customer token</w:t>
+            </w:r>
+          </w:p>
+        </w:tc>
+        <w:tc>
+          <w:tcPr>
+            <w:tcW w:type="dxa" w:w="3168"/>
+            <w:shd w:val="clear" w:color="auto" w:fill="DEEAF1"/>
+          </w:tcPr>
+          <w:p>
+            <w:r>
+              <w:rPr>
+                <w:sz w:val="19"/>
+              </w:rPr>
+              <w:t>403 — Vendor access only</w:t>
+            </w:r>
+          </w:p>
+        </w:tc>
+      </w:tr>
+      <w:tr>
+        <w:tc>
+          <w:tcPr>
+            <w:tcW w:type="dxa" w:w="2880"/>
+          </w:tcPr>
+          <w:p>
+            <w:r>
+              <w:rPr>
+                <w:sz w:val="19"/>
+              </w:rPr>
+              <w:t>Confirm already-ready video</w:t>
+            </w:r>
+          </w:p>
+        </w:tc>
+        <w:tc>
+          <w:tcPr>
+            <w:tcW w:type="dxa" w:w="3456"/>
+          </w:tcPr>
+          <w:p>
+            <w:r>
+              <w:rPr>
+                <w:sz w:val="19"/>
+              </w:rPr>
+              <w:t>POST /videos/&lt;id&gt;/confirm-upload/ on ready video</w:t>
+            </w:r>
+          </w:p>
+        </w:tc>
+        <w:tc>
+          <w:tcPr>
+            <w:tcW w:type="dxa" w:w="3168"/>
+          </w:tcPr>
+          <w:p>
+            <w:r>
+              <w:rPr>
+                <w:sz w:val="19"/>
+              </w:rPr>
+              <w:t>400 — Video already in "ready" state</w:t>
+            </w:r>
+          </w:p>
+        </w:tc>
+      </w:tr>
+      <w:tr>
+        <w:tc>
+          <w:tcPr>
+            <w:tcW w:type="dxa" w:w="2880"/>
+            <w:shd w:val="clear" w:color="auto" w:fill="DEEAF1"/>
+          </w:tcPr>
+          <w:p>
+            <w:r>
+              <w:rPr>
+                <w:sz w:val="19"/>
+              </w:rPr>
+              <w:t>Duration too long</w:t>
+            </w:r>
+          </w:p>
+        </w:tc>
+        <w:tc>
+          <w:tcPr>
+            <w:tcW w:type="dxa" w:w="3456"/>
+            <w:shd w:val="clear" w:color="auto" w:fill="DEEAF1"/>
+          </w:tcPr>
+          <w:p>
+            <w:r>
+              <w:rPr>
+                <w:sz w:val="19"/>
+              </w:rPr>
+              <w:t>POST /videos/&lt;id&gt;/confirm-upload/ — duration_seconds=120</w:t>
+            </w:r>
+          </w:p>
+        </w:tc>
+        <w:tc>
+          <w:tcPr>
+            <w:tcW w:type="dxa" w:w="3168"/>
+            <w:shd w:val="clear" w:color="auto" w:fill="DEEAF1"/>
+          </w:tcPr>
+          <w:p>
+            <w:r>
+              <w:rPr>
+                <w:sz w:val="19"/>
+              </w:rPr>
+              <w:t>400 — cannot exceed 60 seconds</w:t>
+            </w:r>
+          </w:p>
+        </w:tc>
+      </w:tr>
+      <w:tr>
+        <w:tc>
+          <w:tcPr>
+            <w:tcW w:type="dxa" w:w="2880"/>
+          </w:tcPr>
+          <w:p>
+            <w:r>
+              <w:rPr>
+                <w:sz w:val="19"/>
+              </w:rPr>
+              <w:t>Confirm another vendor video</w:t>
+            </w:r>
+          </w:p>
+        </w:tc>
+        <w:tc>
+          <w:tcPr>
+            <w:tcW w:type="dxa" w:w="3456"/>
+          </w:tcPr>
+          <w:p>
+            <w:r>
+              <w:rPr>
+                <w:sz w:val="19"/>
+              </w:rPr>
+              <w:t>POST /videos/&lt;id&gt;/confirm-upload/ — wrong vendor</w:t>
+            </w:r>
+          </w:p>
+        </w:tc>
+        <w:tc>
+          <w:tcPr>
+            <w:tcW w:type="dxa" w:w="3168"/>
+          </w:tcPr>
+          <w:p>
+            <w:r>
+              <w:rPr>
+                <w:sz w:val="19"/>
+              </w:rPr>
+              <w:t>404 — not_found</w:t>
+            </w:r>
+          </w:p>
+        </w:tc>
+      </w:tr>
+      <w:tr>
+        <w:tc>
+          <w:tcPr>
+            <w:tcW w:type="dxa" w:w="2880"/>
+            <w:shd w:val="clear" w:color="auto" w:fill="DEEAF1"/>
+          </w:tcPr>
+          <w:p>
+            <w:r>
+              <w:rPr>
+                <w:sz w:val="19"/>
+              </w:rPr>
+              <w:t>Feed without lat/lng</w:t>
+            </w:r>
+          </w:p>
+        </w:tc>
+        <w:tc>
+          <w:tcPr>
+            <w:tcW w:type="dxa" w:w="3456"/>
+            <w:shd w:val="clear" w:color="auto" w:fill="DEEAF1"/>
+          </w:tcPr>
+          <w:p>
+            <w:r>
+              <w:rPr>
+                <w:sz w:val="19"/>
+              </w:rPr>
+              <w:t>GET /videos/feed/ — no ?lat=&amp;lng= params</w:t>
+            </w:r>
+          </w:p>
+        </w:tc>
+        <w:tc>
+          <w:tcPr>
+            <w:tcW w:type="dxa" w:w="3168"/>
+            <w:shd w:val="clear" w:color="auto" w:fill="DEEAF1"/>
+          </w:tcPr>
+          <w:p>
+            <w:r>
+              <w:rPr>
+                <w:sz w:val="19"/>
+              </w:rPr>
+              <w:t>400 — lat and lng are required numbers</w:t>
+            </w:r>
+          </w:p>
+        </w:tc>
+      </w:tr>
+      <w:tr>
+        <w:tc>
+          <w:tcPr>
+            <w:tcW w:type="dxa" w:w="2880"/>
+          </w:tcPr>
+          <w:p>
+            <w:r>
+              <w:rPr>
+                <w:sz w:val="19"/>
+              </w:rPr>
+              <w:t>Detail on processing video</w:t>
+            </w:r>
+          </w:p>
+        </w:tc>
+        <w:tc>
+          <w:tcPr>
+            <w:tcW w:type="dxa" w:w="3456"/>
+          </w:tcPr>
+          <w:p>
+            <w:r>
+              <w:rPr>
+                <w:sz w:val="19"/>
+              </w:rPr>
+              <w:t>GET /videos/&lt;id&gt;/ while status=processing</w:t>
+            </w:r>
+          </w:p>
+        </w:tc>
+        <w:tc>
+          <w:tcPr>
+            <w:tcW w:type="dxa" w:w="3168"/>
+          </w:tcPr>
+          <w:p>
+            <w:r>
+              <w:rPr>
+                <w:sz w:val="19"/>
+              </w:rPr>
+              <w:t>404 — not_found (only ready shown)</w:t>
+            </w:r>
+          </w:p>
+        </w:tc>
+      </w:tr>
+      <w:tr>
+        <w:tc>
+          <w:tcPr>
+            <w:tcW w:type="dxa" w:w="2880"/>
+            <w:shd w:val="clear" w:color="auto" w:fill="DEEAF1"/>
+          </w:tcPr>
+          <w:p>
+            <w:r>
+              <w:rPr>
+                <w:sz w:val="19"/>
+              </w:rPr>
+              <w:t>Like without auth</w:t>
+            </w:r>
+          </w:p>
+        </w:tc>
+        <w:tc>
+          <w:tcPr>
+            <w:tcW w:type="dxa" w:w="3456"/>
+            <w:shd w:val="clear" w:color="auto" w:fill="DEEAF1"/>
+          </w:tcPr>
+          <w:p>
+            <w:r>
+              <w:rPr>
+                <w:sz w:val="19"/>
+              </w:rPr>
+              <w:t>POST /videos/&lt;id&gt;/like/ — no auth header</w:t>
+            </w:r>
+          </w:p>
+        </w:tc>
+        <w:tc>
+          <w:tcPr>
+            <w:tcW w:type="dxa" w:w="3168"/>
+            <w:shd w:val="clear" w:color="auto" w:fill="DEEAF1"/>
+          </w:tcPr>
+          <w:p>
+            <w:r>
+              <w:rPr>
+                <w:sz w:val="19"/>
+              </w:rPr>
+              <w:t>401 — authentication_failed</w:t>
+            </w:r>
+          </w:p>
+        </w:tc>
+      </w:tr>
+      <w:tr>
+        <w:tc>
+          <w:tcPr>
+            <w:tcW w:type="dxa" w:w="2880"/>
+          </w:tcPr>
+          <w:p>
+            <w:r>
+              <w:rPr>
+                <w:sz w:val="19"/>
+              </w:rPr>
+              <w:t>Update another vendor video</w:t>
+            </w:r>
+          </w:p>
+        </w:tc>
+        <w:tc>
+          <w:tcPr>
+            <w:tcW w:type="dxa" w:w="3456"/>
+          </w:tcPr>
+          <w:p>
+            <w:r>
+              <w:rPr>
+                <w:sz w:val="19"/>
+              </w:rPr>
+              <w:t>PATCH /videos/&lt;id&gt;/update/ — different vendor token</w:t>
+            </w:r>
+          </w:p>
+        </w:tc>
+        <w:tc>
+          <w:tcPr>
+            <w:tcW w:type="dxa" w:w="3168"/>
+          </w:tcPr>
+          <w:p>
+            <w:r>
+              <w:rPr>
+                <w:sz w:val="19"/>
+              </w:rPr>
+              <w:t>404 — not_found</w:t>
+            </w:r>
+          </w:p>
+        </w:tc>
+      </w:tr>
+      <w:tr>
+        <w:tc>
+          <w:tcPr>
+            <w:tcW w:type="dxa" w:w="2880"/>
+            <w:shd w:val="clear" w:color="auto" w:fill="DEEAF1"/>
+          </w:tcPr>
+          <w:p>
+            <w:r>
+              <w:rPr>
+                <w:sz w:val="19"/>
+              </w:rPr>
+              <w:t>Delete another vendor video</w:t>
+            </w:r>
+          </w:p>
+        </w:tc>
+        <w:tc>
+          <w:tcPr>
+            <w:tcW w:type="dxa" w:w="3456"/>
+            <w:shd w:val="clear" w:color="auto" w:fill="DEEAF1"/>
+          </w:tcPr>
+          <w:p>
+            <w:r>
+              <w:rPr>
+                <w:sz w:val="19"/>
+              </w:rPr>
+              <w:t>DELETE /videos/&lt;id&gt;/delete/ — different vendor</w:t>
+            </w:r>
+          </w:p>
+        </w:tc>
+        <w:tc>
+          <w:tcPr>
+            <w:tcW w:type="dxa" w:w="3168"/>
+            <w:shd w:val="clear" w:color="auto" w:fill="DEEAF1"/>
+          </w:tcPr>
+          <w:p>
+            <w:r>
+              <w:rPr>
+                <w:sz w:val="19"/>
+              </w:rPr>
+              <w:t>404 — not_found</w:t>
+            </w:r>
+          </w:p>
+        </w:tc>
+      </w:tr>
+      <w:tr>
+        <w:tc>
+          <w:tcPr>
+            <w:tcW w:type="dxa" w:w="2880"/>
+          </w:tcPr>
+          <w:p>
+            <w:r>
+              <w:rPr>
+                <w:sz w:val="19"/>
+              </w:rPr>
+              <w:t>Delete with customer token</w:t>
+            </w:r>
+          </w:p>
+        </w:tc>
+        <w:tc>
+          <w:tcPr>
+            <w:tcW w:type="dxa" w:w="3456"/>
+          </w:tcPr>
+          <w:p>
+            <w:r>
+              <w:rPr>
+                <w:sz w:val="19"/>
+              </w:rPr>
+              <w:t>DELETE /videos/&lt;id&gt;/delete/ — customer token</w:t>
+            </w:r>
+          </w:p>
+        </w:tc>
+        <w:tc>
+          <w:tcPr>
+            <w:tcW w:type="dxa" w:w="3168"/>
+          </w:tcPr>
+          <w:p>
+            <w:r>
+              <w:rPr>
+                <w:sz w:val="19"/>
+              </w:rPr>
+              <w:t>403 — Vendor access only</w:t>
+            </w:r>
+          </w:p>
+        </w:tc>
+      </w:tr>
+    </w:tbl>
+    <w:p/>
+    <w:p>
+      <w:r>
+        <w:br w:type="page"/>
+      </w:r>
+    </w:p>
+    <w:p>
+      <w:pPr>
+        <w:pStyle w:val="Heading1"/>
+      </w:pPr>
+      <w:r>
+        <w:t>5. Postman Quick Setup</w:t>
+      </w:r>
+    </w:p>
+    <w:p>
+      <w:pPr>
+        <w:pStyle w:val="Heading2"/>
+      </w:pPr>
+      <w:r>
+        <w:t>Collection Folder Structure (recommended)</w:t>
+      </w:r>
+    </w:p>
+    <w:p>
+      <w:pPr>
+        <w:spacing w:before="40" w:after="40"/>
+        <w:ind w:left="288"/>
+        <w:shd w:val="clear" w:color="auto" w:fill="F0F0F0"/>
+      </w:pPr>
+      <w:r>
+        <w:rPr>
+          <w:rFonts w:ascii="Courier New" w:hAnsi="Courier New"/>
+          <w:color w:val="1A1A8C"/>
+          <w:sz w:val="18"/>
+        </w:rPr>
+        <w:t>NearKart Local</w:t>
+        <w:br/>
+        <w:t>├── 0. Setup</w:t>
+        <w:br/>
+        <w:t>│   └── Health Check</w:t>
+        <w:br/>
+        <w:t>├── 1. Auth</w:t>
+        <w:br/>
+        <w:t>│   ├── Send OTP (Vendor)</w:t>
+        <w:br/>
+        <w:t>│   ├── Verify OTP (Vendor) ← Tests script saves vendor_token</w:t>
+        <w:br/>
+        <w:t>│   ├── Send OTP (Customer)</w:t>
+        <w:br/>
+        <w:t>│   ├── Verify OTP (Customer) ← Tests script saves customer_token + customer_id</w:t>
+        <w:br/>
+        <w:t>│   ├── Get Profile</w:t>
+        <w:br/>
+        <w:t>│   ├── Update Profile</w:t>
+        <w:br/>
+        <w:t>│   ├── Update Location</w:t>
+        <w:br/>
+        <w:t>│   ├── Refresh Token</w:t>
+        <w:br/>
+        <w:t>│   └── Logout</w:t>
+        <w:br/>
+        <w:t>├── 2. Stores</w:t>
+        <w:br/>
+        <w:t>│   ├── Create Store ← Tests script saves store_id</w:t>
+        <w:br/>
+        <w:t>│   ├── Nearby Stores</w:t>
+        <w:br/>
+        <w:t>│   ├── Store Detail</w:t>
+        <w:br/>
+        <w:t>│   ├── Update Store</w:t>
+        <w:br/>
+        <w:t>│   ├── Follow Store</w:t>
+        <w:br/>
+        <w:t>│   ├── Review Store</w:t>
+        <w:br/>
+        <w:t>│   └── QR Code</w:t>
+        <w:br/>
+        <w:t>├── 3. Products</w:t>
+        <w:br/>
+        <w:t>│   ├── Create Product ← Tests script saves product_id</w:t>
+        <w:br/>
+        <w:t>│   ├── Nearby Products</w:t>
+        <w:br/>
+        <w:t>│   ├── Search Products</w:t>
+        <w:br/>
+        <w:t>│   ├── Product Detail</w:t>
+        <w:br/>
+        <w:t>│   ├── Update Product</w:t>
+        <w:br/>
+        <w:t>│   ├── Delete Product</w:t>
+        <w:br/>
+        <w:t>│   └── Wishlist Toggle</w:t>
+        <w:br/>
+        <w:t>├── 4. Videos</w:t>
+        <w:br/>
+        <w:t>│   ├── Request Upload URL ← Tests script saves video_id</w:t>
+        <w:br/>
+        <w:t>│   ├── Confirm Upload</w:t>
+        <w:br/>
+        <w:t>│   ├── My Videos (Vendor Library)</w:t>
+        <w:br/>
+        <w:t>│   ├── Update Video</w:t>
+        <w:br/>
+        <w:t>│   ├── Video Feed</w:t>
+        <w:br/>
+        <w:t>│   ├── Video Detail</w:t>
+        <w:br/>
+        <w:t>│   ├── Like / Unlike Video</w:t>
+        <w:br/>
+        <w:t>│   └── Delete Video</w:t>
+        <w:br/>
+        <w:t>├── 5. Chat</w:t>
+        <w:br/>
+        <w:t>│   ├── Start Conversation ← Tests script saves conversation_id</w:t>
+        <w:br/>
+        <w:t>│   ├── List Conversations (Inbox)</w:t>
+        <w:br/>
+        <w:t>│   ├── Message History</w:t>
+        <w:br/>
+        <w:t>│   ├── Mark as Read</w:t>
+        <w:br/>
+        <w:t>│   └── [WebSocket] Connect + Send  (use Postman WS tab or wscat)</w:t>
+        <w:br/>
+        <w:t>├── 6. Blacklist</w:t>
+        <w:br/>
+        <w:t>│   ├── Block Customer  (vendor token + store_id + customer_id)</w:t>
+        <w:br/>
+        <w:t>│   ├── List Blocked Customers  (vendor token + store_id)</w:t>
+        <w:br/>
+        <w:t>│   └── Unblock Customer  (same endpoint as Block — toggle)</w:t>
+        <w:br/>
+        <w:t>├── 7. Billing</w:t>
+        <w:br/>
+        <w:t>│   ├── List Plans  (no auth required)</w:t>
+        <w:br/>
+        <w:t>│   ├── Wallet Balance  (vendor token)</w:t>
+        <w:br/>
+        <w:t>│   ├── Top Up Wallet  (vendor token + {"amount": "1000.00"})</w:t>
+        <w:br/>
+        <w:t>│   ├── Subscribe to Plan  (vendor token + {"plan_name": "basic"})</w:t>
+        <w:br/>
+        <w:t>│   ├── Subscription Status  (vendor token)</w:t>
+        <w:br/>
+        <w:t>│   └── Transaction History  (vendor token)</w:t>
+        <w:br/>
+        <w:t>├── 8. Analytics + Admin</w:t>
+        <w:br/>
+        <w:t>│   ├── [Analytics] Vendor Dashboard  (vendor token)</w:t>
+        <w:br/>
+        <w:t>│   ├── [Analytics] Vendor Video Stats  (vendor token)</w:t>
+        <w:br/>
+        <w:t>│   ├── [Analytics] Vendor Product Stats  (vendor token)</w:t>
+        <w:br/>
+        <w:t>│   ├── [Admin] Platform Stats  (admin_token)</w:t>
+        <w:br/>
+        <w:t>│   ├── [Admin] List All Stores  (admin_token)</w:t>
+        <w:br/>
+        <w:t>│   ├── [Admin] Verify Store  (admin_token + PATCH {"is_verified": true})</w:t>
+        <w:br/>
+        <w:t>│   ├── [Admin] List All Users  (admin_token)</w:t>
+        <w:br/>
+        <w:t>│   └── [Admin] Toggle User Active  (admin_token + POST empty body)</w:t>
+        <w:br/>
+        <w:t>├── 9. Reservations</w:t>
+        <w:br/>
+        <w:t>│   ├── Create Reservation  (customer_token + store_id + product_id)</w:t>
+        <w:br/>
+        <w:t>│   ├── List Reservations  (customer_token → own / vendor_token → store's)</w:t>
+        <w:br/>
+        <w:t>│   ├── Reservation Detail  (customer_token or vendor_token)</w:t>
+        <w:br/>
+        <w:t>│   ├── Update Status — Confirm  (vendor_token + {"status": "confirmed"})</w:t>
+        <w:br/>
+        <w:t>│   ├── Update Status — Complete  (vendor_token + {"status": "completed"})</w:t>
+        <w:br/>
+        <w:t>│   ├── Update Status — Cancel  (vendor_token + {"status": "cancelled"})</w:t>
+        <w:br/>
+        <w:t>│   └── Customer Cancel  (customer_token + POST empty body)</w:t>
+        <w:br/>
+        <w:t>└── 10. Groups</w:t>
+        <w:br/>
+        <w:t xml:space="preserve">    ├── Get My Profile ID  (any_token → GET /auth/me/)</w:t>
+        <w:br/>
+        <w:t xml:space="preserve">    ├── Search by Profile ID  (any_token + ?profile_id=NK-XXXXXX)</w:t>
+        <w:br/>
+        <w:t xml:space="preserve">    ├── Create Customer Group  ← Tests saves group_id</w:t>
+        <w:br/>
+        <w:t xml:space="preserve">    ├── Create Vendor Group  (vendor_token)</w:t>
+        <w:br/>
+        <w:t xml:space="preserve">    ├── List My Groups</w:t>
+        <w:br/>
+        <w:t xml:space="preserve">    ├── Group Detail  (member token)</w:t>
+        <w:br/>
+        <w:t xml:space="preserve">    ├── Add Member — by Profile ID  (admin_token + {"profile_id": "NK-..."})</w:t>
+        <w:br/>
+        <w:t xml:space="preserve">    ├── Eligible Members  (vendor admin_token — followers not in group)</w:t>
+        <w:br/>
+        <w:t xml:space="preserve">    ├── Add Member — by User ID  (vendor admin_token + {"user_id": "..."})</w:t>
+        <w:br/>
+        <w:t xml:space="preserve">    ├── Make Admin  (admin_token + POST empty body)</w:t>
+        <w:br/>
+        <w:t xml:space="preserve">    ├── Remove Admin  (admin_token + POST empty body)</w:t>
+        <w:br/>
+        <w:t xml:space="preserve">    ├── Share Product  ← Tests saves sp_id</w:t>
+        <w:br/>
+        <w:t xml:space="preserve">    ├── Share Product — External Link  (should return 400)</w:t>
+        <w:br/>
+        <w:t xml:space="preserve">    ├── List Shared Products</w:t>
+        <w:br/>
+        <w:t xml:space="preserve">    ├── Finalize Product  (admin_token + POST empty body)</w:t>
+        <w:br/>
+        <w:t xml:space="preserve">    ├── Leave Group  (member_token)</w:t>
+        <w:br/>
+        <w:t xml:space="preserve">    └── Delete Group  (creator_token)</w:t>
+      </w:r>
+    </w:p>
+    <w:p>
+      <w:pPr>
+        <w:pStyle w:val="Heading2"/>
+      </w:pPr>
+      <w:r>
+        <w:t>Auto-Save Token Script  (paste in Tests tab of Verify OTP request)</w:t>
+      </w:r>
+    </w:p>
+    <w:p>
+      <w:pPr>
+        <w:spacing w:before="40" w:after="40"/>
+        <w:ind w:left="288"/>
+        <w:shd w:val="clear" w:color="auto" w:fill="F0F0F0"/>
+      </w:pPr>
+      <w:r>
+        <w:rPr>
+          <w:rFonts w:ascii="Courier New" w:hAnsi="Courier New"/>
+          <w:color w:val="1A1A8C"/>
+          <w:sz w:val="18"/>
+        </w:rPr>
+        <w:t>// For VENDOR verify OTP request:</w:t>
+        <w:br/>
+        <w:t>const r = pm.response.json();</w:t>
+        <w:br/>
+        <w:t>if (r.access) {</w:t>
+        <w:br/>
+        <w:t xml:space="preserve">    pm.environment.set("vendor_token", r.access);</w:t>
+        <w:br/>
+        <w:t xml:space="preserve">    pm.environment.set("vendor_refresh", r.refresh);</w:t>
+        <w:br/>
+        <w:t xml:space="preserve">    console.log("Vendor token saved:", r.access.substring(0, 30) + "...");</w:t>
+        <w:br/>
+        <w:t>}</w:t>
+        <w:br/>
+        <w:br/>
+        <w:t>// For CUSTOMER verify OTP request — use this instead:</w:t>
+        <w:br/>
+        <w:t>// pm.environment.set("customer_token", r.access);</w:t>
+        <w:br/>
+        <w:t>// pm.environment.set("customer_refresh", r.refresh);</w:t>
+      </w:r>
+    </w:p>
+    <w:p>
+      <w:pPr>
+        <w:pStyle w:val="Heading2"/>
+      </w:pPr>
+      <w:r>
+        <w:t>Auto-Save Store ID  (paste in Tests tab of Create Store request)</w:t>
+      </w:r>
+    </w:p>
+    <w:p>
+      <w:pPr>
+        <w:spacing w:before="40" w:after="40"/>
+        <w:ind w:left="288"/>
+        <w:shd w:val="clear" w:color="auto" w:fill="F0F0F0"/>
+      </w:pPr>
+      <w:r>
+        <w:rPr>
+          <w:rFonts w:ascii="Courier New" w:hAnsi="Courier New"/>
+          <w:color w:val="1A1A8C"/>
+          <w:sz w:val="18"/>
+        </w:rPr>
+        <w:t>const r = pm.response.json();</w:t>
+        <w:br/>
+        <w:t>if (r.id) {</w:t>
+        <w:br/>
+        <w:t xml:space="preserve">    pm.environment.set("store_id", r.id);</w:t>
+        <w:br/>
+        <w:t xml:space="preserve">    console.log("store_id saved:", r.id);</w:t>
+        <w:br/>
+        <w:t>}</w:t>
+      </w:r>
+    </w:p>
+    <w:p>
+      <w:pPr>
+        <w:pStyle w:val="Heading2"/>
+      </w:pPr>
+      <w:r>
+        <w:t>Auto-Save Product ID  (paste in Tests tab of Create Product request)</w:t>
+      </w:r>
+    </w:p>
+    <w:p>
+      <w:pPr>
+        <w:spacing w:before="40" w:after="40"/>
+        <w:ind w:left="288"/>
+        <w:shd w:val="clear" w:color="auto" w:fill="F0F0F0"/>
+      </w:pPr>
+      <w:r>
+        <w:rPr>
+          <w:rFonts w:ascii="Courier New" w:hAnsi="Courier New"/>
+          <w:color w:val="1A1A8C"/>
+          <w:sz w:val="18"/>
+        </w:rPr>
+        <w:t>const r = pm.response.json();</w:t>
+        <w:br/>
+        <w:t>if (r.id) {</w:t>
+        <w:br/>
+        <w:t xml:space="preserve">    pm.environment.set("product_id", r.id);</w:t>
+        <w:br/>
+        <w:t xml:space="preserve">    console.log("product_id saved:", r.id);</w:t>
+        <w:br/>
+        <w:t>}</w:t>
+      </w:r>
+    </w:p>
+    <w:p>
+      <w:pPr>
+        <w:pStyle w:val="Heading2"/>
+      </w:pPr>
+      <w:r>
+        <w:t>Auto-Save Video ID  (paste in Tests tab of Request Upload URL request)</w:t>
+      </w:r>
+    </w:p>
+    <w:p>
+      <w:pPr>
+        <w:spacing w:before="40" w:after="40"/>
+        <w:ind w:left="288"/>
+        <w:shd w:val="clear" w:color="auto" w:fill="F0F0F0"/>
+      </w:pPr>
+      <w:r>
+        <w:rPr>
+          <w:rFonts w:ascii="Courier New" w:hAnsi="Courier New"/>
+          <w:color w:val="1A1A8C"/>
+          <w:sz w:val="18"/>
+        </w:rPr>
+        <w:t>const r = pm.response.json();</w:t>
+        <w:br/>
+        <w:t>if (r.video_id) {</w:t>
+        <w:br/>
+        <w:t xml:space="preserve">    pm.environment.set("video_id", r.video_id);</w:t>
+        <w:br/>
+        <w:t xml:space="preserve">    pm.environment.set("upload_url", r.upload_url);</w:t>
+        <w:br/>
+        <w:t xml:space="preserve">    console.log("video_id saved:", r.video_id);</w:t>
+        <w:br/>
+        <w:t>}</w:t>
+      </w:r>
+    </w:p>
+    <w:p>
+      <w:pPr>
+        <w:pStyle w:val="Heading2"/>
+      </w:pPr>
+      <w:r>
+        <w:t>Auto-Save Conversation ID  (paste in Tests tab of Start Conversation request)</w:t>
+      </w:r>
+    </w:p>
+    <w:p>
+      <w:pPr>
+        <w:spacing w:before="40" w:after="40"/>
+        <w:ind w:left="288"/>
+        <w:shd w:val="clear" w:color="auto" w:fill="F0F0F0"/>
+      </w:pPr>
+      <w:r>
+        <w:rPr>
+          <w:rFonts w:ascii="Courier New" w:hAnsi="Courier New"/>
+          <w:color w:val="1A1A8C"/>
+          <w:sz w:val="18"/>
+        </w:rPr>
+        <w:t>const r = pm.response.json();</w:t>
+        <w:br/>
+        <w:t>if (r.id) {</w:t>
+        <w:br/>
+        <w:t xml:space="preserve">    pm.environment.set("conversation_id", r.id);</w:t>
+        <w:br/>
+        <w:t xml:space="preserve">    console.log("conversation_id saved:", r.id);</w:t>
+        <w:br/>
+        <w:t>}</w:t>
+      </w:r>
+    </w:p>
+    <w:p>
+      <w:pPr>
+        <w:pStyle w:val="Heading2"/>
+      </w:pPr>
+      <w:r>
+        <w:t>Auto-Save Customer ID  (paste in Tests tab of Verify OTP Customer request)</w:t>
+      </w:r>
+    </w:p>
+    <w:p>
+      <w:pPr>
+        <w:spacing w:before="40" w:after="40"/>
+        <w:ind w:left="288"/>
+        <w:shd w:val="clear" w:color="auto" w:fill="F0F0F0"/>
+      </w:pPr>
+      <w:r>
+        <w:rPr>
+          <w:rFonts w:ascii="Courier New" w:hAnsi="Courier New"/>
+          <w:color w:val="1A1A8C"/>
+          <w:sz w:val="18"/>
+        </w:rPr>
+        <w:t>// Add this to the existing customer verify OTP Tests script:</w:t>
+        <w:br/>
+        <w:t>const r = pm.response.json();</w:t>
+        <w:br/>
+        <w:t>if (r.user &amp;&amp; r.user.id) {</w:t>
+        <w:br/>
+        <w:t xml:space="preserve">    pm.environment.set("customer_id", r.user.id);</w:t>
+        <w:br/>
+        <w:t xml:space="preserve">    console.log("customer_id saved:", r.user.id);</w:t>
+        <w:br/>
+        <w:t>}</w:t>
+      </w:r>
+    </w:p>
+    <w:p>
+      <w:pPr>
+        <w:ind w:left="288"/>
+        <w:shd w:val="clear" w:color="auto" w:fill="D1ECF1"/>
+      </w:pPr>
+      <w:r>
+        <w:rPr>
+          <w:i/>
+          <w:color w:val="0C5460"/>
+          <w:sz w:val="20"/>
+        </w:rPr>
+        <w:t xml:space="preserve">  💡  customer_id is needed for Sprint 6 blacklist endpoint:</w:t>
+        <w:br/>
+        <w:t xml:space="preserve">  POST /stores/{{store_id}}/blacklist/{{customer_id}}/</w:t>
+      </w:r>
+    </w:p>
+    <w:p>
+      <w:pPr>
+        <w:pStyle w:val="Heading2"/>
+      </w:pPr>
+      <w:r>
+        <w:t>Quick Test — All Public Endpoints via curl</w:t>
+      </w:r>
+    </w:p>
+    <w:p>
+      <w:r>
+        <w:rPr>
+          <w:b w:val="0"/>
+          <w:sz w:val="22"/>
+        </w:rPr>
+        <w:t>Copy-paste these into terminal to test without Postman:</w:t>
+      </w:r>
+    </w:p>
+    <w:p>
+      <w:pPr>
+        <w:spacing w:before="40" w:after="40"/>
+        <w:ind w:left="288"/>
+        <w:shd w:val="clear" w:color="auto" w:fill="F0F0F0"/>
+      </w:pPr>
+      <w:r>
+        <w:rPr>
+          <w:rFonts w:ascii="Courier New" w:hAnsi="Courier New"/>
+          <w:color w:val="1A1A8C"/>
+          <w:sz w:val="18"/>
+        </w:rPr>
+        <w:t># Health check</w:t>
+        <w:br/>
+        <w:t>curl -s http://localhost:8000/api/v1/health/ | python3 -m json.tool</w:t>
+        <w:br/>
+        <w:br/>
+        <w:t># Send OTP</w:t>
+        <w:br/>
+        <w:t>curl -s -X POST http://localhost:8000/api/v1/auth/otp/send/ \</w:t>
+        <w:br/>
+        <w:t xml:space="preserve">  -H "Content-Type: application/json" \</w:t>
+        <w:br/>
+        <w:t xml:space="preserve">  -d '{"phone_number": "+919999999999"}'</w:t>
+        <w:br/>
+        <w:br/>
+        <w:t># Verify OTP (copy access token from response)</w:t>
+        <w:br/>
+        <w:t>curl -s -X POST http://localhost:8000/api/v1/auth/otp/verify/ \</w:t>
+        <w:br/>
+        <w:t xml:space="preserve">  -H "Content-Type: application/json" \</w:t>
+        <w:br/>
+        <w:t xml:space="preserve">  -d '{"phone_number": "+919999999999", "otp": "123456"}'</w:t>
+        <w:br/>
+        <w:br/>
+        <w:t># Get profile (replace TOKEN with your access token)</w:t>
+        <w:br/>
+        <w:t>curl -s http://localhost:8000/api/v1/auth/me/ \</w:t>
+        <w:br/>
+        <w:t xml:space="preserve">  -H "Authorization: Bearer TOKEN"</w:t>
+      </w:r>
+    </w:p>
+    <w:p>
+      <w:r>
+        <w:br w:type="page"/>
+      </w:r>
+    </w:p>
+    <w:p>
+      <w:pPr>
+        <w:pStyle w:val="Heading1"/>
+      </w:pPr>
+      <w:r>
+        <w:t>6. How to Update This Document (Future Sprints)</w:t>
+      </w:r>
+    </w:p>
+    <w:p>
+      <w:pPr>
+        <w:ind w:left="288"/>
+        <w:shd w:val="clear" w:color="auto" w:fill="D1ECF1"/>
+      </w:pPr>
+      <w:r>
+        <w:rPr>
+          <w:i/>
+          <w:color w:val="0C5460"/>
+          <w:sz w:val="20"/>
+        </w:rPr>
+        <w:t xml:space="preserve">  📌  IMPORTANT: When a new sprint adds new API endpoints, update this document.</w:t>
+        <w:br/>
+        <w:t xml:space="preserve">     Do NOT create a separate doc — keep everything in this single file.</w:t>
+      </w:r>
+    </w:p>
+    <w:p/>
+    <w:p>
+      <w:pPr>
+        <w:pStyle w:val="Heading2"/>
+      </w:pPr>
+      <w:r>
+        <w:t>Checklist for each new sprint:</w:t>
+      </w:r>
+    </w:p>
+    <w:p>
+      <w:pPr>
+        <w:pStyle w:val="ListBullet"/>
+        <w:ind w:left="432"/>
+      </w:pPr>
+      <w:r>
+        <w:rPr>
+          <w:sz w:val="21"/>
+        </w:rPr>
+        <w:t>Add new endpoint rows to Section 2 — Complete API Reference table</w:t>
+      </w:r>
+    </w:p>
+    <w:p>
+      <w:pPr>
+        <w:pStyle w:val="ListBullet"/>
+        <w:ind w:left="432"/>
+      </w:pPr>
+      <w:r>
+        <w:rPr>
+          <w:sz w:val="21"/>
+        </w:rPr>
+        <w:t>Add new STEP sections in Section 3 — Step-by-Step Test Flow</w:t>
+      </w:r>
+    </w:p>
+    <w:p>
+      <w:pPr>
+        <w:pStyle w:val="ListBullet"/>
+        <w:ind w:left="432"/>
+      </w:pPr>
+      <w:r>
+        <w:rPr>
+          <w:sz w:val="21"/>
+        </w:rPr>
+        <w:t>Add new error cases in Section 4 — Error Cases to Test</w:t>
+      </w:r>
+    </w:p>
+    <w:p>
+      <w:pPr>
+        <w:pStyle w:val="ListBullet"/>
+        <w:ind w:left="432"/>
+      </w:pPr>
+      <w:r>
+        <w:rPr>
+          <w:sz w:val="21"/>
+        </w:rPr>
+        <w:t>Add new Postman folder in Section 5 — Postman Quick Setup</w:t>
+      </w:r>
+    </w:p>
+    <w:p>
+      <w:pPr>
+        <w:pStyle w:val="ListBullet"/>
+        <w:ind w:left="432"/>
+      </w:pPr>
+      <w:r>
+        <w:rPr>
+          <w:sz w:val="21"/>
+        </w:rPr>
+        <w:t>Update the cover page "Last updated" date and sprint range</w:t>
+      </w:r>
+    </w:p>
+    <w:p>
+      <w:pPr>
+        <w:pStyle w:val="ListBullet"/>
+        <w:ind w:left="432"/>
+      </w:pPr>
+      <w:r>
+        <w:rPr>
+          <w:sz w:val="21"/>
+        </w:rPr>
+        <w:t>If new field types are introduced (e.g. file uploads), add a format rules subsection in Section 1</w:t>
+      </w:r>
+    </w:p>
+    <w:p>
+      <w:pPr>
+        <w:pStyle w:val="Heading2"/>
+      </w:pPr>
+      <w:r>
+        <w:t>Upcoming Sprints to Add Here</w:t>
+      </w:r>
+    </w:p>
+    <w:tbl>
+      <w:tblPr>
+        <w:tblStyle w:val="TableGrid"/>
+        <w:tblW w:type="auto" w:w="0"/>
+        <w:jc w:val="left"/>
+        <w:tblLook w:firstColumn="1" w:firstRow="1" w:lastColumn="0" w:lastRow="0" w:noHBand="0" w:noVBand="1" w:val="04A0"/>
+      </w:tblPr>
+      <w:tblGrid>
+        <w:gridCol w:w="3216"/>
+        <w:gridCol w:w="3216"/>
+        <w:gridCol w:w="3216"/>
+      </w:tblGrid>
+      <w:tr>
+        <w:tc>
+          <w:tcPr>
+            <w:tcW w:type="dxa" w:w="1152"/>
+            <w:shd w:val="clear" w:color="auto" w:fill="1F4E79"/>
+          </w:tcPr>
+          <w:p>
+            <w:r>
+              <w:rPr>
+                <w:b/>
+                <w:color w:val="FFFFFF"/>
+                <w:sz w:val="20"/>
+              </w:rPr>
+              <w:t>Sprint</w:t>
+            </w:r>
+          </w:p>
+        </w:tc>
+        <w:tc>
+          <w:tcPr>
+            <w:tcW w:type="dxa" w:w="2160"/>
+            <w:shd w:val="clear" w:color="auto" w:fill="1F4E79"/>
+          </w:tcPr>
+          <w:p>
+            <w:r>
+              <w:rPr>
+                <w:b/>
+                <w:color w:val="FFFFFF"/>
+                <w:sz w:val="20"/>
+              </w:rPr>
+              <w:t>Module</w:t>
+            </w:r>
+          </w:p>
+        </w:tc>
+        <w:tc>
+          <w:tcPr>
+            <w:tcW w:type="dxa" w:w="6048"/>
+            <w:shd w:val="clear" w:color="auto" w:fill="1F4E79"/>
+          </w:tcPr>
+          <w:p>
+            <w:r>
+              <w:rPr>
+                <w:b/>
+                <w:color w:val="FFFFFF"/>
+                <w:sz w:val="20"/>
+              </w:rPr>
+              <w:t>APIs to Add</w:t>
+            </w:r>
+          </w:p>
+        </w:tc>
+      </w:tr>
+      <w:tr>
+        <w:tc>
+          <w:tcPr>
             <w:tcW w:type="dxa" w:w="1152"/>
             <w:shd w:val="clear" w:color="auto" w:fill="DEEAF1"/>
           </w:tcPr>
@@ -22998,7 +25992,7 @@
               <w:rPr>
                 <w:sz w:val="19"/>
               </w:rPr>
-              <w:t>Sprint 9</w:t>
+              <w:t>Sprint 10</w:t>
             </w:r>
           </w:p>
         </w:tc>
@@ -23012,7 +26006,7 @@
               <w:rPr>
                 <w:sz w:val="19"/>
               </w:rPr>
-              <w:t>Analytics</w:t>
+              <w:t>Groups</w:t>
             </w:r>
           </w:p>
         </w:tc>
@@ -23026,7 +26020,7 @@
               <w:rPr>
                 <w:sz w:val="19"/>
               </w:rPr>
-              <w:t>GET /analytics/store/, GET /analytics/products/, GET /analytics/views/</w:t>
+              <w:t>✅ DONE — Steps 59–69 in this document</w:t>
             </w:r>
           </w:p>
         </w:tc>
@@ -23041,7 +26035,7 @@
               <w:rPr>
                 <w:sz w:val="19"/>
               </w:rPr>
-              <w:t>Sprint 10</w:t>
+              <w:t>Sprint 11</w:t>
             </w:r>
           </w:p>
         </w:tc>
@@ -23054,7 +26048,7 @@
               <w:rPr>
                 <w:sz w:val="19"/>
               </w:rPr>
-              <w:t>Groups</w:t>
+              <w:t>Notifications</w:t>
             </w:r>
           </w:p>
         </w:tc>
@@ -23067,7 +26061,7 @@
               <w:rPr>
                 <w:sz w:val="19"/>
               </w:rPr>
-              <w:t>POST /groups/, GET /groups/, POST /groups/&lt;id&gt;/join/</w:t>
+              <w:t>POST /notifications/device-token/, GET /notifications/</w:t>
             </w:r>
           </w:p>
         </w:tc>
@@ -23083,7 +26077,7 @@
               <w:rPr>
                 <w:sz w:val="19"/>
               </w:rPr>
-              <w:t>Sprint 11</w:t>
+              <w:t>Sprint 12</w:t>
             </w:r>
           </w:p>
         </w:tc>
@@ -23097,7 +26091,7 @@
               <w:rPr>
                 <w:sz w:val="19"/>
               </w:rPr>
-              <w:t>Notifications</w:t>
+              <w:t>Staging + Production</w:t>
             </w:r>
           </w:p>
         </w:tc>
@@ -23111,92 +26105,7 @@
               <w:rPr>
                 <w:sz w:val="19"/>
               </w:rPr>
-              <w:t>POST /notifications/device-token/, GET /notifications/</w:t>
-            </w:r>
-          </w:p>
-        </w:tc>
-      </w:tr>
-      <w:tr>
-        <w:tc>
-          <w:tcPr>
-            <w:tcW w:type="dxa" w:w="1152"/>
-          </w:tcPr>
-          <w:p>
-            <w:r>
-              <w:rPr>
-                <w:sz w:val="19"/>
-              </w:rPr>
-              <w:t>Sprint 12</w:t>
-            </w:r>
-          </w:p>
-        </w:tc>
-        <w:tc>
-          <w:tcPr>
-            <w:tcW w:type="dxa" w:w="2160"/>
-          </w:tcPr>
-          <w:p>
-            <w:r>
-              <w:rPr>
-                <w:sz w:val="19"/>
-              </w:rPr>
-              <w:t>Admin Panel</w:t>
-            </w:r>
-          </w:p>
-        </w:tc>
-        <w:tc>
-          <w:tcPr>
-            <w:tcW w:type="dxa" w:w="6048"/>
-          </w:tcPr>
-          <w:p>
-            <w:r>
-              <w:rPr>
-                <w:sz w:val="19"/>
-              </w:rPr>
-              <w:t>GET /admin-panel/stores/, PUT /admin-panel/stores/&lt;id&gt;/verify/</w:t>
-            </w:r>
-          </w:p>
-        </w:tc>
-      </w:tr>
-      <w:tr>
-        <w:tc>
-          <w:tcPr>
-            <w:tcW w:type="dxa" w:w="1152"/>
-            <w:shd w:val="clear" w:color="auto" w:fill="DEEAF1"/>
-          </w:tcPr>
-          <w:p>
-            <w:r>
-              <w:rPr>
-                <w:sz w:val="19"/>
-              </w:rPr>
-              <w:t>Sprint 13</w:t>
-            </w:r>
-          </w:p>
-        </w:tc>
-        <w:tc>
-          <w:tcPr>
-            <w:tcW w:type="dxa" w:w="2160"/>
-            <w:shd w:val="clear" w:color="auto" w:fill="DEEAF1"/>
-          </w:tcPr>
-          <w:p>
-            <w:r>
-              <w:rPr>
-                <w:sz w:val="19"/>
-              </w:rPr>
-              <w:t>Real Integrations</w:t>
-            </w:r>
-          </w:p>
-        </w:tc>
-        <w:tc>
-          <w:tcPr>
-            <w:tcW w:type="dxa" w:w="6048"/>
-            <w:shd w:val="clear" w:color="auto" w:fill="DEEAF1"/>
-          </w:tcPr>
-          <w:p>
-            <w:r>
-              <w:rPr>
-                <w:sz w:val="19"/>
-              </w:rPr>
-              <w:t>Twilio SMS, AWS S3, Firebase — update test steps to use real values</w:t>
+              <w:t>CI/CD, env config, production deploy</w:t>
             </w:r>
           </w:p>
         </w:tc>
@@ -23214,7 +26123,7 @@
           <w:color w:val="999999"/>
           <w:sz w:val="18"/>
         </w:rPr>
-        <w:t>NearKart Backend — Master API Testing Guide   |   Sprint 1–9   |   Use Postman or curl for testing</w:t>
+        <w:t>NearKart Backend — Master API Testing Guide   |   Sprint 1–10   |   Use Postman or curl for testing</w:t>
       </w:r>
     </w:p>
     <w:sectPr>

--- a/nearkart_backend/docs/NearKart_Master_API_Testing_Guide.docx
+++ b/nearkart_backend/docs/NearKart_Master_API_Testing_Guide.docx
@@ -50,7 +50,7 @@
           <w:color w:val="888888"/>
           <w:sz w:val="20"/>
         </w:rPr>
-        <w:t>Sprint 1 → Sprint 10   |   Last updated: May 2026</w:t>
+        <w:t>Sprint 1 → Sprint 11   |   Last updated: May 2026</w:t>
       </w:r>
     </w:p>
     <w:p/>
@@ -19590,7 +19590,30 @@
         <w:pStyle w:val="Heading1"/>
       </w:pPr>
       <w:r>
-        <w:t>4. Error Cases to Test</w:t>
+        <w:t>Sprint 11 — Notifications  (Steps 70–74)</w:t>
+      </w:r>
+    </w:p>
+    <w:p>
+      <w:r>
+        <w:rPr>
+          <w:b w:val="0"/>
+          <w:sz w:val="22"/>
+        </w:rPr>
+        <w:t>In-app inbox + Firebase push notifications. Every key event (message, reservation, follow, review, like, wallet top-up, group action) sends a notification to the relevant user.</w:t>
+      </w:r>
+    </w:p>
+    <w:p>
+      <w:pPr>
+        <w:ind w:left="288"/>
+        <w:shd w:val="clear" w:color="auto" w:fill="D1ECF1"/>
+      </w:pPr>
+      <w:r>
+        <w:rPr>
+          <w:i/>
+          <w:color w:val="0C5460"/>
+          <w:sz w:val="20"/>
+        </w:rPr>
+        <w:t xml:space="preserve">  💡  In dev mode: push notifications are LOGGED to console, not sent via Firebase. Look for [FCM-DEV] lines in Django logs.</w:t>
       </w:r>
     </w:p>
     <w:p>
@@ -19598,7 +19621,431 @@
         <w:pStyle w:val="Heading2"/>
       </w:pPr>
       <w:r>
-        <w:t>Phone Number Error Cases (Auth)</w:t>
+        <w:t>STEP 70 — Register Device FCM Token</w:t>
+      </w:r>
+    </w:p>
+    <w:p>
+      <w:r>
+        <w:rPr>
+          <w:b/>
+          <w:sz w:val="20"/>
+        </w:rPr>
+        <w:t>Must be called after login to receive push notifications on the device.</w:t>
+      </w:r>
+    </w:p>
+    <w:p>
+      <w:pPr>
+        <w:spacing w:before="120"/>
+        <w:shd w:val="clear" w:color="auto" w:fill="CCE5FF"/>
+      </w:pPr>
+      <w:r>
+        <w:rPr>
+          <w:b/>
+          <w:color w:val="004DAA"/>
+          <w:sz w:val="20"/>
+        </w:rPr>
+        <w:t xml:space="preserve">  POST  </w:t>
+      </w:r>
+      <w:r>
+        <w:rPr>
+          <w:b/>
+          <w:color w:val="1F4E79"/>
+          <w:sz w:val="20"/>
+        </w:rPr>
+        <w:t xml:space="preserve">  {{base_url}}/notifications/device-token/</w:t>
+      </w:r>
+      <w:r>
+        <w:rPr>
+          <w:i/>
+          <w:color w:val="777777"/>
+          <w:sz w:val="18"/>
+        </w:rPr>
+        <w:t xml:space="preserve">   [Bearer JWT]   [Sprint 11]</w:t>
+      </w:r>
+    </w:p>
+    <w:p>
+      <w:pPr>
+        <w:spacing w:before="40" w:after="40"/>
+        <w:ind w:left="288"/>
+        <w:shd w:val="clear" w:color="auto" w:fill="F0F0F0"/>
+      </w:pPr>
+      <w:r>
+        <w:rPr>
+          <w:rFonts w:ascii="Courier New" w:hAnsi="Courier New"/>
+          <w:color w:val="1A1A8C"/>
+          <w:sz w:val="18"/>
+        </w:rPr>
+        <w:t>{</w:t>
+        <w:br/>
+        <w:t xml:space="preserve">  "fcm_token": "ExponentPushToken[test_token_abc123]",</w:t>
+        <w:br/>
+        <w:t xml:space="preserve">  "device_type": "android"</w:t>
+        <w:br/>
+        <w:t>}</w:t>
+      </w:r>
+    </w:p>
+    <w:p>
+      <w:r>
+        <w:rPr>
+          <w:b w:val="0"/>
+          <w:sz w:val="22"/>
+        </w:rPr>
+        <w:t>Expected response:</w:t>
+      </w:r>
+    </w:p>
+    <w:p>
+      <w:pPr>
+        <w:spacing w:before="40" w:after="40"/>
+        <w:ind w:left="288"/>
+        <w:shd w:val="clear" w:color="auto" w:fill="F0F0F0"/>
+      </w:pPr>
+      <w:r>
+        <w:rPr>
+          <w:rFonts w:ascii="Courier New" w:hAnsi="Courier New"/>
+          <w:color w:val="1A1A8C"/>
+          <w:sz w:val="18"/>
+        </w:rPr>
+        <w:t>{ "message": "Device token registered." }</w:t>
+      </w:r>
+    </w:p>
+    <w:p>
+      <w:pPr>
+        <w:ind w:left="288"/>
+        <w:shd w:val="clear" w:color="auto" w:fill="D1ECF1"/>
+      </w:pPr>
+      <w:r>
+        <w:rPr>
+          <w:i/>
+          <w:color w:val="0C5460"/>
+          <w:sz w:val="20"/>
+        </w:rPr>
+        <w:t xml:space="preserve">  💡  device_type choices: android / ios / web</w:t>
+      </w:r>
+    </w:p>
+    <w:p>
+      <w:pPr>
+        <w:pStyle w:val="Heading2"/>
+      </w:pPr>
+      <w:r>
+        <w:t>STEP 71 — List Notifications (Inbox)</w:t>
+      </w:r>
+    </w:p>
+    <w:p>
+      <w:pPr>
+        <w:spacing w:before="120"/>
+        <w:shd w:val="clear" w:color="auto" w:fill="D4EDDA"/>
+      </w:pPr>
+      <w:r>
+        <w:rPr>
+          <w:b/>
+          <w:color w:val="155524"/>
+          <w:sz w:val="20"/>
+        </w:rPr>
+        <w:t xml:space="preserve">  GET  </w:t>
+      </w:r>
+      <w:r>
+        <w:rPr>
+          <w:b/>
+          <w:color w:val="1F4E79"/>
+          <w:sz w:val="20"/>
+        </w:rPr>
+        <w:t xml:space="preserve">  {{base_url}}/notifications/</w:t>
+      </w:r>
+      <w:r>
+        <w:rPr>
+          <w:i/>
+          <w:color w:val="777777"/>
+          <w:sz w:val="18"/>
+        </w:rPr>
+        <w:t xml:space="preserve">   [Bearer JWT]   [Sprint 11]</w:t>
+      </w:r>
+    </w:p>
+    <w:p>
+      <w:r>
+        <w:rPr>
+          <w:b w:val="0"/>
+          <w:sz w:val="22"/>
+        </w:rPr>
+        <w:t>No body required. Returns last 50 notifications for the authenticated user.</w:t>
+      </w:r>
+    </w:p>
+    <w:p>
+      <w:r>
+        <w:rPr>
+          <w:b w:val="0"/>
+          <w:sz w:val="22"/>
+        </w:rPr>
+        <w:t>Expected response:</w:t>
+      </w:r>
+    </w:p>
+    <w:p>
+      <w:pPr>
+        <w:spacing w:before="40" w:after="40"/>
+        <w:ind w:left="288"/>
+        <w:shd w:val="clear" w:color="auto" w:fill="F0F0F0"/>
+      </w:pPr>
+      <w:r>
+        <w:rPr>
+          <w:rFonts w:ascii="Courier New" w:hAnsi="Courier New"/>
+          <w:color w:val="1A1A8C"/>
+          <w:sz w:val="18"/>
+        </w:rPr>
+        <w:t>[</w:t>
+        <w:br/>
+        <w:t xml:space="preserve">  {</w:t>
+        <w:br/>
+        <w:t xml:space="preserve">    "id": "&lt;uuid&gt;",</w:t>
+        <w:br/>
+        <w:t xml:space="preserve">    "notification_type": "new_message",</w:t>
+        <w:br/>
+        <w:t xml:space="preserve">    "title": "New message from Ravi Fashion",</w:t>
+        <w:br/>
+        <w:t xml:space="preserve">    "body": "You have a new message.",</w:t>
+        <w:br/>
+        <w:t xml:space="preserve">    "data": {"conversation_id": "&lt;uuid&gt;"},</w:t>
+        <w:br/>
+        <w:t xml:space="preserve">    "is_read": false,</w:t>
+        <w:br/>
+        <w:t xml:space="preserve">    "created_at": "2026-05-15T09:00:00Z"</w:t>
+        <w:br/>
+        <w:t xml:space="preserve">  }</w:t>
+        <w:br/>
+        <w:t>]</w:t>
+      </w:r>
+    </w:p>
+    <w:p>
+      <w:pPr>
+        <w:ind w:left="288"/>
+        <w:shd w:val="clear" w:color="auto" w:fill="FFF3CD"/>
+      </w:pPr>
+      <w:r>
+        <w:rPr>
+          <w:i/>
+          <w:color w:val="856204"/>
+          <w:sz w:val="20"/>
+        </w:rPr>
+        <w:t xml:space="preserve">  Tests script to save notification_id:</w:t>
+        <w:br/>
+        <w:t>const data = pm.response.json();</w:t>
+        <w:br/>
+        <w:t>if (data.length &gt; 0) pm.collectionVariables.set("notification_id", data[0].id);</w:t>
+      </w:r>
+    </w:p>
+    <w:p>
+      <w:pPr>
+        <w:pStyle w:val="Heading2"/>
+      </w:pPr>
+      <w:r>
+        <w:t>STEP 72 — Get Unread Count (Badge)</w:t>
+      </w:r>
+    </w:p>
+    <w:p>
+      <w:pPr>
+        <w:spacing w:before="120"/>
+        <w:shd w:val="clear" w:color="auto" w:fill="D4EDDA"/>
+      </w:pPr>
+      <w:r>
+        <w:rPr>
+          <w:b/>
+          <w:color w:val="155524"/>
+          <w:sz w:val="20"/>
+        </w:rPr>
+        <w:t xml:space="preserve">  GET  </w:t>
+      </w:r>
+      <w:r>
+        <w:rPr>
+          <w:b/>
+          <w:color w:val="1F4E79"/>
+          <w:sz w:val="20"/>
+        </w:rPr>
+        <w:t xml:space="preserve">  {{base_url}}/notifications/unread-count/</w:t>
+      </w:r>
+      <w:r>
+        <w:rPr>
+          <w:i/>
+          <w:color w:val="777777"/>
+          <w:sz w:val="18"/>
+        </w:rPr>
+        <w:t xml:space="preserve">   [Bearer JWT]   [Sprint 11]</w:t>
+      </w:r>
+    </w:p>
+    <w:p>
+      <w:r>
+        <w:rPr>
+          <w:b w:val="0"/>
+          <w:sz w:val="22"/>
+        </w:rPr>
+        <w:t>No body required. Used to display notification badge on the app icon.</w:t>
+      </w:r>
+    </w:p>
+    <w:p>
+      <w:pPr>
+        <w:spacing w:before="40" w:after="40"/>
+        <w:ind w:left="288"/>
+        <w:shd w:val="clear" w:color="auto" w:fill="F0F0F0"/>
+      </w:pPr>
+      <w:r>
+        <w:rPr>
+          <w:rFonts w:ascii="Courier New" w:hAnsi="Courier New"/>
+          <w:color w:val="1A1A8C"/>
+          <w:sz w:val="18"/>
+        </w:rPr>
+        <w:t>{ "unread_count": 3 }</w:t>
+      </w:r>
+    </w:p>
+    <w:p>
+      <w:pPr>
+        <w:pStyle w:val="Heading2"/>
+      </w:pPr>
+      <w:r>
+        <w:t>STEP 73 — Mark One Notification Read</w:t>
+      </w:r>
+    </w:p>
+    <w:p>
+      <w:pPr>
+        <w:spacing w:before="120"/>
+        <w:shd w:val="clear" w:color="auto" w:fill="CCE5FF"/>
+      </w:pPr>
+      <w:r>
+        <w:rPr>
+          <w:b/>
+          <w:color w:val="004DAA"/>
+          <w:sz w:val="20"/>
+        </w:rPr>
+        <w:t xml:space="preserve">  POST  </w:t>
+      </w:r>
+      <w:r>
+        <w:rPr>
+          <w:b/>
+          <w:color w:val="1F4E79"/>
+          <w:sz w:val="20"/>
+        </w:rPr>
+        <w:t xml:space="preserve">  {{base_url}}/notifications/{{notification_id}}/read/</w:t>
+      </w:r>
+      <w:r>
+        <w:rPr>
+          <w:i/>
+          <w:color w:val="777777"/>
+          <w:sz w:val="18"/>
+        </w:rPr>
+        <w:t xml:space="preserve">   [Bearer JWT]   [Sprint 11]</w:t>
+      </w:r>
+    </w:p>
+    <w:p>
+      <w:r>
+        <w:rPr>
+          <w:b w:val="0"/>
+          <w:sz w:val="22"/>
+        </w:rPr>
+        <w:t>No body required. Marks a single notification as read.</w:t>
+      </w:r>
+    </w:p>
+    <w:p>
+      <w:pPr>
+        <w:spacing w:before="40" w:after="40"/>
+        <w:ind w:left="288"/>
+        <w:shd w:val="clear" w:color="auto" w:fill="F0F0F0"/>
+      </w:pPr>
+      <w:r>
+        <w:rPr>
+          <w:rFonts w:ascii="Courier New" w:hAnsi="Courier New"/>
+          <w:color w:val="1A1A8C"/>
+          <w:sz w:val="18"/>
+        </w:rPr>
+        <w:t>{ "message": "Marked as read." }</w:t>
+      </w:r>
+    </w:p>
+    <w:p>
+      <w:pPr>
+        <w:ind w:left="288"/>
+        <w:shd w:val="clear" w:color="auto" w:fill="D1ECF1"/>
+      </w:pPr>
+      <w:r>
+        <w:rPr>
+          <w:i/>
+          <w:color w:val="0C5460"/>
+          <w:sz w:val="20"/>
+        </w:rPr>
+        <w:t xml:space="preserve">  💡  Calling this multiple times is safe — idempotent.</w:t>
+      </w:r>
+    </w:p>
+    <w:p>
+      <w:pPr>
+        <w:pStyle w:val="Heading2"/>
+      </w:pPr>
+      <w:r>
+        <w:t>STEP 74 — Mark All Notifications Read</w:t>
+      </w:r>
+    </w:p>
+    <w:p>
+      <w:pPr>
+        <w:spacing w:before="120"/>
+        <w:shd w:val="clear" w:color="auto" w:fill="CCE5FF"/>
+      </w:pPr>
+      <w:r>
+        <w:rPr>
+          <w:b/>
+          <w:color w:val="004DAA"/>
+          <w:sz w:val="20"/>
+        </w:rPr>
+        <w:t xml:space="preserve">  POST  </w:t>
+      </w:r>
+      <w:r>
+        <w:rPr>
+          <w:b/>
+          <w:color w:val="1F4E79"/>
+          <w:sz w:val="20"/>
+        </w:rPr>
+        <w:t xml:space="preserve">  {{base_url}}/notifications/read-all/</w:t>
+      </w:r>
+      <w:r>
+        <w:rPr>
+          <w:i/>
+          <w:color w:val="777777"/>
+          <w:sz w:val="18"/>
+        </w:rPr>
+        <w:t xml:space="preserve">   [Bearer JWT]   [Sprint 11]</w:t>
+      </w:r>
+    </w:p>
+    <w:p>
+      <w:r>
+        <w:rPr>
+          <w:b w:val="0"/>
+          <w:sz w:val="22"/>
+        </w:rPr>
+        <w:t>No body required. Marks all of the user's unread notifications as read.</w:t>
+      </w:r>
+    </w:p>
+    <w:p>
+      <w:pPr>
+        <w:spacing w:before="40" w:after="40"/>
+        <w:ind w:left="288"/>
+        <w:shd w:val="clear" w:color="auto" w:fill="F0F0F0"/>
+      </w:pPr>
+      <w:r>
+        <w:rPr>
+          <w:rFonts w:ascii="Courier New" w:hAnsi="Courier New"/>
+          <w:color w:val="1A1A8C"/>
+          <w:sz w:val="18"/>
+        </w:rPr>
+        <w:t>{ "marked_read": 3 }</w:t>
+      </w:r>
+    </w:p>
+    <w:p>
+      <w:r>
+        <w:rPr>
+          <w:b w:val="0"/>
+          <w:sz w:val="22"/>
+        </w:rPr>
+        <w:t>After this, GET /notifications/unread-count/ returns 0.</w:t>
+      </w:r>
+    </w:p>
+    <w:p>
+      <w:pPr>
+        <w:pStyle w:val="Heading2"/>
+      </w:pPr>
+      <w:r>
+        <w:t>Trigger Notifications (side-effects from other endpoints)</w:t>
       </w:r>
     </w:p>
     <w:tbl>
@@ -19616,7 +20063,7 @@
       <w:tr>
         <w:tc>
           <w:tcPr>
-            <w:tcW w:type="dxa" w:w="3312"/>
+            <w:tcW w:type="dxa" w:w="3168"/>
             <w:shd w:val="clear" w:color="auto" w:fill="1F4E79"/>
           </w:tcPr>
           <w:p>
@@ -19626,13 +20073,13 @@
                 <w:color w:val="FFFFFF"/>
                 <w:sz w:val="20"/>
               </w:rPr>
-              <w:t>Wrong Input</w:t>
-            </w:r>
-          </w:p>
-        </w:tc>
-        <w:tc>
-          <w:tcPr>
-            <w:tcW w:type="dxa" w:w="3168"/>
+              <w:t>Trigger Action</w:t>
+            </w:r>
+          </w:p>
+        </w:tc>
+        <w:tc>
+          <w:tcPr>
+            <w:tcW w:type="dxa" w:w="2592"/>
             <w:shd w:val="clear" w:color="auto" w:fill="1F4E79"/>
           </w:tcPr>
           <w:p>
@@ -19642,13 +20089,13 @@
                 <w:color w:val="FFFFFF"/>
                 <w:sz w:val="20"/>
               </w:rPr>
-              <w:t>Error Response</w:t>
-            </w:r>
-          </w:p>
-        </w:tc>
-        <w:tc>
-          <w:tcPr>
-            <w:tcW w:type="dxa" w:w="3024"/>
+              <w:t>Who Gets Notified</w:t>
+            </w:r>
+          </w:p>
+        </w:tc>
+        <w:tc>
+          <w:tcPr>
+            <w:tcW w:type="dxa" w:w="3744"/>
             <w:shd w:val="clear" w:color="auto" w:fill="1F4E79"/>
           </w:tcPr>
           <w:p>
@@ -19658,7 +20105,7 @@
                 <w:color w:val="FFFFFF"/>
                 <w:sz w:val="20"/>
               </w:rPr>
-              <w:t>Fix</w:t>
+              <w:t>Notification Type</w:t>
             </w:r>
           </w:p>
         </w:tc>
@@ -19666,20 +20113,6 @@
       <w:tr>
         <w:tc>
           <w:tcPr>
-            <w:tcW w:type="dxa" w:w="3312"/>
-            <w:shd w:val="clear" w:color="auto" w:fill="DEEAF1"/>
-          </w:tcPr>
-          <w:p>
-            <w:r>
-              <w:rPr>
-                <w:sz w:val="19"/>
-              </w:rPr>
-              <w:t>{"phone_number": "9999999999"}</w:t>
-            </w:r>
-          </w:p>
-        </w:tc>
-        <w:tc>
-          <w:tcPr>
             <w:tcW w:type="dxa" w:w="3168"/>
             <w:shd w:val="clear" w:color="auto" w:fill="DEEAF1"/>
           </w:tcPr>
@@ -19688,13 +20121,13 @@
               <w:rPr>
                 <w:sz w:val="19"/>
               </w:rPr>
-              <w:t>400 — Enter a valid Indian mobile number in +91XXXXXXXXXX format.</w:t>
-            </w:r>
-          </w:p>
-        </w:tc>
-        <w:tc>
-          <w:tcPr>
-            <w:tcW w:type="dxa" w:w="3024"/>
+              <w:t>Customer sends WS message</w:t>
+            </w:r>
+          </w:p>
+        </w:tc>
+        <w:tc>
+          <w:tcPr>
+            <w:tcW w:type="dxa" w:w="2592"/>
             <w:shd w:val="clear" w:color="auto" w:fill="DEEAF1"/>
           </w:tcPr>
           <w:p>
@@ -19702,7 +20135,21 @@
               <w:rPr>
                 <w:sz w:val="19"/>
               </w:rPr>
-              <w:t>Add +91 prefix: +919999999999</w:t>
+              <w:t>Other conversation party</w:t>
+            </w:r>
+          </w:p>
+        </w:tc>
+        <w:tc>
+          <w:tcPr>
+            <w:tcW w:type="dxa" w:w="3744"/>
+            <w:shd w:val="clear" w:color="auto" w:fill="DEEAF1"/>
+          </w:tcPr>
+          <w:p>
+            <w:r>
+              <w:rPr>
+                <w:sz w:val="19"/>
+              </w:rPr>
+              <w:t>new_message</w:t>
             </w:r>
           </w:p>
         </w:tc>
@@ -19710,19 +20157,6 @@
       <w:tr>
         <w:tc>
           <w:tcPr>
-            <w:tcW w:type="dxa" w:w="3312"/>
-          </w:tcPr>
-          <w:p>
-            <w:r>
-              <w:rPr>
-                <w:sz w:val="19"/>
-              </w:rPr>
-              <w:t>{"phone_number": "919999999999"}</w:t>
-            </w:r>
-          </w:p>
-        </w:tc>
-        <w:tc>
-          <w:tcPr>
             <w:tcW w:type="dxa" w:w="3168"/>
           </w:tcPr>
           <w:p>
@@ -19730,20 +20164,33 @@
               <w:rPr>
                 <w:sz w:val="19"/>
               </w:rPr>
-              <w:t>400 — Enter a valid Indian mobile number in +91XXXXXXXXXX format.</w:t>
-            </w:r>
-          </w:p>
-        </w:tc>
-        <w:tc>
-          <w:tcPr>
-            <w:tcW w:type="dxa" w:w="3024"/>
-          </w:tcPr>
-          <w:p>
-            <w:r>
-              <w:rPr>
-                <w:sz w:val="19"/>
-              </w:rPr>
-              <w:t>Add + sign: +919999999999</w:t>
+              <w:t>Customer creates reservation</w:t>
+            </w:r>
+          </w:p>
+        </w:tc>
+        <w:tc>
+          <w:tcPr>
+            <w:tcW w:type="dxa" w:w="2592"/>
+          </w:tcPr>
+          <w:p>
+            <w:r>
+              <w:rPr>
+                <w:sz w:val="19"/>
+              </w:rPr>
+              <w:t>Vendor</w:t>
+            </w:r>
+          </w:p>
+        </w:tc>
+        <w:tc>
+          <w:tcPr>
+            <w:tcW w:type="dxa" w:w="3744"/>
+          </w:tcPr>
+          <w:p>
+            <w:r>
+              <w:rPr>
+                <w:sz w:val="19"/>
+              </w:rPr>
+              <w:t>reservation_created</w:t>
             </w:r>
           </w:p>
         </w:tc>
@@ -19751,20 +20198,6 @@
       <w:tr>
         <w:tc>
           <w:tcPr>
-            <w:tcW w:type="dxa" w:w="3312"/>
-            <w:shd w:val="clear" w:color="auto" w:fill="DEEAF1"/>
-          </w:tcPr>
-          <w:p>
-            <w:r>
-              <w:rPr>
-                <w:sz w:val="19"/>
-              </w:rPr>
-              <w:t>{"phone_number": "+91 9999999999"}</w:t>
-            </w:r>
-          </w:p>
-        </w:tc>
-        <w:tc>
-          <w:tcPr>
             <w:tcW w:type="dxa" w:w="3168"/>
             <w:shd w:val="clear" w:color="auto" w:fill="DEEAF1"/>
           </w:tcPr>
@@ -19773,13 +20206,13 @@
               <w:rPr>
                 <w:sz w:val="19"/>
               </w:rPr>
-              <w:t>400 — Enter a valid Indian mobile number in +91XXXXXXXXXX format.</w:t>
-            </w:r>
-          </w:p>
-        </w:tc>
-        <w:tc>
-          <w:tcPr>
-            <w:tcW w:type="dxa" w:w="3024"/>
+              <w:t>Vendor confirms reservation</w:t>
+            </w:r>
+          </w:p>
+        </w:tc>
+        <w:tc>
+          <w:tcPr>
+            <w:tcW w:type="dxa" w:w="2592"/>
             <w:shd w:val="clear" w:color="auto" w:fill="DEEAF1"/>
           </w:tcPr>
           <w:p>
@@ -19787,7 +20220,21 @@
               <w:rPr>
                 <w:sz w:val="19"/>
               </w:rPr>
-              <w:t>Remove space: +919999999999</w:t>
+              <w:t>Customer</w:t>
+            </w:r>
+          </w:p>
+        </w:tc>
+        <w:tc>
+          <w:tcPr>
+            <w:tcW w:type="dxa" w:w="3744"/>
+            <w:shd w:val="clear" w:color="auto" w:fill="DEEAF1"/>
+          </w:tcPr>
+          <w:p>
+            <w:r>
+              <w:rPr>
+                <w:sz w:val="19"/>
+              </w:rPr>
+              <w:t>reservation_confirmed</w:t>
             </w:r>
           </w:p>
         </w:tc>
@@ -19795,19 +20242,6 @@
       <w:tr>
         <w:tc>
           <w:tcPr>
-            <w:tcW w:type="dxa" w:w="3312"/>
-          </w:tcPr>
-          <w:p>
-            <w:r>
-              <w:rPr>
-                <w:sz w:val="19"/>
-              </w:rPr>
-              <w:t>{"phone_number": "+915000000000"}</w:t>
-            </w:r>
-          </w:p>
-        </w:tc>
-        <w:tc>
-          <w:tcPr>
             <w:tcW w:type="dxa" w:w="3168"/>
           </w:tcPr>
           <w:p>
@@ -19815,20 +20249,33 @@
               <w:rPr>
                 <w:sz w:val="19"/>
               </w:rPr>
-              <w:t>400 — Enter a valid Indian mobile number in +91XXXXXXXXXX format.</w:t>
-            </w:r>
-          </w:p>
-        </w:tc>
-        <w:tc>
-          <w:tcPr>
-            <w:tcW w:type="dxa" w:w="3024"/>
-          </w:tcPr>
-          <w:p>
-            <w:r>
-              <w:rPr>
-                <w:sz w:val="19"/>
-              </w:rPr>
-              <w:t>First digit must be 6–9: +916000000000</w:t>
+              <w:t>Vendor cancels reservation</w:t>
+            </w:r>
+          </w:p>
+        </w:tc>
+        <w:tc>
+          <w:tcPr>
+            <w:tcW w:type="dxa" w:w="2592"/>
+          </w:tcPr>
+          <w:p>
+            <w:r>
+              <w:rPr>
+                <w:sz w:val="19"/>
+              </w:rPr>
+              <w:t>Customer</w:t>
+            </w:r>
+          </w:p>
+        </w:tc>
+        <w:tc>
+          <w:tcPr>
+            <w:tcW w:type="dxa" w:w="3744"/>
+          </w:tcPr>
+          <w:p>
+            <w:r>
+              <w:rPr>
+                <w:sz w:val="19"/>
+              </w:rPr>
+              <w:t>reservation_cancelled</w:t>
             </w:r>
           </w:p>
         </w:tc>
@@ -19836,20 +20283,6 @@
       <w:tr>
         <w:tc>
           <w:tcPr>
-            <w:tcW w:type="dxa" w:w="3312"/>
-            <w:shd w:val="clear" w:color="auto" w:fill="DEEAF1"/>
-          </w:tcPr>
-          <w:p>
-            <w:r>
-              <w:rPr>
-                <w:sz w:val="19"/>
-              </w:rPr>
-              <w:t>{"phone_number": ""}</w:t>
-            </w:r>
-          </w:p>
-        </w:tc>
-        <w:tc>
-          <w:tcPr>
             <w:tcW w:type="dxa" w:w="3168"/>
             <w:shd w:val="clear" w:color="auto" w:fill="DEEAF1"/>
           </w:tcPr>
@@ -19858,13 +20291,13 @@
               <w:rPr>
                 <w:sz w:val="19"/>
               </w:rPr>
-              <w:t>400 — This field may not be blank.</w:t>
-            </w:r>
-          </w:p>
-        </w:tc>
-        <w:tc>
-          <w:tcPr>
-            <w:tcW w:type="dxa" w:w="3024"/>
+              <w:t>Reservation hold expires (Celery)</w:t>
+            </w:r>
+          </w:p>
+        </w:tc>
+        <w:tc>
+          <w:tcPr>
+            <w:tcW w:type="dxa" w:w="2592"/>
             <w:shd w:val="clear" w:color="auto" w:fill="DEEAF1"/>
           </w:tcPr>
           <w:p>
@@ -19872,7 +20305,21 @@
               <w:rPr>
                 <w:sz w:val="19"/>
               </w:rPr>
-              <w:t>Provide a phone number</w:t>
+              <w:t>Customer</w:t>
+            </w:r>
+          </w:p>
+        </w:tc>
+        <w:tc>
+          <w:tcPr>
+            <w:tcW w:type="dxa" w:w="3744"/>
+            <w:shd w:val="clear" w:color="auto" w:fill="DEEAF1"/>
+          </w:tcPr>
+          <w:p>
+            <w:r>
+              <w:rPr>
+                <w:sz w:val="19"/>
+              </w:rPr>
+              <w:t>reservation_expired</w:t>
             </w:r>
           </w:p>
         </w:tc>
@@ -19880,19 +20327,6 @@
       <w:tr>
         <w:tc>
           <w:tcPr>
-            <w:tcW w:type="dxa" w:w="3312"/>
-          </w:tcPr>
-          <w:p>
-            <w:r>
-              <w:rPr>
-                <w:sz w:val="19"/>
-              </w:rPr>
-              <w:t>{}  (no phone_number key)</w:t>
-            </w:r>
-          </w:p>
-        </w:tc>
-        <w:tc>
-          <w:tcPr>
             <w:tcW w:type="dxa" w:w="3168"/>
           </w:tcPr>
           <w:p>
@@ -19900,20 +20334,502 @@
               <w:rPr>
                 <w:sz w:val="19"/>
               </w:rPr>
-              <w:t>400 — This field is required.</w:t>
-            </w:r>
-          </w:p>
-        </w:tc>
-        <w:tc>
-          <w:tcPr>
-            <w:tcW w:type="dxa" w:w="3024"/>
-          </w:tcPr>
-          <w:p>
-            <w:r>
-              <w:rPr>
-                <w:sz w:val="19"/>
-              </w:rPr>
-              <w:t>Add phone_number field to request body</w:t>
+              <w:t>User follows store</w:t>
+            </w:r>
+          </w:p>
+        </w:tc>
+        <w:tc>
+          <w:tcPr>
+            <w:tcW w:type="dxa" w:w="2592"/>
+          </w:tcPr>
+          <w:p>
+            <w:r>
+              <w:rPr>
+                <w:sz w:val="19"/>
+              </w:rPr>
+              <w:t>Vendor</w:t>
+            </w:r>
+          </w:p>
+        </w:tc>
+        <w:tc>
+          <w:tcPr>
+            <w:tcW w:type="dxa" w:w="3744"/>
+          </w:tcPr>
+          <w:p>
+            <w:r>
+              <w:rPr>
+                <w:sz w:val="19"/>
+              </w:rPr>
+              <w:t>new_follower</w:t>
+            </w:r>
+          </w:p>
+        </w:tc>
+      </w:tr>
+      <w:tr>
+        <w:tc>
+          <w:tcPr>
+            <w:tcW w:type="dxa" w:w="3168"/>
+            <w:shd w:val="clear" w:color="auto" w:fill="DEEAF1"/>
+          </w:tcPr>
+          <w:p>
+            <w:r>
+              <w:rPr>
+                <w:sz w:val="19"/>
+              </w:rPr>
+              <w:t>User reviews store</w:t>
+            </w:r>
+          </w:p>
+        </w:tc>
+        <w:tc>
+          <w:tcPr>
+            <w:tcW w:type="dxa" w:w="2592"/>
+            <w:shd w:val="clear" w:color="auto" w:fill="DEEAF1"/>
+          </w:tcPr>
+          <w:p>
+            <w:r>
+              <w:rPr>
+                <w:sz w:val="19"/>
+              </w:rPr>
+              <w:t>Vendor</w:t>
+            </w:r>
+          </w:p>
+        </w:tc>
+        <w:tc>
+          <w:tcPr>
+            <w:tcW w:type="dxa" w:w="3744"/>
+            <w:shd w:val="clear" w:color="auto" w:fill="DEEAF1"/>
+          </w:tcPr>
+          <w:p>
+            <w:r>
+              <w:rPr>
+                <w:sz w:val="19"/>
+              </w:rPr>
+              <w:t>new_review</w:t>
+            </w:r>
+          </w:p>
+        </w:tc>
+      </w:tr>
+      <w:tr>
+        <w:tc>
+          <w:tcPr>
+            <w:tcW w:type="dxa" w:w="3168"/>
+          </w:tcPr>
+          <w:p>
+            <w:r>
+              <w:rPr>
+                <w:sz w:val="19"/>
+              </w:rPr>
+              <w:t>Vendor sets is_open=true</w:t>
+            </w:r>
+          </w:p>
+        </w:tc>
+        <w:tc>
+          <w:tcPr>
+            <w:tcW w:type="dxa" w:w="2592"/>
+          </w:tcPr>
+          <w:p>
+            <w:r>
+              <w:rPr>
+                <w:sz w:val="19"/>
+              </w:rPr>
+              <w:t>All followers (bulk)</w:t>
+            </w:r>
+          </w:p>
+        </w:tc>
+        <w:tc>
+          <w:tcPr>
+            <w:tcW w:type="dxa" w:w="3744"/>
+          </w:tcPr>
+          <w:p>
+            <w:r>
+              <w:rPr>
+                <w:sz w:val="19"/>
+              </w:rPr>
+              <w:t>store_opened</w:t>
+            </w:r>
+          </w:p>
+        </w:tc>
+      </w:tr>
+      <w:tr>
+        <w:tc>
+          <w:tcPr>
+            <w:tcW w:type="dxa" w:w="3168"/>
+            <w:shd w:val="clear" w:color="auto" w:fill="DEEAF1"/>
+          </w:tcPr>
+          <w:p>
+            <w:r>
+              <w:rPr>
+                <w:sz w:val="19"/>
+              </w:rPr>
+              <w:t>User likes video</w:t>
+            </w:r>
+          </w:p>
+        </w:tc>
+        <w:tc>
+          <w:tcPr>
+            <w:tcW w:type="dxa" w:w="2592"/>
+            <w:shd w:val="clear" w:color="auto" w:fill="DEEAF1"/>
+          </w:tcPr>
+          <w:p>
+            <w:r>
+              <w:rPr>
+                <w:sz w:val="19"/>
+              </w:rPr>
+              <w:t>Vendor</w:t>
+            </w:r>
+          </w:p>
+        </w:tc>
+        <w:tc>
+          <w:tcPr>
+            <w:tcW w:type="dxa" w:w="3744"/>
+            <w:shd w:val="clear" w:color="auto" w:fill="DEEAF1"/>
+          </w:tcPr>
+          <w:p>
+            <w:r>
+              <w:rPr>
+                <w:sz w:val="19"/>
+              </w:rPr>
+              <w:t>video_liked</w:t>
+            </w:r>
+          </w:p>
+        </w:tc>
+      </w:tr>
+      <w:tr>
+        <w:tc>
+          <w:tcPr>
+            <w:tcW w:type="dxa" w:w="3168"/>
+          </w:tcPr>
+          <w:p>
+            <w:r>
+              <w:rPr>
+                <w:sz w:val="19"/>
+              </w:rPr>
+              <w:t>Admin tops up wallet</w:t>
+            </w:r>
+          </w:p>
+        </w:tc>
+        <w:tc>
+          <w:tcPr>
+            <w:tcW w:type="dxa" w:w="2592"/>
+          </w:tcPr>
+          <w:p>
+            <w:r>
+              <w:rPr>
+                <w:sz w:val="19"/>
+              </w:rPr>
+              <w:t>Vendor</w:t>
+            </w:r>
+          </w:p>
+        </w:tc>
+        <w:tc>
+          <w:tcPr>
+            <w:tcW w:type="dxa" w:w="3744"/>
+          </w:tcPr>
+          <w:p>
+            <w:r>
+              <w:rPr>
+                <w:sz w:val="19"/>
+              </w:rPr>
+              <w:t>wallet_topup</w:t>
+            </w:r>
+          </w:p>
+        </w:tc>
+      </w:tr>
+      <w:tr>
+        <w:tc>
+          <w:tcPr>
+            <w:tcW w:type="dxa" w:w="3168"/>
+            <w:shd w:val="clear" w:color="auto" w:fill="DEEAF1"/>
+          </w:tcPr>
+          <w:p>
+            <w:r>
+              <w:rPr>
+                <w:sz w:val="19"/>
+              </w:rPr>
+              <w:t>Sub expiring in ~3 days (Celery)</w:t>
+            </w:r>
+          </w:p>
+        </w:tc>
+        <w:tc>
+          <w:tcPr>
+            <w:tcW w:type="dxa" w:w="2592"/>
+            <w:shd w:val="clear" w:color="auto" w:fill="DEEAF1"/>
+          </w:tcPr>
+          <w:p>
+            <w:r>
+              <w:rPr>
+                <w:sz w:val="19"/>
+              </w:rPr>
+              <w:t>Vendor</w:t>
+            </w:r>
+          </w:p>
+        </w:tc>
+        <w:tc>
+          <w:tcPr>
+            <w:tcW w:type="dxa" w:w="3744"/>
+            <w:shd w:val="clear" w:color="auto" w:fill="DEEAF1"/>
+          </w:tcPr>
+          <w:p>
+            <w:r>
+              <w:rPr>
+                <w:sz w:val="19"/>
+              </w:rPr>
+              <w:t>subscription_expiring</w:t>
+            </w:r>
+          </w:p>
+        </w:tc>
+      </w:tr>
+      <w:tr>
+        <w:tc>
+          <w:tcPr>
+            <w:tcW w:type="dxa" w:w="3168"/>
+          </w:tcPr>
+          <w:p>
+            <w:r>
+              <w:rPr>
+                <w:sz w:val="19"/>
+              </w:rPr>
+              <w:t>Sub expired in last 24h (Celery)</w:t>
+            </w:r>
+          </w:p>
+        </w:tc>
+        <w:tc>
+          <w:tcPr>
+            <w:tcW w:type="dxa" w:w="2592"/>
+          </w:tcPr>
+          <w:p>
+            <w:r>
+              <w:rPr>
+                <w:sz w:val="19"/>
+              </w:rPr>
+              <w:t>Vendor</w:t>
+            </w:r>
+          </w:p>
+        </w:tc>
+        <w:tc>
+          <w:tcPr>
+            <w:tcW w:type="dxa" w:w="3744"/>
+          </w:tcPr>
+          <w:p>
+            <w:r>
+              <w:rPr>
+                <w:sz w:val="19"/>
+              </w:rPr>
+              <w:t>subscription_expired</w:t>
+            </w:r>
+          </w:p>
+        </w:tc>
+      </w:tr>
+      <w:tr>
+        <w:tc>
+          <w:tcPr>
+            <w:tcW w:type="dxa" w:w="3168"/>
+            <w:shd w:val="clear" w:color="auto" w:fill="DEEAF1"/>
+          </w:tcPr>
+          <w:p>
+            <w:r>
+              <w:rPr>
+                <w:sz w:val="19"/>
+              </w:rPr>
+              <w:t>Admin adds member to group</w:t>
+            </w:r>
+          </w:p>
+        </w:tc>
+        <w:tc>
+          <w:tcPr>
+            <w:tcW w:type="dxa" w:w="2592"/>
+            <w:shd w:val="clear" w:color="auto" w:fill="DEEAF1"/>
+          </w:tcPr>
+          <w:p>
+            <w:r>
+              <w:rPr>
+                <w:sz w:val="19"/>
+              </w:rPr>
+              <w:t>Added user</w:t>
+            </w:r>
+          </w:p>
+        </w:tc>
+        <w:tc>
+          <w:tcPr>
+            <w:tcW w:type="dxa" w:w="3744"/>
+            <w:shd w:val="clear" w:color="auto" w:fill="DEEAF1"/>
+          </w:tcPr>
+          <w:p>
+            <w:r>
+              <w:rPr>
+                <w:sz w:val="19"/>
+              </w:rPr>
+              <w:t>group_added</w:t>
+            </w:r>
+          </w:p>
+        </w:tc>
+      </w:tr>
+      <w:tr>
+        <w:tc>
+          <w:tcPr>
+            <w:tcW w:type="dxa" w:w="3168"/>
+          </w:tcPr>
+          <w:p>
+            <w:r>
+              <w:rPr>
+                <w:sz w:val="19"/>
+              </w:rPr>
+              <w:t>Admin removes member from group</w:t>
+            </w:r>
+          </w:p>
+        </w:tc>
+        <w:tc>
+          <w:tcPr>
+            <w:tcW w:type="dxa" w:w="2592"/>
+          </w:tcPr>
+          <w:p>
+            <w:r>
+              <w:rPr>
+                <w:sz w:val="19"/>
+              </w:rPr>
+              <w:t>Removed user</w:t>
+            </w:r>
+          </w:p>
+        </w:tc>
+        <w:tc>
+          <w:tcPr>
+            <w:tcW w:type="dxa" w:w="3744"/>
+          </w:tcPr>
+          <w:p>
+            <w:r>
+              <w:rPr>
+                <w:sz w:val="19"/>
+              </w:rPr>
+              <w:t>group_removed</w:t>
+            </w:r>
+          </w:p>
+        </w:tc>
+      </w:tr>
+      <w:tr>
+        <w:tc>
+          <w:tcPr>
+            <w:tcW w:type="dxa" w:w="3168"/>
+            <w:shd w:val="clear" w:color="auto" w:fill="DEEAF1"/>
+          </w:tcPr>
+          <w:p>
+            <w:r>
+              <w:rPr>
+                <w:sz w:val="19"/>
+              </w:rPr>
+              <w:t>Member shares product in group</w:t>
+            </w:r>
+          </w:p>
+        </w:tc>
+        <w:tc>
+          <w:tcPr>
+            <w:tcW w:type="dxa" w:w="2592"/>
+            <w:shd w:val="clear" w:color="auto" w:fill="DEEAF1"/>
+          </w:tcPr>
+          <w:p>
+            <w:r>
+              <w:rPr>
+                <w:sz w:val="19"/>
+              </w:rPr>
+              <w:t>All other group members</w:t>
+            </w:r>
+          </w:p>
+        </w:tc>
+        <w:tc>
+          <w:tcPr>
+            <w:tcW w:type="dxa" w:w="3744"/>
+            <w:shd w:val="clear" w:color="auto" w:fill="DEEAF1"/>
+          </w:tcPr>
+          <w:p>
+            <w:r>
+              <w:rPr>
+                <w:sz w:val="19"/>
+              </w:rPr>
+              <w:t>group_product_shared</w:t>
+            </w:r>
+          </w:p>
+        </w:tc>
+      </w:tr>
+      <w:tr>
+        <w:tc>
+          <w:tcPr>
+            <w:tcW w:type="dxa" w:w="3168"/>
+          </w:tcPr>
+          <w:p>
+            <w:r>
+              <w:rPr>
+                <w:sz w:val="19"/>
+              </w:rPr>
+              <w:t>Admin finalizes product in group</w:t>
+            </w:r>
+          </w:p>
+        </w:tc>
+        <w:tc>
+          <w:tcPr>
+            <w:tcW w:type="dxa" w:w="2592"/>
+          </w:tcPr>
+          <w:p>
+            <w:r>
+              <w:rPr>
+                <w:sz w:val="19"/>
+              </w:rPr>
+              <w:t>All group members</w:t>
+            </w:r>
+          </w:p>
+        </w:tc>
+        <w:tc>
+          <w:tcPr>
+            <w:tcW w:type="dxa" w:w="3744"/>
+          </w:tcPr>
+          <w:p>
+            <w:r>
+              <w:rPr>
+                <w:sz w:val="19"/>
+              </w:rPr>
+              <w:t>group_product_finalized</w:t>
+            </w:r>
+          </w:p>
+        </w:tc>
+      </w:tr>
+      <w:tr>
+        <w:tc>
+          <w:tcPr>
+            <w:tcW w:type="dxa" w:w="3168"/>
+            <w:shd w:val="clear" w:color="auto" w:fill="DEEAF1"/>
+          </w:tcPr>
+          <w:p>
+            <w:r>
+              <w:rPr>
+                <w:sz w:val="19"/>
+              </w:rPr>
+              <w:t>Admin promotes member to admin</w:t>
+            </w:r>
+          </w:p>
+        </w:tc>
+        <w:tc>
+          <w:tcPr>
+            <w:tcW w:type="dxa" w:w="2592"/>
+            <w:shd w:val="clear" w:color="auto" w:fill="DEEAF1"/>
+          </w:tcPr>
+          <w:p>
+            <w:r>
+              <w:rPr>
+                <w:sz w:val="19"/>
+              </w:rPr>
+              <w:t>Promoted user</w:t>
+            </w:r>
+          </w:p>
+        </w:tc>
+        <w:tc>
+          <w:tcPr>
+            <w:tcW w:type="dxa" w:w="3744"/>
+            <w:shd w:val="clear" w:color="auto" w:fill="DEEAF1"/>
+          </w:tcPr>
+          <w:p>
+            <w:r>
+              <w:rPr>
+                <w:sz w:val="19"/>
+              </w:rPr>
+              <w:t>group_admin_promoted</w:t>
             </w:r>
           </w:p>
         </w:tc>
@@ -19921,11 +20837,24 @@
     </w:tbl>
     <w:p/>
     <w:p>
+      <w:r>
+        <w:br w:type="page"/>
+      </w:r>
+    </w:p>
+    <w:p>
+      <w:pPr>
+        <w:pStyle w:val="Heading1"/>
+      </w:pPr>
+      <w:r>
+        <w:t>4. Error Cases to Test</w:t>
+      </w:r>
+    </w:p>
+    <w:p>
       <w:pPr>
         <w:pStyle w:val="Heading2"/>
       </w:pPr>
       <w:r>
-        <w:t>OTP Error Cases</w:t>
+        <w:t>Phone Number Error Cases (Auth)</w:t>
       </w:r>
     </w:p>
     <w:tbl>
@@ -19943,7 +20872,7 @@
       <w:tr>
         <w:tc>
           <w:tcPr>
-            <w:tcW w:type="dxa" w:w="2304"/>
+            <w:tcW w:type="dxa" w:w="3312"/>
             <w:shd w:val="clear" w:color="auto" w:fill="1F4E79"/>
           </w:tcPr>
           <w:p>
@@ -19953,13 +20882,13 @@
                 <w:color w:val="FFFFFF"/>
                 <w:sz w:val="20"/>
               </w:rPr>
-              <w:t>Test</w:t>
-            </w:r>
-          </w:p>
-        </w:tc>
-        <w:tc>
-          <w:tcPr>
-            <w:tcW w:type="dxa" w:w="3744"/>
+              <w:t>Wrong Input</w:t>
+            </w:r>
+          </w:p>
+        </w:tc>
+        <w:tc>
+          <w:tcPr>
+            <w:tcW w:type="dxa" w:w="3168"/>
             <w:shd w:val="clear" w:color="auto" w:fill="1F4E79"/>
           </w:tcPr>
           <w:p>
@@ -19969,13 +20898,13 @@
                 <w:color w:val="FFFFFF"/>
                 <w:sz w:val="20"/>
               </w:rPr>
-              <w:t>Request / Situation</w:t>
-            </w:r>
-          </w:p>
-        </w:tc>
-        <w:tc>
-          <w:tcPr>
-            <w:tcW w:type="dxa" w:w="3456"/>
+              <w:t>Error Response</w:t>
+            </w:r>
+          </w:p>
+        </w:tc>
+        <w:tc>
+          <w:tcPr>
+            <w:tcW w:type="dxa" w:w="3024"/>
             <w:shd w:val="clear" w:color="auto" w:fill="1F4E79"/>
           </w:tcPr>
           <w:p>
@@ -19985,7 +20914,7 @@
                 <w:color w:val="FFFFFF"/>
                 <w:sz w:val="20"/>
               </w:rPr>
-              <w:t>Expected Response</w:t>
+              <w:t>Fix</w:t>
             </w:r>
           </w:p>
         </w:tc>
@@ -19993,7 +20922,7 @@
       <w:tr>
         <w:tc>
           <w:tcPr>
-            <w:tcW w:type="dxa" w:w="2304"/>
+            <w:tcW w:type="dxa" w:w="3312"/>
             <w:shd w:val="clear" w:color="auto" w:fill="DEEAF1"/>
           </w:tcPr>
           <w:p>
@@ -20001,13 +20930,13 @@
               <w:rPr>
                 <w:sz w:val="19"/>
               </w:rPr>
-              <w:t>Wrong OTP (1st attempt)</w:t>
-            </w:r>
-          </w:p>
-        </w:tc>
-        <w:tc>
-          <w:tcPr>
-            <w:tcW w:type="dxa" w:w="3744"/>
+              <w:t>{"phone_number": "9999999999"}</w:t>
+            </w:r>
+          </w:p>
+        </w:tc>
+        <w:tc>
+          <w:tcPr>
+            <w:tcW w:type="dxa" w:w="3168"/>
             <w:shd w:val="clear" w:color="auto" w:fill="DEEAF1"/>
           </w:tcPr>
           <w:p>
@@ -20015,13 +20944,13 @@
               <w:rPr>
                 <w:sz w:val="19"/>
               </w:rPr>
-              <w:t>/otp/verify/ with otp: "000000"</w:t>
-            </w:r>
-          </w:p>
-        </w:tc>
-        <w:tc>
-          <w:tcPr>
-            <w:tcW w:type="dxa" w:w="3456"/>
+              <w:t>400 — Enter a valid Indian mobile number in +91XXXXXXXXXX format.</w:t>
+            </w:r>
+          </w:p>
+        </w:tc>
+        <w:tc>
+          <w:tcPr>
+            <w:tcW w:type="dxa" w:w="3024"/>
             <w:shd w:val="clear" w:color="auto" w:fill="DEEAF1"/>
           </w:tcPr>
           <w:p>
@@ -20029,7 +20958,7 @@
               <w:rPr>
                 <w:sz w:val="19"/>
               </w:rPr>
-              <w:t>400 — Invalid OTP. 4 attempt(s) remaining.</w:t>
+              <w:t>Add +91 prefix: +919999999999</w:t>
             </w:r>
           </w:p>
         </w:tc>
@@ -20037,40 +20966,40 @@
       <w:tr>
         <w:tc>
           <w:tcPr>
-            <w:tcW w:type="dxa" w:w="2304"/>
-          </w:tcPr>
-          <w:p>
-            <w:r>
-              <w:rPr>
-                <w:sz w:val="19"/>
-              </w:rPr>
-              <w:t>Wrong OTP (5th attempt)</w:t>
-            </w:r>
-          </w:p>
-        </w:tc>
-        <w:tc>
-          <w:tcPr>
-            <w:tcW w:type="dxa" w:w="3744"/>
-          </w:tcPr>
-          <w:p>
-            <w:r>
-              <w:rPr>
-                <w:sz w:val="19"/>
-              </w:rPr>
-              <w:t>/otp/verify/ with wrong OTP 5 times</w:t>
-            </w:r>
-          </w:p>
-        </w:tc>
-        <w:tc>
-          <w:tcPr>
-            <w:tcW w:type="dxa" w:w="3456"/>
-          </w:tcPr>
-          <w:p>
-            <w:r>
-              <w:rPr>
-                <w:sz w:val="19"/>
-              </w:rPr>
-              <w:t>400 — OTP session locked. Request a new OTP.</w:t>
+            <w:tcW w:type="dxa" w:w="3312"/>
+          </w:tcPr>
+          <w:p>
+            <w:r>
+              <w:rPr>
+                <w:sz w:val="19"/>
+              </w:rPr>
+              <w:t>{"phone_number": "919999999999"}</w:t>
+            </w:r>
+          </w:p>
+        </w:tc>
+        <w:tc>
+          <w:tcPr>
+            <w:tcW w:type="dxa" w:w="3168"/>
+          </w:tcPr>
+          <w:p>
+            <w:r>
+              <w:rPr>
+                <w:sz w:val="19"/>
+              </w:rPr>
+              <w:t>400 — Enter a valid Indian mobile number in +91XXXXXXXXXX format.</w:t>
+            </w:r>
+          </w:p>
+        </w:tc>
+        <w:tc>
+          <w:tcPr>
+            <w:tcW w:type="dxa" w:w="3024"/>
+          </w:tcPr>
+          <w:p>
+            <w:r>
+              <w:rPr>
+                <w:sz w:val="19"/>
+              </w:rPr>
+              <w:t>Add + sign: +919999999999</w:t>
             </w:r>
           </w:p>
         </w:tc>
@@ -20078,7 +21007,7 @@
       <w:tr>
         <w:tc>
           <w:tcPr>
-            <w:tcW w:type="dxa" w:w="2304"/>
+            <w:tcW w:type="dxa" w:w="3312"/>
             <w:shd w:val="clear" w:color="auto" w:fill="DEEAF1"/>
           </w:tcPr>
           <w:p>
@@ -20086,13 +21015,13 @@
               <w:rPr>
                 <w:sz w:val="19"/>
               </w:rPr>
-              <w:t>Expired OTP (10 min old)</w:t>
-            </w:r>
-          </w:p>
-        </w:tc>
-        <w:tc>
-          <w:tcPr>
-            <w:tcW w:type="dxa" w:w="3744"/>
+              <w:t>{"phone_number": "+91 9999999999"}</w:t>
+            </w:r>
+          </w:p>
+        </w:tc>
+        <w:tc>
+          <w:tcPr>
+            <w:tcW w:type="dxa" w:w="3168"/>
             <w:shd w:val="clear" w:color="auto" w:fill="DEEAF1"/>
           </w:tcPr>
           <w:p>
@@ -20100,13 +21029,13 @@
               <w:rPr>
                 <w:sz w:val="19"/>
               </w:rPr>
-              <w:t>/otp/verify/ after 10 minutes</w:t>
-            </w:r>
-          </w:p>
-        </w:tc>
-        <w:tc>
-          <w:tcPr>
-            <w:tcW w:type="dxa" w:w="3456"/>
+              <w:t>400 — Enter a valid Indian mobile number in +91XXXXXXXXXX format.</w:t>
+            </w:r>
+          </w:p>
+        </w:tc>
+        <w:tc>
+          <w:tcPr>
+            <w:tcW w:type="dxa" w:w="3024"/>
             <w:shd w:val="clear" w:color="auto" w:fill="DEEAF1"/>
           </w:tcPr>
           <w:p>
@@ -20114,7 +21043,7 @@
               <w:rPr>
                 <w:sz w:val="19"/>
               </w:rPr>
-              <w:t>400 — OTP expired. Request a new one.</w:t>
+              <w:t>Remove space: +919999999999</w:t>
             </w:r>
           </w:p>
         </w:tc>
@@ -20122,40 +21051,40 @@
       <w:tr>
         <w:tc>
           <w:tcPr>
-            <w:tcW w:type="dxa" w:w="2304"/>
-          </w:tcPr>
-          <w:p>
-            <w:r>
-              <w:rPr>
-                <w:sz w:val="19"/>
-              </w:rPr>
-              <w:t>OTP not sent yet</w:t>
-            </w:r>
-          </w:p>
-        </w:tc>
-        <w:tc>
-          <w:tcPr>
-            <w:tcW w:type="dxa" w:w="3744"/>
-          </w:tcPr>
-          <w:p>
-            <w:r>
-              <w:rPr>
-                <w:sz w:val="19"/>
-              </w:rPr>
-              <w:t>/otp/verify/ without calling /otp/send/ first</w:t>
-            </w:r>
-          </w:p>
-        </w:tc>
-        <w:tc>
-          <w:tcPr>
-            <w:tcW w:type="dxa" w:w="3456"/>
-          </w:tcPr>
-          <w:p>
-            <w:r>
-              <w:rPr>
-                <w:sz w:val="19"/>
-              </w:rPr>
-              <w:t>400 — No active OTP found for this number.</w:t>
+            <w:tcW w:type="dxa" w:w="3312"/>
+          </w:tcPr>
+          <w:p>
+            <w:r>
+              <w:rPr>
+                <w:sz w:val="19"/>
+              </w:rPr>
+              <w:t>{"phone_number": "+915000000000"}</w:t>
+            </w:r>
+          </w:p>
+        </w:tc>
+        <w:tc>
+          <w:tcPr>
+            <w:tcW w:type="dxa" w:w="3168"/>
+          </w:tcPr>
+          <w:p>
+            <w:r>
+              <w:rPr>
+                <w:sz w:val="19"/>
+              </w:rPr>
+              <w:t>400 — Enter a valid Indian mobile number in +91XXXXXXXXXX format.</w:t>
+            </w:r>
+          </w:p>
+        </w:tc>
+        <w:tc>
+          <w:tcPr>
+            <w:tcW w:type="dxa" w:w="3024"/>
+          </w:tcPr>
+          <w:p>
+            <w:r>
+              <w:rPr>
+                <w:sz w:val="19"/>
+              </w:rPr>
+              <w:t>First digit must be 6–9: +916000000000</w:t>
             </w:r>
           </w:p>
         </w:tc>
@@ -20163,7 +21092,7 @@
       <w:tr>
         <w:tc>
           <w:tcPr>
-            <w:tcW w:type="dxa" w:w="2304"/>
+            <w:tcW w:type="dxa" w:w="3312"/>
             <w:shd w:val="clear" w:color="auto" w:fill="DEEAF1"/>
           </w:tcPr>
           <w:p>
@@ -20171,13 +21100,13 @@
               <w:rPr>
                 <w:sz w:val="19"/>
               </w:rPr>
-              <w:t>Too many OTP sends</w:t>
-            </w:r>
-          </w:p>
-        </w:tc>
-        <w:tc>
-          <w:tcPr>
-            <w:tcW w:type="dxa" w:w="3744"/>
+              <w:t>{"phone_number": ""}</w:t>
+            </w:r>
+          </w:p>
+        </w:tc>
+        <w:tc>
+          <w:tcPr>
+            <w:tcW w:type="dxa" w:w="3168"/>
             <w:shd w:val="clear" w:color="auto" w:fill="DEEAF1"/>
           </w:tcPr>
           <w:p>
@@ -20185,13 +21114,13 @@
               <w:rPr>
                 <w:sz w:val="19"/>
               </w:rPr>
-              <w:t>POST /otp/send/ more than 5 times / 5 min</w:t>
-            </w:r>
-          </w:p>
-        </w:tc>
-        <w:tc>
-          <w:tcPr>
-            <w:tcW w:type="dxa" w:w="3456"/>
+              <w:t>400 — This field may not be blank.</w:t>
+            </w:r>
+          </w:p>
+        </w:tc>
+        <w:tc>
+          <w:tcPr>
+            <w:tcW w:type="dxa" w:w="3024"/>
             <w:shd w:val="clear" w:color="auto" w:fill="DEEAF1"/>
           </w:tcPr>
           <w:p>
@@ -20199,7 +21128,48 @@
               <w:rPr>
                 <w:sz w:val="19"/>
               </w:rPr>
-              <w:t>429 — Request was throttled. Try again later.</w:t>
+              <w:t>Provide a phone number</w:t>
+            </w:r>
+          </w:p>
+        </w:tc>
+      </w:tr>
+      <w:tr>
+        <w:tc>
+          <w:tcPr>
+            <w:tcW w:type="dxa" w:w="3312"/>
+          </w:tcPr>
+          <w:p>
+            <w:r>
+              <w:rPr>
+                <w:sz w:val="19"/>
+              </w:rPr>
+              <w:t>{}  (no phone_number key)</w:t>
+            </w:r>
+          </w:p>
+        </w:tc>
+        <w:tc>
+          <w:tcPr>
+            <w:tcW w:type="dxa" w:w="3168"/>
+          </w:tcPr>
+          <w:p>
+            <w:r>
+              <w:rPr>
+                <w:sz w:val="19"/>
+              </w:rPr>
+              <w:t>400 — This field is required.</w:t>
+            </w:r>
+          </w:p>
+        </w:tc>
+        <w:tc>
+          <w:tcPr>
+            <w:tcW w:type="dxa" w:w="3024"/>
+          </w:tcPr>
+          <w:p>
+            <w:r>
+              <w:rPr>
+                <w:sz w:val="19"/>
+              </w:rPr>
+              <w:t>Add phone_number field to request body</w:t>
             </w:r>
           </w:p>
         </w:tc>
@@ -20211,7 +21181,7 @@
         <w:pStyle w:val="Heading2"/>
       </w:pPr>
       <w:r>
-        <w:t>Token / Auth Error Cases</w:t>
+        <w:t>OTP Error Cases</w:t>
       </w:r>
     </w:p>
     <w:tbl>
@@ -20229,7 +21199,7 @@
       <w:tr>
         <w:tc>
           <w:tcPr>
-            <w:tcW w:type="dxa" w:w="2592"/>
+            <w:tcW w:type="dxa" w:w="2304"/>
             <w:shd w:val="clear" w:color="auto" w:fill="1F4E79"/>
           </w:tcPr>
           <w:p>
@@ -20255,13 +21225,13 @@
                 <w:color w:val="FFFFFF"/>
                 <w:sz w:val="20"/>
               </w:rPr>
-              <w:t>Request</w:t>
-            </w:r>
-          </w:p>
-        </w:tc>
-        <w:tc>
-          <w:tcPr>
-            <w:tcW w:type="dxa" w:w="3168"/>
+              <w:t>Request / Situation</w:t>
+            </w:r>
+          </w:p>
+        </w:tc>
+        <w:tc>
+          <w:tcPr>
+            <w:tcW w:type="dxa" w:w="3456"/>
             <w:shd w:val="clear" w:color="auto" w:fill="1F4E79"/>
           </w:tcPr>
           <w:p>
@@ -20279,7 +21249,7 @@
       <w:tr>
         <w:tc>
           <w:tcPr>
-            <w:tcW w:type="dxa" w:w="2592"/>
+            <w:tcW w:type="dxa" w:w="2304"/>
             <w:shd w:val="clear" w:color="auto" w:fill="DEEAF1"/>
           </w:tcPr>
           <w:p>
@@ -20287,7 +21257,7 @@
               <w:rPr>
                 <w:sz w:val="19"/>
               </w:rPr>
-              <w:t>No Authorization header</w:t>
+              <w:t>Wrong OTP (1st attempt)</w:t>
             </w:r>
           </w:p>
         </w:tc>
@@ -20301,13 +21271,13 @@
               <w:rPr>
                 <w:sz w:val="19"/>
               </w:rPr>
-              <w:t>GET /auth/me/ with no header</w:t>
-            </w:r>
-          </w:p>
-        </w:tc>
-        <w:tc>
-          <w:tcPr>
-            <w:tcW w:type="dxa" w:w="3168"/>
+              <w:t>/otp/verify/ with otp: "000000"</w:t>
+            </w:r>
+          </w:p>
+        </w:tc>
+        <w:tc>
+          <w:tcPr>
+            <w:tcW w:type="dxa" w:w="3456"/>
             <w:shd w:val="clear" w:color="auto" w:fill="DEEAF1"/>
           </w:tcPr>
           <w:p>
@@ -20315,7 +21285,7 @@
               <w:rPr>
                 <w:sz w:val="19"/>
               </w:rPr>
-              <w:t>401 — authentication_failed</w:t>
+              <w:t>400 — Invalid OTP. 4 attempt(s) remaining.</w:t>
             </w:r>
           </w:p>
         </w:tc>
@@ -20323,14 +21293,14 @@
       <w:tr>
         <w:tc>
           <w:tcPr>
-            <w:tcW w:type="dxa" w:w="2592"/>
-          </w:tcPr>
-          <w:p>
-            <w:r>
-              <w:rPr>
-                <w:sz w:val="19"/>
-              </w:rPr>
-              <w:t>Wrong format (no Bearer)</w:t>
+            <w:tcW w:type="dxa" w:w="2304"/>
+          </w:tcPr>
+          <w:p>
+            <w:r>
+              <w:rPr>
+                <w:sz w:val="19"/>
+              </w:rPr>
+              <w:t>Wrong OTP (5th attempt)</w:t>
             </w:r>
           </w:p>
         </w:tc>
@@ -20343,20 +21313,20 @@
               <w:rPr>
                 <w:sz w:val="19"/>
               </w:rPr>
-              <w:t>Authorization: eyJhbGci... (missing Bearer)</w:t>
-            </w:r>
-          </w:p>
-        </w:tc>
-        <w:tc>
-          <w:tcPr>
-            <w:tcW w:type="dxa" w:w="3168"/>
-          </w:tcPr>
-          <w:p>
-            <w:r>
-              <w:rPr>
-                <w:sz w:val="19"/>
-              </w:rPr>
-              <w:t>401 — authentication_failed</w:t>
+              <w:t>/otp/verify/ with wrong OTP 5 times</w:t>
+            </w:r>
+          </w:p>
+        </w:tc>
+        <w:tc>
+          <w:tcPr>
+            <w:tcW w:type="dxa" w:w="3456"/>
+          </w:tcPr>
+          <w:p>
+            <w:r>
+              <w:rPr>
+                <w:sz w:val="19"/>
+              </w:rPr>
+              <w:t>400 — OTP session locked. Request a new OTP.</w:t>
             </w:r>
           </w:p>
         </w:tc>
@@ -20364,7 +21334,7 @@
       <w:tr>
         <w:tc>
           <w:tcPr>
-            <w:tcW w:type="dxa" w:w="2592"/>
+            <w:tcW w:type="dxa" w:w="2304"/>
             <w:shd w:val="clear" w:color="auto" w:fill="DEEAF1"/>
           </w:tcPr>
           <w:p>
@@ -20372,7 +21342,7 @@
               <w:rPr>
                 <w:sz w:val="19"/>
               </w:rPr>
-              <w:t>Expired access token</w:t>
+              <w:t>Expired OTP (10 min old)</w:t>
             </w:r>
           </w:p>
         </w:tc>
@@ -20386,13 +21356,13 @@
               <w:rPr>
                 <w:sz w:val="19"/>
               </w:rPr>
-              <w:t>GET /auth/me/ with token older than 1 hour</w:t>
-            </w:r>
-          </w:p>
-        </w:tc>
-        <w:tc>
-          <w:tcPr>
-            <w:tcW w:type="dxa" w:w="3168"/>
+              <w:t>/otp/verify/ after 10 minutes</w:t>
+            </w:r>
+          </w:p>
+        </w:tc>
+        <w:tc>
+          <w:tcPr>
+            <w:tcW w:type="dxa" w:w="3456"/>
             <w:shd w:val="clear" w:color="auto" w:fill="DEEAF1"/>
           </w:tcPr>
           <w:p>
@@ -20400,7 +21370,7 @@
               <w:rPr>
                 <w:sz w:val="19"/>
               </w:rPr>
-              <w:t>401 — token_invalid</w:t>
+              <w:t>400 — OTP expired. Request a new one.</w:t>
             </w:r>
           </w:p>
         </w:tc>
@@ -20408,14 +21378,14 @@
       <w:tr>
         <w:tc>
           <w:tcPr>
-            <w:tcW w:type="dxa" w:w="2592"/>
-          </w:tcPr>
-          <w:p>
-            <w:r>
-              <w:rPr>
-                <w:sz w:val="19"/>
-              </w:rPr>
-              <w:t>Blacklisted refresh token</w:t>
+            <w:tcW w:type="dxa" w:w="2304"/>
+          </w:tcPr>
+          <w:p>
+            <w:r>
+              <w:rPr>
+                <w:sz w:val="19"/>
+              </w:rPr>
+              <w:t>OTP not sent yet</w:t>
             </w:r>
           </w:p>
         </w:tc>
@@ -20428,20 +21398,20 @@
               <w:rPr>
                 <w:sz w:val="19"/>
               </w:rPr>
-              <w:t>POST /token/refresh/ after calling /logout/</w:t>
-            </w:r>
-          </w:p>
-        </w:tc>
-        <w:tc>
-          <w:tcPr>
-            <w:tcW w:type="dxa" w:w="3168"/>
-          </w:tcPr>
-          <w:p>
-            <w:r>
-              <w:rPr>
-                <w:sz w:val="19"/>
-              </w:rPr>
-              <w:t>401 — token_invalid</w:t>
+              <w:t>/otp/verify/ without calling /otp/send/ first</w:t>
+            </w:r>
+          </w:p>
+        </w:tc>
+        <w:tc>
+          <w:tcPr>
+            <w:tcW w:type="dxa" w:w="3456"/>
+          </w:tcPr>
+          <w:p>
+            <w:r>
+              <w:rPr>
+                <w:sz w:val="19"/>
+              </w:rPr>
+              <w:t>400 — No active OTP found for this number.</w:t>
             </w:r>
           </w:p>
         </w:tc>
@@ -20449,7 +21419,7 @@
       <w:tr>
         <w:tc>
           <w:tcPr>
-            <w:tcW w:type="dxa" w:w="2592"/>
+            <w:tcW w:type="dxa" w:w="2304"/>
             <w:shd w:val="clear" w:color="auto" w:fill="DEEAF1"/>
           </w:tcPr>
           <w:p>
@@ -20457,7 +21427,7 @@
               <w:rPr>
                 <w:sz w:val="19"/>
               </w:rPr>
-              <w:t>Invalid coordinates</w:t>
+              <w:t>Too many OTP sends</w:t>
             </w:r>
           </w:p>
         </w:tc>
@@ -20471,13 +21441,13 @@
               <w:rPr>
                 <w:sz w:val="19"/>
               </w:rPr>
-              <w:t>PUT /auth/me/location/ → latitude: 200</w:t>
-            </w:r>
-          </w:p>
-        </w:tc>
-        <w:tc>
-          <w:tcPr>
-            <w:tcW w:type="dxa" w:w="3168"/>
+              <w:t>POST /otp/send/ more than 5 times / 5 min</w:t>
+            </w:r>
+          </w:p>
+        </w:tc>
+        <w:tc>
+          <w:tcPr>
+            <w:tcW w:type="dxa" w:w="3456"/>
             <w:shd w:val="clear" w:color="auto" w:fill="DEEAF1"/>
           </w:tcPr>
           <w:p>
@@ -20485,7 +21455,7 @@
               <w:rPr>
                 <w:sz w:val="19"/>
               </w:rPr>
-              <w:t>400 — validation_error</w:t>
+              <w:t>429 — Request was throttled. Try again later.</w:t>
             </w:r>
           </w:p>
         </w:tc>
@@ -20497,7 +21467,7 @@
         <w:pStyle w:val="Heading2"/>
       </w:pPr>
       <w:r>
-        <w:t>Store Error Cases</w:t>
+        <w:t>Token / Auth Error Cases</w:t>
       </w:r>
     </w:p>
     <w:tbl>
@@ -20573,7 +21543,7 @@
               <w:rPr>
                 <w:sz w:val="19"/>
               </w:rPr>
-              <w:t>Customer creates store</w:t>
+              <w:t>No Authorization header</w:t>
             </w:r>
           </w:p>
         </w:tc>
@@ -20587,7 +21557,7 @@
               <w:rPr>
                 <w:sz w:val="19"/>
               </w:rPr>
-              <w:t>POST /stores/ with customer token</w:t>
+              <w:t>GET /auth/me/ with no header</w:t>
             </w:r>
           </w:p>
         </w:tc>
@@ -20601,7 +21571,7 @@
               <w:rPr>
                 <w:sz w:val="19"/>
               </w:rPr>
-              <w:t>403 — Vendor access only</w:t>
+              <w:t>401 — authentication_failed</w:t>
             </w:r>
           </w:p>
         </w:tc>
@@ -20616,7 +21586,7 @@
               <w:rPr>
                 <w:sz w:val="19"/>
               </w:rPr>
-              <w:t>Vendor creates 2nd store</w:t>
+              <w:t>Wrong format (no Bearer)</w:t>
             </w:r>
           </w:p>
         </w:tc>
@@ -20629,7 +21599,7 @@
               <w:rPr>
                 <w:sz w:val="19"/>
               </w:rPr>
-              <w:t>POST /stores/ again with same vendor</w:t>
+              <w:t>Authorization: eyJhbGci... (missing Bearer)</w:t>
             </w:r>
           </w:p>
         </w:tc>
@@ -20642,7 +21612,7 @@
               <w:rPr>
                 <w:sz w:val="19"/>
               </w:rPr>
-              <w:t>400 — You already have a store</w:t>
+              <w:t>401 — authentication_failed</w:t>
             </w:r>
           </w:p>
         </w:tc>
@@ -20658,7 +21628,7 @@
               <w:rPr>
                 <w:sz w:val="19"/>
               </w:rPr>
-              <w:t>Wrong owner updates store</w:t>
+              <w:t>Expired access token</w:t>
             </w:r>
           </w:p>
         </w:tc>
@@ -20672,7 +21642,7 @@
               <w:rPr>
                 <w:sz w:val="19"/>
               </w:rPr>
-              <w:t>PUT /stores/&lt;id&gt;/update/ with different vendor</w:t>
+              <w:t>GET /auth/me/ with token older than 1 hour</w:t>
             </w:r>
           </w:p>
         </w:tc>
@@ -20686,7 +21656,7 @@
               <w:rPr>
                 <w:sz w:val="19"/>
               </w:rPr>
-              <w:t>403 — permission_denied</w:t>
+              <w:t>401 — token_invalid</w:t>
             </w:r>
           </w:p>
         </w:tc>
@@ -20701,7 +21671,7 @@
               <w:rPr>
                 <w:sz w:val="19"/>
               </w:rPr>
-              <w:t>Missing lat/lng</w:t>
+              <w:t>Blacklisted refresh token</w:t>
             </w:r>
           </w:p>
         </w:tc>
@@ -20714,7 +21684,7 @@
               <w:rPr>
                 <w:sz w:val="19"/>
               </w:rPr>
-              <w:t>GET /stores/nearby/ without ?lat=&amp;lng=</w:t>
+              <w:t>POST /token/refresh/ after calling /logout/</w:t>
             </w:r>
           </w:p>
         </w:tc>
@@ -20727,7 +21697,7 @@
               <w:rPr>
                 <w:sz w:val="19"/>
               </w:rPr>
-              <w:t>400 — lat and lng are required numbers</w:t>
+              <w:t>401 — token_invalid</w:t>
             </w:r>
           </w:p>
         </w:tc>
@@ -20743,7 +21713,7 @@
               <w:rPr>
                 <w:sz w:val="19"/>
               </w:rPr>
-              <w:t>Invalid store UUID</w:t>
+              <w:t>Invalid coordinates</w:t>
             </w:r>
           </w:p>
         </w:tc>
@@ -20757,7 +21727,7 @@
               <w:rPr>
                 <w:sz w:val="19"/>
               </w:rPr>
-              <w:t>GET /stores/00000000-0000-0000-0000-000000000000/</w:t>
+              <w:t>PUT /auth/me/location/ → latitude: 200</w:t>
             </w:r>
           </w:p>
         </w:tc>
@@ -20771,92 +21741,7 @@
               <w:rPr>
                 <w:sz w:val="19"/>
               </w:rPr>
-              <w:t>404 — not_found</w:t>
-            </w:r>
-          </w:p>
-        </w:tc>
-      </w:tr>
-      <w:tr>
-        <w:tc>
-          <w:tcPr>
-            <w:tcW w:type="dxa" w:w="2592"/>
-          </w:tcPr>
-          <w:p>
-            <w:r>
-              <w:rPr>
-                <w:sz w:val="19"/>
-              </w:rPr>
-              <w:t>Store is_active=false</w:t>
-            </w:r>
-          </w:p>
-        </w:tc>
-        <w:tc>
-          <w:tcPr>
-            <w:tcW w:type="dxa" w:w="3744"/>
-          </w:tcPr>
-          <w:p>
-            <w:r>
-              <w:rPr>
-                <w:sz w:val="19"/>
-              </w:rPr>
-              <w:t>GET /stores/&lt;id&gt;/ after deactivating store</w:t>
-            </w:r>
-          </w:p>
-        </w:tc>
-        <w:tc>
-          <w:tcPr>
-            <w:tcW w:type="dxa" w:w="3168"/>
-          </w:tcPr>
-          <w:p>
-            <w:r>
-              <w:rPr>
-                <w:sz w:val="19"/>
-              </w:rPr>
-              <w:t>404 — not_found</w:t>
-            </w:r>
-          </w:p>
-        </w:tc>
-      </w:tr>
-      <w:tr>
-        <w:tc>
-          <w:tcPr>
-            <w:tcW w:type="dxa" w:w="2592"/>
-            <w:shd w:val="clear" w:color="auto" w:fill="DEEAF1"/>
-          </w:tcPr>
-          <w:p>
-            <w:r>
-              <w:rPr>
-                <w:sz w:val="19"/>
-              </w:rPr>
-              <w:t>Wrong phone in body</w:t>
-            </w:r>
-          </w:p>
-        </w:tc>
-        <w:tc>
-          <w:tcPr>
-            <w:tcW w:type="dxa" w:w="3744"/>
-            <w:shd w:val="clear" w:color="auto" w:fill="DEEAF1"/>
-          </w:tcPr>
-          <w:p>
-            <w:r>
-              <w:rPr>
-                <w:sz w:val="19"/>
-              </w:rPr>
-              <w:t>POST /stores/ with phone: "9876543210"</w:t>
-            </w:r>
-          </w:p>
-        </w:tc>
-        <w:tc>
-          <w:tcPr>
-            <w:tcW w:type="dxa" w:w="3168"/>
-            <w:shd w:val="clear" w:color="auto" w:fill="DEEAF1"/>
-          </w:tcPr>
-          <w:p>
-            <w:r>
-              <w:rPr>
-                <w:sz w:val="19"/>
-              </w:rPr>
-              <w:t>400 — validation_error (phone format)</w:t>
+              <w:t>400 — validation_error</w:t>
             </w:r>
           </w:p>
         </w:tc>
@@ -20868,7 +21753,7 @@
         <w:pStyle w:val="Heading2"/>
       </w:pPr>
       <w:r>
-        <w:t>Product Error Cases</w:t>
+        <w:t>Store Error Cases</w:t>
       </w:r>
     </w:p>
     <w:tbl>
@@ -20944,7 +21829,7 @@
               <w:rPr>
                 <w:sz w:val="19"/>
               </w:rPr>
-              <w:t>Vendor has no store yet</w:t>
+              <w:t>Customer creates store</w:t>
             </w:r>
           </w:p>
         </w:tc>
@@ -20958,7 +21843,7 @@
               <w:rPr>
                 <w:sz w:val="19"/>
               </w:rPr>
-              <w:t>POST /products/ before creating store</w:t>
+              <w:t>POST /stores/ with customer token</w:t>
             </w:r>
           </w:p>
         </w:tc>
@@ -20972,7 +21857,7 @@
               <w:rPr>
                 <w:sz w:val="19"/>
               </w:rPr>
-              <w:t>400 — Create a store first</w:t>
+              <w:t>403 — Vendor access only</w:t>
             </w:r>
           </w:p>
         </w:tc>
@@ -20987,7 +21872,7 @@
               <w:rPr>
                 <w:sz w:val="19"/>
               </w:rPr>
-              <w:t>Duplicate SKU</w:t>
+              <w:t>Vendor creates 2nd store</w:t>
             </w:r>
           </w:p>
         </w:tc>
@@ -21000,7 +21885,7 @@
               <w:rPr>
                 <w:sz w:val="19"/>
               </w:rPr>
-              <w:t>POST /products/ with sku already used by any store</w:t>
+              <w:t>POST /stores/ again with same vendor</w:t>
             </w:r>
           </w:p>
         </w:tc>
@@ -21013,7 +21898,7 @@
               <w:rPr>
                 <w:sz w:val="19"/>
               </w:rPr>
-              <w:t>400 — validation_error on sku</w:t>
+              <w:t>400 — You already have a store</w:t>
             </w:r>
           </w:p>
         </w:tc>
@@ -21029,7 +21914,7 @@
               <w:rPr>
                 <w:sz w:val="19"/>
               </w:rPr>
-              <w:t>Get draft product</w:t>
+              <w:t>Wrong owner updates store</w:t>
             </w:r>
           </w:p>
         </w:tc>
@@ -21043,7 +21928,7 @@
               <w:rPr>
                 <w:sz w:val="19"/>
               </w:rPr>
-              <w:t>GET /products/&lt;id&gt;/ where status=draft</w:t>
+              <w:t>PUT /stores/&lt;id&gt;/update/ with different vendor</w:t>
             </w:r>
           </w:p>
         </w:tc>
@@ -21057,7 +21942,7 @@
               <w:rPr>
                 <w:sz w:val="19"/>
               </w:rPr>
-              <w:t>404 — not_found</w:t>
+              <w:t>403 — permission_denied</w:t>
             </w:r>
           </w:p>
         </w:tc>
@@ -21072,7 +21957,7 @@
               <w:rPr>
                 <w:sz w:val="19"/>
               </w:rPr>
-              <w:t>Get invisible product</w:t>
+              <w:t>Missing lat/lng</w:t>
             </w:r>
           </w:p>
         </w:tc>
@@ -21085,7 +21970,7 @@
               <w:rPr>
                 <w:sz w:val="19"/>
               </w:rPr>
-              <w:t>GET /products/&lt;id&gt;/ where is_visible=false</w:t>
+              <w:t>GET /stores/nearby/ without ?lat=&amp;lng=</w:t>
             </w:r>
           </w:p>
         </w:tc>
@@ -21098,7 +21983,7 @@
               <w:rPr>
                 <w:sz w:val="19"/>
               </w:rPr>
-              <w:t>404 — not_found</w:t>
+              <w:t>400 — lat and lng are required numbers</w:t>
             </w:r>
           </w:p>
         </w:tc>
@@ -21114,7 +21999,7 @@
               <w:rPr>
                 <w:sz w:val="19"/>
               </w:rPr>
-              <w:t>Missing q param</w:t>
+              <w:t>Invalid store UUID</w:t>
             </w:r>
           </w:p>
         </w:tc>
@@ -21128,7 +22013,7 @@
               <w:rPr>
                 <w:sz w:val="19"/>
               </w:rPr>
-              <w:t>GET /products/search/ without ?q=</w:t>
+              <w:t>GET /stores/00000000-0000-0000-0000-000000000000/</w:t>
             </w:r>
           </w:p>
         </w:tc>
@@ -21142,7 +22027,7 @@
               <w:rPr>
                 <w:sz w:val="19"/>
               </w:rPr>
-              <w:t>400 — Search query q is required</w:t>
+              <w:t>404 — not_found</w:t>
             </w:r>
           </w:p>
         </w:tc>
@@ -21157,7 +22042,7 @@
               <w:rPr>
                 <w:sz w:val="19"/>
               </w:rPr>
-              <w:t>Customer deletes product</w:t>
+              <w:t>Store is_active=false</w:t>
             </w:r>
           </w:p>
         </w:tc>
@@ -21170,7 +22055,7 @@
               <w:rPr>
                 <w:sz w:val="19"/>
               </w:rPr>
-              <w:t>DELETE /products/&lt;id&gt;/update/ with customer token</w:t>
+              <w:t>GET /stores/&lt;id&gt;/ after deactivating store</w:t>
             </w:r>
           </w:p>
         </w:tc>
@@ -21183,7 +22068,51 @@
               <w:rPr>
                 <w:sz w:val="19"/>
               </w:rPr>
-              <w:t>403 — permission_denied</w:t>
+              <w:t>404 — not_found</w:t>
+            </w:r>
+          </w:p>
+        </w:tc>
+      </w:tr>
+      <w:tr>
+        <w:tc>
+          <w:tcPr>
+            <w:tcW w:type="dxa" w:w="2592"/>
+            <w:shd w:val="clear" w:color="auto" w:fill="DEEAF1"/>
+          </w:tcPr>
+          <w:p>
+            <w:r>
+              <w:rPr>
+                <w:sz w:val="19"/>
+              </w:rPr>
+              <w:t>Wrong phone in body</w:t>
+            </w:r>
+          </w:p>
+        </w:tc>
+        <w:tc>
+          <w:tcPr>
+            <w:tcW w:type="dxa" w:w="3744"/>
+            <w:shd w:val="clear" w:color="auto" w:fill="DEEAF1"/>
+          </w:tcPr>
+          <w:p>
+            <w:r>
+              <w:rPr>
+                <w:sz w:val="19"/>
+              </w:rPr>
+              <w:t>POST /stores/ with phone: "9876543210"</w:t>
+            </w:r>
+          </w:p>
+        </w:tc>
+        <w:tc>
+          <w:tcPr>
+            <w:tcW w:type="dxa" w:w="3168"/>
+            <w:shd w:val="clear" w:color="auto" w:fill="DEEAF1"/>
+          </w:tcPr>
+          <w:p>
+            <w:r>
+              <w:rPr>
+                <w:sz w:val="19"/>
+              </w:rPr>
+              <w:t>400 — validation_error (phone format)</w:t>
             </w:r>
           </w:p>
         </w:tc>
@@ -21195,7 +22124,7 @@
         <w:pStyle w:val="Heading2"/>
       </w:pPr>
       <w:r>
-        <w:t>Chat Error Cases  (Sprint 5)</w:t>
+        <w:t>Product Error Cases</w:t>
       </w:r>
     </w:p>
     <w:tbl>
@@ -21213,7 +22142,7 @@
       <w:tr>
         <w:tc>
           <w:tcPr>
-            <w:tcW w:type="dxa" w:w="2880"/>
+            <w:tcW w:type="dxa" w:w="2592"/>
             <w:shd w:val="clear" w:color="auto" w:fill="1F4E79"/>
           </w:tcPr>
           <w:p>
@@ -21229,7 +22158,7 @@
         </w:tc>
         <w:tc>
           <w:tcPr>
-            <w:tcW w:type="dxa" w:w="3600"/>
+            <w:tcW w:type="dxa" w:w="3744"/>
             <w:shd w:val="clear" w:color="auto" w:fill="1F4E79"/>
           </w:tcPr>
           <w:p>
@@ -21239,13 +22168,13 @@
                 <w:color w:val="FFFFFF"/>
                 <w:sz w:val="20"/>
               </w:rPr>
-              <w:t>Request / Situation</w:t>
-            </w:r>
-          </w:p>
-        </w:tc>
-        <w:tc>
-          <w:tcPr>
-            <w:tcW w:type="dxa" w:w="3024"/>
+              <w:t>Request</w:t>
+            </w:r>
+          </w:p>
+        </w:tc>
+        <w:tc>
+          <w:tcPr>
+            <w:tcW w:type="dxa" w:w="3168"/>
             <w:shd w:val="clear" w:color="auto" w:fill="1F4E79"/>
           </w:tcPr>
           <w:p>
@@ -21263,7 +22192,7 @@
       <w:tr>
         <w:tc>
           <w:tcPr>
-            <w:tcW w:type="dxa" w:w="2880"/>
+            <w:tcW w:type="dxa" w:w="2592"/>
             <w:shd w:val="clear" w:color="auto" w:fill="DEEAF1"/>
           </w:tcPr>
           <w:p>
@@ -21271,13 +22200,13 @@
               <w:rPr>
                 <w:sz w:val="19"/>
               </w:rPr>
-              <w:t>Missing store_id</w:t>
-            </w:r>
-          </w:p>
-        </w:tc>
-        <w:tc>
-          <w:tcPr>
-            <w:tcW w:type="dxa" w:w="3600"/>
+              <w:t>Vendor has no store yet</w:t>
+            </w:r>
+          </w:p>
+        </w:tc>
+        <w:tc>
+          <w:tcPr>
+            <w:tcW w:type="dxa" w:w="3744"/>
             <w:shd w:val="clear" w:color="auto" w:fill="DEEAF1"/>
           </w:tcPr>
           <w:p>
@@ -21285,13 +22214,13 @@
               <w:rPr>
                 <w:sz w:val="19"/>
               </w:rPr>
-              <w:t>POST /conversations/start/ with empty body</w:t>
-            </w:r>
-          </w:p>
-        </w:tc>
-        <w:tc>
-          <w:tcPr>
-            <w:tcW w:type="dxa" w:w="3024"/>
+              <w:t>POST /products/ before creating store</w:t>
+            </w:r>
+          </w:p>
+        </w:tc>
+        <w:tc>
+          <w:tcPr>
+            <w:tcW w:type="dxa" w:w="3168"/>
             <w:shd w:val="clear" w:color="auto" w:fill="DEEAF1"/>
           </w:tcPr>
           <w:p>
@@ -21299,7 +22228,7 @@
               <w:rPr>
                 <w:sz w:val="19"/>
               </w:rPr>
-              <w:t>400 — store_id is required</w:t>
+              <w:t>400 — Create a store first</w:t>
             </w:r>
           </w:p>
         </w:tc>
@@ -21307,40 +22236,40 @@
       <w:tr>
         <w:tc>
           <w:tcPr>
-            <w:tcW w:type="dxa" w:w="2880"/>
-          </w:tcPr>
-          <w:p>
-            <w:r>
-              <w:rPr>
-                <w:sz w:val="19"/>
-              </w:rPr>
-              <w:t>Invalid store</w:t>
-            </w:r>
-          </w:p>
-        </w:tc>
-        <w:tc>
-          <w:tcPr>
-            <w:tcW w:type="dxa" w:w="3600"/>
-          </w:tcPr>
-          <w:p>
-            <w:r>
-              <w:rPr>
-                <w:sz w:val="19"/>
-              </w:rPr>
-              <w:t>POST /conversations/start/ — non-existent store_id</w:t>
-            </w:r>
-          </w:p>
-        </w:tc>
-        <w:tc>
-          <w:tcPr>
-            <w:tcW w:type="dxa" w:w="3024"/>
-          </w:tcPr>
-          <w:p>
-            <w:r>
-              <w:rPr>
-                <w:sz w:val="19"/>
-              </w:rPr>
-              <w:t>404 — Store not found</w:t>
+            <w:tcW w:type="dxa" w:w="2592"/>
+          </w:tcPr>
+          <w:p>
+            <w:r>
+              <w:rPr>
+                <w:sz w:val="19"/>
+              </w:rPr>
+              <w:t>Duplicate SKU</w:t>
+            </w:r>
+          </w:p>
+        </w:tc>
+        <w:tc>
+          <w:tcPr>
+            <w:tcW w:type="dxa" w:w="3744"/>
+          </w:tcPr>
+          <w:p>
+            <w:r>
+              <w:rPr>
+                <w:sz w:val="19"/>
+              </w:rPr>
+              <w:t>POST /products/ with sku already used by any store</w:t>
+            </w:r>
+          </w:p>
+        </w:tc>
+        <w:tc>
+          <w:tcPr>
+            <w:tcW w:type="dxa" w:w="3168"/>
+          </w:tcPr>
+          <w:p>
+            <w:r>
+              <w:rPr>
+                <w:sz w:val="19"/>
+              </w:rPr>
+              <w:t>400 — validation_error on sku</w:t>
             </w:r>
           </w:p>
         </w:tc>
@@ -21348,7 +22277,7 @@
       <w:tr>
         <w:tc>
           <w:tcPr>
-            <w:tcW w:type="dxa" w:w="2880"/>
+            <w:tcW w:type="dxa" w:w="2592"/>
             <w:shd w:val="clear" w:color="auto" w:fill="DEEAF1"/>
           </w:tcPr>
           <w:p>
@@ -21356,13 +22285,13 @@
               <w:rPr>
                 <w:sz w:val="19"/>
               </w:rPr>
-              <w:t>No auth on list</w:t>
-            </w:r>
-          </w:p>
-        </w:tc>
-        <w:tc>
-          <w:tcPr>
-            <w:tcW w:type="dxa" w:w="3600"/>
+              <w:t>Get draft product</w:t>
+            </w:r>
+          </w:p>
+        </w:tc>
+        <w:tc>
+          <w:tcPr>
+            <w:tcW w:type="dxa" w:w="3744"/>
             <w:shd w:val="clear" w:color="auto" w:fill="DEEAF1"/>
           </w:tcPr>
           <w:p>
@@ -21370,13 +22299,13 @@
               <w:rPr>
                 <w:sz w:val="19"/>
               </w:rPr>
-              <w:t>GET /conversations/ — no Authorization header</w:t>
-            </w:r>
-          </w:p>
-        </w:tc>
-        <w:tc>
-          <w:tcPr>
-            <w:tcW w:type="dxa" w:w="3024"/>
+              <w:t>GET /products/&lt;id&gt;/ where status=draft</w:t>
+            </w:r>
+          </w:p>
+        </w:tc>
+        <w:tc>
+          <w:tcPr>
+            <w:tcW w:type="dxa" w:w="3168"/>
             <w:shd w:val="clear" w:color="auto" w:fill="DEEAF1"/>
           </w:tcPr>
           <w:p>
@@ -21384,7 +22313,7 @@
               <w:rPr>
                 <w:sz w:val="19"/>
               </w:rPr>
-              <w:t>401 — authentication_failed</w:t>
+              <w:t>404 — not_found</w:t>
             </w:r>
           </w:p>
         </w:tc>
@@ -21392,40 +22321,40 @@
       <w:tr>
         <w:tc>
           <w:tcPr>
-            <w:tcW w:type="dxa" w:w="2880"/>
-          </w:tcPr>
-          <w:p>
-            <w:r>
-              <w:rPr>
-                <w:sz w:val="19"/>
-              </w:rPr>
-              <w:t>Outsider views messages</w:t>
-            </w:r>
-          </w:p>
-        </w:tc>
-        <w:tc>
-          <w:tcPr>
-            <w:tcW w:type="dxa" w:w="3600"/>
-          </w:tcPr>
-          <w:p>
-            <w:r>
-              <w:rPr>
-                <w:sz w:val="19"/>
-              </w:rPr>
-              <w:t>GET /conversations/&lt;id&gt;/messages/ — not a member</w:t>
-            </w:r>
-          </w:p>
-        </w:tc>
-        <w:tc>
-          <w:tcPr>
-            <w:tcW w:type="dxa" w:w="3024"/>
-          </w:tcPr>
-          <w:p>
-            <w:r>
-              <w:rPr>
-                <w:sz w:val="19"/>
-              </w:rPr>
-              <w:t>403 — permission_denied</w:t>
+            <w:tcW w:type="dxa" w:w="2592"/>
+          </w:tcPr>
+          <w:p>
+            <w:r>
+              <w:rPr>
+                <w:sz w:val="19"/>
+              </w:rPr>
+              <w:t>Get invisible product</w:t>
+            </w:r>
+          </w:p>
+        </w:tc>
+        <w:tc>
+          <w:tcPr>
+            <w:tcW w:type="dxa" w:w="3744"/>
+          </w:tcPr>
+          <w:p>
+            <w:r>
+              <w:rPr>
+                <w:sz w:val="19"/>
+              </w:rPr>
+              <w:t>GET /products/&lt;id&gt;/ where is_visible=false</w:t>
+            </w:r>
+          </w:p>
+        </w:tc>
+        <w:tc>
+          <w:tcPr>
+            <w:tcW w:type="dxa" w:w="3168"/>
+          </w:tcPr>
+          <w:p>
+            <w:r>
+              <w:rPr>
+                <w:sz w:val="19"/>
+              </w:rPr>
+              <w:t>404 — not_found</w:t>
             </w:r>
           </w:p>
         </w:tc>
@@ -21433,7 +22362,7 @@
       <w:tr>
         <w:tc>
           <w:tcPr>
-            <w:tcW w:type="dxa" w:w="2880"/>
+            <w:tcW w:type="dxa" w:w="2592"/>
             <w:shd w:val="clear" w:color="auto" w:fill="DEEAF1"/>
           </w:tcPr>
           <w:p>
@@ -21441,13 +22370,13 @@
               <w:rPr>
                 <w:sz w:val="19"/>
               </w:rPr>
-              <w:t>Outsider marks read</w:t>
-            </w:r>
-          </w:p>
-        </w:tc>
-        <w:tc>
-          <w:tcPr>
-            <w:tcW w:type="dxa" w:w="3600"/>
+              <w:t>Missing q param</w:t>
+            </w:r>
+          </w:p>
+        </w:tc>
+        <w:tc>
+          <w:tcPr>
+            <w:tcW w:type="dxa" w:w="3744"/>
             <w:shd w:val="clear" w:color="auto" w:fill="DEEAF1"/>
           </w:tcPr>
           <w:p>
@@ -21455,13 +22384,13 @@
               <w:rPr>
                 <w:sz w:val="19"/>
               </w:rPr>
-              <w:t>PATCH /conversations/&lt;id&gt;/read/ — not a member</w:t>
-            </w:r>
-          </w:p>
-        </w:tc>
-        <w:tc>
-          <w:tcPr>
-            <w:tcW w:type="dxa" w:w="3024"/>
+              <w:t>GET /products/search/ without ?q=</w:t>
+            </w:r>
+          </w:p>
+        </w:tc>
+        <w:tc>
+          <w:tcPr>
+            <w:tcW w:type="dxa" w:w="3168"/>
             <w:shd w:val="clear" w:color="auto" w:fill="DEEAF1"/>
           </w:tcPr>
           <w:p>
@@ -21469,7 +22398,7 @@
               <w:rPr>
                 <w:sz w:val="19"/>
               </w:rPr>
-              <w:t>403 — permission_denied</w:t>
+              <w:t>400 — Search query q is required</w:t>
             </w:r>
           </w:p>
         </w:tc>
@@ -21477,210 +22406,40 @@
       <w:tr>
         <w:tc>
           <w:tcPr>
-            <w:tcW w:type="dxa" w:w="2880"/>
-          </w:tcPr>
-          <w:p>
-            <w:r>
-              <w:rPr>
-                <w:sz w:val="19"/>
-              </w:rPr>
-              <w:t>WS no token</w:t>
-            </w:r>
-          </w:p>
-        </w:tc>
-        <w:tc>
-          <w:tcPr>
-            <w:tcW w:type="dxa" w:w="3600"/>
-          </w:tcPr>
-          <w:p>
-            <w:r>
-              <w:rPr>
-                <w:sz w:val="19"/>
-              </w:rPr>
-              <w:t>Connect without ?token= in URL</w:t>
-            </w:r>
-          </w:p>
-        </w:tc>
-        <w:tc>
-          <w:tcPr>
-            <w:tcW w:type="dxa" w:w="3024"/>
-          </w:tcPr>
-          <w:p>
-            <w:r>
-              <w:rPr>
-                <w:sz w:val="19"/>
-              </w:rPr>
-              <w:t>WS close code 4001</w:t>
-            </w:r>
-          </w:p>
-        </w:tc>
-      </w:tr>
-      <w:tr>
-        <w:tc>
-          <w:tcPr>
-            <w:tcW w:type="dxa" w:w="2880"/>
-            <w:shd w:val="clear" w:color="auto" w:fill="DEEAF1"/>
-          </w:tcPr>
-          <w:p>
-            <w:r>
-              <w:rPr>
-                <w:sz w:val="19"/>
-              </w:rPr>
-              <w:t>WS wrong token</w:t>
-            </w:r>
-          </w:p>
-        </w:tc>
-        <w:tc>
-          <w:tcPr>
-            <w:tcW w:type="dxa" w:w="3600"/>
-            <w:shd w:val="clear" w:color="auto" w:fill="DEEAF1"/>
-          </w:tcPr>
-          <w:p>
-            <w:r>
-              <w:rPr>
-                <w:sz w:val="19"/>
-              </w:rPr>
-              <w:t>Connect with expired/invalid JWT token</w:t>
-            </w:r>
-          </w:p>
-        </w:tc>
-        <w:tc>
-          <w:tcPr>
-            <w:tcW w:type="dxa" w:w="3024"/>
-            <w:shd w:val="clear" w:color="auto" w:fill="DEEAF1"/>
-          </w:tcPr>
-          <w:p>
-            <w:r>
-              <w:rPr>
-                <w:sz w:val="19"/>
-              </w:rPr>
-              <w:t>WS close code 4001</w:t>
-            </w:r>
-          </w:p>
-        </w:tc>
-      </w:tr>
-      <w:tr>
-        <w:tc>
-          <w:tcPr>
-            <w:tcW w:type="dxa" w:w="2880"/>
-          </w:tcPr>
-          <w:p>
-            <w:r>
-              <w:rPr>
-                <w:sz w:val="19"/>
-              </w:rPr>
-              <w:t>WS wrong conversation</w:t>
-            </w:r>
-          </w:p>
-        </w:tc>
-        <w:tc>
-          <w:tcPr>
-            <w:tcW w:type="dxa" w:w="3600"/>
-          </w:tcPr>
-          <w:p>
-            <w:r>
-              <w:rPr>
-                <w:sz w:val="19"/>
-              </w:rPr>
-              <w:t>Connect to conversation user is not part of</w:t>
-            </w:r>
-          </w:p>
-        </w:tc>
-        <w:tc>
-          <w:tcPr>
-            <w:tcW w:type="dxa" w:w="3024"/>
-          </w:tcPr>
-          <w:p>
-            <w:r>
-              <w:rPr>
-                <w:sz w:val="19"/>
-              </w:rPr>
-              <w:t>WS close code 4003</w:t>
-            </w:r>
-          </w:p>
-        </w:tc>
-      </w:tr>
-      <w:tr>
-        <w:tc>
-          <w:tcPr>
-            <w:tcW w:type="dxa" w:w="2880"/>
-            <w:shd w:val="clear" w:color="auto" w:fill="DEEAF1"/>
-          </w:tcPr>
-          <w:p>
-            <w:r>
-              <w:rPr>
-                <w:sz w:val="19"/>
-              </w:rPr>
-              <w:t>WS empty message</w:t>
-            </w:r>
-          </w:p>
-        </w:tc>
-        <w:tc>
-          <w:tcPr>
-            <w:tcW w:type="dxa" w:w="3600"/>
-            <w:shd w:val="clear" w:color="auto" w:fill="DEEAF1"/>
-          </w:tcPr>
-          <w:p>
-            <w:r>
-              <w:rPr>
-                <w:sz w:val="19"/>
-              </w:rPr>
-              <w:t>Send {"type": "chat_message", "content": ""}</w:t>
-            </w:r>
-          </w:p>
-        </w:tc>
-        <w:tc>
-          <w:tcPr>
-            <w:tcW w:type="dxa" w:w="3024"/>
-            <w:shd w:val="clear" w:color="auto" w:fill="DEEAF1"/>
-          </w:tcPr>
-          <w:p>
-            <w:r>
-              <w:rPr>
-                <w:sz w:val="19"/>
-              </w:rPr>
-              <w:t>Ignored silently</w:t>
-            </w:r>
-          </w:p>
-        </w:tc>
-      </w:tr>
-      <w:tr>
-        <w:tc>
-          <w:tcPr>
-            <w:tcW w:type="dxa" w:w="2880"/>
-          </w:tcPr>
-          <w:p>
-            <w:r>
-              <w:rPr>
-                <w:sz w:val="19"/>
-              </w:rPr>
-              <w:t>WS unknown message type</w:t>
-            </w:r>
-          </w:p>
-        </w:tc>
-        <w:tc>
-          <w:tcPr>
-            <w:tcW w:type="dxa" w:w="3600"/>
-          </w:tcPr>
-          <w:p>
-            <w:r>
-              <w:rPr>
-                <w:sz w:val="19"/>
-              </w:rPr>
-              <w:t>Send {"type": "ping"}</w:t>
-            </w:r>
-          </w:p>
-        </w:tc>
-        <w:tc>
-          <w:tcPr>
-            <w:tcW w:type="dxa" w:w="3024"/>
-          </w:tcPr>
-          <w:p>
-            <w:r>
-              <w:rPr>
-                <w:sz w:val="19"/>
-              </w:rPr>
-              <w:t>Ignored silently</w:t>
+            <w:tcW w:type="dxa" w:w="2592"/>
+          </w:tcPr>
+          <w:p>
+            <w:r>
+              <w:rPr>
+                <w:sz w:val="19"/>
+              </w:rPr>
+              <w:t>Customer deletes product</w:t>
+            </w:r>
+          </w:p>
+        </w:tc>
+        <w:tc>
+          <w:tcPr>
+            <w:tcW w:type="dxa" w:w="3744"/>
+          </w:tcPr>
+          <w:p>
+            <w:r>
+              <w:rPr>
+                <w:sz w:val="19"/>
+              </w:rPr>
+              <w:t>DELETE /products/&lt;id&gt;/update/ with customer token</w:t>
+            </w:r>
+          </w:p>
+        </w:tc>
+        <w:tc>
+          <w:tcPr>
+            <w:tcW w:type="dxa" w:w="3168"/>
+          </w:tcPr>
+          <w:p>
+            <w:r>
+              <w:rPr>
+                <w:sz w:val="19"/>
+              </w:rPr>
+              <w:t>403 — permission_denied</w:t>
             </w:r>
           </w:p>
         </w:tc>
@@ -21692,7 +22451,7 @@
         <w:pStyle w:val="Heading2"/>
       </w:pPr>
       <w:r>
-        <w:t>Blacklist Error Cases  (Sprint 6)</w:t>
+        <w:t>Chat Error Cases  (Sprint 5)</w:t>
       </w:r>
     </w:p>
     <w:tbl>
@@ -21710,7 +22469,7 @@
       <w:tr>
         <w:tc>
           <w:tcPr>
-            <w:tcW w:type="dxa" w:w="2736"/>
+            <w:tcW w:type="dxa" w:w="2880"/>
             <w:shd w:val="clear" w:color="auto" w:fill="1F4E79"/>
           </w:tcPr>
           <w:p>
@@ -21726,7 +22485,7 @@
         </w:tc>
         <w:tc>
           <w:tcPr>
-            <w:tcW w:type="dxa" w:w="3744"/>
+            <w:tcW w:type="dxa" w:w="3600"/>
             <w:shd w:val="clear" w:color="auto" w:fill="1F4E79"/>
           </w:tcPr>
           <w:p>
@@ -21760,7 +22519,7 @@
       <w:tr>
         <w:tc>
           <w:tcPr>
-            <w:tcW w:type="dxa" w:w="2736"/>
+            <w:tcW w:type="dxa" w:w="2880"/>
             <w:shd w:val="clear" w:color="auto" w:fill="DEEAF1"/>
           </w:tcPr>
           <w:p>
@@ -21768,13 +22527,13 @@
               <w:rPr>
                 <w:sz w:val="19"/>
               </w:rPr>
-              <w:t>Block — not store owner</w:t>
-            </w:r>
-          </w:p>
-        </w:tc>
-        <w:tc>
-          <w:tcPr>
-            <w:tcW w:type="dxa" w:w="3744"/>
+              <w:t>Missing store_id</w:t>
+            </w:r>
+          </w:p>
+        </w:tc>
+        <w:tc>
+          <w:tcPr>
+            <w:tcW w:type="dxa" w:w="3600"/>
             <w:shd w:val="clear" w:color="auto" w:fill="DEEAF1"/>
           </w:tcPr>
           <w:p>
@@ -21782,7 +22541,7 @@
               <w:rPr>
                 <w:sz w:val="19"/>
               </w:rPr>
-              <w:t>POST /stores/&lt;id&gt;/blacklist/&lt;cust_id&gt;/ — different vendor</w:t>
+              <w:t>POST /conversations/start/ with empty body</w:t>
             </w:r>
           </w:p>
         </w:tc>
@@ -21796,7 +22555,7 @@
               <w:rPr>
                 <w:sz w:val="19"/>
               </w:rPr>
-              <w:t>403 — permission_denied</w:t>
+              <w:t>400 — store_id is required</w:t>
             </w:r>
           </w:p>
         </w:tc>
@@ -21804,27 +22563,27 @@
       <w:tr>
         <w:tc>
           <w:tcPr>
-            <w:tcW w:type="dxa" w:w="2736"/>
-          </w:tcPr>
-          <w:p>
-            <w:r>
-              <w:rPr>
-                <w:sz w:val="19"/>
-              </w:rPr>
-              <w:t>Block — customer not found</w:t>
-            </w:r>
-          </w:p>
-        </w:tc>
-        <w:tc>
-          <w:tcPr>
-            <w:tcW w:type="dxa" w:w="3744"/>
-          </w:tcPr>
-          <w:p>
-            <w:r>
-              <w:rPr>
-                <w:sz w:val="19"/>
-              </w:rPr>
-              <w:t>POST /stores/&lt;id&gt;/blacklist/&lt;bad_uuid&gt;/</w:t>
+            <w:tcW w:type="dxa" w:w="2880"/>
+          </w:tcPr>
+          <w:p>
+            <w:r>
+              <w:rPr>
+                <w:sz w:val="19"/>
+              </w:rPr>
+              <w:t>Invalid store</w:t>
+            </w:r>
+          </w:p>
+        </w:tc>
+        <w:tc>
+          <w:tcPr>
+            <w:tcW w:type="dxa" w:w="3600"/>
+          </w:tcPr>
+          <w:p>
+            <w:r>
+              <w:rPr>
+                <w:sz w:val="19"/>
+              </w:rPr>
+              <w:t>POST /conversations/start/ — non-existent store_id</w:t>
             </w:r>
           </w:p>
         </w:tc>
@@ -21837,7 +22596,7 @@
               <w:rPr>
                 <w:sz w:val="19"/>
               </w:rPr>
-              <w:t>404 — Customer not found</w:t>
+              <w:t>404 — Store not found</w:t>
             </w:r>
           </w:p>
         </w:tc>
@@ -21845,7 +22604,7 @@
       <w:tr>
         <w:tc>
           <w:tcPr>
-            <w:tcW w:type="dxa" w:w="2736"/>
+            <w:tcW w:type="dxa" w:w="2880"/>
             <w:shd w:val="clear" w:color="auto" w:fill="DEEAF1"/>
           </w:tcPr>
           <w:p>
@@ -21853,13 +22612,13 @@
               <w:rPr>
                 <w:sz w:val="19"/>
               </w:rPr>
-              <w:t>Block — store not found</w:t>
-            </w:r>
-          </w:p>
-        </w:tc>
-        <w:tc>
-          <w:tcPr>
-            <w:tcW w:type="dxa" w:w="3744"/>
+              <w:t>No auth on list</w:t>
+            </w:r>
+          </w:p>
+        </w:tc>
+        <w:tc>
+          <w:tcPr>
+            <w:tcW w:type="dxa" w:w="3600"/>
             <w:shd w:val="clear" w:color="auto" w:fill="DEEAF1"/>
           </w:tcPr>
           <w:p>
@@ -21867,7 +22626,7 @@
               <w:rPr>
                 <w:sz w:val="19"/>
               </w:rPr>
-              <w:t>POST /stores/&lt;bad_uuid&gt;/blacklist/&lt;cust_id&gt;/</w:t>
+              <w:t>GET /conversations/ — no Authorization header</w:t>
             </w:r>
           </w:p>
         </w:tc>
@@ -21881,7 +22640,7 @@
               <w:rPr>
                 <w:sz w:val="19"/>
               </w:rPr>
-              <w:t>404 — Store not found</w:t>
+              <w:t>401 — authentication_failed</w:t>
             </w:r>
           </w:p>
         </w:tc>
@@ -21889,27 +22648,27 @@
       <w:tr>
         <w:tc>
           <w:tcPr>
-            <w:tcW w:type="dxa" w:w="2736"/>
-          </w:tcPr>
-          <w:p>
-            <w:r>
-              <w:rPr>
-                <w:sz w:val="19"/>
-              </w:rPr>
-              <w:t>Block — with customer token</w:t>
-            </w:r>
-          </w:p>
-        </w:tc>
-        <w:tc>
-          <w:tcPr>
-            <w:tcW w:type="dxa" w:w="3744"/>
-          </w:tcPr>
-          <w:p>
-            <w:r>
-              <w:rPr>
-                <w:sz w:val="19"/>
-              </w:rPr>
-              <w:t>POST /stores/&lt;id&gt;/blacklist/&lt;id&gt;/ — customer token</w:t>
+            <w:tcW w:type="dxa" w:w="2880"/>
+          </w:tcPr>
+          <w:p>
+            <w:r>
+              <w:rPr>
+                <w:sz w:val="19"/>
+              </w:rPr>
+              <w:t>Outsider views messages</w:t>
+            </w:r>
+          </w:p>
+        </w:tc>
+        <w:tc>
+          <w:tcPr>
+            <w:tcW w:type="dxa" w:w="3600"/>
+          </w:tcPr>
+          <w:p>
+            <w:r>
+              <w:rPr>
+                <w:sz w:val="19"/>
+              </w:rPr>
+              <w:t>GET /conversations/&lt;id&gt;/messages/ — not a member</w:t>
             </w:r>
           </w:p>
         </w:tc>
@@ -21922,7 +22681,7 @@
               <w:rPr>
                 <w:sz w:val="19"/>
               </w:rPr>
-              <w:t>403 — Vendor access only</w:t>
+              <w:t>403 — permission_denied</w:t>
             </w:r>
           </w:p>
         </w:tc>
@@ -21930,7 +22689,7 @@
       <w:tr>
         <w:tc>
           <w:tcPr>
-            <w:tcW w:type="dxa" w:w="2736"/>
+            <w:tcW w:type="dxa" w:w="2880"/>
             <w:shd w:val="clear" w:color="auto" w:fill="DEEAF1"/>
           </w:tcPr>
           <w:p>
@@ -21938,13 +22697,13 @@
               <w:rPr>
                 <w:sz w:val="19"/>
               </w:rPr>
-              <w:t>Block — no auth</w:t>
-            </w:r>
-          </w:p>
-        </w:tc>
-        <w:tc>
-          <w:tcPr>
-            <w:tcW w:type="dxa" w:w="3744"/>
+              <w:t>Outsider marks read</w:t>
+            </w:r>
+          </w:p>
+        </w:tc>
+        <w:tc>
+          <w:tcPr>
+            <w:tcW w:type="dxa" w:w="3600"/>
             <w:shd w:val="clear" w:color="auto" w:fill="DEEAF1"/>
           </w:tcPr>
           <w:p>
@@ -21952,7 +22711,7 @@
               <w:rPr>
                 <w:sz w:val="19"/>
               </w:rPr>
-              <w:t>POST /stores/&lt;id&gt;/blacklist/&lt;id&gt;/ — no header</w:t>
+              <w:t>PATCH /conversations/&lt;id&gt;/read/ — not a member</w:t>
             </w:r>
           </w:p>
         </w:tc>
@@ -21966,7 +22725,7 @@
               <w:rPr>
                 <w:sz w:val="19"/>
               </w:rPr>
-              <w:t>401 — authentication_failed</w:t>
+              <w:t>403 — permission_denied</w:t>
             </w:r>
           </w:p>
         </w:tc>
@@ -21974,27 +22733,27 @@
       <w:tr>
         <w:tc>
           <w:tcPr>
-            <w:tcW w:type="dxa" w:w="2736"/>
-          </w:tcPr>
-          <w:p>
-            <w:r>
-              <w:rPr>
-                <w:sz w:val="19"/>
-              </w:rPr>
-              <w:t>List — not store owner</w:t>
-            </w:r>
-          </w:p>
-        </w:tc>
-        <w:tc>
-          <w:tcPr>
-            <w:tcW w:type="dxa" w:w="3744"/>
-          </w:tcPr>
-          <w:p>
-            <w:r>
-              <w:rPr>
-                <w:sz w:val="19"/>
-              </w:rPr>
-              <w:t>GET /stores/&lt;id&gt;/blacklist/ — different vendor</w:t>
+            <w:tcW w:type="dxa" w:w="2880"/>
+          </w:tcPr>
+          <w:p>
+            <w:r>
+              <w:rPr>
+                <w:sz w:val="19"/>
+              </w:rPr>
+              <w:t>WS no token</w:t>
+            </w:r>
+          </w:p>
+        </w:tc>
+        <w:tc>
+          <w:tcPr>
+            <w:tcW w:type="dxa" w:w="3600"/>
+          </w:tcPr>
+          <w:p>
+            <w:r>
+              <w:rPr>
+                <w:sz w:val="19"/>
+              </w:rPr>
+              <w:t>Connect without ?token= in URL</w:t>
             </w:r>
           </w:p>
         </w:tc>
@@ -22007,7 +22766,7 @@
               <w:rPr>
                 <w:sz w:val="19"/>
               </w:rPr>
-              <w:t>403 — permission_denied</w:t>
+              <w:t>WS close code 4001</w:t>
             </w:r>
           </w:p>
         </w:tc>
@@ -22015,7 +22774,7 @@
       <w:tr>
         <w:tc>
           <w:tcPr>
-            <w:tcW w:type="dxa" w:w="2736"/>
+            <w:tcW w:type="dxa" w:w="2880"/>
             <w:shd w:val="clear" w:color="auto" w:fill="DEEAF1"/>
           </w:tcPr>
           <w:p>
@@ -22023,13 +22782,13 @@
               <w:rPr>
                 <w:sz w:val="19"/>
               </w:rPr>
-              <w:t>Blocked follows store</w:t>
-            </w:r>
-          </w:p>
-        </w:tc>
-        <w:tc>
-          <w:tcPr>
-            <w:tcW w:type="dxa" w:w="3744"/>
+              <w:t>WS wrong token</w:t>
+            </w:r>
+          </w:p>
+        </w:tc>
+        <w:tc>
+          <w:tcPr>
+            <w:tcW w:type="dxa" w:w="3600"/>
             <w:shd w:val="clear" w:color="auto" w:fill="DEEAF1"/>
           </w:tcPr>
           <w:p>
@@ -22037,7 +22796,7 @@
               <w:rPr>
                 <w:sz w:val="19"/>
               </w:rPr>
-              <w:t>POST /stores/&lt;id&gt;/follow/ — blocked customer token</w:t>
+              <w:t>Connect with expired/invalid JWT token</w:t>
             </w:r>
           </w:p>
         </w:tc>
@@ -22051,7 +22810,7 @@
               <w:rPr>
                 <w:sz w:val="19"/>
               </w:rPr>
-              <w:t>403 — blacklisted</w:t>
+              <w:t>WS close code 4001</w:t>
             </w:r>
           </w:p>
         </w:tc>
@@ -22059,27 +22818,27 @@
       <w:tr>
         <w:tc>
           <w:tcPr>
-            <w:tcW w:type="dxa" w:w="2736"/>
-          </w:tcPr>
-          <w:p>
-            <w:r>
-              <w:rPr>
-                <w:sz w:val="19"/>
-              </w:rPr>
-              <w:t>Blocked reviews store</w:t>
-            </w:r>
-          </w:p>
-        </w:tc>
-        <w:tc>
-          <w:tcPr>
-            <w:tcW w:type="dxa" w:w="3744"/>
-          </w:tcPr>
-          <w:p>
-            <w:r>
-              <w:rPr>
-                <w:sz w:val="19"/>
-              </w:rPr>
-              <w:t>POST /stores/&lt;id&gt;/review/ — blocked customer token</w:t>
+            <w:tcW w:type="dxa" w:w="2880"/>
+          </w:tcPr>
+          <w:p>
+            <w:r>
+              <w:rPr>
+                <w:sz w:val="19"/>
+              </w:rPr>
+              <w:t>WS wrong conversation</w:t>
+            </w:r>
+          </w:p>
+        </w:tc>
+        <w:tc>
+          <w:tcPr>
+            <w:tcW w:type="dxa" w:w="3600"/>
+          </w:tcPr>
+          <w:p>
+            <w:r>
+              <w:rPr>
+                <w:sz w:val="19"/>
+              </w:rPr>
+              <w:t>Connect to conversation user is not part of</w:t>
             </w:r>
           </w:p>
         </w:tc>
@@ -22092,7 +22851,7 @@
               <w:rPr>
                 <w:sz w:val="19"/>
               </w:rPr>
-              <w:t>403 — blacklisted</w:t>
+              <w:t>WS close code 4003</w:t>
             </w:r>
           </w:p>
         </w:tc>
@@ -22100,7 +22859,7 @@
       <w:tr>
         <w:tc>
           <w:tcPr>
-            <w:tcW w:type="dxa" w:w="2736"/>
+            <w:tcW w:type="dxa" w:w="2880"/>
             <w:shd w:val="clear" w:color="auto" w:fill="DEEAF1"/>
           </w:tcPr>
           <w:p>
@@ -22108,13 +22867,13 @@
               <w:rPr>
                 <w:sz w:val="19"/>
               </w:rPr>
-              <w:t>Blocked starts conversation</w:t>
-            </w:r>
-          </w:p>
-        </w:tc>
-        <w:tc>
-          <w:tcPr>
-            <w:tcW w:type="dxa" w:w="3744"/>
+              <w:t>WS empty message</w:t>
+            </w:r>
+          </w:p>
+        </w:tc>
+        <w:tc>
+          <w:tcPr>
+            <w:tcW w:type="dxa" w:w="3600"/>
             <w:shd w:val="clear" w:color="auto" w:fill="DEEAF1"/>
           </w:tcPr>
           <w:p>
@@ -22122,7 +22881,7 @@
               <w:rPr>
                 <w:sz w:val="19"/>
               </w:rPr>
-              <w:t>POST /conversations/start/ — blocked customer token</w:t>
+              <w:t>Send {"type": "chat_message", "content": ""}</w:t>
             </w:r>
           </w:p>
         </w:tc>
@@ -22136,7 +22895,7 @@
               <w:rPr>
                 <w:sz w:val="19"/>
               </w:rPr>
-              <w:t>403 — blacklisted</w:t>
+              <w:t>Ignored silently</w:t>
             </w:r>
           </w:p>
         </w:tc>
@@ -22144,27 +22903,27 @@
       <w:tr>
         <w:tc>
           <w:tcPr>
-            <w:tcW w:type="dxa" w:w="2736"/>
-          </w:tcPr>
-          <w:p>
-            <w:r>
-              <w:rPr>
-                <w:sz w:val="19"/>
-              </w:rPr>
-              <w:t>Blocked connects via WS</w:t>
-            </w:r>
-          </w:p>
-        </w:tc>
-        <w:tc>
-          <w:tcPr>
-            <w:tcW w:type="dxa" w:w="3744"/>
-          </w:tcPr>
-          <w:p>
-            <w:r>
-              <w:rPr>
-                <w:sz w:val="19"/>
-              </w:rPr>
-              <w:t>ws://.../ws/conversations/&lt;id&gt;/?token=&lt;blocked_token&gt;</w:t>
+            <w:tcW w:type="dxa" w:w="2880"/>
+          </w:tcPr>
+          <w:p>
+            <w:r>
+              <w:rPr>
+                <w:sz w:val="19"/>
+              </w:rPr>
+              <w:t>WS unknown message type</w:t>
+            </w:r>
+          </w:p>
+        </w:tc>
+        <w:tc>
+          <w:tcPr>
+            <w:tcW w:type="dxa" w:w="3600"/>
+          </w:tcPr>
+          <w:p>
+            <w:r>
+              <w:rPr>
+                <w:sz w:val="19"/>
+              </w:rPr>
+              <w:t>Send {"type": "ping"}</w:t>
             </w:r>
           </w:p>
         </w:tc>
@@ -22177,7 +22936,7 @@
               <w:rPr>
                 <w:sz w:val="19"/>
               </w:rPr>
-              <w:t>WS close code 4003</w:t>
+              <w:t>Ignored silently</w:t>
             </w:r>
           </w:p>
         </w:tc>
@@ -22189,7 +22948,7 @@
         <w:pStyle w:val="Heading2"/>
       </w:pPr>
       <w:r>
-        <w:t>Billing Error Cases  (Sprint 7)</w:t>
+        <w:t>Blacklist Error Cases  (Sprint 6)</w:t>
       </w:r>
     </w:p>
     <w:tbl>
@@ -22265,7 +23024,7 @@
               <w:rPr>
                 <w:sz w:val="19"/>
               </w:rPr>
-              <w:t>Top-up — zero amount</w:t>
+              <w:t>Block — not store owner</w:t>
             </w:r>
           </w:p>
         </w:tc>
@@ -22279,7 +23038,7 @@
               <w:rPr>
                 <w:sz w:val="19"/>
               </w:rPr>
-              <w:t>POST /billing/topup/ {"amount": "0"}</w:t>
+              <w:t>POST /stores/&lt;id&gt;/blacklist/&lt;cust_id&gt;/ — different vendor</w:t>
             </w:r>
           </w:p>
         </w:tc>
@@ -22293,7 +23052,7 @@
               <w:rPr>
                 <w:sz w:val="19"/>
               </w:rPr>
-              <w:t>400 — amount must be a positive number</w:t>
+              <w:t>403 — permission_denied</w:t>
             </w:r>
           </w:p>
         </w:tc>
@@ -22308,7 +23067,7 @@
               <w:rPr>
                 <w:sz w:val="19"/>
               </w:rPr>
-              <w:t>Top-up — negative amount</w:t>
+              <w:t>Block — customer not found</w:t>
             </w:r>
           </w:p>
         </w:tc>
@@ -22321,7 +23080,7 @@
               <w:rPr>
                 <w:sz w:val="19"/>
               </w:rPr>
-              <w:t>POST /billing/topup/ {"amount": "-100"}</w:t>
+              <w:t>POST /stores/&lt;id&gt;/blacklist/&lt;bad_uuid&gt;/</w:t>
             </w:r>
           </w:p>
         </w:tc>
@@ -22334,7 +23093,7 @@
               <w:rPr>
                 <w:sz w:val="19"/>
               </w:rPr>
-              <w:t>400 — validation_error</w:t>
+              <w:t>404 — Customer not found</w:t>
             </w:r>
           </w:p>
         </w:tc>
@@ -22350,7 +23109,7 @@
               <w:rPr>
                 <w:sz w:val="19"/>
               </w:rPr>
-              <w:t>Top-up — non-numeric</w:t>
+              <w:t>Block — store not found</w:t>
             </w:r>
           </w:p>
         </w:tc>
@@ -22364,7 +23123,7 @@
               <w:rPr>
                 <w:sz w:val="19"/>
               </w:rPr>
-              <w:t>POST /billing/topup/ {"amount": "abc"}</w:t>
+              <w:t>POST /stores/&lt;bad_uuid&gt;/blacklist/&lt;cust_id&gt;/</w:t>
             </w:r>
           </w:p>
         </w:tc>
@@ -22378,7 +23137,7 @@
               <w:rPr>
                 <w:sz w:val="19"/>
               </w:rPr>
-              <w:t>400 — validation_error</w:t>
+              <w:t>404 — Store not found</w:t>
             </w:r>
           </w:p>
         </w:tc>
@@ -22393,7 +23152,7 @@
               <w:rPr>
                 <w:sz w:val="19"/>
               </w:rPr>
-              <w:t>Top-up — no auth</w:t>
+              <w:t>Block — with customer token</w:t>
             </w:r>
           </w:p>
         </w:tc>
@@ -22406,7 +23165,7 @@
               <w:rPr>
                 <w:sz w:val="19"/>
               </w:rPr>
-              <w:t>POST /billing/topup/ — no Authorization header</w:t>
+              <w:t>POST /stores/&lt;id&gt;/blacklist/&lt;id&gt;/ — customer token</w:t>
             </w:r>
           </w:p>
         </w:tc>
@@ -22419,7 +23178,7 @@
               <w:rPr>
                 <w:sz w:val="19"/>
               </w:rPr>
-              <w:t>401 — authentication_failed</w:t>
+              <w:t>403 — Vendor access only</w:t>
             </w:r>
           </w:p>
         </w:tc>
@@ -22435,7 +23194,7 @@
               <w:rPr>
                 <w:sz w:val="19"/>
               </w:rPr>
-              <w:t>Top-up — customer token</w:t>
+              <w:t>Block — no auth</w:t>
             </w:r>
           </w:p>
         </w:tc>
@@ -22449,7 +23208,7 @@
               <w:rPr>
                 <w:sz w:val="19"/>
               </w:rPr>
-              <w:t>POST /billing/topup/ — customer token</w:t>
+              <w:t>POST /stores/&lt;id&gt;/blacklist/&lt;id&gt;/ — no header</w:t>
             </w:r>
           </w:p>
         </w:tc>
@@ -22463,7 +23222,7 @@
               <w:rPr>
                 <w:sz w:val="19"/>
               </w:rPr>
-              <w:t>403 — Vendor access only</w:t>
+              <w:t>401 — authentication_failed</w:t>
             </w:r>
           </w:p>
         </w:tc>
@@ -22478,7 +23237,7 @@
               <w:rPr>
                 <w:sz w:val="19"/>
               </w:rPr>
-              <w:t>Subscribe — bad plan name</w:t>
+              <w:t>List — not store owner</w:t>
             </w:r>
           </w:p>
         </w:tc>
@@ -22491,7 +23250,7 @@
               <w:rPr>
                 <w:sz w:val="19"/>
               </w:rPr>
-              <w:t>POST /billing/subscribe/ {"plan_name": "gold"}</w:t>
+              <w:t>GET /stores/&lt;id&gt;/blacklist/ — different vendor</w:t>
             </w:r>
           </w:p>
         </w:tc>
@@ -22504,7 +23263,7 @@
               <w:rPr>
                 <w:sz w:val="19"/>
               </w:rPr>
-              <w:t>404 — Plan not found</w:t>
+              <w:t>403 — permission_denied</w:t>
             </w:r>
           </w:p>
         </w:tc>
@@ -22520,7 +23279,7 @@
               <w:rPr>
                 <w:sz w:val="19"/>
               </w:rPr>
-              <w:t>Subscribe — insufficient bal</w:t>
+              <w:t>Blocked follows store</w:t>
             </w:r>
           </w:p>
         </w:tc>
@@ -22534,7 +23293,7 @@
               <w:rPr>
                 <w:sz w:val="19"/>
               </w:rPr>
-              <w:t>POST /billing/subscribe/ {"plan_name": "premium"} — balance too low</w:t>
+              <w:t>POST /stores/&lt;id&gt;/follow/ — blocked customer token</w:t>
             </w:r>
           </w:p>
         </w:tc>
@@ -22548,7 +23307,7 @@
               <w:rPr>
                 <w:sz w:val="19"/>
               </w:rPr>
-              <w:t>400 — insufficient_balance</w:t>
+              <w:t>403 — blacklisted</w:t>
             </w:r>
           </w:p>
         </w:tc>
@@ -22563,7 +23322,7 @@
               <w:rPr>
                 <w:sz w:val="19"/>
               </w:rPr>
-              <w:t>Subscription status — no sub</w:t>
+              <w:t>Blocked reviews store</w:t>
             </w:r>
           </w:p>
         </w:tc>
@@ -22576,7 +23335,7 @@
               <w:rPr>
                 <w:sz w:val="19"/>
               </w:rPr>
-              <w:t>GET /billing/subscription/ — never subscribed</w:t>
+              <w:t>POST /stores/&lt;id&gt;/review/ — blocked customer token</w:t>
             </w:r>
           </w:p>
         </w:tc>
@@ -22589,7 +23348,7 @@
               <w:rPr>
                 <w:sz w:val="19"/>
               </w:rPr>
-              <w:t>404 — No subscription found</w:t>
+              <w:t>403 — blacklisted</w:t>
             </w:r>
           </w:p>
         </w:tc>
@@ -22605,7 +23364,7 @@
               <w:rPr>
                 <w:sz w:val="19"/>
               </w:rPr>
-              <w:t>Wallet — no store</w:t>
+              <w:t>Blocked starts conversation</w:t>
             </w:r>
           </w:p>
         </w:tc>
@@ -22619,7 +23378,7 @@
               <w:rPr>
                 <w:sz w:val="19"/>
               </w:rPr>
-              <w:t>GET /billing/wallet/ — vendor with no store</w:t>
+              <w:t>POST /conversations/start/ — blocked customer token</w:t>
             </w:r>
           </w:p>
         </w:tc>
@@ -22633,7 +23392,7 @@
               <w:rPr>
                 <w:sz w:val="19"/>
               </w:rPr>
-              <w:t>404 — not_found</w:t>
+              <w:t>403 — blacklisted</w:t>
             </w:r>
           </w:p>
         </w:tc>
@@ -22648,7 +23407,7 @@
               <w:rPr>
                 <w:sz w:val="19"/>
               </w:rPr>
-              <w:t>Video limit reached</w:t>
+              <w:t>Blocked connects via WS</w:t>
             </w:r>
           </w:p>
         </w:tc>
@@ -22661,7 +23420,7 @@
               <w:rPr>
                 <w:sz w:val="19"/>
               </w:rPr>
-              <w:t>POST /videos/request-upload/ on Free plan (&gt;3 videos)</w:t>
+              <w:t>ws://.../ws/conversations/&lt;id&gt;/?token=&lt;blocked_token&gt;</w:t>
             </w:r>
           </w:p>
         </w:tc>
@@ -22674,51 +23433,7 @@
               <w:rPr>
                 <w:sz w:val="19"/>
               </w:rPr>
-              <w:t>403 — plan_limit_reached</w:t>
-            </w:r>
-          </w:p>
-        </w:tc>
-      </w:tr>
-      <w:tr>
-        <w:tc>
-          <w:tcPr>
-            <w:tcW w:type="dxa" w:w="2736"/>
-            <w:shd w:val="clear" w:color="auto" w:fill="DEEAF1"/>
-          </w:tcPr>
-          <w:p>
-            <w:r>
-              <w:rPr>
-                <w:sz w:val="19"/>
-              </w:rPr>
-              <w:t>Product limit reached</w:t>
-            </w:r>
-          </w:p>
-        </w:tc>
-        <w:tc>
-          <w:tcPr>
-            <w:tcW w:type="dxa" w:w="3744"/>
-            <w:shd w:val="clear" w:color="auto" w:fill="DEEAF1"/>
-          </w:tcPr>
-          <w:p>
-            <w:r>
-              <w:rPr>
-                <w:sz w:val="19"/>
-              </w:rPr>
-              <w:t>POST /products/ on Free plan (&gt;10 products)</w:t>
-            </w:r>
-          </w:p>
-        </w:tc>
-        <w:tc>
-          <w:tcPr>
-            <w:tcW w:type="dxa" w:w="3024"/>
-            <w:shd w:val="clear" w:color="auto" w:fill="DEEAF1"/>
-          </w:tcPr>
-          <w:p>
-            <w:r>
-              <w:rPr>
-                <w:sz w:val="19"/>
-              </w:rPr>
-              <w:t>403 — plan_limit_reached</w:t>
+              <w:t>WS close code 4003</w:t>
             </w:r>
           </w:p>
         </w:tc>
@@ -22730,7 +23445,7 @@
         <w:pStyle w:val="Heading2"/>
       </w:pPr>
       <w:r>
-        <w:t>Reservation Error Cases  (Sprint 9)</w:t>
+        <w:t>Billing Error Cases  (Sprint 7)</w:t>
       </w:r>
     </w:p>
     <w:tbl>
@@ -22806,7 +23521,7 @@
               <w:rPr>
                 <w:sz w:val="19"/>
               </w:rPr>
-              <w:t>Invalid product</w:t>
+              <w:t>Top-up — zero amount</w:t>
             </w:r>
           </w:p>
         </w:tc>
@@ -22820,7 +23535,7 @@
               <w:rPr>
                 <w:sz w:val="19"/>
               </w:rPr>
-              <w:t>POST /reservations/ — product_id not in store</w:t>
+              <w:t>POST /billing/topup/ {"amount": "0"}</w:t>
             </w:r>
           </w:p>
         </w:tc>
@@ -22834,7 +23549,7 @@
               <w:rPr>
                 <w:sz w:val="19"/>
               </w:rPr>
-              <w:t>404 — Product not found or not available</w:t>
+              <w:t>400 — amount must be a positive number</w:t>
             </w:r>
           </w:p>
         </w:tc>
@@ -22849,7 +23564,7 @@
               <w:rPr>
                 <w:sz w:val="19"/>
               </w:rPr>
-              <w:t>Draft product</w:t>
+              <w:t>Top-up — negative amount</w:t>
             </w:r>
           </w:p>
         </w:tc>
@@ -22862,7 +23577,7 @@
               <w:rPr>
                 <w:sz w:val="19"/>
               </w:rPr>
-              <w:t>POST /reservations/ — product status=draft</w:t>
+              <w:t>POST /billing/topup/ {"amount": "-100"}</w:t>
             </w:r>
           </w:p>
         </w:tc>
@@ -22875,7 +23590,7 @@
               <w:rPr>
                 <w:sz w:val="19"/>
               </w:rPr>
-              <w:t>404 — Product not found or not available</w:t>
+              <w:t>400 — validation_error</w:t>
             </w:r>
           </w:p>
         </w:tc>
@@ -22891,7 +23606,7 @@
               <w:rPr>
                 <w:sz w:val="19"/>
               </w:rPr>
-              <w:t>Invalid store</w:t>
+              <w:t>Top-up — non-numeric</w:t>
             </w:r>
           </w:p>
         </w:tc>
@@ -22905,7 +23620,7 @@
               <w:rPr>
                 <w:sz w:val="19"/>
               </w:rPr>
-              <w:t>POST /reservations/ — wrong store_id</w:t>
+              <w:t>POST /billing/topup/ {"amount": "abc"}</w:t>
             </w:r>
           </w:p>
         </w:tc>
@@ -22919,7 +23634,7 @@
               <w:rPr>
                 <w:sz w:val="19"/>
               </w:rPr>
-              <w:t>404 — Store not found</w:t>
+              <w:t>400 — validation_error</w:t>
             </w:r>
           </w:p>
         </w:tc>
@@ -22934,7 +23649,7 @@
               <w:rPr>
                 <w:sz w:val="19"/>
               </w:rPr>
-              <w:t>Blacklisted customer</w:t>
+              <w:t>Top-up — no auth</w:t>
             </w:r>
           </w:p>
         </w:tc>
@@ -22947,7 +23662,7 @@
               <w:rPr>
                 <w:sz w:val="19"/>
               </w:rPr>
-              <w:t>POST /reservations/ — blocked by store</w:t>
+              <w:t>POST /billing/topup/ — no Authorization header</w:t>
             </w:r>
           </w:p>
         </w:tc>
@@ -22960,7 +23675,7 @@
               <w:rPr>
                 <w:sz w:val="19"/>
               </w:rPr>
-              <w:t>403 — blacklisted</w:t>
+              <w:t>401 — authentication_failed</w:t>
             </w:r>
           </w:p>
         </w:tc>
@@ -22976,7 +23691,7 @@
               <w:rPr>
                 <w:sz w:val="19"/>
               </w:rPr>
-              <w:t>No auth</w:t>
+              <w:t>Top-up — customer token</w:t>
             </w:r>
           </w:p>
         </w:tc>
@@ -22990,7 +23705,7 @@
               <w:rPr>
                 <w:sz w:val="19"/>
               </w:rPr>
-              <w:t>POST /reservations/ — no Authorization header</w:t>
+              <w:t>POST /billing/topup/ — customer token</w:t>
             </w:r>
           </w:p>
         </w:tc>
@@ -23004,7 +23719,7 @@
               <w:rPr>
                 <w:sz w:val="19"/>
               </w:rPr>
-              <w:t>401 — authentication_failed</w:t>
+              <w:t>403 — Vendor access only</w:t>
             </w:r>
           </w:p>
         </w:tc>
@@ -23019,7 +23734,7 @@
               <w:rPr>
                 <w:sz w:val="19"/>
               </w:rPr>
-              <w:t>Confirm already-confirmed</w:t>
+              <w:t>Subscribe — bad plan name</w:t>
             </w:r>
           </w:p>
         </w:tc>
@@ -23032,7 +23747,7 @@
               <w:rPr>
                 <w:sz w:val="19"/>
               </w:rPr>
-              <w:t>PATCH /status/ {"status":"confirmed"} — already done</w:t>
+              <w:t>POST /billing/subscribe/ {"plan_name": "gold"}</w:t>
             </w:r>
           </w:p>
         </w:tc>
@@ -23045,7 +23760,7 @@
               <w:rPr>
                 <w:sz w:val="19"/>
               </w:rPr>
-              <w:t>400 — Cannot confirmed a confirmed reservation</w:t>
+              <w:t>404 — Plan not found</w:t>
             </w:r>
           </w:p>
         </w:tc>
@@ -23061,7 +23776,7 @@
               <w:rPr>
                 <w:sz w:val="19"/>
               </w:rPr>
-              <w:t>Complete a pending</w:t>
+              <w:t>Subscribe — insufficient bal</w:t>
             </w:r>
           </w:p>
         </w:tc>
@@ -23075,7 +23790,7 @@
               <w:rPr>
                 <w:sz w:val="19"/>
               </w:rPr>
-              <w:t>PATCH /status/ {"status":"completed"} — pending res</w:t>
+              <w:t>POST /billing/subscribe/ {"plan_name": "premium"} — balance too low</w:t>
             </w:r>
           </w:p>
         </w:tc>
@@ -23089,7 +23804,7 @@
               <w:rPr>
                 <w:sz w:val="19"/>
               </w:rPr>
-              <w:t>400 — Only confirmed reservations can be completed</w:t>
+              <w:t>400 — insufficient_balance</w:t>
             </w:r>
           </w:p>
         </w:tc>
@@ -23104,7 +23819,7 @@
               <w:rPr>
                 <w:sz w:val="19"/>
               </w:rPr>
-              <w:t>Cancel confirmed</w:t>
+              <w:t>Subscription status — no sub</w:t>
             </w:r>
           </w:p>
         </w:tc>
@@ -23117,7 +23832,7 @@
               <w:rPr>
                 <w:sz w:val="19"/>
               </w:rPr>
-              <w:t>POST /cancel/ — reservation is confirmed</w:t>
+              <w:t>GET /billing/subscription/ — never subscribed</w:t>
             </w:r>
           </w:p>
         </w:tc>
@@ -23130,7 +23845,7 @@
               <w:rPr>
                 <w:sz w:val="19"/>
               </w:rPr>
-              <w:t>400 — Cannot cancel a confirmed reservation</w:t>
+              <w:t>404 — No subscription found</w:t>
             </w:r>
           </w:p>
         </w:tc>
@@ -23146,7 +23861,7 @@
               <w:rPr>
                 <w:sz w:val="19"/>
               </w:rPr>
-              <w:t>Cancel other customer</w:t>
+              <w:t>Wallet — no store</w:t>
             </w:r>
           </w:p>
         </w:tc>
@@ -23160,7 +23875,7 @@
               <w:rPr>
                 <w:sz w:val="19"/>
               </w:rPr>
-              <w:t>POST /cancel/ — different customer token</w:t>
+              <w:t>GET /billing/wallet/ — vendor with no store</w:t>
             </w:r>
           </w:p>
         </w:tc>
@@ -23174,7 +23889,7 @@
               <w:rPr>
                 <w:sz w:val="19"/>
               </w:rPr>
-              <w:t>404 — Reservation not found</w:t>
+              <w:t>404 — not_found</w:t>
             </w:r>
           </w:p>
         </w:tc>
@@ -23189,7 +23904,7 @@
               <w:rPr>
                 <w:sz w:val="19"/>
               </w:rPr>
-              <w:t>Vendor updates own res</w:t>
+              <w:t>Video limit reached</w:t>
             </w:r>
           </w:p>
         </w:tc>
@@ -23202,7 +23917,7 @@
               <w:rPr>
                 <w:sz w:val="19"/>
               </w:rPr>
-              <w:t>PATCH /status/ with wrong vendor token</w:t>
+              <w:t>POST /videos/request-upload/ on Free plan (&gt;3 videos)</w:t>
             </w:r>
           </w:p>
         </w:tc>
@@ -23215,7 +23930,7 @@
               <w:rPr>
                 <w:sz w:val="19"/>
               </w:rPr>
-              <w:t>404 — Reservation not found</w:t>
+              <w:t>403 — plan_limit_reached</w:t>
             </w:r>
           </w:p>
         </w:tc>
@@ -23231,7 +23946,7 @@
               <w:rPr>
                 <w:sz w:val="19"/>
               </w:rPr>
-              <w:t>Customer calls /status/</w:t>
+              <w:t>Product limit reached</w:t>
             </w:r>
           </w:p>
         </w:tc>
@@ -23245,7 +23960,7 @@
               <w:rPr>
                 <w:sz w:val="19"/>
               </w:rPr>
-              <w:t>PATCH /status/ with customer token</w:t>
+              <w:t>POST /products/ on Free plan (&gt;10 products)</w:t>
             </w:r>
           </w:p>
         </w:tc>
@@ -23259,7 +23974,7 @@
               <w:rPr>
                 <w:sz w:val="19"/>
               </w:rPr>
-              <w:t>403 — Vendor access only</w:t>
+              <w:t>403 — plan_limit_reached</w:t>
             </w:r>
           </w:p>
         </w:tc>
@@ -23271,7 +23986,7 @@
         <w:pStyle w:val="Heading2"/>
       </w:pPr>
       <w:r>
-        <w:t>Groups Error Cases  (Sprint 10)</w:t>
+        <w:t>Reservation Error Cases  (Sprint 9)</w:t>
       </w:r>
     </w:p>
     <w:tbl>
@@ -23347,7 +24062,7 @@
               <w:rPr>
                 <w:sz w:val="19"/>
               </w:rPr>
-              <w:t>No profile_id param</w:t>
+              <w:t>Invalid product</w:t>
             </w:r>
           </w:p>
         </w:tc>
@@ -23361,7 +24076,7 @@
               <w:rPr>
                 <w:sz w:val="19"/>
               </w:rPr>
-              <w:t>GET /auth/users/search/ — no ?profile_id=</w:t>
+              <w:t>POST /reservations/ — product_id not in store</w:t>
             </w:r>
           </w:p>
         </w:tc>
@@ -23375,7 +24090,7 @@
               <w:rPr>
                 <w:sz w:val="19"/>
               </w:rPr>
-              <w:t>400 — profile_id query param is required</w:t>
+              <w:t>404 — Product not found or not available</w:t>
             </w:r>
           </w:p>
         </w:tc>
@@ -23390,7 +24105,7 @@
               <w:rPr>
                 <w:sz w:val="19"/>
               </w:rPr>
-              <w:t>Wrong profile_id</w:t>
+              <w:t>Draft product</w:t>
             </w:r>
           </w:p>
         </w:tc>
@@ -23403,7 +24118,7 @@
               <w:rPr>
                 <w:sz w:val="19"/>
               </w:rPr>
-              <w:t>GET /auth/users/search/?profile_id=NK-ZZZZZZZZ</w:t>
+              <w:t>POST /reservations/ — product status=draft</w:t>
             </w:r>
           </w:p>
         </w:tc>
@@ -23416,7 +24131,7 @@
               <w:rPr>
                 <w:sz w:val="19"/>
               </w:rPr>
-              <w:t>404 — No user found with this Profile ID</w:t>
+              <w:t>404 — Product not found or not available</w:t>
             </w:r>
           </w:p>
         </w:tc>
@@ -23432,7 +24147,7 @@
               <w:rPr>
                 <w:sz w:val="19"/>
               </w:rPr>
-              <w:t>Vendor type as customer</w:t>
+              <w:t>Invalid store</w:t>
             </w:r>
           </w:p>
         </w:tc>
@@ -23446,7 +24161,7 @@
               <w:rPr>
                 <w:sz w:val="19"/>
               </w:rPr>
-              <w:t>POST /groups/ {"group_type":"vendor"} — customer JWT</w:t>
+              <w:t>POST /reservations/ — wrong store_id</w:t>
             </w:r>
           </w:p>
         </w:tc>
@@ -23460,7 +24175,7 @@
               <w:rPr>
                 <w:sz w:val="19"/>
               </w:rPr>
-              <w:t>400 — Only vendors can create vendor groups</w:t>
+              <w:t>404 — Store not found</w:t>
             </w:r>
           </w:p>
         </w:tc>
@@ -23475,7 +24190,7 @@
               <w:rPr>
                 <w:sz w:val="19"/>
               </w:rPr>
-              <w:t>Vendor — no store</w:t>
+              <w:t>Blacklisted customer</w:t>
             </w:r>
           </w:p>
         </w:tc>
@@ -23488,7 +24203,7 @@
               <w:rPr>
                 <w:sz w:val="19"/>
               </w:rPr>
-              <w:t>POST /groups/ {"group_type":"vendor"} — no store yet</w:t>
+              <w:t>POST /reservations/ — blocked by store</w:t>
             </w:r>
           </w:p>
         </w:tc>
@@ -23501,7 +24216,7 @@
               <w:rPr>
                 <w:sz w:val="19"/>
               </w:rPr>
-              <w:t>400 — Create a store first</w:t>
+              <w:t>403 — blacklisted</w:t>
             </w:r>
           </w:p>
         </w:tc>
@@ -23517,7 +24232,7 @@
               <w:rPr>
                 <w:sz w:val="19"/>
               </w:rPr>
-              <w:t>Non-admin adds member</w:t>
+              <w:t>No auth</w:t>
             </w:r>
           </w:p>
         </w:tc>
@@ -23531,7 +24246,7 @@
               <w:rPr>
                 <w:sz w:val="19"/>
               </w:rPr>
-              <w:t>POST /groups/&lt;id&gt;/members/add/ — member token</w:t>
+              <w:t>POST /reservations/ — no Authorization header</w:t>
             </w:r>
           </w:p>
         </w:tc>
@@ -23545,7 +24260,7 @@
               <w:rPr>
                 <w:sz w:val="19"/>
               </w:rPr>
-              <w:t>403 — Only group admin can add members</w:t>
+              <w:t>401 — authentication_failed</w:t>
             </w:r>
           </w:p>
         </w:tc>
@@ -23560,7 +24275,7 @@
               <w:rPr>
                 <w:sz w:val="19"/>
               </w:rPr>
-              <w:t>Already a member</w:t>
+              <w:t>Confirm already-confirmed</w:t>
             </w:r>
           </w:p>
         </w:tc>
@@ -23573,7 +24288,7 @@
               <w:rPr>
                 <w:sz w:val="19"/>
               </w:rPr>
-              <w:t>POST /groups/&lt;id&gt;/members/add/ — duplicate</w:t>
+              <w:t>PATCH /status/ {"status":"confirmed"} — already done</w:t>
             </w:r>
           </w:p>
         </w:tc>
@@ -23586,7 +24301,7 @@
               <w:rPr>
                 <w:sz w:val="19"/>
               </w:rPr>
-              <w:t>400 — User is already a member of this group</w:t>
+              <w:t>400 — Cannot confirmed a confirmed reservation</w:t>
             </w:r>
           </w:p>
         </w:tc>
@@ -23602,7 +24317,7 @@
               <w:rPr>
                 <w:sz w:val="19"/>
               </w:rPr>
-              <w:t>Non-follower vendor group</w:t>
+              <w:t>Complete a pending</w:t>
             </w:r>
           </w:p>
         </w:tc>
@@ -23616,7 +24331,7 @@
               <w:rPr>
                 <w:sz w:val="19"/>
               </w:rPr>
-              <w:t>POST add/ {"user_id":"..."} — user not following store</w:t>
+              <w:t>PATCH /status/ {"status":"completed"} — pending res</w:t>
             </w:r>
           </w:p>
         </w:tc>
@@ -23630,7 +24345,7 @@
               <w:rPr>
                 <w:sz w:val="19"/>
               </w:rPr>
-              <w:t>403 — User does not follow this store</w:t>
+              <w:t>400 — Only confirmed reservations can be completed</w:t>
             </w:r>
           </w:p>
         </w:tc>
@@ -23645,7 +24360,7 @@
               <w:rPr>
                 <w:sz w:val="19"/>
               </w:rPr>
-              <w:t>Remove creator</w:t>
+              <w:t>Cancel confirmed</w:t>
             </w:r>
           </w:p>
         </w:tc>
@@ -23658,7 +24373,7 @@
               <w:rPr>
                 <w:sz w:val="19"/>
               </w:rPr>
-              <w:t>DELETE /members/&lt;creator_id&gt;/remove/</w:t>
+              <w:t>POST /cancel/ — reservation is confirmed</w:t>
             </w:r>
           </w:p>
         </w:tc>
@@ -23671,7 +24386,7 @@
               <w:rPr>
                 <w:sz w:val="19"/>
               </w:rPr>
-              <w:t>400 — Cannot remove the group creator</w:t>
+              <w:t>400 — Cannot cancel a confirmed reservation</w:t>
             </w:r>
           </w:p>
         </w:tc>
@@ -23687,7 +24402,7 @@
               <w:rPr>
                 <w:sz w:val="19"/>
               </w:rPr>
-              <w:t>Creator leaves</w:t>
+              <w:t>Cancel other customer</w:t>
             </w:r>
           </w:p>
         </w:tc>
@@ -23701,7 +24416,7 @@
               <w:rPr>
                 <w:sz w:val="19"/>
               </w:rPr>
-              <w:t>POST /groups/&lt;id&gt;/leave/ — creator token</w:t>
+              <w:t>POST /cancel/ — different customer token</w:t>
             </w:r>
           </w:p>
         </w:tc>
@@ -23715,7 +24430,7 @@
               <w:rPr>
                 <w:sz w:val="19"/>
               </w:rPr>
-              <w:t>400 — Group creator cannot leave</w:t>
+              <w:t>404 — Reservation not found</w:t>
             </w:r>
           </w:p>
         </w:tc>
@@ -23730,7 +24445,7 @@
               <w:rPr>
                 <w:sz w:val="19"/>
               </w:rPr>
-              <w:t>External link in note</w:t>
+              <w:t>Vendor updates own res</w:t>
             </w:r>
           </w:p>
         </w:tc>
@@ -23743,7 +24458,7 @@
               <w:rPr>
                 <w:sz w:val="19"/>
               </w:rPr>
-              <w:t>POST /products/ note: "http://youtube.com/xyz"</w:t>
+              <w:t>PATCH /status/ with wrong vendor token</w:t>
             </w:r>
           </w:p>
         </w:tc>
@@ -23756,7 +24471,7 @@
               <w:rPr>
                 <w:sz w:val="19"/>
               </w:rPr>
-              <w:t>400 — External links are not allowed</w:t>
+              <w:t>404 — Reservation not found</w:t>
             </w:r>
           </w:p>
         </w:tc>
@@ -23772,7 +24487,7 @@
               <w:rPr>
                 <w:sz w:val="19"/>
               </w:rPr>
-              <w:t>Non-admin finalizes</w:t>
+              <w:t>Customer calls /status/</w:t>
             </w:r>
           </w:p>
         </w:tc>
@@ -23786,7 +24501,7 @@
               <w:rPr>
                 <w:sz w:val="19"/>
               </w:rPr>
-              <w:t>POST /products/&lt;id&gt;/finalize/ — member token</w:t>
+              <w:t>PATCH /status/ with customer token</w:t>
             </w:r>
           </w:p>
         </w:tc>
@@ -23800,177 +24515,7 @@
               <w:rPr>
                 <w:sz w:val="19"/>
               </w:rPr>
-              <w:t>403 — Only group admin can finalize products</w:t>
-            </w:r>
-          </w:p>
-        </w:tc>
-      </w:tr>
-      <w:tr>
-        <w:tc>
-          <w:tcPr>
-            <w:tcW w:type="dxa" w:w="2736"/>
-          </w:tcPr>
-          <w:p>
-            <w:r>
-              <w:rPr>
-                <w:sz w:val="19"/>
-              </w:rPr>
-              <w:t>Finalize twice</w:t>
-            </w:r>
-          </w:p>
-        </w:tc>
-        <w:tc>
-          <w:tcPr>
-            <w:tcW w:type="dxa" w:w="3744"/>
-          </w:tcPr>
-          <w:p>
-            <w:r>
-              <w:rPr>
-                <w:sz w:val="19"/>
-              </w:rPr>
-              <w:t>POST /products/&lt;id&gt;/finalize/ — already done</w:t>
-            </w:r>
-          </w:p>
-        </w:tc>
-        <w:tc>
-          <w:tcPr>
-            <w:tcW w:type="dxa" w:w="3024"/>
-          </w:tcPr>
-          <w:p>
-            <w:r>
-              <w:rPr>
-                <w:sz w:val="19"/>
-              </w:rPr>
-              <w:t>400 — Product is already finalized</w:t>
-            </w:r>
-          </w:p>
-        </w:tc>
-      </w:tr>
-      <w:tr>
-        <w:tc>
-          <w:tcPr>
-            <w:tcW w:type="dxa" w:w="2736"/>
-            <w:shd w:val="clear" w:color="auto" w:fill="DEEAF1"/>
-          </w:tcPr>
-          <w:p>
-            <w:r>
-              <w:rPr>
-                <w:sz w:val="19"/>
-              </w:rPr>
-              <w:t>Non-admin eligible-members</w:t>
-            </w:r>
-          </w:p>
-        </w:tc>
-        <w:tc>
-          <w:tcPr>
-            <w:tcW w:type="dxa" w:w="3744"/>
-            <w:shd w:val="clear" w:color="auto" w:fill="DEEAF1"/>
-          </w:tcPr>
-          <w:p>
-            <w:r>
-              <w:rPr>
-                <w:sz w:val="19"/>
-              </w:rPr>
-              <w:t>GET /eligible-members/ — member token</w:t>
-            </w:r>
-          </w:p>
-        </w:tc>
-        <w:tc>
-          <w:tcPr>
-            <w:tcW w:type="dxa" w:w="3024"/>
-            <w:shd w:val="clear" w:color="auto" w:fill="DEEAF1"/>
-          </w:tcPr>
-          <w:p>
-            <w:r>
-              <w:rPr>
-                <w:sz w:val="19"/>
-              </w:rPr>
-              <w:t>403 — Only group admin can view eligible members</w:t>
-            </w:r>
-          </w:p>
-        </w:tc>
-      </w:tr>
-      <w:tr>
-        <w:tc>
-          <w:tcPr>
-            <w:tcW w:type="dxa" w:w="2736"/>
-          </w:tcPr>
-          <w:p>
-            <w:r>
-              <w:rPr>
-                <w:sz w:val="19"/>
-              </w:rPr>
-              <w:t>Eligible on customer group</w:t>
-            </w:r>
-          </w:p>
-        </w:tc>
-        <w:tc>
-          <w:tcPr>
-            <w:tcW w:type="dxa" w:w="3744"/>
-          </w:tcPr>
-          <w:p>
-            <w:r>
-              <w:rPr>
-                <w:sz w:val="19"/>
-              </w:rPr>
-              <w:t>GET /eligible-members/ on customer group</w:t>
-            </w:r>
-          </w:p>
-        </w:tc>
-        <w:tc>
-          <w:tcPr>
-            <w:tcW w:type="dxa" w:w="3024"/>
-          </w:tcPr>
-          <w:p>
-            <w:r>
-              <w:rPr>
-                <w:sz w:val="19"/>
-              </w:rPr>
-              <w:t>400 — Eligible members only available for vendor groups</w:t>
-            </w:r>
-          </w:p>
-        </w:tc>
-      </w:tr>
-      <w:tr>
-        <w:tc>
-          <w:tcPr>
-            <w:tcW w:type="dxa" w:w="2736"/>
-            <w:shd w:val="clear" w:color="auto" w:fill="DEEAF1"/>
-          </w:tcPr>
-          <w:p>
-            <w:r>
-              <w:rPr>
-                <w:sz w:val="19"/>
-              </w:rPr>
-              <w:t>Delete — not creator</w:t>
-            </w:r>
-          </w:p>
-        </w:tc>
-        <w:tc>
-          <w:tcPr>
-            <w:tcW w:type="dxa" w:w="3744"/>
-            <w:shd w:val="clear" w:color="auto" w:fill="DEEAF1"/>
-          </w:tcPr>
-          <w:p>
-            <w:r>
-              <w:rPr>
-                <w:sz w:val="19"/>
-              </w:rPr>
-              <w:t>DELETE /groups/&lt;id&gt;/ — non-creator admin token</w:t>
-            </w:r>
-          </w:p>
-        </w:tc>
-        <w:tc>
-          <w:tcPr>
-            <w:tcW w:type="dxa" w:w="3024"/>
-            <w:shd w:val="clear" w:color="auto" w:fill="DEEAF1"/>
-          </w:tcPr>
-          <w:p>
-            <w:r>
-              <w:rPr>
-                <w:sz w:val="19"/>
-              </w:rPr>
-              <w:t>403 — Only the group creator can delete</w:t>
+              <w:t>403 — Vendor access only</w:t>
             </w:r>
           </w:p>
         </w:tc>
@@ -23982,7 +24527,7 @@
         <w:pStyle w:val="Heading2"/>
       </w:pPr>
       <w:r>
-        <w:t>Analytics Error Cases  (Sprint 8)</w:t>
+        <w:t>Notifications Error Cases  (Sprint 11)</w:t>
       </w:r>
     </w:p>
     <w:tbl>
@@ -24058,7 +24603,7 @@
               <w:rPr>
                 <w:sz w:val="19"/>
               </w:rPr>
-              <w:t>Vendor Dashboard — no store</w:t>
+              <w:t>No fcm_token</w:t>
             </w:r>
           </w:p>
         </w:tc>
@@ -24072,7 +24617,7 @@
               <w:rPr>
                 <w:sz w:val="19"/>
               </w:rPr>
-              <w:t>GET /analytics/vendor/ — vendor with no store</w:t>
+              <w:t>POST /device-token/ — body missing fcm_token</w:t>
             </w:r>
           </w:p>
         </w:tc>
@@ -24086,7 +24631,7 @@
               <w:rPr>
                 <w:sz w:val="19"/>
               </w:rPr>
-              <w:t>400 — Create a store first</w:t>
+              <w:t>400 — This field is required</w:t>
             </w:r>
           </w:p>
         </w:tc>
@@ -24101,7 +24646,7 @@
               <w:rPr>
                 <w:sz w:val="19"/>
               </w:rPr>
-              <w:t>Dashboard — no auth</w:t>
+              <w:t>Invalid device_type</w:t>
             </w:r>
           </w:p>
         </w:tc>
@@ -24114,7 +24659,7 @@
               <w:rPr>
                 <w:sz w:val="19"/>
               </w:rPr>
-              <w:t>GET /analytics/vendor/ — no Authorization header</w:t>
+              <w:t>POST /device-token/ {"device_type": "smartwatch"}</w:t>
             </w:r>
           </w:p>
         </w:tc>
@@ -24127,7 +24672,7 @@
               <w:rPr>
                 <w:sz w:val="19"/>
               </w:rPr>
-              <w:t>401 — authentication_failed</w:t>
+              <w:t>400 — Invalid device type</w:t>
             </w:r>
           </w:p>
         </w:tc>
@@ -24143,7 +24688,7 @@
               <w:rPr>
                 <w:sz w:val="19"/>
               </w:rPr>
-              <w:t>Dashboard — customer token</w:t>
+              <w:t>Bad notification UUID</w:t>
             </w:r>
           </w:p>
         </w:tc>
@@ -24157,7 +24702,7 @@
               <w:rPr>
                 <w:sz w:val="19"/>
               </w:rPr>
-              <w:t>GET /analytics/vendor/ — customer token</w:t>
+              <w:t>POST /notifications/&lt;not-a-uuid&gt;/read/</w:t>
             </w:r>
           </w:p>
         </w:tc>
@@ -24171,7 +24716,7 @@
               <w:rPr>
                 <w:sz w:val="19"/>
               </w:rPr>
-              <w:t>403 — Vendor access only</w:t>
+              <w:t>400 — Not a valid UUID</w:t>
             </w:r>
           </w:p>
         </w:tc>
@@ -24186,7 +24731,7 @@
               <w:rPr>
                 <w:sz w:val="19"/>
               </w:rPr>
-              <w:t>Admin stats — vendor token</w:t>
+              <w:t>Wrong user notification</w:t>
             </w:r>
           </w:p>
         </w:tc>
@@ -24199,7 +24744,7 @@
               <w:rPr>
                 <w:sz w:val="19"/>
               </w:rPr>
-              <w:t>GET /admin-panel/stats/ — vendor token</w:t>
+              <w:t>POST /notifications/&lt;other-users-notif-id&gt;/read/</w:t>
             </w:r>
           </w:p>
         </w:tc>
@@ -24212,7 +24757,7 @@
               <w:rPr>
                 <w:sz w:val="19"/>
               </w:rPr>
-              <w:t>403 — permission_denied</w:t>
+              <w:t>404 — Not found (ownership enforced)</w:t>
             </w:r>
           </w:p>
         </w:tc>
@@ -24228,7 +24773,7 @@
               <w:rPr>
                 <w:sz w:val="19"/>
               </w:rPr>
-              <w:t>Admin stats — no auth</w:t>
+              <w:t>No auth on inbox</w:t>
             </w:r>
           </w:p>
         </w:tc>
@@ -24242,7 +24787,7 @@
               <w:rPr>
                 <w:sz w:val="19"/>
               </w:rPr>
-              <w:t>GET /admin-panel/stats/ — no header</w:t>
+              <w:t>GET /notifications/ — no Authorization header</w:t>
             </w:r>
           </w:p>
         </w:tc>
@@ -24271,7 +24816,7 @@
               <w:rPr>
                 <w:sz w:val="19"/>
               </w:rPr>
-              <w:t>Store update — wrong UUID</w:t>
+              <w:t>No auth on unread count</w:t>
             </w:r>
           </w:p>
         </w:tc>
@@ -24284,7 +24829,7 @@
               <w:rPr>
                 <w:sz w:val="19"/>
               </w:rPr>
-              <w:t>PATCH /admin-panel/stores/&lt;bad_uuid&gt;/</w:t>
+              <w:t>GET /notifications/unread-count/ — no header</w:t>
             </w:r>
           </w:p>
         </w:tc>
@@ -24297,7 +24842,7 @@
               <w:rPr>
                 <w:sz w:val="19"/>
               </w:rPr>
-              <w:t>404 — Store not found</w:t>
+              <w:t>401 — authentication_failed</w:t>
             </w:r>
           </w:p>
         </w:tc>
@@ -24313,7 +24858,7 @@
               <w:rPr>
                 <w:sz w:val="19"/>
               </w:rPr>
-              <w:t>User not found</w:t>
+              <w:t>Read-all with no unread</w:t>
             </w:r>
           </w:p>
         </w:tc>
@@ -24327,7 +24872,7 @@
               <w:rPr>
                 <w:sz w:val="19"/>
               </w:rPr>
-              <w:t>POST /admin-panel/users/&lt;bad_uuid&gt;/toggle-active/</w:t>
+              <w:t>POST /notifications/read-all/ — all already read</w:t>
             </w:r>
           </w:p>
         </w:tc>
@@ -24341,133 +24886,7 @@
               <w:rPr>
                 <w:sz w:val="19"/>
               </w:rPr>
-              <w:t>404 — User not found</w:t>
-            </w:r>
-          </w:p>
-        </w:tc>
-      </w:tr>
-      <w:tr>
-        <w:tc>
-          <w:tcPr>
-            <w:tcW w:type="dxa" w:w="2736"/>
-          </w:tcPr>
-          <w:p>
-            <w:r>
-              <w:rPr>
-                <w:sz w:val="19"/>
-              </w:rPr>
-              <w:t>Toggle own account</w:t>
-            </w:r>
-          </w:p>
-        </w:tc>
-        <w:tc>
-          <w:tcPr>
-            <w:tcW w:type="dxa" w:w="3744"/>
-          </w:tcPr>
-          <w:p>
-            <w:r>
-              <w:rPr>
-                <w:sz w:val="19"/>
-              </w:rPr>
-              <w:t>POST /admin-panel/users/&lt;own_id&gt;/toggle-active/</w:t>
-            </w:r>
-          </w:p>
-        </w:tc>
-        <w:tc>
-          <w:tcPr>
-            <w:tcW w:type="dxa" w:w="3024"/>
-          </w:tcPr>
-          <w:p>
-            <w:r>
-              <w:rPr>
-                <w:sz w:val="19"/>
-              </w:rPr>
-              <w:t>400 — Cannot deactivate your own account</w:t>
-            </w:r>
-          </w:p>
-        </w:tc>
-      </w:tr>
-      <w:tr>
-        <w:tc>
-          <w:tcPr>
-            <w:tcW w:type="dxa" w:w="2736"/>
-            <w:shd w:val="clear" w:color="auto" w:fill="DEEAF1"/>
-          </w:tcPr>
-          <w:p>
-            <w:r>
-              <w:rPr>
-                <w:sz w:val="19"/>
-              </w:rPr>
-              <w:t>Store list — vendor token</w:t>
-            </w:r>
-          </w:p>
-        </w:tc>
-        <w:tc>
-          <w:tcPr>
-            <w:tcW w:type="dxa" w:w="3744"/>
-            <w:shd w:val="clear" w:color="auto" w:fill="DEEAF1"/>
-          </w:tcPr>
-          <w:p>
-            <w:r>
-              <w:rPr>
-                <w:sz w:val="19"/>
-              </w:rPr>
-              <w:t>GET /admin-panel/stores/ — vendor token</w:t>
-            </w:r>
-          </w:p>
-        </w:tc>
-        <w:tc>
-          <w:tcPr>
-            <w:tcW w:type="dxa" w:w="3024"/>
-            <w:shd w:val="clear" w:color="auto" w:fill="DEEAF1"/>
-          </w:tcPr>
-          <w:p>
-            <w:r>
-              <w:rPr>
-                <w:sz w:val="19"/>
-              </w:rPr>
-              <w:t>403 — permission_denied</w:t>
-            </w:r>
-          </w:p>
-        </w:tc>
-      </w:tr>
-      <w:tr>
-        <w:tc>
-          <w:tcPr>
-            <w:tcW w:type="dxa" w:w="2736"/>
-          </w:tcPr>
-          <w:p>
-            <w:r>
-              <w:rPr>
-                <w:sz w:val="19"/>
-              </w:rPr>
-              <w:t>User list — vendor token</w:t>
-            </w:r>
-          </w:p>
-        </w:tc>
-        <w:tc>
-          <w:tcPr>
-            <w:tcW w:type="dxa" w:w="3744"/>
-          </w:tcPr>
-          <w:p>
-            <w:r>
-              <w:rPr>
-                <w:sz w:val="19"/>
-              </w:rPr>
-              <w:t>GET /admin-panel/users/ — vendor token</w:t>
-            </w:r>
-          </w:p>
-        </w:tc>
-        <w:tc>
-          <w:tcPr>
-            <w:tcW w:type="dxa" w:w="3024"/>
-          </w:tcPr>
-          <w:p>
-            <w:r>
-              <w:rPr>
-                <w:sz w:val="19"/>
-              </w:rPr>
-              <w:t>403 — permission_denied</w:t>
+              <w:t>200 — {"marked_read": 0}</w:t>
             </w:r>
           </w:p>
         </w:tc>
@@ -24479,7 +24898,7 @@
         <w:pStyle w:val="Heading2"/>
       </w:pPr>
       <w:r>
-        <w:t>Video Error Cases  (Sprint 4)</w:t>
+        <w:t>Groups Error Cases  (Sprint 10)</w:t>
       </w:r>
     </w:p>
     <w:tbl>
@@ -24497,7 +24916,7 @@
       <w:tr>
         <w:tc>
           <w:tcPr>
-            <w:tcW w:type="dxa" w:w="2880"/>
+            <w:tcW w:type="dxa" w:w="2736"/>
             <w:shd w:val="clear" w:color="auto" w:fill="1F4E79"/>
           </w:tcPr>
           <w:p>
@@ -24513,7 +24932,7 @@
         </w:tc>
         <w:tc>
           <w:tcPr>
-            <w:tcW w:type="dxa" w:w="3456"/>
+            <w:tcW w:type="dxa" w:w="3744"/>
             <w:shd w:val="clear" w:color="auto" w:fill="1F4E79"/>
           </w:tcPr>
           <w:p>
@@ -24523,13 +24942,13 @@
                 <w:color w:val="FFFFFF"/>
                 <w:sz w:val="20"/>
               </w:rPr>
-              <w:t>Request</w:t>
-            </w:r>
-          </w:p>
-        </w:tc>
-        <w:tc>
-          <w:tcPr>
-            <w:tcW w:type="dxa" w:w="3168"/>
+              <w:t>Request / Situation</w:t>
+            </w:r>
+          </w:p>
+        </w:tc>
+        <w:tc>
+          <w:tcPr>
+            <w:tcW w:type="dxa" w:w="3024"/>
             <w:shd w:val="clear" w:color="auto" w:fill="1F4E79"/>
           </w:tcPr>
           <w:p>
@@ -24547,7 +24966,7 @@
       <w:tr>
         <w:tc>
           <w:tcPr>
-            <w:tcW w:type="dxa" w:w="2880"/>
+            <w:tcW w:type="dxa" w:w="2736"/>
             <w:shd w:val="clear" w:color="auto" w:fill="DEEAF1"/>
           </w:tcPr>
           <w:p>
@@ -24555,13 +24974,13 @@
               <w:rPr>
                 <w:sz w:val="19"/>
               </w:rPr>
-              <w:t>No store — request upload</w:t>
-            </w:r>
-          </w:p>
-        </w:tc>
-        <w:tc>
-          <w:tcPr>
-            <w:tcW w:type="dxa" w:w="3456"/>
+              <w:t>No profile_id param</w:t>
+            </w:r>
+          </w:p>
+        </w:tc>
+        <w:tc>
+          <w:tcPr>
+            <w:tcW w:type="dxa" w:w="3744"/>
             <w:shd w:val="clear" w:color="auto" w:fill="DEEAF1"/>
           </w:tcPr>
           <w:p>
@@ -24569,13 +24988,13 @@
               <w:rPr>
                 <w:sz w:val="19"/>
               </w:rPr>
-              <w:t>POST /videos/request-upload/ before store created</w:t>
-            </w:r>
-          </w:p>
-        </w:tc>
-        <w:tc>
-          <w:tcPr>
-            <w:tcW w:type="dxa" w:w="3168"/>
+              <w:t>GET /auth/users/search/ — no ?profile_id=</w:t>
+            </w:r>
+          </w:p>
+        </w:tc>
+        <w:tc>
+          <w:tcPr>
+            <w:tcW w:type="dxa" w:w="3024"/>
             <w:shd w:val="clear" w:color="auto" w:fill="DEEAF1"/>
           </w:tcPr>
           <w:p>
@@ -24583,7 +25002,7 @@
               <w:rPr>
                 <w:sz w:val="19"/>
               </w:rPr>
-              <w:t>400 — Create a store first</w:t>
+              <w:t>400 — profile_id query param is required</w:t>
             </w:r>
           </w:p>
         </w:tc>
@@ -24591,40 +25010,40 @@
       <w:tr>
         <w:tc>
           <w:tcPr>
-            <w:tcW w:type="dxa" w:w="2880"/>
-          </w:tcPr>
-          <w:p>
-            <w:r>
-              <w:rPr>
-                <w:sz w:val="19"/>
-              </w:rPr>
-              <w:t>Missing title</w:t>
-            </w:r>
-          </w:p>
-        </w:tc>
-        <w:tc>
-          <w:tcPr>
-            <w:tcW w:type="dxa" w:w="3456"/>
-          </w:tcPr>
-          <w:p>
-            <w:r>
-              <w:rPr>
-                <w:sz w:val="19"/>
-              </w:rPr>
-              <w:t>POST /videos/request-upload/ with no title field</w:t>
-            </w:r>
-          </w:p>
-        </w:tc>
-        <w:tc>
-          <w:tcPr>
-            <w:tcW w:type="dxa" w:w="3168"/>
-          </w:tcPr>
-          <w:p>
-            <w:r>
-              <w:rPr>
-                <w:sz w:val="19"/>
-              </w:rPr>
-              <w:t>400 — This field is required</w:t>
+            <w:tcW w:type="dxa" w:w="2736"/>
+          </w:tcPr>
+          <w:p>
+            <w:r>
+              <w:rPr>
+                <w:sz w:val="19"/>
+              </w:rPr>
+              <w:t>Wrong profile_id</w:t>
+            </w:r>
+          </w:p>
+        </w:tc>
+        <w:tc>
+          <w:tcPr>
+            <w:tcW w:type="dxa" w:w="3744"/>
+          </w:tcPr>
+          <w:p>
+            <w:r>
+              <w:rPr>
+                <w:sz w:val="19"/>
+              </w:rPr>
+              <w:t>GET /auth/users/search/?profile_id=NK-ZZZZZZZZ</w:t>
+            </w:r>
+          </w:p>
+        </w:tc>
+        <w:tc>
+          <w:tcPr>
+            <w:tcW w:type="dxa" w:w="3024"/>
+          </w:tcPr>
+          <w:p>
+            <w:r>
+              <w:rPr>
+                <w:sz w:val="19"/>
+              </w:rPr>
+              <w:t>404 — No user found with this Profile ID</w:t>
             </w:r>
           </w:p>
         </w:tc>
@@ -24632,7 +25051,7 @@
       <w:tr>
         <w:tc>
           <w:tcPr>
-            <w:tcW w:type="dxa" w:w="2880"/>
+            <w:tcW w:type="dxa" w:w="2736"/>
             <w:shd w:val="clear" w:color="auto" w:fill="DEEAF1"/>
           </w:tcPr>
           <w:p>
@@ -24640,13 +25059,13 @@
               <w:rPr>
                 <w:sz w:val="19"/>
               </w:rPr>
-              <w:t>Customer calls request-upload</w:t>
-            </w:r>
-          </w:p>
-        </w:tc>
-        <w:tc>
-          <w:tcPr>
-            <w:tcW w:type="dxa" w:w="3456"/>
+              <w:t>Vendor type as customer</w:t>
+            </w:r>
+          </w:p>
+        </w:tc>
+        <w:tc>
+          <w:tcPr>
+            <w:tcW w:type="dxa" w:w="3744"/>
             <w:shd w:val="clear" w:color="auto" w:fill="DEEAF1"/>
           </w:tcPr>
           <w:p>
@@ -24654,13 +25073,13 @@
               <w:rPr>
                 <w:sz w:val="19"/>
               </w:rPr>
-              <w:t>POST /videos/request-upload/ with customer token</w:t>
-            </w:r>
-          </w:p>
-        </w:tc>
-        <w:tc>
-          <w:tcPr>
-            <w:tcW w:type="dxa" w:w="3168"/>
+              <w:t>POST /groups/ {"group_type":"vendor"} — customer JWT</w:t>
+            </w:r>
+          </w:p>
+        </w:tc>
+        <w:tc>
+          <w:tcPr>
+            <w:tcW w:type="dxa" w:w="3024"/>
             <w:shd w:val="clear" w:color="auto" w:fill="DEEAF1"/>
           </w:tcPr>
           <w:p>
@@ -24668,7 +25087,7 @@
               <w:rPr>
                 <w:sz w:val="19"/>
               </w:rPr>
-              <w:t>403 — Vendor access only</w:t>
+              <w:t>400 — Only vendors can create vendor groups</w:t>
             </w:r>
           </w:p>
         </w:tc>
@@ -24676,40 +25095,40 @@
       <w:tr>
         <w:tc>
           <w:tcPr>
-            <w:tcW w:type="dxa" w:w="2880"/>
-          </w:tcPr>
-          <w:p>
-            <w:r>
-              <w:rPr>
-                <w:sz w:val="19"/>
-              </w:rPr>
-              <w:t>Confirm already-ready video</w:t>
-            </w:r>
-          </w:p>
-        </w:tc>
-        <w:tc>
-          <w:tcPr>
-            <w:tcW w:type="dxa" w:w="3456"/>
-          </w:tcPr>
-          <w:p>
-            <w:r>
-              <w:rPr>
-                <w:sz w:val="19"/>
-              </w:rPr>
-              <w:t>POST /videos/&lt;id&gt;/confirm-upload/ on ready video</w:t>
-            </w:r>
-          </w:p>
-        </w:tc>
-        <w:tc>
-          <w:tcPr>
-            <w:tcW w:type="dxa" w:w="3168"/>
-          </w:tcPr>
-          <w:p>
-            <w:r>
-              <w:rPr>
-                <w:sz w:val="19"/>
-              </w:rPr>
-              <w:t>400 — Video already in "ready" state</w:t>
+            <w:tcW w:type="dxa" w:w="2736"/>
+          </w:tcPr>
+          <w:p>
+            <w:r>
+              <w:rPr>
+                <w:sz w:val="19"/>
+              </w:rPr>
+              <w:t>Vendor — no store</w:t>
+            </w:r>
+          </w:p>
+        </w:tc>
+        <w:tc>
+          <w:tcPr>
+            <w:tcW w:type="dxa" w:w="3744"/>
+          </w:tcPr>
+          <w:p>
+            <w:r>
+              <w:rPr>
+                <w:sz w:val="19"/>
+              </w:rPr>
+              <w:t>POST /groups/ {"group_type":"vendor"} — no store yet</w:t>
+            </w:r>
+          </w:p>
+        </w:tc>
+        <w:tc>
+          <w:tcPr>
+            <w:tcW w:type="dxa" w:w="3024"/>
+          </w:tcPr>
+          <w:p>
+            <w:r>
+              <w:rPr>
+                <w:sz w:val="19"/>
+              </w:rPr>
+              <w:t>400 — Create a store first</w:t>
             </w:r>
           </w:p>
         </w:tc>
@@ -24717,7 +25136,7 @@
       <w:tr>
         <w:tc>
           <w:tcPr>
-            <w:tcW w:type="dxa" w:w="2880"/>
+            <w:tcW w:type="dxa" w:w="2736"/>
             <w:shd w:val="clear" w:color="auto" w:fill="DEEAF1"/>
           </w:tcPr>
           <w:p>
@@ -24725,13 +25144,13 @@
               <w:rPr>
                 <w:sz w:val="19"/>
               </w:rPr>
-              <w:t>Duration too long</w:t>
-            </w:r>
-          </w:p>
-        </w:tc>
-        <w:tc>
-          <w:tcPr>
-            <w:tcW w:type="dxa" w:w="3456"/>
+              <w:t>Non-admin adds member</w:t>
+            </w:r>
+          </w:p>
+        </w:tc>
+        <w:tc>
+          <w:tcPr>
+            <w:tcW w:type="dxa" w:w="3744"/>
             <w:shd w:val="clear" w:color="auto" w:fill="DEEAF1"/>
           </w:tcPr>
           <w:p>
@@ -24739,13 +25158,13 @@
               <w:rPr>
                 <w:sz w:val="19"/>
               </w:rPr>
-              <w:t>POST /videos/&lt;id&gt;/confirm-upload/ — duration_seconds=120</w:t>
-            </w:r>
-          </w:p>
-        </w:tc>
-        <w:tc>
-          <w:tcPr>
-            <w:tcW w:type="dxa" w:w="3168"/>
+              <w:t>POST /groups/&lt;id&gt;/members/add/ — member token</w:t>
+            </w:r>
+          </w:p>
+        </w:tc>
+        <w:tc>
+          <w:tcPr>
+            <w:tcW w:type="dxa" w:w="3024"/>
             <w:shd w:val="clear" w:color="auto" w:fill="DEEAF1"/>
           </w:tcPr>
           <w:p>
@@ -24753,7 +25172,7 @@
               <w:rPr>
                 <w:sz w:val="19"/>
               </w:rPr>
-              <w:t>400 — cannot exceed 60 seconds</w:t>
+              <w:t>403 — Only group admin can add members</w:t>
             </w:r>
           </w:p>
         </w:tc>
@@ -24761,40 +25180,40 @@
       <w:tr>
         <w:tc>
           <w:tcPr>
-            <w:tcW w:type="dxa" w:w="2880"/>
-          </w:tcPr>
-          <w:p>
-            <w:r>
-              <w:rPr>
-                <w:sz w:val="19"/>
-              </w:rPr>
-              <w:t>Confirm another vendor video</w:t>
-            </w:r>
-          </w:p>
-        </w:tc>
-        <w:tc>
-          <w:tcPr>
-            <w:tcW w:type="dxa" w:w="3456"/>
-          </w:tcPr>
-          <w:p>
-            <w:r>
-              <w:rPr>
-                <w:sz w:val="19"/>
-              </w:rPr>
-              <w:t>POST /videos/&lt;id&gt;/confirm-upload/ — wrong vendor</w:t>
-            </w:r>
-          </w:p>
-        </w:tc>
-        <w:tc>
-          <w:tcPr>
-            <w:tcW w:type="dxa" w:w="3168"/>
-          </w:tcPr>
-          <w:p>
-            <w:r>
-              <w:rPr>
-                <w:sz w:val="19"/>
-              </w:rPr>
-              <w:t>404 — not_found</w:t>
+            <w:tcW w:type="dxa" w:w="2736"/>
+          </w:tcPr>
+          <w:p>
+            <w:r>
+              <w:rPr>
+                <w:sz w:val="19"/>
+              </w:rPr>
+              <w:t>Already a member</w:t>
+            </w:r>
+          </w:p>
+        </w:tc>
+        <w:tc>
+          <w:tcPr>
+            <w:tcW w:type="dxa" w:w="3744"/>
+          </w:tcPr>
+          <w:p>
+            <w:r>
+              <w:rPr>
+                <w:sz w:val="19"/>
+              </w:rPr>
+              <w:t>POST /groups/&lt;id&gt;/members/add/ — duplicate</w:t>
+            </w:r>
+          </w:p>
+        </w:tc>
+        <w:tc>
+          <w:tcPr>
+            <w:tcW w:type="dxa" w:w="3024"/>
+          </w:tcPr>
+          <w:p>
+            <w:r>
+              <w:rPr>
+                <w:sz w:val="19"/>
+              </w:rPr>
+              <w:t>400 — User is already a member of this group</w:t>
             </w:r>
           </w:p>
         </w:tc>
@@ -24802,7 +25221,7 @@
       <w:tr>
         <w:tc>
           <w:tcPr>
-            <w:tcW w:type="dxa" w:w="2880"/>
+            <w:tcW w:type="dxa" w:w="2736"/>
             <w:shd w:val="clear" w:color="auto" w:fill="DEEAF1"/>
           </w:tcPr>
           <w:p>
@@ -24810,13 +25229,13 @@
               <w:rPr>
                 <w:sz w:val="19"/>
               </w:rPr>
-              <w:t>Feed without lat/lng</w:t>
-            </w:r>
-          </w:p>
-        </w:tc>
-        <w:tc>
-          <w:tcPr>
-            <w:tcW w:type="dxa" w:w="3456"/>
+              <w:t>Non-follower vendor group</w:t>
+            </w:r>
+          </w:p>
+        </w:tc>
+        <w:tc>
+          <w:tcPr>
+            <w:tcW w:type="dxa" w:w="3744"/>
             <w:shd w:val="clear" w:color="auto" w:fill="DEEAF1"/>
           </w:tcPr>
           <w:p>
@@ -24824,13 +25243,13 @@
               <w:rPr>
                 <w:sz w:val="19"/>
               </w:rPr>
-              <w:t>GET /videos/feed/ — no ?lat=&amp;lng= params</w:t>
-            </w:r>
-          </w:p>
-        </w:tc>
-        <w:tc>
-          <w:tcPr>
-            <w:tcW w:type="dxa" w:w="3168"/>
+              <w:t>POST add/ {"user_id":"..."} — user not following store</w:t>
+            </w:r>
+          </w:p>
+        </w:tc>
+        <w:tc>
+          <w:tcPr>
+            <w:tcW w:type="dxa" w:w="3024"/>
             <w:shd w:val="clear" w:color="auto" w:fill="DEEAF1"/>
           </w:tcPr>
           <w:p>
@@ -24838,7 +25257,7 @@
               <w:rPr>
                 <w:sz w:val="19"/>
               </w:rPr>
-              <w:t>400 — lat and lng are required numbers</w:t>
+              <w:t>403 — User does not follow this store</w:t>
             </w:r>
           </w:p>
         </w:tc>
@@ -24846,40 +25265,40 @@
       <w:tr>
         <w:tc>
           <w:tcPr>
-            <w:tcW w:type="dxa" w:w="2880"/>
-          </w:tcPr>
-          <w:p>
-            <w:r>
-              <w:rPr>
-                <w:sz w:val="19"/>
-              </w:rPr>
-              <w:t>Detail on processing video</w:t>
-            </w:r>
-          </w:p>
-        </w:tc>
-        <w:tc>
-          <w:tcPr>
-            <w:tcW w:type="dxa" w:w="3456"/>
-          </w:tcPr>
-          <w:p>
-            <w:r>
-              <w:rPr>
-                <w:sz w:val="19"/>
-              </w:rPr>
-              <w:t>GET /videos/&lt;id&gt;/ while status=processing</w:t>
-            </w:r>
-          </w:p>
-        </w:tc>
-        <w:tc>
-          <w:tcPr>
-            <w:tcW w:type="dxa" w:w="3168"/>
-          </w:tcPr>
-          <w:p>
-            <w:r>
-              <w:rPr>
-                <w:sz w:val="19"/>
-              </w:rPr>
-              <w:t>404 — not_found (only ready shown)</w:t>
+            <w:tcW w:type="dxa" w:w="2736"/>
+          </w:tcPr>
+          <w:p>
+            <w:r>
+              <w:rPr>
+                <w:sz w:val="19"/>
+              </w:rPr>
+              <w:t>Remove creator</w:t>
+            </w:r>
+          </w:p>
+        </w:tc>
+        <w:tc>
+          <w:tcPr>
+            <w:tcW w:type="dxa" w:w="3744"/>
+          </w:tcPr>
+          <w:p>
+            <w:r>
+              <w:rPr>
+                <w:sz w:val="19"/>
+              </w:rPr>
+              <w:t>DELETE /members/&lt;creator_id&gt;/remove/</w:t>
+            </w:r>
+          </w:p>
+        </w:tc>
+        <w:tc>
+          <w:tcPr>
+            <w:tcW w:type="dxa" w:w="3024"/>
+          </w:tcPr>
+          <w:p>
+            <w:r>
+              <w:rPr>
+                <w:sz w:val="19"/>
+              </w:rPr>
+              <w:t>400 — Cannot remove the group creator</w:t>
             </w:r>
           </w:p>
         </w:tc>
@@ -24887,7 +25306,7 @@
       <w:tr>
         <w:tc>
           <w:tcPr>
-            <w:tcW w:type="dxa" w:w="2880"/>
+            <w:tcW w:type="dxa" w:w="2736"/>
             <w:shd w:val="clear" w:color="auto" w:fill="DEEAF1"/>
           </w:tcPr>
           <w:p>
@@ -24895,13 +25314,13 @@
               <w:rPr>
                 <w:sz w:val="19"/>
               </w:rPr>
-              <w:t>Like without auth</w:t>
-            </w:r>
-          </w:p>
-        </w:tc>
-        <w:tc>
-          <w:tcPr>
-            <w:tcW w:type="dxa" w:w="3456"/>
+              <w:t>Creator leaves</w:t>
+            </w:r>
+          </w:p>
+        </w:tc>
+        <w:tc>
+          <w:tcPr>
+            <w:tcW w:type="dxa" w:w="3744"/>
             <w:shd w:val="clear" w:color="auto" w:fill="DEEAF1"/>
           </w:tcPr>
           <w:p>
@@ -24909,13 +25328,13 @@
               <w:rPr>
                 <w:sz w:val="19"/>
               </w:rPr>
-              <w:t>POST /videos/&lt;id&gt;/like/ — no auth header</w:t>
-            </w:r>
-          </w:p>
-        </w:tc>
-        <w:tc>
-          <w:tcPr>
-            <w:tcW w:type="dxa" w:w="3168"/>
+              <w:t>POST /groups/&lt;id&gt;/leave/ — creator token</w:t>
+            </w:r>
+          </w:p>
+        </w:tc>
+        <w:tc>
+          <w:tcPr>
+            <w:tcW w:type="dxa" w:w="3024"/>
             <w:shd w:val="clear" w:color="auto" w:fill="DEEAF1"/>
           </w:tcPr>
           <w:p>
@@ -24923,7 +25342,7 @@
               <w:rPr>
                 <w:sz w:val="19"/>
               </w:rPr>
-              <w:t>401 — authentication_failed</w:t>
+              <w:t>400 — Group creator cannot leave</w:t>
             </w:r>
           </w:p>
         </w:tc>
@@ -24931,40 +25350,40 @@
       <w:tr>
         <w:tc>
           <w:tcPr>
-            <w:tcW w:type="dxa" w:w="2880"/>
-          </w:tcPr>
-          <w:p>
-            <w:r>
-              <w:rPr>
-                <w:sz w:val="19"/>
-              </w:rPr>
-              <w:t>Update another vendor video</w:t>
-            </w:r>
-          </w:p>
-        </w:tc>
-        <w:tc>
-          <w:tcPr>
-            <w:tcW w:type="dxa" w:w="3456"/>
-          </w:tcPr>
-          <w:p>
-            <w:r>
-              <w:rPr>
-                <w:sz w:val="19"/>
-              </w:rPr>
-              <w:t>PATCH /videos/&lt;id&gt;/update/ — different vendor token</w:t>
-            </w:r>
-          </w:p>
-        </w:tc>
-        <w:tc>
-          <w:tcPr>
-            <w:tcW w:type="dxa" w:w="3168"/>
-          </w:tcPr>
-          <w:p>
-            <w:r>
-              <w:rPr>
-                <w:sz w:val="19"/>
-              </w:rPr>
-              <w:t>404 — not_found</w:t>
+            <w:tcW w:type="dxa" w:w="2736"/>
+          </w:tcPr>
+          <w:p>
+            <w:r>
+              <w:rPr>
+                <w:sz w:val="19"/>
+              </w:rPr>
+              <w:t>External link in note</w:t>
+            </w:r>
+          </w:p>
+        </w:tc>
+        <w:tc>
+          <w:tcPr>
+            <w:tcW w:type="dxa" w:w="3744"/>
+          </w:tcPr>
+          <w:p>
+            <w:r>
+              <w:rPr>
+                <w:sz w:val="19"/>
+              </w:rPr>
+              <w:t>POST /products/ note: "http://youtube.com/xyz"</w:t>
+            </w:r>
+          </w:p>
+        </w:tc>
+        <w:tc>
+          <w:tcPr>
+            <w:tcW w:type="dxa" w:w="3024"/>
+          </w:tcPr>
+          <w:p>
+            <w:r>
+              <w:rPr>
+                <w:sz w:val="19"/>
+              </w:rPr>
+              <w:t>400 — External links are not allowed</w:t>
             </w:r>
           </w:p>
         </w:tc>
@@ -24972,7 +25391,7 @@
       <w:tr>
         <w:tc>
           <w:tcPr>
-            <w:tcW w:type="dxa" w:w="2880"/>
+            <w:tcW w:type="dxa" w:w="2736"/>
             <w:shd w:val="clear" w:color="auto" w:fill="DEEAF1"/>
           </w:tcPr>
           <w:p>
@@ -24980,13 +25399,13 @@
               <w:rPr>
                 <w:sz w:val="19"/>
               </w:rPr>
-              <w:t>Delete another vendor video</w:t>
-            </w:r>
-          </w:p>
-        </w:tc>
-        <w:tc>
-          <w:tcPr>
-            <w:tcW w:type="dxa" w:w="3456"/>
+              <w:t>Non-admin finalizes</w:t>
+            </w:r>
+          </w:p>
+        </w:tc>
+        <w:tc>
+          <w:tcPr>
+            <w:tcW w:type="dxa" w:w="3744"/>
             <w:shd w:val="clear" w:color="auto" w:fill="DEEAF1"/>
           </w:tcPr>
           <w:p>
@@ -24994,13 +25413,13 @@
               <w:rPr>
                 <w:sz w:val="19"/>
               </w:rPr>
-              <w:t>DELETE /videos/&lt;id&gt;/delete/ — different vendor</w:t>
-            </w:r>
-          </w:p>
-        </w:tc>
-        <w:tc>
-          <w:tcPr>
-            <w:tcW w:type="dxa" w:w="3168"/>
+              <w:t>POST /products/&lt;id&gt;/finalize/ — member token</w:t>
+            </w:r>
+          </w:p>
+        </w:tc>
+        <w:tc>
+          <w:tcPr>
+            <w:tcW w:type="dxa" w:w="3024"/>
             <w:shd w:val="clear" w:color="auto" w:fill="DEEAF1"/>
           </w:tcPr>
           <w:p>
@@ -25008,7 +25427,7 @@
               <w:rPr>
                 <w:sz w:val="19"/>
               </w:rPr>
-              <w:t>404 — not_found</w:t>
+              <w:t>403 — Only group admin can finalize products</w:t>
             </w:r>
           </w:p>
         </w:tc>
@@ -25016,40 +25435,169 @@
       <w:tr>
         <w:tc>
           <w:tcPr>
-            <w:tcW w:type="dxa" w:w="2880"/>
-          </w:tcPr>
-          <w:p>
-            <w:r>
-              <w:rPr>
-                <w:sz w:val="19"/>
-              </w:rPr>
-              <w:t>Delete with customer token</w:t>
-            </w:r>
-          </w:p>
-        </w:tc>
-        <w:tc>
-          <w:tcPr>
-            <w:tcW w:type="dxa" w:w="3456"/>
-          </w:tcPr>
-          <w:p>
-            <w:r>
-              <w:rPr>
-                <w:sz w:val="19"/>
-              </w:rPr>
-              <w:t>DELETE /videos/&lt;id&gt;/delete/ — customer token</w:t>
-            </w:r>
-          </w:p>
-        </w:tc>
-        <w:tc>
-          <w:tcPr>
-            <w:tcW w:type="dxa" w:w="3168"/>
-          </w:tcPr>
-          <w:p>
-            <w:r>
-              <w:rPr>
-                <w:sz w:val="19"/>
-              </w:rPr>
-              <w:t>403 — Vendor access only</w:t>
+            <w:tcW w:type="dxa" w:w="2736"/>
+          </w:tcPr>
+          <w:p>
+            <w:r>
+              <w:rPr>
+                <w:sz w:val="19"/>
+              </w:rPr>
+              <w:t>Finalize twice</w:t>
+            </w:r>
+          </w:p>
+        </w:tc>
+        <w:tc>
+          <w:tcPr>
+            <w:tcW w:type="dxa" w:w="3744"/>
+          </w:tcPr>
+          <w:p>
+            <w:r>
+              <w:rPr>
+                <w:sz w:val="19"/>
+              </w:rPr>
+              <w:t>POST /products/&lt;id&gt;/finalize/ — already done</w:t>
+            </w:r>
+          </w:p>
+        </w:tc>
+        <w:tc>
+          <w:tcPr>
+            <w:tcW w:type="dxa" w:w="3024"/>
+          </w:tcPr>
+          <w:p>
+            <w:r>
+              <w:rPr>
+                <w:sz w:val="19"/>
+              </w:rPr>
+              <w:t>400 — Product is already finalized</w:t>
+            </w:r>
+          </w:p>
+        </w:tc>
+      </w:tr>
+      <w:tr>
+        <w:tc>
+          <w:tcPr>
+            <w:tcW w:type="dxa" w:w="2736"/>
+            <w:shd w:val="clear" w:color="auto" w:fill="DEEAF1"/>
+          </w:tcPr>
+          <w:p>
+            <w:r>
+              <w:rPr>
+                <w:sz w:val="19"/>
+              </w:rPr>
+              <w:t>Non-admin eligible-members</w:t>
+            </w:r>
+          </w:p>
+        </w:tc>
+        <w:tc>
+          <w:tcPr>
+            <w:tcW w:type="dxa" w:w="3744"/>
+            <w:shd w:val="clear" w:color="auto" w:fill="DEEAF1"/>
+          </w:tcPr>
+          <w:p>
+            <w:r>
+              <w:rPr>
+                <w:sz w:val="19"/>
+              </w:rPr>
+              <w:t>GET /eligible-members/ — member token</w:t>
+            </w:r>
+          </w:p>
+        </w:tc>
+        <w:tc>
+          <w:tcPr>
+            <w:tcW w:type="dxa" w:w="3024"/>
+            <w:shd w:val="clear" w:color="auto" w:fill="DEEAF1"/>
+          </w:tcPr>
+          <w:p>
+            <w:r>
+              <w:rPr>
+                <w:sz w:val="19"/>
+              </w:rPr>
+              <w:t>403 — Only group admin can view eligible members</w:t>
+            </w:r>
+          </w:p>
+        </w:tc>
+      </w:tr>
+      <w:tr>
+        <w:tc>
+          <w:tcPr>
+            <w:tcW w:type="dxa" w:w="2736"/>
+          </w:tcPr>
+          <w:p>
+            <w:r>
+              <w:rPr>
+                <w:sz w:val="19"/>
+              </w:rPr>
+              <w:t>Eligible on customer group</w:t>
+            </w:r>
+          </w:p>
+        </w:tc>
+        <w:tc>
+          <w:tcPr>
+            <w:tcW w:type="dxa" w:w="3744"/>
+          </w:tcPr>
+          <w:p>
+            <w:r>
+              <w:rPr>
+                <w:sz w:val="19"/>
+              </w:rPr>
+              <w:t>GET /eligible-members/ on customer group</w:t>
+            </w:r>
+          </w:p>
+        </w:tc>
+        <w:tc>
+          <w:tcPr>
+            <w:tcW w:type="dxa" w:w="3024"/>
+          </w:tcPr>
+          <w:p>
+            <w:r>
+              <w:rPr>
+                <w:sz w:val="19"/>
+              </w:rPr>
+              <w:t>400 — Eligible members only available for vendor groups</w:t>
+            </w:r>
+          </w:p>
+        </w:tc>
+      </w:tr>
+      <w:tr>
+        <w:tc>
+          <w:tcPr>
+            <w:tcW w:type="dxa" w:w="2736"/>
+            <w:shd w:val="clear" w:color="auto" w:fill="DEEAF1"/>
+          </w:tcPr>
+          <w:p>
+            <w:r>
+              <w:rPr>
+                <w:sz w:val="19"/>
+              </w:rPr>
+              <w:t>Delete — not creator</w:t>
+            </w:r>
+          </w:p>
+        </w:tc>
+        <w:tc>
+          <w:tcPr>
+            <w:tcW w:type="dxa" w:w="3744"/>
+            <w:shd w:val="clear" w:color="auto" w:fill="DEEAF1"/>
+          </w:tcPr>
+          <w:p>
+            <w:r>
+              <w:rPr>
+                <w:sz w:val="19"/>
+              </w:rPr>
+              <w:t>DELETE /groups/&lt;id&gt;/ — non-creator admin token</w:t>
+            </w:r>
+          </w:p>
+        </w:tc>
+        <w:tc>
+          <w:tcPr>
+            <w:tcW w:type="dxa" w:w="3024"/>
+            <w:shd w:val="clear" w:color="auto" w:fill="DEEAF1"/>
+          </w:tcPr>
+          <w:p>
+            <w:r>
+              <w:rPr>
+                <w:sz w:val="19"/>
+              </w:rPr>
+              <w:t>403 — Only the group creator can delete</w:t>
             </w:r>
           </w:p>
         </w:tc>
@@ -25057,611 +25605,11 @@
     </w:tbl>
     <w:p/>
     <w:p>
-      <w:r>
-        <w:br w:type="page"/>
-      </w:r>
-    </w:p>
-    <w:p>
-      <w:pPr>
-        <w:pStyle w:val="Heading1"/>
-      </w:pPr>
-      <w:r>
-        <w:t>5. Postman Quick Setup</w:t>
-      </w:r>
-    </w:p>
-    <w:p>
       <w:pPr>
         <w:pStyle w:val="Heading2"/>
       </w:pPr>
       <w:r>
-        <w:t>Collection Folder Structure (recommended)</w:t>
-      </w:r>
-    </w:p>
-    <w:p>
-      <w:pPr>
-        <w:spacing w:before="40" w:after="40"/>
-        <w:ind w:left="288"/>
-        <w:shd w:val="clear" w:color="auto" w:fill="F0F0F0"/>
-      </w:pPr>
-      <w:r>
-        <w:rPr>
-          <w:rFonts w:ascii="Courier New" w:hAnsi="Courier New"/>
-          <w:color w:val="1A1A8C"/>
-          <w:sz w:val="18"/>
-        </w:rPr>
-        <w:t>NearKart Local</w:t>
-        <w:br/>
-        <w:t>├── 0. Setup</w:t>
-        <w:br/>
-        <w:t>│   └── Health Check</w:t>
-        <w:br/>
-        <w:t>├── 1. Auth</w:t>
-        <w:br/>
-        <w:t>│   ├── Send OTP (Vendor)</w:t>
-        <w:br/>
-        <w:t>│   ├── Verify OTP (Vendor) ← Tests script saves vendor_token</w:t>
-        <w:br/>
-        <w:t>│   ├── Send OTP (Customer)</w:t>
-        <w:br/>
-        <w:t>│   ├── Verify OTP (Customer) ← Tests script saves customer_token + customer_id</w:t>
-        <w:br/>
-        <w:t>│   ├── Get Profile</w:t>
-        <w:br/>
-        <w:t>│   ├── Update Profile</w:t>
-        <w:br/>
-        <w:t>│   ├── Update Location</w:t>
-        <w:br/>
-        <w:t>│   ├── Refresh Token</w:t>
-        <w:br/>
-        <w:t>│   └── Logout</w:t>
-        <w:br/>
-        <w:t>├── 2. Stores</w:t>
-        <w:br/>
-        <w:t>│   ├── Create Store ← Tests script saves store_id</w:t>
-        <w:br/>
-        <w:t>│   ├── Nearby Stores</w:t>
-        <w:br/>
-        <w:t>│   ├── Store Detail</w:t>
-        <w:br/>
-        <w:t>│   ├── Update Store</w:t>
-        <w:br/>
-        <w:t>│   ├── Follow Store</w:t>
-        <w:br/>
-        <w:t>│   ├── Review Store</w:t>
-        <w:br/>
-        <w:t>│   └── QR Code</w:t>
-        <w:br/>
-        <w:t>├── 3. Products</w:t>
-        <w:br/>
-        <w:t>│   ├── Create Product ← Tests script saves product_id</w:t>
-        <w:br/>
-        <w:t>│   ├── Nearby Products</w:t>
-        <w:br/>
-        <w:t>│   ├── Search Products</w:t>
-        <w:br/>
-        <w:t>│   ├── Product Detail</w:t>
-        <w:br/>
-        <w:t>│   ├── Update Product</w:t>
-        <w:br/>
-        <w:t>│   ├── Delete Product</w:t>
-        <w:br/>
-        <w:t>│   └── Wishlist Toggle</w:t>
-        <w:br/>
-        <w:t>├── 4. Videos</w:t>
-        <w:br/>
-        <w:t>│   ├── Request Upload URL ← Tests script saves video_id</w:t>
-        <w:br/>
-        <w:t>│   ├── Confirm Upload</w:t>
-        <w:br/>
-        <w:t>│   ├── My Videos (Vendor Library)</w:t>
-        <w:br/>
-        <w:t>│   ├── Update Video</w:t>
-        <w:br/>
-        <w:t>│   ├── Video Feed</w:t>
-        <w:br/>
-        <w:t>│   ├── Video Detail</w:t>
-        <w:br/>
-        <w:t>│   ├── Like / Unlike Video</w:t>
-        <w:br/>
-        <w:t>│   └── Delete Video</w:t>
-        <w:br/>
-        <w:t>├── 5. Chat</w:t>
-        <w:br/>
-        <w:t>│   ├── Start Conversation ← Tests script saves conversation_id</w:t>
-        <w:br/>
-        <w:t>│   ├── List Conversations (Inbox)</w:t>
-        <w:br/>
-        <w:t>│   ├── Message History</w:t>
-        <w:br/>
-        <w:t>│   ├── Mark as Read</w:t>
-        <w:br/>
-        <w:t>│   └── [WebSocket] Connect + Send  (use Postman WS tab or wscat)</w:t>
-        <w:br/>
-        <w:t>├── 6. Blacklist</w:t>
-        <w:br/>
-        <w:t>│   ├── Block Customer  (vendor token + store_id + customer_id)</w:t>
-        <w:br/>
-        <w:t>│   ├── List Blocked Customers  (vendor token + store_id)</w:t>
-        <w:br/>
-        <w:t>│   └── Unblock Customer  (same endpoint as Block — toggle)</w:t>
-        <w:br/>
-        <w:t>├── 7. Billing</w:t>
-        <w:br/>
-        <w:t>│   ├── List Plans  (no auth required)</w:t>
-        <w:br/>
-        <w:t>│   ├── Wallet Balance  (vendor token)</w:t>
-        <w:br/>
-        <w:t>│   ├── Top Up Wallet  (vendor token + {"amount": "1000.00"})</w:t>
-        <w:br/>
-        <w:t>│   ├── Subscribe to Plan  (vendor token + {"plan_name": "basic"})</w:t>
-        <w:br/>
-        <w:t>│   ├── Subscription Status  (vendor token)</w:t>
-        <w:br/>
-        <w:t>│   └── Transaction History  (vendor token)</w:t>
-        <w:br/>
-        <w:t>├── 8. Analytics + Admin</w:t>
-        <w:br/>
-        <w:t>│   ├── [Analytics] Vendor Dashboard  (vendor token)</w:t>
-        <w:br/>
-        <w:t>│   ├── [Analytics] Vendor Video Stats  (vendor token)</w:t>
-        <w:br/>
-        <w:t>│   ├── [Analytics] Vendor Product Stats  (vendor token)</w:t>
-        <w:br/>
-        <w:t>│   ├── [Admin] Platform Stats  (admin_token)</w:t>
-        <w:br/>
-        <w:t>│   ├── [Admin] List All Stores  (admin_token)</w:t>
-        <w:br/>
-        <w:t>│   ├── [Admin] Verify Store  (admin_token + PATCH {"is_verified": true})</w:t>
-        <w:br/>
-        <w:t>│   ├── [Admin] List All Users  (admin_token)</w:t>
-        <w:br/>
-        <w:t>│   └── [Admin] Toggle User Active  (admin_token + POST empty body)</w:t>
-        <w:br/>
-        <w:t>├── 9. Reservations</w:t>
-        <w:br/>
-        <w:t>│   ├── Create Reservation  (customer_token + store_id + product_id)</w:t>
-        <w:br/>
-        <w:t>│   ├── List Reservations  (customer_token → own / vendor_token → store's)</w:t>
-        <w:br/>
-        <w:t>│   ├── Reservation Detail  (customer_token or vendor_token)</w:t>
-        <w:br/>
-        <w:t>│   ├── Update Status — Confirm  (vendor_token + {"status": "confirmed"})</w:t>
-        <w:br/>
-        <w:t>│   ├── Update Status — Complete  (vendor_token + {"status": "completed"})</w:t>
-        <w:br/>
-        <w:t>│   ├── Update Status — Cancel  (vendor_token + {"status": "cancelled"})</w:t>
-        <w:br/>
-        <w:t>│   └── Customer Cancel  (customer_token + POST empty body)</w:t>
-        <w:br/>
-        <w:t>└── 10. Groups</w:t>
-        <w:br/>
-        <w:t xml:space="preserve">    ├── Get My Profile ID  (any_token → GET /auth/me/)</w:t>
-        <w:br/>
-        <w:t xml:space="preserve">    ├── Search by Profile ID  (any_token + ?profile_id=NK-XXXXXX)</w:t>
-        <w:br/>
-        <w:t xml:space="preserve">    ├── Create Customer Group  ← Tests saves group_id</w:t>
-        <w:br/>
-        <w:t xml:space="preserve">    ├── Create Vendor Group  (vendor_token)</w:t>
-        <w:br/>
-        <w:t xml:space="preserve">    ├── List My Groups</w:t>
-        <w:br/>
-        <w:t xml:space="preserve">    ├── Group Detail  (member token)</w:t>
-        <w:br/>
-        <w:t xml:space="preserve">    ├── Add Member — by Profile ID  (admin_token + {"profile_id": "NK-..."})</w:t>
-        <w:br/>
-        <w:t xml:space="preserve">    ├── Eligible Members  (vendor admin_token — followers not in group)</w:t>
-        <w:br/>
-        <w:t xml:space="preserve">    ├── Add Member — by User ID  (vendor admin_token + {"user_id": "..."})</w:t>
-        <w:br/>
-        <w:t xml:space="preserve">    ├── Make Admin  (admin_token + POST empty body)</w:t>
-        <w:br/>
-        <w:t xml:space="preserve">    ├── Remove Admin  (admin_token + POST empty body)</w:t>
-        <w:br/>
-        <w:t xml:space="preserve">    ├── Share Product  ← Tests saves sp_id</w:t>
-        <w:br/>
-        <w:t xml:space="preserve">    ├── Share Product — External Link  (should return 400)</w:t>
-        <w:br/>
-        <w:t xml:space="preserve">    ├── List Shared Products</w:t>
-        <w:br/>
-        <w:t xml:space="preserve">    ├── Finalize Product  (admin_token + POST empty body)</w:t>
-        <w:br/>
-        <w:t xml:space="preserve">    ├── Leave Group  (member_token)</w:t>
-        <w:br/>
-        <w:t xml:space="preserve">    └── Delete Group  (creator_token)</w:t>
-      </w:r>
-    </w:p>
-    <w:p>
-      <w:pPr>
-        <w:pStyle w:val="Heading2"/>
-      </w:pPr>
-      <w:r>
-        <w:t>Auto-Save Token Script  (paste in Tests tab of Verify OTP request)</w:t>
-      </w:r>
-    </w:p>
-    <w:p>
-      <w:pPr>
-        <w:spacing w:before="40" w:after="40"/>
-        <w:ind w:left="288"/>
-        <w:shd w:val="clear" w:color="auto" w:fill="F0F0F0"/>
-      </w:pPr>
-      <w:r>
-        <w:rPr>
-          <w:rFonts w:ascii="Courier New" w:hAnsi="Courier New"/>
-          <w:color w:val="1A1A8C"/>
-          <w:sz w:val="18"/>
-        </w:rPr>
-        <w:t>// For VENDOR verify OTP request:</w:t>
-        <w:br/>
-        <w:t>const r = pm.response.json();</w:t>
-        <w:br/>
-        <w:t>if (r.access) {</w:t>
-        <w:br/>
-        <w:t xml:space="preserve">    pm.environment.set("vendor_token", r.access);</w:t>
-        <w:br/>
-        <w:t xml:space="preserve">    pm.environment.set("vendor_refresh", r.refresh);</w:t>
-        <w:br/>
-        <w:t xml:space="preserve">    console.log("Vendor token saved:", r.access.substring(0, 30) + "...");</w:t>
-        <w:br/>
-        <w:t>}</w:t>
-        <w:br/>
-        <w:br/>
-        <w:t>// For CUSTOMER verify OTP request — use this instead:</w:t>
-        <w:br/>
-        <w:t>// pm.environment.set("customer_token", r.access);</w:t>
-        <w:br/>
-        <w:t>// pm.environment.set("customer_refresh", r.refresh);</w:t>
-      </w:r>
-    </w:p>
-    <w:p>
-      <w:pPr>
-        <w:pStyle w:val="Heading2"/>
-      </w:pPr>
-      <w:r>
-        <w:t>Auto-Save Store ID  (paste in Tests tab of Create Store request)</w:t>
-      </w:r>
-    </w:p>
-    <w:p>
-      <w:pPr>
-        <w:spacing w:before="40" w:after="40"/>
-        <w:ind w:left="288"/>
-        <w:shd w:val="clear" w:color="auto" w:fill="F0F0F0"/>
-      </w:pPr>
-      <w:r>
-        <w:rPr>
-          <w:rFonts w:ascii="Courier New" w:hAnsi="Courier New"/>
-          <w:color w:val="1A1A8C"/>
-          <w:sz w:val="18"/>
-        </w:rPr>
-        <w:t>const r = pm.response.json();</w:t>
-        <w:br/>
-        <w:t>if (r.id) {</w:t>
-        <w:br/>
-        <w:t xml:space="preserve">    pm.environment.set("store_id", r.id);</w:t>
-        <w:br/>
-        <w:t xml:space="preserve">    console.log("store_id saved:", r.id);</w:t>
-        <w:br/>
-        <w:t>}</w:t>
-      </w:r>
-    </w:p>
-    <w:p>
-      <w:pPr>
-        <w:pStyle w:val="Heading2"/>
-      </w:pPr>
-      <w:r>
-        <w:t>Auto-Save Product ID  (paste in Tests tab of Create Product request)</w:t>
-      </w:r>
-    </w:p>
-    <w:p>
-      <w:pPr>
-        <w:spacing w:before="40" w:after="40"/>
-        <w:ind w:left="288"/>
-        <w:shd w:val="clear" w:color="auto" w:fill="F0F0F0"/>
-      </w:pPr>
-      <w:r>
-        <w:rPr>
-          <w:rFonts w:ascii="Courier New" w:hAnsi="Courier New"/>
-          <w:color w:val="1A1A8C"/>
-          <w:sz w:val="18"/>
-        </w:rPr>
-        <w:t>const r = pm.response.json();</w:t>
-        <w:br/>
-        <w:t>if (r.id) {</w:t>
-        <w:br/>
-        <w:t xml:space="preserve">    pm.environment.set("product_id", r.id);</w:t>
-        <w:br/>
-        <w:t xml:space="preserve">    console.log("product_id saved:", r.id);</w:t>
-        <w:br/>
-        <w:t>}</w:t>
-      </w:r>
-    </w:p>
-    <w:p>
-      <w:pPr>
-        <w:pStyle w:val="Heading2"/>
-      </w:pPr>
-      <w:r>
-        <w:t>Auto-Save Video ID  (paste in Tests tab of Request Upload URL request)</w:t>
-      </w:r>
-    </w:p>
-    <w:p>
-      <w:pPr>
-        <w:spacing w:before="40" w:after="40"/>
-        <w:ind w:left="288"/>
-        <w:shd w:val="clear" w:color="auto" w:fill="F0F0F0"/>
-      </w:pPr>
-      <w:r>
-        <w:rPr>
-          <w:rFonts w:ascii="Courier New" w:hAnsi="Courier New"/>
-          <w:color w:val="1A1A8C"/>
-          <w:sz w:val="18"/>
-        </w:rPr>
-        <w:t>const r = pm.response.json();</w:t>
-        <w:br/>
-        <w:t>if (r.video_id) {</w:t>
-        <w:br/>
-        <w:t xml:space="preserve">    pm.environment.set("video_id", r.video_id);</w:t>
-        <w:br/>
-        <w:t xml:space="preserve">    pm.environment.set("upload_url", r.upload_url);</w:t>
-        <w:br/>
-        <w:t xml:space="preserve">    console.log("video_id saved:", r.video_id);</w:t>
-        <w:br/>
-        <w:t>}</w:t>
-      </w:r>
-    </w:p>
-    <w:p>
-      <w:pPr>
-        <w:pStyle w:val="Heading2"/>
-      </w:pPr>
-      <w:r>
-        <w:t>Auto-Save Conversation ID  (paste in Tests tab of Start Conversation request)</w:t>
-      </w:r>
-    </w:p>
-    <w:p>
-      <w:pPr>
-        <w:spacing w:before="40" w:after="40"/>
-        <w:ind w:left="288"/>
-        <w:shd w:val="clear" w:color="auto" w:fill="F0F0F0"/>
-      </w:pPr>
-      <w:r>
-        <w:rPr>
-          <w:rFonts w:ascii="Courier New" w:hAnsi="Courier New"/>
-          <w:color w:val="1A1A8C"/>
-          <w:sz w:val="18"/>
-        </w:rPr>
-        <w:t>const r = pm.response.json();</w:t>
-        <w:br/>
-        <w:t>if (r.id) {</w:t>
-        <w:br/>
-        <w:t xml:space="preserve">    pm.environment.set("conversation_id", r.id);</w:t>
-        <w:br/>
-        <w:t xml:space="preserve">    console.log("conversation_id saved:", r.id);</w:t>
-        <w:br/>
-        <w:t>}</w:t>
-      </w:r>
-    </w:p>
-    <w:p>
-      <w:pPr>
-        <w:pStyle w:val="Heading2"/>
-      </w:pPr>
-      <w:r>
-        <w:t>Auto-Save Customer ID  (paste in Tests tab of Verify OTP Customer request)</w:t>
-      </w:r>
-    </w:p>
-    <w:p>
-      <w:pPr>
-        <w:spacing w:before="40" w:after="40"/>
-        <w:ind w:left="288"/>
-        <w:shd w:val="clear" w:color="auto" w:fill="F0F0F0"/>
-      </w:pPr>
-      <w:r>
-        <w:rPr>
-          <w:rFonts w:ascii="Courier New" w:hAnsi="Courier New"/>
-          <w:color w:val="1A1A8C"/>
-          <w:sz w:val="18"/>
-        </w:rPr>
-        <w:t>// Add this to the existing customer verify OTP Tests script:</w:t>
-        <w:br/>
-        <w:t>const r = pm.response.json();</w:t>
-        <w:br/>
-        <w:t>if (r.user &amp;&amp; r.user.id) {</w:t>
-        <w:br/>
-        <w:t xml:space="preserve">    pm.environment.set("customer_id", r.user.id);</w:t>
-        <w:br/>
-        <w:t xml:space="preserve">    console.log("customer_id saved:", r.user.id);</w:t>
-        <w:br/>
-        <w:t>}</w:t>
-      </w:r>
-    </w:p>
-    <w:p>
-      <w:pPr>
-        <w:ind w:left="288"/>
-        <w:shd w:val="clear" w:color="auto" w:fill="D1ECF1"/>
-      </w:pPr>
-      <w:r>
-        <w:rPr>
-          <w:i/>
-          <w:color w:val="0C5460"/>
-          <w:sz w:val="20"/>
-        </w:rPr>
-        <w:t xml:space="preserve">  💡  customer_id is needed for Sprint 6 blacklist endpoint:</w:t>
-        <w:br/>
-        <w:t xml:space="preserve">  POST /stores/{{store_id}}/blacklist/{{customer_id}}/</w:t>
-      </w:r>
-    </w:p>
-    <w:p>
-      <w:pPr>
-        <w:pStyle w:val="Heading2"/>
-      </w:pPr>
-      <w:r>
-        <w:t>Quick Test — All Public Endpoints via curl</w:t>
-      </w:r>
-    </w:p>
-    <w:p>
-      <w:r>
-        <w:rPr>
-          <w:b w:val="0"/>
-          <w:sz w:val="22"/>
-        </w:rPr>
-        <w:t>Copy-paste these into terminal to test without Postman:</w:t>
-      </w:r>
-    </w:p>
-    <w:p>
-      <w:pPr>
-        <w:spacing w:before="40" w:after="40"/>
-        <w:ind w:left="288"/>
-        <w:shd w:val="clear" w:color="auto" w:fill="F0F0F0"/>
-      </w:pPr>
-      <w:r>
-        <w:rPr>
-          <w:rFonts w:ascii="Courier New" w:hAnsi="Courier New"/>
-          <w:color w:val="1A1A8C"/>
-          <w:sz w:val="18"/>
-        </w:rPr>
-        <w:t># Health check</w:t>
-        <w:br/>
-        <w:t>curl -s http://localhost:8000/api/v1/health/ | python3 -m json.tool</w:t>
-        <w:br/>
-        <w:br/>
-        <w:t># Send OTP</w:t>
-        <w:br/>
-        <w:t>curl -s -X POST http://localhost:8000/api/v1/auth/otp/send/ \</w:t>
-        <w:br/>
-        <w:t xml:space="preserve">  -H "Content-Type: application/json" \</w:t>
-        <w:br/>
-        <w:t xml:space="preserve">  -d '{"phone_number": "+919999999999"}'</w:t>
-        <w:br/>
-        <w:br/>
-        <w:t># Verify OTP (copy access token from response)</w:t>
-        <w:br/>
-        <w:t>curl -s -X POST http://localhost:8000/api/v1/auth/otp/verify/ \</w:t>
-        <w:br/>
-        <w:t xml:space="preserve">  -H "Content-Type: application/json" \</w:t>
-        <w:br/>
-        <w:t xml:space="preserve">  -d '{"phone_number": "+919999999999", "otp": "123456"}'</w:t>
-        <w:br/>
-        <w:br/>
-        <w:t># Get profile (replace TOKEN with your access token)</w:t>
-        <w:br/>
-        <w:t>curl -s http://localhost:8000/api/v1/auth/me/ \</w:t>
-        <w:br/>
-        <w:t xml:space="preserve">  -H "Authorization: Bearer TOKEN"</w:t>
-      </w:r>
-    </w:p>
-    <w:p>
-      <w:r>
-        <w:br w:type="page"/>
-      </w:r>
-    </w:p>
-    <w:p>
-      <w:pPr>
-        <w:pStyle w:val="Heading1"/>
-      </w:pPr>
-      <w:r>
-        <w:t>6. How to Update This Document (Future Sprints)</w:t>
-      </w:r>
-    </w:p>
-    <w:p>
-      <w:pPr>
-        <w:ind w:left="288"/>
-        <w:shd w:val="clear" w:color="auto" w:fill="D1ECF1"/>
-      </w:pPr>
-      <w:r>
-        <w:rPr>
-          <w:i/>
-          <w:color w:val="0C5460"/>
-          <w:sz w:val="20"/>
-        </w:rPr>
-        <w:t xml:space="preserve">  📌  IMPORTANT: When a new sprint adds new API endpoints, update this document.</w:t>
-        <w:br/>
-        <w:t xml:space="preserve">     Do NOT create a separate doc — keep everything in this single file.</w:t>
-      </w:r>
-    </w:p>
-    <w:p/>
-    <w:p>
-      <w:pPr>
-        <w:pStyle w:val="Heading2"/>
-      </w:pPr>
-      <w:r>
-        <w:t>Checklist for each new sprint:</w:t>
-      </w:r>
-    </w:p>
-    <w:p>
-      <w:pPr>
-        <w:pStyle w:val="ListBullet"/>
-        <w:ind w:left="432"/>
-      </w:pPr>
-      <w:r>
-        <w:rPr>
-          <w:sz w:val="21"/>
-        </w:rPr>
-        <w:t>Add new endpoint rows to Section 2 — Complete API Reference table</w:t>
-      </w:r>
-    </w:p>
-    <w:p>
-      <w:pPr>
-        <w:pStyle w:val="ListBullet"/>
-        <w:ind w:left="432"/>
-      </w:pPr>
-      <w:r>
-        <w:rPr>
-          <w:sz w:val="21"/>
-        </w:rPr>
-        <w:t>Add new STEP sections in Section 3 — Step-by-Step Test Flow</w:t>
-      </w:r>
-    </w:p>
-    <w:p>
-      <w:pPr>
-        <w:pStyle w:val="ListBullet"/>
-        <w:ind w:left="432"/>
-      </w:pPr>
-      <w:r>
-        <w:rPr>
-          <w:sz w:val="21"/>
-        </w:rPr>
-        <w:t>Add new error cases in Section 4 — Error Cases to Test</w:t>
-      </w:r>
-    </w:p>
-    <w:p>
-      <w:pPr>
-        <w:pStyle w:val="ListBullet"/>
-        <w:ind w:left="432"/>
-      </w:pPr>
-      <w:r>
-        <w:rPr>
-          <w:sz w:val="21"/>
-        </w:rPr>
-        <w:t>Add new Postman folder in Section 5 — Postman Quick Setup</w:t>
-      </w:r>
-    </w:p>
-    <w:p>
-      <w:pPr>
-        <w:pStyle w:val="ListBullet"/>
-        <w:ind w:left="432"/>
-      </w:pPr>
-      <w:r>
-        <w:rPr>
-          <w:sz w:val="21"/>
-        </w:rPr>
-        <w:t>Update the cover page "Last updated" date and sprint range</w:t>
-      </w:r>
-    </w:p>
-    <w:p>
-      <w:pPr>
-        <w:pStyle w:val="ListBullet"/>
-        <w:ind w:left="432"/>
-      </w:pPr>
-      <w:r>
-        <w:rPr>
-          <w:sz w:val="21"/>
-        </w:rPr>
-        <w:t>If new field types are introduced (e.g. file uploads), add a format rules subsection in Section 1</w:t>
-      </w:r>
-    </w:p>
-    <w:p>
-      <w:pPr>
-        <w:pStyle w:val="Heading2"/>
-      </w:pPr>
-      <w:r>
-        <w:t>Upcoming Sprints to Add Here</w:t>
+        <w:t>Analytics Error Cases  (Sprint 8)</w:t>
       </w:r>
     </w:p>
     <w:tbl>
@@ -25679,7 +25627,7 @@
       <w:tr>
         <w:tc>
           <w:tcPr>
-            <w:tcW w:type="dxa" w:w="1152"/>
+            <w:tcW w:type="dxa" w:w="2736"/>
             <w:shd w:val="clear" w:color="auto" w:fill="1F4E79"/>
           </w:tcPr>
           <w:p>
@@ -25689,13 +25637,13 @@
                 <w:color w:val="FFFFFF"/>
                 <w:sz w:val="20"/>
               </w:rPr>
-              <w:t>Sprint</w:t>
-            </w:r>
-          </w:p>
-        </w:tc>
-        <w:tc>
-          <w:tcPr>
-            <w:tcW w:type="dxa" w:w="2160"/>
+              <w:t>Test</w:t>
+            </w:r>
+          </w:p>
+        </w:tc>
+        <w:tc>
+          <w:tcPr>
+            <w:tcW w:type="dxa" w:w="3744"/>
             <w:shd w:val="clear" w:color="auto" w:fill="1F4E79"/>
           </w:tcPr>
           <w:p>
@@ -25705,13 +25653,13 @@
                 <w:color w:val="FFFFFF"/>
                 <w:sz w:val="20"/>
               </w:rPr>
-              <w:t>Module</w:t>
-            </w:r>
-          </w:p>
-        </w:tc>
-        <w:tc>
-          <w:tcPr>
-            <w:tcW w:type="dxa" w:w="6048"/>
+              <w:t>Request / Situation</w:t>
+            </w:r>
+          </w:p>
+        </w:tc>
+        <w:tc>
+          <w:tcPr>
+            <w:tcW w:type="dxa" w:w="3024"/>
             <w:shd w:val="clear" w:color="auto" w:fill="1F4E79"/>
           </w:tcPr>
           <w:p>
@@ -25721,7 +25669,7 @@
                 <w:color w:val="FFFFFF"/>
                 <w:sz w:val="20"/>
               </w:rPr>
-              <w:t>APIs to Add</w:t>
+              <w:t>Expected Response</w:t>
             </w:r>
           </w:p>
         </w:tc>
@@ -25729,6 +25677,1697 @@
       <w:tr>
         <w:tc>
           <w:tcPr>
+            <w:tcW w:type="dxa" w:w="2736"/>
+            <w:shd w:val="clear" w:color="auto" w:fill="DEEAF1"/>
+          </w:tcPr>
+          <w:p>
+            <w:r>
+              <w:rPr>
+                <w:sz w:val="19"/>
+              </w:rPr>
+              <w:t>Vendor Dashboard — no store</w:t>
+            </w:r>
+          </w:p>
+        </w:tc>
+        <w:tc>
+          <w:tcPr>
+            <w:tcW w:type="dxa" w:w="3744"/>
+            <w:shd w:val="clear" w:color="auto" w:fill="DEEAF1"/>
+          </w:tcPr>
+          <w:p>
+            <w:r>
+              <w:rPr>
+                <w:sz w:val="19"/>
+              </w:rPr>
+              <w:t>GET /analytics/vendor/ — vendor with no store</w:t>
+            </w:r>
+          </w:p>
+        </w:tc>
+        <w:tc>
+          <w:tcPr>
+            <w:tcW w:type="dxa" w:w="3024"/>
+            <w:shd w:val="clear" w:color="auto" w:fill="DEEAF1"/>
+          </w:tcPr>
+          <w:p>
+            <w:r>
+              <w:rPr>
+                <w:sz w:val="19"/>
+              </w:rPr>
+              <w:t>400 — Create a store first</w:t>
+            </w:r>
+          </w:p>
+        </w:tc>
+      </w:tr>
+      <w:tr>
+        <w:tc>
+          <w:tcPr>
+            <w:tcW w:type="dxa" w:w="2736"/>
+          </w:tcPr>
+          <w:p>
+            <w:r>
+              <w:rPr>
+                <w:sz w:val="19"/>
+              </w:rPr>
+              <w:t>Dashboard — no auth</w:t>
+            </w:r>
+          </w:p>
+        </w:tc>
+        <w:tc>
+          <w:tcPr>
+            <w:tcW w:type="dxa" w:w="3744"/>
+          </w:tcPr>
+          <w:p>
+            <w:r>
+              <w:rPr>
+                <w:sz w:val="19"/>
+              </w:rPr>
+              <w:t>GET /analytics/vendor/ — no Authorization header</w:t>
+            </w:r>
+          </w:p>
+        </w:tc>
+        <w:tc>
+          <w:tcPr>
+            <w:tcW w:type="dxa" w:w="3024"/>
+          </w:tcPr>
+          <w:p>
+            <w:r>
+              <w:rPr>
+                <w:sz w:val="19"/>
+              </w:rPr>
+              <w:t>401 — authentication_failed</w:t>
+            </w:r>
+          </w:p>
+        </w:tc>
+      </w:tr>
+      <w:tr>
+        <w:tc>
+          <w:tcPr>
+            <w:tcW w:type="dxa" w:w="2736"/>
+            <w:shd w:val="clear" w:color="auto" w:fill="DEEAF1"/>
+          </w:tcPr>
+          <w:p>
+            <w:r>
+              <w:rPr>
+                <w:sz w:val="19"/>
+              </w:rPr>
+              <w:t>Dashboard — customer token</w:t>
+            </w:r>
+          </w:p>
+        </w:tc>
+        <w:tc>
+          <w:tcPr>
+            <w:tcW w:type="dxa" w:w="3744"/>
+            <w:shd w:val="clear" w:color="auto" w:fill="DEEAF1"/>
+          </w:tcPr>
+          <w:p>
+            <w:r>
+              <w:rPr>
+                <w:sz w:val="19"/>
+              </w:rPr>
+              <w:t>GET /analytics/vendor/ — customer token</w:t>
+            </w:r>
+          </w:p>
+        </w:tc>
+        <w:tc>
+          <w:tcPr>
+            <w:tcW w:type="dxa" w:w="3024"/>
+            <w:shd w:val="clear" w:color="auto" w:fill="DEEAF1"/>
+          </w:tcPr>
+          <w:p>
+            <w:r>
+              <w:rPr>
+                <w:sz w:val="19"/>
+              </w:rPr>
+              <w:t>403 — Vendor access only</w:t>
+            </w:r>
+          </w:p>
+        </w:tc>
+      </w:tr>
+      <w:tr>
+        <w:tc>
+          <w:tcPr>
+            <w:tcW w:type="dxa" w:w="2736"/>
+          </w:tcPr>
+          <w:p>
+            <w:r>
+              <w:rPr>
+                <w:sz w:val="19"/>
+              </w:rPr>
+              <w:t>Admin stats — vendor token</w:t>
+            </w:r>
+          </w:p>
+        </w:tc>
+        <w:tc>
+          <w:tcPr>
+            <w:tcW w:type="dxa" w:w="3744"/>
+          </w:tcPr>
+          <w:p>
+            <w:r>
+              <w:rPr>
+                <w:sz w:val="19"/>
+              </w:rPr>
+              <w:t>GET /admin-panel/stats/ — vendor token</w:t>
+            </w:r>
+          </w:p>
+        </w:tc>
+        <w:tc>
+          <w:tcPr>
+            <w:tcW w:type="dxa" w:w="3024"/>
+          </w:tcPr>
+          <w:p>
+            <w:r>
+              <w:rPr>
+                <w:sz w:val="19"/>
+              </w:rPr>
+              <w:t>403 — permission_denied</w:t>
+            </w:r>
+          </w:p>
+        </w:tc>
+      </w:tr>
+      <w:tr>
+        <w:tc>
+          <w:tcPr>
+            <w:tcW w:type="dxa" w:w="2736"/>
+            <w:shd w:val="clear" w:color="auto" w:fill="DEEAF1"/>
+          </w:tcPr>
+          <w:p>
+            <w:r>
+              <w:rPr>
+                <w:sz w:val="19"/>
+              </w:rPr>
+              <w:t>Admin stats — no auth</w:t>
+            </w:r>
+          </w:p>
+        </w:tc>
+        <w:tc>
+          <w:tcPr>
+            <w:tcW w:type="dxa" w:w="3744"/>
+            <w:shd w:val="clear" w:color="auto" w:fill="DEEAF1"/>
+          </w:tcPr>
+          <w:p>
+            <w:r>
+              <w:rPr>
+                <w:sz w:val="19"/>
+              </w:rPr>
+              <w:t>GET /admin-panel/stats/ — no header</w:t>
+            </w:r>
+          </w:p>
+        </w:tc>
+        <w:tc>
+          <w:tcPr>
+            <w:tcW w:type="dxa" w:w="3024"/>
+            <w:shd w:val="clear" w:color="auto" w:fill="DEEAF1"/>
+          </w:tcPr>
+          <w:p>
+            <w:r>
+              <w:rPr>
+                <w:sz w:val="19"/>
+              </w:rPr>
+              <w:t>401 — authentication_failed</w:t>
+            </w:r>
+          </w:p>
+        </w:tc>
+      </w:tr>
+      <w:tr>
+        <w:tc>
+          <w:tcPr>
+            <w:tcW w:type="dxa" w:w="2736"/>
+          </w:tcPr>
+          <w:p>
+            <w:r>
+              <w:rPr>
+                <w:sz w:val="19"/>
+              </w:rPr>
+              <w:t>Store update — wrong UUID</w:t>
+            </w:r>
+          </w:p>
+        </w:tc>
+        <w:tc>
+          <w:tcPr>
+            <w:tcW w:type="dxa" w:w="3744"/>
+          </w:tcPr>
+          <w:p>
+            <w:r>
+              <w:rPr>
+                <w:sz w:val="19"/>
+              </w:rPr>
+              <w:t>PATCH /admin-panel/stores/&lt;bad_uuid&gt;/</w:t>
+            </w:r>
+          </w:p>
+        </w:tc>
+        <w:tc>
+          <w:tcPr>
+            <w:tcW w:type="dxa" w:w="3024"/>
+          </w:tcPr>
+          <w:p>
+            <w:r>
+              <w:rPr>
+                <w:sz w:val="19"/>
+              </w:rPr>
+              <w:t>404 — Store not found</w:t>
+            </w:r>
+          </w:p>
+        </w:tc>
+      </w:tr>
+      <w:tr>
+        <w:tc>
+          <w:tcPr>
+            <w:tcW w:type="dxa" w:w="2736"/>
+            <w:shd w:val="clear" w:color="auto" w:fill="DEEAF1"/>
+          </w:tcPr>
+          <w:p>
+            <w:r>
+              <w:rPr>
+                <w:sz w:val="19"/>
+              </w:rPr>
+              <w:t>User not found</w:t>
+            </w:r>
+          </w:p>
+        </w:tc>
+        <w:tc>
+          <w:tcPr>
+            <w:tcW w:type="dxa" w:w="3744"/>
+            <w:shd w:val="clear" w:color="auto" w:fill="DEEAF1"/>
+          </w:tcPr>
+          <w:p>
+            <w:r>
+              <w:rPr>
+                <w:sz w:val="19"/>
+              </w:rPr>
+              <w:t>POST /admin-panel/users/&lt;bad_uuid&gt;/toggle-active/</w:t>
+            </w:r>
+          </w:p>
+        </w:tc>
+        <w:tc>
+          <w:tcPr>
+            <w:tcW w:type="dxa" w:w="3024"/>
+            <w:shd w:val="clear" w:color="auto" w:fill="DEEAF1"/>
+          </w:tcPr>
+          <w:p>
+            <w:r>
+              <w:rPr>
+                <w:sz w:val="19"/>
+              </w:rPr>
+              <w:t>404 — User not found</w:t>
+            </w:r>
+          </w:p>
+        </w:tc>
+      </w:tr>
+      <w:tr>
+        <w:tc>
+          <w:tcPr>
+            <w:tcW w:type="dxa" w:w="2736"/>
+          </w:tcPr>
+          <w:p>
+            <w:r>
+              <w:rPr>
+                <w:sz w:val="19"/>
+              </w:rPr>
+              <w:t>Toggle own account</w:t>
+            </w:r>
+          </w:p>
+        </w:tc>
+        <w:tc>
+          <w:tcPr>
+            <w:tcW w:type="dxa" w:w="3744"/>
+          </w:tcPr>
+          <w:p>
+            <w:r>
+              <w:rPr>
+                <w:sz w:val="19"/>
+              </w:rPr>
+              <w:t>POST /admin-panel/users/&lt;own_id&gt;/toggle-active/</w:t>
+            </w:r>
+          </w:p>
+        </w:tc>
+        <w:tc>
+          <w:tcPr>
+            <w:tcW w:type="dxa" w:w="3024"/>
+          </w:tcPr>
+          <w:p>
+            <w:r>
+              <w:rPr>
+                <w:sz w:val="19"/>
+              </w:rPr>
+              <w:t>400 — Cannot deactivate your own account</w:t>
+            </w:r>
+          </w:p>
+        </w:tc>
+      </w:tr>
+      <w:tr>
+        <w:tc>
+          <w:tcPr>
+            <w:tcW w:type="dxa" w:w="2736"/>
+            <w:shd w:val="clear" w:color="auto" w:fill="DEEAF1"/>
+          </w:tcPr>
+          <w:p>
+            <w:r>
+              <w:rPr>
+                <w:sz w:val="19"/>
+              </w:rPr>
+              <w:t>Store list — vendor token</w:t>
+            </w:r>
+          </w:p>
+        </w:tc>
+        <w:tc>
+          <w:tcPr>
+            <w:tcW w:type="dxa" w:w="3744"/>
+            <w:shd w:val="clear" w:color="auto" w:fill="DEEAF1"/>
+          </w:tcPr>
+          <w:p>
+            <w:r>
+              <w:rPr>
+                <w:sz w:val="19"/>
+              </w:rPr>
+              <w:t>GET /admin-panel/stores/ — vendor token</w:t>
+            </w:r>
+          </w:p>
+        </w:tc>
+        <w:tc>
+          <w:tcPr>
+            <w:tcW w:type="dxa" w:w="3024"/>
+            <w:shd w:val="clear" w:color="auto" w:fill="DEEAF1"/>
+          </w:tcPr>
+          <w:p>
+            <w:r>
+              <w:rPr>
+                <w:sz w:val="19"/>
+              </w:rPr>
+              <w:t>403 — permission_denied</w:t>
+            </w:r>
+          </w:p>
+        </w:tc>
+      </w:tr>
+      <w:tr>
+        <w:tc>
+          <w:tcPr>
+            <w:tcW w:type="dxa" w:w="2736"/>
+          </w:tcPr>
+          <w:p>
+            <w:r>
+              <w:rPr>
+                <w:sz w:val="19"/>
+              </w:rPr>
+              <w:t>User list — vendor token</w:t>
+            </w:r>
+          </w:p>
+        </w:tc>
+        <w:tc>
+          <w:tcPr>
+            <w:tcW w:type="dxa" w:w="3744"/>
+          </w:tcPr>
+          <w:p>
+            <w:r>
+              <w:rPr>
+                <w:sz w:val="19"/>
+              </w:rPr>
+              <w:t>GET /admin-panel/users/ — vendor token</w:t>
+            </w:r>
+          </w:p>
+        </w:tc>
+        <w:tc>
+          <w:tcPr>
+            <w:tcW w:type="dxa" w:w="3024"/>
+          </w:tcPr>
+          <w:p>
+            <w:r>
+              <w:rPr>
+                <w:sz w:val="19"/>
+              </w:rPr>
+              <w:t>403 — permission_denied</w:t>
+            </w:r>
+          </w:p>
+        </w:tc>
+      </w:tr>
+    </w:tbl>
+    <w:p/>
+    <w:p>
+      <w:pPr>
+        <w:pStyle w:val="Heading2"/>
+      </w:pPr>
+      <w:r>
+        <w:t>Video Error Cases  (Sprint 4)</w:t>
+      </w:r>
+    </w:p>
+    <w:tbl>
+      <w:tblPr>
+        <w:tblStyle w:val="TableGrid"/>
+        <w:tblW w:type="auto" w:w="0"/>
+        <w:jc w:val="left"/>
+        <w:tblLook w:firstColumn="1" w:firstRow="1" w:lastColumn="0" w:lastRow="0" w:noHBand="0" w:noVBand="1" w:val="04A0"/>
+      </w:tblPr>
+      <w:tblGrid>
+        <w:gridCol w:w="3216"/>
+        <w:gridCol w:w="3216"/>
+        <w:gridCol w:w="3216"/>
+      </w:tblGrid>
+      <w:tr>
+        <w:tc>
+          <w:tcPr>
+            <w:tcW w:type="dxa" w:w="2880"/>
+            <w:shd w:val="clear" w:color="auto" w:fill="1F4E79"/>
+          </w:tcPr>
+          <w:p>
+            <w:r>
+              <w:rPr>
+                <w:b/>
+                <w:color w:val="FFFFFF"/>
+                <w:sz w:val="20"/>
+              </w:rPr>
+              <w:t>Test</w:t>
+            </w:r>
+          </w:p>
+        </w:tc>
+        <w:tc>
+          <w:tcPr>
+            <w:tcW w:type="dxa" w:w="3456"/>
+            <w:shd w:val="clear" w:color="auto" w:fill="1F4E79"/>
+          </w:tcPr>
+          <w:p>
+            <w:r>
+              <w:rPr>
+                <w:b/>
+                <w:color w:val="FFFFFF"/>
+                <w:sz w:val="20"/>
+              </w:rPr>
+              <w:t>Request</w:t>
+            </w:r>
+          </w:p>
+        </w:tc>
+        <w:tc>
+          <w:tcPr>
+            <w:tcW w:type="dxa" w:w="3168"/>
+            <w:shd w:val="clear" w:color="auto" w:fill="1F4E79"/>
+          </w:tcPr>
+          <w:p>
+            <w:r>
+              <w:rPr>
+                <w:b/>
+                <w:color w:val="FFFFFF"/>
+                <w:sz w:val="20"/>
+              </w:rPr>
+              <w:t>Expected Response</w:t>
+            </w:r>
+          </w:p>
+        </w:tc>
+      </w:tr>
+      <w:tr>
+        <w:tc>
+          <w:tcPr>
+            <w:tcW w:type="dxa" w:w="2880"/>
+            <w:shd w:val="clear" w:color="auto" w:fill="DEEAF1"/>
+          </w:tcPr>
+          <w:p>
+            <w:r>
+              <w:rPr>
+                <w:sz w:val="19"/>
+              </w:rPr>
+              <w:t>No store — request upload</w:t>
+            </w:r>
+          </w:p>
+        </w:tc>
+        <w:tc>
+          <w:tcPr>
+            <w:tcW w:type="dxa" w:w="3456"/>
+            <w:shd w:val="clear" w:color="auto" w:fill="DEEAF1"/>
+          </w:tcPr>
+          <w:p>
+            <w:r>
+              <w:rPr>
+                <w:sz w:val="19"/>
+              </w:rPr>
+              <w:t>POST /videos/request-upload/ before store created</w:t>
+            </w:r>
+          </w:p>
+        </w:tc>
+        <w:tc>
+          <w:tcPr>
+            <w:tcW w:type="dxa" w:w="3168"/>
+            <w:shd w:val="clear" w:color="auto" w:fill="DEEAF1"/>
+          </w:tcPr>
+          <w:p>
+            <w:r>
+              <w:rPr>
+                <w:sz w:val="19"/>
+              </w:rPr>
+              <w:t>400 — Create a store first</w:t>
+            </w:r>
+          </w:p>
+        </w:tc>
+      </w:tr>
+      <w:tr>
+        <w:tc>
+          <w:tcPr>
+            <w:tcW w:type="dxa" w:w="2880"/>
+          </w:tcPr>
+          <w:p>
+            <w:r>
+              <w:rPr>
+                <w:sz w:val="19"/>
+              </w:rPr>
+              <w:t>Missing title</w:t>
+            </w:r>
+          </w:p>
+        </w:tc>
+        <w:tc>
+          <w:tcPr>
+            <w:tcW w:type="dxa" w:w="3456"/>
+          </w:tcPr>
+          <w:p>
+            <w:r>
+              <w:rPr>
+                <w:sz w:val="19"/>
+              </w:rPr>
+              <w:t>POST /videos/request-upload/ with no title field</w:t>
+            </w:r>
+          </w:p>
+        </w:tc>
+        <w:tc>
+          <w:tcPr>
+            <w:tcW w:type="dxa" w:w="3168"/>
+          </w:tcPr>
+          <w:p>
+            <w:r>
+              <w:rPr>
+                <w:sz w:val="19"/>
+              </w:rPr>
+              <w:t>400 — This field is required</w:t>
+            </w:r>
+          </w:p>
+        </w:tc>
+      </w:tr>
+      <w:tr>
+        <w:tc>
+          <w:tcPr>
+            <w:tcW w:type="dxa" w:w="2880"/>
+            <w:shd w:val="clear" w:color="auto" w:fill="DEEAF1"/>
+          </w:tcPr>
+          <w:p>
+            <w:r>
+              <w:rPr>
+                <w:sz w:val="19"/>
+              </w:rPr>
+              <w:t>Customer calls request-upload</w:t>
+            </w:r>
+          </w:p>
+        </w:tc>
+        <w:tc>
+          <w:tcPr>
+            <w:tcW w:type="dxa" w:w="3456"/>
+            <w:shd w:val="clear" w:color="auto" w:fill="DEEAF1"/>
+          </w:tcPr>
+          <w:p>
+            <w:r>
+              <w:rPr>
+                <w:sz w:val="19"/>
+              </w:rPr>
+              <w:t>POST /videos/request-upload/ with customer token</w:t>
+            </w:r>
+          </w:p>
+        </w:tc>
+        <w:tc>
+          <w:tcPr>
+            <w:tcW w:type="dxa" w:w="3168"/>
+            <w:shd w:val="clear" w:color="auto" w:fill="DEEAF1"/>
+          </w:tcPr>
+          <w:p>
+            <w:r>
+              <w:rPr>
+                <w:sz w:val="19"/>
+              </w:rPr>
+              <w:t>403 — Vendor access only</w:t>
+            </w:r>
+          </w:p>
+        </w:tc>
+      </w:tr>
+      <w:tr>
+        <w:tc>
+          <w:tcPr>
+            <w:tcW w:type="dxa" w:w="2880"/>
+          </w:tcPr>
+          <w:p>
+            <w:r>
+              <w:rPr>
+                <w:sz w:val="19"/>
+              </w:rPr>
+              <w:t>Confirm already-ready video</w:t>
+            </w:r>
+          </w:p>
+        </w:tc>
+        <w:tc>
+          <w:tcPr>
+            <w:tcW w:type="dxa" w:w="3456"/>
+          </w:tcPr>
+          <w:p>
+            <w:r>
+              <w:rPr>
+                <w:sz w:val="19"/>
+              </w:rPr>
+              <w:t>POST /videos/&lt;id&gt;/confirm-upload/ on ready video</w:t>
+            </w:r>
+          </w:p>
+        </w:tc>
+        <w:tc>
+          <w:tcPr>
+            <w:tcW w:type="dxa" w:w="3168"/>
+          </w:tcPr>
+          <w:p>
+            <w:r>
+              <w:rPr>
+                <w:sz w:val="19"/>
+              </w:rPr>
+              <w:t>400 — Video already in "ready" state</w:t>
+            </w:r>
+          </w:p>
+        </w:tc>
+      </w:tr>
+      <w:tr>
+        <w:tc>
+          <w:tcPr>
+            <w:tcW w:type="dxa" w:w="2880"/>
+            <w:shd w:val="clear" w:color="auto" w:fill="DEEAF1"/>
+          </w:tcPr>
+          <w:p>
+            <w:r>
+              <w:rPr>
+                <w:sz w:val="19"/>
+              </w:rPr>
+              <w:t>Duration too long</w:t>
+            </w:r>
+          </w:p>
+        </w:tc>
+        <w:tc>
+          <w:tcPr>
+            <w:tcW w:type="dxa" w:w="3456"/>
+            <w:shd w:val="clear" w:color="auto" w:fill="DEEAF1"/>
+          </w:tcPr>
+          <w:p>
+            <w:r>
+              <w:rPr>
+                <w:sz w:val="19"/>
+              </w:rPr>
+              <w:t>POST /videos/&lt;id&gt;/confirm-upload/ — duration_seconds=120</w:t>
+            </w:r>
+          </w:p>
+        </w:tc>
+        <w:tc>
+          <w:tcPr>
+            <w:tcW w:type="dxa" w:w="3168"/>
+            <w:shd w:val="clear" w:color="auto" w:fill="DEEAF1"/>
+          </w:tcPr>
+          <w:p>
+            <w:r>
+              <w:rPr>
+                <w:sz w:val="19"/>
+              </w:rPr>
+              <w:t>400 — cannot exceed 60 seconds</w:t>
+            </w:r>
+          </w:p>
+        </w:tc>
+      </w:tr>
+      <w:tr>
+        <w:tc>
+          <w:tcPr>
+            <w:tcW w:type="dxa" w:w="2880"/>
+          </w:tcPr>
+          <w:p>
+            <w:r>
+              <w:rPr>
+                <w:sz w:val="19"/>
+              </w:rPr>
+              <w:t>Confirm another vendor video</w:t>
+            </w:r>
+          </w:p>
+        </w:tc>
+        <w:tc>
+          <w:tcPr>
+            <w:tcW w:type="dxa" w:w="3456"/>
+          </w:tcPr>
+          <w:p>
+            <w:r>
+              <w:rPr>
+                <w:sz w:val="19"/>
+              </w:rPr>
+              <w:t>POST /videos/&lt;id&gt;/confirm-upload/ — wrong vendor</w:t>
+            </w:r>
+          </w:p>
+        </w:tc>
+        <w:tc>
+          <w:tcPr>
+            <w:tcW w:type="dxa" w:w="3168"/>
+          </w:tcPr>
+          <w:p>
+            <w:r>
+              <w:rPr>
+                <w:sz w:val="19"/>
+              </w:rPr>
+              <w:t>404 — not_found</w:t>
+            </w:r>
+          </w:p>
+        </w:tc>
+      </w:tr>
+      <w:tr>
+        <w:tc>
+          <w:tcPr>
+            <w:tcW w:type="dxa" w:w="2880"/>
+            <w:shd w:val="clear" w:color="auto" w:fill="DEEAF1"/>
+          </w:tcPr>
+          <w:p>
+            <w:r>
+              <w:rPr>
+                <w:sz w:val="19"/>
+              </w:rPr>
+              <w:t>Feed without lat/lng</w:t>
+            </w:r>
+          </w:p>
+        </w:tc>
+        <w:tc>
+          <w:tcPr>
+            <w:tcW w:type="dxa" w:w="3456"/>
+            <w:shd w:val="clear" w:color="auto" w:fill="DEEAF1"/>
+          </w:tcPr>
+          <w:p>
+            <w:r>
+              <w:rPr>
+                <w:sz w:val="19"/>
+              </w:rPr>
+              <w:t>GET /videos/feed/ — no ?lat=&amp;lng= params</w:t>
+            </w:r>
+          </w:p>
+        </w:tc>
+        <w:tc>
+          <w:tcPr>
+            <w:tcW w:type="dxa" w:w="3168"/>
+            <w:shd w:val="clear" w:color="auto" w:fill="DEEAF1"/>
+          </w:tcPr>
+          <w:p>
+            <w:r>
+              <w:rPr>
+                <w:sz w:val="19"/>
+              </w:rPr>
+              <w:t>400 — lat and lng are required numbers</w:t>
+            </w:r>
+          </w:p>
+        </w:tc>
+      </w:tr>
+      <w:tr>
+        <w:tc>
+          <w:tcPr>
+            <w:tcW w:type="dxa" w:w="2880"/>
+          </w:tcPr>
+          <w:p>
+            <w:r>
+              <w:rPr>
+                <w:sz w:val="19"/>
+              </w:rPr>
+              <w:t>Detail on processing video</w:t>
+            </w:r>
+          </w:p>
+        </w:tc>
+        <w:tc>
+          <w:tcPr>
+            <w:tcW w:type="dxa" w:w="3456"/>
+          </w:tcPr>
+          <w:p>
+            <w:r>
+              <w:rPr>
+                <w:sz w:val="19"/>
+              </w:rPr>
+              <w:t>GET /videos/&lt;id&gt;/ while status=processing</w:t>
+            </w:r>
+          </w:p>
+        </w:tc>
+        <w:tc>
+          <w:tcPr>
+            <w:tcW w:type="dxa" w:w="3168"/>
+          </w:tcPr>
+          <w:p>
+            <w:r>
+              <w:rPr>
+                <w:sz w:val="19"/>
+              </w:rPr>
+              <w:t>404 — not_found (only ready shown)</w:t>
+            </w:r>
+          </w:p>
+        </w:tc>
+      </w:tr>
+      <w:tr>
+        <w:tc>
+          <w:tcPr>
+            <w:tcW w:type="dxa" w:w="2880"/>
+            <w:shd w:val="clear" w:color="auto" w:fill="DEEAF1"/>
+          </w:tcPr>
+          <w:p>
+            <w:r>
+              <w:rPr>
+                <w:sz w:val="19"/>
+              </w:rPr>
+              <w:t>Like without auth</w:t>
+            </w:r>
+          </w:p>
+        </w:tc>
+        <w:tc>
+          <w:tcPr>
+            <w:tcW w:type="dxa" w:w="3456"/>
+            <w:shd w:val="clear" w:color="auto" w:fill="DEEAF1"/>
+          </w:tcPr>
+          <w:p>
+            <w:r>
+              <w:rPr>
+                <w:sz w:val="19"/>
+              </w:rPr>
+              <w:t>POST /videos/&lt;id&gt;/like/ — no auth header</w:t>
+            </w:r>
+          </w:p>
+        </w:tc>
+        <w:tc>
+          <w:tcPr>
+            <w:tcW w:type="dxa" w:w="3168"/>
+            <w:shd w:val="clear" w:color="auto" w:fill="DEEAF1"/>
+          </w:tcPr>
+          <w:p>
+            <w:r>
+              <w:rPr>
+                <w:sz w:val="19"/>
+              </w:rPr>
+              <w:t>401 — authentication_failed</w:t>
+            </w:r>
+          </w:p>
+        </w:tc>
+      </w:tr>
+      <w:tr>
+        <w:tc>
+          <w:tcPr>
+            <w:tcW w:type="dxa" w:w="2880"/>
+          </w:tcPr>
+          <w:p>
+            <w:r>
+              <w:rPr>
+                <w:sz w:val="19"/>
+              </w:rPr>
+              <w:t>Update another vendor video</w:t>
+            </w:r>
+          </w:p>
+        </w:tc>
+        <w:tc>
+          <w:tcPr>
+            <w:tcW w:type="dxa" w:w="3456"/>
+          </w:tcPr>
+          <w:p>
+            <w:r>
+              <w:rPr>
+                <w:sz w:val="19"/>
+              </w:rPr>
+              <w:t>PATCH /videos/&lt;id&gt;/update/ — different vendor token</w:t>
+            </w:r>
+          </w:p>
+        </w:tc>
+        <w:tc>
+          <w:tcPr>
+            <w:tcW w:type="dxa" w:w="3168"/>
+          </w:tcPr>
+          <w:p>
+            <w:r>
+              <w:rPr>
+                <w:sz w:val="19"/>
+              </w:rPr>
+              <w:t>404 — not_found</w:t>
+            </w:r>
+          </w:p>
+        </w:tc>
+      </w:tr>
+      <w:tr>
+        <w:tc>
+          <w:tcPr>
+            <w:tcW w:type="dxa" w:w="2880"/>
+            <w:shd w:val="clear" w:color="auto" w:fill="DEEAF1"/>
+          </w:tcPr>
+          <w:p>
+            <w:r>
+              <w:rPr>
+                <w:sz w:val="19"/>
+              </w:rPr>
+              <w:t>Delete another vendor video</w:t>
+            </w:r>
+          </w:p>
+        </w:tc>
+        <w:tc>
+          <w:tcPr>
+            <w:tcW w:type="dxa" w:w="3456"/>
+            <w:shd w:val="clear" w:color="auto" w:fill="DEEAF1"/>
+          </w:tcPr>
+          <w:p>
+            <w:r>
+              <w:rPr>
+                <w:sz w:val="19"/>
+              </w:rPr>
+              <w:t>DELETE /videos/&lt;id&gt;/delete/ — different vendor</w:t>
+            </w:r>
+          </w:p>
+        </w:tc>
+        <w:tc>
+          <w:tcPr>
+            <w:tcW w:type="dxa" w:w="3168"/>
+            <w:shd w:val="clear" w:color="auto" w:fill="DEEAF1"/>
+          </w:tcPr>
+          <w:p>
+            <w:r>
+              <w:rPr>
+                <w:sz w:val="19"/>
+              </w:rPr>
+              <w:t>404 — not_found</w:t>
+            </w:r>
+          </w:p>
+        </w:tc>
+      </w:tr>
+      <w:tr>
+        <w:tc>
+          <w:tcPr>
+            <w:tcW w:type="dxa" w:w="2880"/>
+          </w:tcPr>
+          <w:p>
+            <w:r>
+              <w:rPr>
+                <w:sz w:val="19"/>
+              </w:rPr>
+              <w:t>Delete with customer token</w:t>
+            </w:r>
+          </w:p>
+        </w:tc>
+        <w:tc>
+          <w:tcPr>
+            <w:tcW w:type="dxa" w:w="3456"/>
+          </w:tcPr>
+          <w:p>
+            <w:r>
+              <w:rPr>
+                <w:sz w:val="19"/>
+              </w:rPr>
+              <w:t>DELETE /videos/&lt;id&gt;/delete/ — customer token</w:t>
+            </w:r>
+          </w:p>
+        </w:tc>
+        <w:tc>
+          <w:tcPr>
+            <w:tcW w:type="dxa" w:w="3168"/>
+          </w:tcPr>
+          <w:p>
+            <w:r>
+              <w:rPr>
+                <w:sz w:val="19"/>
+              </w:rPr>
+              <w:t>403 — Vendor access only</w:t>
+            </w:r>
+          </w:p>
+        </w:tc>
+      </w:tr>
+    </w:tbl>
+    <w:p/>
+    <w:p>
+      <w:r>
+        <w:br w:type="page"/>
+      </w:r>
+    </w:p>
+    <w:p>
+      <w:pPr>
+        <w:pStyle w:val="Heading1"/>
+      </w:pPr>
+      <w:r>
+        <w:t>5. Postman Quick Setup</w:t>
+      </w:r>
+    </w:p>
+    <w:p>
+      <w:pPr>
+        <w:pStyle w:val="Heading2"/>
+      </w:pPr>
+      <w:r>
+        <w:t>Collection Folder Structure (recommended)</w:t>
+      </w:r>
+    </w:p>
+    <w:p>
+      <w:pPr>
+        <w:spacing w:before="40" w:after="40"/>
+        <w:ind w:left="288"/>
+        <w:shd w:val="clear" w:color="auto" w:fill="F0F0F0"/>
+      </w:pPr>
+      <w:r>
+        <w:rPr>
+          <w:rFonts w:ascii="Courier New" w:hAnsi="Courier New"/>
+          <w:color w:val="1A1A8C"/>
+          <w:sz w:val="18"/>
+        </w:rPr>
+        <w:t>NearKart Local</w:t>
+        <w:br/>
+        <w:t>├── 0. Setup</w:t>
+        <w:br/>
+        <w:t>│   └── Health Check</w:t>
+        <w:br/>
+        <w:t>├── 1. Auth</w:t>
+        <w:br/>
+        <w:t>│   ├── Send OTP (Vendor)</w:t>
+        <w:br/>
+        <w:t>│   ├── Verify OTP (Vendor) ← Tests script saves vendor_token</w:t>
+        <w:br/>
+        <w:t>│   ├── Send OTP (Customer)</w:t>
+        <w:br/>
+        <w:t>│   ├── Verify OTP (Customer) ← Tests script saves customer_token + customer_id</w:t>
+        <w:br/>
+        <w:t>│   ├── Get Profile</w:t>
+        <w:br/>
+        <w:t>│   ├── Update Profile</w:t>
+        <w:br/>
+        <w:t>│   ├── Update Location</w:t>
+        <w:br/>
+        <w:t>│   ├── Refresh Token</w:t>
+        <w:br/>
+        <w:t>│   └── Logout</w:t>
+        <w:br/>
+        <w:t>├── 2. Stores</w:t>
+        <w:br/>
+        <w:t>│   ├── Create Store ← Tests script saves store_id</w:t>
+        <w:br/>
+        <w:t>│   ├── Nearby Stores</w:t>
+        <w:br/>
+        <w:t>│   ├── Store Detail</w:t>
+        <w:br/>
+        <w:t>│   ├── Update Store</w:t>
+        <w:br/>
+        <w:t>│   ├── Follow Store</w:t>
+        <w:br/>
+        <w:t>│   ├── Review Store</w:t>
+        <w:br/>
+        <w:t>│   └── QR Code</w:t>
+        <w:br/>
+        <w:t>├── 3. Products</w:t>
+        <w:br/>
+        <w:t>│   ├── Create Product ← Tests script saves product_id</w:t>
+        <w:br/>
+        <w:t>│   ├── Nearby Products</w:t>
+        <w:br/>
+        <w:t>│   ├── Search Products</w:t>
+        <w:br/>
+        <w:t>│   ├── Product Detail</w:t>
+        <w:br/>
+        <w:t>│   ├── Update Product</w:t>
+        <w:br/>
+        <w:t>│   ├── Delete Product</w:t>
+        <w:br/>
+        <w:t>│   └── Wishlist Toggle</w:t>
+        <w:br/>
+        <w:t>├── 4. Videos</w:t>
+        <w:br/>
+        <w:t>│   ├── Request Upload URL ← Tests script saves video_id</w:t>
+        <w:br/>
+        <w:t>│   ├── Confirm Upload</w:t>
+        <w:br/>
+        <w:t>│   ├── My Videos (Vendor Library)</w:t>
+        <w:br/>
+        <w:t>│   ├── Update Video</w:t>
+        <w:br/>
+        <w:t>│   ├── Video Feed</w:t>
+        <w:br/>
+        <w:t>│   ├── Video Detail</w:t>
+        <w:br/>
+        <w:t>│   ├── Like / Unlike Video</w:t>
+        <w:br/>
+        <w:t>│   └── Delete Video</w:t>
+        <w:br/>
+        <w:t>├── 5. Chat</w:t>
+        <w:br/>
+        <w:t>│   ├── Start Conversation ← Tests script saves conversation_id</w:t>
+        <w:br/>
+        <w:t>│   ├── List Conversations (Inbox)</w:t>
+        <w:br/>
+        <w:t>│   ├── Message History</w:t>
+        <w:br/>
+        <w:t>│   ├── Mark as Read</w:t>
+        <w:br/>
+        <w:t>│   └── [WebSocket] Connect + Send  (use Postman WS tab or wscat)</w:t>
+        <w:br/>
+        <w:t>├── 6. Blacklist</w:t>
+        <w:br/>
+        <w:t>│   ├── Block Customer  (vendor token + store_id + customer_id)</w:t>
+        <w:br/>
+        <w:t>│   ├── List Blocked Customers  (vendor token + store_id)</w:t>
+        <w:br/>
+        <w:t>│   └── Unblock Customer  (same endpoint as Block — toggle)</w:t>
+        <w:br/>
+        <w:t>├── 7. Billing</w:t>
+        <w:br/>
+        <w:t>│   ├── List Plans  (no auth required)</w:t>
+        <w:br/>
+        <w:t>│   ├── Wallet Balance  (vendor token)</w:t>
+        <w:br/>
+        <w:t>│   ├── Top Up Wallet  (vendor token + {"amount": "1000.00"})</w:t>
+        <w:br/>
+        <w:t>│   ├── Subscribe to Plan  (vendor token + {"plan_name": "basic"})</w:t>
+        <w:br/>
+        <w:t>│   ├── Subscription Status  (vendor token)</w:t>
+        <w:br/>
+        <w:t>│   └── Transaction History  (vendor token)</w:t>
+        <w:br/>
+        <w:t>├── 8. Analytics + Admin</w:t>
+        <w:br/>
+        <w:t>│   ├── [Analytics] Vendor Dashboard  (vendor token)</w:t>
+        <w:br/>
+        <w:t>│   ├── [Analytics] Vendor Video Stats  (vendor token)</w:t>
+        <w:br/>
+        <w:t>│   ├── [Analytics] Vendor Product Stats  (vendor token)</w:t>
+        <w:br/>
+        <w:t>│   ├── [Admin] Platform Stats  (admin_token)</w:t>
+        <w:br/>
+        <w:t>│   ├── [Admin] List All Stores  (admin_token)</w:t>
+        <w:br/>
+        <w:t>│   ├── [Admin] Verify Store  (admin_token + PATCH {"is_verified": true})</w:t>
+        <w:br/>
+        <w:t>│   ├── [Admin] List All Users  (admin_token)</w:t>
+        <w:br/>
+        <w:t>│   └── [Admin] Toggle User Active  (admin_token + POST empty body)</w:t>
+        <w:br/>
+        <w:t>├── 9. Reservations</w:t>
+        <w:br/>
+        <w:t>│   ├── Create Reservation  (customer_token + store_id + product_id)</w:t>
+        <w:br/>
+        <w:t>│   ├── List Reservations  (customer_token → own / vendor_token → store's)</w:t>
+        <w:br/>
+        <w:t>│   ├── Reservation Detail  (customer_token or vendor_token)</w:t>
+        <w:br/>
+        <w:t>│   ├── Update Status — Confirm  (vendor_token + {"status": "confirmed"})</w:t>
+        <w:br/>
+        <w:t>│   ├── Update Status — Complete  (vendor_token + {"status": "completed"})</w:t>
+        <w:br/>
+        <w:t>│   ├── Update Status — Cancel  (vendor_token + {"status": "cancelled"})</w:t>
+        <w:br/>
+        <w:t>│   └── Customer Cancel  (customer_token + POST empty body)</w:t>
+        <w:br/>
+        <w:t>└── 10. Groups</w:t>
+        <w:br/>
+        <w:t xml:space="preserve">    ├── Get My Profile ID  (any_token → GET /auth/me/)</w:t>
+        <w:br/>
+        <w:t xml:space="preserve">    ├── Search by Profile ID  (any_token + ?profile_id=NK-XXXXXX)</w:t>
+        <w:br/>
+        <w:t xml:space="preserve">    ├── Create Customer Group  ← Tests saves group_id</w:t>
+        <w:br/>
+        <w:t xml:space="preserve">    ├── Create Vendor Group  (vendor_token)</w:t>
+        <w:br/>
+        <w:t xml:space="preserve">    ├── List My Groups</w:t>
+        <w:br/>
+        <w:t xml:space="preserve">    ├── Group Detail  (member token)</w:t>
+        <w:br/>
+        <w:t xml:space="preserve">    ├── Add Member — by Profile ID  (admin_token + {"profile_id": "NK-..."})</w:t>
+        <w:br/>
+        <w:t xml:space="preserve">    ├── Eligible Members  (vendor admin_token — followers not in group)</w:t>
+        <w:br/>
+        <w:t xml:space="preserve">    ├── Add Member — by User ID  (vendor admin_token + {"user_id": "..."})</w:t>
+        <w:br/>
+        <w:t xml:space="preserve">    ├── Make Admin  (admin_token + POST empty body)</w:t>
+        <w:br/>
+        <w:t xml:space="preserve">    ├── Remove Admin  (admin_token + POST empty body)</w:t>
+        <w:br/>
+        <w:t xml:space="preserve">    ├── Share Product  ← Tests saves sp_id</w:t>
+        <w:br/>
+        <w:t xml:space="preserve">    ├── Share Product — External Link  (should return 400)</w:t>
+        <w:br/>
+        <w:t xml:space="preserve">    ├── List Shared Products</w:t>
+        <w:br/>
+        <w:t xml:space="preserve">    ├── Finalize Product  (admin_token + POST empty body)</w:t>
+        <w:br/>
+        <w:t xml:space="preserve">    ├── Leave Group  (member_token)</w:t>
+        <w:br/>
+        <w:t xml:space="preserve">    └── Delete Group  (creator_token)</w:t>
+        <w:br/>
+        <w:t>└── 11. Notifications</w:t>
+        <w:br/>
+        <w:t xml:space="preserve">    ├── Register Device Token  (any_token + {"fcm_token": "...", "device_type": "android"})</w:t>
+        <w:br/>
+        <w:t xml:space="preserve">    ├── List Notifications (Inbox)  ← Tests saves notification_id</w:t>
+        <w:br/>
+        <w:t xml:space="preserve">    ├── Unread Count (Badge)</w:t>
+        <w:br/>
+        <w:t xml:space="preserve">    ├── Mark One Read  (any_token + notification_id)</w:t>
+        <w:br/>
+        <w:t xml:space="preserve">    └── Mark All Read  (any_token)</w:t>
+      </w:r>
+    </w:p>
+    <w:p>
+      <w:pPr>
+        <w:pStyle w:val="Heading2"/>
+      </w:pPr>
+      <w:r>
+        <w:t>Auto-Save Token Script  (paste in Tests tab of Verify OTP request)</w:t>
+      </w:r>
+    </w:p>
+    <w:p>
+      <w:pPr>
+        <w:spacing w:before="40" w:after="40"/>
+        <w:ind w:left="288"/>
+        <w:shd w:val="clear" w:color="auto" w:fill="F0F0F0"/>
+      </w:pPr>
+      <w:r>
+        <w:rPr>
+          <w:rFonts w:ascii="Courier New" w:hAnsi="Courier New"/>
+          <w:color w:val="1A1A8C"/>
+          <w:sz w:val="18"/>
+        </w:rPr>
+        <w:t>// For VENDOR verify OTP request:</w:t>
+        <w:br/>
+        <w:t>const r = pm.response.json();</w:t>
+        <w:br/>
+        <w:t>if (r.access) {</w:t>
+        <w:br/>
+        <w:t xml:space="preserve">    pm.environment.set("vendor_token", r.access);</w:t>
+        <w:br/>
+        <w:t xml:space="preserve">    pm.environment.set("vendor_refresh", r.refresh);</w:t>
+        <w:br/>
+        <w:t xml:space="preserve">    console.log("Vendor token saved:", r.access.substring(0, 30) + "...");</w:t>
+        <w:br/>
+        <w:t>}</w:t>
+        <w:br/>
+        <w:br/>
+        <w:t>// For CUSTOMER verify OTP request — use this instead:</w:t>
+        <w:br/>
+        <w:t>// pm.environment.set("customer_token", r.access);</w:t>
+        <w:br/>
+        <w:t>// pm.environment.set("customer_refresh", r.refresh);</w:t>
+      </w:r>
+    </w:p>
+    <w:p>
+      <w:pPr>
+        <w:pStyle w:val="Heading2"/>
+      </w:pPr>
+      <w:r>
+        <w:t>Auto-Save Store ID  (paste in Tests tab of Create Store request)</w:t>
+      </w:r>
+    </w:p>
+    <w:p>
+      <w:pPr>
+        <w:spacing w:before="40" w:after="40"/>
+        <w:ind w:left="288"/>
+        <w:shd w:val="clear" w:color="auto" w:fill="F0F0F0"/>
+      </w:pPr>
+      <w:r>
+        <w:rPr>
+          <w:rFonts w:ascii="Courier New" w:hAnsi="Courier New"/>
+          <w:color w:val="1A1A8C"/>
+          <w:sz w:val="18"/>
+        </w:rPr>
+        <w:t>const r = pm.response.json();</w:t>
+        <w:br/>
+        <w:t>if (r.id) {</w:t>
+        <w:br/>
+        <w:t xml:space="preserve">    pm.environment.set("store_id", r.id);</w:t>
+        <w:br/>
+        <w:t xml:space="preserve">    console.log("store_id saved:", r.id);</w:t>
+        <w:br/>
+        <w:t>}</w:t>
+      </w:r>
+    </w:p>
+    <w:p>
+      <w:pPr>
+        <w:pStyle w:val="Heading2"/>
+      </w:pPr>
+      <w:r>
+        <w:t>Auto-Save Product ID  (paste in Tests tab of Create Product request)</w:t>
+      </w:r>
+    </w:p>
+    <w:p>
+      <w:pPr>
+        <w:spacing w:before="40" w:after="40"/>
+        <w:ind w:left="288"/>
+        <w:shd w:val="clear" w:color="auto" w:fill="F0F0F0"/>
+      </w:pPr>
+      <w:r>
+        <w:rPr>
+          <w:rFonts w:ascii="Courier New" w:hAnsi="Courier New"/>
+          <w:color w:val="1A1A8C"/>
+          <w:sz w:val="18"/>
+        </w:rPr>
+        <w:t>const r = pm.response.json();</w:t>
+        <w:br/>
+        <w:t>if (r.id) {</w:t>
+        <w:br/>
+        <w:t xml:space="preserve">    pm.environment.set("product_id", r.id);</w:t>
+        <w:br/>
+        <w:t xml:space="preserve">    console.log("product_id saved:", r.id);</w:t>
+        <w:br/>
+        <w:t>}</w:t>
+      </w:r>
+    </w:p>
+    <w:p>
+      <w:pPr>
+        <w:pStyle w:val="Heading2"/>
+      </w:pPr>
+      <w:r>
+        <w:t>Auto-Save Video ID  (paste in Tests tab of Request Upload URL request)</w:t>
+      </w:r>
+    </w:p>
+    <w:p>
+      <w:pPr>
+        <w:spacing w:before="40" w:after="40"/>
+        <w:ind w:left="288"/>
+        <w:shd w:val="clear" w:color="auto" w:fill="F0F0F0"/>
+      </w:pPr>
+      <w:r>
+        <w:rPr>
+          <w:rFonts w:ascii="Courier New" w:hAnsi="Courier New"/>
+          <w:color w:val="1A1A8C"/>
+          <w:sz w:val="18"/>
+        </w:rPr>
+        <w:t>const r = pm.response.json();</w:t>
+        <w:br/>
+        <w:t>if (r.video_id) {</w:t>
+        <w:br/>
+        <w:t xml:space="preserve">    pm.environment.set("video_id", r.video_id);</w:t>
+        <w:br/>
+        <w:t xml:space="preserve">    pm.environment.set("upload_url", r.upload_url);</w:t>
+        <w:br/>
+        <w:t xml:space="preserve">    console.log("video_id saved:", r.video_id);</w:t>
+        <w:br/>
+        <w:t>}</w:t>
+      </w:r>
+    </w:p>
+    <w:p>
+      <w:pPr>
+        <w:pStyle w:val="Heading2"/>
+      </w:pPr>
+      <w:r>
+        <w:t>Auto-Save Conversation ID  (paste in Tests tab of Start Conversation request)</w:t>
+      </w:r>
+    </w:p>
+    <w:p>
+      <w:pPr>
+        <w:spacing w:before="40" w:after="40"/>
+        <w:ind w:left="288"/>
+        <w:shd w:val="clear" w:color="auto" w:fill="F0F0F0"/>
+      </w:pPr>
+      <w:r>
+        <w:rPr>
+          <w:rFonts w:ascii="Courier New" w:hAnsi="Courier New"/>
+          <w:color w:val="1A1A8C"/>
+          <w:sz w:val="18"/>
+        </w:rPr>
+        <w:t>const r = pm.response.json();</w:t>
+        <w:br/>
+        <w:t>if (r.id) {</w:t>
+        <w:br/>
+        <w:t xml:space="preserve">    pm.environment.set("conversation_id", r.id);</w:t>
+        <w:br/>
+        <w:t xml:space="preserve">    console.log("conversation_id saved:", r.id);</w:t>
+        <w:br/>
+        <w:t>}</w:t>
+      </w:r>
+    </w:p>
+    <w:p>
+      <w:pPr>
+        <w:pStyle w:val="Heading2"/>
+      </w:pPr>
+      <w:r>
+        <w:t>Auto-Save Customer ID  (paste in Tests tab of Verify OTP Customer request)</w:t>
+      </w:r>
+    </w:p>
+    <w:p>
+      <w:pPr>
+        <w:spacing w:before="40" w:after="40"/>
+        <w:ind w:left="288"/>
+        <w:shd w:val="clear" w:color="auto" w:fill="F0F0F0"/>
+      </w:pPr>
+      <w:r>
+        <w:rPr>
+          <w:rFonts w:ascii="Courier New" w:hAnsi="Courier New"/>
+          <w:color w:val="1A1A8C"/>
+          <w:sz w:val="18"/>
+        </w:rPr>
+        <w:t>// Add this to the existing customer verify OTP Tests script:</w:t>
+        <w:br/>
+        <w:t>const r = pm.response.json();</w:t>
+        <w:br/>
+        <w:t>if (r.user &amp;&amp; r.user.id) {</w:t>
+        <w:br/>
+        <w:t xml:space="preserve">    pm.environment.set("customer_id", r.user.id);</w:t>
+        <w:br/>
+        <w:t xml:space="preserve">    console.log("customer_id saved:", r.user.id);</w:t>
+        <w:br/>
+        <w:t>}</w:t>
+      </w:r>
+    </w:p>
+    <w:p>
+      <w:pPr>
+        <w:ind w:left="288"/>
+        <w:shd w:val="clear" w:color="auto" w:fill="D1ECF1"/>
+      </w:pPr>
+      <w:r>
+        <w:rPr>
+          <w:i/>
+          <w:color w:val="0C5460"/>
+          <w:sz w:val="20"/>
+        </w:rPr>
+        <w:t xml:space="preserve">  💡  customer_id is needed for Sprint 6 blacklist endpoint:</w:t>
+        <w:br/>
+        <w:t xml:space="preserve">  POST /stores/{{store_id}}/blacklist/{{customer_id}}/</w:t>
+      </w:r>
+    </w:p>
+    <w:p>
+      <w:pPr>
+        <w:pStyle w:val="Heading2"/>
+      </w:pPr>
+      <w:r>
+        <w:t>Quick Test — All Public Endpoints via curl</w:t>
+      </w:r>
+    </w:p>
+    <w:p>
+      <w:r>
+        <w:rPr>
+          <w:b w:val="0"/>
+          <w:sz w:val="22"/>
+        </w:rPr>
+        <w:t>Copy-paste these into terminal to test without Postman:</w:t>
+      </w:r>
+    </w:p>
+    <w:p>
+      <w:pPr>
+        <w:spacing w:before="40" w:after="40"/>
+        <w:ind w:left="288"/>
+        <w:shd w:val="clear" w:color="auto" w:fill="F0F0F0"/>
+      </w:pPr>
+      <w:r>
+        <w:rPr>
+          <w:rFonts w:ascii="Courier New" w:hAnsi="Courier New"/>
+          <w:color w:val="1A1A8C"/>
+          <w:sz w:val="18"/>
+        </w:rPr>
+        <w:t># Health check</w:t>
+        <w:br/>
+        <w:t>curl -s http://localhost:8000/api/v1/health/ | python3 -m json.tool</w:t>
+        <w:br/>
+        <w:br/>
+        <w:t># Send OTP</w:t>
+        <w:br/>
+        <w:t>curl -s -X POST http://localhost:8000/api/v1/auth/otp/send/ \</w:t>
+        <w:br/>
+        <w:t xml:space="preserve">  -H "Content-Type: application/json" \</w:t>
+        <w:br/>
+        <w:t xml:space="preserve">  -d '{"phone_number": "+919999999999"}'</w:t>
+        <w:br/>
+        <w:br/>
+        <w:t># Verify OTP (copy access token from response)</w:t>
+        <w:br/>
+        <w:t>curl -s -X POST http://localhost:8000/api/v1/auth/otp/verify/ \</w:t>
+        <w:br/>
+        <w:t xml:space="preserve">  -H "Content-Type: application/json" \</w:t>
+        <w:br/>
+        <w:t xml:space="preserve">  -d '{"phone_number": "+919999999999", "otp": "123456"}'</w:t>
+        <w:br/>
+        <w:br/>
+        <w:t># Get profile (replace TOKEN with your access token)</w:t>
+        <w:br/>
+        <w:t>curl -s http://localhost:8000/api/v1/auth/me/ \</w:t>
+        <w:br/>
+        <w:t xml:space="preserve">  -H "Authorization: Bearer TOKEN"</w:t>
+      </w:r>
+    </w:p>
+    <w:p>
+      <w:r>
+        <w:br w:type="page"/>
+      </w:r>
+    </w:p>
+    <w:p>
+      <w:pPr>
+        <w:pStyle w:val="Heading1"/>
+      </w:pPr>
+      <w:r>
+        <w:t>6. How to Update This Document (Future Sprints)</w:t>
+      </w:r>
+    </w:p>
+    <w:p>
+      <w:pPr>
+        <w:ind w:left="288"/>
+        <w:shd w:val="clear" w:color="auto" w:fill="D1ECF1"/>
+      </w:pPr>
+      <w:r>
+        <w:rPr>
+          <w:i/>
+          <w:color w:val="0C5460"/>
+          <w:sz w:val="20"/>
+        </w:rPr>
+        <w:t xml:space="preserve">  📌  IMPORTANT: When a new sprint adds new API endpoints, update this document.</w:t>
+        <w:br/>
+        <w:t xml:space="preserve">     Do NOT create a separate doc — keep everything in this single file.</w:t>
+      </w:r>
+    </w:p>
+    <w:p/>
+    <w:p>
+      <w:pPr>
+        <w:pStyle w:val="Heading2"/>
+      </w:pPr>
+      <w:r>
+        <w:t>Checklist for each new sprint:</w:t>
+      </w:r>
+    </w:p>
+    <w:p>
+      <w:pPr>
+        <w:pStyle w:val="ListBullet"/>
+        <w:ind w:left="432"/>
+      </w:pPr>
+      <w:r>
+        <w:rPr>
+          <w:sz w:val="21"/>
+        </w:rPr>
+        <w:t>Add new endpoint rows to Section 2 — Complete API Reference table</w:t>
+      </w:r>
+    </w:p>
+    <w:p>
+      <w:pPr>
+        <w:pStyle w:val="ListBullet"/>
+        <w:ind w:left="432"/>
+      </w:pPr>
+      <w:r>
+        <w:rPr>
+          <w:sz w:val="21"/>
+        </w:rPr>
+        <w:t>Add new STEP sections in Section 3 — Step-by-Step Test Flow</w:t>
+      </w:r>
+    </w:p>
+    <w:p>
+      <w:pPr>
+        <w:pStyle w:val="ListBullet"/>
+        <w:ind w:left="432"/>
+      </w:pPr>
+      <w:r>
+        <w:rPr>
+          <w:sz w:val="21"/>
+        </w:rPr>
+        <w:t>Add new error cases in Section 4 — Error Cases to Test</w:t>
+      </w:r>
+    </w:p>
+    <w:p>
+      <w:pPr>
+        <w:pStyle w:val="ListBullet"/>
+        <w:ind w:left="432"/>
+      </w:pPr>
+      <w:r>
+        <w:rPr>
+          <w:sz w:val="21"/>
+        </w:rPr>
+        <w:t>Add new Postman folder in Section 5 — Postman Quick Setup</w:t>
+      </w:r>
+    </w:p>
+    <w:p>
+      <w:pPr>
+        <w:pStyle w:val="ListBullet"/>
+        <w:ind w:left="432"/>
+      </w:pPr>
+      <w:r>
+        <w:rPr>
+          <w:sz w:val="21"/>
+        </w:rPr>
+        <w:t>Update the cover page "Last updated" date and sprint range</w:t>
+      </w:r>
+    </w:p>
+    <w:p>
+      <w:pPr>
+        <w:pStyle w:val="ListBullet"/>
+        <w:ind w:left="432"/>
+      </w:pPr>
+      <w:r>
+        <w:rPr>
+          <w:sz w:val="21"/>
+        </w:rPr>
+        <w:t>If new field types are introduced (e.g. file uploads), add a format rules subsection in Section 1</w:t>
+      </w:r>
+    </w:p>
+    <w:p>
+      <w:pPr>
+        <w:pStyle w:val="Heading2"/>
+      </w:pPr>
+      <w:r>
+        <w:t>Upcoming Sprints to Add Here</w:t>
+      </w:r>
+    </w:p>
+    <w:tbl>
+      <w:tblPr>
+        <w:tblStyle w:val="TableGrid"/>
+        <w:tblW w:type="auto" w:w="0"/>
+        <w:jc w:val="left"/>
+        <w:tblLook w:firstColumn="1" w:firstRow="1" w:lastColumn="0" w:lastRow="0" w:noHBand="0" w:noVBand="1" w:val="04A0"/>
+      </w:tblPr>
+      <w:tblGrid>
+        <w:gridCol w:w="3216"/>
+        <w:gridCol w:w="3216"/>
+        <w:gridCol w:w="3216"/>
+      </w:tblGrid>
+      <w:tr>
+        <w:tc>
+          <w:tcPr>
+            <w:tcW w:type="dxa" w:w="1152"/>
+            <w:shd w:val="clear" w:color="auto" w:fill="1F4E79"/>
+          </w:tcPr>
+          <w:p>
+            <w:r>
+              <w:rPr>
+                <w:b/>
+                <w:color w:val="FFFFFF"/>
+                <w:sz w:val="20"/>
+              </w:rPr>
+              <w:t>Sprint</w:t>
+            </w:r>
+          </w:p>
+        </w:tc>
+        <w:tc>
+          <w:tcPr>
+            <w:tcW w:type="dxa" w:w="2160"/>
+            <w:shd w:val="clear" w:color="auto" w:fill="1F4E79"/>
+          </w:tcPr>
+          <w:p>
+            <w:r>
+              <w:rPr>
+                <w:b/>
+                <w:color w:val="FFFFFF"/>
+                <w:sz w:val="20"/>
+              </w:rPr>
+              <w:t>Module</w:t>
+            </w:r>
+          </w:p>
+        </w:tc>
+        <w:tc>
+          <w:tcPr>
+            <w:tcW w:type="dxa" w:w="6048"/>
+            <w:shd w:val="clear" w:color="auto" w:fill="1F4E79"/>
+          </w:tcPr>
+          <w:p>
+            <w:r>
+              <w:rPr>
+                <w:b/>
+                <w:color w:val="FFFFFF"/>
+                <w:sz w:val="20"/>
+              </w:rPr>
+              <w:t>APIs to Add</w:t>
+            </w:r>
+          </w:p>
+        </w:tc>
+      </w:tr>
+      <w:tr>
+        <w:tc>
+          <w:tcPr>
             <w:tcW w:type="dxa" w:w="1152"/>
             <w:shd w:val="clear" w:color="auto" w:fill="DEEAF1"/>
           </w:tcPr>
@@ -26061,7 +27700,7 @@
               <w:rPr>
                 <w:sz w:val="19"/>
               </w:rPr>
-              <w:t>POST /notifications/device-token/, GET /notifications/</w:t>
+              <w:t>✅ DONE — Steps 70–74 in this document</w:t>
             </w:r>
           </w:p>
         </w:tc>
@@ -26123,7 +27762,7 @@
           <w:color w:val="999999"/>
           <w:sz w:val="18"/>
         </w:rPr>
-        <w:t>NearKart Backend — Master API Testing Guide   |   Sprint 1–10   |   Use Postman or curl for testing</w:t>
+        <w:t>NearKart Backend — Master API Testing Guide   |   Sprint 1–11   |   Use Postman or curl for testing</w:t>
       </w:r>
     </w:p>
     <w:sectPr>

--- a/nearkart_backend/docs/NearKart_Master_API_Testing_Guide.docx
+++ b/nearkart_backend/docs/NearKart_Master_API_Testing_Guide.docx
@@ -31522,6 +31522,1743 @@
           </w:p>
         </w:tc>
       </w:tr>
+      <w:tr>
+        <w:tc>
+          <w:tcPr>
+            <w:tcW w:type="dxa" w:w="1152"/>
+          </w:tcPr>
+          <w:p>
+            <w:r>
+              <w:rPr>
+                <w:sz w:val="19"/>
+              </w:rPr>
+              <w:t>Mobile S3</w:t>
+            </w:r>
+          </w:p>
+        </w:tc>
+        <w:tc>
+          <w:tcPr>
+            <w:tcW w:type="dxa" w:w="2160"/>
+          </w:tcPr>
+          <w:p>
+            <w:r>
+              <w:rPr>
+                <w:sz w:val="19"/>
+              </w:rPr>
+              <w:t>Search + Store + Product</w:t>
+            </w:r>
+          </w:p>
+        </w:tc>
+        <w:tc>
+          <w:tcPr>
+            <w:tcW w:type="dxa" w:w="6048"/>
+          </w:tcPr>
+          <w:p>
+            <w:r>
+              <w:rPr>
+                <w:sz w:val="19"/>
+              </w:rPr>
+              <w:t>✅ DONE — Steps 80–85 in this document</w:t>
+            </w:r>
+          </w:p>
+        </w:tc>
+      </w:tr>
+    </w:tbl>
+    <w:p/>
+    <w:p>
+      <w:r>
+        <w:br w:type="page"/>
+      </w:r>
+    </w:p>
+    <w:p>
+      <w:pPr>
+        <w:pStyle w:val="Heading1"/>
+      </w:pPr>
+      <w:r>
+        <w:t>Mobile Sprint 3 — Search · Store Detail · Product Detail</w:t>
+      </w:r>
+    </w:p>
+    <w:p>
+      <w:r>
+        <w:rPr>
+          <w:b w:val="0"/>
+          <w:sz w:val="22"/>
+        </w:rPr>
+        <w:t>These steps map to Customer Screens C8, C9, C10 in the Android (Kotlin + Compose) app.</w:t>
+      </w:r>
+    </w:p>
+    <w:p>
+      <w:pPr>
+        <w:ind w:left="288"/>
+      </w:pPr>
+      <w:r>
+        <w:rPr>
+          <w:b w:val="0"/>
+          <w:sz w:val="20"/>
+        </w:rPr>
+        <w:t>All endpoints require Bearer JWT from Step 1 (OTP verify). Location params: lat=17.4948 lng=78.3996 (Hyderabad default).</w:t>
+      </w:r>
+    </w:p>
+    <w:p>
+      <w:pPr>
+        <w:ind w:left="288"/>
+        <w:shd w:val="clear" w:color="auto" w:fill="FFF3CD"/>
+      </w:pPr>
+      <w:r>
+        <w:rPr>
+          <w:i/>
+          <w:color w:val="7D4E00"/>
+          <w:sz w:val="20"/>
+        </w:rPr>
+        <w:t xml:space="preserve">  Branch: sprint-3-search-store-product  |  Screens: C8 (Search), C9 (Store Detail), C10 (Product Detail)</w:t>
+      </w:r>
+    </w:p>
+    <w:p>
+      <w:pPr>
+        <w:spacing w:before="40" w:after="40"/>
+      </w:pPr>
+      <w:r>
+        <w:rPr>
+          <w:color w:val="CCCCCC"/>
+          <w:sz w:val="14"/>
+        </w:rPr>
+        <w:t>──────────────────────────────────────────────────────────────────────────────────────────</w:t>
+      </w:r>
+    </w:p>
+    <w:p>
+      <w:pPr>
+        <w:pStyle w:val="Heading2"/>
+      </w:pPr>
+      <w:r>
+        <w:t>STEP 80 — Search Products Nearby  (C8 Search Screen)</w:t>
+      </w:r>
+    </w:p>
+    <w:p>
+      <w:pPr>
+        <w:spacing w:before="120"/>
+        <w:shd w:val="clear" w:color="auto" w:fill="D4EDDA"/>
+      </w:pPr>
+      <w:r>
+        <w:rPr>
+          <w:b/>
+          <w:color w:val="155524"/>
+          <w:sz w:val="20"/>
+        </w:rPr>
+        <w:t xml:space="preserve">  GET  </w:t>
+      </w:r>
+      <w:r>
+        <w:rPr>
+          <w:b/>
+          <w:color w:val="1F4E79"/>
+          <w:sz w:val="20"/>
+        </w:rPr>
+        <w:t xml:space="preserve">  {{base_url}}/products/search/</w:t>
+      </w:r>
+      <w:r>
+        <w:rPr>
+          <w:i/>
+          <w:color w:val="777777"/>
+          <w:sz w:val="18"/>
+        </w:rPr>
+        <w:t xml:space="preserve">   [Customer JWT]   [Mobile Sprint 3]</w:t>
+      </w:r>
+    </w:p>
+    <w:p>
+      <w:pPr>
+        <w:ind w:left="288"/>
+      </w:pPr>
+      <w:r>
+        <w:rPr>
+          <w:b w:val="0"/>
+          <w:sz w:val="20"/>
+        </w:rPr>
+        <w:t>Authorization: Bearer {{customer_token}}</w:t>
+      </w:r>
+    </w:p>
+    <w:tbl>
+      <w:tblPr>
+        <w:tblStyle w:val="TableGrid"/>
+        <w:tblW w:type="auto" w:w="0"/>
+        <w:jc w:val="left"/>
+        <w:tblLook w:firstColumn="1" w:firstRow="1" w:lastColumn="0" w:lastRow="0" w:noHBand="0" w:noVBand="1" w:val="04A0"/>
+      </w:tblPr>
+      <w:tblGrid>
+        <w:gridCol w:w="2412"/>
+        <w:gridCol w:w="2412"/>
+        <w:gridCol w:w="2412"/>
+        <w:gridCol w:w="2412"/>
+      </w:tblGrid>
+      <w:tr>
+        <w:tc>
+          <w:tcPr>
+            <w:tcW w:type="dxa" w:w="1440"/>
+            <w:shd w:val="clear" w:color="auto" w:fill="1F4E79"/>
+          </w:tcPr>
+          <w:p>
+            <w:r>
+              <w:rPr>
+                <w:b/>
+                <w:color w:val="FFFFFF"/>
+                <w:sz w:val="20"/>
+              </w:rPr>
+              <w:t>Query Param</w:t>
+            </w:r>
+          </w:p>
+        </w:tc>
+        <w:tc>
+          <w:tcPr>
+            <w:tcW w:type="dxa" w:w="1008"/>
+            <w:shd w:val="clear" w:color="auto" w:fill="1F4E79"/>
+          </w:tcPr>
+          <w:p>
+            <w:r>
+              <w:rPr>
+                <w:b/>
+                <w:color w:val="FFFFFF"/>
+                <w:sz w:val="20"/>
+              </w:rPr>
+              <w:t>Required</w:t>
+            </w:r>
+          </w:p>
+        </w:tc>
+        <w:tc>
+          <w:tcPr>
+            <w:tcW w:type="dxa" w:w="1440"/>
+            <w:shd w:val="clear" w:color="auto" w:fill="1F4E79"/>
+          </w:tcPr>
+          <w:p>
+            <w:r>
+              <w:rPr>
+                <w:b/>
+                <w:color w:val="FFFFFF"/>
+                <w:sz w:val="20"/>
+              </w:rPr>
+              <w:t>Example</w:t>
+            </w:r>
+          </w:p>
+        </w:tc>
+        <w:tc>
+          <w:tcPr>
+            <w:tcW w:type="dxa" w:w="5472"/>
+            <w:shd w:val="clear" w:color="auto" w:fill="1F4E79"/>
+          </w:tcPr>
+          <w:p>
+            <w:r>
+              <w:rPr>
+                <w:b/>
+                <w:color w:val="FFFFFF"/>
+                <w:sz w:val="20"/>
+              </w:rPr>
+              <w:t>Notes</w:t>
+            </w:r>
+          </w:p>
+        </w:tc>
+      </w:tr>
+      <w:tr>
+        <w:tc>
+          <w:tcPr>
+            <w:tcW w:type="dxa" w:w="1440"/>
+            <w:shd w:val="clear" w:color="auto" w:fill="DEEAF1"/>
+          </w:tcPr>
+          <w:p>
+            <w:r>
+              <w:rPr>
+                <w:sz w:val="19"/>
+              </w:rPr>
+              <w:t>q</w:t>
+            </w:r>
+          </w:p>
+        </w:tc>
+        <w:tc>
+          <w:tcPr>
+            <w:tcW w:type="dxa" w:w="1008"/>
+            <w:shd w:val="clear" w:color="auto" w:fill="DEEAF1"/>
+          </w:tcPr>
+          <w:p>
+            <w:r>
+              <w:rPr>
+                <w:sz w:val="19"/>
+              </w:rPr>
+              <w:t>Yes</w:t>
+            </w:r>
+          </w:p>
+        </w:tc>
+        <w:tc>
+          <w:tcPr>
+            <w:tcW w:type="dxa" w:w="1440"/>
+            <w:shd w:val="clear" w:color="auto" w:fill="DEEAF1"/>
+          </w:tcPr>
+          <w:p>
+            <w:r>
+              <w:rPr>
+                <w:sz w:val="19"/>
+              </w:rPr>
+              <w:t>kurta</w:t>
+            </w:r>
+          </w:p>
+        </w:tc>
+        <w:tc>
+          <w:tcPr>
+            <w:tcW w:type="dxa" w:w="5472"/>
+            <w:shd w:val="clear" w:color="auto" w:fill="DEEAF1"/>
+          </w:tcPr>
+          <w:p>
+            <w:r>
+              <w:rPr>
+                <w:sz w:val="19"/>
+              </w:rPr>
+              <w:t>Search keyword — pg_trgm fuzzy match on backend</w:t>
+            </w:r>
+          </w:p>
+        </w:tc>
+      </w:tr>
+      <w:tr>
+        <w:tc>
+          <w:tcPr>
+            <w:tcW w:type="dxa" w:w="1440"/>
+          </w:tcPr>
+          <w:p>
+            <w:r>
+              <w:rPr>
+                <w:sz w:val="19"/>
+              </w:rPr>
+              <w:t>lat</w:t>
+            </w:r>
+          </w:p>
+        </w:tc>
+        <w:tc>
+          <w:tcPr>
+            <w:tcW w:type="dxa" w:w="1008"/>
+          </w:tcPr>
+          <w:p>
+            <w:r>
+              <w:rPr>
+                <w:sz w:val="19"/>
+              </w:rPr>
+              <w:t>Yes</w:t>
+            </w:r>
+          </w:p>
+        </w:tc>
+        <w:tc>
+          <w:tcPr>
+            <w:tcW w:type="dxa" w:w="1440"/>
+          </w:tcPr>
+          <w:p>
+            <w:r>
+              <w:rPr>
+                <w:sz w:val="19"/>
+              </w:rPr>
+              <w:t>17.4948</w:t>
+            </w:r>
+          </w:p>
+        </w:tc>
+        <w:tc>
+          <w:tcPr>
+            <w:tcW w:type="dxa" w:w="5472"/>
+          </w:tcPr>
+          <w:p>
+            <w:r>
+              <w:rPr>
+                <w:sz w:val="19"/>
+              </w:rPr>
+              <w:t>Latitude — from device GPS or EncryptedSharedPreferences</w:t>
+            </w:r>
+          </w:p>
+        </w:tc>
+      </w:tr>
+      <w:tr>
+        <w:tc>
+          <w:tcPr>
+            <w:tcW w:type="dxa" w:w="1440"/>
+            <w:shd w:val="clear" w:color="auto" w:fill="DEEAF1"/>
+          </w:tcPr>
+          <w:p>
+            <w:r>
+              <w:rPr>
+                <w:sz w:val="19"/>
+              </w:rPr>
+              <w:t>lng</w:t>
+            </w:r>
+          </w:p>
+        </w:tc>
+        <w:tc>
+          <w:tcPr>
+            <w:tcW w:type="dxa" w:w="1008"/>
+            <w:shd w:val="clear" w:color="auto" w:fill="DEEAF1"/>
+          </w:tcPr>
+          <w:p>
+            <w:r>
+              <w:rPr>
+                <w:sz w:val="19"/>
+              </w:rPr>
+              <w:t>Yes</w:t>
+            </w:r>
+          </w:p>
+        </w:tc>
+        <w:tc>
+          <w:tcPr>
+            <w:tcW w:type="dxa" w:w="1440"/>
+            <w:shd w:val="clear" w:color="auto" w:fill="DEEAF1"/>
+          </w:tcPr>
+          <w:p>
+            <w:r>
+              <w:rPr>
+                <w:sz w:val="19"/>
+              </w:rPr>
+              <w:t>78.3996</w:t>
+            </w:r>
+          </w:p>
+        </w:tc>
+        <w:tc>
+          <w:tcPr>
+            <w:tcW w:type="dxa" w:w="5472"/>
+            <w:shd w:val="clear" w:color="auto" w:fill="DEEAF1"/>
+          </w:tcPr>
+          <w:p>
+            <w:r>
+              <w:rPr>
+                <w:sz w:val="19"/>
+              </w:rPr>
+              <w:t>Longitude</w:t>
+            </w:r>
+          </w:p>
+        </w:tc>
+      </w:tr>
+      <w:tr>
+        <w:tc>
+          <w:tcPr>
+            <w:tcW w:type="dxa" w:w="1440"/>
+          </w:tcPr>
+          <w:p>
+            <w:r>
+              <w:rPr>
+                <w:sz w:val="19"/>
+              </w:rPr>
+              <w:t>category</w:t>
+            </w:r>
+          </w:p>
+        </w:tc>
+        <w:tc>
+          <w:tcPr>
+            <w:tcW w:type="dxa" w:w="1008"/>
+          </w:tcPr>
+          <w:p>
+            <w:r>
+              <w:rPr>
+                <w:sz w:val="19"/>
+              </w:rPr>
+              <w:t>No</w:t>
+            </w:r>
+          </w:p>
+        </w:tc>
+        <w:tc>
+          <w:tcPr>
+            <w:tcW w:type="dxa" w:w="1440"/>
+          </w:tcPr>
+          <w:p>
+            <w:r>
+              <w:rPr>
+                <w:sz w:val="19"/>
+              </w:rPr>
+              <w:t>clothing</w:t>
+            </w:r>
+          </w:p>
+        </w:tc>
+        <w:tc>
+          <w:tcPr>
+            <w:tcW w:type="dxa" w:w="5472"/>
+          </w:tcPr>
+          <w:p>
+            <w:r>
+              <w:rPr>
+                <w:sz w:val="19"/>
+              </w:rPr>
+              <w:t>Filter by category slug</w:t>
+            </w:r>
+          </w:p>
+        </w:tc>
+      </w:tr>
+      <w:tr>
+        <w:tc>
+          <w:tcPr>
+            <w:tcW w:type="dxa" w:w="1440"/>
+            <w:shd w:val="clear" w:color="auto" w:fill="DEEAF1"/>
+          </w:tcPr>
+          <w:p>
+            <w:r>
+              <w:rPr>
+                <w:sz w:val="19"/>
+              </w:rPr>
+              <w:t>has_offer</w:t>
+            </w:r>
+          </w:p>
+        </w:tc>
+        <w:tc>
+          <w:tcPr>
+            <w:tcW w:type="dxa" w:w="1008"/>
+            <w:shd w:val="clear" w:color="auto" w:fill="DEEAF1"/>
+          </w:tcPr>
+          <w:p>
+            <w:r>
+              <w:rPr>
+                <w:sz w:val="19"/>
+              </w:rPr>
+              <w:t>No</w:t>
+            </w:r>
+          </w:p>
+        </w:tc>
+        <w:tc>
+          <w:tcPr>
+            <w:tcW w:type="dxa" w:w="1440"/>
+            <w:shd w:val="clear" w:color="auto" w:fill="DEEAF1"/>
+          </w:tcPr>
+          <w:p>
+            <w:r>
+              <w:rPr>
+                <w:sz w:val="19"/>
+              </w:rPr>
+              <w:t>true</w:t>
+            </w:r>
+          </w:p>
+        </w:tc>
+        <w:tc>
+          <w:tcPr>
+            <w:tcW w:type="dxa" w:w="5472"/>
+            <w:shd w:val="clear" w:color="auto" w:fill="DEEAF1"/>
+          </w:tcPr>
+          <w:p>
+            <w:r>
+              <w:rPr>
+                <w:sz w:val="19"/>
+              </w:rPr>
+              <w:t>On-sale products only</w:t>
+            </w:r>
+          </w:p>
+        </w:tc>
+      </w:tr>
+      <w:tr>
+        <w:tc>
+          <w:tcPr>
+            <w:tcW w:type="dxa" w:w="1440"/>
+          </w:tcPr>
+          <w:p>
+            <w:r>
+              <w:rPr>
+                <w:sz w:val="19"/>
+              </w:rPr>
+              <w:t>ordering</w:t>
+            </w:r>
+          </w:p>
+        </w:tc>
+        <w:tc>
+          <w:tcPr>
+            <w:tcW w:type="dxa" w:w="1008"/>
+          </w:tcPr>
+          <w:p>
+            <w:r>
+              <w:rPr>
+                <w:sz w:val="19"/>
+              </w:rPr>
+              <w:t>No</w:t>
+            </w:r>
+          </w:p>
+        </w:tc>
+        <w:tc>
+          <w:tcPr>
+            <w:tcW w:type="dxa" w:w="1440"/>
+          </w:tcPr>
+          <w:p>
+            <w:r>
+              <w:rPr>
+                <w:sz w:val="19"/>
+              </w:rPr>
+              <w:t>distance</w:t>
+            </w:r>
+          </w:p>
+        </w:tc>
+        <w:tc>
+          <w:tcPr>
+            <w:tcW w:type="dxa" w:w="5472"/>
+          </w:tcPr>
+          <w:p>
+            <w:r>
+              <w:rPr>
+                <w:sz w:val="19"/>
+              </w:rPr>
+              <w:t>distance | price | -price | rating | -discount</w:t>
+            </w:r>
+          </w:p>
+        </w:tc>
+      </w:tr>
+    </w:tbl>
+    <w:p/>
+    <w:p>
+      <w:pPr>
+        <w:spacing w:before="40" w:after="40"/>
+        <w:ind w:left="288"/>
+        <w:shd w:val="clear" w:color="auto" w:fill="F0F0F0"/>
+      </w:pPr>
+      <w:r>
+        <w:rPr>
+          <w:rFonts w:ascii="Courier New" w:hAnsi="Courier New"/>
+          <w:color w:val="1A1A8C"/>
+          <w:sz w:val="18"/>
+        </w:rPr>
+        <w:t>GET {{base_url}}/products/search/?q=kurta&amp;lat=17.4948&amp;lng=78.3996&amp;category=clothing</w:t>
+      </w:r>
+    </w:p>
+    <w:p>
+      <w:r>
+        <w:rPr>
+          <w:b/>
+          <w:sz w:val="20"/>
+        </w:rPr>
+        <w:t>Expected Response  200 OK:</w:t>
+      </w:r>
+    </w:p>
+    <w:p>
+      <w:pPr>
+        <w:spacing w:before="40" w:after="40"/>
+        <w:ind w:left="288"/>
+        <w:shd w:val="clear" w:color="auto" w:fill="F0F0F0"/>
+      </w:pPr>
+      <w:r>
+        <w:rPr>
+          <w:rFonts w:ascii="Courier New" w:hAnsi="Courier New"/>
+          <w:color w:val="1A1A8C"/>
+          <w:sz w:val="18"/>
+        </w:rPr>
+        <w:t>{</w:t>
+        <w:br/>
+        <w:t xml:space="preserve">  "count": 24,</w:t>
+        <w:br/>
+        <w:t xml:space="preserve">  "next": null,</w:t>
+        <w:br/>
+        <w:t xml:space="preserve">  "previous": null,</w:t>
+        <w:br/>
+        <w:t xml:space="preserve">  "results": [</w:t>
+        <w:br/>
+        <w:t xml:space="preserve">    {</w:t>
+        <w:br/>
+        <w:t xml:space="preserve">      "id": "abc123",</w:t>
+        <w:br/>
+        <w:t xml:space="preserve">      "name": "Blue Cotton Kurta",</w:t>
+        <w:br/>
+        <w:t xml:space="preserve">      "price": 450.0,</w:t>
+        <w:br/>
+        <w:t xml:space="preserve">      "sale_price": null,</w:t>
+        <w:br/>
+        <w:t xml:space="preserve">      "image": "https://...",</w:t>
+        <w:br/>
+        <w:t xml:space="preserve">      "store": { "id": "...", "name": "Riya Boutique" },</w:t>
+        <w:br/>
+        <w:t xml:space="preserve">      "category": "clothing",</w:t>
+        <w:br/>
+        <w:t xml:space="preserve">      "is_on_sale": false</w:t>
+        <w:br/>
+        <w:t xml:space="preserve">    }</w:t>
+        <w:br/>
+        <w:t xml:space="preserve">  ]</w:t>
+        <w:br/>
+        <w:t>}</w:t>
+      </w:r>
+    </w:p>
+    <w:p>
+      <w:pPr>
+        <w:ind w:left="288"/>
+        <w:shd w:val="clear" w:color="auto" w:fill="D1ECF1"/>
+      </w:pPr>
+      <w:r>
+        <w:rPr>
+          <w:i/>
+          <w:color w:val="0C5460"/>
+          <w:sz w:val="20"/>
+        </w:rPr>
+        <w:t xml:space="preserve">  💡  Mobile debounces the query by 400ms before calling this endpoint.</w:t>
+        <w:br/>
+        <w:t>Results rendered in a 2-column LazyVerticalStaggeredGrid with distance overlay tags.</w:t>
+      </w:r>
+    </w:p>
+    <w:p>
+      <w:pPr>
+        <w:ind w:left="288"/>
+        <w:shd w:val="clear" w:color="auto" w:fill="F8D7DA"/>
+      </w:pPr>
+      <w:r>
+        <w:rPr>
+          <w:i/>
+          <w:color w:val="7B1D1D"/>
+          <w:sz w:val="20"/>
+        </w:rPr>
+        <w:t xml:space="preserve">  🚫  401 — expired token, re-authenticate.</w:t>
+        <w:br/>
+        <w:t>400 — missing q, lat, or lng params.</w:t>
+      </w:r>
+    </w:p>
+    <w:p>
+      <w:pPr>
+        <w:spacing w:before="40" w:after="40"/>
+      </w:pPr>
+      <w:r>
+        <w:rPr>
+          <w:color w:val="CCCCCC"/>
+          <w:sz w:val="14"/>
+        </w:rPr>
+        <w:t>──────────────────────────────────────────────────────────────────────────────────────────</w:t>
+      </w:r>
+    </w:p>
+    <w:p>
+      <w:pPr>
+        <w:pStyle w:val="Heading2"/>
+      </w:pPr>
+      <w:r>
+        <w:t>STEP 81 — Get Store Detail  (C9 Store Detail Screen)</w:t>
+      </w:r>
+    </w:p>
+    <w:p>
+      <w:pPr>
+        <w:spacing w:before="120"/>
+        <w:shd w:val="clear" w:color="auto" w:fill="D4EDDA"/>
+      </w:pPr>
+      <w:r>
+        <w:rPr>
+          <w:b/>
+          <w:color w:val="155524"/>
+          <w:sz w:val="20"/>
+        </w:rPr>
+        <w:t xml:space="preserve">  GET  </w:t>
+      </w:r>
+      <w:r>
+        <w:rPr>
+          <w:b/>
+          <w:color w:val="1F4E79"/>
+          <w:sz w:val="20"/>
+        </w:rPr>
+        <w:t xml:space="preserve">  {{base_url}}/stores/{{store_id}}/</w:t>
+      </w:r>
+      <w:r>
+        <w:rPr>
+          <w:i/>
+          <w:color w:val="777777"/>
+          <w:sz w:val="18"/>
+        </w:rPr>
+        <w:t xml:space="preserve">   [Customer JWT]   [Mobile Sprint 3]</w:t>
+      </w:r>
+    </w:p>
+    <w:p>
+      <w:pPr>
+        <w:ind w:left="288"/>
+      </w:pPr>
+      <w:r>
+        <w:rPr>
+          <w:b w:val="0"/>
+          <w:sz w:val="20"/>
+        </w:rPr>
+        <w:t>Authorization: Bearer {{customer_token}}</w:t>
+      </w:r>
+    </w:p>
+    <w:p>
+      <w:pPr>
+        <w:ind w:left="288"/>
+      </w:pPr>
+      <w:r>
+        <w:rPr>
+          <w:b w:val="0"/>
+          <w:sz w:val="20"/>
+        </w:rPr>
+        <w:t>No body. Replace {{store_id}} with UUID from search results.</w:t>
+      </w:r>
+    </w:p>
+    <w:p>
+      <w:r>
+        <w:rPr>
+          <w:b/>
+          <w:sz w:val="20"/>
+        </w:rPr>
+        <w:t>Expected Response  200 OK:</w:t>
+      </w:r>
+    </w:p>
+    <w:p>
+      <w:pPr>
+        <w:spacing w:before="40" w:after="40"/>
+        <w:ind w:left="288"/>
+        <w:shd w:val="clear" w:color="auto" w:fill="F0F0F0"/>
+      </w:pPr>
+      <w:r>
+        <w:rPr>
+          <w:rFonts w:ascii="Courier New" w:hAnsi="Courier New"/>
+          <w:color w:val="1A1A8C"/>
+          <w:sz w:val="18"/>
+        </w:rPr>
+        <w:t>{</w:t>
+        <w:br/>
+        <w:t xml:space="preserve">  "id": "...",</w:t>
+        <w:br/>
+        <w:t xml:space="preserve">  "name": "Riya Boutique",</w:t>
+        <w:br/>
+        <w:t xml:space="preserve">  "avatar": null,</w:t>
+        <w:br/>
+        <w:t xml:space="preserve">  "cover_image": null,</w:t>
+        <w:br/>
+        <w:t xml:space="preserve">  "category": "clothing",</w:t>
+        <w:br/>
+        <w:t xml:space="preserve">  "distance_km": 1.2,</w:t>
+        <w:br/>
+        <w:t xml:space="preserve">  "is_open": true,</w:t>
+        <w:br/>
+        <w:t xml:space="preserve">  "open_status_label": "Open",</w:t>
+        <w:br/>
+        <w:t xml:space="preserve">  "todays_hours": "10:00-21:00",</w:t>
+        <w:br/>
+        <w:t xml:space="preserve">  "closes_at": "21:00",</w:t>
+        <w:br/>
+        <w:t xml:space="preserve">  "next_open": null,</w:t>
+        <w:br/>
+        <w:t xml:space="preserve">  "rating": 4.8,</w:t>
+        <w:br/>
+        <w:t xml:space="preserve">  "review_count": 47,</w:t>
+        <w:br/>
+        <w:t xml:space="preserve">  "follower_count": 89,</w:t>
+        <w:br/>
+        <w:t xml:space="preserve">  "is_followed": false,</w:t>
+        <w:br/>
+        <w:t xml:space="preserve">  "location": "Kukatpally"</w:t>
+        <w:br/>
+        <w:t>}</w:t>
+      </w:r>
+    </w:p>
+    <w:p>
+      <w:pPr>
+        <w:ind w:left="288"/>
+        <w:shd w:val="clear" w:color="auto" w:fill="D1ECF1"/>
+      </w:pPr>
+      <w:r>
+        <w:rPr>
+          <w:i/>
+          <w:color w:val="0C5460"/>
+          <w:sz w:val="20"/>
+        </w:rPr>
+        <w:t xml:space="preserve">  💡  Mobile shows Open badge (green) / Closed badge (red) based on is_open + open_status_label.</w:t>
+        <w:br/>
+        <w:t>Store avatar overlaps the 140dp hero banner by 18dp (CSS-style absolute position in Compose).</w:t>
+      </w:r>
+    </w:p>
+    <w:p>
+      <w:pPr>
+        <w:spacing w:before="40" w:after="40"/>
+      </w:pPr>
+      <w:r>
+        <w:rPr>
+          <w:color w:val="CCCCCC"/>
+          <w:sz w:val="14"/>
+        </w:rPr>
+        <w:t>──────────────────────────────────────────────────────────────────────────────────────────</w:t>
+      </w:r>
+    </w:p>
+    <w:p>
+      <w:pPr>
+        <w:pStyle w:val="Heading2"/>
+      </w:pPr>
+      <w:r>
+        <w:t>STEP 82 — Follow / Unfollow Store  (C9)</w:t>
+      </w:r>
+    </w:p>
+    <w:p>
+      <w:pPr>
+        <w:spacing w:before="120"/>
+        <w:shd w:val="clear" w:color="auto" w:fill="EEEEEE"/>
+      </w:pPr>
+      <w:r>
+        <w:rPr>
+          <w:b/>
+          <w:color w:val="333333"/>
+          <w:sz w:val="20"/>
+        </w:rPr>
+        <w:t xml:space="preserve">  POST / DELETE  </w:t>
+      </w:r>
+      <w:r>
+        <w:rPr>
+          <w:b/>
+          <w:color w:val="1F4E79"/>
+          <w:sz w:val="20"/>
+        </w:rPr>
+        <w:t xml:space="preserve">  {{base_url}}/stores/{{store_id}}/follow/</w:t>
+      </w:r>
+      <w:r>
+        <w:rPr>
+          <w:i/>
+          <w:color w:val="777777"/>
+          <w:sz w:val="18"/>
+        </w:rPr>
+        <w:t xml:space="preserve">   [Customer JWT]   [Mobile Sprint 3]</w:t>
+      </w:r>
+    </w:p>
+    <w:p>
+      <w:pPr>
+        <w:ind w:left="288"/>
+      </w:pPr>
+      <w:r>
+        <w:rPr>
+          <w:b w:val="0"/>
+          <w:sz w:val="20"/>
+        </w:rPr>
+        <w:t>Authorization: Bearer {{customer_token}}</w:t>
+      </w:r>
+    </w:p>
+    <w:p>
+      <w:pPr>
+        <w:ind w:left="288"/>
+      </w:pPr>
+      <w:r>
+        <w:rPr>
+          <w:b w:val="0"/>
+          <w:sz w:val="20"/>
+        </w:rPr>
+        <w:t>POST to follow, DELETE to unfollow. No request body.</w:t>
+      </w:r>
+    </w:p>
+    <w:p>
+      <w:r>
+        <w:rPr>
+          <w:b/>
+          <w:sz w:val="20"/>
+        </w:rPr>
+        <w:t>Expected: POST → 200 or 201  |  DELETE → 204 No Content</w:t>
+      </w:r>
+    </w:p>
+    <w:p>
+      <w:pPr>
+        <w:ind w:left="288"/>
+        <w:shd w:val="clear" w:color="auto" w:fill="D1ECF1"/>
+      </w:pPr>
+      <w:r>
+        <w:rPr>
+          <w:i/>
+          <w:color w:val="0C5460"/>
+          <w:sz w:val="20"/>
+        </w:rPr>
+        <w:t xml:space="preserve">  💡  Mobile app does an optimistic update — heart icon fills immediately, rolls back if API fails.</w:t>
+      </w:r>
+    </w:p>
+    <w:p>
+      <w:pPr>
+        <w:spacing w:before="40" w:after="40"/>
+      </w:pPr>
+      <w:r>
+        <w:rPr>
+          <w:color w:val="CCCCCC"/>
+          <w:sz w:val="14"/>
+        </w:rPr>
+        <w:t>──────────────────────────────────────────────────────────────────────────────────────────</w:t>
+      </w:r>
+    </w:p>
+    <w:p>
+      <w:pPr>
+        <w:pStyle w:val="Heading2"/>
+      </w:pPr>
+      <w:r>
+        <w:t>STEP 83 — Get Product Detail  (C10 Product Detail Screen)</w:t>
+      </w:r>
+    </w:p>
+    <w:p>
+      <w:pPr>
+        <w:spacing w:before="120"/>
+        <w:shd w:val="clear" w:color="auto" w:fill="D4EDDA"/>
+      </w:pPr>
+      <w:r>
+        <w:rPr>
+          <w:b/>
+          <w:color w:val="155524"/>
+          <w:sz w:val="20"/>
+        </w:rPr>
+        <w:t xml:space="preserve">  GET  </w:t>
+      </w:r>
+      <w:r>
+        <w:rPr>
+          <w:b/>
+          <w:color w:val="1F4E79"/>
+          <w:sz w:val="20"/>
+        </w:rPr>
+        <w:t xml:space="preserve">  {{base_url}}/products/{{product_id}}/</w:t>
+      </w:r>
+      <w:r>
+        <w:rPr>
+          <w:i/>
+          <w:color w:val="777777"/>
+          <w:sz w:val="18"/>
+        </w:rPr>
+        <w:t xml:space="preserve">   [Customer JWT]   [Mobile Sprint 3]</w:t>
+      </w:r>
+    </w:p>
+    <w:p>
+      <w:pPr>
+        <w:ind w:left="288"/>
+      </w:pPr>
+      <w:r>
+        <w:rPr>
+          <w:b w:val="0"/>
+          <w:sz w:val="20"/>
+        </w:rPr>
+        <w:t>Authorization: Bearer {{customer_token}}</w:t>
+      </w:r>
+    </w:p>
+    <w:p>
+      <w:r>
+        <w:rPr>
+          <w:b/>
+          <w:sz w:val="20"/>
+        </w:rPr>
+        <w:t>Expected Response  200 OK:</w:t>
+      </w:r>
+    </w:p>
+    <w:p>
+      <w:pPr>
+        <w:spacing w:before="40" w:after="40"/>
+        <w:ind w:left="288"/>
+        <w:shd w:val="clear" w:color="auto" w:fill="F0F0F0"/>
+      </w:pPr>
+      <w:r>
+        <w:rPr>
+          <w:rFonts w:ascii="Courier New" w:hAnsi="Courier New"/>
+          <w:color w:val="1A1A8C"/>
+          <w:sz w:val="18"/>
+        </w:rPr>
+        <w:t>{</w:t>
+        <w:br/>
+        <w:t xml:space="preserve">  "id": "...",</w:t>
+        <w:br/>
+        <w:t xml:space="preserve">  "name": "Blue Cotton Kurta",</w:t>
+        <w:br/>
+        <w:t xml:space="preserve">  "description": "...",</w:t>
+        <w:br/>
+        <w:t xml:space="preserve">  "price": 450.0,</w:t>
+        <w:br/>
+        <w:t xml:space="preserve">  "sale_price": null,</w:t>
+        <w:br/>
+        <w:t xml:space="preserve">  "images": ["https://..."],</w:t>
+        <w:br/>
+        <w:t xml:space="preserve">  "store": { "id": "...", "name": "Riya Boutique" },</w:t>
+        <w:br/>
+        <w:t xml:space="preserve">  "distance_km": 1.2,</w:t>
+        <w:br/>
+        <w:t xml:space="preserve">  "category": "clothing",</w:t>
+        <w:br/>
+        <w:t xml:space="preserve">  "sizes": [</w:t>
+        <w:br/>
+        <w:t xml:space="preserve">    { "size": "S", "stock": 3 },</w:t>
+        <w:br/>
+        <w:t xml:space="preserve">    { "size": "M", "stock": 1 },</w:t>
+        <w:br/>
+        <w:t xml:space="preserve">    { "size": "L", "stock": 0 }</w:t>
+        <w:br/>
+        <w:t xml:space="preserve">  ],</w:t>
+        <w:br/>
+        <w:t xml:space="preserve">  "colors": ["#1D4ED8", "#059669"],</w:t>
+        <w:br/>
+        <w:t xml:space="preserve">  "stock_count": 4,</w:t>
+        <w:br/>
+        <w:t xml:space="preserve">  "is_on_sale": false,</w:t>
+        <w:br/>
+        <w:t xml:space="preserve">  "is_wishlisted": false</w:t>
+        <w:br/>
+        <w:t>}</w:t>
+      </w:r>
+    </w:p>
+    <w:p>
+      <w:pPr>
+        <w:ind w:left="288"/>
+        <w:shd w:val="clear" w:color="auto" w:fill="D1ECF1"/>
+      </w:pPr>
+      <w:r>
+        <w:rPr>
+          <w:i/>
+          <w:color w:val="0C5460"/>
+          <w:sz w:val="20"/>
+        </w:rPr>
+        <w:t xml:space="preserve">  💡  Sizes with stock=0 are rendered at 35% alpha and are non-tappable in the mobile app.</w:t>
+        <w:br/>
+        <w:t>Colors are hex strings rendered as 24dp coloured circle dots.</w:t>
+      </w:r>
+    </w:p>
+    <w:p>
+      <w:pPr>
+        <w:spacing w:before="40" w:after="40"/>
+      </w:pPr>
+      <w:r>
+        <w:rPr>
+          <w:color w:val="CCCCCC"/>
+          <w:sz w:val="14"/>
+        </w:rPr>
+        <w:t>──────────────────────────────────────────────────────────────────────────────────────────</w:t>
+      </w:r>
+    </w:p>
+    <w:p>
+      <w:pPr>
+        <w:pStyle w:val="Heading2"/>
+      </w:pPr>
+      <w:r>
+        <w:t>STEP 84 — Reserve Product  (C10)</w:t>
+      </w:r>
+    </w:p>
+    <w:p>
+      <w:pPr>
+        <w:spacing w:before="120"/>
+        <w:shd w:val="clear" w:color="auto" w:fill="CCE5FF"/>
+      </w:pPr>
+      <w:r>
+        <w:rPr>
+          <w:b/>
+          <w:color w:val="004DAA"/>
+          <w:sz w:val="20"/>
+        </w:rPr>
+        <w:t xml:space="preserve">  POST  </w:t>
+      </w:r>
+      <w:r>
+        <w:rPr>
+          <w:b/>
+          <w:color w:val="1F4E79"/>
+          <w:sz w:val="20"/>
+        </w:rPr>
+        <w:t xml:space="preserve">  {{base_url}}/products/{{product_id}}/reserve/</w:t>
+      </w:r>
+      <w:r>
+        <w:rPr>
+          <w:i/>
+          <w:color w:val="777777"/>
+          <w:sz w:val="18"/>
+        </w:rPr>
+        <w:t xml:space="preserve">   [Customer JWT]   [Mobile Sprint 3]</w:t>
+      </w:r>
+    </w:p>
+    <w:p>
+      <w:pPr>
+        <w:ind w:left="288"/>
+      </w:pPr>
+      <w:r>
+        <w:rPr>
+          <w:b w:val="0"/>
+          <w:sz w:val="20"/>
+        </w:rPr>
+        <w:t>Authorization: Bearer {{customer_token}}</w:t>
+      </w:r>
+    </w:p>
+    <w:p>
+      <w:pPr>
+        <w:ind w:left="288"/>
+      </w:pPr>
+      <w:r>
+        <w:rPr>
+          <w:b w:val="0"/>
+          <w:sz w:val="20"/>
+        </w:rPr>
+        <w:t>Content-Type: application/json</w:t>
+      </w:r>
+    </w:p>
+    <w:p>
+      <w:r>
+        <w:rPr>
+          <w:b/>
+          <w:sz w:val="20"/>
+        </w:rPr>
+        <w:t>Request Body:</w:t>
+      </w:r>
+    </w:p>
+    <w:p>
+      <w:pPr>
+        <w:spacing w:before="40" w:after="40"/>
+        <w:ind w:left="288"/>
+        <w:shd w:val="clear" w:color="auto" w:fill="F0F0F0"/>
+      </w:pPr>
+      <w:r>
+        <w:rPr>
+          <w:rFonts w:ascii="Courier New" w:hAnsi="Courier New"/>
+          <w:color w:val="1A1A8C"/>
+          <w:sz w:val="18"/>
+        </w:rPr>
+        <w:t>{</w:t>
+        <w:br/>
+        <w:t xml:space="preserve">  "size": "M",</w:t>
+        <w:br/>
+        <w:t xml:space="preserve">  "quantity": 1</w:t>
+        <w:br/>
+        <w:t>}</w:t>
+      </w:r>
+    </w:p>
+    <w:p>
+      <w:r>
+        <w:rPr>
+          <w:b/>
+          <w:sz w:val="20"/>
+        </w:rPr>
+        <w:t>Expected Response  201 Created:</w:t>
+      </w:r>
+    </w:p>
+    <w:p>
+      <w:pPr>
+        <w:spacing w:before="40" w:after="40"/>
+        <w:ind w:left="288"/>
+        <w:shd w:val="clear" w:color="auto" w:fill="F0F0F0"/>
+      </w:pPr>
+      <w:r>
+        <w:rPr>
+          <w:rFonts w:ascii="Courier New" w:hAnsi="Courier New"/>
+          <w:color w:val="1A1A8C"/>
+          <w:sz w:val="18"/>
+        </w:rPr>
+        <w:t>{</w:t>
+        <w:br/>
+        <w:t xml:space="preserve">  "id": "reserve-uuid-...",</w:t>
+        <w:br/>
+        <w:t xml:space="preserve">  "expires_at": "2026-05-16T15:30:00Z",</w:t>
+        <w:br/>
+        <w:t xml:space="preserve">  "status": "active"</w:t>
+        <w:br/>
+        <w:t>}</w:t>
+      </w:r>
+    </w:p>
+    <w:p>
+      <w:pPr>
+        <w:ind w:left="288"/>
+        <w:shd w:val="clear" w:color="auto" w:fill="D4EDDA"/>
+      </w:pPr>
+      <w:r>
+        <w:rPr>
+          <w:i/>
+          <w:color w:val="155724"/>
+          <w:sz w:val="20"/>
+        </w:rPr>
+        <w:t xml:space="preserve">  ✅  Reservation holds the item for 2 hours. Mobile shows an inline green card with expiry time.</w:t>
+      </w:r>
+    </w:p>
+    <w:p>
+      <w:pPr>
+        <w:ind w:left="288"/>
+        <w:shd w:val="clear" w:color="auto" w:fill="F8D7DA"/>
+      </w:pPr>
+      <w:r>
+        <w:rPr>
+          <w:i/>
+          <w:color w:val="7B1D1D"/>
+          <w:sz w:val="20"/>
+        </w:rPr>
+        <w:t xml:space="preserve">  🚫  400 — size not provided or out of stock.</w:t>
+        <w:br/>
+        <w:t>409 — already reserved by this user.</w:t>
+      </w:r>
+    </w:p>
+    <w:p>
+      <w:pPr>
+        <w:spacing w:before="40" w:after="40"/>
+      </w:pPr>
+      <w:r>
+        <w:rPr>
+          <w:color w:val="CCCCCC"/>
+          <w:sz w:val="14"/>
+        </w:rPr>
+        <w:t>──────────────────────────────────────────────────────────────────────────────────────────</w:t>
+      </w:r>
+    </w:p>
+    <w:p>
+      <w:pPr>
+        <w:pStyle w:val="Heading2"/>
+      </w:pPr>
+      <w:r>
+        <w:t>STEP 85 — Wishlist Product  (C10)</w:t>
+      </w:r>
+    </w:p>
+    <w:p>
+      <w:pPr>
+        <w:spacing w:before="120"/>
+        <w:shd w:val="clear" w:color="auto" w:fill="EEEEEE"/>
+      </w:pPr>
+      <w:r>
+        <w:rPr>
+          <w:b/>
+          <w:color w:val="333333"/>
+          <w:sz w:val="20"/>
+        </w:rPr>
+        <w:t xml:space="preserve">  POST / DELETE  </w:t>
+      </w:r>
+      <w:r>
+        <w:rPr>
+          <w:b/>
+          <w:color w:val="1F4E79"/>
+          <w:sz w:val="20"/>
+        </w:rPr>
+        <w:t xml:space="preserve">  {{base_url}}/products/{{product_id}}/wishlist/</w:t>
+      </w:r>
+      <w:r>
+        <w:rPr>
+          <w:i/>
+          <w:color w:val="777777"/>
+          <w:sz w:val="18"/>
+        </w:rPr>
+        <w:t xml:space="preserve">   [Customer JWT]   [Mobile Sprint 3]</w:t>
+      </w:r>
+    </w:p>
+    <w:p>
+      <w:pPr>
+        <w:ind w:left="288"/>
+      </w:pPr>
+      <w:r>
+        <w:rPr>
+          <w:b w:val="0"/>
+          <w:sz w:val="20"/>
+        </w:rPr>
+        <w:t>Authorization: Bearer {{customer_token}}</w:t>
+      </w:r>
+    </w:p>
+    <w:p>
+      <w:pPr>
+        <w:ind w:left="288"/>
+      </w:pPr>
+      <w:r>
+        <w:rPr>
+          <w:b w:val="0"/>
+          <w:sz w:val="20"/>
+        </w:rPr>
+        <w:t>POST to add to wishlist, DELETE to remove. No body.</w:t>
+      </w:r>
+    </w:p>
+    <w:p>
+      <w:r>
+        <w:rPr>
+          <w:b/>
+          <w:sz w:val="20"/>
+        </w:rPr>
+        <w:t>Expected: POST → 201  |  DELETE → 204 No Content</w:t>
+      </w:r>
+    </w:p>
+    <w:p>
+      <w:pPr>
+        <w:ind w:left="288"/>
+        <w:shd w:val="clear" w:color="auto" w:fill="D1ECF1"/>
+      </w:pPr>
+      <w:r>
+        <w:rPr>
+          <w:i/>
+          <w:color w:val="0C5460"/>
+          <w:sz w:val="20"/>
+        </w:rPr>
+        <w:t xml:space="preserve">  💡  Optimistic update — heart icon fills/unfills immediately, reverts on failure.</w:t>
+      </w:r>
+    </w:p>
+    <w:p/>
+    <w:tbl>
+      <w:tblPr>
+        <w:tblStyle w:val="TableGrid"/>
+        <w:tblW w:type="auto" w:w="0"/>
+        <w:jc w:val="left"/>
+        <w:tblLook w:firstColumn="1" w:firstRow="1" w:lastColumn="0" w:lastRow="0" w:noHBand="0" w:noVBand="1" w:val="04A0"/>
+      </w:tblPr>
+      <w:tblGrid>
+        <w:gridCol w:w="2412"/>
+        <w:gridCol w:w="2412"/>
+        <w:gridCol w:w="2412"/>
+        <w:gridCol w:w="2412"/>
+      </w:tblGrid>
+      <w:tr>
+        <w:tc>
+          <w:tcPr>
+            <w:tcW w:type="dxa" w:w="720"/>
+            <w:shd w:val="clear" w:color="auto" w:fill="9B2D7F"/>
+          </w:tcPr>
+          <w:p>
+            <w:r>
+              <w:rPr>
+                <w:b/>
+                <w:color w:val="FFFFFF"/>
+                <w:sz w:val="20"/>
+              </w:rPr>
+              <w:t>Step</w:t>
+            </w:r>
+          </w:p>
+        </w:tc>
+        <w:tc>
+          <w:tcPr>
+            <w:tcW w:type="dxa" w:w="1440"/>
+            <w:shd w:val="clear" w:color="auto" w:fill="9B2D7F"/>
+          </w:tcPr>
+          <w:p>
+            <w:r>
+              <w:rPr>
+                <w:b/>
+                <w:color w:val="FFFFFF"/>
+                <w:sz w:val="20"/>
+              </w:rPr>
+              <w:t>Method</w:t>
+            </w:r>
+          </w:p>
+        </w:tc>
+        <w:tc>
+          <w:tcPr>
+            <w:tcW w:type="dxa" w:w="4032"/>
+            <w:shd w:val="clear" w:color="auto" w:fill="9B2D7F"/>
+          </w:tcPr>
+          <w:p>
+            <w:r>
+              <w:rPr>
+                <w:b/>
+                <w:color w:val="FFFFFF"/>
+                <w:sz w:val="20"/>
+              </w:rPr>
+              <w:t>Endpoint</w:t>
+            </w:r>
+          </w:p>
+        </w:tc>
+        <w:tc>
+          <w:tcPr>
+            <w:tcW w:type="dxa" w:w="3168"/>
+            <w:shd w:val="clear" w:color="auto" w:fill="9B2D7F"/>
+          </w:tcPr>
+          <w:p>
+            <w:r>
+              <w:rPr>
+                <w:b/>
+                <w:color w:val="FFFFFF"/>
+                <w:sz w:val="20"/>
+              </w:rPr>
+              <w:t>Screen</w:t>
+            </w:r>
+          </w:p>
+        </w:tc>
+      </w:tr>
+      <w:tr>
+        <w:tc>
+          <w:tcPr>
+            <w:tcW w:type="dxa" w:w="720"/>
+            <w:shd w:val="clear" w:color="auto" w:fill="DEEAF1"/>
+          </w:tcPr>
+          <w:p>
+            <w:r>
+              <w:rPr>
+                <w:sz w:val="19"/>
+              </w:rPr>
+              <w:t>80</w:t>
+            </w:r>
+          </w:p>
+        </w:tc>
+        <w:tc>
+          <w:tcPr>
+            <w:tcW w:type="dxa" w:w="1440"/>
+            <w:shd w:val="clear" w:color="auto" w:fill="DEEAF1"/>
+          </w:tcPr>
+          <w:p>
+            <w:r>
+              <w:rPr>
+                <w:sz w:val="19"/>
+              </w:rPr>
+              <w:t>GET</w:t>
+            </w:r>
+          </w:p>
+        </w:tc>
+        <w:tc>
+          <w:tcPr>
+            <w:tcW w:type="dxa" w:w="4032"/>
+            <w:shd w:val="clear" w:color="auto" w:fill="DEEAF1"/>
+          </w:tcPr>
+          <w:p>
+            <w:r>
+              <w:rPr>
+                <w:sz w:val="19"/>
+              </w:rPr>
+              <w:t>/products/search/?q=&amp;lat=&amp;lng=</w:t>
+            </w:r>
+          </w:p>
+        </w:tc>
+        <w:tc>
+          <w:tcPr>
+            <w:tcW w:type="dxa" w:w="3168"/>
+            <w:shd w:val="clear" w:color="auto" w:fill="DEEAF1"/>
+          </w:tcPr>
+          <w:p>
+            <w:r>
+              <w:rPr>
+                <w:sz w:val="19"/>
+              </w:rPr>
+              <w:t>C8 Search</w:t>
+            </w:r>
+          </w:p>
+        </w:tc>
+      </w:tr>
+      <w:tr>
+        <w:tc>
+          <w:tcPr>
+            <w:tcW w:type="dxa" w:w="720"/>
+          </w:tcPr>
+          <w:p>
+            <w:r>
+              <w:rPr>
+                <w:sz w:val="19"/>
+              </w:rPr>
+              <w:t>81</w:t>
+            </w:r>
+          </w:p>
+        </w:tc>
+        <w:tc>
+          <w:tcPr>
+            <w:tcW w:type="dxa" w:w="1440"/>
+          </w:tcPr>
+          <w:p>
+            <w:r>
+              <w:rPr>
+                <w:sz w:val="19"/>
+              </w:rPr>
+              <w:t>GET</w:t>
+            </w:r>
+          </w:p>
+        </w:tc>
+        <w:tc>
+          <w:tcPr>
+            <w:tcW w:type="dxa" w:w="4032"/>
+          </w:tcPr>
+          <w:p>
+            <w:r>
+              <w:rPr>
+                <w:sz w:val="19"/>
+              </w:rPr>
+              <w:t>/stores/{id}/</w:t>
+            </w:r>
+          </w:p>
+        </w:tc>
+        <w:tc>
+          <w:tcPr>
+            <w:tcW w:type="dxa" w:w="3168"/>
+          </w:tcPr>
+          <w:p>
+            <w:r>
+              <w:rPr>
+                <w:sz w:val="19"/>
+              </w:rPr>
+              <w:t>C9 Store Detail</w:t>
+            </w:r>
+          </w:p>
+        </w:tc>
+      </w:tr>
+      <w:tr>
+        <w:tc>
+          <w:tcPr>
+            <w:tcW w:type="dxa" w:w="720"/>
+            <w:shd w:val="clear" w:color="auto" w:fill="DEEAF1"/>
+          </w:tcPr>
+          <w:p>
+            <w:r>
+              <w:rPr>
+                <w:sz w:val="19"/>
+              </w:rPr>
+              <w:t>82</w:t>
+            </w:r>
+          </w:p>
+        </w:tc>
+        <w:tc>
+          <w:tcPr>
+            <w:tcW w:type="dxa" w:w="1440"/>
+            <w:shd w:val="clear" w:color="auto" w:fill="DEEAF1"/>
+          </w:tcPr>
+          <w:p>
+            <w:r>
+              <w:rPr>
+                <w:sz w:val="19"/>
+              </w:rPr>
+              <w:t>POST/DELETE</w:t>
+            </w:r>
+          </w:p>
+        </w:tc>
+        <w:tc>
+          <w:tcPr>
+            <w:tcW w:type="dxa" w:w="4032"/>
+            <w:shd w:val="clear" w:color="auto" w:fill="DEEAF1"/>
+          </w:tcPr>
+          <w:p>
+            <w:r>
+              <w:rPr>
+                <w:sz w:val="19"/>
+              </w:rPr>
+              <w:t>/stores/{id}/follow/</w:t>
+            </w:r>
+          </w:p>
+        </w:tc>
+        <w:tc>
+          <w:tcPr>
+            <w:tcW w:type="dxa" w:w="3168"/>
+            <w:shd w:val="clear" w:color="auto" w:fill="DEEAF1"/>
+          </w:tcPr>
+          <w:p>
+            <w:r>
+              <w:rPr>
+                <w:sz w:val="19"/>
+              </w:rPr>
+              <w:t>C9 Follow</w:t>
+            </w:r>
+          </w:p>
+        </w:tc>
+      </w:tr>
+      <w:tr>
+        <w:tc>
+          <w:tcPr>
+            <w:tcW w:type="dxa" w:w="720"/>
+          </w:tcPr>
+          <w:p>
+            <w:r>
+              <w:rPr>
+                <w:sz w:val="19"/>
+              </w:rPr>
+              <w:t>83</w:t>
+            </w:r>
+          </w:p>
+        </w:tc>
+        <w:tc>
+          <w:tcPr>
+            <w:tcW w:type="dxa" w:w="1440"/>
+          </w:tcPr>
+          <w:p>
+            <w:r>
+              <w:rPr>
+                <w:sz w:val="19"/>
+              </w:rPr>
+              <w:t>GET</w:t>
+            </w:r>
+          </w:p>
+        </w:tc>
+        <w:tc>
+          <w:tcPr>
+            <w:tcW w:type="dxa" w:w="4032"/>
+          </w:tcPr>
+          <w:p>
+            <w:r>
+              <w:rPr>
+                <w:sz w:val="19"/>
+              </w:rPr>
+              <w:t>/products/{id}/</w:t>
+            </w:r>
+          </w:p>
+        </w:tc>
+        <w:tc>
+          <w:tcPr>
+            <w:tcW w:type="dxa" w:w="3168"/>
+          </w:tcPr>
+          <w:p>
+            <w:r>
+              <w:rPr>
+                <w:sz w:val="19"/>
+              </w:rPr>
+              <w:t>C10 Product Detail</w:t>
+            </w:r>
+          </w:p>
+        </w:tc>
+      </w:tr>
+      <w:tr>
+        <w:tc>
+          <w:tcPr>
+            <w:tcW w:type="dxa" w:w="720"/>
+            <w:shd w:val="clear" w:color="auto" w:fill="DEEAF1"/>
+          </w:tcPr>
+          <w:p>
+            <w:r>
+              <w:rPr>
+                <w:sz w:val="19"/>
+              </w:rPr>
+              <w:t>84</w:t>
+            </w:r>
+          </w:p>
+        </w:tc>
+        <w:tc>
+          <w:tcPr>
+            <w:tcW w:type="dxa" w:w="1440"/>
+            <w:shd w:val="clear" w:color="auto" w:fill="DEEAF1"/>
+          </w:tcPr>
+          <w:p>
+            <w:r>
+              <w:rPr>
+                <w:sz w:val="19"/>
+              </w:rPr>
+              <w:t>POST</w:t>
+            </w:r>
+          </w:p>
+        </w:tc>
+        <w:tc>
+          <w:tcPr>
+            <w:tcW w:type="dxa" w:w="4032"/>
+            <w:shd w:val="clear" w:color="auto" w:fill="DEEAF1"/>
+          </w:tcPr>
+          <w:p>
+            <w:r>
+              <w:rPr>
+                <w:sz w:val="19"/>
+              </w:rPr>
+              <w:t>/products/{id}/reserve/</w:t>
+            </w:r>
+          </w:p>
+        </w:tc>
+        <w:tc>
+          <w:tcPr>
+            <w:tcW w:type="dxa" w:w="3168"/>
+            <w:shd w:val="clear" w:color="auto" w:fill="DEEAF1"/>
+          </w:tcPr>
+          <w:p>
+            <w:r>
+              <w:rPr>
+                <w:sz w:val="19"/>
+              </w:rPr>
+              <w:t>C10 Reserve</w:t>
+            </w:r>
+          </w:p>
+        </w:tc>
+      </w:tr>
+      <w:tr>
+        <w:tc>
+          <w:tcPr>
+            <w:tcW w:type="dxa" w:w="720"/>
+          </w:tcPr>
+          <w:p>
+            <w:r>
+              <w:rPr>
+                <w:sz w:val="19"/>
+              </w:rPr>
+              <w:t>85</w:t>
+            </w:r>
+          </w:p>
+        </w:tc>
+        <w:tc>
+          <w:tcPr>
+            <w:tcW w:type="dxa" w:w="1440"/>
+          </w:tcPr>
+          <w:p>
+            <w:r>
+              <w:rPr>
+                <w:sz w:val="19"/>
+              </w:rPr>
+              <w:t>POST/DELETE</w:t>
+            </w:r>
+          </w:p>
+        </w:tc>
+        <w:tc>
+          <w:tcPr>
+            <w:tcW w:type="dxa" w:w="4032"/>
+          </w:tcPr>
+          <w:p>
+            <w:r>
+              <w:rPr>
+                <w:sz w:val="19"/>
+              </w:rPr>
+              <w:t>/products/{id}/wishlist/</w:t>
+            </w:r>
+          </w:p>
+        </w:tc>
+        <w:tc>
+          <w:tcPr>
+            <w:tcW w:type="dxa" w:w="3168"/>
+          </w:tcPr>
+          <w:p>
+            <w:r>
+              <w:rPr>
+                <w:sz w:val="19"/>
+              </w:rPr>
+              <w:t>C10 Wishlist</w:t>
+            </w:r>
+          </w:p>
+        </w:tc>
+      </w:tr>
     </w:tbl>
     <w:p/>
     <w:p/>
@@ -31535,7 +33272,7 @@
           <w:color w:val="999999"/>
           <w:sz w:val="18"/>
         </w:rPr>
-        <w:t>NearKart Backend — Master API Testing Guide   |   Sprint 1–12   |   Use Postman or curl for testing</w:t>
+        <w:t>NearKart — Master API Testing Guide   |   Backend Sprint 1–12  +  Mobile Sprint 3   |   Use Postman or curl for testing</w:t>
       </w:r>
     </w:p>
     <w:sectPr>

--- a/nearkart_backend/docs/NearKart_Master_API_Testing_Guide.docx
+++ b/nearkart_backend/docs/NearKart_Master_API_Testing_Guide.docx
@@ -50,7 +50,7 @@
           <w:color w:val="888888"/>
           <w:sz w:val="20"/>
         </w:rPr>
-        <w:t>Sprint 1 → Sprint 12   |   Last updated: May 2026</w:t>
+        <w:t>Sprint 1 → Sprint 15   |   Last updated: May 2026</w:t>
       </w:r>
     </w:p>
     <w:p/>
@@ -32843,7 +32843,6 @@
         <w:t xml:space="preserve">  💡  Optimistic update — heart icon fills/unfills immediately, reverts on failure.</w:t>
       </w:r>
     </w:p>
-    <w:p/>
     <w:tbl>
       <w:tblPr>
         <w:tblStyle w:val="TableGrid"/>
@@ -33260,19 +33259,732 @@
         </w:tc>
       </w:tr>
     </w:tbl>
+    <w:p>
+      <w:pPr>
+        <w:pStyle w:val="Heading1"/>
+      </w:pPr>
+      <w:r>
+        <w:t>Sprint 13 — Performance Algorithms + Test Infrastructure</w:t>
+      </w:r>
+    </w:p>
+    <w:p>
+      <w:pPr/>
+      <w:r>
+        <w:t>Sprint 13 added backend performance algorithms and a comprehensive automated test suite. No new customer-facing API endpoints were introduced.</w:t>
+      </w:r>
+    </w:p>
+    <w:p>
+      <w:pPr/>
+      <w:r>
+        <w:t>Algorithms added to backend (transparent to API consumers):</w:t>
+      </w:r>
+    </w:p>
+    <w:p>
+      <w:pPr/>
+      <w:r>
+        <w:t xml:space="preserve">  • Geo-Proximity Sort — haversine-distance ranking for /stores/nearby/ and /products/nearby/</w:t>
+        <w:br/>
+        <w:t xml:space="preserve">  • Smart Search Ranking — TF-IDF-style relevance scoring on product search</w:t>
+        <w:br/>
+        <w:t xml:space="preserve">  • Circuit Breaker — protects WebSocket / external service calls</w:t>
+        <w:br/>
+        <w:t xml:space="preserve">  • Reservation Expiry Sweep — Celery Beat task auto-expires stale holds</w:t>
+        <w:br/>
+        <w:t xml:space="preserve">  • Trending Products — weighted time-decay score for home feed ranking</w:t>
+      </w:r>
+    </w:p>
+    <w:p>
+      <w:pPr/>
+      <w:r>
+        <w:t>Existing endpoints unaffected — results are now faster and better ranked.</w:t>
+      </w:r>
+    </w:p>
+    <w:p>
+      <w:pPr/>
+      <w:r>
+        <w:t>──────────────────────────────────────────────────────────────────────────────────────────</w:t>
+      </w:r>
+    </w:p>
+    <w:p>
+      <w:pPr>
+        <w:pStyle w:val="Heading1"/>
+      </w:pPr>
+      <w:r>
+        <w:t>Sprint 14 — FCM Push Notifications + Edit Profile + QR Scanner  (Mobile)</w:t>
+      </w:r>
+    </w:p>
+    <w:p>
+      <w:pPr/>
+      <w:r>
+        <w:t>Sprint 14 completed mobile-only features. The device-token endpoint (STEP 70) was already available from Sprint 11. Sprint 14 wired it up in the Android app automatically on login.</w:t>
+      </w:r>
+    </w:p>
+    <w:p>
+      <w:pPr>
+        <w:pStyle w:val="Heading2"/>
+      </w:pPr>
+      <w:r>
+        <w:t>STEP 70 (updated) — Register Device FCM Token  (reminder)</w:t>
+      </w:r>
+    </w:p>
+    <w:p>
+      <w:pPr/>
+      <w:r>
+        <w:t xml:space="preserve">  POST    {{base_url}}/notifications/device-token/   [Bearer JWT]   [Sprint 11 / Sprint 14]</w:t>
+      </w:r>
+    </w:p>
+    <w:p>
+      <w:pPr/>
+      <w:r>
+        <w:t>Authorization: Bearer {{access_token}}</w:t>
+      </w:r>
+    </w:p>
+    <w:p>
+      <w:pPr/>
+      <w:r>
+        <w:t>Content-Type: application/json</w:t>
+      </w:r>
+    </w:p>
+    <w:p>
+      <w:pPr/>
+      <w:r>
+        <w:t>Request Body:</w:t>
+      </w:r>
+    </w:p>
+    <w:p>
+      <w:pPr/>
+      <w:r>
+        <w:rPr>
+          <w:rFonts w:ascii="Courier New" w:hAnsi="Courier New"/>
+          <w:sz w:val="18"/>
+        </w:rPr>
+        <w:t>{</w:t>
+        <w:br/>
+        <w:t xml:space="preserve">  "fcm_token": "your-firebase-fcm-token",</w:t>
+        <w:br/>
+        <w:t xml:space="preserve">  "device_type": "android"</w:t>
+        <w:br/>
+        <w:t>}</w:t>
+      </w:r>
+    </w:p>
+    <w:p>
+      <w:pPr/>
+      <w:r>
+        <w:t>Expected Response  200 OK:</w:t>
+      </w:r>
+    </w:p>
+    <w:p>
+      <w:pPr/>
+      <w:r>
+        <w:rPr>
+          <w:rFonts w:ascii="Courier New" w:hAnsi="Courier New"/>
+          <w:sz w:val="18"/>
+        </w:rPr>
+        <w:t>{</w:t>
+        <w:br/>
+        <w:t xml:space="preserve">  "message": "Device token registered."</w:t>
+        <w:br/>
+        <w:t>}</w:t>
+      </w:r>
+    </w:p>
+    <w:p>
+      <w:pPr/>
+      <w:r>
+        <w:t xml:space="preserve">  💡  Mobile app calls this automatically after login and on each app launch (via FirebaseMessagingService).</w:t>
+      </w:r>
+    </w:p>
+    <w:p>
+      <w:pPr/>
+      <w:r>
+        <w:t>──────────────────────────────────────────────────────────────────────────────────────────</w:t>
+      </w:r>
+    </w:p>
+    <w:p>
+      <w:pPr>
+        <w:pStyle w:val="Heading2"/>
+      </w:pPr>
+      <w:r>
+        <w:t>QR Code — Scan Store QR  (Mobile Sprint 14)</w:t>
+      </w:r>
+    </w:p>
+    <w:p>
+      <w:pPr/>
+      <w:r>
+        <w:t>The mobile QR Scanner reads a NearKart store QR code (format: https://nearkart.in/stores/&lt;uuid&gt;) and navigates directly to that store detail screen. No new backend endpoint — uses GET /stores/&lt;id&gt;/ (STEP 12).</w:t>
+      </w:r>
+    </w:p>
+    <w:p>
+      <w:pPr/>
+      <w:r>
+        <w:t>──────────────────────────────────────────────────────────────────────────────────────────</w:t>
+      </w:r>
+    </w:p>
+    <w:p>
+      <w:pPr>
+        <w:pStyle w:val="Heading1"/>
+      </w:pPr>
+      <w:r>
+        <w:t>Sprint 15 — Loyalty Points + Referral System  (Steps 86–90)</w:t>
+      </w:r>
+    </w:p>
+    <w:p>
+      <w:pPr/>
+      <w:r>
+        <w:t>Business Rules:</w:t>
+      </w:r>
+    </w:p>
+    <w:p>
+      <w:pPr/>
+      <w:r>
+        <w:t xml:space="preserve">  • 10 points = ₹1 discount</w:t>
+        <w:br/>
+        <w:t xml:space="preserve">  • Referral earns 50 pts (customer) or 100 pts (vendor) for the referrer</w:t>
+        <w:br/>
+        <w:t xml:space="preserve">  • Min redemption: 50 pts  |  Max redemption: 500 pts per transaction</w:t>
+        <w:br/>
+        <w:t xml:space="preserve">  • Each user may only apply one referral code (one-time)</w:t>
+        <w:br/>
+        <w:t xml:space="preserve">  • Referral code format: NK + 6 alphanumeric uppercase chars (e.g. NKABC12)</w:t>
+      </w:r>
+    </w:p>
+    <w:p>
+      <w:pPr/>
+      <w:r>
+        <w:t>──────────────────────────────────────────────────────────────────────────────────────────</w:t>
+      </w:r>
+    </w:p>
+    <w:p>
+      <w:pPr>
+        <w:pStyle w:val="Heading2"/>
+      </w:pPr>
+      <w:r>
+        <w:t>STEP 86 — Get Loyalty Balance + Referral Code  (Customer / Vendor)</w:t>
+      </w:r>
+    </w:p>
+    <w:p>
+      <w:pPr/>
+      <w:r>
+        <w:t xml:space="preserve">  GET    {{base_url}}/loyalty/   [Bearer JWT]   [Sprint 15]</w:t>
+      </w:r>
+    </w:p>
+    <w:p>
+      <w:pPr/>
+      <w:r>
+        <w:t>Authorization: Bearer {{access_token}}</w:t>
+      </w:r>
+    </w:p>
+    <w:p>
+      <w:pPr/>
+      <w:r>
+        <w:t>No request body.</w:t>
+      </w:r>
+    </w:p>
+    <w:p>
+      <w:pPr/>
+      <w:r>
+        <w:t>Expected Response  200 OK:</w:t>
+      </w:r>
+    </w:p>
+    <w:p>
+      <w:pPr/>
+      <w:r>
+        <w:rPr>
+          <w:rFonts w:ascii="Courier New" w:hAnsi="Courier New"/>
+          <w:sz w:val="18"/>
+        </w:rPr>
+        <w:t>{</w:t>
+        <w:br/>
+        <w:t xml:space="preserve">  "balance": 150,</w:t>
+        <w:br/>
+        <w:t xml:space="preserve">  "total_earned": 200,</w:t>
+        <w:br/>
+        <w:t xml:space="preserve">  "total_redeemed": 50,</w:t>
+        <w:br/>
+        <w:t xml:space="preserve">  "referral_code": "NKABC123",</w:t>
+        <w:br/>
+        <w:t xml:space="preserve">  "points_value_rupees": 15,</w:t>
+        <w:br/>
+        <w:t xml:space="preserve">  "referrals_count": 2</w:t>
+        <w:br/>
+        <w:t>}</w:t>
+      </w:r>
+    </w:p>
+    <w:p>
+      <w:pPr/>
+      <w:r>
+        <w:t xml:space="preserve">  💡  A LoyaltyAccount is created automatically on first call — no setup needed.</w:t>
+      </w:r>
+    </w:p>
+    <w:p>
+      <w:pPr/>
+      <w:r>
+        <w:t xml:space="preserve">  Mobile profile screen shows "balance" as the loyalty card number. "referral_code" is displayed in the Refer &amp; Earn screen.  ⭐</w:t>
+      </w:r>
+    </w:p>
+    <w:p>
+      <w:pPr/>
+      <w:r>
+        <w:t>──────────────────────────────────────────────────────────────────────────────────────────</w:t>
+      </w:r>
+    </w:p>
+    <w:p>
+      <w:pPr>
+        <w:pStyle w:val="Heading2"/>
+      </w:pPr>
+      <w:r>
+        <w:t>STEP 87 — Loyalty Transaction History</w:t>
+      </w:r>
+    </w:p>
+    <w:p>
+      <w:pPr/>
+      <w:r>
+        <w:t xml:space="preserve">  GET    {{base_url}}/loyalty/history/   [Bearer JWT]   [Sprint 15]</w:t>
+      </w:r>
+    </w:p>
+    <w:p>
+      <w:pPr/>
+      <w:r>
+        <w:t>Authorization: Bearer {{access_token}}</w:t>
+      </w:r>
+    </w:p>
+    <w:p>
+      <w:pPr/>
+      <w:r>
+        <w:t>No request body. Returns last 50 transactions, newest first.</w:t>
+      </w:r>
+    </w:p>
+    <w:p>
+      <w:pPr/>
+      <w:r>
+        <w:t>Expected Response  200 OK:</w:t>
+      </w:r>
+    </w:p>
+    <w:p>
+      <w:pPr/>
+      <w:r>
+        <w:rPr>
+          <w:rFonts w:ascii="Courier New" w:hAnsi="Courier New"/>
+          <w:sz w:val="18"/>
+        </w:rPr>
+        <w:t>[</w:t>
+        <w:br/>
+        <w:t xml:space="preserve">  {</w:t>
+        <w:br/>
+        <w:t xml:space="preserve">    "id": "uuid",</w:t>
+        <w:br/>
+        <w:t xml:space="preserve">    "transaction_type": "earn",</w:t>
+        <w:br/>
+        <w:t xml:space="preserve">    "source": "referral",</w:t>
+        <w:br/>
+        <w:t xml:space="preserve">    "points": 50,</w:t>
+        <w:br/>
+        <w:t xml:space="preserve">    "description": "Referral bonus — friend +919000000003 joined",</w:t>
+        <w:br/>
+        <w:t xml:space="preserve">    "balance_after": 50,</w:t>
+        <w:br/>
+        <w:t xml:space="preserve">    "created_at": "2026-05-23T10:00:00Z"</w:t>
+        <w:br/>
+        <w:t xml:space="preserve">  },</w:t>
+        <w:br/>
+        <w:t xml:space="preserve">  {</w:t>
+        <w:br/>
+        <w:t xml:space="preserve">    "id": "uuid",</w:t>
+        <w:br/>
+        <w:t xml:space="preserve">    "transaction_type": "redeem",</w:t>
+        <w:br/>
+        <w:t xml:space="preserve">    "source": "redemption",</w:t>
+        <w:br/>
+        <w:t xml:space="preserve">    "points": 50,</w:t>
+        <w:br/>
+        <w:t xml:space="preserve">    "description": "Discount on reservation — Blue Kurta",</w:t>
+        <w:br/>
+        <w:t xml:space="preserve">    "balance_after": 0,</w:t>
+        <w:br/>
+        <w:t xml:space="preserve">    "created_at": "2026-05-23T11:00:00Z"</w:t>
+        <w:br/>
+        <w:t xml:space="preserve">  }</w:t>
+        <w:br/>
+        <w:t>]</w:t>
+      </w:r>
+    </w:p>
+    <w:p>
+      <w:pPr/>
+      <w:r>
+        <w:t xml:space="preserve">  💡  transaction_type is either "earn" or "redeem". Mobile shows green "+" for earn, red "-" for redeem.</w:t>
+      </w:r>
+    </w:p>
+    <w:p>
+      <w:pPr/>
+      <w:r>
+        <w:t>──────────────────────────────────────────────────────────────────────────────────────────</w:t>
+      </w:r>
+    </w:p>
+    <w:p>
+      <w:pPr>
+        <w:pStyle w:val="Heading2"/>
+      </w:pPr>
+      <w:r>
+        <w:t>STEP 88 — Apply a Referral Code  (One-time per user)</w:t>
+      </w:r>
+    </w:p>
+    <w:p>
+      <w:pPr/>
+      <w:r>
+        <w:t xml:space="preserve">  POST    {{base_url}}/loyalty/apply-referral/   [Bearer JWT]   [Sprint 15]</w:t>
+      </w:r>
+    </w:p>
+    <w:p>
+      <w:pPr/>
+      <w:r>
+        <w:t>Authorization: Bearer {{access_token}}</w:t>
+      </w:r>
+    </w:p>
+    <w:p>
+      <w:pPr/>
+      <w:r>
+        <w:t>Content-Type: application/json</w:t>
+      </w:r>
+    </w:p>
+    <w:p>
+      <w:pPr/>
+      <w:r>
+        <w:t>Request Body:</w:t>
+      </w:r>
+    </w:p>
+    <w:p>
+      <w:pPr/>
+      <w:r>
+        <w:rPr>
+          <w:rFonts w:ascii="Courier New" w:hAnsi="Courier New"/>
+          <w:sz w:val="18"/>
+        </w:rPr>
+        <w:t>{</w:t>
+        <w:br/>
+        <w:t xml:space="preserve">  "referral_code": "NKABC123"</w:t>
+        <w:br/>
+        <w:t>}</w:t>
+      </w:r>
+    </w:p>
+    <w:p>
+      <w:pPr/>
+      <w:r>
+        <w:t>Expected Response  200 OK:</w:t>
+      </w:r>
+    </w:p>
+    <w:p>
+      <w:pPr/>
+      <w:r>
+        <w:rPr>
+          <w:rFonts w:ascii="Courier New" w:hAnsi="Courier New"/>
+          <w:sz w:val="18"/>
+        </w:rPr>
+        <w:t>{</w:t>
+        <w:br/>
+        <w:t xml:space="preserve">  "message": "Referral applied! Your friend earned 50 loyalty points.",</w:t>
+        <w:br/>
+        <w:t xml:space="preserve">  "points_awarded": 50</w:t>
+        <w:br/>
+        <w:t>}</w:t>
+      </w:r>
+    </w:p>
+    <w:p>
+      <w:pPr/>
+      <w:r>
+        <w:t>Error cases:</w:t>
+      </w:r>
+    </w:p>
+    <w:p>
+      <w:pPr/>
+      <w:r>
+        <w:t xml:space="preserve">  🚫  400 — code not found: {"error": "invalid_referral", "message": "Invalid referral code."}</w:t>
+        <w:br/>
+        <w:t xml:space="preserve">  🚫  400 — already used: {"error": "invalid_referral", "message": "You have already applied a referral code."}</w:t>
+        <w:br/>
+        <w:t xml:space="preserve">  🚫  400 — own code: {"error": "invalid_referral", "message": "You cannot apply your own referral code."}</w:t>
+      </w:r>
+    </w:p>
+    <w:p>
+      <w:pPr/>
+      <w:r>
+        <w:t xml:space="preserve">  💡  The referrer (code owner) receives the points, not the user applying the code.</w:t>
+      </w:r>
+    </w:p>
+    <w:p>
+      <w:pPr/>
+      <w:r>
+        <w:t>──────────────────────────────────────────────────────────────────────────────────────────</w:t>
+      </w:r>
+    </w:p>
+    <w:p>
+      <w:pPr>
+        <w:pStyle w:val="Heading2"/>
+      </w:pPr>
+      <w:r>
+        <w:t>STEP 89 — Standalone Points Redemption</w:t>
+      </w:r>
+    </w:p>
+    <w:p>
+      <w:pPr/>
+      <w:r>
+        <w:t xml:space="preserve">  POST    {{base_url}}/loyalty/redeem/   [Bearer JWT]   [Sprint 15]</w:t>
+      </w:r>
+    </w:p>
+    <w:p>
+      <w:pPr/>
+      <w:r>
+        <w:t>Authorization: Bearer {{access_token}}</w:t>
+      </w:r>
+    </w:p>
+    <w:p>
+      <w:pPr/>
+      <w:r>
+        <w:t>Content-Type: application/json</w:t>
+      </w:r>
+    </w:p>
+    <w:p>
+      <w:pPr/>
+      <w:r>
+        <w:t>Request Body:</w:t>
+      </w:r>
+    </w:p>
+    <w:p>
+      <w:pPr/>
+      <w:r>
+        <w:rPr>
+          <w:rFonts w:ascii="Courier New" w:hAnsi="Courier New"/>
+          <w:sz w:val="18"/>
+        </w:rPr>
+        <w:t>{</w:t>
+        <w:br/>
+        <w:t xml:space="preserve">  "points": 100,</w:t>
+        <w:br/>
+        <w:t xml:space="preserve">  "description": "Discount on reservation"</w:t>
+        <w:br/>
+        <w:t>}</w:t>
+      </w:r>
+    </w:p>
+    <w:p>
+      <w:pPr/>
+      <w:r>
+        <w:t xml:space="preserve">  points: integer, min 50, max 500</w:t>
+      </w:r>
+    </w:p>
+    <w:p>
+      <w:pPr/>
+      <w:r>
+        <w:t xml:space="preserve">  description: optional string</w:t>
+      </w:r>
+    </w:p>
+    <w:p>
+      <w:pPr/>
+      <w:r>
+        <w:t>Expected Response  200 OK:</w:t>
+      </w:r>
+    </w:p>
+    <w:p>
+      <w:pPr/>
+      <w:r>
+        <w:rPr>
+          <w:rFonts w:ascii="Courier New" w:hAnsi="Courier New"/>
+          <w:sz w:val="18"/>
+        </w:rPr>
+        <w:t>{</w:t>
+        <w:br/>
+        <w:t xml:space="preserve">  "message": "Redeemed 100 points for ₹10 discount.",</w:t>
+        <w:br/>
+        <w:t xml:space="preserve">  "points_redeemed": 100,</w:t>
+        <w:br/>
+        <w:t xml:space="preserve">  "discount_rupees": 10,</w:t>
+        <w:br/>
+        <w:t xml:space="preserve">  "balance_remaining": 50</w:t>
+        <w:br/>
+        <w:t>}</w:t>
+      </w:r>
+    </w:p>
+    <w:p>
+      <w:pPr/>
+      <w:r>
+        <w:t>Error cases:</w:t>
+      </w:r>
+    </w:p>
+    <w:p>
+      <w:pPr/>
+      <w:r>
+        <w:t xml:space="preserve">  🚫  400 — insufficient: {"error": "redemption_failed", "message": "Insufficient points. Available: 30, requested: 100."}</w:t>
+        <w:br/>
+        <w:t xml:space="preserve">  🚫  400 — below minimum: {"error": "redemption_failed", "message": "Minimum redemption is 50 points."}</w:t>
+      </w:r>
+    </w:p>
+    <w:p>
+      <w:pPr/>
+      <w:r>
+        <w:t xml:space="preserve">  💡  In practice the mobile app bundles redemption into the reservation request (STEP 90). Use this endpoint only for standalone testing.</w:t>
+      </w:r>
+    </w:p>
+    <w:p>
+      <w:pPr/>
+      <w:r>
+        <w:t>──────────────────────────────────────────────────────────────────────────────────────────</w:t>
+      </w:r>
+    </w:p>
+    <w:p>
+      <w:pPr>
+        <w:pStyle w:val="Heading2"/>
+      </w:pPr>
+      <w:r>
+        <w:t>STEP 90 — Reserve Product with Loyalty Points Discount  (updated STEP 84)</w:t>
+      </w:r>
+    </w:p>
+    <w:p>
+      <w:pPr/>
+      <w:r>
+        <w:t xml:space="preserve">  POST    {{base_url}}/products/{{product_id}}/reserve/   [Customer JWT]   [Sprint 15]</w:t>
+      </w:r>
+    </w:p>
+    <w:p>
+      <w:pPr/>
+      <w:r>
+        <w:t>Authorization: Bearer {{customer_token}}</w:t>
+      </w:r>
+    </w:p>
+    <w:p>
+      <w:pPr/>
+      <w:r>
+        <w:t>Content-Type: application/json</w:t>
+      </w:r>
+    </w:p>
+    <w:p>
+      <w:pPr/>
+      <w:r>
+        <w:t>Request Body (with loyalty discount):</w:t>
+      </w:r>
+    </w:p>
+    <w:p>
+      <w:pPr/>
+      <w:r>
+        <w:rPr>
+          <w:rFonts w:ascii="Courier New" w:hAnsi="Courier New"/>
+          <w:sz w:val="18"/>
+        </w:rPr>
+        <w:t>{</w:t>
+        <w:br/>
+        <w:t xml:space="preserve">  "size": "M",</w:t>
+        <w:br/>
+        <w:t xml:space="preserve">  "quantity": 1,</w:t>
+        <w:br/>
+        <w:t xml:space="preserve">  "points_to_redeem": 50</w:t>
+        <w:br/>
+        <w:t>}</w:t>
+      </w:r>
+    </w:p>
+    <w:p>
+      <w:pPr/>
+      <w:r>
+        <w:t xml:space="preserve">  points_to_redeem: optional integer (default 0). Min 50, max 500. Must not exceed current balance.</w:t>
+      </w:r>
+    </w:p>
+    <w:p>
+      <w:pPr/>
+      <w:r>
+        <w:t>Expected Response  201 Created:</w:t>
+      </w:r>
+    </w:p>
+    <w:p>
+      <w:pPr/>
+      <w:r>
+        <w:rPr>
+          <w:rFonts w:ascii="Courier New" w:hAnsi="Courier New"/>
+          <w:sz w:val="18"/>
+        </w:rPr>
+        <w:t>{</w:t>
+        <w:br/>
+        <w:t xml:space="preserve">  "id": "uuid",</w:t>
+        <w:br/>
+        <w:t xml:space="preserve">  "status": "pending",</w:t>
+        <w:br/>
+        <w:t xml:space="preserve">  "quantity": 1,</w:t>
+        <w:br/>
+        <w:t xml:space="preserve">  "points_redeemed": 50,</w:t>
+        <w:br/>
+        <w:t xml:space="preserve">  "discount_amount": "5.00",</w:t>
+        <w:br/>
+        <w:t xml:space="preserve">  "expires_at": "2026-05-23T13:00:00Z",</w:t>
+        <w:br/>
+        <w:t xml:space="preserve">  "hours_left": 2.0,</w:t>
+        <w:br/>
+        <w:t xml:space="preserve">  "store": { "id": "...", "name": "..." },</w:t>
+        <w:br/>
+        <w:t xml:space="preserve">  "product": { "id": "...", "name": "Blue Kurta", "base_price": "450.00" }</w:t>
+        <w:br/>
+        <w:t>}</w:t>
+      </w:r>
+    </w:p>
+    <w:p>
+      <w:pPr/>
+      <w:r>
+        <w:t>Error cases:</w:t>
+      </w:r>
+    </w:p>
+    <w:p>
+      <w:pPr/>
+      <w:r>
+        <w:t xml:space="preserve">  🚫  400 — loyalty_error: {"error": "loyalty_error", "message": "Insufficient points. Available: 30, requested: 50."}</w:t>
+        <w:br/>
+        <w:t xml:space="preserve">  🚫  400 — loyalty_error: {"error": "loyalty_error", "message": "Minimum redemption is 50 points."}</w:t>
+      </w:r>
+    </w:p>
+    <w:p>
+      <w:pPr/>
+      <w:r>
+        <w:t xml:space="preserve">  💡  Omit points_to_redeem (or set to 0) for a normal reservation with no discount. The mobile app shows a toggle only when balance ≥ 50 pts.</w:t>
+      </w:r>
+    </w:p>
+    <w:p>
+      <w:pPr/>
+      <w:r>
+        <w:t>──────────────────────────────────────────────────────────────────────────────────────────</w:t>
+      </w:r>
+    </w:p>
+    <w:p>
+      <w:pPr>
+        <w:pStyle w:val="Heading2"/>
+      </w:pPr>
+      <w:r>
+        <w:t>Loyalty Error Cases  (Sprint 15)</w:t>
+      </w:r>
+    </w:p>
+    <w:p>
+      <w:pPr/>
+      <w:r>
+        <w:t xml:space="preserve">  🚫  400 — applying own referral code</w:t>
+        <w:br/>
+        <w:t xml:space="preserve">  🚫  400 — applying referral code a second time</w:t>
+        <w:br/>
+        <w:t xml:space="preserve">  🚫  400 — applying non-existent code</w:t>
+        <w:br/>
+        <w:t xml:space="preserve">  🚫  400 — redeeming more points than balance</w:t>
+        <w:br/>
+        <w:t xml:space="preserve">  🚫  400 — redeeming below minimum (50 pts)</w:t>
+        <w:br/>
+        <w:t xml:space="preserve">  🚫  400 — redeeming above maximum (500 pts)</w:t>
+        <w:br/>
+        <w:t xml:space="preserve">  🚫  400 — points_to_redeem on reserve exceeds balance</w:t>
+        <w:br/>
+        <w:t xml:space="preserve">  ✅  200 — all edge-case amounts within [50, min(500, balance)] range work correctly</w:t>
+      </w:r>
+    </w:p>
+    <w:p>
+      <w:pPr/>
+      <w:r>
+        <w:t>──────────────────────────────────────────────────────────────────────────────────────────</w:t>
+      </w:r>
+    </w:p>
     <w:p/>
     <w:p/>
     <w:p>
-      <w:pPr>
-        <w:jc w:val="center"/>
-      </w:pPr>
-      <w:r>
-        <w:rPr>
-          <w:i/>
-          <w:color w:val="999999"/>
-          <w:sz w:val="18"/>
-        </w:rPr>
-        <w:t>NearKart — Master API Testing Guide   |   Backend Sprint 1–12  +  Mobile Sprint 3   |   Use Postman or curl for testing</w:t>
+      <w:pPr/>
+      <w:r>
+        <w:t>NearKart — Master API Testing Guide   |   Backend Sprint 1–15  +  Mobile Sprint 3–15   |   Use Postman or curl for testing</w:t>
       </w:r>
     </w:p>
     <w:sectPr>

--- a/nearkart_backend/docs/NearKart_Master_API_Testing_Guide.docx
+++ b/nearkart_backend/docs/NearKart_Master_API_Testing_Guide.docx
@@ -33984,7 +33984,399 @@
     <w:p>
       <w:pPr/>
       <w:r>
-        <w:t>NearKart — Master API Testing Guide   |   Backend Sprint 1–15  +  Mobile Sprint 3–15   |   Use Postman or curl for testing</w:t>
+        <w:t>NearKart — Master API Testing Guide   |   Backend Sprint 1–16  +  Mobile Sprint 1–16</w:t>
+      </w:r>
+    </w:p>
+    <w:p>
+      <w:pPr/>
+      <w:r>
+        <w:t>────────────────────────────────────────────────────────────────────────────────</w:t>
+      </w:r>
+    </w:p>
+    <w:p>
+      <w:pPr>
+        <w:pStyle w:val="Heading2"/>
+      </w:pPr>
+      <w:r>
+        <w:t>SPRINT 16 — Reviews &amp; Ratings</w:t>
+      </w:r>
+    </w:p>
+    <w:p>
+      <w:pPr/>
+      <w:r>
+        <w:t xml:space="preserve">  New endpoints: Submit Review (gated), Vendor Reply, Vendor List Reviews, Customer My Reviews</w:t>
+      </w:r>
+    </w:p>
+    <w:p>
+      <w:pPr/>
+      <w:r>
+        <w:t xml:space="preserve">  Business rule: customer must have ≥1 completed reservation at the store to submit a review.</w:t>
+      </w:r>
+    </w:p>
+    <w:p>
+      <w:pPr/>
+      <w:r>
+        <w:t>────────────────────────────────────────────────────────────────────────────────</w:t>
+      </w:r>
+    </w:p>
+    <w:p>
+      <w:pPr>
+        <w:pStyle w:val="Heading2"/>
+      </w:pPr>
+      <w:r>
+        <w:t>STEP 91 — Submit a Review  (customer)</w:t>
+      </w:r>
+    </w:p>
+    <w:p>
+      <w:pPr/>
+      <w:r>
+        <w:t xml:space="preserve">  POST    {{base_url}}/stores/{{store_id}}/reviews/   [Customer JWT]   [Sprint 16]</w:t>
+      </w:r>
+    </w:p>
+    <w:p>
+      <w:pPr/>
+      <w:r>
+        <w:t>Authorization: Bearer {{customer_token}}</w:t>
+        <w:br/>
+        <w:t>Content-Type: application/json</w:t>
+      </w:r>
+    </w:p>
+    <w:p>
+      <w:pPr/>
+      <w:r>
+        <w:t>Request Body:</w:t>
+      </w:r>
+    </w:p>
+    <w:p>
+      <w:pPr/>
+      <w:r>
+        <w:t>{</w:t>
+        <w:br/>
+        <w:t xml:space="preserve">  "rating": 5,</w:t>
+        <w:br/>
+        <w:t xml:space="preserve">  "comment": "Excellent service, products were exactly as described!"</w:t>
+        <w:br/>
+        <w:t>}</w:t>
+      </w:r>
+    </w:p>
+    <w:p>
+      <w:pPr/>
+      <w:r>
+        <w:t xml:space="preserve">  rating: integer 1–5 (required)</w:t>
+        <w:br/>
+        <w:t xml:space="preserve">  comment: string, max 500 chars (optional)</w:t>
+      </w:r>
+    </w:p>
+    <w:p>
+      <w:pPr/>
+      <w:r>
+        <w:t>Expected Response  200 OK:</w:t>
+      </w:r>
+    </w:p>
+    <w:p>
+      <w:pPr/>
+      <w:r>
+        <w:t>{</w:t>
+        <w:br/>
+        <w:t xml:space="preserve">  "id": "uuid",</w:t>
+        <w:br/>
+        <w:t xml:space="preserve">  "user_phone": "+91900000000X",</w:t>
+        <w:br/>
+        <w:t xml:space="preserve">  "rating": 5,</w:t>
+        <w:br/>
+        <w:t xml:space="preserve">  "comment": "Excellent service...",</w:t>
+        <w:br/>
+        <w:t xml:space="preserve">  "vendor_reply": "",</w:t>
+        <w:br/>
+        <w:t xml:space="preserve">  "vendor_reply_at": null,</w:t>
+        <w:br/>
+        <w:t xml:space="preserve">  "created_at": "2026-05-23T10:00:00Z"</w:t>
+        <w:br/>
+        <w:t>}</w:t>
+      </w:r>
+    </w:p>
+    <w:p>
+      <w:pPr/>
+      <w:r>
+        <w:t>Error cases:</w:t>
+      </w:r>
+    </w:p>
+    <w:p>
+      <w:pPr/>
+      <w:r>
+        <w:t xml:space="preserve">  🚫  403 — no_completed_reservation: customer has no completed reservation at this store</w:t>
+        <w:br/>
+        <w:t xml:space="preserve">  💡  Submitting again from the same customer upserts (replaces) their existing review.</w:t>
+      </w:r>
+    </w:p>
+    <w:p>
+      <w:pPr/>
+      <w:r>
+        <w:t>────────────────────────────────────────────────────────────────────────────────</w:t>
+      </w:r>
+    </w:p>
+    <w:p>
+      <w:pPr>
+        <w:pStyle w:val="Heading2"/>
+      </w:pPr>
+      <w:r>
+        <w:t>STEP 92 — List Store Reviews  (public)</w:t>
+      </w:r>
+    </w:p>
+    <w:p>
+      <w:pPr/>
+      <w:r>
+        <w:t xml:space="preserve">  GET    {{base_url}}/stores/{{store_id}}/reviews/   [No auth required]   [Sprint 16]</w:t>
+      </w:r>
+    </w:p>
+    <w:p>
+      <w:pPr/>
+      <w:r>
+        <w:t>Expected Response  200 OK:</w:t>
+      </w:r>
+    </w:p>
+    <w:p>
+      <w:pPr/>
+      <w:r>
+        <w:t>{</w:t>
+        <w:br/>
+        <w:t xml:space="preserve">  "results": [</w:t>
+        <w:br/>
+        <w:t xml:space="preserve">    {</w:t>
+        <w:br/>
+        <w:t xml:space="preserve">      "id": "uuid",</w:t>
+        <w:br/>
+        <w:t xml:space="preserve">      "user_name": "Arj****",</w:t>
+        <w:br/>
+        <w:t xml:space="preserve">      "rating": 5,</w:t>
+        <w:br/>
+        <w:t xml:space="preserve">      "comment": "Excellent service...",</w:t>
+        <w:br/>
+        <w:t xml:space="preserve">      "vendor_reply": "Thank you for your kind words!",</w:t>
+        <w:br/>
+        <w:t xml:space="preserve">      "vendor_reply_at": "2026-05-23T11:00:00Z",</w:t>
+        <w:br/>
+        <w:t xml:space="preserve">      "created_at": "2026-05-23T10:00:00Z"</w:t>
+        <w:br/>
+        <w:t xml:space="preserve">    }</w:t>
+        <w:br/>
+        <w:t xml:space="preserve">  ],</w:t>
+        <w:br/>
+        <w:t xml:space="preserve">  "count": 1</w:t>
+        <w:br/>
+        <w:t>}</w:t>
+      </w:r>
+    </w:p>
+    <w:p>
+      <w:pPr/>
+      <w:r>
+        <w:t xml:space="preserve">  💡  user_name is masked (e.g. "Arj****"). vendor_reply is empty string if not yet replied.</w:t>
+      </w:r>
+    </w:p>
+    <w:p>
+      <w:pPr/>
+      <w:r>
+        <w:t>────────────────────────────────────────────────────────────────────────────────</w:t>
+      </w:r>
+    </w:p>
+    <w:p>
+      <w:pPr>
+        <w:pStyle w:val="Heading2"/>
+      </w:pPr>
+      <w:r>
+        <w:t>STEP 93 — Vendor Reply to Review</w:t>
+      </w:r>
+    </w:p>
+    <w:p>
+      <w:pPr/>
+      <w:r>
+        <w:t xml:space="preserve">  POST    {{base_url}}/stores/{{store_id}}/reviews/{{review_id}}/reply/   [Vendor JWT]   [Sprint 16]</w:t>
+      </w:r>
+    </w:p>
+    <w:p>
+      <w:pPr/>
+      <w:r>
+        <w:t>Authorization: Bearer {{vendor_token}}</w:t>
+        <w:br/>
+        <w:t>Content-Type: application/json</w:t>
+      </w:r>
+    </w:p>
+    <w:p>
+      <w:pPr/>
+      <w:r>
+        <w:t>Request Body:</w:t>
+      </w:r>
+    </w:p>
+    <w:p>
+      <w:pPr/>
+      <w:r>
+        <w:t>{</w:t>
+        <w:br/>
+        <w:t xml:space="preserve">  "reply": "Thank you! We look forward to seeing you again soon."</w:t>
+        <w:br/>
+        <w:t>}</w:t>
+      </w:r>
+    </w:p>
+    <w:p>
+      <w:pPr/>
+      <w:r>
+        <w:t>Expected Response  200 OK: Returns updated review object with vendor_reply populated.</w:t>
+      </w:r>
+    </w:p>
+    <w:p>
+      <w:pPr/>
+      <w:r>
+        <w:t>Error cases:</w:t>
+      </w:r>
+    </w:p>
+    <w:p>
+      <w:pPr/>
+      <w:r>
+        <w:t xml:space="preserve">  🚫  403 — not the store owner</w:t>
+        <w:br/>
+        <w:t xml:space="preserve">  🚫  404 — review not found</w:t>
+        <w:br/>
+        <w:t xml:space="preserve">  💡  Re-posting updates the existing reply (reply is editable).</w:t>
+      </w:r>
+    </w:p>
+    <w:p>
+      <w:pPr/>
+      <w:r>
+        <w:t>────────────────────────────────────────────────────────────────────────────────</w:t>
+      </w:r>
+    </w:p>
+    <w:p>
+      <w:pPr>
+        <w:pStyle w:val="Heading2"/>
+      </w:pPr>
+      <w:r>
+        <w:t>STEP 94 — Vendor: List All Reviews for My Store</w:t>
+      </w:r>
+    </w:p>
+    <w:p>
+      <w:pPr/>
+      <w:r>
+        <w:t xml:space="preserve">  GET    {{base_url}}/stores/{{store_id}}/reviews/vendor/   [Vendor JWT]   [Sprint 16]</w:t>
+      </w:r>
+    </w:p>
+    <w:p>
+      <w:pPr/>
+      <w:r>
+        <w:t>Authorization: Bearer {{vendor_token}}</w:t>
+      </w:r>
+    </w:p>
+    <w:p>
+      <w:pPr/>
+      <w:r>
+        <w:t>Expected Response  200 OK:</w:t>
+      </w:r>
+    </w:p>
+    <w:p>
+      <w:pPr/>
+      <w:r>
+        <w:t>{</w:t>
+        <w:br/>
+        <w:t xml:space="preserve">  "results": [...],</w:t>
+        <w:br/>
+        <w:t xml:space="preserve">  "count": 3</w:t>
+        <w:br/>
+        <w:t>}</w:t>
+      </w:r>
+    </w:p>
+    <w:p>
+      <w:pPr/>
+      <w:r>
+        <w:t xml:space="preserve">  💡  Only the store owner can access this endpoint. Returns all reviews including unreplied ones.</w:t>
+      </w:r>
+    </w:p>
+    <w:p>
+      <w:pPr/>
+      <w:r>
+        <w:t>────────────────────────────────────────────────────────────────────────────────</w:t>
+      </w:r>
+    </w:p>
+    <w:p>
+      <w:pPr>
+        <w:pStyle w:val="Heading2"/>
+      </w:pPr>
+      <w:r>
+        <w:t>STEP 95 — Customer: Get My Reviews</w:t>
+      </w:r>
+    </w:p>
+    <w:p>
+      <w:pPr/>
+      <w:r>
+        <w:t xml:space="preserve">  GET    {{base_url}}/stores/mine/reviews/   [Customer JWT]   [Sprint 16]</w:t>
+      </w:r>
+    </w:p>
+    <w:p>
+      <w:pPr/>
+      <w:r>
+        <w:t>Authorization: Bearer {{customer_token}}</w:t>
+      </w:r>
+    </w:p>
+    <w:p>
+      <w:pPr/>
+      <w:r>
+        <w:t>Expected Response  200 OK:</w:t>
+      </w:r>
+    </w:p>
+    <w:p>
+      <w:pPr/>
+      <w:r>
+        <w:t>{</w:t>
+        <w:br/>
+        <w:t xml:space="preserve">  "results": [</w:t>
+        <w:br/>
+        <w:t xml:space="preserve">    {</w:t>
+        <w:br/>
+        <w:t xml:space="preserve">      "id": "uuid",</w:t>
+        <w:br/>
+        <w:t xml:space="preserve">      "rating": 5,</w:t>
+        <w:br/>
+        <w:t xml:space="preserve">      "comment": "Great store!",</w:t>
+        <w:br/>
+        <w:t xml:space="preserve">      "vendor_reply": "",</w:t>
+        <w:br/>
+        <w:t xml:space="preserve">      "vendor_reply_at": null,</w:t>
+        <w:br/>
+        <w:t xml:space="preserve">      "store_id": "uuid",</w:t>
+        <w:br/>
+        <w:t xml:space="preserve">      "store_name": "Sneha's Fashion House",</w:t>
+        <w:br/>
+        <w:t xml:space="preserve">      "created_at": "2026-05-23T10:00:00Z"</w:t>
+        <w:br/>
+        <w:t xml:space="preserve">    }</w:t>
+        <w:br/>
+        <w:t xml:space="preserve">  ],</w:t>
+        <w:br/>
+        <w:t xml:space="preserve">  "count": 1</w:t>
+        <w:br/>
+        <w:t>}</w:t>
+      </w:r>
+    </w:p>
+    <w:p>
+      <w:pPr/>
+      <w:r>
+        <w:t xml:space="preserve">  💡  Returns all reviews submitted by the authenticated customer across all stores.</w:t>
+      </w:r>
+    </w:p>
+    <w:p>
+      <w:pPr/>
+      <w:r>
+        <w:t>────────────────────────────────────────────────────────────────────────────────</w:t>
+      </w:r>
+    </w:p>
+    <w:p>
+      <w:pPr/>
+    </w:p>
+    <w:p>
+      <w:pPr/>
+    </w:p>
+    <w:p>
+      <w:pPr/>
+      <w:r>
+        <w:t>NearKart — Master API Testing Guide   |   Backend Sprint 1–16  +  Mobile Sprint 1–16</w:t>
       </w:r>
     </w:p>
     <w:sectPr>

--- a/nearkart_backend/docs/NearKart_Master_API_Testing_Guide.docx
+++ b/nearkart_backend/docs/NearKart_Master_API_Testing_Guide.docx
@@ -33984,7 +33984,7 @@
     <w:p>
       <w:pPr/>
       <w:r>
-        <w:t>NearKart — Master API Testing Guide   |   Backend Sprint 1–16  +  Mobile Sprint 1–16</w:t>
+        <w:t>NearKart — Master API Testing Guide   |   Backend Sprint 1–16  +  Mobile Sprint 1–17</w:t>
       </w:r>
     </w:p>
     <w:p>
@@ -34376,7 +34376,7 @@
     <w:p>
       <w:pPr/>
       <w:r>
-        <w:t>NearKart — Master API Testing Guide   |   Backend Sprint 1–16  +  Mobile Sprint 1–16</w:t>
+        <w:t>NearKart — Master API Testing Guide   |   Backend Sprint 1–16  +  Mobile Sprint 1–17</w:t>
       </w:r>
     </w:p>
     <w:sectPr>

--- a/nearkart_backend/docs/NearKart_Master_API_Testing_Guide.docx
+++ b/nearkart_backend/docs/NearKart_Master_API_Testing_Guide.docx
@@ -33984,7 +33984,7 @@
     <w:p>
       <w:pPr/>
       <w:r>
-        <w:t>NearKart — Master API Testing Guide   |   Backend Sprint 1–16  +  Mobile Sprint 1–17</w:t>
+        <w:t>NearKart — Master API Testing Guide   |   Backend Sprint 1–16  +  Mobile Sprint 1–18</w:t>
       </w:r>
     </w:p>
     <w:p>
@@ -34376,7 +34376,7 @@
     <w:p>
       <w:pPr/>
       <w:r>
-        <w:t>NearKart — Master API Testing Guide   |   Backend Sprint 1–16  +  Mobile Sprint 1–17</w:t>
+        <w:t>NearKart — Master API Testing Guide   |   Backend Sprint 1–16  +  Mobile Sprint 1–18</w:t>
       </w:r>
     </w:p>
     <w:sectPr>

--- a/nearkart_backend/docs/NearKart_Master_API_Testing_Guide.docx
+++ b/nearkart_backend/docs/NearKart_Master_API_Testing_Guide.docx
@@ -33984,7 +33984,7 @@
     <w:p>
       <w:pPr/>
       <w:r>
-        <w:t>NearKart — Master API Testing Guide   |   Backend Sprint 1–16  +  Mobile Sprint 1–18</w:t>
+        <w:t>NearKart — Master API Testing Guide   |   Backend Sprint 1–16  +  Mobile Sprint 1–19</w:t>
       </w:r>
     </w:p>
     <w:p>
@@ -34376,7 +34376,7 @@
     <w:p>
       <w:pPr/>
       <w:r>
-        <w:t>NearKart — Master API Testing Guide   |   Backend Sprint 1–16  +  Mobile Sprint 1–18</w:t>
+        <w:t>NearKart — Master API Testing Guide   |   Backend Sprint 1–16  +  Mobile Sprint 1–19</w:t>
       </w:r>
     </w:p>
     <w:sectPr>

--- a/nearkart_backend/docs/NearKart_Master_API_Testing_Guide.docx
+++ b/nearkart_backend/docs/NearKart_Master_API_Testing_Guide.docx
@@ -34369,14 +34369,326 @@
     </w:p>
     <w:p>
       <w:pPr/>
+      <w:r>
+        <w:t>────────────────────────────────────────────────────────────────────────────────</w:t>
+      </w:r>
+    </w:p>
+    <w:p>
+      <w:pPr>
+        <w:pStyle w:val="Heading2"/>
+      </w:pPr>
+      <w:r>
+        <w:t>SPRINT 28 — Product Demo Video · Voice OTP</w:t>
+      </w:r>
     </w:p>
     <w:p>
       <w:pPr/>
+      <w:r>
+        <w:t xml:space="preserve">  Branch: sprint-13-localization-video   |   Date: 2026-06-17</w:t>
+      </w:r>
     </w:p>
     <w:p>
       <w:pPr/>
       <w:r>
-        <w:t>NearKart — Master API Testing Guide   |   Backend Sprint 1–16  +  Mobile Sprint 1–19</w:t>
+        <w:t>────────────────────────────────────────────────────────────────────────────────</w:t>
+      </w:r>
+    </w:p>
+    <w:p>
+      <w:pPr>
+        <w:pStyle w:val="Heading2"/>
+      </w:pPr>
+      <w:r>
+        <w:t>STEP 96 — Get Product Demo Video</w:t>
+      </w:r>
+    </w:p>
+    <w:p>
+      <w:pPr/>
+      <w:r>
+        <w:t xml:space="preserve">  GET    {{base_url}}/products/{{product_id}}/demo-video/   [No Auth]   [Sprint 28]</w:t>
+      </w:r>
+    </w:p>
+    <w:p>
+      <w:pPr/>
+      <w:r>
+        <w:t>Authorization: None (AllowAny)</w:t>
+      </w:r>
+    </w:p>
+    <w:p>
+      <w:pPr/>
+      <w:r>
+        <w:t>Expected Response  200 OK:</w:t>
+      </w:r>
+    </w:p>
+    <w:p>
+      <w:pPr/>
+      <w:r>
+        <w:t>{</w:t>
+        <w:br/>
+        <w:t xml:space="preserve">  "id": "uuid",</w:t>
+        <w:br/>
+        <w:t xml:space="preserve">  "title": "Kurti Demo",</w:t>
+        <w:br/>
+        <w:t xml:space="preserve">  "description": "...",</w:t>
+        <w:br/>
+        <w:t xml:space="preserve">  "video_type": "product_demo",</w:t>
+        <w:br/>
+        <w:t xml:space="preserve">  "product_id": "uuid",</w:t>
+        <w:br/>
+        <w:t xml:space="preserve">  "play_url": "https://s3.amazonaws.com/...",</w:t>
+        <w:br/>
+        <w:t xml:space="preserve">  "thumb_url": "https://s3.amazonaws.com/...",</w:t>
+        <w:br/>
+        <w:t xml:space="preserve">  "status": "ready",</w:t>
+        <w:br/>
+        <w:t xml:space="preserve">  "created_at": "2026-06-17T10:00:00Z"</w:t>
+        <w:br/>
+        <w:t>}</w:t>
+      </w:r>
+    </w:p>
+    <w:p>
+      <w:pPr/>
+      <w:r>
+        <w:t>Error cases:</w:t>
+      </w:r>
+    </w:p>
+    <w:p>
+      <w:pPr/>
+      <w:r>
+        <w:t xml:space="preserve">  🚫  404 — no demo video exists for this product</w:t>
+        <w:br/>
+        <w:t xml:space="preserve">  💡  Returns only the latest ready + visible demo video</w:t>
+      </w:r>
+    </w:p>
+    <w:p>
+      <w:pPr/>
+      <w:r>
+        <w:t>────────────────────────────────────────────────────────────────────────────────</w:t>
+      </w:r>
+    </w:p>
+    <w:p>
+      <w:pPr>
+        <w:pStyle w:val="Heading2"/>
+      </w:pPr>
+      <w:r>
+        <w:t>STEP 97 — Upload Demo Video (video_type + product_id)</w:t>
+      </w:r>
+    </w:p>
+    <w:p>
+      <w:pPr/>
+      <w:r>
+        <w:t xml:space="preserve">  POST    {{base_url}}/videos/upload/request/   [Vendor JWT]   [Sprint 28]</w:t>
+      </w:r>
+    </w:p>
+    <w:p>
+      <w:pPr/>
+      <w:r>
+        <w:t>Authorization: Bearer {{vendor_token}}</w:t>
+        <w:br/>
+        <w:t>Content-Type: application/json</w:t>
+      </w:r>
+    </w:p>
+    <w:p>
+      <w:pPr/>
+      <w:r>
+        <w:t>Request Body:</w:t>
+      </w:r>
+    </w:p>
+    <w:p>
+      <w:pPr/>
+      <w:r>
+        <w:t>{</w:t>
+        <w:br/>
+        <w:t xml:space="preserve">  "filename": "kurti_demo.mp4",</w:t>
+        <w:br/>
+        <w:t xml:space="preserve">  "content_type": "video/mp4",</w:t>
+        <w:br/>
+        <w:t xml:space="preserve">  "video_type": "product_demo",</w:t>
+        <w:br/>
+        <w:t xml:space="preserve">  "product_id": "{{product_id}}"</w:t>
+        <w:br/>
+        <w:t>}</w:t>
+      </w:r>
+    </w:p>
+    <w:p>
+      <w:pPr/>
+      <w:r>
+        <w:t>Expected Response  200 OK: Returns S3 presigned upload URL.</w:t>
+      </w:r>
+    </w:p>
+    <w:p>
+      <w:pPr/>
+      <w:r>
+        <w:t>Error cases:</w:t>
+      </w:r>
+    </w:p>
+    <w:p>
+      <w:pPr/>
+      <w:r>
+        <w:t xml:space="preserve">  🚫  400 — product_id missing when video_type is "product_demo"</w:t>
+        <w:br/>
+        <w:t xml:space="preserve">  🚫  403 — product does not belong to vendor's store</w:t>
+        <w:br/>
+        <w:t xml:space="preserve">  💡  video_type defaults to "store_promo" if omitted</w:t>
+        <w:br/>
+        <w:t xml:space="preserve">  💡  product_id is null / ignored when video_type is "store_promo"</w:t>
+      </w:r>
+    </w:p>
+    <w:p>
+      <w:pPr/>
+      <w:r>
+        <w:t>────────────────────────────────────────────────────────────────────────────────</w:t>
+      </w:r>
+    </w:p>
+    <w:p>
+      <w:pPr>
+        <w:pStyle w:val="Heading2"/>
+      </w:pPr>
+      <w:r>
+        <w:t>STEP 98 — Voice OTP (delivery_method: voice)</w:t>
+      </w:r>
+    </w:p>
+    <w:p>
+      <w:pPr/>
+      <w:r>
+        <w:t xml:space="preserve">  POST    {{base_url}}/auth/otp/send/   [No Auth]   [Sprint 28]</w:t>
+      </w:r>
+    </w:p>
+    <w:p>
+      <w:pPr/>
+      <w:r>
+        <w:t>Authorization: None</w:t>
+        <w:br/>
+        <w:t>Content-Type: application/json</w:t>
+      </w:r>
+    </w:p>
+    <w:p>
+      <w:pPr/>
+      <w:r>
+        <w:t>Request Body:</w:t>
+      </w:r>
+    </w:p>
+    <w:p>
+      <w:pPr/>
+      <w:r>
+        <w:t>{</w:t>
+        <w:br/>
+        <w:t xml:space="preserve">  "phone_number": "+919999999999",</w:t>
+        <w:br/>
+        <w:t xml:space="preserve">  "delivery_method": "voice"</w:t>
+        <w:br/>
+        <w:t>}</w:t>
+      </w:r>
+    </w:p>
+    <w:p>
+      <w:pPr/>
+      <w:r>
+        <w:t>Expected Response  200 OK:</w:t>
+      </w:r>
+    </w:p>
+    <w:p>
+      <w:pPr/>
+      <w:r>
+        <w:t>{</w:t>
+        <w:br/>
+        <w:t xml:space="preserve">  "message": "OTP sent successfully"</w:t>
+        <w:br/>
+        <w:t>}</w:t>
+      </w:r>
+    </w:p>
+    <w:p>
+      <w:pPr/>
+      <w:r>
+        <w:t>Error cases:</w:t>
+      </w:r>
+    </w:p>
+    <w:p>
+      <w:pPr/>
+      <w:r>
+        <w:t xml:space="preserve">  🚫  400 — invalid delivery_method (e.g. "telegram")</w:t>
+        <w:br/>
+        <w:t xml:space="preserve">  💡  In dev mode: voice call is skipped; OTP = 123456</w:t>
+        <w:br/>
+        <w:t xml:space="preserve">  💡  delivery_method defaults to "sms" if omitted</w:t>
+      </w:r>
+    </w:p>
+    <w:p>
+      <w:pPr/>
+      <w:r>
+        <w:t>────────────────────────────────────────────────────────────────────────────────</w:t>
+      </w:r>
+    </w:p>
+    <w:p>
+      <w:pPr>
+        <w:pStyle w:val="Heading2"/>
+      </w:pPr>
+      <w:r>
+        <w:t>STEP 99 — Voice OTP Invalid delivery_method</w:t>
+      </w:r>
+    </w:p>
+    <w:p>
+      <w:pPr/>
+      <w:r>
+        <w:t xml:space="preserve">  POST    {{base_url}}/auth/otp/send/   [No Auth]   [Sprint 28]</w:t>
+      </w:r>
+    </w:p>
+    <w:p>
+      <w:pPr/>
+      <w:r>
+        <w:t>Authorization: None</w:t>
+        <w:br/>
+        <w:t>Content-Type: application/json</w:t>
+      </w:r>
+    </w:p>
+    <w:p>
+      <w:pPr/>
+      <w:r>
+        <w:t>Request Body:</w:t>
+      </w:r>
+    </w:p>
+    <w:p>
+      <w:pPr/>
+      <w:r>
+        <w:t>{</w:t>
+        <w:br/>
+        <w:t xml:space="preserve">  "phone_number": "+919999999999",</w:t>
+        <w:br/>
+        <w:t xml:space="preserve">  "delivery_method": "telegram"</w:t>
+        <w:br/>
+        <w:t>}</w:t>
+      </w:r>
+    </w:p>
+    <w:p>
+      <w:pPr/>
+      <w:r>
+        <w:t>Expected Response  400 Bad Request:</w:t>
+      </w:r>
+    </w:p>
+    <w:p>
+      <w:pPr/>
+      <w:r>
+        <w:t>{</w:t>
+        <w:br/>
+        <w:t xml:space="preserve">  "delivery_method": ["\"telegram\" is not a valid choice."]</w:t>
+        <w:br/>
+        <w:t>}</w:t>
+      </w:r>
+    </w:p>
+    <w:p>
+      <w:pPr/>
+      <w:r>
+        <w:t>────────────────────────────────────────────────────────────────────────────────</w:t>
+      </w:r>
+    </w:p>
+    <w:p>
+      <w:pPr/>
+    </w:p>
+    <w:p>
+      <w:pPr/>
+    </w:p>
+    <w:p>
+      <w:pPr/>
+      <w:r>
+        <w:t>NearKart — Master API Testing Guide   |   Backend Sprint 1–28  +  Mobile Sprint 1–27</w:t>
       </w:r>
     </w:p>
     <w:sectPr>
